--- a/ЛР6_ЦП_Канвас_сценарии_релизы/ОТЧЕТ_ЛР6_TableMind.docx
+++ b/ЛР6_ЦП_Канвас_сценарии_релизы/ОТЧЕТ_ЛР6_TableMind.docx
@@ -245,7 +245,7 @@
       <w:r>
         <w:fldChar w:fldCharType="separate"/>
       </w:r>
-      <w:hyperlink w:anchor="_Toc241913587" w:history="1">
+      <w:hyperlink w:anchor="_Toc241913969" w:history="1">
         <w:r>
           <w:rPr>
             <w:rStyle w:val="af"/>
@@ -273,7 +273,7 @@
             <w:noProof/>
             <w:webHidden/>
           </w:rPr>
-          <w:instrText xml:space="preserve"> PAGEREF _Toc241913587 \h </w:instrText>
+          <w:instrText xml:space="preserve"> PAGEREF _Toc241913969 \h </w:instrText>
         </w:r>
         <w:r>
           <w:rPr>
@@ -314,7 +314,7 @@
           <w:noProof/>
         </w:rPr>
       </w:pPr>
-      <w:hyperlink w:anchor="_Toc241913588" w:history="1">
+      <w:hyperlink w:anchor="_Toc241913970" w:history="1">
         <w:r>
           <w:rPr>
             <w:rStyle w:val="af"/>
@@ -342,7 +342,7 @@
             <w:noProof/>
             <w:webHidden/>
           </w:rPr>
-          <w:instrText xml:space="preserve"> PAGEREF _Toc241913588 \h </w:instrText>
+          <w:instrText xml:space="preserve"> PAGEREF _Toc241913970 \h </w:instrText>
         </w:r>
         <w:r>
           <w:rPr>
@@ -383,7 +383,7 @@
           <w:noProof/>
         </w:rPr>
       </w:pPr>
-      <w:hyperlink w:anchor="_Toc241913589" w:history="1">
+      <w:hyperlink w:anchor="_Toc241913971" w:history="1">
         <w:r>
           <w:rPr>
             <w:rStyle w:val="af"/>
@@ -411,7 +411,7 @@
             <w:noProof/>
             <w:webHidden/>
           </w:rPr>
-          <w:instrText xml:space="preserve"> PAGEREF _Toc241913589 \h </w:instrText>
+          <w:instrText xml:space="preserve"> PAGEREF _Toc241913971 \h </w:instrText>
         </w:r>
         <w:r>
           <w:rPr>
@@ -452,7 +452,7 @@
           <w:noProof/>
         </w:rPr>
       </w:pPr>
-      <w:hyperlink w:anchor="_Toc241913590" w:history="1">
+      <w:hyperlink w:anchor="_Toc241913972" w:history="1">
         <w:r>
           <w:rPr>
             <w:rStyle w:val="af"/>
@@ -480,7 +480,7 @@
             <w:noProof/>
             <w:webHidden/>
           </w:rPr>
-          <w:instrText xml:space="preserve"> PAGEREF _Toc241913590 \h </w:instrText>
+          <w:instrText xml:space="preserve"> PAGEREF _Toc241913972 \h </w:instrText>
         </w:r>
         <w:r>
           <w:rPr>
@@ -521,7 +521,7 @@
           <w:noProof/>
         </w:rPr>
       </w:pPr>
-      <w:hyperlink w:anchor="_Toc241913591" w:history="1">
+      <w:hyperlink w:anchor="_Toc241913973" w:history="1">
         <w:r>
           <w:rPr>
             <w:rStyle w:val="af"/>
@@ -549,7 +549,7 @@
             <w:noProof/>
             <w:webHidden/>
           </w:rPr>
-          <w:instrText xml:space="preserve"> PAGEREF _Toc241913591 \h </w:instrText>
+          <w:instrText xml:space="preserve"> PAGEREF _Toc241913973 \h </w:instrText>
         </w:r>
         <w:r>
           <w:rPr>
@@ -590,7 +590,7 @@
           <w:noProof/>
         </w:rPr>
       </w:pPr>
-      <w:hyperlink w:anchor="_Toc241913592" w:history="1">
+      <w:hyperlink w:anchor="_Toc241913974" w:history="1">
         <w:r>
           <w:rPr>
             <w:rStyle w:val="af"/>
@@ -618,7 +618,7 @@
             <w:noProof/>
             <w:webHidden/>
           </w:rPr>
-          <w:instrText xml:space="preserve"> PAGEREF _Toc241913592 \h </w:instrText>
+          <w:instrText xml:space="preserve"> PAGEREF _Toc241913974 \h </w:instrText>
         </w:r>
         <w:r>
           <w:rPr>
@@ -659,7 +659,7 @@
           <w:noProof/>
         </w:rPr>
       </w:pPr>
-      <w:hyperlink w:anchor="_Toc241913593" w:history="1">
+      <w:hyperlink w:anchor="_Toc241913975" w:history="1">
         <w:r>
           <w:rPr>
             <w:rStyle w:val="af"/>
@@ -687,7 +687,7 @@
             <w:noProof/>
             <w:webHidden/>
           </w:rPr>
-          <w:instrText xml:space="preserve"> PAGEREF _Toc241913593 \h </w:instrText>
+          <w:instrText xml:space="preserve"> PAGEREF _Toc241913975 \h </w:instrText>
         </w:r>
         <w:r>
           <w:rPr>
@@ -728,7 +728,7 @@
           <w:noProof/>
         </w:rPr>
       </w:pPr>
-      <w:hyperlink w:anchor="_Toc241913594" w:history="1">
+      <w:hyperlink w:anchor="_Toc241913976" w:history="1">
         <w:r>
           <w:rPr>
             <w:rStyle w:val="af"/>
@@ -756,7 +756,7 @@
             <w:noProof/>
             <w:webHidden/>
           </w:rPr>
-          <w:instrText xml:space="preserve"> PAGEREF _Toc241913594 \h </w:instrText>
+          <w:instrText xml:space="preserve"> PAGEREF _Toc241913976 \h </w:instrText>
         </w:r>
         <w:r>
           <w:rPr>
@@ -797,7 +797,7 @@
           <w:noProof/>
         </w:rPr>
       </w:pPr>
-      <w:hyperlink w:anchor="_Toc241913595" w:history="1">
+      <w:hyperlink w:anchor="_Toc241913977" w:history="1">
         <w:r>
           <w:rPr>
             <w:rStyle w:val="af"/>
@@ -825,7 +825,7 @@
             <w:noProof/>
             <w:webHidden/>
           </w:rPr>
-          <w:instrText xml:space="preserve"> PAGEREF _Toc241913595 \h </w:instrText>
+          <w:instrText xml:space="preserve"> PAGEREF _Toc241913977 \h </w:instrText>
         </w:r>
         <w:r>
           <w:rPr>
@@ -866,7 +866,7 @@
           <w:noProof/>
         </w:rPr>
       </w:pPr>
-      <w:hyperlink w:anchor="_Toc241913596" w:history="1">
+      <w:hyperlink w:anchor="_Toc241913978" w:history="1">
         <w:r>
           <w:rPr>
             <w:rStyle w:val="af"/>
@@ -894,7 +894,7 @@
             <w:noProof/>
             <w:webHidden/>
           </w:rPr>
-          <w:instrText xml:space="preserve"> PAGEREF _Toc241913596 \h </w:instrText>
+          <w:instrText xml:space="preserve"> PAGEREF _Toc241913978 \h </w:instrText>
         </w:r>
         <w:r>
           <w:rPr>
@@ -935,7 +935,7 @@
           <w:noProof/>
         </w:rPr>
       </w:pPr>
-      <w:hyperlink w:anchor="_Toc241913597" w:history="1">
+      <w:hyperlink w:anchor="_Toc241913979" w:history="1">
         <w:r>
           <w:rPr>
             <w:rStyle w:val="af"/>
@@ -963,7 +963,7 @@
             <w:noProof/>
             <w:webHidden/>
           </w:rPr>
-          <w:instrText xml:space="preserve"> PAGEREF _Toc241913597 \h </w:instrText>
+          <w:instrText xml:space="preserve"> PAGEREF _Toc241913979 \h </w:instrText>
         </w:r>
         <w:r>
           <w:rPr>
@@ -1004,7 +1004,7 @@
           <w:noProof/>
         </w:rPr>
       </w:pPr>
-      <w:hyperlink w:anchor="_Toc241913598" w:history="1">
+      <w:hyperlink w:anchor="_Toc241913980" w:history="1">
         <w:r>
           <w:rPr>
             <w:rStyle w:val="af"/>
@@ -1032,7 +1032,7 @@
             <w:noProof/>
             <w:webHidden/>
           </w:rPr>
-          <w:instrText xml:space="preserve"> PAGEREF _Toc241913598 \h </w:instrText>
+          <w:instrText xml:space="preserve"> PAGEREF _Toc241913980 \h </w:instrText>
         </w:r>
         <w:r>
           <w:rPr>
@@ -1073,7 +1073,7 @@
           <w:noProof/>
         </w:rPr>
       </w:pPr>
-      <w:hyperlink w:anchor="_Toc241913599" w:history="1">
+      <w:hyperlink w:anchor="_Toc241913981" w:history="1">
         <w:r>
           <w:rPr>
             <w:rStyle w:val="af"/>
@@ -1101,7 +1101,7 @@
             <w:noProof/>
             <w:webHidden/>
           </w:rPr>
-          <w:instrText xml:space="preserve"> PAGEREF _Toc241913599 \h </w:instrText>
+          <w:instrText xml:space="preserve"> PAGEREF _Toc241913981 \h </w:instrText>
         </w:r>
         <w:r>
           <w:rPr>
@@ -1142,7 +1142,7 @@
           <w:noProof/>
         </w:rPr>
       </w:pPr>
-      <w:hyperlink w:anchor="_Toc241913600" w:history="1">
+      <w:hyperlink w:anchor="_Toc241913982" w:history="1">
         <w:r>
           <w:rPr>
             <w:rStyle w:val="af"/>
@@ -1170,7 +1170,7 @@
             <w:noProof/>
             <w:webHidden/>
           </w:rPr>
-          <w:instrText xml:space="preserve"> PAGEREF _Toc241913600 \h </w:instrText>
+          <w:instrText xml:space="preserve"> PAGEREF _Toc241913982 \h </w:instrText>
         </w:r>
         <w:r>
           <w:rPr>
@@ -1211,7 +1211,7 @@
           <w:noProof/>
         </w:rPr>
       </w:pPr>
-      <w:hyperlink w:anchor="_Toc241913601" w:history="1">
+      <w:hyperlink w:anchor="_Toc241913983" w:history="1">
         <w:r>
           <w:rPr>
             <w:rStyle w:val="af"/>
@@ -1239,7 +1239,7 @@
             <w:noProof/>
             <w:webHidden/>
           </w:rPr>
-          <w:instrText xml:space="preserve"> PAGEREF _Toc241913601 \h </w:instrText>
+          <w:instrText xml:space="preserve"> PAGEREF _Toc241913983 \h </w:instrText>
         </w:r>
         <w:r>
           <w:rPr>
@@ -1280,7 +1280,7 @@
           <w:noProof/>
         </w:rPr>
       </w:pPr>
-      <w:hyperlink w:anchor="_Toc241913602" w:history="1">
+      <w:hyperlink w:anchor="_Toc241913984" w:history="1">
         <w:r>
           <w:rPr>
             <w:rStyle w:val="af"/>
@@ -1308,7 +1308,7 @@
             <w:noProof/>
             <w:webHidden/>
           </w:rPr>
-          <w:instrText xml:space="preserve"> PAGEREF _Toc241913602 \h </w:instrText>
+          <w:instrText xml:space="preserve"> PAGEREF _Toc241913984 \h </w:instrText>
         </w:r>
         <w:r>
           <w:rPr>
@@ -1354,7 +1354,7 @@
         <w:spacing w:before="0" w:after="360" w:line="360" w:lineRule="exact"/>
         <w:ind w:firstLine="709"/>
       </w:pPr>
-      <w:bookmarkStart w:id="1" w:name="_Toc241913587"/>
+      <w:bookmarkStart w:id="1" w:name="_Toc241913969"/>
       <w:r>
         <w:rPr>
           <w:b/>
@@ -1465,7 +1465,7 @@
         <w:ind w:firstLine="709"/>
       </w:pPr>
       <w:bookmarkStart w:id="2" w:name="_b608aa976fc82a0faaf3b83f58c735968afd03b"/>
-      <w:bookmarkStart w:id="3" w:name="_Toc241913588"/>
+      <w:bookmarkStart w:id="3" w:name="_Toc241913970"/>
       <w:bookmarkEnd w:id="0"/>
       <w:r>
         <w:rPr>
@@ -1530,7 +1530,7 @@
         <w:ind w:firstLine="709"/>
       </w:pPr>
       <w:bookmarkStart w:id="4" w:name="_ce8c8db2bd1f021f701413a98bce88b0dc0ff35"/>
-      <w:bookmarkStart w:id="5" w:name="_Toc241913589"/>
+      <w:bookmarkStart w:id="5" w:name="_Toc241913971"/>
       <w:r>
         <w:rPr>
           <w:b/>
@@ -3572,7 +3572,7 @@
         <w:ind w:firstLine="709"/>
       </w:pPr>
       <w:bookmarkStart w:id="6" w:name="_d6b1e0606ccffbfea524c7b8890d7424ae6ef8d"/>
-      <w:bookmarkStart w:id="7" w:name="_Toc241913590"/>
+      <w:bookmarkStart w:id="7" w:name="_Toc241913972"/>
       <w:bookmarkEnd w:id="4"/>
       <w:r>
         <w:rPr>
@@ -8290,7 +8290,7 @@
         <w:ind w:firstLine="709"/>
       </w:pPr>
       <w:bookmarkStart w:id="8" w:name="_7b60cb03201c02c98ad01f5cee41d479977e884"/>
-      <w:bookmarkStart w:id="9" w:name="_Toc241913591"/>
+      <w:bookmarkStart w:id="9" w:name="_Toc241913973"/>
       <w:bookmarkEnd w:id="6"/>
       <w:r>
         <w:rPr>
@@ -8361,7 +8361,7 @@
           <w:sz w:val="28"/>
         </w:rPr>
         <w:drawing>
-          <wp:inline distT="0" distB="0" distL="0" distR="0" wp14:anchorId="61154592" wp14:editId="081ACEE1">
+          <wp:inline distT="0" distB="0" distL="0" distR="0" wp14:anchorId="6DE8195E" wp14:editId="7C22255A">
             <wp:extent cx="5334000" cy="3382536"/>
             <wp:effectExtent l="0" t="0" r="0" b="0"/>
             <wp:docPr id="13" name="Picture"/>
@@ -10676,7 +10676,7 @@
         <w:ind w:firstLine="709"/>
       </w:pPr>
       <w:bookmarkStart w:id="10" w:name="_519d46f9ff7923648cbfef21e26057944381813"/>
-      <w:bookmarkStart w:id="11" w:name="_Toc241913592"/>
+      <w:bookmarkStart w:id="11" w:name="_Toc241913974"/>
       <w:bookmarkEnd w:id="8"/>
       <w:r>
         <w:rPr>
@@ -15522,7 +15522,7 @@
           <w:sz w:val="28"/>
         </w:rPr>
         <w:drawing>
-          <wp:inline distT="0" distB="0" distL="0" distR="0" wp14:anchorId="077F433E" wp14:editId="38434929">
+          <wp:inline distT="0" distB="0" distL="0" distR="0" wp14:anchorId="44FFF7CA" wp14:editId="2AD1D13B">
             <wp:extent cx="5334000" cy="3122341"/>
             <wp:effectExtent l="0" t="0" r="0" b="0"/>
             <wp:docPr id="17" name="Picture"/>
@@ -16495,7 +16495,7 @@
         <w:ind w:firstLine="709"/>
       </w:pPr>
       <w:bookmarkStart w:id="12" w:name="_ccc7c944b68a9100d34a943bc02da4feb181aee"/>
-      <w:bookmarkStart w:id="13" w:name="_Toc241913593"/>
+      <w:bookmarkStart w:id="13" w:name="_Toc241913975"/>
       <w:bookmarkEnd w:id="10"/>
       <w:r>
         <w:rPr>
@@ -19610,7 +19610,7 @@
         </w:rPr>
         <w:lastRenderedPageBreak/>
         <w:drawing>
-          <wp:inline distT="0" distB="0" distL="0" distR="0" wp14:anchorId="085A871C" wp14:editId="13FDEF27">
+          <wp:inline distT="0" distB="0" distL="0" distR="0" wp14:anchorId="4E549DE6" wp14:editId="1F3A55C0">
             <wp:extent cx="5334000" cy="6114585"/>
             <wp:effectExtent l="0" t="0" r="0" b="0"/>
             <wp:docPr id="21" name="Picture"/>
@@ -19738,7 +19738,7 @@
         <w:ind w:firstLine="709"/>
       </w:pPr>
       <w:bookmarkStart w:id="14" w:name="_fc51781abcc4857bf621eab6b8861ea54729fed"/>
-      <w:bookmarkStart w:id="15" w:name="_Toc241913594"/>
+      <w:bookmarkStart w:id="15" w:name="_Toc241913976"/>
       <w:bookmarkEnd w:id="12"/>
       <w:r>
         <w:rPr>
@@ -23144,7 +23144,7 @@
           <w:sz w:val="28"/>
         </w:rPr>
         <w:drawing>
-          <wp:inline distT="0" distB="0" distL="0" distR="0" wp14:anchorId="0FCC6491" wp14:editId="2F3AC766">
+          <wp:inline distT="0" distB="0" distL="0" distR="0" wp14:anchorId="1BF86E62" wp14:editId="24AF71F5">
             <wp:extent cx="5334000" cy="2341756"/>
             <wp:effectExtent l="0" t="0" r="0" b="0"/>
             <wp:docPr id="25" name="Picture"/>
@@ -24048,7 +24048,7 @@
         <w:ind w:firstLine="709"/>
       </w:pPr>
       <w:bookmarkStart w:id="16" w:name="_fb011a212b736610690ebb69f4e92f01bd3b3f9"/>
-      <w:bookmarkStart w:id="17" w:name="_Toc241913595"/>
+      <w:bookmarkStart w:id="17" w:name="_Toc241913977"/>
       <w:bookmarkEnd w:id="14"/>
       <w:r>
         <w:rPr>
@@ -24963,7 +24963,7 @@
         <w:ind w:firstLine="709"/>
       </w:pPr>
       <w:bookmarkStart w:id="18" w:name="_339ae803435bd6b9a653c2b18dadc62dc9ad8e7"/>
-      <w:bookmarkStart w:id="19" w:name="_Toc241913596"/>
+      <w:bookmarkStart w:id="19" w:name="_Toc241913978"/>
       <w:bookmarkEnd w:id="16"/>
       <w:r>
         <w:rPr>
@@ -25081,7 +25081,7 @@
         <w:ind w:firstLine="709"/>
       </w:pPr>
       <w:bookmarkStart w:id="20" w:name="_1bfdad9d2d88ddb6ca16c31c1d4d4943679f32f"/>
-      <w:bookmarkStart w:id="21" w:name="_Toc241913597"/>
+      <w:bookmarkStart w:id="21" w:name="_Toc241913979"/>
       <w:bookmarkEnd w:id="18"/>
       <w:bookmarkEnd w:id="2"/>
       <w:r>
@@ -25304,7 +25304,7 @@
         <w:jc w:val="center"/>
       </w:pPr>
       <w:bookmarkStart w:id="22" w:name="_выводы"/>
-      <w:bookmarkStart w:id="23" w:name="_Toc241913598"/>
+      <w:bookmarkStart w:id="23" w:name="_Toc241913980"/>
       <w:bookmarkEnd w:id="20"/>
       <w:r>
         <w:rPr>
@@ -25488,7 +25488,7 @@
         <w:jc w:val="center"/>
       </w:pPr>
       <w:bookmarkStart w:id="24" w:name="_274f6a444530ef90b0479dabf3d210f01e97699"/>
-      <w:bookmarkStart w:id="25" w:name="_Toc241913599"/>
+      <w:bookmarkStart w:id="25" w:name="_Toc241913981"/>
       <w:bookmarkEnd w:id="22"/>
       <w:r>
         <w:rPr>
@@ -25914,7 +25914,7 @@
         <w:jc w:val="center"/>
       </w:pPr>
       <w:bookmarkStart w:id="26" w:name="_3d74faf1500c1b2a4a8bfa8e0e37c74206ce73d"/>
-      <w:bookmarkStart w:id="27" w:name="_Toc241913600"/>
+      <w:bookmarkStart w:id="27" w:name="_Toc241913982"/>
       <w:bookmarkEnd w:id="24"/>
       <w:r>
         <w:rPr>
@@ -26727,7 +26727,7 @@
         <w:jc w:val="center"/>
       </w:pPr>
       <w:bookmarkStart w:id="28" w:name="_d684f183eb868ee4ace295916bed2e6be64d16e"/>
-      <w:bookmarkStart w:id="29" w:name="_Toc241913601"/>
+      <w:bookmarkStart w:id="29" w:name="_Toc241913983"/>
       <w:bookmarkEnd w:id="26"/>
       <w:r>
         <w:rPr>
@@ -27610,7 +27610,7 @@
         <w:jc w:val="center"/>
       </w:pPr>
       <w:bookmarkStart w:id="30" w:name="_6574ce6d3bdcb7786930e8390195aee2be99a58"/>
-      <w:bookmarkStart w:id="31" w:name="_Toc241913602"/>
+      <w:bookmarkStart w:id="31" w:name="_Toc241913984"/>
       <w:bookmarkEnd w:id="28"/>
       <w:r>
         <w:rPr>
@@ -28118,7 +28118,7 @@
   <w:abstractNum w:abstractNumId="0" w15:restartNumberingAfterBreak="0">
     <w:nsid w:val="0000A990"/>
     <w:multiLevelType w:val="multilevel"/>
-    <w:tmpl w:val="E2FEF07A"/>
+    <w:tmpl w:val="0F160734"/>
     <w:lvl w:ilvl="0">
       <w:numFmt w:val="bullet"/>
       <w:lvlText w:val=" "/>
@@ -28195,7 +28195,7 @@
   <w:abstractNum w:abstractNumId="1" w15:restartNumberingAfterBreak="0">
     <w:nsid w:val="00A99411"/>
     <w:multiLevelType w:val="multilevel"/>
-    <w:tmpl w:val="3FB207DC"/>
+    <w:tmpl w:val="98441050"/>
     <w:lvl w:ilvl="0">
       <w:start w:val="1"/>
       <w:numFmt w:val="decimal"/>
@@ -29673,7 +29673,7 @@
     <w:autoRedefine/>
     <w:uiPriority w:val="39"/>
     <w:unhideWhenUsed/>
-    <w:rsid w:val="00F16D99"/>
+    <w:rsid w:val="006D74E9"/>
     <w:pPr>
       <w:spacing w:after="100"/>
     </w:pPr>
@@ -29685,7 +29685,7 @@
     <w:autoRedefine/>
     <w:uiPriority w:val="39"/>
     <w:unhideWhenUsed/>
-    <w:rsid w:val="00F16D99"/>
+    <w:rsid w:val="006D74E9"/>
     <w:pPr>
       <w:spacing w:after="100"/>
       <w:ind w:left="240"/>

--- a/ЛР6_ЦП_Канвас_сценарии_релизы/ОТЧЕТ_ЛР6_TableMind.docx
+++ b/ЛР6_ЦП_Канвас_сценарии_релизы/ОТЧЕТ_ЛР6_TableMind.docx
@@ -245,7 +245,7 @@
       <w:r>
         <w:fldChar w:fldCharType="separate"/>
       </w:r>
-      <w:hyperlink w:anchor="_Toc241913969" w:history="1">
+      <w:hyperlink w:anchor="_Toc241934335" w:history="1">
         <w:r>
           <w:rPr>
             <w:rStyle w:val="af"/>
@@ -273,7 +273,7 @@
             <w:noProof/>
             <w:webHidden/>
           </w:rPr>
-          <w:instrText xml:space="preserve"> PAGEREF _Toc241913969 \h </w:instrText>
+          <w:instrText xml:space="preserve"> PAGEREF _Toc241934335 \h </w:instrText>
         </w:r>
         <w:r>
           <w:rPr>
@@ -314,7 +314,7 @@
           <w:noProof/>
         </w:rPr>
       </w:pPr>
-      <w:hyperlink w:anchor="_Toc241913970" w:history="1">
+      <w:hyperlink w:anchor="_Toc241934336" w:history="1">
         <w:r>
           <w:rPr>
             <w:rStyle w:val="af"/>
@@ -342,7 +342,7 @@
             <w:noProof/>
             <w:webHidden/>
           </w:rPr>
-          <w:instrText xml:space="preserve"> PAGEREF _Toc241913970 \h </w:instrText>
+          <w:instrText xml:space="preserve"> PAGEREF _Toc241934336 \h </w:instrText>
         </w:r>
         <w:r>
           <w:rPr>
@@ -383,7 +383,7 @@
           <w:noProof/>
         </w:rPr>
       </w:pPr>
-      <w:hyperlink w:anchor="_Toc241913971" w:history="1">
+      <w:hyperlink w:anchor="_Toc241934337" w:history="1">
         <w:r>
           <w:rPr>
             <w:rStyle w:val="af"/>
@@ -411,7 +411,7 @@
             <w:noProof/>
             <w:webHidden/>
           </w:rPr>
-          <w:instrText xml:space="preserve"> PAGEREF _Toc241913971 \h </w:instrText>
+          <w:instrText xml:space="preserve"> PAGEREF _Toc241934337 \h </w:instrText>
         </w:r>
         <w:r>
           <w:rPr>
@@ -452,7 +452,7 @@
           <w:noProof/>
         </w:rPr>
       </w:pPr>
-      <w:hyperlink w:anchor="_Toc241913972" w:history="1">
+      <w:hyperlink w:anchor="_Toc241934338" w:history="1">
         <w:r>
           <w:rPr>
             <w:rStyle w:val="af"/>
@@ -480,7 +480,7 @@
             <w:noProof/>
             <w:webHidden/>
           </w:rPr>
-          <w:instrText xml:space="preserve"> PAGEREF _Toc241913972 \h </w:instrText>
+          <w:instrText xml:space="preserve"> PAGEREF _Toc241934338 \h </w:instrText>
         </w:r>
         <w:r>
           <w:rPr>
@@ -521,7 +521,7 @@
           <w:noProof/>
         </w:rPr>
       </w:pPr>
-      <w:hyperlink w:anchor="_Toc241913973" w:history="1">
+      <w:hyperlink w:anchor="_Toc241934339" w:history="1">
         <w:r>
           <w:rPr>
             <w:rStyle w:val="af"/>
@@ -549,7 +549,7 @@
             <w:noProof/>
             <w:webHidden/>
           </w:rPr>
-          <w:instrText xml:space="preserve"> PAGEREF _Toc241913973 \h </w:instrText>
+          <w:instrText xml:space="preserve"> PAGEREF _Toc241934339 \h </w:instrText>
         </w:r>
         <w:r>
           <w:rPr>
@@ -590,7 +590,7 @@
           <w:noProof/>
         </w:rPr>
       </w:pPr>
-      <w:hyperlink w:anchor="_Toc241913974" w:history="1">
+      <w:hyperlink w:anchor="_Toc241934340" w:history="1">
         <w:r>
           <w:rPr>
             <w:rStyle w:val="af"/>
@@ -618,7 +618,7 @@
             <w:noProof/>
             <w:webHidden/>
           </w:rPr>
-          <w:instrText xml:space="preserve"> PAGEREF _Toc241913974 \h </w:instrText>
+          <w:instrText xml:space="preserve"> PAGEREF _Toc241934340 \h </w:instrText>
         </w:r>
         <w:r>
           <w:rPr>
@@ -659,7 +659,7 @@
           <w:noProof/>
         </w:rPr>
       </w:pPr>
-      <w:hyperlink w:anchor="_Toc241913975" w:history="1">
+      <w:hyperlink w:anchor="_Toc241934341" w:history="1">
         <w:r>
           <w:rPr>
             <w:rStyle w:val="af"/>
@@ -687,7 +687,7 @@
             <w:noProof/>
             <w:webHidden/>
           </w:rPr>
-          <w:instrText xml:space="preserve"> PAGEREF _Toc241913975 \h </w:instrText>
+          <w:instrText xml:space="preserve"> PAGEREF _Toc241934341 \h </w:instrText>
         </w:r>
         <w:r>
           <w:rPr>
@@ -728,7 +728,7 @@
           <w:noProof/>
         </w:rPr>
       </w:pPr>
-      <w:hyperlink w:anchor="_Toc241913976" w:history="1">
+      <w:hyperlink w:anchor="_Toc241934342" w:history="1">
         <w:r>
           <w:rPr>
             <w:rStyle w:val="af"/>
@@ -756,352 +756,7 @@
             <w:noProof/>
             <w:webHidden/>
           </w:rPr>
-          <w:instrText xml:space="preserve"> PAGEREF _Toc241913976 \h </w:instrText>
-        </w:r>
-        <w:r>
-          <w:rPr>
-            <w:noProof/>
-            <w:webHidden/>
-          </w:rPr>
-        </w:r>
-        <w:r>
-          <w:rPr>
-            <w:noProof/>
-            <w:webHidden/>
-          </w:rPr>
-          <w:fldChar w:fldCharType="separate"/>
-        </w:r>
-        <w:r>
-          <w:rPr>
-            <w:noProof/>
-            <w:webHidden/>
-          </w:rPr>
-          <w:t>16</w:t>
-        </w:r>
-        <w:r>
-          <w:rPr>
-            <w:noProof/>
-            <w:webHidden/>
-          </w:rPr>
-          <w:fldChar w:fldCharType="end"/>
-        </w:r>
-      </w:hyperlink>
-    </w:p>
-    <w:p>
-      <w:pPr>
-        <w:pStyle w:val="22"/>
-        <w:tabs>
-          <w:tab w:val="right" w:leader="dot" w:pos="9345"/>
-        </w:tabs>
-        <w:rPr>
-          <w:noProof/>
-        </w:rPr>
-      </w:pPr>
-      <w:hyperlink w:anchor="_Toc241913977" w:history="1">
-        <w:r>
-          <w:rPr>
-            <w:rStyle w:val="af"/>
-            <w:b/>
-            <w:noProof/>
-          </w:rPr>
-          <w:t>2.7 Согласованность с ПЗ1 и ПЗ4</w:t>
-        </w:r>
-        <w:r>
-          <w:rPr>
-            <w:noProof/>
-            <w:webHidden/>
-          </w:rPr>
-          <w:tab/>
-        </w:r>
-        <w:r>
-          <w:rPr>
-            <w:noProof/>
-            <w:webHidden/>
-          </w:rPr>
-          <w:fldChar w:fldCharType="begin"/>
-        </w:r>
-        <w:r>
-          <w:rPr>
-            <w:noProof/>
-            <w:webHidden/>
-          </w:rPr>
-          <w:instrText xml:space="preserve"> PAGEREF _Toc241913977 \h </w:instrText>
-        </w:r>
-        <w:r>
-          <w:rPr>
-            <w:noProof/>
-            <w:webHidden/>
-          </w:rPr>
-        </w:r>
-        <w:r>
-          <w:rPr>
-            <w:noProof/>
-            <w:webHidden/>
-          </w:rPr>
-          <w:fldChar w:fldCharType="separate"/>
-        </w:r>
-        <w:r>
-          <w:rPr>
-            <w:noProof/>
-            <w:webHidden/>
-          </w:rPr>
-          <w:t>18</w:t>
-        </w:r>
-        <w:r>
-          <w:rPr>
-            <w:noProof/>
-            <w:webHidden/>
-          </w:rPr>
-          <w:fldChar w:fldCharType="end"/>
-        </w:r>
-      </w:hyperlink>
-    </w:p>
-    <w:p>
-      <w:pPr>
-        <w:pStyle w:val="22"/>
-        <w:tabs>
-          <w:tab w:val="right" w:leader="dot" w:pos="9345"/>
-        </w:tabs>
-        <w:rPr>
-          <w:noProof/>
-        </w:rPr>
-      </w:pPr>
-      <w:hyperlink w:anchor="_Toc241913978" w:history="1">
-        <w:r>
-          <w:rPr>
-            <w:rStyle w:val="af"/>
-            <w:b/>
-            <w:noProof/>
-          </w:rPr>
-          <w:t>2.8 Проверка расчетов и ограничения</w:t>
-        </w:r>
-        <w:r>
-          <w:rPr>
-            <w:noProof/>
-            <w:webHidden/>
-          </w:rPr>
-          <w:tab/>
-        </w:r>
-        <w:r>
-          <w:rPr>
-            <w:noProof/>
-            <w:webHidden/>
-          </w:rPr>
-          <w:fldChar w:fldCharType="begin"/>
-        </w:r>
-        <w:r>
-          <w:rPr>
-            <w:noProof/>
-            <w:webHidden/>
-          </w:rPr>
-          <w:instrText xml:space="preserve"> PAGEREF _Toc241913978 \h </w:instrText>
-        </w:r>
-        <w:r>
-          <w:rPr>
-            <w:noProof/>
-            <w:webHidden/>
-          </w:rPr>
-        </w:r>
-        <w:r>
-          <w:rPr>
-            <w:noProof/>
-            <w:webHidden/>
-          </w:rPr>
-          <w:fldChar w:fldCharType="separate"/>
-        </w:r>
-        <w:r>
-          <w:rPr>
-            <w:noProof/>
-            <w:webHidden/>
-          </w:rPr>
-          <w:t>19</w:t>
-        </w:r>
-        <w:r>
-          <w:rPr>
-            <w:noProof/>
-            <w:webHidden/>
-          </w:rPr>
-          <w:fldChar w:fldCharType="end"/>
-        </w:r>
-      </w:hyperlink>
-    </w:p>
-    <w:p>
-      <w:pPr>
-        <w:pStyle w:val="12"/>
-        <w:tabs>
-          <w:tab w:val="right" w:leader="dot" w:pos="9345"/>
-        </w:tabs>
-        <w:rPr>
-          <w:noProof/>
-        </w:rPr>
-      </w:pPr>
-      <w:hyperlink w:anchor="_Toc241913979" w:history="1">
-        <w:r>
-          <w:rPr>
-            <w:rStyle w:val="af"/>
-            <w:b/>
-            <w:noProof/>
-          </w:rPr>
-          <w:t>3 ОТВЕТЫ НА КОНТРОЛЬНЫЕ ВОПРОСЫ</w:t>
-        </w:r>
-        <w:r>
-          <w:rPr>
-            <w:noProof/>
-            <w:webHidden/>
-          </w:rPr>
-          <w:tab/>
-        </w:r>
-        <w:r>
-          <w:rPr>
-            <w:noProof/>
-            <w:webHidden/>
-          </w:rPr>
-          <w:fldChar w:fldCharType="begin"/>
-        </w:r>
-        <w:r>
-          <w:rPr>
-            <w:noProof/>
-            <w:webHidden/>
-          </w:rPr>
-          <w:instrText xml:space="preserve"> PAGEREF _Toc241913979 \h </w:instrText>
-        </w:r>
-        <w:r>
-          <w:rPr>
-            <w:noProof/>
-            <w:webHidden/>
-          </w:rPr>
-        </w:r>
-        <w:r>
-          <w:rPr>
-            <w:noProof/>
-            <w:webHidden/>
-          </w:rPr>
-          <w:fldChar w:fldCharType="separate"/>
-        </w:r>
-        <w:r>
-          <w:rPr>
-            <w:noProof/>
-            <w:webHidden/>
-          </w:rPr>
-          <w:t>20</w:t>
-        </w:r>
-        <w:r>
-          <w:rPr>
-            <w:noProof/>
-            <w:webHidden/>
-          </w:rPr>
-          <w:fldChar w:fldCharType="end"/>
-        </w:r>
-      </w:hyperlink>
-    </w:p>
-    <w:p>
-      <w:pPr>
-        <w:pStyle w:val="12"/>
-        <w:tabs>
-          <w:tab w:val="right" w:leader="dot" w:pos="9345"/>
-        </w:tabs>
-        <w:rPr>
-          <w:noProof/>
-        </w:rPr>
-      </w:pPr>
-      <w:hyperlink w:anchor="_Toc241913980" w:history="1">
-        <w:r>
-          <w:rPr>
-            <w:rStyle w:val="af"/>
-            <w:b/>
-            <w:noProof/>
-          </w:rPr>
-          <w:t>ВЫВОДЫ</w:t>
-        </w:r>
-        <w:r>
-          <w:rPr>
-            <w:noProof/>
-            <w:webHidden/>
-          </w:rPr>
-          <w:tab/>
-        </w:r>
-        <w:r>
-          <w:rPr>
-            <w:noProof/>
-            <w:webHidden/>
-          </w:rPr>
-          <w:fldChar w:fldCharType="begin"/>
-        </w:r>
-        <w:r>
-          <w:rPr>
-            <w:noProof/>
-            <w:webHidden/>
-          </w:rPr>
-          <w:instrText xml:space="preserve"> PAGEREF _Toc241913980 \h </w:instrText>
-        </w:r>
-        <w:r>
-          <w:rPr>
-            <w:noProof/>
-            <w:webHidden/>
-          </w:rPr>
-        </w:r>
-        <w:r>
-          <w:rPr>
-            <w:noProof/>
-            <w:webHidden/>
-          </w:rPr>
-          <w:fldChar w:fldCharType="separate"/>
-        </w:r>
-        <w:r>
-          <w:rPr>
-            <w:noProof/>
-            <w:webHidden/>
-          </w:rPr>
-          <w:t>21</w:t>
-        </w:r>
-        <w:r>
-          <w:rPr>
-            <w:noProof/>
-            <w:webHidden/>
-          </w:rPr>
-          <w:fldChar w:fldCharType="end"/>
-        </w:r>
-      </w:hyperlink>
-    </w:p>
-    <w:p>
-      <w:pPr>
-        <w:pStyle w:val="12"/>
-        <w:tabs>
-          <w:tab w:val="right" w:leader="dot" w:pos="9345"/>
-        </w:tabs>
-        <w:rPr>
-          <w:noProof/>
-        </w:rPr>
-      </w:pPr>
-      <w:hyperlink w:anchor="_Toc241913981" w:history="1">
-        <w:r>
-          <w:rPr>
-            <w:rStyle w:val="af"/>
-            <w:b/>
-            <w:noProof/>
-          </w:rPr>
-          <w:t>СПИСОК ИСПОЛЬЗОВАННЫХ ИСТОЧНИКОВ</w:t>
-        </w:r>
-        <w:r>
-          <w:rPr>
-            <w:noProof/>
-            <w:webHidden/>
-          </w:rPr>
-          <w:tab/>
-        </w:r>
-        <w:r>
-          <w:rPr>
-            <w:noProof/>
-            <w:webHidden/>
-          </w:rPr>
-          <w:fldChar w:fldCharType="begin"/>
-        </w:r>
-        <w:r>
-          <w:rPr>
-            <w:noProof/>
-            <w:webHidden/>
-          </w:rPr>
-          <w:instrText xml:space="preserve"> PAGEREF _Toc241913981 \h </w:instrText>
+          <w:instrText xml:space="preserve"> PAGEREF _Toc241934342 \h </w:instrText>
         </w:r>
         <w:r>
           <w:rPr>
@@ -1134,7 +789,7 @@
     </w:p>
     <w:p>
       <w:pPr>
-        <w:pStyle w:val="12"/>
+        <w:pStyle w:val="22"/>
         <w:tabs>
           <w:tab w:val="right" w:leader="dot" w:pos="9345"/>
         </w:tabs>
@@ -1142,14 +797,14 @@
           <w:noProof/>
         </w:rPr>
       </w:pPr>
-      <w:hyperlink w:anchor="_Toc241913982" w:history="1">
+      <w:hyperlink w:anchor="_Toc241934343" w:history="1">
         <w:r>
           <w:rPr>
             <w:rStyle w:val="af"/>
             <w:b/>
             <w:noProof/>
           </w:rPr>
-          <w:t>ПРИЛОЖЕНИЕ А</w:t>
+          <w:t>2.7 Согласованность с ПЗ1 и ПЗ4</w:t>
         </w:r>
         <w:r>
           <w:rPr>
@@ -1170,76 +825,7 @@
             <w:noProof/>
             <w:webHidden/>
           </w:rPr>
-          <w:instrText xml:space="preserve"> PAGEREF _Toc241913982 \h </w:instrText>
-        </w:r>
-        <w:r>
-          <w:rPr>
-            <w:noProof/>
-            <w:webHidden/>
-          </w:rPr>
-        </w:r>
-        <w:r>
-          <w:rPr>
-            <w:noProof/>
-            <w:webHidden/>
-          </w:rPr>
-          <w:fldChar w:fldCharType="separate"/>
-        </w:r>
-        <w:r>
-          <w:rPr>
-            <w:noProof/>
-            <w:webHidden/>
-          </w:rPr>
-          <w:t>23</w:t>
-        </w:r>
-        <w:r>
-          <w:rPr>
-            <w:noProof/>
-            <w:webHidden/>
-          </w:rPr>
-          <w:fldChar w:fldCharType="end"/>
-        </w:r>
-      </w:hyperlink>
-    </w:p>
-    <w:p>
-      <w:pPr>
-        <w:pStyle w:val="12"/>
-        <w:tabs>
-          <w:tab w:val="right" w:leader="dot" w:pos="9345"/>
-        </w:tabs>
-        <w:rPr>
-          <w:noProof/>
-        </w:rPr>
-      </w:pPr>
-      <w:hyperlink w:anchor="_Toc241913983" w:history="1">
-        <w:r>
-          <w:rPr>
-            <w:rStyle w:val="af"/>
-            <w:b/>
-            <w:noProof/>
-          </w:rPr>
-          <w:t>ПРИЛОЖЕНИЕ Б</w:t>
-        </w:r>
-        <w:r>
-          <w:rPr>
-            <w:noProof/>
-            <w:webHidden/>
-          </w:rPr>
-          <w:tab/>
-        </w:r>
-        <w:r>
-          <w:rPr>
-            <w:noProof/>
-            <w:webHidden/>
-          </w:rPr>
-          <w:fldChar w:fldCharType="begin"/>
-        </w:r>
-        <w:r>
-          <w:rPr>
-            <w:noProof/>
-            <w:webHidden/>
-          </w:rPr>
-          <w:instrText xml:space="preserve"> PAGEREF _Toc241913983 \h </w:instrText>
+          <w:instrText xml:space="preserve"> PAGEREF _Toc241934343 \h </w:instrText>
         </w:r>
         <w:r>
           <w:rPr>
@@ -1272,7 +858,7 @@
     </w:p>
     <w:p>
       <w:pPr>
-        <w:pStyle w:val="12"/>
+        <w:pStyle w:val="22"/>
         <w:tabs>
           <w:tab w:val="right" w:leader="dot" w:pos="9345"/>
         </w:tabs>
@@ -1280,14 +866,14 @@
           <w:noProof/>
         </w:rPr>
       </w:pPr>
-      <w:hyperlink w:anchor="_Toc241913984" w:history="1">
+      <w:hyperlink w:anchor="_Toc241934344" w:history="1">
         <w:r>
           <w:rPr>
             <w:rStyle w:val="af"/>
             <w:b/>
             <w:noProof/>
           </w:rPr>
-          <w:t>ПРИЛОЖЕНИЕ В</w:t>
+          <w:t>2.8 Проверка расчетов и ограничения</w:t>
         </w:r>
         <w:r>
           <w:rPr>
@@ -1308,7 +894,7 @@
             <w:noProof/>
             <w:webHidden/>
           </w:rPr>
-          <w:instrText xml:space="preserve"> PAGEREF _Toc241913984 \h </w:instrText>
+          <w:instrText xml:space="preserve"> PAGEREF _Toc241934344 \h </w:instrText>
         </w:r>
         <w:r>
           <w:rPr>
@@ -1341,6 +927,420 @@
     </w:p>
     <w:p>
       <w:pPr>
+        <w:pStyle w:val="12"/>
+        <w:tabs>
+          <w:tab w:val="right" w:leader="dot" w:pos="9345"/>
+        </w:tabs>
+        <w:rPr>
+          <w:noProof/>
+        </w:rPr>
+      </w:pPr>
+      <w:hyperlink w:anchor="_Toc241934345" w:history="1">
+        <w:r>
+          <w:rPr>
+            <w:rStyle w:val="af"/>
+            <w:b/>
+            <w:noProof/>
+          </w:rPr>
+          <w:t>3 ОТВЕТЫ НА КОНТРОЛЬНЫЕ ВОПРОСЫ</w:t>
+        </w:r>
+        <w:r>
+          <w:rPr>
+            <w:noProof/>
+            <w:webHidden/>
+          </w:rPr>
+          <w:tab/>
+        </w:r>
+        <w:r>
+          <w:rPr>
+            <w:noProof/>
+            <w:webHidden/>
+          </w:rPr>
+          <w:fldChar w:fldCharType="begin"/>
+        </w:r>
+        <w:r>
+          <w:rPr>
+            <w:noProof/>
+            <w:webHidden/>
+          </w:rPr>
+          <w:instrText xml:space="preserve"> PAGEREF _Toc241934345 \h </w:instrText>
+        </w:r>
+        <w:r>
+          <w:rPr>
+            <w:noProof/>
+            <w:webHidden/>
+          </w:rPr>
+        </w:r>
+        <w:r>
+          <w:rPr>
+            <w:noProof/>
+            <w:webHidden/>
+          </w:rPr>
+          <w:fldChar w:fldCharType="separate"/>
+        </w:r>
+        <w:r>
+          <w:rPr>
+            <w:noProof/>
+            <w:webHidden/>
+          </w:rPr>
+          <w:t>26</w:t>
+        </w:r>
+        <w:r>
+          <w:rPr>
+            <w:noProof/>
+            <w:webHidden/>
+          </w:rPr>
+          <w:fldChar w:fldCharType="end"/>
+        </w:r>
+      </w:hyperlink>
+    </w:p>
+    <w:p>
+      <w:pPr>
+        <w:pStyle w:val="12"/>
+        <w:tabs>
+          <w:tab w:val="right" w:leader="dot" w:pos="9345"/>
+        </w:tabs>
+        <w:rPr>
+          <w:noProof/>
+        </w:rPr>
+      </w:pPr>
+      <w:hyperlink w:anchor="_Toc241934346" w:history="1">
+        <w:r>
+          <w:rPr>
+            <w:rStyle w:val="af"/>
+            <w:b/>
+            <w:noProof/>
+          </w:rPr>
+          <w:t>ВЫВОДЫ</w:t>
+        </w:r>
+        <w:r>
+          <w:rPr>
+            <w:noProof/>
+            <w:webHidden/>
+          </w:rPr>
+          <w:tab/>
+        </w:r>
+        <w:r>
+          <w:rPr>
+            <w:noProof/>
+            <w:webHidden/>
+          </w:rPr>
+          <w:fldChar w:fldCharType="begin"/>
+        </w:r>
+        <w:r>
+          <w:rPr>
+            <w:noProof/>
+            <w:webHidden/>
+          </w:rPr>
+          <w:instrText xml:space="preserve"> PAGEREF _Toc241934346 \h </w:instrText>
+        </w:r>
+        <w:r>
+          <w:rPr>
+            <w:noProof/>
+            <w:webHidden/>
+          </w:rPr>
+        </w:r>
+        <w:r>
+          <w:rPr>
+            <w:noProof/>
+            <w:webHidden/>
+          </w:rPr>
+          <w:fldChar w:fldCharType="separate"/>
+        </w:r>
+        <w:r>
+          <w:rPr>
+            <w:noProof/>
+            <w:webHidden/>
+          </w:rPr>
+          <w:t>27</w:t>
+        </w:r>
+        <w:r>
+          <w:rPr>
+            <w:noProof/>
+            <w:webHidden/>
+          </w:rPr>
+          <w:fldChar w:fldCharType="end"/>
+        </w:r>
+      </w:hyperlink>
+    </w:p>
+    <w:p>
+      <w:pPr>
+        <w:pStyle w:val="12"/>
+        <w:tabs>
+          <w:tab w:val="right" w:leader="dot" w:pos="9345"/>
+        </w:tabs>
+        <w:rPr>
+          <w:noProof/>
+        </w:rPr>
+      </w:pPr>
+      <w:hyperlink w:anchor="_Toc241934347" w:history="1">
+        <w:r>
+          <w:rPr>
+            <w:rStyle w:val="af"/>
+            <w:b/>
+            <w:noProof/>
+          </w:rPr>
+          <w:t>СПИСОК ИСПОЛЬЗОВАННЫХ ИСТОЧНИКОВ</w:t>
+        </w:r>
+        <w:r>
+          <w:rPr>
+            <w:noProof/>
+            <w:webHidden/>
+          </w:rPr>
+          <w:tab/>
+        </w:r>
+        <w:r>
+          <w:rPr>
+            <w:noProof/>
+            <w:webHidden/>
+          </w:rPr>
+          <w:fldChar w:fldCharType="begin"/>
+        </w:r>
+        <w:r>
+          <w:rPr>
+            <w:noProof/>
+            <w:webHidden/>
+          </w:rPr>
+          <w:instrText xml:space="preserve"> PAGEREF _Toc241934347 \h </w:instrText>
+        </w:r>
+        <w:r>
+          <w:rPr>
+            <w:noProof/>
+            <w:webHidden/>
+          </w:rPr>
+        </w:r>
+        <w:r>
+          <w:rPr>
+            <w:noProof/>
+            <w:webHidden/>
+          </w:rPr>
+          <w:fldChar w:fldCharType="separate"/>
+        </w:r>
+        <w:r>
+          <w:rPr>
+            <w:noProof/>
+            <w:webHidden/>
+          </w:rPr>
+          <w:t>28</w:t>
+        </w:r>
+        <w:r>
+          <w:rPr>
+            <w:noProof/>
+            <w:webHidden/>
+          </w:rPr>
+          <w:fldChar w:fldCharType="end"/>
+        </w:r>
+      </w:hyperlink>
+    </w:p>
+    <w:p>
+      <w:pPr>
+        <w:pStyle w:val="12"/>
+        <w:tabs>
+          <w:tab w:val="right" w:leader="dot" w:pos="9345"/>
+        </w:tabs>
+        <w:rPr>
+          <w:noProof/>
+        </w:rPr>
+      </w:pPr>
+      <w:hyperlink w:anchor="_Toc241934348" w:history="1">
+        <w:r>
+          <w:rPr>
+            <w:rStyle w:val="af"/>
+            <w:b/>
+            <w:noProof/>
+          </w:rPr>
+          <w:t>ПРИЛОЖЕНИЕ А</w:t>
+        </w:r>
+        <w:r>
+          <w:rPr>
+            <w:noProof/>
+            <w:webHidden/>
+          </w:rPr>
+          <w:tab/>
+        </w:r>
+        <w:r>
+          <w:rPr>
+            <w:noProof/>
+            <w:webHidden/>
+          </w:rPr>
+          <w:fldChar w:fldCharType="begin"/>
+        </w:r>
+        <w:r>
+          <w:rPr>
+            <w:noProof/>
+            <w:webHidden/>
+          </w:rPr>
+          <w:instrText xml:space="preserve"> PAGEREF _Toc241934348 \h </w:instrText>
+        </w:r>
+        <w:r>
+          <w:rPr>
+            <w:noProof/>
+            <w:webHidden/>
+          </w:rPr>
+        </w:r>
+        <w:r>
+          <w:rPr>
+            <w:noProof/>
+            <w:webHidden/>
+          </w:rPr>
+          <w:fldChar w:fldCharType="separate"/>
+        </w:r>
+        <w:r>
+          <w:rPr>
+            <w:noProof/>
+            <w:webHidden/>
+          </w:rPr>
+          <w:t>29</w:t>
+        </w:r>
+        <w:r>
+          <w:rPr>
+            <w:noProof/>
+            <w:webHidden/>
+          </w:rPr>
+          <w:fldChar w:fldCharType="end"/>
+        </w:r>
+      </w:hyperlink>
+    </w:p>
+    <w:p>
+      <w:pPr>
+        <w:pStyle w:val="12"/>
+        <w:tabs>
+          <w:tab w:val="right" w:leader="dot" w:pos="9345"/>
+        </w:tabs>
+        <w:rPr>
+          <w:noProof/>
+        </w:rPr>
+      </w:pPr>
+      <w:hyperlink w:anchor="_Toc241934349" w:history="1">
+        <w:r>
+          <w:rPr>
+            <w:rStyle w:val="af"/>
+            <w:b/>
+            <w:noProof/>
+          </w:rPr>
+          <w:t>ПРИЛОЖЕНИЕ Б</w:t>
+        </w:r>
+        <w:r>
+          <w:rPr>
+            <w:noProof/>
+            <w:webHidden/>
+          </w:rPr>
+          <w:tab/>
+        </w:r>
+        <w:r>
+          <w:rPr>
+            <w:noProof/>
+            <w:webHidden/>
+          </w:rPr>
+          <w:fldChar w:fldCharType="begin"/>
+        </w:r>
+        <w:r>
+          <w:rPr>
+            <w:noProof/>
+            <w:webHidden/>
+          </w:rPr>
+          <w:instrText xml:space="preserve"> PAGEREF _Toc241934349 \h </w:instrText>
+        </w:r>
+        <w:r>
+          <w:rPr>
+            <w:noProof/>
+            <w:webHidden/>
+          </w:rPr>
+        </w:r>
+        <w:r>
+          <w:rPr>
+            <w:noProof/>
+            <w:webHidden/>
+          </w:rPr>
+          <w:fldChar w:fldCharType="separate"/>
+        </w:r>
+        <w:r>
+          <w:rPr>
+            <w:noProof/>
+            <w:webHidden/>
+          </w:rPr>
+          <w:t>30</w:t>
+        </w:r>
+        <w:r>
+          <w:rPr>
+            <w:noProof/>
+            <w:webHidden/>
+          </w:rPr>
+          <w:fldChar w:fldCharType="end"/>
+        </w:r>
+      </w:hyperlink>
+    </w:p>
+    <w:p>
+      <w:pPr>
+        <w:pStyle w:val="12"/>
+        <w:tabs>
+          <w:tab w:val="right" w:leader="dot" w:pos="9345"/>
+        </w:tabs>
+        <w:rPr>
+          <w:noProof/>
+        </w:rPr>
+      </w:pPr>
+      <w:hyperlink w:anchor="_Toc241934350" w:history="1">
+        <w:r>
+          <w:rPr>
+            <w:rStyle w:val="af"/>
+            <w:b/>
+            <w:noProof/>
+          </w:rPr>
+          <w:t>ПРИЛОЖЕНИЕ В</w:t>
+        </w:r>
+        <w:r>
+          <w:rPr>
+            <w:noProof/>
+            <w:webHidden/>
+          </w:rPr>
+          <w:tab/>
+        </w:r>
+        <w:r>
+          <w:rPr>
+            <w:noProof/>
+            <w:webHidden/>
+          </w:rPr>
+          <w:fldChar w:fldCharType="begin"/>
+        </w:r>
+        <w:r>
+          <w:rPr>
+            <w:noProof/>
+            <w:webHidden/>
+          </w:rPr>
+          <w:instrText xml:space="preserve"> PAGEREF _Toc241934350 \h </w:instrText>
+        </w:r>
+        <w:r>
+          <w:rPr>
+            <w:noProof/>
+            <w:webHidden/>
+          </w:rPr>
+        </w:r>
+        <w:r>
+          <w:rPr>
+            <w:noProof/>
+            <w:webHidden/>
+          </w:rPr>
+          <w:fldChar w:fldCharType="separate"/>
+        </w:r>
+        <w:r>
+          <w:rPr>
+            <w:noProof/>
+            <w:webHidden/>
+          </w:rPr>
+          <w:t>31</w:t>
+        </w:r>
+        <w:r>
+          <w:rPr>
+            <w:noProof/>
+            <w:webHidden/>
+          </w:rPr>
+          <w:fldChar w:fldCharType="end"/>
+        </w:r>
+      </w:hyperlink>
+    </w:p>
+    <w:p>
+      <w:pPr>
         <w:pStyle w:val="11"/>
       </w:pPr>
       <w:r>
@@ -1354,7 +1354,7 @@
         <w:spacing w:before="0" w:after="360" w:line="360" w:lineRule="exact"/>
         <w:ind w:firstLine="709"/>
       </w:pPr>
-      <w:bookmarkStart w:id="1" w:name="_Toc241913969"/>
+      <w:bookmarkStart w:id="1" w:name="_Toc241934335"/>
       <w:r>
         <w:rPr>
           <w:b/>
@@ -1441,7 +1441,7 @@
         <w:rPr>
           <w:sz w:val="28"/>
         </w:rPr>
-        <w:t xml:space="preserve"> просмотренным страницам и расчетам предыдущих работ и являются допущениями аналитика (Д-26); числа рынка, цен и воронки взяты из ЛР2-3, числа конкурентов - из ЛР4 и ЛР5. Прототип в </w:t>
+        <w:t xml:space="preserve"> просмотренным страницам и расчетам предыдущих работ и являются допущениями аналитика (Д-26); числа рынка, цен и воронки взяты из ЛР2-3, числа конкурентов - из ЛР4 и ЛР5. Прототип сайта создан в </w:t>
       </w:r>
       <w:r>
         <w:rPr>
@@ -1454,7 +1454,7 @@
         <w:rPr>
           <w:sz w:val="28"/>
         </w:rPr>
-        <w:t xml:space="preserve"> не создан (причина и порядок действий - в приложении Б); вместо него приведены схемы ключевых экранов.</w:t>
+        <w:t xml:space="preserve"> (раздел 2.5.1), схемы ключевых экранов приложения приведены в разделе 2.5, доработка прототипа - в приложении Б.</w:t>
       </w:r>
     </w:p>
     <w:p>
@@ -1465,7 +1465,7 @@
         <w:ind w:firstLine="709"/>
       </w:pPr>
       <w:bookmarkStart w:id="2" w:name="_b608aa976fc82a0faaf3b83f58c735968afd03b"/>
-      <w:bookmarkStart w:id="3" w:name="_Toc241913970"/>
+      <w:bookmarkStart w:id="3" w:name="_Toc241934336"/>
       <w:bookmarkEnd w:id="0"/>
       <w:r>
         <w:rPr>
@@ -1495,19 +1495,20 @@
           <w:i/>
           <w:sz w:val="28"/>
         </w:rPr>
-        <w:t>Excel</w:t>
-      </w:r>
-      <w:r>
-        <w:rPr>
-          <w:sz w:val="28"/>
-        </w:rPr>
-        <w:t xml:space="preserve"> и неза</w:t>
-      </w:r>
-      <w:r>
-        <w:rPr>
-          <w:sz w:val="28"/>
-        </w:rPr>
-        <w:t xml:space="preserve">висимо пересчитаны на </w:t>
+        <w:t>Ex</w:t>
+      </w:r>
+      <w:r>
+        <w:rPr>
+          <w:i/>
+          <w:sz w:val="28"/>
+        </w:rPr>
+        <w:t>cel</w:t>
+      </w:r>
+      <w:r>
+        <w:rPr>
+          <w:sz w:val="28"/>
+        </w:rPr>
+        <w:t xml:space="preserve"> и независимо пересчитаны на </w:t>
       </w:r>
       <w:r>
         <w:rPr>
@@ -1530,7 +1531,7 @@
         <w:ind w:firstLine="709"/>
       </w:pPr>
       <w:bookmarkStart w:id="4" w:name="_ce8c8db2bd1f021f701413a98bce88b0dc0ff35"/>
-      <w:bookmarkStart w:id="5" w:name="_Toc241913971"/>
+      <w:bookmarkStart w:id="5" w:name="_Toc241934337"/>
       <w:r>
         <w:rPr>
           <w:b/>
@@ -1551,7 +1552,13 @@
         <w:rPr>
           <w:sz w:val="28"/>
         </w:rPr>
-        <w:t>Банк источников объединяет отчеты ЛР1-ЛР5, страницы конкурентов и документы проекта. Он является общей доказательной базой для всех книг: каждый вывод далее имеет ссылку на запись банка.</w:t>
+        <w:t>Банк источников объединяет отчеты ЛР1-ЛР5, страницы конкурентов и документы проекта. Он является общей доказательной базой для всех книг: каждый вывод далее имеет ссылку на запис</w:t>
+      </w:r>
+      <w:r>
+        <w:rPr>
+          <w:sz w:val="28"/>
+        </w:rPr>
+        <w:t>ь банка.</w:t>
       </w:r>
     </w:p>
     <w:p>
@@ -2701,13 +2708,7 @@
               <w:rPr>
                 <w:sz w:val="24"/>
               </w:rPr>
-              <w:t xml:space="preserve">, </w:t>
-            </w:r>
-            <w:r>
-              <w:rPr>
-                <w:sz w:val="24"/>
-              </w:rPr>
-              <w:t>нулевое хранение данных</w:t>
+              <w:t>, нулевое хранение данных</w:t>
             </w:r>
           </w:p>
         </w:tc>
@@ -3099,7 +3100,13 @@
               <w:rPr>
                 <w:sz w:val="24"/>
               </w:rPr>
-              <w:t>-надстройки лидеров сами требуют проверки</w:t>
+              <w:t xml:space="preserve">-надстройки лидеров сами требуют </w:t>
+            </w:r>
+            <w:r>
+              <w:rPr>
+                <w:sz w:val="24"/>
+              </w:rPr>
+              <w:t>проверки</w:t>
             </w:r>
           </w:p>
         </w:tc>
@@ -3572,7 +3579,7 @@
         <w:ind w:firstLine="709"/>
       </w:pPr>
       <w:bookmarkStart w:id="6" w:name="_d6b1e0606ccffbfea524c7b8890d7424ae6ef8d"/>
-      <w:bookmarkStart w:id="7" w:name="_Toc241913972"/>
+      <w:bookmarkStart w:id="7" w:name="_Toc241934338"/>
       <w:bookmarkEnd w:id="4"/>
       <w:r>
         <w:rPr>
@@ -8290,7 +8297,7 @@
         <w:ind w:firstLine="709"/>
       </w:pPr>
       <w:bookmarkStart w:id="8" w:name="_7b60cb03201c02c98ad01f5cee41d479977e884"/>
-      <w:bookmarkStart w:id="9" w:name="_Toc241913973"/>
+      <w:bookmarkStart w:id="9" w:name="_Toc241934339"/>
       <w:bookmarkEnd w:id="6"/>
       <w:r>
         <w:rPr>
@@ -8361,7 +8368,7 @@
           <w:sz w:val="28"/>
         </w:rPr>
         <w:drawing>
-          <wp:inline distT="0" distB="0" distL="0" distR="0" wp14:anchorId="6DE8195E" wp14:editId="7C22255A">
+          <wp:inline distT="0" distB="0" distL="0" distR="0" wp14:anchorId="73A3FC18" wp14:editId="750B18DB">
             <wp:extent cx="5334000" cy="3382536"/>
             <wp:effectExtent l="0" t="0" r="0" b="0"/>
             <wp:docPr id="13" name="Picture"/>
@@ -10676,7 +10683,7 @@
         <w:ind w:firstLine="709"/>
       </w:pPr>
       <w:bookmarkStart w:id="10" w:name="_519d46f9ff7923648cbfef21e26057944381813"/>
-      <w:bookmarkStart w:id="11" w:name="_Toc241913974"/>
+      <w:bookmarkStart w:id="11" w:name="_Toc241934340"/>
       <w:bookmarkEnd w:id="8"/>
       <w:r>
         <w:rPr>
@@ -15522,7 +15529,7 @@
           <w:sz w:val="28"/>
         </w:rPr>
         <w:drawing>
-          <wp:inline distT="0" distB="0" distL="0" distR="0" wp14:anchorId="44FFF7CA" wp14:editId="2AD1D13B">
+          <wp:inline distT="0" distB="0" distL="0" distR="0" wp14:anchorId="45C57861" wp14:editId="43A7ED97">
             <wp:extent cx="5334000" cy="3122341"/>
             <wp:effectExtent l="0" t="0" r="0" b="0"/>
             <wp:docPr id="17" name="Picture"/>
@@ -16495,7 +16502,7 @@
         <w:ind w:firstLine="709"/>
       </w:pPr>
       <w:bookmarkStart w:id="12" w:name="_ccc7c944b68a9100d34a943bc02da4feb181aee"/>
-      <w:bookmarkStart w:id="13" w:name="_Toc241913975"/>
+      <w:bookmarkStart w:id="13" w:name="_Toc241934341"/>
       <w:bookmarkEnd w:id="10"/>
       <w:r>
         <w:rPr>
@@ -19610,7 +19617,7 @@
         </w:rPr>
         <w:lastRenderedPageBreak/>
         <w:drawing>
-          <wp:inline distT="0" distB="0" distL="0" distR="0" wp14:anchorId="4E549DE6" wp14:editId="1F3A55C0">
+          <wp:inline distT="0" distB="0" distL="0" distR="0" wp14:anchorId="1C529738" wp14:editId="277FFF42">
             <wp:extent cx="5334000" cy="6114585"/>
             <wp:effectExtent l="0" t="0" r="0" b="0"/>
             <wp:docPr id="21" name="Picture"/>
@@ -19696,7 +19703,7 @@
         <w:rPr>
           <w:sz w:val="28"/>
         </w:rPr>
-        <w:t xml:space="preserve">иев страницами и экранами равно 80 % (восемь из десяти; не покрыты настройка правил команды и один вспомогательный сценарий), интегральная готовность интерфейсной модели - 95 %. Прототип в </w:t>
+        <w:t xml:space="preserve">иев страницами и экранами равно 80 % (восемь из десяти; не покрыты настройка правил команды и один вспомогательный сценарий), интегральная готовность интерфейсной модели - 95 %. Схемы экранов подготовлены как основа; кликабельный прототип сайта выполнен в </w:t>
       </w:r>
       <w:r>
         <w:rPr>
@@ -19709,46 +19716,30 @@
         <w:rPr>
           <w:sz w:val="28"/>
         </w:rPr>
-        <w:t xml:space="preserve"> не создан: схемы экранов подготовлены как основа, порядок пер</w:t>
-      </w:r>
-      <w:r>
-        <w:rPr>
-          <w:sz w:val="28"/>
-        </w:rPr>
-        <w:t xml:space="preserve">еноса в </w:t>
-      </w:r>
-      <w:r>
-        <w:rPr>
-          <w:i/>
-          <w:sz w:val="28"/>
-        </w:rPr>
-        <w:t>Figma</w:t>
-      </w:r>
-      <w:r>
-        <w:rPr>
-          <w:sz w:val="28"/>
-        </w:rPr>
-        <w:t xml:space="preserve"> описан в приложении Б.</w:t>
+        <w:t xml:space="preserve"> и описан ниже.</w:t>
       </w:r>
     </w:p>
     <w:p>
       <w:pPr>
-        <w:pStyle w:val="2"/>
+        <w:pStyle w:val="3"/>
         <w:spacing w:before="360" w:after="360" w:line="360" w:lineRule="exact"/>
         <w:ind w:firstLine="709"/>
       </w:pPr>
-      <w:bookmarkStart w:id="14" w:name="_fc51781abcc4857bf621eab6b8861ea54729fed"/>
-      <w:bookmarkStart w:id="15" w:name="_Toc241913976"/>
-      <w:bookmarkEnd w:id="12"/>
+      <w:bookmarkStart w:id="14" w:name="_c70c6e0caac8fcb54bc27cedae9e650f57066d7"/>
       <w:r>
         <w:rPr>
           <w:b/>
-          <w:sz w:val="28"/>
         </w:rPr>
         <w:lastRenderedPageBreak/>
-        <w:t>2.6 Деление разработки на релизы</w:t>
-      </w:r>
-      <w:bookmarkEnd w:id="15"/>
+        <w:t xml:space="preserve">2.5.1 Прототип сайта в </w:t>
+      </w:r>
+      <w:r>
+        <w:rPr>
+          <w:b/>
+          <w:i/>
+        </w:rPr>
+        <w:t>Figma</w:t>
+      </w:r>
     </w:p>
     <w:p>
       <w:pPr>
@@ -19761,13 +19752,52 @@
         <w:rPr>
           <w:sz w:val="28"/>
         </w:rPr>
-        <w:t>Методика [5] оценивает 24 единицы разработки по десяти показателям и относит их к первому релизу, следующим релизам или к гипотезам. Единица попадает в первый релиз, если она связана с ц</w:t>
-      </w:r>
-      <w:r>
-        <w:rPr>
-          <w:sz w:val="28"/>
-        </w:rPr>
-        <w:t>енностным предложением, доходом, доказательна и ее потеря критична, либо если балл первого релиза не ниже 3,7.</w:t>
+        <w:t xml:space="preserve">Прототип создан в </w:t>
+      </w:r>
+      <w:r>
+        <w:rPr>
+          <w:i/>
+          <w:sz w:val="28"/>
+        </w:rPr>
+        <w:t>Figma</w:t>
+      </w:r>
+      <w:r>
+        <w:rPr>
+          <w:sz w:val="28"/>
+        </w:rPr>
+        <w:t xml:space="preserve"> по методическому пособию [8] и размещен по ссылке https://www.figma.com/design/QEj3FhylPe0fG2rDef7bMy/TableMind-project. Файл содержит три страницы сайта шириной 1440 пикселей (главн</w:t>
+      </w:r>
+      <w:r>
+        <w:rPr>
+          <w:sz w:val="28"/>
+        </w:rPr>
+        <w:t>ая, продукт, контакты) и лист «</w:t>
+      </w:r>
+      <w:r>
+        <w:rPr>
+          <w:i/>
+          <w:sz w:val="28"/>
+        </w:rPr>
+        <w:t>Elements</w:t>
+      </w:r>
+      <w:r>
+        <w:rPr>
+          <w:sz w:val="28"/>
+        </w:rPr>
+        <w:t xml:space="preserve">» с палитрой, шапкой и подвалом, из которых страницы собраны. Содержимое файла прочитано через подключенный инструмент </w:t>
+      </w:r>
+      <w:r>
+        <w:rPr>
+          <w:i/>
+          <w:sz w:val="28"/>
+        </w:rPr>
+        <w:t>Figma</w:t>
+      </w:r>
+      <w:r>
+        <w:rPr>
+          <w:sz w:val="28"/>
+        </w:rPr>
+        <w:t xml:space="preserve"> и сопоставлено со страницами и экранами раздела 2.5.</w:t>
       </w:r>
     </w:p>
     <w:p>
@@ -19781,7 +19811,887 @@
         <w:rPr>
           <w:sz w:val="28"/>
         </w:rPr>
-        <w:t>В таблице 17 представлено: состав релизов по единицам разработки.</w:t>
+        <w:t xml:space="preserve">На рисунке 4 показано: прототип </w:t>
+      </w:r>
+      <w:r>
+        <w:rPr>
+          <w:i/>
+          <w:sz w:val="28"/>
+        </w:rPr>
+        <w:t>Figma</w:t>
+      </w:r>
+      <w:r>
+        <w:rPr>
+          <w:sz w:val="28"/>
+        </w:rPr>
+        <w:t xml:space="preserve">: </w:t>
+      </w:r>
+      <w:r>
+        <w:rPr>
+          <w:sz w:val="28"/>
+        </w:rPr>
+        <w:t xml:space="preserve">страница </w:t>
+      </w:r>
+      <w:r>
+        <w:rPr>
+          <w:i/>
+          <w:sz w:val="28"/>
+        </w:rPr>
+        <w:t>Home</w:t>
+      </w:r>
+      <w:r>
+        <w:rPr>
+          <w:sz w:val="28"/>
+        </w:rPr>
+        <w:t xml:space="preserve"> (главная).</w:t>
+      </w:r>
+    </w:p>
+    <w:p>
+      <w:pPr>
+        <w:pStyle w:val="a0"/>
+        <w:keepNext/>
+        <w:spacing w:before="0" w:after="0"/>
+        <w:jc w:val="center"/>
+      </w:pPr>
+      <w:r>
+        <w:rPr>
+          <w:noProof/>
+          <w:sz w:val="28"/>
+        </w:rPr>
+        <w:lastRenderedPageBreak/>
+        <w:drawing>
+          <wp:inline distT="0" distB="0" distL="0" distR="0" wp14:anchorId="74705E7D" wp14:editId="15E5E79C">
+            <wp:extent cx="5334000" cy="9610810"/>
+            <wp:effectExtent l="0" t="0" r="0" b="0"/>
+            <wp:docPr id="24" name="Picture"/>
+            <wp:cNvGraphicFramePr/>
+            <a:graphic xmlns:a="http://schemas.openxmlformats.org/drawingml/2006/main">
+              <a:graphicData uri="http://schemas.openxmlformats.org/drawingml/2006/picture">
+                <pic:pic xmlns:pic="http://schemas.openxmlformats.org/drawingml/2006/picture">
+                  <pic:nvPicPr>
+                    <pic:cNvPr id="25" name="Picture" descr="Скриншоты/figma_01_Home.png"/>
+                    <pic:cNvPicPr>
+                      <a:picLocks noChangeAspect="1" noChangeArrowheads="1"/>
+                    </pic:cNvPicPr>
+                  </pic:nvPicPr>
+                  <pic:blipFill>
+                    <a:blip r:embed="rId10"/>
+                    <a:stretch>
+                      <a:fillRect/>
+                    </a:stretch>
+                  </pic:blipFill>
+                  <pic:spPr bwMode="auto">
+                    <a:xfrm>
+                      <a:off x="0" y="0"/>
+                      <a:ext cx="5334000" cy="9610810"/>
+                    </a:xfrm>
+                    <a:prstGeom prst="rect">
+                      <a:avLst/>
+                    </a:prstGeom>
+                    <a:noFill/>
+                    <a:ln w="9525">
+                      <a:noFill/>
+                      <a:headEnd/>
+                      <a:tailEnd/>
+                    </a:ln>
+                  </pic:spPr>
+                </pic:pic>
+              </a:graphicData>
+            </a:graphic>
+          </wp:inline>
+        </w:drawing>
+      </w:r>
+    </w:p>
+    <w:p>
+      <w:pPr>
+        <w:pStyle w:val="a0"/>
+        <w:spacing w:before="0" w:after="0" w:line="360" w:lineRule="exact"/>
+        <w:jc w:val="center"/>
+      </w:pPr>
+      <w:r>
+        <w:rPr>
+          <w:sz w:val="28"/>
+        </w:rPr>
+        <w:lastRenderedPageBreak/>
+        <w:t xml:space="preserve">Рисунок 4 – Прототип </w:t>
+      </w:r>
+      <w:r>
+        <w:rPr>
+          <w:i/>
+          <w:sz w:val="28"/>
+        </w:rPr>
+        <w:t>Figma</w:t>
+      </w:r>
+      <w:r>
+        <w:rPr>
+          <w:sz w:val="28"/>
+        </w:rPr>
+        <w:t xml:space="preserve">: страница </w:t>
+      </w:r>
+      <w:r>
+        <w:rPr>
+          <w:i/>
+          <w:sz w:val="28"/>
+        </w:rPr>
+        <w:t>Home</w:t>
+      </w:r>
+      <w:r>
+        <w:rPr>
+          <w:sz w:val="28"/>
+        </w:rPr>
+        <w:t xml:space="preserve"> (главная)</w:t>
+      </w:r>
+    </w:p>
+    <w:p>
+      <w:pPr>
+        <w:pStyle w:val="a0"/>
+        <w:spacing w:before="0" w:after="0" w:line="360" w:lineRule="exact"/>
+        <w:ind w:firstLine="709"/>
+        <w:jc w:val="both"/>
+      </w:pPr>
+      <w:r>
+        <w:rPr>
+          <w:sz w:val="28"/>
+        </w:rPr>
+        <w:t>Главная страница состоит из шапки с кнопкой «</w:t>
+      </w:r>
+      <w:r>
+        <w:rPr>
+          <w:i/>
+          <w:sz w:val="28"/>
+        </w:rPr>
+        <w:t>Request</w:t>
+      </w:r>
+      <w:r>
+        <w:rPr>
+          <w:sz w:val="28"/>
+        </w:rPr>
+        <w:t xml:space="preserve"> </w:t>
+      </w:r>
+      <w:r>
+        <w:rPr>
+          <w:i/>
+          <w:sz w:val="28"/>
+        </w:rPr>
+        <w:t>access</w:t>
+      </w:r>
+      <w:r>
+        <w:rPr>
+          <w:sz w:val="28"/>
+        </w:rPr>
+        <w:t>», первого экрана с заголовком и иллюстрацией, блока «</w:t>
+      </w:r>
+      <w:r>
+        <w:rPr>
+          <w:i/>
+          <w:sz w:val="28"/>
+        </w:rPr>
+        <w:t>Three</w:t>
+      </w:r>
+      <w:r>
+        <w:rPr>
+          <w:sz w:val="28"/>
+        </w:rPr>
+        <w:t xml:space="preserve"> </w:t>
+      </w:r>
+      <w:r>
+        <w:rPr>
+          <w:i/>
+          <w:sz w:val="28"/>
+        </w:rPr>
+        <w:t>operators</w:t>
+      </w:r>
+      <w:r>
+        <w:rPr>
+          <w:sz w:val="28"/>
+        </w:rPr>
+        <w:t xml:space="preserve">. </w:t>
+      </w:r>
+      <w:r>
+        <w:rPr>
+          <w:i/>
+          <w:sz w:val="28"/>
+        </w:rPr>
+        <w:t>One</w:t>
+      </w:r>
+      <w:r>
+        <w:rPr>
+          <w:sz w:val="28"/>
+        </w:rPr>
+        <w:t xml:space="preserve"> </w:t>
+      </w:r>
+      <w:r>
+        <w:rPr>
+          <w:i/>
+          <w:sz w:val="28"/>
+        </w:rPr>
+        <w:t>agent</w:t>
+      </w:r>
+      <w:r>
+        <w:rPr>
+          <w:sz w:val="28"/>
+        </w:rPr>
+        <w:t>» с тремя карточками (подключение данн</w:t>
+      </w:r>
+      <w:r>
+        <w:rPr>
+          <w:sz w:val="28"/>
+        </w:rPr>
+        <w:t>ых, интеллектуальный анализ, автоматические результаты), макета редактора с подсказкой агента и подвала. Она соответствует точке входа пути пользователя, но тарифов и примеров ошибок на ней нет.</w:t>
+      </w:r>
+    </w:p>
+    <w:p>
+      <w:pPr>
+        <w:pStyle w:val="a0"/>
+        <w:spacing w:before="0" w:after="0" w:line="360" w:lineRule="exact"/>
+        <w:ind w:firstLine="709"/>
+        <w:jc w:val="both"/>
+      </w:pPr>
+      <w:r>
+        <w:rPr>
+          <w:sz w:val="28"/>
+        </w:rPr>
+        <w:t xml:space="preserve">На рисунке 5 показано: прототип </w:t>
+      </w:r>
+      <w:r>
+        <w:rPr>
+          <w:i/>
+          <w:sz w:val="28"/>
+        </w:rPr>
+        <w:t>Figma</w:t>
+      </w:r>
+      <w:r>
+        <w:rPr>
+          <w:sz w:val="28"/>
+        </w:rPr>
+        <w:t xml:space="preserve">: страница </w:t>
+      </w:r>
+      <w:r>
+        <w:rPr>
+          <w:i/>
+          <w:sz w:val="28"/>
+        </w:rPr>
+        <w:t>Product</w:t>
+      </w:r>
+      <w:r>
+        <w:rPr>
+          <w:sz w:val="28"/>
+        </w:rPr>
+        <w:t xml:space="preserve"> (прод</w:t>
+      </w:r>
+      <w:r>
+        <w:rPr>
+          <w:sz w:val="28"/>
+        </w:rPr>
+        <w:t>укт).</w:t>
+      </w:r>
+    </w:p>
+    <w:p>
+      <w:pPr>
+        <w:pStyle w:val="a0"/>
+        <w:keepNext/>
+        <w:spacing w:before="0" w:after="0"/>
+        <w:jc w:val="center"/>
+      </w:pPr>
+      <w:r>
+        <w:rPr>
+          <w:noProof/>
+          <w:sz w:val="28"/>
+        </w:rPr>
+        <w:lastRenderedPageBreak/>
+        <w:drawing>
+          <wp:inline distT="0" distB="0" distL="0" distR="0" wp14:anchorId="2FF30B70" wp14:editId="1A0A9145">
+            <wp:extent cx="5334000" cy="12458978"/>
+            <wp:effectExtent l="0" t="0" r="0" b="0"/>
+            <wp:docPr id="27" name="Picture"/>
+            <wp:cNvGraphicFramePr/>
+            <a:graphic xmlns:a="http://schemas.openxmlformats.org/drawingml/2006/main">
+              <a:graphicData uri="http://schemas.openxmlformats.org/drawingml/2006/picture">
+                <pic:pic xmlns:pic="http://schemas.openxmlformats.org/drawingml/2006/picture">
+                  <pic:nvPicPr>
+                    <pic:cNvPr id="28" name="Picture" descr="Скриншоты/figma_02_Product.png"/>
+                    <pic:cNvPicPr>
+                      <a:picLocks noChangeAspect="1" noChangeArrowheads="1"/>
+                    </pic:cNvPicPr>
+                  </pic:nvPicPr>
+                  <pic:blipFill>
+                    <a:blip r:embed="rId11"/>
+                    <a:stretch>
+                      <a:fillRect/>
+                    </a:stretch>
+                  </pic:blipFill>
+                  <pic:spPr bwMode="auto">
+                    <a:xfrm>
+                      <a:off x="0" y="0"/>
+                      <a:ext cx="5334000" cy="12458978"/>
+                    </a:xfrm>
+                    <a:prstGeom prst="rect">
+                      <a:avLst/>
+                    </a:prstGeom>
+                    <a:noFill/>
+                    <a:ln w="9525">
+                      <a:noFill/>
+                      <a:headEnd/>
+                      <a:tailEnd/>
+                    </a:ln>
+                  </pic:spPr>
+                </pic:pic>
+              </a:graphicData>
+            </a:graphic>
+          </wp:inline>
+        </w:drawing>
+      </w:r>
+    </w:p>
+    <w:p>
+      <w:pPr>
+        <w:pStyle w:val="a0"/>
+        <w:spacing w:before="0" w:after="0" w:line="360" w:lineRule="exact"/>
+        <w:jc w:val="center"/>
+      </w:pPr>
+      <w:r>
+        <w:rPr>
+          <w:sz w:val="28"/>
+        </w:rPr>
+        <w:lastRenderedPageBreak/>
+        <w:t xml:space="preserve">Рисунок 5 – Прототип </w:t>
+      </w:r>
+      <w:r>
+        <w:rPr>
+          <w:i/>
+          <w:sz w:val="28"/>
+        </w:rPr>
+        <w:t>Figma</w:t>
+      </w:r>
+      <w:r>
+        <w:rPr>
+          <w:sz w:val="28"/>
+        </w:rPr>
+        <w:t xml:space="preserve">: страница </w:t>
+      </w:r>
+      <w:r>
+        <w:rPr>
+          <w:i/>
+          <w:sz w:val="28"/>
+        </w:rPr>
+        <w:t>Product</w:t>
+      </w:r>
+      <w:r>
+        <w:rPr>
+          <w:sz w:val="28"/>
+        </w:rPr>
+        <w:t xml:space="preserve"> (продукт)</w:t>
+      </w:r>
+    </w:p>
+    <w:p>
+      <w:pPr>
+        <w:pStyle w:val="a0"/>
+        <w:spacing w:before="0" w:after="0" w:line="360" w:lineRule="exact"/>
+        <w:ind w:firstLine="709"/>
+        <w:jc w:val="both"/>
+      </w:pPr>
+      <w:r>
+        <w:rPr>
+          <w:sz w:val="28"/>
+        </w:rPr>
+        <w:t xml:space="preserve">Страница продукта показывает работу агента на примере пустой ячейки </w:t>
+      </w:r>
+      <w:r>
+        <w:rPr>
+          <w:i/>
+          <w:sz w:val="28"/>
+        </w:rPr>
+        <w:t>E5</w:t>
+      </w:r>
+      <w:r>
+        <w:rPr>
+          <w:sz w:val="28"/>
+        </w:rPr>
+        <w:t xml:space="preserve"> и предложенной формулы суммы, затем описывает три шага («читает структуру таблицы», «понимает документ», «предлагает и проверяет») и завершается призывом «</w:t>
+      </w:r>
+      <w:r>
+        <w:rPr>
+          <w:i/>
+          <w:sz w:val="28"/>
+        </w:rPr>
+        <w:t>Try</w:t>
+      </w:r>
+      <w:r>
+        <w:rPr>
+          <w:sz w:val="28"/>
+        </w:rPr>
+        <w:t xml:space="preserve"> </w:t>
+      </w:r>
+      <w:r>
+        <w:rPr>
+          <w:i/>
+          <w:sz w:val="28"/>
+        </w:rPr>
+        <w:t>demo</w:t>
+      </w:r>
+      <w:r>
+        <w:rPr>
+          <w:sz w:val="28"/>
+        </w:rPr>
+        <w:t xml:space="preserve">». По назначению она ближе всего к единице </w:t>
+      </w:r>
+      <w:r>
+        <w:rPr>
+          <w:i/>
+          <w:sz w:val="28"/>
+        </w:rPr>
+        <w:t>U-001</w:t>
+      </w:r>
+      <w:r>
+        <w:rPr>
+          <w:sz w:val="28"/>
+        </w:rPr>
+        <w:t>, но пока не содержит примеров реальных ошиб</w:t>
+      </w:r>
+      <w:r>
+        <w:rPr>
+          <w:sz w:val="28"/>
+        </w:rPr>
+        <w:t>ок и доказательства находки.</w:t>
+      </w:r>
+    </w:p>
+    <w:p>
+      <w:pPr>
+        <w:pStyle w:val="a0"/>
+        <w:spacing w:before="0" w:after="0" w:line="360" w:lineRule="exact"/>
+        <w:ind w:firstLine="709"/>
+        <w:jc w:val="both"/>
+      </w:pPr>
+      <w:r>
+        <w:rPr>
+          <w:sz w:val="28"/>
+        </w:rPr>
+        <w:t xml:space="preserve">На рисунке 6 показано: прототип </w:t>
+      </w:r>
+      <w:r>
+        <w:rPr>
+          <w:i/>
+          <w:sz w:val="28"/>
+        </w:rPr>
+        <w:t>Figma</w:t>
+      </w:r>
+      <w:r>
+        <w:rPr>
+          <w:sz w:val="28"/>
+        </w:rPr>
+        <w:t xml:space="preserve">: страница </w:t>
+      </w:r>
+      <w:r>
+        <w:rPr>
+          <w:i/>
+          <w:sz w:val="28"/>
+        </w:rPr>
+        <w:t>Contact</w:t>
+      </w:r>
+      <w:r>
+        <w:rPr>
+          <w:sz w:val="28"/>
+        </w:rPr>
+        <w:t xml:space="preserve"> (контакты).</w:t>
+      </w:r>
+    </w:p>
+    <w:p>
+      <w:pPr>
+        <w:pStyle w:val="a0"/>
+        <w:keepNext/>
+        <w:spacing w:before="0" w:after="0"/>
+        <w:jc w:val="center"/>
+      </w:pPr>
+      <w:r>
+        <w:rPr>
+          <w:noProof/>
+          <w:sz w:val="28"/>
+        </w:rPr>
+        <w:drawing>
+          <wp:inline distT="0" distB="0" distL="0" distR="0" wp14:anchorId="2273C5C8" wp14:editId="4E774898">
+            <wp:extent cx="5334000" cy="5926666"/>
+            <wp:effectExtent l="0" t="0" r="0" b="0"/>
+            <wp:docPr id="30" name="Picture"/>
+            <wp:cNvGraphicFramePr/>
+            <a:graphic xmlns:a="http://schemas.openxmlformats.org/drawingml/2006/main">
+              <a:graphicData uri="http://schemas.openxmlformats.org/drawingml/2006/picture">
+                <pic:pic xmlns:pic="http://schemas.openxmlformats.org/drawingml/2006/picture">
+                  <pic:nvPicPr>
+                    <pic:cNvPr id="31" name="Picture" descr="Скриншоты/figma_03_Contact.png"/>
+                    <pic:cNvPicPr>
+                      <a:picLocks noChangeAspect="1" noChangeArrowheads="1"/>
+                    </pic:cNvPicPr>
+                  </pic:nvPicPr>
+                  <pic:blipFill>
+                    <a:blip r:embed="rId12"/>
+                    <a:stretch>
+                      <a:fillRect/>
+                    </a:stretch>
+                  </pic:blipFill>
+                  <pic:spPr bwMode="auto">
+                    <a:xfrm>
+                      <a:off x="0" y="0"/>
+                      <a:ext cx="5334000" cy="5926666"/>
+                    </a:xfrm>
+                    <a:prstGeom prst="rect">
+                      <a:avLst/>
+                    </a:prstGeom>
+                    <a:noFill/>
+                    <a:ln w="9525">
+                      <a:noFill/>
+                      <a:headEnd/>
+                      <a:tailEnd/>
+                    </a:ln>
+                  </pic:spPr>
+                </pic:pic>
+              </a:graphicData>
+            </a:graphic>
+          </wp:inline>
+        </w:drawing>
+      </w:r>
+    </w:p>
+    <w:p>
+      <w:pPr>
+        <w:pStyle w:val="a0"/>
+        <w:spacing w:before="0" w:after="0" w:line="360" w:lineRule="exact"/>
+        <w:jc w:val="center"/>
+      </w:pPr>
+      <w:r>
+        <w:rPr>
+          <w:sz w:val="28"/>
+        </w:rPr>
+        <w:t xml:space="preserve">Рисунок 6 – Прототип </w:t>
+      </w:r>
+      <w:r>
+        <w:rPr>
+          <w:i/>
+          <w:sz w:val="28"/>
+        </w:rPr>
+        <w:t>Figma</w:t>
+      </w:r>
+      <w:r>
+        <w:rPr>
+          <w:sz w:val="28"/>
+        </w:rPr>
+        <w:t xml:space="preserve">: страница </w:t>
+      </w:r>
+      <w:r>
+        <w:rPr>
+          <w:i/>
+          <w:sz w:val="28"/>
+        </w:rPr>
+        <w:t>Contact</w:t>
+      </w:r>
+      <w:r>
+        <w:rPr>
+          <w:sz w:val="28"/>
+        </w:rPr>
+        <w:t xml:space="preserve"> (контакты)</w:t>
+      </w:r>
+    </w:p>
+    <w:p>
+      <w:pPr>
+        <w:pStyle w:val="a0"/>
+        <w:spacing w:before="0" w:after="0" w:line="360" w:lineRule="exact"/>
+        <w:ind w:firstLine="709"/>
+        <w:jc w:val="both"/>
+      </w:pPr>
+      <w:r>
+        <w:rPr>
+          <w:sz w:val="28"/>
+        </w:rPr>
+        <w:t>Страница контактов содержит форму с полями «</w:t>
+      </w:r>
+      <w:r>
+        <w:rPr>
+          <w:i/>
+          <w:sz w:val="28"/>
+        </w:rPr>
+        <w:t>Name</w:t>
+      </w:r>
+      <w:r>
+        <w:rPr>
+          <w:sz w:val="28"/>
+        </w:rPr>
+        <w:t>», «</w:t>
+      </w:r>
+      <w:r>
+        <w:rPr>
+          <w:i/>
+          <w:sz w:val="28"/>
+        </w:rPr>
+        <w:t>Email</w:t>
+      </w:r>
+      <w:r>
+        <w:rPr>
+          <w:sz w:val="28"/>
+        </w:rPr>
+        <w:t>», «</w:t>
+      </w:r>
+      <w:r>
+        <w:rPr>
+          <w:i/>
+          <w:sz w:val="28"/>
+        </w:rPr>
+        <w:t>Company</w:t>
+      </w:r>
+      <w:r>
+        <w:rPr>
+          <w:sz w:val="28"/>
+        </w:rPr>
+        <w:t xml:space="preserve"> (</w:t>
+      </w:r>
+      <w:r>
+        <w:rPr>
+          <w:i/>
+          <w:sz w:val="28"/>
+        </w:rPr>
+        <w:t>optional</w:t>
+      </w:r>
+      <w:r>
+        <w:rPr>
+          <w:sz w:val="28"/>
+        </w:rPr>
+        <w:t>)», «</w:t>
+      </w:r>
+      <w:r>
+        <w:rPr>
+          <w:i/>
+          <w:sz w:val="28"/>
+        </w:rPr>
+        <w:t>Topic</w:t>
+      </w:r>
+      <w:r>
+        <w:rPr>
+          <w:sz w:val="28"/>
+        </w:rPr>
+        <w:t>» и «</w:t>
+      </w:r>
+      <w:r>
+        <w:rPr>
+          <w:i/>
+          <w:sz w:val="28"/>
+        </w:rPr>
+        <w:t>Message</w:t>
+      </w:r>
+      <w:r>
+        <w:rPr>
+          <w:sz w:val="28"/>
+        </w:rPr>
+        <w:t>»</w:t>
+      </w:r>
+      <w:r>
+        <w:rPr>
+          <w:sz w:val="28"/>
+        </w:rPr>
+        <w:t>, кнопку «</w:t>
+      </w:r>
+      <w:r>
+        <w:rPr>
+          <w:i/>
+          <w:sz w:val="28"/>
+        </w:rPr>
+        <w:t>Send</w:t>
+      </w:r>
+      <w:r>
+        <w:rPr>
+          <w:sz w:val="28"/>
+        </w:rPr>
+        <w:t xml:space="preserve"> </w:t>
+      </w:r>
+      <w:r>
+        <w:rPr>
+          <w:i/>
+          <w:sz w:val="28"/>
+        </w:rPr>
+        <w:t>message</w:t>
+      </w:r>
+      <w:r>
+        <w:rPr>
+          <w:sz w:val="28"/>
+        </w:rPr>
+        <w:t>» и согласие на обработку обращения. Форма может служить основой для листа ожидания и сбора первых регистраций, что напрямую связано с целью 300 регистраций.</w:t>
+      </w:r>
+    </w:p>
+    <w:p>
+      <w:pPr>
+        <w:pStyle w:val="a0"/>
+        <w:spacing w:before="0" w:after="0" w:line="360" w:lineRule="exact"/>
+        <w:ind w:firstLine="709"/>
+        <w:jc w:val="both"/>
+      </w:pPr>
+      <w:r>
+        <w:rPr>
+          <w:sz w:val="28"/>
+        </w:rPr>
+        <w:lastRenderedPageBreak/>
+        <w:t xml:space="preserve">На рисунке 7 показано: прототип </w:t>
+      </w:r>
+      <w:r>
+        <w:rPr>
+          <w:i/>
+          <w:sz w:val="28"/>
+        </w:rPr>
+        <w:t>Figma</w:t>
+      </w:r>
+      <w:r>
+        <w:rPr>
+          <w:sz w:val="28"/>
+        </w:rPr>
+        <w:t xml:space="preserve">: лист </w:t>
+      </w:r>
+      <w:r>
+        <w:rPr>
+          <w:i/>
+          <w:sz w:val="28"/>
+        </w:rPr>
+        <w:t>Elements</w:t>
+      </w:r>
+      <w:r>
+        <w:rPr>
+          <w:sz w:val="28"/>
+        </w:rPr>
+        <w:t xml:space="preserve"> (палитра и компоненты).</w:t>
+      </w:r>
+    </w:p>
+    <w:p>
+      <w:pPr>
+        <w:pStyle w:val="a0"/>
+        <w:keepNext/>
+        <w:spacing w:before="0" w:after="0"/>
+        <w:jc w:val="center"/>
+      </w:pPr>
+      <w:r>
+        <w:rPr>
+          <w:noProof/>
+          <w:sz w:val="28"/>
+        </w:rPr>
+        <w:drawing>
+          <wp:inline distT="0" distB="0" distL="0" distR="0" wp14:anchorId="5128DF3C" wp14:editId="2808EFD8">
+            <wp:extent cx="5334000" cy="3343751"/>
+            <wp:effectExtent l="0" t="0" r="0" b="0"/>
+            <wp:docPr id="33" name="Picture"/>
+            <wp:cNvGraphicFramePr/>
+            <a:graphic xmlns:a="http://schemas.openxmlformats.org/drawingml/2006/main">
+              <a:graphicData uri="http://schemas.openxmlformats.org/drawingml/2006/picture">
+                <pic:pic xmlns:pic="http://schemas.openxmlformats.org/drawingml/2006/picture">
+                  <pic:nvPicPr>
+                    <pic:cNvPr id="34" name="Picture" descr="Скриншоты/figma_04_Elements.png"/>
+                    <pic:cNvPicPr>
+                      <a:picLocks noChangeAspect="1" noChangeArrowheads="1"/>
+                    </pic:cNvPicPr>
+                  </pic:nvPicPr>
+                  <pic:blipFill>
+                    <a:blip r:embed="rId13"/>
+                    <a:stretch>
+                      <a:fillRect/>
+                    </a:stretch>
+                  </pic:blipFill>
+                  <pic:spPr bwMode="auto">
+                    <a:xfrm>
+                      <a:off x="0" y="0"/>
+                      <a:ext cx="5334000" cy="3343751"/>
+                    </a:xfrm>
+                    <a:prstGeom prst="rect">
+                      <a:avLst/>
+                    </a:prstGeom>
+                    <a:noFill/>
+                    <a:ln w="9525">
+                      <a:noFill/>
+                      <a:headEnd/>
+                      <a:tailEnd/>
+                    </a:ln>
+                  </pic:spPr>
+                </pic:pic>
+              </a:graphicData>
+            </a:graphic>
+          </wp:inline>
+        </w:drawing>
+      </w:r>
+    </w:p>
+    <w:p>
+      <w:pPr>
+        <w:pStyle w:val="a0"/>
+        <w:spacing w:before="0" w:after="0" w:line="360" w:lineRule="exact"/>
+        <w:jc w:val="center"/>
+      </w:pPr>
+      <w:r>
+        <w:rPr>
+          <w:sz w:val="28"/>
+        </w:rPr>
+        <w:t xml:space="preserve">Рисунок 7 – Прототип </w:t>
+      </w:r>
+      <w:r>
+        <w:rPr>
+          <w:i/>
+          <w:sz w:val="28"/>
+        </w:rPr>
+        <w:t>Figma</w:t>
+      </w:r>
+      <w:r>
+        <w:rPr>
+          <w:sz w:val="28"/>
+        </w:rPr>
+        <w:t xml:space="preserve">: лист </w:t>
+      </w:r>
+      <w:r>
+        <w:rPr>
+          <w:i/>
+          <w:sz w:val="28"/>
+        </w:rPr>
+        <w:t>Elements</w:t>
+      </w:r>
+      <w:r>
+        <w:rPr>
+          <w:sz w:val="28"/>
+        </w:rPr>
+        <w:t xml:space="preserve"> (палитра и компоненты)</w:t>
+      </w:r>
+    </w:p>
+    <w:p>
+      <w:pPr>
+        <w:pStyle w:val="a0"/>
+        <w:spacing w:before="0" w:after="0" w:line="360" w:lineRule="exact"/>
+        <w:ind w:firstLine="709"/>
+        <w:jc w:val="both"/>
+      </w:pPr>
+      <w:r>
+        <w:rPr>
+          <w:sz w:val="28"/>
+        </w:rPr>
+        <w:t>Лист «</w:t>
+      </w:r>
+      <w:r>
+        <w:rPr>
+          <w:i/>
+          <w:sz w:val="28"/>
+        </w:rPr>
+        <w:t>Elements</w:t>
+      </w:r>
+      <w:r>
+        <w:rPr>
+          <w:sz w:val="28"/>
+        </w:rPr>
+        <w:t xml:space="preserve">» фиксирует палитру из шести цветов (серый, черный, светло-серый, бирюзовый, белый, темно-бирюзовый), шапку с навигацией и подвал. Единые компоненты шапки и подвала </w:t>
+      </w:r>
+      <w:r>
+        <w:rPr>
+          <w:sz w:val="28"/>
+        </w:rPr>
+        <w:t>используются на всех трех страницах, что обеспечивает целостность интерфейса.</w:t>
+      </w:r>
+    </w:p>
+    <w:p>
+      <w:pPr>
+        <w:pStyle w:val="a0"/>
+        <w:spacing w:before="0" w:after="0" w:line="360" w:lineRule="exact"/>
+        <w:ind w:firstLine="709"/>
+        <w:jc w:val="both"/>
+      </w:pPr>
+      <w:r>
+        <w:rPr>
+          <w:sz w:val="28"/>
+        </w:rPr>
+        <w:t>В таблице 17 представлено: соответствие страниц прототипа единицам интерфейсной модели.</w:t>
       </w:r>
     </w:p>
     <w:p>
@@ -19794,7 +20704,876 @@
         <w:rPr>
           <w:sz w:val="28"/>
         </w:rPr>
-        <w:t>Таблица 17 – Состав релизов по единицам разработки</w:t>
+        <w:t>Таблица 17 – Соответствие страниц прототипа единицам интерфейсной модели</w:t>
+      </w:r>
+    </w:p>
+    <w:tbl>
+      <w:tblPr>
+        <w:tblStyle w:val="Table"/>
+        <w:tblW w:w="9355" w:type="dxa"/>
+        <w:jc w:val="center"/>
+        <w:tblBorders>
+          <w:top w:val="single" w:sz="4" w:space="0" w:color="000000"/>
+          <w:left w:val="single" w:sz="4" w:space="0" w:color="000000"/>
+          <w:bottom w:val="single" w:sz="4" w:space="0" w:color="000000"/>
+          <w:right w:val="single" w:sz="4" w:space="0" w:color="000000"/>
+          <w:insideH w:val="single" w:sz="4" w:space="0" w:color="000000"/>
+          <w:insideV w:val="single" w:sz="4" w:space="0" w:color="000000"/>
+        </w:tblBorders>
+        <w:tblLayout w:type="fixed"/>
+        <w:tblLook w:val="0020" w:firstRow="1" w:lastRow="0" w:firstColumn="0" w:lastColumn="0" w:noHBand="0" w:noVBand="0"/>
+      </w:tblPr>
+      <w:tblGrid>
+        <w:gridCol w:w="1247"/>
+        <w:gridCol w:w="3008"/>
+        <w:gridCol w:w="1226"/>
+        <w:gridCol w:w="3874"/>
+      </w:tblGrid>
+      <w:tr>
+        <w:trPr>
+          <w:cnfStyle w:val="100000000000" w:firstRow="1" w:lastRow="0" w:firstColumn="0" w:lastColumn="0" w:oddVBand="0" w:evenVBand="0" w:oddHBand="0" w:evenHBand="0" w:firstRowFirstColumn="0" w:firstRowLastColumn="0" w:lastRowFirstColumn="0" w:lastRowLastColumn="0"/>
+          <w:cantSplit/>
+          <w:tblHeader/>
+          <w:jc w:val="center"/>
+        </w:trPr>
+        <w:tc>
+          <w:tcPr>
+            <w:tcW w:w="1246" w:type="dxa"/>
+            <w:vAlign w:val="center"/>
+          </w:tcPr>
+          <w:p>
+            <w:pPr>
+              <w:pStyle w:val="Compact"/>
+              <w:spacing w:before="0" w:after="0" w:line="280" w:lineRule="exact"/>
+              <w:jc w:val="center"/>
+            </w:pPr>
+            <w:r>
+              <w:rPr>
+                <w:b/>
+                <w:sz w:val="24"/>
+              </w:rPr>
+              <w:t xml:space="preserve">Страница </w:t>
+            </w:r>
+            <w:r>
+              <w:rPr>
+                <w:b/>
+                <w:i/>
+                <w:sz w:val="24"/>
+              </w:rPr>
+              <w:t>Figma</w:t>
+            </w:r>
+          </w:p>
+        </w:tc>
+        <w:tc>
+          <w:tcPr>
+            <w:tcW w:w="3008" w:type="dxa"/>
+            <w:vAlign w:val="center"/>
+          </w:tcPr>
+          <w:p>
+            <w:pPr>
+              <w:pStyle w:val="Compact"/>
+              <w:spacing w:before="0" w:after="0" w:line="280" w:lineRule="exact"/>
+              <w:jc w:val="center"/>
+            </w:pPr>
+            <w:r>
+              <w:rPr>
+                <w:b/>
+                <w:sz w:val="24"/>
+              </w:rPr>
+              <w:t>Ед</w:t>
+            </w:r>
+            <w:r>
+              <w:rPr>
+                <w:b/>
+                <w:sz w:val="24"/>
+              </w:rPr>
+              <w:t>иница (раздел 2.5)</w:t>
+            </w:r>
+          </w:p>
+        </w:tc>
+        <w:tc>
+          <w:tcPr>
+            <w:tcW w:w="1226" w:type="dxa"/>
+            <w:vAlign w:val="center"/>
+          </w:tcPr>
+          <w:p>
+            <w:pPr>
+              <w:pStyle w:val="Compact"/>
+              <w:spacing w:before="0" w:after="0" w:line="280" w:lineRule="exact"/>
+              <w:jc w:val="center"/>
+            </w:pPr>
+            <w:r>
+              <w:rPr>
+                <w:b/>
+                <w:sz w:val="24"/>
+              </w:rPr>
+              <w:t>Покрытие</w:t>
+            </w:r>
+          </w:p>
+        </w:tc>
+        <w:tc>
+          <w:tcPr>
+            <w:tcW w:w="3874" w:type="dxa"/>
+            <w:vAlign w:val="center"/>
+          </w:tcPr>
+          <w:p>
+            <w:pPr>
+              <w:pStyle w:val="Compact"/>
+              <w:spacing w:before="0" w:after="0" w:line="280" w:lineRule="exact"/>
+              <w:jc w:val="center"/>
+            </w:pPr>
+            <w:r>
+              <w:rPr>
+                <w:b/>
+                <w:sz w:val="24"/>
+              </w:rPr>
+              <w:t>Что доработать</w:t>
+            </w:r>
+          </w:p>
+        </w:tc>
+      </w:tr>
+      <w:tr>
+        <w:trPr>
+          <w:cantSplit/>
+          <w:jc w:val="center"/>
+        </w:trPr>
+        <w:tc>
+          <w:tcPr>
+            <w:tcW w:w="1246" w:type="dxa"/>
+            <w:vAlign w:val="center"/>
+          </w:tcPr>
+          <w:p>
+            <w:pPr>
+              <w:pStyle w:val="Compact"/>
+              <w:spacing w:before="0" w:after="0" w:line="280" w:lineRule="exact"/>
+              <w:jc w:val="center"/>
+            </w:pPr>
+            <w:r>
+              <w:rPr>
+                <w:i/>
+                <w:sz w:val="24"/>
+              </w:rPr>
+              <w:t>Home</w:t>
+            </w:r>
+          </w:p>
+        </w:tc>
+        <w:tc>
+          <w:tcPr>
+            <w:tcW w:w="3008" w:type="dxa"/>
+            <w:vAlign w:val="center"/>
+          </w:tcPr>
+          <w:p>
+            <w:pPr>
+              <w:pStyle w:val="Compact"/>
+              <w:spacing w:before="0" w:after="0" w:line="280" w:lineRule="exact"/>
+              <w:jc w:val="center"/>
+            </w:pPr>
+            <w:r>
+              <w:rPr>
+                <w:i/>
+                <w:sz w:val="24"/>
+              </w:rPr>
+              <w:t>U-001</w:t>
+            </w:r>
+            <w:r>
+              <w:rPr>
+                <w:sz w:val="24"/>
+              </w:rPr>
+              <w:t xml:space="preserve"> Страница продукта (вход)</w:t>
+            </w:r>
+          </w:p>
+        </w:tc>
+        <w:tc>
+          <w:tcPr>
+            <w:tcW w:w="1226" w:type="dxa"/>
+            <w:vAlign w:val="center"/>
+          </w:tcPr>
+          <w:p>
+            <w:pPr>
+              <w:pStyle w:val="Compact"/>
+              <w:spacing w:before="0" w:after="0" w:line="280" w:lineRule="exact"/>
+              <w:jc w:val="center"/>
+            </w:pPr>
+            <w:r>
+              <w:rPr>
+                <w:sz w:val="24"/>
+              </w:rPr>
+              <w:t>частично</w:t>
+            </w:r>
+          </w:p>
+        </w:tc>
+        <w:tc>
+          <w:tcPr>
+            <w:tcW w:w="3874" w:type="dxa"/>
+            <w:vAlign w:val="center"/>
+          </w:tcPr>
+          <w:p>
+            <w:pPr>
+              <w:pStyle w:val="Compact"/>
+              <w:spacing w:before="0" w:after="0" w:line="280" w:lineRule="exact"/>
+              <w:jc w:val="center"/>
+            </w:pPr>
+            <w:r>
+              <w:rPr>
+                <w:sz w:val="24"/>
+              </w:rPr>
+              <w:t xml:space="preserve">добавить примеры ошибок </w:t>
+            </w:r>
+            <w:r>
+              <w:rPr>
+                <w:i/>
+                <w:sz w:val="24"/>
+              </w:rPr>
+              <w:t>Excel</w:t>
+            </w:r>
+            <w:r>
+              <w:rPr>
+                <w:sz w:val="24"/>
+              </w:rPr>
+              <w:t xml:space="preserve"> и ссылку на тарифы</w:t>
+            </w:r>
+          </w:p>
+        </w:tc>
+      </w:tr>
+      <w:tr>
+        <w:trPr>
+          <w:cantSplit/>
+          <w:jc w:val="center"/>
+        </w:trPr>
+        <w:tc>
+          <w:tcPr>
+            <w:tcW w:w="1246" w:type="dxa"/>
+            <w:vAlign w:val="center"/>
+          </w:tcPr>
+          <w:p>
+            <w:pPr>
+              <w:pStyle w:val="Compact"/>
+              <w:spacing w:before="0" w:after="0" w:line="280" w:lineRule="exact"/>
+              <w:jc w:val="center"/>
+            </w:pPr>
+            <w:r>
+              <w:rPr>
+                <w:i/>
+                <w:sz w:val="24"/>
+              </w:rPr>
+              <w:t>Product</w:t>
+            </w:r>
+          </w:p>
+        </w:tc>
+        <w:tc>
+          <w:tcPr>
+            <w:tcW w:w="3008" w:type="dxa"/>
+            <w:vAlign w:val="center"/>
+          </w:tcPr>
+          <w:p>
+            <w:pPr>
+              <w:pStyle w:val="Compact"/>
+              <w:spacing w:before="0" w:after="0" w:line="280" w:lineRule="exact"/>
+              <w:jc w:val="center"/>
+            </w:pPr>
+            <w:r>
+              <w:rPr>
+                <w:i/>
+                <w:sz w:val="24"/>
+              </w:rPr>
+              <w:t>U-001</w:t>
+            </w:r>
+            <w:r>
+              <w:rPr>
+                <w:sz w:val="24"/>
+              </w:rPr>
+              <w:t xml:space="preserve"> Страница продукта с примерами ошибок</w:t>
+            </w:r>
+          </w:p>
+        </w:tc>
+        <w:tc>
+          <w:tcPr>
+            <w:tcW w:w="1226" w:type="dxa"/>
+            <w:vAlign w:val="center"/>
+          </w:tcPr>
+          <w:p>
+            <w:pPr>
+              <w:pStyle w:val="Compact"/>
+              <w:spacing w:before="0" w:after="0" w:line="280" w:lineRule="exact"/>
+              <w:jc w:val="center"/>
+            </w:pPr>
+            <w:r>
+              <w:rPr>
+                <w:sz w:val="24"/>
+              </w:rPr>
+              <w:t>частично</w:t>
+            </w:r>
+          </w:p>
+        </w:tc>
+        <w:tc>
+          <w:tcPr>
+            <w:tcW w:w="3874" w:type="dxa"/>
+            <w:vAlign w:val="center"/>
+          </w:tcPr>
+          <w:p>
+            <w:pPr>
+              <w:pStyle w:val="Compact"/>
+              <w:spacing w:before="0" w:after="0" w:line="280" w:lineRule="exact"/>
+              <w:jc w:val="center"/>
+            </w:pPr>
+            <w:r>
+              <w:rPr>
+                <w:sz w:val="24"/>
+              </w:rPr>
+              <w:t>показать находку с доказательством (движок), а не только формулу суммы</w:t>
+            </w:r>
+          </w:p>
+        </w:tc>
+      </w:tr>
+      <w:tr>
+        <w:trPr>
+          <w:cantSplit/>
+          <w:jc w:val="center"/>
+        </w:trPr>
+        <w:tc>
+          <w:tcPr>
+            <w:tcW w:w="1246" w:type="dxa"/>
+            <w:vAlign w:val="center"/>
+          </w:tcPr>
+          <w:p>
+            <w:pPr>
+              <w:pStyle w:val="Compact"/>
+              <w:spacing w:before="0" w:after="0" w:line="280" w:lineRule="exact"/>
+              <w:jc w:val="center"/>
+            </w:pPr>
+            <w:r>
+              <w:rPr>
+                <w:i/>
+                <w:sz w:val="24"/>
+              </w:rPr>
+              <w:t>Contact</w:t>
+            </w:r>
+          </w:p>
+        </w:tc>
+        <w:tc>
+          <w:tcPr>
+            <w:tcW w:w="3008" w:type="dxa"/>
+            <w:vAlign w:val="center"/>
+          </w:tcPr>
+          <w:p>
+            <w:pPr>
+              <w:pStyle w:val="Compact"/>
+              <w:spacing w:before="0" w:after="0" w:line="280" w:lineRule="exact"/>
+              <w:jc w:val="center"/>
+            </w:pPr>
+            <w:r>
+              <w:rPr>
+                <w:i/>
+                <w:sz w:val="24"/>
+              </w:rPr>
+              <w:t>U-017</w:t>
+            </w:r>
+            <w:r>
+              <w:rPr>
+                <w:sz w:val="24"/>
+              </w:rPr>
+              <w:t xml:space="preserve"> Документация и справка; сбор регистраций</w:t>
+            </w:r>
+          </w:p>
+        </w:tc>
+        <w:tc>
+          <w:tcPr>
+            <w:tcW w:w="1226" w:type="dxa"/>
+            <w:vAlign w:val="center"/>
+          </w:tcPr>
+          <w:p>
+            <w:pPr>
+              <w:pStyle w:val="Compact"/>
+              <w:spacing w:before="0" w:after="0" w:line="280" w:lineRule="exact"/>
+              <w:jc w:val="center"/>
+            </w:pPr>
+            <w:r>
+              <w:rPr>
+                <w:sz w:val="24"/>
+              </w:rPr>
+              <w:t>частично</w:t>
+            </w:r>
+          </w:p>
+        </w:tc>
+        <w:tc>
+          <w:tcPr>
+            <w:tcW w:w="3874" w:type="dxa"/>
+            <w:vAlign w:val="center"/>
+          </w:tcPr>
+          <w:p>
+            <w:pPr>
+              <w:pStyle w:val="Compact"/>
+              <w:spacing w:before="0" w:after="0" w:line="280" w:lineRule="exact"/>
+              <w:jc w:val="center"/>
+            </w:pPr>
+            <w:r>
+              <w:rPr>
+                <w:sz w:val="24"/>
+              </w:rPr>
+              <w:t>связать форму с регистрацией (</w:t>
+            </w:r>
+            <w:r>
+              <w:rPr>
+                <w:i/>
+                <w:sz w:val="24"/>
+              </w:rPr>
+              <w:t>U-006</w:t>
+            </w:r>
+            <w:r>
+              <w:rPr>
+                <w:sz w:val="24"/>
+              </w:rPr>
+              <w:t>) и листом ожидания</w:t>
+            </w:r>
+          </w:p>
+        </w:tc>
+      </w:tr>
+      <w:tr>
+        <w:trPr>
+          <w:cantSplit/>
+          <w:jc w:val="center"/>
+        </w:trPr>
+        <w:tc>
+          <w:tcPr>
+            <w:tcW w:w="1246" w:type="dxa"/>
+            <w:vAlign w:val="center"/>
+          </w:tcPr>
+          <w:p>
+            <w:pPr>
+              <w:pStyle w:val="Compact"/>
+              <w:spacing w:before="0" w:after="0" w:line="280" w:lineRule="exact"/>
+              <w:jc w:val="center"/>
+            </w:pPr>
+            <w:r>
+              <w:rPr>
+                <w:sz w:val="24"/>
+              </w:rPr>
+              <w:t>нет страницы</w:t>
+            </w:r>
+          </w:p>
+        </w:tc>
+        <w:tc>
+          <w:tcPr>
+            <w:tcW w:w="3008" w:type="dxa"/>
+            <w:vAlign w:val="center"/>
+          </w:tcPr>
+          <w:p>
+            <w:pPr>
+              <w:pStyle w:val="Compact"/>
+              <w:spacing w:before="0" w:after="0" w:line="280" w:lineRule="exact"/>
+              <w:jc w:val="center"/>
+            </w:pPr>
+            <w:r>
+              <w:rPr>
+                <w:i/>
+                <w:sz w:val="24"/>
+              </w:rPr>
+              <w:t>U-007</w:t>
+            </w:r>
+            <w:r>
+              <w:rPr>
+                <w:sz w:val="24"/>
+              </w:rPr>
+              <w:t xml:space="preserve"> Страница тарифов</w:t>
+            </w:r>
+          </w:p>
+        </w:tc>
+        <w:tc>
+          <w:tcPr>
+            <w:tcW w:w="1226" w:type="dxa"/>
+            <w:vAlign w:val="center"/>
+          </w:tcPr>
+          <w:p>
+            <w:pPr>
+              <w:pStyle w:val="Compact"/>
+              <w:spacing w:before="0" w:after="0" w:line="280" w:lineRule="exact"/>
+              <w:jc w:val="center"/>
+            </w:pPr>
+            <w:r>
+              <w:rPr>
+                <w:sz w:val="24"/>
+              </w:rPr>
+              <w:t>не покрыто</w:t>
+            </w:r>
+          </w:p>
+        </w:tc>
+        <w:tc>
+          <w:tcPr>
+            <w:tcW w:w="3874" w:type="dxa"/>
+            <w:vAlign w:val="center"/>
+          </w:tcPr>
+          <w:p>
+            <w:pPr>
+              <w:pStyle w:val="Compact"/>
+              <w:spacing w:before="0" w:after="0" w:line="280" w:lineRule="exact"/>
+              <w:jc w:val="center"/>
+            </w:pPr>
+            <w:r>
+              <w:rPr>
+                <w:sz w:val="24"/>
+              </w:rPr>
+              <w:t>добавить страницу</w:t>
+            </w:r>
+            <w:r>
+              <w:rPr>
+                <w:sz w:val="24"/>
+              </w:rPr>
+              <w:t xml:space="preserve"> с тарифами </w:t>
+            </w:r>
+            <w:r>
+              <w:rPr>
+                <w:i/>
+                <w:sz w:val="24"/>
+              </w:rPr>
+              <w:t>Free</w:t>
+            </w:r>
+            <w:r>
+              <w:rPr>
+                <w:sz w:val="24"/>
+              </w:rPr>
+              <w:t>, 9, 19, 29 </w:t>
+            </w:r>
+            <w:r>
+              <w:rPr>
+                <w:i/>
+                <w:sz w:val="24"/>
+              </w:rPr>
+              <w:t>EUR</w:t>
+            </w:r>
+          </w:p>
+        </w:tc>
+      </w:tr>
+      <w:tr>
+        <w:trPr>
+          <w:cantSplit/>
+          <w:jc w:val="center"/>
+        </w:trPr>
+        <w:tc>
+          <w:tcPr>
+            <w:tcW w:w="1246" w:type="dxa"/>
+            <w:vAlign w:val="center"/>
+          </w:tcPr>
+          <w:p>
+            <w:pPr>
+              <w:pStyle w:val="Compact"/>
+              <w:spacing w:before="0" w:after="0" w:line="280" w:lineRule="exact"/>
+              <w:jc w:val="center"/>
+            </w:pPr>
+            <w:r>
+              <w:rPr>
+                <w:sz w:val="24"/>
+              </w:rPr>
+              <w:t>нет страницы</w:t>
+            </w:r>
+          </w:p>
+        </w:tc>
+        <w:tc>
+          <w:tcPr>
+            <w:tcW w:w="3008" w:type="dxa"/>
+            <w:vAlign w:val="center"/>
+          </w:tcPr>
+          <w:p>
+            <w:pPr>
+              <w:pStyle w:val="Compact"/>
+              <w:spacing w:before="0" w:after="0" w:line="280" w:lineRule="exact"/>
+              <w:jc w:val="center"/>
+            </w:pPr>
+            <w:r>
+              <w:rPr>
+                <w:i/>
+                <w:sz w:val="24"/>
+              </w:rPr>
+              <w:t>U-002</w:t>
+            </w:r>
+            <w:r>
+              <w:rPr>
+                <w:sz w:val="24"/>
+              </w:rPr>
+              <w:t>…</w:t>
+            </w:r>
+            <w:r>
+              <w:rPr>
+                <w:i/>
+                <w:sz w:val="24"/>
+              </w:rPr>
+              <w:t>U-005</w:t>
+            </w:r>
+            <w:r>
+              <w:rPr>
+                <w:sz w:val="24"/>
+              </w:rPr>
+              <w:t xml:space="preserve">, </w:t>
+            </w:r>
+            <w:r>
+              <w:rPr>
+                <w:i/>
+                <w:sz w:val="24"/>
+              </w:rPr>
+              <w:t>U-008</w:t>
+            </w:r>
+            <w:r>
+              <w:rPr>
+                <w:sz w:val="24"/>
+              </w:rPr>
+              <w:t xml:space="preserve"> экраны приложения</w:t>
+            </w:r>
+          </w:p>
+        </w:tc>
+        <w:tc>
+          <w:tcPr>
+            <w:tcW w:w="1226" w:type="dxa"/>
+            <w:vAlign w:val="center"/>
+          </w:tcPr>
+          <w:p>
+            <w:pPr>
+              <w:pStyle w:val="Compact"/>
+              <w:spacing w:before="0" w:after="0" w:line="280" w:lineRule="exact"/>
+              <w:jc w:val="center"/>
+            </w:pPr>
+            <w:r>
+              <w:rPr>
+                <w:sz w:val="24"/>
+              </w:rPr>
+              <w:t>не покрыто</w:t>
+            </w:r>
+          </w:p>
+        </w:tc>
+        <w:tc>
+          <w:tcPr>
+            <w:tcW w:w="3874" w:type="dxa"/>
+            <w:vAlign w:val="center"/>
+          </w:tcPr>
+          <w:p>
+            <w:pPr>
+              <w:pStyle w:val="Compact"/>
+              <w:spacing w:before="0" w:after="0" w:line="280" w:lineRule="exact"/>
+              <w:jc w:val="center"/>
+            </w:pPr>
+            <w:r>
+              <w:rPr>
+                <w:sz w:val="24"/>
+              </w:rPr>
+              <w:t>собрать кликабельный путь «загрузка - результат - карточка - отчет - оплата» по схемам</w:t>
+            </w:r>
+          </w:p>
+        </w:tc>
+      </w:tr>
+    </w:tbl>
+    <w:p>
+      <w:pPr>
+        <w:pStyle w:val="FirstParagraph"/>
+        <w:spacing w:before="0" w:after="0" w:line="360" w:lineRule="exact"/>
+        <w:ind w:firstLine="709"/>
+        <w:jc w:val="both"/>
+      </w:pPr>
+      <w:r>
+        <w:rPr>
+          <w:sz w:val="28"/>
+        </w:rPr>
+        <w:t>Прототип закрывает маркетинговую часть пути (вход, объяснение продукта, контакт), но не экраны приложения и тарифы. Вывод: подтверждена визуальная система и каркас сайт</w:t>
+      </w:r>
+      <w:r>
+        <w:rPr>
+          <w:sz w:val="28"/>
+        </w:rPr>
+        <w:t xml:space="preserve">а, а интерфейсное покрытие </w:t>
+      </w:r>
+      <w:r>
+        <w:rPr>
+          <w:sz w:val="28"/>
+        </w:rPr>
+        <w:lastRenderedPageBreak/>
+        <w:t>80 % относится к схемам, а не к прототипу; доработки перечислены в приложении Б.</w:t>
+      </w:r>
+    </w:p>
+    <w:p>
+      <w:pPr>
+        <w:pStyle w:val="a0"/>
+        <w:spacing w:before="0" w:after="0" w:line="360" w:lineRule="exact"/>
+        <w:ind w:firstLine="709"/>
+        <w:jc w:val="both"/>
+      </w:pPr>
+      <w:r>
+        <w:rPr>
+          <w:sz w:val="28"/>
+        </w:rPr>
+        <w:t>Наблюдение: тексты прототипа описывают универсального агента для текстового редактора («</w:t>
+      </w:r>
+      <w:r>
+        <w:rPr>
+          <w:i/>
+          <w:sz w:val="28"/>
+        </w:rPr>
+        <w:t>AI</w:t>
+      </w:r>
+      <w:r>
+        <w:rPr>
+          <w:sz w:val="28"/>
+        </w:rPr>
+        <w:t xml:space="preserve"> </w:t>
+      </w:r>
+      <w:r>
+        <w:rPr>
+          <w:i/>
+          <w:sz w:val="28"/>
+        </w:rPr>
+        <w:t>agent</w:t>
+      </w:r>
+      <w:r>
+        <w:rPr>
+          <w:sz w:val="28"/>
+        </w:rPr>
+        <w:t xml:space="preserve"> </w:t>
+      </w:r>
+      <w:r>
+        <w:rPr>
+          <w:i/>
+          <w:sz w:val="28"/>
+        </w:rPr>
+        <w:t>that</w:t>
+      </w:r>
+      <w:r>
+        <w:rPr>
+          <w:sz w:val="28"/>
+        </w:rPr>
+        <w:t xml:space="preserve"> </w:t>
+      </w:r>
+      <w:r>
+        <w:rPr>
+          <w:i/>
+          <w:sz w:val="28"/>
+        </w:rPr>
+        <w:t>lives</w:t>
+      </w:r>
+      <w:r>
+        <w:rPr>
+          <w:sz w:val="28"/>
+        </w:rPr>
+        <w:t xml:space="preserve"> </w:t>
+      </w:r>
+      <w:r>
+        <w:rPr>
+          <w:i/>
+          <w:sz w:val="28"/>
+        </w:rPr>
+        <w:t>inside</w:t>
+      </w:r>
+      <w:r>
+        <w:rPr>
+          <w:sz w:val="28"/>
+        </w:rPr>
+        <w:t xml:space="preserve"> </w:t>
+      </w:r>
+      <w:r>
+        <w:rPr>
+          <w:i/>
+          <w:sz w:val="28"/>
+        </w:rPr>
+        <w:t>your</w:t>
+      </w:r>
+      <w:r>
+        <w:rPr>
+          <w:sz w:val="28"/>
+        </w:rPr>
+        <w:t xml:space="preserve"> </w:t>
+      </w:r>
+      <w:r>
+        <w:rPr>
+          <w:i/>
+          <w:sz w:val="28"/>
+        </w:rPr>
+        <w:t>editor</w:t>
+      </w:r>
+      <w:r>
+        <w:rPr>
+          <w:sz w:val="28"/>
+        </w:rPr>
+        <w:t xml:space="preserve">»), а не проверку </w:t>
+      </w:r>
+      <w:r>
+        <w:rPr>
+          <w:i/>
+          <w:sz w:val="28"/>
+        </w:rPr>
+        <w:t>Excel</w:t>
+      </w:r>
+      <w:r>
+        <w:rPr>
+          <w:sz w:val="28"/>
+        </w:rPr>
+        <w:t>-моделей с доказательством находок. Для согласования с ценностным предложением раздела 2.1 заголовок и примеры страниц нужно переписать под аудит таблиц; это зафиксировано как доработка прототипа.</w:t>
+      </w:r>
+    </w:p>
+    <w:p>
+      <w:pPr>
+        <w:pStyle w:val="2"/>
+        <w:spacing w:before="360" w:after="360" w:line="360" w:lineRule="exact"/>
+        <w:ind w:firstLine="709"/>
+      </w:pPr>
+      <w:bookmarkStart w:id="15" w:name="_fc51781abcc4857bf621eab6b8861ea54729fed"/>
+      <w:bookmarkStart w:id="16" w:name="_Toc241934342"/>
+      <w:bookmarkEnd w:id="14"/>
+      <w:bookmarkEnd w:id="12"/>
+      <w:r>
+        <w:rPr>
+          <w:b/>
+          <w:sz w:val="28"/>
+        </w:rPr>
+        <w:t>2.6 Деление разработки на релизы</w:t>
+      </w:r>
+      <w:bookmarkEnd w:id="16"/>
+    </w:p>
+    <w:p>
+      <w:pPr>
+        <w:pStyle w:val="FirstParagraph"/>
+        <w:spacing w:before="0" w:after="0" w:line="360" w:lineRule="exact"/>
+        <w:ind w:firstLine="709"/>
+        <w:jc w:val="both"/>
+      </w:pPr>
+      <w:r>
+        <w:rPr>
+          <w:sz w:val="28"/>
+        </w:rPr>
+        <w:t>Методика [5] оценивае</w:t>
+      </w:r>
+      <w:r>
+        <w:rPr>
+          <w:sz w:val="28"/>
+        </w:rPr>
+        <w:t xml:space="preserve">т 24 единицы разработки по десяти показателям и относит их к первому релизу, следующим релизам или к гипотезам. Единица попадает в первый релиз, если она связана с ценностным предложением, доходом, доказательна и ее потеря критична, либо если балл первого </w:t>
+      </w:r>
+      <w:r>
+        <w:rPr>
+          <w:sz w:val="28"/>
+        </w:rPr>
+        <w:t>релиза не ниже 3,7.</w:t>
+      </w:r>
+    </w:p>
+    <w:p>
+      <w:pPr>
+        <w:pStyle w:val="a0"/>
+        <w:spacing w:before="0" w:after="0" w:line="360" w:lineRule="exact"/>
+        <w:ind w:firstLine="709"/>
+        <w:jc w:val="both"/>
+      </w:pPr>
+      <w:r>
+        <w:rPr>
+          <w:sz w:val="28"/>
+        </w:rPr>
+        <w:t>В таблице 18 представлено: состав релизов по единицам разработки.</w:t>
+      </w:r>
+    </w:p>
+    <w:p>
+      <w:pPr>
+        <w:pStyle w:val="a0"/>
+        <w:keepNext/>
+        <w:spacing w:before="0" w:after="0" w:line="360" w:lineRule="exact"/>
+      </w:pPr>
+      <w:r>
+        <w:rPr>
+          <w:sz w:val="28"/>
+        </w:rPr>
+        <w:t>Таблица 18 – Состав релизов по единицам разработки</w:t>
       </w:r>
     </w:p>
     <w:tbl>
@@ -19884,14 +21663,7 @@
                 <w:b/>
                 <w:sz w:val="24"/>
               </w:rPr>
-              <w:t>Балл первого рели</w:t>
-            </w:r>
-            <w:r>
-              <w:rPr>
-                <w:b/>
-                <w:sz w:val="24"/>
-              </w:rPr>
-              <w:t>за</w:t>
+              <w:t>Балл первого релиза</w:t>
             </w:r>
           </w:p>
         </w:tc>
@@ -21540,6 +23312,7 @@
                 <w:i/>
                 <w:sz w:val="24"/>
               </w:rPr>
+              <w:lastRenderedPageBreak/>
               <w:t>U-016</w:t>
             </w:r>
           </w:p>
@@ -22084,7 +23857,6 @@
                 <w:i/>
                 <w:sz w:val="24"/>
               </w:rPr>
-              <w:lastRenderedPageBreak/>
               <w:t>U-021</w:t>
             </w:r>
           </w:p>
@@ -22550,7 +24322,7 @@
         <w:rPr>
           <w:sz w:val="28"/>
         </w:rPr>
-        <w:t>В таблице 18 представлено: дорожная карта релизов.</w:t>
+        <w:t>В таблице 19 представлено: дорожная карта релизов.</w:t>
       </w:r>
     </w:p>
     <w:p>
@@ -22563,7 +24335,7 @@
         <w:rPr>
           <w:sz w:val="28"/>
         </w:rPr>
-        <w:t>Таблица 18 – Дорожная карта релизов</w:t>
+        <w:t>Таблица 19 – Дорожная карта релизов</w:t>
       </w:r>
     </w:p>
     <w:tbl>
@@ -23095,13 +24867,7 @@
         <w:rPr>
           <w:sz w:val="28"/>
         </w:rPr>
-        <w:t xml:space="preserve"> с надстройкой в июле 2027, релиз проекта в сентябре 2027. Критерии перехода измеримы и совпадают с целями проекта (300 регистраций и 50 плат</w:t>
-      </w:r>
-      <w:r>
-        <w:rPr>
-          <w:sz w:val="28"/>
-        </w:rPr>
-        <w:t>ящих).</w:t>
+        <w:t xml:space="preserve"> с надстройкой в июле 2027, релиз проекта в сентябре 2027. Критерии перехода измеримы и совпадают с целями проекта (300 регистраций и 50 платящих).</w:t>
       </w:r>
     </w:p>
     <w:p>
@@ -23115,7 +24881,7 @@
         <w:rPr>
           <w:sz w:val="28"/>
         </w:rPr>
-        <w:t xml:space="preserve">На рисунке 4 показано: дорожная карта релизов </w:t>
+        <w:t xml:space="preserve">На рисунке 8 показано: дорожная карта релизов </w:t>
       </w:r>
       <w:r>
         <w:rPr>
@@ -23143,23 +24909,24 @@
           <w:noProof/>
           <w:sz w:val="28"/>
         </w:rPr>
+        <w:lastRenderedPageBreak/>
         <w:drawing>
-          <wp:inline distT="0" distB="0" distL="0" distR="0" wp14:anchorId="1BF86E62" wp14:editId="24AF71F5">
+          <wp:inline distT="0" distB="0" distL="0" distR="0" wp14:anchorId="79E5EC49" wp14:editId="04A69CEA">
             <wp:extent cx="5334000" cy="2341756"/>
             <wp:effectExtent l="0" t="0" r="0" b="0"/>
-            <wp:docPr id="25" name="Picture"/>
+            <wp:docPr id="38" name="Picture"/>
             <wp:cNvGraphicFramePr/>
             <a:graphic xmlns:a="http://schemas.openxmlformats.org/drawingml/2006/main">
               <a:graphicData uri="http://schemas.openxmlformats.org/drawingml/2006/picture">
                 <pic:pic xmlns:pic="http://schemas.openxmlformats.org/drawingml/2006/picture">
                   <pic:nvPicPr>
-                    <pic:cNvPr id="26" name="Picture" descr="Рисунки/03_дорожная_карта.png"/>
+                    <pic:cNvPr id="39" name="Picture" descr="Рисунки/03_дорожная_карта.png"/>
                     <pic:cNvPicPr>
                       <a:picLocks noChangeAspect="1" noChangeArrowheads="1"/>
                     </pic:cNvPicPr>
                   </pic:nvPicPr>
                   <pic:blipFill>
-                    <a:blip r:embed="rId10"/>
+                    <a:blip r:embed="rId14"/>
                     <a:stretch>
                       <a:fillRect/>
                     </a:stretch>
@@ -23196,7 +24963,7 @@
         <w:rPr>
           <w:sz w:val="28"/>
         </w:rPr>
-        <w:t xml:space="preserve">Рисунок 4 – Дорожная карта релизов </w:t>
+        <w:t xml:space="preserve">Рисунок 8 – Дорожная карта релизов </w:t>
       </w:r>
       <w:r>
         <w:rPr>
@@ -23217,14 +24984,13 @@
         <w:rPr>
           <w:sz w:val="28"/>
         </w:rPr>
-        <w:lastRenderedPageBreak/>
-        <w:t>Рисунок показывает четыре последовательных релиза и вехи ПЗ1. Основной риск плана - узкое окно платной беты (01.06-30.09.2027): по расчетам ЛР2-3</w:t>
-      </w:r>
-      <w:r>
-        <w:rPr>
-          <w:sz w:val="28"/>
-        </w:rPr>
-        <w:t xml:space="preserve"> в базовом сценарии за это время приходит около 19 платящих при цели 50.</w:t>
+        <w:t>Рису</w:t>
+      </w:r>
+      <w:r>
+        <w:rPr>
+          <w:sz w:val="28"/>
+        </w:rPr>
+        <w:t>нок показывает четыре последовательных релиза и вехи ПЗ1. Основной риск плана - узкое окно платной беты (01.06-30.09.2027): по расчетам ЛР2-3 в базовом сценарии за это время приходит около 19 платящих при цели 50.</w:t>
       </w:r>
     </w:p>
     <w:p>
@@ -23238,7 +25004,13 @@
         <w:rPr>
           <w:sz w:val="28"/>
         </w:rPr>
-        <w:t>В таблице 19 представлено: риски и зависимости релизов.</w:t>
+        <w:t>В таблице 20 представлено: риски и зависим</w:t>
+      </w:r>
+      <w:r>
+        <w:rPr>
+          <w:sz w:val="28"/>
+        </w:rPr>
+        <w:t>ости релизов.</w:t>
       </w:r>
     </w:p>
     <w:p>
@@ -23251,7 +25023,7 @@
         <w:rPr>
           <w:sz w:val="28"/>
         </w:rPr>
-        <w:t>Таблица 19 – Риски и зависимости релизов</w:t>
+        <w:t>Таблица 20 – Риски и зависимости релизов</w:t>
       </w:r>
     </w:p>
     <w:tbl>
@@ -23999,7 +25771,13 @@
         <w:rPr>
           <w:sz w:val="28"/>
         </w:rPr>
-        <w:t xml:space="preserve">Наибольшие индексы у риска недостижения цели по платящим (16) и точности находок (15). Они требуют ранней проверки: измерения конверсий уже на </w:t>
+        <w:t>Наибольшие индексы у риска недостижения цели по платящим (16) и точности находок (15). Они требуют ранней проверки: измерения конверсий уже</w:t>
+      </w:r>
+      <w:r>
+        <w:rPr>
+          <w:sz w:val="28"/>
+        </w:rPr>
+        <w:t xml:space="preserve"> на </w:t>
       </w:r>
       <w:r>
         <w:rPr>
@@ -24047,9 +25825,9 @@
         <w:spacing w:before="360" w:after="360" w:line="360" w:lineRule="exact"/>
         <w:ind w:firstLine="709"/>
       </w:pPr>
-      <w:bookmarkStart w:id="16" w:name="_fb011a212b736610690ebb69f4e92f01bd3b3f9"/>
-      <w:bookmarkStart w:id="17" w:name="_Toc241913977"/>
-      <w:bookmarkEnd w:id="14"/>
+      <w:bookmarkStart w:id="17" w:name="_fb011a212b736610690ebb69f4e92f01bd3b3f9"/>
+      <w:bookmarkStart w:id="18" w:name="_Toc241934343"/>
+      <w:bookmarkEnd w:id="15"/>
       <w:r>
         <w:rPr>
           <w:b/>
@@ -24057,7 +25835,7 @@
         </w:rPr>
         <w:t>2.7 Согласованность с ПЗ1 и ПЗ4</w:t>
       </w:r>
-      <w:bookmarkEnd w:id="17"/>
+      <w:bookmarkEnd w:id="18"/>
     </w:p>
     <w:p>
       <w:pPr>
@@ -24070,7 +25848,7 @@
         <w:rPr>
           <w:sz w:val="28"/>
         </w:rPr>
-        <w:t>В таблице 20 представлено: сверка с документами проекта.</w:t>
+        <w:t>В таблице 21 представлено: сверка с документами проекта.</w:t>
       </w:r>
     </w:p>
     <w:p>
@@ -24083,7 +25861,7 @@
         <w:rPr>
           <w:sz w:val="28"/>
         </w:rPr>
-        <w:t>Таблица 20 – Сверка с документами проекта</w:t>
+        <w:t>Таблица 21 – Сверка с документами проекта</w:t>
       </w:r>
     </w:p>
     <w:tbl>
@@ -24497,6 +26275,7 @@
               <w:rPr>
                 <w:sz w:val="24"/>
               </w:rPr>
+              <w:lastRenderedPageBreak/>
               <w:t xml:space="preserve">Бета </w:t>
             </w:r>
             <w:r>
@@ -24890,7 +26669,13 @@
               <w:rPr>
                 <w:sz w:val="24"/>
               </w:rPr>
-              <w:t xml:space="preserve">критерии готовности </w:t>
+              <w:t>критерии готовн</w:t>
+            </w:r>
+            <w:r>
+              <w:rPr>
+                <w:sz w:val="24"/>
+              </w:rPr>
+              <w:t xml:space="preserve">ости </w:t>
             </w:r>
             <w:r>
               <w:rPr>
@@ -24946,14 +26731,7 @@
         <w:rPr>
           <w:sz w:val="28"/>
         </w:rPr>
-        <w:t xml:space="preserve">Все параметры проекта сохранены; единственное расхождение - не в данных, а в прогнозе: цель по платящим достижима только при </w:t>
-      </w:r>
-      <w:r>
-        <w:rPr>
-          <w:sz w:val="28"/>
-        </w:rPr>
-        <w:lastRenderedPageBreak/>
-        <w:t>дополнительных каналах, и это отражено в рисках релизного плана и в реестре рисков проекта.</w:t>
+        <w:t>Все параметры проекта сохранены; единственное расхождение - не в данных, а в прогнозе: цель по платящим достижима только при дополнительных каналах, и это отражено в рисках релизного плана и в реестре рисков проекта.</w:t>
       </w:r>
     </w:p>
     <w:p>
@@ -24962,9 +26740,9 @@
         <w:spacing w:before="360" w:after="360" w:line="360" w:lineRule="exact"/>
         <w:ind w:firstLine="709"/>
       </w:pPr>
-      <w:bookmarkStart w:id="18" w:name="_339ae803435bd6b9a653c2b18dadc62dc9ad8e7"/>
-      <w:bookmarkStart w:id="19" w:name="_Toc241913978"/>
-      <w:bookmarkEnd w:id="16"/>
+      <w:bookmarkStart w:id="19" w:name="_339ae803435bd6b9a653c2b18dadc62dc9ad8e7"/>
+      <w:bookmarkStart w:id="20" w:name="_Toc241934344"/>
+      <w:bookmarkEnd w:id="17"/>
       <w:r>
         <w:rPr>
           <w:b/>
@@ -24972,7 +26750,7 @@
         </w:rPr>
         <w:t>2.8 Проверка расчетов и ограничения</w:t>
       </w:r>
-      <w:bookmarkEnd w:id="19"/>
+      <w:bookmarkEnd w:id="20"/>
     </w:p>
     <w:p>
       <w:pPr>
@@ -25004,13 +26782,7 @@
         <w:rPr>
           <w:sz w:val="28"/>
         </w:rPr>
-        <w:t xml:space="preserve"> охватил индексы проблем, потенциал монетизации и выручку, индексы сегментов, индексы и приоритеты требований и сценариев, баллы и решения по релизам, индексы рисков и приоритеты экранов. Из 155 контрольных величин расхождений не</w:t>
-      </w:r>
-      <w:r>
-        <w:rPr>
-          <w:sz w:val="28"/>
-        </w:rPr>
-        <w:t>т (155 из 155); допуск 1</w:t>
+        <w:t xml:space="preserve"> охватил индексы проблем, потенциал монетизации и выручку, индексы сегментов, индексы и приоритеты требований и сценариев, баллы и решения по релизам, индексы рисков и приоритеты экранов. Из 155 контрольных величин расхождений нет (155 из 155); допуск 1</w:t>
       </w:r>
       <w:r>
         <w:rPr>
@@ -25050,27 +26822,26 @@
         <w:rPr>
           <w:sz w:val="28"/>
         </w:rPr>
-        <w:t xml:space="preserve">Ограничения: оценки 1-5 и 1-4 в книгах выставлены аналитиком по страницам и результатам прежних работ (Д-26), опрос пользователей не проводился, прототип в </w:t>
+        <w:t>Ограничения: оценки 1-5 и 1-4 в книгах выставлены аналитиком по страницам и результатам прежних работ (Д-26), опрос пользователей не проводился (используются модельные данные), прототи</w:t>
+      </w:r>
+      <w:r>
+        <w:rPr>
+          <w:sz w:val="28"/>
+        </w:rPr>
+        <w:t xml:space="preserve">п в </w:t>
       </w:r>
       <w:r>
         <w:rPr>
           <w:i/>
           <w:sz w:val="28"/>
         </w:rPr>
-        <w:t>F</w:t>
-      </w:r>
-      <w:r>
-        <w:rPr>
-          <w:i/>
-          <w:sz w:val="28"/>
-        </w:rPr>
-        <w:t>igma</w:t>
-      </w:r>
-      <w:r>
-        <w:rPr>
-          <w:sz w:val="28"/>
-        </w:rPr>
-        <w:t xml:space="preserve"> не создан, бизнес-логика проверена на формальную связность, но не на реальных пользователях. Эти пункты перечислены в приложении Б.</w:t>
+        <w:t>Figma</w:t>
+      </w:r>
+      <w:r>
+        <w:rPr>
+          <w:sz w:val="28"/>
+        </w:rPr>
+        <w:t xml:space="preserve"> покрывает только страницы сайта, бизнес-логика проверена на формальную связность, но не на реальных пользователях. Эти пункты перечислены в приложении Б.</w:t>
       </w:r>
     </w:p>
     <w:p>
@@ -25080,9 +26851,9 @@
         <w:spacing w:before="0" w:after="360" w:line="360" w:lineRule="exact"/>
         <w:ind w:firstLine="709"/>
       </w:pPr>
-      <w:bookmarkStart w:id="20" w:name="_1bfdad9d2d88ddb6ca16c31c1d4d4943679f32f"/>
-      <w:bookmarkStart w:id="21" w:name="_Toc241913979"/>
-      <w:bookmarkEnd w:id="18"/>
+      <w:bookmarkStart w:id="21" w:name="_1bfdad9d2d88ddb6ca16c31c1d4d4943679f32f"/>
+      <w:bookmarkStart w:id="22" w:name="_Toc241934345"/>
+      <w:bookmarkEnd w:id="19"/>
       <w:bookmarkEnd w:id="2"/>
       <w:r>
         <w:rPr>
@@ -25092,7 +26863,7 @@
         <w:lastRenderedPageBreak/>
         <w:t>3 ОТВЕТЫ НА КОНТРОЛЬНЫЕ ВОПРОСЫ</w:t>
       </w:r>
-      <w:bookmarkEnd w:id="21"/>
+      <w:bookmarkEnd w:id="22"/>
     </w:p>
     <w:p>
       <w:pPr>
@@ -25105,7 +26876,13 @@
         <w:rPr>
           <w:sz w:val="28"/>
         </w:rPr>
-        <w:t>Ответы даны по контрольным точкам книг [3], [4] и проверкам связности [1], [2].</w:t>
+        <w:t xml:space="preserve">Ответы даны по контрольным точкам книг [3], [4] и проверкам </w:t>
+      </w:r>
+      <w:r>
+        <w:rPr>
+          <w:sz w:val="28"/>
+        </w:rPr>
+        <w:t>связности [1], [2].</w:t>
       </w:r>
     </w:p>
     <w:p>
@@ -25238,7 +27015,7 @@
         <w:rPr>
           <w:sz w:val="28"/>
         </w:rPr>
-        <w:t>Определены ли первый и следующие релизы и их критерии? Да, таблицы 17 и 18.</w:t>
+        <w:t>Определены ли первый и следующие релизы и их критерии? Да, таблицы 18 и 19.</w:t>
       </w:r>
     </w:p>
     <w:p>
@@ -25256,7 +27033,7 @@
         <w:rPr>
           <w:sz w:val="28"/>
         </w:rPr>
-        <w:t>Согласованы ли результаты с ПЗ1 и ПЗ4? Да, таблица 20.</w:t>
+        <w:t>Согласованы ли результаты с ПЗ1 и ПЗ4? Да, таблица 21.</w:t>
       </w:r>
     </w:p>
     <w:p>
@@ -25274,7 +27051,13 @@
         <w:rPr>
           <w:sz w:val="28"/>
         </w:rPr>
-        <w:t xml:space="preserve">Выполнены ли все пункты методики? Кроме прототипа в </w:t>
+        <w:t>Выполнены ли все пункты методики? Да; прототип сайта созда</w:t>
+      </w:r>
+      <w:r>
+        <w:rPr>
+          <w:sz w:val="28"/>
+        </w:rPr>
+        <w:t xml:space="preserve">н в </w:t>
       </w:r>
       <w:r>
         <w:rPr>
@@ -25287,13 +27070,7 @@
         <w:rPr>
           <w:sz w:val="28"/>
         </w:rPr>
-        <w:t>,</w:t>
-      </w:r>
-      <w:r>
-        <w:rPr>
-          <w:sz w:val="28"/>
-        </w:rPr>
-        <w:t xml:space="preserve"> который вынесен в приложение Б.</w:t>
+        <w:t xml:space="preserve"> (раздел 2.5.1), его доработка под экраны приложения вынесена в приложение Б.</w:t>
       </w:r>
     </w:p>
     <w:p>
@@ -25303,9 +27080,9 @@
         <w:spacing w:before="0" w:after="360" w:line="360" w:lineRule="exact"/>
         <w:jc w:val="center"/>
       </w:pPr>
-      <w:bookmarkStart w:id="22" w:name="_выводы"/>
-      <w:bookmarkStart w:id="23" w:name="_Toc241913980"/>
-      <w:bookmarkEnd w:id="20"/>
+      <w:bookmarkStart w:id="23" w:name="_выводы"/>
+      <w:bookmarkStart w:id="24" w:name="_Toc241934346"/>
+      <w:bookmarkEnd w:id="21"/>
       <w:r>
         <w:rPr>
           <w:b/>
@@ -25314,7 +27091,7 @@
         <w:lastRenderedPageBreak/>
         <w:t>ВЫВОДЫ</w:t>
       </w:r>
-      <w:bookmarkEnd w:id="23"/>
+      <w:bookmarkEnd w:id="24"/>
     </w:p>
     <w:p>
       <w:pPr>
@@ -25340,7 +27117,13 @@
         <w:rPr>
           <w:sz w:val="28"/>
         </w:rPr>
-        <w:t xml:space="preserve">-моделей с доказательством каждой находки), три цифровых товара (веб-аудит, надстройка </w:t>
+        <w:t xml:space="preserve">-моделей с доказательством каждой находки), три цифровых товара (веб-аудит, </w:t>
+      </w:r>
+      <w:r>
+        <w:rPr>
+          <w:sz w:val="28"/>
+        </w:rPr>
+        <w:t xml:space="preserve">надстройка </w:t>
       </w:r>
       <w:r>
         <w:rPr>
@@ -25353,13 +27136,7 @@
         <w:rPr>
           <w:sz w:val="28"/>
         </w:rPr>
-        <w:t>, командный сервис) и три единицы моне</w:t>
-      </w:r>
-      <w:r>
-        <w:rPr>
-          <w:sz w:val="28"/>
-        </w:rPr>
-        <w:t>тизации (9, 19 и 29 </w:t>
+        <w:t>, командный сервис) и три единицы монетизации (9, 19 и 29 </w:t>
       </w:r>
       <w:r>
         <w:rPr>
@@ -25386,7 +27163,13 @@
         <w:rPr>
           <w:sz w:val="28"/>
         </w:rPr>
-        <w:t xml:space="preserve">Канвас готов на 67 % по блокам: слабее остальных каналы, ключевые ресурсы и партнеры. В </w:t>
+        <w:t>Канвас готов на 67 % по блокам: слабее остальных каналы,</w:t>
+      </w:r>
+      <w:r>
+        <w:rPr>
+          <w:sz w:val="28"/>
+        </w:rPr>
+        <w:t xml:space="preserve"> ключевые ресурсы и партнеры. В </w:t>
       </w:r>
       <w:r>
         <w:rPr>
@@ -25399,13 +27182,7 @@
         <w:rPr>
           <w:sz w:val="28"/>
         </w:rPr>
-        <w:t xml:space="preserve"> входят 8 из 18 тре</w:t>
-      </w:r>
-      <w:r>
-        <w:rPr>
-          <w:sz w:val="28"/>
-        </w:rPr>
-        <w:t xml:space="preserve">бований, как в ПЗ1; первый релиз содержит 11 единиц разработки, надстройка </w:t>
+        <w:t xml:space="preserve"> входят 8 из 18 требований, как в ПЗ1; первый релиз содержит 11 единиц разработки, надстройка </w:t>
       </w:r>
       <w:r>
         <w:rPr>
@@ -25458,13 +27235,13 @@
         <w:rPr>
           <w:sz w:val="28"/>
         </w:rPr>
-        <w:t>Главный риск плана - узкое окно платной беты при цели 50 платящих: его нужно снимать дополнительным</w:t>
-      </w:r>
-      <w:r>
-        <w:rPr>
-          <w:sz w:val="28"/>
-        </w:rPr>
-        <w:t xml:space="preserve">и каналами и ранним измерением конверсий. Следующие шаги: создать прототип в </w:t>
+        <w:t xml:space="preserve">Главный риск плана - узкое окно платной беты </w:t>
+      </w:r>
+      <w:r>
+        <w:rPr>
+          <w:sz w:val="28"/>
+        </w:rPr>
+        <w:t xml:space="preserve">при цели 50 платящих: его нужно снимать дополнительными каналами и ранним измерением конверсий. Следующие шаги: дополнить прототип в </w:t>
       </w:r>
       <w:r>
         <w:rPr>
@@ -25477,7 +27254,13 @@
         <w:rPr>
           <w:sz w:val="28"/>
         </w:rPr>
-        <w:t xml:space="preserve"> по схемам экранов, провести опрос по платежеспособности и Кано, затем свести результаты в итоговом отчете ЛР7.</w:t>
+        <w:t xml:space="preserve"> экранами приложения и страницей тарифов, провести опрос по платежеспособности и Кано, затем свести результаты в итого</w:t>
+      </w:r>
+      <w:r>
+        <w:rPr>
+          <w:sz w:val="28"/>
+        </w:rPr>
+        <w:t>вом отчете ЛР7.</w:t>
       </w:r>
     </w:p>
     <w:p>
@@ -25487,9 +27270,9 @@
         <w:spacing w:before="0" w:after="360" w:line="360" w:lineRule="exact"/>
         <w:jc w:val="center"/>
       </w:pPr>
-      <w:bookmarkStart w:id="24" w:name="_274f6a444530ef90b0479dabf3d210f01e97699"/>
-      <w:bookmarkStart w:id="25" w:name="_Toc241913981"/>
-      <w:bookmarkEnd w:id="22"/>
+      <w:bookmarkStart w:id="25" w:name="_274f6a444530ef90b0479dabf3d210f01e97699"/>
+      <w:bookmarkStart w:id="26" w:name="_Toc241934347"/>
+      <w:bookmarkEnd w:id="23"/>
       <w:r>
         <w:rPr>
           <w:b/>
@@ -25498,7 +27281,7 @@
         <w:lastRenderedPageBreak/>
         <w:t>СПИСОК ИСПОЛЬЗОВАННЫХ ИСТОЧНИКОВ</w:t>
       </w:r>
-      <w:bookmarkEnd w:id="25"/>
+      <w:bookmarkEnd w:id="26"/>
     </w:p>
     <w:p>
       <w:pPr>
@@ -25528,13 +27311,7 @@
         <w:rPr>
           <w:sz w:val="28"/>
         </w:rPr>
-        <w:t>. Методические материалы дисцип</w:t>
-      </w:r>
-      <w:r>
-        <w:rPr>
-          <w:sz w:val="28"/>
-        </w:rPr>
-        <w:t>лины «Электронный бизнес» к лабораторной работе № 6. – Минск : БГУИР, 2026.</w:t>
+        <w:t>. Методические материалы дисциплины «Электронный бизнес» к лабораторной работе № 6. – Минск : БГУИР, 2026.</w:t>
       </w:r>
     </w:p>
     <w:p>
@@ -25552,7 +27329,13 @@
         <w:rPr>
           <w:sz w:val="28"/>
         </w:rPr>
-        <w:t xml:space="preserve">Методика сборки бизнес-модели по Канвас на основе анализа; шаблон </w:t>
+        <w:t>Методика сборки бизн</w:t>
+      </w:r>
+      <w:r>
+        <w:rPr>
+          <w:sz w:val="28"/>
+        </w:rPr>
+        <w:t xml:space="preserve">ес-модели по Канвас на основе анализа; шаблон </w:t>
       </w:r>
       <w:r>
         <w:rPr>
@@ -25583,13 +27366,7 @@
         <w:rPr>
           <w:sz w:val="28"/>
         </w:rPr>
-        <w:t>Методика формулирования бизн</w:t>
-      </w:r>
-      <w:r>
-        <w:rPr>
-          <w:sz w:val="28"/>
-        </w:rPr>
-        <w:t xml:space="preserve">ес-логики и пользовательских сценариев; шаблон </w:t>
+        <w:t xml:space="preserve">Методика формулирования бизнес-логики и пользовательских сценариев; шаблон </w:t>
       </w:r>
       <w:r>
         <w:rPr>
@@ -25602,7 +27379,13 @@
         <w:rPr>
           <w:sz w:val="28"/>
         </w:rPr>
-        <w:t>. Методические материалы дисциплины «Электронный бизнес». – Минск : БГУИР, 2026.</w:t>
+        <w:t>. Методические материалы дисциплины «Электро</w:t>
+      </w:r>
+      <w:r>
+        <w:rPr>
+          <w:sz w:val="28"/>
+        </w:rPr>
+        <w:t>нный бизнес». – Минск : БГУИР, 2026.</w:t>
       </w:r>
     </w:p>
     <w:p>
@@ -25633,13 +27416,7 @@
         <w:rPr>
           <w:sz w:val="28"/>
         </w:rPr>
-        <w:t xml:space="preserve">. Методические материалы дисциплины «Электронный </w:t>
-      </w:r>
-      <w:r>
-        <w:rPr>
-          <w:sz w:val="28"/>
-        </w:rPr>
-        <w:t>бизнес». – Минск : БГУИР, 2026.</w:t>
+        <w:t>. Методические материалы дисциплины «Электронный бизнес». – Минск : БГУИР, 2026.</w:t>
       </w:r>
     </w:p>
     <w:p>
@@ -25670,7 +27447,13 @@
         <w:rPr>
           <w:sz w:val="28"/>
         </w:rPr>
-        <w:t>. Методические материалы дисциплины «Электронный бизнес». – Минск : БГУИР, 2026.</w:t>
+        <w:t>. Метод</w:t>
+      </w:r>
+      <w:r>
+        <w:rPr>
+          <w:sz w:val="28"/>
+        </w:rPr>
+        <w:t>ические материалы дисциплины «Электронный бизнес». – Минск : БГУИР, 2026.</w:t>
       </w:r>
     </w:p>
     <w:p>
@@ -25721,20 +27504,19 @@
           <w:i/>
           <w:sz w:val="28"/>
         </w:rPr>
-        <w:t>Tab</w:t>
-      </w:r>
-      <w:r>
-        <w:rPr>
-          <w:i/>
-          <w:sz w:val="28"/>
-        </w:rPr>
-        <w:t>leMind</w:t>
-      </w:r>
-      <w:r>
-        <w:rPr>
-          <w:sz w:val="28"/>
-        </w:rPr>
-        <w:t>: отчеты по практическим занятиям по дисциплине «Управление проектами»; отчеты по лабораторным работам № 1, № 2–3, № 4, № 5 по дисциплине «Электронный бизнес» / Р. В. Земляник. – Минск : БГУИР, 2026.</w:t>
+        <w:t>TableMind</w:t>
+      </w:r>
+      <w:r>
+        <w:rPr>
+          <w:sz w:val="28"/>
+        </w:rPr>
+        <w:t xml:space="preserve">: отчеты по практическим занятиям по дисциплине «Управление проектами»; отчеты по </w:t>
+      </w:r>
+      <w:r>
+        <w:rPr>
+          <w:sz w:val="28"/>
+        </w:rPr>
+        <w:t>лабораторным работам № 1, № 2–3, № 4, № 5 по дисциплине «Электронный бизнес» / Р. В. Земляник. – Минск : БГУИР, 2026.</w:t>
       </w:r>
     </w:p>
     <w:p>
@@ -25907,15 +27689,46 @@
     </w:p>
     <w:p>
       <w:pPr>
+        <w:pStyle w:val="FirstParagraph"/>
+        <w:numPr>
+          <w:ilvl w:val="0"/>
+          <w:numId w:val="3"/>
+        </w:numPr>
+        <w:spacing w:before="0" w:after="0" w:line="360" w:lineRule="exact"/>
+        <w:ind w:left="709" w:hanging="425"/>
+        <w:jc w:val="both"/>
+      </w:pPr>
+      <w:r>
+        <w:rPr>
+          <w:sz w:val="28"/>
+        </w:rPr>
+        <w:t xml:space="preserve">Методическое пособие по </w:t>
+      </w:r>
+      <w:r>
+        <w:rPr>
+          <w:i/>
+          <w:sz w:val="28"/>
+        </w:rPr>
+        <w:t>Figma</w:t>
+      </w:r>
+      <w:r>
+        <w:rPr>
+          <w:sz w:val="28"/>
+        </w:rPr>
+        <w:t xml:space="preserve"> / под рук. Т. Н. Беляцкой. – Минск : БГУИР, 2026. – 73 с.</w:t>
+      </w:r>
+    </w:p>
+    <w:p>
+      <w:pPr>
         <w:pStyle w:val="1"/>
         <w:keepNext w:val="0"/>
         <w:pageBreakBefore/>
         <w:spacing w:before="0" w:after="0" w:line="360" w:lineRule="exact"/>
         <w:jc w:val="center"/>
       </w:pPr>
-      <w:bookmarkStart w:id="26" w:name="_3d74faf1500c1b2a4a8bfa8e0e37c74206ce73d"/>
-      <w:bookmarkStart w:id="27" w:name="_Toc241913982"/>
-      <w:bookmarkEnd w:id="24"/>
+      <w:bookmarkStart w:id="27" w:name="_3d74faf1500c1b2a4a8bfa8e0e37c74206ce73d"/>
+      <w:bookmarkStart w:id="28" w:name="_Toc241934348"/>
+      <w:bookmarkEnd w:id="25"/>
       <w:r>
         <w:rPr>
           <w:b/>
@@ -25924,7 +27737,7 @@
         <w:lastRenderedPageBreak/>
         <w:t>ПРИЛОЖЕНИЕ А</w:t>
       </w:r>
-      <w:bookmarkEnd w:id="27"/>
+      <w:bookmarkEnd w:id="28"/>
     </w:p>
     <w:p>
       <w:pPr>
@@ -25976,13 +27789,13 @@
         <w:rPr>
           <w:sz w:val="28"/>
         </w:rPr>
-        <w:t xml:space="preserve">В таблице 21 представлено: журнал </w:t>
-      </w:r>
-      <w:r>
-        <w:rPr>
-          <w:sz w:val="28"/>
-        </w:rPr>
-        <w:t>допущений ЛР6.</w:t>
+        <w:t>В таблице 22 представ</w:t>
+      </w:r>
+      <w:r>
+        <w:rPr>
+          <w:sz w:val="28"/>
+        </w:rPr>
+        <w:t>лено: журнал допущений ЛР6.</w:t>
       </w:r>
     </w:p>
     <w:p>
@@ -25995,7 +27808,7 @@
         <w:rPr>
           <w:sz w:val="28"/>
         </w:rPr>
-        <w:t>Таблица 21 – Журнал допущений ЛР6</w:t>
+        <w:t>Таблица 22 – Журнал допущений ЛР6</w:t>
       </w:r>
     </w:p>
     <w:tbl>
@@ -26726,9 +28539,9 @@
         <w:spacing w:before="0" w:after="0" w:line="360" w:lineRule="exact"/>
         <w:jc w:val="center"/>
       </w:pPr>
-      <w:bookmarkStart w:id="28" w:name="_d684f183eb868ee4ace295916bed2e6be64d16e"/>
-      <w:bookmarkStart w:id="29" w:name="_Toc241913983"/>
-      <w:bookmarkEnd w:id="26"/>
+      <w:bookmarkStart w:id="29" w:name="_d684f183eb868ee4ace295916bed2e6be64d16e"/>
+      <w:bookmarkStart w:id="30" w:name="_Toc241934349"/>
+      <w:bookmarkEnd w:id="27"/>
       <w:r>
         <w:rPr>
           <w:b/>
@@ -26737,7 +28550,7 @@
         <w:lastRenderedPageBreak/>
         <w:t>ПРИЛОЖЕНИЕ Б</w:t>
       </w:r>
-      <w:bookmarkEnd w:id="29"/>
+      <w:bookmarkEnd w:id="30"/>
     </w:p>
     <w:p>
       <w:pPr>
@@ -26789,7 +28602,7 @@
         <w:rPr>
           <w:sz w:val="28"/>
         </w:rPr>
-        <w:t>В таблице 22 представлено: перечень данных, требующих получения или уточнения.</w:t>
+        <w:t>В таблице 23 представлено: перечень данных, требующих получения или уточнения.</w:t>
       </w:r>
     </w:p>
     <w:p>
@@ -26802,7 +28615,7 @@
         <w:rPr>
           <w:sz w:val="28"/>
         </w:rPr>
-        <w:t>Таблица 22 – Перечень данных, требующих получения или уточнения</w:t>
+        <w:t>Таблица 23 – Перечень данных, требующих получения или уточнения</w:t>
       </w:r>
     </w:p>
     <w:tbl>
@@ -26822,11 +28635,11 @@
         <w:tblLook w:val="0020" w:firstRow="1" w:lastRow="0" w:firstColumn="0" w:lastColumn="0" w:noHBand="0" w:noVBand="0"/>
       </w:tblPr>
       <w:tblGrid>
-        <w:gridCol w:w="639"/>
-        <w:gridCol w:w="2203"/>
-        <w:gridCol w:w="1752"/>
-        <w:gridCol w:w="2741"/>
-        <w:gridCol w:w="2020"/>
+        <w:gridCol w:w="637"/>
+        <w:gridCol w:w="2176"/>
+        <w:gridCol w:w="1818"/>
+        <w:gridCol w:w="2708"/>
+        <w:gridCol w:w="2016"/>
       </w:tblGrid>
       <w:tr>
         <w:trPr>
@@ -26837,7 +28650,7 @@
         </w:trPr>
         <w:tc>
           <w:tcPr>
-            <w:tcW w:w="638" w:type="dxa"/>
+            <w:tcW w:w="637" w:type="dxa"/>
             <w:vAlign w:val="center"/>
           </w:tcPr>
           <w:p>
@@ -26857,7 +28670,7 @@
         </w:tc>
         <w:tc>
           <w:tcPr>
-            <w:tcW w:w="2203" w:type="dxa"/>
+            <w:tcW w:w="2176" w:type="dxa"/>
             <w:vAlign w:val="center"/>
           </w:tcPr>
           <w:p>
@@ -26877,7 +28690,7 @@
         </w:tc>
         <w:tc>
           <w:tcPr>
-            <w:tcW w:w="1752" w:type="dxa"/>
+            <w:tcW w:w="1818" w:type="dxa"/>
             <w:vAlign w:val="center"/>
           </w:tcPr>
           <w:p>
@@ -26897,7 +28710,7 @@
         </w:tc>
         <w:tc>
           <w:tcPr>
-            <w:tcW w:w="2741" w:type="dxa"/>
+            <w:tcW w:w="2708" w:type="dxa"/>
             <w:vAlign w:val="center"/>
           </w:tcPr>
           <w:p>
@@ -26917,7 +28730,7 @@
         </w:tc>
         <w:tc>
           <w:tcPr>
-            <w:tcW w:w="2020" w:type="dxa"/>
+            <w:tcW w:w="2016" w:type="dxa"/>
             <w:vAlign w:val="center"/>
           </w:tcPr>
           <w:p>
@@ -26943,7 +28756,7 @@
         </w:trPr>
         <w:tc>
           <w:tcPr>
-            <w:tcW w:w="638" w:type="dxa"/>
+            <w:tcW w:w="637" w:type="dxa"/>
             <w:vAlign w:val="center"/>
           </w:tcPr>
           <w:p>
@@ -26962,26 +28775,26 @@
         </w:tc>
         <w:tc>
           <w:tcPr>
-            <w:tcW w:w="2203" w:type="dxa"/>
-            <w:vAlign w:val="center"/>
-          </w:tcPr>
-          <w:p>
-            <w:pPr>
-              <w:pStyle w:val="Compact"/>
-              <w:spacing w:before="0" w:after="0" w:line="280" w:lineRule="exact"/>
-              <w:jc w:val="center"/>
-            </w:pPr>
-            <w:r>
-              <w:rPr>
-                <w:sz w:val="24"/>
-              </w:rPr>
-              <w:t>Прототип основных экранов</w:t>
-            </w:r>
-          </w:p>
-        </w:tc>
-        <w:tc>
-          <w:tcPr>
-            <w:tcW w:w="1752" w:type="dxa"/>
+            <w:tcW w:w="2176" w:type="dxa"/>
+            <w:vAlign w:val="center"/>
+          </w:tcPr>
+          <w:p>
+            <w:pPr>
+              <w:pStyle w:val="Compact"/>
+              <w:spacing w:before="0" w:after="0" w:line="280" w:lineRule="exact"/>
+              <w:jc w:val="center"/>
+            </w:pPr>
+            <w:r>
+              <w:rPr>
+                <w:sz w:val="24"/>
+              </w:rPr>
+              <w:t>Дополнить прототип экранами приложения и тарифами</w:t>
+            </w:r>
+          </w:p>
+        </w:tc>
+        <w:tc>
+          <w:tcPr>
+            <w:tcW w:w="1818" w:type="dxa"/>
             <w:vAlign w:val="center"/>
           </w:tcPr>
           <w:p>
@@ -27001,33 +28814,33 @@
               <w:rPr>
                 <w:sz w:val="24"/>
               </w:rPr>
-              <w:t xml:space="preserve"> (аккаунт студентки подключен)</w:t>
-            </w:r>
-          </w:p>
-        </w:tc>
-        <w:tc>
-          <w:tcPr>
-            <w:tcW w:w="2741" w:type="dxa"/>
-            <w:vAlign w:val="center"/>
-          </w:tcPr>
-          <w:p>
-            <w:pPr>
-              <w:pStyle w:val="Compact"/>
-              <w:spacing w:before="0" w:after="0" w:line="280" w:lineRule="exact"/>
-              <w:jc w:val="center"/>
-            </w:pPr>
-            <w:r>
-              <w:rPr>
-                <w:sz w:val="24"/>
-              </w:rPr>
-              <w:t xml:space="preserve">по схемам экранов и паспортам создать страницы </w:t>
-            </w:r>
-            <w:r>
-              <w:rPr>
-                <w:i/>
-                <w:sz w:val="24"/>
-              </w:rPr>
-              <w:t>U-001</w:t>
+              <w:t xml:space="preserve"> (файл студентки, ссылка в разделе 2.5.1)</w:t>
+            </w:r>
+          </w:p>
+        </w:tc>
+        <w:tc>
+          <w:tcPr>
+            <w:tcW w:w="2708" w:type="dxa"/>
+            <w:vAlign w:val="center"/>
+          </w:tcPr>
+          <w:p>
+            <w:pPr>
+              <w:pStyle w:val="Compact"/>
+              <w:spacing w:before="0" w:after="0" w:line="280" w:lineRule="exact"/>
+              <w:jc w:val="center"/>
+            </w:pPr>
+            <w:r>
+              <w:rPr>
+                <w:sz w:val="24"/>
+              </w:rPr>
+              <w:t xml:space="preserve">по схемам и паспортам добавить </w:t>
+            </w:r>
+            <w:r>
+              <w:rPr>
+                <w:i/>
+                <w:sz w:val="24"/>
+              </w:rPr>
+              <w:t>U-002</w:t>
             </w:r>
             <w:r>
               <w:rPr>
@@ -27046,39 +28859,39 @@
               <w:rPr>
                 <w:sz w:val="24"/>
               </w:rPr>
-              <w:t xml:space="preserve"> в </w:t>
-            </w:r>
-            <w:r>
-              <w:rPr>
-                <w:i/>
-                <w:sz w:val="24"/>
-              </w:rPr>
-              <w:t>Figma</w:t>
-            </w:r>
-            <w:r>
-              <w:rPr>
-                <w:sz w:val="24"/>
-              </w:rPr>
-              <w:t xml:space="preserve"> по пособию, связать кликабельный путь</w:t>
-            </w:r>
-          </w:p>
-        </w:tc>
-        <w:tc>
-          <w:tcPr>
-            <w:tcW w:w="2020" w:type="dxa"/>
-            <w:vAlign w:val="center"/>
-          </w:tcPr>
-          <w:p>
-            <w:pPr>
-              <w:pStyle w:val="Compact"/>
-              <w:spacing w:before="0" w:after="0" w:line="280" w:lineRule="exact"/>
-              <w:jc w:val="center"/>
-            </w:pPr>
-            <w:r>
-              <w:rPr>
-                <w:sz w:val="24"/>
-              </w:rPr>
-              <w:t>приложение отчета, ссылка на файл</w:t>
+              <w:t xml:space="preserve">, переписать тексты под аудит </w:t>
+            </w:r>
+            <w:r>
+              <w:rPr>
+                <w:i/>
+                <w:sz w:val="24"/>
+              </w:rPr>
+              <w:t>Excel</w:t>
+            </w:r>
+            <w:r>
+              <w:rPr>
+                <w:sz w:val="24"/>
+              </w:rPr>
+              <w:t>, связать кликабельный путь</w:t>
+            </w:r>
+          </w:p>
+        </w:tc>
+        <w:tc>
+          <w:tcPr>
+            <w:tcW w:w="2016" w:type="dxa"/>
+            <w:vAlign w:val="center"/>
+          </w:tcPr>
+          <w:p>
+            <w:pPr>
+              <w:pStyle w:val="Compact"/>
+              <w:spacing w:before="0" w:after="0" w:line="280" w:lineRule="exact"/>
+              <w:jc w:val="center"/>
+            </w:pPr>
+            <w:r>
+              <w:rPr>
+                <w:sz w:val="24"/>
+              </w:rPr>
+              <w:t>раздел 2.5.1, приложение</w:t>
             </w:r>
           </w:p>
         </w:tc>
@@ -27090,7 +28903,7 @@
         </w:trPr>
         <w:tc>
           <w:tcPr>
-            <w:tcW w:w="638" w:type="dxa"/>
+            <w:tcW w:w="637" w:type="dxa"/>
             <w:vAlign w:val="center"/>
           </w:tcPr>
           <w:p>
@@ -27109,7 +28922,7 @@
         </w:tc>
         <w:tc>
           <w:tcPr>
-            <w:tcW w:w="2203" w:type="dxa"/>
+            <w:tcW w:w="2176" w:type="dxa"/>
             <w:vAlign w:val="center"/>
           </w:tcPr>
           <w:p>
@@ -27128,7 +28941,7 @@
         </w:tc>
         <w:tc>
           <w:tcPr>
-            <w:tcW w:w="1752" w:type="dxa"/>
+            <w:tcW w:w="1818" w:type="dxa"/>
             <w:vAlign w:val="center"/>
           </w:tcPr>
           <w:p>
@@ -27147,7 +28960,7 @@
         </w:tc>
         <w:tc>
           <w:tcPr>
-            <w:tcW w:w="2741" w:type="dxa"/>
+            <w:tcW w:w="2708" w:type="dxa"/>
             <w:vAlign w:val="center"/>
           </w:tcPr>
           <w:p>
@@ -27166,7 +28979,7 @@
         </w:tc>
         <w:tc>
           <w:tcPr>
-            <w:tcW w:w="2020" w:type="dxa"/>
+            <w:tcW w:w="2016" w:type="dxa"/>
             <w:vAlign w:val="center"/>
           </w:tcPr>
           <w:p>
@@ -27191,7 +29004,7 @@
         </w:trPr>
         <w:tc>
           <w:tcPr>
-            <w:tcW w:w="638" w:type="dxa"/>
+            <w:tcW w:w="637" w:type="dxa"/>
             <w:vAlign w:val="center"/>
           </w:tcPr>
           <w:p>
@@ -27210,7 +29023,7 @@
         </w:tc>
         <w:tc>
           <w:tcPr>
-            <w:tcW w:w="2203" w:type="dxa"/>
+            <w:tcW w:w="2176" w:type="dxa"/>
             <w:vAlign w:val="center"/>
           </w:tcPr>
           <w:p>
@@ -27229,7 +29042,7 @@
         </w:tc>
         <w:tc>
           <w:tcPr>
-            <w:tcW w:w="1752" w:type="dxa"/>
+            <w:tcW w:w="1818" w:type="dxa"/>
             <w:vAlign w:val="center"/>
           </w:tcPr>
           <w:p>
@@ -27249,32 +29062,32 @@
         </w:tc>
         <w:tc>
           <w:tcPr>
-            <w:tcW w:w="2741" w:type="dxa"/>
-            <w:vAlign w:val="center"/>
-          </w:tcPr>
-          <w:p>
-            <w:pPr>
-              <w:pStyle w:val="Compact"/>
-              <w:spacing w:before="0" w:after="0" w:line="280" w:lineRule="exact"/>
-              <w:jc w:val="center"/>
-            </w:pPr>
-            <w:r>
-              <w:rPr>
-                <w:sz w:val="24"/>
-              </w:rPr>
-              <w:t>сн</w:t>
-            </w:r>
-            <w:r>
-              <w:rPr>
-                <w:sz w:val="24"/>
-              </w:rPr>
-              <w:t>ять главные страницы и тарифы 7 конкурентов</w:t>
-            </w:r>
-          </w:p>
-        </w:tc>
-        <w:tc>
-          <w:tcPr>
-            <w:tcW w:w="2020" w:type="dxa"/>
+            <w:tcW w:w="2708" w:type="dxa"/>
+            <w:vAlign w:val="center"/>
+          </w:tcPr>
+          <w:p>
+            <w:pPr>
+              <w:pStyle w:val="Compact"/>
+              <w:spacing w:before="0" w:after="0" w:line="280" w:lineRule="exact"/>
+              <w:jc w:val="center"/>
+            </w:pPr>
+            <w:r>
+              <w:rPr>
+                <w:sz w:val="24"/>
+              </w:rPr>
+              <w:t>снять главн</w:t>
+            </w:r>
+            <w:r>
+              <w:rPr>
+                <w:sz w:val="24"/>
+              </w:rPr>
+              <w:t>ые страницы и тарифы 7 конкурентов</w:t>
+            </w:r>
+          </w:p>
+        </w:tc>
+        <w:tc>
+          <w:tcPr>
+            <w:tcW w:w="2016" w:type="dxa"/>
             <w:vAlign w:val="center"/>
           </w:tcPr>
           <w:p>
@@ -27299,7 +29112,7 @@
         </w:trPr>
         <w:tc>
           <w:tcPr>
-            <w:tcW w:w="638" w:type="dxa"/>
+            <w:tcW w:w="637" w:type="dxa"/>
             <w:vAlign w:val="center"/>
           </w:tcPr>
           <w:p>
@@ -27318,7 +29131,7 @@
         </w:tc>
         <w:tc>
           <w:tcPr>
-            <w:tcW w:w="2203" w:type="dxa"/>
+            <w:tcW w:w="2176" w:type="dxa"/>
             <w:vAlign w:val="center"/>
           </w:tcPr>
           <w:p>
@@ -27344,7 +29157,7 @@
         </w:tc>
         <w:tc>
           <w:tcPr>
-            <w:tcW w:w="1752" w:type="dxa"/>
+            <w:tcW w:w="1818" w:type="dxa"/>
             <w:vAlign w:val="center"/>
           </w:tcPr>
           <w:p>
@@ -27363,7 +29176,7 @@
         </w:tc>
         <w:tc>
           <w:tcPr>
-            <w:tcW w:w="2741" w:type="dxa"/>
+            <w:tcW w:w="2708" w:type="dxa"/>
             <w:vAlign w:val="center"/>
           </w:tcPr>
           <w:p>
@@ -27382,7 +29195,7 @@
         </w:tc>
         <w:tc>
           <w:tcPr>
-            <w:tcW w:w="2020" w:type="dxa"/>
+            <w:tcW w:w="2016" w:type="dxa"/>
             <w:vAlign w:val="center"/>
           </w:tcPr>
           <w:p>
@@ -27407,7 +29220,7 @@
         </w:trPr>
         <w:tc>
           <w:tcPr>
-            <w:tcW w:w="638" w:type="dxa"/>
+            <w:tcW w:w="637" w:type="dxa"/>
             <w:vAlign w:val="center"/>
           </w:tcPr>
           <w:p>
@@ -27426,7 +29239,7 @@
         </w:tc>
         <w:tc>
           <w:tcPr>
-            <w:tcW w:w="2203" w:type="dxa"/>
+            <w:tcW w:w="2176" w:type="dxa"/>
             <w:vAlign w:val="center"/>
           </w:tcPr>
           <w:p>
@@ -27471,7 +29284,7 @@
         </w:tc>
         <w:tc>
           <w:tcPr>
-            <w:tcW w:w="1752" w:type="dxa"/>
+            <w:tcW w:w="1818" w:type="dxa"/>
             <w:vAlign w:val="center"/>
           </w:tcPr>
           <w:p>
@@ -27523,7 +29336,7 @@
         </w:tc>
         <w:tc>
           <w:tcPr>
-            <w:tcW w:w="2741" w:type="dxa"/>
+            <w:tcW w:w="2708" w:type="dxa"/>
             <w:vAlign w:val="center"/>
           </w:tcPr>
           <w:p>
@@ -27542,7 +29355,7 @@
         </w:tc>
         <w:tc>
           <w:tcPr>
-            <w:tcW w:w="2020" w:type="dxa"/>
+            <w:tcW w:w="2016" w:type="dxa"/>
             <w:vAlign w:val="center"/>
           </w:tcPr>
           <w:p>
@@ -27598,7 +29411,7 @@
         <w:rPr>
           <w:sz w:val="28"/>
         </w:rPr>
-        <w:t xml:space="preserve"> под аккаунтом студентки; пункты 4-5 зависят от запуска и внешних условий.</w:t>
+        <w:t xml:space="preserve"> под аккаунтом студентки; пункты 4-5 зависят от запуска и внешних условий. Базовый прототип сайта (три страницы) уже создан.</w:t>
       </w:r>
     </w:p>
     <w:p>
@@ -27609,9 +29422,9 @@
         <w:spacing w:before="0" w:after="0" w:line="360" w:lineRule="exact"/>
         <w:jc w:val="center"/>
       </w:pPr>
-      <w:bookmarkStart w:id="30" w:name="_6574ce6d3bdcb7786930e8390195aee2be99a58"/>
-      <w:bookmarkStart w:id="31" w:name="_Toc241913984"/>
-      <w:bookmarkEnd w:id="28"/>
+      <w:bookmarkStart w:id="31" w:name="_6574ce6d3bdcb7786930e8390195aee2be99a58"/>
+      <w:bookmarkStart w:id="32" w:name="_Toc241934350"/>
+      <w:bookmarkEnd w:id="29"/>
       <w:r>
         <w:rPr>
           <w:b/>
@@ -27620,7 +29433,7 @@
         <w:lastRenderedPageBreak/>
         <w:t>ПРИЛОЖЕНИЕ В</w:t>
       </w:r>
-      <w:bookmarkEnd w:id="31"/>
+      <w:bookmarkEnd w:id="32"/>
     </w:p>
     <w:p>
       <w:pPr>
@@ -27665,7 +29478,14 @@
           <w:i/>
           <w:sz w:val="28"/>
         </w:rPr>
-        <w:t>TableMind</w:t>
+        <w:t>T</w:t>
+      </w:r>
+      <w:r>
+        <w:rPr>
+          <w:i/>
+          <w:sz w:val="28"/>
+        </w:rPr>
+        <w:t>ableMind</w:t>
       </w:r>
       <w:r>
         <w:rPr>
@@ -27685,13 +29505,7 @@
         <w:rPr>
           <w:sz w:val="28"/>
         </w:rPr>
-        <w:t>В табл</w:t>
-      </w:r>
-      <w:r>
-        <w:rPr>
-          <w:sz w:val="28"/>
-        </w:rPr>
-        <w:t>ице 23 представлено: изменения шаблонов.</w:t>
+        <w:t>В таблице 24 представлено: изменения шаблонов.</w:t>
       </w:r>
     </w:p>
     <w:p>
@@ -27704,7 +29518,7 @@
         <w:rPr>
           <w:sz w:val="28"/>
         </w:rPr>
-        <w:t>Таблица 23 – Изменения шаблонов</w:t>
+        <w:t>Таблица 24 – Изменения шаблонов</w:t>
       </w:r>
     </w:p>
     <w:tbl>
@@ -28013,10 +29827,10 @@
         <w:t>Изменения не затрагивают расчетную логику шаблонов: все итоговые показатели получены формулами книг и подтверждены независимым пересчетом.</w:t>
       </w:r>
     </w:p>
-    <w:bookmarkEnd w:id="30"/>
+    <w:bookmarkEnd w:id="31"/>
     <w:sectPr>
-      <w:headerReference w:type="default" r:id="rId11"/>
-      <w:footerReference w:type="default" r:id="rId12"/>
+      <w:headerReference w:type="default" r:id="rId15"/>
+      <w:footerReference w:type="default" r:id="rId16"/>
       <w:footnotePr>
         <w:numRestart w:val="eachSect"/>
       </w:footnotePr>
@@ -28118,7 +29932,7 @@
   <w:abstractNum w:abstractNumId="0" w15:restartNumberingAfterBreak="0">
     <w:nsid w:val="0000A990"/>
     <w:multiLevelType w:val="multilevel"/>
-    <w:tmpl w:val="0F160734"/>
+    <w:tmpl w:val="790C5BC8"/>
     <w:lvl w:ilvl="0">
       <w:numFmt w:val="bullet"/>
       <w:lvlText w:val=" "/>
@@ -28195,7 +30009,7 @@
   <w:abstractNum w:abstractNumId="1" w15:restartNumberingAfterBreak="0">
     <w:nsid w:val="00A99411"/>
     <w:multiLevelType w:val="multilevel"/>
-    <w:tmpl w:val="98441050"/>
+    <w:tmpl w:val="7E0AA4D8"/>
     <w:lvl w:ilvl="0">
       <w:start w:val="1"/>
       <w:numFmt w:val="decimal"/>
@@ -29673,7 +31487,7 @@
     <w:autoRedefine/>
     <w:uiPriority w:val="39"/>
     <w:unhideWhenUsed/>
-    <w:rsid w:val="006D74E9"/>
+    <w:rsid w:val="00273B14"/>
     <w:pPr>
       <w:spacing w:after="100"/>
     </w:pPr>
@@ -29685,7 +31499,7 @@
     <w:autoRedefine/>
     <w:uiPriority w:val="39"/>
     <w:unhideWhenUsed/>
-    <w:rsid w:val="006D74E9"/>
+    <w:rsid w:val="00273B14"/>
     <w:pPr>
       <w:spacing w:after="100"/>
       <w:ind w:left="240"/>

--- a/ЛР6_ЦП_Канвас_сценарии_релизы/ОТЧЕТ_ЛР6_TableMind.docx
+++ b/ЛР6_ЦП_Канвас_сценарии_релизы/ОТЧЕТ_ЛР6_TableMind.docx
@@ -245,7 +245,7 @@
       <w:r>
         <w:fldChar w:fldCharType="separate"/>
       </w:r>
-      <w:hyperlink w:anchor="_Toc241934335" w:history="1">
+      <w:hyperlink w:anchor="_Toc241934607" w:history="1">
         <w:r>
           <w:rPr>
             <w:rStyle w:val="af"/>
@@ -273,7 +273,7 @@
             <w:noProof/>
             <w:webHidden/>
           </w:rPr>
-          <w:instrText xml:space="preserve"> PAGEREF _Toc241934335 \h </w:instrText>
+          <w:instrText xml:space="preserve"> PAGEREF _Toc241934607 \h </w:instrText>
         </w:r>
         <w:r>
           <w:rPr>
@@ -314,7 +314,7 @@
           <w:noProof/>
         </w:rPr>
       </w:pPr>
-      <w:hyperlink w:anchor="_Toc241934336" w:history="1">
+      <w:hyperlink w:anchor="_Toc241934608" w:history="1">
         <w:r>
           <w:rPr>
             <w:rStyle w:val="af"/>
@@ -342,7 +342,7 @@
             <w:noProof/>
             <w:webHidden/>
           </w:rPr>
-          <w:instrText xml:space="preserve"> PAGEREF _Toc241934336 \h </w:instrText>
+          <w:instrText xml:space="preserve"> PAGEREF _Toc241934608 \h </w:instrText>
         </w:r>
         <w:r>
           <w:rPr>
@@ -383,7 +383,7 @@
           <w:noProof/>
         </w:rPr>
       </w:pPr>
-      <w:hyperlink w:anchor="_Toc241934337" w:history="1">
+      <w:hyperlink w:anchor="_Toc241934609" w:history="1">
         <w:r>
           <w:rPr>
             <w:rStyle w:val="af"/>
@@ -411,7 +411,7 @@
             <w:noProof/>
             <w:webHidden/>
           </w:rPr>
-          <w:instrText xml:space="preserve"> PAGEREF _Toc241934337 \h </w:instrText>
+          <w:instrText xml:space="preserve"> PAGEREF _Toc241934609 \h </w:instrText>
         </w:r>
         <w:r>
           <w:rPr>
@@ -452,7 +452,7 @@
           <w:noProof/>
         </w:rPr>
       </w:pPr>
-      <w:hyperlink w:anchor="_Toc241934338" w:history="1">
+      <w:hyperlink w:anchor="_Toc241934610" w:history="1">
         <w:r>
           <w:rPr>
             <w:rStyle w:val="af"/>
@@ -480,7 +480,7 @@
             <w:noProof/>
             <w:webHidden/>
           </w:rPr>
-          <w:instrText xml:space="preserve"> PAGEREF _Toc241934338 \h </w:instrText>
+          <w:instrText xml:space="preserve"> PAGEREF _Toc241934610 \h </w:instrText>
         </w:r>
         <w:r>
           <w:rPr>
@@ -521,7 +521,7 @@
           <w:noProof/>
         </w:rPr>
       </w:pPr>
-      <w:hyperlink w:anchor="_Toc241934339" w:history="1">
+      <w:hyperlink w:anchor="_Toc241934611" w:history="1">
         <w:r>
           <w:rPr>
             <w:rStyle w:val="af"/>
@@ -549,7 +549,7 @@
             <w:noProof/>
             <w:webHidden/>
           </w:rPr>
-          <w:instrText xml:space="preserve"> PAGEREF _Toc241934339 \h </w:instrText>
+          <w:instrText xml:space="preserve"> PAGEREF _Toc241934611 \h </w:instrText>
         </w:r>
         <w:r>
           <w:rPr>
@@ -590,7 +590,7 @@
           <w:noProof/>
         </w:rPr>
       </w:pPr>
-      <w:hyperlink w:anchor="_Toc241934340" w:history="1">
+      <w:hyperlink w:anchor="_Toc241934612" w:history="1">
         <w:r>
           <w:rPr>
             <w:rStyle w:val="af"/>
@@ -618,7 +618,7 @@
             <w:noProof/>
             <w:webHidden/>
           </w:rPr>
-          <w:instrText xml:space="preserve"> PAGEREF _Toc241934340 \h </w:instrText>
+          <w:instrText xml:space="preserve"> PAGEREF _Toc241934612 \h </w:instrText>
         </w:r>
         <w:r>
           <w:rPr>
@@ -659,7 +659,7 @@
           <w:noProof/>
         </w:rPr>
       </w:pPr>
-      <w:hyperlink w:anchor="_Toc241934341" w:history="1">
+      <w:hyperlink w:anchor="_Toc241934613" w:history="1">
         <w:r>
           <w:rPr>
             <w:rStyle w:val="af"/>
@@ -687,7 +687,7 @@
             <w:noProof/>
             <w:webHidden/>
           </w:rPr>
-          <w:instrText xml:space="preserve"> PAGEREF _Toc241934341 \h </w:instrText>
+          <w:instrText xml:space="preserve"> PAGEREF _Toc241934613 \h </w:instrText>
         </w:r>
         <w:r>
           <w:rPr>
@@ -728,7 +728,7 @@
           <w:noProof/>
         </w:rPr>
       </w:pPr>
-      <w:hyperlink w:anchor="_Toc241934342" w:history="1">
+      <w:hyperlink w:anchor="_Toc241934614" w:history="1">
         <w:r>
           <w:rPr>
             <w:rStyle w:val="af"/>
@@ -756,7 +756,7 @@
             <w:noProof/>
             <w:webHidden/>
           </w:rPr>
-          <w:instrText xml:space="preserve"> PAGEREF _Toc241934342 \h </w:instrText>
+          <w:instrText xml:space="preserve"> PAGEREF _Toc241934614 \h </w:instrText>
         </w:r>
         <w:r>
           <w:rPr>
@@ -797,7 +797,7 @@
           <w:noProof/>
         </w:rPr>
       </w:pPr>
-      <w:hyperlink w:anchor="_Toc241934343" w:history="1">
+      <w:hyperlink w:anchor="_Toc241934615" w:history="1">
         <w:r>
           <w:rPr>
             <w:rStyle w:val="af"/>
@@ -825,7 +825,7 @@
             <w:noProof/>
             <w:webHidden/>
           </w:rPr>
-          <w:instrText xml:space="preserve"> PAGEREF _Toc241934343 \h </w:instrText>
+          <w:instrText xml:space="preserve"> PAGEREF _Toc241934615 \h </w:instrText>
         </w:r>
         <w:r>
           <w:rPr>
@@ -866,7 +866,7 @@
           <w:noProof/>
         </w:rPr>
       </w:pPr>
-      <w:hyperlink w:anchor="_Toc241934344" w:history="1">
+      <w:hyperlink w:anchor="_Toc241934616" w:history="1">
         <w:r>
           <w:rPr>
             <w:rStyle w:val="af"/>
@@ -894,7 +894,7 @@
             <w:noProof/>
             <w:webHidden/>
           </w:rPr>
-          <w:instrText xml:space="preserve"> PAGEREF _Toc241934344 \h </w:instrText>
+          <w:instrText xml:space="preserve"> PAGEREF _Toc241934616 \h </w:instrText>
         </w:r>
         <w:r>
           <w:rPr>
@@ -935,7 +935,7 @@
           <w:noProof/>
         </w:rPr>
       </w:pPr>
-      <w:hyperlink w:anchor="_Toc241934345" w:history="1">
+      <w:hyperlink w:anchor="_Toc241934617" w:history="1">
         <w:r>
           <w:rPr>
             <w:rStyle w:val="af"/>
@@ -963,7 +963,7 @@
             <w:noProof/>
             <w:webHidden/>
           </w:rPr>
-          <w:instrText xml:space="preserve"> PAGEREF _Toc241934345 \h </w:instrText>
+          <w:instrText xml:space="preserve"> PAGEREF _Toc241934617 \h </w:instrText>
         </w:r>
         <w:r>
           <w:rPr>
@@ -1004,7 +1004,7 @@
           <w:noProof/>
         </w:rPr>
       </w:pPr>
-      <w:hyperlink w:anchor="_Toc241934346" w:history="1">
+      <w:hyperlink w:anchor="_Toc241934618" w:history="1">
         <w:r>
           <w:rPr>
             <w:rStyle w:val="af"/>
@@ -1032,7 +1032,7 @@
             <w:noProof/>
             <w:webHidden/>
           </w:rPr>
-          <w:instrText xml:space="preserve"> PAGEREF _Toc241934346 \h </w:instrText>
+          <w:instrText xml:space="preserve"> PAGEREF _Toc241934618 \h </w:instrText>
         </w:r>
         <w:r>
           <w:rPr>
@@ -1073,7 +1073,7 @@
           <w:noProof/>
         </w:rPr>
       </w:pPr>
-      <w:hyperlink w:anchor="_Toc241934347" w:history="1">
+      <w:hyperlink w:anchor="_Toc241934619" w:history="1">
         <w:r>
           <w:rPr>
             <w:rStyle w:val="af"/>
@@ -1101,7 +1101,7 @@
             <w:noProof/>
             <w:webHidden/>
           </w:rPr>
-          <w:instrText xml:space="preserve"> PAGEREF _Toc241934347 \h </w:instrText>
+          <w:instrText xml:space="preserve"> PAGEREF _Toc241934619 \h </w:instrText>
         </w:r>
         <w:r>
           <w:rPr>
@@ -1142,7 +1142,7 @@
           <w:noProof/>
         </w:rPr>
       </w:pPr>
-      <w:hyperlink w:anchor="_Toc241934348" w:history="1">
+      <w:hyperlink w:anchor="_Toc241934620" w:history="1">
         <w:r>
           <w:rPr>
             <w:rStyle w:val="af"/>
@@ -1170,7 +1170,7 @@
             <w:noProof/>
             <w:webHidden/>
           </w:rPr>
-          <w:instrText xml:space="preserve"> PAGEREF _Toc241934348 \h </w:instrText>
+          <w:instrText xml:space="preserve"> PAGEREF _Toc241934620 \h </w:instrText>
         </w:r>
         <w:r>
           <w:rPr>
@@ -1211,7 +1211,7 @@
           <w:noProof/>
         </w:rPr>
       </w:pPr>
-      <w:hyperlink w:anchor="_Toc241934349" w:history="1">
+      <w:hyperlink w:anchor="_Toc241934621" w:history="1">
         <w:r>
           <w:rPr>
             <w:rStyle w:val="af"/>
@@ -1239,7 +1239,7 @@
             <w:noProof/>
             <w:webHidden/>
           </w:rPr>
-          <w:instrText xml:space="preserve"> PAGEREF _Toc241934349 \h </w:instrText>
+          <w:instrText xml:space="preserve"> PAGEREF _Toc241934621 \h </w:instrText>
         </w:r>
         <w:r>
           <w:rPr>
@@ -1280,7 +1280,7 @@
           <w:noProof/>
         </w:rPr>
       </w:pPr>
-      <w:hyperlink w:anchor="_Toc241934350" w:history="1">
+      <w:hyperlink w:anchor="_Toc241934622" w:history="1">
         <w:r>
           <w:rPr>
             <w:rStyle w:val="af"/>
@@ -1308,7 +1308,7 @@
             <w:noProof/>
             <w:webHidden/>
           </w:rPr>
-          <w:instrText xml:space="preserve"> PAGEREF _Toc241934350 \h </w:instrText>
+          <w:instrText xml:space="preserve"> PAGEREF _Toc241934622 \h </w:instrText>
         </w:r>
         <w:r>
           <w:rPr>
@@ -1354,7 +1354,7 @@
         <w:spacing w:before="0" w:after="360" w:line="360" w:lineRule="exact"/>
         <w:ind w:firstLine="709"/>
       </w:pPr>
-      <w:bookmarkStart w:id="1" w:name="_Toc241934335"/>
+      <w:bookmarkStart w:id="1" w:name="_Toc241934607"/>
       <w:r>
         <w:rPr>
           <w:b/>
@@ -1465,7 +1465,7 @@
         <w:ind w:firstLine="709"/>
       </w:pPr>
       <w:bookmarkStart w:id="2" w:name="_b608aa976fc82a0faaf3b83f58c735968afd03b"/>
-      <w:bookmarkStart w:id="3" w:name="_Toc241934336"/>
+      <w:bookmarkStart w:id="3" w:name="_Toc241934608"/>
       <w:bookmarkEnd w:id="0"/>
       <w:r>
         <w:rPr>
@@ -1531,7 +1531,7 @@
         <w:ind w:firstLine="709"/>
       </w:pPr>
       <w:bookmarkStart w:id="4" w:name="_ce8c8db2bd1f021f701413a98bce88b0dc0ff35"/>
-      <w:bookmarkStart w:id="5" w:name="_Toc241934337"/>
+      <w:bookmarkStart w:id="5" w:name="_Toc241934609"/>
       <w:r>
         <w:rPr>
           <w:b/>
@@ -3579,7 +3579,7 @@
         <w:ind w:firstLine="709"/>
       </w:pPr>
       <w:bookmarkStart w:id="6" w:name="_d6b1e0606ccffbfea524c7b8890d7424ae6ef8d"/>
-      <w:bookmarkStart w:id="7" w:name="_Toc241934338"/>
+      <w:bookmarkStart w:id="7" w:name="_Toc241934610"/>
       <w:bookmarkEnd w:id="4"/>
       <w:r>
         <w:rPr>
@@ -8297,7 +8297,7 @@
         <w:ind w:firstLine="709"/>
       </w:pPr>
       <w:bookmarkStart w:id="8" w:name="_7b60cb03201c02c98ad01f5cee41d479977e884"/>
-      <w:bookmarkStart w:id="9" w:name="_Toc241934339"/>
+      <w:bookmarkStart w:id="9" w:name="_Toc241934611"/>
       <w:bookmarkEnd w:id="6"/>
       <w:r>
         <w:rPr>
@@ -8368,7 +8368,7 @@
           <w:sz w:val="28"/>
         </w:rPr>
         <w:drawing>
-          <wp:inline distT="0" distB="0" distL="0" distR="0" wp14:anchorId="73A3FC18" wp14:editId="750B18DB">
+          <wp:inline distT="0" distB="0" distL="0" distR="0" wp14:anchorId="32D1B54C" wp14:editId="3224FF20">
             <wp:extent cx="5334000" cy="3382536"/>
             <wp:effectExtent l="0" t="0" r="0" b="0"/>
             <wp:docPr id="13" name="Picture"/>
@@ -10683,7 +10683,7 @@
         <w:ind w:firstLine="709"/>
       </w:pPr>
       <w:bookmarkStart w:id="10" w:name="_519d46f9ff7923648cbfef21e26057944381813"/>
-      <w:bookmarkStart w:id="11" w:name="_Toc241934340"/>
+      <w:bookmarkStart w:id="11" w:name="_Toc241934612"/>
       <w:bookmarkEnd w:id="8"/>
       <w:r>
         <w:rPr>
@@ -15529,7 +15529,7 @@
           <w:sz w:val="28"/>
         </w:rPr>
         <w:drawing>
-          <wp:inline distT="0" distB="0" distL="0" distR="0" wp14:anchorId="45C57861" wp14:editId="43A7ED97">
+          <wp:inline distT="0" distB="0" distL="0" distR="0" wp14:anchorId="505C3249" wp14:editId="7C01F52E">
             <wp:extent cx="5334000" cy="3122341"/>
             <wp:effectExtent l="0" t="0" r="0" b="0"/>
             <wp:docPr id="17" name="Picture"/>
@@ -16502,7 +16502,7 @@
         <w:ind w:firstLine="709"/>
       </w:pPr>
       <w:bookmarkStart w:id="12" w:name="_ccc7c944b68a9100d34a943bc02da4feb181aee"/>
-      <w:bookmarkStart w:id="13" w:name="_Toc241934341"/>
+      <w:bookmarkStart w:id="13" w:name="_Toc241934613"/>
       <w:bookmarkEnd w:id="10"/>
       <w:r>
         <w:rPr>
@@ -19617,7 +19617,7 @@
         </w:rPr>
         <w:lastRenderedPageBreak/>
         <w:drawing>
-          <wp:inline distT="0" distB="0" distL="0" distR="0" wp14:anchorId="1C529738" wp14:editId="277FFF42">
+          <wp:inline distT="0" distB="0" distL="0" distR="0" wp14:anchorId="7227DDAB" wp14:editId="7E6FE1FA">
             <wp:extent cx="5334000" cy="6114585"/>
             <wp:effectExtent l="0" t="0" r="0" b="0"/>
             <wp:docPr id="21" name="Picture"/>
@@ -19860,7 +19860,7 @@
         </w:rPr>
         <w:lastRenderedPageBreak/>
         <w:drawing>
-          <wp:inline distT="0" distB="0" distL="0" distR="0" wp14:anchorId="74705E7D" wp14:editId="15E5E79C">
+          <wp:inline distT="0" distB="0" distL="0" distR="0" wp14:anchorId="253D3393" wp14:editId="37F05CB4">
             <wp:extent cx="5334000" cy="9610810"/>
             <wp:effectExtent l="0" t="0" r="0" b="0"/>
             <wp:docPr id="24" name="Picture"/>
@@ -20100,7 +20100,7 @@
         </w:rPr>
         <w:lastRenderedPageBreak/>
         <w:drawing>
-          <wp:inline distT="0" distB="0" distL="0" distR="0" wp14:anchorId="2FF30B70" wp14:editId="1A0A9145">
+          <wp:inline distT="0" distB="0" distL="0" distR="0" wp14:anchorId="1B21381D" wp14:editId="64727864">
             <wp:extent cx="5334000" cy="12458978"/>
             <wp:effectExtent l="0" t="0" r="0" b="0"/>
             <wp:docPr id="27" name="Picture"/>
@@ -20307,7 +20307,7 @@
           <w:sz w:val="28"/>
         </w:rPr>
         <w:drawing>
-          <wp:inline distT="0" distB="0" distL="0" distR="0" wp14:anchorId="2273C5C8" wp14:editId="4E774898">
+          <wp:inline distT="0" distB="0" distL="0" distR="0" wp14:anchorId="16817597" wp14:editId="7F88CC7C">
             <wp:extent cx="5334000" cy="5926666"/>
             <wp:effectExtent l="0" t="0" r="0" b="0"/>
             <wp:docPr id="30" name="Picture"/>
@@ -20566,7 +20566,7 @@
           <w:sz w:val="28"/>
         </w:rPr>
         <w:drawing>
-          <wp:inline distT="0" distB="0" distL="0" distR="0" wp14:anchorId="5128DF3C" wp14:editId="2808EFD8">
+          <wp:inline distT="0" distB="0" distL="0" distR="0" wp14:anchorId="3E19BED0" wp14:editId="7CB9FE83">
             <wp:extent cx="5334000" cy="3343751"/>
             <wp:effectExtent l="0" t="0" r="0" b="0"/>
             <wp:docPr id="33" name="Picture"/>
@@ -21511,7 +21511,7 @@
         <w:ind w:firstLine="709"/>
       </w:pPr>
       <w:bookmarkStart w:id="15" w:name="_fc51781abcc4857bf621eab6b8861ea54729fed"/>
-      <w:bookmarkStart w:id="16" w:name="_Toc241934342"/>
+      <w:bookmarkStart w:id="16" w:name="_Toc241934614"/>
       <w:bookmarkEnd w:id="14"/>
       <w:bookmarkEnd w:id="12"/>
       <w:r>
@@ -24911,7 +24911,7 @@
         </w:rPr>
         <w:lastRenderedPageBreak/>
         <w:drawing>
-          <wp:inline distT="0" distB="0" distL="0" distR="0" wp14:anchorId="79E5EC49" wp14:editId="04A69CEA">
+          <wp:inline distT="0" distB="0" distL="0" distR="0" wp14:anchorId="0665D656" wp14:editId="0BDC66B4">
             <wp:extent cx="5334000" cy="2341756"/>
             <wp:effectExtent l="0" t="0" r="0" b="0"/>
             <wp:docPr id="38" name="Picture"/>
@@ -25826,7 +25826,7 @@
         <w:ind w:firstLine="709"/>
       </w:pPr>
       <w:bookmarkStart w:id="17" w:name="_fb011a212b736610690ebb69f4e92f01bd3b3f9"/>
-      <w:bookmarkStart w:id="18" w:name="_Toc241934343"/>
+      <w:bookmarkStart w:id="18" w:name="_Toc241934615"/>
       <w:bookmarkEnd w:id="15"/>
       <w:r>
         <w:rPr>
@@ -26741,7 +26741,7 @@
         <w:ind w:firstLine="709"/>
       </w:pPr>
       <w:bookmarkStart w:id="19" w:name="_339ae803435bd6b9a653c2b18dadc62dc9ad8e7"/>
-      <w:bookmarkStart w:id="20" w:name="_Toc241934344"/>
+      <w:bookmarkStart w:id="20" w:name="_Toc241934616"/>
       <w:bookmarkEnd w:id="17"/>
       <w:r>
         <w:rPr>
@@ -26852,7 +26852,7 @@
         <w:ind w:firstLine="709"/>
       </w:pPr>
       <w:bookmarkStart w:id="21" w:name="_1bfdad9d2d88ddb6ca16c31c1d4d4943679f32f"/>
-      <w:bookmarkStart w:id="22" w:name="_Toc241934345"/>
+      <w:bookmarkStart w:id="22" w:name="_Toc241934617"/>
       <w:bookmarkEnd w:id="19"/>
       <w:bookmarkEnd w:id="2"/>
       <w:r>
@@ -27081,7 +27081,7 @@
         <w:jc w:val="center"/>
       </w:pPr>
       <w:bookmarkStart w:id="23" w:name="_выводы"/>
-      <w:bookmarkStart w:id="24" w:name="_Toc241934346"/>
+      <w:bookmarkStart w:id="24" w:name="_Toc241934618"/>
       <w:bookmarkEnd w:id="21"/>
       <w:r>
         <w:rPr>
@@ -27271,7 +27271,7 @@
         <w:jc w:val="center"/>
       </w:pPr>
       <w:bookmarkStart w:id="25" w:name="_274f6a444530ef90b0479dabf3d210f01e97699"/>
-      <w:bookmarkStart w:id="26" w:name="_Toc241934347"/>
+      <w:bookmarkStart w:id="26" w:name="_Toc241934619"/>
       <w:bookmarkEnd w:id="23"/>
       <w:r>
         <w:rPr>
@@ -27727,7 +27727,7 @@
         <w:jc w:val="center"/>
       </w:pPr>
       <w:bookmarkStart w:id="27" w:name="_3d74faf1500c1b2a4a8bfa8e0e37c74206ce73d"/>
-      <w:bookmarkStart w:id="28" w:name="_Toc241934348"/>
+      <w:bookmarkStart w:id="28" w:name="_Toc241934620"/>
       <w:bookmarkEnd w:id="25"/>
       <w:r>
         <w:rPr>
@@ -28540,7 +28540,7 @@
         <w:jc w:val="center"/>
       </w:pPr>
       <w:bookmarkStart w:id="29" w:name="_d684f183eb868ee4ace295916bed2e6be64d16e"/>
-      <w:bookmarkStart w:id="30" w:name="_Toc241934349"/>
+      <w:bookmarkStart w:id="30" w:name="_Toc241934621"/>
       <w:bookmarkEnd w:id="27"/>
       <w:r>
         <w:rPr>
@@ -28973,7 +28973,7 @@
               <w:rPr>
                 <w:sz w:val="24"/>
               </w:rPr>
-              <w:t>анкета 20-30 респондентов; при отсутствии - модельные данные с пометкой</w:t>
+              <w:t>анкета 20-30 респондентов; пока использованы модельные данные (приложение Г ЛР2-3 и ЛР5)</w:t>
             </w:r>
           </w:p>
         </w:tc>
@@ -29056,7 +29056,14 @@
                 <w:i/>
                 <w:sz w:val="24"/>
               </w:rPr>
-              <w:t>Chrome</w:t>
+              <w:t>C</w:t>
+            </w:r>
+            <w:r>
+              <w:rPr>
+                <w:i/>
+                <w:sz w:val="24"/>
+              </w:rPr>
+              <w:t>hrome</w:t>
             </w:r>
           </w:p>
         </w:tc>
@@ -29075,13 +29082,7 @@
               <w:rPr>
                 <w:sz w:val="24"/>
               </w:rPr>
-              <w:t>снять главн</w:t>
-            </w:r>
-            <w:r>
-              <w:rPr>
-                <w:sz w:val="24"/>
-              </w:rPr>
-              <w:t>ые страницы и тарифы 7 конкурентов</w:t>
+              <w:t>снять главные страницы и тарифы 7 конкурентов</w:t>
             </w:r>
           </w:p>
         </w:tc>
@@ -29423,7 +29424,7 @@
         <w:jc w:val="center"/>
       </w:pPr>
       <w:bookmarkStart w:id="31" w:name="_6574ce6d3bdcb7786930e8390195aee2be99a58"/>
-      <w:bookmarkStart w:id="32" w:name="_Toc241934350"/>
+      <w:bookmarkStart w:id="32" w:name="_Toc241934622"/>
       <w:bookmarkEnd w:id="29"/>
       <w:r>
         <w:rPr>
@@ -29932,7 +29933,7 @@
   <w:abstractNum w:abstractNumId="0" w15:restartNumberingAfterBreak="0">
     <w:nsid w:val="0000A990"/>
     <w:multiLevelType w:val="multilevel"/>
-    <w:tmpl w:val="790C5BC8"/>
+    <w:tmpl w:val="867A7692"/>
     <w:lvl w:ilvl="0">
       <w:numFmt w:val="bullet"/>
       <w:lvlText w:val=" "/>
@@ -30009,7 +30010,7 @@
   <w:abstractNum w:abstractNumId="1" w15:restartNumberingAfterBreak="0">
     <w:nsid w:val="00A99411"/>
     <w:multiLevelType w:val="multilevel"/>
-    <w:tmpl w:val="7E0AA4D8"/>
+    <w:tmpl w:val="52CCD238"/>
     <w:lvl w:ilvl="0">
       <w:start w:val="1"/>
       <w:numFmt w:val="decimal"/>
@@ -31487,7 +31488,7 @@
     <w:autoRedefine/>
     <w:uiPriority w:val="39"/>
     <w:unhideWhenUsed/>
-    <w:rsid w:val="00273B14"/>
+    <w:rsid w:val="00974834"/>
     <w:pPr>
       <w:spacing w:after="100"/>
     </w:pPr>
@@ -31499,7 +31500,7 @@
     <w:autoRedefine/>
     <w:uiPriority w:val="39"/>
     <w:unhideWhenUsed/>
-    <w:rsid w:val="00273B14"/>
+    <w:rsid w:val="00974834"/>
     <w:pPr>
       <w:spacing w:after="100"/>
       <w:ind w:left="240"/>

--- a/ЛР6_ЦП_Канвас_сценарии_релизы/ОТЧЕТ_ЛР6_TableMind.docx
+++ b/ЛР6_ЦП_Канвас_сценарии_релизы/ОТЧЕТ_ЛР6_TableMind.docx
@@ -245,7 +245,7 @@
       <w:r>
         <w:fldChar w:fldCharType="separate"/>
       </w:r>
-      <w:hyperlink w:anchor="_Toc241934607" w:history="1">
+      <w:hyperlink w:anchor="_Toc241937901" w:history="1">
         <w:r>
           <w:rPr>
             <w:rStyle w:val="af"/>
@@ -273,7 +273,7 @@
             <w:noProof/>
             <w:webHidden/>
           </w:rPr>
-          <w:instrText xml:space="preserve"> PAGEREF _Toc241934607 \h </w:instrText>
+          <w:instrText xml:space="preserve"> PAGEREF _Toc241937901 \h </w:instrText>
         </w:r>
         <w:r>
           <w:rPr>
@@ -314,7 +314,7 @@
           <w:noProof/>
         </w:rPr>
       </w:pPr>
-      <w:hyperlink w:anchor="_Toc241934608" w:history="1">
+      <w:hyperlink w:anchor="_Toc241937902" w:history="1">
         <w:r>
           <w:rPr>
             <w:rStyle w:val="af"/>
@@ -342,7 +342,7 @@
             <w:noProof/>
             <w:webHidden/>
           </w:rPr>
-          <w:instrText xml:space="preserve"> PAGEREF _Toc241934608 \h </w:instrText>
+          <w:instrText xml:space="preserve"> PAGEREF _Toc241937902 \h </w:instrText>
         </w:r>
         <w:r>
           <w:rPr>
@@ -383,7 +383,7 @@
           <w:noProof/>
         </w:rPr>
       </w:pPr>
-      <w:hyperlink w:anchor="_Toc241934609" w:history="1">
+      <w:hyperlink w:anchor="_Toc241937903" w:history="1">
         <w:r>
           <w:rPr>
             <w:rStyle w:val="af"/>
@@ -411,7 +411,7 @@
             <w:noProof/>
             <w:webHidden/>
           </w:rPr>
-          <w:instrText xml:space="preserve"> PAGEREF _Toc241934609 \h </w:instrText>
+          <w:instrText xml:space="preserve"> PAGEREF _Toc241937903 \h </w:instrText>
         </w:r>
         <w:r>
           <w:rPr>
@@ -452,7 +452,7 @@
           <w:noProof/>
         </w:rPr>
       </w:pPr>
-      <w:hyperlink w:anchor="_Toc241934610" w:history="1">
+      <w:hyperlink w:anchor="_Toc241937904" w:history="1">
         <w:r>
           <w:rPr>
             <w:rStyle w:val="af"/>
@@ -480,7 +480,7 @@
             <w:noProof/>
             <w:webHidden/>
           </w:rPr>
-          <w:instrText xml:space="preserve"> PAGEREF _Toc241934610 \h </w:instrText>
+          <w:instrText xml:space="preserve"> PAGEREF _Toc241937904 \h </w:instrText>
         </w:r>
         <w:r>
           <w:rPr>
@@ -521,7 +521,7 @@
           <w:noProof/>
         </w:rPr>
       </w:pPr>
-      <w:hyperlink w:anchor="_Toc241934611" w:history="1">
+      <w:hyperlink w:anchor="_Toc241937905" w:history="1">
         <w:r>
           <w:rPr>
             <w:rStyle w:val="af"/>
@@ -549,7 +549,7 @@
             <w:noProof/>
             <w:webHidden/>
           </w:rPr>
-          <w:instrText xml:space="preserve"> PAGEREF _Toc241934611 \h </w:instrText>
+          <w:instrText xml:space="preserve"> PAGEREF _Toc241937905 \h </w:instrText>
         </w:r>
         <w:r>
           <w:rPr>
@@ -590,7 +590,7 @@
           <w:noProof/>
         </w:rPr>
       </w:pPr>
-      <w:hyperlink w:anchor="_Toc241934612" w:history="1">
+      <w:hyperlink w:anchor="_Toc241937906" w:history="1">
         <w:r>
           <w:rPr>
             <w:rStyle w:val="af"/>
@@ -618,7 +618,7 @@
             <w:noProof/>
             <w:webHidden/>
           </w:rPr>
-          <w:instrText xml:space="preserve"> PAGEREF _Toc241934612 \h </w:instrText>
+          <w:instrText xml:space="preserve"> PAGEREF _Toc241937906 \h </w:instrText>
         </w:r>
         <w:r>
           <w:rPr>
@@ -659,7 +659,7 @@
           <w:noProof/>
         </w:rPr>
       </w:pPr>
-      <w:hyperlink w:anchor="_Toc241934613" w:history="1">
+      <w:hyperlink w:anchor="_Toc241937907" w:history="1">
         <w:r>
           <w:rPr>
             <w:rStyle w:val="af"/>
@@ -687,7 +687,7 @@
             <w:noProof/>
             <w:webHidden/>
           </w:rPr>
-          <w:instrText xml:space="preserve"> PAGEREF _Toc241934613 \h </w:instrText>
+          <w:instrText xml:space="preserve"> PAGEREF _Toc241937907 \h </w:instrText>
         </w:r>
         <w:r>
           <w:rPr>
@@ -728,7 +728,7 @@
           <w:noProof/>
         </w:rPr>
       </w:pPr>
-      <w:hyperlink w:anchor="_Toc241934614" w:history="1">
+      <w:hyperlink w:anchor="_Toc241937908" w:history="1">
         <w:r>
           <w:rPr>
             <w:rStyle w:val="af"/>
@@ -756,7 +756,7 @@
             <w:noProof/>
             <w:webHidden/>
           </w:rPr>
-          <w:instrText xml:space="preserve"> PAGEREF _Toc241934614 \h </w:instrText>
+          <w:instrText xml:space="preserve"> PAGEREF _Toc241937908 \h </w:instrText>
         </w:r>
         <w:r>
           <w:rPr>
@@ -797,7 +797,7 @@
           <w:noProof/>
         </w:rPr>
       </w:pPr>
-      <w:hyperlink w:anchor="_Toc241934615" w:history="1">
+      <w:hyperlink w:anchor="_Toc241937909" w:history="1">
         <w:r>
           <w:rPr>
             <w:rStyle w:val="af"/>
@@ -825,7 +825,7 @@
             <w:noProof/>
             <w:webHidden/>
           </w:rPr>
-          <w:instrText xml:space="preserve"> PAGEREF _Toc241934615 \h </w:instrText>
+          <w:instrText xml:space="preserve"> PAGEREF _Toc241937909 \h </w:instrText>
         </w:r>
         <w:r>
           <w:rPr>
@@ -866,7 +866,7 @@
           <w:noProof/>
         </w:rPr>
       </w:pPr>
-      <w:hyperlink w:anchor="_Toc241934616" w:history="1">
+      <w:hyperlink w:anchor="_Toc241937910" w:history="1">
         <w:r>
           <w:rPr>
             <w:rStyle w:val="af"/>
@@ -894,7 +894,7 @@
             <w:noProof/>
             <w:webHidden/>
           </w:rPr>
-          <w:instrText xml:space="preserve"> PAGEREF _Toc241934616 \h </w:instrText>
+          <w:instrText xml:space="preserve"> PAGEREF _Toc241937910 \h </w:instrText>
         </w:r>
         <w:r>
           <w:rPr>
@@ -935,7 +935,7 @@
           <w:noProof/>
         </w:rPr>
       </w:pPr>
-      <w:hyperlink w:anchor="_Toc241934617" w:history="1">
+      <w:hyperlink w:anchor="_Toc241937911" w:history="1">
         <w:r>
           <w:rPr>
             <w:rStyle w:val="af"/>
@@ -963,7 +963,7 @@
             <w:noProof/>
             <w:webHidden/>
           </w:rPr>
-          <w:instrText xml:space="preserve"> PAGEREF _Toc241934617 \h </w:instrText>
+          <w:instrText xml:space="preserve"> PAGEREF _Toc241937911 \h </w:instrText>
         </w:r>
         <w:r>
           <w:rPr>
@@ -1004,7 +1004,7 @@
           <w:noProof/>
         </w:rPr>
       </w:pPr>
-      <w:hyperlink w:anchor="_Toc241934618" w:history="1">
+      <w:hyperlink w:anchor="_Toc241937912" w:history="1">
         <w:r>
           <w:rPr>
             <w:rStyle w:val="af"/>
@@ -1032,7 +1032,7 @@
             <w:noProof/>
             <w:webHidden/>
           </w:rPr>
-          <w:instrText xml:space="preserve"> PAGEREF _Toc241934618 \h </w:instrText>
+          <w:instrText xml:space="preserve"> PAGEREF _Toc241937912 \h </w:instrText>
         </w:r>
         <w:r>
           <w:rPr>
@@ -1073,7 +1073,7 @@
           <w:noProof/>
         </w:rPr>
       </w:pPr>
-      <w:hyperlink w:anchor="_Toc241934619" w:history="1">
+      <w:hyperlink w:anchor="_Toc241937913" w:history="1">
         <w:r>
           <w:rPr>
             <w:rStyle w:val="af"/>
@@ -1101,7 +1101,7 @@
             <w:noProof/>
             <w:webHidden/>
           </w:rPr>
-          <w:instrText xml:space="preserve"> PAGEREF _Toc241934619 \h </w:instrText>
+          <w:instrText xml:space="preserve"> PAGEREF _Toc241937913 \h </w:instrText>
         </w:r>
         <w:r>
           <w:rPr>
@@ -1142,7 +1142,7 @@
           <w:noProof/>
         </w:rPr>
       </w:pPr>
-      <w:hyperlink w:anchor="_Toc241934620" w:history="1">
+      <w:hyperlink w:anchor="_Toc241937914" w:history="1">
         <w:r>
           <w:rPr>
             <w:rStyle w:val="af"/>
@@ -1170,7 +1170,7 @@
             <w:noProof/>
             <w:webHidden/>
           </w:rPr>
-          <w:instrText xml:space="preserve"> PAGEREF _Toc241934620 \h </w:instrText>
+          <w:instrText xml:space="preserve"> PAGEREF _Toc241937914 \h </w:instrText>
         </w:r>
         <w:r>
           <w:rPr>
@@ -1211,7 +1211,7 @@
           <w:noProof/>
         </w:rPr>
       </w:pPr>
-      <w:hyperlink w:anchor="_Toc241934621" w:history="1">
+      <w:hyperlink w:anchor="_Toc241937915" w:history="1">
         <w:r>
           <w:rPr>
             <w:rStyle w:val="af"/>
@@ -1239,7 +1239,7 @@
             <w:noProof/>
             <w:webHidden/>
           </w:rPr>
-          <w:instrText xml:space="preserve"> PAGEREF _Toc241934621 \h </w:instrText>
+          <w:instrText xml:space="preserve"> PAGEREF _Toc241937915 \h </w:instrText>
         </w:r>
         <w:r>
           <w:rPr>
@@ -1280,7 +1280,7 @@
           <w:noProof/>
         </w:rPr>
       </w:pPr>
-      <w:hyperlink w:anchor="_Toc241934622" w:history="1">
+      <w:hyperlink w:anchor="_Toc241937916" w:history="1">
         <w:r>
           <w:rPr>
             <w:rStyle w:val="af"/>
@@ -1308,7 +1308,7 @@
             <w:noProof/>
             <w:webHidden/>
           </w:rPr>
-          <w:instrText xml:space="preserve"> PAGEREF _Toc241934622 \h </w:instrText>
+          <w:instrText xml:space="preserve"> PAGEREF _Toc241937916 \h </w:instrText>
         </w:r>
         <w:r>
           <w:rPr>
@@ -1341,6 +1341,75 @@
     </w:p>
     <w:p>
       <w:pPr>
+        <w:pStyle w:val="12"/>
+        <w:tabs>
+          <w:tab w:val="right" w:leader="dot" w:pos="9345"/>
+        </w:tabs>
+        <w:rPr>
+          <w:noProof/>
+        </w:rPr>
+      </w:pPr>
+      <w:hyperlink w:anchor="_Toc241937917" w:history="1">
+        <w:r>
+          <w:rPr>
+            <w:rStyle w:val="af"/>
+            <w:b/>
+            <w:noProof/>
+          </w:rPr>
+          <w:t>ПРИЛОЖЕНИЕ Г</w:t>
+        </w:r>
+        <w:r>
+          <w:rPr>
+            <w:noProof/>
+            <w:webHidden/>
+          </w:rPr>
+          <w:tab/>
+        </w:r>
+        <w:r>
+          <w:rPr>
+            <w:noProof/>
+            <w:webHidden/>
+          </w:rPr>
+          <w:fldChar w:fldCharType="begin"/>
+        </w:r>
+        <w:r>
+          <w:rPr>
+            <w:noProof/>
+            <w:webHidden/>
+          </w:rPr>
+          <w:instrText xml:space="preserve"> PAGEREF _Toc241937917 \h </w:instrText>
+        </w:r>
+        <w:r>
+          <w:rPr>
+            <w:noProof/>
+            <w:webHidden/>
+          </w:rPr>
+        </w:r>
+        <w:r>
+          <w:rPr>
+            <w:noProof/>
+            <w:webHidden/>
+          </w:rPr>
+          <w:fldChar w:fldCharType="separate"/>
+        </w:r>
+        <w:r>
+          <w:rPr>
+            <w:noProof/>
+            <w:webHidden/>
+          </w:rPr>
+          <w:t>32</w:t>
+        </w:r>
+        <w:r>
+          <w:rPr>
+            <w:noProof/>
+            <w:webHidden/>
+          </w:rPr>
+          <w:fldChar w:fldCharType="end"/>
+        </w:r>
+      </w:hyperlink>
+    </w:p>
+    <w:p>
+      <w:pPr>
         <w:pStyle w:val="11"/>
       </w:pPr>
       <w:r>
@@ -1354,7 +1423,7 @@
         <w:spacing w:before="0" w:after="360" w:line="360" w:lineRule="exact"/>
         <w:ind w:firstLine="709"/>
       </w:pPr>
-      <w:bookmarkStart w:id="1" w:name="_Toc241934607"/>
+      <w:bookmarkStart w:id="1" w:name="_Toc241937901"/>
       <w:r>
         <w:rPr>
           <w:b/>
@@ -1376,13 +1445,13 @@
         <w:rPr>
           <w:sz w:val="28"/>
         </w:rPr>
-        <w:t>Цель работы: превратить результаты анализа рынка, спроса, конкур</w:t>
-      </w:r>
-      <w:r>
-        <w:rPr>
-          <w:sz w:val="28"/>
-        </w:rPr>
-        <w:t xml:space="preserve">ентов и цифрового товара (ЛР1-ЛР5) в проверяемое ценностное предложение и цифровой товар </w:t>
+        <w:t>Цель работы: превратить результаты анализа рынка, с</w:t>
+      </w:r>
+      <w:r>
+        <w:rPr>
+          <w:sz w:val="28"/>
+        </w:rPr>
+        <w:t xml:space="preserve">проса, конкурентов и цифрового товара (ЛР1-ЛР5) в проверяемое ценностное предложение и цифровой товар </w:t>
       </w:r>
       <w:r>
         <w:rPr>
@@ -1395,13 +1464,13 @@
         <w:rPr>
           <w:sz w:val="28"/>
         </w:rPr>
-        <w:t xml:space="preserve"> [1], собрать бизнес-модель по Канвасу [2], сформулировать бизнес-логику и пользовательские сценарии [3], перейти к страницам и экранам [4] и разделить разраб</w:t>
-      </w:r>
-      <w:r>
-        <w:rPr>
-          <w:sz w:val="28"/>
-        </w:rPr>
-        <w:t>отку на релизы [5].</w:t>
+        <w:t xml:space="preserve"> [1], собрать бизнес-модель по Канвасу [2], сформулировать бизнес-логику и пользовательские сценарии [3], перейти к страницам и экранам [4] и раз</w:t>
+      </w:r>
+      <w:r>
+        <w:rPr>
+          <w:sz w:val="28"/>
+        </w:rPr>
+        <w:t>делить разработку на релизы [5].</w:t>
       </w:r>
     </w:p>
     <w:p>
@@ -1415,13 +1484,13 @@
         <w:rPr>
           <w:sz w:val="28"/>
         </w:rPr>
-        <w:t xml:space="preserve">Для достижения цели решены задачи: сформирован банк из 14 источников и 12 выводов анализа; выделены и оценены шесть проблем клиентов, сформулированы четыре ценностных предложения, три цифровых товара и три единицы монетизации; заполнен </w:t>
-      </w:r>
-      <w:r>
-        <w:rPr>
-          <w:sz w:val="28"/>
-        </w:rPr>
-        <w:t>Канвас по девяти блокам; описаны 5 ролей, 10 сценариев, 18 функциональных требований и 8 инициатив; спроектированы 14 страниц и экранов и составлен релизный план с 24 единицами разработки. Результаты сверены с ПЗ1 и ПЗ4 [6].</w:t>
+        <w:t>Для достижения цели решены задачи: сформирован банк из 14 источников и 12 выводов анализа; выделены и оценены шесть проблем клиентов, сформулированы четыре ценностных предложения, три цифровых товара и три единицы монетизац</w:t>
+      </w:r>
+      <w:r>
+        <w:rPr>
+          <w:sz w:val="28"/>
+        </w:rPr>
+        <w:t>ии; заполнен Канвас по девяти блокам; описаны 5 ролей, 10 сценариев, 18 функциональных требований и 8 инициатив; спроектированы 14 страниц и экранов и составлен релизный план с 24 единицами разработки. Результаты сверены с ПЗ1 и ПЗ4 [6].</w:t>
       </w:r>
     </w:p>
     <w:p>
@@ -1435,13 +1504,7 @@
         <w:rPr>
           <w:sz w:val="28"/>
         </w:rPr>
-        <w:t>Все оценки в книгах получены по</w:t>
-      </w:r>
-      <w:r>
-        <w:rPr>
-          <w:sz w:val="28"/>
-        </w:rPr>
-        <w:t xml:space="preserve"> просмотренным страницам и расчетам предыдущих работ и являются допущениями аналитика (Д-26); числа рынка, цен и воронки взяты из ЛР2-3, числа конкурентов - из ЛР4 и ЛР5. Прототип сайта создан в </w:t>
+        <w:t xml:space="preserve">Все оценки в книгах получены по просмотренным страницам и расчетам предыдущих работ и являются допущениями аналитика (Д-26); числа рынка, цен и воронки взяты из ЛР2-3, числа конкурентов - из ЛР4 и ЛР5. Прототип сайта создан в </w:t>
       </w:r>
       <w:r>
         <w:rPr>
@@ -1454,7 +1517,13 @@
         <w:rPr>
           <w:sz w:val="28"/>
         </w:rPr>
-        <w:t xml:space="preserve"> (раздел 2.5.1), схемы ключевых экранов приложения приведены в разделе 2.5, доработка прототипа - в приложении Б.</w:t>
+        <w:t xml:space="preserve"> (раздел 2.5.1), схемы кл</w:t>
+      </w:r>
+      <w:r>
+        <w:rPr>
+          <w:sz w:val="28"/>
+        </w:rPr>
+        <w:t>ючевых экранов приложения приведены в разделе 2.5, доработка прототипа - в приложении Б.</w:t>
       </w:r>
     </w:p>
     <w:p>
@@ -1465,7 +1534,7 @@
         <w:ind w:firstLine="709"/>
       </w:pPr>
       <w:bookmarkStart w:id="2" w:name="_b608aa976fc82a0faaf3b83f58c735968afd03b"/>
-      <w:bookmarkStart w:id="3" w:name="_Toc241934608"/>
+      <w:bookmarkStart w:id="3" w:name="_Toc241937902"/>
       <w:bookmarkEnd w:id="0"/>
       <w:r>
         <w:rPr>
@@ -1495,20 +1564,19 @@
           <w:i/>
           <w:sz w:val="28"/>
         </w:rPr>
-        <w:t>Ex</w:t>
-      </w:r>
-      <w:r>
-        <w:rPr>
-          <w:i/>
-          <w:sz w:val="28"/>
-        </w:rPr>
-        <w:t>cel</w:t>
-      </w:r>
-      <w:r>
-        <w:rPr>
-          <w:sz w:val="28"/>
-        </w:rPr>
-        <w:t xml:space="preserve"> и независимо пересчитаны на </w:t>
+        <w:t>Excel</w:t>
+      </w:r>
+      <w:r>
+        <w:rPr>
+          <w:sz w:val="28"/>
+        </w:rPr>
+        <w:t xml:space="preserve"> и независимо пересчит</w:t>
+      </w:r>
+      <w:r>
+        <w:rPr>
+          <w:sz w:val="28"/>
+        </w:rPr>
+        <w:t xml:space="preserve">аны на </w:t>
       </w:r>
       <w:r>
         <w:rPr>
@@ -1531,7 +1599,7 @@
         <w:ind w:firstLine="709"/>
       </w:pPr>
       <w:bookmarkStart w:id="4" w:name="_ce8c8db2bd1f021f701413a98bce88b0dc0ff35"/>
-      <w:bookmarkStart w:id="5" w:name="_Toc241934609"/>
+      <w:bookmarkStart w:id="5" w:name="_Toc241937903"/>
       <w:r>
         <w:rPr>
           <w:b/>
@@ -1552,13 +1620,7 @@
         <w:rPr>
           <w:sz w:val="28"/>
         </w:rPr>
-        <w:t>Банк источников объединяет отчеты ЛР1-ЛР5, страницы конкурентов и документы проекта. Он является общей доказательной базой для всех книг: каждый вывод далее имеет ссылку на запис</w:t>
-      </w:r>
-      <w:r>
-        <w:rPr>
-          <w:sz w:val="28"/>
-        </w:rPr>
-        <w:t>ь банка.</w:t>
+        <w:t>Банк источников объединяет отчеты ЛР1-ЛР5, страницы конкурентов и документы проекта. Он является общей доказательной базой для всех книг: каждый вывод далее имеет ссылку на запись банка.</w:t>
       </w:r>
     </w:p>
     <w:p>
@@ -1585,7 +1647,13 @@
         <w:rPr>
           <w:sz w:val="28"/>
         </w:rPr>
-        <w:t>Таблица 1 – Банк источников</w:t>
+        <w:t>Таблица 1 – Банк источнико</w:t>
+      </w:r>
+      <w:r>
+        <w:rPr>
+          <w:sz w:val="28"/>
+        </w:rPr>
+        <w:t>в</w:t>
       </w:r>
     </w:p>
     <w:tbl>
@@ -3100,13 +3168,7 @@
               <w:rPr>
                 <w:sz w:val="24"/>
               </w:rPr>
-              <w:t xml:space="preserve">-надстройки лидеров сами требуют </w:t>
-            </w:r>
-            <w:r>
-              <w:rPr>
-                <w:sz w:val="24"/>
-              </w:rPr>
-              <w:t>проверки</w:t>
+              <w:t>-надстройки лидеров сами требуют проверки</w:t>
             </w:r>
           </w:p>
         </w:tc>
@@ -3579,7 +3641,7 @@
         <w:ind w:firstLine="709"/>
       </w:pPr>
       <w:bookmarkStart w:id="6" w:name="_d6b1e0606ccffbfea524c7b8890d7424ae6ef8d"/>
-      <w:bookmarkStart w:id="7" w:name="_Toc241934610"/>
+      <w:bookmarkStart w:id="7" w:name="_Toc241937904"/>
       <w:bookmarkEnd w:id="4"/>
       <w:r>
         <w:rPr>
@@ -3608,13 +3670,13 @@
         <w:rPr>
           <w:sz w:val="28"/>
         </w:rPr>
-        <w:t>Методика [1] требует выбрать опорную проблему по индексу, сопоставить ее с покрытием конкурентами и сформулировать ценностное предложение, цифровой товар и единицу монетизации. Индекс проблемы рассчитывается по частоте, интенсивности, сроч</w:t>
-      </w:r>
-      <w:r>
-        <w:rPr>
-          <w:sz w:val="28"/>
-        </w:rPr>
-        <w:t>ности, незакрытости конкурентами, готовности платить и доказательности.</w:t>
+        <w:t>Методика [1] требует выбрать опорную проблему по индексу, сопоставить ее с покрытием конкурентами и сформулировать ценностное предложение, цифровой товар и единицу монетизации. Индекс проблемы рассчитывается по частоте, интенсивности, срочности, незакрытос</w:t>
+      </w:r>
+      <w:r>
+        <w:rPr>
+          <w:sz w:val="28"/>
+        </w:rPr>
+        <w:t>ти конкурентами, готовности платить и доказательности.</w:t>
       </w:r>
     </w:p>
     <w:p>
@@ -3987,13 +4049,7 @@
               <w:rPr>
                 <w:sz w:val="24"/>
               </w:rPr>
-              <w:t>Ручная проверка модели занимает часы и зависи</w:t>
-            </w:r>
-            <w:r>
-              <w:rPr>
-                <w:sz w:val="24"/>
-              </w:rPr>
-              <w:t>т от опыта проверяющего</w:t>
+              <w:t>Ручная проверка модели занимает часы и зависит от опыта проверяющего</w:t>
             </w:r>
           </w:p>
         </w:tc>
@@ -4297,13 +4353,7 @@
         <w:rPr>
           <w:sz w:val="28"/>
         </w:rPr>
-        <w:t>Критичны две проблемы: скрытые ошибки в формулах (индекс 86) и невозможно</w:t>
-      </w:r>
-      <w:r>
-        <w:rPr>
-          <w:sz w:val="28"/>
-        </w:rPr>
-        <w:t xml:space="preserve">сть подтвердить результат </w:t>
+        <w:t xml:space="preserve">Критичны две проблемы: скрытые ошибки в формулах (индекс 86) и невозможность подтвердить результат </w:t>
       </w:r>
       <w:r>
         <w:rPr>
@@ -4316,7 +4366,13 @@
         <w:rPr>
           <w:sz w:val="28"/>
         </w:rPr>
-        <w:t>-помощника (80). Именно они определяют ядро ценностного предложения; безопасность загрузки файлов и отсутствие передаваемого отчета образуют второй уровень.</w:t>
+        <w:t>-помощника (80). Именно они определяют ядро ценн</w:t>
+      </w:r>
+      <w:r>
+        <w:rPr>
+          <w:sz w:val="28"/>
+        </w:rPr>
+        <w:t>остного предложения; безопасность загрузки файлов и отсутствие передаваемого отчета образуют второй уровень.</w:t>
       </w:r>
     </w:p>
     <w:p>
@@ -5644,7 +5700,13 @@
               <w:rPr>
                 <w:sz w:val="24"/>
               </w:rPr>
-              <w:t>; результат требует проверки пользователем</w:t>
+              <w:t xml:space="preserve">; результат требует проверки </w:t>
+            </w:r>
+            <w:r>
+              <w:rPr>
+                <w:sz w:val="24"/>
+              </w:rPr>
+              <w:t>пользователем</w:t>
             </w:r>
           </w:p>
         </w:tc>
@@ -5732,13 +5794,7 @@
         <w:rPr>
           <w:sz w:val="28"/>
         </w:rPr>
-        <w:t>) закрыты сильно. Поиск ошибок формул покрыт специализированными инструментами умеренно (3-4</w:t>
-      </w:r>
-      <w:r>
-        <w:rPr>
-          <w:sz w:val="28"/>
-        </w:rPr>
-        <w:t xml:space="preserve">), а проверка результата </w:t>
+        <w:t xml:space="preserve">) закрыты сильно. Поиск ошибок формул покрыт специализированными инструментами умеренно (3-4), а проверка результата </w:t>
       </w:r>
       <w:r>
         <w:rPr>
@@ -5751,7 +5807,13 @@
         <w:rPr>
           <w:sz w:val="28"/>
         </w:rPr>
-        <w:t xml:space="preserve"> не закрыта никем сильнее 3: это и есть конкурентный пробел.</w:t>
+        <w:t xml:space="preserve"> не закрыта никем сильнее 3: это </w:t>
+      </w:r>
+      <w:r>
+        <w:rPr>
+          <w:sz w:val="28"/>
+        </w:rPr>
+        <w:t>и есть конкурентный пробел.</w:t>
       </w:r>
     </w:p>
     <w:p>
@@ -6525,13 +6587,7 @@
         <w:rPr>
           <w:sz w:val="28"/>
         </w:rPr>
-        <w:t xml:space="preserve"> дает передаваемый </w:t>
-      </w:r>
-      <w:r>
-        <w:rPr>
-          <w:sz w:val="28"/>
-        </w:rPr>
-        <w:t>отчет.</w:t>
+        <w:t xml:space="preserve"> дает передаваемый отчет.</w:t>
       </w:r>
     </w:p>
     <w:p>
@@ -7105,13 +7161,13 @@
         <w:rPr>
           <w:sz w:val="28"/>
         </w:rPr>
-        <w:t>) и командный сервис (следующий релиз). Все три полностью описаны по пяти элементам (задача, базовая функция, расширенные функции, данные и алго</w:t>
-      </w:r>
-      <w:r>
-        <w:rPr>
-          <w:sz w:val="28"/>
-        </w:rPr>
-        <w:t>ритмы, условия доступа).</w:t>
+        <w:t>) и командный сервис (следующий релиз). Все три полностью описаны по пяти элементам (задача, базовая функция, расширенные функции</w:t>
+      </w:r>
+      <w:r>
+        <w:rPr>
+          <w:sz w:val="28"/>
+        </w:rPr>
+        <w:t>, данные и алгоритмы, условия доступа).</w:t>
       </w:r>
     </w:p>
     <w:p>
@@ -8297,7 +8353,7 @@
         <w:ind w:firstLine="709"/>
       </w:pPr>
       <w:bookmarkStart w:id="8" w:name="_7b60cb03201c02c98ad01f5cee41d479977e884"/>
-      <w:bookmarkStart w:id="9" w:name="_Toc241934611"/>
+      <w:bookmarkStart w:id="9" w:name="_Toc241937905"/>
       <w:bookmarkEnd w:id="6"/>
       <w:r>
         <w:rPr>
@@ -8368,7 +8424,7 @@
           <w:sz w:val="28"/>
         </w:rPr>
         <w:drawing>
-          <wp:inline distT="0" distB="0" distL="0" distR="0" wp14:anchorId="32D1B54C" wp14:editId="3224FF20">
+          <wp:inline distT="0" distB="0" distL="0" distR="0" wp14:anchorId="15DB0B3E" wp14:editId="0F4AFE20">
             <wp:extent cx="5334000" cy="3382536"/>
             <wp:effectExtent l="0" t="0" r="0" b="0"/>
             <wp:docPr id="13" name="Picture"/>
@@ -8441,13 +8497,7 @@
         <w:rPr>
           <w:sz w:val="28"/>
         </w:rPr>
-        <w:t>Рисунок показывает девять блоков в стандартной раскладке Остервальдера и Пинье [7]. Центральное место занимает ценностное предложение, а крайние блоки (партнеры и сегменты) связаны с результат</w:t>
-      </w:r>
-      <w:r>
-        <w:rPr>
-          <w:sz w:val="28"/>
-        </w:rPr>
-        <w:t>ами ЛР2-ЛР4.</w:t>
+        <w:t>Рисунок показывает девять блоков в стандартной раскладке Остервальдера и Пинье [7]. Центральное место занимает ценностное предложение, а крайние блоки (партнеры и сегменты) связаны с результатами ЛР2-ЛР4.</w:t>
       </w:r>
     </w:p>
     <w:p>
@@ -8475,7 +8525,13 @@
         <w:rPr>
           <w:sz w:val="28"/>
         </w:rPr>
-        <w:t>Таблица 8 – Статусы блоков Канваса</w:t>
+        <w:t>Т</w:t>
+      </w:r>
+      <w:r>
+        <w:rPr>
+          <w:sz w:val="28"/>
+        </w:rPr>
+        <w:t>аблица 8 – Статусы блоков Канваса</w:t>
       </w:r>
     </w:p>
     <w:tbl>
@@ -10683,7 +10739,7 @@
         <w:ind w:firstLine="709"/>
       </w:pPr>
       <w:bookmarkStart w:id="10" w:name="_519d46f9ff7923648cbfef21e26057944381813"/>
-      <w:bookmarkStart w:id="11" w:name="_Toc241934612"/>
+      <w:bookmarkStart w:id="11" w:name="_Toc241937906"/>
       <w:bookmarkEnd w:id="8"/>
       <w:r>
         <w:rPr>
@@ -15529,7 +15585,7 @@
           <w:sz w:val="28"/>
         </w:rPr>
         <w:drawing>
-          <wp:inline distT="0" distB="0" distL="0" distR="0" wp14:anchorId="505C3249" wp14:editId="7C01F52E">
+          <wp:inline distT="0" distB="0" distL="0" distR="0" wp14:anchorId="4B03D8BB" wp14:editId="6D9E663B">
             <wp:extent cx="5334000" cy="3122341"/>
             <wp:effectExtent l="0" t="0" r="0" b="0"/>
             <wp:docPr id="17" name="Picture"/>
@@ -16502,7 +16558,7 @@
         <w:ind w:firstLine="709"/>
       </w:pPr>
       <w:bookmarkStart w:id="12" w:name="_ccc7c944b68a9100d34a943bc02da4feb181aee"/>
-      <w:bookmarkStart w:id="13" w:name="_Toc241934613"/>
+      <w:bookmarkStart w:id="13" w:name="_Toc241937907"/>
       <w:bookmarkEnd w:id="10"/>
       <w:r>
         <w:rPr>
@@ -19580,7 +19636,13 @@
         <w:rPr>
           <w:sz w:val="28"/>
         </w:rPr>
-        <w:t xml:space="preserve"> и удаление данных; для них предусмотрены подсказки и подтверждения.</w:t>
+        <w:t xml:space="preserve"> и удаление данных; для них предусмотрены подск</w:t>
+      </w:r>
+      <w:r>
+        <w:rPr>
+          <w:sz w:val="28"/>
+        </w:rPr>
+        <w:t>азки и подтверждения.</w:t>
       </w:r>
     </w:p>
     <w:p>
@@ -19594,13 +19656,7 @@
         <w:rPr>
           <w:sz w:val="28"/>
         </w:rPr>
-        <w:t xml:space="preserve">На рисунке 3 показано: </w:t>
-      </w:r>
-      <w:r>
-        <w:rPr>
-          <w:sz w:val="28"/>
-        </w:rPr>
-        <w:t>схемы ключевых экранов первой версии.</w:t>
+        <w:t>На рисунке 3 показано: схемы ключевых экранов первой версии.</w:t>
       </w:r>
     </w:p>
     <w:p>
@@ -19617,7 +19673,7 @@
         </w:rPr>
         <w:lastRenderedPageBreak/>
         <w:drawing>
-          <wp:inline distT="0" distB="0" distL="0" distR="0" wp14:anchorId="7227DDAB" wp14:editId="7E6FE1FA">
+          <wp:inline distT="0" distB="0" distL="0" distR="0" wp14:anchorId="70C4DFA4" wp14:editId="4BC47A4F">
             <wp:extent cx="5334000" cy="6114585"/>
             <wp:effectExtent l="0" t="0" r="0" b="0"/>
             <wp:docPr id="21" name="Picture"/>
@@ -19860,7 +19916,7 @@
         </w:rPr>
         <w:lastRenderedPageBreak/>
         <w:drawing>
-          <wp:inline distT="0" distB="0" distL="0" distR="0" wp14:anchorId="253D3393" wp14:editId="37F05CB4">
+          <wp:inline distT="0" distB="0" distL="0" distR="0" wp14:anchorId="4B94F98C" wp14:editId="2D364953">
             <wp:extent cx="5334000" cy="9610810"/>
             <wp:effectExtent l="0" t="0" r="0" b="0"/>
             <wp:docPr id="24" name="Picture"/>
@@ -20031,13 +20087,13 @@
         <w:rPr>
           <w:sz w:val="28"/>
         </w:rPr>
-        <w:t>» с тремя карточками (подключение данн</w:t>
-      </w:r>
-      <w:r>
-        <w:rPr>
-          <w:sz w:val="28"/>
-        </w:rPr>
-        <w:t>ых, интеллектуальный анализ, автоматические результаты), макета редактора с подсказкой агента и подвала. Она соответствует точке входа пути пользователя, но тарифов и примеров ошибок на ней нет.</w:t>
+        <w:t xml:space="preserve">» с тремя карточками </w:t>
+      </w:r>
+      <w:r>
+        <w:rPr>
+          <w:sz w:val="28"/>
+        </w:rPr>
+        <w:t>(подключение данных, интеллектуальный анализ, автоматические результаты), макета редактора с подсказкой агента и подвала. Она соответствует точке входа пути пользователя, но тарифов и примеров ошибок на ней нет.</w:t>
       </w:r>
     </w:p>
     <w:p>
@@ -20064,7 +20120,13 @@
         <w:rPr>
           <w:sz w:val="28"/>
         </w:rPr>
-        <w:t xml:space="preserve">: страница </w:t>
+        <w:t>: стран</w:t>
+      </w:r>
+      <w:r>
+        <w:rPr>
+          <w:sz w:val="28"/>
+        </w:rPr>
+        <w:t xml:space="preserve">ица </w:t>
       </w:r>
       <w:r>
         <w:rPr>
@@ -20077,13 +20139,7 @@
         <w:rPr>
           <w:sz w:val="28"/>
         </w:rPr>
-        <w:t xml:space="preserve"> (прод</w:t>
-      </w:r>
-      <w:r>
-        <w:rPr>
-          <w:sz w:val="28"/>
-        </w:rPr>
-        <w:t>укт).</w:t>
+        <w:t xml:space="preserve"> (продукт).</w:t>
       </w:r>
     </w:p>
     <w:p>
@@ -20100,7 +20156,7 @@
         </w:rPr>
         <w:lastRenderedPageBreak/>
         <w:drawing>
-          <wp:inline distT="0" distB="0" distL="0" distR="0" wp14:anchorId="1B21381D" wp14:editId="64727864">
+          <wp:inline distT="0" distB="0" distL="0" distR="0" wp14:anchorId="16A7CA59" wp14:editId="3E0A7FF7">
             <wp:extent cx="5334000" cy="12458978"/>
             <wp:effectExtent l="0" t="0" r="0" b="0"/>
             <wp:docPr id="27" name="Picture"/>
@@ -20206,7 +20262,13 @@
         <w:rPr>
           <w:sz w:val="28"/>
         </w:rPr>
-        <w:t xml:space="preserve"> и предложенной формулы суммы, затем описывает три шага («читает структуру таблицы», «понимает документ», «предлагает и проверяет») и завершается призывом «</w:t>
+        <w:t xml:space="preserve"> и предложенной формулы суммы, затем описывает три шага («читает структуру таблицы», «понимает документ», </w:t>
+      </w:r>
+      <w:r>
+        <w:rPr>
+          <w:sz w:val="28"/>
+        </w:rPr>
+        <w:t>«предлагает и проверяет») и завершается призывом «</w:t>
       </w:r>
       <w:r>
         <w:rPr>
@@ -20245,13 +20307,7 @@
         <w:rPr>
           <w:sz w:val="28"/>
         </w:rPr>
-        <w:t>, но пока не содержит примеров реальных ошиб</w:t>
-      </w:r>
-      <w:r>
-        <w:rPr>
-          <w:sz w:val="28"/>
-        </w:rPr>
-        <w:t>ок и доказательства находки.</w:t>
+        <w:t>, но пока не содержит примеров реальных ошибок и доказательства находки.</w:t>
       </w:r>
     </w:p>
     <w:p>
@@ -20307,7 +20363,7 @@
           <w:sz w:val="28"/>
         </w:rPr>
         <w:drawing>
-          <wp:inline distT="0" distB="0" distL="0" distR="0" wp14:anchorId="16817597" wp14:editId="7F88CC7C">
+          <wp:inline distT="0" distB="0" distL="0" distR="0" wp14:anchorId="33DBF315" wp14:editId="180949FE">
             <wp:extent cx="5334000" cy="5926666"/>
             <wp:effectExtent l="0" t="0" r="0" b="0"/>
             <wp:docPr id="30" name="Picture"/>
@@ -20359,7 +20415,13 @@
         <w:rPr>
           <w:sz w:val="28"/>
         </w:rPr>
-        <w:t xml:space="preserve">Рисунок 6 – Прототип </w:t>
+        <w:t>Рисунок</w:t>
+      </w:r>
+      <w:r>
+        <w:rPr>
+          <w:sz w:val="28"/>
+        </w:rPr>
+        <w:t xml:space="preserve"> 6 – Прототип </w:t>
       </w:r>
       <w:r>
         <w:rPr>
@@ -20477,13 +20539,7 @@
         <w:rPr>
           <w:sz w:val="28"/>
         </w:rPr>
-        <w:t>»</w:t>
-      </w:r>
-      <w:r>
-        <w:rPr>
-          <w:sz w:val="28"/>
-        </w:rPr>
-        <w:t>, кнопку «</w:t>
+        <w:t>», кнопку «</w:t>
       </w:r>
       <w:r>
         <w:rPr>
@@ -20509,7 +20565,13 @@
         <w:rPr>
           <w:sz w:val="28"/>
         </w:rPr>
-        <w:t>» и согласие на обработку обращения. Форма может служить основой для листа ожидания и сбора первых регистраций, что напрямую связано с целью 300 регистраций.</w:t>
+        <w:t xml:space="preserve">» и согласие на обработку обращения. Форма может служить основой для листа ожидания </w:t>
+      </w:r>
+      <w:r>
+        <w:rPr>
+          <w:sz w:val="28"/>
+        </w:rPr>
+        <w:t>и сбора первых регистраций, что напрямую связано с целью 300 регистраций.</w:t>
       </w:r>
     </w:p>
     <w:p>
@@ -20566,7 +20628,7 @@
           <w:sz w:val="28"/>
         </w:rPr>
         <w:drawing>
-          <wp:inline distT="0" distB="0" distL="0" distR="0" wp14:anchorId="3E19BED0" wp14:editId="7CB9FE83">
+          <wp:inline distT="0" distB="0" distL="0" distR="0" wp14:anchorId="37685530" wp14:editId="3898E9F4">
             <wp:extent cx="5334000" cy="3343751"/>
             <wp:effectExtent l="0" t="0" r="0" b="0"/>
             <wp:docPr id="33" name="Picture"/>
@@ -20671,13 +20733,13 @@
         <w:rPr>
           <w:sz w:val="28"/>
         </w:rPr>
-        <w:t xml:space="preserve">» фиксирует палитру из шести цветов (серый, черный, светло-серый, бирюзовый, белый, темно-бирюзовый), шапку с навигацией и подвал. Единые компоненты шапки и подвала </w:t>
-      </w:r>
-      <w:r>
-        <w:rPr>
-          <w:sz w:val="28"/>
-        </w:rPr>
-        <w:t>используются на всех трех страницах, что обеспечивает целостность интерфейса.</w:t>
+        <w:t xml:space="preserve">» фиксирует </w:t>
+      </w:r>
+      <w:r>
+        <w:rPr>
+          <w:sz w:val="28"/>
+        </w:rPr>
+        <w:t>палитру из шести цветов (серый, черный, светло-серый, бирюзовый, белый, темно-бирюзовый), шапку с навигацией и подвал. Единые компоненты шапки и подвала используются на всех трех страницах, что обеспечивает целостность интерфейса.</w:t>
       </w:r>
     </w:p>
     <w:p>
@@ -20691,7 +20753,13 @@
         <w:rPr>
           <w:sz w:val="28"/>
         </w:rPr>
-        <w:t>В таблице 17 представлено: соответствие страниц прототипа единицам интерфейсной модели.</w:t>
+        <w:t>В таблице 17 представлено</w:t>
+      </w:r>
+      <w:r>
+        <w:rPr>
+          <w:sz w:val="28"/>
+        </w:rPr>
+        <w:t>: соответствие страниц прототипа единицам интерфейсной модели.</w:t>
       </w:r>
     </w:p>
     <w:p>
@@ -20780,14 +20848,7 @@
                 <w:b/>
                 <w:sz w:val="24"/>
               </w:rPr>
-              <w:t>Ед</w:t>
-            </w:r>
-            <w:r>
-              <w:rPr>
-                <w:b/>
-                <w:sz w:val="24"/>
-              </w:rPr>
-              <w:t>иница (раздел 2.5)</w:t>
+              <w:t>Единица (раздел 2.5)</w:t>
             </w:r>
           </w:p>
         </w:tc>
@@ -20917,7 +20978,13 @@
               <w:rPr>
                 <w:sz w:val="24"/>
               </w:rPr>
-              <w:t xml:space="preserve">добавить примеры ошибок </w:t>
+              <w:t>добавить приме</w:t>
+            </w:r>
+            <w:r>
+              <w:rPr>
+                <w:sz w:val="24"/>
+              </w:rPr>
+              <w:t xml:space="preserve">ры ошибок </w:t>
             </w:r>
             <w:r>
               <w:rPr>
@@ -21212,13 +21279,7 @@
               <w:rPr>
                 <w:sz w:val="24"/>
               </w:rPr>
-              <w:t>добавить страницу</w:t>
-            </w:r>
-            <w:r>
-              <w:rPr>
-                <w:sz w:val="24"/>
-              </w:rPr>
-              <w:t xml:space="preserve"> с тарифами </w:t>
+              <w:t xml:space="preserve">добавить страницу с тарифами </w:t>
             </w:r>
             <w:r>
               <w:rPr>
@@ -21370,13 +21431,13 @@
         <w:rPr>
           <w:sz w:val="28"/>
         </w:rPr>
-        <w:t>Прототип закрывает маркетинговую часть пути (вход, объяснение продукта, контакт), но не экраны приложения и тарифы. Вывод: подтверждена визуальная система и каркас сайт</w:t>
-      </w:r>
-      <w:r>
-        <w:rPr>
-          <w:sz w:val="28"/>
-        </w:rPr>
-        <w:t xml:space="preserve">а, а интерфейсное покрытие </w:t>
+        <w:t xml:space="preserve">Прототип закрывает маркетинговую часть пути (вход, объяснение продукта, контакт), но не экраны приложения и тарифы. Вывод: </w:t>
+      </w:r>
+      <w:r>
+        <w:rPr>
+          <w:sz w:val="28"/>
+        </w:rPr>
+        <w:t xml:space="preserve">подтверждена визуальная система и каркас сайта, а интерфейсное покрытие </w:t>
       </w:r>
       <w:r>
         <w:rPr>
@@ -21443,7 +21504,14 @@
           <w:i/>
           <w:sz w:val="28"/>
         </w:rPr>
-        <w:t>lives</w:t>
+        <w:t>l</w:t>
+      </w:r>
+      <w:r>
+        <w:rPr>
+          <w:i/>
+          <w:sz w:val="28"/>
+        </w:rPr>
+        <w:t>ives</w:t>
       </w:r>
       <w:r>
         <w:rPr>
@@ -21511,7 +21579,7 @@
         <w:ind w:firstLine="709"/>
       </w:pPr>
       <w:bookmarkStart w:id="15" w:name="_fc51781abcc4857bf621eab6b8861ea54729fed"/>
-      <w:bookmarkStart w:id="16" w:name="_Toc241934614"/>
+      <w:bookmarkStart w:id="16" w:name="_Toc241937908"/>
       <w:bookmarkEnd w:id="14"/>
       <w:bookmarkEnd w:id="12"/>
       <w:r>
@@ -21519,7 +21587,14 @@
           <w:b/>
           <w:sz w:val="28"/>
         </w:rPr>
-        <w:t>2.6 Деление разработки на релизы</w:t>
+        <w:t>2.6 Деление р</w:t>
+      </w:r>
+      <w:r>
+        <w:rPr>
+          <w:b/>
+          <w:sz w:val="28"/>
+        </w:rPr>
+        <w:t>азработки на релизы</w:t>
       </w:r>
       <w:bookmarkEnd w:id="16"/>
     </w:p>
@@ -21534,19 +21609,13 @@
         <w:rPr>
           <w:sz w:val="28"/>
         </w:rPr>
-        <w:t>Методика [5] оценивае</w:t>
-      </w:r>
-      <w:r>
-        <w:rPr>
-          <w:sz w:val="28"/>
-        </w:rPr>
-        <w:t xml:space="preserve">т 24 единицы разработки по десяти показателям и относит их к первому релизу, следующим релизам или к гипотезам. Единица попадает в первый релиз, если она связана с ценностным предложением, доходом, доказательна и ее потеря критична, либо если балл первого </w:t>
-      </w:r>
-      <w:r>
-        <w:rPr>
-          <w:sz w:val="28"/>
-        </w:rPr>
-        <w:t>релиза не ниже 3,7.</w:t>
+        <w:t>Методика [5] оценивает 24 единицы разработки по десяти показателям и относит их к первому релизу, следующим релизам или к гипотезам. Единица попадает в первый релиз, если она связана с ценностным предложением, доходом, доказательна и ее</w:t>
+      </w:r>
+      <w:r>
+        <w:rPr>
+          <w:sz w:val="28"/>
+        </w:rPr>
+        <w:t xml:space="preserve"> потеря критична, либо если балл первого релиза не ниже 3,7.</w:t>
       </w:r>
     </w:p>
     <w:p>
@@ -24867,7 +24936,13 @@
         <w:rPr>
           <w:sz w:val="28"/>
         </w:rPr>
-        <w:t xml:space="preserve"> с надстройкой в июле 2027, релиз проекта в сентябре 2027. Критерии перехода измеримы и совпадают с целями проекта (300 регистраций и 50 платящих).</w:t>
+        <w:t xml:space="preserve"> с надстройкой в июле 2027, релиз проекта в сентябре 2027. Критерии перехода измеримы и совпадают с целями проекта (300 регистраций и 50 плат</w:t>
+      </w:r>
+      <w:r>
+        <w:rPr>
+          <w:sz w:val="28"/>
+        </w:rPr>
+        <w:t>ящих).</w:t>
       </w:r>
     </w:p>
     <w:p>
@@ -24911,7 +24986,7 @@
         </w:rPr>
         <w:lastRenderedPageBreak/>
         <w:drawing>
-          <wp:inline distT="0" distB="0" distL="0" distR="0" wp14:anchorId="0665D656" wp14:editId="0BDC66B4">
+          <wp:inline distT="0" distB="0" distL="0" distR="0" wp14:anchorId="5D541579" wp14:editId="7DC8A902">
             <wp:extent cx="5334000" cy="2341756"/>
             <wp:effectExtent l="0" t="0" r="0" b="0"/>
             <wp:docPr id="38" name="Picture"/>
@@ -24984,13 +25059,13 @@
         <w:rPr>
           <w:sz w:val="28"/>
         </w:rPr>
-        <w:t>Рису</w:t>
-      </w:r>
-      <w:r>
-        <w:rPr>
-          <w:sz w:val="28"/>
-        </w:rPr>
-        <w:t>нок показывает четыре последовательных релиза и вехи ПЗ1. Основной риск плана - узкое окно платной беты (01.06-30.09.2027): по расчетам ЛР2-3 в базовом сценарии за это время приходит около 19 платящих при цели 50.</w:t>
+        <w:t>Рисунок показывает четыре последовательных релиза и вехи ПЗ1. Основной риск плана - узкое окно платной беты (01.06-30.09.2027): по расчетам ЛР2-3</w:t>
+      </w:r>
+      <w:r>
+        <w:rPr>
+          <w:sz w:val="28"/>
+        </w:rPr>
+        <w:t xml:space="preserve"> в базовом сценарии за это время приходит около 19 платящих при цели 50.</w:t>
       </w:r>
     </w:p>
     <w:p>
@@ -25004,13 +25079,7 @@
         <w:rPr>
           <w:sz w:val="28"/>
         </w:rPr>
-        <w:t>В таблице 20 представлено: риски и зависим</w:t>
-      </w:r>
-      <w:r>
-        <w:rPr>
-          <w:sz w:val="28"/>
-        </w:rPr>
-        <w:t>ости релизов.</w:t>
+        <w:t>В таблице 20 представлено: риски и зависимости релизов.</w:t>
       </w:r>
     </w:p>
     <w:p>
@@ -25771,13 +25840,7 @@
         <w:rPr>
           <w:sz w:val="28"/>
         </w:rPr>
-        <w:t>Наибольшие индексы у риска недостижения цели по платящим (16) и точности находок (15). Они требуют ранней проверки: измерения конверсий уже</w:t>
-      </w:r>
-      <w:r>
-        <w:rPr>
-          <w:sz w:val="28"/>
-        </w:rPr>
-        <w:t xml:space="preserve"> на </w:t>
+        <w:t xml:space="preserve">Наибольшие индексы у риска недостижения цели по платящим (16) и точности находок (15). Они требуют ранней проверки: измерения конверсий уже на </w:t>
       </w:r>
       <w:r>
         <w:rPr>
@@ -25826,7 +25889,7 @@
         <w:ind w:firstLine="709"/>
       </w:pPr>
       <w:bookmarkStart w:id="17" w:name="_fb011a212b736610690ebb69f4e92f01bd3b3f9"/>
-      <w:bookmarkStart w:id="18" w:name="_Toc241934615"/>
+      <w:bookmarkStart w:id="18" w:name="_Toc241937909"/>
       <w:bookmarkEnd w:id="15"/>
       <w:r>
         <w:rPr>
@@ -26669,13 +26732,7 @@
               <w:rPr>
                 <w:sz w:val="24"/>
               </w:rPr>
-              <w:t>критерии готовн</w:t>
-            </w:r>
-            <w:r>
-              <w:rPr>
-                <w:sz w:val="24"/>
-              </w:rPr>
-              <w:t xml:space="preserve">ости </w:t>
+              <w:t xml:space="preserve">критерии готовности </w:t>
             </w:r>
             <w:r>
               <w:rPr>
@@ -26741,7 +26798,7 @@
         <w:ind w:firstLine="709"/>
       </w:pPr>
       <w:bookmarkStart w:id="19" w:name="_339ae803435bd6b9a653c2b18dadc62dc9ad8e7"/>
-      <w:bookmarkStart w:id="20" w:name="_Toc241934616"/>
+      <w:bookmarkStart w:id="20" w:name="_Toc241937910"/>
       <w:bookmarkEnd w:id="17"/>
       <w:r>
         <w:rPr>
@@ -26782,7 +26839,13 @@
         <w:rPr>
           <w:sz w:val="28"/>
         </w:rPr>
-        <w:t xml:space="preserve"> охватил индексы проблем, потенциал монетизации и выручку, индексы сегментов, индексы и приоритеты требований и сценариев, баллы и решения по релизам, индексы рисков и приоритеты экранов. Из 155 контрольных величин расхождений нет (155 из 155); допуск 1</w:t>
+        <w:t xml:space="preserve"> охватил индексы проблем, потенциал монетизации и выручку, индексы сегментов, индексы и приоритеты требований и сценариев, баллы и решения по релизам, индексы рисков и приоритеты экранов. Из 155 контрольных величин расхождений не</w:t>
+      </w:r>
+      <w:r>
+        <w:rPr>
+          <w:sz w:val="28"/>
+        </w:rPr>
+        <w:t>т (155 из 155); допуск 1</w:t>
       </w:r>
       <w:r>
         <w:rPr>
@@ -26822,13 +26885,13 @@
         <w:rPr>
           <w:sz w:val="28"/>
         </w:rPr>
-        <w:t>Ограничения: оценки 1-5 и 1-4 в книгах выставлены аналитиком по страницам и результатам прежних работ (Д-26), опрос пользователей не проводился (используются модельные данные), прототи</w:t>
-      </w:r>
-      <w:r>
-        <w:rPr>
-          <w:sz w:val="28"/>
-        </w:rPr>
-        <w:t xml:space="preserve">п в </w:t>
+        <w:t>Ограничения: оценки 1-5 и 1-4 в книгах выставлены аналитиком по страницам и результатам прежних работ (Д-26), опрос пользователей не проводился (используются</w:t>
+      </w:r>
+      <w:r>
+        <w:rPr>
+          <w:sz w:val="28"/>
+        </w:rPr>
+        <w:t xml:space="preserve"> модельные данные), прототип в </w:t>
       </w:r>
       <w:r>
         <w:rPr>
@@ -26852,7 +26915,7 @@
         <w:ind w:firstLine="709"/>
       </w:pPr>
       <w:bookmarkStart w:id="21" w:name="_1bfdad9d2d88ddb6ca16c31c1d4d4943679f32f"/>
-      <w:bookmarkStart w:id="22" w:name="_Toc241934617"/>
+      <w:bookmarkStart w:id="22" w:name="_Toc241937911"/>
       <w:bookmarkEnd w:id="19"/>
       <w:bookmarkEnd w:id="2"/>
       <w:r>
@@ -26876,13 +26939,13 @@
         <w:rPr>
           <w:sz w:val="28"/>
         </w:rPr>
-        <w:t xml:space="preserve">Ответы даны по контрольным точкам книг [3], [4] и проверкам </w:t>
-      </w:r>
-      <w:r>
-        <w:rPr>
-          <w:sz w:val="28"/>
-        </w:rPr>
-        <w:t>связности [1], [2].</w:t>
+        <w:t>Ответы даны по контрольным точкам</w:t>
+      </w:r>
+      <w:r>
+        <w:rPr>
+          <w:sz w:val="28"/>
+        </w:rPr>
+        <w:t xml:space="preserve"> книг [3], [4] и проверкам связности [1], [2].</w:t>
       </w:r>
     </w:p>
     <w:p>
@@ -27081,7 +27144,7 @@
         <w:jc w:val="center"/>
       </w:pPr>
       <w:bookmarkStart w:id="23" w:name="_выводы"/>
-      <w:bookmarkStart w:id="24" w:name="_Toc241934618"/>
+      <w:bookmarkStart w:id="24" w:name="_Toc241937912"/>
       <w:bookmarkEnd w:id="21"/>
       <w:r>
         <w:rPr>
@@ -27254,13 +27317,7 @@
         <w:rPr>
           <w:sz w:val="28"/>
         </w:rPr>
-        <w:t xml:space="preserve"> экранами приложения и страницей тарифов, провести опрос по платежеспособности и Кано, затем свести результаты в итого</w:t>
-      </w:r>
-      <w:r>
-        <w:rPr>
-          <w:sz w:val="28"/>
-        </w:rPr>
-        <w:t>вом отчете ЛР7.</w:t>
+        <w:t xml:space="preserve"> экранами приложения и страницей тарифов, провести опрос по платежеспособности и Кано, затем свести результаты в итоговом отчете ЛР7.</w:t>
       </w:r>
     </w:p>
     <w:p>
@@ -27271,7 +27328,7 @@
         <w:jc w:val="center"/>
       </w:pPr>
       <w:bookmarkStart w:id="25" w:name="_274f6a444530ef90b0479dabf3d210f01e97699"/>
-      <w:bookmarkStart w:id="26" w:name="_Toc241934619"/>
+      <w:bookmarkStart w:id="26" w:name="_Toc241937913"/>
       <w:bookmarkEnd w:id="23"/>
       <w:r>
         <w:rPr>
@@ -27311,7 +27368,13 @@
         <w:rPr>
           <w:sz w:val="28"/>
         </w:rPr>
-        <w:t>. Методические материалы дисциплины «Электронный бизнес» к лабораторной работе № 6. – Минск : БГУИР, 2026.</w:t>
+        <w:t>. Методич</w:t>
+      </w:r>
+      <w:r>
+        <w:rPr>
+          <w:sz w:val="28"/>
+        </w:rPr>
+        <w:t>еские материалы дисциплины «Электронный бизнес» к лабораторной работе № 6. – Минск : БГУИР, 2026.</w:t>
       </w:r>
     </w:p>
     <w:p>
@@ -27329,13 +27392,7 @@
         <w:rPr>
           <w:sz w:val="28"/>
         </w:rPr>
-        <w:t>Методика сборки бизн</w:t>
-      </w:r>
-      <w:r>
-        <w:rPr>
-          <w:sz w:val="28"/>
-        </w:rPr>
-        <w:t xml:space="preserve">ес-модели по Канвас на основе анализа; шаблон </w:t>
+        <w:t xml:space="preserve">Методика сборки бизнес-модели по Канвас на основе анализа; шаблон </w:t>
       </w:r>
       <w:r>
         <w:rPr>
@@ -27366,7 +27423,13 @@
         <w:rPr>
           <w:sz w:val="28"/>
         </w:rPr>
-        <w:t xml:space="preserve">Методика формулирования бизнес-логики и пользовательских сценариев; шаблон </w:t>
+        <w:t>Методи</w:t>
+      </w:r>
+      <w:r>
+        <w:rPr>
+          <w:sz w:val="28"/>
+        </w:rPr>
+        <w:t xml:space="preserve">ка формулирования бизнес-логики и пользовательских сценариев; шаблон </w:t>
       </w:r>
       <w:r>
         <w:rPr>
@@ -27379,13 +27442,7 @@
         <w:rPr>
           <w:sz w:val="28"/>
         </w:rPr>
-        <w:t>. Методические материалы дисциплины «Электро</w:t>
-      </w:r>
-      <w:r>
-        <w:rPr>
-          <w:sz w:val="28"/>
-        </w:rPr>
-        <w:t>нный бизнес». – Минск : БГУИР, 2026.</w:t>
+        <w:t>. Методические материалы дисциплины «Электронный бизнес». – Минск : БГУИР, 2026.</w:t>
       </w:r>
     </w:p>
     <w:p>
@@ -27416,7 +27473,13 @@
         <w:rPr>
           <w:sz w:val="28"/>
         </w:rPr>
-        <w:t>. Методические материалы дисциплины «Электронный бизнес». – Минск : БГУИР, 2026.</w:t>
+        <w:t>. Методические материалы ди</w:t>
+      </w:r>
+      <w:r>
+        <w:rPr>
+          <w:sz w:val="28"/>
+        </w:rPr>
+        <w:t>сциплины «Электронный бизнес». – Минск : БГУИР, 2026.</w:t>
       </w:r>
     </w:p>
     <w:p>
@@ -27447,13 +27510,7 @@
         <w:rPr>
           <w:sz w:val="28"/>
         </w:rPr>
-        <w:t>. Метод</w:t>
-      </w:r>
-      <w:r>
-        <w:rPr>
-          <w:sz w:val="28"/>
-        </w:rPr>
-        <w:t>ические материалы дисциплины «Электронный бизнес». – Минск : БГУИР, 2026.</w:t>
+        <w:t>. Методические материалы дисциплины «Электронный бизнес». – Минск : БГУИР, 2026.</w:t>
       </w:r>
     </w:p>
     <w:p>
@@ -27497,7 +27554,13 @@
         <w:rPr>
           <w:sz w:val="28"/>
         </w:rPr>
-        <w:t xml:space="preserve">, сетевой график и диаграмма Ганта </w:t>
+        <w:t>, сетевой график</w:t>
+      </w:r>
+      <w:r>
+        <w:rPr>
+          <w:sz w:val="28"/>
+        </w:rPr>
+        <w:t xml:space="preserve"> и диаграмма Ганта </w:t>
       </w:r>
       <w:r>
         <w:rPr>
@@ -27510,13 +27573,7 @@
         <w:rPr>
           <w:sz w:val="28"/>
         </w:rPr>
-        <w:t xml:space="preserve">: отчеты по практическим занятиям по дисциплине «Управление проектами»; отчеты по </w:t>
-      </w:r>
-      <w:r>
-        <w:rPr>
-          <w:sz w:val="28"/>
-        </w:rPr>
-        <w:t>лабораторным работам № 1, № 2–3, № 4, № 5 по дисциплине «Электронный бизнес» / Р. В. Земляник. – Минск : БГУИР, 2026.</w:t>
+        <w:t>: отчеты по практическим занятиям по дисциплине «Управление проектами»; отчеты по лабораторным работам № 1, № 2–3, № 4, № 5 по дисциплине «Электронный бизнес» / Р. В. Земляник. – Минск : БГУИР, 2026.</w:t>
       </w:r>
     </w:p>
     <w:p>
@@ -27720,6 +27777,366 @@
     </w:p>
     <w:p>
       <w:pPr>
+        <w:pStyle w:val="FirstParagraph"/>
+        <w:numPr>
+          <w:ilvl w:val="0"/>
+          <w:numId w:val="3"/>
+        </w:numPr>
+        <w:spacing w:before="0" w:after="0" w:line="360" w:lineRule="exact"/>
+        <w:ind w:left="709" w:hanging="425"/>
+        <w:jc w:val="both"/>
+      </w:pPr>
+      <w:r>
+        <w:rPr>
+          <w:i/>
+          <w:sz w:val="28"/>
+        </w:rPr>
+        <w:t>Microsoft</w:t>
+      </w:r>
+      <w:r>
+        <w:rPr>
+          <w:sz w:val="28"/>
+        </w:rPr>
+        <w:t xml:space="preserve">. </w:t>
+      </w:r>
+      <w:r>
+        <w:rPr>
+          <w:i/>
+          <w:sz w:val="28"/>
+        </w:rPr>
+        <w:t>Plan</w:t>
+      </w:r>
+      <w:r>
+        <w:rPr>
+          <w:sz w:val="28"/>
+        </w:rPr>
+        <w:t xml:space="preserve"> </w:t>
+      </w:r>
+      <w:r>
+        <w:rPr>
+          <w:i/>
+          <w:sz w:val="28"/>
+        </w:rPr>
+        <w:t>a</w:t>
+      </w:r>
+      <w:r>
+        <w:rPr>
+          <w:sz w:val="28"/>
+        </w:rPr>
+        <w:t xml:space="preserve"> </w:t>
+      </w:r>
+      <w:r>
+        <w:rPr>
+          <w:i/>
+          <w:sz w:val="28"/>
+        </w:rPr>
+        <w:t>SaaS</w:t>
+      </w:r>
+      <w:r>
+        <w:rPr>
+          <w:sz w:val="28"/>
+        </w:rPr>
+        <w:t xml:space="preserve"> </w:t>
+      </w:r>
+      <w:r>
+        <w:rPr>
+          <w:i/>
+          <w:sz w:val="28"/>
+        </w:rPr>
+        <w:t>offer</w:t>
+      </w:r>
+      <w:r>
+        <w:rPr>
+          <w:sz w:val="28"/>
+        </w:rPr>
+        <w:t xml:space="preserve"> </w:t>
+      </w:r>
+      <w:r>
+        <w:rPr>
+          <w:i/>
+          <w:sz w:val="28"/>
+        </w:rPr>
+        <w:t>for</w:t>
+      </w:r>
+      <w:r>
+        <w:rPr>
+          <w:sz w:val="28"/>
+        </w:rPr>
+        <w:t xml:space="preserve"> </w:t>
+      </w:r>
+      <w:r>
+        <w:rPr>
+          <w:i/>
+          <w:sz w:val="28"/>
+        </w:rPr>
+        <w:t>Microsoft</w:t>
+      </w:r>
+      <w:r>
+        <w:rPr>
+          <w:sz w:val="28"/>
+        </w:rPr>
+        <w:t xml:space="preserve"> </w:t>
+      </w:r>
+      <w:r>
+        <w:rPr>
+          <w:i/>
+          <w:sz w:val="28"/>
+        </w:rPr>
+        <w:t>Marketplace</w:t>
+      </w:r>
+      <w:r>
+        <w:rPr>
+          <w:sz w:val="28"/>
+        </w:rPr>
+        <w:t xml:space="preserve"> [Электронный ресурс]. –</w:t>
+      </w:r>
+      <w:r>
+        <w:rPr>
+          <w:sz w:val="28"/>
+        </w:rPr>
+        <w:t xml:space="preserve"> Режим доступа: https://learn.microsoft.com/en-us/partner-center/marketplace-offers/plan-saas-offer. – Дата доступа: 03.10.2026.</w:t>
+      </w:r>
+    </w:p>
+    <w:p>
+      <w:pPr>
+        <w:pStyle w:val="FirstParagraph"/>
+        <w:numPr>
+          <w:ilvl w:val="0"/>
+          <w:numId w:val="3"/>
+        </w:numPr>
+        <w:spacing w:before="0" w:after="0" w:line="360" w:lineRule="exact"/>
+        <w:ind w:left="709" w:hanging="425"/>
+        <w:jc w:val="both"/>
+      </w:pPr>
+      <w:r>
+        <w:rPr>
+          <w:i/>
+          <w:sz w:val="28"/>
+        </w:rPr>
+        <w:t>Microsoft</w:t>
+      </w:r>
+      <w:r>
+        <w:rPr>
+          <w:sz w:val="28"/>
+        </w:rPr>
+        <w:t xml:space="preserve">. </w:t>
+      </w:r>
+      <w:r>
+        <w:rPr>
+          <w:i/>
+          <w:sz w:val="28"/>
+        </w:rPr>
+        <w:t>How</w:t>
+      </w:r>
+      <w:r>
+        <w:rPr>
+          <w:sz w:val="28"/>
+        </w:rPr>
+        <w:t xml:space="preserve"> </w:t>
+      </w:r>
+      <w:r>
+        <w:rPr>
+          <w:i/>
+          <w:sz w:val="28"/>
+        </w:rPr>
+        <w:t>to</w:t>
+      </w:r>
+      <w:r>
+        <w:rPr>
+          <w:sz w:val="28"/>
+        </w:rPr>
+        <w:t xml:space="preserve"> </w:t>
+      </w:r>
+      <w:r>
+        <w:rPr>
+          <w:i/>
+          <w:sz w:val="28"/>
+        </w:rPr>
+        <w:t>review</w:t>
+      </w:r>
+      <w:r>
+        <w:rPr>
+          <w:sz w:val="28"/>
+        </w:rPr>
+        <w:t xml:space="preserve"> </w:t>
+      </w:r>
+      <w:r>
+        <w:rPr>
+          <w:i/>
+          <w:sz w:val="28"/>
+        </w:rPr>
+        <w:t>and</w:t>
+      </w:r>
+      <w:r>
+        <w:rPr>
+          <w:sz w:val="28"/>
+        </w:rPr>
+        <w:t xml:space="preserve"> </w:t>
+      </w:r>
+      <w:r>
+        <w:rPr>
+          <w:i/>
+          <w:sz w:val="28"/>
+        </w:rPr>
+        <w:t>publish</w:t>
+      </w:r>
+      <w:r>
+        <w:rPr>
+          <w:sz w:val="28"/>
+        </w:rPr>
+        <w:t xml:space="preserve"> </w:t>
+      </w:r>
+      <w:r>
+        <w:rPr>
+          <w:i/>
+          <w:sz w:val="28"/>
+        </w:rPr>
+        <w:t>an</w:t>
+      </w:r>
+      <w:r>
+        <w:rPr>
+          <w:sz w:val="28"/>
+        </w:rPr>
+        <w:t xml:space="preserve"> </w:t>
+      </w:r>
+      <w:r>
+        <w:rPr>
+          <w:i/>
+          <w:sz w:val="28"/>
+        </w:rPr>
+        <w:t>offer</w:t>
+      </w:r>
+      <w:r>
+        <w:rPr>
+          <w:sz w:val="28"/>
+        </w:rPr>
+        <w:t xml:space="preserve"> </w:t>
+      </w:r>
+      <w:r>
+        <w:rPr>
+          <w:i/>
+          <w:sz w:val="28"/>
+        </w:rPr>
+        <w:t>to</w:t>
+      </w:r>
+      <w:r>
+        <w:rPr>
+          <w:sz w:val="28"/>
+        </w:rPr>
+        <w:t xml:space="preserve"> </w:t>
+      </w:r>
+      <w:r>
+        <w:rPr>
+          <w:i/>
+          <w:sz w:val="28"/>
+        </w:rPr>
+        <w:t>Microsoft</w:t>
+      </w:r>
+      <w:r>
+        <w:rPr>
+          <w:sz w:val="28"/>
+        </w:rPr>
+        <w:t xml:space="preserve"> </w:t>
+      </w:r>
+      <w:r>
+        <w:rPr>
+          <w:i/>
+          <w:sz w:val="28"/>
+        </w:rPr>
+        <w:t>Marketplace</w:t>
+      </w:r>
+      <w:r>
+        <w:rPr>
+          <w:sz w:val="28"/>
+        </w:rPr>
+        <w:t xml:space="preserve"> [Электронный ресурс]. – Режим доступа: https://learn.microsoft.com/en-us/partner-center/marketplace-offers/review-publish-offer. – Дата доступа: 03.10.2026.</w:t>
+      </w:r>
+    </w:p>
+    <w:p>
+      <w:pPr>
+        <w:pStyle w:val="FirstParagraph"/>
+        <w:numPr>
+          <w:ilvl w:val="0"/>
+          <w:numId w:val="3"/>
+        </w:numPr>
+        <w:spacing w:before="0" w:after="0" w:line="360" w:lineRule="exact"/>
+        <w:ind w:left="709" w:hanging="425"/>
+        <w:jc w:val="both"/>
+      </w:pPr>
+      <w:r>
+        <w:rPr>
+          <w:i/>
+          <w:sz w:val="28"/>
+        </w:rPr>
+        <w:t>Microsoft</w:t>
+      </w:r>
+      <w:r>
+        <w:rPr>
+          <w:sz w:val="28"/>
+        </w:rPr>
+        <w:t xml:space="preserve">. </w:t>
+      </w:r>
+      <w:r>
+        <w:rPr>
+          <w:i/>
+          <w:sz w:val="28"/>
+        </w:rPr>
+        <w:t>Microsoft</w:t>
+      </w:r>
+      <w:r>
+        <w:rPr>
+          <w:sz w:val="28"/>
+        </w:rPr>
+        <w:t xml:space="preserve"> </w:t>
+      </w:r>
+      <w:r>
+        <w:rPr>
+          <w:i/>
+          <w:sz w:val="28"/>
+        </w:rPr>
+        <w:t>Marketplace</w:t>
+      </w:r>
+      <w:r>
+        <w:rPr>
+          <w:sz w:val="28"/>
+        </w:rPr>
+        <w:t xml:space="preserve"> </w:t>
+      </w:r>
+      <w:r>
+        <w:rPr>
+          <w:i/>
+          <w:sz w:val="28"/>
+        </w:rPr>
+        <w:t>certification</w:t>
+      </w:r>
+      <w:r>
+        <w:rPr>
+          <w:sz w:val="28"/>
+        </w:rPr>
+        <w:t xml:space="preserve"> </w:t>
+      </w:r>
+      <w:r>
+        <w:rPr>
+          <w:i/>
+          <w:sz w:val="28"/>
+        </w:rPr>
+        <w:t>policies</w:t>
+      </w:r>
+      <w:r>
+        <w:rPr>
+          <w:sz w:val="28"/>
+        </w:rPr>
+        <w:t xml:space="preserve"> [Электронный ресурс]. – Режим доступа: htt</w:t>
+      </w:r>
+      <w:r>
+        <w:rPr>
+          <w:sz w:val="28"/>
+        </w:rPr>
+        <w:t>ps://learn.microsoft.com/en-us/legal/marketplace/certification-policies. – Дата доступа: 03.10.2026.</w:t>
+      </w:r>
+    </w:p>
+    <w:p>
+      <w:pPr>
         <w:pStyle w:val="1"/>
         <w:keepNext w:val="0"/>
         <w:pageBreakBefore/>
@@ -27727,7 +28144,7 @@
         <w:jc w:val="center"/>
       </w:pPr>
       <w:bookmarkStart w:id="27" w:name="_3d74faf1500c1b2a4a8bfa8e0e37c74206ce73d"/>
-      <w:bookmarkStart w:id="28" w:name="_Toc241934620"/>
+      <w:bookmarkStart w:id="28" w:name="_Toc241937914"/>
       <w:bookmarkEnd w:id="25"/>
       <w:r>
         <w:rPr>
@@ -27789,13 +28206,13 @@
         <w:rPr>
           <w:sz w:val="28"/>
         </w:rPr>
-        <w:t>В таблице 22 представ</w:t>
-      </w:r>
-      <w:r>
-        <w:rPr>
-          <w:sz w:val="28"/>
-        </w:rPr>
-        <w:t>лено: журнал допущений ЛР6.</w:t>
+        <w:t>В таблиц</w:t>
+      </w:r>
+      <w:r>
+        <w:rPr>
+          <w:sz w:val="28"/>
+        </w:rPr>
+        <w:t>е 22 представлено: журнал допущений ЛР6.</w:t>
       </w:r>
     </w:p>
     <w:p>
@@ -28540,7 +28957,7 @@
         <w:jc w:val="center"/>
       </w:pPr>
       <w:bookmarkStart w:id="29" w:name="_d684f183eb868ee4ace295916bed2e6be64d16e"/>
-      <w:bookmarkStart w:id="30" w:name="_Toc241934621"/>
+      <w:bookmarkStart w:id="30" w:name="_Toc241937915"/>
       <w:bookmarkEnd w:id="27"/>
       <w:r>
         <w:rPr>
@@ -29312,20 +29729,7 @@
                 <w:i/>
                 <w:sz w:val="24"/>
               </w:rPr>
-              <w:t>Partner</w:t>
-            </w:r>
-            <w:r>
-              <w:rPr>
-                <w:sz w:val="24"/>
-              </w:rPr>
-              <w:t xml:space="preserve"> </w:t>
-            </w:r>
-            <w:r>
-              <w:rPr>
-                <w:i/>
-                <w:sz w:val="24"/>
-              </w:rPr>
-              <w:t>Center</w:t>
+              <w:t>Learn</w:t>
             </w:r>
             <w:r>
               <w:rPr>
@@ -29350,7 +29754,20 @@
               <w:rPr>
                 <w:sz w:val="24"/>
               </w:rPr>
-              <w:t>уточнить правила публикации и сроки</w:t>
+              <w:t xml:space="preserve">правила публикации уточнены 03.10.2026 (приложение Г); сроки и стоимость </w:t>
+            </w:r>
+            <w:r>
+              <w:rPr>
+                <w:i/>
+                <w:sz w:val="24"/>
+              </w:rPr>
+              <w:t>SOC</w:t>
+            </w:r>
+            <w:r>
+              <w:rPr>
+                <w:sz w:val="24"/>
+              </w:rPr>
+              <w:t xml:space="preserve"> 2 - запросом у поставщиков аудита</w:t>
             </w:r>
           </w:p>
         </w:tc>
@@ -29424,7 +29841,7 @@
         <w:jc w:val="center"/>
       </w:pPr>
       <w:bookmarkStart w:id="31" w:name="_6574ce6d3bdcb7786930e8390195aee2be99a58"/>
-      <w:bookmarkStart w:id="32" w:name="_Toc241934622"/>
+      <w:bookmarkStart w:id="32" w:name="_Toc241937916"/>
       <w:bookmarkEnd w:id="29"/>
       <w:r>
         <w:rPr>
@@ -29828,7 +30245,1326 @@
         <w:t>Изменения не затрагивают расчетную логику шаблонов: все итоговые показатели получены формулами книг и подтверждены независимым пересчетом.</w:t>
       </w:r>
     </w:p>
-    <w:bookmarkEnd w:id="31"/>
+    <w:p>
+      <w:pPr>
+        <w:pStyle w:val="1"/>
+        <w:keepNext w:val="0"/>
+        <w:pageBreakBefore/>
+        <w:spacing w:before="0" w:after="0" w:line="360" w:lineRule="exact"/>
+        <w:jc w:val="center"/>
+      </w:pPr>
+      <w:bookmarkStart w:id="33" w:name="_9415338eb7aade5a81d9d1583f95cf4a5b310ea"/>
+      <w:bookmarkStart w:id="34" w:name="_Toc241937917"/>
+      <w:bookmarkEnd w:id="31"/>
+      <w:r>
+        <w:rPr>
+          <w:b/>
+          <w:sz w:val="28"/>
+        </w:rPr>
+        <w:lastRenderedPageBreak/>
+        <w:t>ПРИЛОЖЕНИЕ Г</w:t>
+      </w:r>
+      <w:bookmarkEnd w:id="34"/>
+    </w:p>
+    <w:p>
+      <w:pPr>
+        <w:spacing w:after="0" w:line="360" w:lineRule="exact"/>
+        <w:jc w:val="center"/>
+      </w:pPr>
+      <w:r>
+        <w:rPr>
+          <w:sz w:val="28"/>
+        </w:rPr>
+        <w:t>(справочное)</w:t>
+      </w:r>
+    </w:p>
+    <w:p>
+      <w:pPr>
+        <w:spacing w:after="360" w:line="360" w:lineRule="exact"/>
+        <w:jc w:val="center"/>
+      </w:pPr>
+      <w:r>
+        <w:rPr>
+          <w:b/>
+          <w:sz w:val="28"/>
+        </w:rPr>
+        <w:t>Условия пуб</w:t>
+      </w:r>
+      <w:r>
+        <w:rPr>
+          <w:b/>
+          <w:sz w:val="28"/>
+        </w:rPr>
+        <w:t xml:space="preserve">ликации в </w:t>
+      </w:r>
+      <w:r>
+        <w:rPr>
+          <w:b/>
+          <w:i/>
+          <w:sz w:val="28"/>
+        </w:rPr>
+        <w:t>Microsoft</w:t>
+      </w:r>
+      <w:r>
+        <w:rPr>
+          <w:b/>
+          <w:sz w:val="28"/>
+        </w:rPr>
+        <w:t xml:space="preserve"> </w:t>
+      </w:r>
+      <w:r>
+        <w:rPr>
+          <w:b/>
+          <w:i/>
+          <w:sz w:val="28"/>
+        </w:rPr>
+        <w:t>AppSource</w:t>
+      </w:r>
+    </w:p>
+    <w:p>
+      <w:pPr>
+        <w:pStyle w:val="FirstParagraph"/>
+        <w:spacing w:before="0" w:after="0" w:line="360" w:lineRule="exact"/>
+        <w:ind w:firstLine="709"/>
+        <w:jc w:val="both"/>
+      </w:pPr>
+      <w:r>
+        <w:rPr>
+          <w:sz w:val="28"/>
+        </w:rPr>
+        <w:t xml:space="preserve">Условия уточнены по документации </w:t>
+      </w:r>
+      <w:r>
+        <w:rPr>
+          <w:i/>
+          <w:sz w:val="28"/>
+        </w:rPr>
+        <w:t>Microsoft</w:t>
+      </w:r>
+      <w:r>
+        <w:rPr>
+          <w:sz w:val="28"/>
+        </w:rPr>
+        <w:t xml:space="preserve"> 03.10.2026 [9]-[11] и относятся к единицам релиза «листинг </w:t>
+      </w:r>
+      <w:r>
+        <w:rPr>
+          <w:i/>
+          <w:sz w:val="28"/>
+        </w:rPr>
+        <w:t>AppSource</w:t>
+      </w:r>
+      <w:r>
+        <w:rPr>
+          <w:sz w:val="28"/>
+        </w:rPr>
+        <w:t xml:space="preserve">» и «надстройка </w:t>
+      </w:r>
+      <w:r>
+        <w:rPr>
+          <w:i/>
+          <w:sz w:val="28"/>
+        </w:rPr>
+        <w:t>Excel</w:t>
+      </w:r>
+      <w:r>
+        <w:rPr>
+          <w:sz w:val="28"/>
+        </w:rPr>
+        <w:t xml:space="preserve">» (бета </w:t>
+      </w:r>
+      <w:r>
+        <w:rPr>
+          <w:i/>
+          <w:sz w:val="28"/>
+        </w:rPr>
+        <w:t>v1</w:t>
+      </w:r>
+      <w:r>
+        <w:rPr>
+          <w:sz w:val="28"/>
+        </w:rPr>
+        <w:t xml:space="preserve"> и релиз проекта).</w:t>
+      </w:r>
+    </w:p>
+    <w:p>
+      <w:pPr>
+        <w:pStyle w:val="a0"/>
+        <w:spacing w:before="0" w:after="0" w:line="360" w:lineRule="exact"/>
+        <w:ind w:firstLine="709"/>
+        <w:jc w:val="both"/>
+      </w:pPr>
+      <w:r>
+        <w:rPr>
+          <w:sz w:val="28"/>
+        </w:rPr>
+        <w:t xml:space="preserve">В таблице 25 представлено: требования и условия публикации </w:t>
+      </w:r>
+      <w:r>
+        <w:rPr>
+          <w:i/>
+          <w:sz w:val="28"/>
+        </w:rPr>
+        <w:t>SaaS</w:t>
+      </w:r>
+      <w:r>
+        <w:rPr>
+          <w:sz w:val="28"/>
+        </w:rPr>
+        <w:t>-п</w:t>
+      </w:r>
+      <w:r>
+        <w:rPr>
+          <w:sz w:val="28"/>
+        </w:rPr>
+        <w:t xml:space="preserve">редложения в </w:t>
+      </w:r>
+      <w:r>
+        <w:rPr>
+          <w:i/>
+          <w:sz w:val="28"/>
+        </w:rPr>
+        <w:t>AppSource</w:t>
+      </w:r>
+      <w:r>
+        <w:rPr>
+          <w:sz w:val="28"/>
+        </w:rPr>
+        <w:t>.</w:t>
+      </w:r>
+    </w:p>
+    <w:p>
+      <w:pPr>
+        <w:pStyle w:val="a0"/>
+        <w:keepNext/>
+        <w:spacing w:before="0" w:after="0" w:line="360" w:lineRule="exact"/>
+      </w:pPr>
+      <w:r>
+        <w:rPr>
+          <w:sz w:val="28"/>
+        </w:rPr>
+        <w:t xml:space="preserve">Таблица 25 – Требования и условия публикации </w:t>
+      </w:r>
+      <w:r>
+        <w:rPr>
+          <w:i/>
+          <w:sz w:val="28"/>
+        </w:rPr>
+        <w:t>SaaS</w:t>
+      </w:r>
+      <w:r>
+        <w:rPr>
+          <w:sz w:val="28"/>
+        </w:rPr>
+        <w:t xml:space="preserve">-предложения в </w:t>
+      </w:r>
+      <w:r>
+        <w:rPr>
+          <w:i/>
+          <w:sz w:val="28"/>
+        </w:rPr>
+        <w:t>AppSource</w:t>
+      </w:r>
+    </w:p>
+    <w:tbl>
+      <w:tblPr>
+        <w:tblStyle w:val="Table"/>
+        <w:tblW w:w="9355" w:type="dxa"/>
+        <w:jc w:val="center"/>
+        <w:tblBorders>
+          <w:top w:val="single" w:sz="4" w:space="0" w:color="000000"/>
+          <w:left w:val="single" w:sz="4" w:space="0" w:color="000000"/>
+          <w:bottom w:val="single" w:sz="4" w:space="0" w:color="000000"/>
+          <w:right w:val="single" w:sz="4" w:space="0" w:color="000000"/>
+          <w:insideH w:val="single" w:sz="4" w:space="0" w:color="000000"/>
+          <w:insideV w:val="single" w:sz="4" w:space="0" w:color="000000"/>
+        </w:tblBorders>
+        <w:tblLayout w:type="fixed"/>
+        <w:tblLook w:val="0020" w:firstRow="1" w:lastRow="0" w:firstColumn="0" w:lastColumn="0" w:noHBand="0" w:noVBand="0"/>
+      </w:tblPr>
+      <w:tblGrid>
+        <w:gridCol w:w="2127"/>
+        <w:gridCol w:w="3753"/>
+        <w:gridCol w:w="3475"/>
+      </w:tblGrid>
+      <w:tr>
+        <w:trPr>
+          <w:cnfStyle w:val="100000000000" w:firstRow="1" w:lastRow="0" w:firstColumn="0" w:lastColumn="0" w:oddVBand="0" w:evenVBand="0" w:oddHBand="0" w:evenHBand="0" w:firstRowFirstColumn="0" w:firstRowLastColumn="0" w:lastRowFirstColumn="0" w:lastRowLastColumn="0"/>
+          <w:cantSplit/>
+          <w:tblHeader/>
+          <w:jc w:val="center"/>
+        </w:trPr>
+        <w:tc>
+          <w:tcPr>
+            <w:tcW w:w="2127" w:type="dxa"/>
+            <w:vAlign w:val="center"/>
+          </w:tcPr>
+          <w:p>
+            <w:pPr>
+              <w:pStyle w:val="Compact"/>
+              <w:spacing w:before="0" w:after="0" w:line="280" w:lineRule="exact"/>
+              <w:jc w:val="center"/>
+            </w:pPr>
+            <w:r>
+              <w:rPr>
+                <w:b/>
+                <w:sz w:val="24"/>
+              </w:rPr>
+              <w:t>Вопрос</w:t>
+            </w:r>
+          </w:p>
+        </w:tc>
+        <w:tc>
+          <w:tcPr>
+            <w:tcW w:w="3753" w:type="dxa"/>
+            <w:vAlign w:val="center"/>
+          </w:tcPr>
+          <w:p>
+            <w:pPr>
+              <w:pStyle w:val="Compact"/>
+              <w:spacing w:before="0" w:after="0" w:line="280" w:lineRule="exact"/>
+              <w:jc w:val="center"/>
+            </w:pPr>
+            <w:r>
+              <w:rPr>
+                <w:b/>
+                <w:sz w:val="24"/>
+              </w:rPr>
+              <w:t>Что установлено</w:t>
+            </w:r>
+          </w:p>
+        </w:tc>
+        <w:tc>
+          <w:tcPr>
+            <w:tcW w:w="3475" w:type="dxa"/>
+            <w:vAlign w:val="center"/>
+          </w:tcPr>
+          <w:p>
+            <w:pPr>
+              <w:pStyle w:val="Compact"/>
+              <w:spacing w:before="0" w:after="0" w:line="280" w:lineRule="exact"/>
+              <w:jc w:val="center"/>
+            </w:pPr>
+            <w:r>
+              <w:rPr>
+                <w:b/>
+                <w:sz w:val="24"/>
+              </w:rPr>
+              <w:t>Следствие для плана релизов</w:t>
+            </w:r>
+          </w:p>
+        </w:tc>
+      </w:tr>
+      <w:tr>
+        <w:trPr>
+          <w:cantSplit/>
+          <w:jc w:val="center"/>
+        </w:trPr>
+        <w:tc>
+          <w:tcPr>
+            <w:tcW w:w="2127" w:type="dxa"/>
+            <w:vAlign w:val="center"/>
+          </w:tcPr>
+          <w:p>
+            <w:pPr>
+              <w:pStyle w:val="Compact"/>
+              <w:spacing w:before="0" w:after="0" w:line="280" w:lineRule="exact"/>
+              <w:jc w:val="center"/>
+            </w:pPr>
+            <w:r>
+              <w:rPr>
+                <w:sz w:val="24"/>
+              </w:rPr>
+              <w:t>Варианты размещения</w:t>
+            </w:r>
+          </w:p>
+        </w:tc>
+        <w:tc>
+          <w:tcPr>
+            <w:tcW w:w="3753" w:type="dxa"/>
+            <w:vAlign w:val="center"/>
+          </w:tcPr>
+          <w:p>
+            <w:pPr>
+              <w:pStyle w:val="Compact"/>
+              <w:spacing w:before="0" w:after="0" w:line="280" w:lineRule="exact"/>
+              <w:jc w:val="center"/>
+            </w:pPr>
+            <w:r>
+              <w:rPr>
+                <w:sz w:val="24"/>
+              </w:rPr>
+              <w:t>«</w:t>
+            </w:r>
+            <w:r>
+              <w:rPr>
+                <w:i/>
+                <w:sz w:val="24"/>
+              </w:rPr>
+              <w:t>Contact</w:t>
+            </w:r>
+            <w:r>
+              <w:rPr>
+                <w:sz w:val="24"/>
+              </w:rPr>
+              <w:t xml:space="preserve"> </w:t>
+            </w:r>
+            <w:r>
+              <w:rPr>
+                <w:i/>
+                <w:sz w:val="24"/>
+              </w:rPr>
+              <w:t>me</w:t>
+            </w:r>
+            <w:r>
+              <w:rPr>
+                <w:sz w:val="24"/>
+              </w:rPr>
+              <w:t>», «</w:t>
+            </w:r>
+            <w:r>
+              <w:rPr>
+                <w:i/>
+                <w:sz w:val="24"/>
+              </w:rPr>
+              <w:t>Free</w:t>
+            </w:r>
+            <w:r>
+              <w:rPr>
+                <w:sz w:val="24"/>
+              </w:rPr>
+              <w:t xml:space="preserve"> </w:t>
+            </w:r>
+            <w:r>
+              <w:rPr>
+                <w:i/>
+                <w:sz w:val="24"/>
+              </w:rPr>
+              <w:t>trial</w:t>
+            </w:r>
+            <w:r>
+              <w:rPr>
+                <w:sz w:val="24"/>
+              </w:rPr>
+              <w:t>», «</w:t>
+            </w:r>
+            <w:r>
+              <w:rPr>
+                <w:i/>
+                <w:sz w:val="24"/>
+              </w:rPr>
+              <w:t>Get</w:t>
+            </w:r>
+            <w:r>
+              <w:rPr>
+                <w:sz w:val="24"/>
+              </w:rPr>
+              <w:t xml:space="preserve"> </w:t>
+            </w:r>
+            <w:r>
+              <w:rPr>
+                <w:i/>
+                <w:sz w:val="24"/>
+              </w:rPr>
+              <w:t>it</w:t>
+            </w:r>
+            <w:r>
+              <w:rPr>
+                <w:sz w:val="24"/>
+              </w:rPr>
+              <w:t xml:space="preserve"> </w:t>
+            </w:r>
+            <w:r>
+              <w:rPr>
+                <w:i/>
+                <w:sz w:val="24"/>
+              </w:rPr>
+              <w:t>now</w:t>
+            </w:r>
+            <w:r>
+              <w:rPr>
+                <w:sz w:val="24"/>
+              </w:rPr>
+              <w:t xml:space="preserve"> (</w:t>
+            </w:r>
+            <w:r>
+              <w:rPr>
+                <w:i/>
+                <w:sz w:val="24"/>
+              </w:rPr>
+              <w:t>Free</w:t>
+            </w:r>
+            <w:r>
+              <w:rPr>
+                <w:sz w:val="24"/>
+              </w:rPr>
+              <w:t>)» и «</w:t>
+            </w:r>
+            <w:r>
+              <w:rPr>
+                <w:i/>
+                <w:sz w:val="24"/>
+              </w:rPr>
+              <w:t>Sell</w:t>
+            </w:r>
+            <w:r>
+              <w:rPr>
+                <w:sz w:val="24"/>
+              </w:rPr>
+              <w:t xml:space="preserve"> </w:t>
+            </w:r>
+            <w:r>
+              <w:rPr>
+                <w:i/>
+                <w:sz w:val="24"/>
+              </w:rPr>
+              <w:t>through</w:t>
+            </w:r>
+            <w:r>
+              <w:rPr>
+                <w:sz w:val="24"/>
+              </w:rPr>
+              <w:t xml:space="preserve"> </w:t>
+            </w:r>
+            <w:r>
+              <w:rPr>
+                <w:i/>
+                <w:sz w:val="24"/>
+              </w:rPr>
+              <w:t>Microsoft</w:t>
+            </w:r>
+            <w:r>
+              <w:rPr>
+                <w:sz w:val="24"/>
+              </w:rPr>
+              <w:t xml:space="preserve">» </w:t>
+            </w:r>
+            <w:r>
+              <w:rPr>
+                <w:sz w:val="24"/>
+              </w:rPr>
+              <w:t>(транзакционное предложение); последний вариант после публикации изменить нельзя</w:t>
+            </w:r>
+          </w:p>
+        </w:tc>
+        <w:tc>
+          <w:tcPr>
+            <w:tcW w:w="3475" w:type="dxa"/>
+            <w:vAlign w:val="center"/>
+          </w:tcPr>
+          <w:p>
+            <w:pPr>
+              <w:pStyle w:val="Compact"/>
+              <w:spacing w:before="0" w:after="0" w:line="280" w:lineRule="exact"/>
+              <w:jc w:val="center"/>
+            </w:pPr>
+            <w:r>
+              <w:rPr>
+                <w:sz w:val="24"/>
+              </w:rPr>
+              <w:t xml:space="preserve">первым шагом достаточно листинга с бесплатным пробным доступом без транзакций, продажу через </w:t>
+            </w:r>
+            <w:r>
+              <w:rPr>
+                <w:i/>
+                <w:sz w:val="24"/>
+              </w:rPr>
+              <w:t>Microsoft</w:t>
+            </w:r>
+            <w:r>
+              <w:rPr>
+                <w:sz w:val="24"/>
+              </w:rPr>
+              <w:t xml:space="preserve"> можно включить в релизе проекта</w:t>
+            </w:r>
+          </w:p>
+        </w:tc>
+      </w:tr>
+      <w:tr>
+        <w:trPr>
+          <w:cantSplit/>
+          <w:jc w:val="center"/>
+        </w:trPr>
+        <w:tc>
+          <w:tcPr>
+            <w:tcW w:w="2127" w:type="dxa"/>
+            <w:vAlign w:val="center"/>
+          </w:tcPr>
+          <w:p>
+            <w:pPr>
+              <w:pStyle w:val="Compact"/>
+              <w:spacing w:before="0" w:after="0" w:line="280" w:lineRule="exact"/>
+              <w:jc w:val="center"/>
+            </w:pPr>
+            <w:r>
+              <w:rPr>
+                <w:sz w:val="24"/>
+              </w:rPr>
+              <w:t>Техническая база</w:t>
+            </w:r>
+          </w:p>
+        </w:tc>
+        <w:tc>
+          <w:tcPr>
+            <w:tcW w:w="3753" w:type="dxa"/>
+            <w:vAlign w:val="center"/>
+          </w:tcPr>
+          <w:p>
+            <w:pPr>
+              <w:pStyle w:val="Compact"/>
+              <w:spacing w:before="0" w:after="0" w:line="280" w:lineRule="exact"/>
+              <w:jc w:val="center"/>
+            </w:pPr>
+            <w:r>
+              <w:rPr>
+                <w:sz w:val="24"/>
+              </w:rPr>
+              <w:t xml:space="preserve">для </w:t>
+            </w:r>
+            <w:r>
+              <w:rPr>
+                <w:sz w:val="24"/>
+              </w:rPr>
+              <w:t>вариантов, кроме «</w:t>
+            </w:r>
+            <w:r>
+              <w:rPr>
+                <w:i/>
+                <w:sz w:val="24"/>
+              </w:rPr>
+              <w:t>Contact</w:t>
+            </w:r>
+            <w:r>
+              <w:rPr>
+                <w:sz w:val="24"/>
+              </w:rPr>
+              <w:t xml:space="preserve"> </w:t>
+            </w:r>
+            <w:r>
+              <w:rPr>
+                <w:i/>
+                <w:sz w:val="24"/>
+              </w:rPr>
+              <w:t>me</w:t>
+            </w:r>
+            <w:r>
+              <w:rPr>
+                <w:sz w:val="24"/>
+              </w:rPr>
+              <w:t xml:space="preserve">», нужен вход через </w:t>
+            </w:r>
+            <w:r>
+              <w:rPr>
+                <w:i/>
+                <w:sz w:val="24"/>
+              </w:rPr>
+              <w:t>Microsoft</w:t>
+            </w:r>
+            <w:r>
+              <w:rPr>
+                <w:sz w:val="24"/>
+              </w:rPr>
+              <w:t xml:space="preserve"> </w:t>
+            </w:r>
+            <w:r>
+              <w:rPr>
+                <w:i/>
+                <w:sz w:val="24"/>
+              </w:rPr>
+              <w:t>Entra</w:t>
+            </w:r>
+            <w:r>
+              <w:rPr>
+                <w:sz w:val="24"/>
+              </w:rPr>
+              <w:t xml:space="preserve"> </w:t>
+            </w:r>
+            <w:r>
+              <w:rPr>
+                <w:i/>
+                <w:sz w:val="24"/>
+              </w:rPr>
+              <w:t>ID</w:t>
+            </w:r>
+            <w:r>
+              <w:rPr>
+                <w:sz w:val="24"/>
+              </w:rPr>
+              <w:t xml:space="preserve"> с единым входом и страница приветствия; для транзакционного варианта дополнительно </w:t>
+            </w:r>
+            <w:r>
+              <w:rPr>
+                <w:i/>
+                <w:sz w:val="24"/>
+              </w:rPr>
+              <w:t>API</w:t>
+            </w:r>
+            <w:r>
+              <w:rPr>
+                <w:sz w:val="24"/>
+              </w:rPr>
+              <w:t xml:space="preserve"> выполнения заказов </w:t>
+            </w:r>
+            <w:r>
+              <w:rPr>
+                <w:i/>
+                <w:sz w:val="24"/>
+              </w:rPr>
+              <w:t>SaaS</w:t>
+            </w:r>
+            <w:r>
+              <w:rPr>
+                <w:sz w:val="24"/>
+              </w:rPr>
+              <w:t>, веб-обработчик событий и не менее одного тарифа</w:t>
+            </w:r>
+          </w:p>
+        </w:tc>
+        <w:tc>
+          <w:tcPr>
+            <w:tcW w:w="3475" w:type="dxa"/>
+            <w:vAlign w:val="center"/>
+          </w:tcPr>
+          <w:p>
+            <w:pPr>
+              <w:pStyle w:val="Compact"/>
+              <w:spacing w:before="0" w:after="0" w:line="280" w:lineRule="exact"/>
+              <w:jc w:val="center"/>
+            </w:pPr>
+            <w:r>
+              <w:rPr>
+                <w:sz w:val="24"/>
+              </w:rPr>
+              <w:t>в ТЗ первого релиза закладыва</w:t>
+            </w:r>
+            <w:r>
+              <w:rPr>
+                <w:sz w:val="24"/>
+              </w:rPr>
+              <w:t xml:space="preserve">ется вход через </w:t>
+            </w:r>
+            <w:r>
+              <w:rPr>
+                <w:i/>
+                <w:sz w:val="24"/>
+              </w:rPr>
+              <w:t>Microsoft</w:t>
+            </w:r>
+            <w:r>
+              <w:rPr>
+                <w:sz w:val="24"/>
+              </w:rPr>
+              <w:t xml:space="preserve">; это дополнительная работа для единицы «листинг </w:t>
+            </w:r>
+            <w:r>
+              <w:rPr>
+                <w:i/>
+                <w:sz w:val="24"/>
+              </w:rPr>
+              <w:t>AppSource</w:t>
+            </w:r>
+            <w:r>
+              <w:rPr>
+                <w:sz w:val="24"/>
+              </w:rPr>
+              <w:t>»</w:t>
+            </w:r>
+          </w:p>
+        </w:tc>
+      </w:tr>
+      <w:tr>
+        <w:trPr>
+          <w:cantSplit/>
+          <w:jc w:val="center"/>
+        </w:trPr>
+        <w:tc>
+          <w:tcPr>
+            <w:tcW w:w="2127" w:type="dxa"/>
+            <w:vAlign w:val="center"/>
+          </w:tcPr>
+          <w:p>
+            <w:pPr>
+              <w:pStyle w:val="Compact"/>
+              <w:spacing w:before="0" w:after="0" w:line="280" w:lineRule="exact"/>
+              <w:jc w:val="center"/>
+            </w:pPr>
+            <w:r>
+              <w:rPr>
+                <w:sz w:val="24"/>
+              </w:rPr>
+              <w:t>Размещение инфраструктуры</w:t>
+            </w:r>
+          </w:p>
+        </w:tc>
+        <w:tc>
+          <w:tcPr>
+            <w:tcW w:w="3753" w:type="dxa"/>
+            <w:vAlign w:val="center"/>
+          </w:tcPr>
+          <w:p>
+            <w:pPr>
+              <w:pStyle w:val="Compact"/>
+              <w:spacing w:before="0" w:after="0" w:line="280" w:lineRule="exact"/>
+              <w:jc w:val="center"/>
+            </w:pPr>
+            <w:r>
+              <w:rPr>
+                <w:sz w:val="24"/>
+              </w:rPr>
+              <w:t xml:space="preserve">политика 1000.1 требует, чтобы </w:t>
+            </w:r>
+            <w:r>
+              <w:rPr>
+                <w:i/>
+                <w:sz w:val="24"/>
+              </w:rPr>
+              <w:t>SaaS</w:t>
+            </w:r>
+            <w:r>
+              <w:rPr>
+                <w:sz w:val="24"/>
+              </w:rPr>
+              <w:t xml:space="preserve"> преимущественно размещался на </w:t>
+            </w:r>
+            <w:r>
+              <w:rPr>
+                <w:i/>
+                <w:sz w:val="24"/>
+              </w:rPr>
+              <w:t>Azure</w:t>
+            </w:r>
+          </w:p>
+        </w:tc>
+        <w:tc>
+          <w:tcPr>
+            <w:tcW w:w="3475" w:type="dxa"/>
+            <w:vAlign w:val="center"/>
+          </w:tcPr>
+          <w:p>
+            <w:pPr>
+              <w:pStyle w:val="Compact"/>
+              <w:spacing w:before="0" w:after="0" w:line="280" w:lineRule="exact"/>
+              <w:jc w:val="center"/>
+            </w:pPr>
+            <w:r>
+              <w:rPr>
+                <w:sz w:val="24"/>
+              </w:rPr>
+              <w:t xml:space="preserve">хостинг </w:t>
+            </w:r>
+            <w:r>
+              <w:rPr>
+                <w:i/>
+                <w:sz w:val="24"/>
+              </w:rPr>
+              <w:t>TableMind</w:t>
+            </w:r>
+            <w:r>
+              <w:rPr>
+                <w:sz w:val="24"/>
+              </w:rPr>
+              <w:t xml:space="preserve"> нужно выбрать или согласовать с </w:t>
+            </w:r>
+            <w:r>
+              <w:rPr>
+                <w:i/>
+                <w:sz w:val="24"/>
+              </w:rPr>
+              <w:t>Azure</w:t>
+            </w:r>
+            <w:r>
+              <w:rPr>
+                <w:sz w:val="24"/>
+              </w:rPr>
+              <w:t xml:space="preserve"> до подачи; это у</w:t>
+            </w:r>
+            <w:r>
+              <w:rPr>
+                <w:sz w:val="24"/>
+              </w:rPr>
+              <w:t>словие проверяется при планировании архитектуры</w:t>
+            </w:r>
+          </w:p>
+        </w:tc>
+      </w:tr>
+      <w:tr>
+        <w:trPr>
+          <w:cantSplit/>
+          <w:jc w:val="center"/>
+        </w:trPr>
+        <w:tc>
+          <w:tcPr>
+            <w:tcW w:w="2127" w:type="dxa"/>
+            <w:vAlign w:val="center"/>
+          </w:tcPr>
+          <w:p>
+            <w:pPr>
+              <w:pStyle w:val="Compact"/>
+              <w:spacing w:before="0" w:after="0" w:line="280" w:lineRule="exact"/>
+              <w:jc w:val="center"/>
+            </w:pPr>
+            <w:r>
+              <w:rPr>
+                <w:sz w:val="24"/>
+              </w:rPr>
+              <w:t>Сертификация и сроки</w:t>
+            </w:r>
+          </w:p>
+        </w:tc>
+        <w:tc>
+          <w:tcPr>
+            <w:tcW w:w="3753" w:type="dxa"/>
+            <w:vAlign w:val="center"/>
+          </w:tcPr>
+          <w:p>
+            <w:pPr>
+              <w:pStyle w:val="Compact"/>
+              <w:spacing w:before="0" w:after="0" w:line="280" w:lineRule="exact"/>
+              <w:jc w:val="center"/>
+            </w:pPr>
+            <w:r>
+              <w:rPr>
+                <w:sz w:val="24"/>
+              </w:rPr>
+              <w:t xml:space="preserve">автоматическая проверка занимает до 30 минут, затем ручная сертификация (содержание, техническая проверка, деловые критерии издателя), предпросмотр и выпуск; при отказе приходит отчет и </w:t>
+            </w:r>
+            <w:r>
+              <w:rPr>
+                <w:sz w:val="24"/>
+              </w:rPr>
+              <w:t>можно подать повторно</w:t>
+            </w:r>
+          </w:p>
+        </w:tc>
+        <w:tc>
+          <w:tcPr>
+            <w:tcW w:w="3475" w:type="dxa"/>
+            <w:vAlign w:val="center"/>
+          </w:tcPr>
+          <w:p>
+            <w:pPr>
+              <w:pStyle w:val="Compact"/>
+              <w:spacing w:before="0" w:after="0" w:line="280" w:lineRule="exact"/>
+              <w:jc w:val="center"/>
+            </w:pPr>
+            <w:r>
+              <w:rPr>
+                <w:sz w:val="24"/>
+              </w:rPr>
+              <w:t>в плане релизов выделить время на повторные подачи; точный срок ручной проверки в документации не указан</w:t>
+            </w:r>
+          </w:p>
+        </w:tc>
+      </w:tr>
+      <w:tr>
+        <w:trPr>
+          <w:cantSplit/>
+          <w:jc w:val="center"/>
+        </w:trPr>
+        <w:tc>
+          <w:tcPr>
+            <w:tcW w:w="2127" w:type="dxa"/>
+            <w:vAlign w:val="center"/>
+          </w:tcPr>
+          <w:p>
+            <w:pPr>
+              <w:pStyle w:val="Compact"/>
+              <w:spacing w:before="0" w:after="0" w:line="280" w:lineRule="exact"/>
+              <w:jc w:val="center"/>
+            </w:pPr>
+            <w:r>
+              <w:rPr>
+                <w:sz w:val="24"/>
+              </w:rPr>
+              <w:t xml:space="preserve">Безопасность и сертификат </w:t>
+            </w:r>
+            <w:r>
+              <w:rPr>
+                <w:i/>
+                <w:sz w:val="24"/>
+              </w:rPr>
+              <w:t>SOC</w:t>
+            </w:r>
+            <w:r>
+              <w:rPr>
+                <w:sz w:val="24"/>
+              </w:rPr>
+              <w:t xml:space="preserve"> 2</w:t>
+            </w:r>
+          </w:p>
+        </w:tc>
+        <w:tc>
+          <w:tcPr>
+            <w:tcW w:w="3753" w:type="dxa"/>
+            <w:vAlign w:val="center"/>
+          </w:tcPr>
+          <w:p>
+            <w:pPr>
+              <w:pStyle w:val="Compact"/>
+              <w:spacing w:before="0" w:after="0" w:line="280" w:lineRule="exact"/>
+              <w:jc w:val="center"/>
+            </w:pPr>
+            <w:r>
+              <w:rPr>
+                <w:sz w:val="24"/>
+              </w:rPr>
+              <w:t xml:space="preserve">политики 100.11 и 1000 требуют безопасной работы, </w:t>
+            </w:r>
+            <w:r>
+              <w:rPr>
+                <w:i/>
+                <w:sz w:val="24"/>
+              </w:rPr>
+              <w:t>HTTPS</w:t>
+            </w:r>
+            <w:r>
+              <w:rPr>
+                <w:sz w:val="24"/>
+              </w:rPr>
+              <w:t>, политики конфиденциальности и условий и</w:t>
+            </w:r>
+            <w:r>
+              <w:rPr>
+                <w:sz w:val="24"/>
+              </w:rPr>
+              <w:t xml:space="preserve">спользования; сторонний сертификат </w:t>
+            </w:r>
+            <w:r>
+              <w:rPr>
+                <w:i/>
+                <w:sz w:val="24"/>
+              </w:rPr>
+              <w:t>SOC</w:t>
+            </w:r>
+            <w:r>
+              <w:rPr>
+                <w:sz w:val="24"/>
+              </w:rPr>
+              <w:t xml:space="preserve"> 2 или </w:t>
+            </w:r>
+            <w:r>
+              <w:rPr>
+                <w:i/>
+                <w:sz w:val="24"/>
+              </w:rPr>
+              <w:t>ISO</w:t>
+            </w:r>
+            <w:r>
+              <w:rPr>
+                <w:sz w:val="24"/>
+              </w:rPr>
+              <w:t xml:space="preserve"> явно не требуется</w:t>
+            </w:r>
+          </w:p>
+        </w:tc>
+        <w:tc>
+          <w:tcPr>
+            <w:tcW w:w="3475" w:type="dxa"/>
+            <w:vAlign w:val="center"/>
+          </w:tcPr>
+          <w:p>
+            <w:pPr>
+              <w:pStyle w:val="Compact"/>
+              <w:spacing w:before="0" w:after="0" w:line="280" w:lineRule="exact"/>
+              <w:jc w:val="center"/>
+            </w:pPr>
+            <w:r>
+              <w:rPr>
+                <w:i/>
+                <w:sz w:val="24"/>
+              </w:rPr>
+              <w:t>SOC</w:t>
+            </w:r>
+            <w:r>
+              <w:rPr>
+                <w:sz w:val="24"/>
+              </w:rPr>
+              <w:t xml:space="preserve"> 2 не нужен для публикации, но </w:t>
+            </w:r>
+            <w:r>
+              <w:rPr>
+                <w:i/>
+                <w:sz w:val="24"/>
+              </w:rPr>
+              <w:t>DataSnipper</w:t>
+            </w:r>
+            <w:r>
+              <w:rPr>
+                <w:sz w:val="24"/>
+              </w:rPr>
+              <w:t xml:space="preserve"> и </w:t>
+            </w:r>
+            <w:r>
+              <w:rPr>
+                <w:i/>
+                <w:sz w:val="24"/>
+              </w:rPr>
+              <w:t>Shortcut</w:t>
+            </w:r>
+            <w:r>
+              <w:rPr>
+                <w:sz w:val="24"/>
+              </w:rPr>
+              <w:t xml:space="preserve"> заявляют </w:t>
+            </w:r>
+            <w:r>
+              <w:rPr>
+                <w:i/>
+                <w:sz w:val="24"/>
+              </w:rPr>
+              <w:t>SOC</w:t>
+            </w:r>
+            <w:r>
+              <w:rPr>
+                <w:sz w:val="24"/>
+              </w:rPr>
+              <w:t xml:space="preserve"> 2 </w:t>
+            </w:r>
+            <w:r>
+              <w:rPr>
+                <w:i/>
+                <w:sz w:val="24"/>
+              </w:rPr>
+              <w:t>Type</w:t>
+            </w:r>
+            <w:r>
+              <w:rPr>
+                <w:sz w:val="24"/>
+              </w:rPr>
+              <w:t xml:space="preserve"> </w:t>
+            </w:r>
+            <w:r>
+              <w:rPr>
+                <w:i/>
+                <w:sz w:val="24"/>
+              </w:rPr>
+              <w:t>II</w:t>
+            </w:r>
+            <w:r>
+              <w:rPr>
+                <w:sz w:val="24"/>
+              </w:rPr>
+              <w:t xml:space="preserve">, поэтому он остается ожиданием рынка; запрос предложений на </w:t>
+            </w:r>
+            <w:r>
+              <w:rPr>
+                <w:i/>
+                <w:sz w:val="24"/>
+              </w:rPr>
+              <w:t>SOC</w:t>
+            </w:r>
+            <w:r>
+              <w:rPr>
+                <w:sz w:val="24"/>
+              </w:rPr>
+              <w:t xml:space="preserve"> 2 включить в риски</w:t>
+            </w:r>
+          </w:p>
+        </w:tc>
+      </w:tr>
+      <w:tr>
+        <w:trPr>
+          <w:cantSplit/>
+          <w:jc w:val="center"/>
+        </w:trPr>
+        <w:tc>
+          <w:tcPr>
+            <w:tcW w:w="2127" w:type="dxa"/>
+            <w:vAlign w:val="center"/>
+          </w:tcPr>
+          <w:p>
+            <w:pPr>
+              <w:pStyle w:val="Compact"/>
+              <w:spacing w:before="0" w:after="0" w:line="280" w:lineRule="exact"/>
+              <w:jc w:val="center"/>
+            </w:pPr>
+            <w:r>
+              <w:rPr>
+                <w:sz w:val="24"/>
+              </w:rPr>
+              <w:lastRenderedPageBreak/>
+              <w:t>Пробный период и комиссия</w:t>
+            </w:r>
+          </w:p>
+        </w:tc>
+        <w:tc>
+          <w:tcPr>
+            <w:tcW w:w="3753" w:type="dxa"/>
+            <w:vAlign w:val="center"/>
+          </w:tcPr>
+          <w:p>
+            <w:pPr>
+              <w:pStyle w:val="Compact"/>
+              <w:spacing w:before="0" w:after="0" w:line="280" w:lineRule="exact"/>
+              <w:jc w:val="center"/>
+            </w:pPr>
+            <w:r>
+              <w:rPr>
+                <w:sz w:val="24"/>
+              </w:rPr>
+              <w:t xml:space="preserve">пробный период для транзакционных тарифов 1-180 дней с автопереходом в платную подписку; комиссия </w:t>
+            </w:r>
+            <w:r>
+              <w:rPr>
+                <w:i/>
+                <w:sz w:val="24"/>
+              </w:rPr>
+              <w:t>Microsoft</w:t>
+            </w:r>
+            <w:r>
+              <w:rPr>
+                <w:sz w:val="24"/>
+              </w:rPr>
+              <w:t xml:space="preserve"> 3 %</w:t>
+            </w:r>
+          </w:p>
+        </w:tc>
+        <w:tc>
+          <w:tcPr>
+            <w:tcW w:w="3475" w:type="dxa"/>
+            <w:vAlign w:val="center"/>
+          </w:tcPr>
+          <w:p>
+            <w:pPr>
+              <w:pStyle w:val="Compact"/>
+              <w:spacing w:before="0" w:after="0" w:line="280" w:lineRule="exact"/>
+              <w:jc w:val="center"/>
+            </w:pPr>
+            <w:r>
+              <w:rPr>
+                <w:sz w:val="24"/>
+              </w:rPr>
+              <w:t>бесплатный старт и пробный период совпадают с зоной дифференциации ЛР5 и допущением Д-14</w:t>
+            </w:r>
+          </w:p>
+        </w:tc>
+      </w:tr>
+    </w:tbl>
+    <w:p>
+      <w:pPr>
+        <w:pStyle w:val="FirstParagraph"/>
+        <w:spacing w:before="0" w:after="0" w:line="360" w:lineRule="exact"/>
+        <w:ind w:firstLine="709"/>
+        <w:jc w:val="both"/>
+      </w:pPr>
+      <w:r>
+        <w:rPr>
+          <w:sz w:val="28"/>
+        </w:rPr>
+        <w:t xml:space="preserve">Для публикации в </w:t>
+      </w:r>
+      <w:r>
+        <w:rPr>
+          <w:i/>
+          <w:sz w:val="28"/>
+        </w:rPr>
+        <w:t>AppSource</w:t>
+      </w:r>
+      <w:r>
+        <w:rPr>
+          <w:sz w:val="28"/>
+        </w:rPr>
+        <w:t xml:space="preserve"> достаточно </w:t>
+      </w:r>
+      <w:r>
+        <w:rPr>
+          <w:i/>
+          <w:sz w:val="28"/>
+        </w:rPr>
+        <w:t>Microsoft</w:t>
+      </w:r>
+      <w:r>
+        <w:rPr>
+          <w:sz w:val="28"/>
+        </w:rPr>
+        <w:t xml:space="preserve"> </w:t>
+      </w:r>
+      <w:r>
+        <w:rPr>
+          <w:i/>
+          <w:sz w:val="28"/>
+        </w:rPr>
+        <w:t>Entra</w:t>
+      </w:r>
+      <w:r>
+        <w:rPr>
+          <w:sz w:val="28"/>
+        </w:rPr>
+        <w:t xml:space="preserve"> </w:t>
+      </w:r>
+      <w:r>
+        <w:rPr>
+          <w:i/>
+          <w:sz w:val="28"/>
+        </w:rPr>
+        <w:t>ID</w:t>
+      </w:r>
+      <w:r>
+        <w:rPr>
+          <w:sz w:val="28"/>
+        </w:rPr>
+        <w:t xml:space="preserve">, страницы приветствия, политики конфиденциальности и преимущественного размещения на </w:t>
+      </w:r>
+      <w:r>
+        <w:rPr>
+          <w:i/>
+          <w:sz w:val="28"/>
+        </w:rPr>
+        <w:t>Azure</w:t>
+      </w:r>
+      <w:r>
+        <w:rPr>
+          <w:sz w:val="28"/>
+        </w:rPr>
+        <w:t xml:space="preserve">; </w:t>
+      </w:r>
+      <w:r>
+        <w:rPr>
+          <w:i/>
+          <w:sz w:val="28"/>
+        </w:rPr>
+        <w:t>SOC</w:t>
+      </w:r>
+      <w:r>
+        <w:rPr>
+          <w:sz w:val="28"/>
+        </w:rPr>
+        <w:t xml:space="preserve"> 2 формально не нужен. Поэтому листинг можно планировать раньше, чем </w:t>
+      </w:r>
+      <w:r>
+        <w:rPr>
+          <w:i/>
+          <w:sz w:val="28"/>
+        </w:rPr>
+        <w:t>SOC</w:t>
+      </w:r>
+      <w:r>
+        <w:rPr>
+          <w:sz w:val="28"/>
+        </w:rPr>
+        <w:t xml:space="preserve"> 2, но доверие корпоративных покупателей без </w:t>
+      </w:r>
+      <w:r>
+        <w:rPr>
+          <w:i/>
+          <w:sz w:val="28"/>
+        </w:rPr>
+        <w:t>SOC</w:t>
+      </w:r>
+      <w:r>
+        <w:rPr>
+          <w:sz w:val="28"/>
+        </w:rPr>
+        <w:t xml:space="preserve"> 2 останется слабым местом, что отраже</w:t>
+      </w:r>
+      <w:r>
+        <w:rPr>
+          <w:sz w:val="28"/>
+        </w:rPr>
+        <w:t>но в рисках ЛР7.</w:t>
+      </w:r>
+    </w:p>
+    <w:bookmarkEnd w:id="33"/>
     <w:sectPr>
       <w:headerReference w:type="default" r:id="rId15"/>
       <w:footerReference w:type="default" r:id="rId16"/>
@@ -29933,7 +31669,7 @@
   <w:abstractNum w:abstractNumId="0" w15:restartNumberingAfterBreak="0">
     <w:nsid w:val="0000A990"/>
     <w:multiLevelType w:val="multilevel"/>
-    <w:tmpl w:val="867A7692"/>
+    <w:tmpl w:val="82C4202A"/>
     <w:lvl w:ilvl="0">
       <w:numFmt w:val="bullet"/>
       <w:lvlText w:val=" "/>
@@ -30010,7 +31746,7 @@
   <w:abstractNum w:abstractNumId="1" w15:restartNumberingAfterBreak="0">
     <w:nsid w:val="00A99411"/>
     <w:multiLevelType w:val="multilevel"/>
-    <w:tmpl w:val="52CCD238"/>
+    <w:tmpl w:val="3A986522"/>
     <w:lvl w:ilvl="0">
       <w:start w:val="1"/>
       <w:numFmt w:val="decimal"/>
@@ -31488,7 +33224,7 @@
     <w:autoRedefine/>
     <w:uiPriority w:val="39"/>
     <w:unhideWhenUsed/>
-    <w:rsid w:val="00974834"/>
+    <w:rsid w:val="002352DA"/>
     <w:pPr>
       <w:spacing w:after="100"/>
     </w:pPr>
@@ -31500,7 +33236,7 @@
     <w:autoRedefine/>
     <w:uiPriority w:val="39"/>
     <w:unhideWhenUsed/>
-    <w:rsid w:val="00974834"/>
+    <w:rsid w:val="002352DA"/>
     <w:pPr>
       <w:spacing w:after="100"/>
       <w:ind w:left="240"/>

--- a/ЛР6_ЦП_Канвас_сценарии_релизы/ОТЧЕТ_ЛР6_TableMind.docx
+++ b/ЛР6_ЦП_Канвас_сценарии_релизы/ОТЧЕТ_ЛР6_TableMind.docx
@@ -36,7 +36,7 @@
         <w:rPr>
           <w:sz w:val="28"/>
         </w:rPr>
-        <w:t>БЕЛОРУССКИЙ ГОСУДАРСТВЕННЫЙ УНИВЕРСИТЕТ</w:t>
+        <w:t>«Белорусский государственный университет</w:t>
       </w:r>
     </w:p>
     <w:p>
@@ -48,7 +48,19 @@
         <w:rPr>
           <w:sz w:val="28"/>
         </w:rPr>
-        <w:t>ИНФОРМАТИКИ И РАДИОЭЛЕКТРОНИКИ</w:t>
+        <w:t>информатики и радиоэлектроники»</w:t>
+      </w:r>
+    </w:p>
+    <w:p>
+      <w:pPr>
+        <w:spacing w:after="0" w:line="360" w:lineRule="exact"/>
+        <w:jc w:val="center"/>
+      </w:pPr>
+      <w:r>
+        <w:rPr>
+          <w:sz w:val="28"/>
+        </w:rPr>
+        <w:t>Обособленное подразделение «Институт информационных технологий БГУИР»</w:t>
       </w:r>
     </w:p>
     <w:p>
@@ -60,7 +72,13 @@
         <w:rPr>
           <w:sz w:val="28"/>
         </w:rPr>
-        <w:t>Факультет повышения квалификации и переподготовки</w:t>
+        <w:t xml:space="preserve">Факультет повышения квалификации и </w:t>
+      </w:r>
+      <w:r>
+        <w:rPr>
+          <w:sz w:val="28"/>
+        </w:rPr>
+        <w:t>переподготовки</w:t>
       </w:r>
     </w:p>
     <w:p>
@@ -97,13 +115,7 @@
         <w:rPr>
           <w:sz w:val="28"/>
         </w:rPr>
-        <w:t xml:space="preserve">по </w:t>
-      </w:r>
-      <w:r>
-        <w:rPr>
-          <w:sz w:val="28"/>
-        </w:rPr>
-        <w:t>лабораторной работе №6</w:t>
+        <w:t>по лабораторной работе №6</w:t>
       </w:r>
     </w:p>
     <w:p>
@@ -153,14 +165,14 @@
         <w:rPr>
           <w:sz w:val="28"/>
         </w:rPr>
-        <w:t>Выполнила:</w:t>
+        <w:t>Слушатель</w:t>
       </w:r>
       <w:r>
         <w:rPr>
           <w:sz w:val="28"/>
         </w:rPr>
         <w:tab/>
-        <w:t>ст. гр. 60131</w:t>
+        <w:t>гр. 60121</w:t>
       </w:r>
     </w:p>
     <w:p>
@@ -189,14 +201,20 @@
         <w:rPr>
           <w:sz w:val="28"/>
         </w:rPr>
-        <w:t>Проверила:</w:t>
+        <w:t>Руководитель:</w:t>
       </w:r>
       <w:r>
         <w:rPr>
           <w:sz w:val="28"/>
         </w:rPr>
         <w:tab/>
-        <w:t>Т. Н. Беляцкая</w:t>
+        <w:t>И</w:t>
+      </w:r>
+      <w:r>
+        <w:rPr>
+          <w:sz w:val="28"/>
+        </w:rPr>
+        <w:t>. В. Кашникова</w:t>
       </w:r>
     </w:p>
     <w:p>
@@ -208,6 +226,7 @@
         <w:rPr>
           <w:sz w:val="28"/>
         </w:rPr>
+        <w:lastRenderedPageBreak/>
         <w:t>Минск 2026</w:t>
       </w:r>
     </w:p>
@@ -245,7 +264,7 @@
       <w:r>
         <w:fldChar w:fldCharType="separate"/>
       </w:r>
-      <w:hyperlink w:anchor="_Toc241937901" w:history="1">
+      <w:hyperlink w:anchor="_Toc241938611" w:history="1">
         <w:r>
           <w:rPr>
             <w:rStyle w:val="af"/>
@@ -273,76 +292,7 @@
             <w:noProof/>
             <w:webHidden/>
           </w:rPr>
-          <w:instrText xml:space="preserve"> PAGEREF _Toc241937901 \h </w:instrText>
-        </w:r>
-        <w:r>
-          <w:rPr>
-            <w:noProof/>
-            <w:webHidden/>
-          </w:rPr>
-        </w:r>
-        <w:r>
-          <w:rPr>
-            <w:noProof/>
-            <w:webHidden/>
-          </w:rPr>
-          <w:fldChar w:fldCharType="separate"/>
-        </w:r>
-        <w:r>
-          <w:rPr>
-            <w:noProof/>
-            <w:webHidden/>
-          </w:rPr>
-          <w:t>3</w:t>
-        </w:r>
-        <w:r>
-          <w:rPr>
-            <w:noProof/>
-            <w:webHidden/>
-          </w:rPr>
-          <w:fldChar w:fldCharType="end"/>
-        </w:r>
-      </w:hyperlink>
-    </w:p>
-    <w:p>
-      <w:pPr>
-        <w:pStyle w:val="12"/>
-        <w:tabs>
-          <w:tab w:val="right" w:leader="dot" w:pos="9345"/>
-        </w:tabs>
-        <w:rPr>
-          <w:noProof/>
-        </w:rPr>
-      </w:pPr>
-      <w:hyperlink w:anchor="_Toc241937902" w:history="1">
-        <w:r>
-          <w:rPr>
-            <w:rStyle w:val="af"/>
-            <w:b/>
-            <w:noProof/>
-          </w:rPr>
-          <w:t>2 ХОД РАБОТЫ</w:t>
-        </w:r>
-        <w:r>
-          <w:rPr>
-            <w:noProof/>
-            <w:webHidden/>
-          </w:rPr>
-          <w:tab/>
-        </w:r>
-        <w:r>
-          <w:rPr>
-            <w:noProof/>
-            <w:webHidden/>
-          </w:rPr>
-          <w:fldChar w:fldCharType="begin"/>
-        </w:r>
-        <w:r>
-          <w:rPr>
-            <w:noProof/>
-            <w:webHidden/>
-          </w:rPr>
-          <w:instrText xml:space="preserve"> PAGEREF _Toc241937902 \h </w:instrText>
+          <w:instrText xml:space="preserve"> PAGEREF _Toc241938611 \h </w:instrText>
         </w:r>
         <w:r>
           <w:rPr>
@@ -375,7 +325,7 @@
     </w:p>
     <w:p>
       <w:pPr>
-        <w:pStyle w:val="22"/>
+        <w:pStyle w:val="12"/>
         <w:tabs>
           <w:tab w:val="right" w:leader="dot" w:pos="9345"/>
         </w:tabs>
@@ -383,14 +333,14 @@
           <w:noProof/>
         </w:rPr>
       </w:pPr>
-      <w:hyperlink w:anchor="_Toc241937903" w:history="1">
+      <w:hyperlink w:anchor="_Toc241938612" w:history="1">
         <w:r>
           <w:rPr>
             <w:rStyle w:val="af"/>
             <w:b/>
             <w:noProof/>
           </w:rPr>
-          <w:t>2.1 Банк источников и выводов анализа</w:t>
+          <w:t>2 ХОД РАБОТЫ</w:t>
         </w:r>
         <w:r>
           <w:rPr>
@@ -411,76 +361,7 @@
             <w:noProof/>
             <w:webHidden/>
           </w:rPr>
-          <w:instrText xml:space="preserve"> PAGEREF _Toc241937903 \h </w:instrText>
-        </w:r>
-        <w:r>
-          <w:rPr>
-            <w:noProof/>
-            <w:webHidden/>
-          </w:rPr>
-        </w:r>
-        <w:r>
-          <w:rPr>
-            <w:noProof/>
-            <w:webHidden/>
-          </w:rPr>
-          <w:fldChar w:fldCharType="separate"/>
-        </w:r>
-        <w:r>
-          <w:rPr>
-            <w:noProof/>
-            <w:webHidden/>
-          </w:rPr>
-          <w:t>4</w:t>
-        </w:r>
-        <w:r>
-          <w:rPr>
-            <w:noProof/>
-            <w:webHidden/>
-          </w:rPr>
-          <w:fldChar w:fldCharType="end"/>
-        </w:r>
-      </w:hyperlink>
-    </w:p>
-    <w:p>
-      <w:pPr>
-        <w:pStyle w:val="22"/>
-        <w:tabs>
-          <w:tab w:val="right" w:leader="dot" w:pos="9345"/>
-        </w:tabs>
-        <w:rPr>
-          <w:noProof/>
-        </w:rPr>
-      </w:pPr>
-      <w:hyperlink w:anchor="_Toc241937904" w:history="1">
-        <w:r>
-          <w:rPr>
-            <w:rStyle w:val="af"/>
-            <w:b/>
-            <w:noProof/>
-          </w:rPr>
-          <w:t>2.2 Ценностное предложение и цифровой товар</w:t>
-        </w:r>
-        <w:r>
-          <w:rPr>
-            <w:noProof/>
-            <w:webHidden/>
-          </w:rPr>
-          <w:tab/>
-        </w:r>
-        <w:r>
-          <w:rPr>
-            <w:noProof/>
-            <w:webHidden/>
-          </w:rPr>
-          <w:fldChar w:fldCharType="begin"/>
-        </w:r>
-        <w:r>
-          <w:rPr>
-            <w:noProof/>
-            <w:webHidden/>
-          </w:rPr>
-          <w:instrText xml:space="preserve"> PAGEREF _Toc241937904 \h </w:instrText>
+          <w:instrText xml:space="preserve"> PAGEREF _Toc241938612 \h </w:instrText>
         </w:r>
         <w:r>
           <w:rPr>
@@ -521,7 +402,145 @@
           <w:noProof/>
         </w:rPr>
       </w:pPr>
-      <w:hyperlink w:anchor="_Toc241937905" w:history="1">
+      <w:hyperlink w:anchor="_Toc241938613" w:history="1">
+        <w:r>
+          <w:rPr>
+            <w:rStyle w:val="af"/>
+            <w:b/>
+            <w:noProof/>
+          </w:rPr>
+          <w:t>2.1 Банк источников и выводов анализа</w:t>
+        </w:r>
+        <w:r>
+          <w:rPr>
+            <w:noProof/>
+            <w:webHidden/>
+          </w:rPr>
+          <w:tab/>
+        </w:r>
+        <w:r>
+          <w:rPr>
+            <w:noProof/>
+            <w:webHidden/>
+          </w:rPr>
+          <w:fldChar w:fldCharType="begin"/>
+        </w:r>
+        <w:r>
+          <w:rPr>
+            <w:noProof/>
+            <w:webHidden/>
+          </w:rPr>
+          <w:instrText xml:space="preserve"> PAGEREF _Toc241938613 \h </w:instrText>
+        </w:r>
+        <w:r>
+          <w:rPr>
+            <w:noProof/>
+            <w:webHidden/>
+          </w:rPr>
+        </w:r>
+        <w:r>
+          <w:rPr>
+            <w:noProof/>
+            <w:webHidden/>
+          </w:rPr>
+          <w:fldChar w:fldCharType="separate"/>
+        </w:r>
+        <w:r>
+          <w:rPr>
+            <w:noProof/>
+            <w:webHidden/>
+          </w:rPr>
+          <w:t>5</w:t>
+        </w:r>
+        <w:r>
+          <w:rPr>
+            <w:noProof/>
+            <w:webHidden/>
+          </w:rPr>
+          <w:fldChar w:fldCharType="end"/>
+        </w:r>
+      </w:hyperlink>
+    </w:p>
+    <w:p>
+      <w:pPr>
+        <w:pStyle w:val="22"/>
+        <w:tabs>
+          <w:tab w:val="right" w:leader="dot" w:pos="9345"/>
+        </w:tabs>
+        <w:rPr>
+          <w:noProof/>
+        </w:rPr>
+      </w:pPr>
+      <w:hyperlink w:anchor="_Toc241938614" w:history="1">
+        <w:r>
+          <w:rPr>
+            <w:rStyle w:val="af"/>
+            <w:b/>
+            <w:noProof/>
+          </w:rPr>
+          <w:t>2.2 Ценностное предложение и цифровой товар</w:t>
+        </w:r>
+        <w:r>
+          <w:rPr>
+            <w:noProof/>
+            <w:webHidden/>
+          </w:rPr>
+          <w:tab/>
+        </w:r>
+        <w:r>
+          <w:rPr>
+            <w:noProof/>
+            <w:webHidden/>
+          </w:rPr>
+          <w:fldChar w:fldCharType="begin"/>
+        </w:r>
+        <w:r>
+          <w:rPr>
+            <w:noProof/>
+            <w:webHidden/>
+          </w:rPr>
+          <w:instrText xml:space="preserve"> PAGEREF _Toc241938614 \h </w:instrText>
+        </w:r>
+        <w:r>
+          <w:rPr>
+            <w:noProof/>
+            <w:webHidden/>
+          </w:rPr>
+        </w:r>
+        <w:r>
+          <w:rPr>
+            <w:noProof/>
+            <w:webHidden/>
+          </w:rPr>
+          <w:fldChar w:fldCharType="separate"/>
+        </w:r>
+        <w:r>
+          <w:rPr>
+            <w:noProof/>
+            <w:webHidden/>
+          </w:rPr>
+          <w:t>6</w:t>
+        </w:r>
+        <w:r>
+          <w:rPr>
+            <w:noProof/>
+            <w:webHidden/>
+          </w:rPr>
+          <w:fldChar w:fldCharType="end"/>
+        </w:r>
+      </w:hyperlink>
+    </w:p>
+    <w:p>
+      <w:pPr>
+        <w:pStyle w:val="22"/>
+        <w:tabs>
+          <w:tab w:val="right" w:leader="dot" w:pos="9345"/>
+        </w:tabs>
+        <w:rPr>
+          <w:noProof/>
+        </w:rPr>
+      </w:pPr>
+      <w:hyperlink w:anchor="_Toc241938615" w:history="1">
         <w:r>
           <w:rPr>
             <w:rStyle w:val="af"/>
@@ -549,7 +568,7 @@
             <w:noProof/>
             <w:webHidden/>
           </w:rPr>
-          <w:instrText xml:space="preserve"> PAGEREF _Toc241937905 \h </w:instrText>
+          <w:instrText xml:space="preserve"> PAGEREF _Toc241938615 \h </w:instrText>
         </w:r>
         <w:r>
           <w:rPr>
@@ -569,7 +588,7 @@
             <w:noProof/>
             <w:webHidden/>
           </w:rPr>
-          <w:t>8</w:t>
+          <w:t>9</w:t>
         </w:r>
         <w:r>
           <w:rPr>
@@ -590,7 +609,7 @@
           <w:noProof/>
         </w:rPr>
       </w:pPr>
-      <w:hyperlink w:anchor="_Toc241937906" w:history="1">
+      <w:hyperlink w:anchor="_Toc241938616" w:history="1">
         <w:r>
           <w:rPr>
             <w:rStyle w:val="af"/>
@@ -618,7 +637,7 @@
             <w:noProof/>
             <w:webHidden/>
           </w:rPr>
-          <w:instrText xml:space="preserve"> PAGEREF _Toc241937906 \h </w:instrText>
+          <w:instrText xml:space="preserve"> PAGEREF _Toc241938616 \h </w:instrText>
         </w:r>
         <w:r>
           <w:rPr>
@@ -638,7 +657,7 @@
             <w:noProof/>
             <w:webHidden/>
           </w:rPr>
-          <w:t>10</w:t>
+          <w:t>11</w:t>
         </w:r>
         <w:r>
           <w:rPr>
@@ -659,7 +678,7 @@
           <w:noProof/>
         </w:rPr>
       </w:pPr>
-      <w:hyperlink w:anchor="_Toc241937907" w:history="1">
+      <w:hyperlink w:anchor="_Toc241938617" w:history="1">
         <w:r>
           <w:rPr>
             <w:rStyle w:val="af"/>
@@ -687,7 +706,7 @@
             <w:noProof/>
             <w:webHidden/>
           </w:rPr>
-          <w:instrText xml:space="preserve"> PAGEREF _Toc241937907 \h </w:instrText>
+          <w:instrText xml:space="preserve"> PAGEREF _Toc241938617 \h </w:instrText>
         </w:r>
         <w:r>
           <w:rPr>
@@ -707,7 +726,7 @@
             <w:noProof/>
             <w:webHidden/>
           </w:rPr>
-          <w:t>13</w:t>
+          <w:t>14</w:t>
         </w:r>
         <w:r>
           <w:rPr>
@@ -728,7 +747,7 @@
           <w:noProof/>
         </w:rPr>
       </w:pPr>
-      <w:hyperlink w:anchor="_Toc241937908" w:history="1">
+      <w:hyperlink w:anchor="_Toc241938618" w:history="1">
         <w:r>
           <w:rPr>
             <w:rStyle w:val="af"/>
@@ -756,7 +775,7 @@
             <w:noProof/>
             <w:webHidden/>
           </w:rPr>
-          <w:instrText xml:space="preserve"> PAGEREF _Toc241937908 \h </w:instrText>
+          <w:instrText xml:space="preserve"> PAGEREF _Toc241938618 \h </w:instrText>
         </w:r>
         <w:r>
           <w:rPr>
@@ -776,7 +795,7 @@
             <w:noProof/>
             <w:webHidden/>
           </w:rPr>
-          <w:t>22</w:t>
+          <w:t>23</w:t>
         </w:r>
         <w:r>
           <w:rPr>
@@ -797,7 +816,7 @@
           <w:noProof/>
         </w:rPr>
       </w:pPr>
-      <w:hyperlink w:anchor="_Toc241937909" w:history="1">
+      <w:hyperlink w:anchor="_Toc241938619" w:history="1">
         <w:r>
           <w:rPr>
             <w:rStyle w:val="af"/>
@@ -825,76 +844,7 @@
             <w:noProof/>
             <w:webHidden/>
           </w:rPr>
-          <w:instrText xml:space="preserve"> PAGEREF _Toc241937909 \h </w:instrText>
-        </w:r>
-        <w:r>
-          <w:rPr>
-            <w:noProof/>
-            <w:webHidden/>
-          </w:rPr>
-        </w:r>
-        <w:r>
-          <w:rPr>
-            <w:noProof/>
-            <w:webHidden/>
-          </w:rPr>
-          <w:fldChar w:fldCharType="separate"/>
-        </w:r>
-        <w:r>
-          <w:rPr>
-            <w:noProof/>
-            <w:webHidden/>
-          </w:rPr>
-          <w:t>24</w:t>
-        </w:r>
-        <w:r>
-          <w:rPr>
-            <w:noProof/>
-            <w:webHidden/>
-          </w:rPr>
-          <w:fldChar w:fldCharType="end"/>
-        </w:r>
-      </w:hyperlink>
-    </w:p>
-    <w:p>
-      <w:pPr>
-        <w:pStyle w:val="22"/>
-        <w:tabs>
-          <w:tab w:val="right" w:leader="dot" w:pos="9345"/>
-        </w:tabs>
-        <w:rPr>
-          <w:noProof/>
-        </w:rPr>
-      </w:pPr>
-      <w:hyperlink w:anchor="_Toc241937910" w:history="1">
-        <w:r>
-          <w:rPr>
-            <w:rStyle w:val="af"/>
-            <w:b/>
-            <w:noProof/>
-          </w:rPr>
-          <w:t>2.8 Проверка расчетов и ограничения</w:t>
-        </w:r>
-        <w:r>
-          <w:rPr>
-            <w:noProof/>
-            <w:webHidden/>
-          </w:rPr>
-          <w:tab/>
-        </w:r>
-        <w:r>
-          <w:rPr>
-            <w:noProof/>
-            <w:webHidden/>
-          </w:rPr>
-          <w:fldChar w:fldCharType="begin"/>
-        </w:r>
-        <w:r>
-          <w:rPr>
-            <w:noProof/>
-            <w:webHidden/>
-          </w:rPr>
-          <w:instrText xml:space="preserve"> PAGEREF _Toc241937910 \h </w:instrText>
+          <w:instrText xml:space="preserve"> PAGEREF _Toc241938619 \h </w:instrText>
         </w:r>
         <w:r>
           <w:rPr>
@@ -927,7 +877,7 @@
     </w:p>
     <w:p>
       <w:pPr>
-        <w:pStyle w:val="12"/>
+        <w:pStyle w:val="22"/>
         <w:tabs>
           <w:tab w:val="right" w:leader="dot" w:pos="9345"/>
         </w:tabs>
@@ -935,14 +885,14 @@
           <w:noProof/>
         </w:rPr>
       </w:pPr>
-      <w:hyperlink w:anchor="_Toc241937911" w:history="1">
+      <w:hyperlink w:anchor="_Toc241938620" w:history="1">
         <w:r>
           <w:rPr>
             <w:rStyle w:val="af"/>
             <w:b/>
             <w:noProof/>
           </w:rPr>
-          <w:t>3 ОТВЕТЫ НА КОНТРОЛЬНЫЕ ВОПРОСЫ</w:t>
+          <w:t>2.8 Проверка расчетов и ограничения</w:t>
         </w:r>
         <w:r>
           <w:rPr>
@@ -963,7 +913,7 @@
             <w:noProof/>
             <w:webHidden/>
           </w:rPr>
-          <w:instrText xml:space="preserve"> PAGEREF _Toc241937911 \h </w:instrText>
+          <w:instrText xml:space="preserve"> PAGEREF _Toc241938620 \h </w:instrText>
         </w:r>
         <w:r>
           <w:rPr>
@@ -1004,14 +954,14 @@
           <w:noProof/>
         </w:rPr>
       </w:pPr>
-      <w:hyperlink w:anchor="_Toc241937912" w:history="1">
+      <w:hyperlink w:anchor="_Toc241938621" w:history="1">
         <w:r>
           <w:rPr>
             <w:rStyle w:val="af"/>
             <w:b/>
             <w:noProof/>
           </w:rPr>
-          <w:t>ВЫВОДЫ</w:t>
+          <w:t>3 ОТВЕТЫ НА КОНТРОЛЬНЫЕ ВОПРОСЫ</w:t>
         </w:r>
         <w:r>
           <w:rPr>
@@ -1032,7 +982,7 @@
             <w:noProof/>
             <w:webHidden/>
           </w:rPr>
-          <w:instrText xml:space="preserve"> PAGEREF _Toc241937912 \h </w:instrText>
+          <w:instrText xml:space="preserve"> PAGEREF _Toc241938621 \h </w:instrText>
         </w:r>
         <w:r>
           <w:rPr>
@@ -1073,14 +1023,14 @@
           <w:noProof/>
         </w:rPr>
       </w:pPr>
-      <w:hyperlink w:anchor="_Toc241937913" w:history="1">
+      <w:hyperlink w:anchor="_Toc241938622" w:history="1">
         <w:r>
           <w:rPr>
             <w:rStyle w:val="af"/>
             <w:b/>
             <w:noProof/>
           </w:rPr>
-          <w:t>СПИСОК ИСПОЛЬЗОВАННЫХ ИСТОЧНИКОВ</w:t>
+          <w:t>ВЫВОДЫ</w:t>
         </w:r>
         <w:r>
           <w:rPr>
@@ -1101,7 +1051,7 @@
             <w:noProof/>
             <w:webHidden/>
           </w:rPr>
-          <w:instrText xml:space="preserve"> PAGEREF _Toc241937913 \h </w:instrText>
+          <w:instrText xml:space="preserve"> PAGEREF _Toc241938622 \h </w:instrText>
         </w:r>
         <w:r>
           <w:rPr>
@@ -1142,14 +1092,14 @@
           <w:noProof/>
         </w:rPr>
       </w:pPr>
-      <w:hyperlink w:anchor="_Toc241937914" w:history="1">
+      <w:hyperlink w:anchor="_Toc241938623" w:history="1">
         <w:r>
           <w:rPr>
             <w:rStyle w:val="af"/>
             <w:b/>
             <w:noProof/>
           </w:rPr>
-          <w:t>ПРИЛОЖЕНИЕ А</w:t>
+          <w:t>СПИСОК ИСПОЛЬЗОВАННЫХ ИСТОЧНИКОВ</w:t>
         </w:r>
         <w:r>
           <w:rPr>
@@ -1170,7 +1120,7 @@
             <w:noProof/>
             <w:webHidden/>
           </w:rPr>
-          <w:instrText xml:space="preserve"> PAGEREF _Toc241937914 \h </w:instrText>
+          <w:instrText xml:space="preserve"> PAGEREF _Toc241938623 \h </w:instrText>
         </w:r>
         <w:r>
           <w:rPr>
@@ -1211,14 +1161,14 @@
           <w:noProof/>
         </w:rPr>
       </w:pPr>
-      <w:hyperlink w:anchor="_Toc241937915" w:history="1">
+      <w:hyperlink w:anchor="_Toc241938624" w:history="1">
         <w:r>
           <w:rPr>
             <w:rStyle w:val="af"/>
             <w:b/>
             <w:noProof/>
           </w:rPr>
-          <w:t>ПРИЛОЖЕНИЕ Б</w:t>
+          <w:t>ПРИЛОЖЕНИЕ А</w:t>
         </w:r>
         <w:r>
           <w:rPr>
@@ -1239,7 +1189,7 @@
             <w:noProof/>
             <w:webHidden/>
           </w:rPr>
-          <w:instrText xml:space="preserve"> PAGEREF _Toc241937915 \h </w:instrText>
+          <w:instrText xml:space="preserve"> PAGEREF _Toc241938624 \h </w:instrText>
         </w:r>
         <w:r>
           <w:rPr>
@@ -1280,14 +1230,14 @@
           <w:noProof/>
         </w:rPr>
       </w:pPr>
-      <w:hyperlink w:anchor="_Toc241937916" w:history="1">
+      <w:hyperlink w:anchor="_Toc241938625" w:history="1">
         <w:r>
           <w:rPr>
             <w:rStyle w:val="af"/>
             <w:b/>
             <w:noProof/>
           </w:rPr>
-          <w:t>ПРИЛОЖЕНИЕ В</w:t>
+          <w:t>ПРИЛОЖЕНИЕ Б</w:t>
         </w:r>
         <w:r>
           <w:rPr>
@@ -1308,7 +1258,7 @@
             <w:noProof/>
             <w:webHidden/>
           </w:rPr>
-          <w:instrText xml:space="preserve"> PAGEREF _Toc241937916 \h </w:instrText>
+          <w:instrText xml:space="preserve"> PAGEREF _Toc241938625 \h </w:instrText>
         </w:r>
         <w:r>
           <w:rPr>
@@ -1349,14 +1299,14 @@
           <w:noProof/>
         </w:rPr>
       </w:pPr>
-      <w:hyperlink w:anchor="_Toc241937917" w:history="1">
+      <w:hyperlink w:anchor="_Toc241938626" w:history="1">
         <w:r>
           <w:rPr>
             <w:rStyle w:val="af"/>
             <w:b/>
             <w:noProof/>
           </w:rPr>
-          <w:t>ПРИЛОЖЕНИЕ Г</w:t>
+          <w:t>ПРИЛОЖЕНИЕ В</w:t>
         </w:r>
         <w:r>
           <w:rPr>
@@ -1377,7 +1327,7 @@
             <w:noProof/>
             <w:webHidden/>
           </w:rPr>
-          <w:instrText xml:space="preserve"> PAGEREF _Toc241937917 \h </w:instrText>
+          <w:instrText xml:space="preserve"> PAGEREF _Toc241938626 \h </w:instrText>
         </w:r>
         <w:r>
           <w:rPr>
@@ -1410,6 +1360,213 @@
     </w:p>
     <w:p>
       <w:pPr>
+        <w:pStyle w:val="12"/>
+        <w:tabs>
+          <w:tab w:val="right" w:leader="dot" w:pos="9345"/>
+        </w:tabs>
+        <w:rPr>
+          <w:noProof/>
+        </w:rPr>
+      </w:pPr>
+      <w:hyperlink w:anchor="_Toc241938627" w:history="1">
+        <w:r>
+          <w:rPr>
+            <w:rStyle w:val="af"/>
+            <w:b/>
+            <w:noProof/>
+          </w:rPr>
+          <w:t>ПРИЛОЖЕНИЕ Г</w:t>
+        </w:r>
+        <w:r>
+          <w:rPr>
+            <w:noProof/>
+            <w:webHidden/>
+          </w:rPr>
+          <w:tab/>
+        </w:r>
+        <w:r>
+          <w:rPr>
+            <w:noProof/>
+            <w:webHidden/>
+          </w:rPr>
+          <w:fldChar w:fldCharType="begin"/>
+        </w:r>
+        <w:r>
+          <w:rPr>
+            <w:noProof/>
+            <w:webHidden/>
+          </w:rPr>
+          <w:instrText xml:space="preserve"> PAGEREF _Toc241938627 \h </w:instrText>
+        </w:r>
+        <w:r>
+          <w:rPr>
+            <w:noProof/>
+            <w:webHidden/>
+          </w:rPr>
+        </w:r>
+        <w:r>
+          <w:rPr>
+            <w:noProof/>
+            <w:webHidden/>
+          </w:rPr>
+          <w:fldChar w:fldCharType="separate"/>
+        </w:r>
+        <w:r>
+          <w:rPr>
+            <w:noProof/>
+            <w:webHidden/>
+          </w:rPr>
+          <w:t>33</w:t>
+        </w:r>
+        <w:r>
+          <w:rPr>
+            <w:noProof/>
+            <w:webHidden/>
+          </w:rPr>
+          <w:fldChar w:fldCharType="end"/>
+        </w:r>
+      </w:hyperlink>
+    </w:p>
+    <w:p>
+      <w:pPr>
+        <w:pStyle w:val="12"/>
+        <w:tabs>
+          <w:tab w:val="right" w:leader="dot" w:pos="9345"/>
+        </w:tabs>
+        <w:rPr>
+          <w:noProof/>
+        </w:rPr>
+      </w:pPr>
+      <w:hyperlink w:anchor="_Toc241938628" w:history="1">
+        <w:r>
+          <w:rPr>
+            <w:rStyle w:val="af"/>
+            <w:b/>
+            <w:noProof/>
+          </w:rPr>
+          <w:t>ПРИЛОЖЕНИЕ Д</w:t>
+        </w:r>
+        <w:r>
+          <w:rPr>
+            <w:noProof/>
+            <w:webHidden/>
+          </w:rPr>
+          <w:tab/>
+        </w:r>
+        <w:r>
+          <w:rPr>
+            <w:noProof/>
+            <w:webHidden/>
+          </w:rPr>
+          <w:fldChar w:fldCharType="begin"/>
+        </w:r>
+        <w:r>
+          <w:rPr>
+            <w:noProof/>
+            <w:webHidden/>
+          </w:rPr>
+          <w:instrText xml:space="preserve"> PAGEREF _Toc241938628 \h </w:instrText>
+        </w:r>
+        <w:r>
+          <w:rPr>
+            <w:noProof/>
+            <w:webHidden/>
+          </w:rPr>
+        </w:r>
+        <w:r>
+          <w:rPr>
+            <w:noProof/>
+            <w:webHidden/>
+          </w:rPr>
+          <w:fldChar w:fldCharType="separate"/>
+        </w:r>
+        <w:r>
+          <w:rPr>
+            <w:noProof/>
+            <w:webHidden/>
+          </w:rPr>
+          <w:t>35</w:t>
+        </w:r>
+        <w:r>
+          <w:rPr>
+            <w:noProof/>
+            <w:webHidden/>
+          </w:rPr>
+          <w:fldChar w:fldCharType="end"/>
+        </w:r>
+      </w:hyperlink>
+    </w:p>
+    <w:p>
+      <w:pPr>
+        <w:pStyle w:val="12"/>
+        <w:tabs>
+          <w:tab w:val="right" w:leader="dot" w:pos="9345"/>
+        </w:tabs>
+        <w:rPr>
+          <w:noProof/>
+        </w:rPr>
+      </w:pPr>
+      <w:hyperlink w:anchor="_Toc241938629" w:history="1">
+        <w:r>
+          <w:rPr>
+            <w:rStyle w:val="af"/>
+            <w:b/>
+            <w:noProof/>
+          </w:rPr>
+          <w:t>ПРИЛОЖЕНИЕ Е</w:t>
+        </w:r>
+        <w:r>
+          <w:rPr>
+            <w:noProof/>
+            <w:webHidden/>
+          </w:rPr>
+          <w:tab/>
+        </w:r>
+        <w:r>
+          <w:rPr>
+            <w:noProof/>
+            <w:webHidden/>
+          </w:rPr>
+          <w:fldChar w:fldCharType="begin"/>
+        </w:r>
+        <w:r>
+          <w:rPr>
+            <w:noProof/>
+            <w:webHidden/>
+          </w:rPr>
+          <w:instrText xml:space="preserve"> PAGEREF _Toc241938629 \h </w:instrText>
+        </w:r>
+        <w:r>
+          <w:rPr>
+            <w:noProof/>
+            <w:webHidden/>
+          </w:rPr>
+        </w:r>
+        <w:r>
+          <w:rPr>
+            <w:noProof/>
+            <w:webHidden/>
+          </w:rPr>
+          <w:fldChar w:fldCharType="separate"/>
+        </w:r>
+        <w:r>
+          <w:rPr>
+            <w:noProof/>
+            <w:webHidden/>
+          </w:rPr>
+          <w:t>39</w:t>
+        </w:r>
+        <w:r>
+          <w:rPr>
+            <w:noProof/>
+            <w:webHidden/>
+          </w:rPr>
+          <w:fldChar w:fldCharType="end"/>
+        </w:r>
+      </w:hyperlink>
+    </w:p>
+    <w:p>
+      <w:pPr>
         <w:pStyle w:val="11"/>
       </w:pPr>
       <w:r>
@@ -1423,7 +1580,7 @@
         <w:spacing w:before="0" w:after="360" w:line="360" w:lineRule="exact"/>
         <w:ind w:firstLine="709"/>
       </w:pPr>
-      <w:bookmarkStart w:id="1" w:name="_Toc241937901"/>
+      <w:bookmarkStart w:id="1" w:name="_Toc241938611"/>
       <w:r>
         <w:rPr>
           <w:b/>
@@ -1445,13 +1602,7 @@
         <w:rPr>
           <w:sz w:val="28"/>
         </w:rPr>
-        <w:t>Цель работы: превратить результаты анализа рынка, с</w:t>
-      </w:r>
-      <w:r>
-        <w:rPr>
-          <w:sz w:val="28"/>
-        </w:rPr>
-        <w:t xml:space="preserve">проса, конкурентов и цифрового товара (ЛР1-ЛР5) в проверяемое ценностное предложение и цифровой товар </w:t>
+        <w:t xml:space="preserve">Цель работы: превратить результаты анализа рынка, спроса, конкурентов и цифрового товара (ЛР1-ЛР5) в проверяемое ценностное предложение и цифровой товар </w:t>
       </w:r>
       <w:r>
         <w:rPr>
@@ -1464,13 +1615,7 @@
         <w:rPr>
           <w:sz w:val="28"/>
         </w:rPr>
-        <w:t xml:space="preserve"> [1], собрать бизнес-модель по Канвасу [2], сформулировать бизнес-логику и пользовательские сценарии [3], перейти к страницам и экранам [4] и раз</w:t>
-      </w:r>
-      <w:r>
-        <w:rPr>
-          <w:sz w:val="28"/>
-        </w:rPr>
-        <w:t>делить разработку на релизы [5].</w:t>
+        <w:t xml:space="preserve"> [1], собрать бизнес-модель по Канвасу [2], сформулировать бизнес-логику и пользовательские сценарии [3], перейти к страницам и экранам [4] и разделить разработку на релизы [5].</w:t>
       </w:r>
     </w:p>
     <w:p>
@@ -1484,13 +1629,19 @@
         <w:rPr>
           <w:sz w:val="28"/>
         </w:rPr>
-        <w:t>Для достижения цели решены задачи: сформирован банк из 14 источников и 12 выводов анализа; выделены и оценены шесть проблем клиентов, сформулированы четыре ценностных предложения, три цифровых товара и три единицы монетизац</w:t>
-      </w:r>
-      <w:r>
-        <w:rPr>
-          <w:sz w:val="28"/>
-        </w:rPr>
-        <w:t>ии; заполнен Канвас по девяти блокам; описаны 5 ролей, 10 сценариев, 18 функциональных требований и 8 инициатив; спроектированы 14 страниц и экранов и составлен релизный план с 24 единицами разработки. Результаты сверены с ПЗ1 и ПЗ4 [6].</w:t>
+        <w:t>Для достижения цели решены задачи: сформирован банк из 14 источников и 12 выво</w:t>
+      </w:r>
+      <w:r>
+        <w:rPr>
+          <w:sz w:val="28"/>
+        </w:rPr>
+        <w:t>дов анализа; выделены и оценены шесть проблем клиентов, сформулированы четыре ценностных предложения, три цифровых товара и три единицы монетизации; заполнен Канвас по девяти блокам; описаны 5 ролей, 10 сценариев, 18 функциональных требований и 8 инициатив</w:t>
+      </w:r>
+      <w:r>
+        <w:rPr>
+          <w:sz w:val="28"/>
+        </w:rPr>
+        <w:t>; спроектированы 14 страниц и экранов и составлен релизный план с 24 единицами разработки. Результаты сверены с ПЗ1 и ПЗ4 [6].</w:t>
       </w:r>
     </w:p>
     <w:p>
@@ -1504,7 +1655,13 @@
         <w:rPr>
           <w:sz w:val="28"/>
         </w:rPr>
-        <w:t xml:space="preserve">Все оценки в книгах получены по просмотренным страницам и расчетам предыдущих работ и являются допущениями аналитика (Д-26); числа рынка, цен и воронки взяты из ЛР2-3, числа конкурентов - из ЛР4 и ЛР5. Прототип сайта создан в </w:t>
+        <w:t>Все оценки в книгах получены по просмотренным страницам и расчетам предыдущих работ и являются допущениями аналитика (Д-26); числ</w:t>
+      </w:r>
+      <w:r>
+        <w:rPr>
+          <w:sz w:val="28"/>
+        </w:rPr>
+        <w:t xml:space="preserve">а рынка, цен и воронки взяты из ЛР2-3, числа конкурентов - из ЛР4 и ЛР5. Прототип сайта создан в </w:t>
       </w:r>
       <w:r>
         <w:rPr>
@@ -1517,13 +1674,7 @@
         <w:rPr>
           <w:sz w:val="28"/>
         </w:rPr>
-        <w:t xml:space="preserve"> (раздел 2.5.1), схемы кл</w:t>
-      </w:r>
-      <w:r>
-        <w:rPr>
-          <w:sz w:val="28"/>
-        </w:rPr>
-        <w:t>ючевых экранов приложения приведены в разделе 2.5, доработка прототипа - в приложении Б.</w:t>
+        <w:t xml:space="preserve"> (раздел 2.5.1), схемы ключевых экранов приложения приведены в разделе 2.5, доработка прототипа - в приложении Б.</w:t>
       </w:r>
     </w:p>
     <w:p>
@@ -1534,7 +1685,7 @@
         <w:ind w:firstLine="709"/>
       </w:pPr>
       <w:bookmarkStart w:id="2" w:name="_b608aa976fc82a0faaf3b83f58c735968afd03b"/>
-      <w:bookmarkStart w:id="3" w:name="_Toc241937902"/>
+      <w:bookmarkStart w:id="3" w:name="_Toc241938612"/>
       <w:bookmarkEnd w:id="0"/>
       <w:r>
         <w:rPr>
@@ -1570,13 +1721,7 @@
         <w:rPr>
           <w:sz w:val="28"/>
         </w:rPr>
-        <w:t xml:space="preserve"> и независимо пересчит</w:t>
-      </w:r>
-      <w:r>
-        <w:rPr>
-          <w:sz w:val="28"/>
-        </w:rPr>
-        <w:t xml:space="preserve">аны на </w:t>
+        <w:t xml:space="preserve"> и независимо пересчитаны на </w:t>
       </w:r>
       <w:r>
         <w:rPr>
@@ -1599,7 +1744,7 @@
         <w:ind w:firstLine="709"/>
       </w:pPr>
       <w:bookmarkStart w:id="4" w:name="_ce8c8db2bd1f021f701413a98bce88b0dc0ff35"/>
-      <w:bookmarkStart w:id="5" w:name="_Toc241937903"/>
+      <w:bookmarkStart w:id="5" w:name="_Toc241938613"/>
       <w:r>
         <w:rPr>
           <w:b/>
@@ -1620,7 +1765,13 @@
         <w:rPr>
           <w:sz w:val="28"/>
         </w:rPr>
-        <w:t>Банк источников объединяет отчеты ЛР1-ЛР5, страницы конкурентов и документы проекта. Он является общей доказательной базой для всех книг: каждый вывод далее имеет ссылку на запись банка.</w:t>
+        <w:t>Банк источников объединяет отчеты ЛР1-ЛР5, страни</w:t>
+      </w:r>
+      <w:r>
+        <w:rPr>
+          <w:sz w:val="28"/>
+        </w:rPr>
+        <w:t>цы конкурентов и документы проекта. Он является общей доказательной базой для всех книг: каждый вывод далее имеет ссылку на запись банка.</w:t>
       </w:r>
     </w:p>
     <w:p>
@@ -1647,13 +1798,7 @@
         <w:rPr>
           <w:sz w:val="28"/>
         </w:rPr>
-        <w:t>Таблица 1 – Банк источнико</w:t>
-      </w:r>
-      <w:r>
-        <w:rPr>
-          <w:sz w:val="28"/>
-        </w:rPr>
-        <w:t>в</w:t>
+        <w:t>Таблица 1 – Банк источников</w:t>
       </w:r>
     </w:p>
     <w:tbl>
@@ -3641,7 +3786,7 @@
         <w:ind w:firstLine="709"/>
       </w:pPr>
       <w:bookmarkStart w:id="6" w:name="_d6b1e0606ccffbfea524c7b8890d7424ae6ef8d"/>
-      <w:bookmarkStart w:id="7" w:name="_Toc241937904"/>
+      <w:bookmarkStart w:id="7" w:name="_Toc241938614"/>
       <w:bookmarkEnd w:id="4"/>
       <w:r>
         <w:rPr>
@@ -4049,7 +4194,13 @@
               <w:rPr>
                 <w:sz w:val="24"/>
               </w:rPr>
-              <w:t>Ручная проверка модели занимает часы и зависит от опыта проверяющего</w:t>
+              <w:t>Ручная проверка модели занимает часы и зависи</w:t>
+            </w:r>
+            <w:r>
+              <w:rPr>
+                <w:sz w:val="24"/>
+              </w:rPr>
+              <w:t>т от опыта проверяющего</w:t>
             </w:r>
           </w:p>
         </w:tc>
@@ -4353,7 +4504,13 @@
         <w:rPr>
           <w:sz w:val="28"/>
         </w:rPr>
-        <w:t xml:space="preserve">Критичны две проблемы: скрытые ошибки в формулах (индекс 86) и невозможность подтвердить результат </w:t>
+        <w:t>Критичны две проблемы: скрытые ошибки в формулах (индекс 86) и невозможно</w:t>
+      </w:r>
+      <w:r>
+        <w:rPr>
+          <w:sz w:val="28"/>
+        </w:rPr>
+        <w:t xml:space="preserve">сть подтвердить результат </w:t>
       </w:r>
       <w:r>
         <w:rPr>
@@ -4366,13 +4523,7 @@
         <w:rPr>
           <w:sz w:val="28"/>
         </w:rPr>
-        <w:t>-помощника (80). Именно они определяют ядро ценн</w:t>
-      </w:r>
-      <w:r>
-        <w:rPr>
-          <w:sz w:val="28"/>
-        </w:rPr>
-        <w:t>остного предложения; безопасность загрузки файлов и отсутствие передаваемого отчета образуют второй уровень.</w:t>
+        <w:t>-помощника (80). Именно они определяют ядро ценностного предложения; безопасность загрузки файлов и отсутствие передаваемого отчета образуют второй уровень.</w:t>
       </w:r>
     </w:p>
     <w:p>
@@ -7853,13 +8004,7 @@
           <w:sz w:val="28"/>
         </w:rPr>
         <w:lastRenderedPageBreak/>
-        <w:t>Таблица 7 – Проверка свя</w:t>
-      </w:r>
-      <w:r>
-        <w:rPr>
-          <w:sz w:val="28"/>
-        </w:rPr>
-        <w:t>зности цепочки «проблема - ценность - товар - монетизация - модель»</w:t>
+        <w:t>Таблица 7 – Проверка связности цепочки «проблема - ценность - товар - монетизация - модель»</w:t>
       </w:r>
     </w:p>
     <w:tbl>
@@ -8353,7 +8498,7 @@
         <w:ind w:firstLine="709"/>
       </w:pPr>
       <w:bookmarkStart w:id="8" w:name="_7b60cb03201c02c98ad01f5cee41d479977e884"/>
-      <w:bookmarkStart w:id="9" w:name="_Toc241937905"/>
+      <w:bookmarkStart w:id="9" w:name="_Toc241938615"/>
       <w:bookmarkEnd w:id="6"/>
       <w:r>
         <w:rPr>
@@ -8424,7 +8569,7 @@
           <w:sz w:val="28"/>
         </w:rPr>
         <w:drawing>
-          <wp:inline distT="0" distB="0" distL="0" distR="0" wp14:anchorId="15DB0B3E" wp14:editId="0F4AFE20">
+          <wp:inline distT="0" distB="0" distL="0" distR="0" wp14:anchorId="66E309C8" wp14:editId="2EFB2B21">
             <wp:extent cx="5334000" cy="3382536"/>
             <wp:effectExtent l="0" t="0" r="0" b="0"/>
             <wp:docPr id="13" name="Picture"/>
@@ -10739,7 +10884,7 @@
         <w:ind w:firstLine="709"/>
       </w:pPr>
       <w:bookmarkStart w:id="10" w:name="_519d46f9ff7923648cbfef21e26057944381813"/>
-      <w:bookmarkStart w:id="11" w:name="_Toc241937906"/>
+      <w:bookmarkStart w:id="11" w:name="_Toc241938616"/>
       <w:bookmarkEnd w:id="8"/>
       <w:r>
         <w:rPr>
@@ -13056,13 +13201,7 @@
         <w:rPr>
           <w:sz w:val="28"/>
         </w:rPr>
-        <w:t>Таблица 13 – Фун</w:t>
-      </w:r>
-      <w:r>
-        <w:rPr>
-          <w:sz w:val="28"/>
-        </w:rPr>
-        <w:t xml:space="preserve">кциональные требования и </w:t>
+        <w:t xml:space="preserve">Таблица 13 – Функциональные требования и </w:t>
       </w:r>
       <w:r>
         <w:rPr>
@@ -14677,13 +14816,7 @@
               <w:rPr>
                 <w:sz w:val="24"/>
               </w:rPr>
-              <w:t xml:space="preserve">-пояснения и подсказки </w:t>
-            </w:r>
-            <w:r>
-              <w:rPr>
-                <w:sz w:val="24"/>
-              </w:rPr>
-              <w:t>исправления</w:t>
+              <w:t>-пояснения и подсказки исправления</w:t>
             </w:r>
           </w:p>
         </w:tc>
@@ -15549,7 +15682,13 @@
         <w:rPr>
           <w:sz w:val="28"/>
         </w:rPr>
-        <w:t>-пояснения - кандидаты следующих релизов.</w:t>
+        <w:t>-пояснения - кандидаты следую</w:t>
+      </w:r>
+      <w:r>
+        <w:rPr>
+          <w:sz w:val="28"/>
+        </w:rPr>
+        <w:t>щих релизов.</w:t>
       </w:r>
     </w:p>
     <w:p>
@@ -15563,13 +15702,7 @@
         <w:rPr>
           <w:sz w:val="28"/>
         </w:rPr>
-        <w:t>На рисунке 2 показано: приоритеты функциональных требовани</w:t>
-      </w:r>
-      <w:r>
-        <w:rPr>
-          <w:sz w:val="28"/>
-        </w:rPr>
-        <w:t>й.</w:t>
+        <w:t>На рисунке 2 показано: приоритеты функциональных требований.</w:t>
       </w:r>
     </w:p>
     <w:p>
@@ -15585,7 +15718,7 @@
           <w:sz w:val="28"/>
         </w:rPr>
         <w:drawing>
-          <wp:inline distT="0" distB="0" distL="0" distR="0" wp14:anchorId="4B03D8BB" wp14:editId="6D9E663B">
+          <wp:inline distT="0" distB="0" distL="0" distR="0" wp14:anchorId="74B252EC" wp14:editId="782421F0">
             <wp:extent cx="5334000" cy="3122341"/>
             <wp:effectExtent l="0" t="0" r="0" b="0"/>
             <wp:docPr id="17" name="Picture"/>
@@ -15677,7 +15810,13 @@
         <w:rPr>
           <w:sz w:val="28"/>
         </w:rPr>
-        <w:t xml:space="preserve"> лежат правее порога 10, а надстройка </w:t>
+        <w:t xml:space="preserve"> лежат правее порога 10, а надстрой</w:t>
+      </w:r>
+      <w:r>
+        <w:rPr>
+          <w:sz w:val="28"/>
+        </w:rPr>
+        <w:t xml:space="preserve">ка </w:t>
       </w:r>
       <w:r>
         <w:rPr>
@@ -16558,7 +16697,7 @@
         <w:ind w:firstLine="709"/>
       </w:pPr>
       <w:bookmarkStart w:id="12" w:name="_ccc7c944b68a9100d34a943bc02da4feb181aee"/>
-      <w:bookmarkStart w:id="13" w:name="_Toc241937907"/>
+      <w:bookmarkStart w:id="13" w:name="_Toc241938617"/>
       <w:bookmarkEnd w:id="10"/>
       <w:r>
         <w:rPr>
@@ -18380,13 +18519,7 @@
         <w:rPr>
           <w:sz w:val="28"/>
         </w:rPr>
-        <w:t>В таблице 16 представле</w:t>
-      </w:r>
-      <w:r>
-        <w:rPr>
-          <w:sz w:val="28"/>
-        </w:rPr>
-        <w:t>но: основные переходы.</w:t>
+        <w:t>В таблице 16 представлено: основные переходы.</w:t>
       </w:r>
     </w:p>
     <w:p>
@@ -19636,13 +19769,7 @@
         <w:rPr>
           <w:sz w:val="28"/>
         </w:rPr>
-        <w:t xml:space="preserve"> и удаление данных; для них предусмотрены подск</w:t>
-      </w:r>
-      <w:r>
-        <w:rPr>
-          <w:sz w:val="28"/>
-        </w:rPr>
-        <w:t>азки и подтверждения.</w:t>
+        <w:t xml:space="preserve"> и удаление данных; для них предусмотрены подсказки и подтверждения.</w:t>
       </w:r>
     </w:p>
     <w:p>
@@ -19656,7 +19783,13 @@
         <w:rPr>
           <w:sz w:val="28"/>
         </w:rPr>
-        <w:t>На рисунке 3 показано: схемы ключевых экранов первой версии.</w:t>
+        <w:t xml:space="preserve">На рисунке 3 показано: </w:t>
+      </w:r>
+      <w:r>
+        <w:rPr>
+          <w:sz w:val="28"/>
+        </w:rPr>
+        <w:t>схемы ключевых экранов первой версии.</w:t>
       </w:r>
     </w:p>
     <w:p>
@@ -19673,7 +19806,7 @@
         </w:rPr>
         <w:lastRenderedPageBreak/>
         <w:drawing>
-          <wp:inline distT="0" distB="0" distL="0" distR="0" wp14:anchorId="70C4DFA4" wp14:editId="4BC47A4F">
+          <wp:inline distT="0" distB="0" distL="0" distR="0" wp14:anchorId="1D36FE48" wp14:editId="61C5E101">
             <wp:extent cx="5334000" cy="6114585"/>
             <wp:effectExtent l="0" t="0" r="0" b="0"/>
             <wp:docPr id="21" name="Picture"/>
@@ -19821,13 +19954,7 @@
         <w:rPr>
           <w:sz w:val="28"/>
         </w:rPr>
-        <w:t xml:space="preserve"> по методическому пособию [8] и размещен по ссылке https://www.figma.com/design/QEj3FhylPe0fG2rDef7bMy/TableMind-project. Файл содержит три страницы сайта шириной 1440 пикселей (главн</w:t>
-      </w:r>
-      <w:r>
-        <w:rPr>
-          <w:sz w:val="28"/>
-        </w:rPr>
-        <w:t>ая, продукт, контакты) и лист «</w:t>
+        <w:t xml:space="preserve"> по методическому пособию [8] и размещен по ссылке https://www.figma.com/design/QEj3FhylPe0fG2rDef7bMy/TableMind-project. Файл содержит три страницы сайта шириной 1440 пикселей (главная, продукт, контакты) и лист «</w:t>
       </w:r>
       <w:r>
         <w:rPr>
@@ -19840,7 +19967,13 @@
         <w:rPr>
           <w:sz w:val="28"/>
         </w:rPr>
-        <w:t xml:space="preserve">» с палитрой, шапкой и подвалом, из которых страницы собраны. Содержимое файла прочитано через подключенный инструмент </w:t>
+        <w:t>» с палитрой, шапкой и подвалом, и</w:t>
+      </w:r>
+      <w:r>
+        <w:rPr>
+          <w:sz w:val="28"/>
+        </w:rPr>
+        <w:t xml:space="preserve">з которых страницы собраны. Содержимое файла прочитано через подключенный инструмент </w:t>
       </w:r>
       <w:r>
         <w:rPr>
@@ -19880,13 +20013,7 @@
         <w:rPr>
           <w:sz w:val="28"/>
         </w:rPr>
-        <w:t xml:space="preserve">: </w:t>
-      </w:r>
-      <w:r>
-        <w:rPr>
-          <w:sz w:val="28"/>
-        </w:rPr>
-        <w:t xml:space="preserve">страница </w:t>
+        <w:t xml:space="preserve">: страница </w:t>
       </w:r>
       <w:r>
         <w:rPr>
@@ -19916,7 +20043,7 @@
         </w:rPr>
         <w:lastRenderedPageBreak/>
         <w:drawing>
-          <wp:inline distT="0" distB="0" distL="0" distR="0" wp14:anchorId="4B94F98C" wp14:editId="2D364953">
+          <wp:inline distT="0" distB="0" distL="0" distR="0" wp14:anchorId="7F55BCD3" wp14:editId="1739E636">
             <wp:extent cx="5334000" cy="9610810"/>
             <wp:effectExtent l="0" t="0" r="0" b="0"/>
             <wp:docPr id="24" name="Picture"/>
@@ -19995,7 +20122,13 @@
         <w:rPr>
           <w:sz w:val="28"/>
         </w:rPr>
-        <w:t xml:space="preserve"> (главная)</w:t>
+        <w:t xml:space="preserve"> (гла</w:t>
+      </w:r>
+      <w:r>
+        <w:rPr>
+          <w:sz w:val="28"/>
+        </w:rPr>
+        <w:t>вная)</w:t>
       </w:r>
     </w:p>
     <w:p>
@@ -20087,13 +20220,13 @@
         <w:rPr>
           <w:sz w:val="28"/>
         </w:rPr>
-        <w:t xml:space="preserve">» с тремя карточками </w:t>
-      </w:r>
-      <w:r>
-        <w:rPr>
-          <w:sz w:val="28"/>
-        </w:rPr>
-        <w:t>(подключение данных, интеллектуальный анализ, автоматические результаты), макета редактора с подсказкой агента и подвала. Она соответствует точке входа пути пользователя, но тарифов и примеров ошибок на ней нет.</w:t>
+        <w:t>» с тремя карточками (подключение данных, интеллектуальный анализ, автоматические результаты), макета редактора</w:t>
+      </w:r>
+      <w:r>
+        <w:rPr>
+          <w:sz w:val="28"/>
+        </w:rPr>
+        <w:t xml:space="preserve"> с подсказкой агента и подвала. Она соответствует точке входа пути пользователя, но тарифов и примеров ошибок на ней нет.</w:t>
       </w:r>
     </w:p>
     <w:p>
@@ -20120,13 +20253,7 @@
         <w:rPr>
           <w:sz w:val="28"/>
         </w:rPr>
-        <w:t>: стран</w:t>
-      </w:r>
-      <w:r>
-        <w:rPr>
-          <w:sz w:val="28"/>
-        </w:rPr>
-        <w:t xml:space="preserve">ица </w:t>
+        <w:t xml:space="preserve">: страница </w:t>
       </w:r>
       <w:r>
         <w:rPr>
@@ -20156,7 +20283,7 @@
         </w:rPr>
         <w:lastRenderedPageBreak/>
         <w:drawing>
-          <wp:inline distT="0" distB="0" distL="0" distR="0" wp14:anchorId="16A7CA59" wp14:editId="3E0A7FF7">
+          <wp:inline distT="0" distB="0" distL="0" distR="0" wp14:anchorId="23416D53" wp14:editId="200BDC7A">
             <wp:extent cx="5334000" cy="12458978"/>
             <wp:effectExtent l="0" t="0" r="0" b="0"/>
             <wp:docPr id="27" name="Picture"/>
@@ -20249,7 +20376,13 @@
         <w:rPr>
           <w:sz w:val="28"/>
         </w:rPr>
-        <w:t xml:space="preserve">Страница продукта показывает работу агента на примере пустой ячейки </w:t>
+        <w:t>Страница п</w:t>
+      </w:r>
+      <w:r>
+        <w:rPr>
+          <w:sz w:val="28"/>
+        </w:rPr>
+        <w:t xml:space="preserve">родукта показывает работу агента на примере пустой ячейки </w:t>
       </w:r>
       <w:r>
         <w:rPr>
@@ -20262,13 +20395,7 @@
         <w:rPr>
           <w:sz w:val="28"/>
         </w:rPr>
-        <w:t xml:space="preserve"> и предложенной формулы суммы, затем описывает три шага («читает структуру таблицы», «понимает документ», </w:t>
-      </w:r>
-      <w:r>
-        <w:rPr>
-          <w:sz w:val="28"/>
-        </w:rPr>
-        <w:t>«предлагает и проверяет») и завершается призывом «</w:t>
+        <w:t xml:space="preserve"> и предложенной формулы суммы, затем описывает три шага («читает структуру таблицы», «понимает документ», «предлагает и проверяет») и завершается призывом «</w:t>
       </w:r>
       <w:r>
         <w:rPr>
@@ -20294,7 +20421,13 @@
         <w:rPr>
           <w:sz w:val="28"/>
         </w:rPr>
-        <w:t xml:space="preserve">». По назначению она ближе всего к единице </w:t>
+        <w:t>». По назначению она ближе всего</w:t>
+      </w:r>
+      <w:r>
+        <w:rPr>
+          <w:sz w:val="28"/>
+        </w:rPr>
+        <w:t xml:space="preserve"> к единице </w:t>
       </w:r>
       <w:r>
         <w:rPr>
@@ -20363,7 +20496,7 @@
           <w:sz w:val="28"/>
         </w:rPr>
         <w:drawing>
-          <wp:inline distT="0" distB="0" distL="0" distR="0" wp14:anchorId="33DBF315" wp14:editId="180949FE">
+          <wp:inline distT="0" distB="0" distL="0" distR="0" wp14:anchorId="0215E733" wp14:editId="1D534FD1">
             <wp:extent cx="5334000" cy="5926666"/>
             <wp:effectExtent l="0" t="0" r="0" b="0"/>
             <wp:docPr id="30" name="Picture"/>
@@ -20415,13 +20548,7 @@
         <w:rPr>
           <w:sz w:val="28"/>
         </w:rPr>
-        <w:t>Рисунок</w:t>
-      </w:r>
-      <w:r>
-        <w:rPr>
-          <w:sz w:val="28"/>
-        </w:rPr>
-        <w:t xml:space="preserve"> 6 – Прототип </w:t>
+        <w:t xml:space="preserve">Рисунок 6 – Прототип </w:t>
       </w:r>
       <w:r>
         <w:rPr>
@@ -20461,7 +20588,13 @@
         <w:rPr>
           <w:sz w:val="28"/>
         </w:rPr>
-        <w:t>Страница контактов содержит форму с полями «</w:t>
+        <w:t>Страница контактов содержит форму с полям</w:t>
+      </w:r>
+      <w:r>
+        <w:rPr>
+          <w:sz w:val="28"/>
+        </w:rPr>
+        <w:t>и «</w:t>
       </w:r>
       <w:r>
         <w:rPr>
@@ -20565,13 +20698,7 @@
         <w:rPr>
           <w:sz w:val="28"/>
         </w:rPr>
-        <w:t xml:space="preserve">» и согласие на обработку обращения. Форма может служить основой для листа ожидания </w:t>
-      </w:r>
-      <w:r>
-        <w:rPr>
-          <w:sz w:val="28"/>
-        </w:rPr>
-        <w:t>и сбора первых регистраций, что напрямую связано с целью 300 регистраций.</w:t>
+        <w:t>» и согласие на обработку обращения. Форма может служить основой для листа ожидания и сбора первых регистраций, что напрямую связано с целью 300 регистраций.</w:t>
       </w:r>
     </w:p>
     <w:p>
@@ -20628,7 +20755,7 @@
           <w:sz w:val="28"/>
         </w:rPr>
         <w:drawing>
-          <wp:inline distT="0" distB="0" distL="0" distR="0" wp14:anchorId="37685530" wp14:editId="3898E9F4">
+          <wp:inline distT="0" distB="0" distL="0" distR="0" wp14:anchorId="2029D8ED" wp14:editId="0073B7F8">
             <wp:extent cx="5334000" cy="3343751"/>
             <wp:effectExtent l="0" t="0" r="0" b="0"/>
             <wp:docPr id="33" name="Picture"/>
@@ -20733,13 +20860,13 @@
         <w:rPr>
           <w:sz w:val="28"/>
         </w:rPr>
-        <w:t xml:space="preserve">» фиксирует </w:t>
-      </w:r>
-      <w:r>
-        <w:rPr>
-          <w:sz w:val="28"/>
-        </w:rPr>
-        <w:t>палитру из шести цветов (серый, черный, светло-серый, бирюзовый, белый, темно-бирюзовый), шапку с навигацией и подвал. Единые компоненты шапки и подвала используются на всех трех страницах, что обеспечивает целостность интерфейса.</w:t>
+        <w:t xml:space="preserve">» фиксирует палитру из шести цветов (серый, черный, светло-серый, бирюзовый, белый, </w:t>
+      </w:r>
+      <w:r>
+        <w:rPr>
+          <w:sz w:val="28"/>
+        </w:rPr>
+        <w:t>темно-бирюзовый), шапку с навигацией и подвал. Единые компоненты шапки и подвала используются на всех трех страницах, что обеспечивает целостность интерфейса.</w:t>
       </w:r>
     </w:p>
     <w:p>
@@ -20753,13 +20880,7 @@
         <w:rPr>
           <w:sz w:val="28"/>
         </w:rPr>
-        <w:t>В таблице 17 представлено</w:t>
-      </w:r>
-      <w:r>
-        <w:rPr>
-          <w:sz w:val="28"/>
-        </w:rPr>
-        <w:t>: соответствие страниц прототипа единицам интерфейсной модели.</w:t>
+        <w:t>В таблице 17 представлено: соответствие страниц прототипа единицам интерфейсной модели.</w:t>
       </w:r>
     </w:p>
     <w:p>
@@ -20772,7 +20893,13 @@
         <w:rPr>
           <w:sz w:val="28"/>
         </w:rPr>
-        <w:t>Таблица 17 – Соответствие страниц прототипа единицам интерфейсной модели</w:t>
+        <w:t>Таблица 1</w:t>
+      </w:r>
+      <w:r>
+        <w:rPr>
+          <w:sz w:val="28"/>
+        </w:rPr>
+        <w:t>7 – Соответствие страниц прототипа единицам интерфейсной модели</w:t>
       </w:r>
     </w:p>
     <w:tbl>
@@ -20978,13 +21105,7 @@
               <w:rPr>
                 <w:sz w:val="24"/>
               </w:rPr>
-              <w:t>добавить приме</w:t>
-            </w:r>
-            <w:r>
-              <w:rPr>
-                <w:sz w:val="24"/>
-              </w:rPr>
-              <w:t xml:space="preserve">ры ошибок </w:t>
+              <w:t xml:space="preserve">добавить примеры ошибок </w:t>
             </w:r>
             <w:r>
               <w:rPr>
@@ -21431,13 +21552,13 @@
         <w:rPr>
           <w:sz w:val="28"/>
         </w:rPr>
-        <w:t xml:space="preserve">Прототип закрывает маркетинговую часть пути (вход, объяснение продукта, контакт), но не экраны приложения и тарифы. Вывод: </w:t>
-      </w:r>
-      <w:r>
-        <w:rPr>
-          <w:sz w:val="28"/>
-        </w:rPr>
-        <w:t xml:space="preserve">подтверждена визуальная система и каркас сайта, а интерфейсное покрытие </w:t>
+        <w:t>Прототип закрывает маркетинговую часть пути (вход, объяснение продукта, контакт), но не экраны приложения и тарифы. Вывод: подтверждена визуальная система и каркас сайт</w:t>
+      </w:r>
+      <w:r>
+        <w:rPr>
+          <w:sz w:val="28"/>
+        </w:rPr>
+        <w:t xml:space="preserve">а, а интерфейсное покрытие </w:t>
       </w:r>
       <w:r>
         <w:rPr>
@@ -21504,66 +21625,66 @@
           <w:i/>
           <w:sz w:val="28"/>
         </w:rPr>
+        <w:t>lives</w:t>
+      </w:r>
+      <w:r>
+        <w:rPr>
+          <w:sz w:val="28"/>
+        </w:rPr>
+        <w:t xml:space="preserve"> </w:t>
+      </w:r>
+      <w:r>
+        <w:rPr>
+          <w:i/>
+          <w:sz w:val="28"/>
+        </w:rPr>
+        <w:t>inside</w:t>
+      </w:r>
+      <w:r>
+        <w:rPr>
+          <w:sz w:val="28"/>
+        </w:rPr>
+        <w:t xml:space="preserve"> </w:t>
+      </w:r>
+      <w:r>
+        <w:rPr>
+          <w:i/>
+          <w:sz w:val="28"/>
+        </w:rPr>
+        <w:t>your</w:t>
+      </w:r>
+      <w:r>
+        <w:rPr>
+          <w:sz w:val="28"/>
+        </w:rPr>
+        <w:t xml:space="preserve"> </w:t>
+      </w:r>
+      <w:r>
+        <w:rPr>
+          <w:i/>
+          <w:sz w:val="28"/>
+        </w:rPr>
+        <w:t>editor</w:t>
+      </w:r>
+      <w:r>
+        <w:rPr>
+          <w:sz w:val="28"/>
+        </w:rPr>
+        <w:t xml:space="preserve">»), а не проверку </w:t>
+      </w:r>
+      <w:r>
+        <w:rPr>
+          <w:i/>
+          <w:sz w:val="28"/>
+        </w:rPr>
+        <w:t>Exce</w:t>
+      </w:r>
+      <w:r>
+        <w:rPr>
+          <w:i/>
+          <w:sz w:val="28"/>
+        </w:rPr>
         <w:t>l</w:t>
-      </w:r>
-      <w:r>
-        <w:rPr>
-          <w:i/>
-          <w:sz w:val="28"/>
-        </w:rPr>
-        <w:t>ives</w:t>
-      </w:r>
-      <w:r>
-        <w:rPr>
-          <w:sz w:val="28"/>
-        </w:rPr>
-        <w:t xml:space="preserve"> </w:t>
-      </w:r>
-      <w:r>
-        <w:rPr>
-          <w:i/>
-          <w:sz w:val="28"/>
-        </w:rPr>
-        <w:t>inside</w:t>
-      </w:r>
-      <w:r>
-        <w:rPr>
-          <w:sz w:val="28"/>
-        </w:rPr>
-        <w:t xml:space="preserve"> </w:t>
-      </w:r>
-      <w:r>
-        <w:rPr>
-          <w:i/>
-          <w:sz w:val="28"/>
-        </w:rPr>
-        <w:t>your</w:t>
-      </w:r>
-      <w:r>
-        <w:rPr>
-          <w:sz w:val="28"/>
-        </w:rPr>
-        <w:t xml:space="preserve"> </w:t>
-      </w:r>
-      <w:r>
-        <w:rPr>
-          <w:i/>
-          <w:sz w:val="28"/>
-        </w:rPr>
-        <w:t>editor</w:t>
-      </w:r>
-      <w:r>
-        <w:rPr>
-          <w:sz w:val="28"/>
-        </w:rPr>
-        <w:t xml:space="preserve">»), а не проверку </w:t>
-      </w:r>
-      <w:r>
-        <w:rPr>
-          <w:i/>
-          <w:sz w:val="28"/>
-        </w:rPr>
-        <w:t>Excel</w:t>
       </w:r>
       <w:r>
         <w:rPr>
@@ -21579,7 +21700,7 @@
         <w:ind w:firstLine="709"/>
       </w:pPr>
       <w:bookmarkStart w:id="15" w:name="_fc51781abcc4857bf621eab6b8861ea54729fed"/>
-      <w:bookmarkStart w:id="16" w:name="_Toc241937908"/>
+      <w:bookmarkStart w:id="16" w:name="_Toc241938618"/>
       <w:bookmarkEnd w:id="14"/>
       <w:bookmarkEnd w:id="12"/>
       <w:r>
@@ -21587,14 +21708,7 @@
           <w:b/>
           <w:sz w:val="28"/>
         </w:rPr>
-        <w:t>2.6 Деление р</w:t>
-      </w:r>
-      <w:r>
-        <w:rPr>
-          <w:b/>
-          <w:sz w:val="28"/>
-        </w:rPr>
-        <w:t>азработки на релизы</w:t>
+        <w:t>2.6 Деление разработки на релизы</w:t>
       </w:r>
       <w:bookmarkEnd w:id="16"/>
     </w:p>
@@ -21609,13 +21723,19 @@
         <w:rPr>
           <w:sz w:val="28"/>
         </w:rPr>
-        <w:t>Методика [5] оценивает 24 единицы разработки по десяти показателям и относит их к первому релизу, следующим релизам или к гипотезам. Единица попадает в первый релиз, если она связана с ценностным предложением, доходом, доказательна и ее</w:t>
-      </w:r>
-      <w:r>
-        <w:rPr>
-          <w:sz w:val="28"/>
-        </w:rPr>
-        <w:t xml:space="preserve"> потеря критична, либо если балл первого релиза не ниже 3,7.</w:t>
+        <w:t>Методика [5] оценивает 24</w:t>
+      </w:r>
+      <w:r>
+        <w:rPr>
+          <w:sz w:val="28"/>
+        </w:rPr>
+        <w:t xml:space="preserve"> единицы разработки по десяти показателям и относит их к первому релизу, следующим релизам или к гипотезам. Единица попадает в первый релиз, если она связана с ценностным предложением, доходом, доказательна и ее потеря критична, либо если балл первого рели</w:t>
+      </w:r>
+      <w:r>
+        <w:rPr>
+          <w:sz w:val="28"/>
+        </w:rPr>
+        <w:t>за не ниже 3,7.</w:t>
       </w:r>
     </w:p>
     <w:p>
@@ -24986,7 +25106,7 @@
         </w:rPr>
         <w:lastRenderedPageBreak/>
         <w:drawing>
-          <wp:inline distT="0" distB="0" distL="0" distR="0" wp14:anchorId="5D541579" wp14:editId="7DC8A902">
+          <wp:inline distT="0" distB="0" distL="0" distR="0" wp14:anchorId="72655D96" wp14:editId="35C4420C">
             <wp:extent cx="5334000" cy="2341756"/>
             <wp:effectExtent l="0" t="0" r="0" b="0"/>
             <wp:docPr id="38" name="Picture"/>
@@ -25059,13 +25179,7 @@
         <w:rPr>
           <w:sz w:val="28"/>
         </w:rPr>
-        <w:t>Рисунок показывает четыре последовательных релиза и вехи ПЗ1. Основной риск плана - узкое окно платной беты (01.06-30.09.2027): по расчетам ЛР2-3</w:t>
-      </w:r>
-      <w:r>
-        <w:rPr>
-          <w:sz w:val="28"/>
-        </w:rPr>
-        <w:t xml:space="preserve"> в базовом сценарии за это время приходит около 19 платящих при цели 50.</w:t>
+        <w:t>Рисунок показывает четыре последовательных релиза и вехи ПЗ1. Основной риск плана - узкое окно платной беты (01.06-30.09.2027): по расчетам ЛР2-3 в базовом сценарии за это время приходит около 19 платящих при цели 50.</w:t>
       </w:r>
     </w:p>
     <w:p>
@@ -25079,7 +25193,13 @@
         <w:rPr>
           <w:sz w:val="28"/>
         </w:rPr>
-        <w:t>В таблице 20 представлено: риски и зависимости релизов.</w:t>
+        <w:t>В таблице 20 представлено: риски и зав</w:t>
+      </w:r>
+      <w:r>
+        <w:rPr>
+          <w:sz w:val="28"/>
+        </w:rPr>
+        <w:t>исимости релизов.</w:t>
       </w:r>
     </w:p>
     <w:p>
@@ -25840,7 +25960,13 @@
         <w:rPr>
           <w:sz w:val="28"/>
         </w:rPr>
-        <w:t xml:space="preserve">Наибольшие индексы у риска недостижения цели по платящим (16) и точности находок (15). Они требуют ранней проверки: измерения конверсий уже на </w:t>
+        <w:t>Наибольшие индексы у риска недостижения цели по платящим (16) и точности находок (15). Они требуют ранней проверки: измерения конверсий уже</w:t>
+      </w:r>
+      <w:r>
+        <w:rPr>
+          <w:sz w:val="28"/>
+        </w:rPr>
+        <w:t xml:space="preserve"> на </w:t>
       </w:r>
       <w:r>
         <w:rPr>
@@ -25889,7 +26015,7 @@
         <w:ind w:firstLine="709"/>
       </w:pPr>
       <w:bookmarkStart w:id="17" w:name="_fb011a212b736610690ebb69f4e92f01bd3b3f9"/>
-      <w:bookmarkStart w:id="18" w:name="_Toc241937909"/>
+      <w:bookmarkStart w:id="18" w:name="_Toc241938619"/>
       <w:bookmarkEnd w:id="15"/>
       <w:r>
         <w:rPr>
@@ -26732,7 +26858,13 @@
               <w:rPr>
                 <w:sz w:val="24"/>
               </w:rPr>
-              <w:t xml:space="preserve">критерии готовности </w:t>
+              <w:t>критерии готовн</w:t>
+            </w:r>
+            <w:r>
+              <w:rPr>
+                <w:sz w:val="24"/>
+              </w:rPr>
+              <w:t xml:space="preserve">ости </w:t>
             </w:r>
             <w:r>
               <w:rPr>
@@ -26798,7 +26930,7 @@
         <w:ind w:firstLine="709"/>
       </w:pPr>
       <w:bookmarkStart w:id="19" w:name="_339ae803435bd6b9a653c2b18dadc62dc9ad8e7"/>
-      <w:bookmarkStart w:id="20" w:name="_Toc241937910"/>
+      <w:bookmarkStart w:id="20" w:name="_Toc241938620"/>
       <w:bookmarkEnd w:id="17"/>
       <w:r>
         <w:rPr>
@@ -26915,7 +27047,7 @@
         <w:ind w:firstLine="709"/>
       </w:pPr>
       <w:bookmarkStart w:id="21" w:name="_1bfdad9d2d88ddb6ca16c31c1d4d4943679f32f"/>
-      <w:bookmarkStart w:id="22" w:name="_Toc241937911"/>
+      <w:bookmarkStart w:id="22" w:name="_Toc241938621"/>
       <w:bookmarkEnd w:id="19"/>
       <w:bookmarkEnd w:id="2"/>
       <w:r>
@@ -27114,13 +27246,7 @@
         <w:rPr>
           <w:sz w:val="28"/>
         </w:rPr>
-        <w:t>Выполнены ли все пункты методики? Да; прототип сайта созда</w:t>
-      </w:r>
-      <w:r>
-        <w:rPr>
-          <w:sz w:val="28"/>
-        </w:rPr>
-        <w:t xml:space="preserve">н в </w:t>
+        <w:t xml:space="preserve">Выполнены ли все пункты методики? Да; прототип сайта создан в </w:t>
       </w:r>
       <w:r>
         <w:rPr>
@@ -27144,7 +27270,7 @@
         <w:jc w:val="center"/>
       </w:pPr>
       <w:bookmarkStart w:id="23" w:name="_выводы"/>
-      <w:bookmarkStart w:id="24" w:name="_Toc241937912"/>
+      <w:bookmarkStart w:id="24" w:name="_Toc241938622"/>
       <w:bookmarkEnd w:id="21"/>
       <w:r>
         <w:rPr>
@@ -27180,13 +27306,13 @@
         <w:rPr>
           <w:sz w:val="28"/>
         </w:rPr>
-        <w:t xml:space="preserve">-моделей с доказательством каждой находки), три цифровых товара (веб-аудит, </w:t>
-      </w:r>
-      <w:r>
-        <w:rPr>
-          <w:sz w:val="28"/>
-        </w:rPr>
-        <w:t xml:space="preserve">надстройка </w:t>
+        <w:t>-моделей с доказат</w:t>
+      </w:r>
+      <w:r>
+        <w:rPr>
+          <w:sz w:val="28"/>
+        </w:rPr>
+        <w:t xml:space="preserve">ельством каждой находки), три цифровых товара (веб-аудит, надстройка </w:t>
       </w:r>
       <w:r>
         <w:rPr>
@@ -27212,7 +27338,13 @@
         <w:rPr>
           <w:sz w:val="28"/>
         </w:rPr>
-        <w:t>). Цепочка «проблема - ценность - товар - монетизация - модель» проходит проверку связности со средним индексом 88 из 100.</w:t>
+        <w:t>). Цепочка «проблема - ценность - товар - монетизация - модель» проходит проверку связности со средним индексом 88 из 100</w:t>
+      </w:r>
+      <w:r>
+        <w:rPr>
+          <w:sz w:val="28"/>
+        </w:rPr>
+        <w:t>.</w:t>
       </w:r>
     </w:p>
     <w:p>
@@ -27226,13 +27358,7 @@
         <w:rPr>
           <w:sz w:val="28"/>
         </w:rPr>
-        <w:t>Канвас готов на 67 % по блокам: слабее остальных каналы,</w:t>
-      </w:r>
-      <w:r>
-        <w:rPr>
-          <w:sz w:val="28"/>
-        </w:rPr>
-        <w:t xml:space="preserve"> ключевые ресурсы и партнеры. В </w:t>
+        <w:t xml:space="preserve">Канвас готов на 67 % по блокам: слабее остальных каналы, ключевые ресурсы и партнеры. В </w:t>
       </w:r>
       <w:r>
         <w:rPr>
@@ -27284,7 +27410,13 @@
         <w:rPr>
           <w:sz w:val="28"/>
         </w:rPr>
-        <w:t xml:space="preserve"> и релиз, остальные единицы остаются гипотезами.</w:t>
+        <w:t xml:space="preserve"> и релиз, остальные единицы остаются</w:t>
+      </w:r>
+      <w:r>
+        <w:rPr>
+          <w:sz w:val="28"/>
+        </w:rPr>
+        <w:t xml:space="preserve"> гипотезами.</w:t>
       </w:r>
     </w:p>
     <w:p>
@@ -27298,13 +27430,7 @@
         <w:rPr>
           <w:sz w:val="28"/>
         </w:rPr>
-        <w:t xml:space="preserve">Главный риск плана - узкое окно платной беты </w:t>
-      </w:r>
-      <w:r>
-        <w:rPr>
-          <w:sz w:val="28"/>
-        </w:rPr>
-        <w:t xml:space="preserve">при цели 50 платящих: его нужно снимать дополнительными каналами и ранним измерением конверсий. Следующие шаги: дополнить прототип в </w:t>
+        <w:t xml:space="preserve">Главный риск плана - узкое окно платной беты при цели 50 платящих: его нужно снимать дополнительными каналами и ранним измерением конверсий. Следующие шаги: дополнить прототип в </w:t>
       </w:r>
       <w:r>
         <w:rPr>
@@ -27317,7 +27443,13 @@
         <w:rPr>
           <w:sz w:val="28"/>
         </w:rPr>
-        <w:t xml:space="preserve"> экранами приложения и страницей тарифов, провести опрос по платежеспособности и Кано, затем свести результаты в итоговом отчете ЛР7.</w:t>
+        <w:t xml:space="preserve"> экранами приложения и страницей тарифов, провести опрос по </w:t>
+      </w:r>
+      <w:r>
+        <w:rPr>
+          <w:sz w:val="28"/>
+        </w:rPr>
+        <w:t>платежеспособности и Кано, затем свести результаты в итоговом отчете ЛР7.</w:t>
       </w:r>
     </w:p>
     <w:p>
@@ -27328,7 +27460,7 @@
         <w:jc w:val="center"/>
       </w:pPr>
       <w:bookmarkStart w:id="25" w:name="_274f6a444530ef90b0479dabf3d210f01e97699"/>
-      <w:bookmarkStart w:id="26" w:name="_Toc241937913"/>
+      <w:bookmarkStart w:id="26" w:name="_Toc241938623"/>
       <w:bookmarkEnd w:id="23"/>
       <w:r>
         <w:rPr>
@@ -27368,13 +27500,13 @@
         <w:rPr>
           <w:sz w:val="28"/>
         </w:rPr>
-        <w:t>. Методич</w:t>
-      </w:r>
-      <w:r>
-        <w:rPr>
-          <w:sz w:val="28"/>
-        </w:rPr>
-        <w:t>еские материалы дисциплины «Электронный бизнес» к лабораторной работе № 6. – Минск : БГУИР, 2026.</w:t>
+        <w:t>. Методические материалы дисциплины «Электронный бизнес» к лабораторн</w:t>
+      </w:r>
+      <w:r>
+        <w:rPr>
+          <w:sz w:val="28"/>
+        </w:rPr>
+        <w:t>ой работе № 6. – Минск : БГУИР, 2026.</w:t>
       </w:r>
     </w:p>
     <w:p>
@@ -27423,13 +27555,13 @@
         <w:rPr>
           <w:sz w:val="28"/>
         </w:rPr>
-        <w:t>Методи</w:t>
-      </w:r>
-      <w:r>
-        <w:rPr>
-          <w:sz w:val="28"/>
-        </w:rPr>
-        <w:t xml:space="preserve">ка формулирования бизнес-логики и пользовательских сценариев; шаблон </w:t>
+        <w:t>Методика формулирования бизнес-логики и пользовательских сценариев</w:t>
+      </w:r>
+      <w:r>
+        <w:rPr>
+          <w:sz w:val="28"/>
+        </w:rPr>
+        <w:t xml:space="preserve">; шаблон </w:t>
       </w:r>
       <w:r>
         <w:rPr>
@@ -27473,13 +27605,7 @@
         <w:rPr>
           <w:sz w:val="28"/>
         </w:rPr>
-        <w:t>. Методические материалы ди</w:t>
-      </w:r>
-      <w:r>
-        <w:rPr>
-          <w:sz w:val="28"/>
-        </w:rPr>
-        <w:t>сциплины «Электронный бизнес». – Минск : БГУИР, 2026.</w:t>
+        <w:t>. Методические материалы дисциплины «Электронный бизнес». – Минск : БГУИР, 2026.</w:t>
       </w:r>
     </w:p>
     <w:p>
@@ -27497,7 +27623,13 @@
         <w:rPr>
           <w:sz w:val="28"/>
         </w:rPr>
-        <w:t xml:space="preserve">Методика деления разработки сайта на релизы; шаблон </w:t>
+        <w:t>Методи</w:t>
+      </w:r>
+      <w:r>
+        <w:rPr>
+          <w:sz w:val="28"/>
+        </w:rPr>
+        <w:t xml:space="preserve">ка деления разработки сайта на релизы; шаблон </w:t>
       </w:r>
       <w:r>
         <w:rPr>
@@ -27554,13 +27686,7 @@
         <w:rPr>
           <w:sz w:val="28"/>
         </w:rPr>
-        <w:t>, сетевой график</w:t>
-      </w:r>
-      <w:r>
-        <w:rPr>
-          <w:sz w:val="28"/>
-        </w:rPr>
-        <w:t xml:space="preserve"> и диаграмма Ганта </w:t>
+        <w:t xml:space="preserve">, сетевой график и диаграмма Ганта </w:t>
       </w:r>
       <w:r>
         <w:rPr>
@@ -27573,7 +27699,13 @@
         <w:rPr>
           <w:sz w:val="28"/>
         </w:rPr>
-        <w:t>: отчеты по практическим занятиям по дисциплине «Управление проектами»; отчеты по лабораторным работам № 1, № 2–3, № 4, № 5 по дисциплине «Электронный бизнес» / Р. В. Земляник. – Минск : БГУИР, 2026.</w:t>
+        <w:t>: отчеты по практическим занятия</w:t>
+      </w:r>
+      <w:r>
+        <w:rPr>
+          <w:sz w:val="28"/>
+        </w:rPr>
+        <w:t>м по дисциплине «Управление проектами»; отчеты по лабораторным работам № 1, № 2–3, № 4, № 5 по дисциплине «Электронный бизнес» / Р. В. Земляник. – Минск : БГУИР, 2026.</w:t>
       </w:r>
     </w:p>
     <w:p>
@@ -27888,13 +28020,7 @@
         <w:rPr>
           <w:sz w:val="28"/>
         </w:rPr>
-        <w:t xml:space="preserve"> [Электронный ресурс]. –</w:t>
-      </w:r>
-      <w:r>
-        <w:rPr>
-          <w:sz w:val="28"/>
-        </w:rPr>
-        <w:t xml:space="preserve"> Режим доступа: https://learn.microsoft.com/en-us/partner-center/marketplace-offers/plan-saas-offer. – Дата доступа: 03.10.2026.</w:t>
+        <w:t xml:space="preserve"> [Электронный ресурс]. – Режим доступа: https://learn.microsoft.com/en-us/partner-center/marketplace-offers/plan-saas-offer. – Дата доступа: 03.10.2026.</w:t>
       </w:r>
     </w:p>
     <w:p>
@@ -28049,7 +28175,13 @@
         <w:rPr>
           <w:sz w:val="28"/>
         </w:rPr>
-        <w:t xml:space="preserve"> [Электронный ресурс]. – Режим доступа: https://learn.microsoft.com/en-us/partner-center/marketplace-offers/review-publish-offer. – Дата доступа: 03.10.2026.</w:t>
+        <w:t xml:space="preserve"> [Электронный ресурс]. – Режим до</w:t>
+      </w:r>
+      <w:r>
+        <w:rPr>
+          <w:sz w:val="28"/>
+        </w:rPr>
+        <w:t>ступа: https://learn.microsoft.com/en-us/partner-center/marketplace-offers/review-publish-offer. – Дата доступа: 03.10.2026.</w:t>
       </w:r>
     </w:p>
     <w:p>
@@ -28126,13 +28258,13 @@
         <w:rPr>
           <w:sz w:val="28"/>
         </w:rPr>
-        <w:t xml:space="preserve"> [Электронный ресурс]. – Режим доступа: htt</w:t>
-      </w:r>
-      <w:r>
-        <w:rPr>
-          <w:sz w:val="28"/>
-        </w:rPr>
-        <w:t>ps://learn.microsoft.com/en-us/legal/marketplace/certification-policies. – Дата доступа: 03.10.2026.</w:t>
+        <w:t xml:space="preserve"> [Электронный ресурс]. – Режим доступа: https://learn.microsoft.com/en-us/le</w:t>
+      </w:r>
+      <w:r>
+        <w:rPr>
+          <w:sz w:val="28"/>
+        </w:rPr>
+        <w:t>gal/marketplace/certification-policies. – Дата доступа: 03.10.2026.</w:t>
       </w:r>
     </w:p>
     <w:p>
@@ -28144,7 +28276,7 @@
         <w:jc w:val="center"/>
       </w:pPr>
       <w:bookmarkStart w:id="27" w:name="_3d74faf1500c1b2a4a8bfa8e0e37c74206ce73d"/>
-      <w:bookmarkStart w:id="28" w:name="_Toc241937914"/>
+      <w:bookmarkStart w:id="28" w:name="_Toc241938624"/>
       <w:bookmarkEnd w:id="25"/>
       <w:r>
         <w:rPr>
@@ -28206,13 +28338,13 @@
         <w:rPr>
           <w:sz w:val="28"/>
         </w:rPr>
-        <w:t>В таблиц</w:t>
-      </w:r>
-      <w:r>
-        <w:rPr>
-          <w:sz w:val="28"/>
-        </w:rPr>
-        <w:t>е 22 представлено: журнал допущений ЛР6.</w:t>
+        <w:t>В таблице 22 представлено: журнал допущен</w:t>
+      </w:r>
+      <w:r>
+        <w:rPr>
+          <w:sz w:val="28"/>
+        </w:rPr>
+        <w:t>ий ЛР6.</w:t>
       </w:r>
     </w:p>
     <w:p>
@@ -28957,7 +29089,7 @@
         <w:jc w:val="center"/>
       </w:pPr>
       <w:bookmarkStart w:id="29" w:name="_d684f183eb868ee4ace295916bed2e6be64d16e"/>
-      <w:bookmarkStart w:id="30" w:name="_Toc241937915"/>
+      <w:bookmarkStart w:id="30" w:name="_Toc241938625"/>
       <w:bookmarkEnd w:id="27"/>
       <w:r>
         <w:rPr>
@@ -29052,11 +29184,11 @@
         <w:tblLook w:val="0020" w:firstRow="1" w:lastRow="0" w:firstColumn="0" w:lastColumn="0" w:noHBand="0" w:noVBand="0"/>
       </w:tblPr>
       <w:tblGrid>
-        <w:gridCol w:w="637"/>
-        <w:gridCol w:w="2176"/>
-        <w:gridCol w:w="1818"/>
-        <w:gridCol w:w="2708"/>
-        <w:gridCol w:w="2016"/>
+        <w:gridCol w:w="640"/>
+        <w:gridCol w:w="2275"/>
+        <w:gridCol w:w="1901"/>
+        <w:gridCol w:w="2477"/>
+        <w:gridCol w:w="2062"/>
       </w:tblGrid>
       <w:tr>
         <w:trPr>
@@ -29067,7 +29199,7 @@
         </w:trPr>
         <w:tc>
           <w:tcPr>
-            <w:tcW w:w="637" w:type="dxa"/>
+            <w:tcW w:w="640" w:type="dxa"/>
             <w:vAlign w:val="center"/>
           </w:tcPr>
           <w:p>
@@ -29087,7 +29219,7 @@
         </w:tc>
         <w:tc>
           <w:tcPr>
-            <w:tcW w:w="2176" w:type="dxa"/>
+            <w:tcW w:w="2275" w:type="dxa"/>
             <w:vAlign w:val="center"/>
           </w:tcPr>
           <w:p>
@@ -29107,7 +29239,7 @@
         </w:tc>
         <w:tc>
           <w:tcPr>
-            <w:tcW w:w="1818" w:type="dxa"/>
+            <w:tcW w:w="1901" w:type="dxa"/>
             <w:vAlign w:val="center"/>
           </w:tcPr>
           <w:p>
@@ -29127,7 +29259,7 @@
         </w:tc>
         <w:tc>
           <w:tcPr>
-            <w:tcW w:w="2708" w:type="dxa"/>
+            <w:tcW w:w="2477" w:type="dxa"/>
             <w:vAlign w:val="center"/>
           </w:tcPr>
           <w:p>
@@ -29147,7 +29279,7 @@
         </w:tc>
         <w:tc>
           <w:tcPr>
-            <w:tcW w:w="2016" w:type="dxa"/>
+            <w:tcW w:w="2062" w:type="dxa"/>
             <w:vAlign w:val="center"/>
           </w:tcPr>
           <w:p>
@@ -29173,7 +29305,7 @@
         </w:trPr>
         <w:tc>
           <w:tcPr>
-            <w:tcW w:w="637" w:type="dxa"/>
+            <w:tcW w:w="640" w:type="dxa"/>
             <w:vAlign w:val="center"/>
           </w:tcPr>
           <w:p>
@@ -29192,7 +29324,7 @@
         </w:tc>
         <w:tc>
           <w:tcPr>
-            <w:tcW w:w="2176" w:type="dxa"/>
+            <w:tcW w:w="2275" w:type="dxa"/>
             <w:vAlign w:val="center"/>
           </w:tcPr>
           <w:p>
@@ -29211,7 +29343,7 @@
         </w:tc>
         <w:tc>
           <w:tcPr>
-            <w:tcW w:w="1818" w:type="dxa"/>
+            <w:tcW w:w="1901" w:type="dxa"/>
             <w:vAlign w:val="center"/>
           </w:tcPr>
           <w:p>
@@ -29237,7 +29369,7 @@
         </w:tc>
         <w:tc>
           <w:tcPr>
-            <w:tcW w:w="2708" w:type="dxa"/>
+            <w:tcW w:w="2477" w:type="dxa"/>
             <w:vAlign w:val="center"/>
           </w:tcPr>
           <w:p>
@@ -29295,7 +29427,7 @@
         </w:tc>
         <w:tc>
           <w:tcPr>
-            <w:tcW w:w="2016" w:type="dxa"/>
+            <w:tcW w:w="2062" w:type="dxa"/>
             <w:vAlign w:val="center"/>
           </w:tcPr>
           <w:p>
@@ -29320,7 +29452,7 @@
         </w:trPr>
         <w:tc>
           <w:tcPr>
-            <w:tcW w:w="637" w:type="dxa"/>
+            <w:tcW w:w="640" w:type="dxa"/>
             <w:vAlign w:val="center"/>
           </w:tcPr>
           <w:p>
@@ -29339,7 +29471,7 @@
         </w:tc>
         <w:tc>
           <w:tcPr>
-            <w:tcW w:w="2176" w:type="dxa"/>
+            <w:tcW w:w="2275" w:type="dxa"/>
             <w:vAlign w:val="center"/>
           </w:tcPr>
           <w:p>
@@ -29358,7 +29490,7 @@
         </w:tc>
         <w:tc>
           <w:tcPr>
-            <w:tcW w:w="1818" w:type="dxa"/>
+            <w:tcW w:w="1901" w:type="dxa"/>
             <w:vAlign w:val="center"/>
           </w:tcPr>
           <w:p>
@@ -29377,7 +29509,7 @@
         </w:tc>
         <w:tc>
           <w:tcPr>
-            <w:tcW w:w="2708" w:type="dxa"/>
+            <w:tcW w:w="2477" w:type="dxa"/>
             <w:vAlign w:val="center"/>
           </w:tcPr>
           <w:p>
@@ -29396,7 +29528,7 @@
         </w:tc>
         <w:tc>
           <w:tcPr>
-            <w:tcW w:w="2016" w:type="dxa"/>
+            <w:tcW w:w="2062" w:type="dxa"/>
             <w:vAlign w:val="center"/>
           </w:tcPr>
           <w:p>
@@ -29421,7 +29553,7 @@
         </w:trPr>
         <w:tc>
           <w:tcPr>
-            <w:tcW w:w="637" w:type="dxa"/>
+            <w:tcW w:w="640" w:type="dxa"/>
             <w:vAlign w:val="center"/>
           </w:tcPr>
           <w:p>
@@ -29440,7 +29572,7 @@
         </w:tc>
         <w:tc>
           <w:tcPr>
-            <w:tcW w:w="2176" w:type="dxa"/>
+            <w:tcW w:w="2275" w:type="dxa"/>
             <w:vAlign w:val="center"/>
           </w:tcPr>
           <w:p>
@@ -29459,7 +29591,7 @@
         </w:tc>
         <w:tc>
           <w:tcPr>
-            <w:tcW w:w="1818" w:type="dxa"/>
+            <w:tcW w:w="1901" w:type="dxa"/>
             <w:vAlign w:val="center"/>
           </w:tcPr>
           <w:p>
@@ -29486,39 +29618,39 @@
         </w:tc>
         <w:tc>
           <w:tcPr>
-            <w:tcW w:w="2708" w:type="dxa"/>
-            <w:vAlign w:val="center"/>
-          </w:tcPr>
-          <w:p>
-            <w:pPr>
-              <w:pStyle w:val="Compact"/>
-              <w:spacing w:before="0" w:after="0" w:line="280" w:lineRule="exact"/>
-              <w:jc w:val="center"/>
-            </w:pPr>
-            <w:r>
-              <w:rPr>
-                <w:sz w:val="24"/>
-              </w:rPr>
-              <w:t>снять главные страницы и тарифы 7 конкурентов</w:t>
-            </w:r>
-          </w:p>
-        </w:tc>
-        <w:tc>
-          <w:tcPr>
-            <w:tcW w:w="2016" w:type="dxa"/>
-            <w:vAlign w:val="center"/>
-          </w:tcPr>
-          <w:p>
-            <w:pPr>
-              <w:pStyle w:val="Compact"/>
-              <w:spacing w:before="0" w:after="0" w:line="280" w:lineRule="exact"/>
-              <w:jc w:val="center"/>
-            </w:pPr>
-            <w:r>
-              <w:rPr>
-                <w:sz w:val="24"/>
-              </w:rPr>
-              <w:t>папка Скриншоты, приложение</w:t>
+            <w:tcW w:w="2477" w:type="dxa"/>
+            <w:vAlign w:val="center"/>
+          </w:tcPr>
+          <w:p>
+            <w:pPr>
+              <w:pStyle w:val="Compact"/>
+              <w:spacing w:before="0" w:after="0" w:line="280" w:lineRule="exact"/>
+              <w:jc w:val="center"/>
+            </w:pPr>
+            <w:r>
+              <w:rPr>
+                <w:sz w:val="24"/>
+              </w:rPr>
+              <w:t>выполнено 03.10.2026: 8 страниц конкурентов (приложение Д)</w:t>
+            </w:r>
+          </w:p>
+        </w:tc>
+        <w:tc>
+          <w:tcPr>
+            <w:tcW w:w="2062" w:type="dxa"/>
+            <w:vAlign w:val="center"/>
+          </w:tcPr>
+          <w:p>
+            <w:pPr>
+              <w:pStyle w:val="Compact"/>
+              <w:spacing w:before="0" w:after="0" w:line="280" w:lineRule="exact"/>
+              <w:jc w:val="center"/>
+            </w:pPr>
+            <w:r>
+              <w:rPr>
+                <w:sz w:val="24"/>
+              </w:rPr>
+              <w:t>папка Скриншоты, приложение Д</w:t>
             </w:r>
           </w:p>
         </w:tc>
@@ -29530,7 +29662,7 @@
         </w:trPr>
         <w:tc>
           <w:tcPr>
-            <w:tcW w:w="637" w:type="dxa"/>
+            <w:tcW w:w="640" w:type="dxa"/>
             <w:vAlign w:val="center"/>
           </w:tcPr>
           <w:p>
@@ -29549,7 +29681,7 @@
         </w:tc>
         <w:tc>
           <w:tcPr>
-            <w:tcW w:w="2176" w:type="dxa"/>
+            <w:tcW w:w="2275" w:type="dxa"/>
             <w:vAlign w:val="center"/>
           </w:tcPr>
           <w:p>
@@ -29575,7 +29707,7 @@
         </w:tc>
         <w:tc>
           <w:tcPr>
-            <w:tcW w:w="1818" w:type="dxa"/>
+            <w:tcW w:w="1901" w:type="dxa"/>
             <w:vAlign w:val="center"/>
           </w:tcPr>
           <w:p>
@@ -29594,26 +29726,33 @@
         </w:tc>
         <w:tc>
           <w:tcPr>
-            <w:tcW w:w="2708" w:type="dxa"/>
-            <w:vAlign w:val="center"/>
-          </w:tcPr>
-          <w:p>
-            <w:pPr>
-              <w:pStyle w:val="Compact"/>
-              <w:spacing w:before="0" w:after="0" w:line="280" w:lineRule="exact"/>
-              <w:jc w:val="center"/>
-            </w:pPr>
-            <w:r>
-              <w:rPr>
-                <w:sz w:val="24"/>
-              </w:rPr>
-              <w:t>после запуска измерить визит-регистрация и регистрация-платящий</w:t>
-            </w:r>
-          </w:p>
-        </w:tc>
-        <w:tc>
-          <w:tcPr>
-            <w:tcW w:w="2016" w:type="dxa"/>
+            <w:tcW w:w="2477" w:type="dxa"/>
+            <w:vAlign w:val="center"/>
+          </w:tcPr>
+          <w:p>
+            <w:pPr>
+              <w:pStyle w:val="Compact"/>
+              <w:spacing w:before="0" w:after="0" w:line="280" w:lineRule="exact"/>
+              <w:jc w:val="center"/>
+            </w:pPr>
+            <w:r>
+              <w:rPr>
+                <w:i/>
+                <w:sz w:val="24"/>
+              </w:rPr>
+              <w:t>MVP</w:t>
+            </w:r>
+            <w:r>
+              <w:rPr>
+                <w:sz w:val="24"/>
+              </w:rPr>
+              <w:t xml:space="preserve"> еще не написан: использованы модельные замеры (приложение Е); после запуска заменить реальными измерениями</w:t>
+            </w:r>
+          </w:p>
+        </w:tc>
+        <w:tc>
+          <w:tcPr>
+            <w:tcW w:w="2062" w:type="dxa"/>
             <w:vAlign w:val="center"/>
           </w:tcPr>
           <w:p>
@@ -29638,7 +29777,7 @@
         </w:trPr>
         <w:tc>
           <w:tcPr>
-            <w:tcW w:w="637" w:type="dxa"/>
+            <w:tcW w:w="640" w:type="dxa"/>
             <w:vAlign w:val="center"/>
           </w:tcPr>
           <w:p>
@@ -29657,7 +29796,7 @@
         </w:tc>
         <w:tc>
           <w:tcPr>
-            <w:tcW w:w="2176" w:type="dxa"/>
+            <w:tcW w:w="2275" w:type="dxa"/>
             <w:vAlign w:val="center"/>
           </w:tcPr>
           <w:p>
@@ -29702,7 +29841,7 @@
         </w:tc>
         <w:tc>
           <w:tcPr>
-            <w:tcW w:w="1818" w:type="dxa"/>
+            <w:tcW w:w="1901" w:type="dxa"/>
             <w:vAlign w:val="center"/>
           </w:tcPr>
           <w:p>
@@ -29741,20 +29880,26 @@
         </w:tc>
         <w:tc>
           <w:tcPr>
-            <w:tcW w:w="2708" w:type="dxa"/>
-            <w:vAlign w:val="center"/>
-          </w:tcPr>
-          <w:p>
-            <w:pPr>
-              <w:pStyle w:val="Compact"/>
-              <w:spacing w:before="0" w:after="0" w:line="280" w:lineRule="exact"/>
-              <w:jc w:val="center"/>
-            </w:pPr>
-            <w:r>
-              <w:rPr>
-                <w:sz w:val="24"/>
-              </w:rPr>
-              <w:t xml:space="preserve">правила публикации уточнены 03.10.2026 (приложение Г); сроки и стоимость </w:t>
+            <w:tcW w:w="2477" w:type="dxa"/>
+            <w:vAlign w:val="center"/>
+          </w:tcPr>
+          <w:p>
+            <w:pPr>
+              <w:pStyle w:val="Compact"/>
+              <w:spacing w:before="0" w:after="0" w:line="280" w:lineRule="exact"/>
+              <w:jc w:val="center"/>
+            </w:pPr>
+            <w:r>
+              <w:rPr>
+                <w:sz w:val="24"/>
+              </w:rPr>
+              <w:t>правила публикации уточнены 03.10.2026 (приложение Г); с</w:t>
+            </w:r>
+            <w:r>
+              <w:rPr>
+                <w:sz w:val="24"/>
+              </w:rPr>
+              <w:t xml:space="preserve">роки и стоимость </w:t>
             </w:r>
             <w:r>
               <w:rPr>
@@ -29773,7 +29918,7 @@
         </w:tc>
         <w:tc>
           <w:tcPr>
-            <w:tcW w:w="2016" w:type="dxa"/>
+            <w:tcW w:w="2062" w:type="dxa"/>
             <w:vAlign w:val="center"/>
           </w:tcPr>
           <w:p>
@@ -29841,7 +29986,7 @@
         <w:jc w:val="center"/>
       </w:pPr>
       <w:bookmarkStart w:id="31" w:name="_6574ce6d3bdcb7786930e8390195aee2be99a58"/>
-      <w:bookmarkStart w:id="32" w:name="_Toc241937916"/>
+      <w:bookmarkStart w:id="32" w:name="_Toc241938626"/>
       <w:bookmarkEnd w:id="29"/>
       <w:r>
         <w:rPr>
@@ -30254,7 +30399,7 @@
         <w:jc w:val="center"/>
       </w:pPr>
       <w:bookmarkStart w:id="33" w:name="_9415338eb7aade5a81d9d1583f95cf4a5b310ea"/>
-      <w:bookmarkStart w:id="34" w:name="_Toc241937917"/>
+      <w:bookmarkStart w:id="34" w:name="_Toc241938627"/>
       <w:bookmarkEnd w:id="31"/>
       <w:r>
         <w:rPr>
@@ -30411,13 +30556,7 @@
         <w:rPr>
           <w:sz w:val="28"/>
         </w:rPr>
-        <w:t>-п</w:t>
-      </w:r>
-      <w:r>
-        <w:rPr>
-          <w:sz w:val="28"/>
-        </w:rPr>
-        <w:t xml:space="preserve">редложения в </w:t>
+        <w:t xml:space="preserve">-предложения в </w:t>
       </w:r>
       <w:r>
         <w:rPr>
@@ -30737,13 +30876,7 @@
               <w:rPr>
                 <w:sz w:val="24"/>
               </w:rPr>
-              <w:t xml:space="preserve">» </w:t>
-            </w:r>
-            <w:r>
-              <w:rPr>
-                <w:sz w:val="24"/>
-              </w:rPr>
-              <w:t>(транзакционное предложение); последний вариант после публикации изменить нельзя</w:t>
+              <w:t>» (транзакционное предложение); последний вариант после публикации изменить нельзя</w:t>
             </w:r>
           </w:p>
         </w:tc>
@@ -30775,7 +30908,13 @@
               <w:rPr>
                 <w:sz w:val="24"/>
               </w:rPr>
-              <w:t xml:space="preserve"> можно включить в релизе проекта</w:t>
+              <w:t xml:space="preserve"> можно включи</w:t>
+            </w:r>
+            <w:r>
+              <w:rPr>
+                <w:sz w:val="24"/>
+              </w:rPr>
+              <w:t>ть в релизе проекта</w:t>
             </w:r>
           </w:p>
         </w:tc>
@@ -30819,13 +30958,7 @@
               <w:rPr>
                 <w:sz w:val="24"/>
               </w:rPr>
-              <w:t xml:space="preserve">для </w:t>
-            </w:r>
-            <w:r>
-              <w:rPr>
-                <w:sz w:val="24"/>
-              </w:rPr>
-              <w:t>вариантов, кроме «</w:t>
+              <w:t>для вариантов, кроме «</w:t>
             </w:r>
             <w:r>
               <w:rPr>
@@ -30935,13 +31068,7 @@
               <w:rPr>
                 <w:sz w:val="24"/>
               </w:rPr>
-              <w:t>в ТЗ первого релиза закладыва</w:t>
-            </w:r>
-            <w:r>
-              <w:rPr>
-                <w:sz w:val="24"/>
-              </w:rPr>
-              <w:t xml:space="preserve">ется вход через </w:t>
+              <w:t xml:space="preserve">в ТЗ первого релиза закладывается вход через </w:t>
             </w:r>
             <w:r>
               <w:rPr>
@@ -30954,7 +31081,13 @@
               <w:rPr>
                 <w:sz w:val="24"/>
               </w:rPr>
-              <w:t xml:space="preserve">; это дополнительная работа для единицы «листинг </w:t>
+              <w:t>; это дополнительная работа для единицы «</w:t>
+            </w:r>
+            <w:r>
+              <w:rPr>
+                <w:sz w:val="24"/>
+              </w:rPr>
+              <w:t xml:space="preserve">листинг </w:t>
             </w:r>
             <w:r>
               <w:rPr>
@@ -31076,13 +31209,7 @@
               <w:rPr>
                 <w:sz w:val="24"/>
               </w:rPr>
-              <w:t xml:space="preserve"> до подачи; это у</w:t>
-            </w:r>
-            <w:r>
-              <w:rPr>
-                <w:sz w:val="24"/>
-              </w:rPr>
-              <w:t>словие проверяется при планировании архитектуры</w:t>
+              <w:t xml:space="preserve"> до подачи; это условие проверяется при планировании архитектуры</w:t>
             </w:r>
           </w:p>
         </w:tc>
@@ -31126,13 +31253,13 @@
               <w:rPr>
                 <w:sz w:val="24"/>
               </w:rPr>
-              <w:t xml:space="preserve">автоматическая проверка занимает до 30 минут, затем ручная сертификация (содержание, техническая проверка, деловые критерии издателя), предпросмотр и выпуск; при отказе приходит отчет и </w:t>
-            </w:r>
-            <w:r>
-              <w:rPr>
-                <w:sz w:val="24"/>
-              </w:rPr>
-              <w:t>можно подать повторно</w:t>
+              <w:t xml:space="preserve">автоматическая проверка занимает до 30 минут, затем ручная сертификация (содержание, техническая проверка, деловые критерии издателя), предпросмотр и выпуск; при отказе </w:t>
+            </w:r>
+            <w:r>
+              <w:rPr>
+                <w:sz w:val="24"/>
+              </w:rPr>
+              <w:t>приходит отчет и можно подать повторно</w:t>
             </w:r>
           </w:p>
         </w:tc>
@@ -31221,13 +31348,13 @@
               <w:rPr>
                 <w:sz w:val="24"/>
               </w:rPr>
-              <w:t>, политики конфиденциальности и условий и</w:t>
-            </w:r>
-            <w:r>
-              <w:rPr>
-                <w:sz w:val="24"/>
-              </w:rPr>
-              <w:t xml:space="preserve">спользования; сторонний сертификат </w:t>
+              <w:t>, политики конфиденциаль</w:t>
+            </w:r>
+            <w:r>
+              <w:rPr>
+                <w:sz w:val="24"/>
+              </w:rPr>
+              <w:t xml:space="preserve">ности и условий использования; сторонний сертификат </w:t>
             </w:r>
             <w:r>
               <w:rPr>
@@ -31383,7 +31510,13 @@
                 <w:sz w:val="24"/>
               </w:rPr>
               <w:lastRenderedPageBreak/>
-              <w:t>Пробный период и комиссия</w:t>
+              <w:t xml:space="preserve">Пробный </w:t>
+            </w:r>
+            <w:r>
+              <w:rPr>
+                <w:sz w:val="24"/>
+              </w:rPr>
+              <w:t>период и комиссия</w:t>
             </w:r>
           </w:p>
         </w:tc>
@@ -31529,7 +31662,13 @@
         <w:rPr>
           <w:sz w:val="28"/>
         </w:rPr>
-        <w:t xml:space="preserve"> 2 формально не нужен. Поэтому листинг можно планировать раньше, чем </w:t>
+        <w:t xml:space="preserve"> 2 формально н</w:t>
+      </w:r>
+      <w:r>
+        <w:rPr>
+          <w:sz w:val="28"/>
+        </w:rPr>
+        <w:t xml:space="preserve">е нужен. Поэтому листинг можно планировать раньше, чем </w:t>
       </w:r>
       <w:r>
         <w:rPr>
@@ -31555,19 +31694,3034 @@
         <w:rPr>
           <w:sz w:val="28"/>
         </w:rPr>
-        <w:t xml:space="preserve"> 2 останется слабым местом, что отраже</w:t>
-      </w:r>
-      <w:r>
-        <w:rPr>
-          <w:sz w:val="28"/>
-        </w:rPr>
-        <w:t>но в рисках ЛР7.</w:t>
+        <w:t xml:space="preserve"> 2 останется слабым местом, что отражено в рисках ЛР7.</w:t>
       </w:r>
     </w:p>
-    <w:bookmarkEnd w:id="33"/>
+    <w:p>
+      <w:pPr>
+        <w:pStyle w:val="1"/>
+        <w:keepNext w:val="0"/>
+        <w:pageBreakBefore/>
+        <w:spacing w:before="0" w:after="0" w:line="360" w:lineRule="exact"/>
+        <w:jc w:val="center"/>
+      </w:pPr>
+      <w:bookmarkStart w:id="35" w:name="_21cff5e6573cc685eba2e5d01fbe1912356e1d7"/>
+      <w:bookmarkStart w:id="36" w:name="_Toc241938628"/>
+      <w:bookmarkEnd w:id="33"/>
+      <w:r>
+        <w:rPr>
+          <w:b/>
+          <w:sz w:val="28"/>
+        </w:rPr>
+        <w:lastRenderedPageBreak/>
+        <w:t>ПРИЛОЖЕНИЕ Д</w:t>
+      </w:r>
+      <w:bookmarkEnd w:id="36"/>
+    </w:p>
+    <w:p>
+      <w:pPr>
+        <w:spacing w:after="0" w:line="360" w:lineRule="exact"/>
+        <w:jc w:val="center"/>
+      </w:pPr>
+      <w:r>
+        <w:rPr>
+          <w:sz w:val="28"/>
+        </w:rPr>
+        <w:t>(справочное)</w:t>
+      </w:r>
+    </w:p>
+    <w:p>
+      <w:pPr>
+        <w:spacing w:after="360" w:line="360" w:lineRule="exact"/>
+        <w:jc w:val="center"/>
+      </w:pPr>
+      <w:r>
+        <w:rPr>
+          <w:b/>
+          <w:sz w:val="28"/>
+        </w:rPr>
+        <w:t>Скриншоты страниц конкурентов</w:t>
+      </w:r>
+    </w:p>
+    <w:p>
+      <w:pPr>
+        <w:pStyle w:val="FirstParagraph"/>
+        <w:spacing w:before="0" w:after="0" w:line="360" w:lineRule="exact"/>
+        <w:ind w:firstLine="709"/>
+        <w:jc w:val="both"/>
+      </w:pPr>
+      <w:r>
+        <w:rPr>
+          <w:sz w:val="28"/>
+        </w:rPr>
+        <w:t xml:space="preserve">Скриншоты сняты 03.10.2026 в </w:t>
+      </w:r>
+      <w:r>
+        <w:rPr>
+          <w:i/>
+          <w:sz w:val="28"/>
+        </w:rPr>
+        <w:t>Chrome</w:t>
+      </w:r>
+      <w:r>
+        <w:rPr>
+          <w:sz w:val="28"/>
+        </w:rPr>
+        <w:t xml:space="preserve"> (первый экран страницы, баннеры </w:t>
+      </w:r>
+      <w:r>
+        <w:rPr>
+          <w:i/>
+          <w:sz w:val="28"/>
+        </w:rPr>
+        <w:t>cookie</w:t>
+      </w:r>
+      <w:r>
+        <w:rPr>
+          <w:sz w:val="28"/>
+        </w:rPr>
+        <w:t xml:space="preserve"> скрыты или отклонены) и подтверждают данные ЛР4 и ЛР5 о ценах и позиционировании.</w:t>
+      </w:r>
+    </w:p>
+    <w:p>
+      <w:pPr>
+        <w:pStyle w:val="a0"/>
+        <w:spacing w:before="0" w:after="0" w:line="360" w:lineRule="exact"/>
+        <w:ind w:firstLine="709"/>
+        <w:jc w:val="both"/>
+      </w:pPr>
+      <w:r>
+        <w:rPr>
+          <w:sz w:val="28"/>
+        </w:rPr>
+        <w:t xml:space="preserve">На рисунке 9 показано: </w:t>
+      </w:r>
+      <w:r>
+        <w:rPr>
+          <w:i/>
+          <w:sz w:val="28"/>
+        </w:rPr>
+        <w:t>PerfectXL</w:t>
+      </w:r>
+      <w:r>
+        <w:rPr>
+          <w:sz w:val="28"/>
+        </w:rPr>
+        <w:t>: главная страница.</w:t>
+      </w:r>
+    </w:p>
+    <w:p>
+      <w:pPr>
+        <w:pStyle w:val="a0"/>
+        <w:keepNext/>
+        <w:spacing w:before="0" w:after="0"/>
+        <w:jc w:val="center"/>
+      </w:pPr>
+      <w:r>
+        <w:rPr>
+          <w:noProof/>
+          <w:sz w:val="28"/>
+        </w:rPr>
+        <w:drawing>
+          <wp:inline distT="0" distB="0" distL="0" distR="0" wp14:anchorId="4526A3CC" wp14:editId="76668FFD">
+            <wp:extent cx="5334000" cy="2375958"/>
+            <wp:effectExtent l="0" t="0" r="0" b="0"/>
+            <wp:docPr id="52" name="Picture"/>
+            <wp:cNvGraphicFramePr/>
+            <a:graphic xmlns:a="http://schemas.openxmlformats.org/drawingml/2006/main">
+              <a:graphicData uri="http://schemas.openxmlformats.org/drawingml/2006/picture">
+                <pic:pic xmlns:pic="http://schemas.openxmlformats.org/drawingml/2006/picture">
+                  <pic:nvPicPr>
+                    <pic:cNvPr id="53" name="Picture" descr="Скриншоты/comp_01_perfectxl_home.jpg"/>
+                    <pic:cNvPicPr>
+                      <a:picLocks noChangeAspect="1" noChangeArrowheads="1"/>
+                    </pic:cNvPicPr>
+                  </pic:nvPicPr>
+                  <pic:blipFill>
+                    <a:blip r:embed="rId15"/>
+                    <a:stretch>
+                      <a:fillRect/>
+                    </a:stretch>
+                  </pic:blipFill>
+                  <pic:spPr bwMode="auto">
+                    <a:xfrm>
+                      <a:off x="0" y="0"/>
+                      <a:ext cx="5334000" cy="2375958"/>
+                    </a:xfrm>
+                    <a:prstGeom prst="rect">
+                      <a:avLst/>
+                    </a:prstGeom>
+                    <a:noFill/>
+                    <a:ln w="9525">
+                      <a:noFill/>
+                      <a:headEnd/>
+                      <a:tailEnd/>
+                    </a:ln>
+                  </pic:spPr>
+                </pic:pic>
+              </a:graphicData>
+            </a:graphic>
+          </wp:inline>
+        </w:drawing>
+      </w:r>
+    </w:p>
+    <w:p>
+      <w:pPr>
+        <w:pStyle w:val="a0"/>
+        <w:spacing w:before="0" w:after="0" w:line="360" w:lineRule="exact"/>
+        <w:jc w:val="center"/>
+      </w:pPr>
+      <w:r>
+        <w:rPr>
+          <w:sz w:val="28"/>
+        </w:rPr>
+        <w:t xml:space="preserve">Рисунок 9 – </w:t>
+      </w:r>
+      <w:r>
+        <w:rPr>
+          <w:i/>
+          <w:sz w:val="28"/>
+        </w:rPr>
+        <w:t>PerfectXL</w:t>
+      </w:r>
+      <w:r>
+        <w:rPr>
+          <w:sz w:val="28"/>
+        </w:rPr>
+        <w:t xml:space="preserve">: главная </w:t>
+      </w:r>
+      <w:r>
+        <w:rPr>
+          <w:sz w:val="28"/>
+        </w:rPr>
+        <w:t>страница</w:t>
+      </w:r>
+    </w:p>
+    <w:p>
+      <w:pPr>
+        <w:pStyle w:val="a0"/>
+        <w:spacing w:before="0" w:after="0" w:line="360" w:lineRule="exact"/>
+        <w:ind w:firstLine="709"/>
+        <w:jc w:val="both"/>
+      </w:pPr>
+      <w:r>
+        <w:rPr>
+          <w:sz w:val="28"/>
+        </w:rPr>
+        <w:t xml:space="preserve">Главная </w:t>
+      </w:r>
+      <w:r>
+        <w:rPr>
+          <w:i/>
+          <w:sz w:val="28"/>
+        </w:rPr>
+        <w:t>PerfectXL</w:t>
+      </w:r>
+      <w:r>
+        <w:rPr>
+          <w:sz w:val="28"/>
+        </w:rPr>
+        <w:t xml:space="preserve"> построена вокруг награды «</w:t>
+      </w:r>
+      <w:r>
+        <w:rPr>
+          <w:i/>
+          <w:sz w:val="28"/>
+        </w:rPr>
+        <w:t>Best</w:t>
+      </w:r>
+      <w:r>
+        <w:rPr>
+          <w:sz w:val="28"/>
+        </w:rPr>
+        <w:t xml:space="preserve"> </w:t>
+      </w:r>
+      <w:r>
+        <w:rPr>
+          <w:i/>
+          <w:sz w:val="28"/>
+        </w:rPr>
+        <w:t>Excel</w:t>
+      </w:r>
+      <w:r>
+        <w:rPr>
+          <w:sz w:val="28"/>
+        </w:rPr>
+        <w:t xml:space="preserve"> </w:t>
+      </w:r>
+      <w:r>
+        <w:rPr>
+          <w:i/>
+          <w:sz w:val="28"/>
+        </w:rPr>
+        <w:t>Add-in</w:t>
+      </w:r>
+      <w:r>
+        <w:rPr>
+          <w:sz w:val="28"/>
+        </w:rPr>
+        <w:t xml:space="preserve"> </w:t>
+      </w:r>
+      <w:r>
+        <w:rPr>
+          <w:i/>
+          <w:sz w:val="28"/>
+        </w:rPr>
+        <w:t>of</w:t>
+      </w:r>
+      <w:r>
+        <w:rPr>
+          <w:sz w:val="28"/>
+        </w:rPr>
+        <w:t xml:space="preserve"> 2026» и кнопки анонса; цен и пробного доступа на первом экране нет.</w:t>
+      </w:r>
+    </w:p>
+    <w:p>
+      <w:pPr>
+        <w:pStyle w:val="a0"/>
+        <w:spacing w:before="0" w:after="0" w:line="360" w:lineRule="exact"/>
+        <w:ind w:firstLine="709"/>
+        <w:jc w:val="both"/>
+      </w:pPr>
+      <w:r>
+        <w:rPr>
+          <w:sz w:val="28"/>
+        </w:rPr>
+        <w:t xml:space="preserve">На рисунке 10 показано: </w:t>
+      </w:r>
+      <w:r>
+        <w:rPr>
+          <w:i/>
+          <w:sz w:val="28"/>
+        </w:rPr>
+        <w:t>PerfectXL</w:t>
+      </w:r>
+      <w:r>
+        <w:rPr>
+          <w:sz w:val="28"/>
+        </w:rPr>
+        <w:t>: страница цен.</w:t>
+      </w:r>
+    </w:p>
+    <w:p>
+      <w:pPr>
+        <w:pStyle w:val="a0"/>
+        <w:keepNext/>
+        <w:spacing w:before="0" w:after="0"/>
+        <w:jc w:val="center"/>
+      </w:pPr>
+      <w:r>
+        <w:rPr>
+          <w:noProof/>
+          <w:sz w:val="28"/>
+        </w:rPr>
+        <w:drawing>
+          <wp:inline distT="0" distB="0" distL="0" distR="0" wp14:anchorId="57AED6AB" wp14:editId="696E3E67">
+            <wp:extent cx="5334000" cy="2375958"/>
+            <wp:effectExtent l="0" t="0" r="0" b="0"/>
+            <wp:docPr id="55" name="Picture"/>
+            <wp:cNvGraphicFramePr/>
+            <a:graphic xmlns:a="http://schemas.openxmlformats.org/drawingml/2006/main">
+              <a:graphicData uri="http://schemas.openxmlformats.org/drawingml/2006/picture">
+                <pic:pic xmlns:pic="http://schemas.openxmlformats.org/drawingml/2006/picture">
+                  <pic:nvPicPr>
+                    <pic:cNvPr id="56" name="Picture" descr="Скриншоты/comp_02_perfectxl_pricing.jpg"/>
+                    <pic:cNvPicPr>
+                      <a:picLocks noChangeAspect="1" noChangeArrowheads="1"/>
+                    </pic:cNvPicPr>
+                  </pic:nvPicPr>
+                  <pic:blipFill>
+                    <a:blip r:embed="rId16"/>
+                    <a:stretch>
+                      <a:fillRect/>
+                    </a:stretch>
+                  </pic:blipFill>
+                  <pic:spPr bwMode="auto">
+                    <a:xfrm>
+                      <a:off x="0" y="0"/>
+                      <a:ext cx="5334000" cy="2375958"/>
+                    </a:xfrm>
+                    <a:prstGeom prst="rect">
+                      <a:avLst/>
+                    </a:prstGeom>
+                    <a:noFill/>
+                    <a:ln w="9525">
+                      <a:noFill/>
+                      <a:headEnd/>
+                      <a:tailEnd/>
+                    </a:ln>
+                  </pic:spPr>
+                </pic:pic>
+              </a:graphicData>
+            </a:graphic>
+          </wp:inline>
+        </w:drawing>
+      </w:r>
+    </w:p>
+    <w:p>
+      <w:pPr>
+        <w:pStyle w:val="a0"/>
+        <w:spacing w:before="0" w:after="0" w:line="360" w:lineRule="exact"/>
+        <w:jc w:val="center"/>
+      </w:pPr>
+      <w:r>
+        <w:rPr>
+          <w:sz w:val="28"/>
+        </w:rPr>
+        <w:t xml:space="preserve">Рисунок 10 – </w:t>
+      </w:r>
+      <w:r>
+        <w:rPr>
+          <w:i/>
+          <w:sz w:val="28"/>
+        </w:rPr>
+        <w:t>PerfectXL</w:t>
+      </w:r>
+      <w:r>
+        <w:rPr>
+          <w:sz w:val="28"/>
+        </w:rPr>
+        <w:t>: страница цен</w:t>
+      </w:r>
+    </w:p>
+    <w:p>
+      <w:pPr>
+        <w:pStyle w:val="a0"/>
+        <w:spacing w:before="0" w:after="0" w:line="360" w:lineRule="exact"/>
+        <w:ind w:firstLine="709"/>
+        <w:jc w:val="both"/>
+      </w:pPr>
+      <w:r>
+        <w:rPr>
+          <w:sz w:val="28"/>
+        </w:rPr>
+        <w:t>Страница показывает три па</w:t>
+      </w:r>
+      <w:r>
+        <w:rPr>
+          <w:sz w:val="28"/>
+        </w:rPr>
+        <w:t>кета (</w:t>
+      </w:r>
+      <w:r>
+        <w:rPr>
+          <w:i/>
+          <w:sz w:val="28"/>
+        </w:rPr>
+        <w:t>Professional</w:t>
+      </w:r>
+      <w:r>
+        <w:rPr>
+          <w:sz w:val="28"/>
+        </w:rPr>
+        <w:t xml:space="preserve">, </w:t>
+      </w:r>
+      <w:r>
+        <w:rPr>
+          <w:i/>
+          <w:sz w:val="28"/>
+        </w:rPr>
+        <w:t>Medium</w:t>
+      </w:r>
+      <w:r>
+        <w:rPr>
+          <w:sz w:val="28"/>
+        </w:rPr>
+        <w:t xml:space="preserve"> </w:t>
+      </w:r>
+      <w:r>
+        <w:rPr>
+          <w:i/>
+          <w:sz w:val="28"/>
+        </w:rPr>
+        <w:t>Business</w:t>
+      </w:r>
+      <w:r>
+        <w:rPr>
+          <w:sz w:val="28"/>
+        </w:rPr>
+        <w:t xml:space="preserve">, </w:t>
+      </w:r>
+      <w:r>
+        <w:rPr>
+          <w:i/>
+          <w:sz w:val="28"/>
+        </w:rPr>
+        <w:t>Enterprise</w:t>
+      </w:r>
+      <w:r>
+        <w:rPr>
+          <w:sz w:val="28"/>
+        </w:rPr>
+        <w:t>) для разных размеров организаций; подтверждает, что цена раскрыта частично и сгруппирована по сегментам.</w:t>
+      </w:r>
+    </w:p>
+    <w:p>
+      <w:pPr>
+        <w:pStyle w:val="a0"/>
+        <w:spacing w:before="0" w:after="0" w:line="360" w:lineRule="exact"/>
+        <w:ind w:firstLine="709"/>
+        <w:jc w:val="both"/>
+      </w:pPr>
+      <w:r>
+        <w:rPr>
+          <w:sz w:val="28"/>
+        </w:rPr>
+        <w:t xml:space="preserve">На рисунке 11 показано: </w:t>
+      </w:r>
+      <w:r>
+        <w:rPr>
+          <w:i/>
+          <w:sz w:val="28"/>
+        </w:rPr>
+        <w:t>Shortcut</w:t>
+      </w:r>
+      <w:r>
+        <w:rPr>
+          <w:sz w:val="28"/>
+        </w:rPr>
+        <w:t>: страница цен.</w:t>
+      </w:r>
+    </w:p>
+    <w:p>
+      <w:pPr>
+        <w:pStyle w:val="a0"/>
+        <w:keepNext/>
+        <w:spacing w:before="0" w:after="0"/>
+        <w:jc w:val="center"/>
+      </w:pPr>
+      <w:r>
+        <w:rPr>
+          <w:noProof/>
+          <w:sz w:val="28"/>
+        </w:rPr>
+        <w:lastRenderedPageBreak/>
+        <w:drawing>
+          <wp:inline distT="0" distB="0" distL="0" distR="0" wp14:anchorId="455CDEEB" wp14:editId="16E0AD9F">
+            <wp:extent cx="5334000" cy="2375958"/>
+            <wp:effectExtent l="0" t="0" r="0" b="0"/>
+            <wp:docPr id="58" name="Picture"/>
+            <wp:cNvGraphicFramePr/>
+            <a:graphic xmlns:a="http://schemas.openxmlformats.org/drawingml/2006/main">
+              <a:graphicData uri="http://schemas.openxmlformats.org/drawingml/2006/picture">
+                <pic:pic xmlns:pic="http://schemas.openxmlformats.org/drawingml/2006/picture">
+                  <pic:nvPicPr>
+                    <pic:cNvPr id="59" name="Picture" descr="Скриншоты/comp_03_shortcut_pricing.jpg"/>
+                    <pic:cNvPicPr>
+                      <a:picLocks noChangeAspect="1" noChangeArrowheads="1"/>
+                    </pic:cNvPicPr>
+                  </pic:nvPicPr>
+                  <pic:blipFill>
+                    <a:blip r:embed="rId17"/>
+                    <a:stretch>
+                      <a:fillRect/>
+                    </a:stretch>
+                  </pic:blipFill>
+                  <pic:spPr bwMode="auto">
+                    <a:xfrm>
+                      <a:off x="0" y="0"/>
+                      <a:ext cx="5334000" cy="2375958"/>
+                    </a:xfrm>
+                    <a:prstGeom prst="rect">
+                      <a:avLst/>
+                    </a:prstGeom>
+                    <a:noFill/>
+                    <a:ln w="9525">
+                      <a:noFill/>
+                      <a:headEnd/>
+                      <a:tailEnd/>
+                    </a:ln>
+                  </pic:spPr>
+                </pic:pic>
+              </a:graphicData>
+            </a:graphic>
+          </wp:inline>
+        </w:drawing>
+      </w:r>
+    </w:p>
+    <w:p>
+      <w:pPr>
+        <w:pStyle w:val="a0"/>
+        <w:spacing w:before="0" w:after="0" w:line="360" w:lineRule="exact"/>
+        <w:jc w:val="center"/>
+      </w:pPr>
+      <w:r>
+        <w:rPr>
+          <w:sz w:val="28"/>
+        </w:rPr>
+        <w:t xml:space="preserve">Рисунок 11 – </w:t>
+      </w:r>
+      <w:r>
+        <w:rPr>
+          <w:i/>
+          <w:sz w:val="28"/>
+        </w:rPr>
+        <w:t>Shortcut</w:t>
+      </w:r>
+      <w:r>
+        <w:rPr>
+          <w:sz w:val="28"/>
+        </w:rPr>
+        <w:t>: страница цен</w:t>
+      </w:r>
+    </w:p>
+    <w:p>
+      <w:pPr>
+        <w:pStyle w:val="a0"/>
+        <w:spacing w:before="0" w:after="0" w:line="360" w:lineRule="exact"/>
+        <w:ind w:firstLine="709"/>
+        <w:jc w:val="both"/>
+      </w:pPr>
+      <w:r>
+        <w:rPr>
+          <w:sz w:val="28"/>
+        </w:rPr>
+        <w:t>Страница показыва</w:t>
+      </w:r>
+      <w:r>
+        <w:rPr>
+          <w:sz w:val="28"/>
+        </w:rPr>
+        <w:t xml:space="preserve">ет </w:t>
+      </w:r>
+      <w:r>
+        <w:rPr>
+          <w:i/>
+          <w:sz w:val="28"/>
+        </w:rPr>
+        <w:t>Free</w:t>
+      </w:r>
+      <w:r>
+        <w:rPr>
+          <w:sz w:val="28"/>
+        </w:rPr>
+        <w:t xml:space="preserve"> за 0 </w:t>
+      </w:r>
+      <w:r>
+        <w:rPr>
+          <w:i/>
+          <w:sz w:val="28"/>
+        </w:rPr>
+        <w:t>USD</w:t>
+      </w:r>
+      <w:r>
+        <w:rPr>
+          <w:sz w:val="28"/>
+        </w:rPr>
+        <w:t xml:space="preserve">, </w:t>
+      </w:r>
+      <w:r>
+        <w:rPr>
+          <w:i/>
+          <w:sz w:val="28"/>
+        </w:rPr>
+        <w:t>Pro</w:t>
+      </w:r>
+      <w:r>
+        <w:rPr>
+          <w:sz w:val="28"/>
+        </w:rPr>
+        <w:t xml:space="preserve"> 100 </w:t>
+      </w:r>
+      <w:r>
+        <w:rPr>
+          <w:i/>
+          <w:sz w:val="28"/>
+        </w:rPr>
+        <w:t>USD</w:t>
+      </w:r>
+      <w:r>
+        <w:rPr>
+          <w:sz w:val="28"/>
+        </w:rPr>
+        <w:t xml:space="preserve">, </w:t>
+      </w:r>
+      <w:r>
+        <w:rPr>
+          <w:i/>
+          <w:sz w:val="28"/>
+        </w:rPr>
+        <w:t>Teams</w:t>
+      </w:r>
+      <w:r>
+        <w:rPr>
+          <w:sz w:val="28"/>
+        </w:rPr>
+        <w:t xml:space="preserve"> 320 </w:t>
+      </w:r>
+      <w:r>
+        <w:rPr>
+          <w:i/>
+          <w:sz w:val="28"/>
+        </w:rPr>
+        <w:t>USD</w:t>
+      </w:r>
+      <w:r>
+        <w:rPr>
+          <w:sz w:val="28"/>
+        </w:rPr>
+        <w:t xml:space="preserve"> плюс 100 </w:t>
+      </w:r>
+      <w:r>
+        <w:rPr>
+          <w:i/>
+          <w:sz w:val="28"/>
+        </w:rPr>
+        <w:t>USD</w:t>
+      </w:r>
+      <w:r>
+        <w:rPr>
+          <w:sz w:val="28"/>
+        </w:rPr>
+        <w:t xml:space="preserve"> за место и </w:t>
+      </w:r>
+      <w:r>
+        <w:rPr>
+          <w:i/>
+          <w:sz w:val="28"/>
+        </w:rPr>
+        <w:t>Enterprise</w:t>
+      </w:r>
+      <w:r>
+        <w:rPr>
+          <w:sz w:val="28"/>
+        </w:rPr>
+        <w:t xml:space="preserve"> по запросу со скидкой 20 % за год; это самая прозрачная лестница тарифов среди конкурентов.</w:t>
+      </w:r>
+    </w:p>
+    <w:p>
+      <w:pPr>
+        <w:pStyle w:val="a0"/>
+        <w:spacing w:before="0" w:after="0" w:line="360" w:lineRule="exact"/>
+        <w:ind w:firstLine="709"/>
+        <w:jc w:val="both"/>
+      </w:pPr>
+      <w:r>
+        <w:rPr>
+          <w:sz w:val="28"/>
+        </w:rPr>
+        <w:t xml:space="preserve">На рисунке 12 показано: </w:t>
+      </w:r>
+      <w:r>
+        <w:rPr>
+          <w:i/>
+          <w:sz w:val="28"/>
+        </w:rPr>
+        <w:t>Numerous.ai</w:t>
+      </w:r>
+      <w:r>
+        <w:rPr>
+          <w:sz w:val="28"/>
+        </w:rPr>
+        <w:t>: главная страница.</w:t>
+      </w:r>
+    </w:p>
+    <w:p>
+      <w:pPr>
+        <w:pStyle w:val="a0"/>
+        <w:keepNext/>
+        <w:spacing w:before="0" w:after="0"/>
+        <w:jc w:val="center"/>
+      </w:pPr>
+      <w:r>
+        <w:rPr>
+          <w:noProof/>
+          <w:sz w:val="28"/>
+        </w:rPr>
+        <w:drawing>
+          <wp:inline distT="0" distB="0" distL="0" distR="0" wp14:anchorId="447174D8" wp14:editId="4F9C5244">
+            <wp:extent cx="5334000" cy="2375958"/>
+            <wp:effectExtent l="0" t="0" r="0" b="0"/>
+            <wp:docPr id="61" name="Picture"/>
+            <wp:cNvGraphicFramePr/>
+            <a:graphic xmlns:a="http://schemas.openxmlformats.org/drawingml/2006/main">
+              <a:graphicData uri="http://schemas.openxmlformats.org/drawingml/2006/picture">
+                <pic:pic xmlns:pic="http://schemas.openxmlformats.org/drawingml/2006/picture">
+                  <pic:nvPicPr>
+                    <pic:cNvPr id="62" name="Picture" descr="Скриншоты/comp_04_numerous_home.jpg"/>
+                    <pic:cNvPicPr>
+                      <a:picLocks noChangeAspect="1" noChangeArrowheads="1"/>
+                    </pic:cNvPicPr>
+                  </pic:nvPicPr>
+                  <pic:blipFill>
+                    <a:blip r:embed="rId18"/>
+                    <a:stretch>
+                      <a:fillRect/>
+                    </a:stretch>
+                  </pic:blipFill>
+                  <pic:spPr bwMode="auto">
+                    <a:xfrm>
+                      <a:off x="0" y="0"/>
+                      <a:ext cx="5334000" cy="2375958"/>
+                    </a:xfrm>
+                    <a:prstGeom prst="rect">
+                      <a:avLst/>
+                    </a:prstGeom>
+                    <a:noFill/>
+                    <a:ln w="9525">
+                      <a:noFill/>
+                      <a:headEnd/>
+                      <a:tailEnd/>
+                    </a:ln>
+                  </pic:spPr>
+                </pic:pic>
+              </a:graphicData>
+            </a:graphic>
+          </wp:inline>
+        </w:drawing>
+      </w:r>
+    </w:p>
+    <w:p>
+      <w:pPr>
+        <w:pStyle w:val="a0"/>
+        <w:spacing w:before="0" w:after="0" w:line="360" w:lineRule="exact"/>
+        <w:jc w:val="center"/>
+      </w:pPr>
+      <w:r>
+        <w:rPr>
+          <w:sz w:val="28"/>
+        </w:rPr>
+        <w:t xml:space="preserve">Рисунок 12 – </w:t>
+      </w:r>
+      <w:r>
+        <w:rPr>
+          <w:i/>
+          <w:sz w:val="28"/>
+        </w:rPr>
+        <w:t>Numerous.ai</w:t>
+      </w:r>
+      <w:r>
+        <w:rPr>
+          <w:sz w:val="28"/>
+        </w:rPr>
+        <w:t>: главная страница</w:t>
+      </w:r>
+    </w:p>
+    <w:p>
+      <w:pPr>
+        <w:pStyle w:val="a0"/>
+        <w:spacing w:before="0" w:after="0" w:line="360" w:lineRule="exact"/>
+        <w:ind w:firstLine="709"/>
+        <w:jc w:val="both"/>
+      </w:pPr>
+      <w:r>
+        <w:rPr>
+          <w:sz w:val="28"/>
+        </w:rPr>
+        <w:t xml:space="preserve">Главная </w:t>
+      </w:r>
+      <w:r>
+        <w:rPr>
+          <w:i/>
+          <w:sz w:val="28"/>
+        </w:rPr>
+        <w:t>Numerous.ai</w:t>
+      </w:r>
+      <w:r>
+        <w:rPr>
+          <w:sz w:val="28"/>
+        </w:rPr>
+        <w:t xml:space="preserve"> продает массовое предложение «</w:t>
+      </w:r>
+      <w:r>
+        <w:rPr>
+          <w:i/>
+          <w:sz w:val="28"/>
+        </w:rPr>
+        <w:t>AI</w:t>
+      </w:r>
+      <w:r>
+        <w:rPr>
+          <w:sz w:val="28"/>
+        </w:rPr>
+        <w:t xml:space="preserve"> в </w:t>
+      </w:r>
+      <w:r>
+        <w:rPr>
+          <w:i/>
+          <w:sz w:val="28"/>
+        </w:rPr>
+        <w:t>Sheets</w:t>
+      </w:r>
+      <w:r>
+        <w:rPr>
+          <w:sz w:val="28"/>
+        </w:rPr>
+        <w:t xml:space="preserve"> и </w:t>
+      </w:r>
+      <w:r>
+        <w:rPr>
+          <w:i/>
+          <w:sz w:val="28"/>
+        </w:rPr>
+        <w:t>Excel</w:t>
+      </w:r>
+      <w:r>
+        <w:rPr>
+          <w:sz w:val="28"/>
+        </w:rPr>
+        <w:t>» без разговора с продавцом; страница цен перенаправляет на главную, а условия пробного периода и оплаты описаны в тексте.</w:t>
+      </w:r>
+    </w:p>
+    <w:p>
+      <w:pPr>
+        <w:pStyle w:val="a0"/>
+        <w:spacing w:before="0" w:after="0" w:line="360" w:lineRule="exact"/>
+        <w:ind w:firstLine="709"/>
+        <w:jc w:val="both"/>
+      </w:pPr>
+      <w:r>
+        <w:rPr>
+          <w:sz w:val="28"/>
+        </w:rPr>
+        <w:t xml:space="preserve">На рисунке 13 показано: </w:t>
+      </w:r>
+      <w:r>
+        <w:rPr>
+          <w:i/>
+          <w:sz w:val="28"/>
+        </w:rPr>
+        <w:t>Datarails</w:t>
+      </w:r>
+      <w:r>
+        <w:rPr>
+          <w:sz w:val="28"/>
+        </w:rPr>
+        <w:t>:</w:t>
+      </w:r>
+      <w:r>
+        <w:rPr>
+          <w:sz w:val="28"/>
+        </w:rPr>
+        <w:t xml:space="preserve"> страница цен.</w:t>
+      </w:r>
+    </w:p>
+    <w:p>
+      <w:pPr>
+        <w:pStyle w:val="a0"/>
+        <w:keepNext/>
+        <w:spacing w:before="0" w:after="0"/>
+        <w:jc w:val="center"/>
+      </w:pPr>
+      <w:r>
+        <w:rPr>
+          <w:noProof/>
+          <w:sz w:val="28"/>
+        </w:rPr>
+        <w:lastRenderedPageBreak/>
+        <w:drawing>
+          <wp:inline distT="0" distB="0" distL="0" distR="0" wp14:anchorId="3B0CE5B4" wp14:editId="78D4EC8D">
+            <wp:extent cx="5334000" cy="2375958"/>
+            <wp:effectExtent l="0" t="0" r="0" b="0"/>
+            <wp:docPr id="64" name="Picture"/>
+            <wp:cNvGraphicFramePr/>
+            <a:graphic xmlns:a="http://schemas.openxmlformats.org/drawingml/2006/main">
+              <a:graphicData uri="http://schemas.openxmlformats.org/drawingml/2006/picture">
+                <pic:pic xmlns:pic="http://schemas.openxmlformats.org/drawingml/2006/picture">
+                  <pic:nvPicPr>
+                    <pic:cNvPr id="65" name="Picture" descr="Скриншоты/comp_05_datarails_pricing.jpg"/>
+                    <pic:cNvPicPr>
+                      <a:picLocks noChangeAspect="1" noChangeArrowheads="1"/>
+                    </pic:cNvPicPr>
+                  </pic:nvPicPr>
+                  <pic:blipFill>
+                    <a:blip r:embed="rId19"/>
+                    <a:stretch>
+                      <a:fillRect/>
+                    </a:stretch>
+                  </pic:blipFill>
+                  <pic:spPr bwMode="auto">
+                    <a:xfrm>
+                      <a:off x="0" y="0"/>
+                      <a:ext cx="5334000" cy="2375958"/>
+                    </a:xfrm>
+                    <a:prstGeom prst="rect">
+                      <a:avLst/>
+                    </a:prstGeom>
+                    <a:noFill/>
+                    <a:ln w="9525">
+                      <a:noFill/>
+                      <a:headEnd/>
+                      <a:tailEnd/>
+                    </a:ln>
+                  </pic:spPr>
+                </pic:pic>
+              </a:graphicData>
+            </a:graphic>
+          </wp:inline>
+        </w:drawing>
+      </w:r>
+    </w:p>
+    <w:p>
+      <w:pPr>
+        <w:pStyle w:val="a0"/>
+        <w:spacing w:before="0" w:after="0" w:line="360" w:lineRule="exact"/>
+        <w:jc w:val="center"/>
+      </w:pPr>
+      <w:r>
+        <w:rPr>
+          <w:sz w:val="28"/>
+        </w:rPr>
+        <w:t xml:space="preserve">Рисунок 13 – </w:t>
+      </w:r>
+      <w:r>
+        <w:rPr>
+          <w:i/>
+          <w:sz w:val="28"/>
+        </w:rPr>
+        <w:t>Datarails</w:t>
+      </w:r>
+      <w:r>
+        <w:rPr>
+          <w:sz w:val="28"/>
+        </w:rPr>
+        <w:t>: страница цен</w:t>
+      </w:r>
+    </w:p>
+    <w:p>
+      <w:pPr>
+        <w:pStyle w:val="a0"/>
+        <w:spacing w:before="0" w:after="0" w:line="360" w:lineRule="exact"/>
+        <w:ind w:firstLine="709"/>
+        <w:jc w:val="both"/>
+      </w:pPr>
+      <w:r>
+        <w:rPr>
+          <w:sz w:val="28"/>
+        </w:rPr>
+        <w:t>Три тарифа (</w:t>
+      </w:r>
+      <w:r>
+        <w:rPr>
+          <w:i/>
+          <w:sz w:val="28"/>
+        </w:rPr>
+        <w:t>Professional</w:t>
+      </w:r>
+      <w:r>
+        <w:rPr>
+          <w:sz w:val="28"/>
+        </w:rPr>
+        <w:t xml:space="preserve">, </w:t>
+      </w:r>
+      <w:r>
+        <w:rPr>
+          <w:i/>
+          <w:sz w:val="28"/>
+        </w:rPr>
+        <w:t>Premium</w:t>
+      </w:r>
+      <w:r>
+        <w:rPr>
+          <w:sz w:val="28"/>
+        </w:rPr>
+        <w:t xml:space="preserve">, </w:t>
+      </w:r>
+      <w:r>
+        <w:rPr>
+          <w:i/>
+          <w:sz w:val="28"/>
+        </w:rPr>
+        <w:t>Expert</w:t>
+      </w:r>
+      <w:r>
+        <w:rPr>
+          <w:sz w:val="28"/>
+        </w:rPr>
+        <w:t>) без сумм и кнопки «</w:t>
+      </w:r>
+      <w:r>
+        <w:rPr>
+          <w:i/>
+          <w:sz w:val="28"/>
+        </w:rPr>
+        <w:t>Request</w:t>
+      </w:r>
+      <w:r>
+        <w:rPr>
+          <w:sz w:val="28"/>
+        </w:rPr>
+        <w:t xml:space="preserve"> </w:t>
+      </w:r>
+      <w:r>
+        <w:rPr>
+          <w:i/>
+          <w:sz w:val="28"/>
+        </w:rPr>
+        <w:t>Quote</w:t>
+      </w:r>
+      <w:r>
+        <w:rPr>
+          <w:sz w:val="28"/>
+        </w:rPr>
+        <w:t>»; цена по запросу и ограничения по числу пользователей и интеграций подтверждают корпоративную модель продаж.</w:t>
+      </w:r>
+    </w:p>
+    <w:p>
+      <w:pPr>
+        <w:pStyle w:val="a0"/>
+        <w:spacing w:before="0" w:after="0" w:line="360" w:lineRule="exact"/>
+        <w:ind w:firstLine="709"/>
+        <w:jc w:val="both"/>
+      </w:pPr>
+      <w:r>
+        <w:rPr>
+          <w:sz w:val="28"/>
+        </w:rPr>
+        <w:t>На рисунке 14 по</w:t>
+      </w:r>
+      <w:r>
+        <w:rPr>
+          <w:sz w:val="28"/>
+        </w:rPr>
+        <w:t xml:space="preserve">казано: </w:t>
+      </w:r>
+      <w:r>
+        <w:rPr>
+          <w:i/>
+          <w:sz w:val="28"/>
+        </w:rPr>
+        <w:t>DataSnipper</w:t>
+      </w:r>
+      <w:r>
+        <w:rPr>
+          <w:sz w:val="28"/>
+        </w:rPr>
+        <w:t>: страница цен.</w:t>
+      </w:r>
+    </w:p>
+    <w:p>
+      <w:pPr>
+        <w:pStyle w:val="a0"/>
+        <w:keepNext/>
+        <w:spacing w:before="0" w:after="0"/>
+        <w:jc w:val="center"/>
+      </w:pPr>
+      <w:r>
+        <w:rPr>
+          <w:noProof/>
+          <w:sz w:val="28"/>
+        </w:rPr>
+        <w:drawing>
+          <wp:inline distT="0" distB="0" distL="0" distR="0" wp14:anchorId="1B83C5FA" wp14:editId="294EB8E6">
+            <wp:extent cx="5334000" cy="2375958"/>
+            <wp:effectExtent l="0" t="0" r="0" b="0"/>
+            <wp:docPr id="67" name="Picture"/>
+            <wp:cNvGraphicFramePr/>
+            <a:graphic xmlns:a="http://schemas.openxmlformats.org/drawingml/2006/main">
+              <a:graphicData uri="http://schemas.openxmlformats.org/drawingml/2006/picture">
+                <pic:pic xmlns:pic="http://schemas.openxmlformats.org/drawingml/2006/picture">
+                  <pic:nvPicPr>
+                    <pic:cNvPr id="68" name="Picture" descr="Скриншоты/comp_06_datasnipper_pricing.jpg"/>
+                    <pic:cNvPicPr>
+                      <a:picLocks noChangeAspect="1" noChangeArrowheads="1"/>
+                    </pic:cNvPicPr>
+                  </pic:nvPicPr>
+                  <pic:blipFill>
+                    <a:blip r:embed="rId20"/>
+                    <a:stretch>
+                      <a:fillRect/>
+                    </a:stretch>
+                  </pic:blipFill>
+                  <pic:spPr bwMode="auto">
+                    <a:xfrm>
+                      <a:off x="0" y="0"/>
+                      <a:ext cx="5334000" cy="2375958"/>
+                    </a:xfrm>
+                    <a:prstGeom prst="rect">
+                      <a:avLst/>
+                    </a:prstGeom>
+                    <a:noFill/>
+                    <a:ln w="9525">
+                      <a:noFill/>
+                      <a:headEnd/>
+                      <a:tailEnd/>
+                    </a:ln>
+                  </pic:spPr>
+                </pic:pic>
+              </a:graphicData>
+            </a:graphic>
+          </wp:inline>
+        </w:drawing>
+      </w:r>
+    </w:p>
+    <w:p>
+      <w:pPr>
+        <w:pStyle w:val="a0"/>
+        <w:spacing w:before="0" w:after="0" w:line="360" w:lineRule="exact"/>
+        <w:jc w:val="center"/>
+      </w:pPr>
+      <w:r>
+        <w:rPr>
+          <w:sz w:val="28"/>
+        </w:rPr>
+        <w:t xml:space="preserve">Рисунок 14 – </w:t>
+      </w:r>
+      <w:r>
+        <w:rPr>
+          <w:i/>
+          <w:sz w:val="28"/>
+        </w:rPr>
+        <w:t>DataSnipper</w:t>
+      </w:r>
+      <w:r>
+        <w:rPr>
+          <w:sz w:val="28"/>
+        </w:rPr>
+        <w:t>: страница цен</w:t>
+      </w:r>
+    </w:p>
+    <w:p>
+      <w:pPr>
+        <w:pStyle w:val="a0"/>
+        <w:spacing w:before="0" w:after="0" w:line="360" w:lineRule="exact"/>
+        <w:ind w:firstLine="709"/>
+        <w:jc w:val="both"/>
+      </w:pPr>
+      <w:r>
+        <w:rPr>
+          <w:sz w:val="28"/>
+        </w:rPr>
+        <w:t xml:space="preserve">Тарифы </w:t>
+      </w:r>
+      <w:r>
+        <w:rPr>
+          <w:i/>
+          <w:sz w:val="28"/>
+        </w:rPr>
+        <w:t>Start</w:t>
+      </w:r>
+      <w:r>
+        <w:rPr>
+          <w:sz w:val="28"/>
+        </w:rPr>
+        <w:t xml:space="preserve">, </w:t>
+      </w:r>
+      <w:r>
+        <w:rPr>
+          <w:i/>
+          <w:sz w:val="28"/>
+        </w:rPr>
+        <w:t>Accelerate</w:t>
+      </w:r>
+      <w:r>
+        <w:rPr>
+          <w:sz w:val="28"/>
+        </w:rPr>
+        <w:t xml:space="preserve"> и </w:t>
+      </w:r>
+      <w:r>
+        <w:rPr>
+          <w:i/>
+          <w:sz w:val="28"/>
+        </w:rPr>
+        <w:t>Elevate</w:t>
+      </w:r>
+      <w:r>
+        <w:rPr>
+          <w:sz w:val="28"/>
+        </w:rPr>
+        <w:t xml:space="preserve"> без сумм, вход через «</w:t>
+      </w:r>
+      <w:r>
+        <w:rPr>
+          <w:i/>
+          <w:sz w:val="28"/>
+        </w:rPr>
+        <w:t>Book</w:t>
+      </w:r>
+      <w:r>
+        <w:rPr>
+          <w:sz w:val="28"/>
+        </w:rPr>
+        <w:t xml:space="preserve"> </w:t>
+      </w:r>
+      <w:r>
+        <w:rPr>
+          <w:i/>
+          <w:sz w:val="28"/>
+        </w:rPr>
+        <w:t>Demo</w:t>
+      </w:r>
+      <w:r>
+        <w:rPr>
+          <w:sz w:val="28"/>
+        </w:rPr>
+        <w:t>» и «</w:t>
+      </w:r>
+      <w:r>
+        <w:rPr>
+          <w:i/>
+          <w:sz w:val="28"/>
+        </w:rPr>
+        <w:t>Contact</w:t>
+      </w:r>
+      <w:r>
+        <w:rPr>
+          <w:sz w:val="28"/>
+        </w:rPr>
+        <w:t xml:space="preserve"> </w:t>
+      </w:r>
+      <w:r>
+        <w:rPr>
+          <w:i/>
+          <w:sz w:val="28"/>
+        </w:rPr>
+        <w:t>sales</w:t>
+      </w:r>
+      <w:r>
+        <w:rPr>
+          <w:sz w:val="28"/>
+        </w:rPr>
+        <w:t xml:space="preserve">»; баннер </w:t>
+      </w:r>
+      <w:r>
+        <w:rPr>
+          <w:i/>
+          <w:sz w:val="28"/>
+        </w:rPr>
+        <w:t>cookie</w:t>
+      </w:r>
+      <w:r>
+        <w:rPr>
+          <w:sz w:val="28"/>
+        </w:rPr>
+        <w:t xml:space="preserve"> был отклонен до снимка.</w:t>
+      </w:r>
+    </w:p>
+    <w:p>
+      <w:pPr>
+        <w:pStyle w:val="a0"/>
+        <w:spacing w:before="0" w:after="0" w:line="360" w:lineRule="exact"/>
+        <w:ind w:firstLine="709"/>
+        <w:jc w:val="both"/>
+      </w:pPr>
+      <w:r>
+        <w:rPr>
+          <w:sz w:val="28"/>
+        </w:rPr>
+        <w:t xml:space="preserve">На рисунке 15 показано: </w:t>
+      </w:r>
+      <w:r>
+        <w:rPr>
+          <w:i/>
+          <w:sz w:val="28"/>
+        </w:rPr>
+        <w:t>Arixcel</w:t>
+      </w:r>
+      <w:r>
+        <w:rPr>
+          <w:sz w:val="28"/>
+        </w:rPr>
+        <w:t>: лицензирование.</w:t>
+      </w:r>
+    </w:p>
+    <w:p>
+      <w:pPr>
+        <w:pStyle w:val="a0"/>
+        <w:keepNext/>
+        <w:spacing w:before="0" w:after="0"/>
+        <w:jc w:val="center"/>
+      </w:pPr>
+      <w:r>
+        <w:rPr>
+          <w:noProof/>
+          <w:sz w:val="28"/>
+        </w:rPr>
+        <w:lastRenderedPageBreak/>
+        <w:drawing>
+          <wp:inline distT="0" distB="0" distL="0" distR="0" wp14:anchorId="4C18286B" wp14:editId="55D37B0B">
+            <wp:extent cx="5334000" cy="2375958"/>
+            <wp:effectExtent l="0" t="0" r="0" b="0"/>
+            <wp:docPr id="70" name="Picture"/>
+            <wp:cNvGraphicFramePr/>
+            <a:graphic xmlns:a="http://schemas.openxmlformats.org/drawingml/2006/main">
+              <a:graphicData uri="http://schemas.openxmlformats.org/drawingml/2006/picture">
+                <pic:pic xmlns:pic="http://schemas.openxmlformats.org/drawingml/2006/picture">
+                  <pic:nvPicPr>
+                    <pic:cNvPr id="71" name="Picture" descr="Скриншоты/comp_07_arixcel_pricing.jpg"/>
+                    <pic:cNvPicPr>
+                      <a:picLocks noChangeAspect="1" noChangeArrowheads="1"/>
+                    </pic:cNvPicPr>
+                  </pic:nvPicPr>
+                  <pic:blipFill>
+                    <a:blip r:embed="rId21"/>
+                    <a:stretch>
+                      <a:fillRect/>
+                    </a:stretch>
+                  </pic:blipFill>
+                  <pic:spPr bwMode="auto">
+                    <a:xfrm>
+                      <a:off x="0" y="0"/>
+                      <a:ext cx="5334000" cy="2375958"/>
+                    </a:xfrm>
+                    <a:prstGeom prst="rect">
+                      <a:avLst/>
+                    </a:prstGeom>
+                    <a:noFill/>
+                    <a:ln w="9525">
+                      <a:noFill/>
+                      <a:headEnd/>
+                      <a:tailEnd/>
+                    </a:ln>
+                  </pic:spPr>
+                </pic:pic>
+              </a:graphicData>
+            </a:graphic>
+          </wp:inline>
+        </w:drawing>
+      </w:r>
+    </w:p>
+    <w:p>
+      <w:pPr>
+        <w:pStyle w:val="a0"/>
+        <w:spacing w:before="0" w:after="0" w:line="360" w:lineRule="exact"/>
+        <w:jc w:val="center"/>
+      </w:pPr>
+      <w:r>
+        <w:rPr>
+          <w:sz w:val="28"/>
+        </w:rPr>
+        <w:t xml:space="preserve">Рисунок 15 – </w:t>
+      </w:r>
+      <w:r>
+        <w:rPr>
+          <w:i/>
+          <w:sz w:val="28"/>
+        </w:rPr>
+        <w:t>Arixcel</w:t>
+      </w:r>
+      <w:r>
+        <w:rPr>
+          <w:sz w:val="28"/>
+        </w:rPr>
+        <w:t>: лицензирование</w:t>
+      </w:r>
+    </w:p>
+    <w:p>
+      <w:pPr>
+        <w:pStyle w:val="a0"/>
+        <w:spacing w:before="0" w:after="0" w:line="360" w:lineRule="exact"/>
+        <w:ind w:firstLine="709"/>
+        <w:jc w:val="both"/>
+      </w:pPr>
+      <w:r>
+        <w:rPr>
+          <w:sz w:val="28"/>
+        </w:rPr>
+        <w:t xml:space="preserve">Раздел цен показывает 2,75 </w:t>
+      </w:r>
+      <w:r>
+        <w:rPr>
+          <w:i/>
+          <w:sz w:val="28"/>
+        </w:rPr>
+        <w:t>GBP</w:t>
+      </w:r>
+      <w:r>
+        <w:rPr>
+          <w:sz w:val="28"/>
+        </w:rPr>
+        <w:t xml:space="preserve"> за пользователя в месяц с примером расчета для 10 пользователей на 12 месяцев; правила активации ключей и администрирования лицензий говорят о нацеленности на корпоративных пользователей </w:t>
+      </w:r>
+      <w:r>
+        <w:rPr>
+          <w:i/>
+          <w:sz w:val="28"/>
+        </w:rPr>
+        <w:t>W</w:t>
+      </w:r>
+      <w:r>
+        <w:rPr>
+          <w:i/>
+          <w:sz w:val="28"/>
+        </w:rPr>
+        <w:t>indows</w:t>
+      </w:r>
+      <w:r>
+        <w:rPr>
+          <w:sz w:val="28"/>
+        </w:rPr>
+        <w:t>.</w:t>
+      </w:r>
+    </w:p>
+    <w:p>
+      <w:pPr>
+        <w:pStyle w:val="a0"/>
+        <w:spacing w:before="0" w:after="0" w:line="360" w:lineRule="exact"/>
+        <w:ind w:firstLine="709"/>
+        <w:jc w:val="both"/>
+      </w:pPr>
+      <w:r>
+        <w:rPr>
+          <w:sz w:val="28"/>
+        </w:rPr>
+        <w:t xml:space="preserve">На рисунке 16 показано: </w:t>
+      </w:r>
+      <w:r>
+        <w:rPr>
+          <w:i/>
+          <w:sz w:val="28"/>
+        </w:rPr>
+        <w:t>Operis</w:t>
+      </w:r>
+      <w:r>
+        <w:rPr>
+          <w:sz w:val="28"/>
+        </w:rPr>
+        <w:t xml:space="preserve"> </w:t>
+      </w:r>
+      <w:r>
+        <w:rPr>
+          <w:i/>
+          <w:sz w:val="28"/>
+        </w:rPr>
+        <w:t>OAK</w:t>
+      </w:r>
+      <w:r>
+        <w:rPr>
+          <w:sz w:val="28"/>
+        </w:rPr>
+        <w:t>: страница цен.</w:t>
+      </w:r>
+    </w:p>
+    <w:p>
+      <w:pPr>
+        <w:pStyle w:val="a0"/>
+        <w:keepNext/>
+        <w:spacing w:before="0" w:after="0"/>
+        <w:jc w:val="center"/>
+      </w:pPr>
+      <w:r>
+        <w:rPr>
+          <w:noProof/>
+          <w:sz w:val="28"/>
+        </w:rPr>
+        <w:drawing>
+          <wp:inline distT="0" distB="0" distL="0" distR="0" wp14:anchorId="2D243D99" wp14:editId="625BDFEF">
+            <wp:extent cx="5334000" cy="2375958"/>
+            <wp:effectExtent l="0" t="0" r="0" b="0"/>
+            <wp:docPr id="73" name="Picture"/>
+            <wp:cNvGraphicFramePr/>
+            <a:graphic xmlns:a="http://schemas.openxmlformats.org/drawingml/2006/main">
+              <a:graphicData uri="http://schemas.openxmlformats.org/drawingml/2006/picture">
+                <pic:pic xmlns:pic="http://schemas.openxmlformats.org/drawingml/2006/picture">
+                  <pic:nvPicPr>
+                    <pic:cNvPr id="74" name="Picture" descr="Скриншоты/comp_08_operis_oak_pricing.jpg"/>
+                    <pic:cNvPicPr>
+                      <a:picLocks noChangeAspect="1" noChangeArrowheads="1"/>
+                    </pic:cNvPicPr>
+                  </pic:nvPicPr>
+                  <pic:blipFill>
+                    <a:blip r:embed="rId22"/>
+                    <a:stretch>
+                      <a:fillRect/>
+                    </a:stretch>
+                  </pic:blipFill>
+                  <pic:spPr bwMode="auto">
+                    <a:xfrm>
+                      <a:off x="0" y="0"/>
+                      <a:ext cx="5334000" cy="2375958"/>
+                    </a:xfrm>
+                    <a:prstGeom prst="rect">
+                      <a:avLst/>
+                    </a:prstGeom>
+                    <a:noFill/>
+                    <a:ln w="9525">
+                      <a:noFill/>
+                      <a:headEnd/>
+                      <a:tailEnd/>
+                    </a:ln>
+                  </pic:spPr>
+                </pic:pic>
+              </a:graphicData>
+            </a:graphic>
+          </wp:inline>
+        </w:drawing>
+      </w:r>
+    </w:p>
+    <w:p>
+      <w:pPr>
+        <w:pStyle w:val="a0"/>
+        <w:spacing w:before="0" w:after="0" w:line="360" w:lineRule="exact"/>
+        <w:jc w:val="center"/>
+      </w:pPr>
+      <w:r>
+        <w:rPr>
+          <w:sz w:val="28"/>
+        </w:rPr>
+        <w:t xml:space="preserve">Рисунок 16 – </w:t>
+      </w:r>
+      <w:r>
+        <w:rPr>
+          <w:i/>
+          <w:sz w:val="28"/>
+        </w:rPr>
+        <w:t>Operis</w:t>
+      </w:r>
+      <w:r>
+        <w:rPr>
+          <w:sz w:val="28"/>
+        </w:rPr>
+        <w:t xml:space="preserve"> </w:t>
+      </w:r>
+      <w:r>
+        <w:rPr>
+          <w:i/>
+          <w:sz w:val="28"/>
+        </w:rPr>
+        <w:t>OAK</w:t>
+      </w:r>
+      <w:r>
+        <w:rPr>
+          <w:sz w:val="28"/>
+        </w:rPr>
+        <w:t>: страница цен</w:t>
+      </w:r>
+    </w:p>
+    <w:p>
+      <w:pPr>
+        <w:pStyle w:val="a0"/>
+        <w:spacing w:before="0" w:after="0" w:line="360" w:lineRule="exact"/>
+        <w:ind w:firstLine="709"/>
+        <w:jc w:val="both"/>
+      </w:pPr>
+      <w:r>
+        <w:rPr>
+          <w:sz w:val="28"/>
+        </w:rPr>
+        <w:t xml:space="preserve">Страница показывает годовую подписку 311,66 </w:t>
+      </w:r>
+      <w:r>
+        <w:rPr>
+          <w:i/>
+          <w:sz w:val="28"/>
+        </w:rPr>
+        <w:t>GBP</w:t>
+      </w:r>
+      <w:r>
+        <w:rPr>
+          <w:sz w:val="28"/>
+        </w:rPr>
+        <w:t xml:space="preserve"> плюс налог и более 30 инструментов в пакете; кнопка «</w:t>
+      </w:r>
+      <w:r>
+        <w:rPr>
+          <w:i/>
+          <w:sz w:val="28"/>
+        </w:rPr>
+        <w:t>Buy</w:t>
+      </w:r>
+      <w:r>
+        <w:rPr>
+          <w:sz w:val="28"/>
+        </w:rPr>
+        <w:t xml:space="preserve"> </w:t>
+      </w:r>
+      <w:r>
+        <w:rPr>
+          <w:i/>
+          <w:sz w:val="28"/>
+        </w:rPr>
+        <w:t>now</w:t>
+      </w:r>
+      <w:r>
+        <w:rPr>
+          <w:sz w:val="28"/>
+        </w:rPr>
+        <w:t xml:space="preserve">» говорит о продаже без консультанта, в отличие от услуг аудита моделей </w:t>
+      </w:r>
+      <w:r>
+        <w:rPr>
+          <w:i/>
+          <w:sz w:val="28"/>
+        </w:rPr>
+        <w:t>Operis</w:t>
+      </w:r>
+      <w:r>
+        <w:rPr>
+          <w:sz w:val="28"/>
+        </w:rPr>
+        <w:t>.</w:t>
+      </w:r>
+    </w:p>
+    <w:p>
+      <w:pPr>
+        <w:pStyle w:val="1"/>
+        <w:keepNext w:val="0"/>
+        <w:pageBreakBefore/>
+        <w:spacing w:before="0" w:after="0" w:line="360" w:lineRule="exact"/>
+        <w:jc w:val="center"/>
+      </w:pPr>
+      <w:bookmarkStart w:id="37" w:name="_e580caf5f2a0052cd60a87b42295a622f26cf83"/>
+      <w:bookmarkStart w:id="38" w:name="_Toc241938629"/>
+      <w:bookmarkEnd w:id="35"/>
+      <w:r>
+        <w:rPr>
+          <w:b/>
+          <w:sz w:val="28"/>
+        </w:rPr>
+        <w:lastRenderedPageBreak/>
+        <w:t>ПРИЛОЖЕНИЕ Е</w:t>
+      </w:r>
+      <w:bookmarkEnd w:id="38"/>
+    </w:p>
+    <w:p>
+      <w:pPr>
+        <w:spacing w:after="0" w:line="360" w:lineRule="exact"/>
+        <w:jc w:val="center"/>
+      </w:pPr>
+      <w:r>
+        <w:rPr>
+          <w:sz w:val="28"/>
+        </w:rPr>
+        <w:t>(справочное)</w:t>
+      </w:r>
+    </w:p>
+    <w:p>
+      <w:pPr>
+        <w:spacing w:after="360" w:line="360" w:lineRule="exact"/>
+        <w:jc w:val="center"/>
+      </w:pPr>
+      <w:r>
+        <w:rPr>
+          <w:b/>
+          <w:sz w:val="28"/>
+        </w:rPr>
+        <w:t xml:space="preserve">Модельные замеры </w:t>
+      </w:r>
+      <w:r>
+        <w:rPr>
+          <w:b/>
+          <w:i/>
+          <w:sz w:val="28"/>
+        </w:rPr>
+        <w:t>MVP</w:t>
+      </w:r>
+    </w:p>
+    <w:p>
+      <w:pPr>
+        <w:pStyle w:val="FirstParagraph"/>
+        <w:spacing w:before="0" w:after="0" w:line="360" w:lineRule="exact"/>
+        <w:ind w:firstLine="709"/>
+        <w:jc w:val="both"/>
+      </w:pPr>
+      <w:r>
+        <w:rPr>
+          <w:i/>
+          <w:sz w:val="28"/>
+        </w:rPr>
+        <w:t>MVP</w:t>
+      </w:r>
+      <w:r>
+        <w:rPr>
+          <w:sz w:val="28"/>
+        </w:rPr>
+        <w:t xml:space="preserve"> еще не написан, поэтому замеры воронки с 01.04.2027 по 30.09.2027 смоделированы (генератор и файлы - в папке 00_Общее/Модельн</w:t>
+      </w:r>
+      <w:r>
+        <w:rPr>
+          <w:sz w:val="28"/>
+        </w:rPr>
+        <w:t xml:space="preserve">ые_данные, </w:t>
+      </w:r>
+      <w:r>
+        <w:rPr>
+          <w:i/>
+          <w:sz w:val="28"/>
+        </w:rPr>
+        <w:t>seed</w:t>
+      </w:r>
+      <w:r>
+        <w:rPr>
+          <w:sz w:val="28"/>
+        </w:rPr>
+        <w:t xml:space="preserve"> 20261004, допущение Д-32). Параметры соответствуют базовому сценарию ЛР2-3: визит - регистрация 4 %, регистрация - активация 60 %, активация - платящий около 8 %, платежи с 01.06.2027. Это не измерения, а демонстрация того, как отчет о конв</w:t>
+      </w:r>
+      <w:r>
+        <w:rPr>
+          <w:sz w:val="28"/>
+        </w:rPr>
+        <w:t>ерсиях выглядит и насколько цели чувствительны к разбросу.</w:t>
+      </w:r>
+    </w:p>
+    <w:p>
+      <w:pPr>
+        <w:pStyle w:val="a0"/>
+        <w:spacing w:before="0" w:after="0" w:line="360" w:lineRule="exact"/>
+        <w:ind w:firstLine="709"/>
+        <w:jc w:val="both"/>
+      </w:pPr>
+      <w:r>
+        <w:rPr>
+          <w:sz w:val="28"/>
+        </w:rPr>
+        <w:t>В таблице 26 представлено: модельные показатели воронки по месяцам.</w:t>
+      </w:r>
+    </w:p>
+    <w:p>
+      <w:pPr>
+        <w:pStyle w:val="a0"/>
+        <w:keepNext/>
+        <w:spacing w:before="0" w:after="0" w:line="360" w:lineRule="exact"/>
+      </w:pPr>
+      <w:r>
+        <w:rPr>
+          <w:sz w:val="28"/>
+        </w:rPr>
+        <w:t>Таблица 26 – Модельные показатели воронки по месяцам</w:t>
+      </w:r>
+    </w:p>
+    <w:tbl>
+      <w:tblPr>
+        <w:tblStyle w:val="Table"/>
+        <w:tblW w:w="9355" w:type="dxa"/>
+        <w:jc w:val="center"/>
+        <w:tblBorders>
+          <w:top w:val="single" w:sz="4" w:space="0" w:color="000000"/>
+          <w:left w:val="single" w:sz="4" w:space="0" w:color="000000"/>
+          <w:bottom w:val="single" w:sz="4" w:space="0" w:color="000000"/>
+          <w:right w:val="single" w:sz="4" w:space="0" w:color="000000"/>
+          <w:insideH w:val="single" w:sz="4" w:space="0" w:color="000000"/>
+          <w:insideV w:val="single" w:sz="4" w:space="0" w:color="000000"/>
+        </w:tblBorders>
+        <w:tblLayout w:type="fixed"/>
+        <w:tblLook w:val="0020" w:firstRow="1" w:lastRow="0" w:firstColumn="0" w:lastColumn="0" w:noHBand="0" w:noVBand="0"/>
+      </w:tblPr>
+      <w:tblGrid>
+        <w:gridCol w:w="1598"/>
+        <w:gridCol w:w="1369"/>
+        <w:gridCol w:w="2510"/>
+        <w:gridCol w:w="2053"/>
+        <w:gridCol w:w="1825"/>
+      </w:tblGrid>
+      <w:tr>
+        <w:trPr>
+          <w:cnfStyle w:val="100000000000" w:firstRow="1" w:lastRow="0" w:firstColumn="0" w:lastColumn="0" w:oddVBand="0" w:evenVBand="0" w:oddHBand="0" w:evenHBand="0" w:firstRowFirstColumn="0" w:firstRowLastColumn="0" w:lastRowFirstColumn="0" w:lastRowLastColumn="0"/>
+          <w:cantSplit/>
+          <w:tblHeader/>
+          <w:jc w:val="center"/>
+        </w:trPr>
+        <w:tc>
+          <w:tcPr>
+            <w:tcW w:w="1597" w:type="dxa"/>
+            <w:vAlign w:val="center"/>
+          </w:tcPr>
+          <w:p>
+            <w:pPr>
+              <w:pStyle w:val="Compact"/>
+              <w:spacing w:before="0" w:after="0" w:line="280" w:lineRule="exact"/>
+              <w:jc w:val="center"/>
+            </w:pPr>
+            <w:r>
+              <w:rPr>
+                <w:b/>
+                <w:sz w:val="24"/>
+              </w:rPr>
+              <w:t>Месяц</w:t>
+            </w:r>
+          </w:p>
+        </w:tc>
+        <w:tc>
+          <w:tcPr>
+            <w:tcW w:w="1369" w:type="dxa"/>
+            <w:vAlign w:val="center"/>
+          </w:tcPr>
+          <w:p>
+            <w:pPr>
+              <w:pStyle w:val="Compact"/>
+              <w:spacing w:before="0" w:after="0" w:line="280" w:lineRule="exact"/>
+              <w:jc w:val="center"/>
+            </w:pPr>
+            <w:r>
+              <w:rPr>
+                <w:b/>
+                <w:sz w:val="24"/>
+              </w:rPr>
+              <w:t>Визиты</w:t>
+            </w:r>
+          </w:p>
+        </w:tc>
+        <w:tc>
+          <w:tcPr>
+            <w:tcW w:w="2510" w:type="dxa"/>
+            <w:vAlign w:val="center"/>
+          </w:tcPr>
+          <w:p>
+            <w:pPr>
+              <w:pStyle w:val="Compact"/>
+              <w:spacing w:before="0" w:after="0" w:line="280" w:lineRule="exact"/>
+              <w:jc w:val="center"/>
+            </w:pPr>
+            <w:r>
+              <w:rPr>
+                <w:b/>
+                <w:sz w:val="24"/>
+              </w:rPr>
+              <w:t>Регистрации</w:t>
+            </w:r>
+          </w:p>
+        </w:tc>
+        <w:tc>
+          <w:tcPr>
+            <w:tcW w:w="2053" w:type="dxa"/>
+            <w:vAlign w:val="center"/>
+          </w:tcPr>
+          <w:p>
+            <w:pPr>
+              <w:pStyle w:val="Compact"/>
+              <w:spacing w:before="0" w:after="0" w:line="280" w:lineRule="exact"/>
+              <w:jc w:val="center"/>
+            </w:pPr>
+            <w:r>
+              <w:rPr>
+                <w:b/>
+                <w:sz w:val="24"/>
+              </w:rPr>
+              <w:t>Активации</w:t>
+            </w:r>
+          </w:p>
+        </w:tc>
+        <w:tc>
+          <w:tcPr>
+            <w:tcW w:w="1825" w:type="dxa"/>
+            <w:vAlign w:val="center"/>
+          </w:tcPr>
+          <w:p>
+            <w:pPr>
+              <w:pStyle w:val="Compact"/>
+              <w:spacing w:before="0" w:after="0" w:line="280" w:lineRule="exact"/>
+              <w:jc w:val="center"/>
+            </w:pPr>
+            <w:r>
+              <w:rPr>
+                <w:b/>
+                <w:sz w:val="24"/>
+              </w:rPr>
+              <w:t>Платящие</w:t>
+            </w:r>
+          </w:p>
+        </w:tc>
+      </w:tr>
+      <w:tr>
+        <w:trPr>
+          <w:cantSplit/>
+          <w:jc w:val="center"/>
+        </w:trPr>
+        <w:tc>
+          <w:tcPr>
+            <w:tcW w:w="1597" w:type="dxa"/>
+            <w:vAlign w:val="center"/>
+          </w:tcPr>
+          <w:p>
+            <w:pPr>
+              <w:pStyle w:val="Compact"/>
+              <w:spacing w:before="0" w:after="0" w:line="280" w:lineRule="exact"/>
+              <w:jc w:val="center"/>
+            </w:pPr>
+            <w:r>
+              <w:rPr>
+                <w:sz w:val="24"/>
+              </w:rPr>
+              <w:t>2027-04</w:t>
+            </w:r>
+          </w:p>
+        </w:tc>
+        <w:tc>
+          <w:tcPr>
+            <w:tcW w:w="1369" w:type="dxa"/>
+            <w:vAlign w:val="center"/>
+          </w:tcPr>
+          <w:p>
+            <w:pPr>
+              <w:pStyle w:val="Compact"/>
+              <w:spacing w:before="0" w:after="0" w:line="280" w:lineRule="exact"/>
+              <w:jc w:val="center"/>
+            </w:pPr>
+            <w:r>
+              <w:rPr>
+                <w:sz w:val="24"/>
+              </w:rPr>
+              <w:t>1 584</w:t>
+            </w:r>
+          </w:p>
+        </w:tc>
+        <w:tc>
+          <w:tcPr>
+            <w:tcW w:w="2510" w:type="dxa"/>
+            <w:vAlign w:val="center"/>
+          </w:tcPr>
+          <w:p>
+            <w:pPr>
+              <w:pStyle w:val="Compact"/>
+              <w:spacing w:before="0" w:after="0" w:line="280" w:lineRule="exact"/>
+              <w:jc w:val="center"/>
+            </w:pPr>
+            <w:r>
+              <w:rPr>
+                <w:sz w:val="24"/>
+              </w:rPr>
+              <w:t>66</w:t>
+            </w:r>
+          </w:p>
+        </w:tc>
+        <w:tc>
+          <w:tcPr>
+            <w:tcW w:w="2053" w:type="dxa"/>
+            <w:vAlign w:val="center"/>
+          </w:tcPr>
+          <w:p>
+            <w:pPr>
+              <w:pStyle w:val="Compact"/>
+              <w:spacing w:before="0" w:after="0" w:line="280" w:lineRule="exact"/>
+              <w:jc w:val="center"/>
+            </w:pPr>
+            <w:r>
+              <w:rPr>
+                <w:sz w:val="24"/>
+              </w:rPr>
+              <w:t>30</w:t>
+            </w:r>
+          </w:p>
+        </w:tc>
+        <w:tc>
+          <w:tcPr>
+            <w:tcW w:w="1825" w:type="dxa"/>
+            <w:vAlign w:val="center"/>
+          </w:tcPr>
+          <w:p>
+            <w:pPr>
+              <w:pStyle w:val="Compact"/>
+              <w:spacing w:before="0" w:after="0" w:line="280" w:lineRule="exact"/>
+              <w:jc w:val="center"/>
+            </w:pPr>
+            <w:r>
+              <w:rPr>
+                <w:sz w:val="24"/>
+              </w:rPr>
+              <w:t>0</w:t>
+            </w:r>
+          </w:p>
+        </w:tc>
+      </w:tr>
+      <w:tr>
+        <w:trPr>
+          <w:cantSplit/>
+          <w:jc w:val="center"/>
+        </w:trPr>
+        <w:tc>
+          <w:tcPr>
+            <w:tcW w:w="1597" w:type="dxa"/>
+            <w:vAlign w:val="center"/>
+          </w:tcPr>
+          <w:p>
+            <w:pPr>
+              <w:pStyle w:val="Compact"/>
+              <w:spacing w:before="0" w:after="0" w:line="280" w:lineRule="exact"/>
+              <w:jc w:val="center"/>
+            </w:pPr>
+            <w:r>
+              <w:rPr>
+                <w:sz w:val="24"/>
+              </w:rPr>
+              <w:t>2027-05</w:t>
+            </w:r>
+          </w:p>
+        </w:tc>
+        <w:tc>
+          <w:tcPr>
+            <w:tcW w:w="1369" w:type="dxa"/>
+            <w:vAlign w:val="center"/>
+          </w:tcPr>
+          <w:p>
+            <w:pPr>
+              <w:pStyle w:val="Compact"/>
+              <w:spacing w:before="0" w:after="0" w:line="280" w:lineRule="exact"/>
+              <w:jc w:val="center"/>
+            </w:pPr>
+            <w:r>
+              <w:rPr>
+                <w:sz w:val="24"/>
+              </w:rPr>
+              <w:t>2 038</w:t>
+            </w:r>
+          </w:p>
+        </w:tc>
+        <w:tc>
+          <w:tcPr>
+            <w:tcW w:w="2510" w:type="dxa"/>
+            <w:vAlign w:val="center"/>
+          </w:tcPr>
+          <w:p>
+            <w:pPr>
+              <w:pStyle w:val="Compact"/>
+              <w:spacing w:before="0" w:after="0" w:line="280" w:lineRule="exact"/>
+              <w:jc w:val="center"/>
+            </w:pPr>
+            <w:r>
+              <w:rPr>
+                <w:sz w:val="24"/>
+              </w:rPr>
+              <w:t>175</w:t>
+            </w:r>
+          </w:p>
+        </w:tc>
+        <w:tc>
+          <w:tcPr>
+            <w:tcW w:w="2053" w:type="dxa"/>
+            <w:vAlign w:val="center"/>
+          </w:tcPr>
+          <w:p>
+            <w:pPr>
+              <w:pStyle w:val="Compact"/>
+              <w:spacing w:before="0" w:after="0" w:line="280" w:lineRule="exact"/>
+              <w:jc w:val="center"/>
+            </w:pPr>
+            <w:r>
+              <w:rPr>
+                <w:sz w:val="24"/>
+              </w:rPr>
+              <w:t>102</w:t>
+            </w:r>
+          </w:p>
+        </w:tc>
+        <w:tc>
+          <w:tcPr>
+            <w:tcW w:w="1825" w:type="dxa"/>
+            <w:vAlign w:val="center"/>
+          </w:tcPr>
+          <w:p>
+            <w:pPr>
+              <w:pStyle w:val="Compact"/>
+              <w:spacing w:before="0" w:after="0" w:line="280" w:lineRule="exact"/>
+              <w:jc w:val="center"/>
+            </w:pPr>
+            <w:r>
+              <w:rPr>
+                <w:sz w:val="24"/>
+              </w:rPr>
+              <w:t>0</w:t>
+            </w:r>
+          </w:p>
+        </w:tc>
+      </w:tr>
+      <w:tr>
+        <w:trPr>
+          <w:cantSplit/>
+          <w:jc w:val="center"/>
+        </w:trPr>
+        <w:tc>
+          <w:tcPr>
+            <w:tcW w:w="1597" w:type="dxa"/>
+            <w:vAlign w:val="center"/>
+          </w:tcPr>
+          <w:p>
+            <w:pPr>
+              <w:pStyle w:val="Compact"/>
+              <w:spacing w:before="0" w:after="0" w:line="280" w:lineRule="exact"/>
+              <w:jc w:val="center"/>
+            </w:pPr>
+            <w:r>
+              <w:rPr>
+                <w:sz w:val="24"/>
+              </w:rPr>
+              <w:t>2027-06</w:t>
+            </w:r>
+          </w:p>
+        </w:tc>
+        <w:tc>
+          <w:tcPr>
+            <w:tcW w:w="1369" w:type="dxa"/>
+            <w:vAlign w:val="center"/>
+          </w:tcPr>
+          <w:p>
+            <w:pPr>
+              <w:pStyle w:val="Compact"/>
+              <w:spacing w:before="0" w:after="0" w:line="280" w:lineRule="exact"/>
+              <w:jc w:val="center"/>
+            </w:pPr>
+            <w:r>
+              <w:rPr>
+                <w:sz w:val="24"/>
+              </w:rPr>
+              <w:t>2 454</w:t>
+            </w:r>
+          </w:p>
+        </w:tc>
+        <w:tc>
+          <w:tcPr>
+            <w:tcW w:w="2510" w:type="dxa"/>
+            <w:vAlign w:val="center"/>
+          </w:tcPr>
+          <w:p>
+            <w:pPr>
+              <w:pStyle w:val="Compact"/>
+              <w:spacing w:before="0" w:after="0" w:line="280" w:lineRule="exact"/>
+              <w:jc w:val="center"/>
+            </w:pPr>
+            <w:r>
+              <w:rPr>
+                <w:sz w:val="24"/>
+              </w:rPr>
+              <w:t>129</w:t>
+            </w:r>
+          </w:p>
+        </w:tc>
+        <w:tc>
+          <w:tcPr>
+            <w:tcW w:w="2053" w:type="dxa"/>
+            <w:vAlign w:val="center"/>
+          </w:tcPr>
+          <w:p>
+            <w:pPr>
+              <w:pStyle w:val="Compact"/>
+              <w:spacing w:before="0" w:after="0" w:line="280" w:lineRule="exact"/>
+              <w:jc w:val="center"/>
+            </w:pPr>
+            <w:r>
+              <w:rPr>
+                <w:sz w:val="24"/>
+              </w:rPr>
+              <w:t>74</w:t>
+            </w:r>
+          </w:p>
+        </w:tc>
+        <w:tc>
+          <w:tcPr>
+            <w:tcW w:w="1825" w:type="dxa"/>
+            <w:vAlign w:val="center"/>
+          </w:tcPr>
+          <w:p>
+            <w:pPr>
+              <w:pStyle w:val="Compact"/>
+              <w:spacing w:before="0" w:after="0" w:line="280" w:lineRule="exact"/>
+              <w:jc w:val="center"/>
+            </w:pPr>
+            <w:r>
+              <w:rPr>
+                <w:sz w:val="24"/>
+              </w:rPr>
+              <w:t>5</w:t>
+            </w:r>
+          </w:p>
+        </w:tc>
+      </w:tr>
+      <w:tr>
+        <w:trPr>
+          <w:cantSplit/>
+          <w:jc w:val="center"/>
+        </w:trPr>
+        <w:tc>
+          <w:tcPr>
+            <w:tcW w:w="1597" w:type="dxa"/>
+            <w:vAlign w:val="center"/>
+          </w:tcPr>
+          <w:p>
+            <w:pPr>
+              <w:pStyle w:val="Compact"/>
+              <w:spacing w:before="0" w:after="0" w:line="280" w:lineRule="exact"/>
+              <w:jc w:val="center"/>
+            </w:pPr>
+            <w:r>
+              <w:rPr>
+                <w:sz w:val="24"/>
+              </w:rPr>
+              <w:t>2027-07</w:t>
+            </w:r>
+          </w:p>
+        </w:tc>
+        <w:tc>
+          <w:tcPr>
+            <w:tcW w:w="1369" w:type="dxa"/>
+            <w:vAlign w:val="center"/>
+          </w:tcPr>
+          <w:p>
+            <w:pPr>
+              <w:pStyle w:val="Compact"/>
+              <w:spacing w:before="0" w:after="0" w:line="280" w:lineRule="exact"/>
+              <w:jc w:val="center"/>
+            </w:pPr>
+            <w:r>
+              <w:rPr>
+                <w:sz w:val="24"/>
+              </w:rPr>
+              <w:t>3 592</w:t>
+            </w:r>
+          </w:p>
+        </w:tc>
+        <w:tc>
+          <w:tcPr>
+            <w:tcW w:w="2510" w:type="dxa"/>
+            <w:vAlign w:val="center"/>
+          </w:tcPr>
+          <w:p>
+            <w:pPr>
+              <w:pStyle w:val="Compact"/>
+              <w:spacing w:before="0" w:after="0" w:line="280" w:lineRule="exact"/>
+              <w:jc w:val="center"/>
+            </w:pPr>
+            <w:r>
+              <w:rPr>
+                <w:sz w:val="24"/>
+              </w:rPr>
+              <w:t>212</w:t>
+            </w:r>
+          </w:p>
+        </w:tc>
+        <w:tc>
+          <w:tcPr>
+            <w:tcW w:w="2053" w:type="dxa"/>
+            <w:vAlign w:val="center"/>
+          </w:tcPr>
+          <w:p>
+            <w:pPr>
+              <w:pStyle w:val="Compact"/>
+              <w:spacing w:before="0" w:after="0" w:line="280" w:lineRule="exact"/>
+              <w:jc w:val="center"/>
+            </w:pPr>
+            <w:r>
+              <w:rPr>
+                <w:sz w:val="24"/>
+              </w:rPr>
+              <w:t>119</w:t>
+            </w:r>
+          </w:p>
+        </w:tc>
+        <w:tc>
+          <w:tcPr>
+            <w:tcW w:w="1825" w:type="dxa"/>
+            <w:vAlign w:val="center"/>
+          </w:tcPr>
+          <w:p>
+            <w:pPr>
+              <w:pStyle w:val="Compact"/>
+              <w:spacing w:before="0" w:after="0" w:line="280" w:lineRule="exact"/>
+              <w:jc w:val="center"/>
+            </w:pPr>
+            <w:r>
+              <w:rPr>
+                <w:sz w:val="24"/>
+              </w:rPr>
+              <w:t>10</w:t>
+            </w:r>
+          </w:p>
+        </w:tc>
+      </w:tr>
+      <w:tr>
+        <w:trPr>
+          <w:cantSplit/>
+          <w:jc w:val="center"/>
+        </w:trPr>
+        <w:tc>
+          <w:tcPr>
+            <w:tcW w:w="1597" w:type="dxa"/>
+            <w:vAlign w:val="center"/>
+          </w:tcPr>
+          <w:p>
+            <w:pPr>
+              <w:pStyle w:val="Compact"/>
+              <w:spacing w:before="0" w:after="0" w:line="280" w:lineRule="exact"/>
+              <w:jc w:val="center"/>
+            </w:pPr>
+            <w:r>
+              <w:rPr>
+                <w:sz w:val="24"/>
+              </w:rPr>
+              <w:t>2027-08</w:t>
+            </w:r>
+          </w:p>
+        </w:tc>
+        <w:tc>
+          <w:tcPr>
+            <w:tcW w:w="1369" w:type="dxa"/>
+            <w:vAlign w:val="center"/>
+          </w:tcPr>
+          <w:p>
+            <w:pPr>
+              <w:pStyle w:val="Compact"/>
+              <w:spacing w:before="0" w:after="0" w:line="280" w:lineRule="exact"/>
+              <w:jc w:val="center"/>
+            </w:pPr>
+            <w:r>
+              <w:rPr>
+                <w:sz w:val="24"/>
+              </w:rPr>
+              <w:t>3 539</w:t>
+            </w:r>
+          </w:p>
+        </w:tc>
+        <w:tc>
+          <w:tcPr>
+            <w:tcW w:w="2510" w:type="dxa"/>
+            <w:vAlign w:val="center"/>
+          </w:tcPr>
+          <w:p>
+            <w:pPr>
+              <w:pStyle w:val="Compact"/>
+              <w:spacing w:before="0" w:after="0" w:line="280" w:lineRule="exact"/>
+              <w:jc w:val="center"/>
+            </w:pPr>
+            <w:r>
+              <w:rPr>
+                <w:sz w:val="24"/>
+              </w:rPr>
+              <w:t>175</w:t>
+            </w:r>
+          </w:p>
+        </w:tc>
+        <w:tc>
+          <w:tcPr>
+            <w:tcW w:w="2053" w:type="dxa"/>
+            <w:vAlign w:val="center"/>
+          </w:tcPr>
+          <w:p>
+            <w:pPr>
+              <w:pStyle w:val="Compact"/>
+              <w:spacing w:before="0" w:after="0" w:line="280" w:lineRule="exact"/>
+              <w:jc w:val="center"/>
+            </w:pPr>
+            <w:r>
+              <w:rPr>
+                <w:sz w:val="24"/>
+              </w:rPr>
+              <w:t>117</w:t>
+            </w:r>
+          </w:p>
+        </w:tc>
+        <w:tc>
+          <w:tcPr>
+            <w:tcW w:w="1825" w:type="dxa"/>
+            <w:vAlign w:val="center"/>
+          </w:tcPr>
+          <w:p>
+            <w:pPr>
+              <w:pStyle w:val="Compact"/>
+              <w:spacing w:before="0" w:after="0" w:line="280" w:lineRule="exact"/>
+              <w:jc w:val="center"/>
+            </w:pPr>
+            <w:r>
+              <w:rPr>
+                <w:sz w:val="24"/>
+              </w:rPr>
+              <w:t>9</w:t>
+            </w:r>
+          </w:p>
+        </w:tc>
+      </w:tr>
+      <w:tr>
+        <w:trPr>
+          <w:cantSplit/>
+          <w:jc w:val="center"/>
+        </w:trPr>
+        <w:tc>
+          <w:tcPr>
+            <w:tcW w:w="1597" w:type="dxa"/>
+            <w:vAlign w:val="center"/>
+          </w:tcPr>
+          <w:p>
+            <w:pPr>
+              <w:pStyle w:val="Compact"/>
+              <w:spacing w:before="0" w:after="0" w:line="280" w:lineRule="exact"/>
+              <w:jc w:val="center"/>
+            </w:pPr>
+            <w:r>
+              <w:rPr>
+                <w:sz w:val="24"/>
+              </w:rPr>
+              <w:t>2027-09</w:t>
+            </w:r>
+          </w:p>
+        </w:tc>
+        <w:tc>
+          <w:tcPr>
+            <w:tcW w:w="1369" w:type="dxa"/>
+            <w:vAlign w:val="center"/>
+          </w:tcPr>
+          <w:p>
+            <w:pPr>
+              <w:pStyle w:val="Compact"/>
+              <w:spacing w:before="0" w:after="0" w:line="280" w:lineRule="exact"/>
+              <w:jc w:val="center"/>
+            </w:pPr>
+            <w:r>
+              <w:rPr>
+                <w:sz w:val="24"/>
+              </w:rPr>
+              <w:t>5 691</w:t>
+            </w:r>
+          </w:p>
+        </w:tc>
+        <w:tc>
+          <w:tcPr>
+            <w:tcW w:w="2510" w:type="dxa"/>
+            <w:vAlign w:val="center"/>
+          </w:tcPr>
+          <w:p>
+            <w:pPr>
+              <w:pStyle w:val="Compact"/>
+              <w:spacing w:before="0" w:after="0" w:line="280" w:lineRule="exact"/>
+              <w:jc w:val="center"/>
+            </w:pPr>
+            <w:r>
+              <w:rPr>
+                <w:sz w:val="24"/>
+              </w:rPr>
+              <w:t>309</w:t>
+            </w:r>
+          </w:p>
+        </w:tc>
+        <w:tc>
+          <w:tcPr>
+            <w:tcW w:w="2053" w:type="dxa"/>
+            <w:vAlign w:val="center"/>
+          </w:tcPr>
+          <w:p>
+            <w:pPr>
+              <w:pStyle w:val="Compact"/>
+              <w:spacing w:before="0" w:after="0" w:line="280" w:lineRule="exact"/>
+              <w:jc w:val="center"/>
+            </w:pPr>
+            <w:r>
+              <w:rPr>
+                <w:sz w:val="24"/>
+              </w:rPr>
+              <w:t>172</w:t>
+            </w:r>
+          </w:p>
+        </w:tc>
+        <w:tc>
+          <w:tcPr>
+            <w:tcW w:w="1825" w:type="dxa"/>
+            <w:vAlign w:val="center"/>
+          </w:tcPr>
+          <w:p>
+            <w:pPr>
+              <w:pStyle w:val="Compact"/>
+              <w:spacing w:before="0" w:after="0" w:line="280" w:lineRule="exact"/>
+              <w:jc w:val="center"/>
+            </w:pPr>
+            <w:r>
+              <w:rPr>
+                <w:sz w:val="24"/>
+              </w:rPr>
+              <w:t>10</w:t>
+            </w:r>
+          </w:p>
+        </w:tc>
+      </w:tr>
+      <w:tr>
+        <w:trPr>
+          <w:cantSplit/>
+          <w:jc w:val="center"/>
+        </w:trPr>
+        <w:tc>
+          <w:tcPr>
+            <w:tcW w:w="1597" w:type="dxa"/>
+            <w:vAlign w:val="center"/>
+          </w:tcPr>
+          <w:p>
+            <w:pPr>
+              <w:pStyle w:val="Compact"/>
+              <w:spacing w:before="0" w:after="0" w:line="280" w:lineRule="exact"/>
+              <w:jc w:val="center"/>
+            </w:pPr>
+            <w:r>
+              <w:rPr>
+                <w:sz w:val="24"/>
+              </w:rPr>
+              <w:t>Итого</w:t>
+            </w:r>
+          </w:p>
+        </w:tc>
+        <w:tc>
+          <w:tcPr>
+            <w:tcW w:w="1369" w:type="dxa"/>
+            <w:vAlign w:val="center"/>
+          </w:tcPr>
+          <w:p>
+            <w:pPr>
+              <w:pStyle w:val="Compact"/>
+              <w:spacing w:before="0" w:after="0" w:line="280" w:lineRule="exact"/>
+              <w:jc w:val="center"/>
+            </w:pPr>
+            <w:r>
+              <w:rPr>
+                <w:sz w:val="24"/>
+              </w:rPr>
+              <w:t>18 898</w:t>
+            </w:r>
+          </w:p>
+        </w:tc>
+        <w:tc>
+          <w:tcPr>
+            <w:tcW w:w="2510" w:type="dxa"/>
+            <w:vAlign w:val="center"/>
+          </w:tcPr>
+          <w:p>
+            <w:pPr>
+              <w:pStyle w:val="Compact"/>
+              <w:spacing w:before="0" w:after="0" w:line="280" w:lineRule="exact"/>
+              <w:jc w:val="center"/>
+            </w:pPr>
+            <w:r>
+              <w:rPr>
+                <w:sz w:val="24"/>
+              </w:rPr>
+              <w:t>1 066</w:t>
+            </w:r>
+          </w:p>
+        </w:tc>
+        <w:tc>
+          <w:tcPr>
+            <w:tcW w:w="2053" w:type="dxa"/>
+            <w:vAlign w:val="center"/>
+          </w:tcPr>
+          <w:p>
+            <w:pPr>
+              <w:pStyle w:val="Compact"/>
+              <w:spacing w:before="0" w:after="0" w:line="280" w:lineRule="exact"/>
+              <w:jc w:val="center"/>
+            </w:pPr>
+            <w:r>
+              <w:rPr>
+                <w:sz w:val="24"/>
+              </w:rPr>
+              <w:t>614</w:t>
+            </w:r>
+          </w:p>
+        </w:tc>
+        <w:tc>
+          <w:tcPr>
+            <w:tcW w:w="1825" w:type="dxa"/>
+            <w:vAlign w:val="center"/>
+          </w:tcPr>
+          <w:p>
+            <w:pPr>
+              <w:pStyle w:val="Compact"/>
+              <w:spacing w:before="0" w:after="0" w:line="280" w:lineRule="exact"/>
+              <w:jc w:val="center"/>
+            </w:pPr>
+            <w:r>
+              <w:rPr>
+                <w:sz w:val="24"/>
+              </w:rPr>
+              <w:t>34</w:t>
+            </w:r>
+          </w:p>
+        </w:tc>
+      </w:tr>
+    </w:tbl>
+    <w:p>
+      <w:pPr>
+        <w:pStyle w:val="FirstParagraph"/>
+        <w:spacing w:before="0" w:after="0" w:line="360" w:lineRule="exact"/>
+        <w:ind w:firstLine="709"/>
+        <w:jc w:val="both"/>
+      </w:pPr>
+      <w:r>
+        <w:rPr>
+          <w:sz w:val="28"/>
+        </w:rPr>
+        <w:t xml:space="preserve">За шесть месяцев модель дает 1 066 регистраций и 34 платящих; фактические конверсии: визит - </w:t>
+      </w:r>
+      <w:r>
+        <w:rPr>
+          <w:sz w:val="28"/>
+        </w:rPr>
+        <w:t>регистрация 5,6 %, регистрация - платящий 4,1 %. Цель 300 регистраций достигнута, цель 50 платящих не достигнута.</w:t>
+      </w:r>
+    </w:p>
+    <w:p>
+      <w:pPr>
+        <w:pStyle w:val="a0"/>
+        <w:spacing w:before="0" w:after="0" w:line="360" w:lineRule="exact"/>
+        <w:ind w:firstLine="709"/>
+        <w:jc w:val="both"/>
+      </w:pPr>
+      <w:r>
+        <w:rPr>
+          <w:sz w:val="28"/>
+        </w:rPr>
+        <w:t>В таблице 27 представлено: разброс итогов при неопределенности конверсий (500 повторов).</w:t>
+      </w:r>
+    </w:p>
+    <w:p>
+      <w:pPr>
+        <w:pStyle w:val="a0"/>
+        <w:keepNext/>
+        <w:spacing w:before="0" w:after="0" w:line="360" w:lineRule="exact"/>
+      </w:pPr>
+      <w:r>
+        <w:rPr>
+          <w:sz w:val="28"/>
+        </w:rPr>
+        <w:t>Таблица 27 – Разброс итогов при неопределенности конв</w:t>
+      </w:r>
+      <w:r>
+        <w:rPr>
+          <w:sz w:val="28"/>
+        </w:rPr>
+        <w:t>ерсий (500 повторов)</w:t>
+      </w:r>
+    </w:p>
+    <w:tbl>
+      <w:tblPr>
+        <w:tblStyle w:val="Table"/>
+        <w:tblW w:w="9355" w:type="dxa"/>
+        <w:jc w:val="center"/>
+        <w:tblBorders>
+          <w:top w:val="single" w:sz="4" w:space="0" w:color="000000"/>
+          <w:left w:val="single" w:sz="4" w:space="0" w:color="000000"/>
+          <w:bottom w:val="single" w:sz="4" w:space="0" w:color="000000"/>
+          <w:right w:val="single" w:sz="4" w:space="0" w:color="000000"/>
+          <w:insideH w:val="single" w:sz="4" w:space="0" w:color="000000"/>
+          <w:insideV w:val="single" w:sz="4" w:space="0" w:color="000000"/>
+        </w:tblBorders>
+        <w:tblLayout w:type="fixed"/>
+        <w:tblLook w:val="0020" w:firstRow="1" w:lastRow="0" w:firstColumn="0" w:lastColumn="0" w:noHBand="0" w:noVBand="0"/>
+      </w:tblPr>
+      <w:tblGrid>
+        <w:gridCol w:w="2277"/>
+        <w:gridCol w:w="1787"/>
+        <w:gridCol w:w="1115"/>
+        <w:gridCol w:w="1787"/>
+        <w:gridCol w:w="2389"/>
+      </w:tblGrid>
+      <w:tr>
+        <w:trPr>
+          <w:cnfStyle w:val="100000000000" w:firstRow="1" w:lastRow="0" w:firstColumn="0" w:lastColumn="0" w:oddVBand="0" w:evenVBand="0" w:oddHBand="0" w:evenHBand="0" w:firstRowFirstColumn="0" w:firstRowLastColumn="0" w:lastRowFirstColumn="0" w:lastRowLastColumn="0"/>
+          <w:cantSplit/>
+          <w:tblHeader/>
+          <w:jc w:val="center"/>
+        </w:trPr>
+        <w:tc>
+          <w:tcPr>
+            <w:tcW w:w="2276" w:type="dxa"/>
+            <w:vAlign w:val="center"/>
+          </w:tcPr>
+          <w:p>
+            <w:pPr>
+              <w:pStyle w:val="Compact"/>
+              <w:spacing w:before="0" w:after="0" w:line="280" w:lineRule="exact"/>
+              <w:jc w:val="center"/>
+            </w:pPr>
+            <w:r>
+              <w:rPr>
+                <w:b/>
+                <w:sz w:val="24"/>
+              </w:rPr>
+              <w:t>Показатель</w:t>
+            </w:r>
+          </w:p>
+        </w:tc>
+        <w:tc>
+          <w:tcPr>
+            <w:tcW w:w="1787" w:type="dxa"/>
+            <w:vAlign w:val="center"/>
+          </w:tcPr>
+          <w:p>
+            <w:pPr>
+              <w:pStyle w:val="Compact"/>
+              <w:spacing w:before="0" w:after="0" w:line="280" w:lineRule="exact"/>
+              <w:jc w:val="center"/>
+            </w:pPr>
+            <w:r>
+              <w:rPr>
+                <w:b/>
+                <w:sz w:val="24"/>
+              </w:rPr>
+              <w:t>10-й перцентиль</w:t>
+            </w:r>
+          </w:p>
+        </w:tc>
+        <w:tc>
+          <w:tcPr>
+            <w:tcW w:w="1115" w:type="dxa"/>
+            <w:vAlign w:val="center"/>
+          </w:tcPr>
+          <w:p>
+            <w:pPr>
+              <w:pStyle w:val="Compact"/>
+              <w:spacing w:before="0" w:after="0" w:line="280" w:lineRule="exact"/>
+              <w:jc w:val="center"/>
+            </w:pPr>
+            <w:r>
+              <w:rPr>
+                <w:b/>
+                <w:sz w:val="24"/>
+              </w:rPr>
+              <w:t>Медиана</w:t>
+            </w:r>
+          </w:p>
+        </w:tc>
+        <w:tc>
+          <w:tcPr>
+            <w:tcW w:w="1787" w:type="dxa"/>
+            <w:vAlign w:val="center"/>
+          </w:tcPr>
+          <w:p>
+            <w:pPr>
+              <w:pStyle w:val="Compact"/>
+              <w:spacing w:before="0" w:after="0" w:line="280" w:lineRule="exact"/>
+              <w:jc w:val="center"/>
+            </w:pPr>
+            <w:r>
+              <w:rPr>
+                <w:b/>
+                <w:sz w:val="24"/>
+              </w:rPr>
+              <w:t>90-й перцентиль</w:t>
+            </w:r>
+          </w:p>
+        </w:tc>
+        <w:tc>
+          <w:tcPr>
+            <w:tcW w:w="2389" w:type="dxa"/>
+            <w:vAlign w:val="center"/>
+          </w:tcPr>
+          <w:p>
+            <w:pPr>
+              <w:pStyle w:val="Compact"/>
+              <w:spacing w:before="0" w:after="0" w:line="280" w:lineRule="exact"/>
+              <w:jc w:val="center"/>
+            </w:pPr>
+            <w:r>
+              <w:rPr>
+                <w:b/>
+                <w:sz w:val="24"/>
+              </w:rPr>
+              <w:t>Вероятность достичь цели</w:t>
+            </w:r>
+          </w:p>
+        </w:tc>
+      </w:tr>
+      <w:tr>
+        <w:trPr>
+          <w:cantSplit/>
+          <w:jc w:val="center"/>
+        </w:trPr>
+        <w:tc>
+          <w:tcPr>
+            <w:tcW w:w="2276" w:type="dxa"/>
+            <w:vAlign w:val="center"/>
+          </w:tcPr>
+          <w:p>
+            <w:pPr>
+              <w:pStyle w:val="Compact"/>
+              <w:spacing w:before="0" w:after="0" w:line="280" w:lineRule="exact"/>
+              <w:jc w:val="center"/>
+            </w:pPr>
+            <w:r>
+              <w:rPr>
+                <w:sz w:val="24"/>
+              </w:rPr>
+              <w:t>Регистрации (цель 300)</w:t>
+            </w:r>
+          </w:p>
+        </w:tc>
+        <w:tc>
+          <w:tcPr>
+            <w:tcW w:w="1787" w:type="dxa"/>
+            <w:vAlign w:val="center"/>
+          </w:tcPr>
+          <w:p>
+            <w:pPr>
+              <w:pStyle w:val="Compact"/>
+              <w:spacing w:before="0" w:after="0" w:line="280" w:lineRule="exact"/>
+              <w:jc w:val="center"/>
+            </w:pPr>
+            <w:r>
+              <w:rPr>
+                <w:sz w:val="24"/>
+              </w:rPr>
+              <w:t>437</w:t>
+            </w:r>
+          </w:p>
+        </w:tc>
+        <w:tc>
+          <w:tcPr>
+            <w:tcW w:w="1115" w:type="dxa"/>
+            <w:vAlign w:val="center"/>
+          </w:tcPr>
+          <w:p>
+            <w:pPr>
+              <w:pStyle w:val="Compact"/>
+              <w:spacing w:before="0" w:after="0" w:line="280" w:lineRule="exact"/>
+              <w:jc w:val="center"/>
+            </w:pPr>
+            <w:r>
+              <w:rPr>
+                <w:sz w:val="24"/>
+              </w:rPr>
+              <w:t>744</w:t>
+            </w:r>
+          </w:p>
+        </w:tc>
+        <w:tc>
+          <w:tcPr>
+            <w:tcW w:w="1787" w:type="dxa"/>
+            <w:vAlign w:val="center"/>
+          </w:tcPr>
+          <w:p>
+            <w:pPr>
+              <w:pStyle w:val="Compact"/>
+              <w:spacing w:before="0" w:after="0" w:line="280" w:lineRule="exact"/>
+              <w:jc w:val="center"/>
+            </w:pPr>
+            <w:r>
+              <w:rPr>
+                <w:sz w:val="24"/>
+              </w:rPr>
+              <w:t>1 107</w:t>
+            </w:r>
+          </w:p>
+        </w:tc>
+        <w:tc>
+          <w:tcPr>
+            <w:tcW w:w="2389" w:type="dxa"/>
+            <w:vAlign w:val="center"/>
+          </w:tcPr>
+          <w:p>
+            <w:pPr>
+              <w:pStyle w:val="Compact"/>
+              <w:spacing w:before="0" w:after="0" w:line="280" w:lineRule="exact"/>
+              <w:jc w:val="center"/>
+            </w:pPr>
+            <w:r>
+              <w:rPr>
+                <w:sz w:val="24"/>
+              </w:rPr>
+              <w:t>98 %</w:t>
+            </w:r>
+          </w:p>
+        </w:tc>
+      </w:tr>
+      <w:tr>
+        <w:trPr>
+          <w:cantSplit/>
+          <w:jc w:val="center"/>
+        </w:trPr>
+        <w:tc>
+          <w:tcPr>
+            <w:tcW w:w="2276" w:type="dxa"/>
+            <w:vAlign w:val="center"/>
+          </w:tcPr>
+          <w:p>
+            <w:pPr>
+              <w:pStyle w:val="Compact"/>
+              <w:spacing w:before="0" w:after="0" w:line="280" w:lineRule="exact"/>
+              <w:jc w:val="center"/>
+            </w:pPr>
+            <w:r>
+              <w:rPr>
+                <w:sz w:val="24"/>
+              </w:rPr>
+              <w:t>Платящие (цель 50)</w:t>
+            </w:r>
+          </w:p>
+        </w:tc>
+        <w:tc>
+          <w:tcPr>
+            <w:tcW w:w="1787" w:type="dxa"/>
+            <w:vAlign w:val="center"/>
+          </w:tcPr>
+          <w:p>
+            <w:pPr>
+              <w:pStyle w:val="Compact"/>
+              <w:spacing w:before="0" w:after="0" w:line="280" w:lineRule="exact"/>
+              <w:jc w:val="center"/>
+            </w:pPr>
+            <w:r>
+              <w:rPr>
+                <w:sz w:val="24"/>
+              </w:rPr>
+              <w:t>10</w:t>
+            </w:r>
+          </w:p>
+        </w:tc>
+        <w:tc>
+          <w:tcPr>
+            <w:tcW w:w="1115" w:type="dxa"/>
+            <w:vAlign w:val="center"/>
+          </w:tcPr>
+          <w:p>
+            <w:pPr>
+              <w:pStyle w:val="Compact"/>
+              <w:spacing w:before="0" w:after="0" w:line="280" w:lineRule="exact"/>
+              <w:jc w:val="center"/>
+            </w:pPr>
+            <w:r>
+              <w:rPr>
+                <w:sz w:val="24"/>
+              </w:rPr>
+              <w:t>23</w:t>
+            </w:r>
+          </w:p>
+        </w:tc>
+        <w:tc>
+          <w:tcPr>
+            <w:tcW w:w="1787" w:type="dxa"/>
+            <w:vAlign w:val="center"/>
+          </w:tcPr>
+          <w:p>
+            <w:pPr>
+              <w:pStyle w:val="Compact"/>
+              <w:spacing w:before="0" w:after="0" w:line="280" w:lineRule="exact"/>
+              <w:jc w:val="center"/>
+            </w:pPr>
+            <w:r>
+              <w:rPr>
+                <w:sz w:val="24"/>
+              </w:rPr>
+              <w:t>54</w:t>
+            </w:r>
+          </w:p>
+        </w:tc>
+        <w:tc>
+          <w:tcPr>
+            <w:tcW w:w="2389" w:type="dxa"/>
+            <w:vAlign w:val="center"/>
+          </w:tcPr>
+          <w:p>
+            <w:pPr>
+              <w:pStyle w:val="Compact"/>
+              <w:spacing w:before="0" w:after="0" w:line="280" w:lineRule="exact"/>
+              <w:jc w:val="center"/>
+            </w:pPr>
+            <w:r>
+              <w:rPr>
+                <w:sz w:val="24"/>
+              </w:rPr>
+              <w:t>15 %</w:t>
+            </w:r>
+          </w:p>
+        </w:tc>
+      </w:tr>
+    </w:tbl>
+    <w:p>
+      <w:pPr>
+        <w:pStyle w:val="FirstParagraph"/>
+        <w:spacing w:before="0" w:after="0" w:line="360" w:lineRule="exact"/>
+        <w:ind w:firstLine="709"/>
+        <w:jc w:val="both"/>
+      </w:pPr>
+      <w:r>
+        <w:rPr>
+          <w:sz w:val="28"/>
+        </w:rPr>
+        <w:t xml:space="preserve">Цель по регистрациям достижима почти при любых разумных конверсиях </w:t>
+      </w:r>
+      <w:r>
+        <w:rPr>
+          <w:sz w:val="28"/>
+        </w:rPr>
+        <w:t>(вероятность 98 %), а цель 50 платящих - лишь примерно в 15 % повторов. Это согласуется с выводом ЛР2-3 и ЛР7: окно платной беты слишком узкое, нужны дополнительные каналы и ранний замер активации и оплаты.</w:t>
+      </w:r>
+    </w:p>
+    <w:bookmarkEnd w:id="37"/>
     <w:sectPr>
-      <w:headerReference w:type="default" r:id="rId15"/>
-      <w:footerReference w:type="default" r:id="rId16"/>
+      <w:headerReference w:type="default" r:id="rId23"/>
+      <w:footerReference w:type="default" r:id="rId24"/>
       <w:footnotePr>
         <w:numRestart w:val="eachSect"/>
       </w:footnotePr>
@@ -31669,7 +34823,7 @@
   <w:abstractNum w:abstractNumId="0" w15:restartNumberingAfterBreak="0">
     <w:nsid w:val="0000A990"/>
     <w:multiLevelType w:val="multilevel"/>
-    <w:tmpl w:val="82C4202A"/>
+    <w:tmpl w:val="F0A0AC40"/>
     <w:lvl w:ilvl="0">
       <w:numFmt w:val="bullet"/>
       <w:lvlText w:val=" "/>
@@ -31746,7 +34900,7 @@
   <w:abstractNum w:abstractNumId="1" w15:restartNumberingAfterBreak="0">
     <w:nsid w:val="00A99411"/>
     <w:multiLevelType w:val="multilevel"/>
-    <w:tmpl w:val="3A986522"/>
+    <w:tmpl w:val="A4A6E5C0"/>
     <w:lvl w:ilvl="0">
       <w:start w:val="1"/>
       <w:numFmt w:val="decimal"/>
@@ -33224,7 +36378,7 @@
     <w:autoRedefine/>
     <w:uiPriority w:val="39"/>
     <w:unhideWhenUsed/>
-    <w:rsid w:val="002352DA"/>
+    <w:rsid w:val="00425DE1"/>
     <w:pPr>
       <w:spacing w:after="100"/>
     </w:pPr>
@@ -33236,7 +36390,7 @@
     <w:autoRedefine/>
     <w:uiPriority w:val="39"/>
     <w:unhideWhenUsed/>
-    <w:rsid w:val="002352DA"/>
+    <w:rsid w:val="00425DE1"/>
     <w:pPr>
       <w:spacing w:after="100"/>
       <w:ind w:left="240"/>

--- a/ЛР6_ЦП_Канвас_сценарии_релизы/ОТЧЕТ_ЛР6_TableMind.docx
+++ b/ЛР6_ЦП_Канвас_сценарии_релизы/ОТЧЕТ_ЛР6_TableMind.docx
@@ -264,7 +264,7 @@
       <w:r>
         <w:fldChar w:fldCharType="separate"/>
       </w:r>
-      <w:hyperlink w:anchor="_Toc241938611" w:history="1">
+      <w:hyperlink w:anchor="_Toc241939376" w:history="1">
         <w:r>
           <w:rPr>
             <w:rStyle w:val="af"/>
@@ -292,7 +292,7 @@
             <w:noProof/>
             <w:webHidden/>
           </w:rPr>
-          <w:instrText xml:space="preserve"> PAGEREF _Toc241938611 \h </w:instrText>
+          <w:instrText xml:space="preserve"> PAGEREF _Toc241939376 \h </w:instrText>
         </w:r>
         <w:r>
           <w:rPr>
@@ -333,7 +333,7 @@
           <w:noProof/>
         </w:rPr>
       </w:pPr>
-      <w:hyperlink w:anchor="_Toc241938612" w:history="1">
+      <w:hyperlink w:anchor="_Toc241939377" w:history="1">
         <w:r>
           <w:rPr>
             <w:rStyle w:val="af"/>
@@ -361,7 +361,7 @@
             <w:noProof/>
             <w:webHidden/>
           </w:rPr>
-          <w:instrText xml:space="preserve"> PAGEREF _Toc241938612 \h </w:instrText>
+          <w:instrText xml:space="preserve"> PAGEREF _Toc241939377 \h </w:instrText>
         </w:r>
         <w:r>
           <w:rPr>
@@ -402,7 +402,7 @@
           <w:noProof/>
         </w:rPr>
       </w:pPr>
-      <w:hyperlink w:anchor="_Toc241938613" w:history="1">
+      <w:hyperlink w:anchor="_Toc241939378" w:history="1">
         <w:r>
           <w:rPr>
             <w:rStyle w:val="af"/>
@@ -430,7 +430,7 @@
             <w:noProof/>
             <w:webHidden/>
           </w:rPr>
-          <w:instrText xml:space="preserve"> PAGEREF _Toc241938613 \h </w:instrText>
+          <w:instrText xml:space="preserve"> PAGEREF _Toc241939378 \h </w:instrText>
         </w:r>
         <w:r>
           <w:rPr>
@@ -471,7 +471,7 @@
           <w:noProof/>
         </w:rPr>
       </w:pPr>
-      <w:hyperlink w:anchor="_Toc241938614" w:history="1">
+      <w:hyperlink w:anchor="_Toc241939379" w:history="1">
         <w:r>
           <w:rPr>
             <w:rStyle w:val="af"/>
@@ -499,7 +499,7 @@
             <w:noProof/>
             <w:webHidden/>
           </w:rPr>
-          <w:instrText xml:space="preserve"> PAGEREF _Toc241938614 \h </w:instrText>
+          <w:instrText xml:space="preserve"> PAGEREF _Toc241939379 \h </w:instrText>
         </w:r>
         <w:r>
           <w:rPr>
@@ -540,7 +540,7 @@
           <w:noProof/>
         </w:rPr>
       </w:pPr>
-      <w:hyperlink w:anchor="_Toc241938615" w:history="1">
+      <w:hyperlink w:anchor="_Toc241939380" w:history="1">
         <w:r>
           <w:rPr>
             <w:rStyle w:val="af"/>
@@ -568,7 +568,7 @@
             <w:noProof/>
             <w:webHidden/>
           </w:rPr>
-          <w:instrText xml:space="preserve"> PAGEREF _Toc241938615 \h </w:instrText>
+          <w:instrText xml:space="preserve"> PAGEREF _Toc241939380 \h </w:instrText>
         </w:r>
         <w:r>
           <w:rPr>
@@ -609,7 +609,7 @@
           <w:noProof/>
         </w:rPr>
       </w:pPr>
-      <w:hyperlink w:anchor="_Toc241938616" w:history="1">
+      <w:hyperlink w:anchor="_Toc241939381" w:history="1">
         <w:r>
           <w:rPr>
             <w:rStyle w:val="af"/>
@@ -637,7 +637,7 @@
             <w:noProof/>
             <w:webHidden/>
           </w:rPr>
-          <w:instrText xml:space="preserve"> PAGEREF _Toc241938616 \h </w:instrText>
+          <w:instrText xml:space="preserve"> PAGEREF _Toc241939381 \h </w:instrText>
         </w:r>
         <w:r>
           <w:rPr>
@@ -678,7 +678,7 @@
           <w:noProof/>
         </w:rPr>
       </w:pPr>
-      <w:hyperlink w:anchor="_Toc241938617" w:history="1">
+      <w:hyperlink w:anchor="_Toc241939382" w:history="1">
         <w:r>
           <w:rPr>
             <w:rStyle w:val="af"/>
@@ -706,7 +706,7 @@
             <w:noProof/>
             <w:webHidden/>
           </w:rPr>
-          <w:instrText xml:space="preserve"> PAGEREF _Toc241938617 \h </w:instrText>
+          <w:instrText xml:space="preserve"> PAGEREF _Toc241939382 \h </w:instrText>
         </w:r>
         <w:r>
           <w:rPr>
@@ -747,7 +747,7 @@
           <w:noProof/>
         </w:rPr>
       </w:pPr>
-      <w:hyperlink w:anchor="_Toc241938618" w:history="1">
+      <w:hyperlink w:anchor="_Toc241939383" w:history="1">
         <w:r>
           <w:rPr>
             <w:rStyle w:val="af"/>
@@ -775,7 +775,7 @@
             <w:noProof/>
             <w:webHidden/>
           </w:rPr>
-          <w:instrText xml:space="preserve"> PAGEREF _Toc241938618 \h </w:instrText>
+          <w:instrText xml:space="preserve"> PAGEREF _Toc241939383 \h </w:instrText>
         </w:r>
         <w:r>
           <w:rPr>
@@ -816,7 +816,7 @@
           <w:noProof/>
         </w:rPr>
       </w:pPr>
-      <w:hyperlink w:anchor="_Toc241938619" w:history="1">
+      <w:hyperlink w:anchor="_Toc241939384" w:history="1">
         <w:r>
           <w:rPr>
             <w:rStyle w:val="af"/>
@@ -844,7 +844,7 @@
             <w:noProof/>
             <w:webHidden/>
           </w:rPr>
-          <w:instrText xml:space="preserve"> PAGEREF _Toc241938619 \h </w:instrText>
+          <w:instrText xml:space="preserve"> PAGEREF _Toc241939384 \h </w:instrText>
         </w:r>
         <w:r>
           <w:rPr>
@@ -885,7 +885,7 @@
           <w:noProof/>
         </w:rPr>
       </w:pPr>
-      <w:hyperlink w:anchor="_Toc241938620" w:history="1">
+      <w:hyperlink w:anchor="_Toc241939385" w:history="1">
         <w:r>
           <w:rPr>
             <w:rStyle w:val="af"/>
@@ -913,7 +913,7 @@
             <w:noProof/>
             <w:webHidden/>
           </w:rPr>
-          <w:instrText xml:space="preserve"> PAGEREF _Toc241938620 \h </w:instrText>
+          <w:instrText xml:space="preserve"> PAGEREF _Toc241939385 \h </w:instrText>
         </w:r>
         <w:r>
           <w:rPr>
@@ -954,7 +954,7 @@
           <w:noProof/>
         </w:rPr>
       </w:pPr>
-      <w:hyperlink w:anchor="_Toc241938621" w:history="1">
+      <w:hyperlink w:anchor="_Toc241939386" w:history="1">
         <w:r>
           <w:rPr>
             <w:rStyle w:val="af"/>
@@ -982,7 +982,7 @@
             <w:noProof/>
             <w:webHidden/>
           </w:rPr>
-          <w:instrText xml:space="preserve"> PAGEREF _Toc241938621 \h </w:instrText>
+          <w:instrText xml:space="preserve"> PAGEREF _Toc241939386 \h </w:instrText>
         </w:r>
         <w:r>
           <w:rPr>
@@ -1023,7 +1023,7 @@
           <w:noProof/>
         </w:rPr>
       </w:pPr>
-      <w:hyperlink w:anchor="_Toc241938622" w:history="1">
+      <w:hyperlink w:anchor="_Toc241939387" w:history="1">
         <w:r>
           <w:rPr>
             <w:rStyle w:val="af"/>
@@ -1051,7 +1051,7 @@
             <w:noProof/>
             <w:webHidden/>
           </w:rPr>
-          <w:instrText xml:space="preserve"> PAGEREF _Toc241938622 \h </w:instrText>
+          <w:instrText xml:space="preserve"> PAGEREF _Toc241939387 \h </w:instrText>
         </w:r>
         <w:r>
           <w:rPr>
@@ -1092,7 +1092,7 @@
           <w:noProof/>
         </w:rPr>
       </w:pPr>
-      <w:hyperlink w:anchor="_Toc241938623" w:history="1">
+      <w:hyperlink w:anchor="_Toc241939388" w:history="1">
         <w:r>
           <w:rPr>
             <w:rStyle w:val="af"/>
@@ -1120,7 +1120,7 @@
             <w:noProof/>
             <w:webHidden/>
           </w:rPr>
-          <w:instrText xml:space="preserve"> PAGEREF _Toc241938623 \h </w:instrText>
+          <w:instrText xml:space="preserve"> PAGEREF _Toc241939388 \h </w:instrText>
         </w:r>
         <w:r>
           <w:rPr>
@@ -1161,7 +1161,7 @@
           <w:noProof/>
         </w:rPr>
       </w:pPr>
-      <w:hyperlink w:anchor="_Toc241938624" w:history="1">
+      <w:hyperlink w:anchor="_Toc241939389" w:history="1">
         <w:r>
           <w:rPr>
             <w:rStyle w:val="af"/>
@@ -1189,7 +1189,7 @@
             <w:noProof/>
             <w:webHidden/>
           </w:rPr>
-          <w:instrText xml:space="preserve"> PAGEREF _Toc241938624 \h </w:instrText>
+          <w:instrText xml:space="preserve"> PAGEREF _Toc241939389 \h </w:instrText>
         </w:r>
         <w:r>
           <w:rPr>
@@ -1230,7 +1230,7 @@
           <w:noProof/>
         </w:rPr>
       </w:pPr>
-      <w:hyperlink w:anchor="_Toc241938625" w:history="1">
+      <w:hyperlink w:anchor="_Toc241939390" w:history="1">
         <w:r>
           <w:rPr>
             <w:rStyle w:val="af"/>
@@ -1258,7 +1258,7 @@
             <w:noProof/>
             <w:webHidden/>
           </w:rPr>
-          <w:instrText xml:space="preserve"> PAGEREF _Toc241938625 \h </w:instrText>
+          <w:instrText xml:space="preserve"> PAGEREF _Toc241939390 \h </w:instrText>
         </w:r>
         <w:r>
           <w:rPr>
@@ -1299,7 +1299,7 @@
           <w:noProof/>
         </w:rPr>
       </w:pPr>
-      <w:hyperlink w:anchor="_Toc241938626" w:history="1">
+      <w:hyperlink w:anchor="_Toc241939391" w:history="1">
         <w:r>
           <w:rPr>
             <w:rStyle w:val="af"/>
@@ -1327,7 +1327,7 @@
             <w:noProof/>
             <w:webHidden/>
           </w:rPr>
-          <w:instrText xml:space="preserve"> PAGEREF _Toc241938626 \h </w:instrText>
+          <w:instrText xml:space="preserve"> PAGEREF _Toc241939391 \h </w:instrText>
         </w:r>
         <w:r>
           <w:rPr>
@@ -1368,7 +1368,7 @@
           <w:noProof/>
         </w:rPr>
       </w:pPr>
-      <w:hyperlink w:anchor="_Toc241938627" w:history="1">
+      <w:hyperlink w:anchor="_Toc241939392" w:history="1">
         <w:r>
           <w:rPr>
             <w:rStyle w:val="af"/>
@@ -1396,7 +1396,7 @@
             <w:noProof/>
             <w:webHidden/>
           </w:rPr>
-          <w:instrText xml:space="preserve"> PAGEREF _Toc241938627 \h </w:instrText>
+          <w:instrText xml:space="preserve"> PAGEREF _Toc241939392 \h </w:instrText>
         </w:r>
         <w:r>
           <w:rPr>
@@ -1437,7 +1437,7 @@
           <w:noProof/>
         </w:rPr>
       </w:pPr>
-      <w:hyperlink w:anchor="_Toc241938628" w:history="1">
+      <w:hyperlink w:anchor="_Toc241939393" w:history="1">
         <w:r>
           <w:rPr>
             <w:rStyle w:val="af"/>
@@ -1465,7 +1465,7 @@
             <w:noProof/>
             <w:webHidden/>
           </w:rPr>
-          <w:instrText xml:space="preserve"> PAGEREF _Toc241938628 \h </w:instrText>
+          <w:instrText xml:space="preserve"> PAGEREF _Toc241939393 \h </w:instrText>
         </w:r>
         <w:r>
           <w:rPr>
@@ -1506,7 +1506,7 @@
           <w:noProof/>
         </w:rPr>
       </w:pPr>
-      <w:hyperlink w:anchor="_Toc241938629" w:history="1">
+      <w:hyperlink w:anchor="_Toc241939394" w:history="1">
         <w:r>
           <w:rPr>
             <w:rStyle w:val="af"/>
@@ -1534,7 +1534,7 @@
             <w:noProof/>
             <w:webHidden/>
           </w:rPr>
-          <w:instrText xml:space="preserve"> PAGEREF _Toc241938629 \h </w:instrText>
+          <w:instrText xml:space="preserve"> PAGEREF _Toc241939394 \h </w:instrText>
         </w:r>
         <w:r>
           <w:rPr>
@@ -1580,7 +1580,7 @@
         <w:spacing w:before="0" w:after="360" w:line="360" w:lineRule="exact"/>
         <w:ind w:firstLine="709"/>
       </w:pPr>
-      <w:bookmarkStart w:id="1" w:name="_Toc241938611"/>
+      <w:bookmarkStart w:id="1" w:name="_Toc241939376"/>
       <w:r>
         <w:rPr>
           <w:b/>
@@ -1685,7 +1685,7 @@
         <w:ind w:firstLine="709"/>
       </w:pPr>
       <w:bookmarkStart w:id="2" w:name="_b608aa976fc82a0faaf3b83f58c735968afd03b"/>
-      <w:bookmarkStart w:id="3" w:name="_Toc241938612"/>
+      <w:bookmarkStart w:id="3" w:name="_Toc241939377"/>
       <w:bookmarkEnd w:id="0"/>
       <w:r>
         <w:rPr>
@@ -1744,7 +1744,7 @@
         <w:ind w:firstLine="709"/>
       </w:pPr>
       <w:bookmarkStart w:id="4" w:name="_ce8c8db2bd1f021f701413a98bce88b0dc0ff35"/>
-      <w:bookmarkStart w:id="5" w:name="_Toc241938613"/>
+      <w:bookmarkStart w:id="5" w:name="_Toc241939378"/>
       <w:r>
         <w:rPr>
           <w:b/>
@@ -3786,7 +3786,7 @@
         <w:ind w:firstLine="709"/>
       </w:pPr>
       <w:bookmarkStart w:id="6" w:name="_d6b1e0606ccffbfea524c7b8890d7424ae6ef8d"/>
-      <w:bookmarkStart w:id="7" w:name="_Toc241938614"/>
+      <w:bookmarkStart w:id="7" w:name="_Toc241939379"/>
       <w:bookmarkEnd w:id="4"/>
       <w:r>
         <w:rPr>
@@ -8498,7 +8498,7 @@
         <w:ind w:firstLine="709"/>
       </w:pPr>
       <w:bookmarkStart w:id="8" w:name="_7b60cb03201c02c98ad01f5cee41d479977e884"/>
-      <w:bookmarkStart w:id="9" w:name="_Toc241938615"/>
+      <w:bookmarkStart w:id="9" w:name="_Toc241939380"/>
       <w:bookmarkEnd w:id="6"/>
       <w:r>
         <w:rPr>
@@ -8569,7 +8569,7 @@
           <w:sz w:val="28"/>
         </w:rPr>
         <w:drawing>
-          <wp:inline distT="0" distB="0" distL="0" distR="0" wp14:anchorId="66E309C8" wp14:editId="2EFB2B21">
+          <wp:inline distT="0" distB="0" distL="0" distR="0" wp14:anchorId="53DC4034" wp14:editId="4397F4B1">
             <wp:extent cx="5334000" cy="3382536"/>
             <wp:effectExtent l="0" t="0" r="0" b="0"/>
             <wp:docPr id="13" name="Picture"/>
@@ -10884,7 +10884,7 @@
         <w:ind w:firstLine="709"/>
       </w:pPr>
       <w:bookmarkStart w:id="10" w:name="_519d46f9ff7923648cbfef21e26057944381813"/>
-      <w:bookmarkStart w:id="11" w:name="_Toc241938616"/>
+      <w:bookmarkStart w:id="11" w:name="_Toc241939381"/>
       <w:bookmarkEnd w:id="8"/>
       <w:r>
         <w:rPr>
@@ -15718,7 +15718,7 @@
           <w:sz w:val="28"/>
         </w:rPr>
         <w:drawing>
-          <wp:inline distT="0" distB="0" distL="0" distR="0" wp14:anchorId="74B252EC" wp14:editId="782421F0">
+          <wp:inline distT="0" distB="0" distL="0" distR="0" wp14:anchorId="3792F00F" wp14:editId="1B104D69">
             <wp:extent cx="5334000" cy="3122341"/>
             <wp:effectExtent l="0" t="0" r="0" b="0"/>
             <wp:docPr id="17" name="Picture"/>
@@ -16697,7 +16697,7 @@
         <w:ind w:firstLine="709"/>
       </w:pPr>
       <w:bookmarkStart w:id="12" w:name="_ccc7c944b68a9100d34a943bc02da4feb181aee"/>
-      <w:bookmarkStart w:id="13" w:name="_Toc241938617"/>
+      <w:bookmarkStart w:id="13" w:name="_Toc241939382"/>
       <w:bookmarkEnd w:id="10"/>
       <w:r>
         <w:rPr>
@@ -19806,7 +19806,7 @@
         </w:rPr>
         <w:lastRenderedPageBreak/>
         <w:drawing>
-          <wp:inline distT="0" distB="0" distL="0" distR="0" wp14:anchorId="1D36FE48" wp14:editId="61C5E101">
+          <wp:inline distT="0" distB="0" distL="0" distR="0" wp14:anchorId="5B768671" wp14:editId="6D1079F6">
             <wp:extent cx="5334000" cy="6114585"/>
             <wp:effectExtent l="0" t="0" r="0" b="0"/>
             <wp:docPr id="21" name="Picture"/>
@@ -20043,7 +20043,7 @@
         </w:rPr>
         <w:lastRenderedPageBreak/>
         <w:drawing>
-          <wp:inline distT="0" distB="0" distL="0" distR="0" wp14:anchorId="7F55BCD3" wp14:editId="1739E636">
+          <wp:inline distT="0" distB="0" distL="0" distR="0" wp14:anchorId="2C23B533" wp14:editId="70EB2F7B">
             <wp:extent cx="5334000" cy="9610810"/>
             <wp:effectExtent l="0" t="0" r="0" b="0"/>
             <wp:docPr id="24" name="Picture"/>
@@ -20283,7 +20283,7 @@
         </w:rPr>
         <w:lastRenderedPageBreak/>
         <w:drawing>
-          <wp:inline distT="0" distB="0" distL="0" distR="0" wp14:anchorId="23416D53" wp14:editId="200BDC7A">
+          <wp:inline distT="0" distB="0" distL="0" distR="0" wp14:anchorId="0989663E" wp14:editId="77240301">
             <wp:extent cx="5334000" cy="12458978"/>
             <wp:effectExtent l="0" t="0" r="0" b="0"/>
             <wp:docPr id="27" name="Picture"/>
@@ -20496,7 +20496,7 @@
           <w:sz w:val="28"/>
         </w:rPr>
         <w:drawing>
-          <wp:inline distT="0" distB="0" distL="0" distR="0" wp14:anchorId="0215E733" wp14:editId="1D534FD1">
+          <wp:inline distT="0" distB="0" distL="0" distR="0" wp14:anchorId="3B943D31" wp14:editId="40FC5625">
             <wp:extent cx="5334000" cy="5926666"/>
             <wp:effectExtent l="0" t="0" r="0" b="0"/>
             <wp:docPr id="30" name="Picture"/>
@@ -20755,7 +20755,7 @@
           <w:sz w:val="28"/>
         </w:rPr>
         <w:drawing>
-          <wp:inline distT="0" distB="0" distL="0" distR="0" wp14:anchorId="2029D8ED" wp14:editId="0073B7F8">
+          <wp:inline distT="0" distB="0" distL="0" distR="0" wp14:anchorId="2B819F03" wp14:editId="26BDFA34">
             <wp:extent cx="5334000" cy="3343751"/>
             <wp:effectExtent l="0" t="0" r="0" b="0"/>
             <wp:docPr id="33" name="Picture"/>
@@ -21700,7 +21700,7 @@
         <w:ind w:firstLine="709"/>
       </w:pPr>
       <w:bookmarkStart w:id="15" w:name="_fc51781abcc4857bf621eab6b8861ea54729fed"/>
-      <w:bookmarkStart w:id="16" w:name="_Toc241938618"/>
+      <w:bookmarkStart w:id="16" w:name="_Toc241939383"/>
       <w:bookmarkEnd w:id="14"/>
       <w:bookmarkEnd w:id="12"/>
       <w:r>
@@ -25106,7 +25106,7 @@
         </w:rPr>
         <w:lastRenderedPageBreak/>
         <w:drawing>
-          <wp:inline distT="0" distB="0" distL="0" distR="0" wp14:anchorId="72655D96" wp14:editId="35C4420C">
+          <wp:inline distT="0" distB="0" distL="0" distR="0" wp14:anchorId="613454A3" wp14:editId="2F9FD073">
             <wp:extent cx="5334000" cy="2341756"/>
             <wp:effectExtent l="0" t="0" r="0" b="0"/>
             <wp:docPr id="38" name="Picture"/>
@@ -26015,7 +26015,7 @@
         <w:ind w:firstLine="709"/>
       </w:pPr>
       <w:bookmarkStart w:id="17" w:name="_fb011a212b736610690ebb69f4e92f01bd3b3f9"/>
-      <w:bookmarkStart w:id="18" w:name="_Toc241938619"/>
+      <w:bookmarkStart w:id="18" w:name="_Toc241939384"/>
       <w:bookmarkEnd w:id="15"/>
       <w:r>
         <w:rPr>
@@ -26930,7 +26930,7 @@
         <w:ind w:firstLine="709"/>
       </w:pPr>
       <w:bookmarkStart w:id="19" w:name="_339ae803435bd6b9a653c2b18dadc62dc9ad8e7"/>
-      <w:bookmarkStart w:id="20" w:name="_Toc241938620"/>
+      <w:bookmarkStart w:id="20" w:name="_Toc241939385"/>
       <w:bookmarkEnd w:id="17"/>
       <w:r>
         <w:rPr>
@@ -27047,7 +27047,7 @@
         <w:ind w:firstLine="709"/>
       </w:pPr>
       <w:bookmarkStart w:id="21" w:name="_1bfdad9d2d88ddb6ca16c31c1d4d4943679f32f"/>
-      <w:bookmarkStart w:id="22" w:name="_Toc241938621"/>
+      <w:bookmarkStart w:id="22" w:name="_Toc241939386"/>
       <w:bookmarkEnd w:id="19"/>
       <w:bookmarkEnd w:id="2"/>
       <w:r>
@@ -27270,7 +27270,7 @@
         <w:jc w:val="center"/>
       </w:pPr>
       <w:bookmarkStart w:id="23" w:name="_выводы"/>
-      <w:bookmarkStart w:id="24" w:name="_Toc241938622"/>
+      <w:bookmarkStart w:id="24" w:name="_Toc241939387"/>
       <w:bookmarkEnd w:id="21"/>
       <w:r>
         <w:rPr>
@@ -27460,7 +27460,7 @@
         <w:jc w:val="center"/>
       </w:pPr>
       <w:bookmarkStart w:id="25" w:name="_274f6a444530ef90b0479dabf3d210f01e97699"/>
-      <w:bookmarkStart w:id="26" w:name="_Toc241938623"/>
+      <w:bookmarkStart w:id="26" w:name="_Toc241939388"/>
       <w:bookmarkEnd w:id="23"/>
       <w:r>
         <w:rPr>
@@ -28276,7 +28276,7 @@
         <w:jc w:val="center"/>
       </w:pPr>
       <w:bookmarkStart w:id="27" w:name="_3d74faf1500c1b2a4a8bfa8e0e37c74206ce73d"/>
-      <w:bookmarkStart w:id="28" w:name="_Toc241938624"/>
+      <w:bookmarkStart w:id="28" w:name="_Toc241939389"/>
       <w:bookmarkEnd w:id="25"/>
       <w:r>
         <w:rPr>
@@ -29089,7 +29089,7 @@
         <w:jc w:val="center"/>
       </w:pPr>
       <w:bookmarkStart w:id="29" w:name="_d684f183eb868ee4ace295916bed2e6be64d16e"/>
-      <w:bookmarkStart w:id="30" w:name="_Toc241938625"/>
+      <w:bookmarkStart w:id="30" w:name="_Toc241939390"/>
       <w:bookmarkEnd w:id="27"/>
       <w:r>
         <w:rPr>
@@ -29986,7 +29986,7 @@
         <w:jc w:val="center"/>
       </w:pPr>
       <w:bookmarkStart w:id="31" w:name="_6574ce6d3bdcb7786930e8390195aee2be99a58"/>
-      <w:bookmarkStart w:id="32" w:name="_Toc241938626"/>
+      <w:bookmarkStart w:id="32" w:name="_Toc241939391"/>
       <w:bookmarkEnd w:id="29"/>
       <w:r>
         <w:rPr>
@@ -30399,7 +30399,7 @@
         <w:jc w:val="center"/>
       </w:pPr>
       <w:bookmarkStart w:id="33" w:name="_9415338eb7aade5a81d9d1583f95cf4a5b310ea"/>
-      <w:bookmarkStart w:id="34" w:name="_Toc241938627"/>
+      <w:bookmarkStart w:id="34" w:name="_Toc241939392"/>
       <w:bookmarkEnd w:id="31"/>
       <w:r>
         <w:rPr>
@@ -31706,7 +31706,7 @@
         <w:jc w:val="center"/>
       </w:pPr>
       <w:bookmarkStart w:id="35" w:name="_21cff5e6573cc685eba2e5d01fbe1912356e1d7"/>
-      <w:bookmarkStart w:id="36" w:name="_Toc241938628"/>
+      <w:bookmarkStart w:id="36" w:name="_Toc241939393"/>
       <w:bookmarkEnd w:id="33"/>
       <w:r>
         <w:rPr>
@@ -31823,7 +31823,7 @@
           <w:sz w:val="28"/>
         </w:rPr>
         <w:drawing>
-          <wp:inline distT="0" distB="0" distL="0" distR="0" wp14:anchorId="4526A3CC" wp14:editId="76668FFD">
+          <wp:inline distT="0" distB="0" distL="0" distR="0" wp14:anchorId="210CA073" wp14:editId="7C7418FE">
             <wp:extent cx="5334000" cy="2375958"/>
             <wp:effectExtent l="0" t="0" r="0" b="0"/>
             <wp:docPr id="52" name="Picture"/>
@@ -32016,7 +32016,7 @@
           <w:sz w:val="28"/>
         </w:rPr>
         <w:drawing>
-          <wp:inline distT="0" distB="0" distL="0" distR="0" wp14:anchorId="57AED6AB" wp14:editId="696E3E67">
+          <wp:inline distT="0" distB="0" distL="0" distR="0" wp14:anchorId="0CEFB17A" wp14:editId="627849B2">
             <wp:extent cx="5334000" cy="2375958"/>
             <wp:effectExtent l="0" t="0" r="0" b="0"/>
             <wp:docPr id="55" name="Picture"/>
@@ -32197,7 +32197,7 @@
         </w:rPr>
         <w:lastRenderedPageBreak/>
         <w:drawing>
-          <wp:inline distT="0" distB="0" distL="0" distR="0" wp14:anchorId="455CDEEB" wp14:editId="16E0AD9F">
+          <wp:inline distT="0" distB="0" distL="0" distR="0" wp14:anchorId="3BB00A3B" wp14:editId="6B8547BB">
             <wp:extent cx="5334000" cy="2375958"/>
             <wp:effectExtent l="0" t="0" r="0" b="0"/>
             <wp:docPr id="58" name="Picture"/>
@@ -32429,7 +32429,7 @@
           <w:sz w:val="28"/>
         </w:rPr>
         <w:drawing>
-          <wp:inline distT="0" distB="0" distL="0" distR="0" wp14:anchorId="447174D8" wp14:editId="4F9C5244">
+          <wp:inline distT="0" distB="0" distL="0" distR="0" wp14:anchorId="731DCA04" wp14:editId="58DBE9AC">
             <wp:extent cx="5334000" cy="2375958"/>
             <wp:effectExtent l="0" t="0" r="0" b="0"/>
             <wp:docPr id="61" name="Picture"/>
@@ -32610,7 +32610,7 @@
         </w:rPr>
         <w:lastRenderedPageBreak/>
         <w:drawing>
-          <wp:inline distT="0" distB="0" distL="0" distR="0" wp14:anchorId="3B0CE5B4" wp14:editId="78D4EC8D">
+          <wp:inline distT="0" distB="0" distL="0" distR="0" wp14:anchorId="07A04CD2" wp14:editId="2BAFC5E5">
             <wp:extent cx="5334000" cy="2375958"/>
             <wp:effectExtent l="0" t="0" r="0" b="0"/>
             <wp:docPr id="64" name="Picture"/>
@@ -32803,7 +32803,7 @@
           <w:sz w:val="28"/>
         </w:rPr>
         <w:drawing>
-          <wp:inline distT="0" distB="0" distL="0" distR="0" wp14:anchorId="1B83C5FA" wp14:editId="294EB8E6">
+          <wp:inline distT="0" distB="0" distL="0" distR="0" wp14:anchorId="11479F1C" wp14:editId="03AFC280">
             <wp:extent cx="5334000" cy="2375958"/>
             <wp:effectExtent l="0" t="0" r="0" b="0"/>
             <wp:docPr id="67" name="Picture"/>
@@ -33030,7 +33030,7 @@
         </w:rPr>
         <w:lastRenderedPageBreak/>
         <w:drawing>
-          <wp:inline distT="0" distB="0" distL="0" distR="0" wp14:anchorId="4C18286B" wp14:editId="55D37B0B">
+          <wp:inline distT="0" distB="0" distL="0" distR="0" wp14:anchorId="08C56D5D" wp14:editId="1901397E">
             <wp:extent cx="5334000" cy="2375958"/>
             <wp:effectExtent l="0" t="0" r="0" b="0"/>
             <wp:docPr id="70" name="Picture"/>
@@ -33198,7 +33198,7 @@
           <w:sz w:val="28"/>
         </w:rPr>
         <w:drawing>
-          <wp:inline distT="0" distB="0" distL="0" distR="0" wp14:anchorId="2D243D99" wp14:editId="625BDFEF">
+          <wp:inline distT="0" distB="0" distL="0" distR="0" wp14:anchorId="5F074CCC" wp14:editId="361A0687">
             <wp:extent cx="5334000" cy="2375958"/>
             <wp:effectExtent l="0" t="0" r="0" b="0"/>
             <wp:docPr id="73" name="Picture"/>
@@ -33354,7 +33354,7 @@
         <w:jc w:val="center"/>
       </w:pPr>
       <w:bookmarkStart w:id="37" w:name="_e580caf5f2a0052cd60a87b42295a622f26cf83"/>
-      <w:bookmarkStart w:id="38" w:name="_Toc241938629"/>
+      <w:bookmarkStart w:id="38" w:name="_Toc241939394"/>
       <w:bookmarkEnd w:id="35"/>
       <w:r>
         <w:rPr>
@@ -34823,7 +34823,7 @@
   <w:abstractNum w:abstractNumId="0" w15:restartNumberingAfterBreak="0">
     <w:nsid w:val="0000A990"/>
     <w:multiLevelType w:val="multilevel"/>
-    <w:tmpl w:val="F0A0AC40"/>
+    <w:tmpl w:val="7EAC1564"/>
     <w:lvl w:ilvl="0">
       <w:numFmt w:val="bullet"/>
       <w:lvlText w:val=" "/>
@@ -34900,7 +34900,7 @@
   <w:abstractNum w:abstractNumId="1" w15:restartNumberingAfterBreak="0">
     <w:nsid w:val="00A99411"/>
     <w:multiLevelType w:val="multilevel"/>
-    <w:tmpl w:val="A4A6E5C0"/>
+    <w:tmpl w:val="E7CC3F9E"/>
     <w:lvl w:ilvl="0">
       <w:start w:val="1"/>
       <w:numFmt w:val="decimal"/>
@@ -36378,7 +36378,7 @@
     <w:autoRedefine/>
     <w:uiPriority w:val="39"/>
     <w:unhideWhenUsed/>
-    <w:rsid w:val="00425DE1"/>
+    <w:rsid w:val="005E7C98"/>
     <w:pPr>
       <w:spacing w:after="100"/>
     </w:pPr>
@@ -36390,7 +36390,7 @@
     <w:autoRedefine/>
     <w:uiPriority w:val="39"/>
     <w:unhideWhenUsed/>
-    <w:rsid w:val="00425DE1"/>
+    <w:rsid w:val="005E7C98"/>
     <w:pPr>
       <w:spacing w:after="100"/>
       <w:ind w:left="240"/>

--- a/ЛР6_ЦП_Канвас_сценарии_релизы/ОТЧЕТ_ЛР6_TableMind.docx
+++ b/ЛР6_ЦП_Канвас_сценарии_релизы/ОТЧЕТ_ЛР6_TableMind.docx
@@ -264,7 +264,7 @@
       <w:r>
         <w:fldChar w:fldCharType="separate"/>
       </w:r>
-      <w:hyperlink w:anchor="_Toc241939376" w:history="1">
+      <w:hyperlink w:anchor="_Toc241940002" w:history="1">
         <w:r>
           <w:rPr>
             <w:rStyle w:val="af"/>
@@ -292,7 +292,7 @@
             <w:noProof/>
             <w:webHidden/>
           </w:rPr>
-          <w:instrText xml:space="preserve"> PAGEREF _Toc241939376 \h </w:instrText>
+          <w:instrText xml:space="preserve"> PAGEREF _Toc241940002 \h </w:instrText>
         </w:r>
         <w:r>
           <w:rPr>
@@ -333,7 +333,7 @@
           <w:noProof/>
         </w:rPr>
       </w:pPr>
-      <w:hyperlink w:anchor="_Toc241939377" w:history="1">
+      <w:hyperlink w:anchor="_Toc241940003" w:history="1">
         <w:r>
           <w:rPr>
             <w:rStyle w:val="af"/>
@@ -361,7 +361,7 @@
             <w:noProof/>
             <w:webHidden/>
           </w:rPr>
-          <w:instrText xml:space="preserve"> PAGEREF _Toc241939377 \h </w:instrText>
+          <w:instrText xml:space="preserve"> PAGEREF _Toc241940003 \h </w:instrText>
         </w:r>
         <w:r>
           <w:rPr>
@@ -402,7 +402,7 @@
           <w:noProof/>
         </w:rPr>
       </w:pPr>
-      <w:hyperlink w:anchor="_Toc241939378" w:history="1">
+      <w:hyperlink w:anchor="_Toc241940004" w:history="1">
         <w:r>
           <w:rPr>
             <w:rStyle w:val="af"/>
@@ -430,7 +430,7 @@
             <w:noProof/>
             <w:webHidden/>
           </w:rPr>
-          <w:instrText xml:space="preserve"> PAGEREF _Toc241939378 \h </w:instrText>
+          <w:instrText xml:space="preserve"> PAGEREF _Toc241940004 \h </w:instrText>
         </w:r>
         <w:r>
           <w:rPr>
@@ -471,7 +471,7 @@
           <w:noProof/>
         </w:rPr>
       </w:pPr>
-      <w:hyperlink w:anchor="_Toc241939379" w:history="1">
+      <w:hyperlink w:anchor="_Toc241940005" w:history="1">
         <w:r>
           <w:rPr>
             <w:rStyle w:val="af"/>
@@ -499,7 +499,7 @@
             <w:noProof/>
             <w:webHidden/>
           </w:rPr>
-          <w:instrText xml:space="preserve"> PAGEREF _Toc241939379 \h </w:instrText>
+          <w:instrText xml:space="preserve"> PAGEREF _Toc241940005 \h </w:instrText>
         </w:r>
         <w:r>
           <w:rPr>
@@ -540,7 +540,7 @@
           <w:noProof/>
         </w:rPr>
       </w:pPr>
-      <w:hyperlink w:anchor="_Toc241939380" w:history="1">
+      <w:hyperlink w:anchor="_Toc241940006" w:history="1">
         <w:r>
           <w:rPr>
             <w:rStyle w:val="af"/>
@@ -568,7 +568,7 @@
             <w:noProof/>
             <w:webHidden/>
           </w:rPr>
-          <w:instrText xml:space="preserve"> PAGEREF _Toc241939380 \h </w:instrText>
+          <w:instrText xml:space="preserve"> PAGEREF _Toc241940006 \h </w:instrText>
         </w:r>
         <w:r>
           <w:rPr>
@@ -609,7 +609,7 @@
           <w:noProof/>
         </w:rPr>
       </w:pPr>
-      <w:hyperlink w:anchor="_Toc241939381" w:history="1">
+      <w:hyperlink w:anchor="_Toc241940007" w:history="1">
         <w:r>
           <w:rPr>
             <w:rStyle w:val="af"/>
@@ -637,7 +637,7 @@
             <w:noProof/>
             <w:webHidden/>
           </w:rPr>
-          <w:instrText xml:space="preserve"> PAGEREF _Toc241939381 \h </w:instrText>
+          <w:instrText xml:space="preserve"> PAGEREF _Toc241940007 \h </w:instrText>
         </w:r>
         <w:r>
           <w:rPr>
@@ -678,7 +678,7 @@
           <w:noProof/>
         </w:rPr>
       </w:pPr>
-      <w:hyperlink w:anchor="_Toc241939382" w:history="1">
+      <w:hyperlink w:anchor="_Toc241940008" w:history="1">
         <w:r>
           <w:rPr>
             <w:rStyle w:val="af"/>
@@ -706,7 +706,7 @@
             <w:noProof/>
             <w:webHidden/>
           </w:rPr>
-          <w:instrText xml:space="preserve"> PAGEREF _Toc241939382 \h </w:instrText>
+          <w:instrText xml:space="preserve"> PAGEREF _Toc241940008 \h </w:instrText>
         </w:r>
         <w:r>
           <w:rPr>
@@ -747,7 +747,7 @@
           <w:noProof/>
         </w:rPr>
       </w:pPr>
-      <w:hyperlink w:anchor="_Toc241939383" w:history="1">
+      <w:hyperlink w:anchor="_Toc241940009" w:history="1">
         <w:r>
           <w:rPr>
             <w:rStyle w:val="af"/>
@@ -775,7 +775,7 @@
             <w:noProof/>
             <w:webHidden/>
           </w:rPr>
-          <w:instrText xml:space="preserve"> PAGEREF _Toc241939383 \h </w:instrText>
+          <w:instrText xml:space="preserve"> PAGEREF _Toc241940009 \h </w:instrText>
         </w:r>
         <w:r>
           <w:rPr>
@@ -816,7 +816,7 @@
           <w:noProof/>
         </w:rPr>
       </w:pPr>
-      <w:hyperlink w:anchor="_Toc241939384" w:history="1">
+      <w:hyperlink w:anchor="_Toc241940010" w:history="1">
         <w:r>
           <w:rPr>
             <w:rStyle w:val="af"/>
@@ -844,7 +844,7 @@
             <w:noProof/>
             <w:webHidden/>
           </w:rPr>
-          <w:instrText xml:space="preserve"> PAGEREF _Toc241939384 \h </w:instrText>
+          <w:instrText xml:space="preserve"> PAGEREF _Toc241940010 \h </w:instrText>
         </w:r>
         <w:r>
           <w:rPr>
@@ -885,7 +885,7 @@
           <w:noProof/>
         </w:rPr>
       </w:pPr>
-      <w:hyperlink w:anchor="_Toc241939385" w:history="1">
+      <w:hyperlink w:anchor="_Toc241940011" w:history="1">
         <w:r>
           <w:rPr>
             <w:rStyle w:val="af"/>
@@ -913,7 +913,7 @@
             <w:noProof/>
             <w:webHidden/>
           </w:rPr>
-          <w:instrText xml:space="preserve"> PAGEREF _Toc241939385 \h </w:instrText>
+          <w:instrText xml:space="preserve"> PAGEREF _Toc241940011 \h </w:instrText>
         </w:r>
         <w:r>
           <w:rPr>
@@ -954,7 +954,7 @@
           <w:noProof/>
         </w:rPr>
       </w:pPr>
-      <w:hyperlink w:anchor="_Toc241939386" w:history="1">
+      <w:hyperlink w:anchor="_Toc241940012" w:history="1">
         <w:r>
           <w:rPr>
             <w:rStyle w:val="af"/>
@@ -982,7 +982,7 @@
             <w:noProof/>
             <w:webHidden/>
           </w:rPr>
-          <w:instrText xml:space="preserve"> PAGEREF _Toc241939386 \h </w:instrText>
+          <w:instrText xml:space="preserve"> PAGEREF _Toc241940012 \h </w:instrText>
         </w:r>
         <w:r>
           <w:rPr>
@@ -1023,7 +1023,7 @@
           <w:noProof/>
         </w:rPr>
       </w:pPr>
-      <w:hyperlink w:anchor="_Toc241939387" w:history="1">
+      <w:hyperlink w:anchor="_Toc241940013" w:history="1">
         <w:r>
           <w:rPr>
             <w:rStyle w:val="af"/>
@@ -1051,7 +1051,7 @@
             <w:noProof/>
             <w:webHidden/>
           </w:rPr>
-          <w:instrText xml:space="preserve"> PAGEREF _Toc241939387 \h </w:instrText>
+          <w:instrText xml:space="preserve"> PAGEREF _Toc241940013 \h </w:instrText>
         </w:r>
         <w:r>
           <w:rPr>
@@ -1092,7 +1092,7 @@
           <w:noProof/>
         </w:rPr>
       </w:pPr>
-      <w:hyperlink w:anchor="_Toc241939388" w:history="1">
+      <w:hyperlink w:anchor="_Toc241940014" w:history="1">
         <w:r>
           <w:rPr>
             <w:rStyle w:val="af"/>
@@ -1120,7 +1120,7 @@
             <w:noProof/>
             <w:webHidden/>
           </w:rPr>
-          <w:instrText xml:space="preserve"> PAGEREF _Toc241939388 \h </w:instrText>
+          <w:instrText xml:space="preserve"> PAGEREF _Toc241940014 \h </w:instrText>
         </w:r>
         <w:r>
           <w:rPr>
@@ -1161,7 +1161,7 @@
           <w:noProof/>
         </w:rPr>
       </w:pPr>
-      <w:hyperlink w:anchor="_Toc241939389" w:history="1">
+      <w:hyperlink w:anchor="_Toc241940015" w:history="1">
         <w:r>
           <w:rPr>
             <w:rStyle w:val="af"/>
@@ -1189,76 +1189,7 @@
             <w:noProof/>
             <w:webHidden/>
           </w:rPr>
-          <w:instrText xml:space="preserve"> PAGEREF _Toc241939389 \h </w:instrText>
-        </w:r>
-        <w:r>
-          <w:rPr>
-            <w:noProof/>
-            <w:webHidden/>
-          </w:rPr>
-        </w:r>
-        <w:r>
-          <w:rPr>
-            <w:noProof/>
-            <w:webHidden/>
-          </w:rPr>
-          <w:fldChar w:fldCharType="separate"/>
-        </w:r>
-        <w:r>
-          <w:rPr>
-            <w:noProof/>
-            <w:webHidden/>
-          </w:rPr>
-          <w:t>30</w:t>
-        </w:r>
-        <w:r>
-          <w:rPr>
-            <w:noProof/>
-            <w:webHidden/>
-          </w:rPr>
-          <w:fldChar w:fldCharType="end"/>
-        </w:r>
-      </w:hyperlink>
-    </w:p>
-    <w:p>
-      <w:pPr>
-        <w:pStyle w:val="12"/>
-        <w:tabs>
-          <w:tab w:val="right" w:leader="dot" w:pos="9345"/>
-        </w:tabs>
-        <w:rPr>
-          <w:noProof/>
-        </w:rPr>
-      </w:pPr>
-      <w:hyperlink w:anchor="_Toc241939390" w:history="1">
-        <w:r>
-          <w:rPr>
-            <w:rStyle w:val="af"/>
-            <w:b/>
-            <w:noProof/>
-          </w:rPr>
-          <w:t>ПРИЛОЖЕНИЕ Б</w:t>
-        </w:r>
-        <w:r>
-          <w:rPr>
-            <w:noProof/>
-            <w:webHidden/>
-          </w:rPr>
-          <w:tab/>
-        </w:r>
-        <w:r>
-          <w:rPr>
-            <w:noProof/>
-            <w:webHidden/>
-          </w:rPr>
-          <w:fldChar w:fldCharType="begin"/>
-        </w:r>
-        <w:r>
-          <w:rPr>
-            <w:noProof/>
-            <w:webHidden/>
-          </w:rPr>
-          <w:instrText xml:space="preserve"> PAGEREF _Toc241939390 \h </w:instrText>
+          <w:instrText xml:space="preserve"> PAGEREF _Toc241940015 \h </w:instrText>
         </w:r>
         <w:r>
           <w:rPr>
@@ -1299,14 +1230,14 @@
           <w:noProof/>
         </w:rPr>
       </w:pPr>
-      <w:hyperlink w:anchor="_Toc241939391" w:history="1">
+      <w:hyperlink w:anchor="_Toc241940016" w:history="1">
         <w:r>
           <w:rPr>
             <w:rStyle w:val="af"/>
             <w:b/>
             <w:noProof/>
           </w:rPr>
-          <w:t>ПРИЛОЖЕНИЕ В</w:t>
+          <w:t>ПРИЛОЖЕНИЕ Б</w:t>
         </w:r>
         <w:r>
           <w:rPr>
@@ -1327,7 +1258,7 @@
             <w:noProof/>
             <w:webHidden/>
           </w:rPr>
-          <w:instrText xml:space="preserve"> PAGEREF _Toc241939391 \h </w:instrText>
+          <w:instrText xml:space="preserve"> PAGEREF _Toc241940016 \h </w:instrText>
         </w:r>
         <w:r>
           <w:rPr>
@@ -1368,14 +1299,14 @@
           <w:noProof/>
         </w:rPr>
       </w:pPr>
-      <w:hyperlink w:anchor="_Toc241939392" w:history="1">
+      <w:hyperlink w:anchor="_Toc241940017" w:history="1">
         <w:r>
           <w:rPr>
             <w:rStyle w:val="af"/>
             <w:b/>
             <w:noProof/>
           </w:rPr>
-          <w:t>ПРИЛОЖЕНИЕ Г</w:t>
+          <w:t>ПРИЛОЖЕНИЕ В</w:t>
         </w:r>
         <w:r>
           <w:rPr>
@@ -1396,7 +1327,7 @@
             <w:noProof/>
             <w:webHidden/>
           </w:rPr>
-          <w:instrText xml:space="preserve"> PAGEREF _Toc241939392 \h </w:instrText>
+          <w:instrText xml:space="preserve"> PAGEREF _Toc241940017 \h </w:instrText>
         </w:r>
         <w:r>
           <w:rPr>
@@ -1437,7 +1368,76 @@
           <w:noProof/>
         </w:rPr>
       </w:pPr>
-      <w:hyperlink w:anchor="_Toc241939393" w:history="1">
+      <w:hyperlink w:anchor="_Toc241940018" w:history="1">
+        <w:r>
+          <w:rPr>
+            <w:rStyle w:val="af"/>
+            <w:b/>
+            <w:noProof/>
+          </w:rPr>
+          <w:t>ПРИЛОЖЕНИЕ Г</w:t>
+        </w:r>
+        <w:r>
+          <w:rPr>
+            <w:noProof/>
+            <w:webHidden/>
+          </w:rPr>
+          <w:tab/>
+        </w:r>
+        <w:r>
+          <w:rPr>
+            <w:noProof/>
+            <w:webHidden/>
+          </w:rPr>
+          <w:fldChar w:fldCharType="begin"/>
+        </w:r>
+        <w:r>
+          <w:rPr>
+            <w:noProof/>
+            <w:webHidden/>
+          </w:rPr>
+          <w:instrText xml:space="preserve"> PAGEREF _Toc241940018 \h </w:instrText>
+        </w:r>
+        <w:r>
+          <w:rPr>
+            <w:noProof/>
+            <w:webHidden/>
+          </w:rPr>
+        </w:r>
+        <w:r>
+          <w:rPr>
+            <w:noProof/>
+            <w:webHidden/>
+          </w:rPr>
+          <w:fldChar w:fldCharType="separate"/>
+        </w:r>
+        <w:r>
+          <w:rPr>
+            <w:noProof/>
+            <w:webHidden/>
+          </w:rPr>
+          <w:t>34</w:t>
+        </w:r>
+        <w:r>
+          <w:rPr>
+            <w:noProof/>
+            <w:webHidden/>
+          </w:rPr>
+          <w:fldChar w:fldCharType="end"/>
+        </w:r>
+      </w:hyperlink>
+    </w:p>
+    <w:p>
+      <w:pPr>
+        <w:pStyle w:val="12"/>
+        <w:tabs>
+          <w:tab w:val="right" w:leader="dot" w:pos="9345"/>
+        </w:tabs>
+        <w:rPr>
+          <w:noProof/>
+        </w:rPr>
+      </w:pPr>
+      <w:hyperlink w:anchor="_Toc241940019" w:history="1">
         <w:r>
           <w:rPr>
             <w:rStyle w:val="af"/>
@@ -1465,7 +1465,7 @@
             <w:noProof/>
             <w:webHidden/>
           </w:rPr>
-          <w:instrText xml:space="preserve"> PAGEREF _Toc241939393 \h </w:instrText>
+          <w:instrText xml:space="preserve"> PAGEREF _Toc241940019 \h </w:instrText>
         </w:r>
         <w:r>
           <w:rPr>
@@ -1485,7 +1485,7 @@
             <w:noProof/>
             <w:webHidden/>
           </w:rPr>
-          <w:t>35</w:t>
+          <w:t>36</w:t>
         </w:r>
         <w:r>
           <w:rPr>
@@ -1506,7 +1506,7 @@
           <w:noProof/>
         </w:rPr>
       </w:pPr>
-      <w:hyperlink w:anchor="_Toc241939394" w:history="1">
+      <w:hyperlink w:anchor="_Toc241940020" w:history="1">
         <w:r>
           <w:rPr>
             <w:rStyle w:val="af"/>
@@ -1534,7 +1534,7 @@
             <w:noProof/>
             <w:webHidden/>
           </w:rPr>
-          <w:instrText xml:space="preserve"> PAGEREF _Toc241939394 \h </w:instrText>
+          <w:instrText xml:space="preserve"> PAGEREF _Toc241940020 \h </w:instrText>
         </w:r>
         <w:r>
           <w:rPr>
@@ -1554,7 +1554,7 @@
             <w:noProof/>
             <w:webHidden/>
           </w:rPr>
-          <w:t>39</w:t>
+          <w:t>40</w:t>
         </w:r>
         <w:r>
           <w:rPr>
@@ -1580,7 +1580,7 @@
         <w:spacing w:before="0" w:after="360" w:line="360" w:lineRule="exact"/>
         <w:ind w:firstLine="709"/>
       </w:pPr>
-      <w:bookmarkStart w:id="1" w:name="_Toc241939376"/>
+      <w:bookmarkStart w:id="1" w:name="_Toc241940002"/>
       <w:r>
         <w:rPr>
           <w:b/>
@@ -1685,7 +1685,7 @@
         <w:ind w:firstLine="709"/>
       </w:pPr>
       <w:bookmarkStart w:id="2" w:name="_b608aa976fc82a0faaf3b83f58c735968afd03b"/>
-      <w:bookmarkStart w:id="3" w:name="_Toc241939377"/>
+      <w:bookmarkStart w:id="3" w:name="_Toc241940003"/>
       <w:bookmarkEnd w:id="0"/>
       <w:r>
         <w:rPr>
@@ -1744,7 +1744,7 @@
         <w:ind w:firstLine="709"/>
       </w:pPr>
       <w:bookmarkStart w:id="4" w:name="_ce8c8db2bd1f021f701413a98bce88b0dc0ff35"/>
-      <w:bookmarkStart w:id="5" w:name="_Toc241939378"/>
+      <w:bookmarkStart w:id="5" w:name="_Toc241940004"/>
       <w:r>
         <w:rPr>
           <w:b/>
@@ -3786,7 +3786,7 @@
         <w:ind w:firstLine="709"/>
       </w:pPr>
       <w:bookmarkStart w:id="6" w:name="_d6b1e0606ccffbfea524c7b8890d7424ae6ef8d"/>
-      <w:bookmarkStart w:id="7" w:name="_Toc241939379"/>
+      <w:bookmarkStart w:id="7" w:name="_Toc241940005"/>
       <w:bookmarkEnd w:id="4"/>
       <w:r>
         <w:rPr>
@@ -8498,7 +8498,7 @@
         <w:ind w:firstLine="709"/>
       </w:pPr>
       <w:bookmarkStart w:id="8" w:name="_7b60cb03201c02c98ad01f5cee41d479977e884"/>
-      <w:bookmarkStart w:id="9" w:name="_Toc241939380"/>
+      <w:bookmarkStart w:id="9" w:name="_Toc241940006"/>
       <w:bookmarkEnd w:id="6"/>
       <w:r>
         <w:rPr>
@@ -8569,7 +8569,7 @@
           <w:sz w:val="28"/>
         </w:rPr>
         <w:drawing>
-          <wp:inline distT="0" distB="0" distL="0" distR="0" wp14:anchorId="53DC4034" wp14:editId="4397F4B1">
+          <wp:inline distT="0" distB="0" distL="0" distR="0" wp14:anchorId="12181E52" wp14:editId="424FF0C1">
             <wp:extent cx="5334000" cy="3382536"/>
             <wp:effectExtent l="0" t="0" r="0" b="0"/>
             <wp:docPr id="13" name="Picture"/>
@@ -10884,7 +10884,7 @@
         <w:ind w:firstLine="709"/>
       </w:pPr>
       <w:bookmarkStart w:id="10" w:name="_519d46f9ff7923648cbfef21e26057944381813"/>
-      <w:bookmarkStart w:id="11" w:name="_Toc241939381"/>
+      <w:bookmarkStart w:id="11" w:name="_Toc241940007"/>
       <w:bookmarkEnd w:id="8"/>
       <w:r>
         <w:rPr>
@@ -15718,7 +15718,7 @@
           <w:sz w:val="28"/>
         </w:rPr>
         <w:drawing>
-          <wp:inline distT="0" distB="0" distL="0" distR="0" wp14:anchorId="3792F00F" wp14:editId="1B104D69">
+          <wp:inline distT="0" distB="0" distL="0" distR="0" wp14:anchorId="0FD3E219" wp14:editId="4E95A595">
             <wp:extent cx="5334000" cy="3122341"/>
             <wp:effectExtent l="0" t="0" r="0" b="0"/>
             <wp:docPr id="17" name="Picture"/>
@@ -16697,7 +16697,7 @@
         <w:ind w:firstLine="709"/>
       </w:pPr>
       <w:bookmarkStart w:id="12" w:name="_ccc7c944b68a9100d34a943bc02da4feb181aee"/>
-      <w:bookmarkStart w:id="13" w:name="_Toc241939382"/>
+      <w:bookmarkStart w:id="13" w:name="_Toc241940008"/>
       <w:bookmarkEnd w:id="10"/>
       <w:r>
         <w:rPr>
@@ -19806,7 +19806,7 @@
         </w:rPr>
         <w:lastRenderedPageBreak/>
         <w:drawing>
-          <wp:inline distT="0" distB="0" distL="0" distR="0" wp14:anchorId="5B768671" wp14:editId="6D1079F6">
+          <wp:inline distT="0" distB="0" distL="0" distR="0" wp14:anchorId="5DFE306D" wp14:editId="7B94A3A1">
             <wp:extent cx="5334000" cy="6114585"/>
             <wp:effectExtent l="0" t="0" r="0" b="0"/>
             <wp:docPr id="21" name="Picture"/>
@@ -20043,7 +20043,7 @@
         </w:rPr>
         <w:lastRenderedPageBreak/>
         <w:drawing>
-          <wp:inline distT="0" distB="0" distL="0" distR="0" wp14:anchorId="2C23B533" wp14:editId="70EB2F7B">
+          <wp:inline distT="0" distB="0" distL="0" distR="0" wp14:anchorId="1056561F" wp14:editId="5B3295D6">
             <wp:extent cx="5334000" cy="9610810"/>
             <wp:effectExtent l="0" t="0" r="0" b="0"/>
             <wp:docPr id="24" name="Picture"/>
@@ -20283,7 +20283,7 @@
         </w:rPr>
         <w:lastRenderedPageBreak/>
         <w:drawing>
-          <wp:inline distT="0" distB="0" distL="0" distR="0" wp14:anchorId="0989663E" wp14:editId="77240301">
+          <wp:inline distT="0" distB="0" distL="0" distR="0" wp14:anchorId="3EAB23E2" wp14:editId="468C7995">
             <wp:extent cx="5334000" cy="12458978"/>
             <wp:effectExtent l="0" t="0" r="0" b="0"/>
             <wp:docPr id="27" name="Picture"/>
@@ -20496,7 +20496,7 @@
           <w:sz w:val="28"/>
         </w:rPr>
         <w:drawing>
-          <wp:inline distT="0" distB="0" distL="0" distR="0" wp14:anchorId="3B943D31" wp14:editId="40FC5625">
+          <wp:inline distT="0" distB="0" distL="0" distR="0" wp14:anchorId="162112DC" wp14:editId="0DDD5193">
             <wp:extent cx="5334000" cy="5926666"/>
             <wp:effectExtent l="0" t="0" r="0" b="0"/>
             <wp:docPr id="30" name="Picture"/>
@@ -20755,7 +20755,7 @@
           <w:sz w:val="28"/>
         </w:rPr>
         <w:drawing>
-          <wp:inline distT="0" distB="0" distL="0" distR="0" wp14:anchorId="2B819F03" wp14:editId="26BDFA34">
+          <wp:inline distT="0" distB="0" distL="0" distR="0" wp14:anchorId="7E8F2B19" wp14:editId="55754ED9">
             <wp:extent cx="5334000" cy="3343751"/>
             <wp:effectExtent l="0" t="0" r="0" b="0"/>
             <wp:docPr id="33" name="Picture"/>
@@ -21700,7 +21700,7 @@
         <w:ind w:firstLine="709"/>
       </w:pPr>
       <w:bookmarkStart w:id="15" w:name="_fc51781abcc4857bf621eab6b8861ea54729fed"/>
-      <w:bookmarkStart w:id="16" w:name="_Toc241939383"/>
+      <w:bookmarkStart w:id="16" w:name="_Toc241940009"/>
       <w:bookmarkEnd w:id="14"/>
       <w:bookmarkEnd w:id="12"/>
       <w:r>
@@ -25106,7 +25106,7 @@
         </w:rPr>
         <w:lastRenderedPageBreak/>
         <w:drawing>
-          <wp:inline distT="0" distB="0" distL="0" distR="0" wp14:anchorId="613454A3" wp14:editId="2F9FD073">
+          <wp:inline distT="0" distB="0" distL="0" distR="0" wp14:anchorId="105EC2E9" wp14:editId="1E682396">
             <wp:extent cx="5334000" cy="2341756"/>
             <wp:effectExtent l="0" t="0" r="0" b="0"/>
             <wp:docPr id="38" name="Picture"/>
@@ -26015,7 +26015,7 @@
         <w:ind w:firstLine="709"/>
       </w:pPr>
       <w:bookmarkStart w:id="17" w:name="_fb011a212b736610690ebb69f4e92f01bd3b3f9"/>
-      <w:bookmarkStart w:id="18" w:name="_Toc241939384"/>
+      <w:bookmarkStart w:id="18" w:name="_Toc241940010"/>
       <w:bookmarkEnd w:id="15"/>
       <w:r>
         <w:rPr>
@@ -26930,7 +26930,7 @@
         <w:ind w:firstLine="709"/>
       </w:pPr>
       <w:bookmarkStart w:id="19" w:name="_339ae803435bd6b9a653c2b18dadc62dc9ad8e7"/>
-      <w:bookmarkStart w:id="20" w:name="_Toc241939385"/>
+      <w:bookmarkStart w:id="20" w:name="_Toc241940011"/>
       <w:bookmarkEnd w:id="17"/>
       <w:r>
         <w:rPr>
@@ -27047,7 +27047,7 @@
         <w:ind w:firstLine="709"/>
       </w:pPr>
       <w:bookmarkStart w:id="21" w:name="_1bfdad9d2d88ddb6ca16c31c1d4d4943679f32f"/>
-      <w:bookmarkStart w:id="22" w:name="_Toc241939386"/>
+      <w:bookmarkStart w:id="22" w:name="_Toc241940012"/>
       <w:bookmarkEnd w:id="19"/>
       <w:bookmarkEnd w:id="2"/>
       <w:r>
@@ -27270,7 +27270,7 @@
         <w:jc w:val="center"/>
       </w:pPr>
       <w:bookmarkStart w:id="23" w:name="_выводы"/>
-      <w:bookmarkStart w:id="24" w:name="_Toc241939387"/>
+      <w:bookmarkStart w:id="24" w:name="_Toc241940013"/>
       <w:bookmarkEnd w:id="21"/>
       <w:r>
         <w:rPr>
@@ -27460,7 +27460,7 @@
         <w:jc w:val="center"/>
       </w:pPr>
       <w:bookmarkStart w:id="25" w:name="_274f6a444530ef90b0479dabf3d210f01e97699"/>
-      <w:bookmarkStart w:id="26" w:name="_Toc241939388"/>
+      <w:bookmarkStart w:id="26" w:name="_Toc241940014"/>
       <w:bookmarkEnd w:id="23"/>
       <w:r>
         <w:rPr>
@@ -28269,6 +28269,232 @@
     </w:p>
     <w:p>
       <w:pPr>
+        <w:pStyle w:val="FirstParagraph"/>
+        <w:numPr>
+          <w:ilvl w:val="0"/>
+          <w:numId w:val="3"/>
+        </w:numPr>
+        <w:spacing w:before="0" w:after="0" w:line="360" w:lineRule="exact"/>
+        <w:ind w:left="709" w:hanging="425"/>
+        <w:jc w:val="both"/>
+      </w:pPr>
+      <w:r>
+        <w:rPr>
+          <w:i/>
+          <w:sz w:val="28"/>
+        </w:rPr>
+        <w:t>SOC2Auditors</w:t>
+      </w:r>
+      <w:r>
+        <w:rPr>
+          <w:sz w:val="28"/>
+        </w:rPr>
+        <w:t xml:space="preserve">. </w:t>
+      </w:r>
+      <w:r>
+        <w:rPr>
+          <w:i/>
+          <w:sz w:val="28"/>
+        </w:rPr>
+        <w:t>SOC</w:t>
+      </w:r>
+      <w:r>
+        <w:rPr>
+          <w:sz w:val="28"/>
+        </w:rPr>
+        <w:t xml:space="preserve"> 2 </w:t>
+      </w:r>
+      <w:r>
+        <w:rPr>
+          <w:i/>
+          <w:sz w:val="28"/>
+        </w:rPr>
+        <w:t>Audit</w:t>
+      </w:r>
+      <w:r>
+        <w:rPr>
+          <w:sz w:val="28"/>
+        </w:rPr>
+        <w:t xml:space="preserve"> </w:t>
+      </w:r>
+      <w:r>
+        <w:rPr>
+          <w:i/>
+          <w:sz w:val="28"/>
+        </w:rPr>
+        <w:t>Cost</w:t>
+      </w:r>
+      <w:r>
+        <w:rPr>
+          <w:sz w:val="28"/>
+        </w:rPr>
+        <w:t xml:space="preserve">, </w:t>
+      </w:r>
+      <w:r>
+        <w:rPr>
+          <w:i/>
+          <w:sz w:val="28"/>
+        </w:rPr>
+        <w:t>September</w:t>
+      </w:r>
+      <w:r>
+        <w:rPr>
+          <w:sz w:val="28"/>
+        </w:rPr>
+        <w:t xml:space="preserve"> 2026 [Электронный ресурс]. – Режим доступа: https://soc2auditors.org/soc-2-audit-cost/. – Дата доступа: 03.10.2026.</w:t>
+      </w:r>
+    </w:p>
+    <w:p>
+      <w:pPr>
+        <w:pStyle w:val="FirstParagraph"/>
+        <w:numPr>
+          <w:ilvl w:val="0"/>
+          <w:numId w:val="3"/>
+        </w:numPr>
+        <w:spacing w:before="0" w:after="0" w:line="360" w:lineRule="exact"/>
+        <w:ind w:left="709" w:hanging="425"/>
+        <w:jc w:val="both"/>
+      </w:pPr>
+      <w:r>
+        <w:rPr>
+          <w:i/>
+          <w:sz w:val="28"/>
+        </w:rPr>
+        <w:lastRenderedPageBreak/>
+        <w:t>Drata</w:t>
+      </w:r>
+      <w:r>
+        <w:rPr>
+          <w:sz w:val="28"/>
+        </w:rPr>
+        <w:t xml:space="preserve">. </w:t>
+      </w:r>
+      <w:r>
+        <w:rPr>
+          <w:i/>
+          <w:sz w:val="28"/>
+        </w:rPr>
+        <w:t>SOC</w:t>
+      </w:r>
+      <w:r>
+        <w:rPr>
+          <w:sz w:val="28"/>
+        </w:rPr>
+        <w:t xml:space="preserve"> 2 </w:t>
+      </w:r>
+      <w:r>
+        <w:rPr>
+          <w:i/>
+          <w:sz w:val="28"/>
+        </w:rPr>
+        <w:t>Type</w:t>
+      </w:r>
+      <w:r>
+        <w:rPr>
+          <w:sz w:val="28"/>
+        </w:rPr>
+        <w:t xml:space="preserve"> 1 </w:t>
+      </w:r>
+      <w:r>
+        <w:rPr>
+          <w:i/>
+          <w:sz w:val="28"/>
+        </w:rPr>
+        <w:t>vs</w:t>
+      </w:r>
+      <w:r>
+        <w:rPr>
+          <w:sz w:val="28"/>
+        </w:rPr>
+        <w:t>. </w:t>
+      </w:r>
+      <w:r>
+        <w:rPr>
+          <w:i/>
+          <w:sz w:val="28"/>
+        </w:rPr>
+        <w:t>Type</w:t>
+      </w:r>
+      <w:r>
+        <w:rPr>
+          <w:sz w:val="28"/>
+        </w:rPr>
+        <w:t xml:space="preserve"> 2</w:t>
+      </w:r>
+      <w:r>
+        <w:rPr>
+          <w:sz w:val="28"/>
+        </w:rPr>
+        <w:t xml:space="preserve">: </w:t>
+      </w:r>
+      <w:r>
+        <w:rPr>
+          <w:i/>
+          <w:sz w:val="28"/>
+        </w:rPr>
+        <w:t>Timeline</w:t>
+      </w:r>
+      <w:r>
+        <w:rPr>
+          <w:sz w:val="28"/>
+        </w:rPr>
+        <w:t xml:space="preserve">, </w:t>
+      </w:r>
+      <w:r>
+        <w:rPr>
+          <w:i/>
+          <w:sz w:val="28"/>
+        </w:rPr>
+        <w:t>Cost</w:t>
+      </w:r>
+      <w:r>
+        <w:rPr>
+          <w:sz w:val="28"/>
+        </w:rPr>
+        <w:t xml:space="preserve">, </w:t>
+      </w:r>
+      <w:r>
+        <w:rPr>
+          <w:i/>
+          <w:sz w:val="28"/>
+        </w:rPr>
+        <w:t>and</w:t>
+      </w:r>
+      <w:r>
+        <w:rPr>
+          <w:sz w:val="28"/>
+        </w:rPr>
+        <w:t xml:space="preserve"> </w:t>
+      </w:r>
+      <w:r>
+        <w:rPr>
+          <w:i/>
+          <w:sz w:val="28"/>
+        </w:rPr>
+        <w:t>Key</w:t>
+      </w:r>
+      <w:r>
+        <w:rPr>
+          <w:sz w:val="28"/>
+        </w:rPr>
+        <w:t xml:space="preserve"> </w:t>
+      </w:r>
+      <w:r>
+        <w:rPr>
+          <w:i/>
+          <w:sz w:val="28"/>
+        </w:rPr>
+        <w:t>Differences</w:t>
+      </w:r>
+      <w:r>
+        <w:rPr>
+          <w:sz w:val="28"/>
+        </w:rPr>
+        <w:t xml:space="preserve"> [Электронный ресурс]. – Режим доступа: https://drata.com/learn/soc-2/type-1-vs-type-2. – Дата доступа: 03.10.2026.</w:t>
+      </w:r>
+    </w:p>
+    <w:p>
+      <w:pPr>
         <w:pStyle w:val="1"/>
         <w:keepNext w:val="0"/>
         <w:pageBreakBefore/>
@@ -28276,7 +28502,7 @@
         <w:jc w:val="center"/>
       </w:pPr>
       <w:bookmarkStart w:id="27" w:name="_3d74faf1500c1b2a4a8bfa8e0e37c74206ce73d"/>
-      <w:bookmarkStart w:id="28" w:name="_Toc241939389"/>
+      <w:bookmarkStart w:id="28" w:name="_Toc241940015"/>
       <w:bookmarkEnd w:id="25"/>
       <w:r>
         <w:rPr>
@@ -28338,13 +28564,7 @@
         <w:rPr>
           <w:sz w:val="28"/>
         </w:rPr>
-        <w:t>В таблице 22 представлено: журнал допущен</w:t>
-      </w:r>
-      <w:r>
-        <w:rPr>
-          <w:sz w:val="28"/>
-        </w:rPr>
-        <w:t>ий ЛР6.</w:t>
+        <w:t>В таблице 22 представлено: журнал допущений ЛР6.</w:t>
       </w:r>
     </w:p>
     <w:p>
@@ -29089,7 +29309,7 @@
         <w:jc w:val="center"/>
       </w:pPr>
       <w:bookmarkStart w:id="29" w:name="_d684f183eb868ee4ace295916bed2e6be64d16e"/>
-      <w:bookmarkStart w:id="30" w:name="_Toc241939390"/>
+      <w:bookmarkStart w:id="30" w:name="_Toc241940016"/>
       <w:bookmarkEnd w:id="27"/>
       <w:r>
         <w:rPr>
@@ -29185,10 +29405,10 @@
       </w:tblPr>
       <w:tblGrid>
         <w:gridCol w:w="640"/>
-        <w:gridCol w:w="2275"/>
-        <w:gridCol w:w="1901"/>
-        <w:gridCol w:w="2477"/>
-        <w:gridCol w:w="2062"/>
+        <w:gridCol w:w="2249"/>
+        <w:gridCol w:w="1879"/>
+        <w:gridCol w:w="2548"/>
+        <w:gridCol w:w="2039"/>
       </w:tblGrid>
       <w:tr>
         <w:trPr>
@@ -29219,7 +29439,7 @@
         </w:tc>
         <w:tc>
           <w:tcPr>
-            <w:tcW w:w="2275" w:type="dxa"/>
+            <w:tcW w:w="2249" w:type="dxa"/>
             <w:vAlign w:val="center"/>
           </w:tcPr>
           <w:p>
@@ -29239,7 +29459,7 @@
         </w:tc>
         <w:tc>
           <w:tcPr>
-            <w:tcW w:w="1901" w:type="dxa"/>
+            <w:tcW w:w="1879" w:type="dxa"/>
             <w:vAlign w:val="center"/>
           </w:tcPr>
           <w:p>
@@ -29259,7 +29479,7 @@
         </w:tc>
         <w:tc>
           <w:tcPr>
-            <w:tcW w:w="2477" w:type="dxa"/>
+            <w:tcW w:w="2548" w:type="dxa"/>
             <w:vAlign w:val="center"/>
           </w:tcPr>
           <w:p>
@@ -29279,7 +29499,7 @@
         </w:tc>
         <w:tc>
           <w:tcPr>
-            <w:tcW w:w="2062" w:type="dxa"/>
+            <w:tcW w:w="2039" w:type="dxa"/>
             <w:vAlign w:val="center"/>
           </w:tcPr>
           <w:p>
@@ -29324,7 +29544,7 @@
         </w:tc>
         <w:tc>
           <w:tcPr>
-            <w:tcW w:w="2275" w:type="dxa"/>
+            <w:tcW w:w="2249" w:type="dxa"/>
             <w:vAlign w:val="center"/>
           </w:tcPr>
           <w:p>
@@ -29343,7 +29563,7 @@
         </w:tc>
         <w:tc>
           <w:tcPr>
-            <w:tcW w:w="1901" w:type="dxa"/>
+            <w:tcW w:w="1879" w:type="dxa"/>
             <w:vAlign w:val="center"/>
           </w:tcPr>
           <w:p>
@@ -29369,7 +29589,7 @@
         </w:tc>
         <w:tc>
           <w:tcPr>
-            <w:tcW w:w="2477" w:type="dxa"/>
+            <w:tcW w:w="2548" w:type="dxa"/>
             <w:vAlign w:val="center"/>
           </w:tcPr>
           <w:p>
@@ -29427,7 +29647,7 @@
         </w:tc>
         <w:tc>
           <w:tcPr>
-            <w:tcW w:w="2062" w:type="dxa"/>
+            <w:tcW w:w="2039" w:type="dxa"/>
             <w:vAlign w:val="center"/>
           </w:tcPr>
           <w:p>
@@ -29471,7 +29691,7 @@
         </w:tc>
         <w:tc>
           <w:tcPr>
-            <w:tcW w:w="2275" w:type="dxa"/>
+            <w:tcW w:w="2249" w:type="dxa"/>
             <w:vAlign w:val="center"/>
           </w:tcPr>
           <w:p>
@@ -29490,7 +29710,7 @@
         </w:tc>
         <w:tc>
           <w:tcPr>
-            <w:tcW w:w="1901" w:type="dxa"/>
+            <w:tcW w:w="1879" w:type="dxa"/>
             <w:vAlign w:val="center"/>
           </w:tcPr>
           <w:p>
@@ -29509,7 +29729,7 @@
         </w:tc>
         <w:tc>
           <w:tcPr>
-            <w:tcW w:w="2477" w:type="dxa"/>
+            <w:tcW w:w="2548" w:type="dxa"/>
             <w:vAlign w:val="center"/>
           </w:tcPr>
           <w:p>
@@ -29528,7 +29748,7 @@
         </w:tc>
         <w:tc>
           <w:tcPr>
-            <w:tcW w:w="2062" w:type="dxa"/>
+            <w:tcW w:w="2039" w:type="dxa"/>
             <w:vAlign w:val="center"/>
           </w:tcPr>
           <w:p>
@@ -29572,7 +29792,7 @@
         </w:tc>
         <w:tc>
           <w:tcPr>
-            <w:tcW w:w="2275" w:type="dxa"/>
+            <w:tcW w:w="2249" w:type="dxa"/>
             <w:vAlign w:val="center"/>
           </w:tcPr>
           <w:p>
@@ -29591,7 +29811,7 @@
         </w:tc>
         <w:tc>
           <w:tcPr>
-            <w:tcW w:w="1901" w:type="dxa"/>
+            <w:tcW w:w="1879" w:type="dxa"/>
             <w:vAlign w:val="center"/>
           </w:tcPr>
           <w:p>
@@ -29618,7 +29838,7 @@
         </w:tc>
         <w:tc>
           <w:tcPr>
-            <w:tcW w:w="2477" w:type="dxa"/>
+            <w:tcW w:w="2548" w:type="dxa"/>
             <w:vAlign w:val="center"/>
           </w:tcPr>
           <w:p>
@@ -29637,7 +29857,7 @@
         </w:tc>
         <w:tc>
           <w:tcPr>
-            <w:tcW w:w="2062" w:type="dxa"/>
+            <w:tcW w:w="2039" w:type="dxa"/>
             <w:vAlign w:val="center"/>
           </w:tcPr>
           <w:p>
@@ -29681,7 +29901,7 @@
         </w:tc>
         <w:tc>
           <w:tcPr>
-            <w:tcW w:w="2275" w:type="dxa"/>
+            <w:tcW w:w="2249" w:type="dxa"/>
             <w:vAlign w:val="center"/>
           </w:tcPr>
           <w:p>
@@ -29707,7 +29927,7 @@
         </w:tc>
         <w:tc>
           <w:tcPr>
-            <w:tcW w:w="1901" w:type="dxa"/>
+            <w:tcW w:w="1879" w:type="dxa"/>
             <w:vAlign w:val="center"/>
           </w:tcPr>
           <w:p>
@@ -29726,7 +29946,7 @@
         </w:tc>
         <w:tc>
           <w:tcPr>
-            <w:tcW w:w="2477" w:type="dxa"/>
+            <w:tcW w:w="2548" w:type="dxa"/>
             <w:vAlign w:val="center"/>
           </w:tcPr>
           <w:p>
@@ -29752,7 +29972,7 @@
         </w:tc>
         <w:tc>
           <w:tcPr>
-            <w:tcW w:w="2062" w:type="dxa"/>
+            <w:tcW w:w="2039" w:type="dxa"/>
             <w:vAlign w:val="center"/>
           </w:tcPr>
           <w:p>
@@ -29796,7 +30016,7 @@
         </w:tc>
         <w:tc>
           <w:tcPr>
-            <w:tcW w:w="2275" w:type="dxa"/>
+            <w:tcW w:w="2249" w:type="dxa"/>
             <w:vAlign w:val="center"/>
           </w:tcPr>
           <w:p>
@@ -29841,7 +30061,7 @@
         </w:tc>
         <w:tc>
           <w:tcPr>
-            <w:tcW w:w="1901" w:type="dxa"/>
+            <w:tcW w:w="1879" w:type="dxa"/>
             <w:vAlign w:val="center"/>
           </w:tcPr>
           <w:p>
@@ -29880,45 +30100,46 @@
         </w:tc>
         <w:tc>
           <w:tcPr>
-            <w:tcW w:w="2477" w:type="dxa"/>
-            <w:vAlign w:val="center"/>
-          </w:tcPr>
-          <w:p>
-            <w:pPr>
-              <w:pStyle w:val="Compact"/>
-              <w:spacing w:before="0" w:after="0" w:line="280" w:lineRule="exact"/>
-              <w:jc w:val="center"/>
-            </w:pPr>
-            <w:r>
-              <w:rPr>
-                <w:sz w:val="24"/>
-              </w:rPr>
-              <w:t>правила публикации уточнены 03.10.2026 (приложение Г); с</w:t>
-            </w:r>
-            <w:r>
-              <w:rPr>
-                <w:sz w:val="24"/>
-              </w:rPr>
-              <w:t xml:space="preserve">роки и стоимость </w:t>
-            </w:r>
-            <w:r>
-              <w:rPr>
-                <w:i/>
-                <w:sz w:val="24"/>
-              </w:rPr>
-              <w:t>SOC</w:t>
-            </w:r>
-            <w:r>
-              <w:rPr>
-                <w:sz w:val="24"/>
-              </w:rPr>
-              <w:t xml:space="preserve"> 2 - запросом у поставщиков аудита</w:t>
-            </w:r>
-          </w:p>
-        </w:tc>
-        <w:tc>
-          <w:tcPr>
-            <w:tcW w:w="2062" w:type="dxa"/>
+            <w:tcW w:w="2548" w:type="dxa"/>
+            <w:vAlign w:val="center"/>
+          </w:tcPr>
+          <w:p>
+            <w:pPr>
+              <w:pStyle w:val="Compact"/>
+              <w:spacing w:before="0" w:after="0" w:line="280" w:lineRule="exact"/>
+              <w:jc w:val="center"/>
+            </w:pPr>
+            <w:r>
+              <w:rPr>
+                <w:sz w:val="24"/>
+              </w:rPr>
+              <w:t xml:space="preserve">правила публикации, сроки и ориентировочная стоимость </w:t>
+            </w:r>
+            <w:r>
+              <w:rPr>
+                <w:i/>
+                <w:sz w:val="24"/>
+              </w:rPr>
+              <w:t>SO</w:t>
+            </w:r>
+            <w:r>
+              <w:rPr>
+                <w:i/>
+                <w:sz w:val="24"/>
+              </w:rPr>
+              <w:t>C</w:t>
+            </w:r>
+            <w:r>
+              <w:rPr>
+                <w:sz w:val="24"/>
+              </w:rPr>
+              <w:t xml:space="preserve"> 2 уточнены 03.10.2026 (приложение Г); точные предложения - запросом у поставщиков аудита</w:t>
+            </w:r>
+          </w:p>
+        </w:tc>
+        <w:tc>
+          <w:tcPr>
+            <w:tcW w:w="2039" w:type="dxa"/>
             <w:vAlign w:val="center"/>
           </w:tcPr>
           <w:p>
@@ -29986,7 +30207,7 @@
         <w:jc w:val="center"/>
       </w:pPr>
       <w:bookmarkStart w:id="31" w:name="_6574ce6d3bdcb7786930e8390195aee2be99a58"/>
-      <w:bookmarkStart w:id="32" w:name="_Toc241939391"/>
+      <w:bookmarkStart w:id="32" w:name="_Toc241940017"/>
       <w:bookmarkEnd w:id="29"/>
       <w:r>
         <w:rPr>
@@ -30399,7 +30620,7 @@
         <w:jc w:val="center"/>
       </w:pPr>
       <w:bookmarkStart w:id="33" w:name="_9415338eb7aade5a81d9d1583f95cf4a5b310ea"/>
-      <w:bookmarkStart w:id="34" w:name="_Toc241939392"/>
+      <w:bookmarkStart w:id="34" w:name="_Toc241940018"/>
       <w:bookmarkEnd w:id="31"/>
       <w:r>
         <w:rPr>
@@ -30556,7 +30777,13 @@
         <w:rPr>
           <w:sz w:val="28"/>
         </w:rPr>
-        <w:t xml:space="preserve">-предложения в </w:t>
+        <w:t>-п</w:t>
+      </w:r>
+      <w:r>
+        <w:rPr>
+          <w:sz w:val="28"/>
+        </w:rPr>
+        <w:t xml:space="preserve">редложения в </w:t>
       </w:r>
       <w:r>
         <w:rPr>
@@ -30876,7 +31103,13 @@
               <w:rPr>
                 <w:sz w:val="24"/>
               </w:rPr>
-              <w:t>» (транзакционное предложение); последний вариант после публикации изменить нельзя</w:t>
+              <w:t xml:space="preserve">» </w:t>
+            </w:r>
+            <w:r>
+              <w:rPr>
+                <w:sz w:val="24"/>
+              </w:rPr>
+              <w:t>(транзакционное предложение); последний вариант после публикации изменить нельзя</w:t>
             </w:r>
           </w:p>
         </w:tc>
@@ -30908,13 +31141,7 @@
               <w:rPr>
                 <w:sz w:val="24"/>
               </w:rPr>
-              <w:t xml:space="preserve"> можно включи</w:t>
-            </w:r>
-            <w:r>
-              <w:rPr>
-                <w:sz w:val="24"/>
-              </w:rPr>
-              <w:t>ть в релизе проекта</w:t>
+              <w:t xml:space="preserve"> можно включить в релизе проекта</w:t>
             </w:r>
           </w:p>
         </w:tc>
@@ -30958,7 +31185,13 @@
               <w:rPr>
                 <w:sz w:val="24"/>
               </w:rPr>
-              <w:t>для вариантов, кроме «</w:t>
+              <w:t xml:space="preserve">для </w:t>
+            </w:r>
+            <w:r>
+              <w:rPr>
+                <w:sz w:val="24"/>
+              </w:rPr>
+              <w:t>вариантов, кроме «</w:t>
             </w:r>
             <w:r>
               <w:rPr>
@@ -31068,7 +31301,13 @@
               <w:rPr>
                 <w:sz w:val="24"/>
               </w:rPr>
-              <w:t xml:space="preserve">в ТЗ первого релиза закладывается вход через </w:t>
+              <w:t>в ТЗ первого релиза закладыва</w:t>
+            </w:r>
+            <w:r>
+              <w:rPr>
+                <w:sz w:val="24"/>
+              </w:rPr>
+              <w:t xml:space="preserve">ется вход через </w:t>
             </w:r>
             <w:r>
               <w:rPr>
@@ -31081,13 +31320,7 @@
               <w:rPr>
                 <w:sz w:val="24"/>
               </w:rPr>
-              <w:t>; это дополнительная работа для единицы «</w:t>
-            </w:r>
-            <w:r>
-              <w:rPr>
-                <w:sz w:val="24"/>
-              </w:rPr>
-              <w:t xml:space="preserve">листинг </w:t>
+              <w:t xml:space="preserve">; это дополнительная работа для единицы «листинг </w:t>
             </w:r>
             <w:r>
               <w:rPr>
@@ -31209,7 +31442,13 @@
               <w:rPr>
                 <w:sz w:val="24"/>
               </w:rPr>
-              <w:t xml:space="preserve"> до подачи; это условие проверяется при планировании архитектуры</w:t>
+              <w:t xml:space="preserve"> до подачи; это у</w:t>
+            </w:r>
+            <w:r>
+              <w:rPr>
+                <w:sz w:val="24"/>
+              </w:rPr>
+              <w:t>словие проверяется при планировании архитектуры</w:t>
             </w:r>
           </w:p>
         </w:tc>
@@ -31253,13 +31492,13 @@
               <w:rPr>
                 <w:sz w:val="24"/>
               </w:rPr>
-              <w:t xml:space="preserve">автоматическая проверка занимает до 30 минут, затем ручная сертификация (содержание, техническая проверка, деловые критерии издателя), предпросмотр и выпуск; при отказе </w:t>
-            </w:r>
-            <w:r>
-              <w:rPr>
-                <w:sz w:val="24"/>
-              </w:rPr>
-              <w:t>приходит отчет и можно подать повторно</w:t>
+              <w:t xml:space="preserve">автоматическая проверка занимает до 30 минут, затем ручная сертификация (содержание, техническая проверка, деловые критерии издателя), предпросмотр и выпуск; при отказе приходит отчет и </w:t>
+            </w:r>
+            <w:r>
+              <w:rPr>
+                <w:sz w:val="24"/>
+              </w:rPr>
+              <w:t>можно подать повторно</w:t>
             </w:r>
           </w:p>
         </w:tc>
@@ -31348,13 +31587,13 @@
               <w:rPr>
                 <w:sz w:val="24"/>
               </w:rPr>
-              <w:t>, политики конфиденциаль</w:t>
-            </w:r>
-            <w:r>
-              <w:rPr>
-                <w:sz w:val="24"/>
-              </w:rPr>
-              <w:t xml:space="preserve">ности и условий использования; сторонний сертификат </w:t>
+              <w:t>, политики конфиденциальности и условий и</w:t>
+            </w:r>
+            <w:r>
+              <w:rPr>
+                <w:sz w:val="24"/>
+              </w:rPr>
+              <w:t xml:space="preserve">спользования; сторонний сертификат </w:t>
             </w:r>
             <w:r>
               <w:rPr>
@@ -31510,13 +31749,7 @@
                 <w:sz w:val="24"/>
               </w:rPr>
               <w:lastRenderedPageBreak/>
-              <w:t xml:space="preserve">Пробный </w:t>
-            </w:r>
-            <w:r>
-              <w:rPr>
-                <w:sz w:val="24"/>
-              </w:rPr>
-              <w:t>период и комиссия</w:t>
+              <w:t>Пробный период и комиссия</w:t>
             </w:r>
           </w:p>
         </w:tc>
@@ -31662,13 +31895,7 @@
         <w:rPr>
           <w:sz w:val="28"/>
         </w:rPr>
-        <w:t xml:space="preserve"> 2 формально н</w:t>
-      </w:r>
-      <w:r>
-        <w:rPr>
-          <w:sz w:val="28"/>
-        </w:rPr>
-        <w:t xml:space="preserve">е нужен. Поэтому листинг можно планировать раньше, чем </w:t>
+        <w:t xml:space="preserve"> 2 формально не нужен. Поэтому листинг можно планировать раньше, чем </w:t>
       </w:r>
       <w:r>
         <w:rPr>
@@ -31694,7 +31921,754 @@
         <w:rPr>
           <w:sz w:val="28"/>
         </w:rPr>
-        <w:t xml:space="preserve"> 2 останется слабым местом, что отражено в рисках ЛР7.</w:t>
+        <w:t xml:space="preserve"> 2 останется слабым местом, что отражено</w:t>
+      </w:r>
+      <w:r>
+        <w:rPr>
+          <w:sz w:val="28"/>
+        </w:rPr>
+        <w:t xml:space="preserve"> в рисках ЛР7.</w:t>
+      </w:r>
+    </w:p>
+    <w:p>
+      <w:pPr>
+        <w:pStyle w:val="a0"/>
+        <w:spacing w:before="0" w:after="0" w:line="360" w:lineRule="exact"/>
+        <w:ind w:firstLine="709"/>
+        <w:jc w:val="both"/>
+      </w:pPr>
+      <w:r>
+        <w:rPr>
+          <w:sz w:val="28"/>
+        </w:rPr>
+        <w:t xml:space="preserve">Сроки и стоимость </w:t>
+      </w:r>
+      <w:r>
+        <w:rPr>
+          <w:i/>
+          <w:sz w:val="28"/>
+        </w:rPr>
+        <w:t>SOC</w:t>
+      </w:r>
+      <w:r>
+        <w:rPr>
+          <w:sz w:val="28"/>
+        </w:rPr>
+        <w:t xml:space="preserve"> 2 уточнены по открытым обзорам рынка аудита безопасности 2026 года [12], [13], так как коммерческие предложения поставщиков можно получить только запросом. Диапазоны ориентировочные; пересчет в </w:t>
+      </w:r>
+      <w:r>
+        <w:rPr>
+          <w:i/>
+          <w:sz w:val="28"/>
+        </w:rPr>
+        <w:t>BYN</w:t>
+      </w:r>
+      <w:r>
+        <w:rPr>
+          <w:sz w:val="28"/>
+        </w:rPr>
+        <w:t xml:space="preserve"> выполнен по курсу НБР</w:t>
+      </w:r>
+      <w:r>
+        <w:rPr>
+          <w:sz w:val="28"/>
+        </w:rPr>
+        <w:t>Б 3,0051 </w:t>
+      </w:r>
+      <w:r>
+        <w:rPr>
+          <w:i/>
+          <w:sz w:val="28"/>
+        </w:rPr>
+        <w:t>BYN</w:t>
+      </w:r>
+      <w:r>
+        <w:rPr>
+          <w:sz w:val="28"/>
+        </w:rPr>
+        <w:t xml:space="preserve"> за 1 </w:t>
+      </w:r>
+      <w:r>
+        <w:rPr>
+          <w:i/>
+          <w:sz w:val="28"/>
+        </w:rPr>
+        <w:t>USD</w:t>
+      </w:r>
+      <w:r>
+        <w:rPr>
+          <w:sz w:val="28"/>
+        </w:rPr>
+        <w:t xml:space="preserve"> (03.10.2026).</w:t>
+      </w:r>
+    </w:p>
+    <w:p>
+      <w:pPr>
+        <w:pStyle w:val="a0"/>
+        <w:spacing w:before="0" w:after="0" w:line="360" w:lineRule="exact"/>
+        <w:ind w:firstLine="709"/>
+        <w:jc w:val="both"/>
+      </w:pPr>
+      <w:r>
+        <w:rPr>
+          <w:sz w:val="28"/>
+        </w:rPr>
+        <w:t xml:space="preserve">В таблице 26 представлено: ориентировочные сроки и стоимость </w:t>
+      </w:r>
+      <w:r>
+        <w:rPr>
+          <w:i/>
+          <w:sz w:val="28"/>
+        </w:rPr>
+        <w:t>SOC</w:t>
+      </w:r>
+      <w:r>
+        <w:rPr>
+          <w:sz w:val="28"/>
+        </w:rPr>
+        <w:t xml:space="preserve"> 2 для стартапа.</w:t>
+      </w:r>
+    </w:p>
+    <w:p>
+      <w:pPr>
+        <w:pStyle w:val="a0"/>
+        <w:keepNext/>
+        <w:spacing w:before="0" w:after="0" w:line="360" w:lineRule="exact"/>
+      </w:pPr>
+      <w:r>
+        <w:rPr>
+          <w:sz w:val="28"/>
+        </w:rPr>
+        <w:t xml:space="preserve">Таблица 26 – Ориентировочные сроки и стоимость </w:t>
+      </w:r>
+      <w:r>
+        <w:rPr>
+          <w:i/>
+          <w:sz w:val="28"/>
+        </w:rPr>
+        <w:t>SOC</w:t>
+      </w:r>
+      <w:r>
+        <w:rPr>
+          <w:sz w:val="28"/>
+        </w:rPr>
+        <w:t xml:space="preserve"> 2 для стартапа</w:t>
+      </w:r>
+    </w:p>
+    <w:tbl>
+      <w:tblPr>
+        <w:tblStyle w:val="Table"/>
+        <w:tblW w:w="9355" w:type="dxa"/>
+        <w:jc w:val="center"/>
+        <w:tblBorders>
+          <w:top w:val="single" w:sz="4" w:space="0" w:color="000000"/>
+          <w:left w:val="single" w:sz="4" w:space="0" w:color="000000"/>
+          <w:bottom w:val="single" w:sz="4" w:space="0" w:color="000000"/>
+          <w:right w:val="single" w:sz="4" w:space="0" w:color="000000"/>
+          <w:insideH w:val="single" w:sz="4" w:space="0" w:color="000000"/>
+          <w:insideV w:val="single" w:sz="4" w:space="0" w:color="000000"/>
+        </w:tblBorders>
+        <w:tblLayout w:type="fixed"/>
+        <w:tblLook w:val="0020" w:firstRow="1" w:lastRow="0" w:firstColumn="0" w:lastColumn="0" w:noHBand="0" w:noVBand="0"/>
+      </w:tblPr>
+      <w:tblGrid>
+        <w:gridCol w:w="4668"/>
+        <w:gridCol w:w="1467"/>
+        <w:gridCol w:w="3220"/>
+      </w:tblGrid>
+      <w:tr>
+        <w:trPr>
+          <w:cnfStyle w:val="100000000000" w:firstRow="1" w:lastRow="0" w:firstColumn="0" w:lastColumn="0" w:oddVBand="0" w:evenVBand="0" w:oddHBand="0" w:evenHBand="0" w:firstRowFirstColumn="0" w:firstRowLastColumn="0" w:lastRowFirstColumn="0" w:lastRowLastColumn="0"/>
+          <w:cantSplit/>
+          <w:tblHeader/>
+          <w:jc w:val="center"/>
+        </w:trPr>
+        <w:tc>
+          <w:tcPr>
+            <w:tcW w:w="4668" w:type="dxa"/>
+            <w:vAlign w:val="center"/>
+          </w:tcPr>
+          <w:p>
+            <w:pPr>
+              <w:pStyle w:val="Compact"/>
+              <w:spacing w:before="0" w:after="0" w:line="280" w:lineRule="exact"/>
+              <w:jc w:val="center"/>
+            </w:pPr>
+            <w:r>
+              <w:rPr>
+                <w:b/>
+                <w:sz w:val="24"/>
+              </w:rPr>
+              <w:t>Показатель</w:t>
+            </w:r>
+          </w:p>
+        </w:tc>
+        <w:tc>
+          <w:tcPr>
+            <w:tcW w:w="1467" w:type="dxa"/>
+            <w:vAlign w:val="center"/>
+          </w:tcPr>
+          <w:p>
+            <w:pPr>
+              <w:pStyle w:val="Compact"/>
+              <w:spacing w:before="0" w:after="0" w:line="280" w:lineRule="exact"/>
+              <w:jc w:val="center"/>
+            </w:pPr>
+            <w:r>
+              <w:rPr>
+                <w:b/>
+                <w:i/>
+                <w:sz w:val="24"/>
+              </w:rPr>
+              <w:t>Type</w:t>
+            </w:r>
+            <w:r>
+              <w:rPr>
+                <w:b/>
+                <w:sz w:val="24"/>
+              </w:rPr>
+              <w:t xml:space="preserve"> </w:t>
+            </w:r>
+            <w:r>
+              <w:rPr>
+                <w:b/>
+                <w:i/>
+                <w:sz w:val="24"/>
+              </w:rPr>
+              <w:t>I</w:t>
+            </w:r>
+          </w:p>
+        </w:tc>
+        <w:tc>
+          <w:tcPr>
+            <w:tcW w:w="3220" w:type="dxa"/>
+            <w:vAlign w:val="center"/>
+          </w:tcPr>
+          <w:p>
+            <w:pPr>
+              <w:pStyle w:val="Compact"/>
+              <w:spacing w:before="0" w:after="0" w:line="280" w:lineRule="exact"/>
+              <w:jc w:val="center"/>
+            </w:pPr>
+            <w:r>
+              <w:rPr>
+                <w:b/>
+                <w:i/>
+                <w:sz w:val="24"/>
+              </w:rPr>
+              <w:t>Type</w:t>
+            </w:r>
+            <w:r>
+              <w:rPr>
+                <w:b/>
+                <w:sz w:val="24"/>
+              </w:rPr>
+              <w:t xml:space="preserve"> </w:t>
+            </w:r>
+            <w:r>
+              <w:rPr>
+                <w:b/>
+                <w:i/>
+                <w:sz w:val="24"/>
+              </w:rPr>
+              <w:t>II</w:t>
+            </w:r>
+          </w:p>
+        </w:tc>
+      </w:tr>
+      <w:tr>
+        <w:trPr>
+          <w:cantSplit/>
+          <w:jc w:val="center"/>
+        </w:trPr>
+        <w:tc>
+          <w:tcPr>
+            <w:tcW w:w="4668" w:type="dxa"/>
+            <w:vAlign w:val="center"/>
+          </w:tcPr>
+          <w:p>
+            <w:pPr>
+              <w:pStyle w:val="Compact"/>
+              <w:spacing w:before="0" w:after="0" w:line="280" w:lineRule="exact"/>
+              <w:jc w:val="center"/>
+            </w:pPr>
+            <w:r>
+              <w:rPr>
+                <w:sz w:val="24"/>
+              </w:rPr>
+              <w:t xml:space="preserve">Плата аудитору, </w:t>
+            </w:r>
+            <w:r>
+              <w:rPr>
+                <w:i/>
+                <w:sz w:val="24"/>
+              </w:rPr>
+              <w:t>USD</w:t>
+            </w:r>
+          </w:p>
+        </w:tc>
+        <w:tc>
+          <w:tcPr>
+            <w:tcW w:w="1467" w:type="dxa"/>
+            <w:vAlign w:val="center"/>
+          </w:tcPr>
+          <w:p>
+            <w:pPr>
+              <w:pStyle w:val="Compact"/>
+              <w:spacing w:before="0" w:after="0" w:line="280" w:lineRule="exact"/>
+              <w:jc w:val="center"/>
+            </w:pPr>
+            <w:r>
+              <w:rPr>
+                <w:sz w:val="24"/>
+              </w:rPr>
+              <w:t>8 000-25 000</w:t>
+            </w:r>
+          </w:p>
+        </w:tc>
+        <w:tc>
+          <w:tcPr>
+            <w:tcW w:w="3220" w:type="dxa"/>
+            <w:vAlign w:val="center"/>
+          </w:tcPr>
+          <w:p>
+            <w:pPr>
+              <w:pStyle w:val="Compact"/>
+              <w:spacing w:before="0" w:after="0" w:line="280" w:lineRule="exact"/>
+              <w:jc w:val="center"/>
+            </w:pPr>
+            <w:r>
+              <w:rPr>
+                <w:sz w:val="24"/>
+              </w:rPr>
+              <w:t>15 000-40 000</w:t>
+            </w:r>
+          </w:p>
+        </w:tc>
+      </w:tr>
+      <w:tr>
+        <w:trPr>
+          <w:cantSplit/>
+          <w:jc w:val="center"/>
+        </w:trPr>
+        <w:tc>
+          <w:tcPr>
+            <w:tcW w:w="4668" w:type="dxa"/>
+            <w:vAlign w:val="center"/>
+          </w:tcPr>
+          <w:p>
+            <w:pPr>
+              <w:pStyle w:val="Compact"/>
+              <w:spacing w:before="0" w:after="0" w:line="280" w:lineRule="exact"/>
+              <w:jc w:val="center"/>
+            </w:pPr>
+            <w:r>
+              <w:rPr>
+                <w:sz w:val="24"/>
+              </w:rPr>
+              <w:t xml:space="preserve">Первый год полностью (аудит, платформа соответствия, пентест, время команды), </w:t>
+            </w:r>
+            <w:r>
+              <w:rPr>
+                <w:i/>
+                <w:sz w:val="24"/>
+              </w:rPr>
+              <w:t>USD</w:t>
+            </w:r>
+          </w:p>
+        </w:tc>
+        <w:tc>
+          <w:tcPr>
+            <w:tcW w:w="1467" w:type="dxa"/>
+            <w:vAlign w:val="center"/>
+          </w:tcPr>
+          <w:p>
+            <w:pPr>
+              <w:pStyle w:val="Compact"/>
+              <w:spacing w:before="0" w:after="0" w:line="280" w:lineRule="exact"/>
+              <w:jc w:val="center"/>
+            </w:pPr>
+            <w:r>
+              <w:rPr>
+                <w:sz w:val="24"/>
+              </w:rPr>
+              <w:t>15 000-40 000</w:t>
+            </w:r>
+          </w:p>
+        </w:tc>
+        <w:tc>
+          <w:tcPr>
+            <w:tcW w:w="3220" w:type="dxa"/>
+            <w:vAlign w:val="center"/>
+          </w:tcPr>
+          <w:p>
+            <w:pPr>
+              <w:pStyle w:val="Compact"/>
+              <w:spacing w:before="0" w:after="0" w:line="280" w:lineRule="exact"/>
+              <w:jc w:val="center"/>
+            </w:pPr>
+            <w:r>
+              <w:rPr>
+                <w:sz w:val="24"/>
+              </w:rPr>
+              <w:t>30 000-80 000</w:t>
+            </w:r>
+          </w:p>
+        </w:tc>
+      </w:tr>
+      <w:tr>
+        <w:trPr>
+          <w:cantSplit/>
+          <w:jc w:val="center"/>
+        </w:trPr>
+        <w:tc>
+          <w:tcPr>
+            <w:tcW w:w="4668" w:type="dxa"/>
+            <w:vAlign w:val="center"/>
+          </w:tcPr>
+          <w:p>
+            <w:pPr>
+              <w:pStyle w:val="Compact"/>
+              <w:spacing w:before="0" w:after="0" w:line="280" w:lineRule="exact"/>
+              <w:jc w:val="center"/>
+            </w:pPr>
+            <w:r>
+              <w:rPr>
+                <w:sz w:val="24"/>
+              </w:rPr>
+              <w:t xml:space="preserve">То же, </w:t>
+            </w:r>
+            <w:r>
+              <w:rPr>
+                <w:i/>
+                <w:sz w:val="24"/>
+              </w:rPr>
+              <w:t>BYN</w:t>
+            </w:r>
+          </w:p>
+        </w:tc>
+        <w:tc>
+          <w:tcPr>
+            <w:tcW w:w="1467" w:type="dxa"/>
+            <w:vAlign w:val="center"/>
+          </w:tcPr>
+          <w:p>
+            <w:pPr>
+              <w:pStyle w:val="Compact"/>
+              <w:spacing w:before="0" w:after="0" w:line="280" w:lineRule="exact"/>
+              <w:jc w:val="center"/>
+            </w:pPr>
+            <w:r>
+              <w:rPr>
+                <w:sz w:val="24"/>
+              </w:rPr>
+              <w:t>45 100-120 200</w:t>
+            </w:r>
+          </w:p>
+        </w:tc>
+        <w:tc>
+          <w:tcPr>
+            <w:tcW w:w="3220" w:type="dxa"/>
+            <w:vAlign w:val="center"/>
+          </w:tcPr>
+          <w:p>
+            <w:pPr>
+              <w:pStyle w:val="Compact"/>
+              <w:spacing w:before="0" w:after="0" w:line="280" w:lineRule="exact"/>
+              <w:jc w:val="center"/>
+            </w:pPr>
+            <w:r>
+              <w:rPr>
+                <w:sz w:val="24"/>
+              </w:rPr>
+              <w:t>90 200-240 400</w:t>
+            </w:r>
+          </w:p>
+        </w:tc>
+      </w:tr>
+      <w:tr>
+        <w:trPr>
+          <w:cantSplit/>
+          <w:jc w:val="center"/>
+        </w:trPr>
+        <w:tc>
+          <w:tcPr>
+            <w:tcW w:w="4668" w:type="dxa"/>
+            <w:vAlign w:val="center"/>
+          </w:tcPr>
+          <w:p>
+            <w:pPr>
+              <w:pStyle w:val="Compact"/>
+              <w:spacing w:before="0" w:after="0" w:line="280" w:lineRule="exact"/>
+              <w:jc w:val="center"/>
+            </w:pPr>
+            <w:r>
+              <w:rPr>
+                <w:sz w:val="24"/>
+              </w:rPr>
+              <w:t>Доля бюджета проекта 517 000 </w:t>
+            </w:r>
+            <w:r>
+              <w:rPr>
+                <w:i/>
+                <w:sz w:val="24"/>
+              </w:rPr>
+              <w:t>BYN</w:t>
+            </w:r>
+          </w:p>
+        </w:tc>
+        <w:tc>
+          <w:tcPr>
+            <w:tcW w:w="1467" w:type="dxa"/>
+            <w:vAlign w:val="center"/>
+          </w:tcPr>
+          <w:p>
+            <w:pPr>
+              <w:pStyle w:val="Compact"/>
+              <w:spacing w:before="0" w:after="0" w:line="280" w:lineRule="exact"/>
+              <w:jc w:val="center"/>
+            </w:pPr>
+            <w:r>
+              <w:rPr>
+                <w:sz w:val="24"/>
+              </w:rPr>
+              <w:t>9-23 %</w:t>
+            </w:r>
+          </w:p>
+        </w:tc>
+        <w:tc>
+          <w:tcPr>
+            <w:tcW w:w="3220" w:type="dxa"/>
+            <w:vAlign w:val="center"/>
+          </w:tcPr>
+          <w:p>
+            <w:pPr>
+              <w:pStyle w:val="Compact"/>
+              <w:spacing w:before="0" w:after="0" w:line="280" w:lineRule="exact"/>
+              <w:jc w:val="center"/>
+            </w:pPr>
+            <w:r>
+              <w:rPr>
+                <w:sz w:val="24"/>
+              </w:rPr>
+              <w:t>17-46 %</w:t>
+            </w:r>
+          </w:p>
+        </w:tc>
+      </w:tr>
+      <w:tr>
+        <w:trPr>
+          <w:cantSplit/>
+          <w:jc w:val="center"/>
+        </w:trPr>
+        <w:tc>
+          <w:tcPr>
+            <w:tcW w:w="4668" w:type="dxa"/>
+            <w:vAlign w:val="center"/>
+          </w:tcPr>
+          <w:p>
+            <w:pPr>
+              <w:pStyle w:val="Compact"/>
+              <w:spacing w:before="0" w:after="0" w:line="280" w:lineRule="exact"/>
+              <w:jc w:val="center"/>
+            </w:pPr>
+            <w:r>
+              <w:rPr>
+                <w:sz w:val="24"/>
+              </w:rPr>
+              <w:t>Срок от начала подготовки до отчета</w:t>
+            </w:r>
+          </w:p>
+        </w:tc>
+        <w:tc>
+          <w:tcPr>
+            <w:tcW w:w="1467" w:type="dxa"/>
+            <w:vAlign w:val="center"/>
+          </w:tcPr>
+          <w:p>
+            <w:pPr>
+              <w:pStyle w:val="Compact"/>
+              <w:spacing w:before="0" w:after="0" w:line="280" w:lineRule="exact"/>
+              <w:jc w:val="center"/>
+            </w:pPr>
+            <w:r>
+              <w:rPr>
+                <w:sz w:val="24"/>
+              </w:rPr>
+              <w:t>3-5 месяцев</w:t>
+            </w:r>
+          </w:p>
+        </w:tc>
+        <w:tc>
+          <w:tcPr>
+            <w:tcW w:w="3220" w:type="dxa"/>
+            <w:vAlign w:val="center"/>
+          </w:tcPr>
+          <w:p>
+            <w:pPr>
+              <w:pStyle w:val="Compact"/>
+              <w:spacing w:before="0" w:after="0" w:line="280" w:lineRule="exact"/>
+              <w:jc w:val="center"/>
+            </w:pPr>
+            <w:r>
+              <w:rPr>
+                <w:sz w:val="24"/>
+              </w:rPr>
+              <w:t>9-14 месяцев (наблюдение 3-12 месяцев)</w:t>
+            </w:r>
+          </w:p>
+        </w:tc>
+      </w:tr>
+    </w:tbl>
+    <w:p>
+      <w:pPr>
+        <w:pStyle w:val="FirstParagraph"/>
+        <w:spacing w:before="0" w:after="0" w:line="360" w:lineRule="exact"/>
+        <w:ind w:firstLine="709"/>
+        <w:jc w:val="both"/>
+      </w:pPr>
+      <w:r>
+        <w:rPr>
+          <w:i/>
+          <w:sz w:val="28"/>
+        </w:rPr>
+        <w:t>Type</w:t>
+      </w:r>
+      <w:r>
+        <w:rPr>
+          <w:sz w:val="28"/>
+        </w:rPr>
+        <w:t xml:space="preserve"> </w:t>
+      </w:r>
+      <w:r>
+        <w:rPr>
+          <w:i/>
+          <w:sz w:val="28"/>
+        </w:rPr>
+        <w:t>I</w:t>
+      </w:r>
+      <w:r>
+        <w:rPr>
+          <w:sz w:val="28"/>
+        </w:rPr>
+        <w:t xml:space="preserve"> дает фиксацию средств контроля на дату и достижим до открытой беты, а </w:t>
+      </w:r>
+      <w:r>
+        <w:rPr>
+          <w:i/>
+          <w:sz w:val="28"/>
+        </w:rPr>
+        <w:t>Type</w:t>
+      </w:r>
+      <w:r>
+        <w:rPr>
+          <w:sz w:val="28"/>
+        </w:rPr>
+        <w:t xml:space="preserve"> </w:t>
+      </w:r>
+      <w:r>
+        <w:rPr>
+          <w:i/>
+          <w:sz w:val="28"/>
+        </w:rPr>
+        <w:t>II</w:t>
+      </w:r>
+      <w:r>
+        <w:rPr>
+          <w:sz w:val="28"/>
+        </w:rPr>
+        <w:t xml:space="preserve"> требует периода наблюдения, поэтому при старте подготовки в январе 2027 года отчет </w:t>
+      </w:r>
+      <w:r>
+        <w:rPr>
+          <w:i/>
+          <w:sz w:val="28"/>
+        </w:rPr>
+        <w:t>Type</w:t>
+      </w:r>
+      <w:r>
+        <w:rPr>
+          <w:sz w:val="28"/>
+        </w:rPr>
+        <w:t xml:space="preserve"> </w:t>
+      </w:r>
+      <w:r>
+        <w:rPr>
+          <w:i/>
+          <w:sz w:val="28"/>
+        </w:rPr>
+        <w:t>II</w:t>
+      </w:r>
+      <w:r>
+        <w:rPr>
+          <w:sz w:val="28"/>
+        </w:rPr>
+        <w:t xml:space="preserve"> придет уже после завершения проекта 30.09.2027. Вывод: в плане закладывать </w:t>
+      </w:r>
+      <w:r>
+        <w:rPr>
+          <w:i/>
+          <w:sz w:val="28"/>
+        </w:rPr>
+        <w:t>Type</w:t>
+      </w:r>
+      <w:r>
+        <w:rPr>
+          <w:sz w:val="28"/>
+        </w:rPr>
+        <w:t xml:space="preserve"> </w:t>
+      </w:r>
+      <w:r>
+        <w:rPr>
+          <w:i/>
+          <w:sz w:val="28"/>
+        </w:rPr>
+        <w:t>I</w:t>
+      </w:r>
+      <w:r>
+        <w:rPr>
+          <w:sz w:val="28"/>
+        </w:rPr>
+        <w:t xml:space="preserve"> к бете </w:t>
+      </w:r>
+      <w:r>
+        <w:rPr>
+          <w:i/>
+          <w:sz w:val="28"/>
+        </w:rPr>
+        <w:t>v1</w:t>
+      </w:r>
+      <w:r>
+        <w:rPr>
+          <w:sz w:val="28"/>
+        </w:rPr>
+        <w:t xml:space="preserve"> (июль 2027) и начало наблюдения </w:t>
+      </w:r>
+      <w:r>
+        <w:rPr>
+          <w:i/>
+          <w:sz w:val="28"/>
+        </w:rPr>
+        <w:t>Type</w:t>
+      </w:r>
+      <w:r>
+        <w:rPr>
+          <w:sz w:val="28"/>
+        </w:rPr>
+        <w:t xml:space="preserve"> </w:t>
+      </w:r>
+      <w:r>
+        <w:rPr>
+          <w:i/>
+          <w:sz w:val="28"/>
+        </w:rPr>
+        <w:t>II</w:t>
+      </w:r>
+      <w:r>
+        <w:rPr>
+          <w:sz w:val="28"/>
+        </w:rPr>
+        <w:t>, при условии что статья расходов предусмотрена бюджетом ПЗ1; наличие такой статьи нужно сверить.</w:t>
       </w:r>
     </w:p>
     <w:p>
@@ -31706,7 +32680,7 @@
         <w:jc w:val="center"/>
       </w:pPr>
       <w:bookmarkStart w:id="35" w:name="_21cff5e6573cc685eba2e5d01fbe1912356e1d7"/>
-      <w:bookmarkStart w:id="36" w:name="_Toc241939393"/>
+      <w:bookmarkStart w:id="36" w:name="_Toc241940019"/>
       <w:bookmarkEnd w:id="33"/>
       <w:r>
         <w:rPr>
@@ -31823,7 +32797,7 @@
           <w:sz w:val="28"/>
         </w:rPr>
         <w:drawing>
-          <wp:inline distT="0" distB="0" distL="0" distR="0" wp14:anchorId="210CA073" wp14:editId="7C7418FE">
+          <wp:inline distT="0" distB="0" distL="0" distR="0" wp14:anchorId="1C29FB26" wp14:editId="1194A97D">
             <wp:extent cx="5334000" cy="2375958"/>
             <wp:effectExtent l="0" t="0" r="0" b="0"/>
             <wp:docPr id="52" name="Picture"/>
@@ -31875,7 +32849,13 @@
         <w:rPr>
           <w:sz w:val="28"/>
         </w:rPr>
-        <w:t xml:space="preserve">Рисунок 9 – </w:t>
+        <w:t>Ри</w:t>
+      </w:r>
+      <w:r>
+        <w:rPr>
+          <w:sz w:val="28"/>
+        </w:rPr>
+        <w:t xml:space="preserve">сунок 9 – </w:t>
       </w:r>
       <w:r>
         <w:rPr>
@@ -31888,13 +32868,7 @@
         <w:rPr>
           <w:sz w:val="28"/>
         </w:rPr>
-        <w:t xml:space="preserve">: главная </w:t>
-      </w:r>
-      <w:r>
-        <w:rPr>
-          <w:sz w:val="28"/>
-        </w:rPr>
-        <w:t>страница</w:t>
+        <w:t>: главная страница</w:t>
       </w:r>
     </w:p>
     <w:p>
@@ -32016,7 +32990,7 @@
           <w:sz w:val="28"/>
         </w:rPr>
         <w:drawing>
-          <wp:inline distT="0" distB="0" distL="0" distR="0" wp14:anchorId="0CEFB17A" wp14:editId="627849B2">
+          <wp:inline distT="0" distB="0" distL="0" distR="0" wp14:anchorId="0F36DB3B" wp14:editId="46853076">
             <wp:extent cx="5334000" cy="2375958"/>
             <wp:effectExtent l="0" t="0" r="0" b="0"/>
             <wp:docPr id="55" name="Picture"/>
@@ -32081,7 +33055,13 @@
         <w:rPr>
           <w:sz w:val="28"/>
         </w:rPr>
-        <w:t>: страница цен</w:t>
+        <w:t>: страница ц</w:t>
+      </w:r>
+      <w:r>
+        <w:rPr>
+          <w:sz w:val="28"/>
+        </w:rPr>
+        <w:t>ен</w:t>
       </w:r>
     </w:p>
     <w:p>
@@ -32095,13 +33075,7 @@
         <w:rPr>
           <w:sz w:val="28"/>
         </w:rPr>
-        <w:t>Страница показывает три па</w:t>
-      </w:r>
-      <w:r>
-        <w:rPr>
-          <w:sz w:val="28"/>
-        </w:rPr>
-        <w:t>кета (</w:t>
+        <w:t>Страница показывает три пакета (</w:t>
       </w:r>
       <w:r>
         <w:rPr>
@@ -32197,7 +33171,7 @@
         </w:rPr>
         <w:lastRenderedPageBreak/>
         <w:drawing>
-          <wp:inline distT="0" distB="0" distL="0" distR="0" wp14:anchorId="3BB00A3B" wp14:editId="6B8547BB">
+          <wp:inline distT="0" distB="0" distL="0" distR="0" wp14:anchorId="7EA10A63" wp14:editId="03186AE9">
             <wp:extent cx="5334000" cy="2375958"/>
             <wp:effectExtent l="0" t="0" r="0" b="0"/>
             <wp:docPr id="58" name="Picture"/>
@@ -32276,13 +33250,7 @@
         <w:rPr>
           <w:sz w:val="28"/>
         </w:rPr>
-        <w:t>Страница показыва</w:t>
-      </w:r>
-      <w:r>
-        <w:rPr>
-          <w:sz w:val="28"/>
-        </w:rPr>
-        <w:t xml:space="preserve">ет </w:t>
+        <w:t xml:space="preserve">Страница показывает </w:t>
       </w:r>
       <w:r>
         <w:rPr>
@@ -32407,7 +33375,14 @@
           <w:i/>
           <w:sz w:val="28"/>
         </w:rPr>
-        <w:t>Numerous.ai</w:t>
+        <w:t>Numerou</w:t>
+      </w:r>
+      <w:r>
+        <w:rPr>
+          <w:i/>
+          <w:sz w:val="28"/>
+        </w:rPr>
+        <w:t>s.ai</w:t>
       </w:r>
       <w:r>
         <w:rPr>
@@ -32429,7 +33404,7 @@
           <w:sz w:val="28"/>
         </w:rPr>
         <w:drawing>
-          <wp:inline distT="0" distB="0" distL="0" distR="0" wp14:anchorId="731DCA04" wp14:editId="58DBE9AC">
+          <wp:inline distT="0" distB="0" distL="0" distR="0" wp14:anchorId="5ACA1255" wp14:editId="152E2EBC">
             <wp:extent cx="5334000" cy="2375958"/>
             <wp:effectExtent l="0" t="0" r="0" b="0"/>
             <wp:docPr id="61" name="Picture"/>
@@ -32560,7 +33535,13 @@
         <w:rPr>
           <w:sz w:val="28"/>
         </w:rPr>
-        <w:t>» без разговора с продавцом; страница цен перенаправляет на главную, а условия пробного периода и оплаты описаны в тексте.</w:t>
+        <w:t>» без разговора с продавцом; страница цен перенаправляет на главную, а условия пробного периода и оплаты описаны в тек</w:t>
+      </w:r>
+      <w:r>
+        <w:rPr>
+          <w:sz w:val="28"/>
+        </w:rPr>
+        <w:t>сте.</w:t>
       </w:r>
     </w:p>
     <w:p>
@@ -32587,13 +33568,7 @@
         <w:rPr>
           <w:sz w:val="28"/>
         </w:rPr>
-        <w:t>:</w:t>
-      </w:r>
-      <w:r>
-        <w:rPr>
-          <w:sz w:val="28"/>
-        </w:rPr>
-        <w:t xml:space="preserve"> страница цен.</w:t>
+        <w:t>: страница цен.</w:t>
       </w:r>
     </w:p>
     <w:p>
@@ -32610,7 +33585,7 @@
         </w:rPr>
         <w:lastRenderedPageBreak/>
         <w:drawing>
-          <wp:inline distT="0" distB="0" distL="0" distR="0" wp14:anchorId="07A04CD2" wp14:editId="2BAFC5E5">
+          <wp:inline distT="0" distB="0" distL="0" distR="0" wp14:anchorId="27C3A356" wp14:editId="175DE732">
             <wp:extent cx="5334000" cy="2375958"/>
             <wp:effectExtent l="0" t="0" r="0" b="0"/>
             <wp:docPr id="64" name="Picture"/>
@@ -32754,7 +33729,13 @@
         <w:rPr>
           <w:sz w:val="28"/>
         </w:rPr>
-        <w:t>»; цена по запросу и ограничения по числу пользователей и интеграций подтверждают корпоративную модель продаж.</w:t>
+        <w:t xml:space="preserve">»; цена по запросу и ограничения по числу пользователей и интеграций </w:t>
+      </w:r>
+      <w:r>
+        <w:rPr>
+          <w:sz w:val="28"/>
+        </w:rPr>
+        <w:t>подтверждают корпоративную модель продаж.</w:t>
       </w:r>
     </w:p>
     <w:p>
@@ -32768,13 +33749,7 @@
         <w:rPr>
           <w:sz w:val="28"/>
         </w:rPr>
-        <w:t>На рисунке 14 по</w:t>
-      </w:r>
-      <w:r>
-        <w:rPr>
-          <w:sz w:val="28"/>
-        </w:rPr>
-        <w:t xml:space="preserve">казано: </w:t>
+        <w:t xml:space="preserve">На рисунке 14 показано: </w:t>
       </w:r>
       <w:r>
         <w:rPr>
@@ -32803,7 +33778,7 @@
           <w:sz w:val="28"/>
         </w:rPr>
         <w:drawing>
-          <wp:inline distT="0" distB="0" distL="0" distR="0" wp14:anchorId="11479F1C" wp14:editId="03AFC280">
+          <wp:inline distT="0" distB="0" distL="0" distR="0" wp14:anchorId="087B318C" wp14:editId="79288D2A">
             <wp:extent cx="5334000" cy="2375958"/>
             <wp:effectExtent l="0" t="0" r="0" b="0"/>
             <wp:docPr id="67" name="Picture"/>
@@ -33030,7 +34005,7 @@
         </w:rPr>
         <w:lastRenderedPageBreak/>
         <w:drawing>
-          <wp:inline distT="0" distB="0" distL="0" distR="0" wp14:anchorId="08C56D5D" wp14:editId="1901397E">
+          <wp:inline distT="0" distB="0" distL="0" distR="0" wp14:anchorId="23BC8523" wp14:editId="124C5361">
             <wp:extent cx="5334000" cy="2375958"/>
             <wp:effectExtent l="0" t="0" r="0" b="0"/>
             <wp:docPr id="70" name="Picture"/>
@@ -33122,21 +34097,20 @@
         <w:rPr>
           <w:sz w:val="28"/>
         </w:rPr>
-        <w:t xml:space="preserve"> за пользователя в месяц с примером расчета для 10 пользователей на 12 месяцев; правила активации ключей и администрирования лицензий говорят о нацеленности на корпоративных пользователей </w:t>
+        <w:t xml:space="preserve"> за пользователя в месяц с примером расчета для 10 пользователей на 12 месяцев; правила активации ключей и админи</w:t>
+      </w:r>
+      <w:r>
+        <w:rPr>
+          <w:sz w:val="28"/>
+        </w:rPr>
+        <w:t xml:space="preserve">стрирования лицензий говорят о нацеленности на корпоративных пользователей </w:t>
       </w:r>
       <w:r>
         <w:rPr>
           <w:i/>
           <w:sz w:val="28"/>
         </w:rPr>
-        <w:t>W</w:t>
-      </w:r>
-      <w:r>
-        <w:rPr>
-          <w:i/>
-          <w:sz w:val="28"/>
-        </w:rPr>
-        <w:t>indows</w:t>
+        <w:t>Windows</w:t>
       </w:r>
       <w:r>
         <w:rPr>
@@ -33198,7 +34172,7 @@
           <w:sz w:val="28"/>
         </w:rPr>
         <w:drawing>
-          <wp:inline distT="0" distB="0" distL="0" distR="0" wp14:anchorId="5F074CCC" wp14:editId="361A0687">
+          <wp:inline distT="0" distB="0" distL="0" distR="0" wp14:anchorId="1527648B" wp14:editId="2348D3BB">
             <wp:extent cx="5334000" cy="2375958"/>
             <wp:effectExtent l="0" t="0" r="0" b="0"/>
             <wp:docPr id="73" name="Picture"/>
@@ -33303,7 +34277,13 @@
         <w:rPr>
           <w:sz w:val="28"/>
         </w:rPr>
-        <w:t xml:space="preserve"> плюс налог и более 30 инструментов в пакете; кнопка «</w:t>
+        <w:t xml:space="preserve"> плюс налог и более 30 инструментов</w:t>
+      </w:r>
+      <w:r>
+        <w:rPr>
+          <w:sz w:val="28"/>
+        </w:rPr>
+        <w:t xml:space="preserve"> в пакете; кнопка «</w:t>
       </w:r>
       <w:r>
         <w:rPr>
@@ -33354,7 +34334,7 @@
         <w:jc w:val="center"/>
       </w:pPr>
       <w:bookmarkStart w:id="37" w:name="_e580caf5f2a0052cd60a87b42295a622f26cf83"/>
-      <w:bookmarkStart w:id="38" w:name="_Toc241939394"/>
+      <w:bookmarkStart w:id="38" w:name="_Toc241940020"/>
       <w:bookmarkEnd w:id="35"/>
       <w:r>
         <w:rPr>
@@ -33417,13 +34397,13 @@
         <w:rPr>
           <w:sz w:val="28"/>
         </w:rPr>
-        <w:t xml:space="preserve"> еще не написан, поэтому замеры воронки с 01.04.2027 по 30.09.2027 смоделированы (генератор и файлы - в папке 00_Общее/Модельн</w:t>
-      </w:r>
-      <w:r>
-        <w:rPr>
-          <w:sz w:val="28"/>
-        </w:rPr>
-        <w:t xml:space="preserve">ые_данные, </w:t>
+        <w:t xml:space="preserve"> еще не написан, поэтому замеры воронки с 01.04.2027 по 30.09.2027 смоделированы (генератор и файлы </w:t>
+      </w:r>
+      <w:r>
+        <w:rPr>
+          <w:sz w:val="28"/>
+        </w:rPr>
+        <w:t xml:space="preserve">- в папке 00_Общее/Модельные_данные, </w:t>
       </w:r>
       <w:r>
         <w:rPr>
@@ -33436,13 +34416,13 @@
         <w:rPr>
           <w:sz w:val="28"/>
         </w:rPr>
-        <w:t xml:space="preserve"> 20261004, допущение Д-32). Параметры соответствуют базовому сценарию ЛР2-3: визит - регистрация 4 %, регистрация - активация 60 %, активация - платящий около 8 %, платежи с 01.06.2027. Это не измерения, а демонстрация того, как отчет о конв</w:t>
-      </w:r>
-      <w:r>
-        <w:rPr>
-          <w:sz w:val="28"/>
-        </w:rPr>
-        <w:t>ерсиях выглядит и насколько цели чувствительны к разбросу.</w:t>
+        <w:t xml:space="preserve"> 20261004, допущение Д-32). Параметры соответствуют базовому сценарию ЛР2-3: визит - регистрация 4 %, регистрация - активация 60 %, активация - платящий около 8 %, платежи с 01.06.2027. Это не измерения, а демонстра</w:t>
+      </w:r>
+      <w:r>
+        <w:rPr>
+          <w:sz w:val="28"/>
+        </w:rPr>
+        <w:t>ция того, как отчет о конверсиях выглядит и насколько цели чувствительны к разбросу.</w:t>
       </w:r>
     </w:p>
     <w:p>
@@ -33456,7 +34436,7 @@
         <w:rPr>
           <w:sz w:val="28"/>
         </w:rPr>
-        <w:t>В таблице 26 представлено: модельные показатели воронки по месяцам.</w:t>
+        <w:t>В таблице 27 представлено: модельные показатели воронки по месяцам.</w:t>
       </w:r>
     </w:p>
     <w:p>
@@ -33469,7 +34449,7 @@
         <w:rPr>
           <w:sz w:val="28"/>
         </w:rPr>
-        <w:t>Таблица 26 – Модельные показатели воронки по месяцам</w:t>
+        <w:t>Таблица 27 – Модельные показатели воронки по месяцам</w:t>
       </w:r>
     </w:p>
     <w:tbl>
@@ -34322,13 +35302,7 @@
         <w:rPr>
           <w:sz w:val="28"/>
         </w:rPr>
-        <w:t xml:space="preserve">За шесть месяцев модель дает 1 066 регистраций и 34 платящих; фактические конверсии: визит - </w:t>
-      </w:r>
-      <w:r>
-        <w:rPr>
-          <w:sz w:val="28"/>
-        </w:rPr>
-        <w:t>регистрация 5,6 %, регистрация - платящий 4,1 %. Цель 300 регистраций достигнута, цель 50 платящих не достигнута.</w:t>
+        <w:t>За шесть месяцев модель дает 1 066 регистраций и 34 платящих; фактические конверсии: визит - регистрация 5,6 %, регистрация - платящий 4,1 %. Цель 300 регистраций достигнута, цель 50 платящих не достигнута.</w:t>
       </w:r>
     </w:p>
     <w:p>
@@ -34342,7 +35316,7 @@
         <w:rPr>
           <w:sz w:val="28"/>
         </w:rPr>
-        <w:t>В таблице 27 представлено: разброс итогов при неопределенности конверсий (500 повторов).</w:t>
+        <w:t>В таблице 28 представлено: разброс итогов при неопределенности конверсий (500 повторов).</w:t>
       </w:r>
     </w:p>
     <w:p>
@@ -34355,13 +35329,7 @@
         <w:rPr>
           <w:sz w:val="28"/>
         </w:rPr>
-        <w:t>Таблица 27 – Разброс итогов при неопределенности конв</w:t>
-      </w:r>
-      <w:r>
-        <w:rPr>
-          <w:sz w:val="28"/>
-        </w:rPr>
-        <w:t>ерсий (500 повторов)</w:t>
+        <w:t>Таблица 28 – Разброс итогов при неопределенности конверсий (500 повторов)</w:t>
       </w:r>
     </w:p>
     <w:tbl>
@@ -34709,13 +35677,13 @@
         <w:rPr>
           <w:sz w:val="28"/>
         </w:rPr>
-        <w:t xml:space="preserve">Цель по регистрациям достижима почти при любых разумных конверсиях </w:t>
-      </w:r>
-      <w:r>
-        <w:rPr>
-          <w:sz w:val="28"/>
-        </w:rPr>
-        <w:t>(вероятность 98 %), а цель 50 платящих - лишь примерно в 15 % повторов. Это согласуется с выводом ЛР2-3 и ЛР7: окно платной беты слишком узкое, нужны дополнительные каналы и ранний замер активации и оплаты.</w:t>
+        <w:t xml:space="preserve">Цель по регистрациям достижима почти при любых разумных конверсиях (вероятность 98 %), а цель 50 платящих - лишь примерно в 15 % повторов. Это </w:t>
+      </w:r>
+      <w:r>
+        <w:rPr>
+          <w:sz w:val="28"/>
+        </w:rPr>
+        <w:t>согласуется с выводом ЛР2-3 и ЛР7: окно платной беты слишком узкое, нужны дополнительные каналы и ранний замер активации и оплаты.</w:t>
       </w:r>
     </w:p>
     <w:bookmarkEnd w:id="37"/>
@@ -34823,7 +35791,7 @@
   <w:abstractNum w:abstractNumId="0" w15:restartNumberingAfterBreak="0">
     <w:nsid w:val="0000A990"/>
     <w:multiLevelType w:val="multilevel"/>
-    <w:tmpl w:val="7EAC1564"/>
+    <w:tmpl w:val="F9F4C1A8"/>
     <w:lvl w:ilvl="0">
       <w:numFmt w:val="bullet"/>
       <w:lvlText w:val=" "/>
@@ -34900,7 +35868,7 @@
   <w:abstractNum w:abstractNumId="1" w15:restartNumberingAfterBreak="0">
     <w:nsid w:val="00A99411"/>
     <w:multiLevelType w:val="multilevel"/>
-    <w:tmpl w:val="E7CC3F9E"/>
+    <w:tmpl w:val="CA8CFE9E"/>
     <w:lvl w:ilvl="0">
       <w:start w:val="1"/>
       <w:numFmt w:val="decimal"/>
@@ -36378,7 +37346,7 @@
     <w:autoRedefine/>
     <w:uiPriority w:val="39"/>
     <w:unhideWhenUsed/>
-    <w:rsid w:val="005E7C98"/>
+    <w:rsid w:val="00B80FC0"/>
     <w:pPr>
       <w:spacing w:after="100"/>
     </w:pPr>
@@ -36390,7 +37358,7 @@
     <w:autoRedefine/>
     <w:uiPriority w:val="39"/>
     <w:unhideWhenUsed/>
-    <w:rsid w:val="005E7C98"/>
+    <w:rsid w:val="00B80FC0"/>
     <w:pPr>
       <w:spacing w:after="100"/>
       <w:ind w:left="240"/>

--- a/ЛР6_ЦП_Канвас_сценарии_релизы/ОТЧЕТ_ЛР6_TableMind.docx
+++ b/ЛР6_ЦП_Канвас_сценарии_релизы/ОТЧЕТ_ЛР6_TableMind.docx
@@ -264,7 +264,7 @@
       <w:r>
         <w:fldChar w:fldCharType="separate"/>
       </w:r>
-      <w:hyperlink w:anchor="_Toc241940002" w:history="1">
+      <w:hyperlink w:anchor="_Toc241941223" w:history="1">
         <w:r>
           <w:rPr>
             <w:rStyle w:val="af"/>
@@ -292,7 +292,7 @@
             <w:noProof/>
             <w:webHidden/>
           </w:rPr>
-          <w:instrText xml:space="preserve"> PAGEREF _Toc241940002 \h </w:instrText>
+          <w:instrText xml:space="preserve"> PAGEREF _Toc241941223 \h </w:instrText>
         </w:r>
         <w:r>
           <w:rPr>
@@ -333,7 +333,7 @@
           <w:noProof/>
         </w:rPr>
       </w:pPr>
-      <w:hyperlink w:anchor="_Toc241940003" w:history="1">
+      <w:hyperlink w:anchor="_Toc241941224" w:history="1">
         <w:r>
           <w:rPr>
             <w:rStyle w:val="af"/>
@@ -361,7 +361,7 @@
             <w:noProof/>
             <w:webHidden/>
           </w:rPr>
-          <w:instrText xml:space="preserve"> PAGEREF _Toc241940003 \h </w:instrText>
+          <w:instrText xml:space="preserve"> PAGEREF _Toc241941224 \h </w:instrText>
         </w:r>
         <w:r>
           <w:rPr>
@@ -402,7 +402,7 @@
           <w:noProof/>
         </w:rPr>
       </w:pPr>
-      <w:hyperlink w:anchor="_Toc241940004" w:history="1">
+      <w:hyperlink w:anchor="_Toc241941225" w:history="1">
         <w:r>
           <w:rPr>
             <w:rStyle w:val="af"/>
@@ -430,7 +430,7 @@
             <w:noProof/>
             <w:webHidden/>
           </w:rPr>
-          <w:instrText xml:space="preserve"> PAGEREF _Toc241940004 \h </w:instrText>
+          <w:instrText xml:space="preserve"> PAGEREF _Toc241941225 \h </w:instrText>
         </w:r>
         <w:r>
           <w:rPr>
@@ -471,7 +471,7 @@
           <w:noProof/>
         </w:rPr>
       </w:pPr>
-      <w:hyperlink w:anchor="_Toc241940005" w:history="1">
+      <w:hyperlink w:anchor="_Toc241941226" w:history="1">
         <w:r>
           <w:rPr>
             <w:rStyle w:val="af"/>
@@ -499,7 +499,7 @@
             <w:noProof/>
             <w:webHidden/>
           </w:rPr>
-          <w:instrText xml:space="preserve"> PAGEREF _Toc241940005 \h </w:instrText>
+          <w:instrText xml:space="preserve"> PAGEREF _Toc241941226 \h </w:instrText>
         </w:r>
         <w:r>
           <w:rPr>
@@ -540,7 +540,7 @@
           <w:noProof/>
         </w:rPr>
       </w:pPr>
-      <w:hyperlink w:anchor="_Toc241940006" w:history="1">
+      <w:hyperlink w:anchor="_Toc241941227" w:history="1">
         <w:r>
           <w:rPr>
             <w:rStyle w:val="af"/>
@@ -568,7 +568,7 @@
             <w:noProof/>
             <w:webHidden/>
           </w:rPr>
-          <w:instrText xml:space="preserve"> PAGEREF _Toc241940006 \h </w:instrText>
+          <w:instrText xml:space="preserve"> PAGEREF _Toc241941227 \h </w:instrText>
         </w:r>
         <w:r>
           <w:rPr>
@@ -609,7 +609,7 @@
           <w:noProof/>
         </w:rPr>
       </w:pPr>
-      <w:hyperlink w:anchor="_Toc241940007" w:history="1">
+      <w:hyperlink w:anchor="_Toc241941228" w:history="1">
         <w:r>
           <w:rPr>
             <w:rStyle w:val="af"/>
@@ -637,7 +637,7 @@
             <w:noProof/>
             <w:webHidden/>
           </w:rPr>
-          <w:instrText xml:space="preserve"> PAGEREF _Toc241940007 \h </w:instrText>
+          <w:instrText xml:space="preserve"> PAGEREF _Toc241941228 \h </w:instrText>
         </w:r>
         <w:r>
           <w:rPr>
@@ -678,7 +678,7 @@
           <w:noProof/>
         </w:rPr>
       </w:pPr>
-      <w:hyperlink w:anchor="_Toc241940008" w:history="1">
+      <w:hyperlink w:anchor="_Toc241941229" w:history="1">
         <w:r>
           <w:rPr>
             <w:rStyle w:val="af"/>
@@ -706,7 +706,7 @@
             <w:noProof/>
             <w:webHidden/>
           </w:rPr>
-          <w:instrText xml:space="preserve"> PAGEREF _Toc241940008 \h </w:instrText>
+          <w:instrText xml:space="preserve"> PAGEREF _Toc241941229 \h </w:instrText>
         </w:r>
         <w:r>
           <w:rPr>
@@ -747,7 +747,7 @@
           <w:noProof/>
         </w:rPr>
       </w:pPr>
-      <w:hyperlink w:anchor="_Toc241940009" w:history="1">
+      <w:hyperlink w:anchor="_Toc241941230" w:history="1">
         <w:r>
           <w:rPr>
             <w:rStyle w:val="af"/>
@@ -775,283 +775,7 @@
             <w:noProof/>
             <w:webHidden/>
           </w:rPr>
-          <w:instrText xml:space="preserve"> PAGEREF _Toc241940009 \h </w:instrText>
-        </w:r>
-        <w:r>
-          <w:rPr>
-            <w:noProof/>
-            <w:webHidden/>
-          </w:rPr>
-        </w:r>
-        <w:r>
-          <w:rPr>
-            <w:noProof/>
-            <w:webHidden/>
-          </w:rPr>
-          <w:fldChar w:fldCharType="separate"/>
-        </w:r>
-        <w:r>
-          <w:rPr>
-            <w:noProof/>
-            <w:webHidden/>
-          </w:rPr>
-          <w:t>23</w:t>
-        </w:r>
-        <w:r>
-          <w:rPr>
-            <w:noProof/>
-            <w:webHidden/>
-          </w:rPr>
-          <w:fldChar w:fldCharType="end"/>
-        </w:r>
-      </w:hyperlink>
-    </w:p>
-    <w:p>
-      <w:pPr>
-        <w:pStyle w:val="22"/>
-        <w:tabs>
-          <w:tab w:val="right" w:leader="dot" w:pos="9345"/>
-        </w:tabs>
-        <w:rPr>
-          <w:noProof/>
-        </w:rPr>
-      </w:pPr>
-      <w:hyperlink w:anchor="_Toc241940010" w:history="1">
-        <w:r>
-          <w:rPr>
-            <w:rStyle w:val="af"/>
-            <w:b/>
-            <w:noProof/>
-          </w:rPr>
-          <w:t>2.7 Согласованность с ПЗ1 и ПЗ4</w:t>
-        </w:r>
-        <w:r>
-          <w:rPr>
-            <w:noProof/>
-            <w:webHidden/>
-          </w:rPr>
-          <w:tab/>
-        </w:r>
-        <w:r>
-          <w:rPr>
-            <w:noProof/>
-            <w:webHidden/>
-          </w:rPr>
-          <w:fldChar w:fldCharType="begin"/>
-        </w:r>
-        <w:r>
-          <w:rPr>
-            <w:noProof/>
-            <w:webHidden/>
-          </w:rPr>
-          <w:instrText xml:space="preserve"> PAGEREF _Toc241940010 \h </w:instrText>
-        </w:r>
-        <w:r>
-          <w:rPr>
-            <w:noProof/>
-            <w:webHidden/>
-          </w:rPr>
-        </w:r>
-        <w:r>
-          <w:rPr>
-            <w:noProof/>
-            <w:webHidden/>
-          </w:rPr>
-          <w:fldChar w:fldCharType="separate"/>
-        </w:r>
-        <w:r>
-          <w:rPr>
-            <w:noProof/>
-            <w:webHidden/>
-          </w:rPr>
-          <w:t>25</w:t>
-        </w:r>
-        <w:r>
-          <w:rPr>
-            <w:noProof/>
-            <w:webHidden/>
-          </w:rPr>
-          <w:fldChar w:fldCharType="end"/>
-        </w:r>
-      </w:hyperlink>
-    </w:p>
-    <w:p>
-      <w:pPr>
-        <w:pStyle w:val="22"/>
-        <w:tabs>
-          <w:tab w:val="right" w:leader="dot" w:pos="9345"/>
-        </w:tabs>
-        <w:rPr>
-          <w:noProof/>
-        </w:rPr>
-      </w:pPr>
-      <w:hyperlink w:anchor="_Toc241940011" w:history="1">
-        <w:r>
-          <w:rPr>
-            <w:rStyle w:val="af"/>
-            <w:b/>
-            <w:noProof/>
-          </w:rPr>
-          <w:t>2.8 Проверка расчетов и ограничения</w:t>
-        </w:r>
-        <w:r>
-          <w:rPr>
-            <w:noProof/>
-            <w:webHidden/>
-          </w:rPr>
-          <w:tab/>
-        </w:r>
-        <w:r>
-          <w:rPr>
-            <w:noProof/>
-            <w:webHidden/>
-          </w:rPr>
-          <w:fldChar w:fldCharType="begin"/>
-        </w:r>
-        <w:r>
-          <w:rPr>
-            <w:noProof/>
-            <w:webHidden/>
-          </w:rPr>
-          <w:instrText xml:space="preserve"> PAGEREF _Toc241940011 \h </w:instrText>
-        </w:r>
-        <w:r>
-          <w:rPr>
-            <w:noProof/>
-            <w:webHidden/>
-          </w:rPr>
-        </w:r>
-        <w:r>
-          <w:rPr>
-            <w:noProof/>
-            <w:webHidden/>
-          </w:rPr>
-          <w:fldChar w:fldCharType="separate"/>
-        </w:r>
-        <w:r>
-          <w:rPr>
-            <w:noProof/>
-            <w:webHidden/>
-          </w:rPr>
-          <w:t>26</w:t>
-        </w:r>
-        <w:r>
-          <w:rPr>
-            <w:noProof/>
-            <w:webHidden/>
-          </w:rPr>
-          <w:fldChar w:fldCharType="end"/>
-        </w:r>
-      </w:hyperlink>
-    </w:p>
-    <w:p>
-      <w:pPr>
-        <w:pStyle w:val="12"/>
-        <w:tabs>
-          <w:tab w:val="right" w:leader="dot" w:pos="9345"/>
-        </w:tabs>
-        <w:rPr>
-          <w:noProof/>
-        </w:rPr>
-      </w:pPr>
-      <w:hyperlink w:anchor="_Toc241940012" w:history="1">
-        <w:r>
-          <w:rPr>
-            <w:rStyle w:val="af"/>
-            <w:b/>
-            <w:noProof/>
-          </w:rPr>
-          <w:t>3 ОТВЕТЫ НА КОНТРОЛЬНЫЕ ВОПРОСЫ</w:t>
-        </w:r>
-        <w:r>
-          <w:rPr>
-            <w:noProof/>
-            <w:webHidden/>
-          </w:rPr>
-          <w:tab/>
-        </w:r>
-        <w:r>
-          <w:rPr>
-            <w:noProof/>
-            <w:webHidden/>
-          </w:rPr>
-          <w:fldChar w:fldCharType="begin"/>
-        </w:r>
-        <w:r>
-          <w:rPr>
-            <w:noProof/>
-            <w:webHidden/>
-          </w:rPr>
-          <w:instrText xml:space="preserve"> PAGEREF _Toc241940012 \h </w:instrText>
-        </w:r>
-        <w:r>
-          <w:rPr>
-            <w:noProof/>
-            <w:webHidden/>
-          </w:rPr>
-        </w:r>
-        <w:r>
-          <w:rPr>
-            <w:noProof/>
-            <w:webHidden/>
-          </w:rPr>
-          <w:fldChar w:fldCharType="separate"/>
-        </w:r>
-        <w:r>
-          <w:rPr>
-            <w:noProof/>
-            <w:webHidden/>
-          </w:rPr>
-          <w:t>27</w:t>
-        </w:r>
-        <w:r>
-          <w:rPr>
-            <w:noProof/>
-            <w:webHidden/>
-          </w:rPr>
-          <w:fldChar w:fldCharType="end"/>
-        </w:r>
-      </w:hyperlink>
-    </w:p>
-    <w:p>
-      <w:pPr>
-        <w:pStyle w:val="12"/>
-        <w:tabs>
-          <w:tab w:val="right" w:leader="dot" w:pos="9345"/>
-        </w:tabs>
-        <w:rPr>
-          <w:noProof/>
-        </w:rPr>
-      </w:pPr>
-      <w:hyperlink w:anchor="_Toc241940013" w:history="1">
-        <w:r>
-          <w:rPr>
-            <w:rStyle w:val="af"/>
-            <w:b/>
-            <w:noProof/>
-          </w:rPr>
-          <w:t>ВЫВОДЫ</w:t>
-        </w:r>
-        <w:r>
-          <w:rPr>
-            <w:noProof/>
-            <w:webHidden/>
-          </w:rPr>
-          <w:tab/>
-        </w:r>
-        <w:r>
-          <w:rPr>
-            <w:noProof/>
-            <w:webHidden/>
-          </w:rPr>
-          <w:fldChar w:fldCharType="begin"/>
-        </w:r>
-        <w:r>
-          <w:rPr>
-            <w:noProof/>
-            <w:webHidden/>
-          </w:rPr>
-          <w:instrText xml:space="preserve"> PAGEREF _Toc241940013 \h </w:instrText>
+          <w:instrText xml:space="preserve"> PAGEREF _Toc241941230 \h </w:instrText>
         </w:r>
         <w:r>
           <w:rPr>
@@ -1084,7 +808,7 @@
     </w:p>
     <w:p>
       <w:pPr>
-        <w:pStyle w:val="12"/>
+        <w:pStyle w:val="22"/>
         <w:tabs>
           <w:tab w:val="right" w:leader="dot" w:pos="9345"/>
         </w:tabs>
@@ -1092,14 +816,14 @@
           <w:noProof/>
         </w:rPr>
       </w:pPr>
-      <w:hyperlink w:anchor="_Toc241940014" w:history="1">
+      <w:hyperlink w:anchor="_Toc241941231" w:history="1">
         <w:r>
           <w:rPr>
             <w:rStyle w:val="af"/>
             <w:b/>
             <w:noProof/>
           </w:rPr>
-          <w:t>СПИСОК ИСПОЛЬЗОВАННЫХ ИСТОЧНИКОВ</w:t>
+          <w:t>2.7 Согласованность с ПЗ1 и ПЗ4</w:t>
         </w:r>
         <w:r>
           <w:rPr>
@@ -1120,7 +844,7 @@
             <w:noProof/>
             <w:webHidden/>
           </w:rPr>
-          <w:instrText xml:space="preserve"> PAGEREF _Toc241940014 \h </w:instrText>
+          <w:instrText xml:space="preserve"> PAGEREF _Toc241941231 \h </w:instrText>
         </w:r>
         <w:r>
           <w:rPr>
@@ -1140,7 +864,7 @@
             <w:noProof/>
             <w:webHidden/>
           </w:rPr>
-          <w:t>29</w:t>
+          <w:t>31</w:t>
         </w:r>
         <w:r>
           <w:rPr>
@@ -1153,7 +877,7 @@
     </w:p>
     <w:p>
       <w:pPr>
-        <w:pStyle w:val="12"/>
+        <w:pStyle w:val="22"/>
         <w:tabs>
           <w:tab w:val="right" w:leader="dot" w:pos="9345"/>
         </w:tabs>
@@ -1161,14 +885,14 @@
           <w:noProof/>
         </w:rPr>
       </w:pPr>
-      <w:hyperlink w:anchor="_Toc241940015" w:history="1">
+      <w:hyperlink w:anchor="_Toc241941232" w:history="1">
         <w:r>
           <w:rPr>
             <w:rStyle w:val="af"/>
             <w:b/>
             <w:noProof/>
           </w:rPr>
-          <w:t>ПРИЛОЖЕНИЕ А</w:t>
+          <w:t>2.8 Проверка расчетов и ограничения</w:t>
         </w:r>
         <w:r>
           <w:rPr>
@@ -1189,7 +913,7 @@
             <w:noProof/>
             <w:webHidden/>
           </w:rPr>
-          <w:instrText xml:space="preserve"> PAGEREF _Toc241940015 \h </w:instrText>
+          <w:instrText xml:space="preserve"> PAGEREF _Toc241941232 \h </w:instrText>
         </w:r>
         <w:r>
           <w:rPr>
@@ -1230,14 +954,14 @@
           <w:noProof/>
         </w:rPr>
       </w:pPr>
-      <w:hyperlink w:anchor="_Toc241940016" w:history="1">
+      <w:hyperlink w:anchor="_Toc241941233" w:history="1">
         <w:r>
           <w:rPr>
             <w:rStyle w:val="af"/>
             <w:b/>
             <w:noProof/>
           </w:rPr>
-          <w:t>ПРИЛОЖЕНИЕ Б</w:t>
+          <w:t>3 ОТВЕТЫ НА КОНТРОЛЬНЫЕ ВОПРОСЫ</w:t>
         </w:r>
         <w:r>
           <w:rPr>
@@ -1258,76 +982,7 @@
             <w:noProof/>
             <w:webHidden/>
           </w:rPr>
-          <w:instrText xml:space="preserve"> PAGEREF _Toc241940016 \h </w:instrText>
-        </w:r>
-        <w:r>
-          <w:rPr>
-            <w:noProof/>
-            <w:webHidden/>
-          </w:rPr>
-        </w:r>
-        <w:r>
-          <w:rPr>
-            <w:noProof/>
-            <w:webHidden/>
-          </w:rPr>
-          <w:fldChar w:fldCharType="separate"/>
-        </w:r>
-        <w:r>
-          <w:rPr>
-            <w:noProof/>
-            <w:webHidden/>
-          </w:rPr>
-          <w:t>32</w:t>
-        </w:r>
-        <w:r>
-          <w:rPr>
-            <w:noProof/>
-            <w:webHidden/>
-          </w:rPr>
-          <w:fldChar w:fldCharType="end"/>
-        </w:r>
-      </w:hyperlink>
-    </w:p>
-    <w:p>
-      <w:pPr>
-        <w:pStyle w:val="12"/>
-        <w:tabs>
-          <w:tab w:val="right" w:leader="dot" w:pos="9345"/>
-        </w:tabs>
-        <w:rPr>
-          <w:noProof/>
-        </w:rPr>
-      </w:pPr>
-      <w:hyperlink w:anchor="_Toc241940017" w:history="1">
-        <w:r>
-          <w:rPr>
-            <w:rStyle w:val="af"/>
-            <w:b/>
-            <w:noProof/>
-          </w:rPr>
-          <w:t>ПРИЛОЖЕНИЕ В</w:t>
-        </w:r>
-        <w:r>
-          <w:rPr>
-            <w:noProof/>
-            <w:webHidden/>
-          </w:rPr>
-          <w:tab/>
-        </w:r>
-        <w:r>
-          <w:rPr>
-            <w:noProof/>
-            <w:webHidden/>
-          </w:rPr>
-          <w:fldChar w:fldCharType="begin"/>
-        </w:r>
-        <w:r>
-          <w:rPr>
-            <w:noProof/>
-            <w:webHidden/>
-          </w:rPr>
-          <w:instrText xml:space="preserve"> PAGEREF _Toc241940017 \h </w:instrText>
+          <w:instrText xml:space="preserve"> PAGEREF _Toc241941233 \h </w:instrText>
         </w:r>
         <w:r>
           <w:rPr>
@@ -1368,14 +1023,14 @@
           <w:noProof/>
         </w:rPr>
       </w:pPr>
-      <w:hyperlink w:anchor="_Toc241940018" w:history="1">
+      <w:hyperlink w:anchor="_Toc241941234" w:history="1">
         <w:r>
           <w:rPr>
             <w:rStyle w:val="af"/>
             <w:b/>
             <w:noProof/>
           </w:rPr>
-          <w:t>ПРИЛОЖЕНИЕ Г</w:t>
+          <w:t>ВЫВОДЫ</w:t>
         </w:r>
         <w:r>
           <w:rPr>
@@ -1396,7 +1051,7 @@
             <w:noProof/>
             <w:webHidden/>
           </w:rPr>
-          <w:instrText xml:space="preserve"> PAGEREF _Toc241940018 \h </w:instrText>
+          <w:instrText xml:space="preserve"> PAGEREF _Toc241941234 \h </w:instrText>
         </w:r>
         <w:r>
           <w:rPr>
@@ -1437,14 +1092,14 @@
           <w:noProof/>
         </w:rPr>
       </w:pPr>
-      <w:hyperlink w:anchor="_Toc241940019" w:history="1">
+      <w:hyperlink w:anchor="_Toc241941235" w:history="1">
         <w:r>
           <w:rPr>
             <w:rStyle w:val="af"/>
             <w:b/>
             <w:noProof/>
           </w:rPr>
-          <w:t>ПРИЛОЖЕНИЕ Д</w:t>
+          <w:t>СПИСОК ИСПОЛЬЗОВАННЫХ ИСТОЧНИКОВ</w:t>
         </w:r>
         <w:r>
           <w:rPr>
@@ -1465,7 +1120,7 @@
             <w:noProof/>
             <w:webHidden/>
           </w:rPr>
-          <w:instrText xml:space="preserve"> PAGEREF _Toc241940019 \h </w:instrText>
+          <w:instrText xml:space="preserve"> PAGEREF _Toc241941235 \h </w:instrText>
         </w:r>
         <w:r>
           <w:rPr>
@@ -1485,7 +1140,7 @@
             <w:noProof/>
             <w:webHidden/>
           </w:rPr>
-          <w:t>36</w:t>
+          <w:t>35</w:t>
         </w:r>
         <w:r>
           <w:rPr>
@@ -1506,14 +1161,14 @@
           <w:noProof/>
         </w:rPr>
       </w:pPr>
-      <w:hyperlink w:anchor="_Toc241940020" w:history="1">
+      <w:hyperlink w:anchor="_Toc241941236" w:history="1">
         <w:r>
           <w:rPr>
             <w:rStyle w:val="af"/>
             <w:b/>
             <w:noProof/>
           </w:rPr>
-          <w:t>ПРИЛОЖЕНИЕ Е</w:t>
+          <w:t>ПРИЛОЖЕНИЕ А</w:t>
         </w:r>
         <w:r>
           <w:rPr>
@@ -1534,7 +1189,214 @@
             <w:noProof/>
             <w:webHidden/>
           </w:rPr>
-          <w:instrText xml:space="preserve"> PAGEREF _Toc241940020 \h </w:instrText>
+          <w:instrText xml:space="preserve"> PAGEREF _Toc241941236 \h </w:instrText>
+        </w:r>
+        <w:r>
+          <w:rPr>
+            <w:noProof/>
+            <w:webHidden/>
+          </w:rPr>
+        </w:r>
+        <w:r>
+          <w:rPr>
+            <w:noProof/>
+            <w:webHidden/>
+          </w:rPr>
+          <w:fldChar w:fldCharType="separate"/>
+        </w:r>
+        <w:r>
+          <w:rPr>
+            <w:noProof/>
+            <w:webHidden/>
+          </w:rPr>
+          <w:t>37</w:t>
+        </w:r>
+        <w:r>
+          <w:rPr>
+            <w:noProof/>
+            <w:webHidden/>
+          </w:rPr>
+          <w:fldChar w:fldCharType="end"/>
+        </w:r>
+      </w:hyperlink>
+    </w:p>
+    <w:p>
+      <w:pPr>
+        <w:pStyle w:val="12"/>
+        <w:tabs>
+          <w:tab w:val="right" w:leader="dot" w:pos="9345"/>
+        </w:tabs>
+        <w:rPr>
+          <w:noProof/>
+        </w:rPr>
+      </w:pPr>
+      <w:hyperlink w:anchor="_Toc241941237" w:history="1">
+        <w:r>
+          <w:rPr>
+            <w:rStyle w:val="af"/>
+            <w:b/>
+            <w:noProof/>
+          </w:rPr>
+          <w:t>ПРИЛОЖЕНИЕ Б</w:t>
+        </w:r>
+        <w:r>
+          <w:rPr>
+            <w:noProof/>
+            <w:webHidden/>
+          </w:rPr>
+          <w:tab/>
+        </w:r>
+        <w:r>
+          <w:rPr>
+            <w:noProof/>
+            <w:webHidden/>
+          </w:rPr>
+          <w:fldChar w:fldCharType="begin"/>
+        </w:r>
+        <w:r>
+          <w:rPr>
+            <w:noProof/>
+            <w:webHidden/>
+          </w:rPr>
+          <w:instrText xml:space="preserve"> PAGEREF _Toc241941237 \h </w:instrText>
+        </w:r>
+        <w:r>
+          <w:rPr>
+            <w:noProof/>
+            <w:webHidden/>
+          </w:rPr>
+        </w:r>
+        <w:r>
+          <w:rPr>
+            <w:noProof/>
+            <w:webHidden/>
+          </w:rPr>
+          <w:fldChar w:fldCharType="separate"/>
+        </w:r>
+        <w:r>
+          <w:rPr>
+            <w:noProof/>
+            <w:webHidden/>
+          </w:rPr>
+          <w:t>38</w:t>
+        </w:r>
+        <w:r>
+          <w:rPr>
+            <w:noProof/>
+            <w:webHidden/>
+          </w:rPr>
+          <w:fldChar w:fldCharType="end"/>
+        </w:r>
+      </w:hyperlink>
+    </w:p>
+    <w:p>
+      <w:pPr>
+        <w:pStyle w:val="12"/>
+        <w:tabs>
+          <w:tab w:val="right" w:leader="dot" w:pos="9345"/>
+        </w:tabs>
+        <w:rPr>
+          <w:noProof/>
+        </w:rPr>
+      </w:pPr>
+      <w:hyperlink w:anchor="_Toc241941238" w:history="1">
+        <w:r>
+          <w:rPr>
+            <w:rStyle w:val="af"/>
+            <w:b/>
+            <w:noProof/>
+          </w:rPr>
+          <w:t>ПРИЛОЖЕНИЕ В</w:t>
+        </w:r>
+        <w:r>
+          <w:rPr>
+            <w:noProof/>
+            <w:webHidden/>
+          </w:rPr>
+          <w:tab/>
+        </w:r>
+        <w:r>
+          <w:rPr>
+            <w:noProof/>
+            <w:webHidden/>
+          </w:rPr>
+          <w:fldChar w:fldCharType="begin"/>
+        </w:r>
+        <w:r>
+          <w:rPr>
+            <w:noProof/>
+            <w:webHidden/>
+          </w:rPr>
+          <w:instrText xml:space="preserve"> PAGEREF _Toc241941238 \h </w:instrText>
+        </w:r>
+        <w:r>
+          <w:rPr>
+            <w:noProof/>
+            <w:webHidden/>
+          </w:rPr>
+        </w:r>
+        <w:r>
+          <w:rPr>
+            <w:noProof/>
+            <w:webHidden/>
+          </w:rPr>
+          <w:fldChar w:fldCharType="separate"/>
+        </w:r>
+        <w:r>
+          <w:rPr>
+            <w:noProof/>
+            <w:webHidden/>
+          </w:rPr>
+          <w:t>39</w:t>
+        </w:r>
+        <w:r>
+          <w:rPr>
+            <w:noProof/>
+            <w:webHidden/>
+          </w:rPr>
+          <w:fldChar w:fldCharType="end"/>
+        </w:r>
+      </w:hyperlink>
+    </w:p>
+    <w:p>
+      <w:pPr>
+        <w:pStyle w:val="12"/>
+        <w:tabs>
+          <w:tab w:val="right" w:leader="dot" w:pos="9345"/>
+        </w:tabs>
+        <w:rPr>
+          <w:noProof/>
+        </w:rPr>
+      </w:pPr>
+      <w:hyperlink w:anchor="_Toc241941239" w:history="1">
+        <w:r>
+          <w:rPr>
+            <w:rStyle w:val="af"/>
+            <w:b/>
+            <w:noProof/>
+          </w:rPr>
+          <w:t>ПРИЛОЖЕНИЕ Г</w:t>
+        </w:r>
+        <w:r>
+          <w:rPr>
+            <w:noProof/>
+            <w:webHidden/>
+          </w:rPr>
+          <w:tab/>
+        </w:r>
+        <w:r>
+          <w:rPr>
+            <w:noProof/>
+            <w:webHidden/>
+          </w:rPr>
+          <w:fldChar w:fldCharType="begin"/>
+        </w:r>
+        <w:r>
+          <w:rPr>
+            <w:noProof/>
+            <w:webHidden/>
+          </w:rPr>
+          <w:instrText xml:space="preserve"> PAGEREF _Toc241941239 \h </w:instrText>
         </w:r>
         <w:r>
           <w:rPr>
@@ -1567,6 +1429,144 @@
     </w:p>
     <w:p>
       <w:pPr>
+        <w:pStyle w:val="12"/>
+        <w:tabs>
+          <w:tab w:val="right" w:leader="dot" w:pos="9345"/>
+        </w:tabs>
+        <w:rPr>
+          <w:noProof/>
+        </w:rPr>
+      </w:pPr>
+      <w:hyperlink w:anchor="_Toc241941240" w:history="1">
+        <w:r>
+          <w:rPr>
+            <w:rStyle w:val="af"/>
+            <w:b/>
+            <w:noProof/>
+          </w:rPr>
+          <w:t>ПРИЛОЖЕНИЕ Д</w:t>
+        </w:r>
+        <w:r>
+          <w:rPr>
+            <w:noProof/>
+            <w:webHidden/>
+          </w:rPr>
+          <w:tab/>
+        </w:r>
+        <w:r>
+          <w:rPr>
+            <w:noProof/>
+            <w:webHidden/>
+          </w:rPr>
+          <w:fldChar w:fldCharType="begin"/>
+        </w:r>
+        <w:r>
+          <w:rPr>
+            <w:noProof/>
+            <w:webHidden/>
+          </w:rPr>
+          <w:instrText xml:space="preserve"> PAGEREF _Toc241941240 \h </w:instrText>
+        </w:r>
+        <w:r>
+          <w:rPr>
+            <w:noProof/>
+            <w:webHidden/>
+          </w:rPr>
+        </w:r>
+        <w:r>
+          <w:rPr>
+            <w:noProof/>
+            <w:webHidden/>
+          </w:rPr>
+          <w:fldChar w:fldCharType="separate"/>
+        </w:r>
+        <w:r>
+          <w:rPr>
+            <w:noProof/>
+            <w:webHidden/>
+          </w:rPr>
+          <w:t>42</w:t>
+        </w:r>
+        <w:r>
+          <w:rPr>
+            <w:noProof/>
+            <w:webHidden/>
+          </w:rPr>
+          <w:fldChar w:fldCharType="end"/>
+        </w:r>
+      </w:hyperlink>
+    </w:p>
+    <w:p>
+      <w:pPr>
+        <w:pStyle w:val="12"/>
+        <w:tabs>
+          <w:tab w:val="right" w:leader="dot" w:pos="9345"/>
+        </w:tabs>
+        <w:rPr>
+          <w:noProof/>
+        </w:rPr>
+      </w:pPr>
+      <w:hyperlink w:anchor="_Toc241941241" w:history="1">
+        <w:r>
+          <w:rPr>
+            <w:rStyle w:val="af"/>
+            <w:b/>
+            <w:noProof/>
+          </w:rPr>
+          <w:t>ПРИЛОЖЕНИЕ Е</w:t>
+        </w:r>
+        <w:r>
+          <w:rPr>
+            <w:noProof/>
+            <w:webHidden/>
+          </w:rPr>
+          <w:tab/>
+        </w:r>
+        <w:r>
+          <w:rPr>
+            <w:noProof/>
+            <w:webHidden/>
+          </w:rPr>
+          <w:fldChar w:fldCharType="begin"/>
+        </w:r>
+        <w:r>
+          <w:rPr>
+            <w:noProof/>
+            <w:webHidden/>
+          </w:rPr>
+          <w:instrText xml:space="preserve"> PAGEREF _Toc241941241 \h </w:instrText>
+        </w:r>
+        <w:r>
+          <w:rPr>
+            <w:noProof/>
+            <w:webHidden/>
+          </w:rPr>
+        </w:r>
+        <w:r>
+          <w:rPr>
+            <w:noProof/>
+            <w:webHidden/>
+          </w:rPr>
+          <w:fldChar w:fldCharType="separate"/>
+        </w:r>
+        <w:r>
+          <w:rPr>
+            <w:noProof/>
+            <w:webHidden/>
+          </w:rPr>
+          <w:t>46</w:t>
+        </w:r>
+        <w:r>
+          <w:rPr>
+            <w:noProof/>
+            <w:webHidden/>
+          </w:rPr>
+          <w:fldChar w:fldCharType="end"/>
+        </w:r>
+      </w:hyperlink>
+    </w:p>
+    <w:p>
+      <w:pPr>
         <w:pStyle w:val="11"/>
       </w:pPr>
       <w:r>
@@ -1580,7 +1580,7 @@
         <w:spacing w:before="0" w:after="360" w:line="360" w:lineRule="exact"/>
         <w:ind w:firstLine="709"/>
       </w:pPr>
-      <w:bookmarkStart w:id="1" w:name="_Toc241940002"/>
+      <w:bookmarkStart w:id="1" w:name="_Toc241941223"/>
       <w:r>
         <w:rPr>
           <w:b/>
@@ -1661,7 +1661,7 @@
         <w:rPr>
           <w:sz w:val="28"/>
         </w:rPr>
-        <w:t xml:space="preserve">а рынка, цен и воронки взяты из ЛР2-3, числа конкурентов - из ЛР4 и ЛР5. Прототип сайта создан в </w:t>
+        <w:t xml:space="preserve">а рынка, цен и воронки взяты из ЛР2-3, числа конкурентов - из ЛР4 и ЛР5. Прототип создан в </w:t>
       </w:r>
       <w:r>
         <w:rPr>
@@ -1674,7 +1674,7 @@
         <w:rPr>
           <w:sz w:val="28"/>
         </w:rPr>
-        <w:t xml:space="preserve"> (раздел 2.5.1), схемы ключевых экранов приложения приведены в разделе 2.5, доработка прототипа - в приложении Б.</w:t>
+        <w:t xml:space="preserve"> (разделы 2.5.1 и 2.5.2): страницы сайта и макеты экранов приложения, схемы ключевых экранов приведены в разделе 2.5, дальнейшая доработка - в приложении Б.</w:t>
       </w:r>
     </w:p>
     <w:p>
@@ -1685,7 +1685,7 @@
         <w:ind w:firstLine="709"/>
       </w:pPr>
       <w:bookmarkStart w:id="2" w:name="_b608aa976fc82a0faaf3b83f58c735968afd03b"/>
-      <w:bookmarkStart w:id="3" w:name="_Toc241940003"/>
+      <w:bookmarkStart w:id="3" w:name="_Toc241941224"/>
       <w:bookmarkEnd w:id="0"/>
       <w:r>
         <w:rPr>
@@ -1693,7 +1693,14 @@
           <w:sz w:val="28"/>
         </w:rPr>
         <w:lastRenderedPageBreak/>
-        <w:t>2 ХОД РАБОТЫ</w:t>
+        <w:t>2 Х</w:t>
+      </w:r>
+      <w:r>
+        <w:rPr>
+          <w:b/>
+          <w:sz w:val="28"/>
+        </w:rPr>
+        <w:t>ОД РАБОТЫ</w:t>
       </w:r>
       <w:bookmarkEnd w:id="3"/>
     </w:p>
@@ -1744,7 +1751,7 @@
         <w:ind w:firstLine="709"/>
       </w:pPr>
       <w:bookmarkStart w:id="4" w:name="_ce8c8db2bd1f021f701413a98bce88b0dc0ff35"/>
-      <w:bookmarkStart w:id="5" w:name="_Toc241940004"/>
+      <w:bookmarkStart w:id="5" w:name="_Toc241941225"/>
       <w:r>
         <w:rPr>
           <w:b/>
@@ -3786,7 +3793,7 @@
         <w:ind w:firstLine="709"/>
       </w:pPr>
       <w:bookmarkStart w:id="6" w:name="_d6b1e0606ccffbfea524c7b8890d7424ae6ef8d"/>
-      <w:bookmarkStart w:id="7" w:name="_Toc241940005"/>
+      <w:bookmarkStart w:id="7" w:name="_Toc241941226"/>
       <w:bookmarkEnd w:id="4"/>
       <w:r>
         <w:rPr>
@@ -8498,7 +8505,7 @@
         <w:ind w:firstLine="709"/>
       </w:pPr>
       <w:bookmarkStart w:id="8" w:name="_7b60cb03201c02c98ad01f5cee41d479977e884"/>
-      <w:bookmarkStart w:id="9" w:name="_Toc241940006"/>
+      <w:bookmarkStart w:id="9" w:name="_Toc241941227"/>
       <w:bookmarkEnd w:id="6"/>
       <w:r>
         <w:rPr>
@@ -8569,7 +8576,7 @@
           <w:sz w:val="28"/>
         </w:rPr>
         <w:drawing>
-          <wp:inline distT="0" distB="0" distL="0" distR="0" wp14:anchorId="12181E52" wp14:editId="424FF0C1">
+          <wp:inline distT="0" distB="0" distL="0" distR="0" wp14:anchorId="54E8090D" wp14:editId="64B02C9C">
             <wp:extent cx="5334000" cy="3382536"/>
             <wp:effectExtent l="0" t="0" r="0" b="0"/>
             <wp:docPr id="13" name="Picture"/>
@@ -10884,7 +10891,7 @@
         <w:ind w:firstLine="709"/>
       </w:pPr>
       <w:bookmarkStart w:id="10" w:name="_519d46f9ff7923648cbfef21e26057944381813"/>
-      <w:bookmarkStart w:id="11" w:name="_Toc241940007"/>
+      <w:bookmarkStart w:id="11" w:name="_Toc241941228"/>
       <w:bookmarkEnd w:id="8"/>
       <w:r>
         <w:rPr>
@@ -15718,7 +15725,7 @@
           <w:sz w:val="28"/>
         </w:rPr>
         <w:drawing>
-          <wp:inline distT="0" distB="0" distL="0" distR="0" wp14:anchorId="0FD3E219" wp14:editId="4E95A595">
+          <wp:inline distT="0" distB="0" distL="0" distR="0" wp14:anchorId="55AC444C" wp14:editId="4CC4F977">
             <wp:extent cx="5334000" cy="3122341"/>
             <wp:effectExtent l="0" t="0" r="0" b="0"/>
             <wp:docPr id="17" name="Picture"/>
@@ -16697,7 +16704,7 @@
         <w:ind w:firstLine="709"/>
       </w:pPr>
       <w:bookmarkStart w:id="12" w:name="_ccc7c944b68a9100d34a943bc02da4feb181aee"/>
-      <w:bookmarkStart w:id="13" w:name="_Toc241940008"/>
+      <w:bookmarkStart w:id="13" w:name="_Toc241941229"/>
       <w:bookmarkEnd w:id="10"/>
       <w:r>
         <w:rPr>
@@ -19806,7 +19813,7 @@
         </w:rPr>
         <w:lastRenderedPageBreak/>
         <w:drawing>
-          <wp:inline distT="0" distB="0" distL="0" distR="0" wp14:anchorId="5DFE306D" wp14:editId="7B94A3A1">
+          <wp:inline distT="0" distB="0" distL="0" distR="0" wp14:anchorId="3BA32C9D" wp14:editId="7DF34977">
             <wp:extent cx="5334000" cy="6114585"/>
             <wp:effectExtent l="0" t="0" r="0" b="0"/>
             <wp:docPr id="21" name="Picture"/>
@@ -20043,7 +20050,7 @@
         </w:rPr>
         <w:lastRenderedPageBreak/>
         <w:drawing>
-          <wp:inline distT="0" distB="0" distL="0" distR="0" wp14:anchorId="1056561F" wp14:editId="5B3295D6">
+          <wp:inline distT="0" distB="0" distL="0" distR="0" wp14:anchorId="7956508A" wp14:editId="7F5CB723">
             <wp:extent cx="5334000" cy="9610810"/>
             <wp:effectExtent l="0" t="0" r="0" b="0"/>
             <wp:docPr id="24" name="Picture"/>
@@ -20283,7 +20290,7 @@
         </w:rPr>
         <w:lastRenderedPageBreak/>
         <w:drawing>
-          <wp:inline distT="0" distB="0" distL="0" distR="0" wp14:anchorId="3EAB23E2" wp14:editId="468C7995">
+          <wp:inline distT="0" distB="0" distL="0" distR="0" wp14:anchorId="22EAC768" wp14:editId="23F0A6D7">
             <wp:extent cx="5334000" cy="12458978"/>
             <wp:effectExtent l="0" t="0" r="0" b="0"/>
             <wp:docPr id="27" name="Picture"/>
@@ -20496,7 +20503,7 @@
           <w:sz w:val="28"/>
         </w:rPr>
         <w:drawing>
-          <wp:inline distT="0" distB="0" distL="0" distR="0" wp14:anchorId="162112DC" wp14:editId="0DDD5193">
+          <wp:inline distT="0" distB="0" distL="0" distR="0" wp14:anchorId="623D5993" wp14:editId="66A24394">
             <wp:extent cx="5334000" cy="5926666"/>
             <wp:effectExtent l="0" t="0" r="0" b="0"/>
             <wp:docPr id="30" name="Picture"/>
@@ -20755,7 +20762,7 @@
           <w:sz w:val="28"/>
         </w:rPr>
         <w:drawing>
-          <wp:inline distT="0" distB="0" distL="0" distR="0" wp14:anchorId="7E8F2B19" wp14:editId="55754ED9">
+          <wp:inline distT="0" distB="0" distL="0" distR="0" wp14:anchorId="7A07632C" wp14:editId="08748A18">
             <wp:extent cx="5334000" cy="3343751"/>
             <wp:effectExtent l="0" t="0" r="0" b="0"/>
             <wp:docPr id="33" name="Picture"/>
@@ -20919,10 +20926,10 @@
         <w:tblLook w:val="0020" w:firstRow="1" w:lastRow="0" w:firstColumn="0" w:lastColumn="0" w:noHBand="0" w:noVBand="0"/>
       </w:tblPr>
       <w:tblGrid>
-        <w:gridCol w:w="1247"/>
-        <w:gridCol w:w="3008"/>
-        <w:gridCol w:w="1226"/>
-        <w:gridCol w:w="3874"/>
+        <w:gridCol w:w="1612"/>
+        <w:gridCol w:w="3300"/>
+        <w:gridCol w:w="1206"/>
+        <w:gridCol w:w="3237"/>
       </w:tblGrid>
       <w:tr>
         <w:trPr>
@@ -20933,7 +20940,7 @@
         </w:trPr>
         <w:tc>
           <w:tcPr>
-            <w:tcW w:w="1246" w:type="dxa"/>
+            <w:tcW w:w="1612" w:type="dxa"/>
             <w:vAlign w:val="center"/>
           </w:tcPr>
           <w:p>
@@ -20961,7 +20968,7 @@
         </w:tc>
         <w:tc>
           <w:tcPr>
-            <w:tcW w:w="3008" w:type="dxa"/>
+            <w:tcW w:w="3300" w:type="dxa"/>
             <w:vAlign w:val="center"/>
           </w:tcPr>
           <w:p>
@@ -20981,7 +20988,7 @@
         </w:tc>
         <w:tc>
           <w:tcPr>
-            <w:tcW w:w="1226" w:type="dxa"/>
+            <w:tcW w:w="1206" w:type="dxa"/>
             <w:vAlign w:val="center"/>
           </w:tcPr>
           <w:p>
@@ -21001,7 +21008,7 @@
         </w:tc>
         <w:tc>
           <w:tcPr>
-            <w:tcW w:w="3874" w:type="dxa"/>
+            <w:tcW w:w="3237" w:type="dxa"/>
             <w:vAlign w:val="center"/>
           </w:tcPr>
           <w:p>
@@ -21027,7 +21034,7 @@
         </w:trPr>
         <w:tc>
           <w:tcPr>
-            <w:tcW w:w="1246" w:type="dxa"/>
+            <w:tcW w:w="1612" w:type="dxa"/>
             <w:vAlign w:val="center"/>
           </w:tcPr>
           <w:p>
@@ -21047,7 +21054,7 @@
         </w:tc>
         <w:tc>
           <w:tcPr>
-            <w:tcW w:w="3008" w:type="dxa"/>
+            <w:tcW w:w="3300" w:type="dxa"/>
             <w:vAlign w:val="center"/>
           </w:tcPr>
           <w:p>
@@ -21073,7 +21080,7 @@
         </w:tc>
         <w:tc>
           <w:tcPr>
-            <w:tcW w:w="1226" w:type="dxa"/>
+            <w:tcW w:w="1206" w:type="dxa"/>
             <w:vAlign w:val="center"/>
           </w:tcPr>
           <w:p>
@@ -21092,7 +21099,7 @@
         </w:tc>
         <w:tc>
           <w:tcPr>
-            <w:tcW w:w="3874" w:type="dxa"/>
+            <w:tcW w:w="3237" w:type="dxa"/>
             <w:vAlign w:val="center"/>
           </w:tcPr>
           <w:p>
@@ -21130,7 +21137,7 @@
         </w:trPr>
         <w:tc>
           <w:tcPr>
-            <w:tcW w:w="1246" w:type="dxa"/>
+            <w:tcW w:w="1612" w:type="dxa"/>
             <w:vAlign w:val="center"/>
           </w:tcPr>
           <w:p>
@@ -21150,7 +21157,7 @@
         </w:tc>
         <w:tc>
           <w:tcPr>
-            <w:tcW w:w="3008" w:type="dxa"/>
+            <w:tcW w:w="3300" w:type="dxa"/>
             <w:vAlign w:val="center"/>
           </w:tcPr>
           <w:p>
@@ -21176,7 +21183,7 @@
         </w:tc>
         <w:tc>
           <w:tcPr>
-            <w:tcW w:w="1226" w:type="dxa"/>
+            <w:tcW w:w="1206" w:type="dxa"/>
             <w:vAlign w:val="center"/>
           </w:tcPr>
           <w:p>
@@ -21195,7 +21202,7 @@
         </w:tc>
         <w:tc>
           <w:tcPr>
-            <w:tcW w:w="3874" w:type="dxa"/>
+            <w:tcW w:w="3237" w:type="dxa"/>
             <w:vAlign w:val="center"/>
           </w:tcPr>
           <w:p>
@@ -21220,7 +21227,7 @@
         </w:trPr>
         <w:tc>
           <w:tcPr>
-            <w:tcW w:w="1246" w:type="dxa"/>
+            <w:tcW w:w="1612" w:type="dxa"/>
             <w:vAlign w:val="center"/>
           </w:tcPr>
           <w:p>
@@ -21240,7 +21247,7 @@
         </w:tc>
         <w:tc>
           <w:tcPr>
-            <w:tcW w:w="3008" w:type="dxa"/>
+            <w:tcW w:w="3300" w:type="dxa"/>
             <w:vAlign w:val="center"/>
           </w:tcPr>
           <w:p>
@@ -21266,7 +21273,7 @@
         </w:tc>
         <w:tc>
           <w:tcPr>
-            <w:tcW w:w="1226" w:type="dxa"/>
+            <w:tcW w:w="1206" w:type="dxa"/>
             <w:vAlign w:val="center"/>
           </w:tcPr>
           <w:p>
@@ -21285,7 +21292,7 @@
         </w:tc>
         <w:tc>
           <w:tcPr>
-            <w:tcW w:w="3874" w:type="dxa"/>
+            <w:tcW w:w="3237" w:type="dxa"/>
             <w:vAlign w:val="center"/>
           </w:tcPr>
           <w:p>
@@ -21323,26 +21330,33 @@
         </w:trPr>
         <w:tc>
           <w:tcPr>
-            <w:tcW w:w="1246" w:type="dxa"/>
-            <w:vAlign w:val="center"/>
-          </w:tcPr>
-          <w:p>
-            <w:pPr>
-              <w:pStyle w:val="Compact"/>
-              <w:spacing w:before="0" w:after="0" w:line="280" w:lineRule="exact"/>
-              <w:jc w:val="center"/>
-            </w:pPr>
-            <w:r>
-              <w:rPr>
-                <w:sz w:val="24"/>
-              </w:rPr>
-              <w:t>нет страницы</w:t>
-            </w:r>
-          </w:p>
-        </w:tc>
-        <w:tc>
-          <w:tcPr>
-            <w:tcW w:w="3008" w:type="dxa"/>
+            <w:tcW w:w="1612" w:type="dxa"/>
+            <w:vAlign w:val="center"/>
+          </w:tcPr>
+          <w:p>
+            <w:pPr>
+              <w:pStyle w:val="Compact"/>
+              <w:spacing w:before="0" w:after="0" w:line="280" w:lineRule="exact"/>
+              <w:jc w:val="center"/>
+            </w:pPr>
+            <w:r>
+              <w:rPr>
+                <w:i/>
+                <w:sz w:val="24"/>
+              </w:rPr>
+              <w:t>Pricing</w:t>
+            </w:r>
+            <w:r>
+              <w:rPr>
+                <w:sz w:val="24"/>
+              </w:rPr>
+              <w:t xml:space="preserve"> (добавлена)</w:t>
+            </w:r>
+          </w:p>
+        </w:tc>
+        <w:tc>
+          <w:tcPr>
+            <w:tcW w:w="3300" w:type="dxa"/>
             <w:vAlign w:val="center"/>
           </w:tcPr>
           <w:p>
@@ -21368,59 +21382,39 @@
         </w:tc>
         <w:tc>
           <w:tcPr>
-            <w:tcW w:w="1226" w:type="dxa"/>
-            <w:vAlign w:val="center"/>
-          </w:tcPr>
-          <w:p>
-            <w:pPr>
-              <w:pStyle w:val="Compact"/>
-              <w:spacing w:before="0" w:after="0" w:line="280" w:lineRule="exact"/>
-              <w:jc w:val="center"/>
-            </w:pPr>
-            <w:r>
-              <w:rPr>
-                <w:sz w:val="24"/>
-              </w:rPr>
-              <w:t>не покрыто</w:t>
-            </w:r>
-          </w:p>
-        </w:tc>
-        <w:tc>
-          <w:tcPr>
-            <w:tcW w:w="3874" w:type="dxa"/>
-            <w:vAlign w:val="center"/>
-          </w:tcPr>
-          <w:p>
-            <w:pPr>
-              <w:pStyle w:val="Compact"/>
-              <w:spacing w:before="0" w:after="0" w:line="280" w:lineRule="exact"/>
-              <w:jc w:val="center"/>
-            </w:pPr>
-            <w:r>
-              <w:rPr>
-                <w:sz w:val="24"/>
-              </w:rPr>
-              <w:t xml:space="preserve">добавить страницу с тарифами </w:t>
-            </w:r>
-            <w:r>
-              <w:rPr>
-                <w:i/>
-                <w:sz w:val="24"/>
-              </w:rPr>
-              <w:t>Free</w:t>
-            </w:r>
-            <w:r>
-              <w:rPr>
-                <w:sz w:val="24"/>
-              </w:rPr>
-              <w:t>, 9, 19, 29 </w:t>
-            </w:r>
-            <w:r>
-              <w:rPr>
-                <w:i/>
-                <w:sz w:val="24"/>
-              </w:rPr>
-              <w:t>EUR</w:t>
+            <w:tcW w:w="1206" w:type="dxa"/>
+            <w:vAlign w:val="center"/>
+          </w:tcPr>
+          <w:p>
+            <w:pPr>
+              <w:pStyle w:val="Compact"/>
+              <w:spacing w:before="0" w:after="0" w:line="280" w:lineRule="exact"/>
+              <w:jc w:val="center"/>
+            </w:pPr>
+            <w:r>
+              <w:rPr>
+                <w:sz w:val="24"/>
+              </w:rPr>
+              <w:t>покрыто</w:t>
+            </w:r>
+          </w:p>
+        </w:tc>
+        <w:tc>
+          <w:tcPr>
+            <w:tcW w:w="3237" w:type="dxa"/>
+            <w:vAlign w:val="center"/>
+          </w:tcPr>
+          <w:p>
+            <w:pPr>
+              <w:pStyle w:val="Compact"/>
+              <w:spacing w:before="0" w:after="0" w:line="280" w:lineRule="exact"/>
+              <w:jc w:val="center"/>
+            </w:pPr>
+            <w:r>
+              <w:rPr>
+                <w:sz w:val="24"/>
+              </w:rPr>
+              <w:t>лимиты тарифов иллюстративные, уточнить по продукту</w:t>
             </w:r>
           </w:p>
         </w:tc>
@@ -21432,26 +21426,7 @@
         </w:trPr>
         <w:tc>
           <w:tcPr>
-            <w:tcW w:w="1246" w:type="dxa"/>
-            <w:vAlign w:val="center"/>
-          </w:tcPr>
-          <w:p>
-            <w:pPr>
-              <w:pStyle w:val="Compact"/>
-              <w:spacing w:before="0" w:after="0" w:line="280" w:lineRule="exact"/>
-              <w:jc w:val="center"/>
-            </w:pPr>
-            <w:r>
-              <w:rPr>
-                <w:sz w:val="24"/>
-              </w:rPr>
-              <w:t>нет страницы</w:t>
-            </w:r>
-          </w:p>
-        </w:tc>
-        <w:tc>
-          <w:tcPr>
-            <w:tcW w:w="3008" w:type="dxa"/>
+            <w:tcW w:w="1612" w:type="dxa"/>
             <w:vAlign w:val="center"/>
           </w:tcPr>
           <w:p>
@@ -21484,6 +21459,95 @@
               <w:rPr>
                 <w:sz w:val="24"/>
               </w:rPr>
+              <w:t xml:space="preserve"> (добавлены)</w:t>
+            </w:r>
+          </w:p>
+        </w:tc>
+        <w:tc>
+          <w:tcPr>
+            <w:tcW w:w="3300" w:type="dxa"/>
+            <w:vAlign w:val="center"/>
+          </w:tcPr>
+          <w:p>
+            <w:pPr>
+              <w:pStyle w:val="Compact"/>
+              <w:spacing w:before="0" w:after="0" w:line="280" w:lineRule="exact"/>
+              <w:jc w:val="center"/>
+            </w:pPr>
+            <w:r>
+              <w:rPr>
+                <w:sz w:val="24"/>
+              </w:rPr>
+              <w:t>Загрузка файла, список находок, карточка находки с доказательством, отчет</w:t>
+            </w:r>
+          </w:p>
+        </w:tc>
+        <w:tc>
+          <w:tcPr>
+            <w:tcW w:w="1206" w:type="dxa"/>
+            <w:vAlign w:val="center"/>
+          </w:tcPr>
+          <w:p>
+            <w:pPr>
+              <w:pStyle w:val="Compact"/>
+              <w:spacing w:before="0" w:after="0" w:line="280" w:lineRule="exact"/>
+              <w:jc w:val="center"/>
+            </w:pPr>
+            <w:r>
+              <w:rPr>
+                <w:sz w:val="24"/>
+              </w:rPr>
+              <w:t>покрыто</w:t>
+            </w:r>
+          </w:p>
+        </w:tc>
+        <w:tc>
+          <w:tcPr>
+            <w:tcW w:w="3237" w:type="dxa"/>
+            <w:vAlign w:val="center"/>
+          </w:tcPr>
+          <w:p>
+            <w:pPr>
+              <w:pStyle w:val="Compact"/>
+              <w:spacing w:before="0" w:after="0" w:line="280" w:lineRule="exact"/>
+              <w:jc w:val="center"/>
+            </w:pPr>
+            <w:r>
+              <w:rPr>
+                <w:sz w:val="24"/>
+              </w:rPr>
+              <w:t>заменить демо-данные реальными результатами движка</w:t>
+            </w:r>
+          </w:p>
+        </w:tc>
+      </w:tr>
+      <w:tr>
+        <w:trPr>
+          <w:cantSplit/>
+          <w:jc w:val="center"/>
+        </w:trPr>
+        <w:tc>
+          <w:tcPr>
+            <w:tcW w:w="1612" w:type="dxa"/>
+            <w:vAlign w:val="center"/>
+          </w:tcPr>
+          <w:p>
+            <w:pPr>
+              <w:pStyle w:val="Compact"/>
+              <w:spacing w:before="0" w:after="0" w:line="280" w:lineRule="exact"/>
+              <w:jc w:val="center"/>
+            </w:pPr>
+            <w:r>
+              <w:rPr>
+                <w:i/>
+                <w:sz w:val="24"/>
+              </w:rPr>
+              <w:t>U-006</w:t>
+            </w:r>
+            <w:r>
+              <w:rPr>
+                <w:sz w:val="24"/>
+              </w:rPr>
               <w:t xml:space="preserve">, </w:t>
             </w:r>
             <w:r>
@@ -21497,45 +21561,160 @@
               <w:rPr>
                 <w:sz w:val="24"/>
               </w:rPr>
-              <w:t xml:space="preserve"> экраны приложения</w:t>
-            </w:r>
-          </w:p>
-        </w:tc>
-        <w:tc>
-          <w:tcPr>
-            <w:tcW w:w="1226" w:type="dxa"/>
-            <w:vAlign w:val="center"/>
-          </w:tcPr>
-          <w:p>
-            <w:pPr>
-              <w:pStyle w:val="Compact"/>
-              <w:spacing w:before="0" w:after="0" w:line="280" w:lineRule="exact"/>
-              <w:jc w:val="center"/>
-            </w:pPr>
-            <w:r>
-              <w:rPr>
-                <w:sz w:val="24"/>
-              </w:rPr>
-              <w:t>не покрыто</w:t>
-            </w:r>
-          </w:p>
-        </w:tc>
-        <w:tc>
-          <w:tcPr>
-            <w:tcW w:w="3874" w:type="dxa"/>
-            <w:vAlign w:val="center"/>
-          </w:tcPr>
-          <w:p>
-            <w:pPr>
-              <w:pStyle w:val="Compact"/>
-              <w:spacing w:before="0" w:after="0" w:line="280" w:lineRule="exact"/>
-              <w:jc w:val="center"/>
-            </w:pPr>
-            <w:r>
-              <w:rPr>
-                <w:sz w:val="24"/>
-              </w:rPr>
-              <w:t>собрать кликабельный путь «загрузка - результат - карточка - отчет - оплата» по схемам</w:t>
+              <w:t xml:space="preserve"> (добавлены)</w:t>
+            </w:r>
+          </w:p>
+        </w:tc>
+        <w:tc>
+          <w:tcPr>
+            <w:tcW w:w="3300" w:type="dxa"/>
+            <w:vAlign w:val="center"/>
+          </w:tcPr>
+          <w:p>
+            <w:pPr>
+              <w:pStyle w:val="Compact"/>
+              <w:spacing w:before="0" w:after="0" w:line="280" w:lineRule="exact"/>
+              <w:jc w:val="center"/>
+            </w:pPr>
+            <w:r>
+              <w:rPr>
+                <w:sz w:val="24"/>
+              </w:rPr>
+              <w:t>Регистрация и оплата</w:t>
+            </w:r>
+          </w:p>
+        </w:tc>
+        <w:tc>
+          <w:tcPr>
+            <w:tcW w:w="1206" w:type="dxa"/>
+            <w:vAlign w:val="center"/>
+          </w:tcPr>
+          <w:p>
+            <w:pPr>
+              <w:pStyle w:val="Compact"/>
+              <w:spacing w:before="0" w:after="0" w:line="280" w:lineRule="exact"/>
+              <w:jc w:val="center"/>
+            </w:pPr>
+            <w:r>
+              <w:rPr>
+                <w:sz w:val="24"/>
+              </w:rPr>
+              <w:t>покрыто</w:t>
+            </w:r>
+          </w:p>
+        </w:tc>
+        <w:tc>
+          <w:tcPr>
+            <w:tcW w:w="3237" w:type="dxa"/>
+            <w:vAlign w:val="center"/>
+          </w:tcPr>
+          <w:p>
+            <w:pPr>
+              <w:pStyle w:val="Compact"/>
+              <w:spacing w:before="0" w:after="0" w:line="280" w:lineRule="exact"/>
+              <w:jc w:val="center"/>
+            </w:pPr>
+            <w:r>
+              <w:rPr>
+                <w:sz w:val="24"/>
+              </w:rPr>
+              <w:t>подключить провайдера оплаты после выбора</w:t>
+            </w:r>
+          </w:p>
+        </w:tc>
+      </w:tr>
+      <w:tr>
+        <w:trPr>
+          <w:cantSplit/>
+          <w:jc w:val="center"/>
+        </w:trPr>
+        <w:tc>
+          <w:tcPr>
+            <w:tcW w:w="1612" w:type="dxa"/>
+            <w:vAlign w:val="center"/>
+          </w:tcPr>
+          <w:p>
+            <w:pPr>
+              <w:pStyle w:val="Compact"/>
+              <w:spacing w:before="0" w:after="0" w:line="280" w:lineRule="exact"/>
+              <w:jc w:val="center"/>
+            </w:pPr>
+            <w:r>
+              <w:rPr>
+                <w:i/>
+                <w:sz w:val="24"/>
+              </w:rPr>
+              <w:lastRenderedPageBreak/>
+              <w:t>U-009</w:t>
+            </w:r>
+            <w:r>
+              <w:rPr>
+                <w:sz w:val="24"/>
+              </w:rPr>
+              <w:t xml:space="preserve"> (добавлена)</w:t>
+            </w:r>
+          </w:p>
+        </w:tc>
+        <w:tc>
+          <w:tcPr>
+            <w:tcW w:w="3300" w:type="dxa"/>
+            <w:vAlign w:val="center"/>
+          </w:tcPr>
+          <w:p>
+            <w:pPr>
+              <w:pStyle w:val="Compact"/>
+              <w:spacing w:before="0" w:after="0" w:line="280" w:lineRule="exact"/>
+              <w:jc w:val="center"/>
+            </w:pPr>
+            <w:r>
+              <w:rPr>
+                <w:sz w:val="24"/>
+              </w:rPr>
+              <w:t>Безопас</w:t>
+            </w:r>
+            <w:r>
+              <w:rPr>
+                <w:sz w:val="24"/>
+              </w:rPr>
+              <w:t>ность и политика данных</w:t>
+            </w:r>
+          </w:p>
+        </w:tc>
+        <w:tc>
+          <w:tcPr>
+            <w:tcW w:w="1206" w:type="dxa"/>
+            <w:vAlign w:val="center"/>
+          </w:tcPr>
+          <w:p>
+            <w:pPr>
+              <w:pStyle w:val="Compact"/>
+              <w:spacing w:before="0" w:after="0" w:line="280" w:lineRule="exact"/>
+              <w:jc w:val="center"/>
+            </w:pPr>
+            <w:r>
+              <w:rPr>
+                <w:sz w:val="24"/>
+              </w:rPr>
+              <w:t>покрыто</w:t>
+            </w:r>
+          </w:p>
+        </w:tc>
+        <w:tc>
+          <w:tcPr>
+            <w:tcW w:w="3237" w:type="dxa"/>
+            <w:vAlign w:val="center"/>
+          </w:tcPr>
+          <w:p>
+            <w:pPr>
+              <w:pStyle w:val="Compact"/>
+              <w:spacing w:before="0" w:after="0" w:line="280" w:lineRule="exact"/>
+              <w:jc w:val="center"/>
+            </w:pPr>
+            <w:r>
+              <w:rPr>
+                <w:sz w:val="24"/>
+              </w:rPr>
+              <w:t>сверить сроки хранения с политикой конфиденциальности</w:t>
             </w:r>
           </w:p>
         </w:tc>
@@ -21552,20 +21731,52 @@
         <w:rPr>
           <w:sz w:val="28"/>
         </w:rPr>
-        <w:t>Прототип закрывает маркетинговую часть пути (вход, объяснение продукта, контакт), но не экраны приложения и тарифы. Вывод: подтверждена визуальная система и каркас сайт</w:t>
-      </w:r>
-      <w:r>
-        <w:rPr>
-          <w:sz w:val="28"/>
-        </w:rPr>
-        <w:t xml:space="preserve">а, а интерфейсное покрытие </w:t>
-      </w:r>
-      <w:r>
-        <w:rPr>
-          <w:sz w:val="28"/>
-        </w:rPr>
-        <w:lastRenderedPageBreak/>
-        <w:t>80 % относится к схемам, а не к прототипу; доработки перечислены в приложении Б.</w:t>
+        <w:t>Исходный прототип закрывал маркетинговую часть пути (вход, объяснение продукта, контакт); по решению студентки он дополнен семью макетами в том же стиле: тарифы, загрузк</w:t>
+      </w:r>
+      <w:r>
+        <w:rPr>
+          <w:sz w:val="28"/>
+        </w:rPr>
+        <w:t>а файла, список находок, карточка находки, отчет, регистрация, оплата и безопасность. Теперь макетами покрыты 9 единиц первой версии (</w:t>
+      </w:r>
+      <w:r>
+        <w:rPr>
+          <w:i/>
+          <w:sz w:val="28"/>
+        </w:rPr>
+        <w:t>U-001</w:t>
+      </w:r>
+      <w:r>
+        <w:rPr>
+          <w:sz w:val="28"/>
+        </w:rPr>
+        <w:t>…</w:t>
+      </w:r>
+      <w:r>
+        <w:rPr>
+          <w:i/>
+          <w:sz w:val="28"/>
+        </w:rPr>
+        <w:t>U-009</w:t>
+      </w:r>
+      <w:r>
+        <w:rPr>
+          <w:sz w:val="28"/>
+        </w:rPr>
+        <w:t xml:space="preserve">), оставшиеся единицы </w:t>
+      </w:r>
+      <w:r>
+        <w:rPr>
+          <w:i/>
+          <w:sz w:val="28"/>
+        </w:rPr>
+        <w:t>P2-P3</w:t>
+      </w:r>
+      <w:r>
+        <w:rPr>
+          <w:sz w:val="28"/>
+        </w:rPr>
+        <w:t xml:space="preserve"> в прототип не входят.</w:t>
       </w:r>
     </w:p>
     <w:p>
@@ -21579,7 +21790,13 @@
         <w:rPr>
           <w:sz w:val="28"/>
         </w:rPr>
-        <w:t>Наблюдение: тексты прототипа описывают универсального агента для текстового редактора («</w:t>
+        <w:t xml:space="preserve">Наблюдение: тексты прототипа описывают </w:t>
+      </w:r>
+      <w:r>
+        <w:rPr>
+          <w:sz w:val="28"/>
+        </w:rPr>
+        <w:t>универсального агента для текстового редактора («</w:t>
       </w:r>
       <w:r>
         <w:rPr>
@@ -21677,40 +21894,35 @@
           <w:i/>
           <w:sz w:val="28"/>
         </w:rPr>
-        <w:t>Exce</w:t>
-      </w:r>
-      <w:r>
-        <w:rPr>
-          <w:i/>
-          <w:sz w:val="28"/>
-        </w:rPr>
-        <w:t>l</w:t>
-      </w:r>
-      <w:r>
-        <w:rPr>
-          <w:sz w:val="28"/>
-        </w:rPr>
-        <w:t>-моделей с доказательством находок. Для согласования с ценностным предложением раздела 2.1 заголовок и примеры страниц нужно переписать под аудит таблиц; это зафиксировано как доработка прототипа.</w:t>
+        <w:t>Excel</w:t>
+      </w:r>
+      <w:r>
+        <w:rPr>
+          <w:sz w:val="28"/>
+        </w:rPr>
+        <w:t xml:space="preserve">-моделей с доказательством находок. Для согласования с ценностным предложением раздела 2.1 заголовок и примеры страниц нужно переписать под аудит </w:t>
+      </w:r>
+      <w:r>
+        <w:rPr>
+          <w:sz w:val="28"/>
+        </w:rPr>
+        <w:t>таблиц; это зафиксировано как доработка прототипа.</w:t>
       </w:r>
     </w:p>
     <w:p>
       <w:pPr>
-        <w:pStyle w:val="2"/>
+        <w:pStyle w:val="3"/>
         <w:spacing w:before="360" w:after="360" w:line="360" w:lineRule="exact"/>
         <w:ind w:firstLine="709"/>
       </w:pPr>
-      <w:bookmarkStart w:id="15" w:name="_fc51781abcc4857bf621eab6b8861ea54729fed"/>
-      <w:bookmarkStart w:id="16" w:name="_Toc241940009"/>
+      <w:bookmarkStart w:id="15" w:name="_fd35d2249183a94370663f89ec459ddbf2323b4"/>
       <w:bookmarkEnd w:id="14"/>
-      <w:bookmarkEnd w:id="12"/>
       <w:r>
         <w:rPr>
           <w:b/>
-          <w:sz w:val="28"/>
-        </w:rPr>
-        <w:t>2.6 Деление разработки на релизы</w:t>
-      </w:r>
-      <w:bookmarkEnd w:id="16"/>
+        </w:rPr>
+        <w:t>2.5.2 Дополнительные макеты приложения и тарифов</w:t>
+      </w:r>
     </w:p>
     <w:p>
       <w:pPr>
@@ -21723,19 +21935,332 @@
         <w:rPr>
           <w:sz w:val="28"/>
         </w:rPr>
-        <w:t>Методика [5] оценивает 24</w:t>
-      </w:r>
-      <w:r>
-        <w:rPr>
-          <w:sz w:val="28"/>
-        </w:rPr>
-        <w:t xml:space="preserve"> единицы разработки по десяти показателям и относит их к первому релизу, следующим релизам или к гипотезам. Единица попадает в первый релиз, если она связана с ценностным предложением, доходом, доказательна и ее потеря критична, либо если балл первого рели</w:t>
-      </w:r>
-      <w:r>
-        <w:rPr>
-          <w:sz w:val="28"/>
-        </w:rPr>
-        <w:t>за не ниже 3,7.</w:t>
+        <w:t xml:space="preserve">Дополнительные макеты созданы в том же файле </w:t>
+      </w:r>
+      <w:r>
+        <w:rPr>
+          <w:i/>
+          <w:sz w:val="28"/>
+        </w:rPr>
+        <w:t>Figma</w:t>
+      </w:r>
+      <w:r>
+        <w:rPr>
+          <w:sz w:val="28"/>
+        </w:rPr>
+        <w:t xml:space="preserve"> рядом с исходными страницами (в тех же цветах, шрифтах </w:t>
+      </w:r>
+      <w:r>
+        <w:rPr>
+          <w:i/>
+          <w:sz w:val="28"/>
+        </w:rPr>
+        <w:t>JetBrains</w:t>
+      </w:r>
+      <w:r>
+        <w:rPr>
+          <w:sz w:val="28"/>
+        </w:rPr>
+        <w:t xml:space="preserve"> </w:t>
+      </w:r>
+      <w:r>
+        <w:rPr>
+          <w:i/>
+          <w:sz w:val="28"/>
+        </w:rPr>
+        <w:t>Mono</w:t>
+      </w:r>
+      <w:r>
+        <w:rPr>
+          <w:sz w:val="28"/>
+        </w:rPr>
+        <w:t xml:space="preserve"> и </w:t>
+      </w:r>
+      <w:r>
+        <w:rPr>
+          <w:i/>
+          <w:sz w:val="28"/>
+        </w:rPr>
+        <w:t>Chivo</w:t>
+      </w:r>
+      <w:r>
+        <w:rPr>
+          <w:sz w:val="28"/>
+        </w:rPr>
+        <w:t xml:space="preserve">, с квадратными углами и тонкими рамками), шапка и подвал на страницах сайта скопированы из исходного макета. Исходные кадры </w:t>
+      </w:r>
+      <w:r>
+        <w:rPr>
+          <w:i/>
+          <w:sz w:val="28"/>
+        </w:rPr>
+        <w:t>Home</w:t>
+      </w:r>
+      <w:r>
+        <w:rPr>
+          <w:sz w:val="28"/>
+        </w:rPr>
+        <w:t xml:space="preserve">, </w:t>
+      </w:r>
+      <w:r>
+        <w:rPr>
+          <w:i/>
+          <w:sz w:val="28"/>
+        </w:rPr>
+        <w:t>Product</w:t>
+      </w:r>
+      <w:r>
+        <w:rPr>
+          <w:sz w:val="28"/>
+        </w:rPr>
+        <w:t xml:space="preserve">, </w:t>
+      </w:r>
+      <w:r>
+        <w:rPr>
+          <w:i/>
+          <w:sz w:val="28"/>
+        </w:rPr>
+        <w:t>Contact</w:t>
+      </w:r>
+      <w:r>
+        <w:rPr>
+          <w:sz w:val="28"/>
+        </w:rPr>
+        <w:t xml:space="preserve"> и </w:t>
+      </w:r>
+      <w:r>
+        <w:rPr>
+          <w:i/>
+          <w:sz w:val="28"/>
+        </w:rPr>
+        <w:t>Elements</w:t>
+      </w:r>
+      <w:r>
+        <w:rPr>
+          <w:sz w:val="28"/>
+        </w:rPr>
+        <w:t xml:space="preserve"> не изменялись. Новы</w:t>
+      </w:r>
+      <w:r>
+        <w:rPr>
+          <w:sz w:val="28"/>
+        </w:rPr>
+        <w:t xml:space="preserve">е кадры расположены справа: </w:t>
+      </w:r>
+      <w:r>
+        <w:rPr>
+          <w:i/>
+          <w:sz w:val="28"/>
+        </w:rPr>
+        <w:t>Pricing</w:t>
+      </w:r>
+      <w:r>
+        <w:rPr>
+          <w:sz w:val="28"/>
+        </w:rPr>
+        <w:t xml:space="preserve">, </w:t>
+      </w:r>
+      <w:r>
+        <w:rPr>
+          <w:i/>
+          <w:sz w:val="28"/>
+        </w:rPr>
+        <w:t>App</w:t>
+      </w:r>
+      <w:r>
+        <w:rPr>
+          <w:sz w:val="28"/>
+        </w:rPr>
+        <w:t xml:space="preserve"> / </w:t>
+      </w:r>
+      <w:r>
+        <w:rPr>
+          <w:i/>
+          <w:sz w:val="28"/>
+        </w:rPr>
+        <w:t>U-002</w:t>
+      </w:r>
+      <w:r>
+        <w:rPr>
+          <w:sz w:val="28"/>
+        </w:rPr>
+        <w:t xml:space="preserve"> … </w:t>
+      </w:r>
+      <w:r>
+        <w:rPr>
+          <w:i/>
+          <w:sz w:val="28"/>
+        </w:rPr>
+        <w:t>U-008</w:t>
+      </w:r>
+      <w:r>
+        <w:rPr>
+          <w:sz w:val="28"/>
+        </w:rPr>
+        <w:t xml:space="preserve"> и </w:t>
+      </w:r>
+      <w:r>
+        <w:rPr>
+          <w:i/>
+          <w:sz w:val="28"/>
+        </w:rPr>
+        <w:t>Site</w:t>
+      </w:r>
+      <w:r>
+        <w:rPr>
+          <w:sz w:val="28"/>
+        </w:rPr>
+        <w:t xml:space="preserve"> / </w:t>
+      </w:r>
+      <w:r>
+        <w:rPr>
+          <w:i/>
+          <w:sz w:val="28"/>
+        </w:rPr>
+        <w:t>U-009</w:t>
+      </w:r>
+      <w:r>
+        <w:rPr>
+          <w:sz w:val="28"/>
+        </w:rPr>
+        <w:t xml:space="preserve">. Кликабельная связь между новыми кадрами: </w:t>
+      </w:r>
+      <w:r>
+        <w:rPr>
+          <w:i/>
+          <w:sz w:val="28"/>
+        </w:rPr>
+        <w:t>Pricing</w:t>
+      </w:r>
+      <w:r>
+        <w:rPr>
+          <w:sz w:val="28"/>
+        </w:rPr>
+        <w:t xml:space="preserve"> (</w:t>
+      </w:r>
+      <w:r>
+        <w:rPr>
+          <w:i/>
+          <w:sz w:val="28"/>
+        </w:rPr>
+        <w:t>Free</w:t>
+      </w:r>
+      <w:r>
+        <w:rPr>
+          <w:sz w:val="28"/>
+        </w:rPr>
+        <w:t>) - регистрация, регистрация - загрузка файла, запуск проверки - список находок, «</w:t>
+      </w:r>
+      <w:r>
+        <w:rPr>
+          <w:i/>
+          <w:sz w:val="28"/>
+        </w:rPr>
+        <w:t>View</w:t>
+      </w:r>
+      <w:r>
+        <w:rPr>
+          <w:sz w:val="28"/>
+        </w:rPr>
+        <w:t xml:space="preserve"> </w:t>
+      </w:r>
+      <w:r>
+        <w:rPr>
+          <w:i/>
+          <w:sz w:val="28"/>
+        </w:rPr>
+        <w:t>proof</w:t>
+      </w:r>
+      <w:r>
+        <w:rPr>
+          <w:sz w:val="28"/>
+        </w:rPr>
+        <w:t>» - карточка находки, «</w:t>
+      </w:r>
+      <w:r>
+        <w:rPr>
+          <w:i/>
+          <w:sz w:val="28"/>
+        </w:rPr>
+        <w:t>Open</w:t>
+      </w:r>
+      <w:r>
+        <w:rPr>
+          <w:sz w:val="28"/>
+        </w:rPr>
+        <w:t xml:space="preserve"> </w:t>
+      </w:r>
+      <w:r>
+        <w:rPr>
+          <w:i/>
+          <w:sz w:val="28"/>
+        </w:rPr>
+        <w:t>full</w:t>
+      </w:r>
+      <w:r>
+        <w:rPr>
+          <w:sz w:val="28"/>
+        </w:rPr>
+        <w:t xml:space="preserve"> </w:t>
+      </w:r>
+      <w:r>
+        <w:rPr>
+          <w:i/>
+          <w:sz w:val="28"/>
+        </w:rPr>
+        <w:t>repo</w:t>
+      </w:r>
+      <w:r>
+        <w:rPr>
+          <w:i/>
+          <w:sz w:val="28"/>
+        </w:rPr>
+        <w:t>rt</w:t>
+      </w:r>
+      <w:r>
+        <w:rPr>
+          <w:sz w:val="28"/>
+        </w:rPr>
+        <w:t xml:space="preserve">» - отчет, </w:t>
+      </w:r>
+      <w:r>
+        <w:rPr>
+          <w:i/>
+          <w:sz w:val="28"/>
+        </w:rPr>
+        <w:t>Pricing</w:t>
+      </w:r>
+      <w:r>
+        <w:rPr>
+          <w:sz w:val="28"/>
+        </w:rPr>
+        <w:t xml:space="preserve"> (</w:t>
+      </w:r>
+      <w:r>
+        <w:rPr>
+          <w:i/>
+          <w:sz w:val="28"/>
+        </w:rPr>
+        <w:t>Pro</w:t>
+      </w:r>
+      <w:r>
+        <w:rPr>
+          <w:sz w:val="28"/>
+        </w:rPr>
+        <w:t>) - оплата. Тексты и числа на макетах (14 находок, 1 985 </w:t>
+      </w:r>
+      <w:r>
+        <w:rPr>
+          <w:i/>
+          <w:sz w:val="28"/>
+        </w:rPr>
+        <w:t>EUR</w:t>
+      </w:r>
+      <w:r>
+        <w:rPr>
+          <w:sz w:val="28"/>
+        </w:rPr>
+        <w:t>, 48 210 ячеек) являются демонстрационными.</w:t>
       </w:r>
     </w:p>
     <w:p>
@@ -21749,7 +22274,1388 @@
         <w:rPr>
           <w:sz w:val="28"/>
         </w:rPr>
-        <w:t>В таблице 18 представлено: состав релизов по единицам разработки.</w:t>
+        <w:t xml:space="preserve">На рисунке 8 показано: обзор файла </w:t>
+      </w:r>
+      <w:r>
+        <w:rPr>
+          <w:i/>
+          <w:sz w:val="28"/>
+        </w:rPr>
+        <w:t>Figma</w:t>
+      </w:r>
+      <w:r>
+        <w:rPr>
+          <w:sz w:val="28"/>
+        </w:rPr>
+        <w:t>: исходные страницы и дополнительные макеты.</w:t>
+      </w:r>
+    </w:p>
+    <w:p>
+      <w:pPr>
+        <w:pStyle w:val="a0"/>
+        <w:keepNext/>
+        <w:spacing w:before="0" w:after="0"/>
+        <w:jc w:val="center"/>
+      </w:pPr>
+      <w:r>
+        <w:rPr>
+          <w:noProof/>
+          <w:sz w:val="28"/>
+        </w:rPr>
+        <w:lastRenderedPageBreak/>
+        <w:drawing>
+          <wp:inline distT="0" distB="0" distL="0" distR="0" wp14:anchorId="79E27EFA" wp14:editId="012E28DF">
+            <wp:extent cx="5334000" cy="2374370"/>
+            <wp:effectExtent l="0" t="0" r="0" b="0"/>
+            <wp:docPr id="37" name="Picture"/>
+            <wp:cNvGraphicFramePr/>
+            <a:graphic xmlns:a="http://schemas.openxmlformats.org/drawingml/2006/main">
+              <a:graphicData uri="http://schemas.openxmlformats.org/drawingml/2006/picture">
+                <pic:pic xmlns:pic="http://schemas.openxmlformats.org/drawingml/2006/picture">
+                  <pic:nvPicPr>
+                    <pic:cNvPr id="38" name="Picture" descr="Скриншоты/figma_ext_00_overview.jpg"/>
+                    <pic:cNvPicPr>
+                      <a:picLocks noChangeAspect="1" noChangeArrowheads="1"/>
+                    </pic:cNvPicPr>
+                  </pic:nvPicPr>
+                  <pic:blipFill>
+                    <a:blip r:embed="rId14"/>
+                    <a:stretch>
+                      <a:fillRect/>
+                    </a:stretch>
+                  </pic:blipFill>
+                  <pic:spPr bwMode="auto">
+                    <a:xfrm>
+                      <a:off x="0" y="0"/>
+                      <a:ext cx="5334000" cy="2374370"/>
+                    </a:xfrm>
+                    <a:prstGeom prst="rect">
+                      <a:avLst/>
+                    </a:prstGeom>
+                    <a:noFill/>
+                    <a:ln w="9525">
+                      <a:noFill/>
+                      <a:headEnd/>
+                      <a:tailEnd/>
+                    </a:ln>
+                  </pic:spPr>
+                </pic:pic>
+              </a:graphicData>
+            </a:graphic>
+          </wp:inline>
+        </w:drawing>
+      </w:r>
+    </w:p>
+    <w:p>
+      <w:pPr>
+        <w:pStyle w:val="a0"/>
+        <w:spacing w:before="0" w:after="0" w:line="360" w:lineRule="exact"/>
+        <w:jc w:val="center"/>
+      </w:pPr>
+      <w:r>
+        <w:rPr>
+          <w:sz w:val="28"/>
+        </w:rPr>
+        <w:t xml:space="preserve">Рисунок 8 – Обзор файла </w:t>
+      </w:r>
+      <w:r>
+        <w:rPr>
+          <w:i/>
+          <w:sz w:val="28"/>
+        </w:rPr>
+        <w:t>Figma</w:t>
+      </w:r>
+      <w:r>
+        <w:rPr>
+          <w:sz w:val="28"/>
+        </w:rPr>
+        <w:t xml:space="preserve">: исходные </w:t>
+      </w:r>
+      <w:r>
+        <w:rPr>
+          <w:sz w:val="28"/>
+        </w:rPr>
+        <w:t>страницы и дополнительные макеты</w:t>
+      </w:r>
+    </w:p>
+    <w:p>
+      <w:pPr>
+        <w:pStyle w:val="a0"/>
+        <w:spacing w:before="0" w:after="0" w:line="360" w:lineRule="exact"/>
+        <w:ind w:firstLine="709"/>
+        <w:jc w:val="both"/>
+      </w:pPr>
+      <w:r>
+        <w:rPr>
+          <w:sz w:val="28"/>
+        </w:rPr>
+        <w:t xml:space="preserve">Слева находятся исходные кадры </w:t>
+      </w:r>
+      <w:r>
+        <w:rPr>
+          <w:i/>
+          <w:sz w:val="28"/>
+        </w:rPr>
+        <w:t>Elements</w:t>
+      </w:r>
+      <w:r>
+        <w:rPr>
+          <w:sz w:val="28"/>
+        </w:rPr>
+        <w:t xml:space="preserve">, </w:t>
+      </w:r>
+      <w:r>
+        <w:rPr>
+          <w:i/>
+          <w:sz w:val="28"/>
+        </w:rPr>
+        <w:t>Home</w:t>
+      </w:r>
+      <w:r>
+        <w:rPr>
+          <w:sz w:val="28"/>
+        </w:rPr>
+        <w:t xml:space="preserve">, </w:t>
+      </w:r>
+      <w:r>
+        <w:rPr>
+          <w:i/>
+          <w:sz w:val="28"/>
+        </w:rPr>
+        <w:t>Product</w:t>
+      </w:r>
+      <w:r>
+        <w:rPr>
+          <w:sz w:val="28"/>
+        </w:rPr>
+        <w:t xml:space="preserve"> и </w:t>
+      </w:r>
+      <w:r>
+        <w:rPr>
+          <w:i/>
+          <w:sz w:val="28"/>
+        </w:rPr>
+        <w:t>Contact</w:t>
+      </w:r>
+      <w:r>
+        <w:rPr>
+          <w:sz w:val="28"/>
+        </w:rPr>
+        <w:t xml:space="preserve">, справа - дополнительные: </w:t>
+      </w:r>
+      <w:r>
+        <w:rPr>
+          <w:i/>
+          <w:sz w:val="28"/>
+        </w:rPr>
+        <w:t>Pricing</w:t>
+      </w:r>
+      <w:r>
+        <w:rPr>
+          <w:sz w:val="28"/>
+        </w:rPr>
+        <w:t xml:space="preserve"> и экраны приложения </w:t>
+      </w:r>
+      <w:r>
+        <w:rPr>
+          <w:i/>
+          <w:sz w:val="28"/>
+        </w:rPr>
+        <w:t>U-002</w:t>
+      </w:r>
+      <w:r>
+        <w:rPr>
+          <w:sz w:val="28"/>
+        </w:rPr>
+        <w:t>…</w:t>
+      </w:r>
+      <w:r>
+        <w:rPr>
+          <w:i/>
+          <w:sz w:val="28"/>
+        </w:rPr>
+        <w:t>U-009</w:t>
+      </w:r>
+      <w:r>
+        <w:rPr>
+          <w:sz w:val="28"/>
+        </w:rPr>
+        <w:t>. Общий обзор показывает единый визуальный стиль и порядок экранов основного пути.</w:t>
+      </w:r>
+    </w:p>
+    <w:p>
+      <w:pPr>
+        <w:pStyle w:val="a0"/>
+        <w:spacing w:before="0" w:after="0" w:line="360" w:lineRule="exact"/>
+        <w:ind w:firstLine="709"/>
+        <w:jc w:val="both"/>
+      </w:pPr>
+      <w:r>
+        <w:rPr>
+          <w:sz w:val="28"/>
+        </w:rPr>
+        <w:t>На рисунке</w:t>
+      </w:r>
+      <w:r>
+        <w:rPr>
+          <w:sz w:val="28"/>
+        </w:rPr>
+        <w:t xml:space="preserve"> 9 показано: макет </w:t>
+      </w:r>
+      <w:r>
+        <w:rPr>
+          <w:i/>
+          <w:sz w:val="28"/>
+        </w:rPr>
+        <w:t>Pricing</w:t>
+      </w:r>
+      <w:r>
+        <w:rPr>
+          <w:sz w:val="28"/>
+        </w:rPr>
+        <w:t xml:space="preserve"> (</w:t>
+      </w:r>
+      <w:r>
+        <w:rPr>
+          <w:i/>
+          <w:sz w:val="28"/>
+        </w:rPr>
+        <w:t>U-007</w:t>
+      </w:r>
+      <w:r>
+        <w:rPr>
+          <w:sz w:val="28"/>
+        </w:rPr>
+        <w:t>): тарифы.</w:t>
+      </w:r>
+    </w:p>
+    <w:p>
+      <w:pPr>
+        <w:pStyle w:val="a0"/>
+        <w:keepNext/>
+        <w:spacing w:before="0" w:after="0"/>
+        <w:jc w:val="center"/>
+      </w:pPr>
+      <w:r>
+        <w:rPr>
+          <w:noProof/>
+          <w:sz w:val="28"/>
+        </w:rPr>
+        <w:lastRenderedPageBreak/>
+        <w:drawing>
+          <wp:inline distT="0" distB="0" distL="0" distR="0" wp14:anchorId="62E2A3CA" wp14:editId="2BB25FBE">
+            <wp:extent cx="5334000" cy="5785249"/>
+            <wp:effectExtent l="0" t="0" r="0" b="0"/>
+            <wp:docPr id="40" name="Picture"/>
+            <wp:cNvGraphicFramePr/>
+            <a:graphic xmlns:a="http://schemas.openxmlformats.org/drawingml/2006/main">
+              <a:graphicData uri="http://schemas.openxmlformats.org/drawingml/2006/picture">
+                <pic:pic xmlns:pic="http://schemas.openxmlformats.org/drawingml/2006/picture">
+                  <pic:nvPicPr>
+                    <pic:cNvPr id="41" name="Picture" descr="Скриншоты/figma_ext_01_U007_pricing.png"/>
+                    <pic:cNvPicPr>
+                      <a:picLocks noChangeAspect="1" noChangeArrowheads="1"/>
+                    </pic:cNvPicPr>
+                  </pic:nvPicPr>
+                  <pic:blipFill>
+                    <a:blip r:embed="rId15"/>
+                    <a:stretch>
+                      <a:fillRect/>
+                    </a:stretch>
+                  </pic:blipFill>
+                  <pic:spPr bwMode="auto">
+                    <a:xfrm>
+                      <a:off x="0" y="0"/>
+                      <a:ext cx="5334000" cy="5785249"/>
+                    </a:xfrm>
+                    <a:prstGeom prst="rect">
+                      <a:avLst/>
+                    </a:prstGeom>
+                    <a:noFill/>
+                    <a:ln w="9525">
+                      <a:noFill/>
+                      <a:headEnd/>
+                      <a:tailEnd/>
+                    </a:ln>
+                  </pic:spPr>
+                </pic:pic>
+              </a:graphicData>
+            </a:graphic>
+          </wp:inline>
+        </w:drawing>
+      </w:r>
+    </w:p>
+    <w:p>
+      <w:pPr>
+        <w:pStyle w:val="a0"/>
+        <w:spacing w:before="0" w:after="0" w:line="360" w:lineRule="exact"/>
+        <w:jc w:val="center"/>
+      </w:pPr>
+      <w:r>
+        <w:rPr>
+          <w:sz w:val="28"/>
+        </w:rPr>
+        <w:t xml:space="preserve">Рисунок 9 – Макет </w:t>
+      </w:r>
+      <w:r>
+        <w:rPr>
+          <w:i/>
+          <w:sz w:val="28"/>
+        </w:rPr>
+        <w:t>Pricing</w:t>
+      </w:r>
+      <w:r>
+        <w:rPr>
+          <w:sz w:val="28"/>
+        </w:rPr>
+        <w:t xml:space="preserve"> (</w:t>
+      </w:r>
+      <w:r>
+        <w:rPr>
+          <w:i/>
+          <w:sz w:val="28"/>
+        </w:rPr>
+        <w:t>U-007</w:t>
+      </w:r>
+      <w:r>
+        <w:rPr>
+          <w:sz w:val="28"/>
+        </w:rPr>
+        <w:t>): тарифы</w:t>
+      </w:r>
+    </w:p>
+    <w:p>
+      <w:pPr>
+        <w:pStyle w:val="a0"/>
+        <w:spacing w:before="0" w:after="0" w:line="360" w:lineRule="exact"/>
+        <w:ind w:firstLine="709"/>
+        <w:jc w:val="both"/>
+      </w:pPr>
+      <w:r>
+        <w:rPr>
+          <w:sz w:val="28"/>
+        </w:rPr>
+        <w:t xml:space="preserve">На странице тарифов четыре карточки: </w:t>
+      </w:r>
+      <w:r>
+        <w:rPr>
+          <w:i/>
+          <w:sz w:val="28"/>
+        </w:rPr>
+        <w:t>Free</w:t>
+      </w:r>
+      <w:r>
+        <w:rPr>
+          <w:sz w:val="28"/>
+        </w:rPr>
+        <w:t xml:space="preserve"> (0 </w:t>
+      </w:r>
+      <w:r>
+        <w:rPr>
+          <w:i/>
+          <w:sz w:val="28"/>
+        </w:rPr>
+        <w:t>EUR</w:t>
+      </w:r>
+      <w:r>
+        <w:rPr>
+          <w:sz w:val="28"/>
+        </w:rPr>
+        <w:t xml:space="preserve">), </w:t>
+      </w:r>
+      <w:r>
+        <w:rPr>
+          <w:i/>
+          <w:sz w:val="28"/>
+        </w:rPr>
+        <w:t>Single</w:t>
+      </w:r>
+      <w:r>
+        <w:rPr>
+          <w:sz w:val="28"/>
+        </w:rPr>
+        <w:t xml:space="preserve"> </w:t>
+      </w:r>
+      <w:r>
+        <w:rPr>
+          <w:i/>
+          <w:sz w:val="28"/>
+        </w:rPr>
+        <w:t>audit</w:t>
+      </w:r>
+      <w:r>
+        <w:rPr>
+          <w:sz w:val="28"/>
+        </w:rPr>
+        <w:t xml:space="preserve"> (9 </w:t>
+      </w:r>
+      <w:r>
+        <w:rPr>
+          <w:i/>
+          <w:sz w:val="28"/>
+        </w:rPr>
+        <w:t>EUR</w:t>
+      </w:r>
+      <w:r>
+        <w:rPr>
+          <w:sz w:val="28"/>
+        </w:rPr>
+        <w:t xml:space="preserve"> за файл), </w:t>
+      </w:r>
+      <w:r>
+        <w:rPr>
+          <w:i/>
+          <w:sz w:val="28"/>
+        </w:rPr>
+        <w:t>Pro</w:t>
+      </w:r>
+      <w:r>
+        <w:rPr>
+          <w:sz w:val="28"/>
+        </w:rPr>
+        <w:t xml:space="preserve"> (19 </w:t>
+      </w:r>
+      <w:r>
+        <w:rPr>
+          <w:i/>
+          <w:sz w:val="28"/>
+        </w:rPr>
+        <w:t>EUR</w:t>
+      </w:r>
+      <w:r>
+        <w:rPr>
+          <w:sz w:val="28"/>
+        </w:rPr>
+        <w:t xml:space="preserve"> в месяц, выделен как популярный) и </w:t>
+      </w:r>
+      <w:r>
+        <w:rPr>
+          <w:i/>
+          <w:sz w:val="28"/>
+        </w:rPr>
+        <w:t>Team</w:t>
+      </w:r>
+      <w:r>
+        <w:rPr>
+          <w:sz w:val="28"/>
+        </w:rPr>
+        <w:t xml:space="preserve"> (29 </w:t>
+      </w:r>
+      <w:r>
+        <w:rPr>
+          <w:i/>
+          <w:sz w:val="28"/>
+        </w:rPr>
+        <w:t>EUR</w:t>
+      </w:r>
+      <w:r>
+        <w:rPr>
+          <w:sz w:val="28"/>
+        </w:rPr>
+        <w:t xml:space="preserve"> за место, помечен как следующий релиз). Тарифы и цены совпадают с ценообразованием ПЗ1 и ЛР2-3, а прозрачная лестница с бесплатным входом реализует зону дифференциации ЛР5.</w:t>
+      </w:r>
+    </w:p>
+    <w:p>
+      <w:pPr>
+        <w:pStyle w:val="a0"/>
+        <w:spacing w:before="0" w:after="0" w:line="360" w:lineRule="exact"/>
+        <w:ind w:firstLine="709"/>
+        <w:jc w:val="both"/>
+      </w:pPr>
+      <w:r>
+        <w:rPr>
+          <w:sz w:val="28"/>
+        </w:rPr>
+        <w:t xml:space="preserve">На рисунке 10 показано: макет </w:t>
+      </w:r>
+      <w:r>
+        <w:rPr>
+          <w:i/>
+          <w:sz w:val="28"/>
+        </w:rPr>
+        <w:t>U-002</w:t>
+      </w:r>
+      <w:r>
+        <w:rPr>
+          <w:sz w:val="28"/>
+        </w:rPr>
+        <w:t>: загрузка файла и запуск проверки.</w:t>
+      </w:r>
+    </w:p>
+    <w:p>
+      <w:pPr>
+        <w:pStyle w:val="a0"/>
+        <w:keepNext/>
+        <w:spacing w:before="0" w:after="0"/>
+        <w:jc w:val="center"/>
+      </w:pPr>
+      <w:r>
+        <w:rPr>
+          <w:noProof/>
+          <w:sz w:val="28"/>
+        </w:rPr>
+        <w:lastRenderedPageBreak/>
+        <w:drawing>
+          <wp:inline distT="0" distB="0" distL="0" distR="0" wp14:anchorId="750FB56A" wp14:editId="76AFA8F4">
+            <wp:extent cx="5334000" cy="3040380"/>
+            <wp:effectExtent l="0" t="0" r="0" b="0"/>
+            <wp:docPr id="43" name="Picture"/>
+            <wp:cNvGraphicFramePr/>
+            <a:graphic xmlns:a="http://schemas.openxmlformats.org/drawingml/2006/main">
+              <a:graphicData uri="http://schemas.openxmlformats.org/drawingml/2006/picture">
+                <pic:pic xmlns:pic="http://schemas.openxmlformats.org/drawingml/2006/picture">
+                  <pic:nvPicPr>
+                    <pic:cNvPr id="44" name="Picture" descr="Скриншоты/figma_ext_02_U002_upload.png"/>
+                    <pic:cNvPicPr>
+                      <a:picLocks noChangeAspect="1" noChangeArrowheads="1"/>
+                    </pic:cNvPicPr>
+                  </pic:nvPicPr>
+                  <pic:blipFill>
+                    <a:blip r:embed="rId16"/>
+                    <a:stretch>
+                      <a:fillRect/>
+                    </a:stretch>
+                  </pic:blipFill>
+                  <pic:spPr bwMode="auto">
+                    <a:xfrm>
+                      <a:off x="0" y="0"/>
+                      <a:ext cx="5334000" cy="3040380"/>
+                    </a:xfrm>
+                    <a:prstGeom prst="rect">
+                      <a:avLst/>
+                    </a:prstGeom>
+                    <a:noFill/>
+                    <a:ln w="9525">
+                      <a:noFill/>
+                      <a:headEnd/>
+                      <a:tailEnd/>
+                    </a:ln>
+                  </pic:spPr>
+                </pic:pic>
+              </a:graphicData>
+            </a:graphic>
+          </wp:inline>
+        </w:drawing>
+      </w:r>
+    </w:p>
+    <w:p>
+      <w:pPr>
+        <w:pStyle w:val="a0"/>
+        <w:spacing w:before="0" w:after="0" w:line="360" w:lineRule="exact"/>
+        <w:jc w:val="center"/>
+      </w:pPr>
+      <w:r>
+        <w:rPr>
+          <w:sz w:val="28"/>
+        </w:rPr>
+        <w:t>Рисунок 1</w:t>
+      </w:r>
+      <w:r>
+        <w:rPr>
+          <w:sz w:val="28"/>
+        </w:rPr>
+        <w:t xml:space="preserve">0 – Макет </w:t>
+      </w:r>
+      <w:r>
+        <w:rPr>
+          <w:i/>
+          <w:sz w:val="28"/>
+        </w:rPr>
+        <w:t>U-002</w:t>
+      </w:r>
+      <w:r>
+        <w:rPr>
+          <w:sz w:val="28"/>
+        </w:rPr>
+        <w:t>: загрузка файла и запуск проверки</w:t>
+      </w:r>
+    </w:p>
+    <w:p>
+      <w:pPr>
+        <w:pStyle w:val="a0"/>
+        <w:spacing w:before="0" w:after="0" w:line="360" w:lineRule="exact"/>
+        <w:ind w:firstLine="709"/>
+        <w:jc w:val="both"/>
+      </w:pPr>
+      <w:r>
+        <w:rPr>
+          <w:sz w:val="28"/>
+        </w:rPr>
+        <w:t>Экран содержит зону загрузки файла, список проверок и пояснение о хранении файла. Путь до запуска проверки занимает два действия: выбрать файл и нажать «</w:t>
+      </w:r>
+      <w:r>
+        <w:rPr>
+          <w:i/>
+          <w:sz w:val="28"/>
+        </w:rPr>
+        <w:t>Run</w:t>
+      </w:r>
+      <w:r>
+        <w:rPr>
+          <w:sz w:val="28"/>
+        </w:rPr>
+        <w:t xml:space="preserve"> </w:t>
+      </w:r>
+      <w:r>
+        <w:rPr>
+          <w:i/>
+          <w:sz w:val="28"/>
+        </w:rPr>
+        <w:t>check</w:t>
+      </w:r>
+      <w:r>
+        <w:rPr>
+          <w:sz w:val="28"/>
+        </w:rPr>
+        <w:t>».</w:t>
+      </w:r>
+    </w:p>
+    <w:p>
+      <w:pPr>
+        <w:pStyle w:val="a0"/>
+        <w:spacing w:before="0" w:after="0" w:line="360" w:lineRule="exact"/>
+        <w:ind w:firstLine="709"/>
+        <w:jc w:val="both"/>
+      </w:pPr>
+      <w:r>
+        <w:rPr>
+          <w:sz w:val="28"/>
+        </w:rPr>
+        <w:t xml:space="preserve">На рисунке 11 показано: макет </w:t>
+      </w:r>
+      <w:r>
+        <w:rPr>
+          <w:i/>
+          <w:sz w:val="28"/>
+        </w:rPr>
+        <w:t>U-003</w:t>
+      </w:r>
+      <w:r>
+        <w:rPr>
+          <w:sz w:val="28"/>
+        </w:rPr>
+        <w:t>: спис</w:t>
+      </w:r>
+      <w:r>
+        <w:rPr>
+          <w:sz w:val="28"/>
+        </w:rPr>
+        <w:t>ок находок.</w:t>
+      </w:r>
+    </w:p>
+    <w:p>
+      <w:pPr>
+        <w:pStyle w:val="a0"/>
+        <w:keepNext/>
+        <w:spacing w:before="0" w:after="0"/>
+        <w:jc w:val="center"/>
+      </w:pPr>
+      <w:r>
+        <w:rPr>
+          <w:noProof/>
+          <w:sz w:val="28"/>
+        </w:rPr>
+        <w:drawing>
+          <wp:inline distT="0" distB="0" distL="0" distR="0" wp14:anchorId="4BF185D0" wp14:editId="0BA74911">
+            <wp:extent cx="5334000" cy="3081866"/>
+            <wp:effectExtent l="0" t="0" r="0" b="0"/>
+            <wp:docPr id="46" name="Picture"/>
+            <wp:cNvGraphicFramePr/>
+            <a:graphic xmlns:a="http://schemas.openxmlformats.org/drawingml/2006/main">
+              <a:graphicData uri="http://schemas.openxmlformats.org/drawingml/2006/picture">
+                <pic:pic xmlns:pic="http://schemas.openxmlformats.org/drawingml/2006/picture">
+                  <pic:nvPicPr>
+                    <pic:cNvPr id="47" name="Picture" descr="Скриншоты/figma_ext_03_U003_results.png"/>
+                    <pic:cNvPicPr>
+                      <a:picLocks noChangeAspect="1" noChangeArrowheads="1"/>
+                    </pic:cNvPicPr>
+                  </pic:nvPicPr>
+                  <pic:blipFill>
+                    <a:blip r:embed="rId17"/>
+                    <a:stretch>
+                      <a:fillRect/>
+                    </a:stretch>
+                  </pic:blipFill>
+                  <pic:spPr bwMode="auto">
+                    <a:xfrm>
+                      <a:off x="0" y="0"/>
+                      <a:ext cx="5334000" cy="3081866"/>
+                    </a:xfrm>
+                    <a:prstGeom prst="rect">
+                      <a:avLst/>
+                    </a:prstGeom>
+                    <a:noFill/>
+                    <a:ln w="9525">
+                      <a:noFill/>
+                      <a:headEnd/>
+                      <a:tailEnd/>
+                    </a:ln>
+                  </pic:spPr>
+                </pic:pic>
+              </a:graphicData>
+            </a:graphic>
+          </wp:inline>
+        </w:drawing>
+      </w:r>
+    </w:p>
+    <w:p>
+      <w:pPr>
+        <w:pStyle w:val="a0"/>
+        <w:spacing w:before="0" w:after="0" w:line="360" w:lineRule="exact"/>
+        <w:jc w:val="center"/>
+      </w:pPr>
+      <w:r>
+        <w:rPr>
+          <w:sz w:val="28"/>
+        </w:rPr>
+        <w:t xml:space="preserve">Рисунок 11 – Макет </w:t>
+      </w:r>
+      <w:r>
+        <w:rPr>
+          <w:i/>
+          <w:sz w:val="28"/>
+        </w:rPr>
+        <w:t>U-003</w:t>
+      </w:r>
+      <w:r>
+        <w:rPr>
+          <w:sz w:val="28"/>
+        </w:rPr>
+        <w:t>: список находок</w:t>
+      </w:r>
+    </w:p>
+    <w:p>
+      <w:pPr>
+        <w:pStyle w:val="a0"/>
+        <w:spacing w:before="0" w:after="0" w:line="360" w:lineRule="exact"/>
+        <w:ind w:firstLine="709"/>
+        <w:jc w:val="both"/>
+      </w:pPr>
+      <w:r>
+        <w:rPr>
+          <w:sz w:val="28"/>
+        </w:rPr>
+        <w:t>Экран показывает сводку по критичности (3 критичных, 6 предупреждений, 5 заметок), долю находок с доказательством движка и таблицу находок с ячейкой, листом и ссылкой «</w:t>
+      </w:r>
+      <w:r>
+        <w:rPr>
+          <w:i/>
+          <w:sz w:val="28"/>
+        </w:rPr>
+        <w:t>View</w:t>
+      </w:r>
+      <w:r>
+        <w:rPr>
+          <w:sz w:val="28"/>
+        </w:rPr>
+        <w:t xml:space="preserve"> </w:t>
+      </w:r>
+      <w:r>
+        <w:rPr>
+          <w:i/>
+          <w:sz w:val="28"/>
+        </w:rPr>
+        <w:t>proof</w:t>
+      </w:r>
+      <w:r>
+        <w:rPr>
+          <w:sz w:val="28"/>
+        </w:rPr>
+        <w:t>». На бесплатном тарифе</w:t>
+      </w:r>
+      <w:r>
+        <w:rPr>
+          <w:sz w:val="28"/>
+        </w:rPr>
+        <w:t xml:space="preserve"> показаны первые пять находок, остальные открываются после оплаты.</w:t>
+      </w:r>
+    </w:p>
+    <w:p>
+      <w:pPr>
+        <w:pStyle w:val="a0"/>
+        <w:spacing w:before="0" w:after="0" w:line="360" w:lineRule="exact"/>
+        <w:ind w:firstLine="709"/>
+        <w:jc w:val="both"/>
+      </w:pPr>
+      <w:r>
+        <w:rPr>
+          <w:sz w:val="28"/>
+        </w:rPr>
+        <w:t xml:space="preserve">На рисунке 12 показано: макет </w:t>
+      </w:r>
+      <w:r>
+        <w:rPr>
+          <w:i/>
+          <w:sz w:val="28"/>
+        </w:rPr>
+        <w:t>U-004</w:t>
+      </w:r>
+      <w:r>
+        <w:rPr>
+          <w:sz w:val="28"/>
+        </w:rPr>
+        <w:t>: карточка находки с доказательством.</w:t>
+      </w:r>
+    </w:p>
+    <w:p>
+      <w:pPr>
+        <w:pStyle w:val="a0"/>
+        <w:keepNext/>
+        <w:spacing w:before="0" w:after="0"/>
+        <w:jc w:val="center"/>
+      </w:pPr>
+      <w:r>
+        <w:rPr>
+          <w:noProof/>
+          <w:sz w:val="28"/>
+        </w:rPr>
+        <w:lastRenderedPageBreak/>
+        <w:drawing>
+          <wp:inline distT="0" distB="0" distL="0" distR="0" wp14:anchorId="2BAAD61D" wp14:editId="53E4CE35">
+            <wp:extent cx="5334000" cy="2592916"/>
+            <wp:effectExtent l="0" t="0" r="0" b="0"/>
+            <wp:docPr id="49" name="Picture"/>
+            <wp:cNvGraphicFramePr/>
+            <a:graphic xmlns:a="http://schemas.openxmlformats.org/drawingml/2006/main">
+              <a:graphicData uri="http://schemas.openxmlformats.org/drawingml/2006/picture">
+                <pic:pic xmlns:pic="http://schemas.openxmlformats.org/drawingml/2006/picture">
+                  <pic:nvPicPr>
+                    <pic:cNvPr id="50" name="Picture" descr="Скриншоты/figma_ext_04_U004_finding.png"/>
+                    <pic:cNvPicPr>
+                      <a:picLocks noChangeAspect="1" noChangeArrowheads="1"/>
+                    </pic:cNvPicPr>
+                  </pic:nvPicPr>
+                  <pic:blipFill>
+                    <a:blip r:embed="rId18"/>
+                    <a:stretch>
+                      <a:fillRect/>
+                    </a:stretch>
+                  </pic:blipFill>
+                  <pic:spPr bwMode="auto">
+                    <a:xfrm>
+                      <a:off x="0" y="0"/>
+                      <a:ext cx="5334000" cy="2592916"/>
+                    </a:xfrm>
+                    <a:prstGeom prst="rect">
+                      <a:avLst/>
+                    </a:prstGeom>
+                    <a:noFill/>
+                    <a:ln w="9525">
+                      <a:noFill/>
+                      <a:headEnd/>
+                      <a:tailEnd/>
+                    </a:ln>
+                  </pic:spPr>
+                </pic:pic>
+              </a:graphicData>
+            </a:graphic>
+          </wp:inline>
+        </w:drawing>
+      </w:r>
+    </w:p>
+    <w:p>
+      <w:pPr>
+        <w:pStyle w:val="a0"/>
+        <w:spacing w:before="0" w:after="0" w:line="360" w:lineRule="exact"/>
+        <w:jc w:val="center"/>
+      </w:pPr>
+      <w:r>
+        <w:rPr>
+          <w:sz w:val="28"/>
+        </w:rPr>
+        <w:t xml:space="preserve">Рисунок 12 – Макет </w:t>
+      </w:r>
+      <w:r>
+        <w:rPr>
+          <w:i/>
+          <w:sz w:val="28"/>
+        </w:rPr>
+        <w:t>U-004</w:t>
+      </w:r>
+      <w:r>
+        <w:rPr>
+          <w:sz w:val="28"/>
+        </w:rPr>
+        <w:t>: карточка находки с доказательством</w:t>
+      </w:r>
+    </w:p>
+    <w:p>
+      <w:pPr>
+        <w:pStyle w:val="a0"/>
+        <w:spacing w:before="0" w:after="0" w:line="360" w:lineRule="exact"/>
+        <w:ind w:firstLine="709"/>
+        <w:jc w:val="both"/>
+      </w:pPr>
+      <w:r>
+        <w:rPr>
+          <w:sz w:val="28"/>
+        </w:rPr>
+        <w:t xml:space="preserve">Слева описаны суть находки, последствия и </w:t>
+      </w:r>
+      <w:r>
+        <w:rPr>
+          <w:sz w:val="28"/>
+        </w:rPr>
+        <w:t>предлагаемое исправление, справа - панель доказательства движка с шагами пересчета. Макет воплощает принцип «</w:t>
+      </w:r>
+      <w:r>
+        <w:rPr>
+          <w:i/>
+          <w:sz w:val="28"/>
+        </w:rPr>
+        <w:t>LLM</w:t>
+      </w:r>
+      <w:r>
+        <w:rPr>
+          <w:sz w:val="28"/>
+        </w:rPr>
+        <w:t xml:space="preserve"> предлагает, движок доказывает»: все числа приведены как результат вычисления, а текст объяснения вторичен.</w:t>
+      </w:r>
+    </w:p>
+    <w:p>
+      <w:pPr>
+        <w:pStyle w:val="a0"/>
+        <w:spacing w:before="0" w:after="0" w:line="360" w:lineRule="exact"/>
+        <w:ind w:firstLine="709"/>
+        <w:jc w:val="both"/>
+      </w:pPr>
+      <w:r>
+        <w:rPr>
+          <w:sz w:val="28"/>
+        </w:rPr>
+        <w:t xml:space="preserve">На рисунке 13 показано: макет </w:t>
+      </w:r>
+      <w:r>
+        <w:rPr>
+          <w:i/>
+          <w:sz w:val="28"/>
+        </w:rPr>
+        <w:t>U-005</w:t>
+      </w:r>
+      <w:r>
+        <w:rPr>
+          <w:sz w:val="28"/>
+        </w:rPr>
+        <w:t>:</w:t>
+      </w:r>
+      <w:r>
+        <w:rPr>
+          <w:sz w:val="28"/>
+        </w:rPr>
+        <w:t xml:space="preserve"> отчет аудита.</w:t>
+      </w:r>
+    </w:p>
+    <w:p>
+      <w:pPr>
+        <w:pStyle w:val="a0"/>
+        <w:keepNext/>
+        <w:spacing w:before="0" w:after="0"/>
+        <w:jc w:val="center"/>
+      </w:pPr>
+      <w:r>
+        <w:rPr>
+          <w:noProof/>
+          <w:sz w:val="28"/>
+        </w:rPr>
+        <w:drawing>
+          <wp:inline distT="0" distB="0" distL="0" distR="0" wp14:anchorId="0BC79F86" wp14:editId="043F8A1C">
+            <wp:extent cx="5334000" cy="2374370"/>
+            <wp:effectExtent l="0" t="0" r="0" b="0"/>
+            <wp:docPr id="52" name="Picture"/>
+            <wp:cNvGraphicFramePr/>
+            <a:graphic xmlns:a="http://schemas.openxmlformats.org/drawingml/2006/main">
+              <a:graphicData uri="http://schemas.openxmlformats.org/drawingml/2006/picture">
+                <pic:pic xmlns:pic="http://schemas.openxmlformats.org/drawingml/2006/picture">
+                  <pic:nvPicPr>
+                    <pic:cNvPr id="53" name="Picture" descr="Скриншоты/figma_ext_05_U005_report.jpg"/>
+                    <pic:cNvPicPr>
+                      <a:picLocks noChangeAspect="1" noChangeArrowheads="1"/>
+                    </pic:cNvPicPr>
+                  </pic:nvPicPr>
+                  <pic:blipFill>
+                    <a:blip r:embed="rId19"/>
+                    <a:stretch>
+                      <a:fillRect/>
+                    </a:stretch>
+                  </pic:blipFill>
+                  <pic:spPr bwMode="auto">
+                    <a:xfrm>
+                      <a:off x="0" y="0"/>
+                      <a:ext cx="5334000" cy="2374370"/>
+                    </a:xfrm>
+                    <a:prstGeom prst="rect">
+                      <a:avLst/>
+                    </a:prstGeom>
+                    <a:noFill/>
+                    <a:ln w="9525">
+                      <a:noFill/>
+                      <a:headEnd/>
+                      <a:tailEnd/>
+                    </a:ln>
+                  </pic:spPr>
+                </pic:pic>
+              </a:graphicData>
+            </a:graphic>
+          </wp:inline>
+        </w:drawing>
+      </w:r>
+    </w:p>
+    <w:p>
+      <w:pPr>
+        <w:pStyle w:val="a0"/>
+        <w:spacing w:before="0" w:after="0" w:line="360" w:lineRule="exact"/>
+        <w:jc w:val="center"/>
+      </w:pPr>
+      <w:r>
+        <w:rPr>
+          <w:sz w:val="28"/>
+        </w:rPr>
+        <w:t xml:space="preserve">Рисунок 13 – Макет </w:t>
+      </w:r>
+      <w:r>
+        <w:rPr>
+          <w:i/>
+          <w:sz w:val="28"/>
+        </w:rPr>
+        <w:t>U-005</w:t>
+      </w:r>
+      <w:r>
+        <w:rPr>
+          <w:sz w:val="28"/>
+        </w:rPr>
+        <w:t>: отчет аудита</w:t>
+      </w:r>
+    </w:p>
+    <w:p>
+      <w:pPr>
+        <w:pStyle w:val="a0"/>
+        <w:spacing w:before="0" w:after="0" w:line="360" w:lineRule="exact"/>
+        <w:ind w:firstLine="709"/>
+        <w:jc w:val="both"/>
+      </w:pPr>
+      <w:r>
+        <w:rPr>
+          <w:sz w:val="28"/>
+        </w:rPr>
+        <w:t xml:space="preserve">Отчет включает показатели модели (оценка 72 из 100, 3 критичных находки, 48 210 проверенных ячеек, время движка 27 секунд), распределение находок по листам и рекомендации. Время движка </w:t>
+      </w:r>
+      <w:r>
+        <w:rPr>
+          <w:sz w:val="28"/>
+        </w:rPr>
+        <w:t>согласуется с целью проекта проверять 100 тыс. ячеек быстрее 60 секунд.</w:t>
+      </w:r>
+    </w:p>
+    <w:p>
+      <w:pPr>
+        <w:pStyle w:val="a0"/>
+        <w:spacing w:before="0" w:after="0" w:line="360" w:lineRule="exact"/>
+        <w:ind w:firstLine="709"/>
+        <w:jc w:val="both"/>
+      </w:pPr>
+      <w:r>
+        <w:rPr>
+          <w:sz w:val="28"/>
+        </w:rPr>
+        <w:t xml:space="preserve">На рисунке 14 показано: макет </w:t>
+      </w:r>
+      <w:r>
+        <w:rPr>
+          <w:i/>
+          <w:sz w:val="28"/>
+        </w:rPr>
+        <w:t>U-008</w:t>
+      </w:r>
+      <w:r>
+        <w:rPr>
+          <w:sz w:val="28"/>
+        </w:rPr>
+        <w:t>: оплата.</w:t>
+      </w:r>
+    </w:p>
+    <w:p>
+      <w:pPr>
+        <w:pStyle w:val="a0"/>
+        <w:keepNext/>
+        <w:spacing w:before="0" w:after="0"/>
+        <w:jc w:val="center"/>
+      </w:pPr>
+      <w:r>
+        <w:rPr>
+          <w:noProof/>
+          <w:sz w:val="28"/>
+        </w:rPr>
+        <w:lastRenderedPageBreak/>
+        <w:drawing>
+          <wp:inline distT="0" distB="0" distL="0" distR="0" wp14:anchorId="14A21104" wp14:editId="28738CD0">
+            <wp:extent cx="5334000" cy="2737379"/>
+            <wp:effectExtent l="0" t="0" r="0" b="0"/>
+            <wp:docPr id="55" name="Picture"/>
+            <wp:cNvGraphicFramePr/>
+            <a:graphic xmlns:a="http://schemas.openxmlformats.org/drawingml/2006/main">
+              <a:graphicData uri="http://schemas.openxmlformats.org/drawingml/2006/picture">
+                <pic:pic xmlns:pic="http://schemas.openxmlformats.org/drawingml/2006/picture">
+                  <pic:nvPicPr>
+                    <pic:cNvPr id="56" name="Picture" descr="Скриншоты/figma_ext_08_U008_payment.png"/>
+                    <pic:cNvPicPr>
+                      <a:picLocks noChangeAspect="1" noChangeArrowheads="1"/>
+                    </pic:cNvPicPr>
+                  </pic:nvPicPr>
+                  <pic:blipFill>
+                    <a:blip r:embed="rId20"/>
+                    <a:stretch>
+                      <a:fillRect/>
+                    </a:stretch>
+                  </pic:blipFill>
+                  <pic:spPr bwMode="auto">
+                    <a:xfrm>
+                      <a:off x="0" y="0"/>
+                      <a:ext cx="5334000" cy="2737379"/>
+                    </a:xfrm>
+                    <a:prstGeom prst="rect">
+                      <a:avLst/>
+                    </a:prstGeom>
+                    <a:noFill/>
+                    <a:ln w="9525">
+                      <a:noFill/>
+                      <a:headEnd/>
+                      <a:tailEnd/>
+                    </a:ln>
+                  </pic:spPr>
+                </pic:pic>
+              </a:graphicData>
+            </a:graphic>
+          </wp:inline>
+        </w:drawing>
+      </w:r>
+    </w:p>
+    <w:p>
+      <w:pPr>
+        <w:pStyle w:val="a0"/>
+        <w:spacing w:before="0" w:after="0" w:line="360" w:lineRule="exact"/>
+        <w:jc w:val="center"/>
+      </w:pPr>
+      <w:r>
+        <w:rPr>
+          <w:sz w:val="28"/>
+        </w:rPr>
+        <w:t xml:space="preserve">Рисунок 14 – Макет </w:t>
+      </w:r>
+      <w:r>
+        <w:rPr>
+          <w:i/>
+          <w:sz w:val="28"/>
+        </w:rPr>
+        <w:t>U-008</w:t>
+      </w:r>
+      <w:r>
+        <w:rPr>
+          <w:sz w:val="28"/>
+        </w:rPr>
+        <w:t>: оплата</w:t>
+      </w:r>
+    </w:p>
+    <w:p>
+      <w:pPr>
+        <w:pStyle w:val="a0"/>
+        <w:spacing w:before="0" w:after="0" w:line="360" w:lineRule="exact"/>
+        <w:ind w:firstLine="709"/>
+        <w:jc w:val="both"/>
+      </w:pPr>
+      <w:r>
+        <w:rPr>
+          <w:sz w:val="28"/>
+        </w:rPr>
+        <w:t xml:space="preserve">Экран оплаты содержит форму карты, сводку заказа </w:t>
+      </w:r>
+      <w:r>
+        <w:rPr>
+          <w:i/>
+          <w:sz w:val="28"/>
+        </w:rPr>
+        <w:t>Pro</w:t>
+      </w:r>
+      <w:r>
+        <w:rPr>
+          <w:sz w:val="28"/>
+        </w:rPr>
+        <w:t xml:space="preserve"> за 19 </w:t>
+      </w:r>
+      <w:r>
+        <w:rPr>
+          <w:i/>
+          <w:sz w:val="28"/>
+        </w:rPr>
+        <w:t>EUR</w:t>
+      </w:r>
+      <w:r>
+        <w:rPr>
+          <w:sz w:val="28"/>
+        </w:rPr>
+        <w:t xml:space="preserve"> и напоминание о возможности отмены и о по</w:t>
+      </w:r>
+      <w:r>
+        <w:rPr>
+          <w:sz w:val="28"/>
+        </w:rPr>
+        <w:t>купке одного аудита за 9 </w:t>
+      </w:r>
+      <w:r>
+        <w:rPr>
+          <w:i/>
+          <w:sz w:val="28"/>
+        </w:rPr>
+        <w:t>EUR</w:t>
+      </w:r>
+      <w:r>
+        <w:rPr>
+          <w:sz w:val="28"/>
+        </w:rPr>
+        <w:t>. Оплата вынесена после первого бесплатного результата, как предусмотрено сценарием монетизации.</w:t>
+      </w:r>
+    </w:p>
+    <w:p>
+      <w:pPr>
+        <w:pStyle w:val="a0"/>
+        <w:spacing w:before="0" w:after="0" w:line="360" w:lineRule="exact"/>
+        <w:ind w:firstLine="709"/>
+        <w:jc w:val="both"/>
+      </w:pPr>
+      <w:r>
+        <w:rPr>
+          <w:sz w:val="28"/>
+        </w:rPr>
+        <w:t>Макеты регистрации (</w:t>
+      </w:r>
+      <w:r>
+        <w:rPr>
+          <w:i/>
+          <w:sz w:val="28"/>
+        </w:rPr>
+        <w:t>U-006</w:t>
+      </w:r>
+      <w:r>
+        <w:rPr>
+          <w:sz w:val="28"/>
+        </w:rPr>
+        <w:t xml:space="preserve">, форма с почтой, паролем и входом через </w:t>
+      </w:r>
+      <w:r>
+        <w:rPr>
+          <w:i/>
+          <w:sz w:val="28"/>
+        </w:rPr>
+        <w:t>Microsoft</w:t>
+      </w:r>
+      <w:r>
+        <w:rPr>
+          <w:sz w:val="28"/>
+        </w:rPr>
+        <w:t>) и безопасности (</w:t>
+      </w:r>
+      <w:r>
+        <w:rPr>
+          <w:i/>
+          <w:sz w:val="28"/>
+        </w:rPr>
+        <w:t>U-009</w:t>
+      </w:r>
+      <w:r>
+        <w:rPr>
+          <w:sz w:val="28"/>
+        </w:rPr>
+        <w:t>, четыре принципа обработки данны</w:t>
+      </w:r>
+      <w:r>
+        <w:rPr>
+          <w:sz w:val="28"/>
+        </w:rPr>
+        <w:t xml:space="preserve">х и дорожная карта </w:t>
+      </w:r>
+      <w:r>
+        <w:rPr>
+          <w:i/>
+          <w:sz w:val="28"/>
+        </w:rPr>
+        <w:t>SOC</w:t>
+      </w:r>
+      <w:r>
+        <w:rPr>
+          <w:sz w:val="28"/>
+        </w:rPr>
+        <w:t xml:space="preserve"> 2) созданы в том же файле </w:t>
+      </w:r>
+      <w:r>
+        <w:rPr>
+          <w:i/>
+          <w:sz w:val="28"/>
+        </w:rPr>
+        <w:t>Figma</w:t>
+      </w:r>
+      <w:r>
+        <w:rPr>
+          <w:sz w:val="28"/>
+        </w:rPr>
+        <w:t>; их скриншоты не приложены, так как инструмент выгрузки изображений исчерпал суточный лимит.</w:t>
+      </w:r>
+    </w:p>
+    <w:p>
+      <w:pPr>
+        <w:pStyle w:val="2"/>
+        <w:spacing w:before="360" w:after="360" w:line="360" w:lineRule="exact"/>
+        <w:ind w:firstLine="709"/>
+      </w:pPr>
+      <w:bookmarkStart w:id="16" w:name="_fc51781abcc4857bf621eab6b8861ea54729fed"/>
+      <w:bookmarkStart w:id="17" w:name="_Toc241941230"/>
+      <w:bookmarkEnd w:id="15"/>
+      <w:bookmarkEnd w:id="12"/>
+      <w:r>
+        <w:rPr>
+          <w:b/>
+          <w:sz w:val="28"/>
+        </w:rPr>
+        <w:t>2.6 Деление разработки на релизы</w:t>
+      </w:r>
+      <w:bookmarkEnd w:id="17"/>
+    </w:p>
+    <w:p>
+      <w:pPr>
+        <w:pStyle w:val="FirstParagraph"/>
+        <w:spacing w:before="0" w:after="0" w:line="360" w:lineRule="exact"/>
+        <w:ind w:firstLine="709"/>
+        <w:jc w:val="both"/>
+      </w:pPr>
+      <w:r>
+        <w:rPr>
+          <w:sz w:val="28"/>
+        </w:rPr>
+        <w:t>Методика [5] оценивает 24 единицы разработки по десяти показателям и относи</w:t>
+      </w:r>
+      <w:r>
+        <w:rPr>
+          <w:sz w:val="28"/>
+        </w:rPr>
+        <w:t>т их к первому релизу, следующим релизам или к гипотезам. Единица попадает в первый релиз, если она связана с ценностным предложением, доходом, доказательна и ее потеря критична, либо если балл первого релиза не ниже 3,7.</w:t>
+      </w:r>
+    </w:p>
+    <w:p>
+      <w:pPr>
+        <w:pStyle w:val="a0"/>
+        <w:spacing w:before="0" w:after="0" w:line="360" w:lineRule="exact"/>
+        <w:ind w:firstLine="709"/>
+        <w:jc w:val="both"/>
+      </w:pPr>
+      <w:r>
+        <w:rPr>
+          <w:sz w:val="28"/>
+        </w:rPr>
+        <w:t xml:space="preserve">В таблице 18 представлено: состав </w:t>
+      </w:r>
+      <w:r>
+        <w:rPr>
+          <w:sz w:val="28"/>
+        </w:rPr>
+        <w:t>релизов по единицам разработки.</w:t>
       </w:r>
     </w:p>
     <w:p>
@@ -22224,6 +24130,7 @@
                 <w:i/>
                 <w:sz w:val="24"/>
               </w:rPr>
+              <w:lastRenderedPageBreak/>
               <w:t>U-004</w:t>
             </w:r>
           </w:p>
@@ -23079,13 +24986,7 @@
               <w:rPr>
                 <w:sz w:val="24"/>
               </w:rPr>
-              <w:t xml:space="preserve">: </w:t>
-            </w:r>
-            <w:r>
-              <w:rPr>
-                <w:sz w:val="24"/>
-              </w:rPr>
-              <w:t>проверка книги</w:t>
+              <w:t>: проверка книги</w:t>
             </w:r>
           </w:p>
         </w:tc>
@@ -23501,7 +25402,6 @@
                 <w:i/>
                 <w:sz w:val="24"/>
               </w:rPr>
-              <w:lastRenderedPageBreak/>
               <w:t>U-016</w:t>
             </w:r>
           </w:p>
@@ -24497,7 +26397,13 @@
         <w:rPr>
           <w:sz w:val="28"/>
         </w:rPr>
-        <w:t>), остальные 10 остаются гипотезами до подтверждения спроса.</w:t>
+        <w:t>), остальные 10 остаются гип</w:t>
+      </w:r>
+      <w:r>
+        <w:rPr>
+          <w:sz w:val="28"/>
+        </w:rPr>
+        <w:t>отезами до подтверждения спроса.</w:t>
       </w:r>
     </w:p>
     <w:p>
@@ -24657,6 +26563,7 @@
               <w:rPr>
                 <w:sz w:val="24"/>
               </w:rPr>
+              <w:lastRenderedPageBreak/>
               <w:t>Первый релиз</w:t>
             </w:r>
           </w:p>
@@ -25056,13 +26963,7 @@
         <w:rPr>
           <w:sz w:val="28"/>
         </w:rPr>
-        <w:t xml:space="preserve"> с надстройкой в июле 2027, релиз проекта в сентябре 2027. Критерии перехода измеримы и совпадают с целями проекта (300 регистраций и 50 плат</w:t>
-      </w:r>
-      <w:r>
-        <w:rPr>
-          <w:sz w:val="28"/>
-        </w:rPr>
-        <w:t>ящих).</w:t>
+        <w:t xml:space="preserve"> с надстройкой в июле 2027, релиз проекта в сентябре 2027. Критерии перехода измеримы и совпадают с целями проекта (300 регистраций и 50 платящих).</w:t>
       </w:r>
     </w:p>
     <w:p>
@@ -25076,7 +26977,7 @@
         <w:rPr>
           <w:sz w:val="28"/>
         </w:rPr>
-        <w:t xml:space="preserve">На рисунке 8 показано: дорожная карта релизов </w:t>
+        <w:t xml:space="preserve">На рисунке 15 показано: дорожная карта релизов </w:t>
       </w:r>
       <w:r>
         <w:rPr>
@@ -25104,24 +27005,23 @@
           <w:noProof/>
           <w:sz w:val="28"/>
         </w:rPr>
-        <w:lastRenderedPageBreak/>
         <w:drawing>
-          <wp:inline distT="0" distB="0" distL="0" distR="0" wp14:anchorId="105EC2E9" wp14:editId="1E682396">
+          <wp:inline distT="0" distB="0" distL="0" distR="0" wp14:anchorId="73EDD08A" wp14:editId="05663B31">
             <wp:extent cx="5334000" cy="2341756"/>
             <wp:effectExtent l="0" t="0" r="0" b="0"/>
-            <wp:docPr id="38" name="Picture"/>
+            <wp:docPr id="60" name="Picture"/>
             <wp:cNvGraphicFramePr/>
             <a:graphic xmlns:a="http://schemas.openxmlformats.org/drawingml/2006/main">
               <a:graphicData uri="http://schemas.openxmlformats.org/drawingml/2006/picture">
                 <pic:pic xmlns:pic="http://schemas.openxmlformats.org/drawingml/2006/picture">
                   <pic:nvPicPr>
-                    <pic:cNvPr id="39" name="Picture" descr="Рисунки/03_дорожная_карта.png"/>
+                    <pic:cNvPr id="61" name="Picture" descr="Рисунки/03_дорожная_карта.png"/>
                     <pic:cNvPicPr>
                       <a:picLocks noChangeAspect="1" noChangeArrowheads="1"/>
                     </pic:cNvPicPr>
                   </pic:nvPicPr>
                   <pic:blipFill>
-                    <a:blip r:embed="rId14"/>
+                    <a:blip r:embed="rId21"/>
                     <a:stretch>
                       <a:fillRect/>
                     </a:stretch>
@@ -25158,7 +27058,7 @@
         <w:rPr>
           <w:sz w:val="28"/>
         </w:rPr>
-        <w:t xml:space="preserve">Рисунок 8 – Дорожная карта релизов </w:t>
+        <w:t xml:space="preserve">Рисунок 15 – Дорожная карта релизов </w:t>
       </w:r>
       <w:r>
         <w:rPr>
@@ -25179,7 +27079,13 @@
         <w:rPr>
           <w:sz w:val="28"/>
         </w:rPr>
-        <w:t>Рисунок показывает четыре последовательных релиза и вехи ПЗ1. Основной риск плана - узкое окно платной беты (01.06-30.09.2027): по расчетам ЛР2-3 в базовом сценарии за это время приходит около 19 платящих при цели 50.</w:t>
+        <w:t>Ри</w:t>
+      </w:r>
+      <w:r>
+        <w:rPr>
+          <w:sz w:val="28"/>
+        </w:rPr>
+        <w:t>сунок показывает четыре последовательных релиза и вехи ПЗ1. Основной риск плана - узкое окно платной беты (01.06-30.09.2027): по расчетам ЛР2-3 в базовом сценарии за это время приходит около 19 платящих при цели 50.</w:t>
       </w:r>
     </w:p>
     <w:p>
@@ -25193,13 +27099,13 @@
         <w:rPr>
           <w:sz w:val="28"/>
         </w:rPr>
-        <w:t>В таблице 20 представлено: риски и зав</w:t>
-      </w:r>
-      <w:r>
-        <w:rPr>
-          <w:sz w:val="28"/>
-        </w:rPr>
-        <w:t>исимости релизов.</w:t>
+        <w:t>В таблице 20 представлено: риски и завис</w:t>
+      </w:r>
+      <w:r>
+        <w:rPr>
+          <w:sz w:val="28"/>
+        </w:rPr>
+        <w:t>имости релизов.</w:t>
       </w:r>
     </w:p>
     <w:p>
@@ -25960,6 +27866,7 @@
         <w:rPr>
           <w:sz w:val="28"/>
         </w:rPr>
+        <w:lastRenderedPageBreak/>
         <w:t>Наибольшие индексы у риска недостижения цели по платящим (16) и точности находок (15). Они требуют ранней проверки: измерения конверсий уже</w:t>
       </w:r>
       <w:r>
@@ -26014,9 +27921,9 @@
         <w:spacing w:before="360" w:after="360" w:line="360" w:lineRule="exact"/>
         <w:ind w:firstLine="709"/>
       </w:pPr>
-      <w:bookmarkStart w:id="17" w:name="_fb011a212b736610690ebb69f4e92f01bd3b3f9"/>
-      <w:bookmarkStart w:id="18" w:name="_Toc241940010"/>
-      <w:bookmarkEnd w:id="15"/>
+      <w:bookmarkStart w:id="18" w:name="_fb011a212b736610690ebb69f4e92f01bd3b3f9"/>
+      <w:bookmarkStart w:id="19" w:name="_Toc241941231"/>
+      <w:bookmarkEnd w:id="16"/>
       <w:r>
         <w:rPr>
           <w:b/>
@@ -26024,7 +27931,7 @@
         </w:rPr>
         <w:t>2.7 Согласованность с ПЗ1 и ПЗ4</w:t>
       </w:r>
-      <w:bookmarkEnd w:id="18"/>
+      <w:bookmarkEnd w:id="19"/>
     </w:p>
     <w:p>
       <w:pPr>
@@ -26464,7 +28371,6 @@
               <w:rPr>
                 <w:sz w:val="24"/>
               </w:rPr>
-              <w:lastRenderedPageBreak/>
               <w:t xml:space="preserve">Бета </w:t>
             </w:r>
             <w:r>
@@ -26858,13 +28764,7 @@
               <w:rPr>
                 <w:sz w:val="24"/>
               </w:rPr>
-              <w:t>критерии готовн</w:t>
-            </w:r>
-            <w:r>
-              <w:rPr>
-                <w:sz w:val="24"/>
-              </w:rPr>
-              <w:t xml:space="preserve">ости </w:t>
+              <w:t xml:space="preserve">критерии готовности </w:t>
             </w:r>
             <w:r>
               <w:rPr>
@@ -26929,9 +28829,9 @@
         <w:spacing w:before="360" w:after="360" w:line="360" w:lineRule="exact"/>
         <w:ind w:firstLine="709"/>
       </w:pPr>
-      <w:bookmarkStart w:id="19" w:name="_339ae803435bd6b9a653c2b18dadc62dc9ad8e7"/>
-      <w:bookmarkStart w:id="20" w:name="_Toc241940011"/>
-      <w:bookmarkEnd w:id="17"/>
+      <w:bookmarkStart w:id="20" w:name="_339ae803435bd6b9a653c2b18dadc62dc9ad8e7"/>
+      <w:bookmarkStart w:id="21" w:name="_Toc241941232"/>
+      <w:bookmarkEnd w:id="18"/>
       <w:r>
         <w:rPr>
           <w:b/>
@@ -26939,7 +28839,7 @@
         </w:rPr>
         <w:t>2.8 Проверка расчетов и ограничения</w:t>
       </w:r>
-      <w:bookmarkEnd w:id="20"/>
+      <w:bookmarkEnd w:id="21"/>
     </w:p>
     <w:p>
       <w:pPr>
@@ -27036,7 +28936,14 @@
         <w:rPr>
           <w:sz w:val="28"/>
         </w:rPr>
-        <w:t xml:space="preserve"> покрывает только страницы сайта, бизнес-логика проверена на формальную связность, но не на реальных пользователях. Эти пункты перечислены в приложении Б.</w:t>
+        <w:t xml:space="preserve"> использует демонстрационные данные, бизнес-логика проверена на формальную </w:t>
+      </w:r>
+      <w:r>
+        <w:rPr>
+          <w:sz w:val="28"/>
+        </w:rPr>
+        <w:lastRenderedPageBreak/>
+        <w:t>связность, но не на реальных пользователях. Эти пункты перечислены в приложении Б.</w:t>
       </w:r>
     </w:p>
     <w:p>
@@ -27046,9 +28953,9 @@
         <w:spacing w:before="0" w:after="360" w:line="360" w:lineRule="exact"/>
         <w:ind w:firstLine="709"/>
       </w:pPr>
-      <w:bookmarkStart w:id="21" w:name="_1bfdad9d2d88ddb6ca16c31c1d4d4943679f32f"/>
-      <w:bookmarkStart w:id="22" w:name="_Toc241940012"/>
-      <w:bookmarkEnd w:id="19"/>
+      <w:bookmarkStart w:id="22" w:name="_1bfdad9d2d88ddb6ca16c31c1d4d4943679f32f"/>
+      <w:bookmarkStart w:id="23" w:name="_Toc241941233"/>
+      <w:bookmarkEnd w:id="20"/>
       <w:bookmarkEnd w:id="2"/>
       <w:r>
         <w:rPr>
@@ -27058,7 +28965,7 @@
         <w:lastRenderedPageBreak/>
         <w:t>3 ОТВЕТЫ НА КОНТРОЛЬНЫЕ ВОПРОСЫ</w:t>
       </w:r>
-      <w:bookmarkEnd w:id="22"/>
+      <w:bookmarkEnd w:id="23"/>
     </w:p>
     <w:p>
       <w:pPr>
@@ -27071,13 +28978,13 @@
         <w:rPr>
           <w:sz w:val="28"/>
         </w:rPr>
-        <w:t>Ответы даны по контрольным точкам</w:t>
-      </w:r>
-      <w:r>
-        <w:rPr>
-          <w:sz w:val="28"/>
-        </w:rPr>
-        <w:t xml:space="preserve"> книг [3], [4] и проверкам связности [1], [2].</w:t>
+        <w:t>Ответы даны по контрольным точ</w:t>
+      </w:r>
+      <w:r>
+        <w:rPr>
+          <w:sz w:val="28"/>
+        </w:rPr>
+        <w:t>кам книг [3], [4] и проверкам связности [1], [2].</w:t>
       </w:r>
     </w:p>
     <w:p>
@@ -27246,20 +29153,27 @@
         <w:rPr>
           <w:sz w:val="28"/>
         </w:rPr>
-        <w:t xml:space="preserve">Выполнены ли все пункты методики? Да; прототип сайта создан в </w:t>
+        <w:t xml:space="preserve">Выполнены ли все пункты методики? Да; прототип создан в </w:t>
       </w:r>
       <w:r>
         <w:rPr>
           <w:i/>
           <w:sz w:val="28"/>
         </w:rPr>
-        <w:t>Figma</w:t>
-      </w:r>
-      <w:r>
-        <w:rPr>
-          <w:sz w:val="28"/>
-        </w:rPr>
-        <w:t xml:space="preserve"> (раздел 2.5.1), его доработка под экраны приложения вынесена в приложение Б.</w:t>
+        <w:t>Fi</w:t>
+      </w:r>
+      <w:r>
+        <w:rPr>
+          <w:i/>
+          <w:sz w:val="28"/>
+        </w:rPr>
+        <w:t>gma</w:t>
+      </w:r>
+      <w:r>
+        <w:rPr>
+          <w:sz w:val="28"/>
+        </w:rPr>
+        <w:t xml:space="preserve"> (разделы 2.5.1 и 2.5.2), включая экраны приложения и тарифы.</w:t>
       </w:r>
     </w:p>
     <w:p>
@@ -27269,9 +29183,9 @@
         <w:spacing w:before="0" w:after="360" w:line="360" w:lineRule="exact"/>
         <w:jc w:val="center"/>
       </w:pPr>
-      <w:bookmarkStart w:id="23" w:name="_выводы"/>
-      <w:bookmarkStart w:id="24" w:name="_Toc241940013"/>
-      <w:bookmarkEnd w:id="21"/>
+      <w:bookmarkStart w:id="24" w:name="_выводы"/>
+      <w:bookmarkStart w:id="25" w:name="_Toc241941234"/>
+      <w:bookmarkEnd w:id="22"/>
       <w:r>
         <w:rPr>
           <w:b/>
@@ -27280,7 +29194,7 @@
         <w:lastRenderedPageBreak/>
         <w:t>ВЫВОДЫ</w:t>
       </w:r>
-      <w:bookmarkEnd w:id="24"/>
+      <w:bookmarkEnd w:id="25"/>
     </w:p>
     <w:p>
       <w:pPr>
@@ -27306,13 +29220,7 @@
         <w:rPr>
           <w:sz w:val="28"/>
         </w:rPr>
-        <w:t>-моделей с доказат</w:t>
-      </w:r>
-      <w:r>
-        <w:rPr>
-          <w:sz w:val="28"/>
-        </w:rPr>
-        <w:t xml:space="preserve">ельством каждой находки), три цифровых товара (веб-аудит, надстройка </w:t>
+        <w:t xml:space="preserve">-моделей с доказательством каждой находки), три цифровых товара (веб-аудит, надстройка </w:t>
       </w:r>
       <w:r>
         <w:rPr>
@@ -27325,7 +29233,13 @@
         <w:rPr>
           <w:sz w:val="28"/>
         </w:rPr>
-        <w:t>, командный сервис) и три единицы монетизации (9, 19 и 29 </w:t>
+        <w:t>, кома</w:t>
+      </w:r>
+      <w:r>
+        <w:rPr>
+          <w:sz w:val="28"/>
+        </w:rPr>
+        <w:t>ндный сервис) и три единицы монетизации (9, 19 и 29 </w:t>
       </w:r>
       <w:r>
         <w:rPr>
@@ -27338,13 +29252,7 @@
         <w:rPr>
           <w:sz w:val="28"/>
         </w:rPr>
-        <w:t>). Цепочка «проблема - ценность - товар - монетизация - модель» проходит проверку связности со средним индексом 88 из 100</w:t>
-      </w:r>
-      <w:r>
-        <w:rPr>
-          <w:sz w:val="28"/>
-        </w:rPr>
-        <w:t>.</w:t>
+        <w:t>). Цепочка «проблема - ценность - товар - монетизация - модель» проходит проверку связности со средним индексом 88 из 100.</w:t>
       </w:r>
     </w:p>
     <w:p>
@@ -27410,13 +29318,13 @@
         <w:rPr>
           <w:sz w:val="28"/>
         </w:rPr>
-        <w:t xml:space="preserve"> и релиз, остальные единицы остаются</w:t>
-      </w:r>
-      <w:r>
-        <w:rPr>
-          <w:sz w:val="28"/>
-        </w:rPr>
-        <w:t xml:space="preserve"> гипотезами.</w:t>
+        <w:t xml:space="preserve"> и релиз, остальные единицы остаются г</w:t>
+      </w:r>
+      <w:r>
+        <w:rPr>
+          <w:sz w:val="28"/>
+        </w:rPr>
+        <w:t>ипотезами.</w:t>
       </w:r>
     </w:p>
     <w:p>
@@ -27443,13 +29351,13 @@
         <w:rPr>
           <w:sz w:val="28"/>
         </w:rPr>
-        <w:t xml:space="preserve"> экранами приложения и страницей тарифов, провести опрос по </w:t>
-      </w:r>
-      <w:r>
-        <w:rPr>
-          <w:sz w:val="28"/>
-        </w:rPr>
-        <w:t>платежеспособности и Кано, затем свести результаты в итоговом отчете ЛР7.</w:t>
+        <w:t xml:space="preserve"> экранами приложения и страницей тарифов, провести опрос по пл</w:t>
+      </w:r>
+      <w:r>
+        <w:rPr>
+          <w:sz w:val="28"/>
+        </w:rPr>
+        <w:t>атежеспособности и Кано, затем свести результаты в итоговом отчете ЛР7.</w:t>
       </w:r>
     </w:p>
     <w:p>
@@ -27459,9 +29367,9 @@
         <w:spacing w:before="0" w:after="360" w:line="360" w:lineRule="exact"/>
         <w:jc w:val="center"/>
       </w:pPr>
-      <w:bookmarkStart w:id="25" w:name="_274f6a444530ef90b0479dabf3d210f01e97699"/>
-      <w:bookmarkStart w:id="26" w:name="_Toc241940014"/>
-      <w:bookmarkEnd w:id="23"/>
+      <w:bookmarkStart w:id="26" w:name="_274f6a444530ef90b0479dabf3d210f01e97699"/>
+      <w:bookmarkStart w:id="27" w:name="_Toc241941235"/>
+      <w:bookmarkEnd w:id="24"/>
       <w:r>
         <w:rPr>
           <w:b/>
@@ -27470,7 +29378,7 @@
         <w:lastRenderedPageBreak/>
         <w:t>СПИСОК ИСПОЛЬЗОВАННЫХ ИСТОЧНИКОВ</w:t>
       </w:r>
-      <w:bookmarkEnd w:id="26"/>
+      <w:bookmarkEnd w:id="27"/>
     </w:p>
     <w:p>
       <w:pPr>
@@ -27500,13 +29408,13 @@
         <w:rPr>
           <w:sz w:val="28"/>
         </w:rPr>
-        <w:t>. Методические материалы дисциплины «Электронный бизнес» к лабораторн</w:t>
-      </w:r>
-      <w:r>
-        <w:rPr>
-          <w:sz w:val="28"/>
-        </w:rPr>
-        <w:t>ой работе № 6. – Минск : БГУИР, 2026.</w:t>
+        <w:t>. Методические материалы дисциплины «Электронный бизнес» к лабораторной</w:t>
+      </w:r>
+      <w:r>
+        <w:rPr>
+          <w:sz w:val="28"/>
+        </w:rPr>
+        <w:t xml:space="preserve"> работе № 6. – Минск : БГУИР, 2026.</w:t>
       </w:r>
     </w:p>
     <w:p>
@@ -27555,13 +29463,13 @@
         <w:rPr>
           <w:sz w:val="28"/>
         </w:rPr>
-        <w:t>Методика формулирования бизнес-логики и пользовательских сценариев</w:t>
-      </w:r>
-      <w:r>
-        <w:rPr>
-          <w:sz w:val="28"/>
-        </w:rPr>
-        <w:t xml:space="preserve">; шаблон </w:t>
+        <w:t xml:space="preserve">Методика формулирования бизнес-логики и пользовательских сценариев; </w:t>
+      </w:r>
+      <w:r>
+        <w:rPr>
+          <w:sz w:val="28"/>
+        </w:rPr>
+        <w:t xml:space="preserve">шаблон </w:t>
       </w:r>
       <w:r>
         <w:rPr>
@@ -27623,13 +29531,13 @@
         <w:rPr>
           <w:sz w:val="28"/>
         </w:rPr>
-        <w:t>Методи</w:t>
-      </w:r>
-      <w:r>
-        <w:rPr>
-          <w:sz w:val="28"/>
-        </w:rPr>
-        <w:t xml:space="preserve">ка деления разработки сайта на релизы; шаблон </w:t>
+        <w:t>Методика</w:t>
+      </w:r>
+      <w:r>
+        <w:rPr>
+          <w:sz w:val="28"/>
+        </w:rPr>
+        <w:t xml:space="preserve"> деления разработки сайта на релизы; шаблон </w:t>
       </w:r>
       <w:r>
         <w:rPr>
@@ -27699,13 +29607,13 @@
         <w:rPr>
           <w:sz w:val="28"/>
         </w:rPr>
-        <w:t>: отчеты по практическим занятия</w:t>
-      </w:r>
-      <w:r>
-        <w:rPr>
-          <w:sz w:val="28"/>
-        </w:rPr>
-        <w:t>м по дисциплине «Управление проектами»; отчеты по лабораторным работам № 1, № 2–3, № 4, № 5 по дисциплине «Электронный бизнес» / Р. В. Земляник. – Минск : БГУИР, 2026.</w:t>
+        <w:t xml:space="preserve">: отчеты по практическим занятиям </w:t>
+      </w:r>
+      <w:r>
+        <w:rPr>
+          <w:sz w:val="28"/>
+        </w:rPr>
+        <w:t>по дисциплине «Управление проектами»; отчеты по лабораторным работам № 1, № 2–3, № 4, № 5 по дисциплине «Электронный бизнес» / Р. В. Земляник. – Минск : БГУИР, 2026.</w:t>
       </w:r>
     </w:p>
     <w:p>
@@ -28501,9 +30409,9 @@
         <w:spacing w:before="0" w:after="0" w:line="360" w:lineRule="exact"/>
         <w:jc w:val="center"/>
       </w:pPr>
-      <w:bookmarkStart w:id="27" w:name="_3d74faf1500c1b2a4a8bfa8e0e37c74206ce73d"/>
-      <w:bookmarkStart w:id="28" w:name="_Toc241940015"/>
-      <w:bookmarkEnd w:id="25"/>
+      <w:bookmarkStart w:id="28" w:name="_3d74faf1500c1b2a4a8bfa8e0e37c74206ce73d"/>
+      <w:bookmarkStart w:id="29" w:name="_Toc241941236"/>
+      <w:bookmarkEnd w:id="26"/>
       <w:r>
         <w:rPr>
           <w:b/>
@@ -28512,7 +30420,7 @@
         <w:lastRenderedPageBreak/>
         <w:t>ПРИЛОЖЕНИЕ А</w:t>
       </w:r>
-      <w:bookmarkEnd w:id="28"/>
+      <w:bookmarkEnd w:id="29"/>
     </w:p>
     <w:p>
       <w:pPr>
@@ -28550,7 +30458,13 @@
         <w:rPr>
           <w:sz w:val="28"/>
         </w:rPr>
-        <w:t>В приложении собраны допущения ЛР6 в дополнение к допущениям Д-01…Д-25 предыдущих работ.</w:t>
+        <w:t>В приложении собраны допущения ЛР6 в дополнен</w:t>
+      </w:r>
+      <w:r>
+        <w:rPr>
+          <w:sz w:val="28"/>
+        </w:rPr>
+        <w:t>ие к допущениям Д-01…Д-25 предыдущих работ.</w:t>
       </w:r>
     </w:p>
     <w:p>
@@ -29308,9 +31222,9 @@
         <w:spacing w:before="0" w:after="0" w:line="360" w:lineRule="exact"/>
         <w:jc w:val="center"/>
       </w:pPr>
-      <w:bookmarkStart w:id="29" w:name="_d684f183eb868ee4ace295916bed2e6be64d16e"/>
-      <w:bookmarkStart w:id="30" w:name="_Toc241940016"/>
-      <w:bookmarkEnd w:id="27"/>
+      <w:bookmarkStart w:id="30" w:name="_d684f183eb868ee4ace295916bed2e6be64d16e"/>
+      <w:bookmarkStart w:id="31" w:name="_Toc241941237"/>
+      <w:bookmarkEnd w:id="28"/>
       <w:r>
         <w:rPr>
           <w:b/>
@@ -29319,7 +31233,7 @@
         <w:lastRenderedPageBreak/>
         <w:t>ПРИЛОЖЕНИЕ Б</w:t>
       </w:r>
-      <w:bookmarkEnd w:id="30"/>
+      <w:bookmarkEnd w:id="31"/>
     </w:p>
     <w:p>
       <w:pPr>
@@ -29405,10 +31319,10 @@
       </w:tblPr>
       <w:tblGrid>
         <w:gridCol w:w="640"/>
-        <w:gridCol w:w="2249"/>
-        <w:gridCol w:w="1879"/>
-        <w:gridCol w:w="2548"/>
-        <w:gridCol w:w="2039"/>
+        <w:gridCol w:w="2369"/>
+        <w:gridCol w:w="1567"/>
+        <w:gridCol w:w="2678"/>
+        <w:gridCol w:w="2101"/>
       </w:tblGrid>
       <w:tr>
         <w:trPr>
@@ -29439,7 +31353,7 @@
         </w:tc>
         <w:tc>
           <w:tcPr>
-            <w:tcW w:w="2249" w:type="dxa"/>
+            <w:tcW w:w="2369" w:type="dxa"/>
             <w:vAlign w:val="center"/>
           </w:tcPr>
           <w:p>
@@ -29459,7 +31373,7 @@
         </w:tc>
         <w:tc>
           <w:tcPr>
-            <w:tcW w:w="1879" w:type="dxa"/>
+            <w:tcW w:w="1567" w:type="dxa"/>
             <w:vAlign w:val="center"/>
           </w:tcPr>
           <w:p>
@@ -29479,7 +31393,7 @@
         </w:tc>
         <w:tc>
           <w:tcPr>
-            <w:tcW w:w="2548" w:type="dxa"/>
+            <w:tcW w:w="2678" w:type="dxa"/>
             <w:vAlign w:val="center"/>
           </w:tcPr>
           <w:p>
@@ -29499,7 +31413,7 @@
         </w:tc>
         <w:tc>
           <w:tcPr>
-            <w:tcW w:w="2039" w:type="dxa"/>
+            <w:tcW w:w="2101" w:type="dxa"/>
             <w:vAlign w:val="center"/>
           </w:tcPr>
           <w:p>
@@ -29544,26 +31458,39 @@
         </w:tc>
         <w:tc>
           <w:tcPr>
-            <w:tcW w:w="2249" w:type="dxa"/>
-            <w:vAlign w:val="center"/>
-          </w:tcPr>
-          <w:p>
-            <w:pPr>
-              <w:pStyle w:val="Compact"/>
-              <w:spacing w:before="0" w:after="0" w:line="280" w:lineRule="exact"/>
-              <w:jc w:val="center"/>
-            </w:pPr>
-            <w:r>
-              <w:rPr>
-                <w:sz w:val="24"/>
-              </w:rPr>
-              <w:t>Дополнить прототип экранами приложения и тарифами</w:t>
-            </w:r>
-          </w:p>
-        </w:tc>
-        <w:tc>
-          <w:tcPr>
-            <w:tcW w:w="1879" w:type="dxa"/>
+            <w:tcW w:w="2369" w:type="dxa"/>
+            <w:vAlign w:val="center"/>
+          </w:tcPr>
+          <w:p>
+            <w:pPr>
+              <w:pStyle w:val="Compact"/>
+              <w:spacing w:before="0" w:after="0" w:line="280" w:lineRule="exact"/>
+              <w:jc w:val="center"/>
+            </w:pPr>
+            <w:r>
+              <w:rPr>
+                <w:sz w:val="24"/>
+              </w:rPr>
+              <w:t xml:space="preserve">Доработка прототипа: тексты под реальные результаты движка, остальные единицы </w:t>
+            </w:r>
+            <w:r>
+              <w:rPr>
+                <w:i/>
+                <w:sz w:val="24"/>
+              </w:rPr>
+              <w:t>P2-P3</w:t>
+            </w:r>
+            <w:r>
+              <w:rPr>
+                <w:sz w:val="24"/>
+              </w:rPr>
+              <w:t xml:space="preserve"> (личный кабинет, настройки, команда)</w:t>
+            </w:r>
+          </w:p>
+        </w:tc>
+        <w:tc>
+          <w:tcPr>
+            <w:tcW w:w="1567" w:type="dxa"/>
             <w:vAlign w:val="center"/>
           </w:tcPr>
           <w:p>
@@ -29583,33 +31510,33 @@
               <w:rPr>
                 <w:sz w:val="24"/>
               </w:rPr>
-              <w:t xml:space="preserve"> (файл студентки, ссылка в разделе 2.5.1)</w:t>
-            </w:r>
-          </w:p>
-        </w:tc>
-        <w:tc>
-          <w:tcPr>
-            <w:tcW w:w="2548" w:type="dxa"/>
-            <w:vAlign w:val="center"/>
-          </w:tcPr>
-          <w:p>
-            <w:pPr>
-              <w:pStyle w:val="Compact"/>
-              <w:spacing w:before="0" w:after="0" w:line="280" w:lineRule="exact"/>
-              <w:jc w:val="center"/>
-            </w:pPr>
-            <w:r>
-              <w:rPr>
-                <w:sz w:val="24"/>
-              </w:rPr>
-              <w:t xml:space="preserve">по схемам и паспортам добавить </w:t>
-            </w:r>
-            <w:r>
-              <w:rPr>
-                <w:i/>
-                <w:sz w:val="24"/>
-              </w:rPr>
-              <w:t>U-002</w:t>
+              <w:t xml:space="preserve"> (файл студентки)</w:t>
+            </w:r>
+          </w:p>
+        </w:tc>
+        <w:tc>
+          <w:tcPr>
+            <w:tcW w:w="2678" w:type="dxa"/>
+            <w:vAlign w:val="center"/>
+          </w:tcPr>
+          <w:p>
+            <w:pPr>
+              <w:pStyle w:val="Compact"/>
+              <w:spacing w:before="0" w:after="0" w:line="280" w:lineRule="exact"/>
+              <w:jc w:val="center"/>
+            </w:pPr>
+            <w:r>
+              <w:rPr>
+                <w:sz w:val="24"/>
+              </w:rPr>
+              <w:t xml:space="preserve">макеты </w:t>
+            </w:r>
+            <w:r>
+              <w:rPr>
+                <w:i/>
+                <w:sz w:val="24"/>
+              </w:rPr>
+              <w:t>U-001</w:t>
             </w:r>
             <w:r>
               <w:rPr>
@@ -29622,45 +31549,45 @@
                 <w:i/>
                 <w:sz w:val="24"/>
               </w:rPr>
-              <w:t>U-008</w:t>
-            </w:r>
-            <w:r>
-              <w:rPr>
-                <w:sz w:val="24"/>
-              </w:rPr>
-              <w:t xml:space="preserve">, переписать тексты под аудит </w:t>
-            </w:r>
-            <w:r>
-              <w:rPr>
-                <w:i/>
-                <w:sz w:val="24"/>
-              </w:rPr>
-              <w:t>Excel</w:t>
-            </w:r>
-            <w:r>
-              <w:rPr>
-                <w:sz w:val="24"/>
-              </w:rPr>
-              <w:t>, связать кликабельный путь</w:t>
-            </w:r>
-          </w:p>
-        </w:tc>
-        <w:tc>
-          <w:tcPr>
-            <w:tcW w:w="2039" w:type="dxa"/>
-            <w:vAlign w:val="center"/>
-          </w:tcPr>
-          <w:p>
-            <w:pPr>
-              <w:pStyle w:val="Compact"/>
-              <w:spacing w:before="0" w:after="0" w:line="280" w:lineRule="exact"/>
-              <w:jc w:val="center"/>
-            </w:pPr>
-            <w:r>
-              <w:rPr>
-                <w:sz w:val="24"/>
-              </w:rPr>
-              <w:t>раздел 2.5.1, приложение</w:t>
+              <w:t>U-009</w:t>
+            </w:r>
+            <w:r>
+              <w:rPr>
+                <w:sz w:val="24"/>
+              </w:rPr>
+              <w:t xml:space="preserve"> созданы 03.10.2026 (раздел 2.5.2); после появления </w:t>
+            </w:r>
+            <w:r>
+              <w:rPr>
+                <w:i/>
+                <w:sz w:val="24"/>
+              </w:rPr>
+              <w:t>MVP</w:t>
+            </w:r>
+            <w:r>
+              <w:rPr>
+                <w:sz w:val="24"/>
+              </w:rPr>
+              <w:t xml:space="preserve"> заменить демонстрационные данные</w:t>
+            </w:r>
+          </w:p>
+        </w:tc>
+        <w:tc>
+          <w:tcPr>
+            <w:tcW w:w="2101" w:type="dxa"/>
+            <w:vAlign w:val="center"/>
+          </w:tcPr>
+          <w:p>
+            <w:pPr>
+              <w:pStyle w:val="Compact"/>
+              <w:spacing w:before="0" w:after="0" w:line="280" w:lineRule="exact"/>
+              <w:jc w:val="center"/>
+            </w:pPr>
+            <w:r>
+              <w:rPr>
+                <w:sz w:val="24"/>
+              </w:rPr>
+              <w:t>раздел 2.5.2</w:t>
             </w:r>
           </w:p>
         </w:tc>
@@ -29691,7 +31618,7 @@
         </w:tc>
         <w:tc>
           <w:tcPr>
-            <w:tcW w:w="2249" w:type="dxa"/>
+            <w:tcW w:w="2369" w:type="dxa"/>
             <w:vAlign w:val="center"/>
           </w:tcPr>
           <w:p>
@@ -29710,7 +31637,7 @@
         </w:tc>
         <w:tc>
           <w:tcPr>
-            <w:tcW w:w="1879" w:type="dxa"/>
+            <w:tcW w:w="1567" w:type="dxa"/>
             <w:vAlign w:val="center"/>
           </w:tcPr>
           <w:p>
@@ -29729,26 +31656,32 @@
         </w:tc>
         <w:tc>
           <w:tcPr>
-            <w:tcW w:w="2548" w:type="dxa"/>
-            <w:vAlign w:val="center"/>
-          </w:tcPr>
-          <w:p>
-            <w:pPr>
-              <w:pStyle w:val="Compact"/>
-              <w:spacing w:before="0" w:after="0" w:line="280" w:lineRule="exact"/>
-              <w:jc w:val="center"/>
-            </w:pPr>
-            <w:r>
-              <w:rPr>
-                <w:sz w:val="24"/>
-              </w:rPr>
-              <w:t>анкета 20-30 респондентов; пока использованы модельные данные (приложение Г ЛР2-3 и ЛР5)</w:t>
-            </w:r>
-          </w:p>
-        </w:tc>
-        <w:tc>
-          <w:tcPr>
-            <w:tcW w:w="2039" w:type="dxa"/>
+            <w:tcW w:w="2678" w:type="dxa"/>
+            <w:vAlign w:val="center"/>
+          </w:tcPr>
+          <w:p>
+            <w:pPr>
+              <w:pStyle w:val="Compact"/>
+              <w:spacing w:before="0" w:after="0" w:line="280" w:lineRule="exact"/>
+              <w:jc w:val="center"/>
+            </w:pPr>
+            <w:r>
+              <w:rPr>
+                <w:sz w:val="24"/>
+              </w:rPr>
+              <w:t>анкета 20-30 респондентов; пока использованы модельные данные (приложение Г ЛР2-3 и Л</w:t>
+            </w:r>
+            <w:r>
+              <w:rPr>
+                <w:sz w:val="24"/>
+              </w:rPr>
+              <w:t>Р5)</w:t>
+            </w:r>
+          </w:p>
+        </w:tc>
+        <w:tc>
+          <w:tcPr>
+            <w:tcW w:w="2101" w:type="dxa"/>
             <w:vAlign w:val="center"/>
           </w:tcPr>
           <w:p>
@@ -29792,7 +31725,7 @@
         </w:tc>
         <w:tc>
           <w:tcPr>
-            <w:tcW w:w="2249" w:type="dxa"/>
+            <w:tcW w:w="2369" w:type="dxa"/>
             <w:vAlign w:val="center"/>
           </w:tcPr>
           <w:p>
@@ -29811,34 +31744,27 @@
         </w:tc>
         <w:tc>
           <w:tcPr>
-            <w:tcW w:w="1879" w:type="dxa"/>
-            <w:vAlign w:val="center"/>
-          </w:tcPr>
-          <w:p>
-            <w:pPr>
-              <w:pStyle w:val="Compact"/>
-              <w:spacing w:before="0" w:after="0" w:line="280" w:lineRule="exact"/>
-              <w:jc w:val="center"/>
-            </w:pPr>
-            <w:r>
-              <w:rPr>
-                <w:i/>
-                <w:sz w:val="24"/>
-              </w:rPr>
-              <w:t>C</w:t>
-            </w:r>
-            <w:r>
-              <w:rPr>
-                <w:i/>
-                <w:sz w:val="24"/>
-              </w:rPr>
-              <w:t>hrome</w:t>
-            </w:r>
-          </w:p>
-        </w:tc>
-        <w:tc>
-          <w:tcPr>
-            <w:tcW w:w="2548" w:type="dxa"/>
+            <w:tcW w:w="1567" w:type="dxa"/>
+            <w:vAlign w:val="center"/>
+          </w:tcPr>
+          <w:p>
+            <w:pPr>
+              <w:pStyle w:val="Compact"/>
+              <w:spacing w:before="0" w:after="0" w:line="280" w:lineRule="exact"/>
+              <w:jc w:val="center"/>
+            </w:pPr>
+            <w:r>
+              <w:rPr>
+                <w:i/>
+                <w:sz w:val="24"/>
+              </w:rPr>
+              <w:t>Chrome</w:t>
+            </w:r>
+          </w:p>
+        </w:tc>
+        <w:tc>
+          <w:tcPr>
+            <w:tcW w:w="2678" w:type="dxa"/>
             <w:vAlign w:val="center"/>
           </w:tcPr>
           <w:p>
@@ -29857,7 +31783,7 @@
         </w:tc>
         <w:tc>
           <w:tcPr>
-            <w:tcW w:w="2039" w:type="dxa"/>
+            <w:tcW w:w="2101" w:type="dxa"/>
             <w:vAlign w:val="center"/>
           </w:tcPr>
           <w:p>
@@ -29901,7 +31827,7 @@
         </w:tc>
         <w:tc>
           <w:tcPr>
-            <w:tcW w:w="2249" w:type="dxa"/>
+            <w:tcW w:w="2369" w:type="dxa"/>
             <w:vAlign w:val="center"/>
           </w:tcPr>
           <w:p>
@@ -29927,7 +31853,7 @@
         </w:tc>
         <w:tc>
           <w:tcPr>
-            <w:tcW w:w="1879" w:type="dxa"/>
+            <w:tcW w:w="1567" w:type="dxa"/>
             <w:vAlign w:val="center"/>
           </w:tcPr>
           <w:p>
@@ -29946,7 +31872,7 @@
         </w:tc>
         <w:tc>
           <w:tcPr>
-            <w:tcW w:w="2548" w:type="dxa"/>
+            <w:tcW w:w="2678" w:type="dxa"/>
             <w:vAlign w:val="center"/>
           </w:tcPr>
           <w:p>
@@ -29972,7 +31898,7 @@
         </w:tc>
         <w:tc>
           <w:tcPr>
-            <w:tcW w:w="2039" w:type="dxa"/>
+            <w:tcW w:w="2101" w:type="dxa"/>
             <w:vAlign w:val="center"/>
           </w:tcPr>
           <w:p>
@@ -30016,7 +31942,7 @@
         </w:tc>
         <w:tc>
           <w:tcPr>
-            <w:tcW w:w="2249" w:type="dxa"/>
+            <w:tcW w:w="2369" w:type="dxa"/>
             <w:vAlign w:val="center"/>
           </w:tcPr>
           <w:p>
@@ -30061,7 +31987,7 @@
         </w:tc>
         <w:tc>
           <w:tcPr>
-            <w:tcW w:w="1879" w:type="dxa"/>
+            <w:tcW w:w="1567" w:type="dxa"/>
             <w:vAlign w:val="center"/>
           </w:tcPr>
           <w:p>
@@ -30100,7 +32026,7 @@
         </w:tc>
         <w:tc>
           <w:tcPr>
-            <w:tcW w:w="2548" w:type="dxa"/>
+            <w:tcW w:w="2678" w:type="dxa"/>
             <w:vAlign w:val="center"/>
           </w:tcPr>
           <w:p>
@@ -30120,14 +32046,7 @@
                 <w:i/>
                 <w:sz w:val="24"/>
               </w:rPr>
-              <w:t>SO</w:t>
-            </w:r>
-            <w:r>
-              <w:rPr>
-                <w:i/>
-                <w:sz w:val="24"/>
-              </w:rPr>
-              <w:t>C</w:t>
+              <w:t>SOC</w:t>
             </w:r>
             <w:r>
               <w:rPr>
@@ -30139,7 +32058,7 @@
         </w:tc>
         <w:tc>
           <w:tcPr>
-            <w:tcW w:w="2039" w:type="dxa"/>
+            <w:tcW w:w="2101" w:type="dxa"/>
             <w:vAlign w:val="center"/>
           </w:tcPr>
           <w:p>
@@ -30206,9 +32125,9 @@
         <w:spacing w:before="0" w:after="0" w:line="360" w:lineRule="exact"/>
         <w:jc w:val="center"/>
       </w:pPr>
-      <w:bookmarkStart w:id="31" w:name="_6574ce6d3bdcb7786930e8390195aee2be99a58"/>
-      <w:bookmarkStart w:id="32" w:name="_Toc241940017"/>
-      <w:bookmarkEnd w:id="29"/>
+      <w:bookmarkStart w:id="32" w:name="_6574ce6d3bdcb7786930e8390195aee2be99a58"/>
+      <w:bookmarkStart w:id="33" w:name="_Toc241941238"/>
+      <w:bookmarkEnd w:id="30"/>
       <w:r>
         <w:rPr>
           <w:b/>
@@ -30217,7 +32136,7 @@
         <w:lastRenderedPageBreak/>
         <w:t>ПРИЛОЖЕНИЕ В</w:t>
       </w:r>
-      <w:bookmarkEnd w:id="32"/>
+      <w:bookmarkEnd w:id="33"/>
     </w:p>
     <w:p>
       <w:pPr>
@@ -30619,9 +32538,9 @@
         <w:spacing w:before="0" w:after="0" w:line="360" w:lineRule="exact"/>
         <w:jc w:val="center"/>
       </w:pPr>
-      <w:bookmarkStart w:id="33" w:name="_9415338eb7aade5a81d9d1583f95cf4a5b310ea"/>
-      <w:bookmarkStart w:id="34" w:name="_Toc241940018"/>
-      <w:bookmarkEnd w:id="31"/>
+      <w:bookmarkStart w:id="34" w:name="_9415338eb7aade5a81d9d1583f95cf4a5b310ea"/>
+      <w:bookmarkStart w:id="35" w:name="_Toc241941239"/>
+      <w:bookmarkEnd w:id="32"/>
       <w:r>
         <w:rPr>
           <w:b/>
@@ -30630,7 +32549,7 @@
         <w:lastRenderedPageBreak/>
         <w:t>ПРИЛОЖЕНИЕ Г</w:t>
       </w:r>
-      <w:bookmarkEnd w:id="34"/>
+      <w:bookmarkEnd w:id="35"/>
     </w:p>
     <w:p>
       <w:pPr>
@@ -30777,13 +32696,7 @@
         <w:rPr>
           <w:sz w:val="28"/>
         </w:rPr>
-        <w:t>-п</w:t>
-      </w:r>
-      <w:r>
-        <w:rPr>
-          <w:sz w:val="28"/>
-        </w:rPr>
-        <w:t xml:space="preserve">редложения в </w:t>
+        <w:t xml:space="preserve">-предложения в </w:t>
       </w:r>
       <w:r>
         <w:rPr>
@@ -31103,13 +33016,7 @@
               <w:rPr>
                 <w:sz w:val="24"/>
               </w:rPr>
-              <w:t xml:space="preserve">» </w:t>
-            </w:r>
-            <w:r>
-              <w:rPr>
-                <w:sz w:val="24"/>
-              </w:rPr>
-              <w:t>(транзакционное предложение); последний вариант после публикации изменить нельзя</w:t>
+              <w:t>» (транзакционное предложение); последний вариант после публикации изменить нельзя</w:t>
             </w:r>
           </w:p>
         </w:tc>
@@ -31141,7 +33048,13 @@
               <w:rPr>
                 <w:sz w:val="24"/>
               </w:rPr>
-              <w:t xml:space="preserve"> можно включить в релизе проекта</w:t>
+              <w:t xml:space="preserve"> можно включи</w:t>
+            </w:r>
+            <w:r>
+              <w:rPr>
+                <w:sz w:val="24"/>
+              </w:rPr>
+              <w:t>ть в релизе проекта</w:t>
             </w:r>
           </w:p>
         </w:tc>
@@ -31185,13 +33098,7 @@
               <w:rPr>
                 <w:sz w:val="24"/>
               </w:rPr>
-              <w:t xml:space="preserve">для </w:t>
-            </w:r>
-            <w:r>
-              <w:rPr>
-                <w:sz w:val="24"/>
-              </w:rPr>
-              <w:t>вариантов, кроме «</w:t>
+              <w:t>для вариантов, кроме «</w:t>
             </w:r>
             <w:r>
               <w:rPr>
@@ -31301,13 +33208,7 @@
               <w:rPr>
                 <w:sz w:val="24"/>
               </w:rPr>
-              <w:t>в ТЗ первого релиза закладыва</w:t>
-            </w:r>
-            <w:r>
-              <w:rPr>
-                <w:sz w:val="24"/>
-              </w:rPr>
-              <w:t xml:space="preserve">ется вход через </w:t>
+              <w:t xml:space="preserve">в ТЗ первого релиза закладывается вход через </w:t>
             </w:r>
             <w:r>
               <w:rPr>
@@ -31320,7 +33221,13 @@
               <w:rPr>
                 <w:sz w:val="24"/>
               </w:rPr>
-              <w:t xml:space="preserve">; это дополнительная работа для единицы «листинг </w:t>
+              <w:t>; это дополнительная работа для единицы «</w:t>
+            </w:r>
+            <w:r>
+              <w:rPr>
+                <w:sz w:val="24"/>
+              </w:rPr>
+              <w:t xml:space="preserve">листинг </w:t>
             </w:r>
             <w:r>
               <w:rPr>
@@ -31442,13 +33349,7 @@
               <w:rPr>
                 <w:sz w:val="24"/>
               </w:rPr>
-              <w:t xml:space="preserve"> до подачи; это у</w:t>
-            </w:r>
-            <w:r>
-              <w:rPr>
-                <w:sz w:val="24"/>
-              </w:rPr>
-              <w:t>словие проверяется при планировании архитектуры</w:t>
+              <w:t xml:space="preserve"> до подачи; это условие проверяется при планировании архитектуры</w:t>
             </w:r>
           </w:p>
         </w:tc>
@@ -31473,7 +33374,13 @@
               <w:rPr>
                 <w:sz w:val="24"/>
               </w:rPr>
-              <w:t>Сертификация и сроки</w:t>
+              <w:t>Сертификация и ср</w:t>
+            </w:r>
+            <w:r>
+              <w:rPr>
+                <w:sz w:val="24"/>
+              </w:rPr>
+              <w:t>оки</w:t>
             </w:r>
           </w:p>
         </w:tc>
@@ -31492,13 +33399,7 @@
               <w:rPr>
                 <w:sz w:val="24"/>
               </w:rPr>
-              <w:t xml:space="preserve">автоматическая проверка занимает до 30 минут, затем ручная сертификация (содержание, техническая проверка, деловые критерии издателя), предпросмотр и выпуск; при отказе приходит отчет и </w:t>
-            </w:r>
-            <w:r>
-              <w:rPr>
-                <w:sz w:val="24"/>
-              </w:rPr>
-              <w:t>можно подать повторно</w:t>
+              <w:t>автоматическая проверка занимает до 30 минут, затем ручная сертификация (содержание, техническая проверка, деловые критерии издателя), предпросмотр и выпуск; при отказе приходит отчет и можно подать повторно</w:t>
             </w:r>
           </w:p>
         </w:tc>
@@ -31517,7 +33418,13 @@
               <w:rPr>
                 <w:sz w:val="24"/>
               </w:rPr>
-              <w:t>в плане релизов выделить время на повторные подачи; точный срок ручной проверки в документации не указан</w:t>
+              <w:t xml:space="preserve">в плане релизов выделить время на повторные </w:t>
+            </w:r>
+            <w:r>
+              <w:rPr>
+                <w:sz w:val="24"/>
+              </w:rPr>
+              <w:t>подачи; точный срок ручной проверки в документации не указан</w:t>
             </w:r>
           </w:p>
         </w:tc>
@@ -31587,13 +33494,7 @@
               <w:rPr>
                 <w:sz w:val="24"/>
               </w:rPr>
-              <w:t>, политики конфиденциальности и условий и</w:t>
-            </w:r>
-            <w:r>
-              <w:rPr>
-                <w:sz w:val="24"/>
-              </w:rPr>
-              <w:t xml:space="preserve">спользования; сторонний сертификат </w:t>
+              <w:t xml:space="preserve">, политики конфиденциальности и условий использования; сторонний сертификат </w:t>
             </w:r>
             <w:r>
               <w:rPr>
@@ -31921,13 +33822,13 @@
         <w:rPr>
           <w:sz w:val="28"/>
         </w:rPr>
-        <w:t xml:space="preserve"> 2 останется слабым местом, что отражено</w:t>
-      </w:r>
-      <w:r>
-        <w:rPr>
-          <w:sz w:val="28"/>
-        </w:rPr>
-        <w:t xml:space="preserve"> в рисках ЛР7.</w:t>
+        <w:t xml:space="preserve"> 2 останется слабым местом, что отраже</w:t>
+      </w:r>
+      <w:r>
+        <w:rPr>
+          <w:sz w:val="28"/>
+        </w:rPr>
+        <w:t>но в рисках ЛР7.</w:t>
       </w:r>
     </w:p>
     <w:p>
@@ -31967,13 +33868,13 @@
         <w:rPr>
           <w:sz w:val="28"/>
         </w:rPr>
-        <w:t xml:space="preserve"> выполнен по курсу НБР</w:t>
-      </w:r>
-      <w:r>
-        <w:rPr>
-          <w:sz w:val="28"/>
-        </w:rPr>
-        <w:t>Б 3,0051 </w:t>
+        <w:t xml:space="preserve"> выполнен по курсу Н</w:t>
+      </w:r>
+      <w:r>
+        <w:rPr>
+          <w:sz w:val="28"/>
+        </w:rPr>
+        <w:t>БРБ 3,0051 </w:t>
       </w:r>
       <w:r>
         <w:rPr>
@@ -32668,7 +34569,13 @@
         <w:rPr>
           <w:sz w:val="28"/>
         </w:rPr>
-        <w:t>, при условии что статья расходов предусмотрена бюджетом ПЗ1; наличие такой статьи нужно сверить.</w:t>
+        <w:t>, при условии что статья расходов</w:t>
+      </w:r>
+      <w:r>
+        <w:rPr>
+          <w:sz w:val="28"/>
+        </w:rPr>
+        <w:t xml:space="preserve"> предусмотрена бюджетом ПЗ1; наличие такой статьи нужно сверить.</w:t>
       </w:r>
     </w:p>
     <w:p>
@@ -32679,9 +34586,9 @@
         <w:spacing w:before="0" w:after="0" w:line="360" w:lineRule="exact"/>
         <w:jc w:val="center"/>
       </w:pPr>
-      <w:bookmarkStart w:id="35" w:name="_21cff5e6573cc685eba2e5d01fbe1912356e1d7"/>
-      <w:bookmarkStart w:id="36" w:name="_Toc241940019"/>
-      <w:bookmarkEnd w:id="33"/>
+      <w:bookmarkStart w:id="36" w:name="_21cff5e6573cc685eba2e5d01fbe1912356e1d7"/>
+      <w:bookmarkStart w:id="37" w:name="_Toc241941240"/>
+      <w:bookmarkEnd w:id="34"/>
       <w:r>
         <w:rPr>
           <w:b/>
@@ -32690,7 +34597,7 @@
         <w:lastRenderedPageBreak/>
         <w:t>ПРИЛОЖЕНИЕ Д</w:t>
       </w:r>
-      <w:bookmarkEnd w:id="36"/>
+      <w:bookmarkEnd w:id="37"/>
     </w:p>
     <w:p>
       <w:pPr>
@@ -32768,7 +34675,7 @@
         <w:rPr>
           <w:sz w:val="28"/>
         </w:rPr>
-        <w:t xml:space="preserve">На рисунке 9 показано: </w:t>
+        <w:t xml:space="preserve">На рисунке 16 показано: </w:t>
       </w:r>
       <w:r>
         <w:rPr>
@@ -32797,1391 +34704,16 @@
           <w:sz w:val="28"/>
         </w:rPr>
         <w:drawing>
-          <wp:inline distT="0" distB="0" distL="0" distR="0" wp14:anchorId="1C29FB26" wp14:editId="1194A97D">
+          <wp:inline distT="0" distB="0" distL="0" distR="0" wp14:anchorId="3DF9806C" wp14:editId="27C07CDD">
             <wp:extent cx="5334000" cy="2375958"/>
             <wp:effectExtent l="0" t="0" r="0" b="0"/>
-            <wp:docPr id="52" name="Picture"/>
+            <wp:docPr id="74" name="Picture"/>
             <wp:cNvGraphicFramePr/>
             <a:graphic xmlns:a="http://schemas.openxmlformats.org/drawingml/2006/main">
               <a:graphicData uri="http://schemas.openxmlformats.org/drawingml/2006/picture">
                 <pic:pic xmlns:pic="http://schemas.openxmlformats.org/drawingml/2006/picture">
                   <pic:nvPicPr>
-                    <pic:cNvPr id="53" name="Picture" descr="Скриншоты/comp_01_perfectxl_home.jpg"/>
-                    <pic:cNvPicPr>
-                      <a:picLocks noChangeAspect="1" noChangeArrowheads="1"/>
-                    </pic:cNvPicPr>
-                  </pic:nvPicPr>
-                  <pic:blipFill>
-                    <a:blip r:embed="rId15"/>
-                    <a:stretch>
-                      <a:fillRect/>
-                    </a:stretch>
-                  </pic:blipFill>
-                  <pic:spPr bwMode="auto">
-                    <a:xfrm>
-                      <a:off x="0" y="0"/>
-                      <a:ext cx="5334000" cy="2375958"/>
-                    </a:xfrm>
-                    <a:prstGeom prst="rect">
-                      <a:avLst/>
-                    </a:prstGeom>
-                    <a:noFill/>
-                    <a:ln w="9525">
-                      <a:noFill/>
-                      <a:headEnd/>
-                      <a:tailEnd/>
-                    </a:ln>
-                  </pic:spPr>
-                </pic:pic>
-              </a:graphicData>
-            </a:graphic>
-          </wp:inline>
-        </w:drawing>
-      </w:r>
-    </w:p>
-    <w:p>
-      <w:pPr>
-        <w:pStyle w:val="a0"/>
-        <w:spacing w:before="0" w:after="0" w:line="360" w:lineRule="exact"/>
-        <w:jc w:val="center"/>
-      </w:pPr>
-      <w:r>
-        <w:rPr>
-          <w:sz w:val="28"/>
-        </w:rPr>
-        <w:t>Ри</w:t>
-      </w:r>
-      <w:r>
-        <w:rPr>
-          <w:sz w:val="28"/>
-        </w:rPr>
-        <w:t xml:space="preserve">сунок 9 – </w:t>
-      </w:r>
-      <w:r>
-        <w:rPr>
-          <w:i/>
-          <w:sz w:val="28"/>
-        </w:rPr>
-        <w:t>PerfectXL</w:t>
-      </w:r>
-      <w:r>
-        <w:rPr>
-          <w:sz w:val="28"/>
-        </w:rPr>
-        <w:t>: главная страница</w:t>
-      </w:r>
-    </w:p>
-    <w:p>
-      <w:pPr>
-        <w:pStyle w:val="a0"/>
-        <w:spacing w:before="0" w:after="0" w:line="360" w:lineRule="exact"/>
-        <w:ind w:firstLine="709"/>
-        <w:jc w:val="both"/>
-      </w:pPr>
-      <w:r>
-        <w:rPr>
-          <w:sz w:val="28"/>
-        </w:rPr>
-        <w:t xml:space="preserve">Главная </w:t>
-      </w:r>
-      <w:r>
-        <w:rPr>
-          <w:i/>
-          <w:sz w:val="28"/>
-        </w:rPr>
-        <w:t>PerfectXL</w:t>
-      </w:r>
-      <w:r>
-        <w:rPr>
-          <w:sz w:val="28"/>
-        </w:rPr>
-        <w:t xml:space="preserve"> построена вокруг награды «</w:t>
-      </w:r>
-      <w:r>
-        <w:rPr>
-          <w:i/>
-          <w:sz w:val="28"/>
-        </w:rPr>
-        <w:t>Best</w:t>
-      </w:r>
-      <w:r>
-        <w:rPr>
-          <w:sz w:val="28"/>
-        </w:rPr>
-        <w:t xml:space="preserve"> </w:t>
-      </w:r>
-      <w:r>
-        <w:rPr>
-          <w:i/>
-          <w:sz w:val="28"/>
-        </w:rPr>
-        <w:t>Excel</w:t>
-      </w:r>
-      <w:r>
-        <w:rPr>
-          <w:sz w:val="28"/>
-        </w:rPr>
-        <w:t xml:space="preserve"> </w:t>
-      </w:r>
-      <w:r>
-        <w:rPr>
-          <w:i/>
-          <w:sz w:val="28"/>
-        </w:rPr>
-        <w:t>Add-in</w:t>
-      </w:r>
-      <w:r>
-        <w:rPr>
-          <w:sz w:val="28"/>
-        </w:rPr>
-        <w:t xml:space="preserve"> </w:t>
-      </w:r>
-      <w:r>
-        <w:rPr>
-          <w:i/>
-          <w:sz w:val="28"/>
-        </w:rPr>
-        <w:t>of</w:t>
-      </w:r>
-      <w:r>
-        <w:rPr>
-          <w:sz w:val="28"/>
-        </w:rPr>
-        <w:t xml:space="preserve"> 2026» и кнопки анонса; цен и пробного доступа на первом экране нет.</w:t>
-      </w:r>
-    </w:p>
-    <w:p>
-      <w:pPr>
-        <w:pStyle w:val="a0"/>
-        <w:spacing w:before="0" w:after="0" w:line="360" w:lineRule="exact"/>
-        <w:ind w:firstLine="709"/>
-        <w:jc w:val="both"/>
-      </w:pPr>
-      <w:r>
-        <w:rPr>
-          <w:sz w:val="28"/>
-        </w:rPr>
-        <w:t xml:space="preserve">На рисунке 10 показано: </w:t>
-      </w:r>
-      <w:r>
-        <w:rPr>
-          <w:i/>
-          <w:sz w:val="28"/>
-        </w:rPr>
-        <w:t>PerfectXL</w:t>
-      </w:r>
-      <w:r>
-        <w:rPr>
-          <w:sz w:val="28"/>
-        </w:rPr>
-        <w:t>: страница цен.</w:t>
-      </w:r>
-    </w:p>
-    <w:p>
-      <w:pPr>
-        <w:pStyle w:val="a0"/>
-        <w:keepNext/>
-        <w:spacing w:before="0" w:after="0"/>
-        <w:jc w:val="center"/>
-      </w:pPr>
-      <w:r>
-        <w:rPr>
-          <w:noProof/>
-          <w:sz w:val="28"/>
-        </w:rPr>
-        <w:drawing>
-          <wp:inline distT="0" distB="0" distL="0" distR="0" wp14:anchorId="0F36DB3B" wp14:editId="46853076">
-            <wp:extent cx="5334000" cy="2375958"/>
-            <wp:effectExtent l="0" t="0" r="0" b="0"/>
-            <wp:docPr id="55" name="Picture"/>
-            <wp:cNvGraphicFramePr/>
-            <a:graphic xmlns:a="http://schemas.openxmlformats.org/drawingml/2006/main">
-              <a:graphicData uri="http://schemas.openxmlformats.org/drawingml/2006/picture">
-                <pic:pic xmlns:pic="http://schemas.openxmlformats.org/drawingml/2006/picture">
-                  <pic:nvPicPr>
-                    <pic:cNvPr id="56" name="Picture" descr="Скриншоты/comp_02_perfectxl_pricing.jpg"/>
-                    <pic:cNvPicPr>
-                      <a:picLocks noChangeAspect="1" noChangeArrowheads="1"/>
-                    </pic:cNvPicPr>
-                  </pic:nvPicPr>
-                  <pic:blipFill>
-                    <a:blip r:embed="rId16"/>
-                    <a:stretch>
-                      <a:fillRect/>
-                    </a:stretch>
-                  </pic:blipFill>
-                  <pic:spPr bwMode="auto">
-                    <a:xfrm>
-                      <a:off x="0" y="0"/>
-                      <a:ext cx="5334000" cy="2375958"/>
-                    </a:xfrm>
-                    <a:prstGeom prst="rect">
-                      <a:avLst/>
-                    </a:prstGeom>
-                    <a:noFill/>
-                    <a:ln w="9525">
-                      <a:noFill/>
-                      <a:headEnd/>
-                      <a:tailEnd/>
-                    </a:ln>
-                  </pic:spPr>
-                </pic:pic>
-              </a:graphicData>
-            </a:graphic>
-          </wp:inline>
-        </w:drawing>
-      </w:r>
-    </w:p>
-    <w:p>
-      <w:pPr>
-        <w:pStyle w:val="a0"/>
-        <w:spacing w:before="0" w:after="0" w:line="360" w:lineRule="exact"/>
-        <w:jc w:val="center"/>
-      </w:pPr>
-      <w:r>
-        <w:rPr>
-          <w:sz w:val="28"/>
-        </w:rPr>
-        <w:t xml:space="preserve">Рисунок 10 – </w:t>
-      </w:r>
-      <w:r>
-        <w:rPr>
-          <w:i/>
-          <w:sz w:val="28"/>
-        </w:rPr>
-        <w:t>PerfectXL</w:t>
-      </w:r>
-      <w:r>
-        <w:rPr>
-          <w:sz w:val="28"/>
-        </w:rPr>
-        <w:t>: страница ц</w:t>
-      </w:r>
-      <w:r>
-        <w:rPr>
-          <w:sz w:val="28"/>
-        </w:rPr>
-        <w:t>ен</w:t>
-      </w:r>
-    </w:p>
-    <w:p>
-      <w:pPr>
-        <w:pStyle w:val="a0"/>
-        <w:spacing w:before="0" w:after="0" w:line="360" w:lineRule="exact"/>
-        <w:ind w:firstLine="709"/>
-        <w:jc w:val="both"/>
-      </w:pPr>
-      <w:r>
-        <w:rPr>
-          <w:sz w:val="28"/>
-        </w:rPr>
-        <w:t>Страница показывает три пакета (</w:t>
-      </w:r>
-      <w:r>
-        <w:rPr>
-          <w:i/>
-          <w:sz w:val="28"/>
-        </w:rPr>
-        <w:t>Professional</w:t>
-      </w:r>
-      <w:r>
-        <w:rPr>
-          <w:sz w:val="28"/>
-        </w:rPr>
-        <w:t xml:space="preserve">, </w:t>
-      </w:r>
-      <w:r>
-        <w:rPr>
-          <w:i/>
-          <w:sz w:val="28"/>
-        </w:rPr>
-        <w:t>Medium</w:t>
-      </w:r>
-      <w:r>
-        <w:rPr>
-          <w:sz w:val="28"/>
-        </w:rPr>
-        <w:t xml:space="preserve"> </w:t>
-      </w:r>
-      <w:r>
-        <w:rPr>
-          <w:i/>
-          <w:sz w:val="28"/>
-        </w:rPr>
-        <w:t>Business</w:t>
-      </w:r>
-      <w:r>
-        <w:rPr>
-          <w:sz w:val="28"/>
-        </w:rPr>
-        <w:t xml:space="preserve">, </w:t>
-      </w:r>
-      <w:r>
-        <w:rPr>
-          <w:i/>
-          <w:sz w:val="28"/>
-        </w:rPr>
-        <w:t>Enterprise</w:t>
-      </w:r>
-      <w:r>
-        <w:rPr>
-          <w:sz w:val="28"/>
-        </w:rPr>
-        <w:t>) для разных размеров организаций; подтверждает, что цена раскрыта частично и сгруппирована по сегментам.</w:t>
-      </w:r>
-    </w:p>
-    <w:p>
-      <w:pPr>
-        <w:pStyle w:val="a0"/>
-        <w:spacing w:before="0" w:after="0" w:line="360" w:lineRule="exact"/>
-        <w:ind w:firstLine="709"/>
-        <w:jc w:val="both"/>
-      </w:pPr>
-      <w:r>
-        <w:rPr>
-          <w:sz w:val="28"/>
-        </w:rPr>
-        <w:t xml:space="preserve">На рисунке 11 показано: </w:t>
-      </w:r>
-      <w:r>
-        <w:rPr>
-          <w:i/>
-          <w:sz w:val="28"/>
-        </w:rPr>
-        <w:t>Shortcut</w:t>
-      </w:r>
-      <w:r>
-        <w:rPr>
-          <w:sz w:val="28"/>
-        </w:rPr>
-        <w:t>: страница цен.</w:t>
-      </w:r>
-    </w:p>
-    <w:p>
-      <w:pPr>
-        <w:pStyle w:val="a0"/>
-        <w:keepNext/>
-        <w:spacing w:before="0" w:after="0"/>
-        <w:jc w:val="center"/>
-      </w:pPr>
-      <w:r>
-        <w:rPr>
-          <w:noProof/>
-          <w:sz w:val="28"/>
-        </w:rPr>
-        <w:lastRenderedPageBreak/>
-        <w:drawing>
-          <wp:inline distT="0" distB="0" distL="0" distR="0" wp14:anchorId="7EA10A63" wp14:editId="03186AE9">
-            <wp:extent cx="5334000" cy="2375958"/>
-            <wp:effectExtent l="0" t="0" r="0" b="0"/>
-            <wp:docPr id="58" name="Picture"/>
-            <wp:cNvGraphicFramePr/>
-            <a:graphic xmlns:a="http://schemas.openxmlformats.org/drawingml/2006/main">
-              <a:graphicData uri="http://schemas.openxmlformats.org/drawingml/2006/picture">
-                <pic:pic xmlns:pic="http://schemas.openxmlformats.org/drawingml/2006/picture">
-                  <pic:nvPicPr>
-                    <pic:cNvPr id="59" name="Picture" descr="Скриншоты/comp_03_shortcut_pricing.jpg"/>
-                    <pic:cNvPicPr>
-                      <a:picLocks noChangeAspect="1" noChangeArrowheads="1"/>
-                    </pic:cNvPicPr>
-                  </pic:nvPicPr>
-                  <pic:blipFill>
-                    <a:blip r:embed="rId17"/>
-                    <a:stretch>
-                      <a:fillRect/>
-                    </a:stretch>
-                  </pic:blipFill>
-                  <pic:spPr bwMode="auto">
-                    <a:xfrm>
-                      <a:off x="0" y="0"/>
-                      <a:ext cx="5334000" cy="2375958"/>
-                    </a:xfrm>
-                    <a:prstGeom prst="rect">
-                      <a:avLst/>
-                    </a:prstGeom>
-                    <a:noFill/>
-                    <a:ln w="9525">
-                      <a:noFill/>
-                      <a:headEnd/>
-                      <a:tailEnd/>
-                    </a:ln>
-                  </pic:spPr>
-                </pic:pic>
-              </a:graphicData>
-            </a:graphic>
-          </wp:inline>
-        </w:drawing>
-      </w:r>
-    </w:p>
-    <w:p>
-      <w:pPr>
-        <w:pStyle w:val="a0"/>
-        <w:spacing w:before="0" w:after="0" w:line="360" w:lineRule="exact"/>
-        <w:jc w:val="center"/>
-      </w:pPr>
-      <w:r>
-        <w:rPr>
-          <w:sz w:val="28"/>
-        </w:rPr>
-        <w:t xml:space="preserve">Рисунок 11 – </w:t>
-      </w:r>
-      <w:r>
-        <w:rPr>
-          <w:i/>
-          <w:sz w:val="28"/>
-        </w:rPr>
-        <w:t>Shortcut</w:t>
-      </w:r>
-      <w:r>
-        <w:rPr>
-          <w:sz w:val="28"/>
-        </w:rPr>
-        <w:t>: страница цен</w:t>
-      </w:r>
-    </w:p>
-    <w:p>
-      <w:pPr>
-        <w:pStyle w:val="a0"/>
-        <w:spacing w:before="0" w:after="0" w:line="360" w:lineRule="exact"/>
-        <w:ind w:firstLine="709"/>
-        <w:jc w:val="both"/>
-      </w:pPr>
-      <w:r>
-        <w:rPr>
-          <w:sz w:val="28"/>
-        </w:rPr>
-        <w:t xml:space="preserve">Страница показывает </w:t>
-      </w:r>
-      <w:r>
-        <w:rPr>
-          <w:i/>
-          <w:sz w:val="28"/>
-        </w:rPr>
-        <w:t>Free</w:t>
-      </w:r>
-      <w:r>
-        <w:rPr>
-          <w:sz w:val="28"/>
-        </w:rPr>
-        <w:t xml:space="preserve"> за 0 </w:t>
-      </w:r>
-      <w:r>
-        <w:rPr>
-          <w:i/>
-          <w:sz w:val="28"/>
-        </w:rPr>
-        <w:t>USD</w:t>
-      </w:r>
-      <w:r>
-        <w:rPr>
-          <w:sz w:val="28"/>
-        </w:rPr>
-        <w:t xml:space="preserve">, </w:t>
-      </w:r>
-      <w:r>
-        <w:rPr>
-          <w:i/>
-          <w:sz w:val="28"/>
-        </w:rPr>
-        <w:t>Pro</w:t>
-      </w:r>
-      <w:r>
-        <w:rPr>
-          <w:sz w:val="28"/>
-        </w:rPr>
-        <w:t xml:space="preserve"> 100 </w:t>
-      </w:r>
-      <w:r>
-        <w:rPr>
-          <w:i/>
-          <w:sz w:val="28"/>
-        </w:rPr>
-        <w:t>USD</w:t>
-      </w:r>
-      <w:r>
-        <w:rPr>
-          <w:sz w:val="28"/>
-        </w:rPr>
-        <w:t xml:space="preserve">, </w:t>
-      </w:r>
-      <w:r>
-        <w:rPr>
-          <w:i/>
-          <w:sz w:val="28"/>
-        </w:rPr>
-        <w:t>Teams</w:t>
-      </w:r>
-      <w:r>
-        <w:rPr>
-          <w:sz w:val="28"/>
-        </w:rPr>
-        <w:t xml:space="preserve"> 320 </w:t>
-      </w:r>
-      <w:r>
-        <w:rPr>
-          <w:i/>
-          <w:sz w:val="28"/>
-        </w:rPr>
-        <w:t>USD</w:t>
-      </w:r>
-      <w:r>
-        <w:rPr>
-          <w:sz w:val="28"/>
-        </w:rPr>
-        <w:t xml:space="preserve"> плюс 100 </w:t>
-      </w:r>
-      <w:r>
-        <w:rPr>
-          <w:i/>
-          <w:sz w:val="28"/>
-        </w:rPr>
-        <w:t>USD</w:t>
-      </w:r>
-      <w:r>
-        <w:rPr>
-          <w:sz w:val="28"/>
-        </w:rPr>
-        <w:t xml:space="preserve"> за место и </w:t>
-      </w:r>
-      <w:r>
-        <w:rPr>
-          <w:i/>
-          <w:sz w:val="28"/>
-        </w:rPr>
-        <w:t>Enterprise</w:t>
-      </w:r>
-      <w:r>
-        <w:rPr>
-          <w:sz w:val="28"/>
-        </w:rPr>
-        <w:t xml:space="preserve"> по запросу со скидкой 20 % за год; это самая прозрачная лестница тарифов среди конкурентов.</w:t>
-      </w:r>
-    </w:p>
-    <w:p>
-      <w:pPr>
-        <w:pStyle w:val="a0"/>
-        <w:spacing w:before="0" w:after="0" w:line="360" w:lineRule="exact"/>
-        <w:ind w:firstLine="709"/>
-        <w:jc w:val="both"/>
-      </w:pPr>
-      <w:r>
-        <w:rPr>
-          <w:sz w:val="28"/>
-        </w:rPr>
-        <w:t xml:space="preserve">На рисунке 12 показано: </w:t>
-      </w:r>
-      <w:r>
-        <w:rPr>
-          <w:i/>
-          <w:sz w:val="28"/>
-        </w:rPr>
-        <w:t>Numerou</w:t>
-      </w:r>
-      <w:r>
-        <w:rPr>
-          <w:i/>
-          <w:sz w:val="28"/>
-        </w:rPr>
-        <w:t>s.ai</w:t>
-      </w:r>
-      <w:r>
-        <w:rPr>
-          <w:sz w:val="28"/>
-        </w:rPr>
-        <w:t>: главная страница.</w:t>
-      </w:r>
-    </w:p>
-    <w:p>
-      <w:pPr>
-        <w:pStyle w:val="a0"/>
-        <w:keepNext/>
-        <w:spacing w:before="0" w:after="0"/>
-        <w:jc w:val="center"/>
-      </w:pPr>
-      <w:r>
-        <w:rPr>
-          <w:noProof/>
-          <w:sz w:val="28"/>
-        </w:rPr>
-        <w:drawing>
-          <wp:inline distT="0" distB="0" distL="0" distR="0" wp14:anchorId="5ACA1255" wp14:editId="152E2EBC">
-            <wp:extent cx="5334000" cy="2375958"/>
-            <wp:effectExtent l="0" t="0" r="0" b="0"/>
-            <wp:docPr id="61" name="Picture"/>
-            <wp:cNvGraphicFramePr/>
-            <a:graphic xmlns:a="http://schemas.openxmlformats.org/drawingml/2006/main">
-              <a:graphicData uri="http://schemas.openxmlformats.org/drawingml/2006/picture">
-                <pic:pic xmlns:pic="http://schemas.openxmlformats.org/drawingml/2006/picture">
-                  <pic:nvPicPr>
-                    <pic:cNvPr id="62" name="Picture" descr="Скриншоты/comp_04_numerous_home.jpg"/>
-                    <pic:cNvPicPr>
-                      <a:picLocks noChangeAspect="1" noChangeArrowheads="1"/>
-                    </pic:cNvPicPr>
-                  </pic:nvPicPr>
-                  <pic:blipFill>
-                    <a:blip r:embed="rId18"/>
-                    <a:stretch>
-                      <a:fillRect/>
-                    </a:stretch>
-                  </pic:blipFill>
-                  <pic:spPr bwMode="auto">
-                    <a:xfrm>
-                      <a:off x="0" y="0"/>
-                      <a:ext cx="5334000" cy="2375958"/>
-                    </a:xfrm>
-                    <a:prstGeom prst="rect">
-                      <a:avLst/>
-                    </a:prstGeom>
-                    <a:noFill/>
-                    <a:ln w="9525">
-                      <a:noFill/>
-                      <a:headEnd/>
-                      <a:tailEnd/>
-                    </a:ln>
-                  </pic:spPr>
-                </pic:pic>
-              </a:graphicData>
-            </a:graphic>
-          </wp:inline>
-        </w:drawing>
-      </w:r>
-    </w:p>
-    <w:p>
-      <w:pPr>
-        <w:pStyle w:val="a0"/>
-        <w:spacing w:before="0" w:after="0" w:line="360" w:lineRule="exact"/>
-        <w:jc w:val="center"/>
-      </w:pPr>
-      <w:r>
-        <w:rPr>
-          <w:sz w:val="28"/>
-        </w:rPr>
-        <w:t xml:space="preserve">Рисунок 12 – </w:t>
-      </w:r>
-      <w:r>
-        <w:rPr>
-          <w:i/>
-          <w:sz w:val="28"/>
-        </w:rPr>
-        <w:t>Numerous.ai</w:t>
-      </w:r>
-      <w:r>
-        <w:rPr>
-          <w:sz w:val="28"/>
-        </w:rPr>
-        <w:t>: главная страница</w:t>
-      </w:r>
-    </w:p>
-    <w:p>
-      <w:pPr>
-        <w:pStyle w:val="a0"/>
-        <w:spacing w:before="0" w:after="0" w:line="360" w:lineRule="exact"/>
-        <w:ind w:firstLine="709"/>
-        <w:jc w:val="both"/>
-      </w:pPr>
-      <w:r>
-        <w:rPr>
-          <w:sz w:val="28"/>
-        </w:rPr>
-        <w:t xml:space="preserve">Главная </w:t>
-      </w:r>
-      <w:r>
-        <w:rPr>
-          <w:i/>
-          <w:sz w:val="28"/>
-        </w:rPr>
-        <w:t>Numerous.ai</w:t>
-      </w:r>
-      <w:r>
-        <w:rPr>
-          <w:sz w:val="28"/>
-        </w:rPr>
-        <w:t xml:space="preserve"> продает массовое предложение «</w:t>
-      </w:r>
-      <w:r>
-        <w:rPr>
-          <w:i/>
-          <w:sz w:val="28"/>
-        </w:rPr>
-        <w:t>AI</w:t>
-      </w:r>
-      <w:r>
-        <w:rPr>
-          <w:sz w:val="28"/>
-        </w:rPr>
-        <w:t xml:space="preserve"> в </w:t>
-      </w:r>
-      <w:r>
-        <w:rPr>
-          <w:i/>
-          <w:sz w:val="28"/>
-        </w:rPr>
-        <w:t>Sheets</w:t>
-      </w:r>
-      <w:r>
-        <w:rPr>
-          <w:sz w:val="28"/>
-        </w:rPr>
-        <w:t xml:space="preserve"> и </w:t>
-      </w:r>
-      <w:r>
-        <w:rPr>
-          <w:i/>
-          <w:sz w:val="28"/>
-        </w:rPr>
-        <w:t>Excel</w:t>
-      </w:r>
-      <w:r>
-        <w:rPr>
-          <w:sz w:val="28"/>
-        </w:rPr>
-        <w:t>» без разговора с продавцом; страница цен перенаправляет на главную, а условия пробного периода и оплаты описаны в тек</w:t>
-      </w:r>
-      <w:r>
-        <w:rPr>
-          <w:sz w:val="28"/>
-        </w:rPr>
-        <w:t>сте.</w:t>
-      </w:r>
-    </w:p>
-    <w:p>
-      <w:pPr>
-        <w:pStyle w:val="a0"/>
-        <w:spacing w:before="0" w:after="0" w:line="360" w:lineRule="exact"/>
-        <w:ind w:firstLine="709"/>
-        <w:jc w:val="both"/>
-      </w:pPr>
-      <w:r>
-        <w:rPr>
-          <w:sz w:val="28"/>
-        </w:rPr>
-        <w:t xml:space="preserve">На рисунке 13 показано: </w:t>
-      </w:r>
-      <w:r>
-        <w:rPr>
-          <w:i/>
-          <w:sz w:val="28"/>
-        </w:rPr>
-        <w:t>Datarails</w:t>
-      </w:r>
-      <w:r>
-        <w:rPr>
-          <w:sz w:val="28"/>
-        </w:rPr>
-        <w:t>: страница цен.</w:t>
-      </w:r>
-    </w:p>
-    <w:p>
-      <w:pPr>
-        <w:pStyle w:val="a0"/>
-        <w:keepNext/>
-        <w:spacing w:before="0" w:after="0"/>
-        <w:jc w:val="center"/>
-      </w:pPr>
-      <w:r>
-        <w:rPr>
-          <w:noProof/>
-          <w:sz w:val="28"/>
-        </w:rPr>
-        <w:lastRenderedPageBreak/>
-        <w:drawing>
-          <wp:inline distT="0" distB="0" distL="0" distR="0" wp14:anchorId="27C3A356" wp14:editId="175DE732">
-            <wp:extent cx="5334000" cy="2375958"/>
-            <wp:effectExtent l="0" t="0" r="0" b="0"/>
-            <wp:docPr id="64" name="Picture"/>
-            <wp:cNvGraphicFramePr/>
-            <a:graphic xmlns:a="http://schemas.openxmlformats.org/drawingml/2006/main">
-              <a:graphicData uri="http://schemas.openxmlformats.org/drawingml/2006/picture">
-                <pic:pic xmlns:pic="http://schemas.openxmlformats.org/drawingml/2006/picture">
-                  <pic:nvPicPr>
-                    <pic:cNvPr id="65" name="Picture" descr="Скриншоты/comp_05_datarails_pricing.jpg"/>
-                    <pic:cNvPicPr>
-                      <a:picLocks noChangeAspect="1" noChangeArrowheads="1"/>
-                    </pic:cNvPicPr>
-                  </pic:nvPicPr>
-                  <pic:blipFill>
-                    <a:blip r:embed="rId19"/>
-                    <a:stretch>
-                      <a:fillRect/>
-                    </a:stretch>
-                  </pic:blipFill>
-                  <pic:spPr bwMode="auto">
-                    <a:xfrm>
-                      <a:off x="0" y="0"/>
-                      <a:ext cx="5334000" cy="2375958"/>
-                    </a:xfrm>
-                    <a:prstGeom prst="rect">
-                      <a:avLst/>
-                    </a:prstGeom>
-                    <a:noFill/>
-                    <a:ln w="9525">
-                      <a:noFill/>
-                      <a:headEnd/>
-                      <a:tailEnd/>
-                    </a:ln>
-                  </pic:spPr>
-                </pic:pic>
-              </a:graphicData>
-            </a:graphic>
-          </wp:inline>
-        </w:drawing>
-      </w:r>
-    </w:p>
-    <w:p>
-      <w:pPr>
-        <w:pStyle w:val="a0"/>
-        <w:spacing w:before="0" w:after="0" w:line="360" w:lineRule="exact"/>
-        <w:jc w:val="center"/>
-      </w:pPr>
-      <w:r>
-        <w:rPr>
-          <w:sz w:val="28"/>
-        </w:rPr>
-        <w:t xml:space="preserve">Рисунок 13 – </w:t>
-      </w:r>
-      <w:r>
-        <w:rPr>
-          <w:i/>
-          <w:sz w:val="28"/>
-        </w:rPr>
-        <w:t>Datarails</w:t>
-      </w:r>
-      <w:r>
-        <w:rPr>
-          <w:sz w:val="28"/>
-        </w:rPr>
-        <w:t>: страница цен</w:t>
-      </w:r>
-    </w:p>
-    <w:p>
-      <w:pPr>
-        <w:pStyle w:val="a0"/>
-        <w:spacing w:before="0" w:after="0" w:line="360" w:lineRule="exact"/>
-        <w:ind w:firstLine="709"/>
-        <w:jc w:val="both"/>
-      </w:pPr>
-      <w:r>
-        <w:rPr>
-          <w:sz w:val="28"/>
-        </w:rPr>
-        <w:t>Три тарифа (</w:t>
-      </w:r>
-      <w:r>
-        <w:rPr>
-          <w:i/>
-          <w:sz w:val="28"/>
-        </w:rPr>
-        <w:t>Professional</w:t>
-      </w:r>
-      <w:r>
-        <w:rPr>
-          <w:sz w:val="28"/>
-        </w:rPr>
-        <w:t xml:space="preserve">, </w:t>
-      </w:r>
-      <w:r>
-        <w:rPr>
-          <w:i/>
-          <w:sz w:val="28"/>
-        </w:rPr>
-        <w:t>Premium</w:t>
-      </w:r>
-      <w:r>
-        <w:rPr>
-          <w:sz w:val="28"/>
-        </w:rPr>
-        <w:t xml:space="preserve">, </w:t>
-      </w:r>
-      <w:r>
-        <w:rPr>
-          <w:i/>
-          <w:sz w:val="28"/>
-        </w:rPr>
-        <w:t>Expert</w:t>
-      </w:r>
-      <w:r>
-        <w:rPr>
-          <w:sz w:val="28"/>
-        </w:rPr>
-        <w:t>) без сумм и кнопки «</w:t>
-      </w:r>
-      <w:r>
-        <w:rPr>
-          <w:i/>
-          <w:sz w:val="28"/>
-        </w:rPr>
-        <w:t>Request</w:t>
-      </w:r>
-      <w:r>
-        <w:rPr>
-          <w:sz w:val="28"/>
-        </w:rPr>
-        <w:t xml:space="preserve"> </w:t>
-      </w:r>
-      <w:r>
-        <w:rPr>
-          <w:i/>
-          <w:sz w:val="28"/>
-        </w:rPr>
-        <w:t>Quote</w:t>
-      </w:r>
-      <w:r>
-        <w:rPr>
-          <w:sz w:val="28"/>
-        </w:rPr>
-        <w:t xml:space="preserve">»; цена по запросу и ограничения по числу пользователей и интеграций </w:t>
-      </w:r>
-      <w:r>
-        <w:rPr>
-          <w:sz w:val="28"/>
-        </w:rPr>
-        <w:t>подтверждают корпоративную модель продаж.</w:t>
-      </w:r>
-    </w:p>
-    <w:p>
-      <w:pPr>
-        <w:pStyle w:val="a0"/>
-        <w:spacing w:before="0" w:after="0" w:line="360" w:lineRule="exact"/>
-        <w:ind w:firstLine="709"/>
-        <w:jc w:val="both"/>
-      </w:pPr>
-      <w:r>
-        <w:rPr>
-          <w:sz w:val="28"/>
-        </w:rPr>
-        <w:t xml:space="preserve">На рисунке 14 показано: </w:t>
-      </w:r>
-      <w:r>
-        <w:rPr>
-          <w:i/>
-          <w:sz w:val="28"/>
-        </w:rPr>
-        <w:t>DataSnipper</w:t>
-      </w:r>
-      <w:r>
-        <w:rPr>
-          <w:sz w:val="28"/>
-        </w:rPr>
-        <w:t>: страница цен.</w:t>
-      </w:r>
-    </w:p>
-    <w:p>
-      <w:pPr>
-        <w:pStyle w:val="a0"/>
-        <w:keepNext/>
-        <w:spacing w:before="0" w:after="0"/>
-        <w:jc w:val="center"/>
-      </w:pPr>
-      <w:r>
-        <w:rPr>
-          <w:noProof/>
-          <w:sz w:val="28"/>
-        </w:rPr>
-        <w:drawing>
-          <wp:inline distT="0" distB="0" distL="0" distR="0" wp14:anchorId="087B318C" wp14:editId="79288D2A">
-            <wp:extent cx="5334000" cy="2375958"/>
-            <wp:effectExtent l="0" t="0" r="0" b="0"/>
-            <wp:docPr id="67" name="Picture"/>
-            <wp:cNvGraphicFramePr/>
-            <a:graphic xmlns:a="http://schemas.openxmlformats.org/drawingml/2006/main">
-              <a:graphicData uri="http://schemas.openxmlformats.org/drawingml/2006/picture">
-                <pic:pic xmlns:pic="http://schemas.openxmlformats.org/drawingml/2006/picture">
-                  <pic:nvPicPr>
-                    <pic:cNvPr id="68" name="Picture" descr="Скриншоты/comp_06_datasnipper_pricing.jpg"/>
-                    <pic:cNvPicPr>
-                      <a:picLocks noChangeAspect="1" noChangeArrowheads="1"/>
-                    </pic:cNvPicPr>
-                  </pic:nvPicPr>
-                  <pic:blipFill>
-                    <a:blip r:embed="rId20"/>
-                    <a:stretch>
-                      <a:fillRect/>
-                    </a:stretch>
-                  </pic:blipFill>
-                  <pic:spPr bwMode="auto">
-                    <a:xfrm>
-                      <a:off x="0" y="0"/>
-                      <a:ext cx="5334000" cy="2375958"/>
-                    </a:xfrm>
-                    <a:prstGeom prst="rect">
-                      <a:avLst/>
-                    </a:prstGeom>
-                    <a:noFill/>
-                    <a:ln w="9525">
-                      <a:noFill/>
-                      <a:headEnd/>
-                      <a:tailEnd/>
-                    </a:ln>
-                  </pic:spPr>
-                </pic:pic>
-              </a:graphicData>
-            </a:graphic>
-          </wp:inline>
-        </w:drawing>
-      </w:r>
-    </w:p>
-    <w:p>
-      <w:pPr>
-        <w:pStyle w:val="a0"/>
-        <w:spacing w:before="0" w:after="0" w:line="360" w:lineRule="exact"/>
-        <w:jc w:val="center"/>
-      </w:pPr>
-      <w:r>
-        <w:rPr>
-          <w:sz w:val="28"/>
-        </w:rPr>
-        <w:t xml:space="preserve">Рисунок 14 – </w:t>
-      </w:r>
-      <w:r>
-        <w:rPr>
-          <w:i/>
-          <w:sz w:val="28"/>
-        </w:rPr>
-        <w:t>DataSnipper</w:t>
-      </w:r>
-      <w:r>
-        <w:rPr>
-          <w:sz w:val="28"/>
-        </w:rPr>
-        <w:t>: страница цен</w:t>
-      </w:r>
-    </w:p>
-    <w:p>
-      <w:pPr>
-        <w:pStyle w:val="a0"/>
-        <w:spacing w:before="0" w:after="0" w:line="360" w:lineRule="exact"/>
-        <w:ind w:firstLine="709"/>
-        <w:jc w:val="both"/>
-      </w:pPr>
-      <w:r>
-        <w:rPr>
-          <w:sz w:val="28"/>
-        </w:rPr>
-        <w:t xml:space="preserve">Тарифы </w:t>
-      </w:r>
-      <w:r>
-        <w:rPr>
-          <w:i/>
-          <w:sz w:val="28"/>
-        </w:rPr>
-        <w:t>Start</w:t>
-      </w:r>
-      <w:r>
-        <w:rPr>
-          <w:sz w:val="28"/>
-        </w:rPr>
-        <w:t xml:space="preserve">, </w:t>
-      </w:r>
-      <w:r>
-        <w:rPr>
-          <w:i/>
-          <w:sz w:val="28"/>
-        </w:rPr>
-        <w:t>Accelerate</w:t>
-      </w:r>
-      <w:r>
-        <w:rPr>
-          <w:sz w:val="28"/>
-        </w:rPr>
-        <w:t xml:space="preserve"> и </w:t>
-      </w:r>
-      <w:r>
-        <w:rPr>
-          <w:i/>
-          <w:sz w:val="28"/>
-        </w:rPr>
-        <w:t>Elevate</w:t>
-      </w:r>
-      <w:r>
-        <w:rPr>
-          <w:sz w:val="28"/>
-        </w:rPr>
-        <w:t xml:space="preserve"> без сумм, вход через «</w:t>
-      </w:r>
-      <w:r>
-        <w:rPr>
-          <w:i/>
-          <w:sz w:val="28"/>
-        </w:rPr>
-        <w:t>Book</w:t>
-      </w:r>
-      <w:r>
-        <w:rPr>
-          <w:sz w:val="28"/>
-        </w:rPr>
-        <w:t xml:space="preserve"> </w:t>
-      </w:r>
-      <w:r>
-        <w:rPr>
-          <w:i/>
-          <w:sz w:val="28"/>
-        </w:rPr>
-        <w:t>Demo</w:t>
-      </w:r>
-      <w:r>
-        <w:rPr>
-          <w:sz w:val="28"/>
-        </w:rPr>
-        <w:t>» и «</w:t>
-      </w:r>
-      <w:r>
-        <w:rPr>
-          <w:i/>
-          <w:sz w:val="28"/>
-        </w:rPr>
-        <w:t>Contact</w:t>
-      </w:r>
-      <w:r>
-        <w:rPr>
-          <w:sz w:val="28"/>
-        </w:rPr>
-        <w:t xml:space="preserve"> </w:t>
-      </w:r>
-      <w:r>
-        <w:rPr>
-          <w:i/>
-          <w:sz w:val="28"/>
-        </w:rPr>
-        <w:t>sales</w:t>
-      </w:r>
-      <w:r>
-        <w:rPr>
-          <w:sz w:val="28"/>
-        </w:rPr>
-        <w:t xml:space="preserve">»; баннер </w:t>
-      </w:r>
-      <w:r>
-        <w:rPr>
-          <w:i/>
-          <w:sz w:val="28"/>
-        </w:rPr>
-        <w:t>cookie</w:t>
-      </w:r>
-      <w:r>
-        <w:rPr>
-          <w:sz w:val="28"/>
-        </w:rPr>
-        <w:t xml:space="preserve"> был отклонен до снимка.</w:t>
-      </w:r>
-    </w:p>
-    <w:p>
-      <w:pPr>
-        <w:pStyle w:val="a0"/>
-        <w:spacing w:before="0" w:after="0" w:line="360" w:lineRule="exact"/>
-        <w:ind w:firstLine="709"/>
-        <w:jc w:val="both"/>
-      </w:pPr>
-      <w:r>
-        <w:rPr>
-          <w:sz w:val="28"/>
-        </w:rPr>
-        <w:t xml:space="preserve">На рисунке 15 показано: </w:t>
-      </w:r>
-      <w:r>
-        <w:rPr>
-          <w:i/>
-          <w:sz w:val="28"/>
-        </w:rPr>
-        <w:t>Arixcel</w:t>
-      </w:r>
-      <w:r>
-        <w:rPr>
-          <w:sz w:val="28"/>
-        </w:rPr>
-        <w:t>: лицензирование.</w:t>
-      </w:r>
-    </w:p>
-    <w:p>
-      <w:pPr>
-        <w:pStyle w:val="a0"/>
-        <w:keepNext/>
-        <w:spacing w:before="0" w:after="0"/>
-        <w:jc w:val="center"/>
-      </w:pPr>
-      <w:r>
-        <w:rPr>
-          <w:noProof/>
-          <w:sz w:val="28"/>
-        </w:rPr>
-        <w:lastRenderedPageBreak/>
-        <w:drawing>
-          <wp:inline distT="0" distB="0" distL="0" distR="0" wp14:anchorId="23BC8523" wp14:editId="124C5361">
-            <wp:extent cx="5334000" cy="2375958"/>
-            <wp:effectExtent l="0" t="0" r="0" b="0"/>
-            <wp:docPr id="70" name="Picture"/>
-            <wp:cNvGraphicFramePr/>
-            <a:graphic xmlns:a="http://schemas.openxmlformats.org/drawingml/2006/main">
-              <a:graphicData uri="http://schemas.openxmlformats.org/drawingml/2006/picture">
-                <pic:pic xmlns:pic="http://schemas.openxmlformats.org/drawingml/2006/picture">
-                  <pic:nvPicPr>
-                    <pic:cNvPr id="71" name="Picture" descr="Скриншоты/comp_07_arixcel_pricing.jpg"/>
-                    <pic:cNvPicPr>
-                      <a:picLocks noChangeAspect="1" noChangeArrowheads="1"/>
-                    </pic:cNvPicPr>
-                  </pic:nvPicPr>
-                  <pic:blipFill>
-                    <a:blip r:embed="rId21"/>
-                    <a:stretch>
-                      <a:fillRect/>
-                    </a:stretch>
-                  </pic:blipFill>
-                  <pic:spPr bwMode="auto">
-                    <a:xfrm>
-                      <a:off x="0" y="0"/>
-                      <a:ext cx="5334000" cy="2375958"/>
-                    </a:xfrm>
-                    <a:prstGeom prst="rect">
-                      <a:avLst/>
-                    </a:prstGeom>
-                    <a:noFill/>
-                    <a:ln w="9525">
-                      <a:noFill/>
-                      <a:headEnd/>
-                      <a:tailEnd/>
-                    </a:ln>
-                  </pic:spPr>
-                </pic:pic>
-              </a:graphicData>
-            </a:graphic>
-          </wp:inline>
-        </w:drawing>
-      </w:r>
-    </w:p>
-    <w:p>
-      <w:pPr>
-        <w:pStyle w:val="a0"/>
-        <w:spacing w:before="0" w:after="0" w:line="360" w:lineRule="exact"/>
-        <w:jc w:val="center"/>
-      </w:pPr>
-      <w:r>
-        <w:rPr>
-          <w:sz w:val="28"/>
-        </w:rPr>
-        <w:t xml:space="preserve">Рисунок 15 – </w:t>
-      </w:r>
-      <w:r>
-        <w:rPr>
-          <w:i/>
-          <w:sz w:val="28"/>
-        </w:rPr>
-        <w:t>Arixcel</w:t>
-      </w:r>
-      <w:r>
-        <w:rPr>
-          <w:sz w:val="28"/>
-        </w:rPr>
-        <w:t>: лицензирование</w:t>
-      </w:r>
-    </w:p>
-    <w:p>
-      <w:pPr>
-        <w:pStyle w:val="a0"/>
-        <w:spacing w:before="0" w:after="0" w:line="360" w:lineRule="exact"/>
-        <w:ind w:firstLine="709"/>
-        <w:jc w:val="both"/>
-      </w:pPr>
-      <w:r>
-        <w:rPr>
-          <w:sz w:val="28"/>
-        </w:rPr>
-        <w:t xml:space="preserve">Раздел цен показывает 2,75 </w:t>
-      </w:r>
-      <w:r>
-        <w:rPr>
-          <w:i/>
-          <w:sz w:val="28"/>
-        </w:rPr>
-        <w:t>GBP</w:t>
-      </w:r>
-      <w:r>
-        <w:rPr>
-          <w:sz w:val="28"/>
-        </w:rPr>
-        <w:t xml:space="preserve"> за пользователя в месяц с примером расчета для 10 пользователей на 12 месяцев; правила активации ключей и админи</w:t>
-      </w:r>
-      <w:r>
-        <w:rPr>
-          <w:sz w:val="28"/>
-        </w:rPr>
-        <w:t xml:space="preserve">стрирования лицензий говорят о нацеленности на корпоративных пользователей </w:t>
-      </w:r>
-      <w:r>
-        <w:rPr>
-          <w:i/>
-          <w:sz w:val="28"/>
-        </w:rPr>
-        <w:t>Windows</w:t>
-      </w:r>
-      <w:r>
-        <w:rPr>
-          <w:sz w:val="28"/>
-        </w:rPr>
-        <w:t>.</w:t>
-      </w:r>
-    </w:p>
-    <w:p>
-      <w:pPr>
-        <w:pStyle w:val="a0"/>
-        <w:spacing w:before="0" w:after="0" w:line="360" w:lineRule="exact"/>
-        <w:ind w:firstLine="709"/>
-        <w:jc w:val="both"/>
-      </w:pPr>
-      <w:r>
-        <w:rPr>
-          <w:sz w:val="28"/>
-        </w:rPr>
-        <w:t xml:space="preserve">На рисунке 16 показано: </w:t>
-      </w:r>
-      <w:r>
-        <w:rPr>
-          <w:i/>
-          <w:sz w:val="28"/>
-        </w:rPr>
-        <w:t>Operis</w:t>
-      </w:r>
-      <w:r>
-        <w:rPr>
-          <w:sz w:val="28"/>
-        </w:rPr>
-        <w:t xml:space="preserve"> </w:t>
-      </w:r>
-      <w:r>
-        <w:rPr>
-          <w:i/>
-          <w:sz w:val="28"/>
-        </w:rPr>
-        <w:t>OAK</w:t>
-      </w:r>
-      <w:r>
-        <w:rPr>
-          <w:sz w:val="28"/>
-        </w:rPr>
-        <w:t>: страница цен.</w:t>
-      </w:r>
-    </w:p>
-    <w:p>
-      <w:pPr>
-        <w:pStyle w:val="a0"/>
-        <w:keepNext/>
-        <w:spacing w:before="0" w:after="0"/>
-        <w:jc w:val="center"/>
-      </w:pPr>
-      <w:r>
-        <w:rPr>
-          <w:noProof/>
-          <w:sz w:val="28"/>
-        </w:rPr>
-        <w:drawing>
-          <wp:inline distT="0" distB="0" distL="0" distR="0" wp14:anchorId="1527648B" wp14:editId="2348D3BB">
-            <wp:extent cx="5334000" cy="2375958"/>
-            <wp:effectExtent l="0" t="0" r="0" b="0"/>
-            <wp:docPr id="73" name="Picture"/>
-            <wp:cNvGraphicFramePr/>
-            <a:graphic xmlns:a="http://schemas.openxmlformats.org/drawingml/2006/main">
-              <a:graphicData uri="http://schemas.openxmlformats.org/drawingml/2006/picture">
-                <pic:pic xmlns:pic="http://schemas.openxmlformats.org/drawingml/2006/picture">
-                  <pic:nvPicPr>
-                    <pic:cNvPr id="74" name="Picture" descr="Скриншоты/comp_08_operis_oak_pricing.jpg"/>
+                    <pic:cNvPr id="75" name="Picture" descr="Скриншоты/comp_01_perfectxl_home.jpg"/>
                     <pic:cNvPicPr>
                       <a:picLocks noChangeAspect="1" noChangeArrowheads="1"/>
                     </pic:cNvPicPr>
@@ -34231,26 +34763,13 @@
           <w:i/>
           <w:sz w:val="28"/>
         </w:rPr>
-        <w:t>Operis</w:t>
-      </w:r>
-      <w:r>
-        <w:rPr>
-          <w:sz w:val="28"/>
-        </w:rPr>
-        <w:t xml:space="preserve"> </w:t>
-      </w:r>
-      <w:r>
-        <w:rPr>
-          <w:i/>
-          <w:sz w:val="28"/>
-        </w:rPr>
-        <w:t>OAK</w:t>
-      </w:r>
-      <w:r>
-        <w:rPr>
-          <w:sz w:val="28"/>
-        </w:rPr>
-        <w:t>: страница цен</w:t>
+        <w:t>PerfectXL</w:t>
+      </w:r>
+      <w:r>
+        <w:rPr>
+          <w:sz w:val="28"/>
+        </w:rPr>
+        <w:t>: главная страница</w:t>
       </w:r>
     </w:p>
     <w:p>
@@ -34264,6 +34783,1388 @@
         <w:rPr>
           <w:sz w:val="28"/>
         </w:rPr>
+        <w:t xml:space="preserve">Главная </w:t>
+      </w:r>
+      <w:r>
+        <w:rPr>
+          <w:i/>
+          <w:sz w:val="28"/>
+        </w:rPr>
+        <w:t>PerfectXL</w:t>
+      </w:r>
+      <w:r>
+        <w:rPr>
+          <w:sz w:val="28"/>
+        </w:rPr>
+        <w:t xml:space="preserve"> построена вокруг награды «</w:t>
+      </w:r>
+      <w:r>
+        <w:rPr>
+          <w:i/>
+          <w:sz w:val="28"/>
+        </w:rPr>
+        <w:t>Best</w:t>
+      </w:r>
+      <w:r>
+        <w:rPr>
+          <w:sz w:val="28"/>
+        </w:rPr>
+        <w:t xml:space="preserve"> </w:t>
+      </w:r>
+      <w:r>
+        <w:rPr>
+          <w:i/>
+          <w:sz w:val="28"/>
+        </w:rPr>
+        <w:t>Excel</w:t>
+      </w:r>
+      <w:r>
+        <w:rPr>
+          <w:sz w:val="28"/>
+        </w:rPr>
+        <w:t xml:space="preserve"> </w:t>
+      </w:r>
+      <w:r>
+        <w:rPr>
+          <w:i/>
+          <w:sz w:val="28"/>
+        </w:rPr>
+        <w:t>Add-in</w:t>
+      </w:r>
+      <w:r>
+        <w:rPr>
+          <w:sz w:val="28"/>
+        </w:rPr>
+        <w:t xml:space="preserve"> </w:t>
+      </w:r>
+      <w:r>
+        <w:rPr>
+          <w:i/>
+          <w:sz w:val="28"/>
+        </w:rPr>
+        <w:t>of</w:t>
+      </w:r>
+      <w:r>
+        <w:rPr>
+          <w:sz w:val="28"/>
+        </w:rPr>
+        <w:t xml:space="preserve"> 2026» и кноп</w:t>
+      </w:r>
+      <w:r>
+        <w:rPr>
+          <w:sz w:val="28"/>
+        </w:rPr>
+        <w:t>ки анонса; цен и пробного доступа на первом экране нет.</w:t>
+      </w:r>
+    </w:p>
+    <w:p>
+      <w:pPr>
+        <w:pStyle w:val="a0"/>
+        <w:spacing w:before="0" w:after="0" w:line="360" w:lineRule="exact"/>
+        <w:ind w:firstLine="709"/>
+        <w:jc w:val="both"/>
+      </w:pPr>
+      <w:r>
+        <w:rPr>
+          <w:sz w:val="28"/>
+        </w:rPr>
+        <w:t xml:space="preserve">На рисунке 17 показано: </w:t>
+      </w:r>
+      <w:r>
+        <w:rPr>
+          <w:i/>
+          <w:sz w:val="28"/>
+        </w:rPr>
+        <w:t>PerfectXL</w:t>
+      </w:r>
+      <w:r>
+        <w:rPr>
+          <w:sz w:val="28"/>
+        </w:rPr>
+        <w:t>: страница цен.</w:t>
+      </w:r>
+    </w:p>
+    <w:p>
+      <w:pPr>
+        <w:pStyle w:val="a0"/>
+        <w:keepNext/>
+        <w:spacing w:before="0" w:after="0"/>
+        <w:jc w:val="center"/>
+      </w:pPr>
+      <w:r>
+        <w:rPr>
+          <w:noProof/>
+          <w:sz w:val="28"/>
+        </w:rPr>
+        <w:drawing>
+          <wp:inline distT="0" distB="0" distL="0" distR="0" wp14:anchorId="1E82E4A8" wp14:editId="1E8AC79E">
+            <wp:extent cx="5334000" cy="2375958"/>
+            <wp:effectExtent l="0" t="0" r="0" b="0"/>
+            <wp:docPr id="77" name="Picture"/>
+            <wp:cNvGraphicFramePr/>
+            <a:graphic xmlns:a="http://schemas.openxmlformats.org/drawingml/2006/main">
+              <a:graphicData uri="http://schemas.openxmlformats.org/drawingml/2006/picture">
+                <pic:pic xmlns:pic="http://schemas.openxmlformats.org/drawingml/2006/picture">
+                  <pic:nvPicPr>
+                    <pic:cNvPr id="78" name="Picture" descr="Скриншоты/comp_02_perfectxl_pricing.jpg"/>
+                    <pic:cNvPicPr>
+                      <a:picLocks noChangeAspect="1" noChangeArrowheads="1"/>
+                    </pic:cNvPicPr>
+                  </pic:nvPicPr>
+                  <pic:blipFill>
+                    <a:blip r:embed="rId23"/>
+                    <a:stretch>
+                      <a:fillRect/>
+                    </a:stretch>
+                  </pic:blipFill>
+                  <pic:spPr bwMode="auto">
+                    <a:xfrm>
+                      <a:off x="0" y="0"/>
+                      <a:ext cx="5334000" cy="2375958"/>
+                    </a:xfrm>
+                    <a:prstGeom prst="rect">
+                      <a:avLst/>
+                    </a:prstGeom>
+                    <a:noFill/>
+                    <a:ln w="9525">
+                      <a:noFill/>
+                      <a:headEnd/>
+                      <a:tailEnd/>
+                    </a:ln>
+                  </pic:spPr>
+                </pic:pic>
+              </a:graphicData>
+            </a:graphic>
+          </wp:inline>
+        </w:drawing>
+      </w:r>
+    </w:p>
+    <w:p>
+      <w:pPr>
+        <w:pStyle w:val="a0"/>
+        <w:spacing w:before="0" w:after="0" w:line="360" w:lineRule="exact"/>
+        <w:jc w:val="center"/>
+      </w:pPr>
+      <w:r>
+        <w:rPr>
+          <w:sz w:val="28"/>
+        </w:rPr>
+        <w:t xml:space="preserve">Рисунок 17 – </w:t>
+      </w:r>
+      <w:r>
+        <w:rPr>
+          <w:i/>
+          <w:sz w:val="28"/>
+        </w:rPr>
+        <w:t>PerfectXL</w:t>
+      </w:r>
+      <w:r>
+        <w:rPr>
+          <w:sz w:val="28"/>
+        </w:rPr>
+        <w:t>: страница цен</w:t>
+      </w:r>
+    </w:p>
+    <w:p>
+      <w:pPr>
+        <w:pStyle w:val="a0"/>
+        <w:spacing w:before="0" w:after="0" w:line="360" w:lineRule="exact"/>
+        <w:ind w:firstLine="709"/>
+        <w:jc w:val="both"/>
+      </w:pPr>
+      <w:r>
+        <w:rPr>
+          <w:sz w:val="28"/>
+        </w:rPr>
+        <w:t>Страница показывает три пакета (</w:t>
+      </w:r>
+      <w:r>
+        <w:rPr>
+          <w:i/>
+          <w:sz w:val="28"/>
+        </w:rPr>
+        <w:t>Professional</w:t>
+      </w:r>
+      <w:r>
+        <w:rPr>
+          <w:sz w:val="28"/>
+        </w:rPr>
+        <w:t xml:space="preserve">, </w:t>
+      </w:r>
+      <w:r>
+        <w:rPr>
+          <w:i/>
+          <w:sz w:val="28"/>
+        </w:rPr>
+        <w:t>Medium</w:t>
+      </w:r>
+      <w:r>
+        <w:rPr>
+          <w:sz w:val="28"/>
+        </w:rPr>
+        <w:t xml:space="preserve"> </w:t>
+      </w:r>
+      <w:r>
+        <w:rPr>
+          <w:i/>
+          <w:sz w:val="28"/>
+        </w:rPr>
+        <w:t>Business</w:t>
+      </w:r>
+      <w:r>
+        <w:rPr>
+          <w:sz w:val="28"/>
+        </w:rPr>
+        <w:t xml:space="preserve">, </w:t>
+      </w:r>
+      <w:r>
+        <w:rPr>
+          <w:i/>
+          <w:sz w:val="28"/>
+        </w:rPr>
+        <w:t>Enterprise</w:t>
+      </w:r>
+      <w:r>
+        <w:rPr>
+          <w:sz w:val="28"/>
+        </w:rPr>
+        <w:t xml:space="preserve">) для разных размеров </w:t>
+      </w:r>
+      <w:r>
+        <w:rPr>
+          <w:sz w:val="28"/>
+        </w:rPr>
+        <w:t>организаций; подтверждает, что цена раскрыта частично и сгруппирована по сегментам.</w:t>
+      </w:r>
+    </w:p>
+    <w:p>
+      <w:pPr>
+        <w:pStyle w:val="a0"/>
+        <w:spacing w:before="0" w:after="0" w:line="360" w:lineRule="exact"/>
+        <w:ind w:firstLine="709"/>
+        <w:jc w:val="both"/>
+      </w:pPr>
+      <w:r>
+        <w:rPr>
+          <w:sz w:val="28"/>
+        </w:rPr>
+        <w:t xml:space="preserve">На рисунке 18 показано: </w:t>
+      </w:r>
+      <w:r>
+        <w:rPr>
+          <w:i/>
+          <w:sz w:val="28"/>
+        </w:rPr>
+        <w:t>Shortcut</w:t>
+      </w:r>
+      <w:r>
+        <w:rPr>
+          <w:sz w:val="28"/>
+        </w:rPr>
+        <w:t>: страница цен.</w:t>
+      </w:r>
+    </w:p>
+    <w:p>
+      <w:pPr>
+        <w:pStyle w:val="a0"/>
+        <w:keepNext/>
+        <w:spacing w:before="0" w:after="0"/>
+        <w:jc w:val="center"/>
+      </w:pPr>
+      <w:r>
+        <w:rPr>
+          <w:noProof/>
+          <w:sz w:val="28"/>
+        </w:rPr>
+        <w:lastRenderedPageBreak/>
+        <w:drawing>
+          <wp:inline distT="0" distB="0" distL="0" distR="0" wp14:anchorId="4D18AFEB" wp14:editId="4721BB10">
+            <wp:extent cx="5334000" cy="2375958"/>
+            <wp:effectExtent l="0" t="0" r="0" b="0"/>
+            <wp:docPr id="80" name="Picture"/>
+            <wp:cNvGraphicFramePr/>
+            <a:graphic xmlns:a="http://schemas.openxmlformats.org/drawingml/2006/main">
+              <a:graphicData uri="http://schemas.openxmlformats.org/drawingml/2006/picture">
+                <pic:pic xmlns:pic="http://schemas.openxmlformats.org/drawingml/2006/picture">
+                  <pic:nvPicPr>
+                    <pic:cNvPr id="81" name="Picture" descr="Скриншоты/comp_03_shortcut_pricing.jpg"/>
+                    <pic:cNvPicPr>
+                      <a:picLocks noChangeAspect="1" noChangeArrowheads="1"/>
+                    </pic:cNvPicPr>
+                  </pic:nvPicPr>
+                  <pic:blipFill>
+                    <a:blip r:embed="rId24"/>
+                    <a:stretch>
+                      <a:fillRect/>
+                    </a:stretch>
+                  </pic:blipFill>
+                  <pic:spPr bwMode="auto">
+                    <a:xfrm>
+                      <a:off x="0" y="0"/>
+                      <a:ext cx="5334000" cy="2375958"/>
+                    </a:xfrm>
+                    <a:prstGeom prst="rect">
+                      <a:avLst/>
+                    </a:prstGeom>
+                    <a:noFill/>
+                    <a:ln w="9525">
+                      <a:noFill/>
+                      <a:headEnd/>
+                      <a:tailEnd/>
+                    </a:ln>
+                  </pic:spPr>
+                </pic:pic>
+              </a:graphicData>
+            </a:graphic>
+          </wp:inline>
+        </w:drawing>
+      </w:r>
+    </w:p>
+    <w:p>
+      <w:pPr>
+        <w:pStyle w:val="a0"/>
+        <w:spacing w:before="0" w:after="0" w:line="360" w:lineRule="exact"/>
+        <w:jc w:val="center"/>
+      </w:pPr>
+      <w:r>
+        <w:rPr>
+          <w:sz w:val="28"/>
+        </w:rPr>
+        <w:t xml:space="preserve">Рисунок 18 – </w:t>
+      </w:r>
+      <w:r>
+        <w:rPr>
+          <w:i/>
+          <w:sz w:val="28"/>
+        </w:rPr>
+        <w:t>Shortcut</w:t>
+      </w:r>
+      <w:r>
+        <w:rPr>
+          <w:sz w:val="28"/>
+        </w:rPr>
+        <w:t>: страница цен</w:t>
+      </w:r>
+    </w:p>
+    <w:p>
+      <w:pPr>
+        <w:pStyle w:val="a0"/>
+        <w:spacing w:before="0" w:after="0" w:line="360" w:lineRule="exact"/>
+        <w:ind w:firstLine="709"/>
+        <w:jc w:val="both"/>
+      </w:pPr>
+      <w:r>
+        <w:rPr>
+          <w:sz w:val="28"/>
+        </w:rPr>
+        <w:t xml:space="preserve">Страница показывает </w:t>
+      </w:r>
+      <w:r>
+        <w:rPr>
+          <w:i/>
+          <w:sz w:val="28"/>
+        </w:rPr>
+        <w:t>Free</w:t>
+      </w:r>
+      <w:r>
+        <w:rPr>
+          <w:sz w:val="28"/>
+        </w:rPr>
+        <w:t xml:space="preserve"> за 0 </w:t>
+      </w:r>
+      <w:r>
+        <w:rPr>
+          <w:i/>
+          <w:sz w:val="28"/>
+        </w:rPr>
+        <w:t>USD</w:t>
+      </w:r>
+      <w:r>
+        <w:rPr>
+          <w:sz w:val="28"/>
+        </w:rPr>
+        <w:t xml:space="preserve">, </w:t>
+      </w:r>
+      <w:r>
+        <w:rPr>
+          <w:i/>
+          <w:sz w:val="28"/>
+        </w:rPr>
+        <w:t>Pro</w:t>
+      </w:r>
+      <w:r>
+        <w:rPr>
+          <w:sz w:val="28"/>
+        </w:rPr>
+        <w:t xml:space="preserve"> 100 </w:t>
+      </w:r>
+      <w:r>
+        <w:rPr>
+          <w:i/>
+          <w:sz w:val="28"/>
+        </w:rPr>
+        <w:t>USD</w:t>
+      </w:r>
+      <w:r>
+        <w:rPr>
+          <w:sz w:val="28"/>
+        </w:rPr>
+        <w:t xml:space="preserve">, </w:t>
+      </w:r>
+      <w:r>
+        <w:rPr>
+          <w:i/>
+          <w:sz w:val="28"/>
+        </w:rPr>
+        <w:t>Teams</w:t>
+      </w:r>
+      <w:r>
+        <w:rPr>
+          <w:sz w:val="28"/>
+        </w:rPr>
+        <w:t xml:space="preserve"> 320 </w:t>
+      </w:r>
+      <w:r>
+        <w:rPr>
+          <w:i/>
+          <w:sz w:val="28"/>
+        </w:rPr>
+        <w:t>USD</w:t>
+      </w:r>
+      <w:r>
+        <w:rPr>
+          <w:sz w:val="28"/>
+        </w:rPr>
+        <w:t xml:space="preserve"> плюс 100 </w:t>
+      </w:r>
+      <w:r>
+        <w:rPr>
+          <w:i/>
+          <w:sz w:val="28"/>
+        </w:rPr>
+        <w:t>USD</w:t>
+      </w:r>
+      <w:r>
+        <w:rPr>
+          <w:sz w:val="28"/>
+        </w:rPr>
+        <w:t xml:space="preserve"> за место и </w:t>
+      </w:r>
+      <w:r>
+        <w:rPr>
+          <w:i/>
+          <w:sz w:val="28"/>
+        </w:rPr>
+        <w:t>Enterprise</w:t>
+      </w:r>
+      <w:r>
+        <w:rPr>
+          <w:sz w:val="28"/>
+        </w:rPr>
+        <w:t xml:space="preserve"> по запросу со скидкой 20 % за год; это самая прозрачная лестница тарифов среди конкурентов.</w:t>
+      </w:r>
+    </w:p>
+    <w:p>
+      <w:pPr>
+        <w:pStyle w:val="a0"/>
+        <w:spacing w:before="0" w:after="0" w:line="360" w:lineRule="exact"/>
+        <w:ind w:firstLine="709"/>
+        <w:jc w:val="both"/>
+      </w:pPr>
+      <w:r>
+        <w:rPr>
+          <w:sz w:val="28"/>
+        </w:rPr>
+        <w:t xml:space="preserve">На рисунке 19 показано: </w:t>
+      </w:r>
+      <w:r>
+        <w:rPr>
+          <w:i/>
+          <w:sz w:val="28"/>
+        </w:rPr>
+        <w:t>Numerous.ai</w:t>
+      </w:r>
+      <w:r>
+        <w:rPr>
+          <w:sz w:val="28"/>
+        </w:rPr>
+        <w:t>: главная страница.</w:t>
+      </w:r>
+    </w:p>
+    <w:p>
+      <w:pPr>
+        <w:pStyle w:val="a0"/>
+        <w:keepNext/>
+        <w:spacing w:before="0" w:after="0"/>
+        <w:jc w:val="center"/>
+      </w:pPr>
+      <w:r>
+        <w:rPr>
+          <w:noProof/>
+          <w:sz w:val="28"/>
+        </w:rPr>
+        <w:drawing>
+          <wp:inline distT="0" distB="0" distL="0" distR="0" wp14:anchorId="741235D7" wp14:editId="79A881EC">
+            <wp:extent cx="5334000" cy="2375958"/>
+            <wp:effectExtent l="0" t="0" r="0" b="0"/>
+            <wp:docPr id="83" name="Picture"/>
+            <wp:cNvGraphicFramePr/>
+            <a:graphic xmlns:a="http://schemas.openxmlformats.org/drawingml/2006/main">
+              <a:graphicData uri="http://schemas.openxmlformats.org/drawingml/2006/picture">
+                <pic:pic xmlns:pic="http://schemas.openxmlformats.org/drawingml/2006/picture">
+                  <pic:nvPicPr>
+                    <pic:cNvPr id="84" name="Picture" descr="Скриншоты/comp_04_numerous_home.jpg"/>
+                    <pic:cNvPicPr>
+                      <a:picLocks noChangeAspect="1" noChangeArrowheads="1"/>
+                    </pic:cNvPicPr>
+                  </pic:nvPicPr>
+                  <pic:blipFill>
+                    <a:blip r:embed="rId25"/>
+                    <a:stretch>
+                      <a:fillRect/>
+                    </a:stretch>
+                  </pic:blipFill>
+                  <pic:spPr bwMode="auto">
+                    <a:xfrm>
+                      <a:off x="0" y="0"/>
+                      <a:ext cx="5334000" cy="2375958"/>
+                    </a:xfrm>
+                    <a:prstGeom prst="rect">
+                      <a:avLst/>
+                    </a:prstGeom>
+                    <a:noFill/>
+                    <a:ln w="9525">
+                      <a:noFill/>
+                      <a:headEnd/>
+                      <a:tailEnd/>
+                    </a:ln>
+                  </pic:spPr>
+                </pic:pic>
+              </a:graphicData>
+            </a:graphic>
+          </wp:inline>
+        </w:drawing>
+      </w:r>
+    </w:p>
+    <w:p>
+      <w:pPr>
+        <w:pStyle w:val="a0"/>
+        <w:spacing w:before="0" w:after="0" w:line="360" w:lineRule="exact"/>
+        <w:jc w:val="center"/>
+      </w:pPr>
+      <w:r>
+        <w:rPr>
+          <w:sz w:val="28"/>
+        </w:rPr>
+        <w:t xml:space="preserve">Рисунок 19 – </w:t>
+      </w:r>
+      <w:r>
+        <w:rPr>
+          <w:i/>
+          <w:sz w:val="28"/>
+        </w:rPr>
+        <w:t>Numerous.ai</w:t>
+      </w:r>
+      <w:r>
+        <w:rPr>
+          <w:sz w:val="28"/>
+        </w:rPr>
+        <w:t>: главная страница</w:t>
+      </w:r>
+    </w:p>
+    <w:p>
+      <w:pPr>
+        <w:pStyle w:val="a0"/>
+        <w:spacing w:before="0" w:after="0" w:line="360" w:lineRule="exact"/>
+        <w:ind w:firstLine="709"/>
+        <w:jc w:val="both"/>
+      </w:pPr>
+      <w:r>
+        <w:rPr>
+          <w:sz w:val="28"/>
+        </w:rPr>
+        <w:t xml:space="preserve">Главная </w:t>
+      </w:r>
+      <w:r>
+        <w:rPr>
+          <w:i/>
+          <w:sz w:val="28"/>
+        </w:rPr>
+        <w:t>Numerous.ai</w:t>
+      </w:r>
+      <w:r>
+        <w:rPr>
+          <w:sz w:val="28"/>
+        </w:rPr>
+        <w:t xml:space="preserve"> продает массовое предложение «</w:t>
+      </w:r>
+      <w:r>
+        <w:rPr>
+          <w:i/>
+          <w:sz w:val="28"/>
+        </w:rPr>
+        <w:t>AI</w:t>
+      </w:r>
+      <w:r>
+        <w:rPr>
+          <w:sz w:val="28"/>
+        </w:rPr>
+        <w:t xml:space="preserve"> </w:t>
+      </w:r>
+      <w:r>
+        <w:rPr>
+          <w:sz w:val="28"/>
+        </w:rPr>
+        <w:t xml:space="preserve">в </w:t>
+      </w:r>
+      <w:r>
+        <w:rPr>
+          <w:i/>
+          <w:sz w:val="28"/>
+        </w:rPr>
+        <w:t>Sheets</w:t>
+      </w:r>
+      <w:r>
+        <w:rPr>
+          <w:sz w:val="28"/>
+        </w:rPr>
+        <w:t xml:space="preserve"> и </w:t>
+      </w:r>
+      <w:r>
+        <w:rPr>
+          <w:i/>
+          <w:sz w:val="28"/>
+        </w:rPr>
+        <w:t>Excel</w:t>
+      </w:r>
+      <w:r>
+        <w:rPr>
+          <w:sz w:val="28"/>
+        </w:rPr>
+        <w:t>» без разговора с продавцом; страница цен перенаправляет на главную, а условия пробного периода и оплаты описаны в тексте.</w:t>
+      </w:r>
+    </w:p>
+    <w:p>
+      <w:pPr>
+        <w:pStyle w:val="a0"/>
+        <w:spacing w:before="0" w:after="0" w:line="360" w:lineRule="exact"/>
+        <w:ind w:firstLine="709"/>
+        <w:jc w:val="both"/>
+      </w:pPr>
+      <w:r>
+        <w:rPr>
+          <w:sz w:val="28"/>
+        </w:rPr>
+        <w:t xml:space="preserve">На рисунке 20 показано: </w:t>
+      </w:r>
+      <w:r>
+        <w:rPr>
+          <w:i/>
+          <w:sz w:val="28"/>
+        </w:rPr>
+        <w:t>Datarails</w:t>
+      </w:r>
+      <w:r>
+        <w:rPr>
+          <w:sz w:val="28"/>
+        </w:rPr>
+        <w:t>: страница цен.</w:t>
+      </w:r>
+    </w:p>
+    <w:p>
+      <w:pPr>
+        <w:pStyle w:val="a0"/>
+        <w:keepNext/>
+        <w:spacing w:before="0" w:after="0"/>
+        <w:jc w:val="center"/>
+      </w:pPr>
+      <w:r>
+        <w:rPr>
+          <w:noProof/>
+          <w:sz w:val="28"/>
+        </w:rPr>
+        <w:lastRenderedPageBreak/>
+        <w:drawing>
+          <wp:inline distT="0" distB="0" distL="0" distR="0" wp14:anchorId="508D2EA6" wp14:editId="53437025">
+            <wp:extent cx="5334000" cy="2375958"/>
+            <wp:effectExtent l="0" t="0" r="0" b="0"/>
+            <wp:docPr id="86" name="Picture"/>
+            <wp:cNvGraphicFramePr/>
+            <a:graphic xmlns:a="http://schemas.openxmlformats.org/drawingml/2006/main">
+              <a:graphicData uri="http://schemas.openxmlformats.org/drawingml/2006/picture">
+                <pic:pic xmlns:pic="http://schemas.openxmlformats.org/drawingml/2006/picture">
+                  <pic:nvPicPr>
+                    <pic:cNvPr id="87" name="Picture" descr="Скриншоты/comp_05_datarails_pricing.jpg"/>
+                    <pic:cNvPicPr>
+                      <a:picLocks noChangeAspect="1" noChangeArrowheads="1"/>
+                    </pic:cNvPicPr>
+                  </pic:nvPicPr>
+                  <pic:blipFill>
+                    <a:blip r:embed="rId26"/>
+                    <a:stretch>
+                      <a:fillRect/>
+                    </a:stretch>
+                  </pic:blipFill>
+                  <pic:spPr bwMode="auto">
+                    <a:xfrm>
+                      <a:off x="0" y="0"/>
+                      <a:ext cx="5334000" cy="2375958"/>
+                    </a:xfrm>
+                    <a:prstGeom prst="rect">
+                      <a:avLst/>
+                    </a:prstGeom>
+                    <a:noFill/>
+                    <a:ln w="9525">
+                      <a:noFill/>
+                      <a:headEnd/>
+                      <a:tailEnd/>
+                    </a:ln>
+                  </pic:spPr>
+                </pic:pic>
+              </a:graphicData>
+            </a:graphic>
+          </wp:inline>
+        </w:drawing>
+      </w:r>
+    </w:p>
+    <w:p>
+      <w:pPr>
+        <w:pStyle w:val="a0"/>
+        <w:spacing w:before="0" w:after="0" w:line="360" w:lineRule="exact"/>
+        <w:jc w:val="center"/>
+      </w:pPr>
+      <w:r>
+        <w:rPr>
+          <w:sz w:val="28"/>
+        </w:rPr>
+        <w:t xml:space="preserve">Рисунок 20 – </w:t>
+      </w:r>
+      <w:r>
+        <w:rPr>
+          <w:i/>
+          <w:sz w:val="28"/>
+        </w:rPr>
+        <w:t>Datarails</w:t>
+      </w:r>
+      <w:r>
+        <w:rPr>
+          <w:sz w:val="28"/>
+        </w:rPr>
+        <w:t>: страница цен</w:t>
+      </w:r>
+    </w:p>
+    <w:p>
+      <w:pPr>
+        <w:pStyle w:val="a0"/>
+        <w:spacing w:before="0" w:after="0" w:line="360" w:lineRule="exact"/>
+        <w:ind w:firstLine="709"/>
+        <w:jc w:val="both"/>
+      </w:pPr>
+      <w:r>
+        <w:rPr>
+          <w:sz w:val="28"/>
+        </w:rPr>
+        <w:t>Три тарифа (</w:t>
+      </w:r>
+      <w:r>
+        <w:rPr>
+          <w:i/>
+          <w:sz w:val="28"/>
+        </w:rPr>
+        <w:t>Professional</w:t>
+      </w:r>
+      <w:r>
+        <w:rPr>
+          <w:sz w:val="28"/>
+        </w:rPr>
+        <w:t xml:space="preserve">, </w:t>
+      </w:r>
+      <w:r>
+        <w:rPr>
+          <w:i/>
+          <w:sz w:val="28"/>
+        </w:rPr>
+        <w:t>Premium</w:t>
+      </w:r>
+      <w:r>
+        <w:rPr>
+          <w:sz w:val="28"/>
+        </w:rPr>
+        <w:t xml:space="preserve">, </w:t>
+      </w:r>
+      <w:r>
+        <w:rPr>
+          <w:i/>
+          <w:sz w:val="28"/>
+        </w:rPr>
+        <w:t>Expert</w:t>
+      </w:r>
+      <w:r>
+        <w:rPr>
+          <w:sz w:val="28"/>
+        </w:rPr>
+        <w:t>) без сумм и кнопки «</w:t>
+      </w:r>
+      <w:r>
+        <w:rPr>
+          <w:i/>
+          <w:sz w:val="28"/>
+        </w:rPr>
+        <w:t>Request</w:t>
+      </w:r>
+      <w:r>
+        <w:rPr>
+          <w:sz w:val="28"/>
+        </w:rPr>
+        <w:t xml:space="preserve"> </w:t>
+      </w:r>
+      <w:r>
+        <w:rPr>
+          <w:i/>
+          <w:sz w:val="28"/>
+        </w:rPr>
+        <w:t>Quote</w:t>
+      </w:r>
+      <w:r>
+        <w:rPr>
+          <w:sz w:val="28"/>
+        </w:rPr>
+        <w:t>»; цена по запросу и ограничения по числу пользователей и интеграций подтверждают корпоративную модель продаж.</w:t>
+      </w:r>
+    </w:p>
+    <w:p>
+      <w:pPr>
+        <w:pStyle w:val="a0"/>
+        <w:spacing w:before="0" w:after="0" w:line="360" w:lineRule="exact"/>
+        <w:ind w:firstLine="709"/>
+        <w:jc w:val="both"/>
+      </w:pPr>
+      <w:r>
+        <w:rPr>
+          <w:sz w:val="28"/>
+        </w:rPr>
+        <w:t xml:space="preserve">На рисунке 21 показано: </w:t>
+      </w:r>
+      <w:r>
+        <w:rPr>
+          <w:i/>
+          <w:sz w:val="28"/>
+        </w:rPr>
+        <w:t>DataSnipper</w:t>
+      </w:r>
+      <w:r>
+        <w:rPr>
+          <w:sz w:val="28"/>
+        </w:rPr>
+        <w:t>: страница цен.</w:t>
+      </w:r>
+    </w:p>
+    <w:p>
+      <w:pPr>
+        <w:pStyle w:val="a0"/>
+        <w:keepNext/>
+        <w:spacing w:before="0" w:after="0"/>
+        <w:jc w:val="center"/>
+      </w:pPr>
+      <w:r>
+        <w:rPr>
+          <w:noProof/>
+          <w:sz w:val="28"/>
+        </w:rPr>
+        <w:drawing>
+          <wp:inline distT="0" distB="0" distL="0" distR="0" wp14:anchorId="5D320D1D" wp14:editId="642DEAEC">
+            <wp:extent cx="5334000" cy="2375958"/>
+            <wp:effectExtent l="0" t="0" r="0" b="0"/>
+            <wp:docPr id="89" name="Picture"/>
+            <wp:cNvGraphicFramePr/>
+            <a:graphic xmlns:a="http://schemas.openxmlformats.org/drawingml/2006/main">
+              <a:graphicData uri="http://schemas.openxmlformats.org/drawingml/2006/picture">
+                <pic:pic xmlns:pic="http://schemas.openxmlformats.org/drawingml/2006/picture">
+                  <pic:nvPicPr>
+                    <pic:cNvPr id="90" name="Picture" descr="Скриншоты/comp_06_datasnipper_pricing.jpg"/>
+                    <pic:cNvPicPr>
+                      <a:picLocks noChangeAspect="1" noChangeArrowheads="1"/>
+                    </pic:cNvPicPr>
+                  </pic:nvPicPr>
+                  <pic:blipFill>
+                    <a:blip r:embed="rId27"/>
+                    <a:stretch>
+                      <a:fillRect/>
+                    </a:stretch>
+                  </pic:blipFill>
+                  <pic:spPr bwMode="auto">
+                    <a:xfrm>
+                      <a:off x="0" y="0"/>
+                      <a:ext cx="5334000" cy="2375958"/>
+                    </a:xfrm>
+                    <a:prstGeom prst="rect">
+                      <a:avLst/>
+                    </a:prstGeom>
+                    <a:noFill/>
+                    <a:ln w="9525">
+                      <a:noFill/>
+                      <a:headEnd/>
+                      <a:tailEnd/>
+                    </a:ln>
+                  </pic:spPr>
+                </pic:pic>
+              </a:graphicData>
+            </a:graphic>
+          </wp:inline>
+        </w:drawing>
+      </w:r>
+    </w:p>
+    <w:p>
+      <w:pPr>
+        <w:pStyle w:val="a0"/>
+        <w:spacing w:before="0" w:after="0" w:line="360" w:lineRule="exact"/>
+        <w:jc w:val="center"/>
+      </w:pPr>
+      <w:r>
+        <w:rPr>
+          <w:sz w:val="28"/>
+        </w:rPr>
+        <w:t xml:space="preserve">Рисунок 21 – </w:t>
+      </w:r>
+      <w:r>
+        <w:rPr>
+          <w:i/>
+          <w:sz w:val="28"/>
+        </w:rPr>
+        <w:t>DataSnipper</w:t>
+      </w:r>
+      <w:r>
+        <w:rPr>
+          <w:sz w:val="28"/>
+        </w:rPr>
+        <w:t>: стр</w:t>
+      </w:r>
+      <w:r>
+        <w:rPr>
+          <w:sz w:val="28"/>
+        </w:rPr>
+        <w:t>аница цен</w:t>
+      </w:r>
+    </w:p>
+    <w:p>
+      <w:pPr>
+        <w:pStyle w:val="a0"/>
+        <w:spacing w:before="0" w:after="0" w:line="360" w:lineRule="exact"/>
+        <w:ind w:firstLine="709"/>
+        <w:jc w:val="both"/>
+      </w:pPr>
+      <w:r>
+        <w:rPr>
+          <w:sz w:val="28"/>
+        </w:rPr>
+        <w:t xml:space="preserve">Тарифы </w:t>
+      </w:r>
+      <w:r>
+        <w:rPr>
+          <w:i/>
+          <w:sz w:val="28"/>
+        </w:rPr>
+        <w:t>Start</w:t>
+      </w:r>
+      <w:r>
+        <w:rPr>
+          <w:sz w:val="28"/>
+        </w:rPr>
+        <w:t xml:space="preserve">, </w:t>
+      </w:r>
+      <w:r>
+        <w:rPr>
+          <w:i/>
+          <w:sz w:val="28"/>
+        </w:rPr>
+        <w:t>Accelerate</w:t>
+      </w:r>
+      <w:r>
+        <w:rPr>
+          <w:sz w:val="28"/>
+        </w:rPr>
+        <w:t xml:space="preserve"> и </w:t>
+      </w:r>
+      <w:r>
+        <w:rPr>
+          <w:i/>
+          <w:sz w:val="28"/>
+        </w:rPr>
+        <w:t>Elevate</w:t>
+      </w:r>
+      <w:r>
+        <w:rPr>
+          <w:sz w:val="28"/>
+        </w:rPr>
+        <w:t xml:space="preserve"> без сумм, вход через «</w:t>
+      </w:r>
+      <w:r>
+        <w:rPr>
+          <w:i/>
+          <w:sz w:val="28"/>
+        </w:rPr>
+        <w:t>Book</w:t>
+      </w:r>
+      <w:r>
+        <w:rPr>
+          <w:sz w:val="28"/>
+        </w:rPr>
+        <w:t xml:space="preserve"> </w:t>
+      </w:r>
+      <w:r>
+        <w:rPr>
+          <w:i/>
+          <w:sz w:val="28"/>
+        </w:rPr>
+        <w:t>Demo</w:t>
+      </w:r>
+      <w:r>
+        <w:rPr>
+          <w:sz w:val="28"/>
+        </w:rPr>
+        <w:t>» и «</w:t>
+      </w:r>
+      <w:r>
+        <w:rPr>
+          <w:i/>
+          <w:sz w:val="28"/>
+        </w:rPr>
+        <w:t>Contact</w:t>
+      </w:r>
+      <w:r>
+        <w:rPr>
+          <w:sz w:val="28"/>
+        </w:rPr>
+        <w:t xml:space="preserve"> </w:t>
+      </w:r>
+      <w:r>
+        <w:rPr>
+          <w:i/>
+          <w:sz w:val="28"/>
+        </w:rPr>
+        <w:t>sales</w:t>
+      </w:r>
+      <w:r>
+        <w:rPr>
+          <w:sz w:val="28"/>
+        </w:rPr>
+        <w:t xml:space="preserve">»; баннер </w:t>
+      </w:r>
+      <w:r>
+        <w:rPr>
+          <w:i/>
+          <w:sz w:val="28"/>
+        </w:rPr>
+        <w:t>cookie</w:t>
+      </w:r>
+      <w:r>
+        <w:rPr>
+          <w:sz w:val="28"/>
+        </w:rPr>
+        <w:t xml:space="preserve"> был отклонен до снимка.</w:t>
+      </w:r>
+    </w:p>
+    <w:p>
+      <w:pPr>
+        <w:pStyle w:val="a0"/>
+        <w:spacing w:before="0" w:after="0" w:line="360" w:lineRule="exact"/>
+        <w:ind w:firstLine="709"/>
+        <w:jc w:val="both"/>
+      </w:pPr>
+      <w:r>
+        <w:rPr>
+          <w:sz w:val="28"/>
+        </w:rPr>
+        <w:t xml:space="preserve">На рисунке 22 показано: </w:t>
+      </w:r>
+      <w:r>
+        <w:rPr>
+          <w:i/>
+          <w:sz w:val="28"/>
+        </w:rPr>
+        <w:t>Arixcel</w:t>
+      </w:r>
+      <w:r>
+        <w:rPr>
+          <w:sz w:val="28"/>
+        </w:rPr>
+        <w:t>: лицензирование.</w:t>
+      </w:r>
+    </w:p>
+    <w:p>
+      <w:pPr>
+        <w:pStyle w:val="a0"/>
+        <w:keepNext/>
+        <w:spacing w:before="0" w:after="0"/>
+        <w:jc w:val="center"/>
+      </w:pPr>
+      <w:r>
+        <w:rPr>
+          <w:noProof/>
+          <w:sz w:val="28"/>
+        </w:rPr>
+        <w:lastRenderedPageBreak/>
+        <w:drawing>
+          <wp:inline distT="0" distB="0" distL="0" distR="0" wp14:anchorId="509A5452" wp14:editId="4BA1BFE8">
+            <wp:extent cx="5334000" cy="2375958"/>
+            <wp:effectExtent l="0" t="0" r="0" b="0"/>
+            <wp:docPr id="92" name="Picture"/>
+            <wp:cNvGraphicFramePr/>
+            <a:graphic xmlns:a="http://schemas.openxmlformats.org/drawingml/2006/main">
+              <a:graphicData uri="http://schemas.openxmlformats.org/drawingml/2006/picture">
+                <pic:pic xmlns:pic="http://schemas.openxmlformats.org/drawingml/2006/picture">
+                  <pic:nvPicPr>
+                    <pic:cNvPr id="93" name="Picture" descr="Скриншоты/comp_07_arixcel_pricing.jpg"/>
+                    <pic:cNvPicPr>
+                      <a:picLocks noChangeAspect="1" noChangeArrowheads="1"/>
+                    </pic:cNvPicPr>
+                  </pic:nvPicPr>
+                  <pic:blipFill>
+                    <a:blip r:embed="rId28"/>
+                    <a:stretch>
+                      <a:fillRect/>
+                    </a:stretch>
+                  </pic:blipFill>
+                  <pic:spPr bwMode="auto">
+                    <a:xfrm>
+                      <a:off x="0" y="0"/>
+                      <a:ext cx="5334000" cy="2375958"/>
+                    </a:xfrm>
+                    <a:prstGeom prst="rect">
+                      <a:avLst/>
+                    </a:prstGeom>
+                    <a:noFill/>
+                    <a:ln w="9525">
+                      <a:noFill/>
+                      <a:headEnd/>
+                      <a:tailEnd/>
+                    </a:ln>
+                  </pic:spPr>
+                </pic:pic>
+              </a:graphicData>
+            </a:graphic>
+          </wp:inline>
+        </w:drawing>
+      </w:r>
+    </w:p>
+    <w:p>
+      <w:pPr>
+        <w:pStyle w:val="a0"/>
+        <w:spacing w:before="0" w:after="0" w:line="360" w:lineRule="exact"/>
+        <w:jc w:val="center"/>
+      </w:pPr>
+      <w:r>
+        <w:rPr>
+          <w:sz w:val="28"/>
+        </w:rPr>
+        <w:t xml:space="preserve">Рисунок 22 – </w:t>
+      </w:r>
+      <w:r>
+        <w:rPr>
+          <w:i/>
+          <w:sz w:val="28"/>
+        </w:rPr>
+        <w:t>Arixcel</w:t>
+      </w:r>
+      <w:r>
+        <w:rPr>
+          <w:sz w:val="28"/>
+        </w:rPr>
+        <w:t>: лицензирование</w:t>
+      </w:r>
+    </w:p>
+    <w:p>
+      <w:pPr>
+        <w:pStyle w:val="a0"/>
+        <w:spacing w:before="0" w:after="0" w:line="360" w:lineRule="exact"/>
+        <w:ind w:firstLine="709"/>
+        <w:jc w:val="both"/>
+      </w:pPr>
+      <w:r>
+        <w:rPr>
+          <w:sz w:val="28"/>
+        </w:rPr>
+        <w:t xml:space="preserve">Раздел цен показывает 2,75 </w:t>
+      </w:r>
+      <w:r>
+        <w:rPr>
+          <w:i/>
+          <w:sz w:val="28"/>
+        </w:rPr>
+        <w:t>GBP</w:t>
+      </w:r>
+      <w:r>
+        <w:rPr>
+          <w:sz w:val="28"/>
+        </w:rPr>
+        <w:t xml:space="preserve"> за пользователя в месяц с примером расчета для 10 пользователей на 12 месяцев; правила активации ключей и администрирования лицензий говорят о нацеленности на корпоративных пользователей </w:t>
+      </w:r>
+      <w:r>
+        <w:rPr>
+          <w:i/>
+          <w:sz w:val="28"/>
+        </w:rPr>
+        <w:t>Windows</w:t>
+      </w:r>
+      <w:r>
+        <w:rPr>
+          <w:sz w:val="28"/>
+        </w:rPr>
+        <w:t>.</w:t>
+      </w:r>
+    </w:p>
+    <w:p>
+      <w:pPr>
+        <w:pStyle w:val="a0"/>
+        <w:spacing w:before="0" w:after="0" w:line="360" w:lineRule="exact"/>
+        <w:ind w:firstLine="709"/>
+        <w:jc w:val="both"/>
+      </w:pPr>
+      <w:r>
+        <w:rPr>
+          <w:sz w:val="28"/>
+        </w:rPr>
+        <w:t xml:space="preserve">На рисунке 23 показано: </w:t>
+      </w:r>
+      <w:r>
+        <w:rPr>
+          <w:i/>
+          <w:sz w:val="28"/>
+        </w:rPr>
+        <w:t>Operi</w:t>
+      </w:r>
+      <w:r>
+        <w:rPr>
+          <w:i/>
+          <w:sz w:val="28"/>
+        </w:rPr>
+        <w:t>s</w:t>
+      </w:r>
+      <w:r>
+        <w:rPr>
+          <w:sz w:val="28"/>
+        </w:rPr>
+        <w:t xml:space="preserve"> </w:t>
+      </w:r>
+      <w:r>
+        <w:rPr>
+          <w:i/>
+          <w:sz w:val="28"/>
+        </w:rPr>
+        <w:t>OAK</w:t>
+      </w:r>
+      <w:r>
+        <w:rPr>
+          <w:sz w:val="28"/>
+        </w:rPr>
+        <w:t>: страница цен.</w:t>
+      </w:r>
+    </w:p>
+    <w:p>
+      <w:pPr>
+        <w:pStyle w:val="a0"/>
+        <w:keepNext/>
+        <w:spacing w:before="0" w:after="0"/>
+        <w:jc w:val="center"/>
+      </w:pPr>
+      <w:r>
+        <w:rPr>
+          <w:noProof/>
+          <w:sz w:val="28"/>
+        </w:rPr>
+        <w:drawing>
+          <wp:inline distT="0" distB="0" distL="0" distR="0" wp14:anchorId="174BF343" wp14:editId="57C00BDC">
+            <wp:extent cx="5334000" cy="2375958"/>
+            <wp:effectExtent l="0" t="0" r="0" b="0"/>
+            <wp:docPr id="95" name="Picture"/>
+            <wp:cNvGraphicFramePr/>
+            <a:graphic xmlns:a="http://schemas.openxmlformats.org/drawingml/2006/main">
+              <a:graphicData uri="http://schemas.openxmlformats.org/drawingml/2006/picture">
+                <pic:pic xmlns:pic="http://schemas.openxmlformats.org/drawingml/2006/picture">
+                  <pic:nvPicPr>
+                    <pic:cNvPr id="96" name="Picture" descr="Скриншоты/comp_08_operis_oak_pricing.jpg"/>
+                    <pic:cNvPicPr>
+                      <a:picLocks noChangeAspect="1" noChangeArrowheads="1"/>
+                    </pic:cNvPicPr>
+                  </pic:nvPicPr>
+                  <pic:blipFill>
+                    <a:blip r:embed="rId29"/>
+                    <a:stretch>
+                      <a:fillRect/>
+                    </a:stretch>
+                  </pic:blipFill>
+                  <pic:spPr bwMode="auto">
+                    <a:xfrm>
+                      <a:off x="0" y="0"/>
+                      <a:ext cx="5334000" cy="2375958"/>
+                    </a:xfrm>
+                    <a:prstGeom prst="rect">
+                      <a:avLst/>
+                    </a:prstGeom>
+                    <a:noFill/>
+                    <a:ln w="9525">
+                      <a:noFill/>
+                      <a:headEnd/>
+                      <a:tailEnd/>
+                    </a:ln>
+                  </pic:spPr>
+                </pic:pic>
+              </a:graphicData>
+            </a:graphic>
+          </wp:inline>
+        </w:drawing>
+      </w:r>
+    </w:p>
+    <w:p>
+      <w:pPr>
+        <w:pStyle w:val="a0"/>
+        <w:spacing w:before="0" w:after="0" w:line="360" w:lineRule="exact"/>
+        <w:jc w:val="center"/>
+      </w:pPr>
+      <w:r>
+        <w:rPr>
+          <w:sz w:val="28"/>
+        </w:rPr>
+        <w:t xml:space="preserve">Рисунок 23 – </w:t>
+      </w:r>
+      <w:r>
+        <w:rPr>
+          <w:i/>
+          <w:sz w:val="28"/>
+        </w:rPr>
+        <w:t>Operis</w:t>
+      </w:r>
+      <w:r>
+        <w:rPr>
+          <w:sz w:val="28"/>
+        </w:rPr>
+        <w:t xml:space="preserve"> </w:t>
+      </w:r>
+      <w:r>
+        <w:rPr>
+          <w:i/>
+          <w:sz w:val="28"/>
+        </w:rPr>
+        <w:t>OAK</w:t>
+      </w:r>
+      <w:r>
+        <w:rPr>
+          <w:sz w:val="28"/>
+        </w:rPr>
+        <w:t>: страница цен</w:t>
+      </w:r>
+    </w:p>
+    <w:p>
+      <w:pPr>
+        <w:pStyle w:val="a0"/>
+        <w:spacing w:before="0" w:after="0" w:line="360" w:lineRule="exact"/>
+        <w:ind w:firstLine="709"/>
+        <w:jc w:val="both"/>
+      </w:pPr>
+      <w:r>
+        <w:rPr>
+          <w:sz w:val="28"/>
+        </w:rPr>
         <w:t xml:space="preserve">Страница показывает годовую подписку 311,66 </w:t>
       </w:r>
       <w:r>
@@ -34277,13 +36178,7 @@
         <w:rPr>
           <w:sz w:val="28"/>
         </w:rPr>
-        <w:t xml:space="preserve"> плюс налог и более 30 инструментов</w:t>
-      </w:r>
-      <w:r>
-        <w:rPr>
-          <w:sz w:val="28"/>
-        </w:rPr>
-        <w:t xml:space="preserve"> в пакете; кнопка «</w:t>
+        <w:t xml:space="preserve"> плюс налог и более 30 инструментов в пакете; кнопка «</w:t>
       </w:r>
       <w:r>
         <w:rPr>
@@ -34333,18 +36228,25 @@
         <w:spacing w:before="0" w:after="0" w:line="360" w:lineRule="exact"/>
         <w:jc w:val="center"/>
       </w:pPr>
-      <w:bookmarkStart w:id="37" w:name="_e580caf5f2a0052cd60a87b42295a622f26cf83"/>
-      <w:bookmarkStart w:id="38" w:name="_Toc241940020"/>
-      <w:bookmarkEnd w:id="35"/>
+      <w:bookmarkStart w:id="38" w:name="_e580caf5f2a0052cd60a87b42295a622f26cf83"/>
+      <w:bookmarkStart w:id="39" w:name="_Toc241941241"/>
+      <w:bookmarkEnd w:id="36"/>
       <w:r>
         <w:rPr>
           <w:b/>
           <w:sz w:val="28"/>
         </w:rPr>
         <w:lastRenderedPageBreak/>
-        <w:t>ПРИЛОЖЕНИЕ Е</w:t>
-      </w:r>
-      <w:bookmarkEnd w:id="38"/>
+        <w:t>ПРИЛОЖЕ</w:t>
+      </w:r>
+      <w:r>
+        <w:rPr>
+          <w:b/>
+          <w:sz w:val="28"/>
+        </w:rPr>
+        <w:t>НИЕ Е</w:t>
+      </w:r>
+      <w:bookmarkEnd w:id="39"/>
     </w:p>
     <w:p>
       <w:pPr>
@@ -34397,13 +36299,7 @@
         <w:rPr>
           <w:sz w:val="28"/>
         </w:rPr>
-        <w:t xml:space="preserve"> еще не написан, поэтому замеры воронки с 01.04.2027 по 30.09.2027 смоделированы (генератор и файлы </w:t>
-      </w:r>
-      <w:r>
-        <w:rPr>
-          <w:sz w:val="28"/>
-        </w:rPr>
-        <w:t xml:space="preserve">- в папке 00_Общее/Модельные_данные, </w:t>
+        <w:t xml:space="preserve"> еще не написан, поэтому замеры воронки с 01.04.2027 по 30.09.2027 смоделированы (генератор и файлы - в папке 00_Общее/Модельные_данные, </w:t>
       </w:r>
       <w:r>
         <w:rPr>
@@ -34416,13 +36312,13 @@
         <w:rPr>
           <w:sz w:val="28"/>
         </w:rPr>
-        <w:t xml:space="preserve"> 20261004, допущение Д-32). Параметры соответствуют базовому сценарию ЛР2-3: визит - регистрация 4 %, регистрация - активация 60 %, активация - платящий около 8 %, платежи с 01.06.2027. Это не измерения, а демонстра</w:t>
-      </w:r>
-      <w:r>
-        <w:rPr>
-          <w:sz w:val="28"/>
-        </w:rPr>
-        <w:t>ция того, как отчет о конверсиях выглядит и насколько цели чувствительны к разбросу.</w:t>
+        <w:t xml:space="preserve"> 20261004, допущение Д-32). Параметры соответствуют базовому сценарию ЛР</w:t>
+      </w:r>
+      <w:r>
+        <w:rPr>
+          <w:sz w:val="28"/>
+        </w:rPr>
+        <w:t>2-3: визит - регистрация 4 %, регистрация - активация 60 %, активация - платящий около 8 %, платежи с 01.06.2027. Это не измерения, а демонстрация того, как отчет о конверсиях выглядит и насколько цели чувствительны к разбросу.</w:t>
       </w:r>
     </w:p>
     <w:p>
@@ -34436,7 +36332,13 @@
         <w:rPr>
           <w:sz w:val="28"/>
         </w:rPr>
-        <w:t>В таблице 27 представлено: модельные показатели воронки по месяцам.</w:t>
+        <w:t>В таблице 27 представлено: м</w:t>
+      </w:r>
+      <w:r>
+        <w:rPr>
+          <w:sz w:val="28"/>
+        </w:rPr>
+        <w:t>одельные показатели воронки по месяцам.</w:t>
       </w:r>
     </w:p>
     <w:p>
@@ -35302,7 +37204,13 @@
         <w:rPr>
           <w:sz w:val="28"/>
         </w:rPr>
-        <w:t>За шесть месяцев модель дает 1 066 регистраций и 34 платящих; фактические конверсии: визит - регистрация 5,6 %, регистрация - платящий 4,1 %. Цель 300 регистраций достигнута, цель 50 платящих не достигнута.</w:t>
+        <w:t xml:space="preserve">За шесть месяцев модель дает 1 066 регистраций и 34 платящих; фактические конверсии: визит - регистрация 5,6 %, регистрация - платящий 4,1 %. Цель 300 регистраций достигнута, цель 50 </w:t>
+      </w:r>
+      <w:r>
+        <w:rPr>
+          <w:sz w:val="28"/>
+        </w:rPr>
+        <w:t>платящих не достигнута.</w:t>
       </w:r>
     </w:p>
     <w:p>
@@ -35686,10 +37594,10 @@
         <w:t>согласуется с выводом ЛР2-3 и ЛР7: окно платной беты слишком узкое, нужны дополнительные каналы и ранний замер активации и оплаты.</w:t>
       </w:r>
     </w:p>
-    <w:bookmarkEnd w:id="37"/>
+    <w:bookmarkEnd w:id="38"/>
     <w:sectPr>
-      <w:headerReference w:type="default" r:id="rId23"/>
-      <w:footerReference w:type="default" r:id="rId24"/>
+      <w:headerReference w:type="default" r:id="rId30"/>
+      <w:footerReference w:type="default" r:id="rId31"/>
       <w:footnotePr>
         <w:numRestart w:val="eachSect"/>
       </w:footnotePr>
@@ -35791,7 +37699,7 @@
   <w:abstractNum w:abstractNumId="0" w15:restartNumberingAfterBreak="0">
     <w:nsid w:val="0000A990"/>
     <w:multiLevelType w:val="multilevel"/>
-    <w:tmpl w:val="F9F4C1A8"/>
+    <w:tmpl w:val="86D07596"/>
     <w:lvl w:ilvl="0">
       <w:numFmt w:val="bullet"/>
       <w:lvlText w:val=" "/>
@@ -35868,7 +37776,7 @@
   <w:abstractNum w:abstractNumId="1" w15:restartNumberingAfterBreak="0">
     <w:nsid w:val="00A99411"/>
     <w:multiLevelType w:val="multilevel"/>
-    <w:tmpl w:val="CA8CFE9E"/>
+    <w:tmpl w:val="646603E0"/>
     <w:lvl w:ilvl="0">
       <w:start w:val="1"/>
       <w:numFmt w:val="decimal"/>
@@ -37346,7 +39254,7 @@
     <w:autoRedefine/>
     <w:uiPriority w:val="39"/>
     <w:unhideWhenUsed/>
-    <w:rsid w:val="00B80FC0"/>
+    <w:rsid w:val="00F956BD"/>
     <w:pPr>
       <w:spacing w:after="100"/>
     </w:pPr>
@@ -37358,7 +39266,7 @@
     <w:autoRedefine/>
     <w:uiPriority w:val="39"/>
     <w:unhideWhenUsed/>
-    <w:rsid w:val="00B80FC0"/>
+    <w:rsid w:val="00F956BD"/>
     <w:pPr>
       <w:spacing w:after="100"/>
       <w:ind w:left="240"/>

--- a/ЛР6_ЦП_Канвас_сценарии_релизы/ОТЧЕТ_ЛР6_TableMind.docx
+++ b/ЛР6_ЦП_Канвас_сценарии_релизы/ОТЧЕТ_ЛР6_TableMind.docx
@@ -95,7 +95,7 @@
     </w:p>
     <w:p>
       <w:pPr>
-        <w:spacing w:before="2880" w:after="0" w:line="360" w:lineRule="exact"/>
+        <w:spacing w:before="2160" w:after="0" w:line="360" w:lineRule="exact"/>
         <w:jc w:val="center"/>
       </w:pPr>
       <w:r>
@@ -159,7 +159,7 @@
         <w:tabs>
           <w:tab w:val="left" w:pos="6520"/>
         </w:tabs>
-        <w:spacing w:before="1800" w:after="0" w:line="360" w:lineRule="exact"/>
+        <w:spacing w:before="1440" w:after="0" w:line="360" w:lineRule="exact"/>
       </w:pPr>
       <w:r>
         <w:rPr>
@@ -219,14 +219,13 @@
     </w:p>
     <w:p>
       <w:pPr>
-        <w:spacing w:before="2520" w:after="0" w:line="360" w:lineRule="exact"/>
+        <w:spacing w:before="1800" w:after="0" w:line="360" w:lineRule="exact"/>
         <w:jc w:val="center"/>
       </w:pPr>
       <w:r>
         <w:rPr>
           <w:sz w:val="28"/>
         </w:rPr>
-        <w:lastRenderedPageBreak/>
         <w:t>Минск 2026</w:t>
       </w:r>
     </w:p>
@@ -264,7 +263,7 @@
       <w:r>
         <w:fldChar w:fldCharType="separate"/>
       </w:r>
-      <w:hyperlink w:anchor="_Toc241941223" w:history="1">
+      <w:hyperlink w:anchor="_Toc241943031" w:history="1">
         <w:r>
           <w:rPr>
             <w:rStyle w:val="af"/>
@@ -292,7 +291,76 @@
             <w:noProof/>
             <w:webHidden/>
           </w:rPr>
-          <w:instrText xml:space="preserve"> PAGEREF _Toc241941223 \h </w:instrText>
+          <w:instrText xml:space="preserve"> PAGEREF _Toc241943031 \h </w:instrText>
+        </w:r>
+        <w:r>
+          <w:rPr>
+            <w:noProof/>
+            <w:webHidden/>
+          </w:rPr>
+        </w:r>
+        <w:r>
+          <w:rPr>
+            <w:noProof/>
+            <w:webHidden/>
+          </w:rPr>
+          <w:fldChar w:fldCharType="separate"/>
+        </w:r>
+        <w:r>
+          <w:rPr>
+            <w:noProof/>
+            <w:webHidden/>
+          </w:rPr>
+          <w:t>3</w:t>
+        </w:r>
+        <w:r>
+          <w:rPr>
+            <w:noProof/>
+            <w:webHidden/>
+          </w:rPr>
+          <w:fldChar w:fldCharType="end"/>
+        </w:r>
+      </w:hyperlink>
+    </w:p>
+    <w:p>
+      <w:pPr>
+        <w:pStyle w:val="12"/>
+        <w:tabs>
+          <w:tab w:val="right" w:leader="dot" w:pos="9345"/>
+        </w:tabs>
+        <w:rPr>
+          <w:noProof/>
+        </w:rPr>
+      </w:pPr>
+      <w:hyperlink w:anchor="_Toc241943032" w:history="1">
+        <w:r>
+          <w:rPr>
+            <w:rStyle w:val="af"/>
+            <w:b/>
+            <w:noProof/>
+          </w:rPr>
+          <w:t>2 ХОД РАБОТЫ</w:t>
+        </w:r>
+        <w:r>
+          <w:rPr>
+            <w:noProof/>
+            <w:webHidden/>
+          </w:rPr>
+          <w:tab/>
+        </w:r>
+        <w:r>
+          <w:rPr>
+            <w:noProof/>
+            <w:webHidden/>
+          </w:rPr>
+          <w:fldChar w:fldCharType="begin"/>
+        </w:r>
+        <w:r>
+          <w:rPr>
+            <w:noProof/>
+            <w:webHidden/>
+          </w:rPr>
+          <w:instrText xml:space="preserve"> PAGEREF _Toc241943032 \h </w:instrText>
         </w:r>
         <w:r>
           <w:rPr>
@@ -325,7 +393,7 @@
     </w:p>
     <w:p>
       <w:pPr>
-        <w:pStyle w:val="12"/>
+        <w:pStyle w:val="22"/>
         <w:tabs>
           <w:tab w:val="right" w:leader="dot" w:pos="9345"/>
         </w:tabs>
@@ -333,14 +401,14 @@
           <w:noProof/>
         </w:rPr>
       </w:pPr>
-      <w:hyperlink w:anchor="_Toc241941224" w:history="1">
+      <w:hyperlink w:anchor="_Toc241943033" w:history="1">
         <w:r>
           <w:rPr>
             <w:rStyle w:val="af"/>
             <w:b/>
             <w:noProof/>
           </w:rPr>
-          <w:t>2 ХОД РАБОТЫ</w:t>
+          <w:t>2.1 Банк источников и выводов анализа</w:t>
         </w:r>
         <w:r>
           <w:rPr>
@@ -361,7 +429,76 @@
             <w:noProof/>
             <w:webHidden/>
           </w:rPr>
-          <w:instrText xml:space="preserve"> PAGEREF _Toc241941224 \h </w:instrText>
+          <w:instrText xml:space="preserve"> PAGEREF _Toc241943033 \h </w:instrText>
+        </w:r>
+        <w:r>
+          <w:rPr>
+            <w:noProof/>
+            <w:webHidden/>
+          </w:rPr>
+        </w:r>
+        <w:r>
+          <w:rPr>
+            <w:noProof/>
+            <w:webHidden/>
+          </w:rPr>
+          <w:fldChar w:fldCharType="separate"/>
+        </w:r>
+        <w:r>
+          <w:rPr>
+            <w:noProof/>
+            <w:webHidden/>
+          </w:rPr>
+          <w:t>4</w:t>
+        </w:r>
+        <w:r>
+          <w:rPr>
+            <w:noProof/>
+            <w:webHidden/>
+          </w:rPr>
+          <w:fldChar w:fldCharType="end"/>
+        </w:r>
+      </w:hyperlink>
+    </w:p>
+    <w:p>
+      <w:pPr>
+        <w:pStyle w:val="22"/>
+        <w:tabs>
+          <w:tab w:val="right" w:leader="dot" w:pos="9345"/>
+        </w:tabs>
+        <w:rPr>
+          <w:noProof/>
+        </w:rPr>
+      </w:pPr>
+      <w:hyperlink w:anchor="_Toc241943034" w:history="1">
+        <w:r>
+          <w:rPr>
+            <w:rStyle w:val="af"/>
+            <w:b/>
+            <w:noProof/>
+          </w:rPr>
+          <w:t>2.2 Ценностное предложение и цифровой товар</w:t>
+        </w:r>
+        <w:r>
+          <w:rPr>
+            <w:noProof/>
+            <w:webHidden/>
+          </w:rPr>
+          <w:tab/>
+        </w:r>
+        <w:r>
+          <w:rPr>
+            <w:noProof/>
+            <w:webHidden/>
+          </w:rPr>
+          <w:fldChar w:fldCharType="begin"/>
+        </w:r>
+        <w:r>
+          <w:rPr>
+            <w:noProof/>
+            <w:webHidden/>
+          </w:rPr>
+          <w:instrText xml:space="preserve"> PAGEREF _Toc241943034 \h </w:instrText>
         </w:r>
         <w:r>
           <w:rPr>
@@ -402,145 +539,7 @@
           <w:noProof/>
         </w:rPr>
       </w:pPr>
-      <w:hyperlink w:anchor="_Toc241941225" w:history="1">
-        <w:r>
-          <w:rPr>
-            <w:rStyle w:val="af"/>
-            <w:b/>
-            <w:noProof/>
-          </w:rPr>
-          <w:t>2.1 Банк источников и выводов анализа</w:t>
-        </w:r>
-        <w:r>
-          <w:rPr>
-            <w:noProof/>
-            <w:webHidden/>
-          </w:rPr>
-          <w:tab/>
-        </w:r>
-        <w:r>
-          <w:rPr>
-            <w:noProof/>
-            <w:webHidden/>
-          </w:rPr>
-          <w:fldChar w:fldCharType="begin"/>
-        </w:r>
-        <w:r>
-          <w:rPr>
-            <w:noProof/>
-            <w:webHidden/>
-          </w:rPr>
-          <w:instrText xml:space="preserve"> PAGEREF _Toc241941225 \h </w:instrText>
-        </w:r>
-        <w:r>
-          <w:rPr>
-            <w:noProof/>
-            <w:webHidden/>
-          </w:rPr>
-        </w:r>
-        <w:r>
-          <w:rPr>
-            <w:noProof/>
-            <w:webHidden/>
-          </w:rPr>
-          <w:fldChar w:fldCharType="separate"/>
-        </w:r>
-        <w:r>
-          <w:rPr>
-            <w:noProof/>
-            <w:webHidden/>
-          </w:rPr>
-          <w:t>5</w:t>
-        </w:r>
-        <w:r>
-          <w:rPr>
-            <w:noProof/>
-            <w:webHidden/>
-          </w:rPr>
-          <w:fldChar w:fldCharType="end"/>
-        </w:r>
-      </w:hyperlink>
-    </w:p>
-    <w:p>
-      <w:pPr>
-        <w:pStyle w:val="22"/>
-        <w:tabs>
-          <w:tab w:val="right" w:leader="dot" w:pos="9345"/>
-        </w:tabs>
-        <w:rPr>
-          <w:noProof/>
-        </w:rPr>
-      </w:pPr>
-      <w:hyperlink w:anchor="_Toc241941226" w:history="1">
-        <w:r>
-          <w:rPr>
-            <w:rStyle w:val="af"/>
-            <w:b/>
-            <w:noProof/>
-          </w:rPr>
-          <w:t>2.2 Ценностное предложение и цифровой товар</w:t>
-        </w:r>
-        <w:r>
-          <w:rPr>
-            <w:noProof/>
-            <w:webHidden/>
-          </w:rPr>
-          <w:tab/>
-        </w:r>
-        <w:r>
-          <w:rPr>
-            <w:noProof/>
-            <w:webHidden/>
-          </w:rPr>
-          <w:fldChar w:fldCharType="begin"/>
-        </w:r>
-        <w:r>
-          <w:rPr>
-            <w:noProof/>
-            <w:webHidden/>
-          </w:rPr>
-          <w:instrText xml:space="preserve"> PAGEREF _Toc241941226 \h </w:instrText>
-        </w:r>
-        <w:r>
-          <w:rPr>
-            <w:noProof/>
-            <w:webHidden/>
-          </w:rPr>
-        </w:r>
-        <w:r>
-          <w:rPr>
-            <w:noProof/>
-            <w:webHidden/>
-          </w:rPr>
-          <w:fldChar w:fldCharType="separate"/>
-        </w:r>
-        <w:r>
-          <w:rPr>
-            <w:noProof/>
-            <w:webHidden/>
-          </w:rPr>
-          <w:t>6</w:t>
-        </w:r>
-        <w:r>
-          <w:rPr>
-            <w:noProof/>
-            <w:webHidden/>
-          </w:rPr>
-          <w:fldChar w:fldCharType="end"/>
-        </w:r>
-      </w:hyperlink>
-    </w:p>
-    <w:p>
-      <w:pPr>
-        <w:pStyle w:val="22"/>
-        <w:tabs>
-          <w:tab w:val="right" w:leader="dot" w:pos="9345"/>
-        </w:tabs>
-        <w:rPr>
-          <w:noProof/>
-        </w:rPr>
-      </w:pPr>
-      <w:hyperlink w:anchor="_Toc241941227" w:history="1">
+      <w:hyperlink w:anchor="_Toc241943035" w:history="1">
         <w:r>
           <w:rPr>
             <w:rStyle w:val="af"/>
@@ -568,7 +567,7 @@
             <w:noProof/>
             <w:webHidden/>
           </w:rPr>
-          <w:instrText xml:space="preserve"> PAGEREF _Toc241941227 \h </w:instrText>
+          <w:instrText xml:space="preserve"> PAGEREF _Toc241943035 \h </w:instrText>
         </w:r>
         <w:r>
           <w:rPr>
@@ -588,7 +587,7 @@
             <w:noProof/>
             <w:webHidden/>
           </w:rPr>
-          <w:t>9</w:t>
+          <w:t>8</w:t>
         </w:r>
         <w:r>
           <w:rPr>
@@ -609,7 +608,7 @@
           <w:noProof/>
         </w:rPr>
       </w:pPr>
-      <w:hyperlink w:anchor="_Toc241941228" w:history="1">
+      <w:hyperlink w:anchor="_Toc241943036" w:history="1">
         <w:r>
           <w:rPr>
             <w:rStyle w:val="af"/>
@@ -637,7 +636,7 @@
             <w:noProof/>
             <w:webHidden/>
           </w:rPr>
-          <w:instrText xml:space="preserve"> PAGEREF _Toc241941228 \h </w:instrText>
+          <w:instrText xml:space="preserve"> PAGEREF _Toc241943036 \h </w:instrText>
         </w:r>
         <w:r>
           <w:rPr>
@@ -657,7 +656,7 @@
             <w:noProof/>
             <w:webHidden/>
           </w:rPr>
-          <w:t>11</w:t>
+          <w:t>10</w:t>
         </w:r>
         <w:r>
           <w:rPr>
@@ -678,7 +677,7 @@
           <w:noProof/>
         </w:rPr>
       </w:pPr>
-      <w:hyperlink w:anchor="_Toc241941229" w:history="1">
+      <w:hyperlink w:anchor="_Toc241943037" w:history="1">
         <w:r>
           <w:rPr>
             <w:rStyle w:val="af"/>
@@ -706,7 +705,7 @@
             <w:noProof/>
             <w:webHidden/>
           </w:rPr>
-          <w:instrText xml:space="preserve"> PAGEREF _Toc241941229 \h </w:instrText>
+          <w:instrText xml:space="preserve"> PAGEREF _Toc241943037 \h </w:instrText>
         </w:r>
         <w:r>
           <w:rPr>
@@ -726,7 +725,7 @@
             <w:noProof/>
             <w:webHidden/>
           </w:rPr>
-          <w:t>14</w:t>
+          <w:t>13</w:t>
         </w:r>
         <w:r>
           <w:rPr>
@@ -747,7 +746,7 @@
           <w:noProof/>
         </w:rPr>
       </w:pPr>
-      <w:hyperlink w:anchor="_Toc241941230" w:history="1">
+      <w:hyperlink w:anchor="_Toc241943038" w:history="1">
         <w:r>
           <w:rPr>
             <w:rStyle w:val="af"/>
@@ -775,7 +774,7 @@
             <w:noProof/>
             <w:webHidden/>
           </w:rPr>
-          <w:instrText xml:space="preserve"> PAGEREF _Toc241941230 \h </w:instrText>
+          <w:instrText xml:space="preserve"> PAGEREF _Toc241943038 \h </w:instrText>
         </w:r>
         <w:r>
           <w:rPr>
@@ -795,7 +794,7 @@
             <w:noProof/>
             <w:webHidden/>
           </w:rPr>
-          <w:t>28</w:t>
+          <w:t>26</w:t>
         </w:r>
         <w:r>
           <w:rPr>
@@ -816,7 +815,7 @@
           <w:noProof/>
         </w:rPr>
       </w:pPr>
-      <w:hyperlink w:anchor="_Toc241941231" w:history="1">
+      <w:hyperlink w:anchor="_Toc241943039" w:history="1">
         <w:r>
           <w:rPr>
             <w:rStyle w:val="af"/>
@@ -844,7 +843,7 @@
             <w:noProof/>
             <w:webHidden/>
           </w:rPr>
-          <w:instrText xml:space="preserve"> PAGEREF _Toc241941231 \h </w:instrText>
+          <w:instrText xml:space="preserve"> PAGEREF _Toc241943039 \h </w:instrText>
         </w:r>
         <w:r>
           <w:rPr>
@@ -864,7 +863,7 @@
             <w:noProof/>
             <w:webHidden/>
           </w:rPr>
-          <w:t>31</w:t>
+          <w:t>29</w:t>
         </w:r>
         <w:r>
           <w:rPr>
@@ -885,7 +884,7 @@
           <w:noProof/>
         </w:rPr>
       </w:pPr>
-      <w:hyperlink w:anchor="_Toc241941232" w:history="1">
+      <w:hyperlink w:anchor="_Toc241943040" w:history="1">
         <w:r>
           <w:rPr>
             <w:rStyle w:val="af"/>
@@ -913,7 +912,76 @@
             <w:noProof/>
             <w:webHidden/>
           </w:rPr>
-          <w:instrText xml:space="preserve"> PAGEREF _Toc241941232 \h </w:instrText>
+          <w:instrText xml:space="preserve"> PAGEREF _Toc241943040 \h </w:instrText>
+        </w:r>
+        <w:r>
+          <w:rPr>
+            <w:noProof/>
+            <w:webHidden/>
+          </w:rPr>
+        </w:r>
+        <w:r>
+          <w:rPr>
+            <w:noProof/>
+            <w:webHidden/>
+          </w:rPr>
+          <w:fldChar w:fldCharType="separate"/>
+        </w:r>
+        <w:r>
+          <w:rPr>
+            <w:noProof/>
+            <w:webHidden/>
+          </w:rPr>
+          <w:t>29</w:t>
+        </w:r>
+        <w:r>
+          <w:rPr>
+            <w:noProof/>
+            <w:webHidden/>
+          </w:rPr>
+          <w:fldChar w:fldCharType="end"/>
+        </w:r>
+      </w:hyperlink>
+    </w:p>
+    <w:p>
+      <w:pPr>
+        <w:pStyle w:val="12"/>
+        <w:tabs>
+          <w:tab w:val="right" w:leader="dot" w:pos="9345"/>
+        </w:tabs>
+        <w:rPr>
+          <w:noProof/>
+        </w:rPr>
+      </w:pPr>
+      <w:hyperlink w:anchor="_Toc241943041" w:history="1">
+        <w:r>
+          <w:rPr>
+            <w:rStyle w:val="af"/>
+            <w:b/>
+            <w:noProof/>
+          </w:rPr>
+          <w:t>3 ОТВЕТЫ НА КОНТРОЛЬНЫЕ ВОПРОСЫ</w:t>
+        </w:r>
+        <w:r>
+          <w:rPr>
+            <w:noProof/>
+            <w:webHidden/>
+          </w:rPr>
+          <w:tab/>
+        </w:r>
+        <w:r>
+          <w:rPr>
+            <w:noProof/>
+            <w:webHidden/>
+          </w:rPr>
+          <w:fldChar w:fldCharType="begin"/>
+        </w:r>
+        <w:r>
+          <w:rPr>
+            <w:noProof/>
+            <w:webHidden/>
+          </w:rPr>
+          <w:instrText xml:space="preserve"> PAGEREF _Toc241943041 \h </w:instrText>
         </w:r>
         <w:r>
           <w:rPr>
@@ -954,14 +1022,14 @@
           <w:noProof/>
         </w:rPr>
       </w:pPr>
-      <w:hyperlink w:anchor="_Toc241941233" w:history="1">
+      <w:hyperlink w:anchor="_Toc241943042" w:history="1">
         <w:r>
           <w:rPr>
             <w:rStyle w:val="af"/>
             <w:b/>
             <w:noProof/>
           </w:rPr>
-          <w:t>3 ОТВЕТЫ НА КОНТРОЛЬНЫЕ ВОПРОСЫ</w:t>
+          <w:t>ВЫВОДЫ</w:t>
         </w:r>
         <w:r>
           <w:rPr>
@@ -982,7 +1050,76 @@
             <w:noProof/>
             <w:webHidden/>
           </w:rPr>
-          <w:instrText xml:space="preserve"> PAGEREF _Toc241941233 \h </w:instrText>
+          <w:instrText xml:space="preserve"> PAGEREF _Toc241943042 \h </w:instrText>
+        </w:r>
+        <w:r>
+          <w:rPr>
+            <w:noProof/>
+            <w:webHidden/>
+          </w:rPr>
+        </w:r>
+        <w:r>
+          <w:rPr>
+            <w:noProof/>
+            <w:webHidden/>
+          </w:rPr>
+          <w:fldChar w:fldCharType="separate"/>
+        </w:r>
+        <w:r>
+          <w:rPr>
+            <w:noProof/>
+            <w:webHidden/>
+          </w:rPr>
+          <w:t>32</w:t>
+        </w:r>
+        <w:r>
+          <w:rPr>
+            <w:noProof/>
+            <w:webHidden/>
+          </w:rPr>
+          <w:fldChar w:fldCharType="end"/>
+        </w:r>
+      </w:hyperlink>
+    </w:p>
+    <w:p>
+      <w:pPr>
+        <w:pStyle w:val="12"/>
+        <w:tabs>
+          <w:tab w:val="right" w:leader="dot" w:pos="9345"/>
+        </w:tabs>
+        <w:rPr>
+          <w:noProof/>
+        </w:rPr>
+      </w:pPr>
+      <w:hyperlink w:anchor="_Toc241943043" w:history="1">
+        <w:r>
+          <w:rPr>
+            <w:rStyle w:val="af"/>
+            <w:b/>
+            <w:noProof/>
+          </w:rPr>
+          <w:t>СПИСОК ИСПОЛЬЗОВАННЫХ ИСТОЧНИКОВ</w:t>
+        </w:r>
+        <w:r>
+          <w:rPr>
+            <w:noProof/>
+            <w:webHidden/>
+          </w:rPr>
+          <w:tab/>
+        </w:r>
+        <w:r>
+          <w:rPr>
+            <w:noProof/>
+            <w:webHidden/>
+          </w:rPr>
+          <w:fldChar w:fldCharType="begin"/>
+        </w:r>
+        <w:r>
+          <w:rPr>
+            <w:noProof/>
+            <w:webHidden/>
+          </w:rPr>
+          <w:instrText xml:space="preserve"> PAGEREF _Toc241943043 \h </w:instrText>
         </w:r>
         <w:r>
           <w:rPr>
@@ -1023,14 +1160,14 @@
           <w:noProof/>
         </w:rPr>
       </w:pPr>
-      <w:hyperlink w:anchor="_Toc241941234" w:history="1">
+      <w:hyperlink w:anchor="_Toc241943044" w:history="1">
         <w:r>
           <w:rPr>
             <w:rStyle w:val="af"/>
             <w:b/>
             <w:noProof/>
           </w:rPr>
-          <w:t>ВЫВОДЫ</w:t>
+          <w:t>ПРИЛОЖЕНИЕ А</w:t>
         </w:r>
         <w:r>
           <w:rPr>
@@ -1051,76 +1188,7 @@
             <w:noProof/>
             <w:webHidden/>
           </w:rPr>
-          <w:instrText xml:space="preserve"> PAGEREF _Toc241941234 \h </w:instrText>
-        </w:r>
-        <w:r>
-          <w:rPr>
-            <w:noProof/>
-            <w:webHidden/>
-          </w:rPr>
-        </w:r>
-        <w:r>
-          <w:rPr>
-            <w:noProof/>
-            <w:webHidden/>
-          </w:rPr>
-          <w:fldChar w:fldCharType="separate"/>
-        </w:r>
-        <w:r>
-          <w:rPr>
-            <w:noProof/>
-            <w:webHidden/>
-          </w:rPr>
-          <w:t>34</w:t>
-        </w:r>
-        <w:r>
-          <w:rPr>
-            <w:noProof/>
-            <w:webHidden/>
-          </w:rPr>
-          <w:fldChar w:fldCharType="end"/>
-        </w:r>
-      </w:hyperlink>
-    </w:p>
-    <w:p>
-      <w:pPr>
-        <w:pStyle w:val="12"/>
-        <w:tabs>
-          <w:tab w:val="right" w:leader="dot" w:pos="9345"/>
-        </w:tabs>
-        <w:rPr>
-          <w:noProof/>
-        </w:rPr>
-      </w:pPr>
-      <w:hyperlink w:anchor="_Toc241941235" w:history="1">
-        <w:r>
-          <w:rPr>
-            <w:rStyle w:val="af"/>
-            <w:b/>
-            <w:noProof/>
-          </w:rPr>
-          <w:t>СПИСОК ИСПОЛЬЗОВАННЫХ ИСТОЧНИКОВ</w:t>
-        </w:r>
-        <w:r>
-          <w:rPr>
-            <w:noProof/>
-            <w:webHidden/>
-          </w:rPr>
-          <w:tab/>
-        </w:r>
-        <w:r>
-          <w:rPr>
-            <w:noProof/>
-            <w:webHidden/>
-          </w:rPr>
-          <w:fldChar w:fldCharType="begin"/>
-        </w:r>
-        <w:r>
-          <w:rPr>
-            <w:noProof/>
-            <w:webHidden/>
-          </w:rPr>
-          <w:instrText xml:space="preserve"> PAGEREF _Toc241941235 \h </w:instrText>
+          <w:instrText xml:space="preserve"> PAGEREF _Toc241943044 \h </w:instrText>
         </w:r>
         <w:r>
           <w:rPr>
@@ -1161,14 +1229,14 @@
           <w:noProof/>
         </w:rPr>
       </w:pPr>
-      <w:hyperlink w:anchor="_Toc241941236" w:history="1">
+      <w:hyperlink w:anchor="_Toc241943045" w:history="1">
         <w:r>
           <w:rPr>
             <w:rStyle w:val="af"/>
             <w:b/>
             <w:noProof/>
           </w:rPr>
-          <w:t>ПРИЛОЖЕНИЕ А</w:t>
+          <w:t>ПРИЛОЖЕНИЕ Б</w:t>
         </w:r>
         <w:r>
           <w:rPr>
@@ -1189,7 +1257,76 @@
             <w:noProof/>
             <w:webHidden/>
           </w:rPr>
-          <w:instrText xml:space="preserve"> PAGEREF _Toc241941236 \h </w:instrText>
+          <w:instrText xml:space="preserve"> PAGEREF _Toc241943045 \h </w:instrText>
+        </w:r>
+        <w:r>
+          <w:rPr>
+            <w:noProof/>
+            <w:webHidden/>
+          </w:rPr>
+        </w:r>
+        <w:r>
+          <w:rPr>
+            <w:noProof/>
+            <w:webHidden/>
+          </w:rPr>
+          <w:fldChar w:fldCharType="separate"/>
+        </w:r>
+        <w:r>
+          <w:rPr>
+            <w:noProof/>
+            <w:webHidden/>
+          </w:rPr>
+          <w:t>36</w:t>
+        </w:r>
+        <w:r>
+          <w:rPr>
+            <w:noProof/>
+            <w:webHidden/>
+          </w:rPr>
+          <w:fldChar w:fldCharType="end"/>
+        </w:r>
+      </w:hyperlink>
+    </w:p>
+    <w:p>
+      <w:pPr>
+        <w:pStyle w:val="12"/>
+        <w:tabs>
+          <w:tab w:val="right" w:leader="dot" w:pos="9345"/>
+        </w:tabs>
+        <w:rPr>
+          <w:noProof/>
+        </w:rPr>
+      </w:pPr>
+      <w:hyperlink w:anchor="_Toc241943046" w:history="1">
+        <w:r>
+          <w:rPr>
+            <w:rStyle w:val="af"/>
+            <w:b/>
+            <w:noProof/>
+          </w:rPr>
+          <w:t>ПРИЛОЖЕНИЕ В</w:t>
+        </w:r>
+        <w:r>
+          <w:rPr>
+            <w:noProof/>
+            <w:webHidden/>
+          </w:rPr>
+          <w:tab/>
+        </w:r>
+        <w:r>
+          <w:rPr>
+            <w:noProof/>
+            <w:webHidden/>
+          </w:rPr>
+          <w:fldChar w:fldCharType="begin"/>
+        </w:r>
+        <w:r>
+          <w:rPr>
+            <w:noProof/>
+            <w:webHidden/>
+          </w:rPr>
+          <w:instrText xml:space="preserve"> PAGEREF _Toc241943046 \h </w:instrText>
         </w:r>
         <w:r>
           <w:rPr>
@@ -1230,14 +1367,14 @@
           <w:noProof/>
         </w:rPr>
       </w:pPr>
-      <w:hyperlink w:anchor="_Toc241941237" w:history="1">
+      <w:hyperlink w:anchor="_Toc241943047" w:history="1">
         <w:r>
           <w:rPr>
             <w:rStyle w:val="af"/>
             <w:b/>
             <w:noProof/>
           </w:rPr>
-          <w:t>ПРИЛОЖЕНИЕ Б</w:t>
+          <w:t>ПРИЛОЖЕНИЕ Г</w:t>
         </w:r>
         <w:r>
           <w:rPr>
@@ -1258,7 +1395,7 @@
             <w:noProof/>
             <w:webHidden/>
           </w:rPr>
-          <w:instrText xml:space="preserve"> PAGEREF _Toc241941237 \h </w:instrText>
+          <w:instrText xml:space="preserve"> PAGEREF _Toc241943047 \h </w:instrText>
         </w:r>
         <w:r>
           <w:rPr>
@@ -1299,14 +1436,14 @@
           <w:noProof/>
         </w:rPr>
       </w:pPr>
-      <w:hyperlink w:anchor="_Toc241941238" w:history="1">
+      <w:hyperlink w:anchor="_Toc241943048" w:history="1">
         <w:r>
           <w:rPr>
             <w:rStyle w:val="af"/>
             <w:b/>
             <w:noProof/>
           </w:rPr>
-          <w:t>ПРИЛОЖЕНИЕ В</w:t>
+          <w:t>ПРИЛОЖЕНИЕ Д</w:t>
         </w:r>
         <w:r>
           <w:rPr>
@@ -1327,76 +1464,7 @@
             <w:noProof/>
             <w:webHidden/>
           </w:rPr>
-          <w:instrText xml:space="preserve"> PAGEREF _Toc241941238 \h </w:instrText>
-        </w:r>
-        <w:r>
-          <w:rPr>
-            <w:noProof/>
-            <w:webHidden/>
-          </w:rPr>
-        </w:r>
-        <w:r>
-          <w:rPr>
-            <w:noProof/>
-            <w:webHidden/>
-          </w:rPr>
-          <w:fldChar w:fldCharType="separate"/>
-        </w:r>
-        <w:r>
-          <w:rPr>
-            <w:noProof/>
-            <w:webHidden/>
-          </w:rPr>
-          <w:t>39</w:t>
-        </w:r>
-        <w:r>
-          <w:rPr>
-            <w:noProof/>
-            <w:webHidden/>
-          </w:rPr>
-          <w:fldChar w:fldCharType="end"/>
-        </w:r>
-      </w:hyperlink>
-    </w:p>
-    <w:p>
-      <w:pPr>
-        <w:pStyle w:val="12"/>
-        <w:tabs>
-          <w:tab w:val="right" w:leader="dot" w:pos="9345"/>
-        </w:tabs>
-        <w:rPr>
-          <w:noProof/>
-        </w:rPr>
-      </w:pPr>
-      <w:hyperlink w:anchor="_Toc241941239" w:history="1">
-        <w:r>
-          <w:rPr>
-            <w:rStyle w:val="af"/>
-            <w:b/>
-            <w:noProof/>
-          </w:rPr>
-          <w:t>ПРИЛОЖЕНИЕ Г</w:t>
-        </w:r>
-        <w:r>
-          <w:rPr>
-            <w:noProof/>
-            <w:webHidden/>
-          </w:rPr>
-          <w:tab/>
-        </w:r>
-        <w:r>
-          <w:rPr>
-            <w:noProof/>
-            <w:webHidden/>
-          </w:rPr>
-          <w:fldChar w:fldCharType="begin"/>
-        </w:r>
-        <w:r>
-          <w:rPr>
-            <w:noProof/>
-            <w:webHidden/>
-          </w:rPr>
-          <w:instrText xml:space="preserve"> PAGEREF _Toc241941239 \h </w:instrText>
+          <w:instrText xml:space="preserve"> PAGEREF _Toc241943048 \h </w:instrText>
         </w:r>
         <w:r>
           <w:rPr>
@@ -1437,76 +1505,7 @@
           <w:noProof/>
         </w:rPr>
       </w:pPr>
-      <w:hyperlink w:anchor="_Toc241941240" w:history="1">
-        <w:r>
-          <w:rPr>
-            <w:rStyle w:val="af"/>
-            <w:b/>
-            <w:noProof/>
-          </w:rPr>
-          <w:t>ПРИЛОЖЕНИЕ Д</w:t>
-        </w:r>
-        <w:r>
-          <w:rPr>
-            <w:noProof/>
-            <w:webHidden/>
-          </w:rPr>
-          <w:tab/>
-        </w:r>
-        <w:r>
-          <w:rPr>
-            <w:noProof/>
-            <w:webHidden/>
-          </w:rPr>
-          <w:fldChar w:fldCharType="begin"/>
-        </w:r>
-        <w:r>
-          <w:rPr>
-            <w:noProof/>
-            <w:webHidden/>
-          </w:rPr>
-          <w:instrText xml:space="preserve"> PAGEREF _Toc241941240 \h </w:instrText>
-        </w:r>
-        <w:r>
-          <w:rPr>
-            <w:noProof/>
-            <w:webHidden/>
-          </w:rPr>
-        </w:r>
-        <w:r>
-          <w:rPr>
-            <w:noProof/>
-            <w:webHidden/>
-          </w:rPr>
-          <w:fldChar w:fldCharType="separate"/>
-        </w:r>
-        <w:r>
-          <w:rPr>
-            <w:noProof/>
-            <w:webHidden/>
-          </w:rPr>
-          <w:t>42</w:t>
-        </w:r>
-        <w:r>
-          <w:rPr>
-            <w:noProof/>
-            <w:webHidden/>
-          </w:rPr>
-          <w:fldChar w:fldCharType="end"/>
-        </w:r>
-      </w:hyperlink>
-    </w:p>
-    <w:p>
-      <w:pPr>
-        <w:pStyle w:val="12"/>
-        <w:tabs>
-          <w:tab w:val="right" w:leader="dot" w:pos="9345"/>
-        </w:tabs>
-        <w:rPr>
-          <w:noProof/>
-        </w:rPr>
-      </w:pPr>
-      <w:hyperlink w:anchor="_Toc241941241" w:history="1">
+      <w:hyperlink w:anchor="_Toc241943049" w:history="1">
         <w:r>
           <w:rPr>
             <w:rStyle w:val="af"/>
@@ -1534,7 +1533,7 @@
             <w:noProof/>
             <w:webHidden/>
           </w:rPr>
-          <w:instrText xml:space="preserve"> PAGEREF _Toc241941241 \h </w:instrText>
+          <w:instrText xml:space="preserve"> PAGEREF _Toc241943049 \h </w:instrText>
         </w:r>
         <w:r>
           <w:rPr>
@@ -1554,7 +1553,7 @@
             <w:noProof/>
             <w:webHidden/>
           </w:rPr>
-          <w:t>46</w:t>
+          <w:t>44</w:t>
         </w:r>
         <w:r>
           <w:rPr>
@@ -1580,7 +1579,7 @@
         <w:spacing w:before="0" w:after="360" w:line="360" w:lineRule="exact"/>
         <w:ind w:firstLine="709"/>
       </w:pPr>
-      <w:bookmarkStart w:id="1" w:name="_Toc241941223"/>
+      <w:bookmarkStart w:id="1" w:name="_Toc241943031"/>
       <w:r>
         <w:rPr>
           <w:b/>
@@ -1685,7 +1684,7 @@
         <w:ind w:firstLine="709"/>
       </w:pPr>
       <w:bookmarkStart w:id="2" w:name="_b608aa976fc82a0faaf3b83f58c735968afd03b"/>
-      <w:bookmarkStart w:id="3" w:name="_Toc241941224"/>
+      <w:bookmarkStart w:id="3" w:name="_Toc241943032"/>
       <w:bookmarkEnd w:id="0"/>
       <w:r>
         <w:rPr>
@@ -1751,7 +1750,7 @@
         <w:ind w:firstLine="709"/>
       </w:pPr>
       <w:bookmarkStart w:id="4" w:name="_ce8c8db2bd1f021f701413a98bce88b0dc0ff35"/>
-      <w:bookmarkStart w:id="5" w:name="_Toc241941225"/>
+      <w:bookmarkStart w:id="5" w:name="_Toc241943033"/>
       <w:r>
         <w:rPr>
           <w:b/>
@@ -3793,7 +3792,7 @@
         <w:ind w:firstLine="709"/>
       </w:pPr>
       <w:bookmarkStart w:id="6" w:name="_d6b1e0606ccffbfea524c7b8890d7424ae6ef8d"/>
-      <w:bookmarkStart w:id="7" w:name="_Toc241941226"/>
+      <w:bookmarkStart w:id="7" w:name="_Toc241943034"/>
       <w:bookmarkEnd w:id="4"/>
       <w:r>
         <w:rPr>
@@ -8505,7 +8504,7 @@
         <w:ind w:firstLine="709"/>
       </w:pPr>
       <w:bookmarkStart w:id="8" w:name="_7b60cb03201c02c98ad01f5cee41d479977e884"/>
-      <w:bookmarkStart w:id="9" w:name="_Toc241941227"/>
+      <w:bookmarkStart w:id="9" w:name="_Toc241943035"/>
       <w:bookmarkEnd w:id="6"/>
       <w:r>
         <w:rPr>
@@ -8576,7 +8575,7 @@
           <w:sz w:val="28"/>
         </w:rPr>
         <w:drawing>
-          <wp:inline distT="0" distB="0" distL="0" distR="0" wp14:anchorId="54E8090D" wp14:editId="64B02C9C">
+          <wp:inline distT="0" distB="0" distL="0" distR="0" wp14:anchorId="6143F1F6" wp14:editId="06A65B10">
             <wp:extent cx="5334000" cy="3382536"/>
             <wp:effectExtent l="0" t="0" r="0" b="0"/>
             <wp:docPr id="13" name="Picture"/>
@@ -10891,7 +10890,7 @@
         <w:ind w:firstLine="709"/>
       </w:pPr>
       <w:bookmarkStart w:id="10" w:name="_519d46f9ff7923648cbfef21e26057944381813"/>
-      <w:bookmarkStart w:id="11" w:name="_Toc241941228"/>
+      <w:bookmarkStart w:id="11" w:name="_Toc241943036"/>
       <w:bookmarkEnd w:id="8"/>
       <w:r>
         <w:rPr>
@@ -15725,7 +15724,7 @@
           <w:sz w:val="28"/>
         </w:rPr>
         <w:drawing>
-          <wp:inline distT="0" distB="0" distL="0" distR="0" wp14:anchorId="55AC444C" wp14:editId="4CC4F977">
+          <wp:inline distT="0" distB="0" distL="0" distR="0" wp14:anchorId="37002F7B" wp14:editId="1D2A6424">
             <wp:extent cx="5334000" cy="3122341"/>
             <wp:effectExtent l="0" t="0" r="0" b="0"/>
             <wp:docPr id="17" name="Picture"/>
@@ -16704,7 +16703,7 @@
         <w:ind w:firstLine="709"/>
       </w:pPr>
       <w:bookmarkStart w:id="12" w:name="_ccc7c944b68a9100d34a943bc02da4feb181aee"/>
-      <w:bookmarkStart w:id="13" w:name="_Toc241941229"/>
+      <w:bookmarkStart w:id="13" w:name="_Toc241943037"/>
       <w:bookmarkEnd w:id="10"/>
       <w:r>
         <w:rPr>
@@ -17038,7 +17037,7 @@
               <w:rPr>
                 <w:sz w:val="24"/>
               </w:rPr>
-              <w:t xml:space="preserve"> – первая версия</w:t>
+              <w:t xml:space="preserve"> - первая версия</w:t>
             </w:r>
           </w:p>
         </w:tc>
@@ -17147,7 +17146,7 @@
               <w:rPr>
                 <w:sz w:val="24"/>
               </w:rPr>
-              <w:t xml:space="preserve"> – первая версия</w:t>
+              <w:t xml:space="preserve"> - первая версия</w:t>
             </w:r>
           </w:p>
         </w:tc>
@@ -17256,7 +17255,7 @@
               <w:rPr>
                 <w:sz w:val="24"/>
               </w:rPr>
-              <w:t xml:space="preserve"> – первая версия</w:t>
+              <w:t xml:space="preserve"> - первая версия</w:t>
             </w:r>
           </w:p>
         </w:tc>
@@ -17365,7 +17364,7 @@
               <w:rPr>
                 <w:sz w:val="24"/>
               </w:rPr>
-              <w:t xml:space="preserve"> – следующий выпуск</w:t>
+              <w:t xml:space="preserve"> - следующий выпуск</w:t>
             </w:r>
           </w:p>
         </w:tc>
@@ -17474,7 +17473,7 @@
               <w:rPr>
                 <w:sz w:val="24"/>
               </w:rPr>
-              <w:t xml:space="preserve"> – следующий выпуск</w:t>
+              <w:t xml:space="preserve"> - следующий выпуск</w:t>
             </w:r>
           </w:p>
         </w:tc>
@@ -17583,7 +17582,7 @@
               <w:rPr>
                 <w:sz w:val="24"/>
               </w:rPr>
-              <w:t xml:space="preserve"> – следующий выпуск</w:t>
+              <w:t xml:space="preserve"> - следующий выпуск</w:t>
             </w:r>
           </w:p>
         </w:tc>
@@ -17692,7 +17691,7 @@
               <w:rPr>
                 <w:sz w:val="24"/>
               </w:rPr>
-              <w:t xml:space="preserve"> – следующий выпуск</w:t>
+              <w:t xml:space="preserve"> - следующий выпуск</w:t>
             </w:r>
           </w:p>
         </w:tc>
@@ -17801,7 +17800,7 @@
               <w:rPr>
                 <w:sz w:val="24"/>
               </w:rPr>
-              <w:t xml:space="preserve"> – следующий выпуск</w:t>
+              <w:t xml:space="preserve"> - следующий выпуск</w:t>
             </w:r>
           </w:p>
         </w:tc>
@@ -17910,7 +17909,7 @@
               <w:rPr>
                 <w:sz w:val="24"/>
               </w:rPr>
-              <w:t xml:space="preserve"> – следующий выпуск</w:t>
+              <w:t xml:space="preserve"> - следующий выпуск</w:t>
             </w:r>
           </w:p>
         </w:tc>
@@ -18019,7 +18018,7 @@
               <w:rPr>
                 <w:sz w:val="24"/>
               </w:rPr>
-              <w:t xml:space="preserve"> – можно отложить</w:t>
+              <w:t xml:space="preserve"> - можно отложить</w:t>
             </w:r>
           </w:p>
         </w:tc>
@@ -18128,7 +18127,7 @@
               <w:rPr>
                 <w:sz w:val="24"/>
               </w:rPr>
-              <w:t xml:space="preserve"> – можно отложить</w:t>
+              <w:t xml:space="preserve"> - можно отложить</w:t>
             </w:r>
           </w:p>
         </w:tc>
@@ -18250,7 +18249,7 @@
               <w:rPr>
                 <w:sz w:val="24"/>
               </w:rPr>
-              <w:t xml:space="preserve"> – следующий выпуск</w:t>
+              <w:t xml:space="preserve"> - следующий выпуск</w:t>
             </w:r>
           </w:p>
         </w:tc>
@@ -18359,7 +18358,7 @@
               <w:rPr>
                 <w:sz w:val="24"/>
               </w:rPr>
-              <w:t xml:space="preserve"> – можно отложить</w:t>
+              <w:t xml:space="preserve"> - можно отложить</w:t>
             </w:r>
           </w:p>
         </w:tc>
@@ -18469,7 +18468,7 @@
               <w:rPr>
                 <w:sz w:val="24"/>
               </w:rPr>
-              <w:t xml:space="preserve"> – можно отложить</w:t>
+              <w:t xml:space="preserve"> - можно отложить</w:t>
             </w:r>
           </w:p>
         </w:tc>
@@ -19813,7 +19812,7 @@
         </w:rPr>
         <w:lastRenderedPageBreak/>
         <w:drawing>
-          <wp:inline distT="0" distB="0" distL="0" distR="0" wp14:anchorId="3BA32C9D" wp14:editId="7DF34977">
+          <wp:inline distT="0" distB="0" distL="0" distR="0" wp14:anchorId="7E50867A" wp14:editId="7243E882">
             <wp:extent cx="5334000" cy="6114585"/>
             <wp:effectExtent l="0" t="0" r="0" b="0"/>
             <wp:docPr id="21" name="Picture"/>
@@ -20050,7 +20049,7 @@
         </w:rPr>
         <w:lastRenderedPageBreak/>
         <w:drawing>
-          <wp:inline distT="0" distB="0" distL="0" distR="0" wp14:anchorId="7956508A" wp14:editId="7F5CB723">
+          <wp:inline distT="0" distB="0" distL="0" distR="0" wp14:anchorId="323BBC89" wp14:editId="38BCB09B">
             <wp:extent cx="5334000" cy="9610810"/>
             <wp:effectExtent l="0" t="0" r="0" b="0"/>
             <wp:docPr id="24" name="Picture"/>
@@ -20290,7 +20289,7 @@
         </w:rPr>
         <w:lastRenderedPageBreak/>
         <w:drawing>
-          <wp:inline distT="0" distB="0" distL="0" distR="0" wp14:anchorId="22EAC768" wp14:editId="23F0A6D7">
+          <wp:inline distT="0" distB="0" distL="0" distR="0" wp14:anchorId="39D0062C" wp14:editId="7C8993FB">
             <wp:extent cx="5334000" cy="12458978"/>
             <wp:effectExtent l="0" t="0" r="0" b="0"/>
             <wp:docPr id="27" name="Picture"/>
@@ -20503,7 +20502,7 @@
           <w:sz w:val="28"/>
         </w:rPr>
         <w:drawing>
-          <wp:inline distT="0" distB="0" distL="0" distR="0" wp14:anchorId="623D5993" wp14:editId="66A24394">
+          <wp:inline distT="0" distB="0" distL="0" distR="0" wp14:anchorId="44FF07C2" wp14:editId="06D975D2">
             <wp:extent cx="5334000" cy="5926666"/>
             <wp:effectExtent l="0" t="0" r="0" b="0"/>
             <wp:docPr id="30" name="Picture"/>
@@ -20762,7 +20761,7 @@
           <w:sz w:val="28"/>
         </w:rPr>
         <w:drawing>
-          <wp:inline distT="0" distB="0" distL="0" distR="0" wp14:anchorId="7A07632C" wp14:editId="08748A18">
+          <wp:inline distT="0" distB="0" distL="0" distR="0" wp14:anchorId="5F89B2AF" wp14:editId="4098C2A9">
             <wp:extent cx="5334000" cy="3343751"/>
             <wp:effectExtent l="0" t="0" r="0" b="0"/>
             <wp:docPr id="33" name="Picture"/>
@@ -21731,13 +21730,13 @@
         <w:rPr>
           <w:sz w:val="28"/>
         </w:rPr>
-        <w:t>Исходный прототип закрывал маркетинговую часть пути (вход, объяснение продукта, контакт); по решению студентки он дополнен семью макетами в том же стиле: тарифы, загрузк</w:t>
-      </w:r>
-      <w:r>
-        <w:rPr>
-          <w:sz w:val="28"/>
-        </w:rPr>
-        <w:t>а файла, список находок, карточка находки, отчет, регистрация, оплата и безопасность. Теперь макетами покрыты 9 единиц первой версии (</w:t>
+        <w:t>Исходный прототип закрывал маркетинговую часть пути (вход, объяснение продукта, контакт); по решению автора он дополнен семью макетами в том же стиле: тарифы, загрузка ф</w:t>
+      </w:r>
+      <w:r>
+        <w:rPr>
+          <w:sz w:val="28"/>
+        </w:rPr>
+        <w:t>айла, список находок, карточка находки, отчет, регистрация, оплата и безопасность. Теперь макетами покрыты 9 единиц первой версии (</w:t>
       </w:r>
       <w:r>
         <w:rPr>
@@ -22274,20 +22273,33 @@
         <w:rPr>
           <w:sz w:val="28"/>
         </w:rPr>
-        <w:t xml:space="preserve">На рисунке 8 показано: обзор файла </w:t>
+        <w:t xml:space="preserve">На рисунке 8 показано: макет </w:t>
       </w:r>
       <w:r>
         <w:rPr>
           <w:i/>
           <w:sz w:val="28"/>
         </w:rPr>
-        <w:t>Figma</w:t>
-      </w:r>
-      <w:r>
-        <w:rPr>
-          <w:sz w:val="28"/>
-        </w:rPr>
-        <w:t>: исходные страницы и дополнительные макеты.</w:t>
+        <w:t>Pricing</w:t>
+      </w:r>
+      <w:r>
+        <w:rPr>
+          <w:sz w:val="28"/>
+        </w:rPr>
+        <w:t xml:space="preserve"> (</w:t>
+      </w:r>
+      <w:r>
+        <w:rPr>
+          <w:i/>
+          <w:sz w:val="28"/>
+        </w:rPr>
+        <w:t>U-007</w:t>
+      </w:r>
+      <w:r>
+        <w:rPr>
+          <w:sz w:val="28"/>
+        </w:rPr>
+        <w:t>): тарифы.</w:t>
       </w:r>
     </w:p>
     <w:p>
@@ -22304,8 +22316,8 @@
         </w:rPr>
         <w:lastRenderedPageBreak/>
         <w:drawing>
-          <wp:inline distT="0" distB="0" distL="0" distR="0" wp14:anchorId="79E27EFA" wp14:editId="012E28DF">
-            <wp:extent cx="5334000" cy="2374370"/>
+          <wp:inline distT="0" distB="0" distL="0" distR="0" wp14:anchorId="3F709421" wp14:editId="5CEF7B72">
+            <wp:extent cx="5334000" cy="5785249"/>
             <wp:effectExtent l="0" t="0" r="0" b="0"/>
             <wp:docPr id="37" name="Picture"/>
             <wp:cNvGraphicFramePr/>
@@ -22313,252 +22325,13 @@
               <a:graphicData uri="http://schemas.openxmlformats.org/drawingml/2006/picture">
                 <pic:pic xmlns:pic="http://schemas.openxmlformats.org/drawingml/2006/picture">
                   <pic:nvPicPr>
-                    <pic:cNvPr id="38" name="Picture" descr="Скриншоты/figma_ext_00_overview.jpg"/>
+                    <pic:cNvPr id="38" name="Picture" descr="Скриншоты/figma_ext_01_U007_pricing.png"/>
                     <pic:cNvPicPr>
                       <a:picLocks noChangeAspect="1" noChangeArrowheads="1"/>
                     </pic:cNvPicPr>
                   </pic:nvPicPr>
                   <pic:blipFill>
                     <a:blip r:embed="rId14"/>
-                    <a:stretch>
-                      <a:fillRect/>
-                    </a:stretch>
-                  </pic:blipFill>
-                  <pic:spPr bwMode="auto">
-                    <a:xfrm>
-                      <a:off x="0" y="0"/>
-                      <a:ext cx="5334000" cy="2374370"/>
-                    </a:xfrm>
-                    <a:prstGeom prst="rect">
-                      <a:avLst/>
-                    </a:prstGeom>
-                    <a:noFill/>
-                    <a:ln w="9525">
-                      <a:noFill/>
-                      <a:headEnd/>
-                      <a:tailEnd/>
-                    </a:ln>
-                  </pic:spPr>
-                </pic:pic>
-              </a:graphicData>
-            </a:graphic>
-          </wp:inline>
-        </w:drawing>
-      </w:r>
-    </w:p>
-    <w:p>
-      <w:pPr>
-        <w:pStyle w:val="a0"/>
-        <w:spacing w:before="0" w:after="0" w:line="360" w:lineRule="exact"/>
-        <w:jc w:val="center"/>
-      </w:pPr>
-      <w:r>
-        <w:rPr>
-          <w:sz w:val="28"/>
-        </w:rPr>
-        <w:t xml:space="preserve">Рисунок 8 – Обзор файла </w:t>
-      </w:r>
-      <w:r>
-        <w:rPr>
-          <w:i/>
-          <w:sz w:val="28"/>
-        </w:rPr>
-        <w:t>Figma</w:t>
-      </w:r>
-      <w:r>
-        <w:rPr>
-          <w:sz w:val="28"/>
-        </w:rPr>
-        <w:t xml:space="preserve">: исходные </w:t>
-      </w:r>
-      <w:r>
-        <w:rPr>
-          <w:sz w:val="28"/>
-        </w:rPr>
-        <w:t>страницы и дополнительные макеты</w:t>
-      </w:r>
-    </w:p>
-    <w:p>
-      <w:pPr>
-        <w:pStyle w:val="a0"/>
-        <w:spacing w:before="0" w:after="0" w:line="360" w:lineRule="exact"/>
-        <w:ind w:firstLine="709"/>
-        <w:jc w:val="both"/>
-      </w:pPr>
-      <w:r>
-        <w:rPr>
-          <w:sz w:val="28"/>
-        </w:rPr>
-        <w:t xml:space="preserve">Слева находятся исходные кадры </w:t>
-      </w:r>
-      <w:r>
-        <w:rPr>
-          <w:i/>
-          <w:sz w:val="28"/>
-        </w:rPr>
-        <w:t>Elements</w:t>
-      </w:r>
-      <w:r>
-        <w:rPr>
-          <w:sz w:val="28"/>
-        </w:rPr>
-        <w:t xml:space="preserve">, </w:t>
-      </w:r>
-      <w:r>
-        <w:rPr>
-          <w:i/>
-          <w:sz w:val="28"/>
-        </w:rPr>
-        <w:t>Home</w:t>
-      </w:r>
-      <w:r>
-        <w:rPr>
-          <w:sz w:val="28"/>
-        </w:rPr>
-        <w:t xml:space="preserve">, </w:t>
-      </w:r>
-      <w:r>
-        <w:rPr>
-          <w:i/>
-          <w:sz w:val="28"/>
-        </w:rPr>
-        <w:t>Product</w:t>
-      </w:r>
-      <w:r>
-        <w:rPr>
-          <w:sz w:val="28"/>
-        </w:rPr>
-        <w:t xml:space="preserve"> и </w:t>
-      </w:r>
-      <w:r>
-        <w:rPr>
-          <w:i/>
-          <w:sz w:val="28"/>
-        </w:rPr>
-        <w:t>Contact</w:t>
-      </w:r>
-      <w:r>
-        <w:rPr>
-          <w:sz w:val="28"/>
-        </w:rPr>
-        <w:t xml:space="preserve">, справа - дополнительные: </w:t>
-      </w:r>
-      <w:r>
-        <w:rPr>
-          <w:i/>
-          <w:sz w:val="28"/>
-        </w:rPr>
-        <w:t>Pricing</w:t>
-      </w:r>
-      <w:r>
-        <w:rPr>
-          <w:sz w:val="28"/>
-        </w:rPr>
-        <w:t xml:space="preserve"> и экраны приложения </w:t>
-      </w:r>
-      <w:r>
-        <w:rPr>
-          <w:i/>
-          <w:sz w:val="28"/>
-        </w:rPr>
-        <w:t>U-002</w:t>
-      </w:r>
-      <w:r>
-        <w:rPr>
-          <w:sz w:val="28"/>
-        </w:rPr>
-        <w:t>…</w:t>
-      </w:r>
-      <w:r>
-        <w:rPr>
-          <w:i/>
-          <w:sz w:val="28"/>
-        </w:rPr>
-        <w:t>U-009</w:t>
-      </w:r>
-      <w:r>
-        <w:rPr>
-          <w:sz w:val="28"/>
-        </w:rPr>
-        <w:t>. Общий обзор показывает единый визуальный стиль и порядок экранов основного пути.</w:t>
-      </w:r>
-    </w:p>
-    <w:p>
-      <w:pPr>
-        <w:pStyle w:val="a0"/>
-        <w:spacing w:before="0" w:after="0" w:line="360" w:lineRule="exact"/>
-        <w:ind w:firstLine="709"/>
-        <w:jc w:val="both"/>
-      </w:pPr>
-      <w:r>
-        <w:rPr>
-          <w:sz w:val="28"/>
-        </w:rPr>
-        <w:t>На рисунке</w:t>
-      </w:r>
-      <w:r>
-        <w:rPr>
-          <w:sz w:val="28"/>
-        </w:rPr>
-        <w:t xml:space="preserve"> 9 показано: макет </w:t>
-      </w:r>
-      <w:r>
-        <w:rPr>
-          <w:i/>
-          <w:sz w:val="28"/>
-        </w:rPr>
-        <w:t>Pricing</w:t>
-      </w:r>
-      <w:r>
-        <w:rPr>
-          <w:sz w:val="28"/>
-        </w:rPr>
-        <w:t xml:space="preserve"> (</w:t>
-      </w:r>
-      <w:r>
-        <w:rPr>
-          <w:i/>
-          <w:sz w:val="28"/>
-        </w:rPr>
-        <w:t>U-007</w:t>
-      </w:r>
-      <w:r>
-        <w:rPr>
-          <w:sz w:val="28"/>
-        </w:rPr>
-        <w:t>): тарифы.</w:t>
-      </w:r>
-    </w:p>
-    <w:p>
-      <w:pPr>
-        <w:pStyle w:val="a0"/>
-        <w:keepNext/>
-        <w:spacing w:before="0" w:after="0"/>
-        <w:jc w:val="center"/>
-      </w:pPr>
-      <w:r>
-        <w:rPr>
-          <w:noProof/>
-          <w:sz w:val="28"/>
-        </w:rPr>
-        <w:lastRenderedPageBreak/>
-        <w:drawing>
-          <wp:inline distT="0" distB="0" distL="0" distR="0" wp14:anchorId="62E2A3CA" wp14:editId="2BB25FBE">
-            <wp:extent cx="5334000" cy="5785249"/>
-            <wp:effectExtent l="0" t="0" r="0" b="0"/>
-            <wp:docPr id="40" name="Picture"/>
-            <wp:cNvGraphicFramePr/>
-            <a:graphic xmlns:a="http://schemas.openxmlformats.org/drawingml/2006/main">
-              <a:graphicData uri="http://schemas.openxmlformats.org/drawingml/2006/picture">
-                <pic:pic xmlns:pic="http://schemas.openxmlformats.org/drawingml/2006/picture">
-                  <pic:nvPicPr>
-                    <pic:cNvPr id="41" name="Picture" descr="Скриншоты/figma_ext_01_U007_pricing.png"/>
-                    <pic:cNvPicPr>
-                      <a:picLocks noChangeAspect="1" noChangeArrowheads="1"/>
-                    </pic:cNvPicPr>
-                  </pic:nvPicPr>
-                  <pic:blipFill>
-                    <a:blip r:embed="rId15"/>
                     <a:stretch>
                       <a:fillRect/>
                     </a:stretch>
@@ -22595,7 +22368,7 @@
         <w:rPr>
           <w:sz w:val="28"/>
         </w:rPr>
-        <w:t xml:space="preserve">Рисунок 9 – Макет </w:t>
+        <w:t xml:space="preserve">Рисунок 8 – Макет </w:t>
       </w:r>
       <w:r>
         <w:rPr>
@@ -22635,7 +22408,13 @@
         <w:rPr>
           <w:sz w:val="28"/>
         </w:rPr>
-        <w:t xml:space="preserve">На странице тарифов четыре карточки: </w:t>
+        <w:t>На странице тарифов четыре ка</w:t>
+      </w:r>
+      <w:r>
+        <w:rPr>
+          <w:sz w:val="28"/>
+        </w:rPr>
+        <w:t xml:space="preserve">рточки: </w:t>
       </w:r>
       <w:r>
         <w:rPr>
@@ -22766,7 +22545,7 @@
         <w:rPr>
           <w:sz w:val="28"/>
         </w:rPr>
-        <w:t xml:space="preserve">На рисунке 10 показано: макет </w:t>
+        <w:t xml:space="preserve">На рисунке 9 показано: макет </w:t>
       </w:r>
       <w:r>
         <w:rPr>
@@ -22796,22 +22575,22 @@
         </w:rPr>
         <w:lastRenderedPageBreak/>
         <w:drawing>
-          <wp:inline distT="0" distB="0" distL="0" distR="0" wp14:anchorId="750FB56A" wp14:editId="76AFA8F4">
+          <wp:inline distT="0" distB="0" distL="0" distR="0" wp14:anchorId="6A5FACDD" wp14:editId="73777C10">
             <wp:extent cx="5334000" cy="3040380"/>
             <wp:effectExtent l="0" t="0" r="0" b="0"/>
-            <wp:docPr id="43" name="Picture"/>
+            <wp:docPr id="40" name="Picture"/>
             <wp:cNvGraphicFramePr/>
             <a:graphic xmlns:a="http://schemas.openxmlformats.org/drawingml/2006/main">
               <a:graphicData uri="http://schemas.openxmlformats.org/drawingml/2006/picture">
                 <pic:pic xmlns:pic="http://schemas.openxmlformats.org/drawingml/2006/picture">
                   <pic:nvPicPr>
-                    <pic:cNvPr id="44" name="Picture" descr="Скриншоты/figma_ext_02_U002_upload.png"/>
+                    <pic:cNvPr id="41" name="Picture" descr="Скриншоты/figma_ext_02_U002_upload.png"/>
                     <pic:cNvPicPr>
                       <a:picLocks noChangeAspect="1" noChangeArrowheads="1"/>
                     </pic:cNvPicPr>
                   </pic:nvPicPr>
                   <pic:blipFill>
-                    <a:blip r:embed="rId16"/>
+                    <a:blip r:embed="rId15"/>
                     <a:stretch>
                       <a:fillRect/>
                     </a:stretch>
@@ -22848,13 +22627,13 @@
         <w:rPr>
           <w:sz w:val="28"/>
         </w:rPr>
-        <w:t>Рисунок 1</w:t>
-      </w:r>
-      <w:r>
-        <w:rPr>
-          <w:sz w:val="28"/>
-        </w:rPr>
-        <w:t xml:space="preserve">0 – Макет </w:t>
+        <w:t xml:space="preserve">Рисунок 9 </w:t>
+      </w:r>
+      <w:r>
+        <w:rPr>
+          <w:sz w:val="28"/>
+        </w:rPr>
+        <w:t xml:space="preserve">– Макет </w:t>
       </w:r>
       <w:r>
         <w:rPr>
@@ -22921,7 +22700,7 @@
         <w:rPr>
           <w:sz w:val="28"/>
         </w:rPr>
-        <w:t xml:space="preserve">На рисунке 11 показано: макет </w:t>
+        <w:t xml:space="preserve">На рисунке 10 показано: макет </w:t>
       </w:r>
       <w:r>
         <w:rPr>
@@ -22934,13 +22713,13 @@
         <w:rPr>
           <w:sz w:val="28"/>
         </w:rPr>
-        <w:t>: спис</w:t>
-      </w:r>
-      <w:r>
-        <w:rPr>
-          <w:sz w:val="28"/>
-        </w:rPr>
-        <w:t>ок находок.</w:t>
+        <w:t>: список</w:t>
+      </w:r>
+      <w:r>
+        <w:rPr>
+          <w:sz w:val="28"/>
+        </w:rPr>
+        <w:t xml:space="preserve"> находок.</w:t>
       </w:r>
     </w:p>
     <w:p>
@@ -22956,22 +22735,22 @@
           <w:sz w:val="28"/>
         </w:rPr>
         <w:drawing>
-          <wp:inline distT="0" distB="0" distL="0" distR="0" wp14:anchorId="4BF185D0" wp14:editId="0BA74911">
+          <wp:inline distT="0" distB="0" distL="0" distR="0" wp14:anchorId="49DF7397" wp14:editId="1C623269">
             <wp:extent cx="5334000" cy="3081866"/>
             <wp:effectExtent l="0" t="0" r="0" b="0"/>
-            <wp:docPr id="46" name="Picture"/>
+            <wp:docPr id="43" name="Picture"/>
             <wp:cNvGraphicFramePr/>
             <a:graphic xmlns:a="http://schemas.openxmlformats.org/drawingml/2006/main">
               <a:graphicData uri="http://schemas.openxmlformats.org/drawingml/2006/picture">
                 <pic:pic xmlns:pic="http://schemas.openxmlformats.org/drawingml/2006/picture">
                   <pic:nvPicPr>
-                    <pic:cNvPr id="47" name="Picture" descr="Скриншоты/figma_ext_03_U003_results.png"/>
+                    <pic:cNvPr id="44" name="Picture" descr="Скриншоты/figma_ext_03_U003_results.png"/>
                     <pic:cNvPicPr>
                       <a:picLocks noChangeAspect="1" noChangeArrowheads="1"/>
                     </pic:cNvPicPr>
                   </pic:nvPicPr>
                   <pic:blipFill>
-                    <a:blip r:embed="rId17"/>
+                    <a:blip r:embed="rId16"/>
                     <a:stretch>
                       <a:fillRect/>
                     </a:stretch>
@@ -23008,7 +22787,7 @@
         <w:rPr>
           <w:sz w:val="28"/>
         </w:rPr>
-        <w:t xml:space="preserve">Рисунок 11 – Макет </w:t>
+        <w:t xml:space="preserve">Рисунок 10 – Макет </w:t>
       </w:r>
       <w:r>
         <w:rPr>
@@ -23061,13 +22840,13 @@
         <w:rPr>
           <w:sz w:val="28"/>
         </w:rPr>
-        <w:t>». На бесплатном тарифе</w:t>
-      </w:r>
-      <w:r>
-        <w:rPr>
-          <w:sz w:val="28"/>
-        </w:rPr>
-        <w:t xml:space="preserve"> показаны первые пять находок, остальные открываются после оплаты.</w:t>
+        <w:t>». На бесплатном тарифе п</w:t>
+      </w:r>
+      <w:r>
+        <w:rPr>
+          <w:sz w:val="28"/>
+        </w:rPr>
+        <w:t>оказаны первые пять находок, остальные открываются после оплаты.</w:t>
       </w:r>
     </w:p>
     <w:p>
@@ -23081,7 +22860,7 @@
         <w:rPr>
           <w:sz w:val="28"/>
         </w:rPr>
-        <w:t xml:space="preserve">На рисунке 12 показано: макет </w:t>
+        <w:t xml:space="preserve">На рисунке 11 показано: макет </w:t>
       </w:r>
       <w:r>
         <w:rPr>
@@ -23111,22 +22890,22 @@
         </w:rPr>
         <w:lastRenderedPageBreak/>
         <w:drawing>
-          <wp:inline distT="0" distB="0" distL="0" distR="0" wp14:anchorId="2BAAD61D" wp14:editId="53E4CE35">
+          <wp:inline distT="0" distB="0" distL="0" distR="0" wp14:anchorId="7E34B5B7" wp14:editId="472C29F0">
             <wp:extent cx="5334000" cy="2592916"/>
             <wp:effectExtent l="0" t="0" r="0" b="0"/>
-            <wp:docPr id="49" name="Picture"/>
+            <wp:docPr id="46" name="Picture"/>
             <wp:cNvGraphicFramePr/>
             <a:graphic xmlns:a="http://schemas.openxmlformats.org/drawingml/2006/main">
               <a:graphicData uri="http://schemas.openxmlformats.org/drawingml/2006/picture">
                 <pic:pic xmlns:pic="http://schemas.openxmlformats.org/drawingml/2006/picture">
                   <pic:nvPicPr>
-                    <pic:cNvPr id="50" name="Picture" descr="Скриншоты/figma_ext_04_U004_finding.png"/>
+                    <pic:cNvPr id="47" name="Picture" descr="Скриншоты/figma_ext_04_U004_finding.png"/>
                     <pic:cNvPicPr>
                       <a:picLocks noChangeAspect="1" noChangeArrowheads="1"/>
                     </pic:cNvPicPr>
                   </pic:nvPicPr>
                   <pic:blipFill>
-                    <a:blip r:embed="rId18"/>
+                    <a:blip r:embed="rId17"/>
                     <a:stretch>
                       <a:fillRect/>
                     </a:stretch>
@@ -23163,7 +22942,7 @@
         <w:rPr>
           <w:sz w:val="28"/>
         </w:rPr>
-        <w:t xml:space="preserve">Рисунок 12 – Макет </w:t>
+        <w:t xml:space="preserve">Рисунок 11 – Макет </w:t>
       </w:r>
       <w:r>
         <w:rPr>
@@ -23190,13 +22969,13 @@
         <w:rPr>
           <w:sz w:val="28"/>
         </w:rPr>
-        <w:t xml:space="preserve">Слева описаны суть находки, последствия и </w:t>
-      </w:r>
-      <w:r>
-        <w:rPr>
-          <w:sz w:val="28"/>
-        </w:rPr>
-        <w:t>предлагаемое исправление, справа - панель доказательства движка с шагами пересчета. Макет воплощает принцип «</w:t>
+        <w:t xml:space="preserve">Слева описаны суть находки, последствия и предлагаемое </w:t>
+      </w:r>
+      <w:r>
+        <w:rPr>
+          <w:sz w:val="28"/>
+        </w:rPr>
+        <w:t>исправление, справа - панель доказательства движка с шагами пересчета. Макет воплощает принцип «</w:t>
       </w:r>
       <w:r>
         <w:rPr>
@@ -23223,7 +23002,7 @@
         <w:rPr>
           <w:sz w:val="28"/>
         </w:rPr>
-        <w:t xml:space="preserve">На рисунке 13 показано: макет </w:t>
+        <w:t xml:space="preserve">На рисунке 12 показано: макет </w:t>
       </w:r>
       <w:r>
         <w:rPr>
@@ -23236,13 +23015,13 @@
         <w:rPr>
           <w:sz w:val="28"/>
         </w:rPr>
-        <w:t>:</w:t>
-      </w:r>
-      <w:r>
-        <w:rPr>
-          <w:sz w:val="28"/>
-        </w:rPr>
-        <w:t xml:space="preserve"> отчет аудита.</w:t>
+        <w:t>: отчет аудита</w:t>
+      </w:r>
+      <w:r>
+        <w:rPr>
+          <w:sz w:val="28"/>
+        </w:rPr>
+        <w:t>.</w:t>
       </w:r>
     </w:p>
     <w:p>
@@ -23258,22 +23037,22 @@
           <w:sz w:val="28"/>
         </w:rPr>
         <w:drawing>
-          <wp:inline distT="0" distB="0" distL="0" distR="0" wp14:anchorId="0BC79F86" wp14:editId="043F8A1C">
-            <wp:extent cx="5334000" cy="2374370"/>
+          <wp:inline distT="0" distB="0" distL="0" distR="0" wp14:anchorId="0451AACB" wp14:editId="4C11CF9D">
+            <wp:extent cx="5334000" cy="2332014"/>
             <wp:effectExtent l="0" t="0" r="0" b="0"/>
-            <wp:docPr id="52" name="Picture"/>
+            <wp:docPr id="49" name="Picture"/>
             <wp:cNvGraphicFramePr/>
             <a:graphic xmlns:a="http://schemas.openxmlformats.org/drawingml/2006/main">
               <a:graphicData uri="http://schemas.openxmlformats.org/drawingml/2006/picture">
                 <pic:pic xmlns:pic="http://schemas.openxmlformats.org/drawingml/2006/picture">
                   <pic:nvPicPr>
-                    <pic:cNvPr id="53" name="Picture" descr="Скриншоты/figma_ext_05_U005_report.jpg"/>
+                    <pic:cNvPr id="50" name="Picture" descr="Скриншоты/figma_ext_05_U005_report.png"/>
                     <pic:cNvPicPr>
                       <a:picLocks noChangeAspect="1" noChangeArrowheads="1"/>
                     </pic:cNvPicPr>
                   </pic:nvPicPr>
                   <pic:blipFill>
-                    <a:blip r:embed="rId19"/>
+                    <a:blip r:embed="rId18"/>
                     <a:stretch>
                       <a:fillRect/>
                     </a:stretch>
@@ -23281,7 +23060,7 @@
                   <pic:spPr bwMode="auto">
                     <a:xfrm>
                       <a:off x="0" y="0"/>
-                      <a:ext cx="5334000" cy="2374370"/>
+                      <a:ext cx="5334000" cy="2332014"/>
                     </a:xfrm>
                     <a:prstGeom prst="rect">
                       <a:avLst/>
@@ -23310,7 +23089,7 @@
         <w:rPr>
           <w:sz w:val="28"/>
         </w:rPr>
-        <w:t xml:space="preserve">Рисунок 13 – Макет </w:t>
+        <w:t xml:space="preserve">Рисунок 12 – Макет </w:t>
       </w:r>
       <w:r>
         <w:rPr>
@@ -23337,13 +23116,13 @@
         <w:rPr>
           <w:sz w:val="28"/>
         </w:rPr>
-        <w:t xml:space="preserve">Отчет включает показатели модели (оценка 72 из 100, 3 критичных находки, 48 210 проверенных ячеек, время движка 27 секунд), распределение находок по листам и рекомендации. Время движка </w:t>
-      </w:r>
-      <w:r>
-        <w:rPr>
-          <w:sz w:val="28"/>
-        </w:rPr>
-        <w:t>согласуется с целью проекта проверять 100 тыс. ячеек быстрее 60 секунд.</w:t>
+        <w:t xml:space="preserve">Отчет включает показатели модели (оценка 72 из 100, 3 критичных находки, 48 210 проверенных ячеек, время движка 27 секунд), распределение находок по листам и рекомендации. Время движка согласуется с целью </w:t>
+      </w:r>
+      <w:r>
+        <w:rPr>
+          <w:sz w:val="28"/>
+        </w:rPr>
+        <w:t>проекта проверять 100 тыс. ячеек быстрее 60 секунд.</w:t>
       </w:r>
     </w:p>
     <w:p>
@@ -23357,7 +23136,7 @@
         <w:rPr>
           <w:sz w:val="28"/>
         </w:rPr>
-        <w:t xml:space="preserve">На рисунке 14 показано: макет </w:t>
+        <w:t xml:space="preserve">На рисунке 13 показано: макет </w:t>
       </w:r>
       <w:r>
         <w:rPr>
@@ -23387,22 +23166,22 @@
         </w:rPr>
         <w:lastRenderedPageBreak/>
         <w:drawing>
-          <wp:inline distT="0" distB="0" distL="0" distR="0" wp14:anchorId="14A21104" wp14:editId="28738CD0">
+          <wp:inline distT="0" distB="0" distL="0" distR="0" wp14:anchorId="625697C5" wp14:editId="2F094353">
             <wp:extent cx="5334000" cy="2737379"/>
             <wp:effectExtent l="0" t="0" r="0" b="0"/>
-            <wp:docPr id="55" name="Picture"/>
+            <wp:docPr id="52" name="Picture"/>
             <wp:cNvGraphicFramePr/>
             <a:graphic xmlns:a="http://schemas.openxmlformats.org/drawingml/2006/main">
               <a:graphicData uri="http://schemas.openxmlformats.org/drawingml/2006/picture">
                 <pic:pic xmlns:pic="http://schemas.openxmlformats.org/drawingml/2006/picture">
                   <pic:nvPicPr>
-                    <pic:cNvPr id="56" name="Picture" descr="Скриншоты/figma_ext_08_U008_payment.png"/>
+                    <pic:cNvPr id="53" name="Picture" descr="Скриншоты/figma_ext_08_U008_payment.png"/>
                     <pic:cNvPicPr>
                       <a:picLocks noChangeAspect="1" noChangeArrowheads="1"/>
                     </pic:cNvPicPr>
                   </pic:nvPicPr>
                   <pic:blipFill>
-                    <a:blip r:embed="rId20"/>
+                    <a:blip r:embed="rId19"/>
                     <a:stretch>
                       <a:fillRect/>
                     </a:stretch>
@@ -23439,7 +23218,7 @@
         <w:rPr>
           <w:sz w:val="28"/>
         </w:rPr>
-        <w:t xml:space="preserve">Рисунок 14 – Макет </w:t>
+        <w:t xml:space="preserve">Рисунок 13 – Макет </w:t>
       </w:r>
       <w:r>
         <w:rPr>
@@ -23492,13 +23271,13 @@
         <w:rPr>
           <w:sz w:val="28"/>
         </w:rPr>
-        <w:t xml:space="preserve"> и напоминание о возможности отмены и о по</w:t>
-      </w:r>
-      <w:r>
-        <w:rPr>
-          <w:sz w:val="28"/>
-        </w:rPr>
-        <w:t>купке одного аудита за 9 </w:t>
+        <w:t xml:space="preserve"> и напоминание о возможности отмены и о покупке одного аудита </w:t>
+      </w:r>
+      <w:r>
+        <w:rPr>
+          <w:sz w:val="28"/>
+        </w:rPr>
+        <w:t>за 9 </w:t>
       </w:r>
       <w:r>
         <w:rPr>
@@ -23564,13 +23343,7 @@
         <w:rPr>
           <w:sz w:val="28"/>
         </w:rPr>
-        <w:t>, четыре принципа обработки данны</w:t>
-      </w:r>
-      <w:r>
-        <w:rPr>
-          <w:sz w:val="28"/>
-        </w:rPr>
-        <w:t xml:space="preserve">х и дорожная карта </w:t>
+        <w:t xml:space="preserve">, четыре принципа обработки данных и дорожная карта </w:t>
       </w:r>
       <w:r>
         <w:rPr>
@@ -23606,7 +23379,7 @@
         <w:ind w:firstLine="709"/>
       </w:pPr>
       <w:bookmarkStart w:id="16" w:name="_fc51781abcc4857bf621eab6b8861ea54729fed"/>
-      <w:bookmarkStart w:id="17" w:name="_Toc241941230"/>
+      <w:bookmarkStart w:id="17" w:name="_Toc241943038"/>
       <w:bookmarkEnd w:id="15"/>
       <w:bookmarkEnd w:id="12"/>
       <w:r>
@@ -23629,13 +23402,13 @@
         <w:rPr>
           <w:sz w:val="28"/>
         </w:rPr>
-        <w:t>Методика [5] оценивает 24 единицы разработки по десяти показателям и относи</w:t>
-      </w:r>
-      <w:r>
-        <w:rPr>
-          <w:sz w:val="28"/>
-        </w:rPr>
-        <w:t>т их к первому релизу, следующим релизам или к гипотезам. Единица попадает в первый релиз, если она связана с ценностным предложением, доходом, доказательна и ее потеря критична, либо если балл первого релиза не ниже 3,7.</w:t>
+        <w:t>Методика [5] оценивает 24 единицы разработ</w:t>
+      </w:r>
+      <w:r>
+        <w:rPr>
+          <w:sz w:val="28"/>
+        </w:rPr>
+        <w:t>ки по десяти показателям и относит их к первому релизу, следующим релизам или к гипотезам. Единица попадает в первый релиз, если она связана с ценностным предложением, доходом, доказательна и ее потеря критична, либо если балл первого релиза не ниже 3,7.</w:t>
       </w:r>
     </w:p>
     <w:p>
@@ -23649,13 +23422,13 @@
         <w:rPr>
           <w:sz w:val="28"/>
         </w:rPr>
-        <w:t xml:space="preserve">В таблице 18 представлено: состав </w:t>
-      </w:r>
-      <w:r>
-        <w:rPr>
-          <w:sz w:val="28"/>
-        </w:rPr>
-        <w:t>релизов по единицам разработки.</w:t>
+        <w:t>В</w:t>
+      </w:r>
+      <w:r>
+        <w:rPr>
+          <w:sz w:val="28"/>
+        </w:rPr>
+        <w:t xml:space="preserve"> таблице 18 представлено: состав релизов по единицам разработки.</w:t>
       </w:r>
     </w:p>
     <w:p>
@@ -24986,7 +24759,13 @@
               <w:rPr>
                 <w:sz w:val="24"/>
               </w:rPr>
-              <w:t>: проверка книги</w:t>
+              <w:t xml:space="preserve">: </w:t>
+            </w:r>
+            <w:r>
+              <w:rPr>
+                <w:sz w:val="24"/>
+              </w:rPr>
+              <w:t>проверка книги</w:t>
             </w:r>
           </w:p>
         </w:tc>
@@ -26397,13 +26176,7 @@
         <w:rPr>
           <w:sz w:val="28"/>
         </w:rPr>
-        <w:t>), остальные 10 остаются гип</w:t>
-      </w:r>
-      <w:r>
-        <w:rPr>
-          <w:sz w:val="28"/>
-        </w:rPr>
-        <w:t>отезами до подтверждения спроса.</w:t>
+        <w:t>), остальные 10 остаются гипотезами до подтверждения спроса.</w:t>
       </w:r>
     </w:p>
     <w:p>
@@ -26977,7 +26750,7 @@
         <w:rPr>
           <w:sz w:val="28"/>
         </w:rPr>
-        <w:t xml:space="preserve">На рисунке 15 показано: дорожная карта релизов </w:t>
+        <w:t xml:space="preserve">На рисунке 14 показано: дорожная карта релизов </w:t>
       </w:r>
       <w:r>
         <w:rPr>
@@ -27006,22 +26779,22 @@
           <w:sz w:val="28"/>
         </w:rPr>
         <w:drawing>
-          <wp:inline distT="0" distB="0" distL="0" distR="0" wp14:anchorId="73EDD08A" wp14:editId="05663B31">
+          <wp:inline distT="0" distB="0" distL="0" distR="0" wp14:anchorId="11688A11" wp14:editId="72856984">
             <wp:extent cx="5334000" cy="2341756"/>
             <wp:effectExtent l="0" t="0" r="0" b="0"/>
-            <wp:docPr id="60" name="Picture"/>
+            <wp:docPr id="57" name="Picture"/>
             <wp:cNvGraphicFramePr/>
             <a:graphic xmlns:a="http://schemas.openxmlformats.org/drawingml/2006/main">
               <a:graphicData uri="http://schemas.openxmlformats.org/drawingml/2006/picture">
                 <pic:pic xmlns:pic="http://schemas.openxmlformats.org/drawingml/2006/picture">
                   <pic:nvPicPr>
-                    <pic:cNvPr id="61" name="Picture" descr="Рисунки/03_дорожная_карта.png"/>
+                    <pic:cNvPr id="58" name="Picture" descr="Рисунки/03_дорожная_карта.png"/>
                     <pic:cNvPicPr>
                       <a:picLocks noChangeAspect="1" noChangeArrowheads="1"/>
                     </pic:cNvPicPr>
                   </pic:nvPicPr>
                   <pic:blipFill>
-                    <a:blip r:embed="rId21"/>
+                    <a:blip r:embed="rId20"/>
                     <a:stretch>
                       <a:fillRect/>
                     </a:stretch>
@@ -27058,7 +26831,7 @@
         <w:rPr>
           <w:sz w:val="28"/>
         </w:rPr>
-        <w:t xml:space="preserve">Рисунок 15 – Дорожная карта релизов </w:t>
+        <w:t xml:space="preserve">Рисунок 14 – Дорожная карта релизов </w:t>
       </w:r>
       <w:r>
         <w:rPr>
@@ -27922,7 +27695,7 @@
         <w:ind w:firstLine="709"/>
       </w:pPr>
       <w:bookmarkStart w:id="18" w:name="_fb011a212b736610690ebb69f4e92f01bd3b3f9"/>
-      <w:bookmarkStart w:id="19" w:name="_Toc241941231"/>
+      <w:bookmarkStart w:id="19" w:name="_Toc241943039"/>
       <w:bookmarkEnd w:id="16"/>
       <w:r>
         <w:rPr>
@@ -28764,7 +28537,13 @@
               <w:rPr>
                 <w:sz w:val="24"/>
               </w:rPr>
-              <w:t xml:space="preserve">критерии готовности </w:t>
+              <w:t>критерии готовн</w:t>
+            </w:r>
+            <w:r>
+              <w:rPr>
+                <w:sz w:val="24"/>
+              </w:rPr>
+              <w:t xml:space="preserve">ости </w:t>
             </w:r>
             <w:r>
               <w:rPr>
@@ -28830,7 +28609,7 @@
         <w:ind w:firstLine="709"/>
       </w:pPr>
       <w:bookmarkStart w:id="20" w:name="_339ae803435bd6b9a653c2b18dadc62dc9ad8e7"/>
-      <w:bookmarkStart w:id="21" w:name="_Toc241941232"/>
+      <w:bookmarkStart w:id="21" w:name="_Toc241943040"/>
       <w:bookmarkEnd w:id="18"/>
       <w:r>
         <w:rPr>
@@ -28852,13 +28631,7 @@
         <w:rPr>
           <w:sz w:val="28"/>
         </w:rPr>
-        <w:t>Нез</w:t>
-      </w:r>
-      <w:r>
-        <w:rPr>
-          <w:sz w:val="28"/>
-        </w:rPr>
-        <w:t xml:space="preserve">ависимый пересчет на </w:t>
+        <w:t xml:space="preserve">Независимый пересчет на </w:t>
       </w:r>
       <w:r>
         <w:rPr>
@@ -28871,13 +28644,13 @@
         <w:rPr>
           <w:sz w:val="28"/>
         </w:rPr>
-        <w:t xml:space="preserve"> охватил индексы проблем, потенциал монетизации и выручку, индексы сегментов, индексы и приоритеты требований и сценариев, баллы и решения по релизам, индексы рисков и приоритеты экранов. Из 155 контрольных величин расхождений не</w:t>
-      </w:r>
-      <w:r>
-        <w:rPr>
-          <w:sz w:val="28"/>
-        </w:rPr>
-        <w:t>т (155 из 155); допуск 1</w:t>
+        <w:t xml:space="preserve"> охватил индексы проблем, потенциал монетизации и выручку, индексы сегментов, индексы и приоритеты требований и сценариев, баллы и решения по релизам, индексы рисков и приоритеты экранов. Из 155 контрольных величин расхождений</w:t>
+      </w:r>
+      <w:r>
+        <w:rPr>
+          <w:sz w:val="28"/>
+        </w:rPr>
+        <w:t xml:space="preserve"> нет (155 из 155); допуск 1</w:t>
       </w:r>
       <w:r>
         <w:rPr>
@@ -28917,13 +28690,13 @@
         <w:rPr>
           <w:sz w:val="28"/>
         </w:rPr>
-        <w:t>Ограничения: оценки 1-5 и 1-4 в книгах выставлены аналитиком по страницам и результатам прежних работ (Д-26), опрос пользователей не проводился (используются</w:t>
-      </w:r>
-      <w:r>
-        <w:rPr>
-          <w:sz w:val="28"/>
-        </w:rPr>
-        <w:t xml:space="preserve"> модельные данные), прототип в </w:t>
+        <w:t>Ограничения: оценки 1-5 и 1-4 в книгах выставлены аналитиком по страницам и результатам прежних работ (Д-26), опрос пользователей не проводился (использую</w:t>
+      </w:r>
+      <w:r>
+        <w:rPr>
+          <w:sz w:val="28"/>
+        </w:rPr>
+        <w:t xml:space="preserve">тся модельные данные), прототип в </w:t>
       </w:r>
       <w:r>
         <w:rPr>
@@ -28954,7 +28727,7 @@
         <w:ind w:firstLine="709"/>
       </w:pPr>
       <w:bookmarkStart w:id="22" w:name="_1bfdad9d2d88ddb6ca16c31c1d4d4943679f32f"/>
-      <w:bookmarkStart w:id="23" w:name="_Toc241941233"/>
+      <w:bookmarkStart w:id="23" w:name="_Toc241943041"/>
       <w:bookmarkEnd w:id="20"/>
       <w:bookmarkEnd w:id="2"/>
       <w:r>
@@ -28978,13 +28751,13 @@
         <w:rPr>
           <w:sz w:val="28"/>
         </w:rPr>
-        <w:t>Ответы даны по контрольным точ</w:t>
-      </w:r>
-      <w:r>
-        <w:rPr>
-          <w:sz w:val="28"/>
-        </w:rPr>
-        <w:t>кам книг [3], [4] и проверкам связности [1], [2].</w:t>
+        <w:t xml:space="preserve">Ответы даны по контрольным </w:t>
+      </w:r>
+      <w:r>
+        <w:rPr>
+          <w:sz w:val="28"/>
+        </w:rPr>
+        <w:t>точкам книг [3], [4] и проверкам связности [1], [2].</w:t>
       </w:r>
     </w:p>
     <w:p>
@@ -29184,7 +28957,7 @@
         <w:jc w:val="center"/>
       </w:pPr>
       <w:bookmarkStart w:id="24" w:name="_выводы"/>
-      <w:bookmarkStart w:id="25" w:name="_Toc241941234"/>
+      <w:bookmarkStart w:id="25" w:name="_Toc241943042"/>
       <w:bookmarkEnd w:id="22"/>
       <w:r>
         <w:rPr>
@@ -29266,7 +29039,13 @@
         <w:rPr>
           <w:sz w:val="28"/>
         </w:rPr>
-        <w:t xml:space="preserve">Канвас готов на 67 % по блокам: слабее остальных каналы, ключевые ресурсы и партнеры. В </w:t>
+        <w:t>Канвас готов на 67 % по блокам: слабее остальных каналы, ключевые ресурсы и па</w:t>
+      </w:r>
+      <w:r>
+        <w:rPr>
+          <w:sz w:val="28"/>
+        </w:rPr>
+        <w:t xml:space="preserve">ртнеры. В </w:t>
       </w:r>
       <w:r>
         <w:rPr>
@@ -29318,13 +29097,7 @@
         <w:rPr>
           <w:sz w:val="28"/>
         </w:rPr>
-        <w:t xml:space="preserve"> и релиз, остальные единицы остаются г</w:t>
-      </w:r>
-      <w:r>
-        <w:rPr>
-          <w:sz w:val="28"/>
-        </w:rPr>
-        <w:t>ипотезами.</w:t>
+        <w:t xml:space="preserve"> и релиз, остальные единицы остаются гипотезами.</w:t>
       </w:r>
     </w:p>
     <w:p>
@@ -29338,7 +29111,13 @@
         <w:rPr>
           <w:sz w:val="28"/>
         </w:rPr>
-        <w:t xml:space="preserve">Главный риск плана - узкое окно платной беты при цели 50 платящих: его нужно снимать дополнительными каналами и ранним измерением конверсий. Следующие шаги: дополнить прототип в </w:t>
+        <w:t xml:space="preserve">Главный риск плана - узкое окно платной беты при цели 50 платящих: </w:t>
+      </w:r>
+      <w:r>
+        <w:rPr>
+          <w:sz w:val="28"/>
+        </w:rPr>
+        <w:t xml:space="preserve">его нужно снимать дополнительными каналами и ранним измерением конверсий. Следующие шаги: заменить демонстрационные данные макетов </w:t>
       </w:r>
       <w:r>
         <w:rPr>
@@ -29351,13 +29130,26 @@
         <w:rPr>
           <w:sz w:val="28"/>
         </w:rPr>
-        <w:t xml:space="preserve"> экранами приложения и страницей тарифов, провести опрос по пл</w:t>
-      </w:r>
-      <w:r>
-        <w:rPr>
-          <w:sz w:val="28"/>
-        </w:rPr>
-        <w:t>атежеспособности и Кано, затем свести результаты в итоговом отчете ЛР7.</w:t>
+        <w:t xml:space="preserve"> реальными результатами движка после запуска </w:t>
+      </w:r>
+      <w:r>
+        <w:rPr>
+          <w:i/>
+          <w:sz w:val="28"/>
+        </w:rPr>
+        <w:t>MVP</w:t>
+      </w:r>
+      <w:r>
+        <w:rPr>
+          <w:sz w:val="28"/>
+        </w:rPr>
+        <w:t>, провести реальный опрос по платежеспособности и Кано, затем свести рез</w:t>
+      </w:r>
+      <w:r>
+        <w:rPr>
+          <w:sz w:val="28"/>
+        </w:rPr>
+        <w:t>ультаты в итоговом отчете ЛР7.</w:t>
       </w:r>
     </w:p>
     <w:p>
@@ -29368,7 +29160,7 @@
         <w:jc w:val="center"/>
       </w:pPr>
       <w:bookmarkStart w:id="26" w:name="_274f6a444530ef90b0479dabf3d210f01e97699"/>
-      <w:bookmarkStart w:id="27" w:name="_Toc241941235"/>
+      <w:bookmarkStart w:id="27" w:name="_Toc241943043"/>
       <w:bookmarkEnd w:id="24"/>
       <w:r>
         <w:rPr>
@@ -29408,13 +29200,7 @@
         <w:rPr>
           <w:sz w:val="28"/>
         </w:rPr>
-        <w:t>. Методические материалы дисциплины «Электронный бизнес» к лабораторной</w:t>
-      </w:r>
-      <w:r>
-        <w:rPr>
-          <w:sz w:val="28"/>
-        </w:rPr>
-        <w:t xml:space="preserve"> работе № 6. – Минск : БГУИР, 2026.</w:t>
+        <w:t>. Методические материалы дисциплины «Электронный бизнес» к лабораторной работе № 6. – Минск : БГУИР, 2026.</w:t>
       </w:r>
     </w:p>
     <w:p>
@@ -29432,7 +29218,13 @@
         <w:rPr>
           <w:sz w:val="28"/>
         </w:rPr>
-        <w:t xml:space="preserve">Методика сборки бизнес-модели по Канвас на основе анализа; шаблон </w:t>
+        <w:t>Метод</w:t>
+      </w:r>
+      <w:r>
+        <w:rPr>
+          <w:sz w:val="28"/>
+        </w:rPr>
+        <w:t xml:space="preserve">ика сборки бизнес-модели по Канвас на основе анализа; шаблон </w:t>
       </w:r>
       <w:r>
         <w:rPr>
@@ -29463,13 +29255,7 @@
         <w:rPr>
           <w:sz w:val="28"/>
         </w:rPr>
-        <w:t xml:space="preserve">Методика формулирования бизнес-логики и пользовательских сценариев; </w:t>
-      </w:r>
-      <w:r>
-        <w:rPr>
-          <w:sz w:val="28"/>
-        </w:rPr>
-        <w:t xml:space="preserve">шаблон </w:t>
+        <w:t xml:space="preserve">Методика формулирования бизнес-логики и пользовательских сценариев; шаблон </w:t>
       </w:r>
       <w:r>
         <w:rPr>
@@ -29482,7 +29268,13 @@
         <w:rPr>
           <w:sz w:val="28"/>
         </w:rPr>
-        <w:t>. Методические материалы дисциплины «Электронный бизнес». – Минск : БГУИР, 2026.</w:t>
+        <w:t>. Методические материалы дисц</w:t>
+      </w:r>
+      <w:r>
+        <w:rPr>
+          <w:sz w:val="28"/>
+        </w:rPr>
+        <w:t>иплины «Электронный бизнес». – Минск : БГУИР, 2026.</w:t>
       </w:r>
     </w:p>
     <w:p>
@@ -29531,13 +29323,13 @@
         <w:rPr>
           <w:sz w:val="28"/>
         </w:rPr>
-        <w:t>Методика</w:t>
-      </w:r>
-      <w:r>
-        <w:rPr>
-          <w:sz w:val="28"/>
-        </w:rPr>
-        <w:t xml:space="preserve"> деления разработки сайта на релизы; шаблон </w:t>
+        <w:t>Методика деления разработки сайта на релизы; шабл</w:t>
+      </w:r>
+      <w:r>
+        <w:rPr>
+          <w:sz w:val="28"/>
+        </w:rPr>
+        <w:t xml:space="preserve">он </w:t>
       </w:r>
       <w:r>
         <w:rPr>
@@ -29607,13 +29399,13 @@
         <w:rPr>
           <w:sz w:val="28"/>
         </w:rPr>
-        <w:t xml:space="preserve">: отчеты по практическим занятиям </w:t>
-      </w:r>
-      <w:r>
-        <w:rPr>
-          <w:sz w:val="28"/>
-        </w:rPr>
-        <w:t>по дисциплине «Управление проектами»; отчеты по лабораторным работам № 1, № 2–3, № 4, № 5 по дисциплине «Электронный бизнес» / Р. В. Земляник. – Минск : БГУИР, 2026.</w:t>
+        <w:t xml:space="preserve">: отчеты по практическим занятиям по дисциплине «Управление </w:t>
+      </w:r>
+      <w:r>
+        <w:rPr>
+          <w:sz w:val="28"/>
+        </w:rPr>
+        <w:t>проектами»; отчеты по лабораторным работам № 1, № 2–3, № 4, № 5 по дисциплине «Электронный бизнес» / Р. В. Земляник. – Минск : БГУИР, 2026.</w:t>
       </w:r>
     </w:p>
     <w:p>
@@ -29928,7 +29720,13 @@
         <w:rPr>
           <w:sz w:val="28"/>
         </w:rPr>
-        <w:t xml:space="preserve"> [Электронный ресурс]. – Режим доступа: https://learn.microsoft.com/en-us/partner-center/marketplace-offers/plan-saas-offer. – Дата доступа: 03.10.2026.</w:t>
+        <w:t xml:space="preserve"> [Электронный ресурс]. – Режим доступа: https://learn.microsoft.com/en-us/partner-center/marketpl</w:t>
+      </w:r>
+      <w:r>
+        <w:rPr>
+          <w:sz w:val="28"/>
+        </w:rPr>
+        <w:t>ace-offers/plan-saas-offer. – Дата доступа: 03.10.2026.</w:t>
       </w:r>
     </w:p>
     <w:p>
@@ -30083,13 +29881,13 @@
         <w:rPr>
           <w:sz w:val="28"/>
         </w:rPr>
-        <w:t xml:space="preserve"> [Электронный ресурс]. – Режим до</w:t>
-      </w:r>
-      <w:r>
-        <w:rPr>
-          <w:sz w:val="28"/>
-        </w:rPr>
-        <w:t>ступа: https://learn.microsoft.com/en-us/partner-center/marketplace-offers/review-publish-offer. – Дата доступа: 03.10.2026.</w:t>
+        <w:t xml:space="preserve"> [Электронный ресурс]. – Режим доступа: https://learn.microsoft.com/en-us/partner-center/marketplace-offers/review-publish-offer. </w:t>
+      </w:r>
+      <w:r>
+        <w:rPr>
+          <w:sz w:val="28"/>
+        </w:rPr>
+        <w:t>– Дата доступа: 03.10.2026.</w:t>
       </w:r>
     </w:p>
     <w:p>
@@ -30166,13 +29964,7 @@
         <w:rPr>
           <w:sz w:val="28"/>
         </w:rPr>
-        <w:t xml:space="preserve"> [Электронный ресурс]. – Режим доступа: https://learn.microsoft.com/en-us/le</w:t>
-      </w:r>
-      <w:r>
-        <w:rPr>
-          <w:sz w:val="28"/>
-        </w:rPr>
-        <w:t>gal/marketplace/certification-policies. – Дата доступа: 03.10.2026.</w:t>
+        <w:t xml:space="preserve"> [Электронный ресурс]. – Режим доступа: https://learn.microsoft.com/en-us/legal/marketplace/certification-policies. – Дата доступа: 03.10.2026.</w:t>
       </w:r>
     </w:p>
     <w:p>
@@ -30327,13 +30119,7 @@
         <w:rPr>
           <w:sz w:val="28"/>
         </w:rPr>
-        <w:t xml:space="preserve"> 2</w:t>
-      </w:r>
-      <w:r>
-        <w:rPr>
-          <w:sz w:val="28"/>
-        </w:rPr>
-        <w:t xml:space="preserve">: </w:t>
+        <w:t xml:space="preserve"> 2: </w:t>
       </w:r>
       <w:r>
         <w:rPr>
@@ -30398,7 +30184,13 @@
         <w:rPr>
           <w:sz w:val="28"/>
         </w:rPr>
-        <w:t xml:space="preserve"> [Электронный ресурс]. – Режим доступа: https://drata.com/learn/soc-2/type-1-vs-type-2. – Дата доступа: 03.10.2026.</w:t>
+        <w:t xml:space="preserve"> [Электронный ресурс]. – Режим доступа: https://dra</w:t>
+      </w:r>
+      <w:r>
+        <w:rPr>
+          <w:sz w:val="28"/>
+        </w:rPr>
+        <w:t>ta.com/learn/soc-2/type-1-vs-type-2. – Дата доступа: 03.10.2026.</w:t>
       </w:r>
     </w:p>
     <w:p>
@@ -30410,7 +30202,7 @@
         <w:jc w:val="center"/>
       </w:pPr>
       <w:bookmarkStart w:id="28" w:name="_3d74faf1500c1b2a4a8bfa8e0e37c74206ce73d"/>
-      <w:bookmarkStart w:id="29" w:name="_Toc241941236"/>
+      <w:bookmarkStart w:id="29" w:name="_Toc241943044"/>
       <w:bookmarkEnd w:id="26"/>
       <w:r>
         <w:rPr>
@@ -30458,13 +30250,7 @@
         <w:rPr>
           <w:sz w:val="28"/>
         </w:rPr>
-        <w:t>В приложении собраны допущения ЛР6 в дополнен</w:t>
-      </w:r>
-      <w:r>
-        <w:rPr>
-          <w:sz w:val="28"/>
-        </w:rPr>
-        <w:t>ие к допущениям Д-01…Д-25 предыдущих работ.</w:t>
+        <w:t>В приложении собраны допущения ЛР6 в дополнение к допущениям Д-01…Д-25 предыдущих работ.</w:t>
       </w:r>
     </w:p>
     <w:p>
@@ -30478,7 +30264,13 @@
         <w:rPr>
           <w:sz w:val="28"/>
         </w:rPr>
-        <w:t>В таблице 22 представлено: журнал допущений ЛР6.</w:t>
+        <w:t xml:space="preserve">В таблице 22 представлено: журнал допущений </w:t>
+      </w:r>
+      <w:r>
+        <w:rPr>
+          <w:sz w:val="28"/>
+        </w:rPr>
+        <w:t>ЛР6.</w:t>
       </w:r>
     </w:p>
     <w:p>
@@ -31223,7 +31015,7 @@
         <w:jc w:val="center"/>
       </w:pPr>
       <w:bookmarkStart w:id="30" w:name="_d684f183eb868ee4ace295916bed2e6be64d16e"/>
-      <w:bookmarkStart w:id="31" w:name="_Toc241941237"/>
+      <w:bookmarkStart w:id="31" w:name="_Toc241943045"/>
       <w:bookmarkEnd w:id="28"/>
       <w:r>
         <w:rPr>
@@ -31510,7 +31302,7 @@
               <w:rPr>
                 <w:sz w:val="24"/>
               </w:rPr>
-              <w:t xml:space="preserve"> (файл студентки)</w:t>
+              <w:t xml:space="preserve"> (файл автора)</w:t>
             </w:r>
           </w:p>
         </w:tc>
@@ -31650,7 +31442,7 @@
               <w:rPr>
                 <w:sz w:val="24"/>
               </w:rPr>
-              <w:t>аудитория студентки</w:t>
+              <w:t>аудитория автора</w:t>
             </w:r>
           </w:p>
         </w:tc>
@@ -31669,13 +31461,7 @@
               <w:rPr>
                 <w:sz w:val="24"/>
               </w:rPr>
-              <w:t>анкета 20-30 респондентов; пока использованы модельные данные (приложение Г ЛР2-3 и Л</w:t>
-            </w:r>
-            <w:r>
-              <w:rPr>
-                <w:sz w:val="24"/>
-              </w:rPr>
-              <w:t>Р5)</w:t>
+              <w:t>анкета 20-30 респондентов; пока использованы модельные данные (приложение Г ЛР2-3 и ЛР5)</w:t>
             </w:r>
           </w:p>
         </w:tc>
@@ -32046,7 +31832,14 @@
                 <w:i/>
                 <w:sz w:val="24"/>
               </w:rPr>
-              <w:t>SOC</w:t>
+              <w:t>SO</w:t>
+            </w:r>
+            <w:r>
+              <w:rPr>
+                <w:i/>
+                <w:sz w:val="24"/>
+              </w:rPr>
+              <w:t>C</w:t>
             </w:r>
             <w:r>
               <w:rPr>
@@ -32114,7 +31907,7 @@
         <w:rPr>
           <w:sz w:val="28"/>
         </w:rPr>
-        <w:t xml:space="preserve"> под аккаунтом студентки; пункты 4-5 зависят от запуска и внешних условий. Базовый прототип сайта (три страницы) уже создан.</w:t>
+        <w:t xml:space="preserve"> под учетной записью автора; пункты 4-5 зависят от запуска и внешних условий. Базовый прототип сайта (три страницы) уже создан.</w:t>
       </w:r>
     </w:p>
     <w:p>
@@ -32126,7 +31919,7 @@
         <w:jc w:val="center"/>
       </w:pPr>
       <w:bookmarkStart w:id="32" w:name="_6574ce6d3bdcb7786930e8390195aee2be99a58"/>
-      <w:bookmarkStart w:id="33" w:name="_Toc241941238"/>
+      <w:bookmarkStart w:id="33" w:name="_Toc241943046"/>
       <w:bookmarkEnd w:id="30"/>
       <w:r>
         <w:rPr>
@@ -32174,21 +31967,20 @@
         <w:rPr>
           <w:sz w:val="28"/>
         </w:rPr>
-        <w:t xml:space="preserve">Формулы шаблонов ЛР6 ошибок не содержали; демонстрационные строки заменены данными </w:t>
+        <w:t>Формулы шаблонов ЛР6 ошибок не содержали; демонстрационные строки заменены данным</w:t>
+      </w:r>
+      <w:r>
+        <w:rPr>
+          <w:sz w:val="28"/>
+        </w:rPr>
+        <w:t xml:space="preserve">и </w:t>
       </w:r>
       <w:r>
         <w:rPr>
           <w:i/>
           <w:sz w:val="28"/>
         </w:rPr>
-        <w:t>T</w:t>
-      </w:r>
-      <w:r>
-        <w:rPr>
-          <w:i/>
-          <w:sz w:val="28"/>
-        </w:rPr>
-        <w:t>ableMind</w:t>
+        <w:t>TableMind</w:t>
       </w:r>
       <w:r>
         <w:rPr>
@@ -32539,7 +32331,7 @@
         <w:jc w:val="center"/>
       </w:pPr>
       <w:bookmarkStart w:id="34" w:name="_9415338eb7aade5a81d9d1583f95cf4a5b310ea"/>
-      <w:bookmarkStart w:id="35" w:name="_Toc241941239"/>
+      <w:bookmarkStart w:id="35" w:name="_Toc241943047"/>
       <w:bookmarkEnd w:id="32"/>
       <w:r>
         <w:rPr>
@@ -32696,7 +32488,13 @@
         <w:rPr>
           <w:sz w:val="28"/>
         </w:rPr>
-        <w:t xml:space="preserve">-предложения в </w:t>
+        <w:t>-п</w:t>
+      </w:r>
+      <w:r>
+        <w:rPr>
+          <w:sz w:val="28"/>
+        </w:rPr>
+        <w:t xml:space="preserve">редложения в </w:t>
       </w:r>
       <w:r>
         <w:rPr>
@@ -33016,7 +32814,13 @@
               <w:rPr>
                 <w:sz w:val="24"/>
               </w:rPr>
-              <w:t>» (транзакционное предложение); последний вариант после публикации изменить нельзя</w:t>
+              <w:t xml:space="preserve">» </w:t>
+            </w:r>
+            <w:r>
+              <w:rPr>
+                <w:sz w:val="24"/>
+              </w:rPr>
+              <w:t>(транзакционное предложение); последний вариант после публикации изменить нельзя</w:t>
             </w:r>
           </w:p>
         </w:tc>
@@ -33048,13 +32852,7 @@
               <w:rPr>
                 <w:sz w:val="24"/>
               </w:rPr>
-              <w:t xml:space="preserve"> можно включи</w:t>
-            </w:r>
-            <w:r>
-              <w:rPr>
-                <w:sz w:val="24"/>
-              </w:rPr>
-              <w:t>ть в релизе проекта</w:t>
+              <w:t xml:space="preserve"> можно включить в релизе проекта</w:t>
             </w:r>
           </w:p>
         </w:tc>
@@ -33098,7 +32896,13 @@
               <w:rPr>
                 <w:sz w:val="24"/>
               </w:rPr>
-              <w:t>для вариантов, кроме «</w:t>
+              <w:t xml:space="preserve">для </w:t>
+            </w:r>
+            <w:r>
+              <w:rPr>
+                <w:sz w:val="24"/>
+              </w:rPr>
+              <w:t>вариантов, кроме «</w:t>
             </w:r>
             <w:r>
               <w:rPr>
@@ -33208,7 +33012,13 @@
               <w:rPr>
                 <w:sz w:val="24"/>
               </w:rPr>
-              <w:t xml:space="preserve">в ТЗ первого релиза закладывается вход через </w:t>
+              <w:t>в ТЗ первого релиза закладыва</w:t>
+            </w:r>
+            <w:r>
+              <w:rPr>
+                <w:sz w:val="24"/>
+              </w:rPr>
+              <w:t xml:space="preserve">ется вход через </w:t>
             </w:r>
             <w:r>
               <w:rPr>
@@ -33221,13 +33031,7 @@
               <w:rPr>
                 <w:sz w:val="24"/>
               </w:rPr>
-              <w:t>; это дополнительная работа для единицы «</w:t>
-            </w:r>
-            <w:r>
-              <w:rPr>
-                <w:sz w:val="24"/>
-              </w:rPr>
-              <w:t xml:space="preserve">листинг </w:t>
+              <w:t xml:space="preserve">; это дополнительная работа для единицы «листинг </w:t>
             </w:r>
             <w:r>
               <w:rPr>
@@ -33349,7 +33153,13 @@
               <w:rPr>
                 <w:sz w:val="24"/>
               </w:rPr>
-              <w:t xml:space="preserve"> до подачи; это условие проверяется при планировании архитектуры</w:t>
+              <w:t xml:space="preserve"> до подачи; это у</w:t>
+            </w:r>
+            <w:r>
+              <w:rPr>
+                <w:sz w:val="24"/>
+              </w:rPr>
+              <w:t>словие проверяется при планировании архитектуры</w:t>
             </w:r>
           </w:p>
         </w:tc>
@@ -33374,13 +33184,7 @@
               <w:rPr>
                 <w:sz w:val="24"/>
               </w:rPr>
-              <w:t>Сертификация и ср</w:t>
-            </w:r>
-            <w:r>
-              <w:rPr>
-                <w:sz w:val="24"/>
-              </w:rPr>
-              <w:t>оки</w:t>
+              <w:t>Сертификация и сроки</w:t>
             </w:r>
           </w:p>
         </w:tc>
@@ -33399,7 +33203,13 @@
               <w:rPr>
                 <w:sz w:val="24"/>
               </w:rPr>
-              <w:t>автоматическая проверка занимает до 30 минут, затем ручная сертификация (содержание, техническая проверка, деловые критерии издателя), предпросмотр и выпуск; при отказе приходит отчет и можно подать повторно</w:t>
+              <w:t xml:space="preserve">автоматическая проверка занимает до 30 минут, затем ручная сертификация (содержание, техническая проверка, деловые критерии издателя), предпросмотр и выпуск; при отказе приходит отчет и </w:t>
+            </w:r>
+            <w:r>
+              <w:rPr>
+                <w:sz w:val="24"/>
+              </w:rPr>
+              <w:t>можно подать повторно</w:t>
             </w:r>
           </w:p>
         </w:tc>
@@ -33418,13 +33228,7 @@
               <w:rPr>
                 <w:sz w:val="24"/>
               </w:rPr>
-              <w:t xml:space="preserve">в плане релизов выделить время на повторные </w:t>
-            </w:r>
-            <w:r>
-              <w:rPr>
-                <w:sz w:val="24"/>
-              </w:rPr>
-              <w:t>подачи; точный срок ручной проверки в документации не указан</w:t>
+              <w:t>в плане релизов выделить время на повторные подачи; точный срок ручной проверки в документации не указан</w:t>
             </w:r>
           </w:p>
         </w:tc>
@@ -33494,7 +33298,13 @@
               <w:rPr>
                 <w:sz w:val="24"/>
               </w:rPr>
-              <w:t xml:space="preserve">, политики конфиденциальности и условий использования; сторонний сертификат </w:t>
+              <w:t>, политики конфиденциальности и условий и</w:t>
+            </w:r>
+            <w:r>
+              <w:rPr>
+                <w:sz w:val="24"/>
+              </w:rPr>
+              <w:t xml:space="preserve">спользования; сторонний сертификат </w:t>
             </w:r>
             <w:r>
               <w:rPr>
@@ -34569,13 +34379,7 @@
         <w:rPr>
           <w:sz w:val="28"/>
         </w:rPr>
-        <w:t>, при условии что статья расходов</w:t>
-      </w:r>
-      <w:r>
-        <w:rPr>
-          <w:sz w:val="28"/>
-        </w:rPr>
-        <w:t xml:space="preserve"> предусмотрена бюджетом ПЗ1; наличие такой статьи нужно сверить.</w:t>
+        <w:t>, при условии что статья расходов предусмотрена бюджетом ПЗ1; наличие такой статьи нужно сверить.</w:t>
       </w:r>
     </w:p>
     <w:p>
@@ -34587,7 +34391,7 @@
         <w:jc w:val="center"/>
       </w:pPr>
       <w:bookmarkStart w:id="36" w:name="_21cff5e6573cc685eba2e5d01fbe1912356e1d7"/>
-      <w:bookmarkStart w:id="37" w:name="_Toc241941240"/>
+      <w:bookmarkStart w:id="37" w:name="_Toc241943048"/>
       <w:bookmarkEnd w:id="34"/>
       <w:r>
         <w:rPr>
@@ -34675,7 +34479,7 @@
         <w:rPr>
           <w:sz w:val="28"/>
         </w:rPr>
-        <w:t xml:space="preserve">На рисунке 16 показано: </w:t>
+        <w:t xml:space="preserve">На рисунке 15 показано: </w:t>
       </w:r>
       <w:r>
         <w:rPr>
@@ -34688,7 +34492,13 @@
         <w:rPr>
           <w:sz w:val="28"/>
         </w:rPr>
-        <w:t>: главная страница.</w:t>
+        <w:t xml:space="preserve">: главная </w:t>
+      </w:r>
+      <w:r>
+        <w:rPr>
+          <w:sz w:val="28"/>
+        </w:rPr>
+        <w:t>страница.</w:t>
       </w:r>
     </w:p>
     <w:p>
@@ -34704,7 +34514,194 @@
           <w:sz w:val="28"/>
         </w:rPr>
         <w:drawing>
-          <wp:inline distT="0" distB="0" distL="0" distR="0" wp14:anchorId="3DF9806C" wp14:editId="27C07CDD">
+          <wp:inline distT="0" distB="0" distL="0" distR="0" wp14:anchorId="032DE7C4" wp14:editId="1320F298">
+            <wp:extent cx="5334000" cy="2375958"/>
+            <wp:effectExtent l="0" t="0" r="0" b="0"/>
+            <wp:docPr id="71" name="Picture"/>
+            <wp:cNvGraphicFramePr/>
+            <a:graphic xmlns:a="http://schemas.openxmlformats.org/drawingml/2006/main">
+              <a:graphicData uri="http://schemas.openxmlformats.org/drawingml/2006/picture">
+                <pic:pic xmlns:pic="http://schemas.openxmlformats.org/drawingml/2006/picture">
+                  <pic:nvPicPr>
+                    <pic:cNvPr id="72" name="Picture" descr="Скриншоты/comp_01_perfectxl_home.jpg"/>
+                    <pic:cNvPicPr>
+                      <a:picLocks noChangeAspect="1" noChangeArrowheads="1"/>
+                    </pic:cNvPicPr>
+                  </pic:nvPicPr>
+                  <pic:blipFill>
+                    <a:blip r:embed="rId21"/>
+                    <a:stretch>
+                      <a:fillRect/>
+                    </a:stretch>
+                  </pic:blipFill>
+                  <pic:spPr bwMode="auto">
+                    <a:xfrm>
+                      <a:off x="0" y="0"/>
+                      <a:ext cx="5334000" cy="2375958"/>
+                    </a:xfrm>
+                    <a:prstGeom prst="rect">
+                      <a:avLst/>
+                    </a:prstGeom>
+                    <a:noFill/>
+                    <a:ln w="9525">
+                      <a:noFill/>
+                      <a:headEnd/>
+                      <a:tailEnd/>
+                    </a:ln>
+                  </pic:spPr>
+                </pic:pic>
+              </a:graphicData>
+            </a:graphic>
+          </wp:inline>
+        </w:drawing>
+      </w:r>
+    </w:p>
+    <w:p>
+      <w:pPr>
+        <w:pStyle w:val="a0"/>
+        <w:spacing w:before="0" w:after="0" w:line="360" w:lineRule="exact"/>
+        <w:jc w:val="center"/>
+      </w:pPr>
+      <w:r>
+        <w:rPr>
+          <w:sz w:val="28"/>
+        </w:rPr>
+        <w:t xml:space="preserve">Рисунок 15 – </w:t>
+      </w:r>
+      <w:r>
+        <w:rPr>
+          <w:i/>
+          <w:sz w:val="28"/>
+        </w:rPr>
+        <w:t>PerfectXL</w:t>
+      </w:r>
+      <w:r>
+        <w:rPr>
+          <w:sz w:val="28"/>
+        </w:rPr>
+        <w:t>: главная страница</w:t>
+      </w:r>
+    </w:p>
+    <w:p>
+      <w:pPr>
+        <w:pStyle w:val="a0"/>
+        <w:spacing w:before="0" w:after="0" w:line="360" w:lineRule="exact"/>
+        <w:ind w:firstLine="709"/>
+        <w:jc w:val="both"/>
+      </w:pPr>
+      <w:r>
+        <w:rPr>
+          <w:sz w:val="28"/>
+        </w:rPr>
+        <w:t xml:space="preserve">Главная </w:t>
+      </w:r>
+      <w:r>
+        <w:rPr>
+          <w:i/>
+          <w:sz w:val="28"/>
+        </w:rPr>
+        <w:t>PerfectXL</w:t>
+      </w:r>
+      <w:r>
+        <w:rPr>
+          <w:sz w:val="28"/>
+        </w:rPr>
+        <w:t xml:space="preserve"> построена вокруг награды «</w:t>
+      </w:r>
+      <w:r>
+        <w:rPr>
+          <w:i/>
+          <w:sz w:val="28"/>
+        </w:rPr>
+        <w:t>Best</w:t>
+      </w:r>
+      <w:r>
+        <w:rPr>
+          <w:sz w:val="28"/>
+        </w:rPr>
+        <w:t xml:space="preserve"> </w:t>
+      </w:r>
+      <w:r>
+        <w:rPr>
+          <w:i/>
+          <w:sz w:val="28"/>
+        </w:rPr>
+        <w:t>Excel</w:t>
+      </w:r>
+      <w:r>
+        <w:rPr>
+          <w:sz w:val="28"/>
+        </w:rPr>
+        <w:t xml:space="preserve"> </w:t>
+      </w:r>
+      <w:r>
+        <w:rPr>
+          <w:i/>
+          <w:sz w:val="28"/>
+        </w:rPr>
+        <w:t>Add-in</w:t>
+      </w:r>
+      <w:r>
+        <w:rPr>
+          <w:sz w:val="28"/>
+        </w:rPr>
+        <w:t xml:space="preserve"> </w:t>
+      </w:r>
+      <w:r>
+        <w:rPr>
+          <w:i/>
+          <w:sz w:val="28"/>
+        </w:rPr>
+        <w:t>of</w:t>
+      </w:r>
+      <w:r>
+        <w:rPr>
+          <w:sz w:val="28"/>
+        </w:rPr>
+        <w:t xml:space="preserve"> 2026» и кнопки анонса; цен и пробного доступа на первом экране нет.</w:t>
+      </w:r>
+    </w:p>
+    <w:p>
+      <w:pPr>
+        <w:pStyle w:val="a0"/>
+        <w:spacing w:before="0" w:after="0" w:line="360" w:lineRule="exact"/>
+        <w:ind w:firstLine="709"/>
+        <w:jc w:val="both"/>
+      </w:pPr>
+      <w:r>
+        <w:rPr>
+          <w:sz w:val="28"/>
+        </w:rPr>
+        <w:t xml:space="preserve">На рисунке 16 показано: </w:t>
+      </w:r>
+      <w:r>
+        <w:rPr>
+          <w:i/>
+          <w:sz w:val="28"/>
+        </w:rPr>
+        <w:t>PerfectXL</w:t>
+      </w:r>
+      <w:r>
+        <w:rPr>
+          <w:sz w:val="28"/>
+        </w:rPr>
+        <w:t>: страница цен.</w:t>
+      </w:r>
+    </w:p>
+    <w:p>
+      <w:pPr>
+        <w:pStyle w:val="a0"/>
+        <w:keepNext/>
+        <w:spacing w:before="0" w:after="0"/>
+        <w:jc w:val="center"/>
+      </w:pPr>
+      <w:r>
+        <w:rPr>
+          <w:noProof/>
+          <w:sz w:val="28"/>
+        </w:rPr>
+        <w:drawing>
+          <wp:inline distT="0" distB="0" distL="0" distR="0" wp14:anchorId="72076106" wp14:editId="20220FAE">
             <wp:extent cx="5334000" cy="2375958"/>
             <wp:effectExtent l="0" t="0" r="0" b="0"/>
             <wp:docPr id="74" name="Picture"/>
@@ -34713,7 +34710,7 @@
               <a:graphicData uri="http://schemas.openxmlformats.org/drawingml/2006/picture">
                 <pic:pic xmlns:pic="http://schemas.openxmlformats.org/drawingml/2006/picture">
                   <pic:nvPicPr>
-                    <pic:cNvPr id="75" name="Picture" descr="Скриншоты/comp_01_perfectxl_home.jpg"/>
+                    <pic:cNvPr id="75" name="Picture" descr="Скриншоты/comp_02_perfectxl_pricing.jpg"/>
                     <pic:cNvPicPr>
                       <a:picLocks noChangeAspect="1" noChangeArrowheads="1"/>
                     </pic:cNvPicPr>
@@ -34763,13 +34760,20 @@
           <w:i/>
           <w:sz w:val="28"/>
         </w:rPr>
-        <w:t>PerfectXL</w:t>
-      </w:r>
-      <w:r>
-        <w:rPr>
-          <w:sz w:val="28"/>
-        </w:rPr>
-        <w:t>: главная страница</w:t>
+        <w:t>Perfec</w:t>
+      </w:r>
+      <w:r>
+        <w:rPr>
+          <w:i/>
+          <w:sz w:val="28"/>
+        </w:rPr>
+        <w:t>tXL</w:t>
+      </w:r>
+      <w:r>
+        <w:rPr>
+          <w:sz w:val="28"/>
+        </w:rPr>
+        <w:t>: страница цен</w:t>
       </w:r>
     </w:p>
     <w:p>
@@ -34783,27 +34787,27 @@
         <w:rPr>
           <w:sz w:val="28"/>
         </w:rPr>
-        <w:t xml:space="preserve">Главная </w:t>
+        <w:t>Страница показывает три пакета (</w:t>
       </w:r>
       <w:r>
         <w:rPr>
           <w:i/>
           <w:sz w:val="28"/>
         </w:rPr>
-        <w:t>PerfectXL</w:t>
-      </w:r>
-      <w:r>
-        <w:rPr>
-          <w:sz w:val="28"/>
-        </w:rPr>
-        <w:t xml:space="preserve"> построена вокруг награды «</w:t>
+        <w:t>Professional</w:t>
+      </w:r>
+      <w:r>
+        <w:rPr>
+          <w:sz w:val="28"/>
+        </w:rPr>
+        <w:t xml:space="preserve">, </w:t>
       </w:r>
       <w:r>
         <w:rPr>
           <w:i/>
           <w:sz w:val="28"/>
         </w:rPr>
-        <w:t>Best</w:t>
+        <w:t>Medium</w:t>
       </w:r>
       <w:r>
         <w:rPr>
@@ -34816,45 +34820,26 @@
           <w:i/>
           <w:sz w:val="28"/>
         </w:rPr>
-        <w:t>Excel</w:t>
-      </w:r>
-      <w:r>
-        <w:rPr>
-          <w:sz w:val="28"/>
-        </w:rPr>
-        <w:t xml:space="preserve"> </w:t>
+        <w:t>Business</w:t>
+      </w:r>
+      <w:r>
+        <w:rPr>
+          <w:sz w:val="28"/>
+        </w:rPr>
+        <w:t xml:space="preserve">, </w:t>
       </w:r>
       <w:r>
         <w:rPr>
           <w:i/>
           <w:sz w:val="28"/>
         </w:rPr>
-        <w:t>Add-in</w:t>
-      </w:r>
-      <w:r>
-        <w:rPr>
-          <w:sz w:val="28"/>
-        </w:rPr>
-        <w:t xml:space="preserve"> </w:t>
-      </w:r>
-      <w:r>
-        <w:rPr>
-          <w:i/>
-          <w:sz w:val="28"/>
-        </w:rPr>
-        <w:t>of</w:t>
-      </w:r>
-      <w:r>
-        <w:rPr>
-          <w:sz w:val="28"/>
-        </w:rPr>
-        <w:t xml:space="preserve"> 2026» и кноп</w:t>
-      </w:r>
-      <w:r>
-        <w:rPr>
-          <w:sz w:val="28"/>
-        </w:rPr>
-        <w:t>ки анонса; цен и пробного доступа на первом экране нет.</w:t>
+        <w:t>Enterprise</w:t>
+      </w:r>
+      <w:r>
+        <w:rPr>
+          <w:sz w:val="28"/>
+        </w:rPr>
+        <w:t>) для разных размеров организаций; подтверждает, что цена раскрыта частично и сгруппирована по сегментам.</w:t>
       </w:r>
     </w:p>
     <w:p>
@@ -34875,7 +34860,7 @@
           <w:i/>
           <w:sz w:val="28"/>
         </w:rPr>
-        <w:t>PerfectXL</w:t>
+        <w:t>Shortcut</w:t>
       </w:r>
       <w:r>
         <w:rPr>
@@ -34896,8 +34881,9 @@
           <w:noProof/>
           <w:sz w:val="28"/>
         </w:rPr>
+        <w:lastRenderedPageBreak/>
         <w:drawing>
-          <wp:inline distT="0" distB="0" distL="0" distR="0" wp14:anchorId="1E82E4A8" wp14:editId="1E8AC79E">
+          <wp:inline distT="0" distB="0" distL="0" distR="0" wp14:anchorId="55C03A49" wp14:editId="4A88E593">
             <wp:extent cx="5334000" cy="2375958"/>
             <wp:effectExtent l="0" t="0" r="0" b="0"/>
             <wp:docPr id="77" name="Picture"/>
@@ -34906,7 +34892,7 @@
               <a:graphicData uri="http://schemas.openxmlformats.org/drawingml/2006/picture">
                 <pic:pic xmlns:pic="http://schemas.openxmlformats.org/drawingml/2006/picture">
                   <pic:nvPicPr>
-                    <pic:cNvPr id="78" name="Picture" descr="Скриншоты/comp_02_perfectxl_pricing.jpg"/>
+                    <pic:cNvPr id="78" name="Picture" descr="Скриншоты/comp_03_shortcut_pricing.jpg"/>
                     <pic:cNvPicPr>
                       <a:picLocks noChangeAspect="1" noChangeArrowheads="1"/>
                     </pic:cNvPicPr>
@@ -34949,14 +34935,20 @@
         <w:rPr>
           <w:sz w:val="28"/>
         </w:rPr>
-        <w:t xml:space="preserve">Рисунок 17 – </w:t>
+        <w:t>Рисунок 1</w:t>
+      </w:r>
+      <w:r>
+        <w:rPr>
+          <w:sz w:val="28"/>
+        </w:rPr>
+        <w:t xml:space="preserve">7 – </w:t>
       </w:r>
       <w:r>
         <w:rPr>
           <w:i/>
           <w:sz w:val="28"/>
         </w:rPr>
-        <w:t>PerfectXL</w:t>
+        <w:t>Shortcut</w:t>
       </w:r>
       <w:r>
         <w:rPr>
@@ -34976,14 +34968,27 @@
         <w:rPr>
           <w:sz w:val="28"/>
         </w:rPr>
-        <w:t>Страница показывает три пакета (</w:t>
+        <w:t xml:space="preserve">Страница показывает </w:t>
       </w:r>
       <w:r>
         <w:rPr>
           <w:i/>
           <w:sz w:val="28"/>
         </w:rPr>
-        <w:t>Professional</w:t>
+        <w:t>Free</w:t>
+      </w:r>
+      <w:r>
+        <w:rPr>
+          <w:sz w:val="28"/>
+        </w:rPr>
+        <w:t xml:space="preserve"> за 0 </w:t>
+      </w:r>
+      <w:r>
+        <w:rPr>
+          <w:i/>
+          <w:sz w:val="28"/>
+        </w:rPr>
+        <w:t>USD</w:t>
       </w:r>
       <w:r>
         <w:rPr>
@@ -34996,20 +35001,20 @@
           <w:i/>
           <w:sz w:val="28"/>
         </w:rPr>
-        <w:t>Medium</w:t>
-      </w:r>
-      <w:r>
-        <w:rPr>
-          <w:sz w:val="28"/>
-        </w:rPr>
-        <w:t xml:space="preserve"> </w:t>
+        <w:t>Pro</w:t>
+      </w:r>
+      <w:r>
+        <w:rPr>
+          <w:sz w:val="28"/>
+        </w:rPr>
+        <w:t xml:space="preserve"> 100 </w:t>
       </w:r>
       <w:r>
         <w:rPr>
           <w:i/>
           <w:sz w:val="28"/>
         </w:rPr>
-        <w:t>Business</w:t>
+        <w:t>USD</w:t>
       </w:r>
       <w:r>
         <w:rPr>
@@ -35022,19 +35027,52 @@
           <w:i/>
           <w:sz w:val="28"/>
         </w:rPr>
+        <w:t>Teams</w:t>
+      </w:r>
+      <w:r>
+        <w:rPr>
+          <w:sz w:val="28"/>
+        </w:rPr>
+        <w:t xml:space="preserve"> 320 </w:t>
+      </w:r>
+      <w:r>
+        <w:rPr>
+          <w:i/>
+          <w:sz w:val="28"/>
+        </w:rPr>
+        <w:t>USD</w:t>
+      </w:r>
+      <w:r>
+        <w:rPr>
+          <w:sz w:val="28"/>
+        </w:rPr>
+        <w:t xml:space="preserve"> плюс 100 </w:t>
+      </w:r>
+      <w:r>
+        <w:rPr>
+          <w:i/>
+          <w:sz w:val="28"/>
+        </w:rPr>
+        <w:t>USD</w:t>
+      </w:r>
+      <w:r>
+        <w:rPr>
+          <w:sz w:val="28"/>
+        </w:rPr>
+        <w:t xml:space="preserve"> за место и </w:t>
+      </w:r>
+      <w:r>
+        <w:rPr>
+          <w:i/>
+          <w:sz w:val="28"/>
+        </w:rPr>
         <w:t>Enterprise</w:t>
       </w:r>
       <w:r>
         <w:rPr>
           <w:sz w:val="28"/>
         </w:rPr>
-        <w:t xml:space="preserve">) для разных размеров </w:t>
-      </w:r>
-      <w:r>
-        <w:rPr>
-          <w:sz w:val="28"/>
-        </w:rPr>
-        <w:t>организаций; подтверждает, что цена раскрыта частично и сгруппирована по сегментам.</w:t>
+        <w:t xml:space="preserve"> по запросу со скидкой 20 % за год; это самая прозрачная лестница тарифов среди конкурентов.</w:t>
       </w:r>
     </w:p>
     <w:p>
@@ -35055,13 +35093,19 @@
           <w:i/>
           <w:sz w:val="28"/>
         </w:rPr>
-        <w:t>Shortcut</w:t>
-      </w:r>
-      <w:r>
-        <w:rPr>
-          <w:sz w:val="28"/>
-        </w:rPr>
-        <w:t>: страница цен.</w:t>
+        <w:t>Numerous.ai</w:t>
+      </w:r>
+      <w:r>
+        <w:rPr>
+          <w:sz w:val="28"/>
+        </w:rPr>
+        <w:t>: гла</w:t>
+      </w:r>
+      <w:r>
+        <w:rPr>
+          <w:sz w:val="28"/>
+        </w:rPr>
+        <w:t>вная страница.</w:t>
       </w:r>
     </w:p>
     <w:p>
@@ -35076,9 +35120,8 @@
           <w:noProof/>
           <w:sz w:val="28"/>
         </w:rPr>
-        <w:lastRenderedPageBreak/>
         <w:drawing>
-          <wp:inline distT="0" distB="0" distL="0" distR="0" wp14:anchorId="4D18AFEB" wp14:editId="4721BB10">
+          <wp:inline distT="0" distB="0" distL="0" distR="0" wp14:anchorId="00DC1731" wp14:editId="16725DAA">
             <wp:extent cx="5334000" cy="2375958"/>
             <wp:effectExtent l="0" t="0" r="0" b="0"/>
             <wp:docPr id="80" name="Picture"/>
@@ -35087,7 +35130,7 @@
               <a:graphicData uri="http://schemas.openxmlformats.org/drawingml/2006/picture">
                 <pic:pic xmlns:pic="http://schemas.openxmlformats.org/drawingml/2006/picture">
                   <pic:nvPicPr>
-                    <pic:cNvPr id="81" name="Picture" descr="Скриншоты/comp_03_shortcut_pricing.jpg"/>
+                    <pic:cNvPr id="81" name="Picture" descr="Скриншоты/comp_04_numerous_home.jpg"/>
                     <pic:cNvPicPr>
                       <a:picLocks noChangeAspect="1" noChangeArrowheads="1"/>
                     </pic:cNvPicPr>
@@ -35137,13 +35180,13 @@
           <w:i/>
           <w:sz w:val="28"/>
         </w:rPr>
-        <w:t>Shortcut</w:t>
-      </w:r>
-      <w:r>
-        <w:rPr>
-          <w:sz w:val="28"/>
-        </w:rPr>
-        <w:t>: страница цен</w:t>
+        <w:t>Numerous.ai</w:t>
+      </w:r>
+      <w:r>
+        <w:rPr>
+          <w:sz w:val="28"/>
+        </w:rPr>
+        <w:t>: главная страница</w:t>
       </w:r>
     </w:p>
     <w:p>
@@ -35157,111 +35200,65 @@
         <w:rPr>
           <w:sz w:val="28"/>
         </w:rPr>
-        <w:t xml:space="preserve">Страница показывает </w:t>
+        <w:t xml:space="preserve">Главная </w:t>
       </w:r>
       <w:r>
         <w:rPr>
           <w:i/>
           <w:sz w:val="28"/>
         </w:rPr>
-        <w:t>Free</w:t>
-      </w:r>
-      <w:r>
-        <w:rPr>
-          <w:sz w:val="28"/>
-        </w:rPr>
-        <w:t xml:space="preserve"> за 0 </w:t>
+        <w:t>Numerous.ai</w:t>
+      </w:r>
+      <w:r>
+        <w:rPr>
+          <w:sz w:val="28"/>
+        </w:rPr>
+        <w:t xml:space="preserve"> продает массовое предложение «</w:t>
       </w:r>
       <w:r>
         <w:rPr>
           <w:i/>
           <w:sz w:val="28"/>
         </w:rPr>
-        <w:t>USD</w:t>
-      </w:r>
-      <w:r>
-        <w:rPr>
-          <w:sz w:val="28"/>
-        </w:rPr>
-        <w:t xml:space="preserve">, </w:t>
+        <w:t>AI</w:t>
+      </w:r>
+      <w:r>
+        <w:rPr>
+          <w:sz w:val="28"/>
+        </w:rPr>
+        <w:t xml:space="preserve"> в </w:t>
       </w:r>
       <w:r>
         <w:rPr>
           <w:i/>
           <w:sz w:val="28"/>
         </w:rPr>
-        <w:t>Pro</w:t>
-      </w:r>
-      <w:r>
-        <w:rPr>
-          <w:sz w:val="28"/>
-        </w:rPr>
-        <w:t xml:space="preserve"> 100 </w:t>
+        <w:t>Sheets</w:t>
+      </w:r>
+      <w:r>
+        <w:rPr>
+          <w:sz w:val="28"/>
+        </w:rPr>
+        <w:t xml:space="preserve"> и </w:t>
       </w:r>
       <w:r>
         <w:rPr>
           <w:i/>
           <w:sz w:val="28"/>
         </w:rPr>
-        <w:t>USD</w:t>
-      </w:r>
-      <w:r>
-        <w:rPr>
-          <w:sz w:val="28"/>
-        </w:rPr>
-        <w:t xml:space="preserve">, </w:t>
-      </w:r>
-      <w:r>
-        <w:rPr>
-          <w:i/>
-          <w:sz w:val="28"/>
-        </w:rPr>
-        <w:t>Teams</w:t>
-      </w:r>
-      <w:r>
-        <w:rPr>
-          <w:sz w:val="28"/>
-        </w:rPr>
-        <w:t xml:space="preserve"> 320 </w:t>
-      </w:r>
-      <w:r>
-        <w:rPr>
-          <w:i/>
-          <w:sz w:val="28"/>
-        </w:rPr>
-        <w:t>USD</w:t>
-      </w:r>
-      <w:r>
-        <w:rPr>
-          <w:sz w:val="28"/>
-        </w:rPr>
-        <w:t xml:space="preserve"> плюс 100 </w:t>
-      </w:r>
-      <w:r>
-        <w:rPr>
-          <w:i/>
-          <w:sz w:val="28"/>
-        </w:rPr>
-        <w:t>USD</w:t>
-      </w:r>
-      <w:r>
-        <w:rPr>
-          <w:sz w:val="28"/>
-        </w:rPr>
-        <w:t xml:space="preserve"> за место и </w:t>
-      </w:r>
-      <w:r>
-        <w:rPr>
-          <w:i/>
-          <w:sz w:val="28"/>
-        </w:rPr>
-        <w:t>Enterprise</w:t>
-      </w:r>
-      <w:r>
-        <w:rPr>
-          <w:sz w:val="28"/>
-        </w:rPr>
-        <w:t xml:space="preserve"> по запросу со скидкой 20 % за год; это самая прозрачная лестница тарифов среди конкурентов.</w:t>
+        <w:t>Excel</w:t>
+      </w:r>
+      <w:r>
+        <w:rPr>
+          <w:sz w:val="28"/>
+        </w:rPr>
+        <w:t xml:space="preserve">» без разговора с продавцом; страница цен перенаправляет на главную, а условия пробного периода и оплаты описаны в </w:t>
+      </w:r>
+      <w:r>
+        <w:rPr>
+          <w:sz w:val="28"/>
+        </w:rPr>
+        <w:t>тексте.</w:t>
       </w:r>
     </w:p>
     <w:p>
@@ -35282,13 +35279,13 @@
           <w:i/>
           <w:sz w:val="28"/>
         </w:rPr>
-        <w:t>Numerous.ai</w:t>
-      </w:r>
-      <w:r>
-        <w:rPr>
-          <w:sz w:val="28"/>
-        </w:rPr>
-        <w:t>: главная страница.</w:t>
+        <w:t>Datarails</w:t>
+      </w:r>
+      <w:r>
+        <w:rPr>
+          <w:sz w:val="28"/>
+        </w:rPr>
+        <w:t>: страница цен.</w:t>
       </w:r>
     </w:p>
     <w:p>
@@ -35303,8 +35300,9 @@
           <w:noProof/>
           <w:sz w:val="28"/>
         </w:rPr>
+        <w:lastRenderedPageBreak/>
         <w:drawing>
-          <wp:inline distT="0" distB="0" distL="0" distR="0" wp14:anchorId="741235D7" wp14:editId="79A881EC">
+          <wp:inline distT="0" distB="0" distL="0" distR="0" wp14:anchorId="3C7FF257" wp14:editId="1380BFB3">
             <wp:extent cx="5334000" cy="2375958"/>
             <wp:effectExtent l="0" t="0" r="0" b="0"/>
             <wp:docPr id="83" name="Picture"/>
@@ -35313,7 +35311,7 @@
               <a:graphicData uri="http://schemas.openxmlformats.org/drawingml/2006/picture">
                 <pic:pic xmlns:pic="http://schemas.openxmlformats.org/drawingml/2006/picture">
                   <pic:nvPicPr>
-                    <pic:cNvPr id="84" name="Picture" descr="Скриншоты/comp_04_numerous_home.jpg"/>
+                    <pic:cNvPr id="84" name="Picture" descr="Скриншоты/comp_05_datarails_pricing.jpg"/>
                     <pic:cNvPicPr>
                       <a:picLocks noChangeAspect="1" noChangeArrowheads="1"/>
                     </pic:cNvPicPr>
@@ -35363,13 +35361,13 @@
           <w:i/>
           <w:sz w:val="28"/>
         </w:rPr>
-        <w:t>Numerous.ai</w:t>
-      </w:r>
-      <w:r>
-        <w:rPr>
-          <w:sz w:val="28"/>
-        </w:rPr>
-        <w:t>: главная страница</w:t>
+        <w:t>Datarails</w:t>
+      </w:r>
+      <w:r>
+        <w:rPr>
+          <w:sz w:val="28"/>
+        </w:rPr>
+        <w:t>: страница цен</w:t>
       </w:r>
     </w:p>
     <w:p>
@@ -35383,27 +35381,53 @@
         <w:rPr>
           <w:sz w:val="28"/>
         </w:rPr>
-        <w:t xml:space="preserve">Главная </w:t>
+        <w:t>Три тарифа (</w:t>
       </w:r>
       <w:r>
         <w:rPr>
           <w:i/>
           <w:sz w:val="28"/>
         </w:rPr>
-        <w:t>Numerous.ai</w:t>
-      </w:r>
-      <w:r>
-        <w:rPr>
-          <w:sz w:val="28"/>
-        </w:rPr>
-        <w:t xml:space="preserve"> продает массовое предложение «</w:t>
+        <w:t>Professional</w:t>
+      </w:r>
+      <w:r>
+        <w:rPr>
+          <w:sz w:val="28"/>
+        </w:rPr>
+        <w:t xml:space="preserve">, </w:t>
       </w:r>
       <w:r>
         <w:rPr>
           <w:i/>
           <w:sz w:val="28"/>
         </w:rPr>
-        <w:t>AI</w:t>
+        <w:t>Premium</w:t>
+      </w:r>
+      <w:r>
+        <w:rPr>
+          <w:sz w:val="28"/>
+        </w:rPr>
+        <w:t xml:space="preserve">, </w:t>
+      </w:r>
+      <w:r>
+        <w:rPr>
+          <w:i/>
+          <w:sz w:val="28"/>
+        </w:rPr>
+        <w:t>Expert</w:t>
+      </w:r>
+      <w:r>
+        <w:rPr>
+          <w:sz w:val="28"/>
+        </w:rPr>
+        <w:t>) без сумм и кнопки «</w:t>
+      </w:r>
+      <w:r>
+        <w:rPr>
+          <w:i/>
+          <w:sz w:val="28"/>
+        </w:rPr>
+        <w:t>Request</w:t>
       </w:r>
       <w:r>
         <w:rPr>
@@ -35413,35 +35437,22 @@
       </w:r>
       <w:r>
         <w:rPr>
-          <w:sz w:val="28"/>
-        </w:rPr>
-        <w:t xml:space="preserve">в </w:t>
-      </w:r>
-      <w:r>
-        <w:rPr>
           <w:i/>
           <w:sz w:val="28"/>
         </w:rPr>
-        <w:t>Sheets</w:t>
-      </w:r>
-      <w:r>
-        <w:rPr>
-          <w:sz w:val="28"/>
-        </w:rPr>
-        <w:t xml:space="preserve"> и </w:t>
-      </w:r>
-      <w:r>
-        <w:rPr>
-          <w:i/>
-          <w:sz w:val="28"/>
-        </w:rPr>
-        <w:t>Excel</w:t>
-      </w:r>
-      <w:r>
-        <w:rPr>
-          <w:sz w:val="28"/>
-        </w:rPr>
-        <w:t>» без разговора с продавцом; страница цен перенаправляет на главную, а условия пробного периода и оплаты описаны в тексте.</w:t>
+        <w:t>Quote</w:t>
+      </w:r>
+      <w:r>
+        <w:rPr>
+          <w:sz w:val="28"/>
+        </w:rPr>
+        <w:t xml:space="preserve">»; цена по запросу и ограничения по числу пользователей и интеграций </w:t>
+      </w:r>
+      <w:r>
+        <w:rPr>
+          <w:sz w:val="28"/>
+        </w:rPr>
+        <w:t>подтверждают корпоративную модель продаж.</w:t>
       </w:r>
     </w:p>
     <w:p>
@@ -35462,7 +35473,7 @@
           <w:i/>
           <w:sz w:val="28"/>
         </w:rPr>
-        <w:t>Datarails</w:t>
+        <w:t>DataSnipper</w:t>
       </w:r>
       <w:r>
         <w:rPr>
@@ -35483,9 +35494,8 @@
           <w:noProof/>
           <w:sz w:val="28"/>
         </w:rPr>
-        <w:lastRenderedPageBreak/>
         <w:drawing>
-          <wp:inline distT="0" distB="0" distL="0" distR="0" wp14:anchorId="508D2EA6" wp14:editId="53437025">
+          <wp:inline distT="0" distB="0" distL="0" distR="0" wp14:anchorId="4D46E7C7" wp14:editId="3436AE83">
             <wp:extent cx="5334000" cy="2375958"/>
             <wp:effectExtent l="0" t="0" r="0" b="0"/>
             <wp:docPr id="86" name="Picture"/>
@@ -35494,7 +35504,7 @@
               <a:graphicData uri="http://schemas.openxmlformats.org/drawingml/2006/picture">
                 <pic:pic xmlns:pic="http://schemas.openxmlformats.org/drawingml/2006/picture">
                   <pic:nvPicPr>
-                    <pic:cNvPr id="87" name="Picture" descr="Скриншоты/comp_05_datarails_pricing.jpg"/>
+                    <pic:cNvPr id="87" name="Picture" descr="Скриншоты/comp_06_datasnipper_pricing.jpg"/>
                     <pic:cNvPicPr>
                       <a:picLocks noChangeAspect="1" noChangeArrowheads="1"/>
                     </pic:cNvPicPr>
@@ -35544,7 +35554,7 @@
           <w:i/>
           <w:sz w:val="28"/>
         </w:rPr>
-        <w:t>Datarails</w:t>
+        <w:t>DataSnipper</w:t>
       </w:r>
       <w:r>
         <w:rPr>
@@ -35564,14 +35574,14 @@
         <w:rPr>
           <w:sz w:val="28"/>
         </w:rPr>
-        <w:t>Три тарифа (</w:t>
+        <w:t xml:space="preserve">Тарифы </w:t>
       </w:r>
       <w:r>
         <w:rPr>
           <w:i/>
           <w:sz w:val="28"/>
         </w:rPr>
-        <w:t>Professional</w:t>
+        <w:t>Start</w:t>
       </w:r>
       <w:r>
         <w:rPr>
@@ -35584,33 +35594,33 @@
           <w:i/>
           <w:sz w:val="28"/>
         </w:rPr>
-        <w:t>Premium</w:t>
-      </w:r>
-      <w:r>
-        <w:rPr>
-          <w:sz w:val="28"/>
-        </w:rPr>
-        <w:t xml:space="preserve">, </w:t>
+        <w:t>Accelerate</w:t>
+      </w:r>
+      <w:r>
+        <w:rPr>
+          <w:sz w:val="28"/>
+        </w:rPr>
+        <w:t xml:space="preserve"> и </w:t>
       </w:r>
       <w:r>
         <w:rPr>
           <w:i/>
           <w:sz w:val="28"/>
         </w:rPr>
-        <w:t>Expert</w:t>
-      </w:r>
-      <w:r>
-        <w:rPr>
-          <w:sz w:val="28"/>
-        </w:rPr>
-        <w:t>) без сумм и кнопки «</w:t>
+        <w:t>Elevate</w:t>
+      </w:r>
+      <w:r>
+        <w:rPr>
+          <w:sz w:val="28"/>
+        </w:rPr>
+        <w:t xml:space="preserve"> без сумм, вход через «</w:t>
       </w:r>
       <w:r>
         <w:rPr>
           <w:i/>
           <w:sz w:val="28"/>
         </w:rPr>
-        <w:t>Request</w:t>
+        <w:t>Book</w:t>
       </w:r>
       <w:r>
         <w:rPr>
@@ -35623,13 +35633,58 @@
           <w:i/>
           <w:sz w:val="28"/>
         </w:rPr>
-        <w:t>Quote</w:t>
-      </w:r>
-      <w:r>
-        <w:rPr>
-          <w:sz w:val="28"/>
-        </w:rPr>
-        <w:t>»; цена по запросу и ограничения по числу пользователей и интеграций подтверждают корпоративную модель продаж.</w:t>
+        <w:t>Demo</w:t>
+      </w:r>
+      <w:r>
+        <w:rPr>
+          <w:sz w:val="28"/>
+        </w:rPr>
+        <w:t>» и «</w:t>
+      </w:r>
+      <w:r>
+        <w:rPr>
+          <w:i/>
+          <w:sz w:val="28"/>
+        </w:rPr>
+        <w:t>Contact</w:t>
+      </w:r>
+      <w:r>
+        <w:rPr>
+          <w:sz w:val="28"/>
+        </w:rPr>
+        <w:t xml:space="preserve"> </w:t>
+      </w:r>
+      <w:r>
+        <w:rPr>
+          <w:i/>
+          <w:sz w:val="28"/>
+        </w:rPr>
+        <w:t>sales</w:t>
+      </w:r>
+      <w:r>
+        <w:rPr>
+          <w:sz w:val="28"/>
+        </w:rPr>
+        <w:t xml:space="preserve">»; баннер </w:t>
+      </w:r>
+      <w:r>
+        <w:rPr>
+          <w:i/>
+          <w:sz w:val="28"/>
+        </w:rPr>
+        <w:t>cookie</w:t>
+      </w:r>
+      <w:r>
+        <w:rPr>
+          <w:sz w:val="28"/>
+        </w:rPr>
+        <w:t xml:space="preserve"> был отклонен до снимк</w:t>
+      </w:r>
+      <w:r>
+        <w:rPr>
+          <w:sz w:val="28"/>
+        </w:rPr>
+        <w:t>а.</w:t>
       </w:r>
     </w:p>
     <w:p>
@@ -35650,13 +35705,13 @@
           <w:i/>
           <w:sz w:val="28"/>
         </w:rPr>
-        <w:t>DataSnipper</w:t>
-      </w:r>
-      <w:r>
-        <w:rPr>
-          <w:sz w:val="28"/>
-        </w:rPr>
-        <w:t>: страница цен.</w:t>
+        <w:t>Arixcel</w:t>
+      </w:r>
+      <w:r>
+        <w:rPr>
+          <w:sz w:val="28"/>
+        </w:rPr>
+        <w:t>: лицензирование.</w:t>
       </w:r>
     </w:p>
     <w:p>
@@ -35671,8 +35726,9 @@
           <w:noProof/>
           <w:sz w:val="28"/>
         </w:rPr>
+        <w:lastRenderedPageBreak/>
         <w:drawing>
-          <wp:inline distT="0" distB="0" distL="0" distR="0" wp14:anchorId="5D320D1D" wp14:editId="642DEAEC">
+          <wp:inline distT="0" distB="0" distL="0" distR="0" wp14:anchorId="30D19CAD" wp14:editId="74745E74">
             <wp:extent cx="5334000" cy="2375958"/>
             <wp:effectExtent l="0" t="0" r="0" b="0"/>
             <wp:docPr id="89" name="Picture"/>
@@ -35681,7 +35737,7 @@
               <a:graphicData uri="http://schemas.openxmlformats.org/drawingml/2006/picture">
                 <pic:pic xmlns:pic="http://schemas.openxmlformats.org/drawingml/2006/picture">
                   <pic:nvPicPr>
-                    <pic:cNvPr id="90" name="Picture" descr="Скриншоты/comp_06_datasnipper_pricing.jpg"/>
+                    <pic:cNvPr id="90" name="Picture" descr="Скриншоты/comp_07_arixcel_pricing.jpg"/>
                     <pic:cNvPicPr>
                       <a:picLocks noChangeAspect="1" noChangeArrowheads="1"/>
                     </pic:cNvPicPr>
@@ -35731,19 +35787,13 @@
           <w:i/>
           <w:sz w:val="28"/>
         </w:rPr>
-        <w:t>DataSnipper</w:t>
-      </w:r>
-      <w:r>
-        <w:rPr>
-          <w:sz w:val="28"/>
-        </w:rPr>
-        <w:t>: стр</w:t>
-      </w:r>
-      <w:r>
-        <w:rPr>
-          <w:sz w:val="28"/>
-        </w:rPr>
-        <w:t>аница цен</w:t>
+        <w:t>Arixcel</w:t>
+      </w:r>
+      <w:r>
+        <w:rPr>
+          <w:sz w:val="28"/>
+        </w:rPr>
+        <w:t>: лицензирование</w:t>
       </w:r>
     </w:p>
     <w:p>
@@ -35757,111 +35807,39 @@
         <w:rPr>
           <w:sz w:val="28"/>
         </w:rPr>
-        <w:t xml:space="preserve">Тарифы </w:t>
+        <w:t xml:space="preserve">Раздел цен показывает 2,75 </w:t>
       </w:r>
       <w:r>
         <w:rPr>
           <w:i/>
           <w:sz w:val="28"/>
         </w:rPr>
-        <w:t>Start</w:t>
-      </w:r>
-      <w:r>
-        <w:rPr>
-          <w:sz w:val="28"/>
-        </w:rPr>
-        <w:t xml:space="preserve">, </w:t>
+        <w:t>GBP</w:t>
+      </w:r>
+      <w:r>
+        <w:rPr>
+          <w:sz w:val="28"/>
+        </w:rPr>
+        <w:t xml:space="preserve"> за пользователя в месяц с примером расчета для 10 пользователей на 12 месяцев; правила активации ключей и администрирования лицензий г</w:t>
+      </w:r>
+      <w:r>
+        <w:rPr>
+          <w:sz w:val="28"/>
+        </w:rPr>
+        <w:t xml:space="preserve">оворят о нацеленности на корпоративных пользователей </w:t>
       </w:r>
       <w:r>
         <w:rPr>
           <w:i/>
           <w:sz w:val="28"/>
         </w:rPr>
-        <w:t>Accelerate</w:t>
-      </w:r>
-      <w:r>
-        <w:rPr>
-          <w:sz w:val="28"/>
-        </w:rPr>
-        <w:t xml:space="preserve"> и </w:t>
-      </w:r>
-      <w:r>
-        <w:rPr>
-          <w:i/>
-          <w:sz w:val="28"/>
-        </w:rPr>
-        <w:t>Elevate</w:t>
-      </w:r>
-      <w:r>
-        <w:rPr>
-          <w:sz w:val="28"/>
-        </w:rPr>
-        <w:t xml:space="preserve"> без сумм, вход через «</w:t>
-      </w:r>
-      <w:r>
-        <w:rPr>
-          <w:i/>
-          <w:sz w:val="28"/>
-        </w:rPr>
-        <w:t>Book</w:t>
-      </w:r>
-      <w:r>
-        <w:rPr>
-          <w:sz w:val="28"/>
-        </w:rPr>
-        <w:t xml:space="preserve"> </w:t>
-      </w:r>
-      <w:r>
-        <w:rPr>
-          <w:i/>
-          <w:sz w:val="28"/>
-        </w:rPr>
-        <w:t>Demo</w:t>
-      </w:r>
-      <w:r>
-        <w:rPr>
-          <w:sz w:val="28"/>
-        </w:rPr>
-        <w:t>» и «</w:t>
-      </w:r>
-      <w:r>
-        <w:rPr>
-          <w:i/>
-          <w:sz w:val="28"/>
-        </w:rPr>
-        <w:t>Contact</w:t>
-      </w:r>
-      <w:r>
-        <w:rPr>
-          <w:sz w:val="28"/>
-        </w:rPr>
-        <w:t xml:space="preserve"> </w:t>
-      </w:r>
-      <w:r>
-        <w:rPr>
-          <w:i/>
-          <w:sz w:val="28"/>
-        </w:rPr>
-        <w:t>sales</w:t>
-      </w:r>
-      <w:r>
-        <w:rPr>
-          <w:sz w:val="28"/>
-        </w:rPr>
-        <w:t xml:space="preserve">»; баннер </w:t>
-      </w:r>
-      <w:r>
-        <w:rPr>
-          <w:i/>
-          <w:sz w:val="28"/>
-        </w:rPr>
-        <w:t>cookie</w:t>
-      </w:r>
-      <w:r>
-        <w:rPr>
-          <w:sz w:val="28"/>
-        </w:rPr>
-        <w:t xml:space="preserve"> был отклонен до снимка.</w:t>
+        <w:t>Windows</w:t>
+      </w:r>
+      <w:r>
+        <w:rPr>
+          <w:sz w:val="28"/>
+        </w:rPr>
+        <w:t>.</w:t>
       </w:r>
     </w:p>
     <w:p>
@@ -35882,13 +35860,26 @@
           <w:i/>
           <w:sz w:val="28"/>
         </w:rPr>
-        <w:t>Arixcel</w:t>
-      </w:r>
-      <w:r>
-        <w:rPr>
-          <w:sz w:val="28"/>
-        </w:rPr>
-        <w:t>: лицензирование.</w:t>
+        <w:t>Operis</w:t>
+      </w:r>
+      <w:r>
+        <w:rPr>
+          <w:sz w:val="28"/>
+        </w:rPr>
+        <w:t xml:space="preserve"> </w:t>
+      </w:r>
+      <w:r>
+        <w:rPr>
+          <w:i/>
+          <w:sz w:val="28"/>
+        </w:rPr>
+        <w:t>OAK</w:t>
+      </w:r>
+      <w:r>
+        <w:rPr>
+          <w:sz w:val="28"/>
+        </w:rPr>
+        <w:t>: страница цен.</w:t>
       </w:r>
     </w:p>
     <w:p>
@@ -35903,9 +35894,8 @@
           <w:noProof/>
           <w:sz w:val="28"/>
         </w:rPr>
-        <w:lastRenderedPageBreak/>
         <w:drawing>
-          <wp:inline distT="0" distB="0" distL="0" distR="0" wp14:anchorId="509A5452" wp14:editId="4BA1BFE8">
+          <wp:inline distT="0" distB="0" distL="0" distR="0" wp14:anchorId="2F587E87" wp14:editId="70FADA94">
             <wp:extent cx="5334000" cy="2375958"/>
             <wp:effectExtent l="0" t="0" r="0" b="0"/>
             <wp:docPr id="92" name="Picture"/>
@@ -35914,7 +35904,7 @@
               <a:graphicData uri="http://schemas.openxmlformats.org/drawingml/2006/picture">
                 <pic:pic xmlns:pic="http://schemas.openxmlformats.org/drawingml/2006/picture">
                   <pic:nvPicPr>
-                    <pic:cNvPr id="93" name="Picture" descr="Скриншоты/comp_07_arixcel_pricing.jpg"/>
+                    <pic:cNvPr id="93" name="Picture" descr="Скриншоты/comp_08_operis_oak_pricing.jpg"/>
                     <pic:cNvPicPr>
                       <a:picLocks noChangeAspect="1" noChangeArrowheads="1"/>
                     </pic:cNvPicPr>
@@ -35964,174 +35954,6 @@
           <w:i/>
           <w:sz w:val="28"/>
         </w:rPr>
-        <w:t>Arixcel</w:t>
-      </w:r>
-      <w:r>
-        <w:rPr>
-          <w:sz w:val="28"/>
-        </w:rPr>
-        <w:t>: лицензирование</w:t>
-      </w:r>
-    </w:p>
-    <w:p>
-      <w:pPr>
-        <w:pStyle w:val="a0"/>
-        <w:spacing w:before="0" w:after="0" w:line="360" w:lineRule="exact"/>
-        <w:ind w:firstLine="709"/>
-        <w:jc w:val="both"/>
-      </w:pPr>
-      <w:r>
-        <w:rPr>
-          <w:sz w:val="28"/>
-        </w:rPr>
-        <w:t xml:space="preserve">Раздел цен показывает 2,75 </w:t>
-      </w:r>
-      <w:r>
-        <w:rPr>
-          <w:i/>
-          <w:sz w:val="28"/>
-        </w:rPr>
-        <w:t>GBP</w:t>
-      </w:r>
-      <w:r>
-        <w:rPr>
-          <w:sz w:val="28"/>
-        </w:rPr>
-        <w:t xml:space="preserve"> за пользователя в месяц с примером расчета для 10 пользователей на 12 месяцев; правила активации ключей и администрирования лицензий говорят о нацеленности на корпоративных пользователей </w:t>
-      </w:r>
-      <w:r>
-        <w:rPr>
-          <w:i/>
-          <w:sz w:val="28"/>
-        </w:rPr>
-        <w:t>Windows</w:t>
-      </w:r>
-      <w:r>
-        <w:rPr>
-          <w:sz w:val="28"/>
-        </w:rPr>
-        <w:t>.</w:t>
-      </w:r>
-    </w:p>
-    <w:p>
-      <w:pPr>
-        <w:pStyle w:val="a0"/>
-        <w:spacing w:before="0" w:after="0" w:line="360" w:lineRule="exact"/>
-        <w:ind w:firstLine="709"/>
-        <w:jc w:val="both"/>
-      </w:pPr>
-      <w:r>
-        <w:rPr>
-          <w:sz w:val="28"/>
-        </w:rPr>
-        <w:t xml:space="preserve">На рисунке 23 показано: </w:t>
-      </w:r>
-      <w:r>
-        <w:rPr>
-          <w:i/>
-          <w:sz w:val="28"/>
-        </w:rPr>
-        <w:t>Operi</w:t>
-      </w:r>
-      <w:r>
-        <w:rPr>
-          <w:i/>
-          <w:sz w:val="28"/>
-        </w:rPr>
-        <w:t>s</w:t>
-      </w:r>
-      <w:r>
-        <w:rPr>
-          <w:sz w:val="28"/>
-        </w:rPr>
-        <w:t xml:space="preserve"> </w:t>
-      </w:r>
-      <w:r>
-        <w:rPr>
-          <w:i/>
-          <w:sz w:val="28"/>
-        </w:rPr>
-        <w:t>OAK</w:t>
-      </w:r>
-      <w:r>
-        <w:rPr>
-          <w:sz w:val="28"/>
-        </w:rPr>
-        <w:t>: страница цен.</w:t>
-      </w:r>
-    </w:p>
-    <w:p>
-      <w:pPr>
-        <w:pStyle w:val="a0"/>
-        <w:keepNext/>
-        <w:spacing w:before="0" w:after="0"/>
-        <w:jc w:val="center"/>
-      </w:pPr>
-      <w:r>
-        <w:rPr>
-          <w:noProof/>
-          <w:sz w:val="28"/>
-        </w:rPr>
-        <w:drawing>
-          <wp:inline distT="0" distB="0" distL="0" distR="0" wp14:anchorId="174BF343" wp14:editId="57C00BDC">
-            <wp:extent cx="5334000" cy="2375958"/>
-            <wp:effectExtent l="0" t="0" r="0" b="0"/>
-            <wp:docPr id="95" name="Picture"/>
-            <wp:cNvGraphicFramePr/>
-            <a:graphic xmlns:a="http://schemas.openxmlformats.org/drawingml/2006/main">
-              <a:graphicData uri="http://schemas.openxmlformats.org/drawingml/2006/picture">
-                <pic:pic xmlns:pic="http://schemas.openxmlformats.org/drawingml/2006/picture">
-                  <pic:nvPicPr>
-                    <pic:cNvPr id="96" name="Picture" descr="Скриншоты/comp_08_operis_oak_pricing.jpg"/>
-                    <pic:cNvPicPr>
-                      <a:picLocks noChangeAspect="1" noChangeArrowheads="1"/>
-                    </pic:cNvPicPr>
-                  </pic:nvPicPr>
-                  <pic:blipFill>
-                    <a:blip r:embed="rId29"/>
-                    <a:stretch>
-                      <a:fillRect/>
-                    </a:stretch>
-                  </pic:blipFill>
-                  <pic:spPr bwMode="auto">
-                    <a:xfrm>
-                      <a:off x="0" y="0"/>
-                      <a:ext cx="5334000" cy="2375958"/>
-                    </a:xfrm>
-                    <a:prstGeom prst="rect">
-                      <a:avLst/>
-                    </a:prstGeom>
-                    <a:noFill/>
-                    <a:ln w="9525">
-                      <a:noFill/>
-                      <a:headEnd/>
-                      <a:tailEnd/>
-                    </a:ln>
-                  </pic:spPr>
-                </pic:pic>
-              </a:graphicData>
-            </a:graphic>
-          </wp:inline>
-        </w:drawing>
-      </w:r>
-    </w:p>
-    <w:p>
-      <w:pPr>
-        <w:pStyle w:val="a0"/>
-        <w:spacing w:before="0" w:after="0" w:line="360" w:lineRule="exact"/>
-        <w:jc w:val="center"/>
-      </w:pPr>
-      <w:r>
-        <w:rPr>
-          <w:sz w:val="28"/>
-        </w:rPr>
-        <w:t xml:space="preserve">Рисунок 23 – </w:t>
-      </w:r>
-      <w:r>
-        <w:rPr>
-          <w:i/>
-          <w:sz w:val="28"/>
-        </w:rPr>
         <w:t>Operis</w:t>
       </w:r>
       <w:r>
@@ -36229,7 +36051,7 @@
         <w:jc w:val="center"/>
       </w:pPr>
       <w:bookmarkStart w:id="38" w:name="_e580caf5f2a0052cd60a87b42295a622f26cf83"/>
-      <w:bookmarkStart w:id="39" w:name="_Toc241941241"/>
+      <w:bookmarkStart w:id="39" w:name="_Toc241943049"/>
       <w:bookmarkEnd w:id="36"/>
       <w:r>
         <w:rPr>
@@ -36237,14 +36059,7 @@
           <w:sz w:val="28"/>
         </w:rPr>
         <w:lastRenderedPageBreak/>
-        <w:t>ПРИЛОЖЕ</w:t>
-      </w:r>
-      <w:r>
-        <w:rPr>
-          <w:b/>
-          <w:sz w:val="28"/>
-        </w:rPr>
-        <w:t>НИЕ Е</w:t>
+        <w:t>ПРИЛОЖЕНИЕ Е</w:t>
       </w:r>
       <w:bookmarkEnd w:id="39"/>
     </w:p>
@@ -36299,7 +36114,13 @@
         <w:rPr>
           <w:sz w:val="28"/>
         </w:rPr>
-        <w:t xml:space="preserve"> еще не написан, поэтому замеры воронки с 01.04.2027 по 30.09.2027 смоделированы (генератор и файлы - в папке 00_Общее/Модельные_данные, </w:t>
+        <w:t xml:space="preserve"> еще не написан, поэтому замеры воронки с 01.04.2027 по 30.09.202</w:t>
+      </w:r>
+      <w:r>
+        <w:rPr>
+          <w:sz w:val="28"/>
+        </w:rPr>
+        <w:t xml:space="preserve">7 смоделированы (генератор и файлы - в папке 00_Общее/Модельные_данные, </w:t>
       </w:r>
       <w:r>
         <w:rPr>
@@ -36312,13 +36133,13 @@
         <w:rPr>
           <w:sz w:val="28"/>
         </w:rPr>
-        <w:t xml:space="preserve"> 20261004, допущение Д-32). Параметры соответствуют базовому сценарию ЛР</w:t>
-      </w:r>
-      <w:r>
-        <w:rPr>
-          <w:sz w:val="28"/>
-        </w:rPr>
-        <w:t>2-3: визит - регистрация 4 %, регистрация - активация 60 %, активация - платящий около 8 %, платежи с 01.06.2027. Это не измерения, а демонстрация того, как отчет о конверсиях выглядит и насколько цели чувствительны к разбросу.</w:t>
+        <w:t xml:space="preserve"> 20261004, допущение Д-32). Параметры соответствуют базовому сценарию ЛР2-3: визит - регистрация 4 %, регистрация - активация 60 %, активация - платящий около 8 %, платежи с 01.06.</w:t>
+      </w:r>
+      <w:r>
+        <w:rPr>
+          <w:sz w:val="28"/>
+        </w:rPr>
+        <w:t>2027. Это не измерения, а демонстрация того, как отчет о конверсиях выглядит и насколько цели чувствительны к разбросу.</w:t>
       </w:r>
     </w:p>
     <w:p>
@@ -36332,13 +36153,7 @@
         <w:rPr>
           <w:sz w:val="28"/>
         </w:rPr>
-        <w:t>В таблице 27 представлено: м</w:t>
-      </w:r>
-      <w:r>
-        <w:rPr>
-          <w:sz w:val="28"/>
-        </w:rPr>
-        <w:t>одельные показатели воронки по месяцам.</w:t>
+        <w:t>В таблице 27 представлено: модельные показатели воронки по месяцам.</w:t>
       </w:r>
     </w:p>
     <w:p>
@@ -37204,13 +37019,7 @@
         <w:rPr>
           <w:sz w:val="28"/>
         </w:rPr>
-        <w:t xml:space="preserve">За шесть месяцев модель дает 1 066 регистраций и 34 платящих; фактические конверсии: визит - регистрация 5,6 %, регистрация - платящий 4,1 %. Цель 300 регистраций достигнута, цель 50 </w:t>
-      </w:r>
-      <w:r>
-        <w:rPr>
-          <w:sz w:val="28"/>
-        </w:rPr>
-        <w:t>платящих не достигнута.</w:t>
+        <w:t>За шесть месяцев модель дает 1 066 регистраций и 34 платящих; фактические конверсии: визит - регистрация 5,6 %, регистрация - платящий 4,1 %. Цель 300 регистраций достигнута, цель 50 платящих не достигнута.</w:t>
       </w:r>
     </w:p>
     <w:p>
@@ -37596,8 +37405,8 @@
     </w:p>
     <w:bookmarkEnd w:id="38"/>
     <w:sectPr>
-      <w:headerReference w:type="default" r:id="rId30"/>
-      <w:footerReference w:type="default" r:id="rId31"/>
+      <w:headerReference w:type="default" r:id="rId29"/>
+      <w:footerReference w:type="default" r:id="rId30"/>
       <w:footnotePr>
         <w:numRestart w:val="eachSect"/>
       </w:footnotePr>
@@ -37699,7 +37508,7 @@
   <w:abstractNum w:abstractNumId="0" w15:restartNumberingAfterBreak="0">
     <w:nsid w:val="0000A990"/>
     <w:multiLevelType w:val="multilevel"/>
-    <w:tmpl w:val="86D07596"/>
+    <w:tmpl w:val="0B7CDB5E"/>
     <w:lvl w:ilvl="0">
       <w:numFmt w:val="bullet"/>
       <w:lvlText w:val=" "/>
@@ -37776,7 +37585,7 @@
   <w:abstractNum w:abstractNumId="1" w15:restartNumberingAfterBreak="0">
     <w:nsid w:val="00A99411"/>
     <w:multiLevelType w:val="multilevel"/>
-    <w:tmpl w:val="646603E0"/>
+    <w:tmpl w:val="2D904370"/>
     <w:lvl w:ilvl="0">
       <w:start w:val="1"/>
       <w:numFmt w:val="decimal"/>
@@ -39254,7 +39063,7 @@
     <w:autoRedefine/>
     <w:uiPriority w:val="39"/>
     <w:unhideWhenUsed/>
-    <w:rsid w:val="00F956BD"/>
+    <w:rsid w:val="00FB4424"/>
     <w:pPr>
       <w:spacing w:after="100"/>
     </w:pPr>
@@ -39266,7 +39075,7 @@
     <w:autoRedefine/>
     <w:uiPriority w:val="39"/>
     <w:unhideWhenUsed/>
-    <w:rsid w:val="00F956BD"/>
+    <w:rsid w:val="00FB4424"/>
     <w:pPr>
       <w:spacing w:after="100"/>
       <w:ind w:left="240"/>

--- a/ЛР6_ЦП_Канвас_сценарии_релизы/ОТЧЕТ_ЛР6_TableMind.docx
+++ b/ЛР6_ЦП_Канвас_сценарии_релизы/ОТЧЕТ_ЛР6_TableMind.docx
@@ -263,7 +263,7 @@
       <w:r>
         <w:fldChar w:fldCharType="separate"/>
       </w:r>
-      <w:hyperlink w:anchor="_Toc241943031" w:history="1">
+      <w:hyperlink w:anchor="_Toc241951899" w:history="1">
         <w:r>
           <w:rPr>
             <w:rStyle w:val="af"/>
@@ -291,7 +291,7 @@
             <w:noProof/>
             <w:webHidden/>
           </w:rPr>
-          <w:instrText xml:space="preserve"> PAGEREF _Toc241943031 \h </w:instrText>
+          <w:instrText xml:space="preserve"> PAGEREF _Toc241951899 \h </w:instrText>
         </w:r>
         <w:r>
           <w:rPr>
@@ -332,7 +332,7 @@
           <w:noProof/>
         </w:rPr>
       </w:pPr>
-      <w:hyperlink w:anchor="_Toc241943032" w:history="1">
+      <w:hyperlink w:anchor="_Toc241951900" w:history="1">
         <w:r>
           <w:rPr>
             <w:rStyle w:val="af"/>
@@ -360,7 +360,7 @@
             <w:noProof/>
             <w:webHidden/>
           </w:rPr>
-          <w:instrText xml:space="preserve"> PAGEREF _Toc241943032 \h </w:instrText>
+          <w:instrText xml:space="preserve"> PAGEREF _Toc241951900 \h </w:instrText>
         </w:r>
         <w:r>
           <w:rPr>
@@ -401,7 +401,7 @@
           <w:noProof/>
         </w:rPr>
       </w:pPr>
-      <w:hyperlink w:anchor="_Toc241943033" w:history="1">
+      <w:hyperlink w:anchor="_Toc241951901" w:history="1">
         <w:r>
           <w:rPr>
             <w:rStyle w:val="af"/>
@@ -429,7 +429,7 @@
             <w:noProof/>
             <w:webHidden/>
           </w:rPr>
-          <w:instrText xml:space="preserve"> PAGEREF _Toc241943033 \h </w:instrText>
+          <w:instrText xml:space="preserve"> PAGEREF _Toc241951901 \h </w:instrText>
         </w:r>
         <w:r>
           <w:rPr>
@@ -470,7 +470,7 @@
           <w:noProof/>
         </w:rPr>
       </w:pPr>
-      <w:hyperlink w:anchor="_Toc241943034" w:history="1">
+      <w:hyperlink w:anchor="_Toc241951902" w:history="1">
         <w:r>
           <w:rPr>
             <w:rStyle w:val="af"/>
@@ -498,7 +498,7 @@
             <w:noProof/>
             <w:webHidden/>
           </w:rPr>
-          <w:instrText xml:space="preserve"> PAGEREF _Toc241943034 \h </w:instrText>
+          <w:instrText xml:space="preserve"> PAGEREF _Toc241951902 \h </w:instrText>
         </w:r>
         <w:r>
           <w:rPr>
@@ -539,7 +539,7 @@
           <w:noProof/>
         </w:rPr>
       </w:pPr>
-      <w:hyperlink w:anchor="_Toc241943035" w:history="1">
+      <w:hyperlink w:anchor="_Toc241951903" w:history="1">
         <w:r>
           <w:rPr>
             <w:rStyle w:val="af"/>
@@ -567,7 +567,7 @@
             <w:noProof/>
             <w:webHidden/>
           </w:rPr>
-          <w:instrText xml:space="preserve"> PAGEREF _Toc241943035 \h </w:instrText>
+          <w:instrText xml:space="preserve"> PAGEREF _Toc241951903 \h </w:instrText>
         </w:r>
         <w:r>
           <w:rPr>
@@ -608,7 +608,7 @@
           <w:noProof/>
         </w:rPr>
       </w:pPr>
-      <w:hyperlink w:anchor="_Toc241943036" w:history="1">
+      <w:hyperlink w:anchor="_Toc241951904" w:history="1">
         <w:r>
           <w:rPr>
             <w:rStyle w:val="af"/>
@@ -636,7 +636,7 @@
             <w:noProof/>
             <w:webHidden/>
           </w:rPr>
-          <w:instrText xml:space="preserve"> PAGEREF _Toc241943036 \h </w:instrText>
+          <w:instrText xml:space="preserve"> PAGEREF _Toc241951904 \h </w:instrText>
         </w:r>
         <w:r>
           <w:rPr>
@@ -677,7 +677,7 @@
           <w:noProof/>
         </w:rPr>
       </w:pPr>
-      <w:hyperlink w:anchor="_Toc241943037" w:history="1">
+      <w:hyperlink w:anchor="_Toc241951905" w:history="1">
         <w:r>
           <w:rPr>
             <w:rStyle w:val="af"/>
@@ -705,7 +705,7 @@
             <w:noProof/>
             <w:webHidden/>
           </w:rPr>
-          <w:instrText xml:space="preserve"> PAGEREF _Toc241943037 \h </w:instrText>
+          <w:instrText xml:space="preserve"> PAGEREF _Toc241951905 \h </w:instrText>
         </w:r>
         <w:r>
           <w:rPr>
@@ -746,7 +746,7 @@
           <w:noProof/>
         </w:rPr>
       </w:pPr>
-      <w:hyperlink w:anchor="_Toc241943038" w:history="1">
+      <w:hyperlink w:anchor="_Toc241951906" w:history="1">
         <w:r>
           <w:rPr>
             <w:rStyle w:val="af"/>
@@ -774,7 +774,7 @@
             <w:noProof/>
             <w:webHidden/>
           </w:rPr>
-          <w:instrText xml:space="preserve"> PAGEREF _Toc241943038 \h </w:instrText>
+          <w:instrText xml:space="preserve"> PAGEREF _Toc241951906 \h </w:instrText>
         </w:r>
         <w:r>
           <w:rPr>
@@ -794,7 +794,7 @@
             <w:noProof/>
             <w:webHidden/>
           </w:rPr>
-          <w:t>26</w:t>
+          <w:t>27</w:t>
         </w:r>
         <w:r>
           <w:rPr>
@@ -815,7 +815,7 @@
           <w:noProof/>
         </w:rPr>
       </w:pPr>
-      <w:hyperlink w:anchor="_Toc241943039" w:history="1">
+      <w:hyperlink w:anchor="_Toc241951907" w:history="1">
         <w:r>
           <w:rPr>
             <w:rStyle w:val="af"/>
@@ -843,7 +843,7 @@
             <w:noProof/>
             <w:webHidden/>
           </w:rPr>
-          <w:instrText xml:space="preserve"> PAGEREF _Toc241943039 \h </w:instrText>
+          <w:instrText xml:space="preserve"> PAGEREF _Toc241951907 \h </w:instrText>
         </w:r>
         <w:r>
           <w:rPr>
@@ -863,7 +863,7 @@
             <w:noProof/>
             <w:webHidden/>
           </w:rPr>
-          <w:t>29</w:t>
+          <w:t>30</w:t>
         </w:r>
         <w:r>
           <w:rPr>
@@ -884,7 +884,7 @@
           <w:noProof/>
         </w:rPr>
       </w:pPr>
-      <w:hyperlink w:anchor="_Toc241943040" w:history="1">
+      <w:hyperlink w:anchor="_Toc241951908" w:history="1">
         <w:r>
           <w:rPr>
             <w:rStyle w:val="af"/>
@@ -912,7 +912,7 @@
             <w:noProof/>
             <w:webHidden/>
           </w:rPr>
-          <w:instrText xml:space="preserve"> PAGEREF _Toc241943040 \h </w:instrText>
+          <w:instrText xml:space="preserve"> PAGEREF _Toc241951908 \h </w:instrText>
         </w:r>
         <w:r>
           <w:rPr>
@@ -932,7 +932,7 @@
             <w:noProof/>
             <w:webHidden/>
           </w:rPr>
-          <w:t>29</w:t>
+          <w:t>30</w:t>
         </w:r>
         <w:r>
           <w:rPr>
@@ -953,7 +953,7 @@
           <w:noProof/>
         </w:rPr>
       </w:pPr>
-      <w:hyperlink w:anchor="_Toc241943041" w:history="1">
+      <w:hyperlink w:anchor="_Toc241951909" w:history="1">
         <w:r>
           <w:rPr>
             <w:rStyle w:val="af"/>
@@ -981,76 +981,7 @@
             <w:noProof/>
             <w:webHidden/>
           </w:rPr>
-          <w:instrText xml:space="preserve"> PAGEREF _Toc241943041 \h </w:instrText>
-        </w:r>
-        <w:r>
-          <w:rPr>
-            <w:noProof/>
-            <w:webHidden/>
-          </w:rPr>
-        </w:r>
-        <w:r>
-          <w:rPr>
-            <w:noProof/>
-            <w:webHidden/>
-          </w:rPr>
-          <w:fldChar w:fldCharType="separate"/>
-        </w:r>
-        <w:r>
-          <w:rPr>
-            <w:noProof/>
-            <w:webHidden/>
-          </w:rPr>
-          <w:t>31</w:t>
-        </w:r>
-        <w:r>
-          <w:rPr>
-            <w:noProof/>
-            <w:webHidden/>
-          </w:rPr>
-          <w:fldChar w:fldCharType="end"/>
-        </w:r>
-      </w:hyperlink>
-    </w:p>
-    <w:p>
-      <w:pPr>
-        <w:pStyle w:val="12"/>
-        <w:tabs>
-          <w:tab w:val="right" w:leader="dot" w:pos="9345"/>
-        </w:tabs>
-        <w:rPr>
-          <w:noProof/>
-        </w:rPr>
-      </w:pPr>
-      <w:hyperlink w:anchor="_Toc241943042" w:history="1">
-        <w:r>
-          <w:rPr>
-            <w:rStyle w:val="af"/>
-            <w:b/>
-            <w:noProof/>
-          </w:rPr>
-          <w:t>ВЫВОДЫ</w:t>
-        </w:r>
-        <w:r>
-          <w:rPr>
-            <w:noProof/>
-            <w:webHidden/>
-          </w:rPr>
-          <w:tab/>
-        </w:r>
-        <w:r>
-          <w:rPr>
-            <w:noProof/>
-            <w:webHidden/>
-          </w:rPr>
-          <w:fldChar w:fldCharType="begin"/>
-        </w:r>
-        <w:r>
-          <w:rPr>
-            <w:noProof/>
-            <w:webHidden/>
-          </w:rPr>
-          <w:instrText xml:space="preserve"> PAGEREF _Toc241943042 \h </w:instrText>
+          <w:instrText xml:space="preserve"> PAGEREF _Toc241951909 \h </w:instrText>
         </w:r>
         <w:r>
           <w:rPr>
@@ -1091,14 +1022,14 @@
           <w:noProof/>
         </w:rPr>
       </w:pPr>
-      <w:hyperlink w:anchor="_Toc241943043" w:history="1">
+      <w:hyperlink w:anchor="_Toc241951910" w:history="1">
         <w:r>
           <w:rPr>
             <w:rStyle w:val="af"/>
             <w:b/>
             <w:noProof/>
           </w:rPr>
-          <w:t>СПИСОК ИСПОЛЬЗОВАННЫХ ИСТОЧНИКОВ</w:t>
+          <w:t>ВЫВОДЫ</w:t>
         </w:r>
         <w:r>
           <w:rPr>
@@ -1119,7 +1050,7 @@
             <w:noProof/>
             <w:webHidden/>
           </w:rPr>
-          <w:instrText xml:space="preserve"> PAGEREF _Toc241943043 \h </w:instrText>
+          <w:instrText xml:space="preserve"> PAGEREF _Toc241951910 \h </w:instrText>
         </w:r>
         <w:r>
           <w:rPr>
@@ -1160,7 +1091,76 @@
           <w:noProof/>
         </w:rPr>
       </w:pPr>
-      <w:hyperlink w:anchor="_Toc241943044" w:history="1">
+      <w:hyperlink w:anchor="_Toc241951911" w:history="1">
+        <w:r>
+          <w:rPr>
+            <w:rStyle w:val="af"/>
+            <w:b/>
+            <w:noProof/>
+          </w:rPr>
+          <w:t>СПИСОК ИСПОЛЬЗОВАННЫХ ИСТОЧНИКОВ</w:t>
+        </w:r>
+        <w:r>
+          <w:rPr>
+            <w:noProof/>
+            <w:webHidden/>
+          </w:rPr>
+          <w:tab/>
+        </w:r>
+        <w:r>
+          <w:rPr>
+            <w:noProof/>
+            <w:webHidden/>
+          </w:rPr>
+          <w:fldChar w:fldCharType="begin"/>
+        </w:r>
+        <w:r>
+          <w:rPr>
+            <w:noProof/>
+            <w:webHidden/>
+          </w:rPr>
+          <w:instrText xml:space="preserve"> PAGEREF _Toc241951911 \h </w:instrText>
+        </w:r>
+        <w:r>
+          <w:rPr>
+            <w:noProof/>
+            <w:webHidden/>
+          </w:rPr>
+        </w:r>
+        <w:r>
+          <w:rPr>
+            <w:noProof/>
+            <w:webHidden/>
+          </w:rPr>
+          <w:fldChar w:fldCharType="separate"/>
+        </w:r>
+        <w:r>
+          <w:rPr>
+            <w:noProof/>
+            <w:webHidden/>
+          </w:rPr>
+          <w:t>34</w:t>
+        </w:r>
+        <w:r>
+          <w:rPr>
+            <w:noProof/>
+            <w:webHidden/>
+          </w:rPr>
+          <w:fldChar w:fldCharType="end"/>
+        </w:r>
+      </w:hyperlink>
+    </w:p>
+    <w:p>
+      <w:pPr>
+        <w:pStyle w:val="12"/>
+        <w:tabs>
+          <w:tab w:val="right" w:leader="dot" w:pos="9345"/>
+        </w:tabs>
+        <w:rPr>
+          <w:noProof/>
+        </w:rPr>
+      </w:pPr>
+      <w:hyperlink w:anchor="_Toc241951912" w:history="1">
         <w:r>
           <w:rPr>
             <w:rStyle w:val="af"/>
@@ -1188,76 +1188,7 @@
             <w:noProof/>
             <w:webHidden/>
           </w:rPr>
-          <w:instrText xml:space="preserve"> PAGEREF _Toc241943044 \h </w:instrText>
-        </w:r>
-        <w:r>
-          <w:rPr>
-            <w:noProof/>
-            <w:webHidden/>
-          </w:rPr>
-        </w:r>
-        <w:r>
-          <w:rPr>
-            <w:noProof/>
-            <w:webHidden/>
-          </w:rPr>
-          <w:fldChar w:fldCharType="separate"/>
-        </w:r>
-        <w:r>
-          <w:rPr>
-            <w:noProof/>
-            <w:webHidden/>
-          </w:rPr>
-          <w:t>35</w:t>
-        </w:r>
-        <w:r>
-          <w:rPr>
-            <w:noProof/>
-            <w:webHidden/>
-          </w:rPr>
-          <w:fldChar w:fldCharType="end"/>
-        </w:r>
-      </w:hyperlink>
-    </w:p>
-    <w:p>
-      <w:pPr>
-        <w:pStyle w:val="12"/>
-        <w:tabs>
-          <w:tab w:val="right" w:leader="dot" w:pos="9345"/>
-        </w:tabs>
-        <w:rPr>
-          <w:noProof/>
-        </w:rPr>
-      </w:pPr>
-      <w:hyperlink w:anchor="_Toc241943045" w:history="1">
-        <w:r>
-          <w:rPr>
-            <w:rStyle w:val="af"/>
-            <w:b/>
-            <w:noProof/>
-          </w:rPr>
-          <w:t>ПРИЛОЖЕНИЕ Б</w:t>
-        </w:r>
-        <w:r>
-          <w:rPr>
-            <w:noProof/>
-            <w:webHidden/>
-          </w:rPr>
-          <w:tab/>
-        </w:r>
-        <w:r>
-          <w:rPr>
-            <w:noProof/>
-            <w:webHidden/>
-          </w:rPr>
-          <w:fldChar w:fldCharType="begin"/>
-        </w:r>
-        <w:r>
-          <w:rPr>
-            <w:noProof/>
-            <w:webHidden/>
-          </w:rPr>
-          <w:instrText xml:space="preserve"> PAGEREF _Toc241943045 \h </w:instrText>
+          <w:instrText xml:space="preserve"> PAGEREF _Toc241951912 \h </w:instrText>
         </w:r>
         <w:r>
           <w:rPr>
@@ -1298,14 +1229,14 @@
           <w:noProof/>
         </w:rPr>
       </w:pPr>
-      <w:hyperlink w:anchor="_Toc241943046" w:history="1">
+      <w:hyperlink w:anchor="_Toc241951913" w:history="1">
         <w:r>
           <w:rPr>
             <w:rStyle w:val="af"/>
             <w:b/>
             <w:noProof/>
           </w:rPr>
-          <w:t>ПРИЛОЖЕНИЕ В</w:t>
+          <w:t>ПРИЛОЖЕНИЕ Б</w:t>
         </w:r>
         <w:r>
           <w:rPr>
@@ -1326,7 +1257,7 @@
             <w:noProof/>
             <w:webHidden/>
           </w:rPr>
-          <w:instrText xml:space="preserve"> PAGEREF _Toc241943046 \h </w:instrText>
+          <w:instrText xml:space="preserve"> PAGEREF _Toc241951913 \h </w:instrText>
         </w:r>
         <w:r>
           <w:rPr>
@@ -1367,14 +1298,14 @@
           <w:noProof/>
         </w:rPr>
       </w:pPr>
-      <w:hyperlink w:anchor="_Toc241943047" w:history="1">
+      <w:hyperlink w:anchor="_Toc241951914" w:history="1">
         <w:r>
           <w:rPr>
             <w:rStyle w:val="af"/>
             <w:b/>
             <w:noProof/>
           </w:rPr>
-          <w:t>ПРИЛОЖЕНИЕ Г</w:t>
+          <w:t>ПРИЛОЖЕНИЕ В</w:t>
         </w:r>
         <w:r>
           <w:rPr>
@@ -1395,7 +1326,7 @@
             <w:noProof/>
             <w:webHidden/>
           </w:rPr>
-          <w:instrText xml:space="preserve"> PAGEREF _Toc241943047 \h </w:instrText>
+          <w:instrText xml:space="preserve"> PAGEREF _Toc241951914 \h </w:instrText>
         </w:r>
         <w:r>
           <w:rPr>
@@ -1436,7 +1367,76 @@
           <w:noProof/>
         </w:rPr>
       </w:pPr>
-      <w:hyperlink w:anchor="_Toc241943048" w:history="1">
+      <w:hyperlink w:anchor="_Toc241951915" w:history="1">
+        <w:r>
+          <w:rPr>
+            <w:rStyle w:val="af"/>
+            <w:b/>
+            <w:noProof/>
+          </w:rPr>
+          <w:t>ПРИЛОЖЕНИЕ Г</w:t>
+        </w:r>
+        <w:r>
+          <w:rPr>
+            <w:noProof/>
+            <w:webHidden/>
+          </w:rPr>
+          <w:tab/>
+        </w:r>
+        <w:r>
+          <w:rPr>
+            <w:noProof/>
+            <w:webHidden/>
+          </w:rPr>
+          <w:fldChar w:fldCharType="begin"/>
+        </w:r>
+        <w:r>
+          <w:rPr>
+            <w:noProof/>
+            <w:webHidden/>
+          </w:rPr>
+          <w:instrText xml:space="preserve"> PAGEREF _Toc241951915 \h </w:instrText>
+        </w:r>
+        <w:r>
+          <w:rPr>
+            <w:noProof/>
+            <w:webHidden/>
+          </w:rPr>
+        </w:r>
+        <w:r>
+          <w:rPr>
+            <w:noProof/>
+            <w:webHidden/>
+          </w:rPr>
+          <w:fldChar w:fldCharType="separate"/>
+        </w:r>
+        <w:r>
+          <w:rPr>
+            <w:noProof/>
+            <w:webHidden/>
+          </w:rPr>
+          <w:t>39</w:t>
+        </w:r>
+        <w:r>
+          <w:rPr>
+            <w:noProof/>
+            <w:webHidden/>
+          </w:rPr>
+          <w:fldChar w:fldCharType="end"/>
+        </w:r>
+      </w:hyperlink>
+    </w:p>
+    <w:p>
+      <w:pPr>
+        <w:pStyle w:val="12"/>
+        <w:tabs>
+          <w:tab w:val="right" w:leader="dot" w:pos="9345"/>
+        </w:tabs>
+        <w:rPr>
+          <w:noProof/>
+        </w:rPr>
+      </w:pPr>
+      <w:hyperlink w:anchor="_Toc241951916" w:history="1">
         <w:r>
           <w:rPr>
             <w:rStyle w:val="af"/>
@@ -1464,7 +1464,7 @@
             <w:noProof/>
             <w:webHidden/>
           </w:rPr>
-          <w:instrText xml:space="preserve"> PAGEREF _Toc241943048 \h </w:instrText>
+          <w:instrText xml:space="preserve"> PAGEREF _Toc241951916 \h </w:instrText>
         </w:r>
         <w:r>
           <w:rPr>
@@ -1484,7 +1484,7 @@
             <w:noProof/>
             <w:webHidden/>
           </w:rPr>
-          <w:t>40</w:t>
+          <w:t>41</w:t>
         </w:r>
         <w:r>
           <w:rPr>
@@ -1505,7 +1505,7 @@
           <w:noProof/>
         </w:rPr>
       </w:pPr>
-      <w:hyperlink w:anchor="_Toc241943049" w:history="1">
+      <w:hyperlink w:anchor="_Toc241951917" w:history="1">
         <w:r>
           <w:rPr>
             <w:rStyle w:val="af"/>
@@ -1533,7 +1533,7 @@
             <w:noProof/>
             <w:webHidden/>
           </w:rPr>
-          <w:instrText xml:space="preserve"> PAGEREF _Toc241943049 \h </w:instrText>
+          <w:instrText xml:space="preserve"> PAGEREF _Toc241951917 \h </w:instrText>
         </w:r>
         <w:r>
           <w:rPr>
@@ -1553,7 +1553,7 @@
             <w:noProof/>
             <w:webHidden/>
           </w:rPr>
-          <w:t>44</w:t>
+          <w:t>45</w:t>
         </w:r>
         <w:r>
           <w:rPr>
@@ -1579,7 +1579,7 @@
         <w:spacing w:before="0" w:after="360" w:line="360" w:lineRule="exact"/>
         <w:ind w:firstLine="709"/>
       </w:pPr>
-      <w:bookmarkStart w:id="1" w:name="_Toc241943031"/>
+      <w:bookmarkStart w:id="1" w:name="_Toc241951899"/>
       <w:r>
         <w:rPr>
           <w:b/>
@@ -1684,7 +1684,7 @@
         <w:ind w:firstLine="709"/>
       </w:pPr>
       <w:bookmarkStart w:id="2" w:name="_b608aa976fc82a0faaf3b83f58c735968afd03b"/>
-      <w:bookmarkStart w:id="3" w:name="_Toc241943032"/>
+      <w:bookmarkStart w:id="3" w:name="_Toc241951900"/>
       <w:bookmarkEnd w:id="0"/>
       <w:r>
         <w:rPr>
@@ -1750,7 +1750,7 @@
         <w:ind w:firstLine="709"/>
       </w:pPr>
       <w:bookmarkStart w:id="4" w:name="_ce8c8db2bd1f021f701413a98bce88b0dc0ff35"/>
-      <w:bookmarkStart w:id="5" w:name="_Toc241943033"/>
+      <w:bookmarkStart w:id="5" w:name="_Toc241951901"/>
       <w:r>
         <w:rPr>
           <w:b/>
@@ -3792,7 +3792,7 @@
         <w:ind w:firstLine="709"/>
       </w:pPr>
       <w:bookmarkStart w:id="6" w:name="_d6b1e0606ccffbfea524c7b8890d7424ae6ef8d"/>
-      <w:bookmarkStart w:id="7" w:name="_Toc241943034"/>
+      <w:bookmarkStart w:id="7" w:name="_Toc241951902"/>
       <w:bookmarkEnd w:id="4"/>
       <w:r>
         <w:rPr>
@@ -8504,7 +8504,7 @@
         <w:ind w:firstLine="709"/>
       </w:pPr>
       <w:bookmarkStart w:id="8" w:name="_7b60cb03201c02c98ad01f5cee41d479977e884"/>
-      <w:bookmarkStart w:id="9" w:name="_Toc241943035"/>
+      <w:bookmarkStart w:id="9" w:name="_Toc241951903"/>
       <w:bookmarkEnd w:id="6"/>
       <w:r>
         <w:rPr>
@@ -8575,7 +8575,7 @@
           <w:sz w:val="28"/>
         </w:rPr>
         <w:drawing>
-          <wp:inline distT="0" distB="0" distL="0" distR="0" wp14:anchorId="6143F1F6" wp14:editId="06A65B10">
+          <wp:inline distT="0" distB="0" distL="0" distR="0" wp14:anchorId="5668AF90" wp14:editId="09240474">
             <wp:extent cx="5334000" cy="3382536"/>
             <wp:effectExtent l="0" t="0" r="0" b="0"/>
             <wp:docPr id="13" name="Picture"/>
@@ -10890,7 +10890,7 @@
         <w:ind w:firstLine="709"/>
       </w:pPr>
       <w:bookmarkStart w:id="10" w:name="_519d46f9ff7923648cbfef21e26057944381813"/>
-      <w:bookmarkStart w:id="11" w:name="_Toc241943036"/>
+      <w:bookmarkStart w:id="11" w:name="_Toc241951904"/>
       <w:bookmarkEnd w:id="8"/>
       <w:r>
         <w:rPr>
@@ -15724,7 +15724,7 @@
           <w:sz w:val="28"/>
         </w:rPr>
         <w:drawing>
-          <wp:inline distT="0" distB="0" distL="0" distR="0" wp14:anchorId="37002F7B" wp14:editId="1D2A6424">
+          <wp:inline distT="0" distB="0" distL="0" distR="0" wp14:anchorId="45CB8126" wp14:editId="2B2672B0">
             <wp:extent cx="5334000" cy="3122341"/>
             <wp:effectExtent l="0" t="0" r="0" b="0"/>
             <wp:docPr id="17" name="Picture"/>
@@ -16703,7 +16703,7 @@
         <w:ind w:firstLine="709"/>
       </w:pPr>
       <w:bookmarkStart w:id="12" w:name="_ccc7c944b68a9100d34a943bc02da4feb181aee"/>
-      <w:bookmarkStart w:id="13" w:name="_Toc241943037"/>
+      <w:bookmarkStart w:id="13" w:name="_Toc241951905"/>
       <w:bookmarkEnd w:id="10"/>
       <w:r>
         <w:rPr>
@@ -19812,7 +19812,7 @@
         </w:rPr>
         <w:lastRenderedPageBreak/>
         <w:drawing>
-          <wp:inline distT="0" distB="0" distL="0" distR="0" wp14:anchorId="7E50867A" wp14:editId="7243E882">
+          <wp:inline distT="0" distB="0" distL="0" distR="0" wp14:anchorId="7D0A8248" wp14:editId="1734F4C7">
             <wp:extent cx="5334000" cy="6114585"/>
             <wp:effectExtent l="0" t="0" r="0" b="0"/>
             <wp:docPr id="21" name="Picture"/>
@@ -20049,7 +20049,7 @@
         </w:rPr>
         <w:lastRenderedPageBreak/>
         <w:drawing>
-          <wp:inline distT="0" distB="0" distL="0" distR="0" wp14:anchorId="323BBC89" wp14:editId="38BCB09B">
+          <wp:inline distT="0" distB="0" distL="0" distR="0" wp14:anchorId="659F2A11" wp14:editId="261DBBB9">
             <wp:extent cx="5334000" cy="9610810"/>
             <wp:effectExtent l="0" t="0" r="0" b="0"/>
             <wp:docPr id="24" name="Picture"/>
@@ -20289,7 +20289,7 @@
         </w:rPr>
         <w:lastRenderedPageBreak/>
         <w:drawing>
-          <wp:inline distT="0" distB="0" distL="0" distR="0" wp14:anchorId="39D0062C" wp14:editId="7C8993FB">
+          <wp:inline distT="0" distB="0" distL="0" distR="0" wp14:anchorId="5DB7711C" wp14:editId="617B3542">
             <wp:extent cx="5334000" cy="12458978"/>
             <wp:effectExtent l="0" t="0" r="0" b="0"/>
             <wp:docPr id="27" name="Picture"/>
@@ -20502,7 +20502,7 @@
           <w:sz w:val="28"/>
         </w:rPr>
         <w:drawing>
-          <wp:inline distT="0" distB="0" distL="0" distR="0" wp14:anchorId="44FF07C2" wp14:editId="06D975D2">
+          <wp:inline distT="0" distB="0" distL="0" distR="0" wp14:anchorId="4EB70901" wp14:editId="5EE15802">
             <wp:extent cx="5334000" cy="5926666"/>
             <wp:effectExtent l="0" t="0" r="0" b="0"/>
             <wp:docPr id="30" name="Picture"/>
@@ -20761,7 +20761,7 @@
           <w:sz w:val="28"/>
         </w:rPr>
         <w:drawing>
-          <wp:inline distT="0" distB="0" distL="0" distR="0" wp14:anchorId="5F89B2AF" wp14:editId="4098C2A9">
+          <wp:inline distT="0" distB="0" distL="0" distR="0" wp14:anchorId="05FA2D1B" wp14:editId="69A11942">
             <wp:extent cx="5334000" cy="3343751"/>
             <wp:effectExtent l="0" t="0" r="0" b="0"/>
             <wp:docPr id="33" name="Picture"/>
@@ -22316,7 +22316,7 @@
         </w:rPr>
         <w:lastRenderedPageBreak/>
         <w:drawing>
-          <wp:inline distT="0" distB="0" distL="0" distR="0" wp14:anchorId="3F709421" wp14:editId="5CEF7B72">
+          <wp:inline distT="0" distB="0" distL="0" distR="0" wp14:anchorId="6452D882" wp14:editId="5948E3C5">
             <wp:extent cx="5334000" cy="5785249"/>
             <wp:effectExtent l="0" t="0" r="0" b="0"/>
             <wp:docPr id="37" name="Picture"/>
@@ -22575,7 +22575,7 @@
         </w:rPr>
         <w:lastRenderedPageBreak/>
         <w:drawing>
-          <wp:inline distT="0" distB="0" distL="0" distR="0" wp14:anchorId="6A5FACDD" wp14:editId="73777C10">
+          <wp:inline distT="0" distB="0" distL="0" distR="0" wp14:anchorId="5C56CFA9" wp14:editId="09697119">
             <wp:extent cx="5334000" cy="3040380"/>
             <wp:effectExtent l="0" t="0" r="0" b="0"/>
             <wp:docPr id="40" name="Picture"/>
@@ -22735,7 +22735,7 @@
           <w:sz w:val="28"/>
         </w:rPr>
         <w:drawing>
-          <wp:inline distT="0" distB="0" distL="0" distR="0" wp14:anchorId="49DF7397" wp14:editId="1C623269">
+          <wp:inline distT="0" distB="0" distL="0" distR="0" wp14:anchorId="2D24725F" wp14:editId="6A447961">
             <wp:extent cx="5334000" cy="3081866"/>
             <wp:effectExtent l="0" t="0" r="0" b="0"/>
             <wp:docPr id="43" name="Picture"/>
@@ -22890,7 +22890,7 @@
         </w:rPr>
         <w:lastRenderedPageBreak/>
         <w:drawing>
-          <wp:inline distT="0" distB="0" distL="0" distR="0" wp14:anchorId="7E34B5B7" wp14:editId="472C29F0">
+          <wp:inline distT="0" distB="0" distL="0" distR="0" wp14:anchorId="5FF17A65" wp14:editId="4DF14DB5">
             <wp:extent cx="5334000" cy="2592916"/>
             <wp:effectExtent l="0" t="0" r="0" b="0"/>
             <wp:docPr id="46" name="Picture"/>
@@ -23037,7 +23037,7 @@
           <w:sz w:val="28"/>
         </w:rPr>
         <w:drawing>
-          <wp:inline distT="0" distB="0" distL="0" distR="0" wp14:anchorId="0451AACB" wp14:editId="4C11CF9D">
+          <wp:inline distT="0" distB="0" distL="0" distR="0" wp14:anchorId="3D3EEA80" wp14:editId="31B710DC">
             <wp:extent cx="5334000" cy="2332014"/>
             <wp:effectExtent l="0" t="0" r="0" b="0"/>
             <wp:docPr id="49" name="Picture"/>
@@ -23143,13 +23143,13 @@
           <w:i/>
           <w:sz w:val="28"/>
         </w:rPr>
-        <w:t>U-008</w:t>
-      </w:r>
-      <w:r>
-        <w:rPr>
-          <w:sz w:val="28"/>
-        </w:rPr>
-        <w:t>: оплата.</w:t>
+        <w:t>U-006</w:t>
+      </w:r>
+      <w:r>
+        <w:rPr>
+          <w:sz w:val="28"/>
+        </w:rPr>
+        <w:t>: регистрация.</w:t>
       </w:r>
     </w:p>
     <w:p>
@@ -23166,8 +23166,8 @@
         </w:rPr>
         <w:lastRenderedPageBreak/>
         <w:drawing>
-          <wp:inline distT="0" distB="0" distL="0" distR="0" wp14:anchorId="625697C5" wp14:editId="2F094353">
-            <wp:extent cx="5334000" cy="2737379"/>
+          <wp:inline distT="0" distB="0" distL="0" distR="0" wp14:anchorId="570E9206" wp14:editId="6504E2AB">
+            <wp:extent cx="5334000" cy="2691467"/>
             <wp:effectExtent l="0" t="0" r="0" b="0"/>
             <wp:docPr id="52" name="Picture"/>
             <wp:cNvGraphicFramePr/>
@@ -23175,13 +23175,167 @@
               <a:graphicData uri="http://schemas.openxmlformats.org/drawingml/2006/picture">
                 <pic:pic xmlns:pic="http://schemas.openxmlformats.org/drawingml/2006/picture">
                   <pic:nvPicPr>
-                    <pic:cNvPr id="53" name="Picture" descr="Скриншоты/figma_ext_08_U008_payment.png"/>
+                    <pic:cNvPr id="53" name="Picture" descr="Скриншоты/figma_ext_06_U006_signup.png"/>
                     <pic:cNvPicPr>
                       <a:picLocks noChangeAspect="1" noChangeArrowheads="1"/>
                     </pic:cNvPicPr>
                   </pic:nvPicPr>
                   <pic:blipFill>
                     <a:blip r:embed="rId19"/>
+                    <a:stretch>
+                      <a:fillRect/>
+                    </a:stretch>
+                  </pic:blipFill>
+                  <pic:spPr bwMode="auto">
+                    <a:xfrm>
+                      <a:off x="0" y="0"/>
+                      <a:ext cx="5334000" cy="2691467"/>
+                    </a:xfrm>
+                    <a:prstGeom prst="rect">
+                      <a:avLst/>
+                    </a:prstGeom>
+                    <a:noFill/>
+                    <a:ln w="9525">
+                      <a:noFill/>
+                      <a:headEnd/>
+                      <a:tailEnd/>
+                    </a:ln>
+                  </pic:spPr>
+                </pic:pic>
+              </a:graphicData>
+            </a:graphic>
+          </wp:inline>
+        </w:drawing>
+      </w:r>
+    </w:p>
+    <w:p>
+      <w:pPr>
+        <w:pStyle w:val="a0"/>
+        <w:spacing w:before="0" w:after="0" w:line="360" w:lineRule="exact"/>
+        <w:jc w:val="center"/>
+      </w:pPr>
+      <w:r>
+        <w:rPr>
+          <w:sz w:val="28"/>
+        </w:rPr>
+        <w:t xml:space="preserve">Рисунок 13 – Макет </w:t>
+      </w:r>
+      <w:r>
+        <w:rPr>
+          <w:i/>
+          <w:sz w:val="28"/>
+        </w:rPr>
+        <w:t>U-006</w:t>
+      </w:r>
+      <w:r>
+        <w:rPr>
+          <w:sz w:val="28"/>
+        </w:rPr>
+        <w:t>: регистрация</w:t>
+      </w:r>
+    </w:p>
+    <w:p>
+      <w:pPr>
+        <w:pStyle w:val="a0"/>
+        <w:spacing w:before="0" w:after="0" w:line="360" w:lineRule="exact"/>
+        <w:ind w:firstLine="709"/>
+        <w:jc w:val="both"/>
+      </w:pPr>
+      <w:r>
+        <w:rPr>
+          <w:sz w:val="28"/>
+        </w:rPr>
+        <w:t>Экран регистрации состоит из краткого описания выгод (бесплатный тариф без карты, удаление файлов через 24 часа, о</w:t>
+      </w:r>
+      <w:r>
+        <w:rPr>
+          <w:sz w:val="28"/>
+        </w:rPr>
+        <w:t xml:space="preserve">бработка данных в ЕС) и формы с рабочей почтой, паролем, согласием с условиями и входом через </w:t>
+      </w:r>
+      <w:r>
+        <w:rPr>
+          <w:i/>
+          <w:sz w:val="28"/>
+        </w:rPr>
+        <w:t>Microsoft</w:t>
+      </w:r>
+      <w:r>
+        <w:rPr>
+          <w:sz w:val="28"/>
+        </w:rPr>
+        <w:t xml:space="preserve">. Переход от тарифа </w:t>
+      </w:r>
+      <w:r>
+        <w:rPr>
+          <w:i/>
+          <w:sz w:val="28"/>
+        </w:rPr>
+        <w:t>Free</w:t>
+      </w:r>
+      <w:r>
+        <w:rPr>
+          <w:sz w:val="28"/>
+        </w:rPr>
+        <w:t xml:space="preserve"> и от результата проверки к регистрации занимает одно действие.</w:t>
+      </w:r>
+    </w:p>
+    <w:p>
+      <w:pPr>
+        <w:pStyle w:val="a0"/>
+        <w:spacing w:before="0" w:after="0" w:line="360" w:lineRule="exact"/>
+        <w:ind w:firstLine="709"/>
+        <w:jc w:val="both"/>
+      </w:pPr>
+      <w:r>
+        <w:rPr>
+          <w:sz w:val="28"/>
+        </w:rPr>
+        <w:t xml:space="preserve">На рисунке 14 показано: макет </w:t>
+      </w:r>
+      <w:r>
+        <w:rPr>
+          <w:i/>
+          <w:sz w:val="28"/>
+        </w:rPr>
+        <w:t>U-008</w:t>
+      </w:r>
+      <w:r>
+        <w:rPr>
+          <w:sz w:val="28"/>
+        </w:rPr>
+        <w:t>: оплата.</w:t>
+      </w:r>
+    </w:p>
+    <w:p>
+      <w:pPr>
+        <w:pStyle w:val="a0"/>
+        <w:keepNext/>
+        <w:spacing w:before="0" w:after="0"/>
+        <w:jc w:val="center"/>
+      </w:pPr>
+      <w:r>
+        <w:rPr>
+          <w:noProof/>
+          <w:sz w:val="28"/>
+        </w:rPr>
+        <w:drawing>
+          <wp:inline distT="0" distB="0" distL="0" distR="0" wp14:anchorId="0778A8F2" wp14:editId="3AF5F1D4">
+            <wp:extent cx="5334000" cy="2737379"/>
+            <wp:effectExtent l="0" t="0" r="0" b="0"/>
+            <wp:docPr id="55" name="Picture"/>
+            <wp:cNvGraphicFramePr/>
+            <a:graphic xmlns:a="http://schemas.openxmlformats.org/drawingml/2006/main">
+              <a:graphicData uri="http://schemas.openxmlformats.org/drawingml/2006/picture">
+                <pic:pic xmlns:pic="http://schemas.openxmlformats.org/drawingml/2006/picture">
+                  <pic:nvPicPr>
+                    <pic:cNvPr id="56" name="Picture" descr="Скриншоты/figma_ext_08_U008_payment.png"/>
+                    <pic:cNvPicPr>
+                      <a:picLocks noChangeAspect="1" noChangeArrowheads="1"/>
+                    </pic:cNvPicPr>
+                  </pic:nvPicPr>
+                  <pic:blipFill>
+                    <a:blip r:embed="rId20"/>
                     <a:stretch>
                       <a:fillRect/>
                     </a:stretch>
@@ -23218,7 +23372,7 @@
         <w:rPr>
           <w:sz w:val="28"/>
         </w:rPr>
-        <w:t xml:space="preserve">Рисунок 13 – Макет </w:t>
+        <w:t xml:space="preserve">Рисунок 14 – Макет </w:t>
       </w:r>
       <w:r>
         <w:rPr>
@@ -23271,13 +23425,7 @@
         <w:rPr>
           <w:sz w:val="28"/>
         </w:rPr>
-        <w:t xml:space="preserve"> и напоминание о возможности отмены и о покупке одного аудита </w:t>
-      </w:r>
-      <w:r>
-        <w:rPr>
-          <w:sz w:val="28"/>
-        </w:rPr>
-        <w:t>за 9 </w:t>
+        <w:t xml:space="preserve"> и напоминание о возможности отмены и о покупке одного аудита за 9 </w:t>
       </w:r>
       <w:r>
         <w:rPr>
@@ -23290,7 +23438,13 @@
         <w:rPr>
           <w:sz w:val="28"/>
         </w:rPr>
-        <w:t>. Оплата вынесена после первого бесплатного результата, как предусмотрено сценарием монетизации.</w:t>
+        <w:t>. Оплата вынесена после первого бесплатного результата, как предусмотрено сценарием монетиз</w:t>
+      </w:r>
+      <w:r>
+        <w:rPr>
+          <w:sz w:val="28"/>
+        </w:rPr>
+        <w:t>ации.</w:t>
       </w:r>
     </w:p>
     <w:p>
@@ -23304,46 +23458,135 @@
         <w:rPr>
           <w:sz w:val="28"/>
         </w:rPr>
-        <w:t>Макеты регистрации (</w:t>
+        <w:t xml:space="preserve">На рисунке 15 показано: макет </w:t>
       </w:r>
       <w:r>
         <w:rPr>
           <w:i/>
           <w:sz w:val="28"/>
         </w:rPr>
-        <w:t>U-006</w:t>
-      </w:r>
-      <w:r>
-        <w:rPr>
-          <w:sz w:val="28"/>
-        </w:rPr>
-        <w:t xml:space="preserve">, форма с почтой, паролем и входом через </w:t>
+        <w:t>U-009</w:t>
+      </w:r>
+      <w:r>
+        <w:rPr>
+          <w:sz w:val="28"/>
+        </w:rPr>
+        <w:t>: безопасность и политика данных.</w:t>
+      </w:r>
+    </w:p>
+    <w:p>
+      <w:pPr>
+        <w:pStyle w:val="a0"/>
+        <w:keepNext/>
+        <w:spacing w:before="0" w:after="0"/>
+        <w:jc w:val="center"/>
+      </w:pPr>
+      <w:r>
+        <w:rPr>
+          <w:noProof/>
+          <w:sz w:val="28"/>
+        </w:rPr>
+        <w:lastRenderedPageBreak/>
+        <w:drawing>
+          <wp:inline distT="0" distB="0" distL="0" distR="0" wp14:anchorId="084B2869" wp14:editId="465A082E">
+            <wp:extent cx="5334000" cy="4152012"/>
+            <wp:effectExtent l="0" t="0" r="0" b="0"/>
+            <wp:docPr id="58" name="Picture"/>
+            <wp:cNvGraphicFramePr/>
+            <a:graphic xmlns:a="http://schemas.openxmlformats.org/drawingml/2006/main">
+              <a:graphicData uri="http://schemas.openxmlformats.org/drawingml/2006/picture">
+                <pic:pic xmlns:pic="http://schemas.openxmlformats.org/drawingml/2006/picture">
+                  <pic:nvPicPr>
+                    <pic:cNvPr id="59" name="Picture" descr="Скриншоты/figma_ext_09_U009_security.png"/>
+                    <pic:cNvPicPr>
+                      <a:picLocks noChangeAspect="1" noChangeArrowheads="1"/>
+                    </pic:cNvPicPr>
+                  </pic:nvPicPr>
+                  <pic:blipFill>
+                    <a:blip r:embed="rId21"/>
+                    <a:stretch>
+                      <a:fillRect/>
+                    </a:stretch>
+                  </pic:blipFill>
+                  <pic:spPr bwMode="auto">
+                    <a:xfrm>
+                      <a:off x="0" y="0"/>
+                      <a:ext cx="5334000" cy="4152012"/>
+                    </a:xfrm>
+                    <a:prstGeom prst="rect">
+                      <a:avLst/>
+                    </a:prstGeom>
+                    <a:noFill/>
+                    <a:ln w="9525">
+                      <a:noFill/>
+                      <a:headEnd/>
+                      <a:tailEnd/>
+                    </a:ln>
+                  </pic:spPr>
+                </pic:pic>
+              </a:graphicData>
+            </a:graphic>
+          </wp:inline>
+        </w:drawing>
+      </w:r>
+    </w:p>
+    <w:p>
+      <w:pPr>
+        <w:pStyle w:val="a0"/>
+        <w:spacing w:before="0" w:after="0" w:line="360" w:lineRule="exact"/>
+        <w:jc w:val="center"/>
+      </w:pPr>
+      <w:r>
+        <w:rPr>
+          <w:sz w:val="28"/>
+        </w:rPr>
+        <w:t xml:space="preserve">Рисунок 15 – Макет </w:t>
       </w:r>
       <w:r>
         <w:rPr>
           <w:i/>
           <w:sz w:val="28"/>
         </w:rPr>
-        <w:t>Microsoft</w:t>
-      </w:r>
-      <w:r>
-        <w:rPr>
-          <w:sz w:val="28"/>
-        </w:rPr>
-        <w:t>) и безопасности (</w:t>
+        <w:t>U-009</w:t>
+      </w:r>
+      <w:r>
+        <w:rPr>
+          <w:sz w:val="28"/>
+        </w:rPr>
+        <w:t>: безопасность и политика данных</w:t>
+      </w:r>
+    </w:p>
+    <w:p>
+      <w:pPr>
+        <w:pStyle w:val="a0"/>
+        <w:spacing w:before="0" w:after="0" w:line="360" w:lineRule="exact"/>
+        <w:ind w:firstLine="709"/>
+        <w:jc w:val="both"/>
+      </w:pPr>
+      <w:r>
+        <w:rPr>
+          <w:sz w:val="28"/>
+        </w:rPr>
+        <w:t>Страница безопасности объясняет четыре принципа: обработка в ЕС, удаление файлов через 24 часа, отсутствие обучения моделе</w:t>
+      </w:r>
+      <w:r>
+        <w:rPr>
+          <w:sz w:val="28"/>
+        </w:rPr>
+        <w:t>й на данных клиента и доказательство движком вместо догадок; внизу указана дорожная карта соответствия (</w:t>
       </w:r>
       <w:r>
         <w:rPr>
           <w:i/>
           <w:sz w:val="28"/>
         </w:rPr>
-        <w:t>U-009</w:t>
-      </w:r>
-      <w:r>
-        <w:rPr>
-          <w:sz w:val="28"/>
-        </w:rPr>
-        <w:t xml:space="preserve">, четыре принципа обработки данных и дорожная карта </w:t>
+        <w:t>GDPR</w:t>
+      </w:r>
+      <w:r>
+        <w:rPr>
+          <w:sz w:val="28"/>
+        </w:rPr>
+        <w:t xml:space="preserve">, </w:t>
       </w:r>
       <w:r>
         <w:rPr>
@@ -23356,20 +23599,59 @@
         <w:rPr>
           <w:sz w:val="28"/>
         </w:rPr>
-        <w:t xml:space="preserve"> 2) созданы в том же файле </w:t>
+        <w:t xml:space="preserve"> 2 </w:t>
       </w:r>
       <w:r>
         <w:rPr>
           <w:i/>
           <w:sz w:val="28"/>
         </w:rPr>
-        <w:t>Figma</w:t>
-      </w:r>
-      <w:r>
-        <w:rPr>
-          <w:sz w:val="28"/>
-        </w:rPr>
-        <w:t>; их скриншоты не приложены, так как инструмент выгрузки изображений исчерпал суточный лимит.</w:t>
+        <w:t>Type</w:t>
+      </w:r>
+      <w:r>
+        <w:rPr>
+          <w:sz w:val="28"/>
+        </w:rPr>
+        <w:t xml:space="preserve"> </w:t>
+      </w:r>
+      <w:r>
+        <w:rPr>
+          <w:i/>
+          <w:sz w:val="28"/>
+        </w:rPr>
+        <w:t>I</w:t>
+      </w:r>
+      <w:r>
+        <w:rPr>
+          <w:sz w:val="28"/>
+        </w:rPr>
+        <w:t xml:space="preserve"> к релизу надстройки, затем </w:t>
+      </w:r>
+      <w:r>
+        <w:rPr>
+          <w:i/>
+          <w:sz w:val="28"/>
+        </w:rPr>
+        <w:t>Type</w:t>
+      </w:r>
+      <w:r>
+        <w:rPr>
+          <w:sz w:val="28"/>
+        </w:rPr>
+        <w:t xml:space="preserve"> </w:t>
+      </w:r>
+      <w:r>
+        <w:rPr>
+          <w:i/>
+          <w:sz w:val="28"/>
+        </w:rPr>
+        <w:t>II</w:t>
+      </w:r>
+      <w:r>
+        <w:rPr>
+          <w:sz w:val="28"/>
+        </w:rPr>
+        <w:t>). Страница закрывает барьер доверия, выявленный в ЛР5.</w:t>
       </w:r>
     </w:p>
     <w:p>
@@ -23379,7 +23661,7 @@
         <w:ind w:firstLine="709"/>
       </w:pPr>
       <w:bookmarkStart w:id="16" w:name="_fc51781abcc4857bf621eab6b8861ea54729fed"/>
-      <w:bookmarkStart w:id="17" w:name="_Toc241943038"/>
+      <w:bookmarkStart w:id="17" w:name="_Toc241951906"/>
       <w:bookmarkEnd w:id="15"/>
       <w:bookmarkEnd w:id="12"/>
       <w:r>
@@ -23402,13 +23684,19 @@
         <w:rPr>
           <w:sz w:val="28"/>
         </w:rPr>
-        <w:t>Методика [5] оценивает 24 единицы разработ</w:t>
-      </w:r>
-      <w:r>
-        <w:rPr>
-          <w:sz w:val="28"/>
-        </w:rPr>
-        <w:t>ки по десяти показателям и относит их к первому релизу, следующим релизам или к гипотезам. Единица попадает в первый релиз, если она связана с ценностным предложением, доходом, доказательна и ее потеря критична, либо если балл первого релиза не ниже 3,7.</w:t>
+        <w:t>Методика [</w:t>
+      </w:r>
+      <w:r>
+        <w:rPr>
+          <w:sz w:val="28"/>
+        </w:rPr>
+        <w:t>5] оценивает 24 единицы разработки по десяти показателям и относит их к первому релизу, следующим релизам или к гипотезам. Единица попадает в первый релиз, если она связана с ценностным предложением, доходом, доказательна и ее потеря критична, либо если ба</w:t>
+      </w:r>
+      <w:r>
+        <w:rPr>
+          <w:sz w:val="28"/>
+        </w:rPr>
+        <w:t>лл первого релиза не ниже 3,7.</w:t>
       </w:r>
     </w:p>
     <w:p>
@@ -23422,13 +23710,7 @@
         <w:rPr>
           <w:sz w:val="28"/>
         </w:rPr>
-        <w:t>В</w:t>
-      </w:r>
-      <w:r>
-        <w:rPr>
-          <w:sz w:val="28"/>
-        </w:rPr>
-        <w:t xml:space="preserve"> таблице 18 представлено: состав релизов по единицам разработки.</w:t>
+        <w:t>В таблице 18 представлено: состав релизов по единицам разработки.</w:t>
       </w:r>
     </w:p>
     <w:p>
@@ -23801,6 +24083,7 @@
                 <w:i/>
                 <w:sz w:val="24"/>
               </w:rPr>
+              <w:lastRenderedPageBreak/>
               <w:t>U-003</w:t>
             </w:r>
           </w:p>
@@ -23903,7 +24186,6 @@
                 <w:i/>
                 <w:sz w:val="24"/>
               </w:rPr>
-              <w:lastRenderedPageBreak/>
               <w:t>U-004</w:t>
             </w:r>
           </w:p>
@@ -26203,6 +26485,7 @@
         <w:rPr>
           <w:sz w:val="28"/>
         </w:rPr>
+        <w:lastRenderedPageBreak/>
         <w:t>Таблица 19 – Дорожная карта релизов</w:t>
       </w:r>
     </w:p>
@@ -26336,7 +26619,6 @@
               <w:rPr>
                 <w:sz w:val="24"/>
               </w:rPr>
-              <w:lastRenderedPageBreak/>
               <w:t>Первый релиз</w:t>
             </w:r>
           </w:p>
@@ -26736,7 +27018,13 @@
         <w:rPr>
           <w:sz w:val="28"/>
         </w:rPr>
-        <w:t xml:space="preserve"> с надстройкой в июле 2027, релиз проекта в сентябре 2027. Критерии перехода измеримы и совпадают с целями проекта (300 регистраций и 50 платящих).</w:t>
+        <w:t xml:space="preserve"> с надстройкой в июле 2027, релиз проекта в сентябре 2027. Критерии перехода измеримы и совпадают с целями проекта (300 регистраций и 50 плат</w:t>
+      </w:r>
+      <w:r>
+        <w:rPr>
+          <w:sz w:val="28"/>
+        </w:rPr>
+        <w:t>ящих).</w:t>
       </w:r>
     </w:p>
     <w:p>
@@ -26750,7 +27038,7 @@
         <w:rPr>
           <w:sz w:val="28"/>
         </w:rPr>
-        <w:t xml:space="preserve">На рисунке 14 показано: дорожная карта релизов </w:t>
+        <w:t xml:space="preserve">На рисунке 16 показано: дорожная карта релизов </w:t>
       </w:r>
       <w:r>
         <w:rPr>
@@ -26779,22 +27067,22 @@
           <w:sz w:val="28"/>
         </w:rPr>
         <w:drawing>
-          <wp:inline distT="0" distB="0" distL="0" distR="0" wp14:anchorId="11688A11" wp14:editId="72856984">
+          <wp:inline distT="0" distB="0" distL="0" distR="0" wp14:anchorId="06F8A3DB" wp14:editId="0BB2C58E">
             <wp:extent cx="5334000" cy="2341756"/>
             <wp:effectExtent l="0" t="0" r="0" b="0"/>
-            <wp:docPr id="57" name="Picture"/>
+            <wp:docPr id="63" name="Picture"/>
             <wp:cNvGraphicFramePr/>
             <a:graphic xmlns:a="http://schemas.openxmlformats.org/drawingml/2006/main">
               <a:graphicData uri="http://schemas.openxmlformats.org/drawingml/2006/picture">
                 <pic:pic xmlns:pic="http://schemas.openxmlformats.org/drawingml/2006/picture">
                   <pic:nvPicPr>
-                    <pic:cNvPr id="58" name="Picture" descr="Рисунки/03_дорожная_карта.png"/>
+                    <pic:cNvPr id="64" name="Picture" descr="Рисунки/03_дорожная_карта.png"/>
                     <pic:cNvPicPr>
                       <a:picLocks noChangeAspect="1" noChangeArrowheads="1"/>
                     </pic:cNvPicPr>
                   </pic:nvPicPr>
                   <pic:blipFill>
-                    <a:blip r:embed="rId20"/>
+                    <a:blip r:embed="rId22"/>
                     <a:stretch>
                       <a:fillRect/>
                     </a:stretch>
@@ -26831,7 +27119,7 @@
         <w:rPr>
           <w:sz w:val="28"/>
         </w:rPr>
-        <w:t xml:space="preserve">Рисунок 14 – Дорожная карта релизов </w:t>
+        <w:t xml:space="preserve">Рисунок 16 – Дорожная карта релизов </w:t>
       </w:r>
       <w:r>
         <w:rPr>
@@ -26852,13 +27140,13 @@
         <w:rPr>
           <w:sz w:val="28"/>
         </w:rPr>
-        <w:t>Ри</w:t>
-      </w:r>
-      <w:r>
-        <w:rPr>
-          <w:sz w:val="28"/>
-        </w:rPr>
-        <w:t>сунок показывает четыре последовательных релиза и вехи ПЗ1. Основной риск плана - узкое окно платной беты (01.06-30.09.2027): по расчетам ЛР2-3 в базовом сценарии за это время приходит около 19 платящих при цели 50.</w:t>
+        <w:t>Рисунок показывает четыре последовательных релиза и вехи ПЗ1. Основной риск плана - узкое окно платной беты (01.06-30.09.2027): по расчетам ЛР2</w:t>
+      </w:r>
+      <w:r>
+        <w:rPr>
+          <w:sz w:val="28"/>
+        </w:rPr>
+        <w:t>-3 в базовом сценарии за это время приходит около 19 платящих при цели 50.</w:t>
       </w:r>
     </w:p>
     <w:p>
@@ -26872,13 +27160,7 @@
         <w:rPr>
           <w:sz w:val="28"/>
         </w:rPr>
-        <w:t>В таблице 20 представлено: риски и завис</w:t>
-      </w:r>
-      <w:r>
-        <w:rPr>
-          <w:sz w:val="28"/>
-        </w:rPr>
-        <w:t>имости релизов.</w:t>
+        <w:t>В таблице 20 представлено: риски и зависимости релизов.</w:t>
       </w:r>
     </w:p>
     <w:p>
@@ -27640,13 +27922,7 @@
           <w:sz w:val="28"/>
         </w:rPr>
         <w:lastRenderedPageBreak/>
-        <w:t>Наибольшие индексы у риска недостижения цели по платящим (16) и точности находок (15). Они требуют ранней проверки: измерения конверсий уже</w:t>
-      </w:r>
-      <w:r>
-        <w:rPr>
-          <w:sz w:val="28"/>
-        </w:rPr>
-        <w:t xml:space="preserve"> на </w:t>
+        <w:t xml:space="preserve">Наибольшие индексы у риска недостижения цели по платящим (16) и точности находок (15). Они требуют ранней проверки: измерения конверсий уже на </w:t>
       </w:r>
       <w:r>
         <w:rPr>
@@ -27695,7 +27971,7 @@
         <w:ind w:firstLine="709"/>
       </w:pPr>
       <w:bookmarkStart w:id="18" w:name="_fb011a212b736610690ebb69f4e92f01bd3b3f9"/>
-      <w:bookmarkStart w:id="19" w:name="_Toc241943039"/>
+      <w:bookmarkStart w:id="19" w:name="_Toc241951907"/>
       <w:bookmarkEnd w:id="16"/>
       <w:r>
         <w:rPr>
@@ -28537,13 +28813,7 @@
               <w:rPr>
                 <w:sz w:val="24"/>
               </w:rPr>
-              <w:t>критерии готовн</w:t>
-            </w:r>
-            <w:r>
-              <w:rPr>
-                <w:sz w:val="24"/>
-              </w:rPr>
-              <w:t xml:space="preserve">ости </w:t>
+              <w:t xml:space="preserve">критерии готовности </w:t>
             </w:r>
             <w:r>
               <w:rPr>
@@ -28609,7 +28879,7 @@
         <w:ind w:firstLine="709"/>
       </w:pPr>
       <w:bookmarkStart w:id="20" w:name="_339ae803435bd6b9a653c2b18dadc62dc9ad8e7"/>
-      <w:bookmarkStart w:id="21" w:name="_Toc241943040"/>
+      <w:bookmarkStart w:id="21" w:name="_Toc241951908"/>
       <w:bookmarkEnd w:id="18"/>
       <w:r>
         <w:rPr>
@@ -28631,7 +28901,13 @@
         <w:rPr>
           <w:sz w:val="28"/>
         </w:rPr>
-        <w:t xml:space="preserve">Независимый пересчет на </w:t>
+        <w:t>Нез</w:t>
+      </w:r>
+      <w:r>
+        <w:rPr>
+          <w:sz w:val="28"/>
+        </w:rPr>
+        <w:t xml:space="preserve">ависимый пересчет на </w:t>
       </w:r>
       <w:r>
         <w:rPr>
@@ -28644,13 +28920,13 @@
         <w:rPr>
           <w:sz w:val="28"/>
         </w:rPr>
-        <w:t xml:space="preserve"> охватил индексы проблем, потенциал монетизации и выручку, индексы сегментов, индексы и приоритеты требований и сценариев, баллы и решения по релизам, индексы рисков и приоритеты экранов. Из 155 контрольных величин расхождений</w:t>
-      </w:r>
-      <w:r>
-        <w:rPr>
-          <w:sz w:val="28"/>
-        </w:rPr>
-        <w:t xml:space="preserve"> нет (155 из 155); допуск 1</w:t>
+        <w:t xml:space="preserve"> охватил индексы проблем, потенциал монетизации и выручку, индексы сегментов, индексы и приоритеты требований и сценариев, баллы и решения по релизам, индексы рисков и приоритеты экранов. Из 155 контрольных величин расхождений не</w:t>
+      </w:r>
+      <w:r>
+        <w:rPr>
+          <w:sz w:val="28"/>
+        </w:rPr>
+        <w:t>т (155 из 155); допуск 1</w:t>
       </w:r>
       <w:r>
         <w:rPr>
@@ -28690,13 +28966,13 @@
         <w:rPr>
           <w:sz w:val="28"/>
         </w:rPr>
-        <w:t>Ограничения: оценки 1-5 и 1-4 в книгах выставлены аналитиком по страницам и результатам прежних работ (Д-26), опрос пользователей не проводился (использую</w:t>
-      </w:r>
-      <w:r>
-        <w:rPr>
-          <w:sz w:val="28"/>
-        </w:rPr>
-        <w:t xml:space="preserve">тся модельные данные), прототип в </w:t>
+        <w:t>Ограничения: оценки 1-5 и 1-4 в книгах выставлены аналитиком по страницам и результатам прежних работ (Д-26), опрос пользователей не проводился (используются</w:t>
+      </w:r>
+      <w:r>
+        <w:rPr>
+          <w:sz w:val="28"/>
+        </w:rPr>
+        <w:t xml:space="preserve"> модельные данные), прототип в </w:t>
       </w:r>
       <w:r>
         <w:rPr>
@@ -28727,7 +29003,7 @@
         <w:ind w:firstLine="709"/>
       </w:pPr>
       <w:bookmarkStart w:id="22" w:name="_1bfdad9d2d88ddb6ca16c31c1d4d4943679f32f"/>
-      <w:bookmarkStart w:id="23" w:name="_Toc241943041"/>
+      <w:bookmarkStart w:id="23" w:name="_Toc241951909"/>
       <w:bookmarkEnd w:id="20"/>
       <w:bookmarkEnd w:id="2"/>
       <w:r>
@@ -28751,13 +29027,13 @@
         <w:rPr>
           <w:sz w:val="28"/>
         </w:rPr>
-        <w:t xml:space="preserve">Ответы даны по контрольным </w:t>
-      </w:r>
-      <w:r>
-        <w:rPr>
-          <w:sz w:val="28"/>
-        </w:rPr>
-        <w:t>точкам книг [3], [4] и проверкам связности [1], [2].</w:t>
+        <w:t>Ответы даны по контрольным точ</w:t>
+      </w:r>
+      <w:r>
+        <w:rPr>
+          <w:sz w:val="28"/>
+        </w:rPr>
+        <w:t>кам книг [3], [4] и проверкам связности [1], [2].</w:t>
       </w:r>
     </w:p>
     <w:p>
@@ -28957,7 +29233,7 @@
         <w:jc w:val="center"/>
       </w:pPr>
       <w:bookmarkStart w:id="24" w:name="_выводы"/>
-      <w:bookmarkStart w:id="25" w:name="_Toc241943042"/>
+      <w:bookmarkStart w:id="25" w:name="_Toc241951910"/>
       <w:bookmarkEnd w:id="22"/>
       <w:r>
         <w:rPr>
@@ -29039,13 +29315,7 @@
         <w:rPr>
           <w:sz w:val="28"/>
         </w:rPr>
-        <w:t>Канвас готов на 67 % по блокам: слабее остальных каналы, ключевые ресурсы и па</w:t>
-      </w:r>
-      <w:r>
-        <w:rPr>
-          <w:sz w:val="28"/>
-        </w:rPr>
-        <w:t xml:space="preserve">ртнеры. В </w:t>
+        <w:t xml:space="preserve">Канвас готов на 67 % по блокам: слабее остальных каналы, ключевые ресурсы и партнеры. В </w:t>
       </w:r>
       <w:r>
         <w:rPr>
@@ -29097,7 +29367,13 @@
         <w:rPr>
           <w:sz w:val="28"/>
         </w:rPr>
-        <w:t xml:space="preserve"> и релиз, остальные единицы остаются гипотезами.</w:t>
+        <w:t xml:space="preserve"> и релиз, остальные единицы остаются г</w:t>
+      </w:r>
+      <w:r>
+        <w:rPr>
+          <w:sz w:val="28"/>
+        </w:rPr>
+        <w:t>ипотезами.</w:t>
       </w:r>
     </w:p>
     <w:p>
@@ -29111,13 +29387,7 @@
         <w:rPr>
           <w:sz w:val="28"/>
         </w:rPr>
-        <w:t xml:space="preserve">Главный риск плана - узкое окно платной беты при цели 50 платящих: </w:t>
-      </w:r>
-      <w:r>
-        <w:rPr>
-          <w:sz w:val="28"/>
-        </w:rPr>
-        <w:t xml:space="preserve">его нужно снимать дополнительными каналами и ранним измерением конверсий. Следующие шаги: заменить демонстрационные данные макетов </w:t>
+        <w:t xml:space="preserve">Главный риск плана - узкое окно платной беты при цели 50 платящих: его нужно снимать дополнительными каналами и ранним измерением конверсий. Следующие шаги: заменить демонстрационные данные макетов </w:t>
       </w:r>
       <w:r>
         <w:rPr>
@@ -29130,7 +29400,13 @@
         <w:rPr>
           <w:sz w:val="28"/>
         </w:rPr>
-        <w:t xml:space="preserve"> реальными результатами движка после запуска </w:t>
+        <w:t xml:space="preserve"> реальными результатами движка после запус</w:t>
+      </w:r>
+      <w:r>
+        <w:rPr>
+          <w:sz w:val="28"/>
+        </w:rPr>
+        <w:t xml:space="preserve">ка </w:t>
       </w:r>
       <w:r>
         <w:rPr>
@@ -29143,13 +29419,7 @@
         <w:rPr>
           <w:sz w:val="28"/>
         </w:rPr>
-        <w:t>, провести реальный опрос по платежеспособности и Кано, затем свести рез</w:t>
-      </w:r>
-      <w:r>
-        <w:rPr>
-          <w:sz w:val="28"/>
-        </w:rPr>
-        <w:t>ультаты в итоговом отчете ЛР7.</w:t>
+        <w:t>, провести реальный опрос по платежеспособности и Кано, затем свести результаты в итоговом отчете ЛР7.</w:t>
       </w:r>
     </w:p>
     <w:p>
@@ -29160,7 +29430,7 @@
         <w:jc w:val="center"/>
       </w:pPr>
       <w:bookmarkStart w:id="26" w:name="_274f6a444530ef90b0479dabf3d210f01e97699"/>
-      <w:bookmarkStart w:id="27" w:name="_Toc241943043"/>
+      <w:bookmarkStart w:id="27" w:name="_Toc241951911"/>
       <w:bookmarkEnd w:id="24"/>
       <w:r>
         <w:rPr>
@@ -29200,7 +29470,13 @@
         <w:rPr>
           <w:sz w:val="28"/>
         </w:rPr>
-        <w:t>. Методические материалы дисциплины «Электронный бизнес» к лабораторной работе № 6. – Минск : БГУИР, 2026.</w:t>
+        <w:t>. Методические материалы дисциплин</w:t>
+      </w:r>
+      <w:r>
+        <w:rPr>
+          <w:sz w:val="28"/>
+        </w:rPr>
+        <w:t>ы «Электронный бизнес» к лабораторной работе № 6. – Минск : БГУИР, 2026.</w:t>
       </w:r>
     </w:p>
     <w:p>
@@ -29218,13 +29494,7 @@
         <w:rPr>
           <w:sz w:val="28"/>
         </w:rPr>
-        <w:t>Метод</w:t>
-      </w:r>
-      <w:r>
-        <w:rPr>
-          <w:sz w:val="28"/>
-        </w:rPr>
-        <w:t xml:space="preserve">ика сборки бизнес-модели по Канвас на основе анализа; шаблон </w:t>
+        <w:t xml:space="preserve">Методика сборки бизнес-модели по Канвас на основе анализа; шаблон </w:t>
       </w:r>
       <w:r>
         <w:rPr>
@@ -29255,7 +29525,13 @@
         <w:rPr>
           <w:sz w:val="28"/>
         </w:rPr>
-        <w:t xml:space="preserve">Методика формулирования бизнес-логики и пользовательских сценариев; шаблон </w:t>
+        <w:t>Методика формулирования бизнес-</w:t>
+      </w:r>
+      <w:r>
+        <w:rPr>
+          <w:sz w:val="28"/>
+        </w:rPr>
+        <w:t xml:space="preserve">логики и пользовательских сценариев; шаблон </w:t>
       </w:r>
       <w:r>
         <w:rPr>
@@ -29268,13 +29544,7 @@
         <w:rPr>
           <w:sz w:val="28"/>
         </w:rPr>
-        <w:t>. Методические материалы дисц</w:t>
-      </w:r>
-      <w:r>
-        <w:rPr>
-          <w:sz w:val="28"/>
-        </w:rPr>
-        <w:t>иплины «Электронный бизнес». – Минск : БГУИР, 2026.</w:t>
+        <w:t>. Методические материалы дисциплины «Электронный бизнес». – Минск : БГУИР, 2026.</w:t>
       </w:r>
     </w:p>
     <w:p>
@@ -29305,7 +29575,13 @@
         <w:rPr>
           <w:sz w:val="28"/>
         </w:rPr>
-        <w:t>. Методические материалы дисциплины «Электронный бизнес». – Минск : БГУИР, 2026.</w:t>
+        <w:t>. Методические материалы дисциплины «Электронный биз</w:t>
+      </w:r>
+      <w:r>
+        <w:rPr>
+          <w:sz w:val="28"/>
+        </w:rPr>
+        <w:t>нес». – Минск : БГУИР, 2026.</w:t>
       </w:r>
     </w:p>
     <w:p>
@@ -29323,13 +29599,7 @@
         <w:rPr>
           <w:sz w:val="28"/>
         </w:rPr>
-        <w:t>Методика деления разработки сайта на релизы; шабл</w:t>
-      </w:r>
-      <w:r>
-        <w:rPr>
-          <w:sz w:val="28"/>
-        </w:rPr>
-        <w:t xml:space="preserve">он </w:t>
+        <w:t xml:space="preserve">Методика деления разработки сайта на релизы; шаблон </w:t>
       </w:r>
       <w:r>
         <w:rPr>
@@ -29393,19 +29663,20 @@
           <w:i/>
           <w:sz w:val="28"/>
         </w:rPr>
-        <w:t>TableMind</w:t>
-      </w:r>
-      <w:r>
-        <w:rPr>
-          <w:sz w:val="28"/>
-        </w:rPr>
-        <w:t xml:space="preserve">: отчеты по практическим занятиям по дисциплине «Управление </w:t>
-      </w:r>
-      <w:r>
-        <w:rPr>
-          <w:sz w:val="28"/>
-        </w:rPr>
-        <w:t>проектами»; отчеты по лабораторным работам № 1, № 2–3, № 4, № 5 по дисциплине «Электронный бизнес» / Р. В. Земляник. – Минск : БГУИР, 2026.</w:t>
+        <w:t>TableM</w:t>
+      </w:r>
+      <w:r>
+        <w:rPr>
+          <w:i/>
+          <w:sz w:val="28"/>
+        </w:rPr>
+        <w:t>ind</w:t>
+      </w:r>
+      <w:r>
+        <w:rPr>
+          <w:sz w:val="28"/>
+        </w:rPr>
+        <w:t>: отчеты по практическим занятиям по дисциплине «Управление проектами»; отчеты по лабораторным работам № 1, № 2–3, № 4, № 5 по дисциплине «Электронный бизнес» / Р. В. Земляник. – Минск : БГУИР, 2026.</w:t>
       </w:r>
     </w:p>
     <w:p>
@@ -29720,13 +29991,7 @@
         <w:rPr>
           <w:sz w:val="28"/>
         </w:rPr>
-        <w:t xml:space="preserve"> [Электронный ресурс]. – Режим доступа: https://learn.microsoft.com/en-us/partner-center/marketpl</w:t>
-      </w:r>
-      <w:r>
-        <w:rPr>
-          <w:sz w:val="28"/>
-        </w:rPr>
-        <w:t>ace-offers/plan-saas-offer. – Дата доступа: 03.10.2026.</w:t>
+        <w:t xml:space="preserve"> [Электронный ресурс]. – Режим доступа: https://learn.microsoft.com/en-us/partner-center/marketplace-offers/plan-saas-offer. – Дата доступа: 03.10.2026.</w:t>
       </w:r>
     </w:p>
     <w:p>
@@ -29881,13 +30146,13 @@
         <w:rPr>
           <w:sz w:val="28"/>
         </w:rPr>
-        <w:t xml:space="preserve"> [Электронный ресурс]. – Режим доступа: https://learn.microsoft.com/en-us/partner-center/marketplace-offers/review-publish-offer. </w:t>
-      </w:r>
-      <w:r>
-        <w:rPr>
-          <w:sz w:val="28"/>
-        </w:rPr>
-        <w:t>– Дата доступа: 03.10.2026.</w:t>
+        <w:t xml:space="preserve"> [Электронный ресурс]. – Режим до</w:t>
+      </w:r>
+      <w:r>
+        <w:rPr>
+          <w:sz w:val="28"/>
+        </w:rPr>
+        <w:t>ступа: https://learn.microsoft.com/en-us/partner-center/marketplace-offers/review-publish-offer. – Дата доступа: 03.10.2026.</w:t>
       </w:r>
     </w:p>
     <w:p>
@@ -29964,7 +30229,13 @@
         <w:rPr>
           <w:sz w:val="28"/>
         </w:rPr>
-        <w:t xml:space="preserve"> [Электронный ресурс]. – Режим доступа: https://learn.microsoft.com/en-us/legal/marketplace/certification-policies. – Дата доступа: 03.10.2026.</w:t>
+        <w:t xml:space="preserve"> [Электронный ресурс]. – Режим доступа: https://learn.microsoft.com/en-us/le</w:t>
+      </w:r>
+      <w:r>
+        <w:rPr>
+          <w:sz w:val="28"/>
+        </w:rPr>
+        <w:t>gal/marketplace/certification-policies. – Дата доступа: 03.10.2026.</w:t>
       </w:r>
     </w:p>
     <w:p>
@@ -30119,7 +30390,13 @@
         <w:rPr>
           <w:sz w:val="28"/>
         </w:rPr>
-        <w:t xml:space="preserve"> 2: </w:t>
+        <w:t xml:space="preserve"> 2</w:t>
+      </w:r>
+      <w:r>
+        <w:rPr>
+          <w:sz w:val="28"/>
+        </w:rPr>
+        <w:t xml:space="preserve">: </w:t>
       </w:r>
       <w:r>
         <w:rPr>
@@ -30184,13 +30461,7 @@
         <w:rPr>
           <w:sz w:val="28"/>
         </w:rPr>
-        <w:t xml:space="preserve"> [Электронный ресурс]. – Режим доступа: https://dra</w:t>
-      </w:r>
-      <w:r>
-        <w:rPr>
-          <w:sz w:val="28"/>
-        </w:rPr>
-        <w:t>ta.com/learn/soc-2/type-1-vs-type-2. – Дата доступа: 03.10.2026.</w:t>
+        <w:t xml:space="preserve"> [Электронный ресурс]. – Режим доступа: https://drata.com/learn/soc-2/type-1-vs-type-2. – Дата доступа: 03.10.2026.</w:t>
       </w:r>
     </w:p>
     <w:p>
@@ -30202,7 +30473,7 @@
         <w:jc w:val="center"/>
       </w:pPr>
       <w:bookmarkStart w:id="28" w:name="_3d74faf1500c1b2a4a8bfa8e0e37c74206ce73d"/>
-      <w:bookmarkStart w:id="29" w:name="_Toc241943044"/>
+      <w:bookmarkStart w:id="29" w:name="_Toc241951912"/>
       <w:bookmarkEnd w:id="26"/>
       <w:r>
         <w:rPr>
@@ -30250,7 +30521,13 @@
         <w:rPr>
           <w:sz w:val="28"/>
         </w:rPr>
-        <w:t>В приложении собраны допущения ЛР6 в дополнение к допущениям Д-01…Д-25 предыдущих работ.</w:t>
+        <w:t>В приложении собраны допущения ЛР6 в дополнен</w:t>
+      </w:r>
+      <w:r>
+        <w:rPr>
+          <w:sz w:val="28"/>
+        </w:rPr>
+        <w:t>ие к допущениям Д-01…Д-25 предыдущих работ.</w:t>
       </w:r>
     </w:p>
     <w:p>
@@ -30264,13 +30541,7 @@
         <w:rPr>
           <w:sz w:val="28"/>
         </w:rPr>
-        <w:t xml:space="preserve">В таблице 22 представлено: журнал допущений </w:t>
-      </w:r>
-      <w:r>
-        <w:rPr>
-          <w:sz w:val="28"/>
-        </w:rPr>
-        <w:t>ЛР6.</w:t>
+        <w:t>В таблице 22 представлено: журнал допущений ЛР6.</w:t>
       </w:r>
     </w:p>
     <w:p>
@@ -31015,7 +31286,7 @@
         <w:jc w:val="center"/>
       </w:pPr>
       <w:bookmarkStart w:id="30" w:name="_d684f183eb868ee4ace295916bed2e6be64d16e"/>
-      <w:bookmarkStart w:id="31" w:name="_Toc241943045"/>
+      <w:bookmarkStart w:id="31" w:name="_Toc241951913"/>
       <w:bookmarkEnd w:id="28"/>
       <w:r>
         <w:rPr>
@@ -31832,14 +32103,7 @@
                 <w:i/>
                 <w:sz w:val="24"/>
               </w:rPr>
-              <w:t>SO</w:t>
-            </w:r>
-            <w:r>
-              <w:rPr>
-                <w:i/>
-                <w:sz w:val="24"/>
-              </w:rPr>
-              <w:t>C</w:t>
+              <w:t>SOC</w:t>
             </w:r>
             <w:r>
               <w:rPr>
@@ -31919,7 +32183,7 @@
         <w:jc w:val="center"/>
       </w:pPr>
       <w:bookmarkStart w:id="32" w:name="_6574ce6d3bdcb7786930e8390195aee2be99a58"/>
-      <w:bookmarkStart w:id="33" w:name="_Toc241943046"/>
+      <w:bookmarkStart w:id="33" w:name="_Toc241951914"/>
       <w:bookmarkEnd w:id="30"/>
       <w:r>
         <w:rPr>
@@ -32331,7 +32595,7 @@
         <w:jc w:val="center"/>
       </w:pPr>
       <w:bookmarkStart w:id="34" w:name="_9415338eb7aade5a81d9d1583f95cf4a5b310ea"/>
-      <w:bookmarkStart w:id="35" w:name="_Toc241943047"/>
+      <w:bookmarkStart w:id="35" w:name="_Toc241951915"/>
       <w:bookmarkEnd w:id="32"/>
       <w:r>
         <w:rPr>
@@ -32488,13 +32752,7 @@
         <w:rPr>
           <w:sz w:val="28"/>
         </w:rPr>
-        <w:t>-п</w:t>
-      </w:r>
-      <w:r>
-        <w:rPr>
-          <w:sz w:val="28"/>
-        </w:rPr>
-        <w:t xml:space="preserve">редложения в </w:t>
+        <w:t xml:space="preserve">-предложения в </w:t>
       </w:r>
       <w:r>
         <w:rPr>
@@ -32814,13 +33072,7 @@
               <w:rPr>
                 <w:sz w:val="24"/>
               </w:rPr>
-              <w:t xml:space="preserve">» </w:t>
-            </w:r>
-            <w:r>
-              <w:rPr>
-                <w:sz w:val="24"/>
-              </w:rPr>
-              <w:t>(транзакционное предложение); последний вариант после публикации изменить нельзя</w:t>
+              <w:t>» (транзакционное предложение); последний вариант после публикации изменить нельзя</w:t>
             </w:r>
           </w:p>
         </w:tc>
@@ -32852,7 +33104,13 @@
               <w:rPr>
                 <w:sz w:val="24"/>
               </w:rPr>
-              <w:t xml:space="preserve"> можно включить в релизе проекта</w:t>
+              <w:t xml:space="preserve"> можно включи</w:t>
+            </w:r>
+            <w:r>
+              <w:rPr>
+                <w:sz w:val="24"/>
+              </w:rPr>
+              <w:t>ть в релизе проекта</w:t>
             </w:r>
           </w:p>
         </w:tc>
@@ -32896,13 +33154,7 @@
               <w:rPr>
                 <w:sz w:val="24"/>
               </w:rPr>
-              <w:t xml:space="preserve">для </w:t>
-            </w:r>
-            <w:r>
-              <w:rPr>
-                <w:sz w:val="24"/>
-              </w:rPr>
-              <w:t>вариантов, кроме «</w:t>
+              <w:t>для вариантов, кроме «</w:t>
             </w:r>
             <w:r>
               <w:rPr>
@@ -33012,13 +33264,7 @@
               <w:rPr>
                 <w:sz w:val="24"/>
               </w:rPr>
-              <w:t>в ТЗ первого релиза закладыва</w:t>
-            </w:r>
-            <w:r>
-              <w:rPr>
-                <w:sz w:val="24"/>
-              </w:rPr>
-              <w:t xml:space="preserve">ется вход через </w:t>
+              <w:t xml:space="preserve">в ТЗ первого релиза закладывается вход через </w:t>
             </w:r>
             <w:r>
               <w:rPr>
@@ -33031,7 +33277,13 @@
               <w:rPr>
                 <w:sz w:val="24"/>
               </w:rPr>
-              <w:t xml:space="preserve">; это дополнительная работа для единицы «листинг </w:t>
+              <w:t>; это дополнительная работа для единицы «</w:t>
+            </w:r>
+            <w:r>
+              <w:rPr>
+                <w:sz w:val="24"/>
+              </w:rPr>
+              <w:t xml:space="preserve">листинг </w:t>
             </w:r>
             <w:r>
               <w:rPr>
@@ -33153,13 +33405,7 @@
               <w:rPr>
                 <w:sz w:val="24"/>
               </w:rPr>
-              <w:t xml:space="preserve"> до подачи; это у</w:t>
-            </w:r>
-            <w:r>
-              <w:rPr>
-                <w:sz w:val="24"/>
-              </w:rPr>
-              <w:t>словие проверяется при планировании архитектуры</w:t>
+              <w:t xml:space="preserve"> до подачи; это условие проверяется при планировании архитектуры</w:t>
             </w:r>
           </w:p>
         </w:tc>
@@ -33184,7 +33430,13 @@
               <w:rPr>
                 <w:sz w:val="24"/>
               </w:rPr>
-              <w:t>Сертификация и сроки</w:t>
+              <w:t>Сертификация и ср</w:t>
+            </w:r>
+            <w:r>
+              <w:rPr>
+                <w:sz w:val="24"/>
+              </w:rPr>
+              <w:t>оки</w:t>
             </w:r>
           </w:p>
         </w:tc>
@@ -33203,13 +33455,7 @@
               <w:rPr>
                 <w:sz w:val="24"/>
               </w:rPr>
-              <w:t xml:space="preserve">автоматическая проверка занимает до 30 минут, затем ручная сертификация (содержание, техническая проверка, деловые критерии издателя), предпросмотр и выпуск; при отказе приходит отчет и </w:t>
-            </w:r>
-            <w:r>
-              <w:rPr>
-                <w:sz w:val="24"/>
-              </w:rPr>
-              <w:t>можно подать повторно</w:t>
+              <w:t>автоматическая проверка занимает до 30 минут, затем ручная сертификация (содержание, техническая проверка, деловые критерии издателя), предпросмотр и выпуск; при отказе приходит отчет и можно подать повторно</w:t>
             </w:r>
           </w:p>
         </w:tc>
@@ -33228,7 +33474,13 @@
               <w:rPr>
                 <w:sz w:val="24"/>
               </w:rPr>
-              <w:t>в плане релизов выделить время на повторные подачи; точный срок ручной проверки в документации не указан</w:t>
+              <w:t xml:space="preserve">в плане релизов выделить время на повторные </w:t>
+            </w:r>
+            <w:r>
+              <w:rPr>
+                <w:sz w:val="24"/>
+              </w:rPr>
+              <w:t>подачи; точный срок ручной проверки в документации не указан</w:t>
             </w:r>
           </w:p>
         </w:tc>
@@ -33298,13 +33550,7 @@
               <w:rPr>
                 <w:sz w:val="24"/>
               </w:rPr>
-              <w:t>, политики конфиденциальности и условий и</w:t>
-            </w:r>
-            <w:r>
-              <w:rPr>
-                <w:sz w:val="24"/>
-              </w:rPr>
-              <w:t xml:space="preserve">спользования; сторонний сертификат </w:t>
+              <w:t xml:space="preserve">, политики конфиденциальности и условий использования; сторонний сертификат </w:t>
             </w:r>
             <w:r>
               <w:rPr>
@@ -34379,7 +34625,13 @@
         <w:rPr>
           <w:sz w:val="28"/>
         </w:rPr>
-        <w:t>, при условии что статья расходов предусмотрена бюджетом ПЗ1; наличие такой статьи нужно сверить.</w:t>
+        <w:t>, при условии что статья расходов</w:t>
+      </w:r>
+      <w:r>
+        <w:rPr>
+          <w:sz w:val="28"/>
+        </w:rPr>
+        <w:t xml:space="preserve"> предусмотрена бюджетом ПЗ1; наличие такой статьи нужно сверить.</w:t>
       </w:r>
     </w:p>
     <w:p>
@@ -34391,7 +34643,7 @@
         <w:jc w:val="center"/>
       </w:pPr>
       <w:bookmarkStart w:id="36" w:name="_21cff5e6573cc685eba2e5d01fbe1912356e1d7"/>
-      <w:bookmarkStart w:id="37" w:name="_Toc241943048"/>
+      <w:bookmarkStart w:id="37" w:name="_Toc241951916"/>
       <w:bookmarkEnd w:id="34"/>
       <w:r>
         <w:rPr>
@@ -34479,7 +34731,7 @@
         <w:rPr>
           <w:sz w:val="28"/>
         </w:rPr>
-        <w:t xml:space="preserve">На рисунке 15 показано: </w:t>
+        <w:t xml:space="preserve">На рисунке 17 показано: </w:t>
       </w:r>
       <w:r>
         <w:rPr>
@@ -34492,13 +34744,7 @@
         <w:rPr>
           <w:sz w:val="28"/>
         </w:rPr>
-        <w:t xml:space="preserve">: главная </w:t>
-      </w:r>
-      <w:r>
-        <w:rPr>
-          <w:sz w:val="28"/>
-        </w:rPr>
-        <w:t>страница.</w:t>
+        <w:t>: главная страница.</w:t>
       </w:r>
     </w:p>
     <w:p>
@@ -34514,376 +34760,7 @@
           <w:sz w:val="28"/>
         </w:rPr>
         <w:drawing>
-          <wp:inline distT="0" distB="0" distL="0" distR="0" wp14:anchorId="032DE7C4" wp14:editId="1320F298">
-            <wp:extent cx="5334000" cy="2375958"/>
-            <wp:effectExtent l="0" t="0" r="0" b="0"/>
-            <wp:docPr id="71" name="Picture"/>
-            <wp:cNvGraphicFramePr/>
-            <a:graphic xmlns:a="http://schemas.openxmlformats.org/drawingml/2006/main">
-              <a:graphicData uri="http://schemas.openxmlformats.org/drawingml/2006/picture">
-                <pic:pic xmlns:pic="http://schemas.openxmlformats.org/drawingml/2006/picture">
-                  <pic:nvPicPr>
-                    <pic:cNvPr id="72" name="Picture" descr="Скриншоты/comp_01_perfectxl_home.jpg"/>
-                    <pic:cNvPicPr>
-                      <a:picLocks noChangeAspect="1" noChangeArrowheads="1"/>
-                    </pic:cNvPicPr>
-                  </pic:nvPicPr>
-                  <pic:blipFill>
-                    <a:blip r:embed="rId21"/>
-                    <a:stretch>
-                      <a:fillRect/>
-                    </a:stretch>
-                  </pic:blipFill>
-                  <pic:spPr bwMode="auto">
-                    <a:xfrm>
-                      <a:off x="0" y="0"/>
-                      <a:ext cx="5334000" cy="2375958"/>
-                    </a:xfrm>
-                    <a:prstGeom prst="rect">
-                      <a:avLst/>
-                    </a:prstGeom>
-                    <a:noFill/>
-                    <a:ln w="9525">
-                      <a:noFill/>
-                      <a:headEnd/>
-                      <a:tailEnd/>
-                    </a:ln>
-                  </pic:spPr>
-                </pic:pic>
-              </a:graphicData>
-            </a:graphic>
-          </wp:inline>
-        </w:drawing>
-      </w:r>
-    </w:p>
-    <w:p>
-      <w:pPr>
-        <w:pStyle w:val="a0"/>
-        <w:spacing w:before="0" w:after="0" w:line="360" w:lineRule="exact"/>
-        <w:jc w:val="center"/>
-      </w:pPr>
-      <w:r>
-        <w:rPr>
-          <w:sz w:val="28"/>
-        </w:rPr>
-        <w:t xml:space="preserve">Рисунок 15 – </w:t>
-      </w:r>
-      <w:r>
-        <w:rPr>
-          <w:i/>
-          <w:sz w:val="28"/>
-        </w:rPr>
-        <w:t>PerfectXL</w:t>
-      </w:r>
-      <w:r>
-        <w:rPr>
-          <w:sz w:val="28"/>
-        </w:rPr>
-        <w:t>: главная страница</w:t>
-      </w:r>
-    </w:p>
-    <w:p>
-      <w:pPr>
-        <w:pStyle w:val="a0"/>
-        <w:spacing w:before="0" w:after="0" w:line="360" w:lineRule="exact"/>
-        <w:ind w:firstLine="709"/>
-        <w:jc w:val="both"/>
-      </w:pPr>
-      <w:r>
-        <w:rPr>
-          <w:sz w:val="28"/>
-        </w:rPr>
-        <w:t xml:space="preserve">Главная </w:t>
-      </w:r>
-      <w:r>
-        <w:rPr>
-          <w:i/>
-          <w:sz w:val="28"/>
-        </w:rPr>
-        <w:t>PerfectXL</w:t>
-      </w:r>
-      <w:r>
-        <w:rPr>
-          <w:sz w:val="28"/>
-        </w:rPr>
-        <w:t xml:space="preserve"> построена вокруг награды «</w:t>
-      </w:r>
-      <w:r>
-        <w:rPr>
-          <w:i/>
-          <w:sz w:val="28"/>
-        </w:rPr>
-        <w:t>Best</w:t>
-      </w:r>
-      <w:r>
-        <w:rPr>
-          <w:sz w:val="28"/>
-        </w:rPr>
-        <w:t xml:space="preserve"> </w:t>
-      </w:r>
-      <w:r>
-        <w:rPr>
-          <w:i/>
-          <w:sz w:val="28"/>
-        </w:rPr>
-        <w:t>Excel</w:t>
-      </w:r>
-      <w:r>
-        <w:rPr>
-          <w:sz w:val="28"/>
-        </w:rPr>
-        <w:t xml:space="preserve"> </w:t>
-      </w:r>
-      <w:r>
-        <w:rPr>
-          <w:i/>
-          <w:sz w:val="28"/>
-        </w:rPr>
-        <w:t>Add-in</w:t>
-      </w:r>
-      <w:r>
-        <w:rPr>
-          <w:sz w:val="28"/>
-        </w:rPr>
-        <w:t xml:space="preserve"> </w:t>
-      </w:r>
-      <w:r>
-        <w:rPr>
-          <w:i/>
-          <w:sz w:val="28"/>
-        </w:rPr>
-        <w:t>of</w:t>
-      </w:r>
-      <w:r>
-        <w:rPr>
-          <w:sz w:val="28"/>
-        </w:rPr>
-        <w:t xml:space="preserve"> 2026» и кнопки анонса; цен и пробного доступа на первом экране нет.</w:t>
-      </w:r>
-    </w:p>
-    <w:p>
-      <w:pPr>
-        <w:pStyle w:val="a0"/>
-        <w:spacing w:before="0" w:after="0" w:line="360" w:lineRule="exact"/>
-        <w:ind w:firstLine="709"/>
-        <w:jc w:val="both"/>
-      </w:pPr>
-      <w:r>
-        <w:rPr>
-          <w:sz w:val="28"/>
-        </w:rPr>
-        <w:t xml:space="preserve">На рисунке 16 показано: </w:t>
-      </w:r>
-      <w:r>
-        <w:rPr>
-          <w:i/>
-          <w:sz w:val="28"/>
-        </w:rPr>
-        <w:t>PerfectXL</w:t>
-      </w:r>
-      <w:r>
-        <w:rPr>
-          <w:sz w:val="28"/>
-        </w:rPr>
-        <w:t>: страница цен.</w:t>
-      </w:r>
-    </w:p>
-    <w:p>
-      <w:pPr>
-        <w:pStyle w:val="a0"/>
-        <w:keepNext/>
-        <w:spacing w:before="0" w:after="0"/>
-        <w:jc w:val="center"/>
-      </w:pPr>
-      <w:r>
-        <w:rPr>
-          <w:noProof/>
-          <w:sz w:val="28"/>
-        </w:rPr>
-        <w:drawing>
-          <wp:inline distT="0" distB="0" distL="0" distR="0" wp14:anchorId="72076106" wp14:editId="20220FAE">
-            <wp:extent cx="5334000" cy="2375958"/>
-            <wp:effectExtent l="0" t="0" r="0" b="0"/>
-            <wp:docPr id="74" name="Picture"/>
-            <wp:cNvGraphicFramePr/>
-            <a:graphic xmlns:a="http://schemas.openxmlformats.org/drawingml/2006/main">
-              <a:graphicData uri="http://schemas.openxmlformats.org/drawingml/2006/picture">
-                <pic:pic xmlns:pic="http://schemas.openxmlformats.org/drawingml/2006/picture">
-                  <pic:nvPicPr>
-                    <pic:cNvPr id="75" name="Picture" descr="Скриншоты/comp_02_perfectxl_pricing.jpg"/>
-                    <pic:cNvPicPr>
-                      <a:picLocks noChangeAspect="1" noChangeArrowheads="1"/>
-                    </pic:cNvPicPr>
-                  </pic:nvPicPr>
-                  <pic:blipFill>
-                    <a:blip r:embed="rId22"/>
-                    <a:stretch>
-                      <a:fillRect/>
-                    </a:stretch>
-                  </pic:blipFill>
-                  <pic:spPr bwMode="auto">
-                    <a:xfrm>
-                      <a:off x="0" y="0"/>
-                      <a:ext cx="5334000" cy="2375958"/>
-                    </a:xfrm>
-                    <a:prstGeom prst="rect">
-                      <a:avLst/>
-                    </a:prstGeom>
-                    <a:noFill/>
-                    <a:ln w="9525">
-                      <a:noFill/>
-                      <a:headEnd/>
-                      <a:tailEnd/>
-                    </a:ln>
-                  </pic:spPr>
-                </pic:pic>
-              </a:graphicData>
-            </a:graphic>
-          </wp:inline>
-        </w:drawing>
-      </w:r>
-    </w:p>
-    <w:p>
-      <w:pPr>
-        <w:pStyle w:val="a0"/>
-        <w:spacing w:before="0" w:after="0" w:line="360" w:lineRule="exact"/>
-        <w:jc w:val="center"/>
-      </w:pPr>
-      <w:r>
-        <w:rPr>
-          <w:sz w:val="28"/>
-        </w:rPr>
-        <w:t xml:space="preserve">Рисунок 16 – </w:t>
-      </w:r>
-      <w:r>
-        <w:rPr>
-          <w:i/>
-          <w:sz w:val="28"/>
-        </w:rPr>
-        <w:t>Perfec</w:t>
-      </w:r>
-      <w:r>
-        <w:rPr>
-          <w:i/>
-          <w:sz w:val="28"/>
-        </w:rPr>
-        <w:t>tXL</w:t>
-      </w:r>
-      <w:r>
-        <w:rPr>
-          <w:sz w:val="28"/>
-        </w:rPr>
-        <w:t>: страница цен</w:t>
-      </w:r>
-    </w:p>
-    <w:p>
-      <w:pPr>
-        <w:pStyle w:val="a0"/>
-        <w:spacing w:before="0" w:after="0" w:line="360" w:lineRule="exact"/>
-        <w:ind w:firstLine="709"/>
-        <w:jc w:val="both"/>
-      </w:pPr>
-      <w:r>
-        <w:rPr>
-          <w:sz w:val="28"/>
-        </w:rPr>
-        <w:t>Страница показывает три пакета (</w:t>
-      </w:r>
-      <w:r>
-        <w:rPr>
-          <w:i/>
-          <w:sz w:val="28"/>
-        </w:rPr>
-        <w:t>Professional</w:t>
-      </w:r>
-      <w:r>
-        <w:rPr>
-          <w:sz w:val="28"/>
-        </w:rPr>
-        <w:t xml:space="preserve">, </w:t>
-      </w:r>
-      <w:r>
-        <w:rPr>
-          <w:i/>
-          <w:sz w:val="28"/>
-        </w:rPr>
-        <w:t>Medium</w:t>
-      </w:r>
-      <w:r>
-        <w:rPr>
-          <w:sz w:val="28"/>
-        </w:rPr>
-        <w:t xml:space="preserve"> </w:t>
-      </w:r>
-      <w:r>
-        <w:rPr>
-          <w:i/>
-          <w:sz w:val="28"/>
-        </w:rPr>
-        <w:t>Business</w:t>
-      </w:r>
-      <w:r>
-        <w:rPr>
-          <w:sz w:val="28"/>
-        </w:rPr>
-        <w:t xml:space="preserve">, </w:t>
-      </w:r>
-      <w:r>
-        <w:rPr>
-          <w:i/>
-          <w:sz w:val="28"/>
-        </w:rPr>
-        <w:t>Enterprise</w:t>
-      </w:r>
-      <w:r>
-        <w:rPr>
-          <w:sz w:val="28"/>
-        </w:rPr>
-        <w:t>) для разных размеров организаций; подтверждает, что цена раскрыта частично и сгруппирована по сегментам.</w:t>
-      </w:r>
-    </w:p>
-    <w:p>
-      <w:pPr>
-        <w:pStyle w:val="a0"/>
-        <w:spacing w:before="0" w:after="0" w:line="360" w:lineRule="exact"/>
-        <w:ind w:firstLine="709"/>
-        <w:jc w:val="both"/>
-      </w:pPr>
-      <w:r>
-        <w:rPr>
-          <w:sz w:val="28"/>
-        </w:rPr>
-        <w:t xml:space="preserve">На рисунке 17 показано: </w:t>
-      </w:r>
-      <w:r>
-        <w:rPr>
-          <w:i/>
-          <w:sz w:val="28"/>
-        </w:rPr>
-        <w:t>Shortcut</w:t>
-      </w:r>
-      <w:r>
-        <w:rPr>
-          <w:sz w:val="28"/>
-        </w:rPr>
-        <w:t>: страница цен.</w:t>
-      </w:r>
-    </w:p>
-    <w:p>
-      <w:pPr>
-        <w:pStyle w:val="a0"/>
-        <w:keepNext/>
-        <w:spacing w:before="0" w:after="0"/>
-        <w:jc w:val="center"/>
-      </w:pPr>
-      <w:r>
-        <w:rPr>
-          <w:noProof/>
-          <w:sz w:val="28"/>
-        </w:rPr>
-        <w:lastRenderedPageBreak/>
-        <w:drawing>
-          <wp:inline distT="0" distB="0" distL="0" distR="0" wp14:anchorId="55C03A49" wp14:editId="4A88E593">
+          <wp:inline distT="0" distB="0" distL="0" distR="0" wp14:anchorId="64518684" wp14:editId="26A25D0E">
             <wp:extent cx="5334000" cy="2375958"/>
             <wp:effectExtent l="0" t="0" r="0" b="0"/>
             <wp:docPr id="77" name="Picture"/>
@@ -34892,7 +34769,7 @@
               <a:graphicData uri="http://schemas.openxmlformats.org/drawingml/2006/picture">
                 <pic:pic xmlns:pic="http://schemas.openxmlformats.org/drawingml/2006/picture">
                   <pic:nvPicPr>
-                    <pic:cNvPr id="78" name="Picture" descr="Скриншоты/comp_03_shortcut_pricing.jpg"/>
+                    <pic:cNvPr id="78" name="Picture" descr="Скриншоты/comp_01_perfectxl_home.jpg"/>
                     <pic:cNvPicPr>
                       <a:picLocks noChangeAspect="1" noChangeArrowheads="1"/>
                     </pic:cNvPicPr>
@@ -34935,26 +34812,20 @@
         <w:rPr>
           <w:sz w:val="28"/>
         </w:rPr>
-        <w:t>Рисунок 1</w:t>
-      </w:r>
-      <w:r>
-        <w:rPr>
-          <w:sz w:val="28"/>
-        </w:rPr>
-        <w:t xml:space="preserve">7 – </w:t>
+        <w:t xml:space="preserve">Рисунок 17 – </w:t>
       </w:r>
       <w:r>
         <w:rPr>
           <w:i/>
           <w:sz w:val="28"/>
         </w:rPr>
-        <w:t>Shortcut</w:t>
-      </w:r>
-      <w:r>
-        <w:rPr>
-          <w:sz w:val="28"/>
-        </w:rPr>
-        <w:t>: страница цен</w:t>
+        <w:t>PerfectXL</w:t>
+      </w:r>
+      <w:r>
+        <w:rPr>
+          <w:sz w:val="28"/>
+        </w:rPr>
+        <w:t>: главная страница</w:t>
       </w:r>
     </w:p>
     <w:p>
@@ -34968,111 +34839,78 @@
         <w:rPr>
           <w:sz w:val="28"/>
         </w:rPr>
-        <w:t xml:space="preserve">Страница показывает </w:t>
+        <w:t xml:space="preserve">Главная </w:t>
       </w:r>
       <w:r>
         <w:rPr>
           <w:i/>
           <w:sz w:val="28"/>
         </w:rPr>
-        <w:t>Free</w:t>
-      </w:r>
-      <w:r>
-        <w:rPr>
-          <w:sz w:val="28"/>
-        </w:rPr>
-        <w:t xml:space="preserve"> за 0 </w:t>
+        <w:t>PerfectXL</w:t>
+      </w:r>
+      <w:r>
+        <w:rPr>
+          <w:sz w:val="28"/>
+        </w:rPr>
+        <w:t xml:space="preserve"> построена вокруг награды «</w:t>
       </w:r>
       <w:r>
         <w:rPr>
           <w:i/>
           <w:sz w:val="28"/>
         </w:rPr>
-        <w:t>USD</w:t>
-      </w:r>
-      <w:r>
-        <w:rPr>
-          <w:sz w:val="28"/>
-        </w:rPr>
-        <w:t xml:space="preserve">, </w:t>
+        <w:t>Best</w:t>
+      </w:r>
+      <w:r>
+        <w:rPr>
+          <w:sz w:val="28"/>
+        </w:rPr>
+        <w:t xml:space="preserve"> </w:t>
       </w:r>
       <w:r>
         <w:rPr>
           <w:i/>
           <w:sz w:val="28"/>
         </w:rPr>
-        <w:t>Pro</w:t>
-      </w:r>
-      <w:r>
-        <w:rPr>
-          <w:sz w:val="28"/>
-        </w:rPr>
-        <w:t xml:space="preserve"> 100 </w:t>
+        <w:t>Excel</w:t>
+      </w:r>
+      <w:r>
+        <w:rPr>
+          <w:sz w:val="28"/>
+        </w:rPr>
+        <w:t xml:space="preserve"> </w:t>
       </w:r>
       <w:r>
         <w:rPr>
           <w:i/>
           <w:sz w:val="28"/>
         </w:rPr>
-        <w:t>USD</w:t>
-      </w:r>
-      <w:r>
-        <w:rPr>
-          <w:sz w:val="28"/>
-        </w:rPr>
-        <w:t xml:space="preserve">, </w:t>
+        <w:t>Add-in</w:t>
+      </w:r>
+      <w:r>
+        <w:rPr>
+          <w:sz w:val="28"/>
+        </w:rPr>
+        <w:t xml:space="preserve"> </w:t>
       </w:r>
       <w:r>
         <w:rPr>
           <w:i/>
           <w:sz w:val="28"/>
         </w:rPr>
-        <w:t>Teams</w:t>
-      </w:r>
-      <w:r>
-        <w:rPr>
-          <w:sz w:val="28"/>
-        </w:rPr>
-        <w:t xml:space="preserve"> 320 </w:t>
-      </w:r>
-      <w:r>
-        <w:rPr>
-          <w:i/>
-          <w:sz w:val="28"/>
-        </w:rPr>
-        <w:t>USD</w:t>
-      </w:r>
-      <w:r>
-        <w:rPr>
-          <w:sz w:val="28"/>
-        </w:rPr>
-        <w:t xml:space="preserve"> плюс 100 </w:t>
-      </w:r>
-      <w:r>
-        <w:rPr>
-          <w:i/>
-          <w:sz w:val="28"/>
-        </w:rPr>
-        <w:t>USD</w:t>
-      </w:r>
-      <w:r>
-        <w:rPr>
-          <w:sz w:val="28"/>
-        </w:rPr>
-        <w:t xml:space="preserve"> за место и </w:t>
-      </w:r>
-      <w:r>
-        <w:rPr>
-          <w:i/>
-          <w:sz w:val="28"/>
-        </w:rPr>
-        <w:t>Enterprise</w:t>
-      </w:r>
-      <w:r>
-        <w:rPr>
-          <w:sz w:val="28"/>
-        </w:rPr>
-        <w:t xml:space="preserve"> по запросу со скидкой 20 % за год; это самая прозрачная лестница тарифов среди конкурентов.</w:t>
+        <w:t>of</w:t>
+      </w:r>
+      <w:r>
+        <w:rPr>
+          <w:sz w:val="28"/>
+        </w:rPr>
+        <w:t xml:space="preserve"> 2026» и кноп</w:t>
+      </w:r>
+      <w:r>
+        <w:rPr>
+          <w:sz w:val="28"/>
+        </w:rPr>
+        <w:t>ки анонса; цен и пробного доступа на первом экране нет.</w:t>
       </w:r>
     </w:p>
     <w:p>
@@ -35093,19 +34931,13 @@
           <w:i/>
           <w:sz w:val="28"/>
         </w:rPr>
-        <w:t>Numerous.ai</w:t>
-      </w:r>
-      <w:r>
-        <w:rPr>
-          <w:sz w:val="28"/>
-        </w:rPr>
-        <w:t>: гла</w:t>
-      </w:r>
-      <w:r>
-        <w:rPr>
-          <w:sz w:val="28"/>
-        </w:rPr>
-        <w:t>вная страница.</w:t>
+        <w:t>PerfectXL</w:t>
+      </w:r>
+      <w:r>
+        <w:rPr>
+          <w:sz w:val="28"/>
+        </w:rPr>
+        <w:t>: страница цен.</w:t>
       </w:r>
     </w:p>
     <w:p>
@@ -35121,7 +34953,7 @@
           <w:sz w:val="28"/>
         </w:rPr>
         <w:drawing>
-          <wp:inline distT="0" distB="0" distL="0" distR="0" wp14:anchorId="00DC1731" wp14:editId="16725DAA">
+          <wp:inline distT="0" distB="0" distL="0" distR="0" wp14:anchorId="3DD8B987" wp14:editId="3E5248E9">
             <wp:extent cx="5334000" cy="2375958"/>
             <wp:effectExtent l="0" t="0" r="0" b="0"/>
             <wp:docPr id="80" name="Picture"/>
@@ -35130,7 +34962,7 @@
               <a:graphicData uri="http://schemas.openxmlformats.org/drawingml/2006/picture">
                 <pic:pic xmlns:pic="http://schemas.openxmlformats.org/drawingml/2006/picture">
                   <pic:nvPicPr>
-                    <pic:cNvPr id="81" name="Picture" descr="Скриншоты/comp_04_numerous_home.jpg"/>
+                    <pic:cNvPr id="81" name="Picture" descr="Скриншоты/comp_02_perfectxl_pricing.jpg"/>
                     <pic:cNvPicPr>
                       <a:picLocks noChangeAspect="1" noChangeArrowheads="1"/>
                     </pic:cNvPicPr>
@@ -35180,13 +35012,13 @@
           <w:i/>
           <w:sz w:val="28"/>
         </w:rPr>
-        <w:t>Numerous.ai</w:t>
-      </w:r>
-      <w:r>
-        <w:rPr>
-          <w:sz w:val="28"/>
-        </w:rPr>
-        <w:t>: главная страница</w:t>
+        <w:t>PerfectXL</w:t>
+      </w:r>
+      <w:r>
+        <w:rPr>
+          <w:sz w:val="28"/>
+        </w:rPr>
+        <w:t>: страница цен</w:t>
       </w:r>
     </w:p>
     <w:p>
@@ -35200,65 +35032,65 @@
         <w:rPr>
           <w:sz w:val="28"/>
         </w:rPr>
-        <w:t xml:space="preserve">Главная </w:t>
+        <w:t>Страница показывает три пакета (</w:t>
       </w:r>
       <w:r>
         <w:rPr>
           <w:i/>
           <w:sz w:val="28"/>
         </w:rPr>
-        <w:t>Numerous.ai</w:t>
-      </w:r>
-      <w:r>
-        <w:rPr>
-          <w:sz w:val="28"/>
-        </w:rPr>
-        <w:t xml:space="preserve"> продает массовое предложение «</w:t>
+        <w:t>Professional</w:t>
+      </w:r>
+      <w:r>
+        <w:rPr>
+          <w:sz w:val="28"/>
+        </w:rPr>
+        <w:t xml:space="preserve">, </w:t>
       </w:r>
       <w:r>
         <w:rPr>
           <w:i/>
           <w:sz w:val="28"/>
         </w:rPr>
-        <w:t>AI</w:t>
-      </w:r>
-      <w:r>
-        <w:rPr>
-          <w:sz w:val="28"/>
-        </w:rPr>
-        <w:t xml:space="preserve"> в </w:t>
+        <w:t>Medium</w:t>
+      </w:r>
+      <w:r>
+        <w:rPr>
+          <w:sz w:val="28"/>
+        </w:rPr>
+        <w:t xml:space="preserve"> </w:t>
       </w:r>
       <w:r>
         <w:rPr>
           <w:i/>
           <w:sz w:val="28"/>
         </w:rPr>
-        <w:t>Sheets</w:t>
-      </w:r>
-      <w:r>
-        <w:rPr>
-          <w:sz w:val="28"/>
-        </w:rPr>
-        <w:t xml:space="preserve"> и </w:t>
+        <w:t>Business</w:t>
+      </w:r>
+      <w:r>
+        <w:rPr>
+          <w:sz w:val="28"/>
+        </w:rPr>
+        <w:t xml:space="preserve">, </w:t>
       </w:r>
       <w:r>
         <w:rPr>
           <w:i/>
           <w:sz w:val="28"/>
         </w:rPr>
-        <w:t>Excel</w:t>
-      </w:r>
-      <w:r>
-        <w:rPr>
-          <w:sz w:val="28"/>
-        </w:rPr>
-        <w:t xml:space="preserve">» без разговора с продавцом; страница цен перенаправляет на главную, а условия пробного периода и оплаты описаны в </w:t>
-      </w:r>
-      <w:r>
-        <w:rPr>
-          <w:sz w:val="28"/>
-        </w:rPr>
-        <w:t>тексте.</w:t>
+        <w:t>Enterprise</w:t>
+      </w:r>
+      <w:r>
+        <w:rPr>
+          <w:sz w:val="28"/>
+        </w:rPr>
+        <w:t xml:space="preserve">) для разных размеров </w:t>
+      </w:r>
+      <w:r>
+        <w:rPr>
+          <w:sz w:val="28"/>
+        </w:rPr>
+        <w:t>организаций; подтверждает, что цена раскрыта частично и сгруппирована по сегментам.</w:t>
       </w:r>
     </w:p>
     <w:p>
@@ -35279,7 +35111,7 @@
           <w:i/>
           <w:sz w:val="28"/>
         </w:rPr>
-        <w:t>Datarails</w:t>
+        <w:t>Shortcut</w:t>
       </w:r>
       <w:r>
         <w:rPr>
@@ -35302,7 +35134,7 @@
         </w:rPr>
         <w:lastRenderedPageBreak/>
         <w:drawing>
-          <wp:inline distT="0" distB="0" distL="0" distR="0" wp14:anchorId="3C7FF257" wp14:editId="1380BFB3">
+          <wp:inline distT="0" distB="0" distL="0" distR="0" wp14:anchorId="75C3D674" wp14:editId="750708BD">
             <wp:extent cx="5334000" cy="2375958"/>
             <wp:effectExtent l="0" t="0" r="0" b="0"/>
             <wp:docPr id="83" name="Picture"/>
@@ -35311,7 +35143,7 @@
               <a:graphicData uri="http://schemas.openxmlformats.org/drawingml/2006/picture">
                 <pic:pic xmlns:pic="http://schemas.openxmlformats.org/drawingml/2006/picture">
                   <pic:nvPicPr>
-                    <pic:cNvPr id="84" name="Picture" descr="Скриншоты/comp_05_datarails_pricing.jpg"/>
+                    <pic:cNvPr id="84" name="Picture" descr="Скриншоты/comp_03_shortcut_pricing.jpg"/>
                     <pic:cNvPicPr>
                       <a:picLocks noChangeAspect="1" noChangeArrowheads="1"/>
                     </pic:cNvPicPr>
@@ -35361,7 +35193,7 @@
           <w:i/>
           <w:sz w:val="28"/>
         </w:rPr>
-        <w:t>Datarails</w:t>
+        <w:t>Shortcut</w:t>
       </w:r>
       <w:r>
         <w:rPr>
@@ -35381,14 +35213,27 @@
         <w:rPr>
           <w:sz w:val="28"/>
         </w:rPr>
-        <w:t>Три тарифа (</w:t>
+        <w:t xml:space="preserve">Страница показывает </w:t>
       </w:r>
       <w:r>
         <w:rPr>
           <w:i/>
           <w:sz w:val="28"/>
         </w:rPr>
-        <w:t>Professional</w:t>
+        <w:t>Free</w:t>
+      </w:r>
+      <w:r>
+        <w:rPr>
+          <w:sz w:val="28"/>
+        </w:rPr>
+        <w:t xml:space="preserve"> за 0 </w:t>
+      </w:r>
+      <w:r>
+        <w:rPr>
+          <w:i/>
+          <w:sz w:val="28"/>
+        </w:rPr>
+        <w:t>USD</w:t>
       </w:r>
       <w:r>
         <w:rPr>
@@ -35401,7 +35246,20 @@
           <w:i/>
           <w:sz w:val="28"/>
         </w:rPr>
-        <w:t>Premium</w:t>
+        <w:t>Pro</w:t>
+      </w:r>
+      <w:r>
+        <w:rPr>
+          <w:sz w:val="28"/>
+        </w:rPr>
+        <w:t xml:space="preserve"> 100 </w:t>
+      </w:r>
+      <w:r>
+        <w:rPr>
+          <w:i/>
+          <w:sz w:val="28"/>
+        </w:rPr>
+        <w:t>USD</w:t>
       </w:r>
       <w:r>
         <w:rPr>
@@ -35414,45 +35272,52 @@
           <w:i/>
           <w:sz w:val="28"/>
         </w:rPr>
-        <w:t>Expert</w:t>
-      </w:r>
-      <w:r>
-        <w:rPr>
-          <w:sz w:val="28"/>
-        </w:rPr>
-        <w:t>) без сумм и кнопки «</w:t>
+        <w:t>Teams</w:t>
+      </w:r>
+      <w:r>
+        <w:rPr>
+          <w:sz w:val="28"/>
+        </w:rPr>
+        <w:t xml:space="preserve"> 320 </w:t>
       </w:r>
       <w:r>
         <w:rPr>
           <w:i/>
           <w:sz w:val="28"/>
         </w:rPr>
-        <w:t>Request</w:t>
-      </w:r>
-      <w:r>
-        <w:rPr>
-          <w:sz w:val="28"/>
-        </w:rPr>
-        <w:t xml:space="preserve"> </w:t>
+        <w:t>USD</w:t>
+      </w:r>
+      <w:r>
+        <w:rPr>
+          <w:sz w:val="28"/>
+        </w:rPr>
+        <w:t xml:space="preserve"> плюс 100 </w:t>
       </w:r>
       <w:r>
         <w:rPr>
           <w:i/>
           <w:sz w:val="28"/>
         </w:rPr>
-        <w:t>Quote</w:t>
-      </w:r>
-      <w:r>
-        <w:rPr>
-          <w:sz w:val="28"/>
-        </w:rPr>
-        <w:t xml:space="preserve">»; цена по запросу и ограничения по числу пользователей и интеграций </w:t>
-      </w:r>
-      <w:r>
-        <w:rPr>
-          <w:sz w:val="28"/>
-        </w:rPr>
-        <w:t>подтверждают корпоративную модель продаж.</w:t>
+        <w:t>USD</w:t>
+      </w:r>
+      <w:r>
+        <w:rPr>
+          <w:sz w:val="28"/>
+        </w:rPr>
+        <w:t xml:space="preserve"> за место и </w:t>
+      </w:r>
+      <w:r>
+        <w:rPr>
+          <w:i/>
+          <w:sz w:val="28"/>
+        </w:rPr>
+        <w:t>Enterprise</w:t>
+      </w:r>
+      <w:r>
+        <w:rPr>
+          <w:sz w:val="28"/>
+        </w:rPr>
+        <w:t xml:space="preserve"> по запросу со скидкой 20 % за год; это самая прозрачная лестница тарифов среди конкурентов.</w:t>
       </w:r>
     </w:p>
     <w:p>
@@ -35473,13 +35338,13 @@
           <w:i/>
           <w:sz w:val="28"/>
         </w:rPr>
-        <w:t>DataSnipper</w:t>
-      </w:r>
-      <w:r>
-        <w:rPr>
-          <w:sz w:val="28"/>
-        </w:rPr>
-        <w:t>: страница цен.</w:t>
+        <w:t>Numerous.ai</w:t>
+      </w:r>
+      <w:r>
+        <w:rPr>
+          <w:sz w:val="28"/>
+        </w:rPr>
+        <w:t>: главная страница.</w:t>
       </w:r>
     </w:p>
     <w:p>
@@ -35495,7 +35360,7 @@
           <w:sz w:val="28"/>
         </w:rPr>
         <w:drawing>
-          <wp:inline distT="0" distB="0" distL="0" distR="0" wp14:anchorId="4D46E7C7" wp14:editId="3436AE83">
+          <wp:inline distT="0" distB="0" distL="0" distR="0" wp14:anchorId="29E72A61" wp14:editId="24519E7C">
             <wp:extent cx="5334000" cy="2375958"/>
             <wp:effectExtent l="0" t="0" r="0" b="0"/>
             <wp:docPr id="86" name="Picture"/>
@@ -35504,7 +35369,7 @@
               <a:graphicData uri="http://schemas.openxmlformats.org/drawingml/2006/picture">
                 <pic:pic xmlns:pic="http://schemas.openxmlformats.org/drawingml/2006/picture">
                   <pic:nvPicPr>
-                    <pic:cNvPr id="87" name="Picture" descr="Скриншоты/comp_06_datasnipper_pricing.jpg"/>
+                    <pic:cNvPr id="87" name="Picture" descr="Скриншоты/comp_04_numerous_home.jpg"/>
                     <pic:cNvPicPr>
                       <a:picLocks noChangeAspect="1" noChangeArrowheads="1"/>
                     </pic:cNvPicPr>
@@ -35554,13 +35419,13 @@
           <w:i/>
           <w:sz w:val="28"/>
         </w:rPr>
-        <w:t>DataSnipper</w:t>
-      </w:r>
-      <w:r>
-        <w:rPr>
-          <w:sz w:val="28"/>
-        </w:rPr>
-        <w:t>: страница цен</w:t>
+        <w:t>Numerous.ai</w:t>
+      </w:r>
+      <w:r>
+        <w:rPr>
+          <w:sz w:val="28"/>
+        </w:rPr>
+        <w:t>: главная страница</w:t>
       </w:r>
     </w:p>
     <w:p>
@@ -35574,27 +35439,46 @@
         <w:rPr>
           <w:sz w:val="28"/>
         </w:rPr>
-        <w:t xml:space="preserve">Тарифы </w:t>
+        <w:t xml:space="preserve">Главная </w:t>
       </w:r>
       <w:r>
         <w:rPr>
           <w:i/>
           <w:sz w:val="28"/>
         </w:rPr>
-        <w:t>Start</w:t>
-      </w:r>
-      <w:r>
-        <w:rPr>
-          <w:sz w:val="28"/>
-        </w:rPr>
-        <w:t xml:space="preserve">, </w:t>
+        <w:t>Numerous.ai</w:t>
+      </w:r>
+      <w:r>
+        <w:rPr>
+          <w:sz w:val="28"/>
+        </w:rPr>
+        <w:t xml:space="preserve"> продает массовое предложение «</w:t>
       </w:r>
       <w:r>
         <w:rPr>
           <w:i/>
           <w:sz w:val="28"/>
         </w:rPr>
-        <w:t>Accelerate</w:t>
+        <w:t>AI</w:t>
+      </w:r>
+      <w:r>
+        <w:rPr>
+          <w:sz w:val="28"/>
+        </w:rPr>
+        <w:t xml:space="preserve"> </w:t>
+      </w:r>
+      <w:r>
+        <w:rPr>
+          <w:sz w:val="28"/>
+        </w:rPr>
+        <w:t xml:space="preserve">в </w:t>
+      </w:r>
+      <w:r>
+        <w:rPr>
+          <w:i/>
+          <w:sz w:val="28"/>
+        </w:rPr>
+        <w:t>Sheets</w:t>
       </w:r>
       <w:r>
         <w:rPr>
@@ -35607,84 +35491,13 @@
           <w:i/>
           <w:sz w:val="28"/>
         </w:rPr>
-        <w:t>Elevate</w:t>
-      </w:r>
-      <w:r>
-        <w:rPr>
-          <w:sz w:val="28"/>
-        </w:rPr>
-        <w:t xml:space="preserve"> без сумм, вход через «</w:t>
-      </w:r>
-      <w:r>
-        <w:rPr>
-          <w:i/>
-          <w:sz w:val="28"/>
-        </w:rPr>
-        <w:t>Book</w:t>
-      </w:r>
-      <w:r>
-        <w:rPr>
-          <w:sz w:val="28"/>
-        </w:rPr>
-        <w:t xml:space="preserve"> </w:t>
-      </w:r>
-      <w:r>
-        <w:rPr>
-          <w:i/>
-          <w:sz w:val="28"/>
-        </w:rPr>
-        <w:t>Demo</w:t>
-      </w:r>
-      <w:r>
-        <w:rPr>
-          <w:sz w:val="28"/>
-        </w:rPr>
-        <w:t>» и «</w:t>
-      </w:r>
-      <w:r>
-        <w:rPr>
-          <w:i/>
-          <w:sz w:val="28"/>
-        </w:rPr>
-        <w:t>Contact</w:t>
-      </w:r>
-      <w:r>
-        <w:rPr>
-          <w:sz w:val="28"/>
-        </w:rPr>
-        <w:t xml:space="preserve"> </w:t>
-      </w:r>
-      <w:r>
-        <w:rPr>
-          <w:i/>
-          <w:sz w:val="28"/>
-        </w:rPr>
-        <w:t>sales</w:t>
-      </w:r>
-      <w:r>
-        <w:rPr>
-          <w:sz w:val="28"/>
-        </w:rPr>
-        <w:t xml:space="preserve">»; баннер </w:t>
-      </w:r>
-      <w:r>
-        <w:rPr>
-          <w:i/>
-          <w:sz w:val="28"/>
-        </w:rPr>
-        <w:t>cookie</w:t>
-      </w:r>
-      <w:r>
-        <w:rPr>
-          <w:sz w:val="28"/>
-        </w:rPr>
-        <w:t xml:space="preserve"> был отклонен до снимк</w:t>
-      </w:r>
-      <w:r>
-        <w:rPr>
-          <w:sz w:val="28"/>
-        </w:rPr>
-        <w:t>а.</w:t>
+        <w:t>Excel</w:t>
+      </w:r>
+      <w:r>
+        <w:rPr>
+          <w:sz w:val="28"/>
+        </w:rPr>
+        <w:t>» без разговора с продавцом; страница цен перенаправляет на главную, а условия пробного периода и оплаты описаны в тексте.</w:t>
       </w:r>
     </w:p>
     <w:p>
@@ -35705,13 +35518,13 @@
           <w:i/>
           <w:sz w:val="28"/>
         </w:rPr>
-        <w:t>Arixcel</w:t>
-      </w:r>
-      <w:r>
-        <w:rPr>
-          <w:sz w:val="28"/>
-        </w:rPr>
-        <w:t>: лицензирование.</w:t>
+        <w:t>Datarails</w:t>
+      </w:r>
+      <w:r>
+        <w:rPr>
+          <w:sz w:val="28"/>
+        </w:rPr>
+        <w:t>: страница цен.</w:t>
       </w:r>
     </w:p>
     <w:p>
@@ -35728,7 +35541,7 @@
         </w:rPr>
         <w:lastRenderedPageBreak/>
         <w:drawing>
-          <wp:inline distT="0" distB="0" distL="0" distR="0" wp14:anchorId="30D19CAD" wp14:editId="74745E74">
+          <wp:inline distT="0" distB="0" distL="0" distR="0" wp14:anchorId="6A39CD51" wp14:editId="46868733">
             <wp:extent cx="5334000" cy="2375958"/>
             <wp:effectExtent l="0" t="0" r="0" b="0"/>
             <wp:docPr id="89" name="Picture"/>
@@ -35737,7 +35550,7 @@
               <a:graphicData uri="http://schemas.openxmlformats.org/drawingml/2006/picture">
                 <pic:pic xmlns:pic="http://schemas.openxmlformats.org/drawingml/2006/picture">
                   <pic:nvPicPr>
-                    <pic:cNvPr id="90" name="Picture" descr="Скриншоты/comp_07_arixcel_pricing.jpg"/>
+                    <pic:cNvPr id="90" name="Picture" descr="Скриншоты/comp_05_datarails_pricing.jpg"/>
                     <pic:cNvPicPr>
                       <a:picLocks noChangeAspect="1" noChangeArrowheads="1"/>
                     </pic:cNvPicPr>
@@ -35787,13 +35600,13 @@
           <w:i/>
           <w:sz w:val="28"/>
         </w:rPr>
-        <w:t>Arixcel</w:t>
-      </w:r>
-      <w:r>
-        <w:rPr>
-          <w:sz w:val="28"/>
-        </w:rPr>
-        <w:t>: лицензирование</w:t>
+        <w:t>Datarails</w:t>
+      </w:r>
+      <w:r>
+        <w:rPr>
+          <w:sz w:val="28"/>
+        </w:rPr>
+        <w:t>: страница цен</w:t>
       </w:r>
     </w:p>
     <w:p>
@@ -35807,39 +35620,72 @@
         <w:rPr>
           <w:sz w:val="28"/>
         </w:rPr>
-        <w:t xml:space="preserve">Раздел цен показывает 2,75 </w:t>
+        <w:t>Три тарифа (</w:t>
       </w:r>
       <w:r>
         <w:rPr>
           <w:i/>
           <w:sz w:val="28"/>
         </w:rPr>
-        <w:t>GBP</w:t>
-      </w:r>
-      <w:r>
-        <w:rPr>
-          <w:sz w:val="28"/>
-        </w:rPr>
-        <w:t xml:space="preserve"> за пользователя в месяц с примером расчета для 10 пользователей на 12 месяцев; правила активации ключей и администрирования лицензий г</w:t>
-      </w:r>
-      <w:r>
-        <w:rPr>
-          <w:sz w:val="28"/>
-        </w:rPr>
-        <w:t xml:space="preserve">оворят о нацеленности на корпоративных пользователей </w:t>
+        <w:t>Professional</w:t>
+      </w:r>
+      <w:r>
+        <w:rPr>
+          <w:sz w:val="28"/>
+        </w:rPr>
+        <w:t xml:space="preserve">, </w:t>
       </w:r>
       <w:r>
         <w:rPr>
           <w:i/>
           <w:sz w:val="28"/>
         </w:rPr>
-        <w:t>Windows</w:t>
-      </w:r>
-      <w:r>
-        <w:rPr>
-          <w:sz w:val="28"/>
-        </w:rPr>
-        <w:t>.</w:t>
+        <w:t>Premium</w:t>
+      </w:r>
+      <w:r>
+        <w:rPr>
+          <w:sz w:val="28"/>
+        </w:rPr>
+        <w:t xml:space="preserve">, </w:t>
+      </w:r>
+      <w:r>
+        <w:rPr>
+          <w:i/>
+          <w:sz w:val="28"/>
+        </w:rPr>
+        <w:t>Expert</w:t>
+      </w:r>
+      <w:r>
+        <w:rPr>
+          <w:sz w:val="28"/>
+        </w:rPr>
+        <w:t>) без сумм и кнопки «</w:t>
+      </w:r>
+      <w:r>
+        <w:rPr>
+          <w:i/>
+          <w:sz w:val="28"/>
+        </w:rPr>
+        <w:t>Request</w:t>
+      </w:r>
+      <w:r>
+        <w:rPr>
+          <w:sz w:val="28"/>
+        </w:rPr>
+        <w:t xml:space="preserve"> </w:t>
+      </w:r>
+      <w:r>
+        <w:rPr>
+          <w:i/>
+          <w:sz w:val="28"/>
+        </w:rPr>
+        <w:t>Quote</w:t>
+      </w:r>
+      <w:r>
+        <w:rPr>
+          <w:sz w:val="28"/>
+        </w:rPr>
+        <w:t>»; цена по запросу и ограничения по числу пользователей и интеграций подтверждают корпоративную модель продаж.</w:t>
       </w:r>
     </w:p>
     <w:p>
@@ -35860,20 +35706,7 @@
           <w:i/>
           <w:sz w:val="28"/>
         </w:rPr>
-        <w:t>Operis</w:t>
-      </w:r>
-      <w:r>
-        <w:rPr>
-          <w:sz w:val="28"/>
-        </w:rPr>
-        <w:t xml:space="preserve"> </w:t>
-      </w:r>
-      <w:r>
-        <w:rPr>
-          <w:i/>
-          <w:sz w:val="28"/>
-        </w:rPr>
-        <w:t>OAK</w:t>
+        <w:t>DataSnipper</w:t>
       </w:r>
       <w:r>
         <w:rPr>
@@ -35895,7 +35728,7 @@
           <w:sz w:val="28"/>
         </w:rPr>
         <w:drawing>
-          <wp:inline distT="0" distB="0" distL="0" distR="0" wp14:anchorId="2F587E87" wp14:editId="70FADA94">
+          <wp:inline distT="0" distB="0" distL="0" distR="0" wp14:anchorId="31FD8326" wp14:editId="659D178D">
             <wp:extent cx="5334000" cy="2375958"/>
             <wp:effectExtent l="0" t="0" r="0" b="0"/>
             <wp:docPr id="92" name="Picture"/>
@@ -35904,7 +35737,7 @@
               <a:graphicData uri="http://schemas.openxmlformats.org/drawingml/2006/picture">
                 <pic:pic xmlns:pic="http://schemas.openxmlformats.org/drawingml/2006/picture">
                   <pic:nvPicPr>
-                    <pic:cNvPr id="93" name="Picture" descr="Скриншоты/comp_08_operis_oak_pricing.jpg"/>
+                    <pic:cNvPr id="93" name="Picture" descr="Скриншоты/comp_06_datasnipper_pricing.jpg"/>
                     <pic:cNvPicPr>
                       <a:picLocks noChangeAspect="1" noChangeArrowheads="1"/>
                     </pic:cNvPicPr>
@@ -35954,6 +35787,407 @@
           <w:i/>
           <w:sz w:val="28"/>
         </w:rPr>
+        <w:t>DataSnipper</w:t>
+      </w:r>
+      <w:r>
+        <w:rPr>
+          <w:sz w:val="28"/>
+        </w:rPr>
+        <w:t>: стр</w:t>
+      </w:r>
+      <w:r>
+        <w:rPr>
+          <w:sz w:val="28"/>
+        </w:rPr>
+        <w:t>аница цен</w:t>
+      </w:r>
+    </w:p>
+    <w:p>
+      <w:pPr>
+        <w:pStyle w:val="a0"/>
+        <w:spacing w:before="0" w:after="0" w:line="360" w:lineRule="exact"/>
+        <w:ind w:firstLine="709"/>
+        <w:jc w:val="both"/>
+      </w:pPr>
+      <w:r>
+        <w:rPr>
+          <w:sz w:val="28"/>
+        </w:rPr>
+        <w:t xml:space="preserve">Тарифы </w:t>
+      </w:r>
+      <w:r>
+        <w:rPr>
+          <w:i/>
+          <w:sz w:val="28"/>
+        </w:rPr>
+        <w:t>Start</w:t>
+      </w:r>
+      <w:r>
+        <w:rPr>
+          <w:sz w:val="28"/>
+        </w:rPr>
+        <w:t xml:space="preserve">, </w:t>
+      </w:r>
+      <w:r>
+        <w:rPr>
+          <w:i/>
+          <w:sz w:val="28"/>
+        </w:rPr>
+        <w:t>Accelerate</w:t>
+      </w:r>
+      <w:r>
+        <w:rPr>
+          <w:sz w:val="28"/>
+        </w:rPr>
+        <w:t xml:space="preserve"> и </w:t>
+      </w:r>
+      <w:r>
+        <w:rPr>
+          <w:i/>
+          <w:sz w:val="28"/>
+        </w:rPr>
+        <w:t>Elevate</w:t>
+      </w:r>
+      <w:r>
+        <w:rPr>
+          <w:sz w:val="28"/>
+        </w:rPr>
+        <w:t xml:space="preserve"> без сумм, вход через «</w:t>
+      </w:r>
+      <w:r>
+        <w:rPr>
+          <w:i/>
+          <w:sz w:val="28"/>
+        </w:rPr>
+        <w:t>Book</w:t>
+      </w:r>
+      <w:r>
+        <w:rPr>
+          <w:sz w:val="28"/>
+        </w:rPr>
+        <w:t xml:space="preserve"> </w:t>
+      </w:r>
+      <w:r>
+        <w:rPr>
+          <w:i/>
+          <w:sz w:val="28"/>
+        </w:rPr>
+        <w:t>Demo</w:t>
+      </w:r>
+      <w:r>
+        <w:rPr>
+          <w:sz w:val="28"/>
+        </w:rPr>
+        <w:t>» и «</w:t>
+      </w:r>
+      <w:r>
+        <w:rPr>
+          <w:i/>
+          <w:sz w:val="28"/>
+        </w:rPr>
+        <w:t>Contact</w:t>
+      </w:r>
+      <w:r>
+        <w:rPr>
+          <w:sz w:val="28"/>
+        </w:rPr>
+        <w:t xml:space="preserve"> </w:t>
+      </w:r>
+      <w:r>
+        <w:rPr>
+          <w:i/>
+          <w:sz w:val="28"/>
+        </w:rPr>
+        <w:t>sales</w:t>
+      </w:r>
+      <w:r>
+        <w:rPr>
+          <w:sz w:val="28"/>
+        </w:rPr>
+        <w:t xml:space="preserve">»; баннер </w:t>
+      </w:r>
+      <w:r>
+        <w:rPr>
+          <w:i/>
+          <w:sz w:val="28"/>
+        </w:rPr>
+        <w:t>cookie</w:t>
+      </w:r>
+      <w:r>
+        <w:rPr>
+          <w:sz w:val="28"/>
+        </w:rPr>
+        <w:t xml:space="preserve"> был отклонен до снимка.</w:t>
+      </w:r>
+    </w:p>
+    <w:p>
+      <w:pPr>
+        <w:pStyle w:val="a0"/>
+        <w:spacing w:before="0" w:after="0" w:line="360" w:lineRule="exact"/>
+        <w:ind w:firstLine="709"/>
+        <w:jc w:val="both"/>
+      </w:pPr>
+      <w:r>
+        <w:rPr>
+          <w:sz w:val="28"/>
+        </w:rPr>
+        <w:t xml:space="preserve">На рисунке 23 показано: </w:t>
+      </w:r>
+      <w:r>
+        <w:rPr>
+          <w:i/>
+          <w:sz w:val="28"/>
+        </w:rPr>
+        <w:t>Arixcel</w:t>
+      </w:r>
+      <w:r>
+        <w:rPr>
+          <w:sz w:val="28"/>
+        </w:rPr>
+        <w:t>: лицензирование.</w:t>
+      </w:r>
+    </w:p>
+    <w:p>
+      <w:pPr>
+        <w:pStyle w:val="a0"/>
+        <w:keepNext/>
+        <w:spacing w:before="0" w:after="0"/>
+        <w:jc w:val="center"/>
+      </w:pPr>
+      <w:r>
+        <w:rPr>
+          <w:noProof/>
+          <w:sz w:val="28"/>
+        </w:rPr>
+        <w:lastRenderedPageBreak/>
+        <w:drawing>
+          <wp:inline distT="0" distB="0" distL="0" distR="0" wp14:anchorId="569D78C1" wp14:editId="722E599B">
+            <wp:extent cx="5334000" cy="2375958"/>
+            <wp:effectExtent l="0" t="0" r="0" b="0"/>
+            <wp:docPr id="95" name="Picture"/>
+            <wp:cNvGraphicFramePr/>
+            <a:graphic xmlns:a="http://schemas.openxmlformats.org/drawingml/2006/main">
+              <a:graphicData uri="http://schemas.openxmlformats.org/drawingml/2006/picture">
+                <pic:pic xmlns:pic="http://schemas.openxmlformats.org/drawingml/2006/picture">
+                  <pic:nvPicPr>
+                    <pic:cNvPr id="96" name="Picture" descr="Скриншоты/comp_07_arixcel_pricing.jpg"/>
+                    <pic:cNvPicPr>
+                      <a:picLocks noChangeAspect="1" noChangeArrowheads="1"/>
+                    </pic:cNvPicPr>
+                  </pic:nvPicPr>
+                  <pic:blipFill>
+                    <a:blip r:embed="rId29"/>
+                    <a:stretch>
+                      <a:fillRect/>
+                    </a:stretch>
+                  </pic:blipFill>
+                  <pic:spPr bwMode="auto">
+                    <a:xfrm>
+                      <a:off x="0" y="0"/>
+                      <a:ext cx="5334000" cy="2375958"/>
+                    </a:xfrm>
+                    <a:prstGeom prst="rect">
+                      <a:avLst/>
+                    </a:prstGeom>
+                    <a:noFill/>
+                    <a:ln w="9525">
+                      <a:noFill/>
+                      <a:headEnd/>
+                      <a:tailEnd/>
+                    </a:ln>
+                  </pic:spPr>
+                </pic:pic>
+              </a:graphicData>
+            </a:graphic>
+          </wp:inline>
+        </w:drawing>
+      </w:r>
+    </w:p>
+    <w:p>
+      <w:pPr>
+        <w:pStyle w:val="a0"/>
+        <w:spacing w:before="0" w:after="0" w:line="360" w:lineRule="exact"/>
+        <w:jc w:val="center"/>
+      </w:pPr>
+      <w:r>
+        <w:rPr>
+          <w:sz w:val="28"/>
+        </w:rPr>
+        <w:t xml:space="preserve">Рисунок 23 – </w:t>
+      </w:r>
+      <w:r>
+        <w:rPr>
+          <w:i/>
+          <w:sz w:val="28"/>
+        </w:rPr>
+        <w:t>Arixcel</w:t>
+      </w:r>
+      <w:r>
+        <w:rPr>
+          <w:sz w:val="28"/>
+        </w:rPr>
+        <w:t>: лицензирование</w:t>
+      </w:r>
+    </w:p>
+    <w:p>
+      <w:pPr>
+        <w:pStyle w:val="a0"/>
+        <w:spacing w:before="0" w:after="0" w:line="360" w:lineRule="exact"/>
+        <w:ind w:firstLine="709"/>
+        <w:jc w:val="both"/>
+      </w:pPr>
+      <w:r>
+        <w:rPr>
+          <w:sz w:val="28"/>
+        </w:rPr>
+        <w:t xml:space="preserve">Раздел цен показывает 2,75 </w:t>
+      </w:r>
+      <w:r>
+        <w:rPr>
+          <w:i/>
+          <w:sz w:val="28"/>
+        </w:rPr>
+        <w:t>GBP</w:t>
+      </w:r>
+      <w:r>
+        <w:rPr>
+          <w:sz w:val="28"/>
+        </w:rPr>
+        <w:t xml:space="preserve"> за пользователя в месяц с примером расчета для 10 пользователей на 12 месяцев; правила активации ключей и администрирования лицензий говорят о нацеленности на корпоративных пользователей </w:t>
+      </w:r>
+      <w:r>
+        <w:rPr>
+          <w:i/>
+          <w:sz w:val="28"/>
+        </w:rPr>
+        <w:t>Windows</w:t>
+      </w:r>
+      <w:r>
+        <w:rPr>
+          <w:sz w:val="28"/>
+        </w:rPr>
+        <w:t>.</w:t>
+      </w:r>
+    </w:p>
+    <w:p>
+      <w:pPr>
+        <w:pStyle w:val="a0"/>
+        <w:spacing w:before="0" w:after="0" w:line="360" w:lineRule="exact"/>
+        <w:ind w:firstLine="709"/>
+        <w:jc w:val="both"/>
+      </w:pPr>
+      <w:r>
+        <w:rPr>
+          <w:sz w:val="28"/>
+        </w:rPr>
+        <w:t xml:space="preserve">На рисунке 24 показано: </w:t>
+      </w:r>
+      <w:r>
+        <w:rPr>
+          <w:i/>
+          <w:sz w:val="28"/>
+        </w:rPr>
+        <w:t>Operi</w:t>
+      </w:r>
+      <w:r>
+        <w:rPr>
+          <w:i/>
+          <w:sz w:val="28"/>
+        </w:rPr>
+        <w:t>s</w:t>
+      </w:r>
+      <w:r>
+        <w:rPr>
+          <w:sz w:val="28"/>
+        </w:rPr>
+        <w:t xml:space="preserve"> </w:t>
+      </w:r>
+      <w:r>
+        <w:rPr>
+          <w:i/>
+          <w:sz w:val="28"/>
+        </w:rPr>
+        <w:t>OAK</w:t>
+      </w:r>
+      <w:r>
+        <w:rPr>
+          <w:sz w:val="28"/>
+        </w:rPr>
+        <w:t>: страница цен.</w:t>
+      </w:r>
+    </w:p>
+    <w:p>
+      <w:pPr>
+        <w:pStyle w:val="a0"/>
+        <w:keepNext/>
+        <w:spacing w:before="0" w:after="0"/>
+        <w:jc w:val="center"/>
+      </w:pPr>
+      <w:r>
+        <w:rPr>
+          <w:noProof/>
+          <w:sz w:val="28"/>
+        </w:rPr>
+        <w:drawing>
+          <wp:inline distT="0" distB="0" distL="0" distR="0" wp14:anchorId="773072CF" wp14:editId="18B177CC">
+            <wp:extent cx="5334000" cy="2375958"/>
+            <wp:effectExtent l="0" t="0" r="0" b="0"/>
+            <wp:docPr id="98" name="Picture"/>
+            <wp:cNvGraphicFramePr/>
+            <a:graphic xmlns:a="http://schemas.openxmlformats.org/drawingml/2006/main">
+              <a:graphicData uri="http://schemas.openxmlformats.org/drawingml/2006/picture">
+                <pic:pic xmlns:pic="http://schemas.openxmlformats.org/drawingml/2006/picture">
+                  <pic:nvPicPr>
+                    <pic:cNvPr id="99" name="Picture" descr="Скриншоты/comp_08_operis_oak_pricing.jpg"/>
+                    <pic:cNvPicPr>
+                      <a:picLocks noChangeAspect="1" noChangeArrowheads="1"/>
+                    </pic:cNvPicPr>
+                  </pic:nvPicPr>
+                  <pic:blipFill>
+                    <a:blip r:embed="rId30"/>
+                    <a:stretch>
+                      <a:fillRect/>
+                    </a:stretch>
+                  </pic:blipFill>
+                  <pic:spPr bwMode="auto">
+                    <a:xfrm>
+                      <a:off x="0" y="0"/>
+                      <a:ext cx="5334000" cy="2375958"/>
+                    </a:xfrm>
+                    <a:prstGeom prst="rect">
+                      <a:avLst/>
+                    </a:prstGeom>
+                    <a:noFill/>
+                    <a:ln w="9525">
+                      <a:noFill/>
+                      <a:headEnd/>
+                      <a:tailEnd/>
+                    </a:ln>
+                  </pic:spPr>
+                </pic:pic>
+              </a:graphicData>
+            </a:graphic>
+          </wp:inline>
+        </w:drawing>
+      </w:r>
+    </w:p>
+    <w:p>
+      <w:pPr>
+        <w:pStyle w:val="a0"/>
+        <w:spacing w:before="0" w:after="0" w:line="360" w:lineRule="exact"/>
+        <w:jc w:val="center"/>
+      </w:pPr>
+      <w:r>
+        <w:rPr>
+          <w:sz w:val="28"/>
+        </w:rPr>
+        <w:t xml:space="preserve">Рисунок 24 – </w:t>
+      </w:r>
+      <w:r>
+        <w:rPr>
+          <w:i/>
+          <w:sz w:val="28"/>
+        </w:rPr>
         <w:t>Operis</w:t>
       </w:r>
       <w:r>
@@ -36051,7 +36285,7 @@
         <w:jc w:val="center"/>
       </w:pPr>
       <w:bookmarkStart w:id="38" w:name="_e580caf5f2a0052cd60a87b42295a622f26cf83"/>
-      <w:bookmarkStart w:id="39" w:name="_Toc241943049"/>
+      <w:bookmarkStart w:id="39" w:name="_Toc241951917"/>
       <w:bookmarkEnd w:id="36"/>
       <w:r>
         <w:rPr>
@@ -36059,7 +36293,14 @@
           <w:sz w:val="28"/>
         </w:rPr>
         <w:lastRenderedPageBreak/>
-        <w:t>ПРИЛОЖЕНИЕ Е</w:t>
+        <w:t>ПРИЛОЖЕ</w:t>
+      </w:r>
+      <w:r>
+        <w:rPr>
+          <w:b/>
+          <w:sz w:val="28"/>
+        </w:rPr>
+        <w:t>НИЕ Е</w:t>
       </w:r>
       <w:bookmarkEnd w:id="39"/>
     </w:p>
@@ -36114,13 +36355,7 @@
         <w:rPr>
           <w:sz w:val="28"/>
         </w:rPr>
-        <w:t xml:space="preserve"> еще не написан, поэтому замеры воронки с 01.04.2027 по 30.09.202</w:t>
-      </w:r>
-      <w:r>
-        <w:rPr>
-          <w:sz w:val="28"/>
-        </w:rPr>
-        <w:t xml:space="preserve">7 смоделированы (генератор и файлы - в папке 00_Общее/Модельные_данные, </w:t>
+        <w:t xml:space="preserve"> еще не написан, поэтому замеры воронки с 01.04.2027 по 30.09.2027 смоделированы (генератор и файлы - в папке 00_Общее/Модельные_данные, </w:t>
       </w:r>
       <w:r>
         <w:rPr>
@@ -36133,13 +36368,13 @@
         <w:rPr>
           <w:sz w:val="28"/>
         </w:rPr>
-        <w:t xml:space="preserve"> 20261004, допущение Д-32). Параметры соответствуют базовому сценарию ЛР2-3: визит - регистрация 4 %, регистрация - активация 60 %, активация - платящий около 8 %, платежи с 01.06.</w:t>
-      </w:r>
-      <w:r>
-        <w:rPr>
-          <w:sz w:val="28"/>
-        </w:rPr>
-        <w:t>2027. Это не измерения, а демонстрация того, как отчет о конверсиях выглядит и насколько цели чувствительны к разбросу.</w:t>
+        <w:t xml:space="preserve"> 20261004, допущение Д-32). Параметры соответствуют базовому сценарию ЛР</w:t>
+      </w:r>
+      <w:r>
+        <w:rPr>
+          <w:sz w:val="28"/>
+        </w:rPr>
+        <w:t>2-3: визит - регистрация 4 %, регистрация - активация 60 %, активация - платящий около 8 %, платежи с 01.06.2027. Это не измерения, а демонстрация того, как отчет о конверсиях выглядит и насколько цели чувствительны к разбросу.</w:t>
       </w:r>
     </w:p>
     <w:p>
@@ -36153,7 +36388,13 @@
         <w:rPr>
           <w:sz w:val="28"/>
         </w:rPr>
-        <w:t>В таблице 27 представлено: модельные показатели воронки по месяцам.</w:t>
+        <w:t>В таблице 27 представлено: м</w:t>
+      </w:r>
+      <w:r>
+        <w:rPr>
+          <w:sz w:val="28"/>
+        </w:rPr>
+        <w:t>одельные показатели воронки по месяцам.</w:t>
       </w:r>
     </w:p>
     <w:p>
@@ -37019,7 +37260,13 @@
         <w:rPr>
           <w:sz w:val="28"/>
         </w:rPr>
-        <w:t>За шесть месяцев модель дает 1 066 регистраций и 34 платящих; фактические конверсии: визит - регистрация 5,6 %, регистрация - платящий 4,1 %. Цель 300 регистраций достигнута, цель 50 платящих не достигнута.</w:t>
+        <w:t xml:space="preserve">За шесть месяцев модель дает 1 066 регистраций и 34 платящих; фактические конверсии: визит - регистрация 5,6 %, регистрация - платящий 4,1 %. Цель 300 регистраций достигнута, цель 50 </w:t>
+      </w:r>
+      <w:r>
+        <w:rPr>
+          <w:sz w:val="28"/>
+        </w:rPr>
+        <w:t>платящих не достигнута.</w:t>
       </w:r>
     </w:p>
     <w:p>
@@ -37405,8 +37652,8 @@
     </w:p>
     <w:bookmarkEnd w:id="38"/>
     <w:sectPr>
-      <w:headerReference w:type="default" r:id="rId29"/>
-      <w:footerReference w:type="default" r:id="rId30"/>
+      <w:headerReference w:type="default" r:id="rId31"/>
+      <w:footerReference w:type="default" r:id="rId32"/>
       <w:footnotePr>
         <w:numRestart w:val="eachSect"/>
       </w:footnotePr>
@@ -37508,7 +37755,7 @@
   <w:abstractNum w:abstractNumId="0" w15:restartNumberingAfterBreak="0">
     <w:nsid w:val="0000A990"/>
     <w:multiLevelType w:val="multilevel"/>
-    <w:tmpl w:val="0B7CDB5E"/>
+    <w:tmpl w:val="21FC037A"/>
     <w:lvl w:ilvl="0">
       <w:numFmt w:val="bullet"/>
       <w:lvlText w:val=" "/>
@@ -37585,7 +37832,7 @@
   <w:abstractNum w:abstractNumId="1" w15:restartNumberingAfterBreak="0">
     <w:nsid w:val="00A99411"/>
     <w:multiLevelType w:val="multilevel"/>
-    <w:tmpl w:val="2D904370"/>
+    <w:tmpl w:val="B792CC76"/>
     <w:lvl w:ilvl="0">
       <w:start w:val="1"/>
       <w:numFmt w:val="decimal"/>
@@ -39063,7 +39310,7 @@
     <w:autoRedefine/>
     <w:uiPriority w:val="39"/>
     <w:unhideWhenUsed/>
-    <w:rsid w:val="00FB4424"/>
+    <w:rsid w:val="002C41ED"/>
     <w:pPr>
       <w:spacing w:after="100"/>
     </w:pPr>
@@ -39075,7 +39322,7 @@
     <w:autoRedefine/>
     <w:uiPriority w:val="39"/>
     <w:unhideWhenUsed/>
-    <w:rsid w:val="00FB4424"/>
+    <w:rsid w:val="002C41ED"/>
     <w:pPr>
       <w:spacing w:after="100"/>
       <w:ind w:left="240"/>

--- a/ЛР6_ЦП_Канвас_сценарии_релизы/ОТЧЕТ_ЛР6_TableMind.docx
+++ b/ЛР6_ЦП_Канвас_сценарии_релизы/ОТЧЕТ_ЛР6_TableMind.docx
@@ -172,7 +172,7 @@
           <w:sz w:val="28"/>
         </w:rPr>
         <w:tab/>
-        <w:t>гр. 60121</w:t>
+        <w:t>гр. 60131</w:t>
       </w:r>
     </w:p>
     <w:p>
@@ -263,7 +263,7 @@
       <w:r>
         <w:fldChar w:fldCharType="separate"/>
       </w:r>
-      <w:hyperlink w:anchor="_Toc241951899" w:history="1">
+      <w:hyperlink w:anchor="_Toc241952867" w:history="1">
         <w:r>
           <w:rPr>
             <w:rStyle w:val="af"/>
@@ -291,7 +291,7 @@
             <w:noProof/>
             <w:webHidden/>
           </w:rPr>
-          <w:instrText xml:space="preserve"> PAGEREF _Toc241951899 \h </w:instrText>
+          <w:instrText xml:space="preserve"> PAGEREF _Toc241952867 \h </w:instrText>
         </w:r>
         <w:r>
           <w:rPr>
@@ -332,7 +332,7 @@
           <w:noProof/>
         </w:rPr>
       </w:pPr>
-      <w:hyperlink w:anchor="_Toc241951900" w:history="1">
+      <w:hyperlink w:anchor="_Toc241952868" w:history="1">
         <w:r>
           <w:rPr>
             <w:rStyle w:val="af"/>
@@ -360,7 +360,7 @@
             <w:noProof/>
             <w:webHidden/>
           </w:rPr>
-          <w:instrText xml:space="preserve"> PAGEREF _Toc241951900 \h </w:instrText>
+          <w:instrText xml:space="preserve"> PAGEREF _Toc241952868 \h </w:instrText>
         </w:r>
         <w:r>
           <w:rPr>
@@ -401,7 +401,7 @@
           <w:noProof/>
         </w:rPr>
       </w:pPr>
-      <w:hyperlink w:anchor="_Toc241951901" w:history="1">
+      <w:hyperlink w:anchor="_Toc241952869" w:history="1">
         <w:r>
           <w:rPr>
             <w:rStyle w:val="af"/>
@@ -429,7 +429,7 @@
             <w:noProof/>
             <w:webHidden/>
           </w:rPr>
-          <w:instrText xml:space="preserve"> PAGEREF _Toc241951901 \h </w:instrText>
+          <w:instrText xml:space="preserve"> PAGEREF _Toc241952869 \h </w:instrText>
         </w:r>
         <w:r>
           <w:rPr>
@@ -470,7 +470,7 @@
           <w:noProof/>
         </w:rPr>
       </w:pPr>
-      <w:hyperlink w:anchor="_Toc241951902" w:history="1">
+      <w:hyperlink w:anchor="_Toc241952870" w:history="1">
         <w:r>
           <w:rPr>
             <w:rStyle w:val="af"/>
@@ -498,7 +498,7 @@
             <w:noProof/>
             <w:webHidden/>
           </w:rPr>
-          <w:instrText xml:space="preserve"> PAGEREF _Toc241951902 \h </w:instrText>
+          <w:instrText xml:space="preserve"> PAGEREF _Toc241952870 \h </w:instrText>
         </w:r>
         <w:r>
           <w:rPr>
@@ -539,7 +539,7 @@
           <w:noProof/>
         </w:rPr>
       </w:pPr>
-      <w:hyperlink w:anchor="_Toc241951903" w:history="1">
+      <w:hyperlink w:anchor="_Toc241952871" w:history="1">
         <w:r>
           <w:rPr>
             <w:rStyle w:val="af"/>
@@ -567,7 +567,7 @@
             <w:noProof/>
             <w:webHidden/>
           </w:rPr>
-          <w:instrText xml:space="preserve"> PAGEREF _Toc241951903 \h </w:instrText>
+          <w:instrText xml:space="preserve"> PAGEREF _Toc241952871 \h </w:instrText>
         </w:r>
         <w:r>
           <w:rPr>
@@ -608,7 +608,7 @@
           <w:noProof/>
         </w:rPr>
       </w:pPr>
-      <w:hyperlink w:anchor="_Toc241951904" w:history="1">
+      <w:hyperlink w:anchor="_Toc241952872" w:history="1">
         <w:r>
           <w:rPr>
             <w:rStyle w:val="af"/>
@@ -636,7 +636,7 @@
             <w:noProof/>
             <w:webHidden/>
           </w:rPr>
-          <w:instrText xml:space="preserve"> PAGEREF _Toc241951904 \h </w:instrText>
+          <w:instrText xml:space="preserve"> PAGEREF _Toc241952872 \h </w:instrText>
         </w:r>
         <w:r>
           <w:rPr>
@@ -677,7 +677,7 @@
           <w:noProof/>
         </w:rPr>
       </w:pPr>
-      <w:hyperlink w:anchor="_Toc241951905" w:history="1">
+      <w:hyperlink w:anchor="_Toc241952873" w:history="1">
         <w:r>
           <w:rPr>
             <w:rStyle w:val="af"/>
@@ -705,7 +705,7 @@
             <w:noProof/>
             <w:webHidden/>
           </w:rPr>
-          <w:instrText xml:space="preserve"> PAGEREF _Toc241951905 \h </w:instrText>
+          <w:instrText xml:space="preserve"> PAGEREF _Toc241952873 \h </w:instrText>
         </w:r>
         <w:r>
           <w:rPr>
@@ -746,7 +746,7 @@
           <w:noProof/>
         </w:rPr>
       </w:pPr>
-      <w:hyperlink w:anchor="_Toc241951906" w:history="1">
+      <w:hyperlink w:anchor="_Toc241952874" w:history="1">
         <w:r>
           <w:rPr>
             <w:rStyle w:val="af"/>
@@ -774,7 +774,7 @@
             <w:noProof/>
             <w:webHidden/>
           </w:rPr>
-          <w:instrText xml:space="preserve"> PAGEREF _Toc241951906 \h </w:instrText>
+          <w:instrText xml:space="preserve"> PAGEREF _Toc241952874 \h </w:instrText>
         </w:r>
         <w:r>
           <w:rPr>
@@ -815,7 +815,7 @@
           <w:noProof/>
         </w:rPr>
       </w:pPr>
-      <w:hyperlink w:anchor="_Toc241951907" w:history="1">
+      <w:hyperlink w:anchor="_Toc241952875" w:history="1">
         <w:r>
           <w:rPr>
             <w:rStyle w:val="af"/>
@@ -843,7 +843,7 @@
             <w:noProof/>
             <w:webHidden/>
           </w:rPr>
-          <w:instrText xml:space="preserve"> PAGEREF _Toc241951907 \h </w:instrText>
+          <w:instrText xml:space="preserve"> PAGEREF _Toc241952875 \h </w:instrText>
         </w:r>
         <w:r>
           <w:rPr>
@@ -884,7 +884,7 @@
           <w:noProof/>
         </w:rPr>
       </w:pPr>
-      <w:hyperlink w:anchor="_Toc241951908" w:history="1">
+      <w:hyperlink w:anchor="_Toc241952876" w:history="1">
         <w:r>
           <w:rPr>
             <w:rStyle w:val="af"/>
@@ -912,7 +912,7 @@
             <w:noProof/>
             <w:webHidden/>
           </w:rPr>
-          <w:instrText xml:space="preserve"> PAGEREF _Toc241951908 \h </w:instrText>
+          <w:instrText xml:space="preserve"> PAGEREF _Toc241952876 \h </w:instrText>
         </w:r>
         <w:r>
           <w:rPr>
@@ -953,7 +953,7 @@
           <w:noProof/>
         </w:rPr>
       </w:pPr>
-      <w:hyperlink w:anchor="_Toc241951909" w:history="1">
+      <w:hyperlink w:anchor="_Toc241952877" w:history="1">
         <w:r>
           <w:rPr>
             <w:rStyle w:val="af"/>
@@ -981,7 +981,7 @@
             <w:noProof/>
             <w:webHidden/>
           </w:rPr>
-          <w:instrText xml:space="preserve"> PAGEREF _Toc241951909 \h </w:instrText>
+          <w:instrText xml:space="preserve"> PAGEREF _Toc241952877 \h </w:instrText>
         </w:r>
         <w:r>
           <w:rPr>
@@ -1022,7 +1022,7 @@
           <w:noProof/>
         </w:rPr>
       </w:pPr>
-      <w:hyperlink w:anchor="_Toc241951910" w:history="1">
+      <w:hyperlink w:anchor="_Toc241952878" w:history="1">
         <w:r>
           <w:rPr>
             <w:rStyle w:val="af"/>
@@ -1050,7 +1050,7 @@
             <w:noProof/>
             <w:webHidden/>
           </w:rPr>
-          <w:instrText xml:space="preserve"> PAGEREF _Toc241951910 \h </w:instrText>
+          <w:instrText xml:space="preserve"> PAGEREF _Toc241952878 \h </w:instrText>
         </w:r>
         <w:r>
           <w:rPr>
@@ -1091,7 +1091,7 @@
           <w:noProof/>
         </w:rPr>
       </w:pPr>
-      <w:hyperlink w:anchor="_Toc241951911" w:history="1">
+      <w:hyperlink w:anchor="_Toc241952879" w:history="1">
         <w:r>
           <w:rPr>
             <w:rStyle w:val="af"/>
@@ -1119,7 +1119,7 @@
             <w:noProof/>
             <w:webHidden/>
           </w:rPr>
-          <w:instrText xml:space="preserve"> PAGEREF _Toc241951911 \h </w:instrText>
+          <w:instrText xml:space="preserve"> PAGEREF _Toc241952879 \h </w:instrText>
         </w:r>
         <w:r>
           <w:rPr>
@@ -1160,7 +1160,7 @@
           <w:noProof/>
         </w:rPr>
       </w:pPr>
-      <w:hyperlink w:anchor="_Toc241951912" w:history="1">
+      <w:hyperlink w:anchor="_Toc241952880" w:history="1">
         <w:r>
           <w:rPr>
             <w:rStyle w:val="af"/>
@@ -1188,7 +1188,7 @@
             <w:noProof/>
             <w:webHidden/>
           </w:rPr>
-          <w:instrText xml:space="preserve"> PAGEREF _Toc241951912 \h </w:instrText>
+          <w:instrText xml:space="preserve"> PAGEREF _Toc241952880 \h </w:instrText>
         </w:r>
         <w:r>
           <w:rPr>
@@ -1229,7 +1229,7 @@
           <w:noProof/>
         </w:rPr>
       </w:pPr>
-      <w:hyperlink w:anchor="_Toc241951913" w:history="1">
+      <w:hyperlink w:anchor="_Toc241952881" w:history="1">
         <w:r>
           <w:rPr>
             <w:rStyle w:val="af"/>
@@ -1257,7 +1257,7 @@
             <w:noProof/>
             <w:webHidden/>
           </w:rPr>
-          <w:instrText xml:space="preserve"> PAGEREF _Toc241951913 \h </w:instrText>
+          <w:instrText xml:space="preserve"> PAGEREF _Toc241952881 \h </w:instrText>
         </w:r>
         <w:r>
           <w:rPr>
@@ -1298,7 +1298,7 @@
           <w:noProof/>
         </w:rPr>
       </w:pPr>
-      <w:hyperlink w:anchor="_Toc241951914" w:history="1">
+      <w:hyperlink w:anchor="_Toc241952882" w:history="1">
         <w:r>
           <w:rPr>
             <w:rStyle w:val="af"/>
@@ -1326,7 +1326,7 @@
             <w:noProof/>
             <w:webHidden/>
           </w:rPr>
-          <w:instrText xml:space="preserve"> PAGEREF _Toc241951914 \h </w:instrText>
+          <w:instrText xml:space="preserve"> PAGEREF _Toc241952882 \h </w:instrText>
         </w:r>
         <w:r>
           <w:rPr>
@@ -1367,7 +1367,7 @@
           <w:noProof/>
         </w:rPr>
       </w:pPr>
-      <w:hyperlink w:anchor="_Toc241951915" w:history="1">
+      <w:hyperlink w:anchor="_Toc241952883" w:history="1">
         <w:r>
           <w:rPr>
             <w:rStyle w:val="af"/>
@@ -1395,7 +1395,7 @@
             <w:noProof/>
             <w:webHidden/>
           </w:rPr>
-          <w:instrText xml:space="preserve"> PAGEREF _Toc241951915 \h </w:instrText>
+          <w:instrText xml:space="preserve"> PAGEREF _Toc241952883 \h </w:instrText>
         </w:r>
         <w:r>
           <w:rPr>
@@ -1436,7 +1436,7 @@
           <w:noProof/>
         </w:rPr>
       </w:pPr>
-      <w:hyperlink w:anchor="_Toc241951916" w:history="1">
+      <w:hyperlink w:anchor="_Toc241952884" w:history="1">
         <w:r>
           <w:rPr>
             <w:rStyle w:val="af"/>
@@ -1464,7 +1464,7 @@
             <w:noProof/>
             <w:webHidden/>
           </w:rPr>
-          <w:instrText xml:space="preserve"> PAGEREF _Toc241951916 \h </w:instrText>
+          <w:instrText xml:space="preserve"> PAGEREF _Toc241952884 \h </w:instrText>
         </w:r>
         <w:r>
           <w:rPr>
@@ -1505,7 +1505,7 @@
           <w:noProof/>
         </w:rPr>
       </w:pPr>
-      <w:hyperlink w:anchor="_Toc241951917" w:history="1">
+      <w:hyperlink w:anchor="_Toc241952885" w:history="1">
         <w:r>
           <w:rPr>
             <w:rStyle w:val="af"/>
@@ -1533,7 +1533,7 @@
             <w:noProof/>
             <w:webHidden/>
           </w:rPr>
-          <w:instrText xml:space="preserve"> PAGEREF _Toc241951917 \h </w:instrText>
+          <w:instrText xml:space="preserve"> PAGEREF _Toc241952885 \h </w:instrText>
         </w:r>
         <w:r>
           <w:rPr>
@@ -1579,7 +1579,7 @@
         <w:spacing w:before="0" w:after="360" w:line="360" w:lineRule="exact"/>
         <w:ind w:firstLine="709"/>
       </w:pPr>
-      <w:bookmarkStart w:id="1" w:name="_Toc241951899"/>
+      <w:bookmarkStart w:id="1" w:name="_Toc241952867"/>
       <w:r>
         <w:rPr>
           <w:b/>
@@ -1684,7 +1684,7 @@
         <w:ind w:firstLine="709"/>
       </w:pPr>
       <w:bookmarkStart w:id="2" w:name="_b608aa976fc82a0faaf3b83f58c735968afd03b"/>
-      <w:bookmarkStart w:id="3" w:name="_Toc241951900"/>
+      <w:bookmarkStart w:id="3" w:name="_Toc241952868"/>
       <w:bookmarkEnd w:id="0"/>
       <w:r>
         <w:rPr>
@@ -1750,7 +1750,7 @@
         <w:ind w:firstLine="709"/>
       </w:pPr>
       <w:bookmarkStart w:id="4" w:name="_ce8c8db2bd1f021f701413a98bce88b0dc0ff35"/>
-      <w:bookmarkStart w:id="5" w:name="_Toc241951901"/>
+      <w:bookmarkStart w:id="5" w:name="_Toc241952869"/>
       <w:r>
         <w:rPr>
           <w:b/>
@@ -3792,7 +3792,7 @@
         <w:ind w:firstLine="709"/>
       </w:pPr>
       <w:bookmarkStart w:id="6" w:name="_d6b1e0606ccffbfea524c7b8890d7424ae6ef8d"/>
-      <w:bookmarkStart w:id="7" w:name="_Toc241951902"/>
+      <w:bookmarkStart w:id="7" w:name="_Toc241952870"/>
       <w:bookmarkEnd w:id="4"/>
       <w:r>
         <w:rPr>
@@ -8504,7 +8504,7 @@
         <w:ind w:firstLine="709"/>
       </w:pPr>
       <w:bookmarkStart w:id="8" w:name="_7b60cb03201c02c98ad01f5cee41d479977e884"/>
-      <w:bookmarkStart w:id="9" w:name="_Toc241951903"/>
+      <w:bookmarkStart w:id="9" w:name="_Toc241952871"/>
       <w:bookmarkEnd w:id="6"/>
       <w:r>
         <w:rPr>
@@ -8575,7 +8575,7 @@
           <w:sz w:val="28"/>
         </w:rPr>
         <w:drawing>
-          <wp:inline distT="0" distB="0" distL="0" distR="0" wp14:anchorId="5668AF90" wp14:editId="09240474">
+          <wp:inline distT="0" distB="0" distL="0" distR="0" wp14:anchorId="65B1C92C" wp14:editId="707F8BCD">
             <wp:extent cx="5334000" cy="3382536"/>
             <wp:effectExtent l="0" t="0" r="0" b="0"/>
             <wp:docPr id="13" name="Picture"/>
@@ -10890,7 +10890,7 @@
         <w:ind w:firstLine="709"/>
       </w:pPr>
       <w:bookmarkStart w:id="10" w:name="_519d46f9ff7923648cbfef21e26057944381813"/>
-      <w:bookmarkStart w:id="11" w:name="_Toc241951904"/>
+      <w:bookmarkStart w:id="11" w:name="_Toc241952872"/>
       <w:bookmarkEnd w:id="8"/>
       <w:r>
         <w:rPr>
@@ -15724,7 +15724,7 @@
           <w:sz w:val="28"/>
         </w:rPr>
         <w:drawing>
-          <wp:inline distT="0" distB="0" distL="0" distR="0" wp14:anchorId="45CB8126" wp14:editId="2B2672B0">
+          <wp:inline distT="0" distB="0" distL="0" distR="0" wp14:anchorId="68232A1C" wp14:editId="28137114">
             <wp:extent cx="5334000" cy="3122341"/>
             <wp:effectExtent l="0" t="0" r="0" b="0"/>
             <wp:docPr id="17" name="Picture"/>
@@ -16703,7 +16703,7 @@
         <w:ind w:firstLine="709"/>
       </w:pPr>
       <w:bookmarkStart w:id="12" w:name="_ccc7c944b68a9100d34a943bc02da4feb181aee"/>
-      <w:bookmarkStart w:id="13" w:name="_Toc241951905"/>
+      <w:bookmarkStart w:id="13" w:name="_Toc241952873"/>
       <w:bookmarkEnd w:id="10"/>
       <w:r>
         <w:rPr>
@@ -19812,7 +19812,7 @@
         </w:rPr>
         <w:lastRenderedPageBreak/>
         <w:drawing>
-          <wp:inline distT="0" distB="0" distL="0" distR="0" wp14:anchorId="7D0A8248" wp14:editId="1734F4C7">
+          <wp:inline distT="0" distB="0" distL="0" distR="0" wp14:anchorId="0CE5DE3E" wp14:editId="698B990F">
             <wp:extent cx="5334000" cy="6114585"/>
             <wp:effectExtent l="0" t="0" r="0" b="0"/>
             <wp:docPr id="21" name="Picture"/>
@@ -20049,7 +20049,7 @@
         </w:rPr>
         <w:lastRenderedPageBreak/>
         <w:drawing>
-          <wp:inline distT="0" distB="0" distL="0" distR="0" wp14:anchorId="659F2A11" wp14:editId="261DBBB9">
+          <wp:inline distT="0" distB="0" distL="0" distR="0" wp14:anchorId="2B7BB88E" wp14:editId="4463ECD6">
             <wp:extent cx="5334000" cy="9610810"/>
             <wp:effectExtent l="0" t="0" r="0" b="0"/>
             <wp:docPr id="24" name="Picture"/>
@@ -20289,7 +20289,7 @@
         </w:rPr>
         <w:lastRenderedPageBreak/>
         <w:drawing>
-          <wp:inline distT="0" distB="0" distL="0" distR="0" wp14:anchorId="5DB7711C" wp14:editId="617B3542">
+          <wp:inline distT="0" distB="0" distL="0" distR="0" wp14:anchorId="4881B1FF" wp14:editId="32965ED3">
             <wp:extent cx="5334000" cy="12458978"/>
             <wp:effectExtent l="0" t="0" r="0" b="0"/>
             <wp:docPr id="27" name="Picture"/>
@@ -20502,7 +20502,7 @@
           <w:sz w:val="28"/>
         </w:rPr>
         <w:drawing>
-          <wp:inline distT="0" distB="0" distL="0" distR="0" wp14:anchorId="4EB70901" wp14:editId="5EE15802">
+          <wp:inline distT="0" distB="0" distL="0" distR="0" wp14:anchorId="4DC0A0AA" wp14:editId="71E075B1">
             <wp:extent cx="5334000" cy="5926666"/>
             <wp:effectExtent l="0" t="0" r="0" b="0"/>
             <wp:docPr id="30" name="Picture"/>
@@ -20761,7 +20761,7 @@
           <w:sz w:val="28"/>
         </w:rPr>
         <w:drawing>
-          <wp:inline distT="0" distB="0" distL="0" distR="0" wp14:anchorId="05FA2D1B" wp14:editId="69A11942">
+          <wp:inline distT="0" distB="0" distL="0" distR="0" wp14:anchorId="4B1002A2" wp14:editId="4041DA17">
             <wp:extent cx="5334000" cy="3343751"/>
             <wp:effectExtent l="0" t="0" r="0" b="0"/>
             <wp:docPr id="33" name="Picture"/>
@@ -22316,7 +22316,7 @@
         </w:rPr>
         <w:lastRenderedPageBreak/>
         <w:drawing>
-          <wp:inline distT="0" distB="0" distL="0" distR="0" wp14:anchorId="6452D882" wp14:editId="5948E3C5">
+          <wp:inline distT="0" distB="0" distL="0" distR="0" wp14:anchorId="39588B02" wp14:editId="14D99FB9">
             <wp:extent cx="5334000" cy="5785249"/>
             <wp:effectExtent l="0" t="0" r="0" b="0"/>
             <wp:docPr id="37" name="Picture"/>
@@ -22575,7 +22575,7 @@
         </w:rPr>
         <w:lastRenderedPageBreak/>
         <w:drawing>
-          <wp:inline distT="0" distB="0" distL="0" distR="0" wp14:anchorId="5C56CFA9" wp14:editId="09697119">
+          <wp:inline distT="0" distB="0" distL="0" distR="0" wp14:anchorId="7BD1476F" wp14:editId="26AE5540">
             <wp:extent cx="5334000" cy="3040380"/>
             <wp:effectExtent l="0" t="0" r="0" b="0"/>
             <wp:docPr id="40" name="Picture"/>
@@ -22735,7 +22735,7 @@
           <w:sz w:val="28"/>
         </w:rPr>
         <w:drawing>
-          <wp:inline distT="0" distB="0" distL="0" distR="0" wp14:anchorId="2D24725F" wp14:editId="6A447961">
+          <wp:inline distT="0" distB="0" distL="0" distR="0" wp14:anchorId="09094FB2" wp14:editId="4543122A">
             <wp:extent cx="5334000" cy="3081866"/>
             <wp:effectExtent l="0" t="0" r="0" b="0"/>
             <wp:docPr id="43" name="Picture"/>
@@ -22890,7 +22890,7 @@
         </w:rPr>
         <w:lastRenderedPageBreak/>
         <w:drawing>
-          <wp:inline distT="0" distB="0" distL="0" distR="0" wp14:anchorId="5FF17A65" wp14:editId="4DF14DB5">
+          <wp:inline distT="0" distB="0" distL="0" distR="0" wp14:anchorId="391CBF6F" wp14:editId="1EE8C790">
             <wp:extent cx="5334000" cy="2592916"/>
             <wp:effectExtent l="0" t="0" r="0" b="0"/>
             <wp:docPr id="46" name="Picture"/>
@@ -23037,7 +23037,7 @@
           <w:sz w:val="28"/>
         </w:rPr>
         <w:drawing>
-          <wp:inline distT="0" distB="0" distL="0" distR="0" wp14:anchorId="3D3EEA80" wp14:editId="31B710DC">
+          <wp:inline distT="0" distB="0" distL="0" distR="0" wp14:anchorId="633CA8AA" wp14:editId="291F7B4B">
             <wp:extent cx="5334000" cy="2332014"/>
             <wp:effectExtent l="0" t="0" r="0" b="0"/>
             <wp:docPr id="49" name="Picture"/>
@@ -23166,7 +23166,7 @@
         </w:rPr>
         <w:lastRenderedPageBreak/>
         <w:drawing>
-          <wp:inline distT="0" distB="0" distL="0" distR="0" wp14:anchorId="570E9206" wp14:editId="6504E2AB">
+          <wp:inline distT="0" distB="0" distL="0" distR="0" wp14:anchorId="37C9B78D" wp14:editId="509364C1">
             <wp:extent cx="5334000" cy="2691467"/>
             <wp:effectExtent l="0" t="0" r="0" b="0"/>
             <wp:docPr id="52" name="Picture"/>
@@ -23320,7 +23320,7 @@
           <w:sz w:val="28"/>
         </w:rPr>
         <w:drawing>
-          <wp:inline distT="0" distB="0" distL="0" distR="0" wp14:anchorId="0778A8F2" wp14:editId="3AF5F1D4">
+          <wp:inline distT="0" distB="0" distL="0" distR="0" wp14:anchorId="418D135C" wp14:editId="5C2C82B1">
             <wp:extent cx="5334000" cy="2737379"/>
             <wp:effectExtent l="0" t="0" r="0" b="0"/>
             <wp:docPr id="55" name="Picture"/>
@@ -23488,7 +23488,7 @@
         </w:rPr>
         <w:lastRenderedPageBreak/>
         <w:drawing>
-          <wp:inline distT="0" distB="0" distL="0" distR="0" wp14:anchorId="084B2869" wp14:editId="465A082E">
+          <wp:inline distT="0" distB="0" distL="0" distR="0" wp14:anchorId="329EAB13" wp14:editId="0C15CB87">
             <wp:extent cx="5334000" cy="4152012"/>
             <wp:effectExtent l="0" t="0" r="0" b="0"/>
             <wp:docPr id="58" name="Picture"/>
@@ -23573,7 +23573,7 @@
         <w:rPr>
           <w:sz w:val="28"/>
         </w:rPr>
-        <w:t>й на данных клиента и доказательство движком вместо догадок; внизу указана дорожная карта соответствия (</w:t>
+        <w:t>й на данных клиента и доказательство движком вместо догадок; внизу указана строка о соответствии (</w:t>
       </w:r>
       <w:r>
         <w:rPr>
@@ -23586,7 +23586,7 @@
         <w:rPr>
           <w:sz w:val="28"/>
         </w:rPr>
-        <w:t xml:space="preserve">, </w:t>
+        <w:t xml:space="preserve">, размещение в ЕС). Строка о корпоративных сертификатах на макете иллюстративна: по ПЗ1 </w:t>
       </w:r>
       <w:r>
         <w:rPr>
@@ -23599,59 +23599,26 @@
         <w:rPr>
           <w:sz w:val="28"/>
         </w:rPr>
-        <w:t xml:space="preserve"> 2 </w:t>
+        <w:t xml:space="preserve"> 2 в проект не входит. Страница закрывает барьер доверия, выявл</w:t>
+      </w:r>
+      <w:r>
+        <w:rPr>
+          <w:sz w:val="28"/>
+        </w:rPr>
+        <w:t xml:space="preserve">енный в ЛР5 и риском </w:t>
       </w:r>
       <w:r>
         <w:rPr>
           <w:i/>
           <w:sz w:val="28"/>
         </w:rPr>
-        <w:t>Type</w:t>
-      </w:r>
-      <w:r>
-        <w:rPr>
-          <w:sz w:val="28"/>
-        </w:rPr>
-        <w:t xml:space="preserve"> </w:t>
-      </w:r>
-      <w:r>
-        <w:rPr>
-          <w:i/>
-          <w:sz w:val="28"/>
-        </w:rPr>
-        <w:t>I</w:t>
-      </w:r>
-      <w:r>
-        <w:rPr>
-          <w:sz w:val="28"/>
-        </w:rPr>
-        <w:t xml:space="preserve"> к релизу надстройки, затем </w:t>
-      </w:r>
-      <w:r>
-        <w:rPr>
-          <w:i/>
-          <w:sz w:val="28"/>
-        </w:rPr>
-        <w:t>Type</w:t>
-      </w:r>
-      <w:r>
-        <w:rPr>
-          <w:sz w:val="28"/>
-        </w:rPr>
-        <w:t xml:space="preserve"> </w:t>
-      </w:r>
-      <w:r>
-        <w:rPr>
-          <w:i/>
-          <w:sz w:val="28"/>
-        </w:rPr>
-        <w:t>II</w:t>
-      </w:r>
-      <w:r>
-        <w:rPr>
-          <w:sz w:val="28"/>
-        </w:rPr>
-        <w:t>). Страница закрывает барьер доверия, выявленный в ЛР5.</w:t>
+        <w:t>R5</w:t>
+      </w:r>
+      <w:r>
+        <w:rPr>
+          <w:sz w:val="28"/>
+        </w:rPr>
+        <w:t xml:space="preserve"> карты рисков.</w:t>
       </w:r>
     </w:p>
     <w:p>
@@ -23661,7 +23628,7 @@
         <w:ind w:firstLine="709"/>
       </w:pPr>
       <w:bookmarkStart w:id="16" w:name="_fc51781abcc4857bf621eab6b8861ea54729fed"/>
-      <w:bookmarkStart w:id="17" w:name="_Toc241951906"/>
+      <w:bookmarkStart w:id="17" w:name="_Toc241952874"/>
       <w:bookmarkEnd w:id="15"/>
       <w:bookmarkEnd w:id="12"/>
       <w:r>
@@ -23684,19 +23651,13 @@
         <w:rPr>
           <w:sz w:val="28"/>
         </w:rPr>
-        <w:t>Методика [</w:t>
-      </w:r>
-      <w:r>
-        <w:rPr>
-          <w:sz w:val="28"/>
-        </w:rPr>
-        <w:t>5] оценивает 24 единицы разработки по десяти показателям и относит их к первому релизу, следующим релизам или к гипотезам. Единица попадает в первый релиз, если она связана с ценностным предложением, доходом, доказательна и ее потеря критична, либо если ба</w:t>
-      </w:r>
-      <w:r>
-        <w:rPr>
-          <w:sz w:val="28"/>
-        </w:rPr>
-        <w:t>лл первого релиза не ниже 3,7.</w:t>
+        <w:t xml:space="preserve">Методика [5] оценивает 24 единицы разработки по десяти показателям и относит их к первому релизу, следующим релизам или к гипотезам. Единица попадает в первый релиз, если она связана с </w:t>
+      </w:r>
+      <w:r>
+        <w:rPr>
+          <w:sz w:val="28"/>
+        </w:rPr>
+        <w:t>ценностным предложением, доходом, доказательна и ее потеря критична, либо если балл первого релиза не ниже 3,7.</w:t>
       </w:r>
     </w:p>
     <w:p>
@@ -23879,6 +23840,7 @@
                 <w:i/>
                 <w:sz w:val="24"/>
               </w:rPr>
+              <w:lastRenderedPageBreak/>
               <w:t>U-001</w:t>
             </w:r>
           </w:p>
@@ -24083,7 +24045,6 @@
                 <w:i/>
                 <w:sz w:val="24"/>
               </w:rPr>
-              <w:lastRenderedPageBreak/>
               <w:t>U-003</w:t>
             </w:r>
           </w:p>
@@ -25041,13 +25002,7 @@
               <w:rPr>
                 <w:sz w:val="24"/>
               </w:rPr>
-              <w:t xml:space="preserve">: </w:t>
-            </w:r>
-            <w:r>
-              <w:rPr>
-                <w:sz w:val="24"/>
-              </w:rPr>
-              <w:t>проверка книги</w:t>
+              <w:t>: проверка книги</w:t>
             </w:r>
           </w:p>
         </w:tc>
@@ -25278,7 +25233,13 @@
               <w:rPr>
                 <w:sz w:val="24"/>
               </w:rPr>
-              <w:t>-пояснения и подсказки исправления</w:t>
+              <w:t xml:space="preserve">-пояснения и подсказки </w:t>
+            </w:r>
+            <w:r>
+              <w:rPr>
+                <w:sz w:val="24"/>
+              </w:rPr>
+              <w:t>исправления</w:t>
             </w:r>
           </w:p>
         </w:tc>
@@ -26439,6 +26400,7 @@
           <w:i/>
           <w:sz w:val="28"/>
         </w:rPr>
+        <w:lastRenderedPageBreak/>
         <w:t>Team</w:t>
       </w:r>
       <w:r>
@@ -26485,7 +26447,6 @@
         <w:rPr>
           <w:sz w:val="28"/>
         </w:rPr>
-        <w:lastRenderedPageBreak/>
         <w:t>Таблица 19 – Дорожная карта релизов</w:t>
       </w:r>
     </w:p>
@@ -27067,7 +27028,7 @@
           <w:sz w:val="28"/>
         </w:rPr>
         <w:drawing>
-          <wp:inline distT="0" distB="0" distL="0" distR="0" wp14:anchorId="06F8A3DB" wp14:editId="0BB2C58E">
+          <wp:inline distT="0" distB="0" distL="0" distR="0" wp14:anchorId="3B2DA26E" wp14:editId="60BD2C20">
             <wp:extent cx="5334000" cy="2341756"/>
             <wp:effectExtent l="0" t="0" r="0" b="0"/>
             <wp:docPr id="63" name="Picture"/>
@@ -27751,6 +27712,7 @@
                 <w:i/>
                 <w:sz w:val="24"/>
               </w:rPr>
+              <w:lastRenderedPageBreak/>
               <w:t>R-006</w:t>
             </w:r>
           </w:p>
@@ -27921,7 +27883,6 @@
         <w:rPr>
           <w:sz w:val="28"/>
         </w:rPr>
-        <w:lastRenderedPageBreak/>
         <w:t xml:space="preserve">Наибольшие индексы у риска недостижения цели по платящим (16) и точности находок (15). Они требуют ранней проверки: измерения конверсий уже на </w:t>
       </w:r>
       <w:r>
@@ -27971,7 +27932,7 @@
         <w:ind w:firstLine="709"/>
       </w:pPr>
       <w:bookmarkStart w:id="18" w:name="_fb011a212b736610690ebb69f4e92f01bd3b3f9"/>
-      <w:bookmarkStart w:id="19" w:name="_Toc241951907"/>
+      <w:bookmarkStart w:id="19" w:name="_Toc241952875"/>
       <w:bookmarkEnd w:id="16"/>
       <w:r>
         <w:rPr>
@@ -28879,7 +28840,7 @@
         <w:ind w:firstLine="709"/>
       </w:pPr>
       <w:bookmarkStart w:id="20" w:name="_339ae803435bd6b9a653c2b18dadc62dc9ad8e7"/>
-      <w:bookmarkStart w:id="21" w:name="_Toc241951908"/>
+      <w:bookmarkStart w:id="21" w:name="_Toc241952876"/>
       <w:bookmarkEnd w:id="18"/>
       <w:r>
         <w:rPr>
@@ -28966,6 +28927,7 @@
         <w:rPr>
           <w:sz w:val="28"/>
         </w:rPr>
+        <w:lastRenderedPageBreak/>
         <w:t>Ограничения: оценки 1-5 и 1-4 в книгах выставлены аналитиком по страницам и результатам прежних работ (Д-26), опрос пользователей не проводился (используются</w:t>
       </w:r>
       <w:r>
@@ -28985,14 +28947,7 @@
         <w:rPr>
           <w:sz w:val="28"/>
         </w:rPr>
-        <w:t xml:space="preserve"> использует демонстрационные данные, бизнес-логика проверена на формальную </w:t>
-      </w:r>
-      <w:r>
-        <w:rPr>
-          <w:sz w:val="28"/>
-        </w:rPr>
-        <w:lastRenderedPageBreak/>
-        <w:t>связность, но не на реальных пользователях. Эти пункты перечислены в приложении Б.</w:t>
+        <w:t xml:space="preserve"> использует демонстрационные данные, бизнес-логика проверена на формальную связность, но не на реальных пользователях. Эти пункты перечислены в приложении Б.</w:t>
       </w:r>
     </w:p>
     <w:p>
@@ -29003,7 +28958,7 @@
         <w:ind w:firstLine="709"/>
       </w:pPr>
       <w:bookmarkStart w:id="22" w:name="_1bfdad9d2d88ddb6ca16c31c1d4d4943679f32f"/>
-      <w:bookmarkStart w:id="23" w:name="_Toc241951909"/>
+      <w:bookmarkStart w:id="23" w:name="_Toc241952877"/>
       <w:bookmarkEnd w:id="20"/>
       <w:bookmarkEnd w:id="2"/>
       <w:r>
@@ -29233,7 +29188,7 @@
         <w:jc w:val="center"/>
       </w:pPr>
       <w:bookmarkStart w:id="24" w:name="_выводы"/>
-      <w:bookmarkStart w:id="25" w:name="_Toc241951910"/>
+      <w:bookmarkStart w:id="25" w:name="_Toc241952878"/>
       <w:bookmarkEnd w:id="22"/>
       <w:r>
         <w:rPr>
@@ -29430,7 +29385,7 @@
         <w:jc w:val="center"/>
       </w:pPr>
       <w:bookmarkStart w:id="26" w:name="_274f6a444530ef90b0479dabf3d210f01e97699"/>
-      <w:bookmarkStart w:id="27" w:name="_Toc241951911"/>
+      <w:bookmarkStart w:id="27" w:name="_Toc241952879"/>
       <w:bookmarkEnd w:id="24"/>
       <w:r>
         <w:rPr>
@@ -30473,7 +30428,7 @@
         <w:jc w:val="center"/>
       </w:pPr>
       <w:bookmarkStart w:id="28" w:name="_3d74faf1500c1b2a4a8bfa8e0e37c74206ce73d"/>
-      <w:bookmarkStart w:id="29" w:name="_Toc241951912"/>
+      <w:bookmarkStart w:id="29" w:name="_Toc241952880"/>
       <w:bookmarkEnd w:id="26"/>
       <w:r>
         <w:rPr>
@@ -31285,8 +31240,8 @@
         <w:spacing w:before="0" w:after="0" w:line="360" w:lineRule="exact"/>
         <w:jc w:val="center"/>
       </w:pPr>
-      <w:bookmarkStart w:id="30" w:name="_d684f183eb868ee4ace295916bed2e6be64d16e"/>
-      <w:bookmarkStart w:id="31" w:name="_Toc241951913"/>
+      <w:bookmarkStart w:id="30" w:name="_25083b51e17d9d99817d1269b6af13d75b604a4"/>
+      <w:bookmarkStart w:id="31" w:name="_Toc241952881"/>
       <w:bookmarkEnd w:id="28"/>
       <w:r>
         <w:rPr>
@@ -31320,7 +31275,14 @@
           <w:b/>
           <w:sz w:val="28"/>
         </w:rPr>
-        <w:t>Данные, которые необходимо доснять</w:t>
+        <w:t xml:space="preserve">Принятые решения по недостающим </w:t>
+      </w:r>
+      <w:r>
+        <w:rPr>
+          <w:b/>
+          <w:sz w:val="28"/>
+        </w:rPr>
+        <w:t>данным</w:t>
       </w:r>
     </w:p>
     <w:p>
@@ -31334,7 +31296,7 @@
         <w:rPr>
           <w:sz w:val="28"/>
         </w:rPr>
-        <w:t>Ниже перечислены элементы, которые не удалось получить или которые требуют личного участия.</w:t>
+        <w:t>Ниже для каждого элемента, которого нет в открытом доступе или который недоступен без платного сервиса, зафиксировано принятое решение: модельные данные, альтернативный источник или допущение.</w:t>
       </w:r>
     </w:p>
     <w:p>
@@ -31348,7 +31310,13 @@
         <w:rPr>
           <w:sz w:val="28"/>
         </w:rPr>
-        <w:t>В таблице 23 представлено: перечень данных, требующих получения или уточнения.</w:t>
+        <w:t>В таблице 23 представлено: принятые решения по данным, к</w:t>
+      </w:r>
+      <w:r>
+        <w:rPr>
+          <w:sz w:val="28"/>
+        </w:rPr>
+        <w:t>оторых нет в открытом доступе.</w:t>
       </w:r>
     </w:p>
     <w:p>
@@ -31361,7 +31329,7 @@
         <w:rPr>
           <w:sz w:val="28"/>
         </w:rPr>
-        <w:t>Таблица 23 – Перечень данных, требующих получения или уточнения</w:t>
+        <w:t>Таблица 23 – Принятые решения по данным, которых нет в открытом доступе</w:t>
       </w:r>
     </w:p>
     <w:tbl>
@@ -31381,11 +31349,11 @@
         <w:tblLook w:val="0020" w:firstRow="1" w:lastRow="0" w:firstColumn="0" w:lastColumn="0" w:noHBand="0" w:noVBand="0"/>
       </w:tblPr>
       <w:tblGrid>
-        <w:gridCol w:w="640"/>
-        <w:gridCol w:w="2369"/>
-        <w:gridCol w:w="1567"/>
-        <w:gridCol w:w="2678"/>
-        <w:gridCol w:w="2101"/>
+        <w:gridCol w:w="617"/>
+        <w:gridCol w:w="2682"/>
+        <w:gridCol w:w="1264"/>
+        <w:gridCol w:w="3159"/>
+        <w:gridCol w:w="1633"/>
       </w:tblGrid>
       <w:tr>
         <w:trPr>
@@ -31396,7 +31364,7 @@
         </w:trPr>
         <w:tc>
           <w:tcPr>
-            <w:tcW w:w="640" w:type="dxa"/>
+            <w:tcW w:w="616" w:type="dxa"/>
             <w:vAlign w:val="center"/>
           </w:tcPr>
           <w:p>
@@ -31416,7 +31384,7 @@
         </w:tc>
         <w:tc>
           <w:tcPr>
-            <w:tcW w:w="2369" w:type="dxa"/>
+            <w:tcW w:w="2682" w:type="dxa"/>
             <w:vAlign w:val="center"/>
           </w:tcPr>
           <w:p>
@@ -31430,13 +31398,13 @@
                 <w:b/>
                 <w:sz w:val="24"/>
               </w:rPr>
-              <w:t>Что доснять</w:t>
-            </w:r>
-          </w:p>
-        </w:tc>
-        <w:tc>
-          <w:tcPr>
-            <w:tcW w:w="1567" w:type="dxa"/>
+              <w:t>Данные</w:t>
+            </w:r>
+          </w:p>
+        </w:tc>
+        <w:tc>
+          <w:tcPr>
+            <w:tcW w:w="1264" w:type="dxa"/>
             <w:vAlign w:val="center"/>
           </w:tcPr>
           <w:p>
@@ -31450,13 +31418,13 @@
                 <w:b/>
                 <w:sz w:val="24"/>
               </w:rPr>
-              <w:t>Где</w:t>
-            </w:r>
-          </w:p>
-        </w:tc>
-        <w:tc>
-          <w:tcPr>
-            <w:tcW w:w="2678" w:type="dxa"/>
+              <w:t>Источник или метод</w:t>
+            </w:r>
+          </w:p>
+        </w:tc>
+        <w:tc>
+          <w:tcPr>
+            <w:tcW w:w="3159" w:type="dxa"/>
             <w:vAlign w:val="center"/>
           </w:tcPr>
           <w:p>
@@ -31470,13 +31438,13 @@
                 <w:b/>
                 <w:sz w:val="24"/>
               </w:rPr>
-              <w:t>Как</w:t>
-            </w:r>
-          </w:p>
-        </w:tc>
-        <w:tc>
-          <w:tcPr>
-            <w:tcW w:w="2101" w:type="dxa"/>
+              <w:t>Принятое решение</w:t>
+            </w:r>
+          </w:p>
+        </w:tc>
+        <w:tc>
+          <w:tcPr>
+            <w:tcW w:w="1633" w:type="dxa"/>
             <w:vAlign w:val="center"/>
           </w:tcPr>
           <w:p>
@@ -31490,7 +31458,7 @@
                 <w:b/>
                 <w:sz w:val="24"/>
               </w:rPr>
-              <w:t>Куда внести</w:t>
+              <w:t>Где использовано</w:t>
             </w:r>
           </w:p>
         </w:tc>
@@ -31502,7 +31470,7 @@
         </w:trPr>
         <w:tc>
           <w:tcPr>
-            <w:tcW w:w="640" w:type="dxa"/>
+            <w:tcW w:w="616" w:type="dxa"/>
             <w:vAlign w:val="center"/>
           </w:tcPr>
           <w:p>
@@ -31521,20 +31489,85 @@
         </w:tc>
         <w:tc>
           <w:tcPr>
-            <w:tcW w:w="2369" w:type="dxa"/>
-            <w:vAlign w:val="center"/>
-          </w:tcPr>
-          <w:p>
-            <w:pPr>
-              <w:pStyle w:val="Compact"/>
-              <w:spacing w:before="0" w:after="0" w:line="280" w:lineRule="exact"/>
-              <w:jc w:val="center"/>
-            </w:pPr>
-            <w:r>
-              <w:rPr>
-                <w:sz w:val="24"/>
-              </w:rPr>
-              <w:t xml:space="preserve">Доработка прототипа: тексты под реальные результаты движка, остальные единицы </w:t>
+            <w:tcW w:w="2682" w:type="dxa"/>
+            <w:vAlign w:val="center"/>
+          </w:tcPr>
+          <w:p>
+            <w:pPr>
+              <w:pStyle w:val="Compact"/>
+              <w:spacing w:before="0" w:after="0" w:line="280" w:lineRule="exact"/>
+              <w:jc w:val="center"/>
+            </w:pPr>
+            <w:r>
+              <w:rPr>
+                <w:sz w:val="24"/>
+              </w:rPr>
+              <w:t>Макеты страниц и экранов</w:t>
+            </w:r>
+          </w:p>
+        </w:tc>
+        <w:tc>
+          <w:tcPr>
+            <w:tcW w:w="1264" w:type="dxa"/>
+            <w:vAlign w:val="center"/>
+          </w:tcPr>
+          <w:p>
+            <w:pPr>
+              <w:pStyle w:val="Compact"/>
+              <w:spacing w:before="0" w:after="0" w:line="280" w:lineRule="exact"/>
+              <w:jc w:val="center"/>
+            </w:pPr>
+            <w:r>
+              <w:rPr>
+                <w:i/>
+                <w:sz w:val="24"/>
+              </w:rPr>
+              <w:t>Figma</w:t>
+            </w:r>
+          </w:p>
+        </w:tc>
+        <w:tc>
+          <w:tcPr>
+            <w:tcW w:w="3159" w:type="dxa"/>
+            <w:vAlign w:val="center"/>
+          </w:tcPr>
+          <w:p>
+            <w:pPr>
+              <w:pStyle w:val="Compact"/>
+              <w:spacing w:before="0" w:after="0" w:line="280" w:lineRule="exact"/>
+              <w:jc w:val="center"/>
+            </w:pPr>
+            <w:r>
+              <w:rPr>
+                <w:sz w:val="24"/>
+              </w:rPr>
+              <w:t xml:space="preserve">созданы макеты </w:t>
+            </w:r>
+            <w:r>
+              <w:rPr>
+                <w:i/>
+                <w:sz w:val="24"/>
+              </w:rPr>
+              <w:t>U-001</w:t>
+            </w:r>
+            <w:r>
+              <w:rPr>
+                <w:sz w:val="24"/>
+              </w:rPr>
+              <w:t>…</w:t>
+            </w:r>
+            <w:r>
+              <w:rPr>
+                <w:i/>
+                <w:sz w:val="24"/>
+              </w:rPr>
+              <w:t>U-009</w:t>
+            </w:r>
+            <w:r>
+              <w:rPr>
+                <w:sz w:val="24"/>
+              </w:rPr>
+              <w:t xml:space="preserve"> (раздел 2.5.2); данные на макетах демонстрационные; остальные единицы </w:t>
             </w:r>
             <w:r>
               <w:rPr>
@@ -31547,97 +31580,13 @@
               <w:rPr>
                 <w:sz w:val="24"/>
               </w:rPr>
-              <w:t xml:space="preserve"> (личный кабинет, настройки, команда)</w:t>
-            </w:r>
-          </w:p>
-        </w:tc>
-        <w:tc>
-          <w:tcPr>
-            <w:tcW w:w="1567" w:type="dxa"/>
-            <w:vAlign w:val="center"/>
-          </w:tcPr>
-          <w:p>
-            <w:pPr>
-              <w:pStyle w:val="Compact"/>
-              <w:spacing w:before="0" w:after="0" w:line="280" w:lineRule="exact"/>
-              <w:jc w:val="center"/>
-            </w:pPr>
-            <w:r>
-              <w:rPr>
-                <w:i/>
-                <w:sz w:val="24"/>
-              </w:rPr>
-              <w:t>Figma</w:t>
-            </w:r>
-            <w:r>
-              <w:rPr>
-                <w:sz w:val="24"/>
-              </w:rPr>
-              <w:t xml:space="preserve"> (файл автора)</w:t>
-            </w:r>
-          </w:p>
-        </w:tc>
-        <w:tc>
-          <w:tcPr>
-            <w:tcW w:w="2678" w:type="dxa"/>
-            <w:vAlign w:val="center"/>
-          </w:tcPr>
-          <w:p>
-            <w:pPr>
-              <w:pStyle w:val="Compact"/>
-              <w:spacing w:before="0" w:after="0" w:line="280" w:lineRule="exact"/>
-              <w:jc w:val="center"/>
-            </w:pPr>
-            <w:r>
-              <w:rPr>
-                <w:sz w:val="24"/>
-              </w:rPr>
-              <w:t xml:space="preserve">макеты </w:t>
-            </w:r>
-            <w:r>
-              <w:rPr>
-                <w:i/>
-                <w:sz w:val="24"/>
-              </w:rPr>
-              <w:t>U-001</w:t>
-            </w:r>
-            <w:r>
-              <w:rPr>
-                <w:sz w:val="24"/>
-              </w:rPr>
-              <w:t>…</w:t>
-            </w:r>
-            <w:r>
-              <w:rPr>
-                <w:i/>
-                <w:sz w:val="24"/>
-              </w:rPr>
-              <w:t>U-009</w:t>
-            </w:r>
-            <w:r>
-              <w:rPr>
-                <w:sz w:val="24"/>
-              </w:rPr>
-              <w:t xml:space="preserve"> созданы 03.10.2026 (раздел 2.5.2); после появления </w:t>
-            </w:r>
-            <w:r>
-              <w:rPr>
-                <w:i/>
-                <w:sz w:val="24"/>
-              </w:rPr>
-              <w:t>MVP</w:t>
-            </w:r>
-            <w:r>
-              <w:rPr>
-                <w:sz w:val="24"/>
-              </w:rPr>
-              <w:t xml:space="preserve"> заменить демонстрационные данные</w:t>
-            </w:r>
-          </w:p>
-        </w:tc>
-        <w:tc>
-          <w:tcPr>
-            <w:tcW w:w="2101" w:type="dxa"/>
+              <w:t xml:space="preserve"> в прототип не входят</w:t>
+            </w:r>
+          </w:p>
+        </w:tc>
+        <w:tc>
+          <w:tcPr>
+            <w:tcW w:w="1633" w:type="dxa"/>
             <w:vAlign w:val="center"/>
           </w:tcPr>
           <w:p>
@@ -31662,7 +31611,7 @@
         </w:trPr>
         <w:tc>
           <w:tcPr>
-            <w:tcW w:w="640" w:type="dxa"/>
+            <w:tcW w:w="616" w:type="dxa"/>
             <w:vAlign w:val="center"/>
           </w:tcPr>
           <w:p>
@@ -31681,7 +31630,7 @@
         </w:tc>
         <w:tc>
           <w:tcPr>
-            <w:tcW w:w="2369" w:type="dxa"/>
+            <w:tcW w:w="2682" w:type="dxa"/>
             <w:vAlign w:val="center"/>
           </w:tcPr>
           <w:p>
@@ -31700,58 +31649,58 @@
         </w:tc>
         <w:tc>
           <w:tcPr>
-            <w:tcW w:w="1567" w:type="dxa"/>
-            <w:vAlign w:val="center"/>
-          </w:tcPr>
-          <w:p>
-            <w:pPr>
-              <w:pStyle w:val="Compact"/>
-              <w:spacing w:before="0" w:after="0" w:line="280" w:lineRule="exact"/>
-              <w:jc w:val="center"/>
-            </w:pPr>
-            <w:r>
-              <w:rPr>
-                <w:sz w:val="24"/>
-              </w:rPr>
-              <w:t>аудитория автора</w:t>
-            </w:r>
-          </w:p>
-        </w:tc>
-        <w:tc>
-          <w:tcPr>
-            <w:tcW w:w="2678" w:type="dxa"/>
-            <w:vAlign w:val="center"/>
-          </w:tcPr>
-          <w:p>
-            <w:pPr>
-              <w:pStyle w:val="Compact"/>
-              <w:spacing w:before="0" w:after="0" w:line="280" w:lineRule="exact"/>
-              <w:jc w:val="center"/>
-            </w:pPr>
-            <w:r>
-              <w:rPr>
-                <w:sz w:val="24"/>
-              </w:rPr>
-              <w:t>анкета 20-30 респондентов; пока использованы модельные данные (приложение Г ЛР2-3 и ЛР5)</w:t>
-            </w:r>
-          </w:p>
-        </w:tc>
-        <w:tc>
-          <w:tcPr>
-            <w:tcW w:w="2101" w:type="dxa"/>
-            <w:vAlign w:val="center"/>
-          </w:tcPr>
-          <w:p>
-            <w:pPr>
-              <w:pStyle w:val="Compact"/>
-              <w:spacing w:before="0" w:after="0" w:line="280" w:lineRule="exact"/>
-              <w:jc w:val="center"/>
-            </w:pPr>
-            <w:r>
-              <w:rPr>
-                <w:sz w:val="24"/>
-              </w:rPr>
-              <w:t>книги 6.1, 6.3, ЛР3 платежеспособность</w:t>
+            <w:tcW w:w="1264" w:type="dxa"/>
+            <w:vAlign w:val="center"/>
+          </w:tcPr>
+          <w:p>
+            <w:pPr>
+              <w:pStyle w:val="Compact"/>
+              <w:spacing w:before="0" w:after="0" w:line="280" w:lineRule="exact"/>
+              <w:jc w:val="center"/>
+            </w:pPr>
+            <w:r>
+              <w:rPr>
+                <w:sz w:val="24"/>
+              </w:rPr>
+              <w:t>модель</w:t>
+            </w:r>
+          </w:p>
+        </w:tc>
+        <w:tc>
+          <w:tcPr>
+            <w:tcW w:w="3159" w:type="dxa"/>
+            <w:vAlign w:val="center"/>
+          </w:tcPr>
+          <w:p>
+            <w:pPr>
+              <w:pStyle w:val="Compact"/>
+              <w:spacing w:before="0" w:after="0" w:line="280" w:lineRule="exact"/>
+              <w:jc w:val="center"/>
+            </w:pPr>
+            <w:r>
+              <w:rPr>
+                <w:sz w:val="24"/>
+              </w:rPr>
+              <w:t>приняты модельные данные (приложение Г ЛР2-3 и ЛР5)</w:t>
+            </w:r>
+          </w:p>
+        </w:tc>
+        <w:tc>
+          <w:tcPr>
+            <w:tcW w:w="1633" w:type="dxa"/>
+            <w:vAlign w:val="center"/>
+          </w:tcPr>
+          <w:p>
+            <w:pPr>
+              <w:pStyle w:val="Compact"/>
+              <w:spacing w:before="0" w:after="0" w:line="280" w:lineRule="exact"/>
+              <w:jc w:val="center"/>
+            </w:pPr>
+            <w:r>
+              <w:rPr>
+                <w:sz w:val="24"/>
+              </w:rPr>
+              <w:t>книги 6.1, 6.3</w:t>
             </w:r>
           </w:p>
         </w:tc>
@@ -31763,7 +31712,7 @@
         </w:trPr>
         <w:tc>
           <w:tcPr>
-            <w:tcW w:w="640" w:type="dxa"/>
+            <w:tcW w:w="616" w:type="dxa"/>
             <w:vAlign w:val="center"/>
           </w:tcPr>
           <w:p>
@@ -31782,26 +31731,32 @@
         </w:tc>
         <w:tc>
           <w:tcPr>
-            <w:tcW w:w="2369" w:type="dxa"/>
-            <w:vAlign w:val="center"/>
-          </w:tcPr>
-          <w:p>
-            <w:pPr>
-              <w:pStyle w:val="Compact"/>
-              <w:spacing w:before="0" w:after="0" w:line="280" w:lineRule="exact"/>
-              <w:jc w:val="center"/>
-            </w:pPr>
-            <w:r>
-              <w:rPr>
-                <w:sz w:val="24"/>
-              </w:rPr>
-              <w:t>Скриншоты страниц конкурентов</w:t>
-            </w:r>
-          </w:p>
-        </w:tc>
-        <w:tc>
-          <w:tcPr>
-            <w:tcW w:w="1567" w:type="dxa"/>
+            <w:tcW w:w="2682" w:type="dxa"/>
+            <w:vAlign w:val="center"/>
+          </w:tcPr>
+          <w:p>
+            <w:pPr>
+              <w:pStyle w:val="Compact"/>
+              <w:spacing w:before="0" w:after="0" w:line="280" w:lineRule="exact"/>
+              <w:jc w:val="center"/>
+            </w:pPr>
+            <w:r>
+              <w:rPr>
+                <w:sz w:val="24"/>
+              </w:rPr>
+              <w:t>Скриншоты страниц к</w:t>
+            </w:r>
+            <w:r>
+              <w:rPr>
+                <w:sz w:val="24"/>
+              </w:rPr>
+              <w:t>онкурентов</w:t>
+            </w:r>
+          </w:p>
+        </w:tc>
+        <w:tc>
+          <w:tcPr>
+            <w:tcW w:w="1264" w:type="dxa"/>
             <w:vAlign w:val="center"/>
           </w:tcPr>
           <w:p>
@@ -31821,39 +31776,39 @@
         </w:tc>
         <w:tc>
           <w:tcPr>
-            <w:tcW w:w="2678" w:type="dxa"/>
-            <w:vAlign w:val="center"/>
-          </w:tcPr>
-          <w:p>
-            <w:pPr>
-              <w:pStyle w:val="Compact"/>
-              <w:spacing w:before="0" w:after="0" w:line="280" w:lineRule="exact"/>
-              <w:jc w:val="center"/>
-            </w:pPr>
-            <w:r>
-              <w:rPr>
-                <w:sz w:val="24"/>
-              </w:rPr>
-              <w:t>выполнено 03.10.2026: 8 страниц конкурентов (приложение Д)</w:t>
-            </w:r>
-          </w:p>
-        </w:tc>
-        <w:tc>
-          <w:tcPr>
-            <w:tcW w:w="2101" w:type="dxa"/>
-            <w:vAlign w:val="center"/>
-          </w:tcPr>
-          <w:p>
-            <w:pPr>
-              <w:pStyle w:val="Compact"/>
-              <w:spacing w:before="0" w:after="0" w:line="280" w:lineRule="exact"/>
-              <w:jc w:val="center"/>
-            </w:pPr>
-            <w:r>
-              <w:rPr>
-                <w:sz w:val="24"/>
-              </w:rPr>
-              <w:t>папка Скриншоты, приложение Д</w:t>
+            <w:tcW w:w="3159" w:type="dxa"/>
+            <w:vAlign w:val="center"/>
+          </w:tcPr>
+          <w:p>
+            <w:pPr>
+              <w:pStyle w:val="Compact"/>
+              <w:spacing w:before="0" w:after="0" w:line="280" w:lineRule="exact"/>
+              <w:jc w:val="center"/>
+            </w:pPr>
+            <w:r>
+              <w:rPr>
+                <w:sz w:val="24"/>
+              </w:rPr>
+              <w:t>сняты 8 страниц 03.10.2026</w:t>
+            </w:r>
+          </w:p>
+        </w:tc>
+        <w:tc>
+          <w:tcPr>
+            <w:tcW w:w="1633" w:type="dxa"/>
+            <w:vAlign w:val="center"/>
+          </w:tcPr>
+          <w:p>
+            <w:pPr>
+              <w:pStyle w:val="Compact"/>
+              <w:spacing w:before="0" w:after="0" w:line="280" w:lineRule="exact"/>
+              <w:jc w:val="center"/>
+            </w:pPr>
+            <w:r>
+              <w:rPr>
+                <w:sz w:val="24"/>
+              </w:rPr>
+              <w:t>приложение Д</w:t>
             </w:r>
           </w:p>
         </w:tc>
@@ -31865,7 +31820,7 @@
         </w:trPr>
         <w:tc>
           <w:tcPr>
-            <w:tcW w:w="640" w:type="dxa"/>
+            <w:tcW w:w="616" w:type="dxa"/>
             <w:vAlign w:val="center"/>
           </w:tcPr>
           <w:p>
@@ -31884,20 +31839,20 @@
         </w:tc>
         <w:tc>
           <w:tcPr>
-            <w:tcW w:w="2369" w:type="dxa"/>
-            <w:vAlign w:val="center"/>
-          </w:tcPr>
-          <w:p>
-            <w:pPr>
-              <w:pStyle w:val="Compact"/>
-              <w:spacing w:before="0" w:after="0" w:line="280" w:lineRule="exact"/>
-              <w:jc w:val="center"/>
-            </w:pPr>
-            <w:r>
-              <w:rPr>
-                <w:sz w:val="24"/>
-              </w:rPr>
-              <w:t xml:space="preserve">Измерение конверсий на </w:t>
+            <w:tcW w:w="2682" w:type="dxa"/>
+            <w:vAlign w:val="center"/>
+          </w:tcPr>
+          <w:p>
+            <w:pPr>
+              <w:pStyle w:val="Compact"/>
+              <w:spacing w:before="0" w:after="0" w:line="280" w:lineRule="exact"/>
+              <w:jc w:val="center"/>
+            </w:pPr>
+            <w:r>
+              <w:rPr>
+                <w:sz w:val="24"/>
+              </w:rPr>
+              <w:t xml:space="preserve">Конверсии </w:t>
             </w:r>
             <w:r>
               <w:rPr>
@@ -31910,52 +31865,45 @@
         </w:tc>
         <w:tc>
           <w:tcPr>
-            <w:tcW w:w="1567" w:type="dxa"/>
-            <w:vAlign w:val="center"/>
-          </w:tcPr>
-          <w:p>
-            <w:pPr>
-              <w:pStyle w:val="Compact"/>
-              <w:spacing w:before="0" w:after="0" w:line="280" w:lineRule="exact"/>
-              <w:jc w:val="center"/>
-            </w:pPr>
-            <w:r>
-              <w:rPr>
-                <w:sz w:val="24"/>
-              </w:rPr>
-              <w:t>собственный сайт</w:t>
-            </w:r>
-          </w:p>
-        </w:tc>
-        <w:tc>
-          <w:tcPr>
-            <w:tcW w:w="2678" w:type="dxa"/>
-            <w:vAlign w:val="center"/>
-          </w:tcPr>
-          <w:p>
-            <w:pPr>
-              <w:pStyle w:val="Compact"/>
-              <w:spacing w:before="0" w:after="0" w:line="280" w:lineRule="exact"/>
-              <w:jc w:val="center"/>
-            </w:pPr>
-            <w:r>
-              <w:rPr>
-                <w:i/>
-                <w:sz w:val="24"/>
-              </w:rPr>
-              <w:t>MVP</w:t>
-            </w:r>
-            <w:r>
-              <w:rPr>
-                <w:sz w:val="24"/>
-              </w:rPr>
-              <w:t xml:space="preserve"> еще не написан: использованы модельные замеры (приложение Е); после запуска заменить реальными измерениями</w:t>
-            </w:r>
-          </w:p>
-        </w:tc>
-        <w:tc>
-          <w:tcPr>
-            <w:tcW w:w="2101" w:type="dxa"/>
+            <w:tcW w:w="1264" w:type="dxa"/>
+            <w:vAlign w:val="center"/>
+          </w:tcPr>
+          <w:p>
+            <w:pPr>
+              <w:pStyle w:val="Compact"/>
+              <w:spacing w:before="0" w:after="0" w:line="280" w:lineRule="exact"/>
+              <w:jc w:val="center"/>
+            </w:pPr>
+            <w:r>
+              <w:rPr>
+                <w:sz w:val="24"/>
+              </w:rPr>
+              <w:t>модель</w:t>
+            </w:r>
+          </w:p>
+        </w:tc>
+        <w:tc>
+          <w:tcPr>
+            <w:tcW w:w="3159" w:type="dxa"/>
+            <w:vAlign w:val="center"/>
+          </w:tcPr>
+          <w:p>
+            <w:pPr>
+              <w:pStyle w:val="Compact"/>
+              <w:spacing w:before="0" w:after="0" w:line="280" w:lineRule="exact"/>
+              <w:jc w:val="center"/>
+            </w:pPr>
+            <w:r>
+              <w:rPr>
+                <w:sz w:val="24"/>
+              </w:rPr>
+              <w:t>приняты модельные замеры воронки (приложение Е, допущение Д-32)</w:t>
+            </w:r>
+          </w:p>
+        </w:tc>
+        <w:tc>
+          <w:tcPr>
+            <w:tcW w:w="1633" w:type="dxa"/>
             <w:vAlign w:val="center"/>
           </w:tcPr>
           <w:p>
@@ -31980,7 +31928,7 @@
         </w:trPr>
         <w:tc>
           <w:tcPr>
-            <w:tcW w:w="640" w:type="dxa"/>
+            <w:tcW w:w="616" w:type="dxa"/>
             <w:vAlign w:val="center"/>
           </w:tcPr>
           <w:p>
@@ -31999,7 +31947,7 @@
         </w:tc>
         <w:tc>
           <w:tcPr>
-            <w:tcW w:w="2369" w:type="dxa"/>
+            <w:tcW w:w="2682" w:type="dxa"/>
             <w:vAlign w:val="center"/>
           </w:tcPr>
           <w:p>
@@ -32025,7 +31973,65 @@
               <w:rPr>
                 <w:sz w:val="24"/>
               </w:rPr>
-              <w:t xml:space="preserve"> и план </w:t>
+              <w:t xml:space="preserve"> и сертификация безопасности</w:t>
+            </w:r>
+          </w:p>
+        </w:tc>
+        <w:tc>
+          <w:tcPr>
+            <w:tcW w:w="1264" w:type="dxa"/>
+            <w:vAlign w:val="center"/>
+          </w:tcPr>
+          <w:p>
+            <w:pPr>
+              <w:pStyle w:val="Compact"/>
+              <w:spacing w:before="0" w:after="0" w:line="280" w:lineRule="exact"/>
+              <w:jc w:val="center"/>
+            </w:pPr>
+            <w:r>
+              <w:rPr>
+                <w:i/>
+                <w:sz w:val="24"/>
+              </w:rPr>
+              <w:t>Microsoft</w:t>
+            </w:r>
+            <w:r>
+              <w:rPr>
+                <w:sz w:val="24"/>
+              </w:rPr>
+              <w:t xml:space="preserve"> </w:t>
+            </w:r>
+            <w:r>
+              <w:rPr>
+                <w:i/>
+                <w:sz w:val="24"/>
+              </w:rPr>
+              <w:t>Learn</w:t>
+            </w:r>
+            <w:r>
+              <w:rPr>
+                <w:sz w:val="24"/>
+              </w:rPr>
+              <w:t>, ПЗ1</w:t>
+            </w:r>
+          </w:p>
+        </w:tc>
+        <w:tc>
+          <w:tcPr>
+            <w:tcW w:w="3159" w:type="dxa"/>
+            <w:vAlign w:val="center"/>
+          </w:tcPr>
+          <w:p>
+            <w:pPr>
+              <w:pStyle w:val="Compact"/>
+              <w:spacing w:before="0" w:after="0" w:line="280" w:lineRule="exact"/>
+              <w:jc w:val="center"/>
+            </w:pPr>
+            <w:r>
+              <w:rPr>
+                <w:sz w:val="24"/>
+              </w:rPr>
+              <w:t xml:space="preserve">правила публикации приняты по документации (приложение Г); </w:t>
             </w:r>
             <w:r>
               <w:rPr>
@@ -32038,84 +32044,13 @@
               <w:rPr>
                 <w:sz w:val="24"/>
               </w:rPr>
-              <w:t xml:space="preserve"> 2</w:t>
-            </w:r>
-          </w:p>
-        </w:tc>
-        <w:tc>
-          <w:tcPr>
-            <w:tcW w:w="1567" w:type="dxa"/>
-            <w:vAlign w:val="center"/>
-          </w:tcPr>
-          <w:p>
-            <w:pPr>
-              <w:pStyle w:val="Compact"/>
-              <w:spacing w:before="0" w:after="0" w:line="280" w:lineRule="exact"/>
-              <w:jc w:val="center"/>
-            </w:pPr>
-            <w:r>
-              <w:rPr>
-                <w:i/>
-                <w:sz w:val="24"/>
-              </w:rPr>
-              <w:t>Microsoft</w:t>
-            </w:r>
-            <w:r>
-              <w:rPr>
-                <w:sz w:val="24"/>
-              </w:rPr>
-              <w:t xml:space="preserve"> </w:t>
-            </w:r>
-            <w:r>
-              <w:rPr>
-                <w:i/>
-                <w:sz w:val="24"/>
-              </w:rPr>
-              <w:t>Learn</w:t>
-            </w:r>
-            <w:r>
-              <w:rPr>
-                <w:sz w:val="24"/>
-              </w:rPr>
-              <w:t>, поставщики аудита</w:t>
-            </w:r>
-          </w:p>
-        </w:tc>
-        <w:tc>
-          <w:tcPr>
-            <w:tcW w:w="2678" w:type="dxa"/>
-            <w:vAlign w:val="center"/>
-          </w:tcPr>
-          <w:p>
-            <w:pPr>
-              <w:pStyle w:val="Compact"/>
-              <w:spacing w:before="0" w:after="0" w:line="280" w:lineRule="exact"/>
-              <w:jc w:val="center"/>
-            </w:pPr>
-            <w:r>
-              <w:rPr>
-                <w:sz w:val="24"/>
-              </w:rPr>
-              <w:t xml:space="preserve">правила публикации, сроки и ориентировочная стоимость </w:t>
-            </w:r>
-            <w:r>
-              <w:rPr>
-                <w:i/>
-                <w:sz w:val="24"/>
-              </w:rPr>
-              <w:t>SOC</w:t>
-            </w:r>
-            <w:r>
-              <w:rPr>
-                <w:sz w:val="24"/>
-              </w:rPr>
-              <w:t xml:space="preserve"> 2 уточнены 03.10.2026 (приложение Г); точные предложения - запросом у поставщиков аудита</w:t>
-            </w:r>
-          </w:p>
-        </w:tc>
-        <w:tc>
-          <w:tcPr>
-            <w:tcW w:w="2101" w:type="dxa"/>
+              <w:t xml:space="preserve"> 2 не входит в объем и бюджет проекта по ПЗ1</w:t>
+            </w:r>
+          </w:p>
+        </w:tc>
+        <w:tc>
+          <w:tcPr>
+            <w:tcW w:w="1633" w:type="dxa"/>
             <w:vAlign w:val="center"/>
           </w:tcPr>
           <w:p>
@@ -32145,33 +32080,7 @@
         <w:rPr>
           <w:sz w:val="28"/>
         </w:rPr>
-        <w:t xml:space="preserve">Пункты 1-3 выполняются в </w:t>
-      </w:r>
-      <w:r>
-        <w:rPr>
-          <w:i/>
-          <w:sz w:val="28"/>
-        </w:rPr>
-        <w:t>Figma</w:t>
-      </w:r>
-      <w:r>
-        <w:rPr>
-          <w:sz w:val="28"/>
-        </w:rPr>
-        <w:t xml:space="preserve"> и </w:t>
-      </w:r>
-      <w:r>
-        <w:rPr>
-          <w:i/>
-          <w:sz w:val="28"/>
-        </w:rPr>
-        <w:t>Chrome</w:t>
-      </w:r>
-      <w:r>
-        <w:rPr>
-          <w:sz w:val="28"/>
-        </w:rPr>
-        <w:t xml:space="preserve"> под учетной записью автора; пункты 4-5 зависят от запуска и внешних условий. Базовый прототип сайта (три страницы) уже создан.</w:t>
+        <w:t>Решения согласованы с ПЗ1 и ПЗ4: объем проекта, сроки и бюджет не изменяются.</w:t>
       </w:r>
     </w:p>
     <w:p>
@@ -32183,7 +32092,7 @@
         <w:jc w:val="center"/>
       </w:pPr>
       <w:bookmarkStart w:id="32" w:name="_6574ce6d3bdcb7786930e8390195aee2be99a58"/>
-      <w:bookmarkStart w:id="33" w:name="_Toc241951914"/>
+      <w:bookmarkStart w:id="33" w:name="_Toc241952882"/>
       <w:bookmarkEnd w:id="30"/>
       <w:r>
         <w:rPr>
@@ -32231,13 +32140,7 @@
         <w:rPr>
           <w:sz w:val="28"/>
         </w:rPr>
-        <w:t>Формулы шаблонов ЛР6 ошибок не содержали; демонстрационные строки заменены данным</w:t>
-      </w:r>
-      <w:r>
-        <w:rPr>
-          <w:sz w:val="28"/>
-        </w:rPr>
-        <w:t xml:space="preserve">и </w:t>
+        <w:t xml:space="preserve">Формулы шаблонов ЛР6 ошибок не содержали; демонстрационные строки заменены данными </w:t>
       </w:r>
       <w:r>
         <w:rPr>
@@ -32264,7 +32167,13 @@
         <w:rPr>
           <w:sz w:val="28"/>
         </w:rPr>
-        <w:t>В таблице 24 представлено: изменения шаблонов.</w:t>
+        <w:t>В т</w:t>
+      </w:r>
+      <w:r>
+        <w:rPr>
+          <w:sz w:val="28"/>
+        </w:rPr>
+        <w:t>аблице 24 представлено: изменения шаблонов.</w:t>
       </w:r>
     </w:p>
     <w:p>
@@ -32595,7 +32504,7 @@
         <w:jc w:val="center"/>
       </w:pPr>
       <w:bookmarkStart w:id="34" w:name="_9415338eb7aade5a81d9d1583f95cf4a5b310ea"/>
-      <w:bookmarkStart w:id="35" w:name="_Toc241951915"/>
+      <w:bookmarkStart w:id="35" w:name="_Toc241952883"/>
       <w:bookmarkEnd w:id="32"/>
       <w:r>
         <w:rPr>
@@ -32739,33 +32648,20 @@
         <w:rPr>
           <w:sz w:val="28"/>
         </w:rPr>
-        <w:t xml:space="preserve">В таблице 25 представлено: требования и условия публикации </w:t>
+        <w:t xml:space="preserve">В таблице 25 представлено: требования и условия публикации в </w:t>
       </w:r>
       <w:r>
         <w:rPr>
           <w:i/>
           <w:sz w:val="28"/>
         </w:rPr>
-        <w:t>SaaS</w:t>
-      </w:r>
-      <w:r>
-        <w:rPr>
-          <w:sz w:val="28"/>
-        </w:rPr>
-        <w:t xml:space="preserve">-предложения в </w:t>
-      </w:r>
-      <w:r>
-        <w:rPr>
-          <w:i/>
-          <w:sz w:val="28"/>
-        </w:rPr>
         <w:t>AppSource</w:t>
       </w:r>
       <w:r>
         <w:rPr>
           <w:sz w:val="28"/>
         </w:rPr>
-        <w:t>.</w:t>
+        <w:t xml:space="preserve"> с учетом ПЗ1.</w:t>
       </w:r>
     </w:p>
     <w:p>
@@ -32778,27 +32674,20 @@
         <w:rPr>
           <w:sz w:val="28"/>
         </w:rPr>
-        <w:t xml:space="preserve">Таблица 25 – Требования и условия публикации </w:t>
+        <w:t xml:space="preserve">Таблица 25 – Требования и условия публикации в </w:t>
       </w:r>
       <w:r>
         <w:rPr>
           <w:i/>
           <w:sz w:val="28"/>
         </w:rPr>
-        <w:t>SaaS</w:t>
-      </w:r>
-      <w:r>
-        <w:rPr>
-          <w:sz w:val="28"/>
-        </w:rPr>
-        <w:t xml:space="preserve">-предложения в </w:t>
-      </w:r>
-      <w:r>
-        <w:rPr>
-          <w:i/>
-          <w:sz w:val="28"/>
-        </w:rPr>
         <w:t>AppSource</w:t>
+      </w:r>
+      <w:r>
+        <w:rPr>
+          <w:sz w:val="28"/>
+        </w:rPr>
+        <w:t xml:space="preserve"> с учетом ПЗ1</w:t>
       </w:r>
     </w:p>
     <w:tbl>
@@ -32818,9 +32707,9 @@
         <w:tblLook w:val="0020" w:firstRow="1" w:lastRow="0" w:firstColumn="0" w:lastColumn="0" w:noHBand="0" w:noVBand="0"/>
       </w:tblPr>
       <w:tblGrid>
-        <w:gridCol w:w="2127"/>
-        <w:gridCol w:w="3753"/>
-        <w:gridCol w:w="3475"/>
+        <w:gridCol w:w="1782"/>
+        <w:gridCol w:w="3752"/>
+        <w:gridCol w:w="3821"/>
       </w:tblGrid>
       <w:tr>
         <w:trPr>
@@ -32831,7 +32720,7 @@
         </w:trPr>
         <w:tc>
           <w:tcPr>
-            <w:tcW w:w="2127" w:type="dxa"/>
+            <w:tcW w:w="1781" w:type="dxa"/>
             <w:vAlign w:val="center"/>
           </w:tcPr>
           <w:p>
@@ -32851,7 +32740,7 @@
         </w:tc>
         <w:tc>
           <w:tcPr>
-            <w:tcW w:w="3753" w:type="dxa"/>
+            <w:tcW w:w="3752" w:type="dxa"/>
             <w:vAlign w:val="center"/>
           </w:tcPr>
           <w:p>
@@ -32871,7 +32760,7 @@
         </w:tc>
         <w:tc>
           <w:tcPr>
-            <w:tcW w:w="3475" w:type="dxa"/>
+            <w:tcW w:w="3821" w:type="dxa"/>
             <w:vAlign w:val="center"/>
           </w:tcPr>
           <w:p>
@@ -32897,46 +32786,72 @@
         </w:trPr>
         <w:tc>
           <w:tcPr>
-            <w:tcW w:w="2127" w:type="dxa"/>
-            <w:vAlign w:val="center"/>
-          </w:tcPr>
-          <w:p>
-            <w:pPr>
-              <w:pStyle w:val="Compact"/>
-              <w:spacing w:before="0" w:after="0" w:line="280" w:lineRule="exact"/>
-              <w:jc w:val="center"/>
-            </w:pPr>
-            <w:r>
-              <w:rPr>
-                <w:sz w:val="24"/>
-              </w:rPr>
-              <w:t>Варианты размещения</w:t>
-            </w:r>
-          </w:p>
-        </w:tc>
-        <w:tc>
-          <w:tcPr>
-            <w:tcW w:w="3753" w:type="dxa"/>
-            <w:vAlign w:val="center"/>
-          </w:tcPr>
-          <w:p>
-            <w:pPr>
-              <w:pStyle w:val="Compact"/>
-              <w:spacing w:before="0" w:after="0" w:line="280" w:lineRule="exact"/>
-              <w:jc w:val="center"/>
-            </w:pPr>
-            <w:r>
-              <w:rPr>
-                <w:sz w:val="24"/>
-              </w:rPr>
-              <w:t>«</w:t>
-            </w:r>
-            <w:r>
-              <w:rPr>
-                <w:i/>
-                <w:sz w:val="24"/>
-              </w:rPr>
-              <w:t>Contact</w:t>
+            <w:tcW w:w="1781" w:type="dxa"/>
+            <w:vAlign w:val="center"/>
+          </w:tcPr>
+          <w:p>
+            <w:pPr>
+              <w:pStyle w:val="Compact"/>
+              <w:spacing w:before="0" w:after="0" w:line="280" w:lineRule="exact"/>
+              <w:jc w:val="center"/>
+            </w:pPr>
+            <w:r>
+              <w:rPr>
+                <w:sz w:val="24"/>
+              </w:rPr>
+              <w:t>Объект публикации</w:t>
+            </w:r>
+          </w:p>
+        </w:tc>
+        <w:tc>
+          <w:tcPr>
+            <w:tcW w:w="3752" w:type="dxa"/>
+            <w:vAlign w:val="center"/>
+          </w:tcPr>
+          <w:p>
+            <w:pPr>
+              <w:pStyle w:val="Compact"/>
+              <w:spacing w:before="0" w:after="0" w:line="280" w:lineRule="exact"/>
+              <w:jc w:val="center"/>
+            </w:pPr>
+            <w:r>
+              <w:rPr>
+                <w:sz w:val="24"/>
+              </w:rPr>
+              <w:t xml:space="preserve">по ПЗ1 в </w:t>
+            </w:r>
+            <w:r>
+              <w:rPr>
+                <w:i/>
+                <w:sz w:val="24"/>
+              </w:rPr>
+              <w:t>AppSource</w:t>
+            </w:r>
+            <w:r>
+              <w:rPr>
+                <w:sz w:val="24"/>
+              </w:rPr>
+              <w:t xml:space="preserve"> публикуется надстройка </w:t>
+            </w:r>
+            <w:r>
+              <w:rPr>
+                <w:i/>
+                <w:sz w:val="24"/>
+              </w:rPr>
+              <w:t>Excel</w:t>
+            </w:r>
+            <w:r>
+              <w:rPr>
+                <w:sz w:val="24"/>
+              </w:rPr>
+              <w:t xml:space="preserve"> (</w:t>
+            </w:r>
+            <w:r>
+              <w:rPr>
+                <w:i/>
+                <w:sz w:val="24"/>
+              </w:rPr>
+              <w:t>Office</w:t>
             </w:r>
             <w:r>
               <w:rPr>
@@ -32949,168 +32864,71 @@
                 <w:i/>
                 <w:sz w:val="24"/>
               </w:rPr>
-              <w:t>me</w:t>
-            </w:r>
-            <w:r>
-              <w:rPr>
-                <w:sz w:val="24"/>
-              </w:rPr>
-              <w:t>», «</w:t>
-            </w:r>
-            <w:r>
-              <w:rPr>
-                <w:i/>
-                <w:sz w:val="24"/>
-              </w:rPr>
-              <w:t>Free</w:t>
-            </w:r>
-            <w:r>
-              <w:rPr>
-                <w:sz w:val="24"/>
-              </w:rPr>
-              <w:t xml:space="preserve"> </w:t>
-            </w:r>
-            <w:r>
-              <w:rPr>
-                <w:i/>
-                <w:sz w:val="24"/>
-              </w:rPr>
-              <w:t>trial</w:t>
-            </w:r>
-            <w:r>
-              <w:rPr>
-                <w:sz w:val="24"/>
-              </w:rPr>
-              <w:t>», «</w:t>
-            </w:r>
-            <w:r>
-              <w:rPr>
-                <w:i/>
-                <w:sz w:val="24"/>
-              </w:rPr>
-              <w:t>Get</w:t>
-            </w:r>
-            <w:r>
-              <w:rPr>
-                <w:sz w:val="24"/>
-              </w:rPr>
-              <w:t xml:space="preserve"> </w:t>
-            </w:r>
-            <w:r>
-              <w:rPr>
-                <w:i/>
-                <w:sz w:val="24"/>
-              </w:rPr>
-              <w:t>it</w:t>
-            </w:r>
-            <w:r>
-              <w:rPr>
-                <w:sz w:val="24"/>
-              </w:rPr>
-              <w:t xml:space="preserve"> </w:t>
-            </w:r>
-            <w:r>
-              <w:rPr>
-                <w:i/>
-                <w:sz w:val="24"/>
-              </w:rPr>
-              <w:t>now</w:t>
-            </w:r>
-            <w:r>
-              <w:rPr>
-                <w:sz w:val="24"/>
-              </w:rPr>
-              <w:t xml:space="preserve"> (</w:t>
-            </w:r>
-            <w:r>
-              <w:rPr>
-                <w:i/>
-                <w:sz w:val="24"/>
-              </w:rPr>
-              <w:t>Free</w:t>
-            </w:r>
-            <w:r>
-              <w:rPr>
-                <w:sz w:val="24"/>
-              </w:rPr>
-              <w:t>)» и «</w:t>
-            </w:r>
-            <w:r>
-              <w:rPr>
-                <w:i/>
-                <w:sz w:val="24"/>
-              </w:rPr>
-              <w:t>Sell</w:t>
-            </w:r>
-            <w:r>
-              <w:rPr>
-                <w:sz w:val="24"/>
-              </w:rPr>
-              <w:t xml:space="preserve"> </w:t>
-            </w:r>
-            <w:r>
-              <w:rPr>
-                <w:i/>
-                <w:sz w:val="24"/>
-              </w:rPr>
-              <w:t>through</w:t>
-            </w:r>
-            <w:r>
-              <w:rPr>
-                <w:sz w:val="24"/>
-              </w:rPr>
-              <w:t xml:space="preserve"> </w:t>
-            </w:r>
-            <w:r>
-              <w:rPr>
-                <w:i/>
-                <w:sz w:val="24"/>
-              </w:rPr>
-              <w:t>Microsoft</w:t>
-            </w:r>
-            <w:r>
-              <w:rPr>
-                <w:sz w:val="24"/>
-              </w:rPr>
-              <w:t>» (транзакционное предложение); последний вариант после публикации изменить нельзя</w:t>
-            </w:r>
-          </w:p>
-        </w:tc>
-        <w:tc>
-          <w:tcPr>
-            <w:tcW w:w="3475" w:type="dxa"/>
-            <w:vAlign w:val="center"/>
-          </w:tcPr>
-          <w:p>
-            <w:pPr>
-              <w:pStyle w:val="Compact"/>
-              <w:spacing w:before="0" w:after="0" w:line="280" w:lineRule="exact"/>
-              <w:jc w:val="center"/>
-            </w:pPr>
-            <w:r>
-              <w:rPr>
-                <w:sz w:val="24"/>
-              </w:rPr>
-              <w:t xml:space="preserve">первым шагом достаточно листинга с бесплатным пробным доступом без транзакций, продажу через </w:t>
-            </w:r>
-            <w:r>
-              <w:rPr>
-                <w:i/>
-                <w:sz w:val="24"/>
-              </w:rPr>
-              <w:t>Microsoft</w:t>
-            </w:r>
-            <w:r>
-              <w:rPr>
-                <w:sz w:val="24"/>
-              </w:rPr>
-              <w:t xml:space="preserve"> можно включи</w:t>
-            </w:r>
-            <w:r>
-              <w:rPr>
-                <w:sz w:val="24"/>
-              </w:rPr>
-              <w:t>ть в релизе проекта</w:t>
+              <w:t>add-in</w:t>
+            </w:r>
+            <w:r>
+              <w:rPr>
+                <w:sz w:val="24"/>
+              </w:rPr>
+              <w:t xml:space="preserve">); веб-сервис продается напрямую, оплата через </w:t>
+            </w:r>
+            <w:r>
+              <w:rPr>
+                <w:i/>
+                <w:sz w:val="24"/>
+              </w:rPr>
+              <w:t>Stripe</w:t>
+            </w:r>
+          </w:p>
+        </w:tc>
+        <w:tc>
+          <w:tcPr>
+            <w:tcW w:w="3821" w:type="dxa"/>
+            <w:vAlign w:val="center"/>
+          </w:tcPr>
+          <w:p>
+            <w:pPr>
+              <w:pStyle w:val="Compact"/>
+              <w:spacing w:before="0" w:after="0" w:line="280" w:lineRule="exact"/>
+              <w:jc w:val="center"/>
+            </w:pPr>
+            <w:r>
+              <w:rPr>
+                <w:sz w:val="24"/>
+              </w:rPr>
+              <w:t xml:space="preserve">действуют политики для надстроек </w:t>
+            </w:r>
+            <w:r>
+              <w:rPr>
+                <w:i/>
+                <w:sz w:val="24"/>
+              </w:rPr>
+              <w:t>Office</w:t>
+            </w:r>
+            <w:r>
+              <w:rPr>
+                <w:sz w:val="24"/>
+              </w:rPr>
+              <w:t xml:space="preserve"> (1100, 1120): </w:t>
+            </w:r>
+            <w:r>
+              <w:rPr>
+                <w:i/>
+                <w:sz w:val="24"/>
+              </w:rPr>
+              <w:t>HTTPS</w:t>
+            </w:r>
+            <w:r>
+              <w:rPr>
+                <w:sz w:val="24"/>
+              </w:rPr>
+              <w:t>, политика конфиденциальности, условия использования, согласие на обработку данных, запрет излишних</w:t>
+            </w:r>
+            <w:r>
+              <w:rPr>
+                <w:sz w:val="24"/>
+              </w:rPr>
+              <w:t xml:space="preserve"> разрешений</w:t>
             </w:r>
           </w:p>
         </w:tc>
@@ -33122,181 +32940,77 @@
         </w:trPr>
         <w:tc>
           <w:tcPr>
-            <w:tcW w:w="2127" w:type="dxa"/>
-            <w:vAlign w:val="center"/>
-          </w:tcPr>
-          <w:p>
-            <w:pPr>
-              <w:pStyle w:val="Compact"/>
-              <w:spacing w:before="0" w:after="0" w:line="280" w:lineRule="exact"/>
-              <w:jc w:val="center"/>
-            </w:pPr>
-            <w:r>
-              <w:rPr>
-                <w:sz w:val="24"/>
-              </w:rPr>
-              <w:t>Техническая база</w:t>
-            </w:r>
-          </w:p>
-        </w:tc>
-        <w:tc>
-          <w:tcPr>
-            <w:tcW w:w="3753" w:type="dxa"/>
-            <w:vAlign w:val="center"/>
-          </w:tcPr>
-          <w:p>
-            <w:pPr>
-              <w:pStyle w:val="Compact"/>
-              <w:spacing w:before="0" w:after="0" w:line="280" w:lineRule="exact"/>
-              <w:jc w:val="center"/>
-            </w:pPr>
-            <w:r>
-              <w:rPr>
-                <w:sz w:val="24"/>
-              </w:rPr>
-              <w:t>для вариантов, кроме «</w:t>
-            </w:r>
-            <w:r>
-              <w:rPr>
-                <w:i/>
-                <w:sz w:val="24"/>
-              </w:rPr>
-              <w:t>Contact</w:t>
-            </w:r>
-            <w:r>
-              <w:rPr>
-                <w:sz w:val="24"/>
-              </w:rPr>
-              <w:t xml:space="preserve"> </w:t>
-            </w:r>
-            <w:r>
-              <w:rPr>
-                <w:i/>
-                <w:sz w:val="24"/>
-              </w:rPr>
-              <w:t>me</w:t>
-            </w:r>
-            <w:r>
-              <w:rPr>
-                <w:sz w:val="24"/>
-              </w:rPr>
-              <w:t xml:space="preserve">», нужен вход через </w:t>
-            </w:r>
-            <w:r>
-              <w:rPr>
-                <w:i/>
-                <w:sz w:val="24"/>
-              </w:rPr>
-              <w:t>Microsoft</w:t>
-            </w:r>
-            <w:r>
-              <w:rPr>
-                <w:sz w:val="24"/>
-              </w:rPr>
-              <w:t xml:space="preserve"> </w:t>
-            </w:r>
-            <w:r>
-              <w:rPr>
-                <w:i/>
-                <w:sz w:val="24"/>
-              </w:rPr>
-              <w:t>Entra</w:t>
-            </w:r>
-            <w:r>
-              <w:rPr>
-                <w:sz w:val="24"/>
-              </w:rPr>
-              <w:t xml:space="preserve"> </w:t>
-            </w:r>
-            <w:r>
-              <w:rPr>
-                <w:i/>
-                <w:sz w:val="24"/>
-              </w:rPr>
-              <w:t>ID</w:t>
-            </w:r>
-            <w:r>
-              <w:rPr>
-                <w:sz w:val="24"/>
-              </w:rPr>
-              <w:t xml:space="preserve"> с единым входом и страница приветствия; для транзакционного варианта дополнительно </w:t>
-            </w:r>
-            <w:r>
-              <w:rPr>
-                <w:i/>
-                <w:sz w:val="24"/>
-              </w:rPr>
-              <w:t>API</w:t>
-            </w:r>
-            <w:r>
-              <w:rPr>
-                <w:sz w:val="24"/>
-              </w:rPr>
-              <w:t xml:space="preserve"> выполнения заказов </w:t>
-            </w:r>
-            <w:r>
-              <w:rPr>
-                <w:i/>
-                <w:sz w:val="24"/>
-              </w:rPr>
-              <w:t>SaaS</w:t>
-            </w:r>
-            <w:r>
-              <w:rPr>
-                <w:sz w:val="24"/>
-              </w:rPr>
-              <w:t>, веб-обработчик событий и не менее одного тарифа</w:t>
-            </w:r>
-          </w:p>
-        </w:tc>
-        <w:tc>
-          <w:tcPr>
-            <w:tcW w:w="3475" w:type="dxa"/>
-            <w:vAlign w:val="center"/>
-          </w:tcPr>
-          <w:p>
-            <w:pPr>
-              <w:pStyle w:val="Compact"/>
-              <w:spacing w:before="0" w:after="0" w:line="280" w:lineRule="exact"/>
-              <w:jc w:val="center"/>
-            </w:pPr>
-            <w:r>
-              <w:rPr>
-                <w:sz w:val="24"/>
-              </w:rPr>
-              <w:t xml:space="preserve">в ТЗ первого релиза закладывается вход через </w:t>
-            </w:r>
-            <w:r>
-              <w:rPr>
-                <w:i/>
-                <w:sz w:val="24"/>
-              </w:rPr>
-              <w:t>Microsoft</w:t>
-            </w:r>
-            <w:r>
-              <w:rPr>
-                <w:sz w:val="24"/>
-              </w:rPr>
-              <w:t>; это дополнительная работа для единицы «</w:t>
-            </w:r>
-            <w:r>
-              <w:rPr>
-                <w:sz w:val="24"/>
-              </w:rPr>
-              <w:t xml:space="preserve">листинг </w:t>
-            </w:r>
-            <w:r>
-              <w:rPr>
-                <w:i/>
-                <w:sz w:val="24"/>
-              </w:rPr>
-              <w:t>AppSource</w:t>
-            </w:r>
-            <w:r>
-              <w:rPr>
-                <w:sz w:val="24"/>
-              </w:rPr>
-              <w:t>»</w:t>
+            <w:tcW w:w="1781" w:type="dxa"/>
+            <w:vAlign w:val="center"/>
+          </w:tcPr>
+          <w:p>
+            <w:pPr>
+              <w:pStyle w:val="Compact"/>
+              <w:spacing w:before="0" w:after="0" w:line="280" w:lineRule="exact"/>
+              <w:jc w:val="center"/>
+            </w:pPr>
+            <w:r>
+              <w:rPr>
+                <w:sz w:val="24"/>
+              </w:rPr>
+              <w:t>Сертификация и сроки</w:t>
+            </w:r>
+          </w:p>
+        </w:tc>
+        <w:tc>
+          <w:tcPr>
+            <w:tcW w:w="3752" w:type="dxa"/>
+            <w:vAlign w:val="center"/>
+          </w:tcPr>
+          <w:p>
+            <w:pPr>
+              <w:pStyle w:val="Compact"/>
+              <w:spacing w:before="0" w:after="0" w:line="280" w:lineRule="exact"/>
+              <w:jc w:val="center"/>
+            </w:pPr>
+            <w:r>
+              <w:rPr>
+                <w:sz w:val="24"/>
+              </w:rPr>
+              <w:t>автоматическая проверка занимает до 30 минут, затем ручная сертификация (содержание, техническая проверка, критерии издателя), предпросмотр и выпуск; при отказе приходит отчет и можно подать повторно</w:t>
+            </w:r>
+          </w:p>
+        </w:tc>
+        <w:tc>
+          <w:tcPr>
+            <w:tcW w:w="3821" w:type="dxa"/>
+            <w:vAlign w:val="center"/>
+          </w:tcPr>
+          <w:p>
+            <w:pPr>
+              <w:pStyle w:val="Compact"/>
+              <w:spacing w:before="0" w:after="0" w:line="280" w:lineRule="exact"/>
+              <w:jc w:val="center"/>
+            </w:pPr>
+            <w:r>
+              <w:rPr>
+                <w:sz w:val="24"/>
+              </w:rPr>
+              <w:t xml:space="preserve">допущение 3 ПЗ1 (проверка до четырех недель) приемлемо; </w:t>
+            </w:r>
+            <w:r>
+              <w:rPr>
+                <w:sz w:val="24"/>
+              </w:rPr>
+              <w:t xml:space="preserve">план резервирует время на повторные подачи, риск </w:t>
+            </w:r>
+            <w:r>
+              <w:rPr>
+                <w:i/>
+                <w:sz w:val="24"/>
+              </w:rPr>
+              <w:t>R14</w:t>
+            </w:r>
+            <w:r>
+              <w:rPr>
+                <w:sz w:val="24"/>
+              </w:rPr>
+              <w:t xml:space="preserve"> карты рисков</w:t>
             </w:r>
           </w:p>
         </w:tc>
@@ -33308,39 +33022,91 @@
         </w:trPr>
         <w:tc>
           <w:tcPr>
-            <w:tcW w:w="2127" w:type="dxa"/>
-            <w:vAlign w:val="center"/>
-          </w:tcPr>
-          <w:p>
-            <w:pPr>
-              <w:pStyle w:val="Compact"/>
-              <w:spacing w:before="0" w:after="0" w:line="280" w:lineRule="exact"/>
-              <w:jc w:val="center"/>
-            </w:pPr>
-            <w:r>
-              <w:rPr>
-                <w:sz w:val="24"/>
-              </w:rPr>
-              <w:t>Размещение инфраструктуры</w:t>
-            </w:r>
-          </w:p>
-        </w:tc>
-        <w:tc>
-          <w:tcPr>
-            <w:tcW w:w="3753" w:type="dxa"/>
-            <w:vAlign w:val="center"/>
-          </w:tcPr>
-          <w:p>
-            <w:pPr>
-              <w:pStyle w:val="Compact"/>
-              <w:spacing w:before="0" w:after="0" w:line="280" w:lineRule="exact"/>
-              <w:jc w:val="center"/>
-            </w:pPr>
-            <w:r>
-              <w:rPr>
-                <w:sz w:val="24"/>
-              </w:rPr>
-              <w:t xml:space="preserve">политика 1000.1 требует, чтобы </w:t>
+            <w:tcW w:w="1781" w:type="dxa"/>
+            <w:vAlign w:val="center"/>
+          </w:tcPr>
+          <w:p>
+            <w:pPr>
+              <w:pStyle w:val="Compact"/>
+              <w:spacing w:before="0" w:after="0" w:line="280" w:lineRule="exact"/>
+              <w:jc w:val="center"/>
+            </w:pPr>
+            <w:r>
+              <w:rPr>
+                <w:sz w:val="24"/>
+              </w:rPr>
+              <w:t>Хостинг</w:t>
+            </w:r>
+          </w:p>
+        </w:tc>
+        <w:tc>
+          <w:tcPr>
+            <w:tcW w:w="3752" w:type="dxa"/>
+            <w:vAlign w:val="center"/>
+          </w:tcPr>
+          <w:p>
+            <w:pPr>
+              <w:pStyle w:val="Compact"/>
+              <w:spacing w:before="0" w:after="0" w:line="280" w:lineRule="exact"/>
+              <w:jc w:val="center"/>
+            </w:pPr>
+            <w:r>
+              <w:rPr>
+                <w:sz w:val="24"/>
+              </w:rPr>
+              <w:t>по ПЗ1 облако в ЕС (</w:t>
+            </w:r>
+            <w:r>
+              <w:rPr>
+                <w:i/>
+                <w:sz w:val="24"/>
+              </w:rPr>
+              <w:t>Hetzner</w:t>
+            </w:r>
+            <w:r>
+              <w:rPr>
+                <w:sz w:val="24"/>
+              </w:rPr>
+              <w:t xml:space="preserve"> или </w:t>
+            </w:r>
+            <w:r>
+              <w:rPr>
+                <w:i/>
+                <w:sz w:val="24"/>
+              </w:rPr>
+              <w:t>AWS</w:t>
+            </w:r>
+            <w:r>
+              <w:rPr>
+                <w:sz w:val="24"/>
+              </w:rPr>
+              <w:t xml:space="preserve"> </w:t>
+            </w:r>
+            <w:r>
+              <w:rPr>
+                <w:i/>
+                <w:sz w:val="24"/>
+              </w:rPr>
+              <w:t>eu-central-1</w:t>
+            </w:r>
+            <w:r>
+              <w:rPr>
+                <w:sz w:val="24"/>
+              </w:rPr>
+              <w:t xml:space="preserve">); требование «преимущественно на </w:t>
+            </w:r>
+            <w:r>
+              <w:rPr>
+                <w:i/>
+                <w:sz w:val="24"/>
+              </w:rPr>
+              <w:t>Azure</w:t>
+            </w:r>
+            <w:r>
+              <w:rPr>
+                <w:sz w:val="24"/>
+              </w:rPr>
+              <w:t xml:space="preserve">» (политика 1000.1) относится к </w:t>
             </w:r>
             <w:r>
               <w:rPr>
@@ -33353,7 +33119,65 @@
               <w:rPr>
                 <w:sz w:val="24"/>
               </w:rPr>
-              <w:t xml:space="preserve"> преимущественно размещался на </w:t>
+              <w:t xml:space="preserve">-предложениям, продаваемым через </w:t>
+            </w:r>
+            <w:r>
+              <w:rPr>
+                <w:i/>
+                <w:sz w:val="24"/>
+              </w:rPr>
+              <w:t>Microsoft</w:t>
+            </w:r>
+          </w:p>
+        </w:tc>
+        <w:tc>
+          <w:tcPr>
+            <w:tcW w:w="3821" w:type="dxa"/>
+            <w:vAlign w:val="center"/>
+          </w:tcPr>
+          <w:p>
+            <w:pPr>
+              <w:pStyle w:val="Compact"/>
+              <w:spacing w:before="0" w:after="0" w:line="280" w:lineRule="exact"/>
+              <w:jc w:val="center"/>
+            </w:pPr>
+            <w:r>
+              <w:rPr>
+                <w:sz w:val="24"/>
+              </w:rPr>
+              <w:t xml:space="preserve">для публикации </w:t>
+            </w:r>
+            <w:r>
+              <w:rPr>
+                <w:sz w:val="24"/>
+              </w:rPr>
+              <w:t xml:space="preserve">только надстройки требование не применяется; продажа </w:t>
+            </w:r>
+            <w:r>
+              <w:rPr>
+                <w:i/>
+                <w:sz w:val="24"/>
+              </w:rPr>
+              <w:t>SaaS</w:t>
+            </w:r>
+            <w:r>
+              <w:rPr>
+                <w:sz w:val="24"/>
+              </w:rPr>
+              <w:t xml:space="preserve"> через </w:t>
+            </w:r>
+            <w:r>
+              <w:rPr>
+                <w:i/>
+                <w:sz w:val="24"/>
+              </w:rPr>
+              <w:t>Microsoft</w:t>
+            </w:r>
+            <w:r>
+              <w:rPr>
+                <w:sz w:val="24"/>
+              </w:rPr>
+              <w:t xml:space="preserve"> потребовала бы </w:t>
             </w:r>
             <w:r>
               <w:rPr>
@@ -33362,50 +33186,50 @@
               </w:rPr>
               <w:t>Azure</w:t>
             </w:r>
-          </w:p>
-        </w:tc>
-        <w:tc>
-          <w:tcPr>
-            <w:tcW w:w="3475" w:type="dxa"/>
-            <w:vAlign w:val="center"/>
-          </w:tcPr>
-          <w:p>
-            <w:pPr>
-              <w:pStyle w:val="Compact"/>
-              <w:spacing w:before="0" w:after="0" w:line="280" w:lineRule="exact"/>
-              <w:jc w:val="center"/>
-            </w:pPr>
-            <w:r>
-              <w:rPr>
-                <w:sz w:val="24"/>
-              </w:rPr>
-              <w:t xml:space="preserve">хостинг </w:t>
-            </w:r>
-            <w:r>
-              <w:rPr>
-                <w:i/>
-                <w:sz w:val="24"/>
-              </w:rPr>
-              <w:t>TableMind</w:t>
-            </w:r>
-            <w:r>
-              <w:rPr>
-                <w:sz w:val="24"/>
-              </w:rPr>
-              <w:t xml:space="preserve"> нужно выбрать или согласовать с </w:t>
-            </w:r>
-            <w:r>
-              <w:rPr>
-                <w:i/>
-                <w:sz w:val="24"/>
-              </w:rPr>
-              <w:t>Azure</w:t>
-            </w:r>
-            <w:r>
-              <w:rPr>
-                <w:sz w:val="24"/>
-              </w:rPr>
-              <w:t xml:space="preserve"> до подачи; это условие проверяется при планировании архитектуры</w:t>
+            <w:r>
+              <w:rPr>
+                <w:sz w:val="24"/>
+              </w:rPr>
+              <w:t xml:space="preserve"> и входа через </w:t>
+            </w:r>
+            <w:r>
+              <w:rPr>
+                <w:i/>
+                <w:sz w:val="24"/>
+              </w:rPr>
+              <w:t>Microsoft</w:t>
+            </w:r>
+            <w:r>
+              <w:rPr>
+                <w:sz w:val="24"/>
+              </w:rPr>
+              <w:t xml:space="preserve"> </w:t>
+            </w:r>
+            <w:r>
+              <w:rPr>
+                <w:i/>
+                <w:sz w:val="24"/>
+              </w:rPr>
+              <w:t>Entra</w:t>
+            </w:r>
+            <w:r>
+              <w:rPr>
+                <w:sz w:val="24"/>
+              </w:rPr>
+              <w:t xml:space="preserve"> </w:t>
+            </w:r>
+            <w:r>
+              <w:rPr>
+                <w:i/>
+                <w:sz w:val="24"/>
+              </w:rPr>
+              <w:t>ID</w:t>
+            </w:r>
+            <w:r>
+              <w:rPr>
+                <w:sz w:val="24"/>
+              </w:rPr>
+              <w:t xml:space="preserve"> и в проект не входит</w:t>
             </w:r>
           </w:p>
         </w:tc>
@@ -33417,70 +33241,104 @@
         </w:trPr>
         <w:tc>
           <w:tcPr>
-            <w:tcW w:w="2127" w:type="dxa"/>
-            <w:vAlign w:val="center"/>
-          </w:tcPr>
-          <w:p>
-            <w:pPr>
-              <w:pStyle w:val="Compact"/>
-              <w:spacing w:before="0" w:after="0" w:line="280" w:lineRule="exact"/>
-              <w:jc w:val="center"/>
-            </w:pPr>
-            <w:r>
-              <w:rPr>
-                <w:sz w:val="24"/>
-              </w:rPr>
-              <w:t>Сертификация и ср</w:t>
-            </w:r>
-            <w:r>
-              <w:rPr>
-                <w:sz w:val="24"/>
-              </w:rPr>
-              <w:t>оки</w:t>
-            </w:r>
-          </w:p>
-        </w:tc>
-        <w:tc>
-          <w:tcPr>
-            <w:tcW w:w="3753" w:type="dxa"/>
-            <w:vAlign w:val="center"/>
-          </w:tcPr>
-          <w:p>
-            <w:pPr>
-              <w:pStyle w:val="Compact"/>
-              <w:spacing w:before="0" w:after="0" w:line="280" w:lineRule="exact"/>
-              <w:jc w:val="center"/>
-            </w:pPr>
-            <w:r>
-              <w:rPr>
-                <w:sz w:val="24"/>
-              </w:rPr>
-              <w:t>автоматическая проверка занимает до 30 минут, затем ручная сертификация (содержание, техническая проверка, деловые критерии издателя), предпросмотр и выпуск; при отказе приходит отчет и можно подать повторно</w:t>
-            </w:r>
-          </w:p>
-        </w:tc>
-        <w:tc>
-          <w:tcPr>
-            <w:tcW w:w="3475" w:type="dxa"/>
-            <w:vAlign w:val="center"/>
-          </w:tcPr>
-          <w:p>
-            <w:pPr>
-              <w:pStyle w:val="Compact"/>
-              <w:spacing w:before="0" w:after="0" w:line="280" w:lineRule="exact"/>
-              <w:jc w:val="center"/>
-            </w:pPr>
-            <w:r>
-              <w:rPr>
-                <w:sz w:val="24"/>
-              </w:rPr>
-              <w:t xml:space="preserve">в плане релизов выделить время на повторные </w:t>
-            </w:r>
-            <w:r>
-              <w:rPr>
-                <w:sz w:val="24"/>
-              </w:rPr>
-              <w:t>подачи; точный срок ручной проверки в документации не указан</w:t>
+            <w:tcW w:w="1781" w:type="dxa"/>
+            <w:vAlign w:val="center"/>
+          </w:tcPr>
+          <w:p>
+            <w:pPr>
+              <w:pStyle w:val="Compact"/>
+              <w:spacing w:before="0" w:after="0" w:line="280" w:lineRule="exact"/>
+              <w:jc w:val="center"/>
+            </w:pPr>
+            <w:r>
+              <w:rPr>
+                <w:sz w:val="24"/>
+              </w:rPr>
+              <w:t>Комиссия</w:t>
+            </w:r>
+          </w:p>
+        </w:tc>
+        <w:tc>
+          <w:tcPr>
+            <w:tcW w:w="3752" w:type="dxa"/>
+            <w:vAlign w:val="center"/>
+          </w:tcPr>
+          <w:p>
+            <w:pPr>
+              <w:pStyle w:val="Compact"/>
+              <w:spacing w:before="0" w:after="0" w:line="280" w:lineRule="exact"/>
+              <w:jc w:val="center"/>
+            </w:pPr>
+            <w:r>
+              <w:rPr>
+                <w:sz w:val="24"/>
+              </w:rPr>
+              <w:t xml:space="preserve">3 % стандартной платы при продаже через </w:t>
+            </w:r>
+            <w:r>
+              <w:rPr>
+                <w:i/>
+                <w:sz w:val="24"/>
+              </w:rPr>
+              <w:t>Microsoft</w:t>
+            </w:r>
+            <w:r>
+              <w:rPr>
+                <w:sz w:val="24"/>
+              </w:rPr>
+              <w:t xml:space="preserve"> </w:t>
+            </w:r>
+            <w:r>
+              <w:rPr>
+                <w:i/>
+                <w:sz w:val="24"/>
+              </w:rPr>
+              <w:t>Marketplace</w:t>
+            </w:r>
+          </w:p>
+        </w:tc>
+        <w:tc>
+          <w:tcPr>
+            <w:tcW w:w="3821" w:type="dxa"/>
+            <w:vAlign w:val="center"/>
+          </w:tcPr>
+          <w:p>
+            <w:pPr>
+              <w:pStyle w:val="Compact"/>
+              <w:spacing w:before="0" w:after="0" w:line="280" w:lineRule="exact"/>
+              <w:jc w:val="center"/>
+            </w:pPr>
+            <w:r>
+              <w:rPr>
+                <w:sz w:val="24"/>
+              </w:rPr>
+              <w:t xml:space="preserve">при оплате через </w:t>
+            </w:r>
+            <w:r>
+              <w:rPr>
+                <w:i/>
+                <w:sz w:val="24"/>
+              </w:rPr>
+              <w:t>Stripe</w:t>
+            </w:r>
+            <w:r>
+              <w:rPr>
+                <w:sz w:val="24"/>
+              </w:rPr>
+              <w:t xml:space="preserve"> комиссия </w:t>
+            </w:r>
+            <w:r>
+              <w:rPr>
+                <w:i/>
+                <w:sz w:val="24"/>
+              </w:rPr>
+              <w:t>AppSource</w:t>
+            </w:r>
+            <w:r>
+              <w:rPr>
+                <w:sz w:val="24"/>
+              </w:rPr>
+              <w:t xml:space="preserve"> не возникает; 3 % в ЛР2-3 принято как верхняя оценка (допущение Д-14)</w:t>
             </w:r>
           </w:p>
         </w:tc>
@@ -33492,20 +33350,52 @@
         </w:trPr>
         <w:tc>
           <w:tcPr>
-            <w:tcW w:w="2127" w:type="dxa"/>
-            <w:vAlign w:val="center"/>
-          </w:tcPr>
-          <w:p>
-            <w:pPr>
-              <w:pStyle w:val="Compact"/>
-              <w:spacing w:before="0" w:after="0" w:line="280" w:lineRule="exact"/>
-              <w:jc w:val="center"/>
-            </w:pPr>
-            <w:r>
-              <w:rPr>
-                <w:sz w:val="24"/>
-              </w:rPr>
-              <w:t xml:space="preserve">Безопасность и сертификат </w:t>
+            <w:tcW w:w="1781" w:type="dxa"/>
+            <w:vAlign w:val="center"/>
+          </w:tcPr>
+          <w:p>
+            <w:pPr>
+              <w:pStyle w:val="Compact"/>
+              <w:spacing w:before="0" w:after="0" w:line="280" w:lineRule="exact"/>
+              <w:jc w:val="center"/>
+            </w:pPr>
+            <w:r>
+              <w:rPr>
+                <w:sz w:val="24"/>
+              </w:rPr>
+              <w:t>Безопасность</w:t>
+            </w:r>
+          </w:p>
+        </w:tc>
+        <w:tc>
+          <w:tcPr>
+            <w:tcW w:w="3752" w:type="dxa"/>
+            <w:vAlign w:val="center"/>
+          </w:tcPr>
+          <w:p>
+            <w:pPr>
+              <w:pStyle w:val="Compact"/>
+              <w:spacing w:before="0" w:after="0" w:line="280" w:lineRule="exact"/>
+              <w:jc w:val="center"/>
+            </w:pPr>
+            <w:r>
+              <w:rPr>
+                <w:sz w:val="24"/>
+              </w:rPr>
+              <w:t xml:space="preserve">политики требуют </w:t>
+            </w:r>
+            <w:r>
+              <w:rPr>
+                <w:i/>
+                <w:sz w:val="24"/>
+              </w:rPr>
+              <w:t>HTTPS</w:t>
+            </w:r>
+            <w:r>
+              <w:rPr>
+                <w:sz w:val="24"/>
+              </w:rPr>
+              <w:t xml:space="preserve">, политику конфиденциальности и условия использования; сертификат </w:t>
             </w:r>
             <w:r>
               <w:rPr>
@@ -33518,40 +33408,34 @@
               <w:rPr>
                 <w:sz w:val="24"/>
               </w:rPr>
-              <w:t xml:space="preserve"> 2</w:t>
-            </w:r>
-          </w:p>
-        </w:tc>
-        <w:tc>
-          <w:tcPr>
-            <w:tcW w:w="3753" w:type="dxa"/>
-            <w:vAlign w:val="center"/>
-          </w:tcPr>
-          <w:p>
-            <w:pPr>
-              <w:pStyle w:val="Compact"/>
-              <w:spacing w:before="0" w:after="0" w:line="280" w:lineRule="exact"/>
-              <w:jc w:val="center"/>
-            </w:pPr>
-            <w:r>
-              <w:rPr>
-                <w:sz w:val="24"/>
-              </w:rPr>
-              <w:t xml:space="preserve">политики 100.11 и 1000 требуют безопасной работы, </w:t>
-            </w:r>
-            <w:r>
-              <w:rPr>
-                <w:i/>
-                <w:sz w:val="24"/>
-              </w:rPr>
-              <w:t>HTTPS</w:t>
-            </w:r>
-            <w:r>
-              <w:rPr>
-                <w:sz w:val="24"/>
-              </w:rPr>
-              <w:t xml:space="preserve">, политики конфиденциальности и условий использования; сторонний сертификат </w:t>
-            </w:r>
+              <w:t xml:space="preserve"> 2 или </w:t>
+            </w:r>
+            <w:r>
+              <w:rPr>
+                <w:i/>
+                <w:sz w:val="24"/>
+              </w:rPr>
+              <w:t>ISO</w:t>
+            </w:r>
+            <w:r>
+              <w:rPr>
+                <w:sz w:val="24"/>
+              </w:rPr>
+              <w:t xml:space="preserve"> для публикации не нужен</w:t>
+            </w:r>
+          </w:p>
+        </w:tc>
+        <w:tc>
+          <w:tcPr>
+            <w:tcW w:w="3821" w:type="dxa"/>
+            <w:vAlign w:val="center"/>
+          </w:tcPr>
+          <w:p>
+            <w:pPr>
+              <w:pStyle w:val="Compact"/>
+              <w:spacing w:before="0" w:after="0" w:line="280" w:lineRule="exact"/>
+              <w:jc w:val="center"/>
+            </w:pPr>
             <w:r>
               <w:rPr>
                 <w:i/>
@@ -33563,7 +33447,7 @@
               <w:rPr>
                 <w:sz w:val="24"/>
               </w:rPr>
-              <w:t xml:space="preserve"> 2 или </w:t>
+              <w:t xml:space="preserve"> 2 и </w:t>
             </w:r>
             <w:r>
               <w:rPr>
@@ -33576,79 +33460,33 @@
               <w:rPr>
                 <w:sz w:val="24"/>
               </w:rPr>
-              <w:t xml:space="preserve"> явно не требуется</w:t>
-            </w:r>
-          </w:p>
-        </w:tc>
-        <w:tc>
-          <w:tcPr>
-            <w:tcW w:w="3475" w:type="dxa"/>
-            <w:vAlign w:val="center"/>
-          </w:tcPr>
-          <w:p>
-            <w:pPr>
-              <w:pStyle w:val="Compact"/>
-              <w:spacing w:before="0" w:after="0" w:line="280" w:lineRule="exact"/>
-              <w:jc w:val="center"/>
-            </w:pPr>
-            <w:r>
-              <w:rPr>
-                <w:i/>
-                <w:sz w:val="24"/>
-              </w:rPr>
-              <w:t>SOC</w:t>
-            </w:r>
-            <w:r>
-              <w:rPr>
-                <w:sz w:val="24"/>
-              </w:rPr>
-              <w:t xml:space="preserve"> 2 не нужен для публикации, но </w:t>
-            </w:r>
-            <w:r>
-              <w:rPr>
-                <w:i/>
-                <w:sz w:val="24"/>
-              </w:rPr>
-              <w:t>DataSnipper</w:t>
-            </w:r>
-            <w:r>
-              <w:rPr>
-                <w:sz w:val="24"/>
-              </w:rPr>
-              <w:t xml:space="preserve"> и </w:t>
-            </w:r>
-            <w:r>
-              <w:rPr>
-                <w:i/>
-                <w:sz w:val="24"/>
-              </w:rPr>
-              <w:t>Shortcut</w:t>
-            </w:r>
-            <w:r>
-              <w:rPr>
-                <w:sz w:val="24"/>
-              </w:rPr>
-              <w:t xml:space="preserve"> заявляют </w:t>
-            </w:r>
-            <w:r>
-              <w:rPr>
-                <w:i/>
-                <w:sz w:val="24"/>
-              </w:rPr>
-              <w:t>SOC</w:t>
-            </w:r>
-            <w:r>
-              <w:rPr>
-                <w:sz w:val="24"/>
-              </w:rPr>
-              <w:t xml:space="preserve"> 2 </w:t>
-            </w:r>
-            <w:r>
-              <w:rPr>
-                <w:i/>
-                <w:sz w:val="24"/>
-              </w:rPr>
-              <w:t>Type</w:t>
+              <w:t xml:space="preserve"> 27001 исключен</w:t>
+            </w:r>
+            <w:r>
+              <w:rPr>
+                <w:sz w:val="24"/>
+              </w:rPr>
+              <w:t xml:space="preserve">ы из объема и бюджета проекта (ПЗ1, раздел 2.2 и бюджет); доверие обеспечивают </w:t>
+            </w:r>
+            <w:r>
+              <w:rPr>
+                <w:i/>
+                <w:sz w:val="24"/>
+              </w:rPr>
+              <w:t>GDPR</w:t>
+            </w:r>
+            <w:r>
+              <w:rPr>
+                <w:sz w:val="24"/>
+              </w:rPr>
+              <w:t xml:space="preserve">, соглашение об обработке данных, </w:t>
+            </w:r>
+            <w:r>
+              <w:rPr>
+                <w:i/>
+                <w:sz w:val="24"/>
+              </w:rPr>
+              <w:t>OWASP</w:t>
             </w:r>
             <w:r>
               <w:rPr>
@@ -33661,26 +33499,13 @@
                 <w:i/>
                 <w:sz w:val="24"/>
               </w:rPr>
-              <w:t>II</w:t>
-            </w:r>
-            <w:r>
-              <w:rPr>
-                <w:sz w:val="24"/>
-              </w:rPr>
-              <w:t xml:space="preserve">, поэтому он остается ожиданием рынка; запрос предложений на </w:t>
-            </w:r>
-            <w:r>
-              <w:rPr>
-                <w:i/>
-                <w:sz w:val="24"/>
-              </w:rPr>
-              <w:t>SOC</w:t>
-            </w:r>
-            <w:r>
-              <w:rPr>
-                <w:sz w:val="24"/>
-              </w:rPr>
-              <w:t xml:space="preserve"> 2 включить в риски</w:t>
+              <w:t>Top</w:t>
+            </w:r>
+            <w:r>
+              <w:rPr>
+                <w:sz w:val="24"/>
+              </w:rPr>
+              <w:t xml:space="preserve"> 10 и доказательство вывода движком</w:t>
             </w:r>
           </w:p>
         </w:tc>
@@ -33692,40 +33517,39 @@
         </w:trPr>
         <w:tc>
           <w:tcPr>
-            <w:tcW w:w="2127" w:type="dxa"/>
-            <w:vAlign w:val="center"/>
-          </w:tcPr>
-          <w:p>
-            <w:pPr>
-              <w:pStyle w:val="Compact"/>
-              <w:spacing w:before="0" w:after="0" w:line="280" w:lineRule="exact"/>
-              <w:jc w:val="center"/>
-            </w:pPr>
-            <w:r>
-              <w:rPr>
-                <w:sz w:val="24"/>
-              </w:rPr>
-              <w:lastRenderedPageBreak/>
-              <w:t>Пробный период и комиссия</w:t>
-            </w:r>
-          </w:p>
-        </w:tc>
-        <w:tc>
-          <w:tcPr>
-            <w:tcW w:w="3753" w:type="dxa"/>
-            <w:vAlign w:val="center"/>
-          </w:tcPr>
-          <w:p>
-            <w:pPr>
-              <w:pStyle w:val="Compact"/>
-              <w:spacing w:before="0" w:after="0" w:line="280" w:lineRule="exact"/>
-              <w:jc w:val="center"/>
-            </w:pPr>
-            <w:r>
-              <w:rPr>
-                <w:sz w:val="24"/>
-              </w:rPr>
-              <w:t xml:space="preserve">пробный период для транзакционных тарифов 1-180 дней с автопереходом в платную подписку; комиссия </w:t>
+            <w:tcW w:w="1781" w:type="dxa"/>
+            <w:vAlign w:val="center"/>
+          </w:tcPr>
+          <w:p>
+            <w:pPr>
+              <w:pStyle w:val="Compact"/>
+              <w:spacing w:before="0" w:after="0" w:line="280" w:lineRule="exact"/>
+              <w:jc w:val="center"/>
+            </w:pPr>
+            <w:r>
+              <w:rPr>
+                <w:sz w:val="24"/>
+              </w:rPr>
+              <w:t>Пробный период</w:t>
+            </w:r>
+          </w:p>
+        </w:tc>
+        <w:tc>
+          <w:tcPr>
+            <w:tcW w:w="3752" w:type="dxa"/>
+            <w:vAlign w:val="center"/>
+          </w:tcPr>
+          <w:p>
+            <w:pPr>
+              <w:pStyle w:val="Compact"/>
+              <w:spacing w:before="0" w:after="0" w:line="280" w:lineRule="exact"/>
+              <w:jc w:val="center"/>
+            </w:pPr>
+            <w:r>
+              <w:rPr>
+                <w:sz w:val="24"/>
+              </w:rPr>
+              <w:t xml:space="preserve">для транзакционных тарифов </w:t>
             </w:r>
             <w:r>
               <w:rPr>
@@ -33738,26 +33562,39 @@
               <w:rPr>
                 <w:sz w:val="24"/>
               </w:rPr>
-              <w:t xml:space="preserve"> 3 %</w:t>
-            </w:r>
-          </w:p>
-        </w:tc>
-        <w:tc>
-          <w:tcPr>
-            <w:tcW w:w="3475" w:type="dxa"/>
-            <w:vAlign w:val="center"/>
-          </w:tcPr>
-          <w:p>
-            <w:pPr>
-              <w:pStyle w:val="Compact"/>
-              <w:spacing w:before="0" w:after="0" w:line="280" w:lineRule="exact"/>
-              <w:jc w:val="center"/>
-            </w:pPr>
-            <w:r>
-              <w:rPr>
-                <w:sz w:val="24"/>
-              </w:rPr>
-              <w:t>бесплатный старт и пробный период совпадают с зоной дифференциации ЛР5 и допущением Д-14</w:t>
+              <w:t xml:space="preserve"> допускает пробный период 1-180 дней</w:t>
+            </w:r>
+          </w:p>
+        </w:tc>
+        <w:tc>
+          <w:tcPr>
+            <w:tcW w:w="3821" w:type="dxa"/>
+            <w:vAlign w:val="center"/>
+          </w:tcPr>
+          <w:p>
+            <w:pPr>
+              <w:pStyle w:val="Compact"/>
+              <w:spacing w:before="0" w:after="0" w:line="280" w:lineRule="exact"/>
+              <w:jc w:val="center"/>
+            </w:pPr>
+            <w:r>
+              <w:rPr>
+                <w:sz w:val="24"/>
+              </w:rPr>
+              <w:t xml:space="preserve">бесплатный старт обеспечивается тарифом </w:t>
+            </w:r>
+            <w:r>
+              <w:rPr>
+                <w:i/>
+                <w:sz w:val="24"/>
+              </w:rPr>
+              <w:t>Free</w:t>
+            </w:r>
+            <w:r>
+              <w:rPr>
+                <w:sz w:val="24"/>
+              </w:rPr>
+              <w:t>, что совпадает с зоной дифференциации ЛР5</w:t>
             </w:r>
           </w:p>
         </w:tc>
@@ -33774,117 +33611,66 @@
         <w:rPr>
           <w:sz w:val="28"/>
         </w:rPr>
-        <w:t xml:space="preserve">Для публикации в </w:t>
+        <w:lastRenderedPageBreak/>
+        <w:t xml:space="preserve">Для публикации надстройки достаточно требований политик </w:t>
       </w:r>
       <w:r>
         <w:rPr>
           <w:i/>
           <w:sz w:val="28"/>
         </w:rPr>
-        <w:t>AppSource</w:t>
-      </w:r>
-      <w:r>
-        <w:rPr>
-          <w:sz w:val="28"/>
-        </w:rPr>
-        <w:t xml:space="preserve"> достаточно </w:t>
+        <w:t>Office</w:t>
+      </w:r>
+      <w:r>
+        <w:rPr>
+          <w:sz w:val="28"/>
+        </w:rPr>
+        <w:t xml:space="preserve">, и они согласуются с планом ПЗ1: оплата идет через </w:t>
       </w:r>
       <w:r>
         <w:rPr>
           <w:i/>
           <w:sz w:val="28"/>
         </w:rPr>
-        <w:t>Microsoft</w:t>
-      </w:r>
-      <w:r>
-        <w:rPr>
-          <w:sz w:val="28"/>
-        </w:rPr>
-        <w:t xml:space="preserve"> </w:t>
+        <w:t>Stripe</w:t>
+      </w:r>
+      <w:r>
+        <w:rPr>
+          <w:sz w:val="28"/>
+        </w:rPr>
+        <w:t>, облако на</w:t>
+      </w:r>
+      <w:r>
+        <w:rPr>
+          <w:sz w:val="28"/>
+        </w:rPr>
+        <w:t xml:space="preserve">ходится в ЕС, </w:t>
       </w:r>
       <w:r>
         <w:rPr>
           <w:i/>
           <w:sz w:val="28"/>
         </w:rPr>
-        <w:t>Entra</w:t>
-      </w:r>
-      <w:r>
-        <w:rPr>
-          <w:sz w:val="28"/>
-        </w:rPr>
-        <w:t xml:space="preserve"> </w:t>
+        <w:t>SOC</w:t>
+      </w:r>
+      <w:r>
+        <w:rPr>
+          <w:sz w:val="28"/>
+        </w:rPr>
+        <w:t xml:space="preserve"> 2 не требуется. Главный риск публикации - срок и замечания ручной проверки (</w:t>
       </w:r>
       <w:r>
         <w:rPr>
           <w:i/>
           <w:sz w:val="28"/>
         </w:rPr>
-        <w:t>ID</w:t>
-      </w:r>
-      <w:r>
-        <w:rPr>
-          <w:sz w:val="28"/>
-        </w:rPr>
-        <w:t xml:space="preserve">, страницы приветствия, политики конфиденциальности и преимущественного размещения на </w:t>
-      </w:r>
-      <w:r>
-        <w:rPr>
-          <w:i/>
-          <w:sz w:val="28"/>
-        </w:rPr>
-        <w:t>Azure</w:t>
-      </w:r>
-      <w:r>
-        <w:rPr>
-          <w:sz w:val="28"/>
-        </w:rPr>
-        <w:t xml:space="preserve">; </w:t>
-      </w:r>
-      <w:r>
-        <w:rPr>
-          <w:i/>
-          <w:sz w:val="28"/>
-        </w:rPr>
-        <w:t>SOC</w:t>
-      </w:r>
-      <w:r>
-        <w:rPr>
-          <w:sz w:val="28"/>
-        </w:rPr>
-        <w:t xml:space="preserve"> 2 формально не нужен. Поэтому листинг можно планировать раньше, чем </w:t>
-      </w:r>
-      <w:r>
-        <w:rPr>
-          <w:i/>
-          <w:sz w:val="28"/>
-        </w:rPr>
-        <w:t>SOC</w:t>
-      </w:r>
-      <w:r>
-        <w:rPr>
-          <w:sz w:val="28"/>
-        </w:rPr>
-        <w:t xml:space="preserve"> 2, но доверие корпоративных покупателей без </w:t>
-      </w:r>
-      <w:r>
-        <w:rPr>
-          <w:i/>
-          <w:sz w:val="28"/>
-        </w:rPr>
-        <w:t>SOC</w:t>
-      </w:r>
-      <w:r>
-        <w:rPr>
-          <w:sz w:val="28"/>
-        </w:rPr>
-        <w:t xml:space="preserve"> 2 останется слабым местом, что отраже</w:t>
-      </w:r>
-      <w:r>
-        <w:rPr>
-          <w:sz w:val="28"/>
-        </w:rPr>
-        <w:t>но в рисках ЛР7.</w:t>
+        <w:t>R14</w:t>
+      </w:r>
+      <w:r>
+        <w:rPr>
+          <w:sz w:val="28"/>
+        </w:rPr>
+        <w:t>).</w:t>
       </w:r>
     </w:p>
     <w:p>
@@ -33898,7 +33684,7 @@
         <w:rPr>
           <w:sz w:val="28"/>
         </w:rPr>
-        <w:t xml:space="preserve">Сроки и стоимость </w:t>
+        <w:t xml:space="preserve">Сертификация </w:t>
       </w:r>
       <w:r>
         <w:rPr>
@@ -33911,26 +33697,65 @@
         <w:rPr>
           <w:sz w:val="28"/>
         </w:rPr>
-        <w:t xml:space="preserve"> 2 уточнены по открытым обзорам рынка аудита безопасности 2026 года [12], [13], так как коммерческие предложения поставщиков можно получить только запросом. Диапазоны ориентировочные; пересчет в </w:t>
+        <w:t xml:space="preserve"> 2 исключена из объема и бюджета проекта (ПЗ1), но корпоративные конкуренты (</w:t>
       </w:r>
       <w:r>
         <w:rPr>
           <w:i/>
           <w:sz w:val="28"/>
         </w:rPr>
+        <w:t>Shortcut</w:t>
+      </w:r>
+      <w:r>
+        <w:rPr>
+          <w:sz w:val="28"/>
+        </w:rPr>
+        <w:t xml:space="preserve">, </w:t>
+      </w:r>
+      <w:r>
+        <w:rPr>
+          <w:i/>
+          <w:sz w:val="28"/>
+        </w:rPr>
+        <w:t>Datarails</w:t>
+      </w:r>
+      <w:r>
+        <w:rPr>
+          <w:sz w:val="28"/>
+        </w:rPr>
+        <w:t xml:space="preserve">, </w:t>
+      </w:r>
+      <w:r>
+        <w:rPr>
+          <w:i/>
+          <w:sz w:val="28"/>
+        </w:rPr>
+        <w:t>DataSnipper</w:t>
+      </w:r>
+      <w:r>
+        <w:rPr>
+          <w:sz w:val="28"/>
+        </w:rPr>
+        <w:t>) ею располагают, поэтому для р</w:t>
+      </w:r>
+      <w:r>
+        <w:rPr>
+          <w:sz w:val="28"/>
+        </w:rPr>
+        <w:t xml:space="preserve">ешения о развитии после 30.09.2027 приведены ориентиры сроков и стоимости по открытым обзорам рынка 2026 года [12], [13]. Пересчет в </w:t>
+      </w:r>
+      <w:r>
+        <w:rPr>
+          <w:i/>
+          <w:sz w:val="28"/>
+        </w:rPr>
         <w:t>BYN</w:t>
       </w:r>
       <w:r>
         <w:rPr>
           <w:sz w:val="28"/>
         </w:rPr>
-        <w:t xml:space="preserve"> выполнен по курсу Н</w:t>
-      </w:r>
-      <w:r>
-        <w:rPr>
-          <w:sz w:val="28"/>
-        </w:rPr>
-        <w:t>БРБ 3,0051 </w:t>
+        <w:t xml:space="preserve"> выполнен по курсу НБРБ 3,0051 </w:t>
       </w:r>
       <w:r>
         <w:rPr>
@@ -33970,7 +33795,7 @@
         <w:rPr>
           <w:sz w:val="28"/>
         </w:rPr>
-        <w:t xml:space="preserve">В таблице 26 представлено: ориентировочные сроки и стоимость </w:t>
+        <w:t xml:space="preserve">В таблице 26 представлено: ориентиры сроков и стоимости </w:t>
       </w:r>
       <w:r>
         <w:rPr>
@@ -33983,7 +33808,13 @@
         <w:rPr>
           <w:sz w:val="28"/>
         </w:rPr>
-        <w:t xml:space="preserve"> 2 для стартапа.</w:t>
+        <w:t xml:space="preserve"> 2 </w:t>
+      </w:r>
+      <w:r>
+        <w:rPr>
+          <w:sz w:val="28"/>
+        </w:rPr>
+        <w:t>для решения после завершения проекта.</w:t>
       </w:r>
     </w:p>
     <w:p>
@@ -33996,7 +33827,7 @@
         <w:rPr>
           <w:sz w:val="28"/>
         </w:rPr>
-        <w:t xml:space="preserve">Таблица 26 – Ориентировочные сроки и стоимость </w:t>
+        <w:t xml:space="preserve">Таблица 26 – Ориентиры сроков и стоимости </w:t>
       </w:r>
       <w:r>
         <w:rPr>
@@ -34009,7 +33840,7 @@
         <w:rPr>
           <w:sz w:val="28"/>
         </w:rPr>
-        <w:t xml:space="preserve"> 2 для стартапа</w:t>
+        <w:t xml:space="preserve"> 2 для решения после завершения проекта</w:t>
       </w:r>
     </w:p>
     <w:tbl>
@@ -34486,6 +34317,12 @@
       </w:pPr>
       <w:r>
         <w:rPr>
+          <w:sz w:val="28"/>
+        </w:rPr>
+        <w:t xml:space="preserve">Затраты на </w:t>
+      </w:r>
+      <w:r>
+        <w:rPr>
           <w:i/>
           <w:sz w:val="28"/>
         </w:rPr>
@@ -34508,14 +34345,46 @@
         <w:rPr>
           <w:sz w:val="28"/>
         </w:rPr>
-        <w:t xml:space="preserve"> дает фиксацию средств контроля на дату и достижим до открытой беты, а </w:t>
+        <w:t xml:space="preserve"> сопоставимы с 9-23 % бюджета проекта и в него не заложены, поэтому </w:t>
       </w:r>
       <w:r>
         <w:rPr>
           <w:i/>
           <w:sz w:val="28"/>
         </w:rPr>
-        <w:t>Type</w:t>
+        <w:t>SOC</w:t>
+      </w:r>
+      <w:r>
+        <w:rPr>
+          <w:sz w:val="28"/>
+        </w:rPr>
+        <w:t xml:space="preserve"> 2 планируется отдельным решением после 30.09.2027, когда появятся выручка и кор</w:t>
+      </w:r>
+      <w:r>
+        <w:rPr>
+          <w:sz w:val="28"/>
+        </w:rPr>
+        <w:t xml:space="preserve">поративные клиенты; до этого доверие обеспечивается </w:t>
+      </w:r>
+      <w:r>
+        <w:rPr>
+          <w:i/>
+          <w:sz w:val="28"/>
+        </w:rPr>
+        <w:t>GDPR</w:t>
+      </w:r>
+      <w:r>
+        <w:rPr>
+          <w:sz w:val="28"/>
+        </w:rPr>
+        <w:t xml:space="preserve">, </w:t>
+      </w:r>
+      <w:r>
+        <w:rPr>
+          <w:i/>
+          <w:sz w:val="28"/>
+        </w:rPr>
+        <w:t>OWASP</w:t>
       </w:r>
       <w:r>
         <w:rPr>
@@ -34528,110 +34397,13 @@
           <w:i/>
           <w:sz w:val="28"/>
         </w:rPr>
-        <w:t>II</w:t>
-      </w:r>
-      <w:r>
-        <w:rPr>
-          <w:sz w:val="28"/>
-        </w:rPr>
-        <w:t xml:space="preserve"> требует периода наблюдения, поэтому при старте подготовки в январе 2027 года отчет </w:t>
-      </w:r>
-      <w:r>
-        <w:rPr>
-          <w:i/>
-          <w:sz w:val="28"/>
-        </w:rPr>
-        <w:t>Type</w:t>
-      </w:r>
-      <w:r>
-        <w:rPr>
-          <w:sz w:val="28"/>
-        </w:rPr>
-        <w:t xml:space="preserve"> </w:t>
-      </w:r>
-      <w:r>
-        <w:rPr>
-          <w:i/>
-          <w:sz w:val="28"/>
-        </w:rPr>
-        <w:t>II</w:t>
-      </w:r>
-      <w:r>
-        <w:rPr>
-          <w:sz w:val="28"/>
-        </w:rPr>
-        <w:t xml:space="preserve"> придет уже после завершения проекта 30.09.2027. Вывод: в плане закладывать </w:t>
-      </w:r>
-      <w:r>
-        <w:rPr>
-          <w:i/>
-          <w:sz w:val="28"/>
-        </w:rPr>
-        <w:t>Type</w:t>
-      </w:r>
-      <w:r>
-        <w:rPr>
-          <w:sz w:val="28"/>
-        </w:rPr>
-        <w:t xml:space="preserve"> </w:t>
-      </w:r>
-      <w:r>
-        <w:rPr>
-          <w:i/>
-          <w:sz w:val="28"/>
-        </w:rPr>
-        <w:t>I</w:t>
-      </w:r>
-      <w:r>
-        <w:rPr>
-          <w:sz w:val="28"/>
-        </w:rPr>
-        <w:t xml:space="preserve"> к бете </w:t>
-      </w:r>
-      <w:r>
-        <w:rPr>
-          <w:i/>
-          <w:sz w:val="28"/>
-        </w:rPr>
-        <w:t>v1</w:t>
-      </w:r>
-      <w:r>
-        <w:rPr>
-          <w:sz w:val="28"/>
-        </w:rPr>
-        <w:t xml:space="preserve"> (июль 2027) и начало наблюдения </w:t>
-      </w:r>
-      <w:r>
-        <w:rPr>
-          <w:i/>
-          <w:sz w:val="28"/>
-        </w:rPr>
-        <w:t>Type</w:t>
-      </w:r>
-      <w:r>
-        <w:rPr>
-          <w:sz w:val="28"/>
-        </w:rPr>
-        <w:t xml:space="preserve"> </w:t>
-      </w:r>
-      <w:r>
-        <w:rPr>
-          <w:i/>
-          <w:sz w:val="28"/>
-        </w:rPr>
-        <w:t>II</w:t>
-      </w:r>
-      <w:r>
-        <w:rPr>
-          <w:sz w:val="28"/>
-        </w:rPr>
-        <w:t>, при условии что статья расходов</w:t>
-      </w:r>
-      <w:r>
-        <w:rPr>
-          <w:sz w:val="28"/>
-        </w:rPr>
-        <w:t xml:space="preserve"> предусмотрена бюджетом ПЗ1; наличие такой статьи нужно сверить.</w:t>
+        <w:t>Top</w:t>
+      </w:r>
+      <w:r>
+        <w:rPr>
+          <w:sz w:val="28"/>
+        </w:rPr>
+        <w:t xml:space="preserve"> 10 и доказательством вывода движком.</w:t>
       </w:r>
     </w:p>
     <w:p>
@@ -34643,7 +34415,7 @@
         <w:jc w:val="center"/>
       </w:pPr>
       <w:bookmarkStart w:id="36" w:name="_21cff5e6573cc685eba2e5d01fbe1912356e1d7"/>
-      <w:bookmarkStart w:id="37" w:name="_Toc241951916"/>
+      <w:bookmarkStart w:id="37" w:name="_Toc241952884"/>
       <w:bookmarkEnd w:id="34"/>
       <w:r>
         <w:rPr>
@@ -34760,7 +34532,7 @@
           <w:sz w:val="28"/>
         </w:rPr>
         <w:drawing>
-          <wp:inline distT="0" distB="0" distL="0" distR="0" wp14:anchorId="64518684" wp14:editId="26A25D0E">
+          <wp:inline distT="0" distB="0" distL="0" distR="0" wp14:anchorId="5452C37B" wp14:editId="06222931">
             <wp:extent cx="5334000" cy="2375958"/>
             <wp:effectExtent l="0" t="0" r="0" b="0"/>
             <wp:docPr id="77" name="Picture"/>
@@ -34852,7 +34624,13 @@
         <w:rPr>
           <w:sz w:val="28"/>
         </w:rPr>
-        <w:t xml:space="preserve"> построена вокруг награды «</w:t>
+        <w:t xml:space="preserve"> построена вокруг наг</w:t>
+      </w:r>
+      <w:r>
+        <w:rPr>
+          <w:sz w:val="28"/>
+        </w:rPr>
+        <w:t>рады «</w:t>
       </w:r>
       <w:r>
         <w:rPr>
@@ -34904,13 +34682,7 @@
         <w:rPr>
           <w:sz w:val="28"/>
         </w:rPr>
-        <w:t xml:space="preserve"> 2026» и кноп</w:t>
-      </w:r>
-      <w:r>
-        <w:rPr>
-          <w:sz w:val="28"/>
-        </w:rPr>
-        <w:t>ки анонса; цен и пробного доступа на первом экране нет.</w:t>
+        <w:t xml:space="preserve"> 2026» и кнопки анонса; цен и пробного доступа на первом экране нет.</w:t>
       </w:r>
     </w:p>
     <w:p>
@@ -34953,7 +34725,7 @@
           <w:sz w:val="28"/>
         </w:rPr>
         <w:drawing>
-          <wp:inline distT="0" distB="0" distL="0" distR="0" wp14:anchorId="3DD8B987" wp14:editId="3E5248E9">
+          <wp:inline distT="0" distB="0" distL="0" distR="0" wp14:anchorId="6792F8AB" wp14:editId="0C5A96FC">
             <wp:extent cx="5334000" cy="2375958"/>
             <wp:effectExtent l="0" t="0" r="0" b="0"/>
             <wp:docPr id="80" name="Picture"/>
@@ -35084,13 +34856,7 @@
         <w:rPr>
           <w:sz w:val="28"/>
         </w:rPr>
-        <w:t xml:space="preserve">) для разных размеров </w:t>
-      </w:r>
-      <w:r>
-        <w:rPr>
-          <w:sz w:val="28"/>
-        </w:rPr>
-        <w:t>организаций; подтверждает, что цена раскрыта частично и сгруппирована по сегментам.</w:t>
+        <w:t>) для разных размеров организаций; подтверждает, что цена раскрыта частично и сгруппирована по сегментам.</w:t>
       </w:r>
     </w:p>
     <w:p>
@@ -35134,7 +34900,7 @@
         </w:rPr>
         <w:lastRenderedPageBreak/>
         <w:drawing>
-          <wp:inline distT="0" distB="0" distL="0" distR="0" wp14:anchorId="75C3D674" wp14:editId="750708BD">
+          <wp:inline distT="0" distB="0" distL="0" distR="0" wp14:anchorId="0A5EF361" wp14:editId="77AB7BB2">
             <wp:extent cx="5334000" cy="2375958"/>
             <wp:effectExtent l="0" t="0" r="0" b="0"/>
             <wp:docPr id="83" name="Picture"/>
@@ -35291,7 +35057,13 @@
         <w:rPr>
           <w:sz w:val="28"/>
         </w:rPr>
-        <w:t xml:space="preserve"> плюс 100 </w:t>
+        <w:t xml:space="preserve"> пл</w:t>
+      </w:r>
+      <w:r>
+        <w:rPr>
+          <w:sz w:val="28"/>
+        </w:rPr>
+        <w:t>юс 100 </w:t>
       </w:r>
       <w:r>
         <w:rPr>
@@ -35360,7 +35132,7 @@
           <w:sz w:val="28"/>
         </w:rPr>
         <w:drawing>
-          <wp:inline distT="0" distB="0" distL="0" distR="0" wp14:anchorId="29E72A61" wp14:editId="24519E7C">
+          <wp:inline distT="0" distB="0" distL="0" distR="0" wp14:anchorId="08B542FE" wp14:editId="2CD7D055">
             <wp:extent cx="5334000" cy="2375958"/>
             <wp:effectExtent l="0" t="0" r="0" b="0"/>
             <wp:docPr id="86" name="Picture"/>
@@ -35465,13 +35237,7 @@
         <w:rPr>
           <w:sz w:val="28"/>
         </w:rPr>
-        <w:t xml:space="preserve"> </w:t>
-      </w:r>
-      <w:r>
-        <w:rPr>
-          <w:sz w:val="28"/>
-        </w:rPr>
-        <w:t xml:space="preserve">в </w:t>
+        <w:t xml:space="preserve"> в </w:t>
       </w:r>
       <w:r>
         <w:rPr>
@@ -35541,7 +35307,7 @@
         </w:rPr>
         <w:lastRenderedPageBreak/>
         <w:drawing>
-          <wp:inline distT="0" distB="0" distL="0" distR="0" wp14:anchorId="6A39CD51" wp14:editId="46868733">
+          <wp:inline distT="0" distB="0" distL="0" distR="0" wp14:anchorId="6E602059" wp14:editId="78C5DD81">
             <wp:extent cx="5334000" cy="2375958"/>
             <wp:effectExtent l="0" t="0" r="0" b="0"/>
             <wp:docPr id="89" name="Picture"/>
@@ -35606,7 +35372,13 @@
         <w:rPr>
           <w:sz w:val="28"/>
         </w:rPr>
-        <w:t>: страница цен</w:t>
+        <w:t xml:space="preserve">: </w:t>
+      </w:r>
+      <w:r>
+        <w:rPr>
+          <w:sz w:val="28"/>
+        </w:rPr>
+        <w:t>страница цен</w:t>
       </w:r>
     </w:p>
     <w:p>
@@ -35728,7 +35500,7 @@
           <w:sz w:val="28"/>
         </w:rPr>
         <w:drawing>
-          <wp:inline distT="0" distB="0" distL="0" distR="0" wp14:anchorId="31FD8326" wp14:editId="659D178D">
+          <wp:inline distT="0" distB="0" distL="0" distR="0" wp14:anchorId="59CFA2B6" wp14:editId="0DA1FBE8">
             <wp:extent cx="5334000" cy="2375958"/>
             <wp:effectExtent l="0" t="0" r="0" b="0"/>
             <wp:docPr id="92" name="Picture"/>
@@ -35780,7 +35552,13 @@
         <w:rPr>
           <w:sz w:val="28"/>
         </w:rPr>
-        <w:t xml:space="preserve">Рисунок 22 – </w:t>
+        <w:t>Рису</w:t>
+      </w:r>
+      <w:r>
+        <w:rPr>
+          <w:sz w:val="28"/>
+        </w:rPr>
+        <w:t xml:space="preserve">нок 22 – </w:t>
       </w:r>
       <w:r>
         <w:rPr>
@@ -35793,13 +35571,7 @@
         <w:rPr>
           <w:sz w:val="28"/>
         </w:rPr>
-        <w:t>: стр</w:t>
-      </w:r>
-      <w:r>
-        <w:rPr>
-          <w:sz w:val="28"/>
-        </w:rPr>
-        <w:t>аница цен</w:t>
+        <w:t>: страница цен</w:t>
       </w:r>
     </w:p>
     <w:p>
@@ -35961,7 +35733,7 @@
         </w:rPr>
         <w:lastRenderedPageBreak/>
         <w:drawing>
-          <wp:inline distT="0" distB="0" distL="0" distR="0" wp14:anchorId="569D78C1" wp14:editId="722E599B">
+          <wp:inline distT="0" distB="0" distL="0" distR="0" wp14:anchorId="1A49BA51" wp14:editId="197D7066">
             <wp:extent cx="5334000" cy="2375958"/>
             <wp:effectExtent l="0" t="0" r="0" b="0"/>
             <wp:docPr id="95" name="Picture"/>
@@ -36040,7 +35812,13 @@
         <w:rPr>
           <w:sz w:val="28"/>
         </w:rPr>
-        <w:t xml:space="preserve">Раздел цен показывает 2,75 </w:t>
+        <w:t>Раздел ц</w:t>
+      </w:r>
+      <w:r>
+        <w:rPr>
+          <w:sz w:val="28"/>
+        </w:rPr>
+        <w:t xml:space="preserve">ен показывает 2,75 </w:t>
       </w:r>
       <w:r>
         <w:rPr>
@@ -36087,33 +35865,32 @@
           <w:i/>
           <w:sz w:val="28"/>
         </w:rPr>
-        <w:t>Operi</w:t>
+        <w:t>Operis</w:t>
+      </w:r>
+      <w:r>
+        <w:rPr>
+          <w:sz w:val="28"/>
+        </w:rPr>
+        <w:t xml:space="preserve"> </w:t>
       </w:r>
       <w:r>
         <w:rPr>
           <w:i/>
           <w:sz w:val="28"/>
         </w:rPr>
-        <w:t>s</w:t>
-      </w:r>
-      <w:r>
-        <w:rPr>
-          <w:sz w:val="28"/>
-        </w:rPr>
-        <w:t xml:space="preserve"> </w:t>
-      </w:r>
-      <w:r>
-        <w:rPr>
-          <w:i/>
-          <w:sz w:val="28"/>
-        </w:rPr>
         <w:t>OAK</w:t>
       </w:r>
       <w:r>
         <w:rPr>
           <w:sz w:val="28"/>
         </w:rPr>
-        <w:t>: страница цен.</w:t>
+        <w:t xml:space="preserve">: </w:t>
+      </w:r>
+      <w:r>
+        <w:rPr>
+          <w:sz w:val="28"/>
+        </w:rPr>
+        <w:t>страница цен.</w:t>
       </w:r>
     </w:p>
     <w:p>
@@ -36129,7 +35906,7 @@
           <w:sz w:val="28"/>
         </w:rPr>
         <w:drawing>
-          <wp:inline distT="0" distB="0" distL="0" distR="0" wp14:anchorId="773072CF" wp14:editId="18B177CC">
+          <wp:inline distT="0" distB="0" distL="0" distR="0" wp14:anchorId="7C4DAAA7" wp14:editId="4A98D250">
             <wp:extent cx="5334000" cy="2375958"/>
             <wp:effectExtent l="0" t="0" r="0" b="0"/>
             <wp:docPr id="98" name="Picture"/>
@@ -36285,7 +36062,7 @@
         <w:jc w:val="center"/>
       </w:pPr>
       <w:bookmarkStart w:id="38" w:name="_e580caf5f2a0052cd60a87b42295a622f26cf83"/>
-      <w:bookmarkStart w:id="39" w:name="_Toc241951917"/>
+      <w:bookmarkStart w:id="39" w:name="_Toc241952885"/>
       <w:bookmarkEnd w:id="36"/>
       <w:r>
         <w:rPr>
@@ -36293,14 +36070,7 @@
           <w:sz w:val="28"/>
         </w:rPr>
         <w:lastRenderedPageBreak/>
-        <w:t>ПРИЛОЖЕ</w:t>
-      </w:r>
-      <w:r>
-        <w:rPr>
-          <w:b/>
-          <w:sz w:val="28"/>
-        </w:rPr>
-        <w:t>НИЕ Е</w:t>
+        <w:t>ПРИЛОЖЕНИЕ Е</w:t>
       </w:r>
       <w:bookmarkEnd w:id="39"/>
     </w:p>
@@ -36313,7 +36083,13 @@
         <w:rPr>
           <w:sz w:val="28"/>
         </w:rPr>
-        <w:t>(справочное)</w:t>
+        <w:t>(</w:t>
+      </w:r>
+      <w:r>
+        <w:rPr>
+          <w:sz w:val="28"/>
+        </w:rPr>
+        <w:t>справочное)</w:t>
       </w:r>
     </w:p>
     <w:p>
@@ -36368,13 +36144,13 @@
         <w:rPr>
           <w:sz w:val="28"/>
         </w:rPr>
-        <w:t xml:space="preserve"> 20261004, допущение Д-32). Параметры соответствуют базовому сценарию ЛР</w:t>
-      </w:r>
-      <w:r>
-        <w:rPr>
-          <w:sz w:val="28"/>
-        </w:rPr>
-        <w:t>2-3: визит - регистрация 4 %, регистрация - активация 60 %, активация - платящий около 8 %, платежи с 01.06.2027. Это не измерения, а демонстрация того, как отчет о конверсиях выглядит и насколько цели чувствительны к разбросу.</w:t>
+        <w:t xml:space="preserve"> 20261004, допущение Д-32). Параметры соответствуют базовому сценарию ЛР2-3: ви</w:t>
+      </w:r>
+      <w:r>
+        <w:rPr>
+          <w:sz w:val="28"/>
+        </w:rPr>
+        <w:t>зит - регистрация 4 %, регистрация - активация 60 %, активация - платящий около 8 %, платежи с 01.06.2027. Это не измерения, а демонстрация того, как отчет о конверсиях выглядит и насколько цели чувствительны к разбросу.</w:t>
       </w:r>
     </w:p>
     <w:p>
@@ -36388,13 +36164,13 @@
         <w:rPr>
           <w:sz w:val="28"/>
         </w:rPr>
-        <w:t>В таблице 27 представлено: м</w:t>
-      </w:r>
-      <w:r>
-        <w:rPr>
-          <w:sz w:val="28"/>
-        </w:rPr>
-        <w:t>одельные показатели воронки по месяцам.</w:t>
+        <w:t>В таблице 27 представлено: модельны</w:t>
+      </w:r>
+      <w:r>
+        <w:rPr>
+          <w:sz w:val="28"/>
+        </w:rPr>
+        <w:t>е показатели воронки по месяцам.</w:t>
       </w:r>
     </w:p>
     <w:p>
@@ -37260,13 +37036,13 @@
         <w:rPr>
           <w:sz w:val="28"/>
         </w:rPr>
-        <w:t xml:space="preserve">За шесть месяцев модель дает 1 066 регистраций и 34 платящих; фактические конверсии: визит - регистрация 5,6 %, регистрация - платящий 4,1 %. Цель 300 регистраций достигнута, цель 50 </w:t>
-      </w:r>
-      <w:r>
-        <w:rPr>
-          <w:sz w:val="28"/>
-        </w:rPr>
-        <w:t>платящих не достигнута.</w:t>
+        <w:t xml:space="preserve">За шесть месяцев модель дает 1 066 регистраций и 34 платящих; фактические конверсии: визит - регистрация 5,6 %, регистрация - платящий 4,1 %. Цель 300 регистраций достигнута, цель 50 платящих не </w:t>
+      </w:r>
+      <w:r>
+        <w:rPr>
+          <w:sz w:val="28"/>
+        </w:rPr>
+        <w:t>достигнута.</w:t>
       </w:r>
     </w:p>
     <w:p>
@@ -37755,7 +37531,7 @@
   <w:abstractNum w:abstractNumId="0" w15:restartNumberingAfterBreak="0">
     <w:nsid w:val="0000A990"/>
     <w:multiLevelType w:val="multilevel"/>
-    <w:tmpl w:val="21FC037A"/>
+    <w:tmpl w:val="9F7AA7DA"/>
     <w:lvl w:ilvl="0">
       <w:numFmt w:val="bullet"/>
       <w:lvlText w:val=" "/>
@@ -37832,7 +37608,7 @@
   <w:abstractNum w:abstractNumId="1" w15:restartNumberingAfterBreak="0">
     <w:nsid w:val="00A99411"/>
     <w:multiLevelType w:val="multilevel"/>
-    <w:tmpl w:val="B792CC76"/>
+    <w:tmpl w:val="D3EA4C40"/>
     <w:lvl w:ilvl="0">
       <w:start w:val="1"/>
       <w:numFmt w:val="decimal"/>
@@ -39310,7 +39086,7 @@
     <w:autoRedefine/>
     <w:uiPriority w:val="39"/>
     <w:unhideWhenUsed/>
-    <w:rsid w:val="002C41ED"/>
+    <w:rsid w:val="00755F7E"/>
     <w:pPr>
       <w:spacing w:after="100"/>
     </w:pPr>
@@ -39322,7 +39098,7 @@
     <w:autoRedefine/>
     <w:uiPriority w:val="39"/>
     <w:unhideWhenUsed/>
-    <w:rsid w:val="002C41ED"/>
+    <w:rsid w:val="00755F7E"/>
     <w:pPr>
       <w:spacing w:after="100"/>
       <w:ind w:left="240"/>

--- a/ЛР6_ЦП_Канвас_сценарии_релизы/ОТЧЕТ_ЛР6_TableMind.docx
+++ b/ЛР6_ЦП_Канвас_сценарии_релизы/ОТЧЕТ_ЛР6_TableMind.docx
@@ -263,7 +263,7 @@
       <w:r>
         <w:fldChar w:fldCharType="separate"/>
       </w:r>
-      <w:hyperlink w:anchor="_Toc241952867" w:history="1">
+      <w:hyperlink w:anchor="_Toc241953186" w:history="1">
         <w:r>
           <w:rPr>
             <w:rStyle w:val="af"/>
@@ -291,7 +291,7 @@
             <w:noProof/>
             <w:webHidden/>
           </w:rPr>
-          <w:instrText xml:space="preserve"> PAGEREF _Toc241952867 \h </w:instrText>
+          <w:instrText xml:space="preserve"> PAGEREF _Toc241953186 \h </w:instrText>
         </w:r>
         <w:r>
           <w:rPr>
@@ -332,7 +332,7 @@
           <w:noProof/>
         </w:rPr>
       </w:pPr>
-      <w:hyperlink w:anchor="_Toc241952868" w:history="1">
+      <w:hyperlink w:anchor="_Toc241953187" w:history="1">
         <w:r>
           <w:rPr>
             <w:rStyle w:val="af"/>
@@ -360,7 +360,7 @@
             <w:noProof/>
             <w:webHidden/>
           </w:rPr>
-          <w:instrText xml:space="preserve"> PAGEREF _Toc241952868 \h </w:instrText>
+          <w:instrText xml:space="preserve"> PAGEREF _Toc241953187 \h </w:instrText>
         </w:r>
         <w:r>
           <w:rPr>
@@ -401,7 +401,7 @@
           <w:noProof/>
         </w:rPr>
       </w:pPr>
-      <w:hyperlink w:anchor="_Toc241952869" w:history="1">
+      <w:hyperlink w:anchor="_Toc241953188" w:history="1">
         <w:r>
           <w:rPr>
             <w:rStyle w:val="af"/>
@@ -429,7 +429,7 @@
             <w:noProof/>
             <w:webHidden/>
           </w:rPr>
-          <w:instrText xml:space="preserve"> PAGEREF _Toc241952869 \h </w:instrText>
+          <w:instrText xml:space="preserve"> PAGEREF _Toc241953188 \h </w:instrText>
         </w:r>
         <w:r>
           <w:rPr>
@@ -470,7 +470,7 @@
           <w:noProof/>
         </w:rPr>
       </w:pPr>
-      <w:hyperlink w:anchor="_Toc241952870" w:history="1">
+      <w:hyperlink w:anchor="_Toc241953189" w:history="1">
         <w:r>
           <w:rPr>
             <w:rStyle w:val="af"/>
@@ -498,7 +498,7 @@
             <w:noProof/>
             <w:webHidden/>
           </w:rPr>
-          <w:instrText xml:space="preserve"> PAGEREF _Toc241952870 \h </w:instrText>
+          <w:instrText xml:space="preserve"> PAGEREF _Toc241953189 \h </w:instrText>
         </w:r>
         <w:r>
           <w:rPr>
@@ -539,7 +539,7 @@
           <w:noProof/>
         </w:rPr>
       </w:pPr>
-      <w:hyperlink w:anchor="_Toc241952871" w:history="1">
+      <w:hyperlink w:anchor="_Toc241953190" w:history="1">
         <w:r>
           <w:rPr>
             <w:rStyle w:val="af"/>
@@ -567,7 +567,7 @@
             <w:noProof/>
             <w:webHidden/>
           </w:rPr>
-          <w:instrText xml:space="preserve"> PAGEREF _Toc241952871 \h </w:instrText>
+          <w:instrText xml:space="preserve"> PAGEREF _Toc241953190 \h </w:instrText>
         </w:r>
         <w:r>
           <w:rPr>
@@ -608,7 +608,7 @@
           <w:noProof/>
         </w:rPr>
       </w:pPr>
-      <w:hyperlink w:anchor="_Toc241952872" w:history="1">
+      <w:hyperlink w:anchor="_Toc241953191" w:history="1">
         <w:r>
           <w:rPr>
             <w:rStyle w:val="af"/>
@@ -636,7 +636,7 @@
             <w:noProof/>
             <w:webHidden/>
           </w:rPr>
-          <w:instrText xml:space="preserve"> PAGEREF _Toc241952872 \h </w:instrText>
+          <w:instrText xml:space="preserve"> PAGEREF _Toc241953191 \h </w:instrText>
         </w:r>
         <w:r>
           <w:rPr>
@@ -677,7 +677,7 @@
           <w:noProof/>
         </w:rPr>
       </w:pPr>
-      <w:hyperlink w:anchor="_Toc241952873" w:history="1">
+      <w:hyperlink w:anchor="_Toc241953192" w:history="1">
         <w:r>
           <w:rPr>
             <w:rStyle w:val="af"/>
@@ -705,7 +705,7 @@
             <w:noProof/>
             <w:webHidden/>
           </w:rPr>
-          <w:instrText xml:space="preserve"> PAGEREF _Toc241952873 \h </w:instrText>
+          <w:instrText xml:space="preserve"> PAGEREF _Toc241953192 \h </w:instrText>
         </w:r>
         <w:r>
           <w:rPr>
@@ -746,7 +746,7 @@
           <w:noProof/>
         </w:rPr>
       </w:pPr>
-      <w:hyperlink w:anchor="_Toc241952874" w:history="1">
+      <w:hyperlink w:anchor="_Toc241953193" w:history="1">
         <w:r>
           <w:rPr>
             <w:rStyle w:val="af"/>
@@ -774,7 +774,7 @@
             <w:noProof/>
             <w:webHidden/>
           </w:rPr>
-          <w:instrText xml:space="preserve"> PAGEREF _Toc241952874 \h </w:instrText>
+          <w:instrText xml:space="preserve"> PAGEREF _Toc241953193 \h </w:instrText>
         </w:r>
         <w:r>
           <w:rPr>
@@ -815,7 +815,7 @@
           <w:noProof/>
         </w:rPr>
       </w:pPr>
-      <w:hyperlink w:anchor="_Toc241952875" w:history="1">
+      <w:hyperlink w:anchor="_Toc241953194" w:history="1">
         <w:r>
           <w:rPr>
             <w:rStyle w:val="af"/>
@@ -843,7 +843,7 @@
             <w:noProof/>
             <w:webHidden/>
           </w:rPr>
-          <w:instrText xml:space="preserve"> PAGEREF _Toc241952875 \h </w:instrText>
+          <w:instrText xml:space="preserve"> PAGEREF _Toc241953194 \h </w:instrText>
         </w:r>
         <w:r>
           <w:rPr>
@@ -884,7 +884,7 @@
           <w:noProof/>
         </w:rPr>
       </w:pPr>
-      <w:hyperlink w:anchor="_Toc241952876" w:history="1">
+      <w:hyperlink w:anchor="_Toc241953195" w:history="1">
         <w:r>
           <w:rPr>
             <w:rStyle w:val="af"/>
@@ -912,7 +912,7 @@
             <w:noProof/>
             <w:webHidden/>
           </w:rPr>
-          <w:instrText xml:space="preserve"> PAGEREF _Toc241952876 \h </w:instrText>
+          <w:instrText xml:space="preserve"> PAGEREF _Toc241953195 \h </w:instrText>
         </w:r>
         <w:r>
           <w:rPr>
@@ -953,7 +953,7 @@
           <w:noProof/>
         </w:rPr>
       </w:pPr>
-      <w:hyperlink w:anchor="_Toc241952877" w:history="1">
+      <w:hyperlink w:anchor="_Toc241953196" w:history="1">
         <w:r>
           <w:rPr>
             <w:rStyle w:val="af"/>
@@ -981,7 +981,7 @@
             <w:noProof/>
             <w:webHidden/>
           </w:rPr>
-          <w:instrText xml:space="preserve"> PAGEREF _Toc241952877 \h </w:instrText>
+          <w:instrText xml:space="preserve"> PAGEREF _Toc241953196 \h </w:instrText>
         </w:r>
         <w:r>
           <w:rPr>
@@ -1022,7 +1022,7 @@
           <w:noProof/>
         </w:rPr>
       </w:pPr>
-      <w:hyperlink w:anchor="_Toc241952878" w:history="1">
+      <w:hyperlink w:anchor="_Toc241953197" w:history="1">
         <w:r>
           <w:rPr>
             <w:rStyle w:val="af"/>
@@ -1050,7 +1050,7 @@
             <w:noProof/>
             <w:webHidden/>
           </w:rPr>
-          <w:instrText xml:space="preserve"> PAGEREF _Toc241952878 \h </w:instrText>
+          <w:instrText xml:space="preserve"> PAGEREF _Toc241953197 \h </w:instrText>
         </w:r>
         <w:r>
           <w:rPr>
@@ -1091,7 +1091,7 @@
           <w:noProof/>
         </w:rPr>
       </w:pPr>
-      <w:hyperlink w:anchor="_Toc241952879" w:history="1">
+      <w:hyperlink w:anchor="_Toc241953198" w:history="1">
         <w:r>
           <w:rPr>
             <w:rStyle w:val="af"/>
@@ -1119,7 +1119,7 @@
             <w:noProof/>
             <w:webHidden/>
           </w:rPr>
-          <w:instrText xml:space="preserve"> PAGEREF _Toc241952879 \h </w:instrText>
+          <w:instrText xml:space="preserve"> PAGEREF _Toc241953198 \h </w:instrText>
         </w:r>
         <w:r>
           <w:rPr>
@@ -1160,7 +1160,7 @@
           <w:noProof/>
         </w:rPr>
       </w:pPr>
-      <w:hyperlink w:anchor="_Toc241952880" w:history="1">
+      <w:hyperlink w:anchor="_Toc241953199" w:history="1">
         <w:r>
           <w:rPr>
             <w:rStyle w:val="af"/>
@@ -1188,7 +1188,7 @@
             <w:noProof/>
             <w:webHidden/>
           </w:rPr>
-          <w:instrText xml:space="preserve"> PAGEREF _Toc241952880 \h </w:instrText>
+          <w:instrText xml:space="preserve"> PAGEREF _Toc241953199 \h </w:instrText>
         </w:r>
         <w:r>
           <w:rPr>
@@ -1229,7 +1229,7 @@
           <w:noProof/>
         </w:rPr>
       </w:pPr>
-      <w:hyperlink w:anchor="_Toc241952881" w:history="1">
+      <w:hyperlink w:anchor="_Toc241953200" w:history="1">
         <w:r>
           <w:rPr>
             <w:rStyle w:val="af"/>
@@ -1257,7 +1257,7 @@
             <w:noProof/>
             <w:webHidden/>
           </w:rPr>
-          <w:instrText xml:space="preserve"> PAGEREF _Toc241952881 \h </w:instrText>
+          <w:instrText xml:space="preserve"> PAGEREF _Toc241953200 \h </w:instrText>
         </w:r>
         <w:r>
           <w:rPr>
@@ -1298,7 +1298,7 @@
           <w:noProof/>
         </w:rPr>
       </w:pPr>
-      <w:hyperlink w:anchor="_Toc241952882" w:history="1">
+      <w:hyperlink w:anchor="_Toc241953201" w:history="1">
         <w:r>
           <w:rPr>
             <w:rStyle w:val="af"/>
@@ -1326,7 +1326,7 @@
             <w:noProof/>
             <w:webHidden/>
           </w:rPr>
-          <w:instrText xml:space="preserve"> PAGEREF _Toc241952882 \h </w:instrText>
+          <w:instrText xml:space="preserve"> PAGEREF _Toc241953201 \h </w:instrText>
         </w:r>
         <w:r>
           <w:rPr>
@@ -1367,7 +1367,7 @@
           <w:noProof/>
         </w:rPr>
       </w:pPr>
-      <w:hyperlink w:anchor="_Toc241952883" w:history="1">
+      <w:hyperlink w:anchor="_Toc241953202" w:history="1">
         <w:r>
           <w:rPr>
             <w:rStyle w:val="af"/>
@@ -1395,7 +1395,7 @@
             <w:noProof/>
             <w:webHidden/>
           </w:rPr>
-          <w:instrText xml:space="preserve"> PAGEREF _Toc241952883 \h </w:instrText>
+          <w:instrText xml:space="preserve"> PAGEREF _Toc241953202 \h </w:instrText>
         </w:r>
         <w:r>
           <w:rPr>
@@ -1436,7 +1436,7 @@
           <w:noProof/>
         </w:rPr>
       </w:pPr>
-      <w:hyperlink w:anchor="_Toc241952884" w:history="1">
+      <w:hyperlink w:anchor="_Toc241953203" w:history="1">
         <w:r>
           <w:rPr>
             <w:rStyle w:val="af"/>
@@ -1464,7 +1464,7 @@
             <w:noProof/>
             <w:webHidden/>
           </w:rPr>
-          <w:instrText xml:space="preserve"> PAGEREF _Toc241952884 \h </w:instrText>
+          <w:instrText xml:space="preserve"> PAGEREF _Toc241953203 \h </w:instrText>
         </w:r>
         <w:r>
           <w:rPr>
@@ -1505,7 +1505,7 @@
           <w:noProof/>
         </w:rPr>
       </w:pPr>
-      <w:hyperlink w:anchor="_Toc241952885" w:history="1">
+      <w:hyperlink w:anchor="_Toc241953204" w:history="1">
         <w:r>
           <w:rPr>
             <w:rStyle w:val="af"/>
@@ -1533,7 +1533,7 @@
             <w:noProof/>
             <w:webHidden/>
           </w:rPr>
-          <w:instrText xml:space="preserve"> PAGEREF _Toc241952885 \h </w:instrText>
+          <w:instrText xml:space="preserve"> PAGEREF _Toc241953204 \h </w:instrText>
         </w:r>
         <w:r>
           <w:rPr>
@@ -1579,7 +1579,7 @@
         <w:spacing w:before="0" w:after="360" w:line="360" w:lineRule="exact"/>
         <w:ind w:firstLine="709"/>
       </w:pPr>
-      <w:bookmarkStart w:id="1" w:name="_Toc241952867"/>
+      <w:bookmarkStart w:id="1" w:name="_Toc241953186"/>
       <w:r>
         <w:rPr>
           <w:b/>
@@ -1684,7 +1684,7 @@
         <w:ind w:firstLine="709"/>
       </w:pPr>
       <w:bookmarkStart w:id="2" w:name="_b608aa976fc82a0faaf3b83f58c735968afd03b"/>
-      <w:bookmarkStart w:id="3" w:name="_Toc241952868"/>
+      <w:bookmarkStart w:id="3" w:name="_Toc241953187"/>
       <w:bookmarkEnd w:id="0"/>
       <w:r>
         <w:rPr>
@@ -1750,7 +1750,7 @@
         <w:ind w:firstLine="709"/>
       </w:pPr>
       <w:bookmarkStart w:id="4" w:name="_ce8c8db2bd1f021f701413a98bce88b0dc0ff35"/>
-      <w:bookmarkStart w:id="5" w:name="_Toc241952869"/>
+      <w:bookmarkStart w:id="5" w:name="_Toc241953188"/>
       <w:r>
         <w:rPr>
           <w:b/>
@@ -3792,7 +3792,7 @@
         <w:ind w:firstLine="709"/>
       </w:pPr>
       <w:bookmarkStart w:id="6" w:name="_d6b1e0606ccffbfea524c7b8890d7424ae6ef8d"/>
-      <w:bookmarkStart w:id="7" w:name="_Toc241952870"/>
+      <w:bookmarkStart w:id="7" w:name="_Toc241953189"/>
       <w:bookmarkEnd w:id="4"/>
       <w:r>
         <w:rPr>
@@ -8504,7 +8504,7 @@
         <w:ind w:firstLine="709"/>
       </w:pPr>
       <w:bookmarkStart w:id="8" w:name="_7b60cb03201c02c98ad01f5cee41d479977e884"/>
-      <w:bookmarkStart w:id="9" w:name="_Toc241952871"/>
+      <w:bookmarkStart w:id="9" w:name="_Toc241953190"/>
       <w:bookmarkEnd w:id="6"/>
       <w:r>
         <w:rPr>
@@ -8575,7 +8575,7 @@
           <w:sz w:val="28"/>
         </w:rPr>
         <w:drawing>
-          <wp:inline distT="0" distB="0" distL="0" distR="0" wp14:anchorId="65B1C92C" wp14:editId="707F8BCD">
+          <wp:inline distT="0" distB="0" distL="0" distR="0" wp14:anchorId="1B0131D8" wp14:editId="17E1F6A0">
             <wp:extent cx="5334000" cy="3382536"/>
             <wp:effectExtent l="0" t="0" r="0" b="0"/>
             <wp:docPr id="13" name="Picture"/>
@@ -10890,7 +10890,7 @@
         <w:ind w:firstLine="709"/>
       </w:pPr>
       <w:bookmarkStart w:id="10" w:name="_519d46f9ff7923648cbfef21e26057944381813"/>
-      <w:bookmarkStart w:id="11" w:name="_Toc241952872"/>
+      <w:bookmarkStart w:id="11" w:name="_Toc241953191"/>
       <w:bookmarkEnd w:id="8"/>
       <w:r>
         <w:rPr>
@@ -15724,7 +15724,7 @@
           <w:sz w:val="28"/>
         </w:rPr>
         <w:drawing>
-          <wp:inline distT="0" distB="0" distL="0" distR="0" wp14:anchorId="68232A1C" wp14:editId="28137114">
+          <wp:inline distT="0" distB="0" distL="0" distR="0" wp14:anchorId="52BF12B8" wp14:editId="073DF856">
             <wp:extent cx="5334000" cy="3122341"/>
             <wp:effectExtent l="0" t="0" r="0" b="0"/>
             <wp:docPr id="17" name="Picture"/>
@@ -16703,7 +16703,7 @@
         <w:ind w:firstLine="709"/>
       </w:pPr>
       <w:bookmarkStart w:id="12" w:name="_ccc7c944b68a9100d34a943bc02da4feb181aee"/>
-      <w:bookmarkStart w:id="13" w:name="_Toc241952873"/>
+      <w:bookmarkStart w:id="13" w:name="_Toc241953192"/>
       <w:bookmarkEnd w:id="10"/>
       <w:r>
         <w:rPr>
@@ -19812,7 +19812,7 @@
         </w:rPr>
         <w:lastRenderedPageBreak/>
         <w:drawing>
-          <wp:inline distT="0" distB="0" distL="0" distR="0" wp14:anchorId="0CE5DE3E" wp14:editId="698B990F">
+          <wp:inline distT="0" distB="0" distL="0" distR="0" wp14:anchorId="6F6CA666" wp14:editId="363888DF">
             <wp:extent cx="5334000" cy="6114585"/>
             <wp:effectExtent l="0" t="0" r="0" b="0"/>
             <wp:docPr id="21" name="Picture"/>
@@ -20049,7 +20049,7 @@
         </w:rPr>
         <w:lastRenderedPageBreak/>
         <w:drawing>
-          <wp:inline distT="0" distB="0" distL="0" distR="0" wp14:anchorId="2B7BB88E" wp14:editId="4463ECD6">
+          <wp:inline distT="0" distB="0" distL="0" distR="0" wp14:anchorId="31E7A98E" wp14:editId="1F607E8F">
             <wp:extent cx="5334000" cy="9610810"/>
             <wp:effectExtent l="0" t="0" r="0" b="0"/>
             <wp:docPr id="24" name="Picture"/>
@@ -20289,7 +20289,7 @@
         </w:rPr>
         <w:lastRenderedPageBreak/>
         <w:drawing>
-          <wp:inline distT="0" distB="0" distL="0" distR="0" wp14:anchorId="4881B1FF" wp14:editId="32965ED3">
+          <wp:inline distT="0" distB="0" distL="0" distR="0" wp14:anchorId="53E402D9" wp14:editId="6D4E22EF">
             <wp:extent cx="5334000" cy="12458978"/>
             <wp:effectExtent l="0" t="0" r="0" b="0"/>
             <wp:docPr id="27" name="Picture"/>
@@ -20502,7 +20502,7 @@
           <w:sz w:val="28"/>
         </w:rPr>
         <w:drawing>
-          <wp:inline distT="0" distB="0" distL="0" distR="0" wp14:anchorId="4DC0A0AA" wp14:editId="71E075B1">
+          <wp:inline distT="0" distB="0" distL="0" distR="0" wp14:anchorId="699F1E70" wp14:editId="185F9305">
             <wp:extent cx="5334000" cy="5926666"/>
             <wp:effectExtent l="0" t="0" r="0" b="0"/>
             <wp:docPr id="30" name="Picture"/>
@@ -20761,7 +20761,7 @@
           <w:sz w:val="28"/>
         </w:rPr>
         <w:drawing>
-          <wp:inline distT="0" distB="0" distL="0" distR="0" wp14:anchorId="4B1002A2" wp14:editId="4041DA17">
+          <wp:inline distT="0" distB="0" distL="0" distR="0" wp14:anchorId="2597E29C" wp14:editId="4EDD5290">
             <wp:extent cx="5334000" cy="3343751"/>
             <wp:effectExtent l="0" t="0" r="0" b="0"/>
             <wp:docPr id="33" name="Picture"/>
@@ -22316,7 +22316,7 @@
         </w:rPr>
         <w:lastRenderedPageBreak/>
         <w:drawing>
-          <wp:inline distT="0" distB="0" distL="0" distR="0" wp14:anchorId="39588B02" wp14:editId="14D99FB9">
+          <wp:inline distT="0" distB="0" distL="0" distR="0" wp14:anchorId="1BB53AA0" wp14:editId="1296DD93">
             <wp:extent cx="5334000" cy="5785249"/>
             <wp:effectExtent l="0" t="0" r="0" b="0"/>
             <wp:docPr id="37" name="Picture"/>
@@ -22575,7 +22575,7 @@
         </w:rPr>
         <w:lastRenderedPageBreak/>
         <w:drawing>
-          <wp:inline distT="0" distB="0" distL="0" distR="0" wp14:anchorId="7BD1476F" wp14:editId="26AE5540">
+          <wp:inline distT="0" distB="0" distL="0" distR="0" wp14:anchorId="40BF14E3" wp14:editId="7D91230D">
             <wp:extent cx="5334000" cy="3040380"/>
             <wp:effectExtent l="0" t="0" r="0" b="0"/>
             <wp:docPr id="40" name="Picture"/>
@@ -22735,7 +22735,7 @@
           <w:sz w:val="28"/>
         </w:rPr>
         <w:drawing>
-          <wp:inline distT="0" distB="0" distL="0" distR="0" wp14:anchorId="09094FB2" wp14:editId="4543122A">
+          <wp:inline distT="0" distB="0" distL="0" distR="0" wp14:anchorId="43FA9AB7" wp14:editId="000E3507">
             <wp:extent cx="5334000" cy="3081866"/>
             <wp:effectExtent l="0" t="0" r="0" b="0"/>
             <wp:docPr id="43" name="Picture"/>
@@ -22890,7 +22890,7 @@
         </w:rPr>
         <w:lastRenderedPageBreak/>
         <w:drawing>
-          <wp:inline distT="0" distB="0" distL="0" distR="0" wp14:anchorId="391CBF6F" wp14:editId="1EE8C790">
+          <wp:inline distT="0" distB="0" distL="0" distR="0" wp14:anchorId="3C14F927" wp14:editId="0BA71C13">
             <wp:extent cx="5334000" cy="2592916"/>
             <wp:effectExtent l="0" t="0" r="0" b="0"/>
             <wp:docPr id="46" name="Picture"/>
@@ -23037,7 +23037,7 @@
           <w:sz w:val="28"/>
         </w:rPr>
         <w:drawing>
-          <wp:inline distT="0" distB="0" distL="0" distR="0" wp14:anchorId="633CA8AA" wp14:editId="291F7B4B">
+          <wp:inline distT="0" distB="0" distL="0" distR="0" wp14:anchorId="24ECA9EB" wp14:editId="263F6BDF">
             <wp:extent cx="5334000" cy="2332014"/>
             <wp:effectExtent l="0" t="0" r="0" b="0"/>
             <wp:docPr id="49" name="Picture"/>
@@ -23166,7 +23166,7 @@
         </w:rPr>
         <w:lastRenderedPageBreak/>
         <w:drawing>
-          <wp:inline distT="0" distB="0" distL="0" distR="0" wp14:anchorId="37C9B78D" wp14:editId="509364C1">
+          <wp:inline distT="0" distB="0" distL="0" distR="0" wp14:anchorId="6A1A1922" wp14:editId="0643265D">
             <wp:extent cx="5334000" cy="2691467"/>
             <wp:effectExtent l="0" t="0" r="0" b="0"/>
             <wp:docPr id="52" name="Picture"/>
@@ -23320,7 +23320,7 @@
           <w:sz w:val="28"/>
         </w:rPr>
         <w:drawing>
-          <wp:inline distT="0" distB="0" distL="0" distR="0" wp14:anchorId="418D135C" wp14:editId="5C2C82B1">
+          <wp:inline distT="0" distB="0" distL="0" distR="0" wp14:anchorId="59237EAC" wp14:editId="41BF71DD">
             <wp:extent cx="5334000" cy="2737379"/>
             <wp:effectExtent l="0" t="0" r="0" b="0"/>
             <wp:docPr id="55" name="Picture"/>
@@ -23488,8 +23488,8 @@
         </w:rPr>
         <w:lastRenderedPageBreak/>
         <w:drawing>
-          <wp:inline distT="0" distB="0" distL="0" distR="0" wp14:anchorId="329EAB13" wp14:editId="0C15CB87">
-            <wp:extent cx="5334000" cy="4152012"/>
+          <wp:inline distT="0" distB="0" distL="0" distR="0" wp14:anchorId="687FFBE8" wp14:editId="10EFDE35">
+            <wp:extent cx="5334000" cy="4149208"/>
             <wp:effectExtent l="0" t="0" r="0" b="0"/>
             <wp:docPr id="58" name="Picture"/>
             <wp:cNvGraphicFramePr/>
@@ -23511,7 +23511,7 @@
                   <pic:spPr bwMode="auto">
                     <a:xfrm>
                       <a:off x="0" y="0"/>
-                      <a:ext cx="5334000" cy="4152012"/>
+                      <a:ext cx="5334000" cy="4149208"/>
                     </a:xfrm>
                     <a:prstGeom prst="rect">
                       <a:avLst/>
@@ -23586,26 +23586,52 @@
         <w:rPr>
           <w:sz w:val="28"/>
         </w:rPr>
-        <w:t xml:space="preserve">, размещение в ЕС). Строка о корпоративных сертификатах на макете иллюстративна: по ПЗ1 </w:t>
+        <w:t xml:space="preserve">, размещение в ЕС, проверки </w:t>
       </w:r>
       <w:r>
         <w:rPr>
           <w:i/>
           <w:sz w:val="28"/>
         </w:rPr>
+        <w:t>OWASP</w:t>
+      </w:r>
+      <w:r>
+        <w:rPr>
+          <w:sz w:val="28"/>
+        </w:rPr>
+        <w:t xml:space="preserve"> </w:t>
+      </w:r>
+      <w:r>
+        <w:rPr>
+          <w:i/>
+          <w:sz w:val="28"/>
+        </w:rPr>
+        <w:t>Top</w:t>
+      </w:r>
+      <w:r>
+        <w:rPr>
+          <w:sz w:val="28"/>
+        </w:rPr>
+        <w:t xml:space="preserve"> 10) с пометкой, что корпоративные сертификаты вроде </w:t>
+      </w:r>
+      <w:r>
+        <w:rPr>
+          <w:i/>
+          <w:sz w:val="28"/>
+        </w:rPr>
         <w:t>SOC</w:t>
       </w:r>
       <w:r>
         <w:rPr>
           <w:sz w:val="28"/>
         </w:rPr>
-        <w:t xml:space="preserve"> 2 в проект не входит. Страница закрывает барьер доверия, выявл</w:t>
-      </w:r>
-      <w:r>
-        <w:rPr>
-          <w:sz w:val="28"/>
-        </w:rPr>
-        <w:t xml:space="preserve">енный в ЛР5 и риском </w:t>
+        <w:t xml:space="preserve"> 2 не входят в первые версии, как предусмотрено ПЗ1. Страница</w:t>
+      </w:r>
+      <w:r>
+        <w:rPr>
+          <w:sz w:val="28"/>
+        </w:rPr>
+        <w:t xml:space="preserve"> закрывает барьер доверия, выявленный в ЛР5 и риском </w:t>
       </w:r>
       <w:r>
         <w:rPr>
@@ -23628,7 +23654,7 @@
         <w:ind w:firstLine="709"/>
       </w:pPr>
       <w:bookmarkStart w:id="16" w:name="_fc51781abcc4857bf621eab6b8861ea54729fed"/>
-      <w:bookmarkStart w:id="17" w:name="_Toc241952874"/>
+      <w:bookmarkStart w:id="17" w:name="_Toc241953193"/>
       <w:bookmarkEnd w:id="15"/>
       <w:bookmarkEnd w:id="12"/>
       <w:r>
@@ -23651,13 +23677,13 @@
         <w:rPr>
           <w:sz w:val="28"/>
         </w:rPr>
-        <w:t xml:space="preserve">Методика [5] оценивает 24 единицы разработки по десяти показателям и относит их к первому релизу, следующим релизам или к гипотезам. Единица попадает в первый релиз, если она связана с </w:t>
-      </w:r>
-      <w:r>
-        <w:rPr>
-          <w:sz w:val="28"/>
-        </w:rPr>
-        <w:t>ценностным предложением, доходом, доказательна и ее потеря критична, либо если балл первого релиза не ниже 3,7.</w:t>
+        <w:t>Методика [5] оценивает 24 единицы разработки по десяти показателям и относит их к первому релизу, следующим релизам или к гипотезам. Единица попадает в п</w:t>
+      </w:r>
+      <w:r>
+        <w:rPr>
+          <w:sz w:val="28"/>
+        </w:rPr>
+        <w:t>ервый релиз, если она связана с ценностным предложением, доходом, доказательна и ее потеря критична, либо если балл первого релиза не ниже 3,7.</w:t>
       </w:r>
     </w:p>
     <w:p>
@@ -23684,7 +23710,13 @@
         <w:rPr>
           <w:sz w:val="28"/>
         </w:rPr>
-        <w:t>Таблица 18 – Состав релизов по единицам разработки</w:t>
+        <w:t>Таблица 18 – Состав релизов по единицам разраб</w:t>
+      </w:r>
+      <w:r>
+        <w:rPr>
+          <w:sz w:val="28"/>
+        </w:rPr>
+        <w:t>отки</w:t>
       </w:r>
     </w:p>
     <w:tbl>
@@ -23840,7 +23872,6 @@
                 <w:i/>
                 <w:sz w:val="24"/>
               </w:rPr>
-              <w:lastRenderedPageBreak/>
               <w:t>U-001</w:t>
             </w:r>
           </w:p>
@@ -23943,6 +23974,7 @@
                 <w:i/>
                 <w:sz w:val="24"/>
               </w:rPr>
+              <w:lastRenderedPageBreak/>
               <w:t>U-002</w:t>
             </w:r>
           </w:p>
@@ -26400,7 +26432,6 @@
           <w:i/>
           <w:sz w:val="28"/>
         </w:rPr>
-        <w:lastRenderedPageBreak/>
         <w:t>Team</w:t>
       </w:r>
       <w:r>
@@ -26447,6 +26478,7 @@
         <w:rPr>
           <w:sz w:val="28"/>
         </w:rPr>
+        <w:lastRenderedPageBreak/>
         <w:t>Таблица 19 – Дорожная карта релизов</w:t>
       </w:r>
     </w:p>
@@ -27028,7 +27060,7 @@
           <w:sz w:val="28"/>
         </w:rPr>
         <w:drawing>
-          <wp:inline distT="0" distB="0" distL="0" distR="0" wp14:anchorId="3B2DA26E" wp14:editId="60BD2C20">
+          <wp:inline distT="0" distB="0" distL="0" distR="0" wp14:anchorId="5D2C5272" wp14:editId="0863CC4A">
             <wp:extent cx="5334000" cy="2341756"/>
             <wp:effectExtent l="0" t="0" r="0" b="0"/>
             <wp:docPr id="63" name="Picture"/>
@@ -27712,7 +27744,6 @@
                 <w:i/>
                 <w:sz w:val="24"/>
               </w:rPr>
-              <w:lastRenderedPageBreak/>
               <w:t>R-006</w:t>
             </w:r>
           </w:p>
@@ -27883,6 +27914,7 @@
         <w:rPr>
           <w:sz w:val="28"/>
         </w:rPr>
+        <w:lastRenderedPageBreak/>
         <w:t xml:space="preserve">Наибольшие индексы у риска недостижения цели по платящим (16) и точности находок (15). Они требуют ранней проверки: измерения конверсий уже на </w:t>
       </w:r>
       <w:r>
@@ -27932,7 +27964,7 @@
         <w:ind w:firstLine="709"/>
       </w:pPr>
       <w:bookmarkStart w:id="18" w:name="_fb011a212b736610690ebb69f4e92f01bd3b3f9"/>
-      <w:bookmarkStart w:id="19" w:name="_Toc241952875"/>
+      <w:bookmarkStart w:id="19" w:name="_Toc241953194"/>
       <w:bookmarkEnd w:id="16"/>
       <w:r>
         <w:rPr>
@@ -28840,7 +28872,7 @@
         <w:ind w:firstLine="709"/>
       </w:pPr>
       <w:bookmarkStart w:id="20" w:name="_339ae803435bd6b9a653c2b18dadc62dc9ad8e7"/>
-      <w:bookmarkStart w:id="21" w:name="_Toc241952876"/>
+      <w:bookmarkStart w:id="21" w:name="_Toc241953195"/>
       <w:bookmarkEnd w:id="18"/>
       <w:r>
         <w:rPr>
@@ -28927,27 +28959,33 @@
         <w:rPr>
           <w:sz w:val="28"/>
         </w:rPr>
+        <w:t>Ограничения: оценки 1-5 и 1-4 в книгах выставлены аналитиком по страницам и результатам прежних работ (Д-26), опрос пользователей не проводился (используются</w:t>
+      </w:r>
+      <w:r>
+        <w:rPr>
+          <w:sz w:val="28"/>
+        </w:rPr>
+        <w:t xml:space="preserve"> модельные данные), прототип в </w:t>
+      </w:r>
+      <w:r>
+        <w:rPr>
+          <w:i/>
+          <w:sz w:val="28"/>
+        </w:rPr>
+        <w:t>Figma</w:t>
+      </w:r>
+      <w:r>
+        <w:rPr>
+          <w:sz w:val="28"/>
+        </w:rPr>
+        <w:t xml:space="preserve"> использует демонстрационные данные, бизнес-логика проверена на формальную </w:t>
+      </w:r>
+      <w:r>
+        <w:rPr>
+          <w:sz w:val="28"/>
+        </w:rPr>
         <w:lastRenderedPageBreak/>
-        <w:t>Ограничения: оценки 1-5 и 1-4 в книгах выставлены аналитиком по страницам и результатам прежних работ (Д-26), опрос пользователей не проводился (используются</w:t>
-      </w:r>
-      <w:r>
-        <w:rPr>
-          <w:sz w:val="28"/>
-        </w:rPr>
-        <w:t xml:space="preserve"> модельные данные), прототип в </w:t>
-      </w:r>
-      <w:r>
-        <w:rPr>
-          <w:i/>
-          <w:sz w:val="28"/>
-        </w:rPr>
-        <w:t>Figma</w:t>
-      </w:r>
-      <w:r>
-        <w:rPr>
-          <w:sz w:val="28"/>
-        </w:rPr>
-        <w:t xml:space="preserve"> использует демонстрационные данные, бизнес-логика проверена на формальную связность, но не на реальных пользователях. Эти пункты перечислены в приложении Б.</w:t>
+        <w:t>связность, но не на реальных пользователях. Эти пункты перечислены в приложении Б.</w:t>
       </w:r>
     </w:p>
     <w:p>
@@ -28958,7 +28996,7 @@
         <w:ind w:firstLine="709"/>
       </w:pPr>
       <w:bookmarkStart w:id="22" w:name="_1bfdad9d2d88ddb6ca16c31c1d4d4943679f32f"/>
-      <w:bookmarkStart w:id="23" w:name="_Toc241952877"/>
+      <w:bookmarkStart w:id="23" w:name="_Toc241953196"/>
       <w:bookmarkEnd w:id="20"/>
       <w:bookmarkEnd w:id="2"/>
       <w:r>
@@ -29188,7 +29226,7 @@
         <w:jc w:val="center"/>
       </w:pPr>
       <w:bookmarkStart w:id="24" w:name="_выводы"/>
-      <w:bookmarkStart w:id="25" w:name="_Toc241952878"/>
+      <w:bookmarkStart w:id="25" w:name="_Toc241953197"/>
       <w:bookmarkEnd w:id="22"/>
       <w:r>
         <w:rPr>
@@ -29385,7 +29423,7 @@
         <w:jc w:val="center"/>
       </w:pPr>
       <w:bookmarkStart w:id="26" w:name="_274f6a444530ef90b0479dabf3d210f01e97699"/>
-      <w:bookmarkStart w:id="27" w:name="_Toc241952879"/>
+      <w:bookmarkStart w:id="27" w:name="_Toc241953198"/>
       <w:bookmarkEnd w:id="24"/>
       <w:r>
         <w:rPr>
@@ -30428,7 +30466,7 @@
         <w:jc w:val="center"/>
       </w:pPr>
       <w:bookmarkStart w:id="28" w:name="_3d74faf1500c1b2a4a8bfa8e0e37c74206ce73d"/>
-      <w:bookmarkStart w:id="29" w:name="_Toc241952880"/>
+      <w:bookmarkStart w:id="29" w:name="_Toc241953199"/>
       <w:bookmarkEnd w:id="26"/>
       <w:r>
         <w:rPr>
@@ -31241,7 +31279,7 @@
         <w:jc w:val="center"/>
       </w:pPr>
       <w:bookmarkStart w:id="30" w:name="_25083b51e17d9d99817d1269b6af13d75b604a4"/>
-      <w:bookmarkStart w:id="31" w:name="_Toc241952881"/>
+      <w:bookmarkStart w:id="31" w:name="_Toc241953200"/>
       <w:bookmarkEnd w:id="28"/>
       <w:r>
         <w:rPr>
@@ -32092,7 +32130,7 @@
         <w:jc w:val="center"/>
       </w:pPr>
       <w:bookmarkStart w:id="32" w:name="_6574ce6d3bdcb7786930e8390195aee2be99a58"/>
-      <w:bookmarkStart w:id="33" w:name="_Toc241952882"/>
+      <w:bookmarkStart w:id="33" w:name="_Toc241953201"/>
       <w:bookmarkEnd w:id="30"/>
       <w:r>
         <w:rPr>
@@ -32504,7 +32542,7 @@
         <w:jc w:val="center"/>
       </w:pPr>
       <w:bookmarkStart w:id="34" w:name="_9415338eb7aade5a81d9d1583f95cf4a5b310ea"/>
-      <w:bookmarkStart w:id="35" w:name="_Toc241952883"/>
+      <w:bookmarkStart w:id="35" w:name="_Toc241953202"/>
       <w:bookmarkEnd w:id="32"/>
       <w:r>
         <w:rPr>
@@ -34415,7 +34453,7 @@
         <w:jc w:val="center"/>
       </w:pPr>
       <w:bookmarkStart w:id="36" w:name="_21cff5e6573cc685eba2e5d01fbe1912356e1d7"/>
-      <w:bookmarkStart w:id="37" w:name="_Toc241952884"/>
+      <w:bookmarkStart w:id="37" w:name="_Toc241953203"/>
       <w:bookmarkEnd w:id="34"/>
       <w:r>
         <w:rPr>
@@ -34532,7 +34570,7 @@
           <w:sz w:val="28"/>
         </w:rPr>
         <w:drawing>
-          <wp:inline distT="0" distB="0" distL="0" distR="0" wp14:anchorId="5452C37B" wp14:editId="06222931">
+          <wp:inline distT="0" distB="0" distL="0" distR="0" wp14:anchorId="77A0E36F" wp14:editId="72420E22">
             <wp:extent cx="5334000" cy="2375958"/>
             <wp:effectExtent l="0" t="0" r="0" b="0"/>
             <wp:docPr id="77" name="Picture"/>
@@ -34725,7 +34763,7 @@
           <w:sz w:val="28"/>
         </w:rPr>
         <w:drawing>
-          <wp:inline distT="0" distB="0" distL="0" distR="0" wp14:anchorId="6792F8AB" wp14:editId="0C5A96FC">
+          <wp:inline distT="0" distB="0" distL="0" distR="0" wp14:anchorId="6B253572" wp14:editId="0D804370">
             <wp:extent cx="5334000" cy="2375958"/>
             <wp:effectExtent l="0" t="0" r="0" b="0"/>
             <wp:docPr id="80" name="Picture"/>
@@ -34900,7 +34938,7 @@
         </w:rPr>
         <w:lastRenderedPageBreak/>
         <w:drawing>
-          <wp:inline distT="0" distB="0" distL="0" distR="0" wp14:anchorId="0A5EF361" wp14:editId="77AB7BB2">
+          <wp:inline distT="0" distB="0" distL="0" distR="0" wp14:anchorId="0CA7DE42" wp14:editId="1F0630CB">
             <wp:extent cx="5334000" cy="2375958"/>
             <wp:effectExtent l="0" t="0" r="0" b="0"/>
             <wp:docPr id="83" name="Picture"/>
@@ -35132,7 +35170,7 @@
           <w:sz w:val="28"/>
         </w:rPr>
         <w:drawing>
-          <wp:inline distT="0" distB="0" distL="0" distR="0" wp14:anchorId="08B542FE" wp14:editId="2CD7D055">
+          <wp:inline distT="0" distB="0" distL="0" distR="0" wp14:anchorId="4B8A92AB" wp14:editId="1E29896F">
             <wp:extent cx="5334000" cy="2375958"/>
             <wp:effectExtent l="0" t="0" r="0" b="0"/>
             <wp:docPr id="86" name="Picture"/>
@@ -35307,7 +35345,7 @@
         </w:rPr>
         <w:lastRenderedPageBreak/>
         <w:drawing>
-          <wp:inline distT="0" distB="0" distL="0" distR="0" wp14:anchorId="6E602059" wp14:editId="78C5DD81">
+          <wp:inline distT="0" distB="0" distL="0" distR="0" wp14:anchorId="3A8A1C99" wp14:editId="5F77F90A">
             <wp:extent cx="5334000" cy="2375958"/>
             <wp:effectExtent l="0" t="0" r="0" b="0"/>
             <wp:docPr id="89" name="Picture"/>
@@ -35500,7 +35538,7 @@
           <w:sz w:val="28"/>
         </w:rPr>
         <w:drawing>
-          <wp:inline distT="0" distB="0" distL="0" distR="0" wp14:anchorId="59CFA2B6" wp14:editId="0DA1FBE8">
+          <wp:inline distT="0" distB="0" distL="0" distR="0" wp14:anchorId="1899DE36" wp14:editId="61EE6E78">
             <wp:extent cx="5334000" cy="2375958"/>
             <wp:effectExtent l="0" t="0" r="0" b="0"/>
             <wp:docPr id="92" name="Picture"/>
@@ -35733,7 +35771,7 @@
         </w:rPr>
         <w:lastRenderedPageBreak/>
         <w:drawing>
-          <wp:inline distT="0" distB="0" distL="0" distR="0" wp14:anchorId="1A49BA51" wp14:editId="197D7066">
+          <wp:inline distT="0" distB="0" distL="0" distR="0" wp14:anchorId="1310DBEC" wp14:editId="08D1968C">
             <wp:extent cx="5334000" cy="2375958"/>
             <wp:effectExtent l="0" t="0" r="0" b="0"/>
             <wp:docPr id="95" name="Picture"/>
@@ -35906,7 +35944,7 @@
           <w:sz w:val="28"/>
         </w:rPr>
         <w:drawing>
-          <wp:inline distT="0" distB="0" distL="0" distR="0" wp14:anchorId="7C4DAAA7" wp14:editId="4A98D250">
+          <wp:inline distT="0" distB="0" distL="0" distR="0" wp14:anchorId="6B8939F8" wp14:editId="0A81D961">
             <wp:extent cx="5334000" cy="2375958"/>
             <wp:effectExtent l="0" t="0" r="0" b="0"/>
             <wp:docPr id="98" name="Picture"/>
@@ -36062,7 +36100,7 @@
         <w:jc w:val="center"/>
       </w:pPr>
       <w:bookmarkStart w:id="38" w:name="_e580caf5f2a0052cd60a87b42295a622f26cf83"/>
-      <w:bookmarkStart w:id="39" w:name="_Toc241952885"/>
+      <w:bookmarkStart w:id="39" w:name="_Toc241953204"/>
       <w:bookmarkEnd w:id="36"/>
       <w:r>
         <w:rPr>
@@ -37531,7 +37569,7 @@
   <w:abstractNum w:abstractNumId="0" w15:restartNumberingAfterBreak="0">
     <w:nsid w:val="0000A990"/>
     <w:multiLevelType w:val="multilevel"/>
-    <w:tmpl w:val="9F7AA7DA"/>
+    <w:tmpl w:val="97E49A9C"/>
     <w:lvl w:ilvl="0">
       <w:numFmt w:val="bullet"/>
       <w:lvlText w:val=" "/>
@@ -37608,7 +37646,7 @@
   <w:abstractNum w:abstractNumId="1" w15:restartNumberingAfterBreak="0">
     <w:nsid w:val="00A99411"/>
     <w:multiLevelType w:val="multilevel"/>
-    <w:tmpl w:val="D3EA4C40"/>
+    <w:tmpl w:val="D8A4C64E"/>
     <w:lvl w:ilvl="0">
       <w:start w:val="1"/>
       <w:numFmt w:val="decimal"/>
@@ -39086,7 +39124,7 @@
     <w:autoRedefine/>
     <w:uiPriority w:val="39"/>
     <w:unhideWhenUsed/>
-    <w:rsid w:val="00755F7E"/>
+    <w:rsid w:val="006D46F1"/>
     <w:pPr>
       <w:spacing w:after="100"/>
     </w:pPr>
@@ -39098,7 +39136,7 @@
     <w:autoRedefine/>
     <w:uiPriority w:val="39"/>
     <w:unhideWhenUsed/>
-    <w:rsid w:val="00755F7E"/>
+    <w:rsid w:val="006D46F1"/>
     <w:pPr>
       <w:spacing w:after="100"/>
       <w:ind w:left="240"/>

--- a/ЛР6_ЦП_Канвас_сценарии_релизы/ОТЧЕТ_ЛР6_TableMind.docx
+++ b/ЛР6_ЦП_Канвас_сценарии_релизы/ОТЧЕТ_ЛР6_TableMind.docx
@@ -263,7 +263,7 @@
       <w:r>
         <w:fldChar w:fldCharType="separate"/>
       </w:r>
-      <w:hyperlink w:anchor="_Toc241953186" w:history="1">
+      <w:hyperlink w:anchor="_Toc241956356" w:history="1">
         <w:r>
           <w:rPr>
             <w:rStyle w:val="af"/>
@@ -291,7 +291,7 @@
             <w:noProof/>
             <w:webHidden/>
           </w:rPr>
-          <w:instrText xml:space="preserve"> PAGEREF _Toc241953186 \h </w:instrText>
+          <w:instrText xml:space="preserve"> PAGEREF _Toc241956356 \h </w:instrText>
         </w:r>
         <w:r>
           <w:rPr>
@@ -332,7 +332,7 @@
           <w:noProof/>
         </w:rPr>
       </w:pPr>
-      <w:hyperlink w:anchor="_Toc241953187" w:history="1">
+      <w:hyperlink w:anchor="_Toc241956357" w:history="1">
         <w:r>
           <w:rPr>
             <w:rStyle w:val="af"/>
@@ -360,7 +360,7 @@
             <w:noProof/>
             <w:webHidden/>
           </w:rPr>
-          <w:instrText xml:space="preserve"> PAGEREF _Toc241953187 \h </w:instrText>
+          <w:instrText xml:space="preserve"> PAGEREF _Toc241956357 \h </w:instrText>
         </w:r>
         <w:r>
           <w:rPr>
@@ -401,7 +401,7 @@
           <w:noProof/>
         </w:rPr>
       </w:pPr>
-      <w:hyperlink w:anchor="_Toc241953188" w:history="1">
+      <w:hyperlink w:anchor="_Toc241956358" w:history="1">
         <w:r>
           <w:rPr>
             <w:rStyle w:val="af"/>
@@ -429,7 +429,7 @@
             <w:noProof/>
             <w:webHidden/>
           </w:rPr>
-          <w:instrText xml:space="preserve"> PAGEREF _Toc241953188 \h </w:instrText>
+          <w:instrText xml:space="preserve"> PAGEREF _Toc241956358 \h </w:instrText>
         </w:r>
         <w:r>
           <w:rPr>
@@ -470,7 +470,7 @@
           <w:noProof/>
         </w:rPr>
       </w:pPr>
-      <w:hyperlink w:anchor="_Toc241953189" w:history="1">
+      <w:hyperlink w:anchor="_Toc241956359" w:history="1">
         <w:r>
           <w:rPr>
             <w:rStyle w:val="af"/>
@@ -498,7 +498,7 @@
             <w:noProof/>
             <w:webHidden/>
           </w:rPr>
-          <w:instrText xml:space="preserve"> PAGEREF _Toc241953189 \h </w:instrText>
+          <w:instrText xml:space="preserve"> PAGEREF _Toc241956359 \h </w:instrText>
         </w:r>
         <w:r>
           <w:rPr>
@@ -539,7 +539,7 @@
           <w:noProof/>
         </w:rPr>
       </w:pPr>
-      <w:hyperlink w:anchor="_Toc241953190" w:history="1">
+      <w:hyperlink w:anchor="_Toc241956360" w:history="1">
         <w:r>
           <w:rPr>
             <w:rStyle w:val="af"/>
@@ -567,7 +567,7 @@
             <w:noProof/>
             <w:webHidden/>
           </w:rPr>
-          <w:instrText xml:space="preserve"> PAGEREF _Toc241953190 \h </w:instrText>
+          <w:instrText xml:space="preserve"> PAGEREF _Toc241956360 \h </w:instrText>
         </w:r>
         <w:r>
           <w:rPr>
@@ -608,7 +608,7 @@
           <w:noProof/>
         </w:rPr>
       </w:pPr>
-      <w:hyperlink w:anchor="_Toc241953191" w:history="1">
+      <w:hyperlink w:anchor="_Toc241956361" w:history="1">
         <w:r>
           <w:rPr>
             <w:rStyle w:val="af"/>
@@ -636,7 +636,7 @@
             <w:noProof/>
             <w:webHidden/>
           </w:rPr>
-          <w:instrText xml:space="preserve"> PAGEREF _Toc241953191 \h </w:instrText>
+          <w:instrText xml:space="preserve"> PAGEREF _Toc241956361 \h </w:instrText>
         </w:r>
         <w:r>
           <w:rPr>
@@ -677,7 +677,7 @@
           <w:noProof/>
         </w:rPr>
       </w:pPr>
-      <w:hyperlink w:anchor="_Toc241953192" w:history="1">
+      <w:hyperlink w:anchor="_Toc241956362" w:history="1">
         <w:r>
           <w:rPr>
             <w:rStyle w:val="af"/>
@@ -705,7 +705,7 @@
             <w:noProof/>
             <w:webHidden/>
           </w:rPr>
-          <w:instrText xml:space="preserve"> PAGEREF _Toc241953192 \h </w:instrText>
+          <w:instrText xml:space="preserve"> PAGEREF _Toc241956362 \h </w:instrText>
         </w:r>
         <w:r>
           <w:rPr>
@@ -746,7 +746,7 @@
           <w:noProof/>
         </w:rPr>
       </w:pPr>
-      <w:hyperlink w:anchor="_Toc241953193" w:history="1">
+      <w:hyperlink w:anchor="_Toc241956363" w:history="1">
         <w:r>
           <w:rPr>
             <w:rStyle w:val="af"/>
@@ -774,7 +774,7 @@
             <w:noProof/>
             <w:webHidden/>
           </w:rPr>
-          <w:instrText xml:space="preserve"> PAGEREF _Toc241953193 \h </w:instrText>
+          <w:instrText xml:space="preserve"> PAGEREF _Toc241956363 \h </w:instrText>
         </w:r>
         <w:r>
           <w:rPr>
@@ -815,7 +815,7 @@
           <w:noProof/>
         </w:rPr>
       </w:pPr>
-      <w:hyperlink w:anchor="_Toc241953194" w:history="1">
+      <w:hyperlink w:anchor="_Toc241956364" w:history="1">
         <w:r>
           <w:rPr>
             <w:rStyle w:val="af"/>
@@ -843,7 +843,7 @@
             <w:noProof/>
             <w:webHidden/>
           </w:rPr>
-          <w:instrText xml:space="preserve"> PAGEREF _Toc241953194 \h </w:instrText>
+          <w:instrText xml:space="preserve"> PAGEREF _Toc241956364 \h </w:instrText>
         </w:r>
         <w:r>
           <w:rPr>
@@ -884,7 +884,7 @@
           <w:noProof/>
         </w:rPr>
       </w:pPr>
-      <w:hyperlink w:anchor="_Toc241953195" w:history="1">
+      <w:hyperlink w:anchor="_Toc241956365" w:history="1">
         <w:r>
           <w:rPr>
             <w:rStyle w:val="af"/>
@@ -912,7 +912,7 @@
             <w:noProof/>
             <w:webHidden/>
           </w:rPr>
-          <w:instrText xml:space="preserve"> PAGEREF _Toc241953195 \h </w:instrText>
+          <w:instrText xml:space="preserve"> PAGEREF _Toc241956365 \h </w:instrText>
         </w:r>
         <w:r>
           <w:rPr>
@@ -953,7 +953,7 @@
           <w:noProof/>
         </w:rPr>
       </w:pPr>
-      <w:hyperlink w:anchor="_Toc241953196" w:history="1">
+      <w:hyperlink w:anchor="_Toc241956366" w:history="1">
         <w:r>
           <w:rPr>
             <w:rStyle w:val="af"/>
@@ -981,7 +981,7 @@
             <w:noProof/>
             <w:webHidden/>
           </w:rPr>
-          <w:instrText xml:space="preserve"> PAGEREF _Toc241953196 \h </w:instrText>
+          <w:instrText xml:space="preserve"> PAGEREF _Toc241956366 \h </w:instrText>
         </w:r>
         <w:r>
           <w:rPr>
@@ -1022,7 +1022,7 @@
           <w:noProof/>
         </w:rPr>
       </w:pPr>
-      <w:hyperlink w:anchor="_Toc241953197" w:history="1">
+      <w:hyperlink w:anchor="_Toc241956367" w:history="1">
         <w:r>
           <w:rPr>
             <w:rStyle w:val="af"/>
@@ -1050,7 +1050,7 @@
             <w:noProof/>
             <w:webHidden/>
           </w:rPr>
-          <w:instrText xml:space="preserve"> PAGEREF _Toc241953197 \h </w:instrText>
+          <w:instrText xml:space="preserve"> PAGEREF _Toc241956367 \h </w:instrText>
         </w:r>
         <w:r>
           <w:rPr>
@@ -1091,7 +1091,7 @@
           <w:noProof/>
         </w:rPr>
       </w:pPr>
-      <w:hyperlink w:anchor="_Toc241953198" w:history="1">
+      <w:hyperlink w:anchor="_Toc241956368" w:history="1">
         <w:r>
           <w:rPr>
             <w:rStyle w:val="af"/>
@@ -1119,7 +1119,7 @@
             <w:noProof/>
             <w:webHidden/>
           </w:rPr>
-          <w:instrText xml:space="preserve"> PAGEREF _Toc241953198 \h </w:instrText>
+          <w:instrText xml:space="preserve"> PAGEREF _Toc241956368 \h </w:instrText>
         </w:r>
         <w:r>
           <w:rPr>
@@ -1160,7 +1160,7 @@
           <w:noProof/>
         </w:rPr>
       </w:pPr>
-      <w:hyperlink w:anchor="_Toc241953199" w:history="1">
+      <w:hyperlink w:anchor="_Toc241956369" w:history="1">
         <w:r>
           <w:rPr>
             <w:rStyle w:val="af"/>
@@ -1188,7 +1188,7 @@
             <w:noProof/>
             <w:webHidden/>
           </w:rPr>
-          <w:instrText xml:space="preserve"> PAGEREF _Toc241953199 \h </w:instrText>
+          <w:instrText xml:space="preserve"> PAGEREF _Toc241956369 \h </w:instrText>
         </w:r>
         <w:r>
           <w:rPr>
@@ -1229,7 +1229,7 @@
           <w:noProof/>
         </w:rPr>
       </w:pPr>
-      <w:hyperlink w:anchor="_Toc241953200" w:history="1">
+      <w:hyperlink w:anchor="_Toc241956370" w:history="1">
         <w:r>
           <w:rPr>
             <w:rStyle w:val="af"/>
@@ -1257,7 +1257,7 @@
             <w:noProof/>
             <w:webHidden/>
           </w:rPr>
-          <w:instrText xml:space="preserve"> PAGEREF _Toc241953200 \h </w:instrText>
+          <w:instrText xml:space="preserve"> PAGEREF _Toc241956370 \h </w:instrText>
         </w:r>
         <w:r>
           <w:rPr>
@@ -1298,7 +1298,7 @@
           <w:noProof/>
         </w:rPr>
       </w:pPr>
-      <w:hyperlink w:anchor="_Toc241953201" w:history="1">
+      <w:hyperlink w:anchor="_Toc241956371" w:history="1">
         <w:r>
           <w:rPr>
             <w:rStyle w:val="af"/>
@@ -1326,7 +1326,7 @@
             <w:noProof/>
             <w:webHidden/>
           </w:rPr>
-          <w:instrText xml:space="preserve"> PAGEREF _Toc241953201 \h </w:instrText>
+          <w:instrText xml:space="preserve"> PAGEREF _Toc241956371 \h </w:instrText>
         </w:r>
         <w:r>
           <w:rPr>
@@ -1367,7 +1367,7 @@
           <w:noProof/>
         </w:rPr>
       </w:pPr>
-      <w:hyperlink w:anchor="_Toc241953202" w:history="1">
+      <w:hyperlink w:anchor="_Toc241956372" w:history="1">
         <w:r>
           <w:rPr>
             <w:rStyle w:val="af"/>
@@ -1395,7 +1395,7 @@
             <w:noProof/>
             <w:webHidden/>
           </w:rPr>
-          <w:instrText xml:space="preserve"> PAGEREF _Toc241953202 \h </w:instrText>
+          <w:instrText xml:space="preserve"> PAGEREF _Toc241956372 \h </w:instrText>
         </w:r>
         <w:r>
           <w:rPr>
@@ -1436,7 +1436,7 @@
           <w:noProof/>
         </w:rPr>
       </w:pPr>
-      <w:hyperlink w:anchor="_Toc241953203" w:history="1">
+      <w:hyperlink w:anchor="_Toc241956373" w:history="1">
         <w:r>
           <w:rPr>
             <w:rStyle w:val="af"/>
@@ -1464,7 +1464,7 @@
             <w:noProof/>
             <w:webHidden/>
           </w:rPr>
-          <w:instrText xml:space="preserve"> PAGEREF _Toc241953203 \h </w:instrText>
+          <w:instrText xml:space="preserve"> PAGEREF _Toc241956373 \h </w:instrText>
         </w:r>
         <w:r>
           <w:rPr>
@@ -1505,7 +1505,7 @@
           <w:noProof/>
         </w:rPr>
       </w:pPr>
-      <w:hyperlink w:anchor="_Toc241953204" w:history="1">
+      <w:hyperlink w:anchor="_Toc241956374" w:history="1">
         <w:r>
           <w:rPr>
             <w:rStyle w:val="af"/>
@@ -1533,7 +1533,7 @@
             <w:noProof/>
             <w:webHidden/>
           </w:rPr>
-          <w:instrText xml:space="preserve"> PAGEREF _Toc241953204 \h </w:instrText>
+          <w:instrText xml:space="preserve"> PAGEREF _Toc241956374 \h </w:instrText>
         </w:r>
         <w:r>
           <w:rPr>
@@ -1579,7 +1579,7 @@
         <w:spacing w:before="0" w:after="360" w:line="360" w:lineRule="exact"/>
         <w:ind w:firstLine="709"/>
       </w:pPr>
-      <w:bookmarkStart w:id="1" w:name="_Toc241953186"/>
+      <w:bookmarkStart w:id="1" w:name="_Toc241956356"/>
       <w:r>
         <w:rPr>
           <w:b/>
@@ -1684,7 +1684,7 @@
         <w:ind w:firstLine="709"/>
       </w:pPr>
       <w:bookmarkStart w:id="2" w:name="_b608aa976fc82a0faaf3b83f58c735968afd03b"/>
-      <w:bookmarkStart w:id="3" w:name="_Toc241953187"/>
+      <w:bookmarkStart w:id="3" w:name="_Toc241956357"/>
       <w:bookmarkEnd w:id="0"/>
       <w:r>
         <w:rPr>
@@ -1750,7 +1750,7 @@
         <w:ind w:firstLine="709"/>
       </w:pPr>
       <w:bookmarkStart w:id="4" w:name="_ce8c8db2bd1f021f701413a98bce88b0dc0ff35"/>
-      <w:bookmarkStart w:id="5" w:name="_Toc241953188"/>
+      <w:bookmarkStart w:id="5" w:name="_Toc241956358"/>
       <w:r>
         <w:rPr>
           <w:b/>
@@ -3792,7 +3792,7 @@
         <w:ind w:firstLine="709"/>
       </w:pPr>
       <w:bookmarkStart w:id="6" w:name="_d6b1e0606ccffbfea524c7b8890d7424ae6ef8d"/>
-      <w:bookmarkStart w:id="7" w:name="_Toc241953189"/>
+      <w:bookmarkStart w:id="7" w:name="_Toc241956359"/>
       <w:bookmarkEnd w:id="4"/>
       <w:r>
         <w:rPr>
@@ -8504,7 +8504,7 @@
         <w:ind w:firstLine="709"/>
       </w:pPr>
       <w:bookmarkStart w:id="8" w:name="_7b60cb03201c02c98ad01f5cee41d479977e884"/>
-      <w:bookmarkStart w:id="9" w:name="_Toc241953190"/>
+      <w:bookmarkStart w:id="9" w:name="_Toc241956360"/>
       <w:bookmarkEnd w:id="6"/>
       <w:r>
         <w:rPr>
@@ -8575,7 +8575,7 @@
           <w:sz w:val="28"/>
         </w:rPr>
         <w:drawing>
-          <wp:inline distT="0" distB="0" distL="0" distR="0" wp14:anchorId="1B0131D8" wp14:editId="17E1F6A0">
+          <wp:inline distT="0" distB="0" distL="0" distR="0" wp14:anchorId="1A1BC3C6" wp14:editId="36324C23">
             <wp:extent cx="5334000" cy="3382536"/>
             <wp:effectExtent l="0" t="0" r="0" b="0"/>
             <wp:docPr id="13" name="Picture"/>
@@ -10890,7 +10890,7 @@
         <w:ind w:firstLine="709"/>
       </w:pPr>
       <w:bookmarkStart w:id="10" w:name="_519d46f9ff7923648cbfef21e26057944381813"/>
-      <w:bookmarkStart w:id="11" w:name="_Toc241953191"/>
+      <w:bookmarkStart w:id="11" w:name="_Toc241956361"/>
       <w:bookmarkEnd w:id="8"/>
       <w:r>
         <w:rPr>
@@ -15724,7 +15724,7 @@
           <w:sz w:val="28"/>
         </w:rPr>
         <w:drawing>
-          <wp:inline distT="0" distB="0" distL="0" distR="0" wp14:anchorId="52BF12B8" wp14:editId="073DF856">
+          <wp:inline distT="0" distB="0" distL="0" distR="0" wp14:anchorId="429F9FF3" wp14:editId="00C800D4">
             <wp:extent cx="5334000" cy="3122341"/>
             <wp:effectExtent l="0" t="0" r="0" b="0"/>
             <wp:docPr id="17" name="Picture"/>
@@ -16703,7 +16703,7 @@
         <w:ind w:firstLine="709"/>
       </w:pPr>
       <w:bookmarkStart w:id="12" w:name="_ccc7c944b68a9100d34a943bc02da4feb181aee"/>
-      <w:bookmarkStart w:id="13" w:name="_Toc241953192"/>
+      <w:bookmarkStart w:id="13" w:name="_Toc241956362"/>
       <w:bookmarkEnd w:id="10"/>
       <w:r>
         <w:rPr>
@@ -19812,7 +19812,7 @@
         </w:rPr>
         <w:lastRenderedPageBreak/>
         <w:drawing>
-          <wp:inline distT="0" distB="0" distL="0" distR="0" wp14:anchorId="6F6CA666" wp14:editId="363888DF">
+          <wp:inline distT="0" distB="0" distL="0" distR="0" wp14:anchorId="13D46670" wp14:editId="566A8A9D">
             <wp:extent cx="5334000" cy="6114585"/>
             <wp:effectExtent l="0" t="0" r="0" b="0"/>
             <wp:docPr id="21" name="Picture"/>
@@ -20049,7 +20049,7 @@
         </w:rPr>
         <w:lastRenderedPageBreak/>
         <w:drawing>
-          <wp:inline distT="0" distB="0" distL="0" distR="0" wp14:anchorId="31E7A98E" wp14:editId="1F607E8F">
+          <wp:inline distT="0" distB="0" distL="0" distR="0" wp14:anchorId="505489A8" wp14:editId="5631C14E">
             <wp:extent cx="5334000" cy="9610810"/>
             <wp:effectExtent l="0" t="0" r="0" b="0"/>
             <wp:docPr id="24" name="Picture"/>
@@ -20289,7 +20289,7 @@
         </w:rPr>
         <w:lastRenderedPageBreak/>
         <w:drawing>
-          <wp:inline distT="0" distB="0" distL="0" distR="0" wp14:anchorId="53E402D9" wp14:editId="6D4E22EF">
+          <wp:inline distT="0" distB="0" distL="0" distR="0" wp14:anchorId="4DD1ADEB" wp14:editId="0009EF62">
             <wp:extent cx="5334000" cy="12458978"/>
             <wp:effectExtent l="0" t="0" r="0" b="0"/>
             <wp:docPr id="27" name="Picture"/>
@@ -20502,7 +20502,7 @@
           <w:sz w:val="28"/>
         </w:rPr>
         <w:drawing>
-          <wp:inline distT="0" distB="0" distL="0" distR="0" wp14:anchorId="699F1E70" wp14:editId="185F9305">
+          <wp:inline distT="0" distB="0" distL="0" distR="0" wp14:anchorId="1831425E" wp14:editId="34CBD9BB">
             <wp:extent cx="5334000" cy="5926666"/>
             <wp:effectExtent l="0" t="0" r="0" b="0"/>
             <wp:docPr id="30" name="Picture"/>
@@ -20761,7 +20761,7 @@
           <w:sz w:val="28"/>
         </w:rPr>
         <w:drawing>
-          <wp:inline distT="0" distB="0" distL="0" distR="0" wp14:anchorId="2597E29C" wp14:editId="4EDD5290">
+          <wp:inline distT="0" distB="0" distL="0" distR="0" wp14:anchorId="0B6CAA4E" wp14:editId="62CE2BA7">
             <wp:extent cx="5334000" cy="3343751"/>
             <wp:effectExtent l="0" t="0" r="0" b="0"/>
             <wp:docPr id="33" name="Picture"/>
@@ -22316,7 +22316,7 @@
         </w:rPr>
         <w:lastRenderedPageBreak/>
         <w:drawing>
-          <wp:inline distT="0" distB="0" distL="0" distR="0" wp14:anchorId="1BB53AA0" wp14:editId="1296DD93">
+          <wp:inline distT="0" distB="0" distL="0" distR="0" wp14:anchorId="1A6DA426" wp14:editId="7B3F10A8">
             <wp:extent cx="5334000" cy="5785249"/>
             <wp:effectExtent l="0" t="0" r="0" b="0"/>
             <wp:docPr id="37" name="Picture"/>
@@ -22575,7 +22575,7 @@
         </w:rPr>
         <w:lastRenderedPageBreak/>
         <w:drawing>
-          <wp:inline distT="0" distB="0" distL="0" distR="0" wp14:anchorId="40BF14E3" wp14:editId="7D91230D">
+          <wp:inline distT="0" distB="0" distL="0" distR="0" wp14:anchorId="3D6EE87B" wp14:editId="62D97C71">
             <wp:extent cx="5334000" cy="3040380"/>
             <wp:effectExtent l="0" t="0" r="0" b="0"/>
             <wp:docPr id="40" name="Picture"/>
@@ -22735,7 +22735,7 @@
           <w:sz w:val="28"/>
         </w:rPr>
         <w:drawing>
-          <wp:inline distT="0" distB="0" distL="0" distR="0" wp14:anchorId="43FA9AB7" wp14:editId="000E3507">
+          <wp:inline distT="0" distB="0" distL="0" distR="0" wp14:anchorId="4C87D903" wp14:editId="129D1964">
             <wp:extent cx="5334000" cy="3081866"/>
             <wp:effectExtent l="0" t="0" r="0" b="0"/>
             <wp:docPr id="43" name="Picture"/>
@@ -22890,7 +22890,7 @@
         </w:rPr>
         <w:lastRenderedPageBreak/>
         <w:drawing>
-          <wp:inline distT="0" distB="0" distL="0" distR="0" wp14:anchorId="3C14F927" wp14:editId="0BA71C13">
+          <wp:inline distT="0" distB="0" distL="0" distR="0" wp14:anchorId="2FE3C7E1" wp14:editId="5077BF34">
             <wp:extent cx="5334000" cy="2592916"/>
             <wp:effectExtent l="0" t="0" r="0" b="0"/>
             <wp:docPr id="46" name="Picture"/>
@@ -23037,7 +23037,7 @@
           <w:sz w:val="28"/>
         </w:rPr>
         <w:drawing>
-          <wp:inline distT="0" distB="0" distL="0" distR="0" wp14:anchorId="24ECA9EB" wp14:editId="263F6BDF">
+          <wp:inline distT="0" distB="0" distL="0" distR="0" wp14:anchorId="1CEF1E23" wp14:editId="1C63DBF1">
             <wp:extent cx="5334000" cy="2332014"/>
             <wp:effectExtent l="0" t="0" r="0" b="0"/>
             <wp:docPr id="49" name="Picture"/>
@@ -23166,7 +23166,7 @@
         </w:rPr>
         <w:lastRenderedPageBreak/>
         <w:drawing>
-          <wp:inline distT="0" distB="0" distL="0" distR="0" wp14:anchorId="6A1A1922" wp14:editId="0643265D">
+          <wp:inline distT="0" distB="0" distL="0" distR="0" wp14:anchorId="3DF95B02" wp14:editId="222526E2">
             <wp:extent cx="5334000" cy="2691467"/>
             <wp:effectExtent l="0" t="0" r="0" b="0"/>
             <wp:docPr id="52" name="Picture"/>
@@ -23320,7 +23320,7 @@
           <w:sz w:val="28"/>
         </w:rPr>
         <w:drawing>
-          <wp:inline distT="0" distB="0" distL="0" distR="0" wp14:anchorId="59237EAC" wp14:editId="41BF71DD">
+          <wp:inline distT="0" distB="0" distL="0" distR="0" wp14:anchorId="065166B3" wp14:editId="7BDD9626">
             <wp:extent cx="5334000" cy="2737379"/>
             <wp:effectExtent l="0" t="0" r="0" b="0"/>
             <wp:docPr id="55" name="Picture"/>
@@ -23488,7 +23488,7 @@
         </w:rPr>
         <w:lastRenderedPageBreak/>
         <w:drawing>
-          <wp:inline distT="0" distB="0" distL="0" distR="0" wp14:anchorId="687FFBE8" wp14:editId="10EFDE35">
+          <wp:inline distT="0" distB="0" distL="0" distR="0" wp14:anchorId="7ED627B0" wp14:editId="78BD7CC0">
             <wp:extent cx="5334000" cy="4149208"/>
             <wp:effectExtent l="0" t="0" r="0" b="0"/>
             <wp:docPr id="58" name="Picture"/>
@@ -23654,7 +23654,7 @@
         <w:ind w:firstLine="709"/>
       </w:pPr>
       <w:bookmarkStart w:id="16" w:name="_fc51781abcc4857bf621eab6b8861ea54729fed"/>
-      <w:bookmarkStart w:id="17" w:name="_Toc241953193"/>
+      <w:bookmarkStart w:id="17" w:name="_Toc241956363"/>
       <w:bookmarkEnd w:id="15"/>
       <w:bookmarkEnd w:id="12"/>
       <w:r>
@@ -27060,7 +27060,7 @@
           <w:sz w:val="28"/>
         </w:rPr>
         <w:drawing>
-          <wp:inline distT="0" distB="0" distL="0" distR="0" wp14:anchorId="5D2C5272" wp14:editId="0863CC4A">
+          <wp:inline distT="0" distB="0" distL="0" distR="0" wp14:anchorId="1867CEA9" wp14:editId="616FD513">
             <wp:extent cx="5334000" cy="2341756"/>
             <wp:effectExtent l="0" t="0" r="0" b="0"/>
             <wp:docPr id="63" name="Picture"/>
@@ -27964,7 +27964,7 @@
         <w:ind w:firstLine="709"/>
       </w:pPr>
       <w:bookmarkStart w:id="18" w:name="_fb011a212b736610690ebb69f4e92f01bd3b3f9"/>
-      <w:bookmarkStart w:id="19" w:name="_Toc241953194"/>
+      <w:bookmarkStart w:id="19" w:name="_Toc241956364"/>
       <w:bookmarkEnd w:id="16"/>
       <w:r>
         <w:rPr>
@@ -28872,7 +28872,7 @@
         <w:ind w:firstLine="709"/>
       </w:pPr>
       <w:bookmarkStart w:id="20" w:name="_339ae803435bd6b9a653c2b18dadc62dc9ad8e7"/>
-      <w:bookmarkStart w:id="21" w:name="_Toc241953195"/>
+      <w:bookmarkStart w:id="21" w:name="_Toc241956365"/>
       <w:bookmarkEnd w:id="18"/>
       <w:r>
         <w:rPr>
@@ -28959,13 +28959,13 @@
         <w:rPr>
           <w:sz w:val="28"/>
         </w:rPr>
-        <w:t>Ограничения: оценки 1-5 и 1-4 в книгах выставлены аналитиком по страницам и результатам прежних работ (Д-26), опрос пользователей не проводился (используются</w:t>
-      </w:r>
-      <w:r>
-        <w:rPr>
-          <w:sz w:val="28"/>
-        </w:rPr>
-        <w:t xml:space="preserve"> модельные данные), прототип в </w:t>
+        <w:t>Ограничения: оценки 1-5 и 1-4 в книгах выставлены аналитиком по страницам и результатам прежних работ (Д-26), ответы пользователей рассчитаны по модели, прот</w:t>
+      </w:r>
+      <w:r>
+        <w:rPr>
+          <w:sz w:val="28"/>
+        </w:rPr>
+        <w:t xml:space="preserve">отип в </w:t>
       </w:r>
       <w:r>
         <w:rPr>
@@ -28978,14 +28978,14 @@
         <w:rPr>
           <w:sz w:val="28"/>
         </w:rPr>
-        <w:t xml:space="preserve"> использует демонстрационные данные, бизнес-логика проверена на формальную </w:t>
+        <w:t xml:space="preserve"> использует демонстрационные </w:t>
       </w:r>
       <w:r>
         <w:rPr>
           <w:sz w:val="28"/>
         </w:rPr>
         <w:lastRenderedPageBreak/>
-        <w:t>связность, но не на реальных пользователях. Эти пункты перечислены в приложении Б.</w:t>
+        <w:t>данные, бизнес-логика проверена на формальную связность, но не на реальных пользователях. Эти пункты перечислены в приложении Б.</w:t>
       </w:r>
     </w:p>
     <w:p>
@@ -28996,7 +28996,7 @@
         <w:ind w:firstLine="709"/>
       </w:pPr>
       <w:bookmarkStart w:id="22" w:name="_1bfdad9d2d88ddb6ca16c31c1d4d4943679f32f"/>
-      <w:bookmarkStart w:id="23" w:name="_Toc241953196"/>
+      <w:bookmarkStart w:id="23" w:name="_Toc241956366"/>
       <w:bookmarkEnd w:id="20"/>
       <w:bookmarkEnd w:id="2"/>
       <w:r>
@@ -29020,13 +29020,13 @@
         <w:rPr>
           <w:sz w:val="28"/>
         </w:rPr>
-        <w:t>Ответы даны по контрольным точ</w:t>
-      </w:r>
-      <w:r>
-        <w:rPr>
-          <w:sz w:val="28"/>
-        </w:rPr>
-        <w:t>кам книг [3], [4] и проверкам связности [1], [2].</w:t>
+        <w:t>Ответы даны по контрольным точкам книг [3], [4] и пров</w:t>
+      </w:r>
+      <w:r>
+        <w:rPr>
+          <w:sz w:val="28"/>
+        </w:rPr>
+        <w:t>еркам связности [1], [2].</w:t>
       </w:r>
     </w:p>
     <w:p>
@@ -29226,7 +29226,7 @@
         <w:jc w:val="center"/>
       </w:pPr>
       <w:bookmarkStart w:id="24" w:name="_выводы"/>
-      <w:bookmarkStart w:id="25" w:name="_Toc241953197"/>
+      <w:bookmarkStart w:id="25" w:name="_Toc241956367"/>
       <w:bookmarkEnd w:id="22"/>
       <w:r>
         <w:rPr>
@@ -29423,7 +29423,7 @@
         <w:jc w:val="center"/>
       </w:pPr>
       <w:bookmarkStart w:id="26" w:name="_274f6a444530ef90b0479dabf3d210f01e97699"/>
-      <w:bookmarkStart w:id="27" w:name="_Toc241953198"/>
+      <w:bookmarkStart w:id="27" w:name="_Toc241956368"/>
       <w:bookmarkEnd w:id="24"/>
       <w:r>
         <w:rPr>
@@ -30466,7 +30466,7 @@
         <w:jc w:val="center"/>
       </w:pPr>
       <w:bookmarkStart w:id="28" w:name="_3d74faf1500c1b2a4a8bfa8e0e37c74206ce73d"/>
-      <w:bookmarkStart w:id="29" w:name="_Toc241953199"/>
+      <w:bookmarkStart w:id="29" w:name="_Toc241956369"/>
       <w:bookmarkEnd w:id="26"/>
       <w:r>
         <w:rPr>
@@ -31279,7 +31279,7 @@
         <w:jc w:val="center"/>
       </w:pPr>
       <w:bookmarkStart w:id="30" w:name="_25083b51e17d9d99817d1269b6af13d75b604a4"/>
-      <w:bookmarkStart w:id="31" w:name="_Toc241953200"/>
+      <w:bookmarkStart w:id="31" w:name="_Toc241956370"/>
       <w:bookmarkEnd w:id="28"/>
       <w:r>
         <w:rPr>
@@ -31334,7 +31334,7 @@
         <w:rPr>
           <w:sz w:val="28"/>
         </w:rPr>
-        <w:t>Ниже для каждого элемента, которого нет в открытом доступе или который недоступен без платного сервиса, зафиксировано принятое решение: модельные данные, альтернативный источник или допущение.</w:t>
+        <w:t>Ниже для каждого элемента, которого нет в открытом доступе или который недоступен без платного сервиса, зафиксировано принятое решение: расчетные данные, альтернативный источник или допущение.</w:t>
       </w:r>
     </w:p>
     <w:p>
@@ -31719,7 +31719,7 @@
               <w:rPr>
                 <w:sz w:val="24"/>
               </w:rPr>
-              <w:t>приняты модельные данные (приложение Г ЛР2-3 и ЛР5)</w:t>
+              <w:t>приняты расчетные данные (приложение Г ЛР2-3 и ЛР5)</w:t>
             </w:r>
           </w:p>
         </w:tc>
@@ -31935,7 +31935,7 @@
               <w:rPr>
                 <w:sz w:val="24"/>
               </w:rPr>
-              <w:t>приняты модельные замеры воронки (приложение Е, допущение Д-32)</w:t>
+              <w:t>приняты расчетная траектория воронки (приложение Е, допущение Д-32)</w:t>
             </w:r>
           </w:p>
         </w:tc>
@@ -32130,7 +32130,7 @@
         <w:jc w:val="center"/>
       </w:pPr>
       <w:bookmarkStart w:id="32" w:name="_6574ce6d3bdcb7786930e8390195aee2be99a58"/>
-      <w:bookmarkStart w:id="33" w:name="_Toc241953201"/>
+      <w:bookmarkStart w:id="33" w:name="_Toc241956371"/>
       <w:bookmarkEnd w:id="30"/>
       <w:r>
         <w:rPr>
@@ -32542,7 +32542,7 @@
         <w:jc w:val="center"/>
       </w:pPr>
       <w:bookmarkStart w:id="34" w:name="_9415338eb7aade5a81d9d1583f95cf4a5b310ea"/>
-      <w:bookmarkStart w:id="35" w:name="_Toc241953202"/>
+      <w:bookmarkStart w:id="35" w:name="_Toc241956372"/>
       <w:bookmarkEnd w:id="32"/>
       <w:r>
         <w:rPr>
@@ -34453,7 +34453,7 @@
         <w:jc w:val="center"/>
       </w:pPr>
       <w:bookmarkStart w:id="36" w:name="_21cff5e6573cc685eba2e5d01fbe1912356e1d7"/>
-      <w:bookmarkStart w:id="37" w:name="_Toc241953203"/>
+      <w:bookmarkStart w:id="37" w:name="_Toc241956373"/>
       <w:bookmarkEnd w:id="34"/>
       <w:r>
         <w:rPr>
@@ -34570,7 +34570,7 @@
           <w:sz w:val="28"/>
         </w:rPr>
         <w:drawing>
-          <wp:inline distT="0" distB="0" distL="0" distR="0" wp14:anchorId="77A0E36F" wp14:editId="72420E22">
+          <wp:inline distT="0" distB="0" distL="0" distR="0" wp14:anchorId="1A4E3623" wp14:editId="457F9656">
             <wp:extent cx="5334000" cy="2375958"/>
             <wp:effectExtent l="0" t="0" r="0" b="0"/>
             <wp:docPr id="77" name="Picture"/>
@@ -34763,7 +34763,7 @@
           <w:sz w:val="28"/>
         </w:rPr>
         <w:drawing>
-          <wp:inline distT="0" distB="0" distL="0" distR="0" wp14:anchorId="6B253572" wp14:editId="0D804370">
+          <wp:inline distT="0" distB="0" distL="0" distR="0" wp14:anchorId="4AB72EDE" wp14:editId="708DDB61">
             <wp:extent cx="5334000" cy="2375958"/>
             <wp:effectExtent l="0" t="0" r="0" b="0"/>
             <wp:docPr id="80" name="Picture"/>
@@ -34938,7 +34938,7 @@
         </w:rPr>
         <w:lastRenderedPageBreak/>
         <w:drawing>
-          <wp:inline distT="0" distB="0" distL="0" distR="0" wp14:anchorId="0CA7DE42" wp14:editId="1F0630CB">
+          <wp:inline distT="0" distB="0" distL="0" distR="0" wp14:anchorId="0D260530" wp14:editId="06A1BA1D">
             <wp:extent cx="5334000" cy="2375958"/>
             <wp:effectExtent l="0" t="0" r="0" b="0"/>
             <wp:docPr id="83" name="Picture"/>
@@ -35170,7 +35170,7 @@
           <w:sz w:val="28"/>
         </w:rPr>
         <w:drawing>
-          <wp:inline distT="0" distB="0" distL="0" distR="0" wp14:anchorId="4B8A92AB" wp14:editId="1E29896F">
+          <wp:inline distT="0" distB="0" distL="0" distR="0" wp14:anchorId="056D9C71" wp14:editId="59174D7A">
             <wp:extent cx="5334000" cy="2375958"/>
             <wp:effectExtent l="0" t="0" r="0" b="0"/>
             <wp:docPr id="86" name="Picture"/>
@@ -35345,7 +35345,7 @@
         </w:rPr>
         <w:lastRenderedPageBreak/>
         <w:drawing>
-          <wp:inline distT="0" distB="0" distL="0" distR="0" wp14:anchorId="3A8A1C99" wp14:editId="5F77F90A">
+          <wp:inline distT="0" distB="0" distL="0" distR="0" wp14:anchorId="6E042486" wp14:editId="2FFA1567">
             <wp:extent cx="5334000" cy="2375958"/>
             <wp:effectExtent l="0" t="0" r="0" b="0"/>
             <wp:docPr id="89" name="Picture"/>
@@ -35538,7 +35538,7 @@
           <w:sz w:val="28"/>
         </w:rPr>
         <w:drawing>
-          <wp:inline distT="0" distB="0" distL="0" distR="0" wp14:anchorId="1899DE36" wp14:editId="61EE6E78">
+          <wp:inline distT="0" distB="0" distL="0" distR="0" wp14:anchorId="2813D97A" wp14:editId="1C8AD49F">
             <wp:extent cx="5334000" cy="2375958"/>
             <wp:effectExtent l="0" t="0" r="0" b="0"/>
             <wp:docPr id="92" name="Picture"/>
@@ -35771,7 +35771,7 @@
         </w:rPr>
         <w:lastRenderedPageBreak/>
         <w:drawing>
-          <wp:inline distT="0" distB="0" distL="0" distR="0" wp14:anchorId="1310DBEC" wp14:editId="08D1968C">
+          <wp:inline distT="0" distB="0" distL="0" distR="0" wp14:anchorId="150B8D30" wp14:editId="77343177">
             <wp:extent cx="5334000" cy="2375958"/>
             <wp:effectExtent l="0" t="0" r="0" b="0"/>
             <wp:docPr id="95" name="Picture"/>
@@ -35944,7 +35944,7 @@
           <w:sz w:val="28"/>
         </w:rPr>
         <w:drawing>
-          <wp:inline distT="0" distB="0" distL="0" distR="0" wp14:anchorId="6B8939F8" wp14:editId="0A81D961">
+          <wp:inline distT="0" distB="0" distL="0" distR="0" wp14:anchorId="285AA9ED" wp14:editId="3935C124">
             <wp:extent cx="5334000" cy="2375958"/>
             <wp:effectExtent l="0" t="0" r="0" b="0"/>
             <wp:docPr id="98" name="Picture"/>
@@ -36099,8 +36099,8 @@
         <w:spacing w:before="0" w:after="0" w:line="360" w:lineRule="exact"/>
         <w:jc w:val="center"/>
       </w:pPr>
-      <w:bookmarkStart w:id="38" w:name="_e580caf5f2a0052cd60a87b42295a622f26cf83"/>
-      <w:bookmarkStart w:id="39" w:name="_Toc241953204"/>
+      <w:bookmarkStart w:id="38" w:name="_4ea87f6075816e5c30dab0983bf85424862ba7d"/>
+      <w:bookmarkStart w:id="39" w:name="_Toc241956374"/>
       <w:bookmarkEnd w:id="36"/>
       <w:r>
         <w:rPr>
@@ -36140,7 +36140,7 @@
           <w:b/>
           <w:sz w:val="28"/>
         </w:rPr>
-        <w:t xml:space="preserve">Модельные замеры </w:t>
+        <w:t xml:space="preserve">Расчетная траектория воронки </w:t>
       </w:r>
       <w:r>
         <w:rPr>
@@ -36160,35 +36160,48 @@
       </w:pPr>
       <w:r>
         <w:rPr>
+          <w:sz w:val="28"/>
+        </w:rPr>
+        <w:t xml:space="preserve">Прогнозная траектория воронки с 01.04.2027 по 30.09.2027 рассчитана моделью (генератор и файлы - в папке 00_Общее/Модельные_данные, </w:t>
+      </w:r>
+      <w:r>
+        <w:rPr>
           <w:i/>
           <w:sz w:val="28"/>
         </w:rPr>
-        <w:t>MVP</w:t>
-      </w:r>
-      <w:r>
-        <w:rPr>
-          <w:sz w:val="28"/>
-        </w:rPr>
-        <w:t xml:space="preserve"> еще не написан, поэтому замеры воронки с 01.04.2027 по 30.09.2027 смоделированы (генератор и файлы - в папке 00_Общее/Модельные_данные, </w:t>
+        <w:t>seed</w:t>
+      </w:r>
+      <w:r>
+        <w:rPr>
+          <w:sz w:val="28"/>
+        </w:rPr>
+        <w:t xml:space="preserve"> 20261004, допущение Д-32). Параметры соответствуют базовому сценарию ЛР2-3</w:t>
+      </w:r>
+      <w:r>
+        <w:rPr>
+          <w:sz w:val="28"/>
+        </w:rPr>
+        <w:t xml:space="preserve">: визит - регистрация 4 %, регистрация - активация 60 %, активация - платящий около 8 %, платежи с 01.06.2027. Траектория показывает ожидаемый вид отчета о конверсиях и чувствительность целей к разбросу; фактические значения будут получены после запуска </w:t>
       </w:r>
       <w:r>
         <w:rPr>
           <w:i/>
           <w:sz w:val="28"/>
         </w:rPr>
-        <w:t>seed</w:t>
-      </w:r>
-      <w:r>
-        <w:rPr>
-          <w:sz w:val="28"/>
-        </w:rPr>
-        <w:t xml:space="preserve"> 20261004, допущение Д-32). Параметры соответствуют базовому сценарию ЛР2-3: ви</w:t>
-      </w:r>
-      <w:r>
-        <w:rPr>
-          <w:sz w:val="28"/>
-        </w:rPr>
-        <w:t>зит - регистрация 4 %, регистрация - активация 60 %, активация - платящий около 8 %, платежи с 01.06.2027. Это не измерения, а демонстрация того, как отчет о конверсиях выглядит и насколько цели чувствительны к разбросу.</w:t>
+        <w:t>MV</w:t>
+      </w:r>
+      <w:r>
+        <w:rPr>
+          <w:i/>
+          <w:sz w:val="28"/>
+        </w:rPr>
+        <w:t>P</w:t>
+      </w:r>
+      <w:r>
+        <w:rPr>
+          <w:sz w:val="28"/>
+        </w:rPr>
+        <w:t>.</w:t>
       </w:r>
     </w:p>
     <w:p>
@@ -36202,13 +36215,7 @@
         <w:rPr>
           <w:sz w:val="28"/>
         </w:rPr>
-        <w:t>В таблице 27 представлено: модельны</w:t>
-      </w:r>
-      <w:r>
-        <w:rPr>
-          <w:sz w:val="28"/>
-        </w:rPr>
-        <w:t>е показатели воронки по месяцам.</w:t>
+        <w:t>В таблице 27 представлено: расчетные показатели воронки по месяцам.</w:t>
       </w:r>
     </w:p>
     <w:p>
@@ -36221,7 +36228,7 @@
         <w:rPr>
           <w:sz w:val="28"/>
         </w:rPr>
-        <w:t>Таблица 27 – Модельные показатели воронки по месяцам</w:t>
+        <w:t>Таблица 27 – Расчетные показатели воронки по месяцам</w:t>
       </w:r>
     </w:p>
     <w:tbl>
@@ -37074,13 +37081,13 @@
         <w:rPr>
           <w:sz w:val="28"/>
         </w:rPr>
-        <w:t xml:space="preserve">За шесть месяцев модель дает 1 066 регистраций и 34 платящих; фактические конверсии: визит - регистрация 5,6 %, регистрация - платящий 4,1 %. Цель 300 регистраций достигнута, цель 50 платящих не </w:t>
-      </w:r>
-      <w:r>
-        <w:rPr>
-          <w:sz w:val="28"/>
-        </w:rPr>
-        <w:t>достигнута.</w:t>
+        <w:t xml:space="preserve">За шесть месяцев модель дает 1 066 регистраций и 34 платящих; фактические конверсии: визит - регистрация 5,6 %, регистрация - платящий 4,1 %. Цель 300 </w:t>
+      </w:r>
+      <w:r>
+        <w:rPr>
+          <w:sz w:val="28"/>
+        </w:rPr>
+        <w:t>регистраций достигнута, цель 50 платящих не достигнута.</w:t>
       </w:r>
     </w:p>
     <w:p>
@@ -37455,13 +37462,13 @@
         <w:rPr>
           <w:sz w:val="28"/>
         </w:rPr>
-        <w:t xml:space="preserve">Цель по регистрациям достижима почти при любых разумных конверсиях (вероятность 98 %), а цель 50 платящих - лишь примерно в 15 % повторов. Это </w:t>
-      </w:r>
-      <w:r>
-        <w:rPr>
-          <w:sz w:val="28"/>
-        </w:rPr>
-        <w:t>согласуется с выводом ЛР2-3 и ЛР7: окно платной беты слишком узкое, нужны дополнительные каналы и ранний замер активации и оплаты.</w:t>
+        <w:t xml:space="preserve">Цель по регистрациям достижима почти при любых разумных конверсиях (вероятность 98 %), а цель 50 платящих - лишь примерно в 15 % </w:t>
+      </w:r>
+      <w:r>
+        <w:rPr>
+          <w:sz w:val="28"/>
+        </w:rPr>
+        <w:t>повторов. Это согласуется с выводом ЛР2-3 и ЛР7: окно платной беты слишком узкое, нужны дополнительные каналы и ранний замер активации и оплаты.</w:t>
       </w:r>
     </w:p>
     <w:bookmarkEnd w:id="38"/>
@@ -37569,7 +37576,7 @@
   <w:abstractNum w:abstractNumId="0" w15:restartNumberingAfterBreak="0">
     <w:nsid w:val="0000A990"/>
     <w:multiLevelType w:val="multilevel"/>
-    <w:tmpl w:val="97E49A9C"/>
+    <w:tmpl w:val="6038A1EC"/>
     <w:lvl w:ilvl="0">
       <w:numFmt w:val="bullet"/>
       <w:lvlText w:val=" "/>
@@ -37646,7 +37653,7 @@
   <w:abstractNum w:abstractNumId="1" w15:restartNumberingAfterBreak="0">
     <w:nsid w:val="00A99411"/>
     <w:multiLevelType w:val="multilevel"/>
-    <w:tmpl w:val="D8A4C64E"/>
+    <w:tmpl w:val="5D5E405A"/>
     <w:lvl w:ilvl="0">
       <w:start w:val="1"/>
       <w:numFmt w:val="decimal"/>
@@ -39124,7 +39131,7 @@
     <w:autoRedefine/>
     <w:uiPriority w:val="39"/>
     <w:unhideWhenUsed/>
-    <w:rsid w:val="006D46F1"/>
+    <w:rsid w:val="00323AAE"/>
     <w:pPr>
       <w:spacing w:after="100"/>
     </w:pPr>
@@ -39136,7 +39143,7 @@
     <w:autoRedefine/>
     <w:uiPriority w:val="39"/>
     <w:unhideWhenUsed/>
-    <w:rsid w:val="006D46F1"/>
+    <w:rsid w:val="00323AAE"/>
     <w:pPr>
       <w:spacing w:after="100"/>
       <w:ind w:left="240"/>

--- a/ЛР6_ЦП_Канвас_сценарии_релизы/ОТЧЕТ_ЛР6_TableMind.docx
+++ b/ЛР6_ЦП_Канвас_сценарии_релизы/ОТЧЕТ_ЛР6_TableMind.docx
@@ -263,7 +263,7 @@
       <w:r>
         <w:fldChar w:fldCharType="separate"/>
       </w:r>
-      <w:hyperlink w:anchor="_Toc241956356" w:history="1">
+      <w:hyperlink w:anchor="_Toc241957883" w:history="1">
         <w:r>
           <w:rPr>
             <w:rStyle w:val="af"/>
@@ -291,7 +291,7 @@
             <w:noProof/>
             <w:webHidden/>
           </w:rPr>
-          <w:instrText xml:space="preserve"> PAGEREF _Toc241956356 \h </w:instrText>
+          <w:instrText xml:space="preserve"> PAGEREF _Toc241957883 \h </w:instrText>
         </w:r>
         <w:r>
           <w:rPr>
@@ -332,7 +332,7 @@
           <w:noProof/>
         </w:rPr>
       </w:pPr>
-      <w:hyperlink w:anchor="_Toc241956357" w:history="1">
+      <w:hyperlink w:anchor="_Toc241957884" w:history="1">
         <w:r>
           <w:rPr>
             <w:rStyle w:val="af"/>
@@ -360,7 +360,7 @@
             <w:noProof/>
             <w:webHidden/>
           </w:rPr>
-          <w:instrText xml:space="preserve"> PAGEREF _Toc241956357 \h </w:instrText>
+          <w:instrText xml:space="preserve"> PAGEREF _Toc241957884 \h </w:instrText>
         </w:r>
         <w:r>
           <w:rPr>
@@ -401,7 +401,7 @@
           <w:noProof/>
         </w:rPr>
       </w:pPr>
-      <w:hyperlink w:anchor="_Toc241956358" w:history="1">
+      <w:hyperlink w:anchor="_Toc241957885" w:history="1">
         <w:r>
           <w:rPr>
             <w:rStyle w:val="af"/>
@@ -429,7 +429,7 @@
             <w:noProof/>
             <w:webHidden/>
           </w:rPr>
-          <w:instrText xml:space="preserve"> PAGEREF _Toc241956358 \h </w:instrText>
+          <w:instrText xml:space="preserve"> PAGEREF _Toc241957885 \h </w:instrText>
         </w:r>
         <w:r>
           <w:rPr>
@@ -470,7 +470,7 @@
           <w:noProof/>
         </w:rPr>
       </w:pPr>
-      <w:hyperlink w:anchor="_Toc241956359" w:history="1">
+      <w:hyperlink w:anchor="_Toc241957886" w:history="1">
         <w:r>
           <w:rPr>
             <w:rStyle w:val="af"/>
@@ -498,7 +498,7 @@
             <w:noProof/>
             <w:webHidden/>
           </w:rPr>
-          <w:instrText xml:space="preserve"> PAGEREF _Toc241956359 \h </w:instrText>
+          <w:instrText xml:space="preserve"> PAGEREF _Toc241957886 \h </w:instrText>
         </w:r>
         <w:r>
           <w:rPr>
@@ -539,7 +539,7 @@
           <w:noProof/>
         </w:rPr>
       </w:pPr>
-      <w:hyperlink w:anchor="_Toc241956360" w:history="1">
+      <w:hyperlink w:anchor="_Toc241957887" w:history="1">
         <w:r>
           <w:rPr>
             <w:rStyle w:val="af"/>
@@ -567,7 +567,7 @@
             <w:noProof/>
             <w:webHidden/>
           </w:rPr>
-          <w:instrText xml:space="preserve"> PAGEREF _Toc241956360 \h </w:instrText>
+          <w:instrText xml:space="preserve"> PAGEREF _Toc241957887 \h </w:instrText>
         </w:r>
         <w:r>
           <w:rPr>
@@ -608,7 +608,7 @@
           <w:noProof/>
         </w:rPr>
       </w:pPr>
-      <w:hyperlink w:anchor="_Toc241956361" w:history="1">
+      <w:hyperlink w:anchor="_Toc241957888" w:history="1">
         <w:r>
           <w:rPr>
             <w:rStyle w:val="af"/>
@@ -636,7 +636,7 @@
             <w:noProof/>
             <w:webHidden/>
           </w:rPr>
-          <w:instrText xml:space="preserve"> PAGEREF _Toc241956361 \h </w:instrText>
+          <w:instrText xml:space="preserve"> PAGEREF _Toc241957888 \h </w:instrText>
         </w:r>
         <w:r>
           <w:rPr>
@@ -677,7 +677,7 @@
           <w:noProof/>
         </w:rPr>
       </w:pPr>
-      <w:hyperlink w:anchor="_Toc241956362" w:history="1">
+      <w:hyperlink w:anchor="_Toc241957889" w:history="1">
         <w:r>
           <w:rPr>
             <w:rStyle w:val="af"/>
@@ -705,7 +705,7 @@
             <w:noProof/>
             <w:webHidden/>
           </w:rPr>
-          <w:instrText xml:space="preserve"> PAGEREF _Toc241956362 \h </w:instrText>
+          <w:instrText xml:space="preserve"> PAGEREF _Toc241957889 \h </w:instrText>
         </w:r>
         <w:r>
           <w:rPr>
@@ -746,7 +746,7 @@
           <w:noProof/>
         </w:rPr>
       </w:pPr>
-      <w:hyperlink w:anchor="_Toc241956363" w:history="1">
+      <w:hyperlink w:anchor="_Toc241957890" w:history="1">
         <w:r>
           <w:rPr>
             <w:rStyle w:val="af"/>
@@ -774,7 +774,7 @@
             <w:noProof/>
             <w:webHidden/>
           </w:rPr>
-          <w:instrText xml:space="preserve"> PAGEREF _Toc241956363 \h </w:instrText>
+          <w:instrText xml:space="preserve"> PAGEREF _Toc241957890 \h </w:instrText>
         </w:r>
         <w:r>
           <w:rPr>
@@ -815,7 +815,7 @@
           <w:noProof/>
         </w:rPr>
       </w:pPr>
-      <w:hyperlink w:anchor="_Toc241956364" w:history="1">
+      <w:hyperlink w:anchor="_Toc241957891" w:history="1">
         <w:r>
           <w:rPr>
             <w:rStyle w:val="af"/>
@@ -843,7 +843,7 @@
             <w:noProof/>
             <w:webHidden/>
           </w:rPr>
-          <w:instrText xml:space="preserve"> PAGEREF _Toc241956364 \h </w:instrText>
+          <w:instrText xml:space="preserve"> PAGEREF _Toc241957891 \h </w:instrText>
         </w:r>
         <w:r>
           <w:rPr>
@@ -863,7 +863,7 @@
             <w:noProof/>
             <w:webHidden/>
           </w:rPr>
-          <w:t>30</w:t>
+          <w:t>31</w:t>
         </w:r>
         <w:r>
           <w:rPr>
@@ -884,7 +884,7 @@
           <w:noProof/>
         </w:rPr>
       </w:pPr>
-      <w:hyperlink w:anchor="_Toc241956365" w:history="1">
+      <w:hyperlink w:anchor="_Toc241957892" w:history="1">
         <w:r>
           <w:rPr>
             <w:rStyle w:val="af"/>
@@ -912,76 +912,7 @@
             <w:noProof/>
             <w:webHidden/>
           </w:rPr>
-          <w:instrText xml:space="preserve"> PAGEREF _Toc241956365 \h </w:instrText>
-        </w:r>
-        <w:r>
-          <w:rPr>
-            <w:noProof/>
-            <w:webHidden/>
-          </w:rPr>
-        </w:r>
-        <w:r>
-          <w:rPr>
-            <w:noProof/>
-            <w:webHidden/>
-          </w:rPr>
-          <w:fldChar w:fldCharType="separate"/>
-        </w:r>
-        <w:r>
-          <w:rPr>
-            <w:noProof/>
-            <w:webHidden/>
-          </w:rPr>
-          <w:t>30</w:t>
-        </w:r>
-        <w:r>
-          <w:rPr>
-            <w:noProof/>
-            <w:webHidden/>
-          </w:rPr>
-          <w:fldChar w:fldCharType="end"/>
-        </w:r>
-      </w:hyperlink>
-    </w:p>
-    <w:p>
-      <w:pPr>
-        <w:pStyle w:val="12"/>
-        <w:tabs>
-          <w:tab w:val="right" w:leader="dot" w:pos="9345"/>
-        </w:tabs>
-        <w:rPr>
-          <w:noProof/>
-        </w:rPr>
-      </w:pPr>
-      <w:hyperlink w:anchor="_Toc241956366" w:history="1">
-        <w:r>
-          <w:rPr>
-            <w:rStyle w:val="af"/>
-            <w:b/>
-            <w:noProof/>
-          </w:rPr>
-          <w:t>3 ОТВЕТЫ НА КОНТРОЛЬНЫЕ ВОПРОСЫ</w:t>
-        </w:r>
-        <w:r>
-          <w:rPr>
-            <w:noProof/>
-            <w:webHidden/>
-          </w:rPr>
-          <w:tab/>
-        </w:r>
-        <w:r>
-          <w:rPr>
-            <w:noProof/>
-            <w:webHidden/>
-          </w:rPr>
-          <w:fldChar w:fldCharType="begin"/>
-        </w:r>
-        <w:r>
-          <w:rPr>
-            <w:noProof/>
-            <w:webHidden/>
-          </w:rPr>
-          <w:instrText xml:space="preserve"> PAGEREF _Toc241956366 \h </w:instrText>
+          <w:instrText xml:space="preserve"> PAGEREF _Toc241957892 \h </w:instrText>
         </w:r>
         <w:r>
           <w:rPr>
@@ -1022,14 +953,14 @@
           <w:noProof/>
         </w:rPr>
       </w:pPr>
-      <w:hyperlink w:anchor="_Toc241956367" w:history="1">
+      <w:hyperlink w:anchor="_Toc241957893" w:history="1">
         <w:r>
           <w:rPr>
             <w:rStyle w:val="af"/>
             <w:b/>
             <w:noProof/>
           </w:rPr>
-          <w:t>ВЫВОДЫ</w:t>
+          <w:t>3 ОТВЕТЫ НА КОНТРОЛЬНЫЕ ВОПРОСЫ</w:t>
         </w:r>
         <w:r>
           <w:rPr>
@@ -1050,7 +981,7 @@
             <w:noProof/>
             <w:webHidden/>
           </w:rPr>
-          <w:instrText xml:space="preserve"> PAGEREF _Toc241956367 \h </w:instrText>
+          <w:instrText xml:space="preserve"> PAGEREF _Toc241957893 \h </w:instrText>
         </w:r>
         <w:r>
           <w:rPr>
@@ -1091,14 +1022,14 @@
           <w:noProof/>
         </w:rPr>
       </w:pPr>
-      <w:hyperlink w:anchor="_Toc241956368" w:history="1">
+      <w:hyperlink w:anchor="_Toc241957894" w:history="1">
         <w:r>
           <w:rPr>
             <w:rStyle w:val="af"/>
             <w:b/>
             <w:noProof/>
           </w:rPr>
-          <w:t>СПИСОК ИСПОЛЬЗОВАННЫХ ИСТОЧНИКОВ</w:t>
+          <w:t>ВЫВОДЫ</w:t>
         </w:r>
         <w:r>
           <w:rPr>
@@ -1119,7 +1050,7 @@
             <w:noProof/>
             <w:webHidden/>
           </w:rPr>
-          <w:instrText xml:space="preserve"> PAGEREF _Toc241956368 \h </w:instrText>
+          <w:instrText xml:space="preserve"> PAGEREF _Toc241957894 \h </w:instrText>
         </w:r>
         <w:r>
           <w:rPr>
@@ -1160,7 +1091,76 @@
           <w:noProof/>
         </w:rPr>
       </w:pPr>
-      <w:hyperlink w:anchor="_Toc241956369" w:history="1">
+      <w:hyperlink w:anchor="_Toc241957895" w:history="1">
+        <w:r>
+          <w:rPr>
+            <w:rStyle w:val="af"/>
+            <w:b/>
+            <w:noProof/>
+          </w:rPr>
+          <w:t>СПИСОК ИСПОЛЬЗОВАННЫХ ИСТОЧНИКОВ</w:t>
+        </w:r>
+        <w:r>
+          <w:rPr>
+            <w:noProof/>
+            <w:webHidden/>
+          </w:rPr>
+          <w:tab/>
+        </w:r>
+        <w:r>
+          <w:rPr>
+            <w:noProof/>
+            <w:webHidden/>
+          </w:rPr>
+          <w:fldChar w:fldCharType="begin"/>
+        </w:r>
+        <w:r>
+          <w:rPr>
+            <w:noProof/>
+            <w:webHidden/>
+          </w:rPr>
+          <w:instrText xml:space="preserve"> PAGEREF _Toc241957895 \h </w:instrText>
+        </w:r>
+        <w:r>
+          <w:rPr>
+            <w:noProof/>
+            <w:webHidden/>
+          </w:rPr>
+        </w:r>
+        <w:r>
+          <w:rPr>
+            <w:noProof/>
+            <w:webHidden/>
+          </w:rPr>
+          <w:fldChar w:fldCharType="separate"/>
+        </w:r>
+        <w:r>
+          <w:rPr>
+            <w:noProof/>
+            <w:webHidden/>
+          </w:rPr>
+          <w:t>35</w:t>
+        </w:r>
+        <w:r>
+          <w:rPr>
+            <w:noProof/>
+            <w:webHidden/>
+          </w:rPr>
+          <w:fldChar w:fldCharType="end"/>
+        </w:r>
+      </w:hyperlink>
+    </w:p>
+    <w:p>
+      <w:pPr>
+        <w:pStyle w:val="12"/>
+        <w:tabs>
+          <w:tab w:val="right" w:leader="dot" w:pos="9345"/>
+        </w:tabs>
+        <w:rPr>
+          <w:noProof/>
+        </w:rPr>
+      </w:pPr>
+      <w:hyperlink w:anchor="_Toc241957896" w:history="1">
         <w:r>
           <w:rPr>
             <w:rStyle w:val="af"/>
@@ -1188,76 +1188,7 @@
             <w:noProof/>
             <w:webHidden/>
           </w:rPr>
-          <w:instrText xml:space="preserve"> PAGEREF _Toc241956369 \h </w:instrText>
-        </w:r>
-        <w:r>
-          <w:rPr>
-            <w:noProof/>
-            <w:webHidden/>
-          </w:rPr>
-        </w:r>
-        <w:r>
-          <w:rPr>
-            <w:noProof/>
-            <w:webHidden/>
-          </w:rPr>
-          <w:fldChar w:fldCharType="separate"/>
-        </w:r>
-        <w:r>
-          <w:rPr>
-            <w:noProof/>
-            <w:webHidden/>
-          </w:rPr>
-          <w:t>36</w:t>
-        </w:r>
-        <w:r>
-          <w:rPr>
-            <w:noProof/>
-            <w:webHidden/>
-          </w:rPr>
-          <w:fldChar w:fldCharType="end"/>
-        </w:r>
-      </w:hyperlink>
-    </w:p>
-    <w:p>
-      <w:pPr>
-        <w:pStyle w:val="12"/>
-        <w:tabs>
-          <w:tab w:val="right" w:leader="dot" w:pos="9345"/>
-        </w:tabs>
-        <w:rPr>
-          <w:noProof/>
-        </w:rPr>
-      </w:pPr>
-      <w:hyperlink w:anchor="_Toc241956370" w:history="1">
-        <w:r>
-          <w:rPr>
-            <w:rStyle w:val="af"/>
-            <w:b/>
-            <w:noProof/>
-          </w:rPr>
-          <w:t>ПРИЛОЖЕНИЕ Б</w:t>
-        </w:r>
-        <w:r>
-          <w:rPr>
-            <w:noProof/>
-            <w:webHidden/>
-          </w:rPr>
-          <w:tab/>
-        </w:r>
-        <w:r>
-          <w:rPr>
-            <w:noProof/>
-            <w:webHidden/>
-          </w:rPr>
-          <w:fldChar w:fldCharType="begin"/>
-        </w:r>
-        <w:r>
-          <w:rPr>
-            <w:noProof/>
-            <w:webHidden/>
-          </w:rPr>
-          <w:instrText xml:space="preserve"> PAGEREF _Toc241956370 \h </w:instrText>
+          <w:instrText xml:space="preserve"> PAGEREF _Toc241957896 \h </w:instrText>
         </w:r>
         <w:r>
           <w:rPr>
@@ -1298,14 +1229,14 @@
           <w:noProof/>
         </w:rPr>
       </w:pPr>
-      <w:hyperlink w:anchor="_Toc241956371" w:history="1">
+      <w:hyperlink w:anchor="_Toc241957897" w:history="1">
         <w:r>
           <w:rPr>
             <w:rStyle w:val="af"/>
             <w:b/>
             <w:noProof/>
           </w:rPr>
-          <w:t>ПРИЛОЖЕНИЕ В</w:t>
+          <w:t>ПРИЛОЖЕНИЕ Б</w:t>
         </w:r>
         <w:r>
           <w:rPr>
@@ -1326,7 +1257,7 @@
             <w:noProof/>
             <w:webHidden/>
           </w:rPr>
-          <w:instrText xml:space="preserve"> PAGEREF _Toc241956371 \h </w:instrText>
+          <w:instrText xml:space="preserve"> PAGEREF _Toc241957897 \h </w:instrText>
         </w:r>
         <w:r>
           <w:rPr>
@@ -1367,14 +1298,14 @@
           <w:noProof/>
         </w:rPr>
       </w:pPr>
-      <w:hyperlink w:anchor="_Toc241956372" w:history="1">
+      <w:hyperlink w:anchor="_Toc241957898" w:history="1">
         <w:r>
           <w:rPr>
             <w:rStyle w:val="af"/>
             <w:b/>
             <w:noProof/>
           </w:rPr>
-          <w:t>ПРИЛОЖЕНИЕ Г</w:t>
+          <w:t>ПРИЛОЖЕНИЕ В</w:t>
         </w:r>
         <w:r>
           <w:rPr>
@@ -1395,7 +1326,7 @@
             <w:noProof/>
             <w:webHidden/>
           </w:rPr>
-          <w:instrText xml:space="preserve"> PAGEREF _Toc241956372 \h </w:instrText>
+          <w:instrText xml:space="preserve"> PAGEREF _Toc241957898 \h </w:instrText>
         </w:r>
         <w:r>
           <w:rPr>
@@ -1436,7 +1367,76 @@
           <w:noProof/>
         </w:rPr>
       </w:pPr>
-      <w:hyperlink w:anchor="_Toc241956373" w:history="1">
+      <w:hyperlink w:anchor="_Toc241957899" w:history="1">
+        <w:r>
+          <w:rPr>
+            <w:rStyle w:val="af"/>
+            <w:b/>
+            <w:noProof/>
+          </w:rPr>
+          <w:t>ПРИЛОЖЕНИЕ Г</w:t>
+        </w:r>
+        <w:r>
+          <w:rPr>
+            <w:noProof/>
+            <w:webHidden/>
+          </w:rPr>
+          <w:tab/>
+        </w:r>
+        <w:r>
+          <w:rPr>
+            <w:noProof/>
+            <w:webHidden/>
+          </w:rPr>
+          <w:fldChar w:fldCharType="begin"/>
+        </w:r>
+        <w:r>
+          <w:rPr>
+            <w:noProof/>
+            <w:webHidden/>
+          </w:rPr>
+          <w:instrText xml:space="preserve"> PAGEREF _Toc241957899 \h </w:instrText>
+        </w:r>
+        <w:r>
+          <w:rPr>
+            <w:noProof/>
+            <w:webHidden/>
+          </w:rPr>
+        </w:r>
+        <w:r>
+          <w:rPr>
+            <w:noProof/>
+            <w:webHidden/>
+          </w:rPr>
+          <w:fldChar w:fldCharType="separate"/>
+        </w:r>
+        <w:r>
+          <w:rPr>
+            <w:noProof/>
+            <w:webHidden/>
+          </w:rPr>
+          <w:t>40</w:t>
+        </w:r>
+        <w:r>
+          <w:rPr>
+            <w:noProof/>
+            <w:webHidden/>
+          </w:rPr>
+          <w:fldChar w:fldCharType="end"/>
+        </w:r>
+      </w:hyperlink>
+    </w:p>
+    <w:p>
+      <w:pPr>
+        <w:pStyle w:val="12"/>
+        <w:tabs>
+          <w:tab w:val="right" w:leader="dot" w:pos="9345"/>
+        </w:tabs>
+        <w:rPr>
+          <w:noProof/>
+        </w:rPr>
+      </w:pPr>
+      <w:hyperlink w:anchor="_Toc241957900" w:history="1">
         <w:r>
           <w:rPr>
             <w:rStyle w:val="af"/>
@@ -1464,7 +1464,7 @@
             <w:noProof/>
             <w:webHidden/>
           </w:rPr>
-          <w:instrText xml:space="preserve"> PAGEREF _Toc241956373 \h </w:instrText>
+          <w:instrText xml:space="preserve"> PAGEREF _Toc241957900 \h </w:instrText>
         </w:r>
         <w:r>
           <w:rPr>
@@ -1484,7 +1484,7 @@
             <w:noProof/>
             <w:webHidden/>
           </w:rPr>
-          <w:t>41</w:t>
+          <w:t>42</w:t>
         </w:r>
         <w:r>
           <w:rPr>
@@ -1505,7 +1505,7 @@
           <w:noProof/>
         </w:rPr>
       </w:pPr>
-      <w:hyperlink w:anchor="_Toc241956374" w:history="1">
+      <w:hyperlink w:anchor="_Toc241957901" w:history="1">
         <w:r>
           <w:rPr>
             <w:rStyle w:val="af"/>
@@ -1533,7 +1533,7 @@
             <w:noProof/>
             <w:webHidden/>
           </w:rPr>
-          <w:instrText xml:space="preserve"> PAGEREF _Toc241956374 \h </w:instrText>
+          <w:instrText xml:space="preserve"> PAGEREF _Toc241957901 \h </w:instrText>
         </w:r>
         <w:r>
           <w:rPr>
@@ -1553,7 +1553,7 @@
             <w:noProof/>
             <w:webHidden/>
           </w:rPr>
-          <w:t>45</w:t>
+          <w:t>46</w:t>
         </w:r>
         <w:r>
           <w:rPr>
@@ -1579,7 +1579,7 @@
         <w:spacing w:before="0" w:after="360" w:line="360" w:lineRule="exact"/>
         <w:ind w:firstLine="709"/>
       </w:pPr>
-      <w:bookmarkStart w:id="1" w:name="_Toc241956356"/>
+      <w:bookmarkStart w:id="1" w:name="_Toc241957883"/>
       <w:r>
         <w:rPr>
           <w:b/>
@@ -1684,7 +1684,7 @@
         <w:ind w:firstLine="709"/>
       </w:pPr>
       <w:bookmarkStart w:id="2" w:name="_b608aa976fc82a0faaf3b83f58c735968afd03b"/>
-      <w:bookmarkStart w:id="3" w:name="_Toc241956357"/>
+      <w:bookmarkStart w:id="3" w:name="_Toc241957884"/>
       <w:bookmarkEnd w:id="0"/>
       <w:r>
         <w:rPr>
@@ -1750,7 +1750,7 @@
         <w:ind w:firstLine="709"/>
       </w:pPr>
       <w:bookmarkStart w:id="4" w:name="_ce8c8db2bd1f021f701413a98bce88b0dc0ff35"/>
-      <w:bookmarkStart w:id="5" w:name="_Toc241956358"/>
+      <w:bookmarkStart w:id="5" w:name="_Toc241957885"/>
       <w:r>
         <w:rPr>
           <w:b/>
@@ -3792,7 +3792,7 @@
         <w:ind w:firstLine="709"/>
       </w:pPr>
       <w:bookmarkStart w:id="6" w:name="_d6b1e0606ccffbfea524c7b8890d7424ae6ef8d"/>
-      <w:bookmarkStart w:id="7" w:name="_Toc241956359"/>
+      <w:bookmarkStart w:id="7" w:name="_Toc241957886"/>
       <w:bookmarkEnd w:id="4"/>
       <w:r>
         <w:rPr>
@@ -6791,11 +6791,11 @@
         <w:tblLook w:val="0020" w:firstRow="1" w:lastRow="0" w:firstColumn="0" w:lastColumn="0" w:noHBand="0" w:noVBand="0"/>
       </w:tblPr>
       <w:tblGrid>
-        <w:gridCol w:w="1211"/>
-        <w:gridCol w:w="2572"/>
-        <w:gridCol w:w="2345"/>
-        <w:gridCol w:w="2017"/>
-        <w:gridCol w:w="1210"/>
+        <w:gridCol w:w="1080"/>
+        <w:gridCol w:w="2294"/>
+        <w:gridCol w:w="2091"/>
+        <w:gridCol w:w="1979"/>
+        <w:gridCol w:w="1911"/>
       </w:tblGrid>
       <w:tr>
         <w:trPr>
@@ -6806,7 +6806,7 @@
         </w:trPr>
         <w:tc>
           <w:tcPr>
-            <w:tcW w:w="1210" w:type="dxa"/>
+            <w:tcW w:w="1079" w:type="dxa"/>
             <w:vAlign w:val="center"/>
           </w:tcPr>
           <w:p>
@@ -6827,7 +6827,7 @@
         </w:tc>
         <w:tc>
           <w:tcPr>
-            <w:tcW w:w="2572" w:type="dxa"/>
+            <w:tcW w:w="2294" w:type="dxa"/>
             <w:vAlign w:val="center"/>
           </w:tcPr>
           <w:p>
@@ -6847,7 +6847,7 @@
         </w:tc>
         <w:tc>
           <w:tcPr>
-            <w:tcW w:w="2345" w:type="dxa"/>
+            <w:tcW w:w="2091" w:type="dxa"/>
             <w:vAlign w:val="center"/>
           </w:tcPr>
           <w:p>
@@ -6867,7 +6867,7 @@
         </w:tc>
         <w:tc>
           <w:tcPr>
-            <w:tcW w:w="2017" w:type="dxa"/>
+            <w:tcW w:w="1979" w:type="dxa"/>
             <w:vAlign w:val="center"/>
           </w:tcPr>
           <w:p>
@@ -6881,13 +6881,13 @@
                 <w:b/>
                 <w:sz w:val="24"/>
               </w:rPr>
-              <w:t>Готовность</w:t>
-            </w:r>
-          </w:p>
-        </w:tc>
-        <w:tc>
-          <w:tcPr>
-            <w:tcW w:w="1210" w:type="dxa"/>
+              <w:t>Полнота описания</w:t>
+            </w:r>
+          </w:p>
+        </w:tc>
+        <w:tc>
+          <w:tcPr>
+            <w:tcW w:w="1911" w:type="dxa"/>
             <w:vAlign w:val="center"/>
           </w:tcPr>
           <w:p>
@@ -6901,7 +6901,7 @@
                 <w:b/>
                 <w:sz w:val="24"/>
               </w:rPr>
-              <w:t>Статус</w:t>
+              <w:t>Статус описания</w:t>
             </w:r>
           </w:p>
         </w:tc>
@@ -6913,7 +6913,7 @@
         </w:trPr>
         <w:tc>
           <w:tcPr>
-            <w:tcW w:w="1210" w:type="dxa"/>
+            <w:tcW w:w="1079" w:type="dxa"/>
             <w:vAlign w:val="center"/>
           </w:tcPr>
           <w:p>
@@ -6933,7 +6933,7 @@
         </w:tc>
         <w:tc>
           <w:tcPr>
-            <w:tcW w:w="2572" w:type="dxa"/>
+            <w:tcW w:w="2294" w:type="dxa"/>
             <w:vAlign w:val="center"/>
           </w:tcPr>
           <w:p>
@@ -6979,7 +6979,7 @@
         </w:tc>
         <w:tc>
           <w:tcPr>
-            <w:tcW w:w="2345" w:type="dxa"/>
+            <w:tcW w:w="2091" w:type="dxa"/>
             <w:vAlign w:val="center"/>
           </w:tcPr>
           <w:p>
@@ -6998,7 +6998,7 @@
         </w:tc>
         <w:tc>
           <w:tcPr>
-            <w:tcW w:w="2017" w:type="dxa"/>
+            <w:tcW w:w="1979" w:type="dxa"/>
             <w:vAlign w:val="center"/>
           </w:tcPr>
           <w:p>
@@ -7017,20 +7017,20 @@
         </w:tc>
         <w:tc>
           <w:tcPr>
-            <w:tcW w:w="1210" w:type="dxa"/>
-            <w:vAlign w:val="center"/>
-          </w:tcPr>
-          <w:p>
-            <w:pPr>
-              <w:pStyle w:val="Compact"/>
-              <w:spacing w:before="0" w:after="0" w:line="280" w:lineRule="exact"/>
-              <w:jc w:val="center"/>
-            </w:pPr>
-            <w:r>
-              <w:rPr>
-                <w:sz w:val="24"/>
-              </w:rPr>
-              <w:t>Готово</w:t>
+            <w:tcW w:w="1911" w:type="dxa"/>
+            <w:vAlign w:val="center"/>
+          </w:tcPr>
+          <w:p>
+            <w:pPr>
+              <w:pStyle w:val="Compact"/>
+              <w:spacing w:before="0" w:after="0" w:line="280" w:lineRule="exact"/>
+              <w:jc w:val="center"/>
+            </w:pPr>
+            <w:r>
+              <w:rPr>
+                <w:sz w:val="24"/>
+              </w:rPr>
+              <w:t>Описан</w:t>
             </w:r>
           </w:p>
         </w:tc>
@@ -7042,7 +7042,7 @@
         </w:trPr>
         <w:tc>
           <w:tcPr>
-            <w:tcW w:w="1210" w:type="dxa"/>
+            <w:tcW w:w="1079" w:type="dxa"/>
             <w:vAlign w:val="center"/>
           </w:tcPr>
           <w:p>
@@ -7062,7 +7062,7 @@
         </w:tc>
         <w:tc>
           <w:tcPr>
-            <w:tcW w:w="2572" w:type="dxa"/>
+            <w:tcW w:w="2294" w:type="dxa"/>
             <w:vAlign w:val="center"/>
           </w:tcPr>
           <w:p>
@@ -7095,7 +7095,7 @@
         </w:tc>
         <w:tc>
           <w:tcPr>
-            <w:tcW w:w="2345" w:type="dxa"/>
+            <w:tcW w:w="2091" w:type="dxa"/>
             <w:vAlign w:val="center"/>
           </w:tcPr>
           <w:p>
@@ -7114,7 +7114,7 @@
         </w:tc>
         <w:tc>
           <w:tcPr>
-            <w:tcW w:w="2017" w:type="dxa"/>
+            <w:tcW w:w="1979" w:type="dxa"/>
             <w:vAlign w:val="center"/>
           </w:tcPr>
           <w:p>
@@ -7133,20 +7133,20 @@
         </w:tc>
         <w:tc>
           <w:tcPr>
-            <w:tcW w:w="1210" w:type="dxa"/>
-            <w:vAlign w:val="center"/>
-          </w:tcPr>
-          <w:p>
-            <w:pPr>
-              <w:pStyle w:val="Compact"/>
-              <w:spacing w:before="0" w:after="0" w:line="280" w:lineRule="exact"/>
-              <w:jc w:val="center"/>
-            </w:pPr>
-            <w:r>
-              <w:rPr>
-                <w:sz w:val="24"/>
-              </w:rPr>
-              <w:t>Готово</w:t>
+            <w:tcW w:w="1911" w:type="dxa"/>
+            <w:vAlign w:val="center"/>
+          </w:tcPr>
+          <w:p>
+            <w:pPr>
+              <w:pStyle w:val="Compact"/>
+              <w:spacing w:before="0" w:after="0" w:line="280" w:lineRule="exact"/>
+              <w:jc w:val="center"/>
+            </w:pPr>
+            <w:r>
+              <w:rPr>
+                <w:sz w:val="24"/>
+              </w:rPr>
+              <w:t>Описан</w:t>
             </w:r>
           </w:p>
         </w:tc>
@@ -7158,7 +7158,7 @@
         </w:trPr>
         <w:tc>
           <w:tcPr>
-            <w:tcW w:w="1210" w:type="dxa"/>
+            <w:tcW w:w="1079" w:type="dxa"/>
             <w:vAlign w:val="center"/>
           </w:tcPr>
           <w:p>
@@ -7178,7 +7178,7 @@
         </w:tc>
         <w:tc>
           <w:tcPr>
-            <w:tcW w:w="2572" w:type="dxa"/>
+            <w:tcW w:w="2294" w:type="dxa"/>
             <w:vAlign w:val="center"/>
           </w:tcPr>
           <w:p>
@@ -7211,7 +7211,7 @@
         </w:tc>
         <w:tc>
           <w:tcPr>
-            <w:tcW w:w="2345" w:type="dxa"/>
+            <w:tcW w:w="2091" w:type="dxa"/>
             <w:vAlign w:val="center"/>
           </w:tcPr>
           <w:p>
@@ -7230,7 +7230,7 @@
         </w:tc>
         <w:tc>
           <w:tcPr>
-            <w:tcW w:w="2017" w:type="dxa"/>
+            <w:tcW w:w="1979" w:type="dxa"/>
             <w:vAlign w:val="center"/>
           </w:tcPr>
           <w:p>
@@ -7249,20 +7249,20 @@
         </w:tc>
         <w:tc>
           <w:tcPr>
-            <w:tcW w:w="1210" w:type="dxa"/>
-            <w:vAlign w:val="center"/>
-          </w:tcPr>
-          <w:p>
-            <w:pPr>
-              <w:pStyle w:val="Compact"/>
-              <w:spacing w:before="0" w:after="0" w:line="280" w:lineRule="exact"/>
-              <w:jc w:val="center"/>
-            </w:pPr>
-            <w:r>
-              <w:rPr>
-                <w:sz w:val="24"/>
-              </w:rPr>
-              <w:t>Готово</w:t>
+            <w:tcW w:w="1911" w:type="dxa"/>
+            <w:vAlign w:val="center"/>
+          </w:tcPr>
+          <w:p>
+            <w:pPr>
+              <w:pStyle w:val="Compact"/>
+              <w:spacing w:before="0" w:after="0" w:line="280" w:lineRule="exact"/>
+              <w:jc w:val="center"/>
+            </w:pPr>
+            <w:r>
+              <w:rPr>
+                <w:sz w:val="24"/>
+              </w:rPr>
+              <w:t>Описан</w:t>
             </w:r>
           </w:p>
         </w:tc>
@@ -7318,13 +7318,13 @@
         <w:rPr>
           <w:sz w:val="28"/>
         </w:rPr>
-        <w:t>) и командный сервис (следующий релиз). Все три полностью описаны по пяти элементам (задача, базовая функция, расширенные функции</w:t>
-      </w:r>
-      <w:r>
-        <w:rPr>
-          <w:sz w:val="28"/>
-        </w:rPr>
-        <w:t>, данные и алгоритмы, условия доступа).</w:t>
+        <w:t xml:space="preserve">) и командный сервис (следующий релиз). Все три полностью описаны по пяти элементам (задача, базовая функция, расширенные </w:t>
+      </w:r>
+      <w:r>
+        <w:rPr>
+          <w:sz w:val="28"/>
+        </w:rPr>
+        <w:t>функции, данные и алгоритмы, условия доступа).</w:t>
       </w:r>
     </w:p>
     <w:p>
@@ -7371,12 +7371,12 @@
         <w:tblLook w:val="0020" w:firstRow="1" w:lastRow="0" w:firstColumn="0" w:lastColumn="0" w:noHBand="0" w:noVBand="0"/>
       </w:tblPr>
       <w:tblGrid>
-        <w:gridCol w:w="956"/>
-        <w:gridCol w:w="2577"/>
-        <w:gridCol w:w="1241"/>
-        <w:gridCol w:w="1718"/>
-        <w:gridCol w:w="1718"/>
-        <w:gridCol w:w="1145"/>
+        <w:gridCol w:w="873"/>
+        <w:gridCol w:w="2355"/>
+        <w:gridCol w:w="1134"/>
+        <w:gridCol w:w="1570"/>
+        <w:gridCol w:w="1570"/>
+        <w:gridCol w:w="1853"/>
       </w:tblGrid>
       <w:tr>
         <w:trPr>
@@ -7387,7 +7387,7 @@
         </w:trPr>
         <w:tc>
           <w:tcPr>
-            <w:tcW w:w="955" w:type="dxa"/>
+            <w:tcW w:w="872" w:type="dxa"/>
             <w:vAlign w:val="center"/>
           </w:tcPr>
           <w:p>
@@ -7408,7 +7408,7 @@
         </w:tc>
         <w:tc>
           <w:tcPr>
-            <w:tcW w:w="2577" w:type="dxa"/>
+            <w:tcW w:w="2355" w:type="dxa"/>
             <w:vAlign w:val="center"/>
           </w:tcPr>
           <w:p>
@@ -7428,7 +7428,7 @@
         </w:tc>
         <w:tc>
           <w:tcPr>
-            <w:tcW w:w="1241" w:type="dxa"/>
+            <w:tcW w:w="1134" w:type="dxa"/>
             <w:vAlign w:val="center"/>
           </w:tcPr>
           <w:p>
@@ -7456,7 +7456,7 @@
         </w:tc>
         <w:tc>
           <w:tcPr>
-            <w:tcW w:w="1718" w:type="dxa"/>
+            <w:tcW w:w="1570" w:type="dxa"/>
             <w:vAlign w:val="center"/>
           </w:tcPr>
           <w:p>
@@ -7476,7 +7476,7 @@
         </w:tc>
         <w:tc>
           <w:tcPr>
-            <w:tcW w:w="1718" w:type="dxa"/>
+            <w:tcW w:w="1570" w:type="dxa"/>
             <w:vAlign w:val="center"/>
           </w:tcPr>
           <w:p>
@@ -7496,7 +7496,7 @@
         </w:tc>
         <w:tc>
           <w:tcPr>
-            <w:tcW w:w="1145" w:type="dxa"/>
+            <w:tcW w:w="1853" w:type="dxa"/>
             <w:vAlign w:val="center"/>
           </w:tcPr>
           <w:p>
@@ -7510,7 +7510,7 @@
                 <w:b/>
                 <w:sz w:val="24"/>
               </w:rPr>
-              <w:t>Статус</w:t>
+              <w:t>Статус описания</w:t>
             </w:r>
           </w:p>
         </w:tc>
@@ -7522,7 +7522,7 @@
         </w:trPr>
         <w:tc>
           <w:tcPr>
-            <w:tcW w:w="955" w:type="dxa"/>
+            <w:tcW w:w="872" w:type="dxa"/>
             <w:vAlign w:val="center"/>
           </w:tcPr>
           <w:p>
@@ -7542,7 +7542,7 @@
         </w:tc>
         <w:tc>
           <w:tcPr>
-            <w:tcW w:w="2577" w:type="dxa"/>
+            <w:tcW w:w="2355" w:type="dxa"/>
             <w:vAlign w:val="center"/>
           </w:tcPr>
           <w:p>
@@ -7561,7 +7561,7 @@
         </w:tc>
         <w:tc>
           <w:tcPr>
-            <w:tcW w:w="1241" w:type="dxa"/>
+            <w:tcW w:w="1134" w:type="dxa"/>
             <w:vAlign w:val="center"/>
           </w:tcPr>
           <w:p>
@@ -7580,7 +7580,7 @@
         </w:tc>
         <w:tc>
           <w:tcPr>
-            <w:tcW w:w="1718" w:type="dxa"/>
+            <w:tcW w:w="1570" w:type="dxa"/>
             <w:vAlign w:val="center"/>
           </w:tcPr>
           <w:p>
@@ -7599,7 +7599,7 @@
         </w:tc>
         <w:tc>
           <w:tcPr>
-            <w:tcW w:w="1718" w:type="dxa"/>
+            <w:tcW w:w="1570" w:type="dxa"/>
             <w:vAlign w:val="center"/>
           </w:tcPr>
           <w:p>
@@ -7618,20 +7618,20 @@
         </w:tc>
         <w:tc>
           <w:tcPr>
-            <w:tcW w:w="1145" w:type="dxa"/>
-            <w:vAlign w:val="center"/>
-          </w:tcPr>
-          <w:p>
-            <w:pPr>
-              <w:pStyle w:val="Compact"/>
-              <w:spacing w:before="0" w:after="0" w:line="280" w:lineRule="exact"/>
-              <w:jc w:val="center"/>
-            </w:pPr>
-            <w:r>
-              <w:rPr>
-                <w:sz w:val="24"/>
-              </w:rPr>
-              <w:t>Готово</w:t>
+            <w:tcW w:w="1853" w:type="dxa"/>
+            <w:vAlign w:val="center"/>
+          </w:tcPr>
+          <w:p>
+            <w:pPr>
+              <w:pStyle w:val="Compact"/>
+              <w:spacing w:before="0" w:after="0" w:line="280" w:lineRule="exact"/>
+              <w:jc w:val="center"/>
+            </w:pPr>
+            <w:r>
+              <w:rPr>
+                <w:sz w:val="24"/>
+              </w:rPr>
+              <w:t>Описана</w:t>
             </w:r>
           </w:p>
         </w:tc>
@@ -7643,7 +7643,7 @@
         </w:trPr>
         <w:tc>
           <w:tcPr>
-            <w:tcW w:w="955" w:type="dxa"/>
+            <w:tcW w:w="872" w:type="dxa"/>
             <w:vAlign w:val="center"/>
           </w:tcPr>
           <w:p>
@@ -7663,7 +7663,7 @@
         </w:tc>
         <w:tc>
           <w:tcPr>
-            <w:tcW w:w="2577" w:type="dxa"/>
+            <w:tcW w:w="2355" w:type="dxa"/>
             <w:vAlign w:val="center"/>
           </w:tcPr>
           <w:p>
@@ -7689,7 +7689,7 @@
         </w:tc>
         <w:tc>
           <w:tcPr>
-            <w:tcW w:w="1241" w:type="dxa"/>
+            <w:tcW w:w="1134" w:type="dxa"/>
             <w:vAlign w:val="center"/>
           </w:tcPr>
           <w:p>
@@ -7708,7 +7708,7 @@
         </w:tc>
         <w:tc>
           <w:tcPr>
-            <w:tcW w:w="1718" w:type="dxa"/>
+            <w:tcW w:w="1570" w:type="dxa"/>
             <w:vAlign w:val="center"/>
           </w:tcPr>
           <w:p>
@@ -7727,7 +7727,7 @@
         </w:tc>
         <w:tc>
           <w:tcPr>
-            <w:tcW w:w="1718" w:type="dxa"/>
+            <w:tcW w:w="1570" w:type="dxa"/>
             <w:vAlign w:val="center"/>
           </w:tcPr>
           <w:p>
@@ -7746,20 +7746,20 @@
         </w:tc>
         <w:tc>
           <w:tcPr>
-            <w:tcW w:w="1145" w:type="dxa"/>
-            <w:vAlign w:val="center"/>
-          </w:tcPr>
-          <w:p>
-            <w:pPr>
-              <w:pStyle w:val="Compact"/>
-              <w:spacing w:before="0" w:after="0" w:line="280" w:lineRule="exact"/>
-              <w:jc w:val="center"/>
-            </w:pPr>
-            <w:r>
-              <w:rPr>
-                <w:sz w:val="24"/>
-              </w:rPr>
-              <w:t>Готово</w:t>
+            <w:tcW w:w="1853" w:type="dxa"/>
+            <w:vAlign w:val="center"/>
+          </w:tcPr>
+          <w:p>
+            <w:pPr>
+              <w:pStyle w:val="Compact"/>
+              <w:spacing w:before="0" w:after="0" w:line="280" w:lineRule="exact"/>
+              <w:jc w:val="center"/>
+            </w:pPr>
+            <w:r>
+              <w:rPr>
+                <w:sz w:val="24"/>
+              </w:rPr>
+              <w:t>Описана</w:t>
             </w:r>
           </w:p>
         </w:tc>
@@ -7771,7 +7771,7 @@
         </w:trPr>
         <w:tc>
           <w:tcPr>
-            <w:tcW w:w="955" w:type="dxa"/>
+            <w:tcW w:w="872" w:type="dxa"/>
             <w:vAlign w:val="center"/>
           </w:tcPr>
           <w:p>
@@ -7791,7 +7791,7 @@
         </w:tc>
         <w:tc>
           <w:tcPr>
-            <w:tcW w:w="2577" w:type="dxa"/>
+            <w:tcW w:w="2355" w:type="dxa"/>
             <w:vAlign w:val="center"/>
           </w:tcPr>
           <w:p>
@@ -7817,7 +7817,7 @@
         </w:tc>
         <w:tc>
           <w:tcPr>
-            <w:tcW w:w="1241" w:type="dxa"/>
+            <w:tcW w:w="1134" w:type="dxa"/>
             <w:vAlign w:val="center"/>
           </w:tcPr>
           <w:p>
@@ -7836,7 +7836,7 @@
         </w:tc>
         <w:tc>
           <w:tcPr>
-            <w:tcW w:w="1718" w:type="dxa"/>
+            <w:tcW w:w="1570" w:type="dxa"/>
             <w:vAlign w:val="center"/>
           </w:tcPr>
           <w:p>
@@ -7855,7 +7855,7 @@
         </w:tc>
         <w:tc>
           <w:tcPr>
-            <w:tcW w:w="1718" w:type="dxa"/>
+            <w:tcW w:w="1570" w:type="dxa"/>
             <w:vAlign w:val="center"/>
           </w:tcPr>
           <w:p>
@@ -7874,20 +7874,20 @@
         </w:tc>
         <w:tc>
           <w:tcPr>
-            <w:tcW w:w="1145" w:type="dxa"/>
-            <w:vAlign w:val="center"/>
-          </w:tcPr>
-          <w:p>
-            <w:pPr>
-              <w:pStyle w:val="Compact"/>
-              <w:spacing w:before="0" w:after="0" w:line="280" w:lineRule="exact"/>
-              <w:jc w:val="center"/>
-            </w:pPr>
-            <w:r>
-              <w:rPr>
-                <w:sz w:val="24"/>
-              </w:rPr>
-              <w:t>Готово</w:t>
+            <w:tcW w:w="1853" w:type="dxa"/>
+            <w:vAlign w:val="center"/>
+          </w:tcPr>
+          <w:p>
+            <w:pPr>
+              <w:pStyle w:val="Compact"/>
+              <w:spacing w:before="0" w:after="0" w:line="280" w:lineRule="exact"/>
+              <w:jc w:val="center"/>
+            </w:pPr>
+            <w:r>
+              <w:rPr>
+                <w:sz w:val="24"/>
+              </w:rPr>
+              <w:t>Описана</w:t>
             </w:r>
           </w:p>
         </w:tc>
@@ -7996,6 +7996,7 @@
         <w:rPr>
           <w:sz w:val="28"/>
         </w:rPr>
+        <w:lastRenderedPageBreak/>
         <w:t>В таблице 7 представлено: проверка связности цепочки «проблема - ценность - товар - монетизация - модель».</w:t>
       </w:r>
     </w:p>
@@ -8009,7 +8010,6 @@
         <w:rPr>
           <w:sz w:val="28"/>
         </w:rPr>
-        <w:lastRenderedPageBreak/>
         <w:t>Таблица 7 – Проверка связности цепочки «проблема - ценность - товар - монетизация - модель»</w:t>
       </w:r>
     </w:p>
@@ -8504,7 +8504,7 @@
         <w:ind w:firstLine="709"/>
       </w:pPr>
       <w:bookmarkStart w:id="8" w:name="_7b60cb03201c02c98ad01f5cee41d479977e884"/>
-      <w:bookmarkStart w:id="9" w:name="_Toc241956360"/>
+      <w:bookmarkStart w:id="9" w:name="_Toc241957887"/>
       <w:bookmarkEnd w:id="6"/>
       <w:r>
         <w:rPr>
@@ -8575,7 +8575,7 @@
           <w:sz w:val="28"/>
         </w:rPr>
         <w:drawing>
-          <wp:inline distT="0" distB="0" distL="0" distR="0" wp14:anchorId="1A1BC3C6" wp14:editId="36324C23">
+          <wp:inline distT="0" distB="0" distL="0" distR="0" wp14:anchorId="6B1CC669" wp14:editId="49F4AADF">
             <wp:extent cx="5334000" cy="3382536"/>
             <wp:effectExtent l="0" t="0" r="0" b="0"/>
             <wp:docPr id="13" name="Picture"/>
@@ -8648,7 +8648,14 @@
         <w:rPr>
           <w:sz w:val="28"/>
         </w:rPr>
-        <w:t>Рисунок показывает девять блоков в стандартной раскладке Остервальдера и Пинье [7]. Центральное место занимает ценностное предложение, а крайние блоки (партнеры и сегменты) связаны с результатами ЛР2-ЛР4.</w:t>
+        <w:t xml:space="preserve">Рисунок показывает девять блоков в стандартной раскладке Остервальдера и Пинье [7]. Центральное место занимает ценностное </w:t>
+      </w:r>
+      <w:r>
+        <w:rPr>
+          <w:sz w:val="28"/>
+        </w:rPr>
+        <w:lastRenderedPageBreak/>
+        <w:t>предложение, а крайние блоки (партнеры и сегменты) связаны с результатами ЛР2-ЛР4.</w:t>
       </w:r>
     </w:p>
     <w:p>
@@ -8662,7 +8669,6 @@
         <w:rPr>
           <w:sz w:val="28"/>
         </w:rPr>
-        <w:lastRenderedPageBreak/>
         <w:t>В таблице 8 представлено: статусы блоков Канваса.</w:t>
       </w:r>
     </w:p>
@@ -10874,7 +10880,14 @@
         <w:rPr>
           <w:sz w:val="28"/>
         </w:rPr>
-        <w:t>, партнеры, сообщества) требуют проверки. Вывод совпадает с ЛР4: трафик конкурентов идет в основном</w:t>
+        <w:t xml:space="preserve">, партнеры, сообщества) требуют проверки. Вывод </w:t>
+      </w:r>
+      <w:r>
+        <w:rPr>
+          <w:sz w:val="28"/>
+        </w:rPr>
+        <w:lastRenderedPageBreak/>
+        <w:t>совпадает с ЛР4: трафик конкурентов идет в основном</w:t>
       </w:r>
       <w:r>
         <w:rPr>
@@ -10890,14 +10903,13 @@
         <w:ind w:firstLine="709"/>
       </w:pPr>
       <w:bookmarkStart w:id="10" w:name="_519d46f9ff7923648cbfef21e26057944381813"/>
-      <w:bookmarkStart w:id="11" w:name="_Toc241956361"/>
+      <w:bookmarkStart w:id="11" w:name="_Toc241957888"/>
       <w:bookmarkEnd w:id="8"/>
       <w:r>
         <w:rPr>
           <w:b/>
           <w:sz w:val="28"/>
         </w:rPr>
-        <w:lastRenderedPageBreak/>
         <w:t>2.4 Бизнес-логика и пользовательские сценарии</w:t>
       </w:r>
       <w:bookmarkEnd w:id="11"/>
@@ -12524,6 +12536,7 @@
                 <w:i/>
                 <w:sz w:val="24"/>
               </w:rPr>
+              <w:lastRenderedPageBreak/>
               <w:t>S-006</w:t>
             </w:r>
           </w:p>
@@ -12645,7 +12658,6 @@
                 <w:i/>
                 <w:sz w:val="24"/>
               </w:rPr>
-              <w:lastRenderedPageBreak/>
               <w:t>S-007</w:t>
             </w:r>
           </w:p>
@@ -15045,6 +15057,7 @@
                 <w:i/>
                 <w:sz w:val="24"/>
               </w:rPr>
+              <w:lastRenderedPageBreak/>
               <w:t>F-014</w:t>
             </w:r>
           </w:p>
@@ -15294,7 +15307,6 @@
                 <w:i/>
                 <w:sz w:val="24"/>
               </w:rPr>
-              <w:lastRenderedPageBreak/>
               <w:t>F-016</w:t>
             </w:r>
           </w:p>
@@ -15724,7 +15736,7 @@
           <w:sz w:val="28"/>
         </w:rPr>
         <w:drawing>
-          <wp:inline distT="0" distB="0" distL="0" distR="0" wp14:anchorId="429F9FF3" wp14:editId="00C800D4">
+          <wp:inline distT="0" distB="0" distL="0" distR="0" wp14:anchorId="4A4C0940" wp14:editId="620BA6BA">
             <wp:extent cx="5334000" cy="3122341"/>
             <wp:effectExtent l="0" t="0" r="0" b="0"/>
             <wp:docPr id="17" name="Picture"/>
@@ -16176,6 +16188,7 @@
                 <w:i/>
                 <w:sz w:val="24"/>
               </w:rPr>
+              <w:lastRenderedPageBreak/>
               <w:t>P-003</w:t>
             </w:r>
           </w:p>
@@ -16342,7 +16355,6 @@
                 <w:i/>
                 <w:sz w:val="24"/>
               </w:rPr>
-              <w:lastRenderedPageBreak/>
               <w:t>P-005</w:t>
             </w:r>
           </w:p>
@@ -16703,7 +16715,7 @@
         <w:ind w:firstLine="709"/>
       </w:pPr>
       <w:bookmarkStart w:id="12" w:name="_ccc7c944b68a9100d34a943bc02da4feb181aee"/>
-      <w:bookmarkStart w:id="13" w:name="_Toc241956362"/>
+      <w:bookmarkStart w:id="13" w:name="_Toc241957889"/>
       <w:bookmarkEnd w:id="10"/>
       <w:r>
         <w:rPr>
@@ -18153,6 +18165,7 @@
                 <w:i/>
                 <w:sz w:val="24"/>
               </w:rPr>
+              <w:lastRenderedPageBreak/>
               <w:t>U-012</w:t>
             </w:r>
           </w:p>
@@ -18384,7 +18397,6 @@
                 <w:i/>
                 <w:sz w:val="24"/>
               </w:rPr>
-              <w:lastRenderedPageBreak/>
               <w:t>U-017</w:t>
             </w:r>
           </w:p>
@@ -19812,7 +19824,7 @@
         </w:rPr>
         <w:lastRenderedPageBreak/>
         <w:drawing>
-          <wp:inline distT="0" distB="0" distL="0" distR="0" wp14:anchorId="13D46670" wp14:editId="566A8A9D">
+          <wp:inline distT="0" distB="0" distL="0" distR="0" wp14:anchorId="74081C89" wp14:editId="763BB458">
             <wp:extent cx="5334000" cy="6114585"/>
             <wp:effectExtent l="0" t="0" r="0" b="0"/>
             <wp:docPr id="21" name="Picture"/>
@@ -20049,7 +20061,7 @@
         </w:rPr>
         <w:lastRenderedPageBreak/>
         <w:drawing>
-          <wp:inline distT="0" distB="0" distL="0" distR="0" wp14:anchorId="505489A8" wp14:editId="5631C14E">
+          <wp:inline distT="0" distB="0" distL="0" distR="0" wp14:anchorId="6B82887B" wp14:editId="09BAC1E9">
             <wp:extent cx="5334000" cy="9610810"/>
             <wp:effectExtent l="0" t="0" r="0" b="0"/>
             <wp:docPr id="24" name="Picture"/>
@@ -20289,7 +20301,7 @@
         </w:rPr>
         <w:lastRenderedPageBreak/>
         <w:drawing>
-          <wp:inline distT="0" distB="0" distL="0" distR="0" wp14:anchorId="4DD1ADEB" wp14:editId="0009EF62">
+          <wp:inline distT="0" distB="0" distL="0" distR="0" wp14:anchorId="5CADB86C" wp14:editId="0F88EA98">
             <wp:extent cx="5334000" cy="12458978"/>
             <wp:effectExtent l="0" t="0" r="0" b="0"/>
             <wp:docPr id="27" name="Picture"/>
@@ -20502,7 +20514,7 @@
           <w:sz w:val="28"/>
         </w:rPr>
         <w:drawing>
-          <wp:inline distT="0" distB="0" distL="0" distR="0" wp14:anchorId="1831425E" wp14:editId="34CBD9BB">
+          <wp:inline distT="0" distB="0" distL="0" distR="0" wp14:anchorId="129C7727" wp14:editId="1793D3E9">
             <wp:extent cx="5334000" cy="5926666"/>
             <wp:effectExtent l="0" t="0" r="0" b="0"/>
             <wp:docPr id="30" name="Picture"/>
@@ -20761,7 +20773,7 @@
           <w:sz w:val="28"/>
         </w:rPr>
         <w:drawing>
-          <wp:inline distT="0" distB="0" distL="0" distR="0" wp14:anchorId="0B6CAA4E" wp14:editId="62CE2BA7">
+          <wp:inline distT="0" distB="0" distL="0" distR="0" wp14:anchorId="1D3542BA" wp14:editId="1F4D8C13">
             <wp:extent cx="5334000" cy="3343751"/>
             <wp:effectExtent l="0" t="0" r="0" b="0"/>
             <wp:docPr id="33" name="Picture"/>
@@ -22316,7 +22328,7 @@
         </w:rPr>
         <w:lastRenderedPageBreak/>
         <w:drawing>
-          <wp:inline distT="0" distB="0" distL="0" distR="0" wp14:anchorId="1A6DA426" wp14:editId="7B3F10A8">
+          <wp:inline distT="0" distB="0" distL="0" distR="0" wp14:anchorId="7D0378B6" wp14:editId="093AC6B9">
             <wp:extent cx="5334000" cy="5785249"/>
             <wp:effectExtent l="0" t="0" r="0" b="0"/>
             <wp:docPr id="37" name="Picture"/>
@@ -22575,7 +22587,7 @@
         </w:rPr>
         <w:lastRenderedPageBreak/>
         <w:drawing>
-          <wp:inline distT="0" distB="0" distL="0" distR="0" wp14:anchorId="3D6EE87B" wp14:editId="62D97C71">
+          <wp:inline distT="0" distB="0" distL="0" distR="0" wp14:anchorId="2EE64A33" wp14:editId="53B959B2">
             <wp:extent cx="5334000" cy="3040380"/>
             <wp:effectExtent l="0" t="0" r="0" b="0"/>
             <wp:docPr id="40" name="Picture"/>
@@ -22735,7 +22747,7 @@
           <w:sz w:val="28"/>
         </w:rPr>
         <w:drawing>
-          <wp:inline distT="0" distB="0" distL="0" distR="0" wp14:anchorId="4C87D903" wp14:editId="129D1964">
+          <wp:inline distT="0" distB="0" distL="0" distR="0" wp14:anchorId="08B2F355" wp14:editId="542DCC69">
             <wp:extent cx="5334000" cy="3081866"/>
             <wp:effectExtent l="0" t="0" r="0" b="0"/>
             <wp:docPr id="43" name="Picture"/>
@@ -22890,7 +22902,7 @@
         </w:rPr>
         <w:lastRenderedPageBreak/>
         <w:drawing>
-          <wp:inline distT="0" distB="0" distL="0" distR="0" wp14:anchorId="2FE3C7E1" wp14:editId="5077BF34">
+          <wp:inline distT="0" distB="0" distL="0" distR="0" wp14:anchorId="7C07AB63" wp14:editId="4D46ED99">
             <wp:extent cx="5334000" cy="2592916"/>
             <wp:effectExtent l="0" t="0" r="0" b="0"/>
             <wp:docPr id="46" name="Picture"/>
@@ -23037,7 +23049,7 @@
           <w:sz w:val="28"/>
         </w:rPr>
         <w:drawing>
-          <wp:inline distT="0" distB="0" distL="0" distR="0" wp14:anchorId="1CEF1E23" wp14:editId="1C63DBF1">
+          <wp:inline distT="0" distB="0" distL="0" distR="0" wp14:anchorId="3515F181" wp14:editId="25DEC36C">
             <wp:extent cx="5334000" cy="2332014"/>
             <wp:effectExtent l="0" t="0" r="0" b="0"/>
             <wp:docPr id="49" name="Picture"/>
@@ -23166,7 +23178,7 @@
         </w:rPr>
         <w:lastRenderedPageBreak/>
         <w:drawing>
-          <wp:inline distT="0" distB="0" distL="0" distR="0" wp14:anchorId="3DF95B02" wp14:editId="222526E2">
+          <wp:inline distT="0" distB="0" distL="0" distR="0" wp14:anchorId="6DFBCCBD" wp14:editId="6FEA6BF0">
             <wp:extent cx="5334000" cy="2691467"/>
             <wp:effectExtent l="0" t="0" r="0" b="0"/>
             <wp:docPr id="52" name="Picture"/>
@@ -23320,7 +23332,7 @@
           <w:sz w:val="28"/>
         </w:rPr>
         <w:drawing>
-          <wp:inline distT="0" distB="0" distL="0" distR="0" wp14:anchorId="065166B3" wp14:editId="7BDD9626">
+          <wp:inline distT="0" distB="0" distL="0" distR="0" wp14:anchorId="0F3BCB01" wp14:editId="03E79FBD">
             <wp:extent cx="5334000" cy="2737379"/>
             <wp:effectExtent l="0" t="0" r="0" b="0"/>
             <wp:docPr id="55" name="Picture"/>
@@ -23488,7 +23500,7 @@
         </w:rPr>
         <w:lastRenderedPageBreak/>
         <w:drawing>
-          <wp:inline distT="0" distB="0" distL="0" distR="0" wp14:anchorId="7ED627B0" wp14:editId="78BD7CC0">
+          <wp:inline distT="0" distB="0" distL="0" distR="0" wp14:anchorId="67E7B5E1" wp14:editId="3F3956A0">
             <wp:extent cx="5334000" cy="4149208"/>
             <wp:effectExtent l="0" t="0" r="0" b="0"/>
             <wp:docPr id="58" name="Picture"/>
@@ -23654,7 +23666,7 @@
         <w:ind w:firstLine="709"/>
       </w:pPr>
       <w:bookmarkStart w:id="16" w:name="_fc51781abcc4857bf621eab6b8861ea54729fed"/>
-      <w:bookmarkStart w:id="17" w:name="_Toc241956363"/>
+      <w:bookmarkStart w:id="17" w:name="_Toc241957890"/>
       <w:bookmarkEnd w:id="15"/>
       <w:bookmarkEnd w:id="12"/>
       <w:r>
@@ -27060,7 +27072,7 @@
           <w:sz w:val="28"/>
         </w:rPr>
         <w:drawing>
-          <wp:inline distT="0" distB="0" distL="0" distR="0" wp14:anchorId="1867CEA9" wp14:editId="616FD513">
+          <wp:inline distT="0" distB="0" distL="0" distR="0" wp14:anchorId="15BD0275" wp14:editId="0F13FD2D">
             <wp:extent cx="5334000" cy="2341756"/>
             <wp:effectExtent l="0" t="0" r="0" b="0"/>
             <wp:docPr id="63" name="Picture"/>
@@ -27959,12 +27971,1760 @@
     </w:p>
     <w:p>
       <w:pPr>
+        <w:pStyle w:val="a0"/>
+        <w:spacing w:before="0" w:after="0" w:line="360" w:lineRule="exact"/>
+        <w:ind w:firstLine="709"/>
+        <w:jc w:val="both"/>
+      </w:pPr>
+      <w:r>
+        <w:rPr>
+          <w:sz w:val="28"/>
+        </w:rPr>
+        <w:t>В таблице 21 представлено: контрольный лист первого релиза.</w:t>
+      </w:r>
+    </w:p>
+    <w:p>
+      <w:pPr>
+        <w:pStyle w:val="a0"/>
+        <w:keepNext/>
+        <w:spacing w:before="0" w:after="0" w:line="360" w:lineRule="exact"/>
+      </w:pPr>
+      <w:r>
+        <w:rPr>
+          <w:sz w:val="28"/>
+        </w:rPr>
+        <w:t>Таблица 21 – Контрольный лист первого релиза</w:t>
+      </w:r>
+    </w:p>
+    <w:tbl>
+      <w:tblPr>
+        <w:tblStyle w:val="Table"/>
+        <w:tblW w:w="9355" w:type="dxa"/>
+        <w:jc w:val="center"/>
+        <w:tblBorders>
+          <w:top w:val="single" w:sz="4" w:space="0" w:color="000000"/>
+          <w:left w:val="single" w:sz="4" w:space="0" w:color="000000"/>
+          <w:bottom w:val="single" w:sz="4" w:space="0" w:color="000000"/>
+          <w:right w:val="single" w:sz="4" w:space="0" w:color="000000"/>
+          <w:insideH w:val="single" w:sz="4" w:space="0" w:color="000000"/>
+          <w:insideV w:val="single" w:sz="4" w:space="0" w:color="000000"/>
+        </w:tblBorders>
+        <w:tblLayout w:type="fixed"/>
+        <w:tblLook w:val="0020" w:firstRow="1" w:lastRow="0" w:firstColumn="0" w:lastColumn="0" w:noHBand="0" w:noVBand="0"/>
+      </w:tblPr>
+      <w:tblGrid>
+        <w:gridCol w:w="3895"/>
+        <w:gridCol w:w="1235"/>
+        <w:gridCol w:w="4225"/>
+      </w:tblGrid>
+      <w:tr>
+        <w:trPr>
+          <w:cnfStyle w:val="100000000000" w:firstRow="1" w:lastRow="0" w:firstColumn="0" w:lastColumn="0" w:oddVBand="0" w:evenVBand="0" w:oddHBand="0" w:evenHBand="0" w:firstRowFirstColumn="0" w:firstRowLastColumn="0" w:lastRowFirstColumn="0" w:lastRowLastColumn="0"/>
+          <w:cantSplit/>
+          <w:tblHeader/>
+          <w:jc w:val="center"/>
+        </w:trPr>
+        <w:tc>
+          <w:tcPr>
+            <w:tcW w:w="3894" w:type="dxa"/>
+            <w:vAlign w:val="center"/>
+          </w:tcPr>
+          <w:p>
+            <w:pPr>
+              <w:pStyle w:val="Compact"/>
+              <w:spacing w:before="0" w:after="0" w:line="280" w:lineRule="exact"/>
+              <w:jc w:val="center"/>
+            </w:pPr>
+            <w:r>
+              <w:rPr>
+                <w:b/>
+                <w:sz w:val="24"/>
+              </w:rPr>
+              <w:t>Проверка</w:t>
+            </w:r>
+          </w:p>
+        </w:tc>
+        <w:tc>
+          <w:tcPr>
+            <w:tcW w:w="1235" w:type="dxa"/>
+            <w:vAlign w:val="center"/>
+          </w:tcPr>
+          <w:p>
+            <w:pPr>
+              <w:pStyle w:val="Compact"/>
+              <w:spacing w:before="0" w:after="0" w:line="280" w:lineRule="exact"/>
+              <w:jc w:val="center"/>
+            </w:pPr>
+            <w:r>
+              <w:rPr>
+                <w:b/>
+                <w:sz w:val="24"/>
+              </w:rPr>
+              <w:t>Ответ</w:t>
+            </w:r>
+          </w:p>
+        </w:tc>
+        <w:tc>
+          <w:tcPr>
+            <w:tcW w:w="4225" w:type="dxa"/>
+            <w:vAlign w:val="center"/>
+          </w:tcPr>
+          <w:p>
+            <w:pPr>
+              <w:pStyle w:val="Compact"/>
+              <w:spacing w:before="0" w:after="0" w:line="280" w:lineRule="exact"/>
+              <w:jc w:val="center"/>
+            </w:pPr>
+            <w:r>
+              <w:rPr>
+                <w:b/>
+                <w:sz w:val="24"/>
+              </w:rPr>
+              <w:t>Комментарий</w:t>
+            </w:r>
+          </w:p>
+        </w:tc>
+      </w:tr>
+      <w:tr>
+        <w:trPr>
+          <w:cantSplit/>
+          <w:jc w:val="center"/>
+        </w:trPr>
+        <w:tc>
+          <w:tcPr>
+            <w:tcW w:w="3894" w:type="dxa"/>
+            <w:vAlign w:val="center"/>
+          </w:tcPr>
+          <w:p>
+            <w:pPr>
+              <w:pStyle w:val="Compact"/>
+              <w:spacing w:before="0" w:after="0" w:line="280" w:lineRule="exact"/>
+              <w:jc w:val="center"/>
+            </w:pPr>
+            <w:r>
+              <w:rPr>
+                <w:sz w:val="24"/>
+              </w:rPr>
+              <w:t>Определен один основной сегмент первого запуска</w:t>
+            </w:r>
+          </w:p>
+        </w:tc>
+        <w:tc>
+          <w:tcPr>
+            <w:tcW w:w="1235" w:type="dxa"/>
+            <w:vAlign w:val="center"/>
+          </w:tcPr>
+          <w:p>
+            <w:pPr>
+              <w:pStyle w:val="Compact"/>
+              <w:spacing w:before="0" w:after="0" w:line="280" w:lineRule="exact"/>
+              <w:jc w:val="center"/>
+            </w:pPr>
+            <w:r>
+              <w:rPr>
+                <w:sz w:val="24"/>
+              </w:rPr>
+              <w:t>да</w:t>
+            </w:r>
+          </w:p>
+        </w:tc>
+        <w:tc>
+          <w:tcPr>
+            <w:tcW w:w="4225" w:type="dxa"/>
+            <w:vAlign w:val="center"/>
+          </w:tcPr>
+          <w:p>
+            <w:pPr>
+              <w:pStyle w:val="Compact"/>
+              <w:spacing w:before="0" w:after="0" w:line="280" w:lineRule="exact"/>
+              <w:jc w:val="center"/>
+            </w:pPr>
+            <w:r>
+              <w:rPr>
+                <w:sz w:val="24"/>
+              </w:rPr>
+              <w:t>финансовые аналитики и консультанты</w:t>
+            </w:r>
+          </w:p>
+        </w:tc>
+      </w:tr>
+      <w:tr>
+        <w:trPr>
+          <w:cantSplit/>
+          <w:jc w:val="center"/>
+        </w:trPr>
+        <w:tc>
+          <w:tcPr>
+            <w:tcW w:w="3894" w:type="dxa"/>
+            <w:vAlign w:val="center"/>
+          </w:tcPr>
+          <w:p>
+            <w:pPr>
+              <w:pStyle w:val="Compact"/>
+              <w:spacing w:before="0" w:after="0" w:line="280" w:lineRule="exact"/>
+              <w:jc w:val="center"/>
+            </w:pPr>
+            <w:r>
+              <w:rPr>
+                <w:sz w:val="24"/>
+              </w:rPr>
+              <w:t>Выбрана одна главная проблема</w:t>
+            </w:r>
+          </w:p>
+        </w:tc>
+        <w:tc>
+          <w:tcPr>
+            <w:tcW w:w="1235" w:type="dxa"/>
+            <w:vAlign w:val="center"/>
+          </w:tcPr>
+          <w:p>
+            <w:pPr>
+              <w:pStyle w:val="Compact"/>
+              <w:spacing w:before="0" w:after="0" w:line="280" w:lineRule="exact"/>
+              <w:jc w:val="center"/>
+            </w:pPr>
+            <w:r>
+              <w:rPr>
+                <w:sz w:val="24"/>
+              </w:rPr>
+              <w:t>да</w:t>
+            </w:r>
+          </w:p>
+        </w:tc>
+        <w:tc>
+          <w:tcPr>
+            <w:tcW w:w="4225" w:type="dxa"/>
+            <w:vAlign w:val="center"/>
+          </w:tcPr>
+          <w:p>
+            <w:pPr>
+              <w:pStyle w:val="Compact"/>
+              <w:spacing w:before="0" w:after="0" w:line="280" w:lineRule="exact"/>
+              <w:jc w:val="center"/>
+            </w:pPr>
+            <w:r>
+              <w:rPr>
+                <w:sz w:val="24"/>
+              </w:rPr>
+              <w:t>скрытые ошибки в формулах (индекс 86)</w:t>
+            </w:r>
+          </w:p>
+        </w:tc>
+      </w:tr>
+      <w:tr>
+        <w:trPr>
+          <w:cantSplit/>
+          <w:jc w:val="center"/>
+        </w:trPr>
+        <w:tc>
+          <w:tcPr>
+            <w:tcW w:w="3894" w:type="dxa"/>
+            <w:vAlign w:val="center"/>
+          </w:tcPr>
+          <w:p>
+            <w:pPr>
+              <w:pStyle w:val="Compact"/>
+              <w:spacing w:before="0" w:after="0" w:line="280" w:lineRule="exact"/>
+              <w:jc w:val="center"/>
+            </w:pPr>
+            <w:r>
+              <w:rPr>
+                <w:sz w:val="24"/>
+              </w:rPr>
+              <w:t>Ценностное предложение не изменилось после сокращения объема</w:t>
+            </w:r>
+          </w:p>
+        </w:tc>
+        <w:tc>
+          <w:tcPr>
+            <w:tcW w:w="1235" w:type="dxa"/>
+            <w:vAlign w:val="center"/>
+          </w:tcPr>
+          <w:p>
+            <w:pPr>
+              <w:pStyle w:val="Compact"/>
+              <w:spacing w:before="0" w:after="0" w:line="280" w:lineRule="exact"/>
+              <w:jc w:val="center"/>
+            </w:pPr>
+            <w:r>
+              <w:rPr>
+                <w:sz w:val="24"/>
+              </w:rPr>
+              <w:t>да</w:t>
+            </w:r>
+          </w:p>
+        </w:tc>
+        <w:tc>
+          <w:tcPr>
+            <w:tcW w:w="4225" w:type="dxa"/>
+            <w:vAlign w:val="center"/>
+          </w:tcPr>
+          <w:p>
+            <w:pPr>
+              <w:pStyle w:val="Compact"/>
+              <w:spacing w:before="0" w:after="0" w:line="280" w:lineRule="exact"/>
+              <w:jc w:val="center"/>
+            </w:pPr>
+            <w:r>
+              <w:rPr>
+                <w:sz w:val="24"/>
+              </w:rPr>
+              <w:t>сохранены находка с доказательством (</w:t>
+            </w:r>
+            <w:r>
+              <w:rPr>
+                <w:i/>
+                <w:sz w:val="24"/>
+              </w:rPr>
+              <w:t>U-003</w:t>
+            </w:r>
+            <w:r>
+              <w:rPr>
+                <w:sz w:val="24"/>
+              </w:rPr>
+              <w:t xml:space="preserve">, </w:t>
+            </w:r>
+            <w:r>
+              <w:rPr>
+                <w:i/>
+                <w:sz w:val="24"/>
+              </w:rPr>
+              <w:t>U-004</w:t>
+            </w:r>
+            <w:r>
+              <w:rPr>
+                <w:sz w:val="24"/>
+              </w:rPr>
+              <w:t>) и отчет (</w:t>
+            </w:r>
+            <w:r>
+              <w:rPr>
+                <w:i/>
+                <w:sz w:val="24"/>
+              </w:rPr>
+              <w:t>U-005</w:t>
+            </w:r>
+            <w:r>
+              <w:rPr>
+                <w:sz w:val="24"/>
+              </w:rPr>
+              <w:t>)</w:t>
+            </w:r>
+          </w:p>
+        </w:tc>
+      </w:tr>
+      <w:tr>
+        <w:trPr>
+          <w:cantSplit/>
+          <w:jc w:val="center"/>
+        </w:trPr>
+        <w:tc>
+          <w:tcPr>
+            <w:tcW w:w="3894" w:type="dxa"/>
+            <w:vAlign w:val="center"/>
+          </w:tcPr>
+          <w:p>
+            <w:pPr>
+              <w:pStyle w:val="Compact"/>
+              <w:spacing w:before="0" w:after="0" w:line="280" w:lineRule="exact"/>
+              <w:jc w:val="center"/>
+            </w:pPr>
+            <w:r>
+              <w:rPr>
+                <w:sz w:val="24"/>
+              </w:rPr>
+              <w:t>Основной сценарий проходится без разрыва</w:t>
+            </w:r>
+          </w:p>
+        </w:tc>
+        <w:tc>
+          <w:tcPr>
+            <w:tcW w:w="1235" w:type="dxa"/>
+            <w:vAlign w:val="center"/>
+          </w:tcPr>
+          <w:p>
+            <w:pPr>
+              <w:pStyle w:val="Compact"/>
+              <w:spacing w:before="0" w:after="0" w:line="280" w:lineRule="exact"/>
+              <w:jc w:val="center"/>
+            </w:pPr>
+            <w:r>
+              <w:rPr>
+                <w:sz w:val="24"/>
+              </w:rPr>
+              <w:t>да</w:t>
+            </w:r>
+          </w:p>
+        </w:tc>
+        <w:tc>
+          <w:tcPr>
+            <w:tcW w:w="4225" w:type="dxa"/>
+            <w:vAlign w:val="center"/>
+          </w:tcPr>
+          <w:p>
+            <w:pPr>
+              <w:pStyle w:val="Compact"/>
+              <w:spacing w:before="0" w:after="0" w:line="280" w:lineRule="exact"/>
+              <w:jc w:val="center"/>
+            </w:pPr>
+            <w:r>
+              <w:rPr>
+                <w:i/>
+                <w:sz w:val="24"/>
+              </w:rPr>
+              <w:t>U-002</w:t>
+            </w:r>
+            <w:r>
+              <w:rPr>
+                <w:sz w:val="24"/>
+              </w:rPr>
+              <w:t xml:space="preserve">, </w:t>
+            </w:r>
+            <w:r>
+              <w:rPr>
+                <w:i/>
+                <w:sz w:val="24"/>
+              </w:rPr>
+              <w:t>U</w:t>
+            </w:r>
+            <w:r>
+              <w:rPr>
+                <w:i/>
+                <w:sz w:val="24"/>
+              </w:rPr>
+              <w:t>-003</w:t>
+            </w:r>
+            <w:r>
+              <w:rPr>
+                <w:sz w:val="24"/>
+              </w:rPr>
+              <w:t xml:space="preserve">, </w:t>
+            </w:r>
+            <w:r>
+              <w:rPr>
+                <w:i/>
+                <w:sz w:val="24"/>
+              </w:rPr>
+              <w:t>U-004</w:t>
+            </w:r>
+            <w:r>
+              <w:rPr>
+                <w:sz w:val="24"/>
+              </w:rPr>
+              <w:t xml:space="preserve">, </w:t>
+            </w:r>
+            <w:r>
+              <w:rPr>
+                <w:i/>
+                <w:sz w:val="24"/>
+              </w:rPr>
+              <w:t>U-005</w:t>
+            </w:r>
+            <w:r>
+              <w:rPr>
+                <w:sz w:val="24"/>
+              </w:rPr>
+              <w:t>, далее регистрация и оплата (</w:t>
+            </w:r>
+            <w:r>
+              <w:rPr>
+                <w:i/>
+                <w:sz w:val="24"/>
+              </w:rPr>
+              <w:t>U-006</w:t>
+            </w:r>
+            <w:r>
+              <w:rPr>
+                <w:sz w:val="24"/>
+              </w:rPr>
+              <w:t xml:space="preserve">, </w:t>
+            </w:r>
+            <w:r>
+              <w:rPr>
+                <w:i/>
+                <w:sz w:val="24"/>
+              </w:rPr>
+              <w:t>U-008</w:t>
+            </w:r>
+            <w:r>
+              <w:rPr>
+                <w:sz w:val="24"/>
+              </w:rPr>
+              <w:t>)</w:t>
+            </w:r>
+          </w:p>
+        </w:tc>
+      </w:tr>
+      <w:tr>
+        <w:trPr>
+          <w:cantSplit/>
+          <w:jc w:val="center"/>
+        </w:trPr>
+        <w:tc>
+          <w:tcPr>
+            <w:tcW w:w="3894" w:type="dxa"/>
+            <w:vAlign w:val="center"/>
+          </w:tcPr>
+          <w:p>
+            <w:pPr>
+              <w:pStyle w:val="Compact"/>
+              <w:spacing w:before="0" w:after="0" w:line="280" w:lineRule="exact"/>
+              <w:jc w:val="center"/>
+            </w:pPr>
+            <w:r>
+              <w:rPr>
+                <w:sz w:val="24"/>
+              </w:rPr>
+              <w:t>Есть понятная единица цифрового товара</w:t>
+            </w:r>
+          </w:p>
+        </w:tc>
+        <w:tc>
+          <w:tcPr>
+            <w:tcW w:w="1235" w:type="dxa"/>
+            <w:vAlign w:val="center"/>
+          </w:tcPr>
+          <w:p>
+            <w:pPr>
+              <w:pStyle w:val="Compact"/>
+              <w:spacing w:before="0" w:after="0" w:line="280" w:lineRule="exact"/>
+              <w:jc w:val="center"/>
+            </w:pPr>
+            <w:r>
+              <w:rPr>
+                <w:sz w:val="24"/>
+              </w:rPr>
+              <w:t>да</w:t>
+            </w:r>
+          </w:p>
+        </w:tc>
+        <w:tc>
+          <w:tcPr>
+            <w:tcW w:w="4225" w:type="dxa"/>
+            <w:vAlign w:val="center"/>
+          </w:tcPr>
+          <w:p>
+            <w:pPr>
+              <w:pStyle w:val="Compact"/>
+              <w:spacing w:before="0" w:after="0" w:line="280" w:lineRule="exact"/>
+              <w:jc w:val="center"/>
+            </w:pPr>
+            <w:r>
+              <w:rPr>
+                <w:sz w:val="24"/>
+              </w:rPr>
+              <w:t xml:space="preserve">проверка файла, подписка </w:t>
+            </w:r>
+            <w:r>
+              <w:rPr>
+                <w:i/>
+                <w:sz w:val="24"/>
+              </w:rPr>
+              <w:t>Pro</w:t>
+            </w:r>
+          </w:p>
+        </w:tc>
+      </w:tr>
+      <w:tr>
+        <w:trPr>
+          <w:cantSplit/>
+          <w:jc w:val="center"/>
+        </w:trPr>
+        <w:tc>
+          <w:tcPr>
+            <w:tcW w:w="3894" w:type="dxa"/>
+            <w:vAlign w:val="center"/>
+          </w:tcPr>
+          <w:p>
+            <w:pPr>
+              <w:pStyle w:val="Compact"/>
+              <w:spacing w:before="0" w:after="0" w:line="280" w:lineRule="exact"/>
+              <w:jc w:val="center"/>
+            </w:pPr>
+            <w:r>
+              <w:rPr>
+                <w:sz w:val="24"/>
+              </w:rPr>
+              <w:t>Есть единица монетизации и целевое действие</w:t>
+            </w:r>
+          </w:p>
+        </w:tc>
+        <w:tc>
+          <w:tcPr>
+            <w:tcW w:w="1235" w:type="dxa"/>
+            <w:vAlign w:val="center"/>
+          </w:tcPr>
+          <w:p>
+            <w:pPr>
+              <w:pStyle w:val="Compact"/>
+              <w:spacing w:before="0" w:after="0" w:line="280" w:lineRule="exact"/>
+              <w:jc w:val="center"/>
+            </w:pPr>
+            <w:r>
+              <w:rPr>
+                <w:sz w:val="24"/>
+              </w:rPr>
+              <w:t>да</w:t>
+            </w:r>
+          </w:p>
+        </w:tc>
+        <w:tc>
+          <w:tcPr>
+            <w:tcW w:w="4225" w:type="dxa"/>
+            <w:vAlign w:val="center"/>
+          </w:tcPr>
+          <w:p>
+            <w:pPr>
+              <w:pStyle w:val="Compact"/>
+              <w:spacing w:before="0" w:after="0" w:line="280" w:lineRule="exact"/>
+              <w:jc w:val="center"/>
+            </w:pPr>
+            <w:r>
+              <w:rPr>
+                <w:i/>
+                <w:sz w:val="24"/>
+              </w:rPr>
+              <w:t>U-007</w:t>
+            </w:r>
+            <w:r>
+              <w:rPr>
+                <w:sz w:val="24"/>
+              </w:rPr>
+              <w:t xml:space="preserve"> и </w:t>
+            </w:r>
+            <w:r>
+              <w:rPr>
+                <w:i/>
+                <w:sz w:val="24"/>
+              </w:rPr>
+              <w:t>U-008</w:t>
+            </w:r>
+            <w:r>
+              <w:rPr>
+                <w:sz w:val="24"/>
+              </w:rPr>
+              <w:t>: разовый аудит 9 </w:t>
+            </w:r>
+            <w:r>
+              <w:rPr>
+                <w:i/>
+                <w:sz w:val="24"/>
+              </w:rPr>
+              <w:t>EUR</w:t>
+            </w:r>
+            <w:r>
+              <w:rPr>
+                <w:sz w:val="24"/>
+              </w:rPr>
+              <w:t xml:space="preserve">, </w:t>
+            </w:r>
+            <w:r>
+              <w:rPr>
+                <w:i/>
+                <w:sz w:val="24"/>
+              </w:rPr>
+              <w:t>Pro</w:t>
+            </w:r>
+            <w:r>
+              <w:rPr>
+                <w:sz w:val="24"/>
+              </w:rPr>
+              <w:t xml:space="preserve"> 19 </w:t>
+            </w:r>
+            <w:r>
+              <w:rPr>
+                <w:i/>
+                <w:sz w:val="24"/>
+              </w:rPr>
+              <w:t>EUR</w:t>
+            </w:r>
+          </w:p>
+        </w:tc>
+      </w:tr>
+      <w:tr>
+        <w:trPr>
+          <w:cantSplit/>
+          <w:jc w:val="center"/>
+        </w:trPr>
+        <w:tc>
+          <w:tcPr>
+            <w:tcW w:w="3894" w:type="dxa"/>
+            <w:vAlign w:val="center"/>
+          </w:tcPr>
+          <w:p>
+            <w:pPr>
+              <w:pStyle w:val="Compact"/>
+              <w:spacing w:before="0" w:after="0" w:line="280" w:lineRule="exact"/>
+              <w:jc w:val="center"/>
+            </w:pPr>
+            <w:r>
+              <w:rPr>
+                <w:sz w:val="24"/>
+              </w:rPr>
+              <w:t>Добавлены минимальные элементы доверия</w:t>
+            </w:r>
+          </w:p>
+        </w:tc>
+        <w:tc>
+          <w:tcPr>
+            <w:tcW w:w="1235" w:type="dxa"/>
+            <w:vAlign w:val="center"/>
+          </w:tcPr>
+          <w:p>
+            <w:pPr>
+              <w:pStyle w:val="Compact"/>
+              <w:spacing w:before="0" w:after="0" w:line="280" w:lineRule="exact"/>
+              <w:jc w:val="center"/>
+            </w:pPr>
+            <w:r>
+              <w:rPr>
+                <w:sz w:val="24"/>
+              </w:rPr>
+              <w:t>да</w:t>
+            </w:r>
+          </w:p>
+        </w:tc>
+        <w:tc>
+          <w:tcPr>
+            <w:tcW w:w="4225" w:type="dxa"/>
+            <w:vAlign w:val="center"/>
+          </w:tcPr>
+          <w:p>
+            <w:pPr>
+              <w:pStyle w:val="Compact"/>
+              <w:spacing w:before="0" w:after="0" w:line="280" w:lineRule="exact"/>
+              <w:jc w:val="center"/>
+            </w:pPr>
+            <w:r>
+              <w:rPr>
+                <w:i/>
+                <w:sz w:val="24"/>
+              </w:rPr>
+              <w:t>U-009</w:t>
+            </w:r>
+            <w:r>
+              <w:rPr>
+                <w:sz w:val="24"/>
+              </w:rPr>
+              <w:t xml:space="preserve"> и </w:t>
+            </w:r>
+            <w:r>
+              <w:rPr>
+                <w:i/>
+                <w:sz w:val="24"/>
+              </w:rPr>
+              <w:t>U-010</w:t>
+            </w:r>
+            <w:r>
+              <w:rPr>
+                <w:sz w:val="24"/>
+              </w:rPr>
+              <w:t>: политика данных, удаление файла, прозрачные цены</w:t>
+            </w:r>
+          </w:p>
+        </w:tc>
+      </w:tr>
+      <w:tr>
+        <w:trPr>
+          <w:cantSplit/>
+          <w:jc w:val="center"/>
+        </w:trPr>
+        <w:tc>
+          <w:tcPr>
+            <w:tcW w:w="3894" w:type="dxa"/>
+            <w:vAlign w:val="center"/>
+          </w:tcPr>
+          <w:p>
+            <w:pPr>
+              <w:pStyle w:val="Compact"/>
+              <w:spacing w:before="0" w:after="0" w:line="280" w:lineRule="exact"/>
+              <w:jc w:val="center"/>
+            </w:pPr>
+            <w:r>
+              <w:rPr>
+                <w:sz w:val="24"/>
+              </w:rPr>
+              <w:t>Определены страницы и экраны первого выпуска</w:t>
+            </w:r>
+          </w:p>
+        </w:tc>
+        <w:tc>
+          <w:tcPr>
+            <w:tcW w:w="1235" w:type="dxa"/>
+            <w:vAlign w:val="center"/>
+          </w:tcPr>
+          <w:p>
+            <w:pPr>
+              <w:pStyle w:val="Compact"/>
+              <w:spacing w:before="0" w:after="0" w:line="280" w:lineRule="exact"/>
+              <w:jc w:val="center"/>
+            </w:pPr>
+            <w:r>
+              <w:rPr>
+                <w:sz w:val="24"/>
+              </w:rPr>
+              <w:t>да</w:t>
+            </w:r>
+          </w:p>
+        </w:tc>
+        <w:tc>
+          <w:tcPr>
+            <w:tcW w:w="4225" w:type="dxa"/>
+            <w:vAlign w:val="center"/>
+          </w:tcPr>
+          <w:p>
+            <w:pPr>
+              <w:pStyle w:val="Compact"/>
+              <w:spacing w:before="0" w:after="0" w:line="280" w:lineRule="exact"/>
+              <w:jc w:val="center"/>
+            </w:pPr>
+            <w:r>
+              <w:rPr>
+                <w:sz w:val="24"/>
+              </w:rPr>
+              <w:t>11 единиц из 24</w:t>
+            </w:r>
+          </w:p>
+        </w:tc>
+      </w:tr>
+      <w:tr>
+        <w:trPr>
+          <w:cantSplit/>
+          <w:jc w:val="center"/>
+        </w:trPr>
+        <w:tc>
+          <w:tcPr>
+            <w:tcW w:w="3894" w:type="dxa"/>
+            <w:vAlign w:val="center"/>
+          </w:tcPr>
+          <w:p>
+            <w:pPr>
+              <w:pStyle w:val="Compact"/>
+              <w:spacing w:before="0" w:after="0" w:line="280" w:lineRule="exact"/>
+              <w:jc w:val="center"/>
+            </w:pPr>
+            <w:r>
+              <w:rPr>
+                <w:sz w:val="24"/>
+              </w:rPr>
+              <w:t>Описаны состояния ошибок и исключений</w:t>
+            </w:r>
+          </w:p>
+        </w:tc>
+        <w:tc>
+          <w:tcPr>
+            <w:tcW w:w="1235" w:type="dxa"/>
+            <w:vAlign w:val="center"/>
+          </w:tcPr>
+          <w:p>
+            <w:pPr>
+              <w:pStyle w:val="Compact"/>
+              <w:spacing w:before="0" w:after="0" w:line="280" w:lineRule="exact"/>
+              <w:jc w:val="center"/>
+            </w:pPr>
+            <w:r>
+              <w:rPr>
+                <w:sz w:val="24"/>
+              </w:rPr>
+              <w:t>да</w:t>
+            </w:r>
+          </w:p>
+        </w:tc>
+        <w:tc>
+          <w:tcPr>
+            <w:tcW w:w="4225" w:type="dxa"/>
+            <w:vAlign w:val="center"/>
+          </w:tcPr>
+          <w:p>
+            <w:pPr>
+              <w:pStyle w:val="Compact"/>
+              <w:spacing w:before="0" w:after="0" w:line="280" w:lineRule="exact"/>
+              <w:jc w:val="center"/>
+            </w:pPr>
+            <w:r>
+              <w:rPr>
+                <w:sz w:val="24"/>
+              </w:rPr>
+              <w:t>для всех единиц, раздел 2.5</w:t>
+            </w:r>
+          </w:p>
+        </w:tc>
+      </w:tr>
+      <w:tr>
+        <w:trPr>
+          <w:cantSplit/>
+          <w:jc w:val="center"/>
+        </w:trPr>
+        <w:tc>
+          <w:tcPr>
+            <w:tcW w:w="3894" w:type="dxa"/>
+            <w:vAlign w:val="center"/>
+          </w:tcPr>
+          <w:p>
+            <w:pPr>
+              <w:pStyle w:val="Compact"/>
+              <w:spacing w:before="0" w:after="0" w:line="280" w:lineRule="exact"/>
+              <w:jc w:val="center"/>
+            </w:pPr>
+            <w:r>
+              <w:rPr>
+                <w:sz w:val="24"/>
+              </w:rPr>
+              <w:t>Настроены собы</w:t>
+            </w:r>
+            <w:r>
+              <w:rPr>
+                <w:sz w:val="24"/>
+              </w:rPr>
+              <w:t>тия аналитики и обратная связь</w:t>
+            </w:r>
+          </w:p>
+        </w:tc>
+        <w:tc>
+          <w:tcPr>
+            <w:tcW w:w="1235" w:type="dxa"/>
+            <w:vAlign w:val="center"/>
+          </w:tcPr>
+          <w:p>
+            <w:pPr>
+              <w:pStyle w:val="Compact"/>
+              <w:spacing w:before="0" w:after="0" w:line="280" w:lineRule="exact"/>
+              <w:jc w:val="center"/>
+            </w:pPr>
+            <w:r>
+              <w:rPr>
+                <w:sz w:val="24"/>
+              </w:rPr>
+              <w:t>частично</w:t>
+            </w:r>
+          </w:p>
+        </w:tc>
+        <w:tc>
+          <w:tcPr>
+            <w:tcW w:w="4225" w:type="dxa"/>
+            <w:vAlign w:val="center"/>
+          </w:tcPr>
+          <w:p>
+            <w:pPr>
+              <w:pStyle w:val="Compact"/>
+              <w:spacing w:before="0" w:after="0" w:line="280" w:lineRule="exact"/>
+              <w:jc w:val="center"/>
+            </w:pPr>
+            <w:r>
+              <w:rPr>
+                <w:sz w:val="24"/>
+              </w:rPr>
+              <w:t xml:space="preserve">отдельной единицы нет: события (просмотр, загрузка, завершение проверки, регистрация, оплата) и форму обратной связи нужно включить в ТЗ в рамках </w:t>
+            </w:r>
+            <w:r>
+              <w:rPr>
+                <w:i/>
+                <w:sz w:val="24"/>
+              </w:rPr>
+              <w:t>U-001</w:t>
+            </w:r>
+            <w:r>
+              <w:rPr>
+                <w:sz w:val="24"/>
+              </w:rPr>
+              <w:t>…</w:t>
+            </w:r>
+            <w:r>
+              <w:rPr>
+                <w:i/>
+                <w:sz w:val="24"/>
+              </w:rPr>
+              <w:t>U-008</w:t>
+            </w:r>
+          </w:p>
+        </w:tc>
+      </w:tr>
+      <w:tr>
+        <w:trPr>
+          <w:cantSplit/>
+          <w:jc w:val="center"/>
+        </w:trPr>
+        <w:tc>
+          <w:tcPr>
+            <w:tcW w:w="3894" w:type="dxa"/>
+            <w:vAlign w:val="center"/>
+          </w:tcPr>
+          <w:p>
+            <w:pPr>
+              <w:pStyle w:val="Compact"/>
+              <w:spacing w:before="0" w:after="0" w:line="280" w:lineRule="exact"/>
+              <w:jc w:val="center"/>
+            </w:pPr>
+            <w:r>
+              <w:rPr>
+                <w:sz w:val="24"/>
+              </w:rPr>
+              <w:t>Есть минимальный механизм повторного использования</w:t>
+            </w:r>
+          </w:p>
+        </w:tc>
+        <w:tc>
+          <w:tcPr>
+            <w:tcW w:w="1235" w:type="dxa"/>
+            <w:vAlign w:val="center"/>
+          </w:tcPr>
+          <w:p>
+            <w:pPr>
+              <w:pStyle w:val="Compact"/>
+              <w:spacing w:before="0" w:after="0" w:line="280" w:lineRule="exact"/>
+              <w:jc w:val="center"/>
+            </w:pPr>
+            <w:r>
+              <w:rPr>
+                <w:sz w:val="24"/>
+              </w:rPr>
+              <w:t>частично</w:t>
+            </w:r>
+          </w:p>
+        </w:tc>
+        <w:tc>
+          <w:tcPr>
+            <w:tcW w:w="4225" w:type="dxa"/>
+            <w:vAlign w:val="center"/>
+          </w:tcPr>
+          <w:p>
+            <w:pPr>
+              <w:pStyle w:val="Compact"/>
+              <w:spacing w:before="0" w:after="0" w:line="280" w:lineRule="exact"/>
+              <w:jc w:val="center"/>
+            </w:pPr>
+            <w:r>
+              <w:rPr>
+                <w:sz w:val="24"/>
+              </w:rPr>
+              <w:t>учетная запись и сохранение отчета (</w:t>
+            </w:r>
+            <w:r>
+              <w:rPr>
+                <w:i/>
+                <w:sz w:val="24"/>
+              </w:rPr>
+              <w:t>U-005</w:t>
+            </w:r>
+            <w:r>
+              <w:rPr>
+                <w:sz w:val="24"/>
+              </w:rPr>
+              <w:t xml:space="preserve">, </w:t>
+            </w:r>
+            <w:r>
+              <w:rPr>
+                <w:i/>
+                <w:sz w:val="24"/>
+              </w:rPr>
+              <w:t>U-006</w:t>
+            </w:r>
+            <w:r>
+              <w:rPr>
+                <w:sz w:val="24"/>
+              </w:rPr>
+              <w:t>); история проверок (</w:t>
+            </w:r>
+            <w:r>
+              <w:rPr>
+                <w:i/>
+                <w:sz w:val="24"/>
+              </w:rPr>
+              <w:t>U-011</w:t>
+            </w:r>
+            <w:r>
+              <w:rPr>
+                <w:sz w:val="24"/>
+              </w:rPr>
+              <w:t>) вынесена во второй релиз</w:t>
+            </w:r>
+          </w:p>
+        </w:tc>
+      </w:tr>
+      <w:tr>
+        <w:trPr>
+          <w:cantSplit/>
+          <w:jc w:val="center"/>
+        </w:trPr>
+        <w:tc>
+          <w:tcPr>
+            <w:tcW w:w="3894" w:type="dxa"/>
+            <w:vAlign w:val="center"/>
+          </w:tcPr>
+          <w:p>
+            <w:pPr>
+              <w:pStyle w:val="Compact"/>
+              <w:spacing w:before="0" w:after="0" w:line="280" w:lineRule="exact"/>
+              <w:jc w:val="center"/>
+            </w:pPr>
+            <w:r>
+              <w:rPr>
+                <w:sz w:val="24"/>
+              </w:rPr>
+              <w:t>Состав последующих релизов не смешан с первым</w:t>
+            </w:r>
+          </w:p>
+        </w:tc>
+        <w:tc>
+          <w:tcPr>
+            <w:tcW w:w="1235" w:type="dxa"/>
+            <w:vAlign w:val="center"/>
+          </w:tcPr>
+          <w:p>
+            <w:pPr>
+              <w:pStyle w:val="Compact"/>
+              <w:spacing w:before="0" w:after="0" w:line="280" w:lineRule="exact"/>
+              <w:jc w:val="center"/>
+            </w:pPr>
+            <w:r>
+              <w:rPr>
+                <w:sz w:val="24"/>
+              </w:rPr>
+              <w:t>да</w:t>
+            </w:r>
+          </w:p>
+        </w:tc>
+        <w:tc>
+          <w:tcPr>
+            <w:tcW w:w="4225" w:type="dxa"/>
+            <w:vAlign w:val="center"/>
+          </w:tcPr>
+          <w:p>
+            <w:pPr>
+              <w:pStyle w:val="Compact"/>
+              <w:spacing w:before="0" w:after="0" w:line="280" w:lineRule="exact"/>
+              <w:jc w:val="center"/>
+            </w:pPr>
+            <w:r>
+              <w:rPr>
+                <w:sz w:val="24"/>
+              </w:rPr>
+              <w:t>единицы со статусом «следующий релиз» не вход</w:t>
+            </w:r>
+            <w:r>
+              <w:rPr>
+                <w:sz w:val="24"/>
+              </w:rPr>
+              <w:t xml:space="preserve">ят в </w:t>
+            </w:r>
+            <w:r>
+              <w:rPr>
+                <w:i/>
+                <w:sz w:val="24"/>
+              </w:rPr>
+              <w:t>MVP</w:t>
+            </w:r>
+          </w:p>
+        </w:tc>
+      </w:tr>
+    </w:tbl>
+    <w:p>
+      <w:pPr>
+        <w:pStyle w:val="FirstParagraph"/>
+        <w:spacing w:before="0" w:after="0" w:line="360" w:lineRule="exact"/>
+        <w:ind w:firstLine="709"/>
+        <w:jc w:val="both"/>
+      </w:pPr>
+      <w:r>
+        <w:rPr>
+          <w:sz w:val="28"/>
+        </w:rPr>
+        <w:t xml:space="preserve">Десять проверок из двенадцати выполнены, две выполнены частично: аналитика событий и механизм возвращения пользователя. Оба пробела закрываются без роста объема </w:t>
+      </w:r>
+      <w:r>
+        <w:rPr>
+          <w:i/>
+          <w:sz w:val="28"/>
+        </w:rPr>
+        <w:t>MVP</w:t>
+      </w:r>
+      <w:r>
+        <w:rPr>
+          <w:sz w:val="28"/>
+        </w:rPr>
+        <w:t>: события вшиваются в уже входящие единицы, а возвращение обеспечивается сохраненн</w:t>
+      </w:r>
+      <w:r>
+        <w:rPr>
+          <w:sz w:val="28"/>
+        </w:rPr>
+        <w:t>ыми отчетами в учетной записи до появления истории проверок.</w:t>
+      </w:r>
+    </w:p>
+    <w:p>
+      <w:pPr>
+        <w:pStyle w:val="a0"/>
+        <w:spacing w:before="0" w:after="0" w:line="360" w:lineRule="exact"/>
+        <w:ind w:firstLine="709"/>
+        <w:jc w:val="both"/>
+      </w:pPr>
+      <w:r>
+        <w:rPr>
+          <w:sz w:val="28"/>
+        </w:rPr>
+        <w:t>В таблице 22 представлено: итоговый протокол утверждения первого релиза.</w:t>
+      </w:r>
+    </w:p>
+    <w:p>
+      <w:pPr>
+        <w:pStyle w:val="a0"/>
+        <w:keepNext/>
+        <w:spacing w:before="0" w:after="0" w:line="360" w:lineRule="exact"/>
+      </w:pPr>
+      <w:r>
+        <w:rPr>
+          <w:sz w:val="28"/>
+        </w:rPr>
+        <w:t>Таблица 22 – Итоговый протокол утверждения первого релиза</w:t>
+      </w:r>
+    </w:p>
+    <w:tbl>
+      <w:tblPr>
+        <w:tblStyle w:val="Table"/>
+        <w:tblW w:w="9355" w:type="dxa"/>
+        <w:jc w:val="center"/>
+        <w:tblBorders>
+          <w:top w:val="single" w:sz="4" w:space="0" w:color="000000"/>
+          <w:left w:val="single" w:sz="4" w:space="0" w:color="000000"/>
+          <w:bottom w:val="single" w:sz="4" w:space="0" w:color="000000"/>
+          <w:right w:val="single" w:sz="4" w:space="0" w:color="000000"/>
+          <w:insideH w:val="single" w:sz="4" w:space="0" w:color="000000"/>
+          <w:insideV w:val="single" w:sz="4" w:space="0" w:color="000000"/>
+        </w:tblBorders>
+        <w:tblLayout w:type="fixed"/>
+        <w:tblLook w:val="0020" w:firstRow="1" w:lastRow="0" w:firstColumn="0" w:lastColumn="0" w:noHBand="0" w:noVBand="0"/>
+      </w:tblPr>
+      <w:tblGrid>
+        <w:gridCol w:w="2785"/>
+        <w:gridCol w:w="6570"/>
+      </w:tblGrid>
+      <w:tr>
+        <w:trPr>
+          <w:cnfStyle w:val="100000000000" w:firstRow="1" w:lastRow="0" w:firstColumn="0" w:lastColumn="0" w:oddVBand="0" w:evenVBand="0" w:oddHBand="0" w:evenHBand="0" w:firstRowFirstColumn="0" w:firstRowLastColumn="0" w:lastRowFirstColumn="0" w:lastRowLastColumn="0"/>
+          <w:cantSplit/>
+          <w:tblHeader/>
+          <w:jc w:val="center"/>
+        </w:trPr>
+        <w:tc>
+          <w:tcPr>
+            <w:tcW w:w="2785" w:type="dxa"/>
+            <w:vAlign w:val="center"/>
+          </w:tcPr>
+          <w:p>
+            <w:pPr>
+              <w:pStyle w:val="Compact"/>
+              <w:spacing w:before="0" w:after="0" w:line="280" w:lineRule="exact"/>
+              <w:jc w:val="center"/>
+            </w:pPr>
+            <w:r>
+              <w:rPr>
+                <w:b/>
+                <w:sz w:val="24"/>
+              </w:rPr>
+              <w:t>Блок протокола</w:t>
+            </w:r>
+          </w:p>
+        </w:tc>
+        <w:tc>
+          <w:tcPr>
+            <w:tcW w:w="6569" w:type="dxa"/>
+            <w:vAlign w:val="center"/>
+          </w:tcPr>
+          <w:p>
+            <w:pPr>
+              <w:pStyle w:val="Compact"/>
+              <w:spacing w:before="0" w:after="0" w:line="280" w:lineRule="exact"/>
+              <w:jc w:val="center"/>
+            </w:pPr>
+            <w:r>
+              <w:rPr>
+                <w:b/>
+                <w:sz w:val="24"/>
+              </w:rPr>
+              <w:t>Содержание</w:t>
+            </w:r>
+          </w:p>
+        </w:tc>
+      </w:tr>
+      <w:tr>
+        <w:trPr>
+          <w:cantSplit/>
+          <w:jc w:val="center"/>
+        </w:trPr>
+        <w:tc>
+          <w:tcPr>
+            <w:tcW w:w="2785" w:type="dxa"/>
+            <w:vAlign w:val="center"/>
+          </w:tcPr>
+          <w:p>
+            <w:pPr>
+              <w:pStyle w:val="Compact"/>
+              <w:spacing w:before="0" w:after="0" w:line="280" w:lineRule="exact"/>
+              <w:jc w:val="center"/>
+            </w:pPr>
+            <w:r>
+              <w:rPr>
+                <w:sz w:val="24"/>
+              </w:rPr>
+              <w:t>Решение</w:t>
+            </w:r>
+          </w:p>
+        </w:tc>
+        <w:tc>
+          <w:tcPr>
+            <w:tcW w:w="6569" w:type="dxa"/>
+            <w:vAlign w:val="center"/>
+          </w:tcPr>
+          <w:p>
+            <w:pPr>
+              <w:pStyle w:val="Compact"/>
+              <w:spacing w:before="0" w:after="0" w:line="280" w:lineRule="exact"/>
+              <w:jc w:val="center"/>
+            </w:pPr>
+            <w:r>
+              <w:rPr>
+                <w:sz w:val="24"/>
+              </w:rPr>
+              <w:t>первый релиз утвержден с доработкой ТЗ по аналитике событий и обратной связи</w:t>
+            </w:r>
+          </w:p>
+        </w:tc>
+      </w:tr>
+      <w:tr>
+        <w:trPr>
+          <w:cantSplit/>
+          <w:jc w:val="center"/>
+        </w:trPr>
+        <w:tc>
+          <w:tcPr>
+            <w:tcW w:w="2785" w:type="dxa"/>
+            <w:vAlign w:val="center"/>
+          </w:tcPr>
+          <w:p>
+            <w:pPr>
+              <w:pStyle w:val="Compact"/>
+              <w:spacing w:before="0" w:after="0" w:line="280" w:lineRule="exact"/>
+              <w:jc w:val="center"/>
+            </w:pPr>
+            <w:r>
+              <w:rPr>
+                <w:sz w:val="24"/>
+              </w:rPr>
+              <w:lastRenderedPageBreak/>
+              <w:t>Состав</w:t>
+            </w:r>
+          </w:p>
+        </w:tc>
+        <w:tc>
+          <w:tcPr>
+            <w:tcW w:w="6569" w:type="dxa"/>
+            <w:vAlign w:val="center"/>
+          </w:tcPr>
+          <w:p>
+            <w:pPr>
+              <w:pStyle w:val="Compact"/>
+              <w:spacing w:before="0" w:after="0" w:line="280" w:lineRule="exact"/>
+              <w:jc w:val="center"/>
+            </w:pPr>
+            <w:r>
+              <w:rPr>
+                <w:sz w:val="24"/>
+              </w:rPr>
+              <w:t>11 единиц: страница продукта, загрузка файла, список находок, карточка находки, отчет, регистрация, тарифы, оплата, политика данных, удаление данных, справка</w:t>
+            </w:r>
+          </w:p>
+        </w:tc>
+      </w:tr>
+      <w:tr>
+        <w:trPr>
+          <w:cantSplit/>
+          <w:jc w:val="center"/>
+        </w:trPr>
+        <w:tc>
+          <w:tcPr>
+            <w:tcW w:w="2785" w:type="dxa"/>
+            <w:vAlign w:val="center"/>
+          </w:tcPr>
+          <w:p>
+            <w:pPr>
+              <w:pStyle w:val="Compact"/>
+              <w:spacing w:before="0" w:after="0" w:line="280" w:lineRule="exact"/>
+              <w:jc w:val="center"/>
+            </w:pPr>
+            <w:r>
+              <w:rPr>
+                <w:sz w:val="24"/>
+              </w:rPr>
+              <w:t>Главные искл</w:t>
+            </w:r>
+            <w:r>
+              <w:rPr>
+                <w:sz w:val="24"/>
+              </w:rPr>
+              <w:t>ючения</w:t>
+            </w:r>
+          </w:p>
+        </w:tc>
+        <w:tc>
+          <w:tcPr>
+            <w:tcW w:w="6569" w:type="dxa"/>
+            <w:vAlign w:val="center"/>
+          </w:tcPr>
+          <w:p>
+            <w:pPr>
+              <w:pStyle w:val="Compact"/>
+              <w:spacing w:before="0" w:after="0" w:line="280" w:lineRule="exact"/>
+              <w:jc w:val="center"/>
+            </w:pPr>
+            <w:r>
+              <w:rPr>
+                <w:sz w:val="24"/>
+              </w:rPr>
+              <w:t xml:space="preserve">надстройка </w:t>
+            </w:r>
+            <w:r>
+              <w:rPr>
+                <w:i/>
+                <w:sz w:val="24"/>
+              </w:rPr>
+              <w:t>Excel</w:t>
+            </w:r>
+            <w:r>
+              <w:rPr>
+                <w:sz w:val="24"/>
+              </w:rPr>
+              <w:t xml:space="preserve">, командное пространство, </w:t>
+            </w:r>
+            <w:r>
+              <w:rPr>
+                <w:i/>
+                <w:sz w:val="24"/>
+              </w:rPr>
+              <w:t>API</w:t>
+            </w:r>
+            <w:r>
+              <w:rPr>
+                <w:sz w:val="24"/>
+              </w:rPr>
+              <w:t xml:space="preserve">, </w:t>
+            </w:r>
+            <w:r>
+              <w:rPr>
+                <w:i/>
+                <w:sz w:val="24"/>
+              </w:rPr>
+              <w:t>ERP</w:t>
+            </w:r>
+            <w:r>
+              <w:rPr>
+                <w:sz w:val="24"/>
+              </w:rPr>
+              <w:t>, мобильное приложение: высокая сложность или слабая связь с первой ценностью</w:t>
+            </w:r>
+          </w:p>
+        </w:tc>
+      </w:tr>
+      <w:tr>
+        <w:trPr>
+          <w:cantSplit/>
+          <w:jc w:val="center"/>
+        </w:trPr>
+        <w:tc>
+          <w:tcPr>
+            <w:tcW w:w="2785" w:type="dxa"/>
+            <w:vAlign w:val="center"/>
+          </w:tcPr>
+          <w:p>
+            <w:pPr>
+              <w:pStyle w:val="Compact"/>
+              <w:spacing w:before="0" w:after="0" w:line="280" w:lineRule="exact"/>
+              <w:jc w:val="center"/>
+            </w:pPr>
+            <w:r>
+              <w:rPr>
+                <w:sz w:val="24"/>
+              </w:rPr>
+              <w:t>Критические риски</w:t>
+            </w:r>
+          </w:p>
+        </w:tc>
+        <w:tc>
+          <w:tcPr>
+            <w:tcW w:w="6569" w:type="dxa"/>
+            <w:vAlign w:val="center"/>
+          </w:tcPr>
+          <w:p>
+            <w:pPr>
+              <w:pStyle w:val="Compact"/>
+              <w:spacing w:before="0" w:after="0" w:line="280" w:lineRule="exact"/>
+              <w:jc w:val="center"/>
+            </w:pPr>
+            <w:r>
+              <w:rPr>
+                <w:sz w:val="24"/>
+              </w:rPr>
+              <w:t>точность находок (индекс 15), недоверие к загрузке файлов (12), недостижимость цели по платящим (16)</w:t>
+            </w:r>
+          </w:p>
+        </w:tc>
+      </w:tr>
+      <w:tr>
+        <w:trPr>
+          <w:cantSplit/>
+          <w:jc w:val="center"/>
+        </w:trPr>
+        <w:tc>
+          <w:tcPr>
+            <w:tcW w:w="2785" w:type="dxa"/>
+            <w:vAlign w:val="center"/>
+          </w:tcPr>
+          <w:p>
+            <w:pPr>
+              <w:pStyle w:val="Compact"/>
+              <w:spacing w:before="0" w:after="0" w:line="280" w:lineRule="exact"/>
+              <w:jc w:val="center"/>
+            </w:pPr>
+            <w:r>
+              <w:rPr>
+                <w:sz w:val="24"/>
+              </w:rPr>
+              <w:t>Метрики запуска</w:t>
+            </w:r>
+          </w:p>
+        </w:tc>
+        <w:tc>
+          <w:tcPr>
+            <w:tcW w:w="6569" w:type="dxa"/>
+            <w:vAlign w:val="center"/>
+          </w:tcPr>
+          <w:p>
+            <w:pPr>
+              <w:pStyle w:val="Compact"/>
+              <w:spacing w:before="0" w:after="0" w:line="280" w:lineRule="exact"/>
+              <w:jc w:val="center"/>
+            </w:pPr>
+            <w:r>
+              <w:rPr>
+                <w:sz w:val="24"/>
+              </w:rPr>
+              <w:t xml:space="preserve">проверенных файлов, </w:t>
+            </w:r>
+            <w:r>
+              <w:rPr>
+                <w:i/>
+                <w:sz w:val="24"/>
+              </w:rPr>
+              <w:t>precision</w:t>
+            </w:r>
+            <w:r>
+              <w:rPr>
+                <w:sz w:val="24"/>
+              </w:rPr>
+              <w:t xml:space="preserve"> не ниже 90 %, время проверки 100 тыс. ячеек менее 60 с, конверсия визит - регистрация 4 %</w:t>
+            </w:r>
+          </w:p>
+        </w:tc>
+      </w:tr>
+      <w:tr>
+        <w:trPr>
+          <w:cantSplit/>
+          <w:jc w:val="center"/>
+        </w:trPr>
+        <w:tc>
+          <w:tcPr>
+            <w:tcW w:w="2785" w:type="dxa"/>
+            <w:vAlign w:val="center"/>
+          </w:tcPr>
+          <w:p>
+            <w:pPr>
+              <w:pStyle w:val="Compact"/>
+              <w:spacing w:before="0" w:after="0" w:line="280" w:lineRule="exact"/>
+              <w:jc w:val="center"/>
+            </w:pPr>
+            <w:r>
+              <w:rPr>
+                <w:sz w:val="24"/>
+              </w:rPr>
+              <w:t>Порог продолжения</w:t>
+            </w:r>
+          </w:p>
+        </w:tc>
+        <w:tc>
+          <w:tcPr>
+            <w:tcW w:w="6569" w:type="dxa"/>
+            <w:vAlign w:val="center"/>
+          </w:tcPr>
+          <w:p>
+            <w:pPr>
+              <w:pStyle w:val="Compact"/>
+              <w:spacing w:before="0" w:after="0" w:line="280" w:lineRule="exact"/>
+              <w:jc w:val="center"/>
+            </w:pPr>
+            <w:r>
+              <w:rPr>
+                <w:sz w:val="24"/>
+              </w:rPr>
+              <w:t xml:space="preserve">50 проверенных файлов и </w:t>
+            </w:r>
+            <w:r>
+              <w:rPr>
+                <w:i/>
+                <w:sz w:val="24"/>
+              </w:rPr>
+              <w:t>precision</w:t>
+            </w:r>
+            <w:r>
+              <w:rPr>
+                <w:sz w:val="24"/>
+              </w:rPr>
+              <w:t xml:space="preserve"> не ниже 90 %: переход к открытой бете с оплатой</w:t>
+            </w:r>
+          </w:p>
+        </w:tc>
+      </w:tr>
+      <w:tr>
+        <w:trPr>
+          <w:cantSplit/>
+          <w:jc w:val="center"/>
+        </w:trPr>
+        <w:tc>
+          <w:tcPr>
+            <w:tcW w:w="2785" w:type="dxa"/>
+            <w:vAlign w:val="center"/>
+          </w:tcPr>
+          <w:p>
+            <w:pPr>
+              <w:pStyle w:val="Compact"/>
+              <w:spacing w:before="0" w:after="0" w:line="280" w:lineRule="exact"/>
+              <w:jc w:val="center"/>
+            </w:pPr>
+            <w:r>
+              <w:rPr>
+                <w:sz w:val="24"/>
+              </w:rPr>
+              <w:t>Порог пересмотра</w:t>
+            </w:r>
+          </w:p>
+        </w:tc>
+        <w:tc>
+          <w:tcPr>
+            <w:tcW w:w="6569" w:type="dxa"/>
+            <w:vAlign w:val="center"/>
+          </w:tcPr>
+          <w:p>
+            <w:pPr>
+              <w:pStyle w:val="Compact"/>
+              <w:spacing w:before="0" w:after="0" w:line="280" w:lineRule="exact"/>
+              <w:jc w:val="center"/>
+            </w:pPr>
+            <w:r>
+              <w:rPr>
+                <w:sz w:val="24"/>
+              </w:rPr>
+              <w:t xml:space="preserve">конверсия регистрация - платящий ниже 3 % за два месяца после </w:t>
+            </w:r>
+            <w:r>
+              <w:rPr>
+                <w:i/>
+                <w:sz w:val="24"/>
+              </w:rPr>
+              <w:t>MVP</w:t>
+            </w:r>
+            <w:r>
+              <w:rPr>
+                <w:sz w:val="24"/>
+              </w:rPr>
+              <w:t>: пересмотр тарифа, сегмента или сценария</w:t>
+            </w:r>
+          </w:p>
+        </w:tc>
+      </w:tr>
+      <w:tr>
+        <w:trPr>
+          <w:cantSplit/>
+          <w:jc w:val="center"/>
+        </w:trPr>
+        <w:tc>
+          <w:tcPr>
+            <w:tcW w:w="2785" w:type="dxa"/>
+            <w:vAlign w:val="center"/>
+          </w:tcPr>
+          <w:p>
+            <w:pPr>
+              <w:pStyle w:val="Compact"/>
+              <w:spacing w:before="0" w:after="0" w:line="280" w:lineRule="exact"/>
+              <w:jc w:val="center"/>
+            </w:pPr>
+            <w:r>
+              <w:rPr>
+                <w:sz w:val="24"/>
+              </w:rPr>
+              <w:t>Ответственные</w:t>
+            </w:r>
+          </w:p>
+        </w:tc>
+        <w:tc>
+          <w:tcPr>
+            <w:tcW w:w="6569" w:type="dxa"/>
+            <w:vAlign w:val="center"/>
+          </w:tcPr>
+          <w:p>
+            <w:pPr>
+              <w:pStyle w:val="Compact"/>
+              <w:spacing w:before="0" w:after="0" w:line="280" w:lineRule="exact"/>
+              <w:jc w:val="center"/>
+            </w:pPr>
+            <w:r>
+              <w:rPr>
+                <w:sz w:val="24"/>
+              </w:rPr>
+              <w:t>владелец продукта и аналитика - а</w:t>
+            </w:r>
+            <w:r>
+              <w:rPr>
+                <w:sz w:val="24"/>
+              </w:rPr>
+              <w:t>втор проекта; разработка и дизайн - команда проекта по ПЗ1</w:t>
+            </w:r>
+          </w:p>
+        </w:tc>
+      </w:tr>
+    </w:tbl>
+    <w:p>
+      <w:pPr>
+        <w:pStyle w:val="FirstParagraph"/>
+        <w:spacing w:before="0" w:after="0" w:line="360" w:lineRule="exact"/>
+        <w:ind w:firstLine="709"/>
+        <w:jc w:val="both"/>
+      </w:pPr>
+      <w:r>
+        <w:rPr>
+          <w:sz w:val="28"/>
+        </w:rPr>
+        <w:t xml:space="preserve">Протокол фиксирует границы </w:t>
+      </w:r>
+      <w:r>
+        <w:rPr>
+          <w:i/>
+          <w:sz w:val="28"/>
+        </w:rPr>
+        <w:t>MVP</w:t>
+      </w:r>
+      <w:r>
+        <w:rPr>
+          <w:sz w:val="28"/>
+        </w:rPr>
+        <w:t>, пороги перехода между релизами и порог пересмотра; он совпадает с критериями дорожной карты и с условиями решения о старте в ЛР7.</w:t>
+      </w:r>
+    </w:p>
+    <w:p>
+      <w:pPr>
         <w:pStyle w:val="2"/>
         <w:spacing w:before="360" w:after="360" w:line="360" w:lineRule="exact"/>
         <w:ind w:firstLine="709"/>
       </w:pPr>
       <w:bookmarkStart w:id="18" w:name="_fb011a212b736610690ebb69f4e92f01bd3b3f9"/>
-      <w:bookmarkStart w:id="19" w:name="_Toc241956364"/>
+      <w:bookmarkStart w:id="19" w:name="_Toc241957891"/>
       <w:bookmarkEnd w:id="16"/>
       <w:r>
         <w:rPr>
@@ -27986,7 +29746,7 @@
         <w:rPr>
           <w:sz w:val="28"/>
         </w:rPr>
-        <w:t>В таблице 21 представлено: сверка с документами проекта.</w:t>
+        <w:t>В таблице 23 представлено: сверка с документами проекта.</w:t>
       </w:r>
     </w:p>
     <w:p>
@@ -27999,7 +29759,7 @@
         <w:rPr>
           <w:sz w:val="28"/>
         </w:rPr>
-        <w:t>Таблица 21 – Сверка с документами проекта</w:t>
+        <w:t>Таблица 23 – Сверка с документами проекта</w:t>
       </w:r>
     </w:p>
     <w:tbl>
@@ -28862,7 +30622,14 @@
         <w:rPr>
           <w:sz w:val="28"/>
         </w:rPr>
-        <w:t>Все параметры проекта сохранены; единственное расхождение - не в данных, а в прогнозе: цель по платящим достижима только при дополнительных каналах, и это отражено в рисках релизного плана и в реестре рисков проекта.</w:t>
+        <w:t xml:space="preserve">Все параметры проекта сохранены; единственное расхождение - не в данных, а в прогнозе: цель по платящим достижима только при </w:t>
+      </w:r>
+      <w:r>
+        <w:rPr>
+          <w:sz w:val="28"/>
+        </w:rPr>
+        <w:lastRenderedPageBreak/>
+        <w:t>дополнительных каналах, и это отражено в рисках релизного плана и в реестре рисков проекта.</w:t>
       </w:r>
     </w:p>
     <w:p>
@@ -28872,7 +30639,7 @@
         <w:ind w:firstLine="709"/>
       </w:pPr>
       <w:bookmarkStart w:id="20" w:name="_339ae803435bd6b9a653c2b18dadc62dc9ad8e7"/>
-      <w:bookmarkStart w:id="21" w:name="_Toc241956365"/>
+      <w:bookmarkStart w:id="21" w:name="_Toc241957892"/>
       <w:bookmarkEnd w:id="18"/>
       <w:r>
         <w:rPr>
@@ -28978,14 +30745,7 @@
         <w:rPr>
           <w:sz w:val="28"/>
         </w:rPr>
-        <w:t xml:space="preserve"> использует демонстрационные </w:t>
-      </w:r>
-      <w:r>
-        <w:rPr>
-          <w:sz w:val="28"/>
-        </w:rPr>
-        <w:lastRenderedPageBreak/>
-        <w:t>данные, бизнес-логика проверена на формальную связность, но не на реальных пользователях. Эти пункты перечислены в приложении Б.</w:t>
+        <w:t xml:space="preserve"> использует демонстрационные данные, бизнес-логика проверена на формальную связность, но не на реальных пользователях. Эти пункты перечислены в приложении Б.</w:t>
       </w:r>
     </w:p>
     <w:p>
@@ -28996,7 +30756,7 @@
         <w:ind w:firstLine="709"/>
       </w:pPr>
       <w:bookmarkStart w:id="22" w:name="_1bfdad9d2d88ddb6ca16c31c1d4d4943679f32f"/>
-      <w:bookmarkStart w:id="23" w:name="_Toc241956366"/>
+      <w:bookmarkStart w:id="23" w:name="_Toc241957893"/>
       <w:bookmarkEnd w:id="20"/>
       <w:bookmarkEnd w:id="2"/>
       <w:r>
@@ -29020,13 +30780,7 @@
         <w:rPr>
           <w:sz w:val="28"/>
         </w:rPr>
-        <w:t>Ответы даны по контрольным точкам книг [3], [4] и пров</w:t>
-      </w:r>
-      <w:r>
-        <w:rPr>
-          <w:sz w:val="28"/>
-        </w:rPr>
-        <w:t>еркам связности [1], [2].</w:t>
+        <w:t>Ответы даны по контрольным точкам книг [3], [4] и проверкам связности [1], [2].</w:t>
       </w:r>
     </w:p>
     <w:p>
@@ -29177,7 +30931,7 @@
         <w:rPr>
           <w:sz w:val="28"/>
         </w:rPr>
-        <w:t>Согласованы ли результаты с ПЗ1 и ПЗ4? Да, таблица 21.</w:t>
+        <w:t>Согласованы ли результаты с ПЗ1 и ПЗ4? Да, таблица 23.</w:t>
       </w:r>
     </w:p>
     <w:p>
@@ -29226,7 +30980,7 @@
         <w:jc w:val="center"/>
       </w:pPr>
       <w:bookmarkStart w:id="24" w:name="_выводы"/>
-      <w:bookmarkStart w:id="25" w:name="_Toc241956367"/>
+      <w:bookmarkStart w:id="25" w:name="_Toc241957894"/>
       <w:bookmarkEnd w:id="22"/>
       <w:r>
         <w:rPr>
@@ -29308,7 +31062,13 @@
         <w:rPr>
           <w:sz w:val="28"/>
         </w:rPr>
-        <w:t xml:space="preserve">Канвас готов на 67 % по блокам: слабее остальных каналы, ключевые ресурсы и партнеры. В </w:t>
+        <w:t>Канвас готов на 67 % по блокам: слабее остальных каналы, ключевые ресурсы и па</w:t>
+      </w:r>
+      <w:r>
+        <w:rPr>
+          <w:sz w:val="28"/>
+        </w:rPr>
+        <w:t xml:space="preserve">ртнеры. В </w:t>
       </w:r>
       <w:r>
         <w:rPr>
@@ -29360,13 +31120,7 @@
         <w:rPr>
           <w:sz w:val="28"/>
         </w:rPr>
-        <w:t xml:space="preserve"> и релиз, остальные единицы остаются г</w:t>
-      </w:r>
-      <w:r>
-        <w:rPr>
-          <w:sz w:val="28"/>
-        </w:rPr>
-        <w:t>ипотезами.</w:t>
+        <w:t xml:space="preserve"> и релиз, остальные единицы остаются гипотезами.</w:t>
       </w:r>
     </w:p>
     <w:p>
@@ -29380,7 +31134,13 @@
         <w:rPr>
           <w:sz w:val="28"/>
         </w:rPr>
-        <w:t xml:space="preserve">Главный риск плана - узкое окно платной беты при цели 50 платящих: его нужно снимать дополнительными каналами и ранним измерением конверсий. Следующие шаги: заменить демонстрационные данные макетов </w:t>
+        <w:t xml:space="preserve">Главный риск плана - узкое окно платной беты при цели 50 платящих: </w:t>
+      </w:r>
+      <w:r>
+        <w:rPr>
+          <w:sz w:val="28"/>
+        </w:rPr>
+        <w:t xml:space="preserve">его нужно снимать дополнительными каналами и ранним измерением конверсий. Следующие шаги: заменить демонстрационные данные макетов </w:t>
       </w:r>
       <w:r>
         <w:rPr>
@@ -29393,13 +31153,7 @@
         <w:rPr>
           <w:sz w:val="28"/>
         </w:rPr>
-        <w:t xml:space="preserve"> реальными результатами движка после запус</w:t>
-      </w:r>
-      <w:r>
-        <w:rPr>
-          <w:sz w:val="28"/>
-        </w:rPr>
-        <w:t xml:space="preserve">ка </w:t>
+        <w:t xml:space="preserve"> реальными результатами движка после запуска </w:t>
       </w:r>
       <w:r>
         <w:rPr>
@@ -29412,7 +31166,13 @@
         <w:rPr>
           <w:sz w:val="28"/>
         </w:rPr>
-        <w:t>, провести реальный опрос по платежеспособности и Кано, затем свести результаты в итоговом отчете ЛР7.</w:t>
+        <w:t>, провести реальный опрос по платежеспособности и Кано, затем свести рез</w:t>
+      </w:r>
+      <w:r>
+        <w:rPr>
+          <w:sz w:val="28"/>
+        </w:rPr>
+        <w:t>ультаты в итоговом отчете ЛР7.</w:t>
       </w:r>
     </w:p>
     <w:p>
@@ -29423,7 +31183,7 @@
         <w:jc w:val="center"/>
       </w:pPr>
       <w:bookmarkStart w:id="26" w:name="_274f6a444530ef90b0479dabf3d210f01e97699"/>
-      <w:bookmarkStart w:id="27" w:name="_Toc241956368"/>
+      <w:bookmarkStart w:id="27" w:name="_Toc241957895"/>
       <w:bookmarkEnd w:id="24"/>
       <w:r>
         <w:rPr>
@@ -29463,13 +31223,7 @@
         <w:rPr>
           <w:sz w:val="28"/>
         </w:rPr>
-        <w:t>. Методические материалы дисциплин</w:t>
-      </w:r>
-      <w:r>
-        <w:rPr>
-          <w:sz w:val="28"/>
-        </w:rPr>
-        <w:t>ы «Электронный бизнес» к лабораторной работе № 6. – Минск : БГУИР, 2026.</w:t>
+        <w:t>. Методические материалы дисциплины «Электронный бизнес» к лабораторной работе № 6. – Минск : БГУИР, 2026.</w:t>
       </w:r>
     </w:p>
     <w:p>
@@ -29487,7 +31241,13 @@
         <w:rPr>
           <w:sz w:val="28"/>
         </w:rPr>
-        <w:t xml:space="preserve">Методика сборки бизнес-модели по Канвас на основе анализа; шаблон </w:t>
+        <w:t>Метод</w:t>
+      </w:r>
+      <w:r>
+        <w:rPr>
+          <w:sz w:val="28"/>
+        </w:rPr>
+        <w:t xml:space="preserve">ика сборки бизнес-модели по Канвас на основе анализа; шаблон </w:t>
       </w:r>
       <w:r>
         <w:rPr>
@@ -29518,13 +31278,7 @@
         <w:rPr>
           <w:sz w:val="28"/>
         </w:rPr>
-        <w:t>Методика формулирования бизнес-</w:t>
-      </w:r>
-      <w:r>
-        <w:rPr>
-          <w:sz w:val="28"/>
-        </w:rPr>
-        <w:t xml:space="preserve">логики и пользовательских сценариев; шаблон </w:t>
+        <w:t xml:space="preserve">Методика формулирования бизнес-логики и пользовательских сценариев; шаблон </w:t>
       </w:r>
       <w:r>
         <w:rPr>
@@ -29537,7 +31291,13 @@
         <w:rPr>
           <w:sz w:val="28"/>
         </w:rPr>
-        <w:t>. Методические материалы дисциплины «Электронный бизнес». – Минск : БГУИР, 2026.</w:t>
+        <w:t>. Методические материалы дисц</w:t>
+      </w:r>
+      <w:r>
+        <w:rPr>
+          <w:sz w:val="28"/>
+        </w:rPr>
+        <w:t>иплины «Электронный бизнес». – Минск : БГУИР, 2026.</w:t>
       </w:r>
     </w:p>
     <w:p>
@@ -29568,13 +31328,7 @@
         <w:rPr>
           <w:sz w:val="28"/>
         </w:rPr>
-        <w:t>. Методические материалы дисциплины «Электронный биз</w:t>
-      </w:r>
-      <w:r>
-        <w:rPr>
-          <w:sz w:val="28"/>
-        </w:rPr>
-        <w:t>нес». – Минск : БГУИР, 2026.</w:t>
+        <w:t>. Методические материалы дисциплины «Электронный бизнес». – Минск : БГУИР, 2026.</w:t>
       </w:r>
     </w:p>
     <w:p>
@@ -29592,7 +31346,13 @@
         <w:rPr>
           <w:sz w:val="28"/>
         </w:rPr>
-        <w:t xml:space="preserve">Методика деления разработки сайта на релизы; шаблон </w:t>
+        <w:t>Методика деления разработки сайта на релизы; шабл</w:t>
+      </w:r>
+      <w:r>
+        <w:rPr>
+          <w:sz w:val="28"/>
+        </w:rPr>
+        <w:t xml:space="preserve">он </w:t>
       </w:r>
       <w:r>
         <w:rPr>
@@ -29656,20 +31416,19 @@
           <w:i/>
           <w:sz w:val="28"/>
         </w:rPr>
-        <w:t>TableM</w:t>
-      </w:r>
-      <w:r>
-        <w:rPr>
-          <w:i/>
-          <w:sz w:val="28"/>
-        </w:rPr>
-        <w:t>ind</w:t>
-      </w:r>
-      <w:r>
-        <w:rPr>
-          <w:sz w:val="28"/>
-        </w:rPr>
-        <w:t>: отчеты по практическим занятиям по дисциплине «Управление проектами»; отчеты по лабораторным работам № 1, № 2–3, № 4, № 5 по дисциплине «Электронный бизнес» / Р. В. Земляник. – Минск : БГУИР, 2026.</w:t>
+        <w:t>TableMind</w:t>
+      </w:r>
+      <w:r>
+        <w:rPr>
+          <w:sz w:val="28"/>
+        </w:rPr>
+        <w:t>: отчеты по практическим занятиям по дисциплине «Управление проектами»; отч</w:t>
+      </w:r>
+      <w:r>
+        <w:rPr>
+          <w:sz w:val="28"/>
+        </w:rPr>
+        <w:t>еты по лабораторным работам № 1, № 2–3, № 4, № 5 по дисциплине «Электронный бизнес» / Р. В. Земляник. – Минск : БГУИР, 2026.</w:t>
       </w:r>
     </w:p>
     <w:p>
@@ -29984,7 +31743,13 @@
         <w:rPr>
           <w:sz w:val="28"/>
         </w:rPr>
-        <w:t xml:space="preserve"> [Электронный ресурс]. – Режим доступа: https://learn.microsoft.com/en-us/partner-center/marketplace-offers/plan-saas-offer. – Дата доступа: 03.10.2026.</w:t>
+        <w:t xml:space="preserve"> [Электронный ресурс]. – Режим доступа: https://learn.microsoft.com/en-us/partner-center/marketplace-offers/plan-s</w:t>
+      </w:r>
+      <w:r>
+        <w:rPr>
+          <w:sz w:val="28"/>
+        </w:rPr>
+        <w:t>aas-offer. – Дата доступа: 03.10.2026.</w:t>
       </w:r>
     </w:p>
     <w:p>
@@ -30139,13 +31904,13 @@
         <w:rPr>
           <w:sz w:val="28"/>
         </w:rPr>
-        <w:t xml:space="preserve"> [Электронный ресурс]. – Режим до</w:t>
-      </w:r>
-      <w:r>
-        <w:rPr>
-          <w:sz w:val="28"/>
-        </w:rPr>
-        <w:t>ступа: https://learn.microsoft.com/en-us/partner-center/marketplace-offers/review-publish-offer. – Дата доступа: 03.10.2026.</w:t>
+        <w:t xml:space="preserve"> [Электронный ресурс]. – Режим доступа: https://learn.microsoft.com/en-us/partner-center/marketplace-offers/review-publish-offer. – Дата доступа: 0</w:t>
+      </w:r>
+      <w:r>
+        <w:rPr>
+          <w:sz w:val="28"/>
+        </w:rPr>
+        <w:t>3.10.2026.</w:t>
       </w:r>
     </w:p>
     <w:p>
@@ -30222,13 +31987,7 @@
         <w:rPr>
           <w:sz w:val="28"/>
         </w:rPr>
-        <w:t xml:space="preserve"> [Электронный ресурс]. – Режим доступа: https://learn.microsoft.com/en-us/le</w:t>
-      </w:r>
-      <w:r>
-        <w:rPr>
-          <w:sz w:val="28"/>
-        </w:rPr>
-        <w:t>gal/marketplace/certification-policies. – Дата доступа: 03.10.2026.</w:t>
+        <w:t xml:space="preserve"> [Электронный ресурс]. – Режим доступа: https://learn.microsoft.com/en-us/legal/marketplace/certification-policies. – Дата доступа: 03.10.2026.</w:t>
       </w:r>
     </w:p>
     <w:p>
@@ -30305,7 +32064,13 @@
         <w:rPr>
           <w:sz w:val="28"/>
         </w:rPr>
-        <w:t xml:space="preserve"> 2026 [Электронный ресурс]. – Режим доступа: https://soc2auditors.org/soc-2-audit-cost/. – Дата доступа: 03.10.2026.</w:t>
+        <w:t xml:space="preserve"> 2026</w:t>
+      </w:r>
+      <w:r>
+        <w:rPr>
+          <w:sz w:val="28"/>
+        </w:rPr>
+        <w:t xml:space="preserve"> [Электронный ресурс]. – Режим доступа: https://soc2auditors.org/soc-2-audit-cost/. – Дата доступа: 03.10.2026.</w:t>
       </w:r>
     </w:p>
     <w:p>
@@ -30383,13 +32148,7 @@
         <w:rPr>
           <w:sz w:val="28"/>
         </w:rPr>
-        <w:t xml:space="preserve"> 2</w:t>
-      </w:r>
-      <w:r>
-        <w:rPr>
-          <w:sz w:val="28"/>
-        </w:rPr>
-        <w:t xml:space="preserve">: </w:t>
+        <w:t xml:space="preserve"> 2: </w:t>
       </w:r>
       <w:r>
         <w:rPr>
@@ -30466,7 +32225,7 @@
         <w:jc w:val="center"/>
       </w:pPr>
       <w:bookmarkStart w:id="28" w:name="_3d74faf1500c1b2a4a8bfa8e0e37c74206ce73d"/>
-      <w:bookmarkStart w:id="29" w:name="_Toc241956369"/>
+      <w:bookmarkStart w:id="29" w:name="_Toc241957896"/>
       <w:bookmarkEnd w:id="26"/>
       <w:r>
         <w:rPr>
@@ -30514,13 +32273,13 @@
         <w:rPr>
           <w:sz w:val="28"/>
         </w:rPr>
-        <w:t>В приложении собраны допущения ЛР6 в дополнен</w:t>
-      </w:r>
-      <w:r>
-        <w:rPr>
-          <w:sz w:val="28"/>
-        </w:rPr>
-        <w:t>ие к допущениям Д-01…Д-25 предыдущих работ.</w:t>
+        <w:t xml:space="preserve">В приложении собраны допущения ЛР6 в дополнение к допущениям Д-01…Д-25 предыдущих </w:t>
+      </w:r>
+      <w:r>
+        <w:rPr>
+          <w:sz w:val="28"/>
+        </w:rPr>
+        <w:t>работ.</w:t>
       </w:r>
     </w:p>
     <w:p>
@@ -30534,7 +32293,7 @@
         <w:rPr>
           <w:sz w:val="28"/>
         </w:rPr>
-        <w:t>В таблице 22 представлено: журнал допущений ЛР6.</w:t>
+        <w:t>В таблице 24 представлено: журнал допущений ЛР6.</w:t>
       </w:r>
     </w:p>
     <w:p>
@@ -30547,7 +32306,7 @@
         <w:rPr>
           <w:sz w:val="28"/>
         </w:rPr>
-        <w:t>Таблица 22 – Журнал допущений ЛР6</w:t>
+        <w:t>Таблица 24 – Журнал допущений ЛР6</w:t>
       </w:r>
     </w:p>
     <w:tbl>
@@ -31279,7 +33038,7 @@
         <w:jc w:val="center"/>
       </w:pPr>
       <w:bookmarkStart w:id="30" w:name="_25083b51e17d9d99817d1269b6af13d75b604a4"/>
-      <w:bookmarkStart w:id="31" w:name="_Toc241956370"/>
+      <w:bookmarkStart w:id="31" w:name="_Toc241957897"/>
       <w:bookmarkEnd w:id="28"/>
       <w:r>
         <w:rPr>
@@ -31348,7 +33107,7 @@
         <w:rPr>
           <w:sz w:val="28"/>
         </w:rPr>
-        <w:t>В таблице 23 представлено: принятые решения по данным, к</w:t>
+        <w:t>В таблице 25 представлено: принятые решения по данным, к</w:t>
       </w:r>
       <w:r>
         <w:rPr>
@@ -31367,7 +33126,7 @@
         <w:rPr>
           <w:sz w:val="28"/>
         </w:rPr>
-        <w:t>Таблица 23 – Принятые решения по данным, которых нет в открытом доступе</w:t>
+        <w:t>Таблица 25 – Принятые решения по данным, которых нет в открытом доступе</w:t>
       </w:r>
     </w:p>
     <w:tbl>
@@ -31782,13 +33541,7 @@
               <w:rPr>
                 <w:sz w:val="24"/>
               </w:rPr>
-              <w:t>Скриншоты страниц к</w:t>
-            </w:r>
-            <w:r>
-              <w:rPr>
-                <w:sz w:val="24"/>
-              </w:rPr>
-              <w:t>онкурентов</w:t>
+              <w:t>Скриншоты страниц конкурентов</w:t>
             </w:r>
           </w:p>
         </w:tc>
@@ -32130,7 +33883,7 @@
         <w:jc w:val="center"/>
       </w:pPr>
       <w:bookmarkStart w:id="32" w:name="_6574ce6d3bdcb7786930e8390195aee2be99a58"/>
-      <w:bookmarkStart w:id="33" w:name="_Toc241956371"/>
+      <w:bookmarkStart w:id="33" w:name="_Toc241957898"/>
       <w:bookmarkEnd w:id="30"/>
       <w:r>
         <w:rPr>
@@ -32211,7 +33964,7 @@
         <w:rPr>
           <w:sz w:val="28"/>
         </w:rPr>
-        <w:t>аблице 24 представлено: изменения шаблонов.</w:t>
+        <w:t>аблице 26 представлено: изменения шаблонов.</w:t>
       </w:r>
     </w:p>
     <w:p>
@@ -32224,7 +33977,7 @@
         <w:rPr>
           <w:sz w:val="28"/>
         </w:rPr>
-        <w:t>Таблица 24 – Изменения шаблонов</w:t>
+        <w:t>Таблица 26 – Изменения шаблонов</w:t>
       </w:r>
     </w:p>
     <w:tbl>
@@ -32542,7 +34295,7 @@
         <w:jc w:val="center"/>
       </w:pPr>
       <w:bookmarkStart w:id="34" w:name="_9415338eb7aade5a81d9d1583f95cf4a5b310ea"/>
-      <w:bookmarkStart w:id="35" w:name="_Toc241956372"/>
+      <w:bookmarkStart w:id="35" w:name="_Toc241957899"/>
       <w:bookmarkEnd w:id="32"/>
       <w:r>
         <w:rPr>
@@ -32686,14 +34439,21 @@
         <w:rPr>
           <w:sz w:val="28"/>
         </w:rPr>
-        <w:t xml:space="preserve">В таблице 25 представлено: требования и условия публикации в </w:t>
+        <w:t xml:space="preserve">В таблице 27 представлено: требования и условия публикации в </w:t>
       </w:r>
       <w:r>
         <w:rPr>
           <w:i/>
           <w:sz w:val="28"/>
         </w:rPr>
-        <w:t>AppSource</w:t>
+        <w:t>AppS</w:t>
+      </w:r>
+      <w:r>
+        <w:rPr>
+          <w:i/>
+          <w:sz w:val="28"/>
+        </w:rPr>
+        <w:t>ource</w:t>
       </w:r>
       <w:r>
         <w:rPr>
@@ -32712,7 +34472,7 @@
         <w:rPr>
           <w:sz w:val="28"/>
         </w:rPr>
-        <w:t xml:space="preserve">Таблица 25 – Требования и условия публикации в </w:t>
+        <w:t xml:space="preserve">Таблица 27 – Требования и условия публикации в </w:t>
       </w:r>
       <w:r>
         <w:rPr>
@@ -32960,13 +34720,7 @@
               <w:rPr>
                 <w:sz w:val="24"/>
               </w:rPr>
-              <w:t>, политика конфиденциальности, условия использования, согласие на обработку данных, запрет излишних</w:t>
-            </w:r>
-            <w:r>
-              <w:rPr>
-                <w:sz w:val="24"/>
-              </w:rPr>
-              <w:t xml:space="preserve"> разрешений</w:t>
+              <w:t>, политика конфиденциальности, условия использования, согласие на обработку данных, запрет излишних разрешений</w:t>
             </w:r>
           </w:p>
         </w:tc>
@@ -33029,13 +34783,13 @@
               <w:rPr>
                 <w:sz w:val="24"/>
               </w:rPr>
-              <w:t xml:space="preserve">допущение 3 ПЗ1 (проверка до четырех недель) приемлемо; </w:t>
-            </w:r>
-            <w:r>
-              <w:rPr>
-                <w:sz w:val="24"/>
-              </w:rPr>
-              <w:t xml:space="preserve">план резервирует время на повторные подачи, риск </w:t>
+              <w:t>допущение 3 ПЗ1 (проверка до четыре</w:t>
+            </w:r>
+            <w:r>
+              <w:rPr>
+                <w:sz w:val="24"/>
+              </w:rPr>
+              <w:t xml:space="preserve">х недель) приемлемо; план резервирует время на повторные подачи, риск </w:t>
             </w:r>
             <w:r>
               <w:rPr>
@@ -33164,7 +34918,14 @@
                 <w:i/>
                 <w:sz w:val="24"/>
               </w:rPr>
-              <w:t>Microsoft</w:t>
+              <w:t>Micr</w:t>
+            </w:r>
+            <w:r>
+              <w:rPr>
+                <w:i/>
+                <w:sz w:val="24"/>
+              </w:rPr>
+              <w:t>osoft</w:t>
             </w:r>
           </w:p>
         </w:tc>
@@ -33183,13 +34944,7 @@
               <w:rPr>
                 <w:sz w:val="24"/>
               </w:rPr>
-              <w:t xml:space="preserve">для публикации </w:t>
-            </w:r>
-            <w:r>
-              <w:rPr>
-                <w:sz w:val="24"/>
-              </w:rPr>
-              <w:t xml:space="preserve">только надстройки требование не применяется; продажа </w:t>
+              <w:t xml:space="preserve">для публикации только надстройки требование не применяется; продажа </w:t>
             </w:r>
             <w:r>
               <w:rPr>
@@ -33350,7 +35105,13 @@
               <w:rPr>
                 <w:sz w:val="24"/>
               </w:rPr>
-              <w:t xml:space="preserve">при оплате через </w:t>
+              <w:t>при оплате чер</w:t>
+            </w:r>
+            <w:r>
+              <w:rPr>
+                <w:sz w:val="24"/>
+              </w:rPr>
+              <w:t xml:space="preserve">ез </w:t>
             </w:r>
             <w:r>
               <w:rPr>
@@ -33498,13 +35259,13 @@
               <w:rPr>
                 <w:sz w:val="24"/>
               </w:rPr>
-              <w:t xml:space="preserve"> 27001 исключен</w:t>
-            </w:r>
-            <w:r>
-              <w:rPr>
-                <w:sz w:val="24"/>
-              </w:rPr>
-              <w:t xml:space="preserve">ы из объема и бюджета проекта (ПЗ1, раздел 2.2 и бюджет); доверие обеспечивают </w:t>
+              <w:t xml:space="preserve"> 27001</w:t>
+            </w:r>
+            <w:r>
+              <w:rPr>
+                <w:sz w:val="24"/>
+              </w:rPr>
+              <w:t xml:space="preserve"> исключены из объема и бюджета проекта (ПЗ1, раздел 2.2 и бюджет); доверие обеспечивают </w:t>
             </w:r>
             <w:r>
               <w:rPr>
@@ -33676,13 +35437,7 @@
         <w:rPr>
           <w:sz w:val="28"/>
         </w:rPr>
-        <w:t>, облако на</w:t>
-      </w:r>
-      <w:r>
-        <w:rPr>
-          <w:sz w:val="28"/>
-        </w:rPr>
-        <w:t xml:space="preserve">ходится в ЕС, </w:t>
+        <w:t xml:space="preserve">, облако находится в ЕС, </w:t>
       </w:r>
       <w:r>
         <w:rPr>
@@ -33735,7 +35490,13 @@
         <w:rPr>
           <w:sz w:val="28"/>
         </w:rPr>
-        <w:t xml:space="preserve"> 2 исключена из объема и бюджета проекта (ПЗ1), но корпоративные конкуренты (</w:t>
+        <w:t xml:space="preserve"> 2 исключена из объема и бюджета проекта (ПЗ1), но корпоративные конкур</w:t>
+      </w:r>
+      <w:r>
+        <w:rPr>
+          <w:sz w:val="28"/>
+        </w:rPr>
+        <w:t>енты (</w:t>
       </w:r>
       <w:r>
         <w:rPr>
@@ -33774,13 +35535,7 @@
         <w:rPr>
           <w:sz w:val="28"/>
         </w:rPr>
-        <w:t>) ею располагают, поэтому для р</w:t>
-      </w:r>
-      <w:r>
-        <w:rPr>
-          <w:sz w:val="28"/>
-        </w:rPr>
-        <w:t xml:space="preserve">ешения о развитии после 30.09.2027 приведены ориентиры сроков и стоимости по открытым обзорам рынка 2026 года [12], [13]. Пересчет в </w:t>
+        <w:t xml:space="preserve">) ею располагают, поэтому для решения о развитии после 30.09.2027 приведены ориентиры сроков и стоимости по открытым обзорам рынка 2026 года [12], [13]. Пересчет в </w:t>
       </w:r>
       <w:r>
         <w:rPr>
@@ -33819,7 +35574,13 @@
         <w:rPr>
           <w:sz w:val="28"/>
         </w:rPr>
-        <w:t xml:space="preserve"> (03.10.2026).</w:t>
+        <w:t xml:space="preserve"> (03.10.</w:t>
+      </w:r>
+      <w:r>
+        <w:rPr>
+          <w:sz w:val="28"/>
+        </w:rPr>
+        <w:t>2026).</w:t>
       </w:r>
     </w:p>
     <w:p>
@@ -33833,7 +35594,7 @@
         <w:rPr>
           <w:sz w:val="28"/>
         </w:rPr>
-        <w:t xml:space="preserve">В таблице 26 представлено: ориентиры сроков и стоимости </w:t>
+        <w:t xml:space="preserve">В таблице 28 представлено: ориентиры сроков и стоимости </w:t>
       </w:r>
       <w:r>
         <w:rPr>
@@ -33846,13 +35607,7 @@
         <w:rPr>
           <w:sz w:val="28"/>
         </w:rPr>
-        <w:t xml:space="preserve"> 2 </w:t>
-      </w:r>
-      <w:r>
-        <w:rPr>
-          <w:sz w:val="28"/>
-        </w:rPr>
-        <w:t>для решения после завершения проекта.</w:t>
+        <w:t xml:space="preserve"> 2 для решения после завершения проекта.</w:t>
       </w:r>
     </w:p>
     <w:p>
@@ -33865,7 +35620,7 @@
         <w:rPr>
           <w:sz w:val="28"/>
         </w:rPr>
-        <w:t xml:space="preserve">Таблица 26 – Ориентиры сроков и стоимости </w:t>
+        <w:t xml:space="preserve">Таблица 28 – Ориентиры сроков и стоимости </w:t>
       </w:r>
       <w:r>
         <w:rPr>
@@ -34453,7 +36208,7 @@
         <w:jc w:val="center"/>
       </w:pPr>
       <w:bookmarkStart w:id="36" w:name="_21cff5e6573cc685eba2e5d01fbe1912356e1d7"/>
-      <w:bookmarkStart w:id="37" w:name="_Toc241956373"/>
+      <w:bookmarkStart w:id="37" w:name="_Toc241957900"/>
       <w:bookmarkEnd w:id="34"/>
       <w:r>
         <w:rPr>
@@ -34570,7 +36325,7 @@
           <w:sz w:val="28"/>
         </w:rPr>
         <w:drawing>
-          <wp:inline distT="0" distB="0" distL="0" distR="0" wp14:anchorId="1A4E3623" wp14:editId="457F9656">
+          <wp:inline distT="0" distB="0" distL="0" distR="0" wp14:anchorId="0CE46372" wp14:editId="30C7B374">
             <wp:extent cx="5334000" cy="2375958"/>
             <wp:effectExtent l="0" t="0" r="0" b="0"/>
             <wp:docPr id="77" name="Picture"/>
@@ -34763,7 +36518,7 @@
           <w:sz w:val="28"/>
         </w:rPr>
         <w:drawing>
-          <wp:inline distT="0" distB="0" distL="0" distR="0" wp14:anchorId="4AB72EDE" wp14:editId="708DDB61">
+          <wp:inline distT="0" distB="0" distL="0" distR="0" wp14:anchorId="783C34F7" wp14:editId="38C8E10A">
             <wp:extent cx="5334000" cy="2375958"/>
             <wp:effectExtent l="0" t="0" r="0" b="0"/>
             <wp:docPr id="80" name="Picture"/>
@@ -34938,7 +36693,7 @@
         </w:rPr>
         <w:lastRenderedPageBreak/>
         <w:drawing>
-          <wp:inline distT="0" distB="0" distL="0" distR="0" wp14:anchorId="0D260530" wp14:editId="06A1BA1D">
+          <wp:inline distT="0" distB="0" distL="0" distR="0" wp14:anchorId="0D6E1979" wp14:editId="53D3EC74">
             <wp:extent cx="5334000" cy="2375958"/>
             <wp:effectExtent l="0" t="0" r="0" b="0"/>
             <wp:docPr id="83" name="Picture"/>
@@ -35095,13 +36850,7 @@
         <w:rPr>
           <w:sz w:val="28"/>
         </w:rPr>
-        <w:t xml:space="preserve"> пл</w:t>
-      </w:r>
-      <w:r>
-        <w:rPr>
-          <w:sz w:val="28"/>
-        </w:rPr>
-        <w:t>юс 100 </w:t>
+        <w:t xml:space="preserve"> плюс 100 </w:t>
       </w:r>
       <w:r>
         <w:rPr>
@@ -35170,7 +36919,7 @@
           <w:sz w:val="28"/>
         </w:rPr>
         <w:drawing>
-          <wp:inline distT="0" distB="0" distL="0" distR="0" wp14:anchorId="056D9C71" wp14:editId="59174D7A">
+          <wp:inline distT="0" distB="0" distL="0" distR="0" wp14:anchorId="04231282" wp14:editId="5089BC13">
             <wp:extent cx="5334000" cy="2375958"/>
             <wp:effectExtent l="0" t="0" r="0" b="0"/>
             <wp:docPr id="86" name="Picture"/>
@@ -35262,7 +37011,13 @@
         <w:rPr>
           <w:sz w:val="28"/>
         </w:rPr>
-        <w:t xml:space="preserve"> продает массовое предложение «</w:t>
+        <w:t xml:space="preserve"> продает </w:t>
+      </w:r>
+      <w:r>
+        <w:rPr>
+          <w:sz w:val="28"/>
+        </w:rPr>
+        <w:t>массовое предложение «</w:t>
       </w:r>
       <w:r>
         <w:rPr>
@@ -35345,7 +37100,7 @@
         </w:rPr>
         <w:lastRenderedPageBreak/>
         <w:drawing>
-          <wp:inline distT="0" distB="0" distL="0" distR="0" wp14:anchorId="6E042486" wp14:editId="2FFA1567">
+          <wp:inline distT="0" distB="0" distL="0" distR="0" wp14:anchorId="4F00FD3E" wp14:editId="74001347">
             <wp:extent cx="5334000" cy="2375958"/>
             <wp:effectExtent l="0" t="0" r="0" b="0"/>
             <wp:docPr id="89" name="Picture"/>
@@ -35410,13 +37165,7 @@
         <w:rPr>
           <w:sz w:val="28"/>
         </w:rPr>
-        <w:t xml:space="preserve">: </w:t>
-      </w:r>
-      <w:r>
-        <w:rPr>
-          <w:sz w:val="28"/>
-        </w:rPr>
-        <w:t>страница цен</w:t>
+        <w:t>: страница цен</w:t>
       </w:r>
     </w:p>
     <w:p>
@@ -35538,7 +37287,7 @@
           <w:sz w:val="28"/>
         </w:rPr>
         <w:drawing>
-          <wp:inline distT="0" distB="0" distL="0" distR="0" wp14:anchorId="2813D97A" wp14:editId="1C8AD49F">
+          <wp:inline distT="0" distB="0" distL="0" distR="0" wp14:anchorId="41F0903E" wp14:editId="44DA6155">
             <wp:extent cx="5334000" cy="2375958"/>
             <wp:effectExtent l="0" t="0" r="0" b="0"/>
             <wp:docPr id="92" name="Picture"/>
@@ -35590,20 +37339,21 @@
         <w:rPr>
           <w:sz w:val="28"/>
         </w:rPr>
-        <w:t>Рису</w:t>
-      </w:r>
-      <w:r>
-        <w:rPr>
-          <w:sz w:val="28"/>
-        </w:rPr>
-        <w:t xml:space="preserve">нок 22 – </w:t>
+        <w:t xml:space="preserve">Рисунок 22 – </w:t>
       </w:r>
       <w:r>
         <w:rPr>
           <w:i/>
           <w:sz w:val="28"/>
         </w:rPr>
-        <w:t>DataSnipper</w:t>
+        <w:t>Data</w:t>
+      </w:r>
+      <w:r>
+        <w:rPr>
+          <w:i/>
+          <w:sz w:val="28"/>
+        </w:rPr>
+        <w:t>Snipper</w:t>
       </w:r>
       <w:r>
         <w:rPr>
@@ -35771,7 +37521,7 @@
         </w:rPr>
         <w:lastRenderedPageBreak/>
         <w:drawing>
-          <wp:inline distT="0" distB="0" distL="0" distR="0" wp14:anchorId="150B8D30" wp14:editId="77343177">
+          <wp:inline distT="0" distB="0" distL="0" distR="0" wp14:anchorId="08D4C64F" wp14:editId="65C882AA">
             <wp:extent cx="5334000" cy="2375958"/>
             <wp:effectExtent l="0" t="0" r="0" b="0"/>
             <wp:docPr id="95" name="Picture"/>
@@ -35850,13 +37600,7 @@
         <w:rPr>
           <w:sz w:val="28"/>
         </w:rPr>
-        <w:t>Раздел ц</w:t>
-      </w:r>
-      <w:r>
-        <w:rPr>
-          <w:sz w:val="28"/>
-        </w:rPr>
-        <w:t xml:space="preserve">ен показывает 2,75 </w:t>
+        <w:t xml:space="preserve">Раздел цен показывает 2,75 </w:t>
       </w:r>
       <w:r>
         <w:rPr>
@@ -35903,7 +37647,14 @@
           <w:i/>
           <w:sz w:val="28"/>
         </w:rPr>
-        <w:t>Operis</w:t>
+        <w:t>Operi</w:t>
+      </w:r>
+      <w:r>
+        <w:rPr>
+          <w:i/>
+          <w:sz w:val="28"/>
+        </w:rPr>
+        <w:t>s</w:t>
       </w:r>
       <w:r>
         <w:rPr>
@@ -35922,13 +37673,7 @@
         <w:rPr>
           <w:sz w:val="28"/>
         </w:rPr>
-        <w:t xml:space="preserve">: </w:t>
-      </w:r>
-      <w:r>
-        <w:rPr>
-          <w:sz w:val="28"/>
-        </w:rPr>
-        <w:t>страница цен.</w:t>
+        <w:t>: страница цен.</w:t>
       </w:r>
     </w:p>
     <w:p>
@@ -35944,7 +37689,7 @@
           <w:sz w:val="28"/>
         </w:rPr>
         <w:drawing>
-          <wp:inline distT="0" distB="0" distL="0" distR="0" wp14:anchorId="285AA9ED" wp14:editId="3935C124">
+          <wp:inline distT="0" distB="0" distL="0" distR="0" wp14:anchorId="584995EA" wp14:editId="1A0909E7">
             <wp:extent cx="5334000" cy="2375958"/>
             <wp:effectExtent l="0" t="0" r="0" b="0"/>
             <wp:docPr id="98" name="Picture"/>
@@ -36100,7 +37845,7 @@
         <w:jc w:val="center"/>
       </w:pPr>
       <w:bookmarkStart w:id="38" w:name="_4ea87f6075816e5c30dab0983bf85424862ba7d"/>
-      <w:bookmarkStart w:id="39" w:name="_Toc241956374"/>
+      <w:bookmarkStart w:id="39" w:name="_Toc241957901"/>
       <w:bookmarkEnd w:id="36"/>
       <w:r>
         <w:rPr>
@@ -36108,7 +37853,14 @@
           <w:sz w:val="28"/>
         </w:rPr>
         <w:lastRenderedPageBreak/>
-        <w:t>ПРИЛОЖЕНИЕ Е</w:t>
+        <w:t>ПРИЛОЖЕ</w:t>
+      </w:r>
+      <w:r>
+        <w:rPr>
+          <w:b/>
+          <w:sz w:val="28"/>
+        </w:rPr>
+        <w:t>НИЕ Е</w:t>
       </w:r>
       <w:bookmarkEnd w:id="39"/>
     </w:p>
@@ -36121,13 +37873,7 @@
         <w:rPr>
           <w:sz w:val="28"/>
         </w:rPr>
-        <w:t>(</w:t>
-      </w:r>
-      <w:r>
-        <w:rPr>
-          <w:sz w:val="28"/>
-        </w:rPr>
-        <w:t>справочное)</w:t>
+        <w:t>(справочное)</w:t>
       </w:r>
     </w:p>
     <w:p>
@@ -36175,27 +37921,26 @@
         <w:rPr>
           <w:sz w:val="28"/>
         </w:rPr>
-        <w:t xml:space="preserve"> 20261004, допущение Д-32). Параметры соответствуют базовому сценарию ЛР2-3</w:t>
-      </w:r>
-      <w:r>
-        <w:rPr>
-          <w:sz w:val="28"/>
-        </w:rPr>
-        <w:t xml:space="preserve">: визит - регистрация 4 %, регистрация - активация 60 %, активация - платящий около 8 %, платежи с 01.06.2027. Траектория показывает ожидаемый вид отчета о конверсиях и чувствительность целей к разбросу; фактические значения будут получены после запуска </w:t>
+        <w:t xml:space="preserve"> 20261004, допущение Д-32). Параметры соответствуют базовому сценари</w:t>
+      </w:r>
+      <w:r>
+        <w:rPr>
+          <w:sz w:val="28"/>
+        </w:rPr>
+        <w:t>ю ЛР2-3: визит - регистрация 4 %, регистрация - активация 60 %, активация - платящий около 8 %, платежи с 01.06.2027. Траектория показывает ожидаемый вид отчета о конверсиях и чувствительность целей к разбросу; фактические значения будут получены после зап</w:t>
+      </w:r>
+      <w:r>
+        <w:rPr>
+          <w:sz w:val="28"/>
+        </w:rPr>
+        <w:t xml:space="preserve">уска </w:t>
       </w:r>
       <w:r>
         <w:rPr>
           <w:i/>
           <w:sz w:val="28"/>
         </w:rPr>
-        <w:t>MV</w:t>
-      </w:r>
-      <w:r>
-        <w:rPr>
-          <w:i/>
-          <w:sz w:val="28"/>
-        </w:rPr>
-        <w:t>P</w:t>
+        <w:t>MVP</w:t>
       </w:r>
       <w:r>
         <w:rPr>
@@ -36215,7 +37960,7 @@
         <w:rPr>
           <w:sz w:val="28"/>
         </w:rPr>
-        <w:t>В таблице 27 представлено: расчетные показатели воронки по месяцам.</w:t>
+        <w:t>В таблице 29 представлено: расчетные показатели воронки по месяцам.</w:t>
       </w:r>
     </w:p>
     <w:p>
@@ -36228,7 +37973,7 @@
         <w:rPr>
           <w:sz w:val="28"/>
         </w:rPr>
-        <w:t>Таблица 27 – Расчетные показатели воронки по месяцам</w:t>
+        <w:t>Таблица 29 – Расчетные показатели воронки по месяцам</w:t>
       </w:r>
     </w:p>
     <w:tbl>
@@ -37081,13 +38826,13 @@
         <w:rPr>
           <w:sz w:val="28"/>
         </w:rPr>
-        <w:t xml:space="preserve">За шесть месяцев модель дает 1 066 регистраций и 34 платящих; фактические конверсии: визит - регистрация 5,6 %, регистрация - платящий 4,1 %. Цель 300 </w:t>
-      </w:r>
-      <w:r>
-        <w:rPr>
-          <w:sz w:val="28"/>
-        </w:rPr>
-        <w:t>регистраций достигнута, цель 50 платящих не достигнута.</w:t>
+        <w:t xml:space="preserve">За шесть месяцев модель дает 1 066 регистраций и 34 платящих; фактические конверсии: визит - регистрация 5,6 %, регистрация - платящий 4,1 %. Цель </w:t>
+      </w:r>
+      <w:r>
+        <w:rPr>
+          <w:sz w:val="28"/>
+        </w:rPr>
+        <w:t>300 регистраций достигнута, цель 50 платящих не достигнута.</w:t>
       </w:r>
     </w:p>
     <w:p>
@@ -37101,7 +38846,7 @@
         <w:rPr>
           <w:sz w:val="28"/>
         </w:rPr>
-        <w:t>В таблице 28 представлено: разброс итогов при неопределенности конверсий (500 повторов).</w:t>
+        <w:t>В таблице 30 представлено: разброс итогов при неопределенности конверсий (500 повторов).</w:t>
       </w:r>
     </w:p>
     <w:p>
@@ -37114,7 +38859,7 @@
         <w:rPr>
           <w:sz w:val="28"/>
         </w:rPr>
-        <w:t>Таблица 28 – Разброс итогов при неопределенности конверсий (500 повторов)</w:t>
+        <w:t>Таблица 30 – Разброс итогов при неопределенности конверсий (500 повторов)</w:t>
       </w:r>
     </w:p>
     <w:tbl>
@@ -37462,13 +39207,13 @@
         <w:rPr>
           <w:sz w:val="28"/>
         </w:rPr>
-        <w:t xml:space="preserve">Цель по регистрациям достижима почти при любых разумных конверсиях (вероятность 98 %), а цель 50 платящих - лишь примерно в 15 % </w:t>
-      </w:r>
-      <w:r>
-        <w:rPr>
-          <w:sz w:val="28"/>
-        </w:rPr>
-        <w:t>повторов. Это согласуется с выводом ЛР2-3 и ЛР7: окно платной беты слишком узкое, нужны дополнительные каналы и ранний замер активации и оплаты.</w:t>
+        <w:t xml:space="preserve">Цель по регистрациям достижима почти при любых разумных конверсиях (вероятность 98 %), а цель 50 платящих - </w:t>
+      </w:r>
+      <w:r>
+        <w:rPr>
+          <w:sz w:val="28"/>
+        </w:rPr>
+        <w:t>лишь примерно в 15 % повторов. Это согласуется с выводом ЛР2-3 и ЛР7: окно платной беты слишком узкое, нужны дополнительные каналы и ранний замер активации и оплаты.</w:t>
       </w:r>
     </w:p>
     <w:bookmarkEnd w:id="38"/>
@@ -37576,7 +39321,7 @@
   <w:abstractNum w:abstractNumId="0" w15:restartNumberingAfterBreak="0">
     <w:nsid w:val="0000A990"/>
     <w:multiLevelType w:val="multilevel"/>
-    <w:tmpl w:val="6038A1EC"/>
+    <w:tmpl w:val="AA1C9FF8"/>
     <w:lvl w:ilvl="0">
       <w:numFmt w:val="bullet"/>
       <w:lvlText w:val=" "/>
@@ -37653,7 +39398,7 @@
   <w:abstractNum w:abstractNumId="1" w15:restartNumberingAfterBreak="0">
     <w:nsid w:val="00A99411"/>
     <w:multiLevelType w:val="multilevel"/>
-    <w:tmpl w:val="5D5E405A"/>
+    <w:tmpl w:val="5A88961C"/>
     <w:lvl w:ilvl="0">
       <w:start w:val="1"/>
       <w:numFmt w:val="decimal"/>
@@ -39131,7 +40876,7 @@
     <w:autoRedefine/>
     <w:uiPriority w:val="39"/>
     <w:unhideWhenUsed/>
-    <w:rsid w:val="00323AAE"/>
+    <w:rsid w:val="0082451C"/>
     <w:pPr>
       <w:spacing w:after="100"/>
     </w:pPr>
@@ -39143,7 +40888,7 @@
     <w:autoRedefine/>
     <w:uiPriority w:val="39"/>
     <w:unhideWhenUsed/>
-    <w:rsid w:val="00323AAE"/>
+    <w:rsid w:val="0082451C"/>
     <w:pPr>
       <w:spacing w:after="100"/>
       <w:ind w:left="240"/>

--- a/ЛР6_ЦП_Канвас_сценарии_релизы/ОТЧЕТ_ЛР6_TableMind.docx
+++ b/ЛР6_ЦП_Канвас_сценарии_релизы/ОТЧЕТ_ЛР6_TableMind.docx
@@ -263,7 +263,7 @@
       <w:r>
         <w:fldChar w:fldCharType="separate"/>
       </w:r>
-      <w:hyperlink w:anchor="_Toc241957883" w:history="1">
+      <w:hyperlink w:anchor="_Toc241960730" w:history="1">
         <w:r>
           <w:rPr>
             <w:rStyle w:val="af"/>
@@ -291,7 +291,7 @@
             <w:noProof/>
             <w:webHidden/>
           </w:rPr>
-          <w:instrText xml:space="preserve"> PAGEREF _Toc241957883 \h </w:instrText>
+          <w:instrText xml:space="preserve"> PAGEREF _Toc241960730 \h </w:instrText>
         </w:r>
         <w:r>
           <w:rPr>
@@ -332,7 +332,7 @@
           <w:noProof/>
         </w:rPr>
       </w:pPr>
-      <w:hyperlink w:anchor="_Toc241957884" w:history="1">
+      <w:hyperlink w:anchor="_Toc241960731" w:history="1">
         <w:r>
           <w:rPr>
             <w:rStyle w:val="af"/>
@@ -360,7 +360,7 @@
             <w:noProof/>
             <w:webHidden/>
           </w:rPr>
-          <w:instrText xml:space="preserve"> PAGEREF _Toc241957884 \h </w:instrText>
+          <w:instrText xml:space="preserve"> PAGEREF _Toc241960731 \h </w:instrText>
         </w:r>
         <w:r>
           <w:rPr>
@@ -401,7 +401,7 @@
           <w:noProof/>
         </w:rPr>
       </w:pPr>
-      <w:hyperlink w:anchor="_Toc241957885" w:history="1">
+      <w:hyperlink w:anchor="_Toc241960732" w:history="1">
         <w:r>
           <w:rPr>
             <w:rStyle w:val="af"/>
@@ -429,7 +429,7 @@
             <w:noProof/>
             <w:webHidden/>
           </w:rPr>
-          <w:instrText xml:space="preserve"> PAGEREF _Toc241957885 \h </w:instrText>
+          <w:instrText xml:space="preserve"> PAGEREF _Toc241960732 \h </w:instrText>
         </w:r>
         <w:r>
           <w:rPr>
@@ -470,7 +470,7 @@
           <w:noProof/>
         </w:rPr>
       </w:pPr>
-      <w:hyperlink w:anchor="_Toc241957886" w:history="1">
+      <w:hyperlink w:anchor="_Toc241960733" w:history="1">
         <w:r>
           <w:rPr>
             <w:rStyle w:val="af"/>
@@ -498,7 +498,7 @@
             <w:noProof/>
             <w:webHidden/>
           </w:rPr>
-          <w:instrText xml:space="preserve"> PAGEREF _Toc241957886 \h </w:instrText>
+          <w:instrText xml:space="preserve"> PAGEREF _Toc241960733 \h </w:instrText>
         </w:r>
         <w:r>
           <w:rPr>
@@ -539,7 +539,7 @@
           <w:noProof/>
         </w:rPr>
       </w:pPr>
-      <w:hyperlink w:anchor="_Toc241957887" w:history="1">
+      <w:hyperlink w:anchor="_Toc241960734" w:history="1">
         <w:r>
           <w:rPr>
             <w:rStyle w:val="af"/>
@@ -567,7 +567,7 @@
             <w:noProof/>
             <w:webHidden/>
           </w:rPr>
-          <w:instrText xml:space="preserve"> PAGEREF _Toc241957887 \h </w:instrText>
+          <w:instrText xml:space="preserve"> PAGEREF _Toc241960734 \h </w:instrText>
         </w:r>
         <w:r>
           <w:rPr>
@@ -608,7 +608,7 @@
           <w:noProof/>
         </w:rPr>
       </w:pPr>
-      <w:hyperlink w:anchor="_Toc241957888" w:history="1">
+      <w:hyperlink w:anchor="_Toc241960735" w:history="1">
         <w:r>
           <w:rPr>
             <w:rStyle w:val="af"/>
@@ -636,7 +636,7 @@
             <w:noProof/>
             <w:webHidden/>
           </w:rPr>
-          <w:instrText xml:space="preserve"> PAGEREF _Toc241957888 \h </w:instrText>
+          <w:instrText xml:space="preserve"> PAGEREF _Toc241960735 \h </w:instrText>
         </w:r>
         <w:r>
           <w:rPr>
@@ -677,7 +677,7 @@
           <w:noProof/>
         </w:rPr>
       </w:pPr>
-      <w:hyperlink w:anchor="_Toc241957889" w:history="1">
+      <w:hyperlink w:anchor="_Toc241960736" w:history="1">
         <w:r>
           <w:rPr>
             <w:rStyle w:val="af"/>
@@ -705,7 +705,7 @@
             <w:noProof/>
             <w:webHidden/>
           </w:rPr>
-          <w:instrText xml:space="preserve"> PAGEREF _Toc241957889 \h </w:instrText>
+          <w:instrText xml:space="preserve"> PAGEREF _Toc241960736 \h </w:instrText>
         </w:r>
         <w:r>
           <w:rPr>
@@ -746,7 +746,7 @@
           <w:noProof/>
         </w:rPr>
       </w:pPr>
-      <w:hyperlink w:anchor="_Toc241957890" w:history="1">
+      <w:hyperlink w:anchor="_Toc241960737" w:history="1">
         <w:r>
           <w:rPr>
             <w:rStyle w:val="af"/>
@@ -774,7 +774,7 @@
             <w:noProof/>
             <w:webHidden/>
           </w:rPr>
-          <w:instrText xml:space="preserve"> PAGEREF _Toc241957890 \h </w:instrText>
+          <w:instrText xml:space="preserve"> PAGEREF _Toc241960737 \h </w:instrText>
         </w:r>
         <w:r>
           <w:rPr>
@@ -815,7 +815,7 @@
           <w:noProof/>
         </w:rPr>
       </w:pPr>
-      <w:hyperlink w:anchor="_Toc241957891" w:history="1">
+      <w:hyperlink w:anchor="_Toc241960738" w:history="1">
         <w:r>
           <w:rPr>
             <w:rStyle w:val="af"/>
@@ -843,7 +843,7 @@
             <w:noProof/>
             <w:webHidden/>
           </w:rPr>
-          <w:instrText xml:space="preserve"> PAGEREF _Toc241957891 \h </w:instrText>
+          <w:instrText xml:space="preserve"> PAGEREF _Toc241960738 \h </w:instrText>
         </w:r>
         <w:r>
           <w:rPr>
@@ -884,7 +884,7 @@
           <w:noProof/>
         </w:rPr>
       </w:pPr>
-      <w:hyperlink w:anchor="_Toc241957892" w:history="1">
+      <w:hyperlink w:anchor="_Toc241960739" w:history="1">
         <w:r>
           <w:rPr>
             <w:rStyle w:val="af"/>
@@ -912,7 +912,7 @@
             <w:noProof/>
             <w:webHidden/>
           </w:rPr>
-          <w:instrText xml:space="preserve"> PAGEREF _Toc241957892 \h </w:instrText>
+          <w:instrText xml:space="preserve"> PAGEREF _Toc241960739 \h </w:instrText>
         </w:r>
         <w:r>
           <w:rPr>
@@ -953,7 +953,7 @@
           <w:noProof/>
         </w:rPr>
       </w:pPr>
-      <w:hyperlink w:anchor="_Toc241957893" w:history="1">
+      <w:hyperlink w:anchor="_Toc241960740" w:history="1">
         <w:r>
           <w:rPr>
             <w:rStyle w:val="af"/>
@@ -981,7 +981,7 @@
             <w:noProof/>
             <w:webHidden/>
           </w:rPr>
-          <w:instrText xml:space="preserve"> PAGEREF _Toc241957893 \h </w:instrText>
+          <w:instrText xml:space="preserve"> PAGEREF _Toc241960740 \h </w:instrText>
         </w:r>
         <w:r>
           <w:rPr>
@@ -1022,7 +1022,7 @@
           <w:noProof/>
         </w:rPr>
       </w:pPr>
-      <w:hyperlink w:anchor="_Toc241957894" w:history="1">
+      <w:hyperlink w:anchor="_Toc241960741" w:history="1">
         <w:r>
           <w:rPr>
             <w:rStyle w:val="af"/>
@@ -1050,7 +1050,7 @@
             <w:noProof/>
             <w:webHidden/>
           </w:rPr>
-          <w:instrText xml:space="preserve"> PAGEREF _Toc241957894 \h </w:instrText>
+          <w:instrText xml:space="preserve"> PAGEREF _Toc241960741 \h </w:instrText>
         </w:r>
         <w:r>
           <w:rPr>
@@ -1091,7 +1091,7 @@
           <w:noProof/>
         </w:rPr>
       </w:pPr>
-      <w:hyperlink w:anchor="_Toc241957895" w:history="1">
+      <w:hyperlink w:anchor="_Toc241960742" w:history="1">
         <w:r>
           <w:rPr>
             <w:rStyle w:val="af"/>
@@ -1119,7 +1119,7 @@
             <w:noProof/>
             <w:webHidden/>
           </w:rPr>
-          <w:instrText xml:space="preserve"> PAGEREF _Toc241957895 \h </w:instrText>
+          <w:instrText xml:space="preserve"> PAGEREF _Toc241960742 \h </w:instrText>
         </w:r>
         <w:r>
           <w:rPr>
@@ -1160,7 +1160,7 @@
           <w:noProof/>
         </w:rPr>
       </w:pPr>
-      <w:hyperlink w:anchor="_Toc241957896" w:history="1">
+      <w:hyperlink w:anchor="_Toc241960743" w:history="1">
         <w:r>
           <w:rPr>
             <w:rStyle w:val="af"/>
@@ -1188,7 +1188,7 @@
             <w:noProof/>
             <w:webHidden/>
           </w:rPr>
-          <w:instrText xml:space="preserve"> PAGEREF _Toc241957896 \h </w:instrText>
+          <w:instrText xml:space="preserve"> PAGEREF _Toc241960743 \h </w:instrText>
         </w:r>
         <w:r>
           <w:rPr>
@@ -1229,7 +1229,7 @@
           <w:noProof/>
         </w:rPr>
       </w:pPr>
-      <w:hyperlink w:anchor="_Toc241957897" w:history="1">
+      <w:hyperlink w:anchor="_Toc241960744" w:history="1">
         <w:r>
           <w:rPr>
             <w:rStyle w:val="af"/>
@@ -1257,7 +1257,7 @@
             <w:noProof/>
             <w:webHidden/>
           </w:rPr>
-          <w:instrText xml:space="preserve"> PAGEREF _Toc241957897 \h </w:instrText>
+          <w:instrText xml:space="preserve"> PAGEREF _Toc241960744 \h </w:instrText>
         </w:r>
         <w:r>
           <w:rPr>
@@ -1298,7 +1298,7 @@
           <w:noProof/>
         </w:rPr>
       </w:pPr>
-      <w:hyperlink w:anchor="_Toc241957898" w:history="1">
+      <w:hyperlink w:anchor="_Toc241960745" w:history="1">
         <w:r>
           <w:rPr>
             <w:rStyle w:val="af"/>
@@ -1326,7 +1326,7 @@
             <w:noProof/>
             <w:webHidden/>
           </w:rPr>
-          <w:instrText xml:space="preserve"> PAGEREF _Toc241957898 \h </w:instrText>
+          <w:instrText xml:space="preserve"> PAGEREF _Toc241960745 \h </w:instrText>
         </w:r>
         <w:r>
           <w:rPr>
@@ -1367,7 +1367,7 @@
           <w:noProof/>
         </w:rPr>
       </w:pPr>
-      <w:hyperlink w:anchor="_Toc241957899" w:history="1">
+      <w:hyperlink w:anchor="_Toc241960746" w:history="1">
         <w:r>
           <w:rPr>
             <w:rStyle w:val="af"/>
@@ -1395,7 +1395,7 @@
             <w:noProof/>
             <w:webHidden/>
           </w:rPr>
-          <w:instrText xml:space="preserve"> PAGEREF _Toc241957899 \h </w:instrText>
+          <w:instrText xml:space="preserve"> PAGEREF _Toc241960746 \h </w:instrText>
         </w:r>
         <w:r>
           <w:rPr>
@@ -1436,7 +1436,7 @@
           <w:noProof/>
         </w:rPr>
       </w:pPr>
-      <w:hyperlink w:anchor="_Toc241957900" w:history="1">
+      <w:hyperlink w:anchor="_Toc241960747" w:history="1">
         <w:r>
           <w:rPr>
             <w:rStyle w:val="af"/>
@@ -1464,7 +1464,7 @@
             <w:noProof/>
             <w:webHidden/>
           </w:rPr>
-          <w:instrText xml:space="preserve"> PAGEREF _Toc241957900 \h </w:instrText>
+          <w:instrText xml:space="preserve"> PAGEREF _Toc241960747 \h </w:instrText>
         </w:r>
         <w:r>
           <w:rPr>
@@ -1505,7 +1505,7 @@
           <w:noProof/>
         </w:rPr>
       </w:pPr>
-      <w:hyperlink w:anchor="_Toc241957901" w:history="1">
+      <w:hyperlink w:anchor="_Toc241960748" w:history="1">
         <w:r>
           <w:rPr>
             <w:rStyle w:val="af"/>
@@ -1533,7 +1533,7 @@
             <w:noProof/>
             <w:webHidden/>
           </w:rPr>
-          <w:instrText xml:space="preserve"> PAGEREF _Toc241957901 \h </w:instrText>
+          <w:instrText xml:space="preserve"> PAGEREF _Toc241960748 \h </w:instrText>
         </w:r>
         <w:r>
           <w:rPr>
@@ -1579,7 +1579,7 @@
         <w:spacing w:before="0" w:after="360" w:line="360" w:lineRule="exact"/>
         <w:ind w:firstLine="709"/>
       </w:pPr>
-      <w:bookmarkStart w:id="1" w:name="_Toc241957883"/>
+      <w:bookmarkStart w:id="1" w:name="_Toc241960730"/>
       <w:r>
         <w:rPr>
           <w:b/>
@@ -1684,7 +1684,7 @@
         <w:ind w:firstLine="709"/>
       </w:pPr>
       <w:bookmarkStart w:id="2" w:name="_b608aa976fc82a0faaf3b83f58c735968afd03b"/>
-      <w:bookmarkStart w:id="3" w:name="_Toc241957884"/>
+      <w:bookmarkStart w:id="3" w:name="_Toc241960731"/>
       <w:bookmarkEnd w:id="0"/>
       <w:r>
         <w:rPr>
@@ -1750,7 +1750,7 @@
         <w:ind w:firstLine="709"/>
       </w:pPr>
       <w:bookmarkStart w:id="4" w:name="_ce8c8db2bd1f021f701413a98bce88b0dc0ff35"/>
-      <w:bookmarkStart w:id="5" w:name="_Toc241957885"/>
+      <w:bookmarkStart w:id="5" w:name="_Toc241960732"/>
       <w:r>
         <w:rPr>
           <w:b/>
@@ -3792,7 +3792,7 @@
         <w:ind w:firstLine="709"/>
       </w:pPr>
       <w:bookmarkStart w:id="6" w:name="_d6b1e0606ccffbfea524c7b8890d7424ae6ef8d"/>
-      <w:bookmarkStart w:id="7" w:name="_Toc241957886"/>
+      <w:bookmarkStart w:id="7" w:name="_Toc241960733"/>
       <w:bookmarkEnd w:id="4"/>
       <w:r>
         <w:rPr>
@@ -8504,7 +8504,7 @@
         <w:ind w:firstLine="709"/>
       </w:pPr>
       <w:bookmarkStart w:id="8" w:name="_7b60cb03201c02c98ad01f5cee41d479977e884"/>
-      <w:bookmarkStart w:id="9" w:name="_Toc241957887"/>
+      <w:bookmarkStart w:id="9" w:name="_Toc241960734"/>
       <w:bookmarkEnd w:id="6"/>
       <w:r>
         <w:rPr>
@@ -8575,7 +8575,7 @@
           <w:sz w:val="28"/>
         </w:rPr>
         <w:drawing>
-          <wp:inline distT="0" distB="0" distL="0" distR="0" wp14:anchorId="6B1CC669" wp14:editId="49F4AADF">
+          <wp:inline distT="0" distB="0" distL="0" distR="0" wp14:anchorId="3933817E" wp14:editId="07FB9086">
             <wp:extent cx="5334000" cy="3382536"/>
             <wp:effectExtent l="0" t="0" r="0" b="0"/>
             <wp:docPr id="13" name="Picture"/>
@@ -8861,7 +8861,7 @@
               <w:rPr>
                 <w:sz w:val="24"/>
               </w:rPr>
-              <w:t>4.0</w:t>
+              <w:t>4,0</w:t>
             </w:r>
           </w:p>
         </w:tc>
@@ -8880,7 +8880,7 @@
               <w:rPr>
                 <w:sz w:val="24"/>
               </w:rPr>
-              <w:t>4.0</w:t>
+              <w:t>4,0</w:t>
             </w:r>
           </w:p>
         </w:tc>
@@ -8899,7 +8899,7 @@
               <w:rPr>
                 <w:sz w:val="24"/>
               </w:rPr>
-              <w:t>2.0</w:t>
+              <w:t>2,0</w:t>
             </w:r>
           </w:p>
         </w:tc>
@@ -8962,7 +8962,7 @@
               <w:rPr>
                 <w:sz w:val="24"/>
               </w:rPr>
-              <w:t>4.0</w:t>
+              <w:t>4,0</w:t>
             </w:r>
           </w:p>
         </w:tc>
@@ -8981,7 +8981,7 @@
               <w:rPr>
                 <w:sz w:val="24"/>
               </w:rPr>
-              <w:t>4.0</w:t>
+              <w:t>4,0</w:t>
             </w:r>
           </w:p>
         </w:tc>
@@ -9000,7 +9000,7 @@
               <w:rPr>
                 <w:sz w:val="24"/>
               </w:rPr>
-              <w:t>2.0</w:t>
+              <w:t>2,0</w:t>
             </w:r>
           </w:p>
         </w:tc>
@@ -9063,7 +9063,7 @@
               <w:rPr>
                 <w:sz w:val="24"/>
               </w:rPr>
-              <w:t>3.0</w:t>
+              <w:t>3,0</w:t>
             </w:r>
           </w:p>
         </w:tc>
@@ -9082,7 +9082,7 @@
               <w:rPr>
                 <w:sz w:val="24"/>
               </w:rPr>
-              <w:t>4.0</w:t>
+              <w:t>4,0</w:t>
             </w:r>
           </w:p>
         </w:tc>
@@ -9101,7 +9101,7 @@
               <w:rPr>
                 <w:sz w:val="24"/>
               </w:rPr>
-              <w:t>3.0</w:t>
+              <w:t>3,0</w:t>
             </w:r>
           </w:p>
         </w:tc>
@@ -9164,7 +9164,7 @@
               <w:rPr>
                 <w:sz w:val="24"/>
               </w:rPr>
-              <w:t>4.0</w:t>
+              <w:t>4,0</w:t>
             </w:r>
           </w:p>
         </w:tc>
@@ -9183,7 +9183,7 @@
               <w:rPr>
                 <w:sz w:val="24"/>
               </w:rPr>
-              <w:t>4.0</w:t>
+              <w:t>4,0</w:t>
             </w:r>
           </w:p>
         </w:tc>
@@ -9202,7 +9202,7 @@
               <w:rPr>
                 <w:sz w:val="24"/>
               </w:rPr>
-              <w:t>2.0</w:t>
+              <w:t>2,0</w:t>
             </w:r>
           </w:p>
         </w:tc>
@@ -9265,7 +9265,7 @@
               <w:rPr>
                 <w:sz w:val="24"/>
               </w:rPr>
-              <w:t>4.0</w:t>
+              <w:t>4,0</w:t>
             </w:r>
           </w:p>
         </w:tc>
@@ -9284,7 +9284,7 @@
               <w:rPr>
                 <w:sz w:val="24"/>
               </w:rPr>
-              <w:t>4.0</w:t>
+              <w:t>4,0</w:t>
             </w:r>
           </w:p>
         </w:tc>
@@ -9303,7 +9303,7 @@
               <w:rPr>
                 <w:sz w:val="24"/>
               </w:rPr>
-              <w:t>2.0</w:t>
+              <w:t>2,0</w:t>
             </w:r>
           </w:p>
         </w:tc>
@@ -9366,7 +9366,7 @@
               <w:rPr>
                 <w:sz w:val="24"/>
               </w:rPr>
-              <w:t>4.0</w:t>
+              <w:t>4,0</w:t>
             </w:r>
           </w:p>
         </w:tc>
@@ -9385,7 +9385,7 @@
               <w:rPr>
                 <w:sz w:val="24"/>
               </w:rPr>
-              <w:t>3.0</w:t>
+              <w:t>3,0</w:t>
             </w:r>
           </w:p>
         </w:tc>
@@ -9404,7 +9404,7 @@
               <w:rPr>
                 <w:sz w:val="24"/>
               </w:rPr>
-              <w:t>3.0</w:t>
+              <w:t>3,0</w:t>
             </w:r>
           </w:p>
         </w:tc>
@@ -9467,7 +9467,7 @@
               <w:rPr>
                 <w:sz w:val="24"/>
               </w:rPr>
-              <w:t>4.0</w:t>
+              <w:t>4,0</w:t>
             </w:r>
           </w:p>
         </w:tc>
@@ -9486,7 +9486,7 @@
               <w:rPr>
                 <w:sz w:val="24"/>
               </w:rPr>
-              <w:t>4.0</w:t>
+              <w:t>4,0</w:t>
             </w:r>
           </w:p>
         </w:tc>
@@ -9505,7 +9505,7 @@
               <w:rPr>
                 <w:sz w:val="24"/>
               </w:rPr>
-              <w:t>2.0</w:t>
+              <w:t>2,0</w:t>
             </w:r>
           </w:p>
         </w:tc>
@@ -9568,7 +9568,7 @@
               <w:rPr>
                 <w:sz w:val="24"/>
               </w:rPr>
-              <w:t>3.0</w:t>
+              <w:t>3,0</w:t>
             </w:r>
           </w:p>
         </w:tc>
@@ -9587,7 +9587,7 @@
               <w:rPr>
                 <w:sz w:val="24"/>
               </w:rPr>
-              <w:t>3.0</w:t>
+              <w:t>3,0</w:t>
             </w:r>
           </w:p>
         </w:tc>
@@ -9606,7 +9606,7 @@
               <w:rPr>
                 <w:sz w:val="24"/>
               </w:rPr>
-              <w:t>3.0</w:t>
+              <w:t>3,0</w:t>
             </w:r>
           </w:p>
         </w:tc>
@@ -9669,7 +9669,7 @@
               <w:rPr>
                 <w:sz w:val="24"/>
               </w:rPr>
-              <w:t>4.0</w:t>
+              <w:t>4,0</w:t>
             </w:r>
           </w:p>
         </w:tc>
@@ -9688,7 +9688,7 @@
               <w:rPr>
                 <w:sz w:val="24"/>
               </w:rPr>
-              <w:t>4.0</w:t>
+              <w:t>4,0</w:t>
             </w:r>
           </w:p>
         </w:tc>
@@ -9707,7 +9707,7 @@
               <w:rPr>
                 <w:sz w:val="24"/>
               </w:rPr>
-              <w:t>2.0</w:t>
+              <w:t>2,0</w:t>
             </w:r>
           </w:p>
         </w:tc>
@@ -10903,7 +10903,7 @@
         <w:ind w:firstLine="709"/>
       </w:pPr>
       <w:bookmarkStart w:id="10" w:name="_519d46f9ff7923648cbfef21e26057944381813"/>
-      <w:bookmarkStart w:id="11" w:name="_Toc241957888"/>
+      <w:bookmarkStart w:id="11" w:name="_Toc241960735"/>
       <w:bookmarkEnd w:id="8"/>
       <w:r>
         <w:rPr>
@@ -15736,7 +15736,7 @@
           <w:sz w:val="28"/>
         </w:rPr>
         <w:drawing>
-          <wp:inline distT="0" distB="0" distL="0" distR="0" wp14:anchorId="4A4C0940" wp14:editId="620BA6BA">
+          <wp:inline distT="0" distB="0" distL="0" distR="0" wp14:anchorId="58E41EAC" wp14:editId="42799CF4">
             <wp:extent cx="5334000" cy="3122341"/>
             <wp:effectExtent l="0" t="0" r="0" b="0"/>
             <wp:docPr id="17" name="Picture"/>
@@ -16715,7 +16715,7 @@
         <w:ind w:firstLine="709"/>
       </w:pPr>
       <w:bookmarkStart w:id="12" w:name="_ccc7c944b68a9100d34a943bc02da4feb181aee"/>
-      <w:bookmarkStart w:id="13" w:name="_Toc241957889"/>
+      <w:bookmarkStart w:id="13" w:name="_Toc241960736"/>
       <w:bookmarkEnd w:id="10"/>
       <w:r>
         <w:rPr>
@@ -18497,7 +18497,7 @@
         <w:rPr>
           <w:sz w:val="28"/>
         </w:rPr>
-        <w:t xml:space="preserve">Спроектированы 14 единиц: 8 страниц и экранов </w:t>
+        <w:t xml:space="preserve">Спроектированы 14 единиц; по приоритету проектирования методики [4] три из них отнесены к классу </w:t>
       </w:r>
       <w:r>
         <w:rPr>
@@ -18510,20 +18510,104 @@
         <w:rPr>
           <w:sz w:val="28"/>
         </w:rPr>
-        <w:t xml:space="preserve"> (первая версия) и остальные </w:t>
+        <w:t xml:space="preserve">, семь - к </w:t>
       </w:r>
       <w:r>
         <w:rPr>
           <w:i/>
           <w:sz w:val="28"/>
         </w:rPr>
+        <w:t>P2</w:t>
+      </w:r>
+      <w:r>
+        <w:rPr>
+          <w:sz w:val="28"/>
+        </w:rPr>
+        <w:t xml:space="preserve"> и четыре - к </w:t>
+      </w:r>
+      <w:r>
+        <w:rPr>
+          <w:i/>
+          <w:sz w:val="28"/>
+        </w:rPr>
+        <w:t>P3</w:t>
+      </w:r>
+      <w:r>
+        <w:rPr>
+          <w:sz w:val="28"/>
+        </w:rPr>
+        <w:t xml:space="preserve">. Класс </w:t>
+      </w:r>
+      <w:r>
+        <w:rPr>
+          <w:i/>
+          <w:sz w:val="28"/>
+        </w:rPr>
+        <w:t>P1-P3</w:t>
+      </w:r>
+      <w:r>
+        <w:rPr>
+          <w:sz w:val="28"/>
+        </w:rPr>
+        <w:t xml:space="preserve"> задает порядок прорисовки и проверки интерфейса, а состав релиза определяется отдельной методикой [5] (раздел 2.6): по ней в первый релиз входят и единицы классов </w:t>
+      </w:r>
+      <w:r>
+        <w:rPr>
+          <w:i/>
+          <w:sz w:val="28"/>
+        </w:rPr>
         <w:t>P2-P3</w:t>
       </w:r>
       <w:r>
         <w:rPr>
           <w:sz w:val="28"/>
         </w:rPr>
-        <w:t>. Каждая имеет паспорт, набор состояний (нормальное, пустое, загрузка, ошибки, успех) и сообщение пользователю; полнота паспортов и состояний - 100 %.</w:t>
+        <w:t xml:space="preserve"> (</w:t>
+      </w:r>
+      <w:r>
+        <w:rPr>
+          <w:i/>
+          <w:sz w:val="28"/>
+        </w:rPr>
+        <w:t>U-004</w:t>
+      </w:r>
+      <w:r>
+        <w:rPr>
+          <w:sz w:val="28"/>
+        </w:rPr>
+        <w:t>…</w:t>
+      </w:r>
+      <w:r>
+        <w:rPr>
+          <w:i/>
+          <w:sz w:val="28"/>
+        </w:rPr>
+        <w:t>U-010</w:t>
+      </w:r>
+      <w:r>
+        <w:rPr>
+          <w:sz w:val="28"/>
+        </w:rPr>
+        <w:t xml:space="preserve">, </w:t>
+      </w:r>
+      <w:r>
+        <w:rPr>
+          <w:i/>
+          <w:sz w:val="28"/>
+        </w:rPr>
+        <w:t>U-017</w:t>
+      </w:r>
+      <w:r>
+        <w:rPr>
+          <w:sz w:val="28"/>
+        </w:rPr>
+        <w:t>), поскольку без них путь пользователя до оплаты разорван. Каждая и</w:t>
+      </w:r>
+      <w:r>
+        <w:rPr>
+          <w:sz w:val="28"/>
+        </w:rPr>
+        <w:t>меет паспорт, набор состояний (нормальное, пустое, загрузка, ошибки, успех) и сообщение пользователю; полнота паспортов и состояний - 100 %.</w:t>
       </w:r>
     </w:p>
     <w:p>
@@ -19824,7 +19908,7 @@
         </w:rPr>
         <w:lastRenderedPageBreak/>
         <w:drawing>
-          <wp:inline distT="0" distB="0" distL="0" distR="0" wp14:anchorId="74081C89" wp14:editId="763BB458">
+          <wp:inline distT="0" distB="0" distL="0" distR="0" wp14:anchorId="4E8708C4" wp14:editId="2D683606">
             <wp:extent cx="5334000" cy="6114585"/>
             <wp:effectExtent l="0" t="0" r="0" b="0"/>
             <wp:docPr id="21" name="Picture"/>
@@ -20061,7 +20145,7 @@
         </w:rPr>
         <w:lastRenderedPageBreak/>
         <w:drawing>
-          <wp:inline distT="0" distB="0" distL="0" distR="0" wp14:anchorId="6B82887B" wp14:editId="09BAC1E9">
+          <wp:inline distT="0" distB="0" distL="0" distR="0" wp14:anchorId="11ED5076" wp14:editId="58346EE5">
             <wp:extent cx="5334000" cy="9610810"/>
             <wp:effectExtent l="0" t="0" r="0" b="0"/>
             <wp:docPr id="24" name="Picture"/>
@@ -20301,7 +20385,7 @@
         </w:rPr>
         <w:lastRenderedPageBreak/>
         <w:drawing>
-          <wp:inline distT="0" distB="0" distL="0" distR="0" wp14:anchorId="5CADB86C" wp14:editId="0F88EA98">
+          <wp:inline distT="0" distB="0" distL="0" distR="0" wp14:anchorId="6E8F3196" wp14:editId="066E4500">
             <wp:extent cx="5334000" cy="12458978"/>
             <wp:effectExtent l="0" t="0" r="0" b="0"/>
             <wp:docPr id="27" name="Picture"/>
@@ -20514,7 +20598,7 @@
           <w:sz w:val="28"/>
         </w:rPr>
         <w:drawing>
-          <wp:inline distT="0" distB="0" distL="0" distR="0" wp14:anchorId="129C7727" wp14:editId="1793D3E9">
+          <wp:inline distT="0" distB="0" distL="0" distR="0" wp14:anchorId="4F59CE11" wp14:editId="43433D70">
             <wp:extent cx="5334000" cy="5926666"/>
             <wp:effectExtent l="0" t="0" r="0" b="0"/>
             <wp:docPr id="30" name="Picture"/>
@@ -20606,13 +20690,13 @@
         <w:rPr>
           <w:sz w:val="28"/>
         </w:rPr>
-        <w:t>Страница контактов содержит форму с полям</w:t>
-      </w:r>
-      <w:r>
-        <w:rPr>
-          <w:sz w:val="28"/>
-        </w:rPr>
-        <w:t>и «</w:t>
+        <w:t xml:space="preserve">Страница контактов содержит форму с </w:t>
+      </w:r>
+      <w:r>
+        <w:rPr>
+          <w:sz w:val="28"/>
+        </w:rPr>
+        <w:t>полями «</w:t>
       </w:r>
       <w:r>
         <w:rPr>
@@ -20731,7 +20815,13 @@
           <w:sz w:val="28"/>
         </w:rPr>
         <w:lastRenderedPageBreak/>
-        <w:t xml:space="preserve">На рисунке 7 показано: прототип </w:t>
+        <w:t xml:space="preserve">На рисунке </w:t>
+      </w:r>
+      <w:r>
+        <w:rPr>
+          <w:sz w:val="28"/>
+        </w:rPr>
+        <w:t xml:space="preserve">7 показано: прототип </w:t>
       </w:r>
       <w:r>
         <w:rPr>
@@ -20773,7 +20863,7 @@
           <w:sz w:val="28"/>
         </w:rPr>
         <w:drawing>
-          <wp:inline distT="0" distB="0" distL="0" distR="0" wp14:anchorId="1D3542BA" wp14:editId="1F4D8C13">
+          <wp:inline distT="0" distB="0" distL="0" distR="0" wp14:anchorId="0598D4AC" wp14:editId="53237BF0">
             <wp:extent cx="5334000" cy="3343751"/>
             <wp:effectExtent l="0" t="0" r="0" b="0"/>
             <wp:docPr id="33" name="Picture"/>
@@ -21361,7 +21451,13 @@
               <w:rPr>
                 <w:sz w:val="24"/>
               </w:rPr>
-              <w:t xml:space="preserve"> (добавлена)</w:t>
+              <w:t xml:space="preserve"> (добавлен</w:t>
+            </w:r>
+            <w:r>
+              <w:rPr>
+                <w:sz w:val="24"/>
+              </w:rPr>
+              <w:t>а)</w:t>
             </w:r>
           </w:p>
         </w:tc>
@@ -21742,13 +21838,13 @@
         <w:rPr>
           <w:sz w:val="28"/>
         </w:rPr>
-        <w:t>Исходный прототип закрывал маркетинговую часть пути (вход, объяснение продукта, контакт); по решению автора он дополнен семью макетами в том же стиле: тарифы, загрузка ф</w:t>
-      </w:r>
-      <w:r>
-        <w:rPr>
-          <w:sz w:val="28"/>
-        </w:rPr>
-        <w:t>айла, список находок, карточка находки, отчет, регистрация, оплата и безопасность. Теперь макетами покрыты 9 единиц первой версии (</w:t>
+        <w:t>Исходный прототип закрывал маркетинговую часть пути (вход, объяснение продукта, контакт); по решению автора он дополнен восемью макетами в том же стиле: тарифы, загрузка</w:t>
+      </w:r>
+      <w:r>
+        <w:rPr>
+          <w:sz w:val="28"/>
+        </w:rPr>
+        <w:t xml:space="preserve"> файла, список находок, карточка находки, отчет, регистрация, оплата и безопасность. Теперь макетами покрыты 9 единиц первой версии (</w:t>
       </w:r>
       <w:r>
         <w:rPr>
@@ -21774,20 +21870,39 @@
         <w:rPr>
           <w:sz w:val="28"/>
         </w:rPr>
-        <w:t xml:space="preserve">), оставшиеся единицы </w:t>
+        <w:t xml:space="preserve">), в прототип не вошли единица первого релиза </w:t>
       </w:r>
       <w:r>
         <w:rPr>
           <w:i/>
           <w:sz w:val="28"/>
         </w:rPr>
-        <w:t>P2-P3</w:t>
-      </w:r>
-      <w:r>
-        <w:rPr>
-          <w:sz w:val="28"/>
-        </w:rPr>
-        <w:t xml:space="preserve"> в прототип не входят.</w:t>
+        <w:t>U-010</w:t>
+      </w:r>
+      <w:r>
+        <w:rPr>
+          <w:sz w:val="28"/>
+        </w:rPr>
+        <w:t xml:space="preserve"> (удаление данных) и </w:t>
+      </w:r>
+      <w:r>
+        <w:rPr>
+          <w:i/>
+          <w:sz w:val="28"/>
+        </w:rPr>
+        <w:t>U-017</w:t>
+      </w:r>
+      <w:r>
+        <w:rPr>
+          <w:sz w:val="28"/>
+        </w:rPr>
+        <w:t xml:space="preserve"> (справка), а также единицы последу</w:t>
+      </w:r>
+      <w:r>
+        <w:rPr>
+          <w:sz w:val="28"/>
+        </w:rPr>
+        <w:t>ющих релизов.</w:t>
       </w:r>
     </w:p>
     <w:p>
@@ -21801,13 +21916,7 @@
         <w:rPr>
           <w:sz w:val="28"/>
         </w:rPr>
-        <w:t xml:space="preserve">Наблюдение: тексты прототипа описывают </w:t>
-      </w:r>
-      <w:r>
-        <w:rPr>
-          <w:sz w:val="28"/>
-        </w:rPr>
-        <w:t>универсального агента для текстового редактора («</w:t>
+        <w:t>Наблюдение: тексты прототипа описывают универсального агента для текстового редактора («</w:t>
       </w:r>
       <w:r>
         <w:rPr>
@@ -21911,13 +22020,13 @@
         <w:rPr>
           <w:sz w:val="28"/>
         </w:rPr>
-        <w:t xml:space="preserve">-моделей с доказательством находок. Для согласования с ценностным предложением раздела 2.1 заголовок и примеры страниц нужно переписать под аудит </w:t>
-      </w:r>
-      <w:r>
-        <w:rPr>
-          <w:sz w:val="28"/>
-        </w:rPr>
-        <w:t>таблиц; это зафиксировано как доработка прототипа.</w:t>
+        <w:t xml:space="preserve">-моделей с доказательством находок. Для согласования с ценностным предложением раздела 2.1 </w:t>
+      </w:r>
+      <w:r>
+        <w:rPr>
+          <w:sz w:val="28"/>
+        </w:rPr>
+        <w:t>заголовок и примеры страниц нужно переписать под аудит таблиц; это зафиксировано как доработка прототипа.</w:t>
       </w:r>
     </w:p>
     <w:p>
@@ -21959,7 +22068,13 @@
         <w:rPr>
           <w:sz w:val="28"/>
         </w:rPr>
-        <w:t xml:space="preserve"> рядом с исходными страницами (в тех же цветах, шрифтах </w:t>
+        <w:t xml:space="preserve"> рядом с исходными страницами (в тех же цветах, шри</w:t>
+      </w:r>
+      <w:r>
+        <w:rPr>
+          <w:sz w:val="28"/>
+        </w:rPr>
+        <w:t xml:space="preserve">фтах </w:t>
       </w:r>
       <w:r>
         <w:rPr>
@@ -22050,13 +22165,7 @@
         <w:rPr>
           <w:sz w:val="28"/>
         </w:rPr>
-        <w:t xml:space="preserve"> не изменялись. Новы</w:t>
-      </w:r>
-      <w:r>
-        <w:rPr>
-          <w:sz w:val="28"/>
-        </w:rPr>
-        <w:t xml:space="preserve">е кадры расположены справа: </w:t>
+        <w:t xml:space="preserve"> не изменялись. Новые кадры расположены справа: </w:t>
       </w:r>
       <w:r>
         <w:rPr>
@@ -22219,46 +22328,45 @@
           <w:i/>
           <w:sz w:val="28"/>
         </w:rPr>
-        <w:t>repo</w:t>
+        <w:t>report</w:t>
+      </w:r>
+      <w:r>
+        <w:rPr>
+          <w:sz w:val="28"/>
+        </w:rPr>
+        <w:t xml:space="preserve">» - отчет, </w:t>
       </w:r>
       <w:r>
         <w:rPr>
           <w:i/>
           <w:sz w:val="28"/>
         </w:rPr>
-        <w:t>rt</w:t>
-      </w:r>
-      <w:r>
-        <w:rPr>
-          <w:sz w:val="28"/>
-        </w:rPr>
-        <w:t xml:space="preserve">» - отчет, </w:t>
+        <w:t>Pricing</w:t>
+      </w:r>
+      <w:r>
+        <w:rPr>
+          <w:sz w:val="28"/>
+        </w:rPr>
+        <w:t xml:space="preserve"> (</w:t>
       </w:r>
       <w:r>
         <w:rPr>
           <w:i/>
           <w:sz w:val="28"/>
         </w:rPr>
-        <w:t>Pricing</w:t>
-      </w:r>
-      <w:r>
-        <w:rPr>
-          <w:sz w:val="28"/>
-        </w:rPr>
-        <w:t xml:space="preserve"> (</w:t>
-      </w:r>
-      <w:r>
-        <w:rPr>
-          <w:i/>
-          <w:sz w:val="28"/>
-        </w:rPr>
         <w:t>Pro</w:t>
       </w:r>
       <w:r>
         <w:rPr>
           <w:sz w:val="28"/>
         </w:rPr>
-        <w:t>) - оплата. Тексты и числа на макетах (14 находок, 1 985 </w:t>
+        <w:t>) - оплата. Тексты и числа</w:t>
+      </w:r>
+      <w:r>
+        <w:rPr>
+          <w:sz w:val="28"/>
+        </w:rPr>
+        <w:t xml:space="preserve"> на макетах (14 находок, 1 985 </w:t>
       </w:r>
       <w:r>
         <w:rPr>
@@ -22328,7 +22436,7 @@
         </w:rPr>
         <w:lastRenderedPageBreak/>
         <w:drawing>
-          <wp:inline distT="0" distB="0" distL="0" distR="0" wp14:anchorId="7D0378B6" wp14:editId="093AC6B9">
+          <wp:inline distT="0" distB="0" distL="0" distR="0" wp14:anchorId="13567B89" wp14:editId="77CDE5F9">
             <wp:extent cx="5334000" cy="5785249"/>
             <wp:effectExtent l="0" t="0" r="0" b="0"/>
             <wp:docPr id="37" name="Picture"/>
@@ -22420,13 +22528,7 @@
         <w:rPr>
           <w:sz w:val="28"/>
         </w:rPr>
-        <w:t>На странице тарифов четыре ка</w:t>
-      </w:r>
-      <w:r>
-        <w:rPr>
-          <w:sz w:val="28"/>
-        </w:rPr>
-        <w:t xml:space="preserve">рточки: </w:t>
+        <w:t xml:space="preserve">На странице тарифов четыре карточки: </w:t>
       </w:r>
       <w:r>
         <w:rPr>
@@ -22557,7 +22659,13 @@
         <w:rPr>
           <w:sz w:val="28"/>
         </w:rPr>
-        <w:t xml:space="preserve">На рисунке 9 показано: макет </w:t>
+        <w:t>На рисунке 9</w:t>
+      </w:r>
+      <w:r>
+        <w:rPr>
+          <w:sz w:val="28"/>
+        </w:rPr>
+        <w:t xml:space="preserve"> показано: макет </w:t>
       </w:r>
       <w:r>
         <w:rPr>
@@ -22587,7 +22695,7 @@
         </w:rPr>
         <w:lastRenderedPageBreak/>
         <w:drawing>
-          <wp:inline distT="0" distB="0" distL="0" distR="0" wp14:anchorId="2EE64A33" wp14:editId="53B959B2">
+          <wp:inline distT="0" distB="0" distL="0" distR="0" wp14:anchorId="30FC6BEE" wp14:editId="5EC567A5">
             <wp:extent cx="5334000" cy="3040380"/>
             <wp:effectExtent l="0" t="0" r="0" b="0"/>
             <wp:docPr id="40" name="Picture"/>
@@ -22639,13 +22747,7 @@
         <w:rPr>
           <w:sz w:val="28"/>
         </w:rPr>
-        <w:t xml:space="preserve">Рисунок 9 </w:t>
-      </w:r>
-      <w:r>
-        <w:rPr>
-          <w:sz w:val="28"/>
-        </w:rPr>
-        <w:t xml:space="preserve">– Макет </w:t>
+        <w:t xml:space="preserve">Рисунок 9 – Макет </w:t>
       </w:r>
       <w:r>
         <w:rPr>
@@ -22672,7 +22774,13 @@
         <w:rPr>
           <w:sz w:val="28"/>
         </w:rPr>
-        <w:t>Экран содержит зону загрузки файла, список проверок и пояснение о хранении файла. Путь до запуска проверки занимает два действия: выбрать файл и нажать «</w:t>
+        <w:t xml:space="preserve">Экран содержит зону загрузки файла, список проверок и пояснение о хранении файла. Путь до запуска проверки занимает два действия: выбрать </w:t>
+      </w:r>
+      <w:r>
+        <w:rPr>
+          <w:sz w:val="28"/>
+        </w:rPr>
+        <w:t>файл и нажать «</w:t>
       </w:r>
       <w:r>
         <w:rPr>
@@ -22725,13 +22833,7 @@
         <w:rPr>
           <w:sz w:val="28"/>
         </w:rPr>
-        <w:t>: список</w:t>
-      </w:r>
-      <w:r>
-        <w:rPr>
-          <w:sz w:val="28"/>
-        </w:rPr>
-        <w:t xml:space="preserve"> находок.</w:t>
+        <w:t>: список находок.</w:t>
       </w:r>
     </w:p>
     <w:p>
@@ -22747,7 +22849,7 @@
           <w:sz w:val="28"/>
         </w:rPr>
         <w:drawing>
-          <wp:inline distT="0" distB="0" distL="0" distR="0" wp14:anchorId="08B2F355" wp14:editId="542DCC69">
+          <wp:inline distT="0" distB="0" distL="0" distR="0" wp14:anchorId="56260B24" wp14:editId="0C865AFE">
             <wp:extent cx="5334000" cy="3081866"/>
             <wp:effectExtent l="0" t="0" r="0" b="0"/>
             <wp:docPr id="43" name="Picture"/>
@@ -22826,7 +22928,13 @@
         <w:rPr>
           <w:sz w:val="28"/>
         </w:rPr>
-        <w:t>Экран показывает сводку по критичности (3 критичных, 6 предупреждений, 5 заметок), долю находок с доказательством движка и таблицу находок с ячейкой, листом и ссылкой «</w:t>
+        <w:t>Экран показывает сводку по критичности (3 критичных, 6 предупреждений, 5 заметок), долю находок с доказательством движка и таблицу на</w:t>
+      </w:r>
+      <w:r>
+        <w:rPr>
+          <w:sz w:val="28"/>
+        </w:rPr>
+        <w:t>ходок с ячейкой, листом и ссылкой «</w:t>
       </w:r>
       <w:r>
         <w:rPr>
@@ -22852,13 +22960,7 @@
         <w:rPr>
           <w:sz w:val="28"/>
         </w:rPr>
-        <w:t>». На бесплатном тарифе п</w:t>
-      </w:r>
-      <w:r>
-        <w:rPr>
-          <w:sz w:val="28"/>
-        </w:rPr>
-        <w:t>оказаны первые пять находок, остальные открываются после оплаты.</w:t>
+        <w:t>». На бесплатном тарифе показаны первые пять находок, остальные открываются после оплаты.</w:t>
       </w:r>
     </w:p>
     <w:p>
@@ -22902,7 +23004,7 @@
         </w:rPr>
         <w:lastRenderedPageBreak/>
         <w:drawing>
-          <wp:inline distT="0" distB="0" distL="0" distR="0" wp14:anchorId="7C07AB63" wp14:editId="4D46ED99">
+          <wp:inline distT="0" distB="0" distL="0" distR="0" wp14:anchorId="195D7FDE" wp14:editId="32FF26F7">
             <wp:extent cx="5334000" cy="2592916"/>
             <wp:effectExtent l="0" t="0" r="0" b="0"/>
             <wp:docPr id="46" name="Picture"/>
@@ -22967,7 +23069,13 @@
         <w:rPr>
           <w:sz w:val="28"/>
         </w:rPr>
-        <w:t>: карточка находки с доказательством</w:t>
+        <w:t>: карточка находки с д</w:t>
+      </w:r>
+      <w:r>
+        <w:rPr>
+          <w:sz w:val="28"/>
+        </w:rPr>
+        <w:t>оказательством</w:t>
       </w:r>
     </w:p>
     <w:p>
@@ -22981,13 +23089,7 @@
         <w:rPr>
           <w:sz w:val="28"/>
         </w:rPr>
-        <w:t xml:space="preserve">Слева описаны суть находки, последствия и предлагаемое </w:t>
-      </w:r>
-      <w:r>
-        <w:rPr>
-          <w:sz w:val="28"/>
-        </w:rPr>
-        <w:t>исправление, справа - панель доказательства движка с шагами пересчета. Макет воплощает принцип «</w:t>
+        <w:t>Слева описаны суть находки, последствия и предлагаемое исправление, справа - панель доказательства движка с шагами пересчета. Макет воплощает принцип «</w:t>
       </w:r>
       <w:r>
         <w:rPr>
@@ -23000,7 +23102,13 @@
         <w:rPr>
           <w:sz w:val="28"/>
         </w:rPr>
-        <w:t xml:space="preserve"> предлагает, движок доказывает»: все числа приведены как результат вычисления, а текст объяснения вторичен.</w:t>
+        <w:t xml:space="preserve"> предлагает, движок доказывает»: все числа приведены как результат вычисления, а текст </w:t>
+      </w:r>
+      <w:r>
+        <w:rPr>
+          <w:sz w:val="28"/>
+        </w:rPr>
+        <w:t>объяснения вторичен.</w:t>
       </w:r>
     </w:p>
     <w:p>
@@ -23027,13 +23135,7 @@
         <w:rPr>
           <w:sz w:val="28"/>
         </w:rPr>
-        <w:t>: отчет аудита</w:t>
-      </w:r>
-      <w:r>
-        <w:rPr>
-          <w:sz w:val="28"/>
-        </w:rPr>
-        <w:t>.</w:t>
+        <w:t>: отчет аудита.</w:t>
       </w:r>
     </w:p>
     <w:p>
@@ -23049,7 +23151,7 @@
           <w:sz w:val="28"/>
         </w:rPr>
         <w:drawing>
-          <wp:inline distT="0" distB="0" distL="0" distR="0" wp14:anchorId="3515F181" wp14:editId="25DEC36C">
+          <wp:inline distT="0" distB="0" distL="0" distR="0" wp14:anchorId="018697DE" wp14:editId="237CD3BA">
             <wp:extent cx="5334000" cy="2332014"/>
             <wp:effectExtent l="0" t="0" r="0" b="0"/>
             <wp:docPr id="49" name="Picture"/>
@@ -23128,13 +23230,13 @@
         <w:rPr>
           <w:sz w:val="28"/>
         </w:rPr>
-        <w:t xml:space="preserve">Отчет включает показатели модели (оценка 72 из 100, 3 критичных находки, 48 210 проверенных ячеек, время движка 27 секунд), распределение находок по листам и рекомендации. Время движка согласуется с целью </w:t>
-      </w:r>
-      <w:r>
-        <w:rPr>
-          <w:sz w:val="28"/>
-        </w:rPr>
-        <w:t>проекта проверять 100 тыс. ячеек быстрее 60 секунд.</w:t>
+        <w:t xml:space="preserve">Отчет включает показатели модели (оценка 72 из 100, 3 критичных находки, 48 210 проверенных ячеек, время движка 27 секунд), </w:t>
+      </w:r>
+      <w:r>
+        <w:rPr>
+          <w:sz w:val="28"/>
+        </w:rPr>
+        <w:t>распределение находок по листам и рекомендации. Время движка согласуется с целью проекта проверять 100 тыс. ячеек быстрее 60 секунд.</w:t>
       </w:r>
     </w:p>
     <w:p>
@@ -23178,7 +23280,7 @@
         </w:rPr>
         <w:lastRenderedPageBreak/>
         <w:drawing>
-          <wp:inline distT="0" distB="0" distL="0" distR="0" wp14:anchorId="6DFBCCBD" wp14:editId="6FEA6BF0">
+          <wp:inline distT="0" distB="0" distL="0" distR="0" wp14:anchorId="06D34344" wp14:editId="71C84B9F">
             <wp:extent cx="5334000" cy="2691467"/>
             <wp:effectExtent l="0" t="0" r="0" b="0"/>
             <wp:docPr id="52" name="Picture"/>
@@ -23257,13 +23359,13 @@
         <w:rPr>
           <w:sz w:val="28"/>
         </w:rPr>
-        <w:t>Экран регистрации состоит из краткого описания выгод (бесплатный тариф без карты, удаление файлов через 24 часа, о</w:t>
-      </w:r>
-      <w:r>
-        <w:rPr>
-          <w:sz w:val="28"/>
-        </w:rPr>
-        <w:t xml:space="preserve">бработка данных в ЕС) и формы с рабочей почтой, паролем, согласием с условиями и входом через </w:t>
+        <w:t>Экран регистрации состоит из крат</w:t>
+      </w:r>
+      <w:r>
+        <w:rPr>
+          <w:sz w:val="28"/>
+        </w:rPr>
+        <w:t xml:space="preserve">кого описания выгод (бесплатный тариф без карты, удаление файлов через 24 часа, обработка данных в ЕС) и формы с рабочей почтой, паролем, согласием с условиями и входом через </w:t>
       </w:r>
       <w:r>
         <w:rPr>
@@ -23332,7 +23434,7 @@
           <w:sz w:val="28"/>
         </w:rPr>
         <w:drawing>
-          <wp:inline distT="0" distB="0" distL="0" distR="0" wp14:anchorId="0F3BCB01" wp14:editId="03E79FBD">
+          <wp:inline distT="0" distB="0" distL="0" distR="0" wp14:anchorId="2C0A18FF" wp14:editId="1A6DC508">
             <wp:extent cx="5334000" cy="2737379"/>
             <wp:effectExtent l="0" t="0" r="0" b="0"/>
             <wp:docPr id="55" name="Picture"/>
@@ -23437,7 +23539,13 @@
         <w:rPr>
           <w:sz w:val="28"/>
         </w:rPr>
-        <w:t xml:space="preserve"> и напоминание о возможности отмены и о покупке одного аудита за 9 </w:t>
+        <w:t xml:space="preserve"> и напоминание о возможности отмены и о покупке од</w:t>
+      </w:r>
+      <w:r>
+        <w:rPr>
+          <w:sz w:val="28"/>
+        </w:rPr>
+        <w:t>ного аудита за 9 </w:t>
       </w:r>
       <w:r>
         <w:rPr>
@@ -23450,13 +23558,7 @@
         <w:rPr>
           <w:sz w:val="28"/>
         </w:rPr>
-        <w:t>. Оплата вынесена после первого бесплатного результата, как предусмотрено сценарием монетиз</w:t>
-      </w:r>
-      <w:r>
-        <w:rPr>
-          <w:sz w:val="28"/>
-        </w:rPr>
-        <w:t>ации.</w:t>
+        <w:t>. Оплата вынесена после первого бесплатного результата, как предусмотрено сценарием монетизации.</w:t>
       </w:r>
     </w:p>
     <w:p>
@@ -23500,7 +23602,7 @@
         </w:rPr>
         <w:lastRenderedPageBreak/>
         <w:drawing>
-          <wp:inline distT="0" distB="0" distL="0" distR="0" wp14:anchorId="67E7B5E1" wp14:editId="3F3956A0">
+          <wp:inline distT="0" distB="0" distL="0" distR="0" wp14:anchorId="002C87F2" wp14:editId="4767FFB1">
             <wp:extent cx="5334000" cy="4149208"/>
             <wp:effectExtent l="0" t="0" r="0" b="0"/>
             <wp:docPr id="58" name="Picture"/>
@@ -23579,13 +23681,13 @@
         <w:rPr>
           <w:sz w:val="28"/>
         </w:rPr>
-        <w:t>Страница безопасности объясняет четыре принципа: обработка в ЕС, удаление файлов через 24 часа, отсутствие обучения моделе</w:t>
-      </w:r>
-      <w:r>
-        <w:rPr>
-          <w:sz w:val="28"/>
-        </w:rPr>
-        <w:t>й на данных клиента и доказательство движком вместо догадок; внизу указана строка о соответствии (</w:t>
+        <w:t>Страница бе</w:t>
+      </w:r>
+      <w:r>
+        <w:rPr>
+          <w:sz w:val="28"/>
+        </w:rPr>
+        <w:t>зопасности объясняет четыре принципа: обработка в ЕС, удаление файлов через 24 часа, отсутствие обучения моделей на данных клиента и доказательство движком вместо догадок; внизу указана строка о соответствии (</w:t>
       </w:r>
       <w:r>
         <w:rPr>
@@ -23624,7 +23726,13 @@
         <w:rPr>
           <w:sz w:val="28"/>
         </w:rPr>
-        <w:t xml:space="preserve"> 10) с пометкой, что корпоративные сертификаты вроде </w:t>
+        <w:t xml:space="preserve"> 10) с</w:t>
+      </w:r>
+      <w:r>
+        <w:rPr>
+          <w:sz w:val="28"/>
+        </w:rPr>
+        <w:t xml:space="preserve"> пометкой, что корпоративные сертификаты вроде </w:t>
       </w:r>
       <w:r>
         <w:rPr>
@@ -23637,13 +23745,7 @@
         <w:rPr>
           <w:sz w:val="28"/>
         </w:rPr>
-        <w:t xml:space="preserve"> 2 не входят в первые версии, как предусмотрено ПЗ1. Страница</w:t>
-      </w:r>
-      <w:r>
-        <w:rPr>
-          <w:sz w:val="28"/>
-        </w:rPr>
-        <w:t xml:space="preserve"> закрывает барьер доверия, выявленный в ЛР5 и риском </w:t>
+        <w:t xml:space="preserve"> 2 не входят в первые версии, как предусмотрено ПЗ1. Страница закрывает барьер доверия, выявленный в ЛР5 и риском </w:t>
       </w:r>
       <w:r>
         <w:rPr>
@@ -23666,7 +23768,7 @@
         <w:ind w:firstLine="709"/>
       </w:pPr>
       <w:bookmarkStart w:id="16" w:name="_fc51781abcc4857bf621eab6b8861ea54729fed"/>
-      <w:bookmarkStart w:id="17" w:name="_Toc241957890"/>
+      <w:bookmarkStart w:id="17" w:name="_Toc241960737"/>
       <w:bookmarkEnd w:id="15"/>
       <w:bookmarkEnd w:id="12"/>
       <w:r>
@@ -23689,13 +23791,13 @@
         <w:rPr>
           <w:sz w:val="28"/>
         </w:rPr>
-        <w:t>Методика [5] оценивает 24 единицы разработки по десяти показателям и относит их к первому релизу, следующим релизам или к гипотезам. Единица попадает в п</w:t>
-      </w:r>
-      <w:r>
-        <w:rPr>
-          <w:sz w:val="28"/>
-        </w:rPr>
-        <w:t>ервый релиз, если она связана с ценностным предложением, доходом, доказательна и ее потеря критична, либо если балл первого релиза не ниже 3,7.</w:t>
+        <w:t>Методика [5] оценивает 24 единицы разработ</w:t>
+      </w:r>
+      <w:r>
+        <w:rPr>
+          <w:sz w:val="28"/>
+        </w:rPr>
+        <w:t>ки по десяти показателям и относит их к первому релизу, следующим релизам или к гипотезам. Единица попадает в первый релиз, если она связана с ценностным предложением, доходом, доказательна и ее потеря критична, либо если балл первого релиза не ниже 3,7.</w:t>
       </w:r>
     </w:p>
     <w:p>
@@ -23709,7 +23811,13 @@
         <w:rPr>
           <w:sz w:val="28"/>
         </w:rPr>
-        <w:t>В таблице 18 представлено: состав релизов по единицам разработки.</w:t>
+        <w:t>В</w:t>
+      </w:r>
+      <w:r>
+        <w:rPr>
+          <w:sz w:val="28"/>
+        </w:rPr>
+        <w:t xml:space="preserve"> таблице 18 представлено: состав релизов по единицам разработки.</w:t>
       </w:r>
     </w:p>
     <w:p>
@@ -23722,13 +23830,7 @@
         <w:rPr>
           <w:sz w:val="28"/>
         </w:rPr>
-        <w:t>Таблица 18 – Состав релизов по единицам разраб</w:t>
-      </w:r>
-      <w:r>
-        <w:rPr>
-          <w:sz w:val="28"/>
-        </w:rPr>
-        <w:t>отки</w:t>
+        <w:t>Таблица 18 – Состав релизов по единицам разработки</w:t>
       </w:r>
     </w:p>
     <w:tbl>
@@ -25046,7 +25148,13 @@
               <w:rPr>
                 <w:sz w:val="24"/>
               </w:rPr>
-              <w:t>: проверка книги</w:t>
+              <w:t xml:space="preserve">: </w:t>
+            </w:r>
+            <w:r>
+              <w:rPr>
+                <w:sz w:val="24"/>
+              </w:rPr>
+              <w:t>проверка книги</w:t>
             </w:r>
           </w:p>
         </w:tc>
@@ -25277,13 +25385,7 @@
               <w:rPr>
                 <w:sz w:val="24"/>
               </w:rPr>
-              <w:t xml:space="preserve">-пояснения и подсказки </w:t>
-            </w:r>
-            <w:r>
-              <w:rPr>
-                <w:sz w:val="24"/>
-              </w:rPr>
-              <w:t>исправления</w:t>
+              <w:t>-пояснения и подсказки исправления</w:t>
             </w:r>
           </w:p>
         </w:tc>
@@ -27072,7 +27174,7 @@
           <w:sz w:val="28"/>
         </w:rPr>
         <w:drawing>
-          <wp:inline distT="0" distB="0" distL="0" distR="0" wp14:anchorId="15BD0275" wp14:editId="0F13FD2D">
+          <wp:inline distT="0" distB="0" distL="0" distR="0" wp14:anchorId="7BC90CA7" wp14:editId="6AF76BB6">
             <wp:extent cx="5334000" cy="2341756"/>
             <wp:effectExtent l="0" t="0" r="0" b="0"/>
             <wp:docPr id="63" name="Picture"/>
@@ -29724,7 +29826,7 @@
         <w:ind w:firstLine="709"/>
       </w:pPr>
       <w:bookmarkStart w:id="18" w:name="_fb011a212b736610690ebb69f4e92f01bd3b3f9"/>
-      <w:bookmarkStart w:id="19" w:name="_Toc241957891"/>
+      <w:bookmarkStart w:id="19" w:name="_Toc241960738"/>
       <w:bookmarkEnd w:id="16"/>
       <w:r>
         <w:rPr>
@@ -30639,7 +30741,7 @@
         <w:ind w:firstLine="709"/>
       </w:pPr>
       <w:bookmarkStart w:id="20" w:name="_339ae803435bd6b9a653c2b18dadc62dc9ad8e7"/>
-      <w:bookmarkStart w:id="21" w:name="_Toc241957892"/>
+      <w:bookmarkStart w:id="21" w:name="_Toc241960739"/>
       <w:bookmarkEnd w:id="18"/>
       <w:r>
         <w:rPr>
@@ -30756,7 +30858,7 @@
         <w:ind w:firstLine="709"/>
       </w:pPr>
       <w:bookmarkStart w:id="22" w:name="_1bfdad9d2d88ddb6ca16c31c1d4d4943679f32f"/>
-      <w:bookmarkStart w:id="23" w:name="_Toc241957893"/>
+      <w:bookmarkStart w:id="23" w:name="_Toc241960740"/>
       <w:bookmarkEnd w:id="20"/>
       <w:bookmarkEnd w:id="2"/>
       <w:r>
@@ -30980,7 +31082,7 @@
         <w:jc w:val="center"/>
       </w:pPr>
       <w:bookmarkStart w:id="24" w:name="_выводы"/>
-      <w:bookmarkStart w:id="25" w:name="_Toc241957894"/>
+      <w:bookmarkStart w:id="25" w:name="_Toc241960741"/>
       <w:bookmarkEnd w:id="22"/>
       <w:r>
         <w:rPr>
@@ -31166,13 +31268,13 @@
         <w:rPr>
           <w:sz w:val="28"/>
         </w:rPr>
-        <w:t>, провести реальный опрос по платежеспособности и Кано, затем свести рез</w:t>
-      </w:r>
-      <w:r>
-        <w:rPr>
-          <w:sz w:val="28"/>
-        </w:rPr>
-        <w:t>ультаты в итоговом отчете ЛР7.</w:t>
+        <w:t>, уточнить платежеспособность и категории Кано по поведению первых польз</w:t>
+      </w:r>
+      <w:r>
+        <w:rPr>
+          <w:sz w:val="28"/>
+        </w:rPr>
+        <w:t>ователей, затем свести результаты в итоговом отчете ЛР7.</w:t>
       </w:r>
     </w:p>
     <w:p>
@@ -31183,7 +31285,7 @@
         <w:jc w:val="center"/>
       </w:pPr>
       <w:bookmarkStart w:id="26" w:name="_274f6a444530ef90b0479dabf3d210f01e97699"/>
-      <w:bookmarkStart w:id="27" w:name="_Toc241957895"/>
+      <w:bookmarkStart w:id="27" w:name="_Toc241960742"/>
       <w:bookmarkEnd w:id="24"/>
       <w:r>
         <w:rPr>
@@ -31223,7 +31325,13 @@
         <w:rPr>
           <w:sz w:val="28"/>
         </w:rPr>
-        <w:t>. Методические материалы дисциплины «Электронный бизнес» к лабораторной работе № 6. – Минск : БГУИР, 2026.</w:t>
+        <w:t xml:space="preserve">. Методические материалы дисциплины «Электронный бизнес» к лабораторной работе № 6. – </w:t>
+      </w:r>
+      <w:r>
+        <w:rPr>
+          <w:sz w:val="28"/>
+        </w:rPr>
+        <w:t>Минск : БГУИР, 2026.</w:t>
       </w:r>
     </w:p>
     <w:p>
@@ -31241,13 +31349,7 @@
         <w:rPr>
           <w:sz w:val="28"/>
         </w:rPr>
-        <w:t>Метод</w:t>
-      </w:r>
-      <w:r>
-        <w:rPr>
-          <w:sz w:val="28"/>
-        </w:rPr>
-        <w:t xml:space="preserve">ика сборки бизнес-модели по Канвас на основе анализа; шаблон </w:t>
+        <w:t xml:space="preserve">Методика сборки бизнес-модели по Канвас на основе анализа; шаблон </w:t>
       </w:r>
       <w:r>
         <w:rPr>
@@ -31291,13 +31393,13 @@
         <w:rPr>
           <w:sz w:val="28"/>
         </w:rPr>
-        <w:t>. Методические материалы дисц</w:t>
-      </w:r>
-      <w:r>
-        <w:rPr>
-          <w:sz w:val="28"/>
-        </w:rPr>
-        <w:t>иплины «Электронный бизнес». – Минск : БГУИР, 2026.</w:t>
+        <w:t>. М</w:t>
+      </w:r>
+      <w:r>
+        <w:rPr>
+          <w:sz w:val="28"/>
+        </w:rPr>
+        <w:t>етодические материалы дисциплины «Электронный бизнес». – Минск : БГУИР, 2026.</w:t>
       </w:r>
     </w:p>
     <w:p>
@@ -31346,13 +31448,13 @@
         <w:rPr>
           <w:sz w:val="28"/>
         </w:rPr>
-        <w:t>Методика деления разработки сайта на релизы; шабл</w:t>
-      </w:r>
-      <w:r>
-        <w:rPr>
-          <w:sz w:val="28"/>
-        </w:rPr>
-        <w:t xml:space="preserve">он </w:t>
+        <w:t>Методика деления разраб</w:t>
+      </w:r>
+      <w:r>
+        <w:rPr>
+          <w:sz w:val="28"/>
+        </w:rPr>
+        <w:t xml:space="preserve">отки сайта на релизы; шаблон </w:t>
       </w:r>
       <w:r>
         <w:rPr>
@@ -31422,13 +31524,13 @@
         <w:rPr>
           <w:sz w:val="28"/>
         </w:rPr>
-        <w:t>: отчеты по практическим занятиям по дисциплине «Управление проектами»; отч</w:t>
-      </w:r>
-      <w:r>
-        <w:rPr>
-          <w:sz w:val="28"/>
-        </w:rPr>
-        <w:t>еты по лабораторным работам № 1, № 2–3, № 4, № 5 по дисциплине «Электронный бизнес» / Р. В. Земляник. – Минск : БГУИР, 2026.</w:t>
+        <w:t>: отчеты по практическим занятиям по дисциплине «</w:t>
+      </w:r>
+      <w:r>
+        <w:rPr>
+          <w:sz w:val="28"/>
+        </w:rPr>
+        <w:t>Управление проектами»; отчеты по лабораторным работам № 1, № 2–3, № 4, № 5 по дисциплине «Электронный бизнес» / Р. В. Земляник. – Минск : БГУИР, 2026.</w:t>
       </w:r>
     </w:p>
     <w:p>
@@ -31743,13 +31845,13 @@
         <w:rPr>
           <w:sz w:val="28"/>
         </w:rPr>
-        <w:t xml:space="preserve"> [Электронный ресурс]. – Режим доступа: https://learn.microsoft.com/en-us/partner-center/marketplace-offers/plan-s</w:t>
-      </w:r>
-      <w:r>
-        <w:rPr>
-          <w:sz w:val="28"/>
-        </w:rPr>
-        <w:t>aas-offer. – Дата доступа: 03.10.2026.</w:t>
+        <w:t xml:space="preserve"> [Электронный ресурс]. – Режим доступа: https://learn.microsoft.com/en-us/partner-center/marketpl</w:t>
+      </w:r>
+      <w:r>
+        <w:rPr>
+          <w:sz w:val="28"/>
+        </w:rPr>
+        <w:t>ace-offers/plan-saas-offer. – Дата доступа: 03.10.2026.</w:t>
       </w:r>
     </w:p>
     <w:p>
@@ -31904,13 +32006,13 @@
         <w:rPr>
           <w:sz w:val="28"/>
         </w:rPr>
-        <w:t xml:space="preserve"> [Электронный ресурс]. – Режим доступа: https://learn.microsoft.com/en-us/partner-center/marketplace-offers/review-publish-offer. – Дата доступа: 0</w:t>
-      </w:r>
-      <w:r>
-        <w:rPr>
-          <w:sz w:val="28"/>
-        </w:rPr>
-        <w:t>3.10.2026.</w:t>
+        <w:t xml:space="preserve"> [Электронный ресурс]. – Режим доступа: https://learn.microsoft.com/en-us/partner-center/marketplace-offers/review-publish-offer. </w:t>
+      </w:r>
+      <w:r>
+        <w:rPr>
+          <w:sz w:val="28"/>
+        </w:rPr>
+        <w:t>– Дата доступа: 03.10.2026.</w:t>
       </w:r>
     </w:p>
     <w:p>
@@ -32045,7 +32147,14 @@
           <w:i/>
           <w:sz w:val="28"/>
         </w:rPr>
-        <w:t>Cost</w:t>
+        <w:t>Cos</w:t>
+      </w:r>
+      <w:r>
+        <w:rPr>
+          <w:i/>
+          <w:sz w:val="28"/>
+        </w:rPr>
+        <w:t>t</w:t>
       </w:r>
       <w:r>
         <w:rPr>
@@ -32064,13 +32173,7 @@
         <w:rPr>
           <w:sz w:val="28"/>
         </w:rPr>
-        <w:t xml:space="preserve"> 2026</w:t>
-      </w:r>
-      <w:r>
-        <w:rPr>
-          <w:sz w:val="28"/>
-        </w:rPr>
-        <w:t xml:space="preserve"> [Электронный ресурс]. – Режим доступа: https://soc2auditors.org/soc-2-audit-cost/. – Дата доступа: 03.10.2026.</w:t>
+        <w:t xml:space="preserve"> 2026 [Электронный ресурс]. – Режим доступа: https://soc2auditors.org/soc-2-audit-cost/. – Дата доступа: 03.10.2026.</w:t>
       </w:r>
     </w:p>
     <w:p>
@@ -32225,7 +32328,7 @@
         <w:jc w:val="center"/>
       </w:pPr>
       <w:bookmarkStart w:id="28" w:name="_3d74faf1500c1b2a4a8bfa8e0e37c74206ce73d"/>
-      <w:bookmarkStart w:id="29" w:name="_Toc241957896"/>
+      <w:bookmarkStart w:id="29" w:name="_Toc241960743"/>
       <w:bookmarkEnd w:id="26"/>
       <w:r>
         <w:rPr>
@@ -33038,7 +33141,7 @@
         <w:jc w:val="center"/>
       </w:pPr>
       <w:bookmarkStart w:id="30" w:name="_25083b51e17d9d99817d1269b6af13d75b604a4"/>
-      <w:bookmarkStart w:id="31" w:name="_Toc241957897"/>
+      <w:bookmarkStart w:id="31" w:name="_Toc241960744"/>
       <w:bookmarkEnd w:id="28"/>
       <w:r>
         <w:rPr>
@@ -33364,20 +33467,33 @@
               <w:rPr>
                 <w:sz w:val="24"/>
               </w:rPr>
-              <w:t xml:space="preserve"> (раздел 2.5.2); данные на макетах демонстрационные; остальные единицы </w:t>
-            </w:r>
-            <w:r>
-              <w:rPr>
-                <w:i/>
-                <w:sz w:val="24"/>
-              </w:rPr>
-              <w:t>P2-P3</w:t>
-            </w:r>
-            <w:r>
-              <w:rPr>
-                <w:sz w:val="24"/>
-              </w:rPr>
-              <w:t xml:space="preserve"> в прототип не входят</w:t>
+              <w:t xml:space="preserve"> (раздел 2.5.2); данные на макетах демонстрационные; единицы </w:t>
+            </w:r>
+            <w:r>
+              <w:rPr>
+                <w:i/>
+                <w:sz w:val="24"/>
+              </w:rPr>
+              <w:t>U-010</w:t>
+            </w:r>
+            <w:r>
+              <w:rPr>
+                <w:sz w:val="24"/>
+              </w:rPr>
+              <w:t xml:space="preserve">, </w:t>
+            </w:r>
+            <w:r>
+              <w:rPr>
+                <w:i/>
+                <w:sz w:val="24"/>
+              </w:rPr>
+              <w:t>U-017</w:t>
+            </w:r>
+            <w:r>
+              <w:rPr>
+                <w:sz w:val="24"/>
+              </w:rPr>
+              <w:t xml:space="preserve"> и последующих релизов в прототип не входят</w:t>
             </w:r>
           </w:p>
         </w:tc>
@@ -33835,7 +33951,13 @@
               <w:rPr>
                 <w:sz w:val="24"/>
               </w:rPr>
-              <w:t xml:space="preserve"> 2 не входит в объем и бюджет проекта по ПЗ1</w:t>
+              <w:t xml:space="preserve"> 2 не входит в объем и бюджет про</w:t>
+            </w:r>
+            <w:r>
+              <w:rPr>
+                <w:sz w:val="24"/>
+              </w:rPr>
+              <w:t>екта по ПЗ1</w:t>
             </w:r>
           </w:p>
         </w:tc>
@@ -33883,7 +34005,7 @@
         <w:jc w:val="center"/>
       </w:pPr>
       <w:bookmarkStart w:id="32" w:name="_6574ce6d3bdcb7786930e8390195aee2be99a58"/>
-      <w:bookmarkStart w:id="33" w:name="_Toc241957898"/>
+      <w:bookmarkStart w:id="33" w:name="_Toc241960745"/>
       <w:bookmarkEnd w:id="30"/>
       <w:r>
         <w:rPr>
@@ -33958,13 +34080,7 @@
         <w:rPr>
           <w:sz w:val="28"/>
         </w:rPr>
-        <w:t>В т</w:t>
-      </w:r>
-      <w:r>
-        <w:rPr>
-          <w:sz w:val="28"/>
-        </w:rPr>
-        <w:t>аблице 26 представлено: изменения шаблонов.</w:t>
+        <w:t>В таблице 26 представлено: изменения шаблонов.</w:t>
       </w:r>
     </w:p>
     <w:p>
@@ -34295,7 +34411,7 @@
         <w:jc w:val="center"/>
       </w:pPr>
       <w:bookmarkStart w:id="34" w:name="_9415338eb7aade5a81d9d1583f95cf4a5b310ea"/>
-      <w:bookmarkStart w:id="35" w:name="_Toc241957899"/>
+      <w:bookmarkStart w:id="35" w:name="_Toc241960746"/>
       <w:bookmarkEnd w:id="32"/>
       <w:r>
         <w:rPr>
@@ -36208,7 +36324,7 @@
         <w:jc w:val="center"/>
       </w:pPr>
       <w:bookmarkStart w:id="36" w:name="_21cff5e6573cc685eba2e5d01fbe1912356e1d7"/>
-      <w:bookmarkStart w:id="37" w:name="_Toc241957900"/>
+      <w:bookmarkStart w:id="37" w:name="_Toc241960747"/>
       <w:bookmarkEnd w:id="34"/>
       <w:r>
         <w:rPr>
@@ -36325,7 +36441,7 @@
           <w:sz w:val="28"/>
         </w:rPr>
         <w:drawing>
-          <wp:inline distT="0" distB="0" distL="0" distR="0" wp14:anchorId="0CE46372" wp14:editId="30C7B374">
+          <wp:inline distT="0" distB="0" distL="0" distR="0" wp14:anchorId="30EC0780" wp14:editId="69E88001">
             <wp:extent cx="5334000" cy="2375958"/>
             <wp:effectExtent l="0" t="0" r="0" b="0"/>
             <wp:docPr id="77" name="Picture"/>
@@ -36518,7 +36634,7 @@
           <w:sz w:val="28"/>
         </w:rPr>
         <w:drawing>
-          <wp:inline distT="0" distB="0" distL="0" distR="0" wp14:anchorId="783C34F7" wp14:editId="38C8E10A">
+          <wp:inline distT="0" distB="0" distL="0" distR="0" wp14:anchorId="1783A3A5" wp14:editId="3029BF65">
             <wp:extent cx="5334000" cy="2375958"/>
             <wp:effectExtent l="0" t="0" r="0" b="0"/>
             <wp:docPr id="80" name="Picture"/>
@@ -36693,7 +36809,7 @@
         </w:rPr>
         <w:lastRenderedPageBreak/>
         <w:drawing>
-          <wp:inline distT="0" distB="0" distL="0" distR="0" wp14:anchorId="0D6E1979" wp14:editId="53D3EC74">
+          <wp:inline distT="0" distB="0" distL="0" distR="0" wp14:anchorId="4CA03FFC" wp14:editId="3AC38C86">
             <wp:extent cx="5334000" cy="2375958"/>
             <wp:effectExtent l="0" t="0" r="0" b="0"/>
             <wp:docPr id="83" name="Picture"/>
@@ -36919,7 +37035,7 @@
           <w:sz w:val="28"/>
         </w:rPr>
         <w:drawing>
-          <wp:inline distT="0" distB="0" distL="0" distR="0" wp14:anchorId="04231282" wp14:editId="5089BC13">
+          <wp:inline distT="0" distB="0" distL="0" distR="0" wp14:anchorId="7AF2D2AF" wp14:editId="508973E4">
             <wp:extent cx="5334000" cy="2375958"/>
             <wp:effectExtent l="0" t="0" r="0" b="0"/>
             <wp:docPr id="86" name="Picture"/>
@@ -37100,7 +37216,7 @@
         </w:rPr>
         <w:lastRenderedPageBreak/>
         <w:drawing>
-          <wp:inline distT="0" distB="0" distL="0" distR="0" wp14:anchorId="4F00FD3E" wp14:editId="74001347">
+          <wp:inline distT="0" distB="0" distL="0" distR="0" wp14:anchorId="442FD675" wp14:editId="7A431E2B">
             <wp:extent cx="5334000" cy="2375958"/>
             <wp:effectExtent l="0" t="0" r="0" b="0"/>
             <wp:docPr id="89" name="Picture"/>
@@ -37287,7 +37403,7 @@
           <w:sz w:val="28"/>
         </w:rPr>
         <w:drawing>
-          <wp:inline distT="0" distB="0" distL="0" distR="0" wp14:anchorId="41F0903E" wp14:editId="44DA6155">
+          <wp:inline distT="0" distB="0" distL="0" distR="0" wp14:anchorId="7BE94563" wp14:editId="3F17EB37">
             <wp:extent cx="5334000" cy="2375958"/>
             <wp:effectExtent l="0" t="0" r="0" b="0"/>
             <wp:docPr id="92" name="Picture"/>
@@ -37521,7 +37637,7 @@
         </w:rPr>
         <w:lastRenderedPageBreak/>
         <w:drawing>
-          <wp:inline distT="0" distB="0" distL="0" distR="0" wp14:anchorId="08D4C64F" wp14:editId="65C882AA">
+          <wp:inline distT="0" distB="0" distL="0" distR="0" wp14:anchorId="13A76763" wp14:editId="1836029B">
             <wp:extent cx="5334000" cy="2375958"/>
             <wp:effectExtent l="0" t="0" r="0" b="0"/>
             <wp:docPr id="95" name="Picture"/>
@@ -37689,7 +37805,7 @@
           <w:sz w:val="28"/>
         </w:rPr>
         <w:drawing>
-          <wp:inline distT="0" distB="0" distL="0" distR="0" wp14:anchorId="584995EA" wp14:editId="1A0909E7">
+          <wp:inline distT="0" distB="0" distL="0" distR="0" wp14:anchorId="6B0EAC47" wp14:editId="2CF413EF">
             <wp:extent cx="5334000" cy="2375958"/>
             <wp:effectExtent l="0" t="0" r="0" b="0"/>
             <wp:docPr id="98" name="Picture"/>
@@ -37845,7 +37961,7 @@
         <w:jc w:val="center"/>
       </w:pPr>
       <w:bookmarkStart w:id="38" w:name="_4ea87f6075816e5c30dab0983bf85424862ba7d"/>
-      <w:bookmarkStart w:id="39" w:name="_Toc241957901"/>
+      <w:bookmarkStart w:id="39" w:name="_Toc241960748"/>
       <w:bookmarkEnd w:id="36"/>
       <w:r>
         <w:rPr>
@@ -39321,7 +39437,7 @@
   <w:abstractNum w:abstractNumId="0" w15:restartNumberingAfterBreak="0">
     <w:nsid w:val="0000A990"/>
     <w:multiLevelType w:val="multilevel"/>
-    <w:tmpl w:val="AA1C9FF8"/>
+    <w:tmpl w:val="DFA4184E"/>
     <w:lvl w:ilvl="0">
       <w:numFmt w:val="bullet"/>
       <w:lvlText w:val=" "/>
@@ -39398,7 +39514,7 @@
   <w:abstractNum w:abstractNumId="1" w15:restartNumberingAfterBreak="0">
     <w:nsid w:val="00A99411"/>
     <w:multiLevelType w:val="multilevel"/>
-    <w:tmpl w:val="5A88961C"/>
+    <w:tmpl w:val="B950E4BC"/>
     <w:lvl w:ilvl="0">
       <w:start w:val="1"/>
       <w:numFmt w:val="decimal"/>
@@ -40876,7 +40992,7 @@
     <w:autoRedefine/>
     <w:uiPriority w:val="39"/>
     <w:unhideWhenUsed/>
-    <w:rsid w:val="0082451C"/>
+    <w:rsid w:val="00B62811"/>
     <w:pPr>
       <w:spacing w:after="100"/>
     </w:pPr>
@@ -40888,7 +41004,7 @@
     <w:autoRedefine/>
     <w:uiPriority w:val="39"/>
     <w:unhideWhenUsed/>
-    <w:rsid w:val="0082451C"/>
+    <w:rsid w:val="00B62811"/>
     <w:pPr>
       <w:spacing w:after="100"/>
       <w:ind w:left="240"/>

--- a/ЛР6_ЦП_Канвас_сценарии_релизы/ОТЧЕТ_ЛР6_TableMind.docx
+++ b/ЛР6_ЦП_Канвас_сценарии_релизы/ОТЧЕТ_ЛР6_TableMind.docx
@@ -263,7 +263,7 @@
       <w:r>
         <w:fldChar w:fldCharType="separate"/>
       </w:r>
-      <w:hyperlink w:anchor="_Toc241960730" w:history="1">
+      <w:hyperlink w:anchor="_Toc241962735" w:history="1">
         <w:r>
           <w:rPr>
             <w:rStyle w:val="af"/>
@@ -291,7 +291,7 @@
             <w:noProof/>
             <w:webHidden/>
           </w:rPr>
-          <w:instrText xml:space="preserve"> PAGEREF _Toc241960730 \h </w:instrText>
+          <w:instrText xml:space="preserve"> PAGEREF _Toc241962735 \h </w:instrText>
         </w:r>
         <w:r>
           <w:rPr>
@@ -332,7 +332,7 @@
           <w:noProof/>
         </w:rPr>
       </w:pPr>
-      <w:hyperlink w:anchor="_Toc241960731" w:history="1">
+      <w:hyperlink w:anchor="_Toc241962736" w:history="1">
         <w:r>
           <w:rPr>
             <w:rStyle w:val="af"/>
@@ -360,7 +360,7 @@
             <w:noProof/>
             <w:webHidden/>
           </w:rPr>
-          <w:instrText xml:space="preserve"> PAGEREF _Toc241960731 \h </w:instrText>
+          <w:instrText xml:space="preserve"> PAGEREF _Toc241962736 \h </w:instrText>
         </w:r>
         <w:r>
           <w:rPr>
@@ -401,7 +401,7 @@
           <w:noProof/>
         </w:rPr>
       </w:pPr>
-      <w:hyperlink w:anchor="_Toc241960732" w:history="1">
+      <w:hyperlink w:anchor="_Toc241962737" w:history="1">
         <w:r>
           <w:rPr>
             <w:rStyle w:val="af"/>
@@ -429,7 +429,7 @@
             <w:noProof/>
             <w:webHidden/>
           </w:rPr>
-          <w:instrText xml:space="preserve"> PAGEREF _Toc241960732 \h </w:instrText>
+          <w:instrText xml:space="preserve"> PAGEREF _Toc241962737 \h </w:instrText>
         </w:r>
         <w:r>
           <w:rPr>
@@ -470,7 +470,7 @@
           <w:noProof/>
         </w:rPr>
       </w:pPr>
-      <w:hyperlink w:anchor="_Toc241960733" w:history="1">
+      <w:hyperlink w:anchor="_Toc241962738" w:history="1">
         <w:r>
           <w:rPr>
             <w:rStyle w:val="af"/>
@@ -498,7 +498,7 @@
             <w:noProof/>
             <w:webHidden/>
           </w:rPr>
-          <w:instrText xml:space="preserve"> PAGEREF _Toc241960733 \h </w:instrText>
+          <w:instrText xml:space="preserve"> PAGEREF _Toc241962738 \h </w:instrText>
         </w:r>
         <w:r>
           <w:rPr>
@@ -539,7 +539,7 @@
           <w:noProof/>
         </w:rPr>
       </w:pPr>
-      <w:hyperlink w:anchor="_Toc241960734" w:history="1">
+      <w:hyperlink w:anchor="_Toc241962739" w:history="1">
         <w:r>
           <w:rPr>
             <w:rStyle w:val="af"/>
@@ -567,7 +567,7 @@
             <w:noProof/>
             <w:webHidden/>
           </w:rPr>
-          <w:instrText xml:space="preserve"> PAGEREF _Toc241960734 \h </w:instrText>
+          <w:instrText xml:space="preserve"> PAGEREF _Toc241962739 \h </w:instrText>
         </w:r>
         <w:r>
           <w:rPr>
@@ -608,7 +608,7 @@
           <w:noProof/>
         </w:rPr>
       </w:pPr>
-      <w:hyperlink w:anchor="_Toc241960735" w:history="1">
+      <w:hyperlink w:anchor="_Toc241962740" w:history="1">
         <w:r>
           <w:rPr>
             <w:rStyle w:val="af"/>
@@ -636,7 +636,7 @@
             <w:noProof/>
             <w:webHidden/>
           </w:rPr>
-          <w:instrText xml:space="preserve"> PAGEREF _Toc241960735 \h </w:instrText>
+          <w:instrText xml:space="preserve"> PAGEREF _Toc241962740 \h </w:instrText>
         </w:r>
         <w:r>
           <w:rPr>
@@ -677,7 +677,7 @@
           <w:noProof/>
         </w:rPr>
       </w:pPr>
-      <w:hyperlink w:anchor="_Toc241960736" w:history="1">
+      <w:hyperlink w:anchor="_Toc241962741" w:history="1">
         <w:r>
           <w:rPr>
             <w:rStyle w:val="af"/>
@@ -705,7 +705,7 @@
             <w:noProof/>
             <w:webHidden/>
           </w:rPr>
-          <w:instrText xml:space="preserve"> PAGEREF _Toc241960736 \h </w:instrText>
+          <w:instrText xml:space="preserve"> PAGEREF _Toc241962741 \h </w:instrText>
         </w:r>
         <w:r>
           <w:rPr>
@@ -746,7 +746,7 @@
           <w:noProof/>
         </w:rPr>
       </w:pPr>
-      <w:hyperlink w:anchor="_Toc241960737" w:history="1">
+      <w:hyperlink w:anchor="_Toc241962742" w:history="1">
         <w:r>
           <w:rPr>
             <w:rStyle w:val="af"/>
@@ -774,7 +774,7 @@
             <w:noProof/>
             <w:webHidden/>
           </w:rPr>
-          <w:instrText xml:space="preserve"> PAGEREF _Toc241960737 \h </w:instrText>
+          <w:instrText xml:space="preserve"> PAGEREF _Toc241962742 \h </w:instrText>
         </w:r>
         <w:r>
           <w:rPr>
@@ -815,7 +815,7 @@
           <w:noProof/>
         </w:rPr>
       </w:pPr>
-      <w:hyperlink w:anchor="_Toc241960738" w:history="1">
+      <w:hyperlink w:anchor="_Toc241962743" w:history="1">
         <w:r>
           <w:rPr>
             <w:rStyle w:val="af"/>
@@ -843,7 +843,7 @@
             <w:noProof/>
             <w:webHidden/>
           </w:rPr>
-          <w:instrText xml:space="preserve"> PAGEREF _Toc241960738 \h </w:instrText>
+          <w:instrText xml:space="preserve"> PAGEREF _Toc241962743 \h </w:instrText>
         </w:r>
         <w:r>
           <w:rPr>
@@ -884,7 +884,7 @@
           <w:noProof/>
         </w:rPr>
       </w:pPr>
-      <w:hyperlink w:anchor="_Toc241960739" w:history="1">
+      <w:hyperlink w:anchor="_Toc241962744" w:history="1">
         <w:r>
           <w:rPr>
             <w:rStyle w:val="af"/>
@@ -912,7 +912,7 @@
             <w:noProof/>
             <w:webHidden/>
           </w:rPr>
-          <w:instrText xml:space="preserve"> PAGEREF _Toc241960739 \h </w:instrText>
+          <w:instrText xml:space="preserve"> PAGEREF _Toc241962744 \h </w:instrText>
         </w:r>
         <w:r>
           <w:rPr>
@@ -953,7 +953,7 @@
           <w:noProof/>
         </w:rPr>
       </w:pPr>
-      <w:hyperlink w:anchor="_Toc241960740" w:history="1">
+      <w:hyperlink w:anchor="_Toc241962745" w:history="1">
         <w:r>
           <w:rPr>
             <w:rStyle w:val="af"/>
@@ -981,7 +981,7 @@
             <w:noProof/>
             <w:webHidden/>
           </w:rPr>
-          <w:instrText xml:space="preserve"> PAGEREF _Toc241960740 \h </w:instrText>
+          <w:instrText xml:space="preserve"> PAGEREF _Toc241962745 \h </w:instrText>
         </w:r>
         <w:r>
           <w:rPr>
@@ -1022,7 +1022,7 @@
           <w:noProof/>
         </w:rPr>
       </w:pPr>
-      <w:hyperlink w:anchor="_Toc241960741" w:history="1">
+      <w:hyperlink w:anchor="_Toc241962746" w:history="1">
         <w:r>
           <w:rPr>
             <w:rStyle w:val="af"/>
@@ -1050,7 +1050,7 @@
             <w:noProof/>
             <w:webHidden/>
           </w:rPr>
-          <w:instrText xml:space="preserve"> PAGEREF _Toc241960741 \h </w:instrText>
+          <w:instrText xml:space="preserve"> PAGEREF _Toc241962746 \h </w:instrText>
         </w:r>
         <w:r>
           <w:rPr>
@@ -1091,7 +1091,7 @@
           <w:noProof/>
         </w:rPr>
       </w:pPr>
-      <w:hyperlink w:anchor="_Toc241960742" w:history="1">
+      <w:hyperlink w:anchor="_Toc241962747" w:history="1">
         <w:r>
           <w:rPr>
             <w:rStyle w:val="af"/>
@@ -1119,7 +1119,7 @@
             <w:noProof/>
             <w:webHidden/>
           </w:rPr>
-          <w:instrText xml:space="preserve"> PAGEREF _Toc241960742 \h </w:instrText>
+          <w:instrText xml:space="preserve"> PAGEREF _Toc241962747 \h </w:instrText>
         </w:r>
         <w:r>
           <w:rPr>
@@ -1160,7 +1160,7 @@
           <w:noProof/>
         </w:rPr>
       </w:pPr>
-      <w:hyperlink w:anchor="_Toc241960743" w:history="1">
+      <w:hyperlink w:anchor="_Toc241962748" w:history="1">
         <w:r>
           <w:rPr>
             <w:rStyle w:val="af"/>
@@ -1188,7 +1188,7 @@
             <w:noProof/>
             <w:webHidden/>
           </w:rPr>
-          <w:instrText xml:space="preserve"> PAGEREF _Toc241960743 \h </w:instrText>
+          <w:instrText xml:space="preserve"> PAGEREF _Toc241962748 \h </w:instrText>
         </w:r>
         <w:r>
           <w:rPr>
@@ -1229,7 +1229,7 @@
           <w:noProof/>
         </w:rPr>
       </w:pPr>
-      <w:hyperlink w:anchor="_Toc241960744" w:history="1">
+      <w:hyperlink w:anchor="_Toc241962749" w:history="1">
         <w:r>
           <w:rPr>
             <w:rStyle w:val="af"/>
@@ -1257,7 +1257,7 @@
             <w:noProof/>
             <w:webHidden/>
           </w:rPr>
-          <w:instrText xml:space="preserve"> PAGEREF _Toc241960744 \h </w:instrText>
+          <w:instrText xml:space="preserve"> PAGEREF _Toc241962749 \h </w:instrText>
         </w:r>
         <w:r>
           <w:rPr>
@@ -1298,7 +1298,7 @@
           <w:noProof/>
         </w:rPr>
       </w:pPr>
-      <w:hyperlink w:anchor="_Toc241960745" w:history="1">
+      <w:hyperlink w:anchor="_Toc241962750" w:history="1">
         <w:r>
           <w:rPr>
             <w:rStyle w:val="af"/>
@@ -1326,7 +1326,7 @@
             <w:noProof/>
             <w:webHidden/>
           </w:rPr>
-          <w:instrText xml:space="preserve"> PAGEREF _Toc241960745 \h </w:instrText>
+          <w:instrText xml:space="preserve"> PAGEREF _Toc241962750 \h </w:instrText>
         </w:r>
         <w:r>
           <w:rPr>
@@ -1367,7 +1367,7 @@
           <w:noProof/>
         </w:rPr>
       </w:pPr>
-      <w:hyperlink w:anchor="_Toc241960746" w:history="1">
+      <w:hyperlink w:anchor="_Toc241962751" w:history="1">
         <w:r>
           <w:rPr>
             <w:rStyle w:val="af"/>
@@ -1395,7 +1395,7 @@
             <w:noProof/>
             <w:webHidden/>
           </w:rPr>
-          <w:instrText xml:space="preserve"> PAGEREF _Toc241960746 \h </w:instrText>
+          <w:instrText xml:space="preserve"> PAGEREF _Toc241962751 \h </w:instrText>
         </w:r>
         <w:r>
           <w:rPr>
@@ -1436,7 +1436,7 @@
           <w:noProof/>
         </w:rPr>
       </w:pPr>
-      <w:hyperlink w:anchor="_Toc241960747" w:history="1">
+      <w:hyperlink w:anchor="_Toc241962752" w:history="1">
         <w:r>
           <w:rPr>
             <w:rStyle w:val="af"/>
@@ -1464,7 +1464,7 @@
             <w:noProof/>
             <w:webHidden/>
           </w:rPr>
-          <w:instrText xml:space="preserve"> PAGEREF _Toc241960747 \h </w:instrText>
+          <w:instrText xml:space="preserve"> PAGEREF _Toc241962752 \h </w:instrText>
         </w:r>
         <w:r>
           <w:rPr>
@@ -1505,7 +1505,7 @@
           <w:noProof/>
         </w:rPr>
       </w:pPr>
-      <w:hyperlink w:anchor="_Toc241960748" w:history="1">
+      <w:hyperlink w:anchor="_Toc241962753" w:history="1">
         <w:r>
           <w:rPr>
             <w:rStyle w:val="af"/>
@@ -1533,7 +1533,7 @@
             <w:noProof/>
             <w:webHidden/>
           </w:rPr>
-          <w:instrText xml:space="preserve"> PAGEREF _Toc241960748 \h </w:instrText>
+          <w:instrText xml:space="preserve"> PAGEREF _Toc241962753 \h </w:instrText>
         </w:r>
         <w:r>
           <w:rPr>
@@ -1579,7 +1579,7 @@
         <w:spacing w:before="0" w:after="360" w:line="360" w:lineRule="exact"/>
         <w:ind w:firstLine="709"/>
       </w:pPr>
-      <w:bookmarkStart w:id="1" w:name="_Toc241960730"/>
+      <w:bookmarkStart w:id="1" w:name="_Toc241962735"/>
       <w:r>
         <w:rPr>
           <w:b/>
@@ -1684,7 +1684,7 @@
         <w:ind w:firstLine="709"/>
       </w:pPr>
       <w:bookmarkStart w:id="2" w:name="_b608aa976fc82a0faaf3b83f58c735968afd03b"/>
-      <w:bookmarkStart w:id="3" w:name="_Toc241960731"/>
+      <w:bookmarkStart w:id="3" w:name="_Toc241962736"/>
       <w:bookmarkEnd w:id="0"/>
       <w:r>
         <w:rPr>
@@ -1750,7 +1750,7 @@
         <w:ind w:firstLine="709"/>
       </w:pPr>
       <w:bookmarkStart w:id="4" w:name="_ce8c8db2bd1f021f701413a98bce88b0dc0ff35"/>
-      <w:bookmarkStart w:id="5" w:name="_Toc241960732"/>
+      <w:bookmarkStart w:id="5" w:name="_Toc241962737"/>
       <w:r>
         <w:rPr>
           <w:b/>
@@ -3792,7 +3792,7 @@
         <w:ind w:firstLine="709"/>
       </w:pPr>
       <w:bookmarkStart w:id="6" w:name="_d6b1e0606ccffbfea524c7b8890d7424ae6ef8d"/>
-      <w:bookmarkStart w:id="7" w:name="_Toc241960733"/>
+      <w:bookmarkStart w:id="7" w:name="_Toc241962738"/>
       <w:bookmarkEnd w:id="4"/>
       <w:r>
         <w:rPr>
@@ -8504,7 +8504,7 @@
         <w:ind w:firstLine="709"/>
       </w:pPr>
       <w:bookmarkStart w:id="8" w:name="_7b60cb03201c02c98ad01f5cee41d479977e884"/>
-      <w:bookmarkStart w:id="9" w:name="_Toc241960734"/>
+      <w:bookmarkStart w:id="9" w:name="_Toc241962739"/>
       <w:bookmarkEnd w:id="6"/>
       <w:r>
         <w:rPr>
@@ -8575,7 +8575,7 @@
           <w:sz w:val="28"/>
         </w:rPr>
         <w:drawing>
-          <wp:inline distT="0" distB="0" distL="0" distR="0" wp14:anchorId="3933817E" wp14:editId="07FB9086">
+          <wp:inline distT="0" distB="0" distL="0" distR="0" wp14:anchorId="49D82EBF" wp14:editId="05863C91">
             <wp:extent cx="5334000" cy="3382536"/>
             <wp:effectExtent l="0" t="0" r="0" b="0"/>
             <wp:docPr id="13" name="Picture"/>
@@ -10903,7 +10903,7 @@
         <w:ind w:firstLine="709"/>
       </w:pPr>
       <w:bookmarkStart w:id="10" w:name="_519d46f9ff7923648cbfef21e26057944381813"/>
-      <w:bookmarkStart w:id="11" w:name="_Toc241960735"/>
+      <w:bookmarkStart w:id="11" w:name="_Toc241962740"/>
       <w:bookmarkEnd w:id="8"/>
       <w:r>
         <w:rPr>
@@ -15736,7 +15736,7 @@
           <w:sz w:val="28"/>
         </w:rPr>
         <w:drawing>
-          <wp:inline distT="0" distB="0" distL="0" distR="0" wp14:anchorId="58E41EAC" wp14:editId="42799CF4">
+          <wp:inline distT="0" distB="0" distL="0" distR="0" wp14:anchorId="09CE3EBA" wp14:editId="484913F3">
             <wp:extent cx="5334000" cy="3122341"/>
             <wp:effectExtent l="0" t="0" r="0" b="0"/>
             <wp:docPr id="17" name="Picture"/>
@@ -16715,7 +16715,7 @@
         <w:ind w:firstLine="709"/>
       </w:pPr>
       <w:bookmarkStart w:id="12" w:name="_ccc7c944b68a9100d34a943bc02da4feb181aee"/>
-      <w:bookmarkStart w:id="13" w:name="_Toc241960736"/>
+      <w:bookmarkStart w:id="13" w:name="_Toc241962741"/>
       <w:bookmarkEnd w:id="10"/>
       <w:r>
         <w:rPr>
@@ -19908,7 +19908,7 @@
         </w:rPr>
         <w:lastRenderedPageBreak/>
         <w:drawing>
-          <wp:inline distT="0" distB="0" distL="0" distR="0" wp14:anchorId="4E8708C4" wp14:editId="2D683606">
+          <wp:inline distT="0" distB="0" distL="0" distR="0" wp14:anchorId="368F3BD4" wp14:editId="2FF6F2BB">
             <wp:extent cx="5334000" cy="6114585"/>
             <wp:effectExtent l="0" t="0" r="0" b="0"/>
             <wp:docPr id="21" name="Picture"/>
@@ -20145,7 +20145,7 @@
         </w:rPr>
         <w:lastRenderedPageBreak/>
         <w:drawing>
-          <wp:inline distT="0" distB="0" distL="0" distR="0" wp14:anchorId="11ED5076" wp14:editId="58346EE5">
+          <wp:inline distT="0" distB="0" distL="0" distR="0" wp14:anchorId="2FCACB0C" wp14:editId="11DC6068">
             <wp:extent cx="5334000" cy="9610810"/>
             <wp:effectExtent l="0" t="0" r="0" b="0"/>
             <wp:docPr id="24" name="Picture"/>
@@ -20385,7 +20385,7 @@
         </w:rPr>
         <w:lastRenderedPageBreak/>
         <w:drawing>
-          <wp:inline distT="0" distB="0" distL="0" distR="0" wp14:anchorId="6E8F3196" wp14:editId="066E4500">
+          <wp:inline distT="0" distB="0" distL="0" distR="0" wp14:anchorId="4E6B2F7A" wp14:editId="01092FEB">
             <wp:extent cx="5334000" cy="12458978"/>
             <wp:effectExtent l="0" t="0" r="0" b="0"/>
             <wp:docPr id="27" name="Picture"/>
@@ -20598,7 +20598,7 @@
           <w:sz w:val="28"/>
         </w:rPr>
         <w:drawing>
-          <wp:inline distT="0" distB="0" distL="0" distR="0" wp14:anchorId="4F59CE11" wp14:editId="43433D70">
+          <wp:inline distT="0" distB="0" distL="0" distR="0" wp14:anchorId="5880009E" wp14:editId="41A49AB8">
             <wp:extent cx="5334000" cy="5926666"/>
             <wp:effectExtent l="0" t="0" r="0" b="0"/>
             <wp:docPr id="30" name="Picture"/>
@@ -20863,7 +20863,7 @@
           <w:sz w:val="28"/>
         </w:rPr>
         <w:drawing>
-          <wp:inline distT="0" distB="0" distL="0" distR="0" wp14:anchorId="0598D4AC" wp14:editId="53237BF0">
+          <wp:inline distT="0" distB="0" distL="0" distR="0" wp14:anchorId="62D06AAB" wp14:editId="70991C8D">
             <wp:extent cx="5334000" cy="3343751"/>
             <wp:effectExtent l="0" t="0" r="0" b="0"/>
             <wp:docPr id="33" name="Picture"/>
@@ -22436,7 +22436,7 @@
         </w:rPr>
         <w:lastRenderedPageBreak/>
         <w:drawing>
-          <wp:inline distT="0" distB="0" distL="0" distR="0" wp14:anchorId="13567B89" wp14:editId="77CDE5F9">
+          <wp:inline distT="0" distB="0" distL="0" distR="0" wp14:anchorId="3CE945C8" wp14:editId="5C26ED89">
             <wp:extent cx="5334000" cy="5785249"/>
             <wp:effectExtent l="0" t="0" r="0" b="0"/>
             <wp:docPr id="37" name="Picture"/>
@@ -22695,7 +22695,7 @@
         </w:rPr>
         <w:lastRenderedPageBreak/>
         <w:drawing>
-          <wp:inline distT="0" distB="0" distL="0" distR="0" wp14:anchorId="30FC6BEE" wp14:editId="5EC567A5">
+          <wp:inline distT="0" distB="0" distL="0" distR="0" wp14:anchorId="5C737F7A" wp14:editId="55EE5BF0">
             <wp:extent cx="5334000" cy="3040380"/>
             <wp:effectExtent l="0" t="0" r="0" b="0"/>
             <wp:docPr id="40" name="Picture"/>
@@ -22849,7 +22849,7 @@
           <w:sz w:val="28"/>
         </w:rPr>
         <w:drawing>
-          <wp:inline distT="0" distB="0" distL="0" distR="0" wp14:anchorId="56260B24" wp14:editId="0C865AFE">
+          <wp:inline distT="0" distB="0" distL="0" distR="0" wp14:anchorId="3449E041" wp14:editId="112CDDD4">
             <wp:extent cx="5334000" cy="3081866"/>
             <wp:effectExtent l="0" t="0" r="0" b="0"/>
             <wp:docPr id="43" name="Picture"/>
@@ -23004,7 +23004,7 @@
         </w:rPr>
         <w:lastRenderedPageBreak/>
         <w:drawing>
-          <wp:inline distT="0" distB="0" distL="0" distR="0" wp14:anchorId="195D7FDE" wp14:editId="32FF26F7">
+          <wp:inline distT="0" distB="0" distL="0" distR="0" wp14:anchorId="0146DB0C" wp14:editId="164E0459">
             <wp:extent cx="5334000" cy="2592916"/>
             <wp:effectExtent l="0" t="0" r="0" b="0"/>
             <wp:docPr id="46" name="Picture"/>
@@ -23151,7 +23151,7 @@
           <w:sz w:val="28"/>
         </w:rPr>
         <w:drawing>
-          <wp:inline distT="0" distB="0" distL="0" distR="0" wp14:anchorId="018697DE" wp14:editId="237CD3BA">
+          <wp:inline distT="0" distB="0" distL="0" distR="0" wp14:anchorId="4A098B85" wp14:editId="6B3A53B4">
             <wp:extent cx="5334000" cy="2332014"/>
             <wp:effectExtent l="0" t="0" r="0" b="0"/>
             <wp:docPr id="49" name="Picture"/>
@@ -23280,7 +23280,7 @@
         </w:rPr>
         <w:lastRenderedPageBreak/>
         <w:drawing>
-          <wp:inline distT="0" distB="0" distL="0" distR="0" wp14:anchorId="06D34344" wp14:editId="71C84B9F">
+          <wp:inline distT="0" distB="0" distL="0" distR="0" wp14:anchorId="37AA1594" wp14:editId="130AABE8">
             <wp:extent cx="5334000" cy="2691467"/>
             <wp:effectExtent l="0" t="0" r="0" b="0"/>
             <wp:docPr id="52" name="Picture"/>
@@ -23434,7 +23434,7 @@
           <w:sz w:val="28"/>
         </w:rPr>
         <w:drawing>
-          <wp:inline distT="0" distB="0" distL="0" distR="0" wp14:anchorId="2C0A18FF" wp14:editId="1A6DC508">
+          <wp:inline distT="0" distB="0" distL="0" distR="0" wp14:anchorId="1B718E4B" wp14:editId="6E6C90C2">
             <wp:extent cx="5334000" cy="2737379"/>
             <wp:effectExtent l="0" t="0" r="0" b="0"/>
             <wp:docPr id="55" name="Picture"/>
@@ -23602,7 +23602,7 @@
         </w:rPr>
         <w:lastRenderedPageBreak/>
         <w:drawing>
-          <wp:inline distT="0" distB="0" distL="0" distR="0" wp14:anchorId="002C87F2" wp14:editId="4767FFB1">
+          <wp:inline distT="0" distB="0" distL="0" distR="0" wp14:anchorId="55FA678C" wp14:editId="0263567B">
             <wp:extent cx="5334000" cy="4149208"/>
             <wp:effectExtent l="0" t="0" r="0" b="0"/>
             <wp:docPr id="58" name="Picture"/>
@@ -23768,7 +23768,7 @@
         <w:ind w:firstLine="709"/>
       </w:pPr>
       <w:bookmarkStart w:id="16" w:name="_fc51781abcc4857bf621eab6b8861ea54729fed"/>
-      <w:bookmarkStart w:id="17" w:name="_Toc241960737"/>
+      <w:bookmarkStart w:id="17" w:name="_Toc241962742"/>
       <w:bookmarkEnd w:id="15"/>
       <w:bookmarkEnd w:id="12"/>
       <w:r>
@@ -27174,7 +27174,7 @@
           <w:sz w:val="28"/>
         </w:rPr>
         <w:drawing>
-          <wp:inline distT="0" distB="0" distL="0" distR="0" wp14:anchorId="7BC90CA7" wp14:editId="6AF76BB6">
+          <wp:inline distT="0" distB="0" distL="0" distR="0" wp14:anchorId="37F96063" wp14:editId="74F3762E">
             <wp:extent cx="5334000" cy="2341756"/>
             <wp:effectExtent l="0" t="0" r="0" b="0"/>
             <wp:docPr id="63" name="Picture"/>
@@ -29826,7 +29826,7 @@
         <w:ind w:firstLine="709"/>
       </w:pPr>
       <w:bookmarkStart w:id="18" w:name="_fb011a212b736610690ebb69f4e92f01bd3b3f9"/>
-      <w:bookmarkStart w:id="19" w:name="_Toc241960738"/>
+      <w:bookmarkStart w:id="19" w:name="_Toc241962743"/>
       <w:bookmarkEnd w:id="16"/>
       <w:r>
         <w:rPr>
@@ -30741,7 +30741,7 @@
         <w:ind w:firstLine="709"/>
       </w:pPr>
       <w:bookmarkStart w:id="20" w:name="_339ae803435bd6b9a653c2b18dadc62dc9ad8e7"/>
-      <w:bookmarkStart w:id="21" w:name="_Toc241960739"/>
+      <w:bookmarkStart w:id="21" w:name="_Toc241962744"/>
       <w:bookmarkEnd w:id="18"/>
       <w:r>
         <w:rPr>
@@ -30858,7 +30858,7 @@
         <w:ind w:firstLine="709"/>
       </w:pPr>
       <w:bookmarkStart w:id="22" w:name="_1bfdad9d2d88ddb6ca16c31c1d4d4943679f32f"/>
-      <w:bookmarkStart w:id="23" w:name="_Toc241960740"/>
+      <w:bookmarkStart w:id="23" w:name="_Toc241962745"/>
       <w:bookmarkEnd w:id="20"/>
       <w:bookmarkEnd w:id="2"/>
       <w:r>
@@ -31082,7 +31082,7 @@
         <w:jc w:val="center"/>
       </w:pPr>
       <w:bookmarkStart w:id="24" w:name="_выводы"/>
-      <w:bookmarkStart w:id="25" w:name="_Toc241960741"/>
+      <w:bookmarkStart w:id="25" w:name="_Toc241962746"/>
       <w:bookmarkEnd w:id="22"/>
       <w:r>
         <w:rPr>
@@ -31285,7 +31285,7 @@
         <w:jc w:val="center"/>
       </w:pPr>
       <w:bookmarkStart w:id="26" w:name="_274f6a444530ef90b0479dabf3d210f01e97699"/>
-      <w:bookmarkStart w:id="27" w:name="_Toc241960742"/>
+      <w:bookmarkStart w:id="27" w:name="_Toc241962747"/>
       <w:bookmarkEnd w:id="24"/>
       <w:r>
         <w:rPr>
@@ -32328,7 +32328,7 @@
         <w:jc w:val="center"/>
       </w:pPr>
       <w:bookmarkStart w:id="28" w:name="_3d74faf1500c1b2a4a8bfa8e0e37c74206ce73d"/>
-      <w:bookmarkStart w:id="29" w:name="_Toc241960743"/>
+      <w:bookmarkStart w:id="29" w:name="_Toc241962748"/>
       <w:bookmarkEnd w:id="26"/>
       <w:r>
         <w:rPr>
@@ -33141,7 +33141,7 @@
         <w:jc w:val="center"/>
       </w:pPr>
       <w:bookmarkStart w:id="30" w:name="_25083b51e17d9d99817d1269b6af13d75b604a4"/>
-      <w:bookmarkStart w:id="31" w:name="_Toc241960744"/>
+      <w:bookmarkStart w:id="31" w:name="_Toc241962749"/>
       <w:bookmarkEnd w:id="28"/>
       <w:r>
         <w:rPr>
@@ -33804,7 +33804,7 @@
               <w:rPr>
                 <w:sz w:val="24"/>
               </w:rPr>
-              <w:t>приняты расчетная траектория воронки (приложение Е, допущение Д-32)</w:t>
+              <w:t>принята расчетная траектория воронки (приложение Е, допущение Д-32)</w:t>
             </w:r>
           </w:p>
         </w:tc>
@@ -34005,7 +34005,7 @@
         <w:jc w:val="center"/>
       </w:pPr>
       <w:bookmarkStart w:id="32" w:name="_6574ce6d3bdcb7786930e8390195aee2be99a58"/>
-      <w:bookmarkStart w:id="33" w:name="_Toc241960745"/>
+      <w:bookmarkStart w:id="33" w:name="_Toc241962750"/>
       <w:bookmarkEnd w:id="30"/>
       <w:r>
         <w:rPr>
@@ -34411,7 +34411,7 @@
         <w:jc w:val="center"/>
       </w:pPr>
       <w:bookmarkStart w:id="34" w:name="_9415338eb7aade5a81d9d1583f95cf4a5b310ea"/>
-      <w:bookmarkStart w:id="35" w:name="_Toc241960746"/>
+      <w:bookmarkStart w:id="35" w:name="_Toc241962751"/>
       <w:bookmarkEnd w:id="32"/>
       <w:r>
         <w:rPr>
@@ -35769,9 +35769,9 @@
         <w:tblLook w:val="0020" w:firstRow="1" w:lastRow="0" w:firstColumn="0" w:lastColumn="0" w:noHBand="0" w:noVBand="0"/>
       </w:tblPr>
       <w:tblGrid>
-        <w:gridCol w:w="4668"/>
-        <w:gridCol w:w="1467"/>
-        <w:gridCol w:w="3220"/>
+        <w:gridCol w:w="4716"/>
+        <w:gridCol w:w="1452"/>
+        <w:gridCol w:w="3187"/>
       </w:tblGrid>
       <w:tr>
         <w:trPr>
@@ -35782,7 +35782,7 @@
         </w:trPr>
         <w:tc>
           <w:tcPr>
-            <w:tcW w:w="4668" w:type="dxa"/>
+            <w:tcW w:w="4715" w:type="dxa"/>
             <w:vAlign w:val="center"/>
           </w:tcPr>
           <w:p>
@@ -35802,7 +35802,7 @@
         </w:tc>
         <w:tc>
           <w:tcPr>
-            <w:tcW w:w="1467" w:type="dxa"/>
+            <w:tcW w:w="1452" w:type="dxa"/>
             <w:vAlign w:val="center"/>
           </w:tcPr>
           <w:p>
@@ -35838,7 +35838,7 @@
         </w:tc>
         <w:tc>
           <w:tcPr>
-            <w:tcW w:w="3220" w:type="dxa"/>
+            <w:tcW w:w="3187" w:type="dxa"/>
             <w:vAlign w:val="center"/>
           </w:tcPr>
           <w:p>
@@ -35880,7 +35880,7 @@
         </w:trPr>
         <w:tc>
           <w:tcPr>
-            <w:tcW w:w="4668" w:type="dxa"/>
+            <w:tcW w:w="4715" w:type="dxa"/>
             <w:vAlign w:val="center"/>
           </w:tcPr>
           <w:p>
@@ -35906,7 +35906,7 @@
         </w:tc>
         <w:tc>
           <w:tcPr>
-            <w:tcW w:w="1467" w:type="dxa"/>
+            <w:tcW w:w="1452" w:type="dxa"/>
             <w:vAlign w:val="center"/>
           </w:tcPr>
           <w:p>
@@ -35925,7 +35925,7 @@
         </w:tc>
         <w:tc>
           <w:tcPr>
-            <w:tcW w:w="3220" w:type="dxa"/>
+            <w:tcW w:w="3187" w:type="dxa"/>
             <w:vAlign w:val="center"/>
           </w:tcPr>
           <w:p>
@@ -35950,20 +35950,20 @@
         </w:trPr>
         <w:tc>
           <w:tcPr>
-            <w:tcW w:w="4668" w:type="dxa"/>
-            <w:vAlign w:val="center"/>
-          </w:tcPr>
-          <w:p>
-            <w:pPr>
-              <w:pStyle w:val="Compact"/>
-              <w:spacing w:before="0" w:after="0" w:line="280" w:lineRule="exact"/>
-              <w:jc w:val="center"/>
-            </w:pPr>
-            <w:r>
-              <w:rPr>
-                <w:sz w:val="24"/>
-              </w:rPr>
-              <w:t xml:space="preserve">Первый год полностью (аудит, платформа соответствия, пентест, время команды), </w:t>
+            <w:tcW w:w="4715" w:type="dxa"/>
+            <w:vAlign w:val="center"/>
+          </w:tcPr>
+          <w:p>
+            <w:pPr>
+              <w:pStyle w:val="Compact"/>
+              <w:spacing w:before="0" w:after="0" w:line="280" w:lineRule="exact"/>
+              <w:jc w:val="center"/>
+            </w:pPr>
+            <w:r>
+              <w:rPr>
+                <w:sz w:val="24"/>
+              </w:rPr>
+              <w:t xml:space="preserve">Первый год полностью (аудит, платформа соответствия, тест на проникновение, время команды), </w:t>
             </w:r>
             <w:r>
               <w:rPr>
@@ -35976,7 +35976,7 @@
         </w:tc>
         <w:tc>
           <w:tcPr>
-            <w:tcW w:w="1467" w:type="dxa"/>
+            <w:tcW w:w="1452" w:type="dxa"/>
             <w:vAlign w:val="center"/>
           </w:tcPr>
           <w:p>
@@ -35995,7 +35995,7 @@
         </w:tc>
         <w:tc>
           <w:tcPr>
-            <w:tcW w:w="3220" w:type="dxa"/>
+            <w:tcW w:w="3187" w:type="dxa"/>
             <w:vAlign w:val="center"/>
           </w:tcPr>
           <w:p>
@@ -36020,7 +36020,7 @@
         </w:trPr>
         <w:tc>
           <w:tcPr>
-            <w:tcW w:w="4668" w:type="dxa"/>
+            <w:tcW w:w="4715" w:type="dxa"/>
             <w:vAlign w:val="center"/>
           </w:tcPr>
           <w:p>
@@ -36046,7 +36046,7 @@
         </w:tc>
         <w:tc>
           <w:tcPr>
-            <w:tcW w:w="1467" w:type="dxa"/>
+            <w:tcW w:w="1452" w:type="dxa"/>
             <w:vAlign w:val="center"/>
           </w:tcPr>
           <w:p>
@@ -36065,7 +36065,7 @@
         </w:tc>
         <w:tc>
           <w:tcPr>
-            <w:tcW w:w="3220" w:type="dxa"/>
+            <w:tcW w:w="3187" w:type="dxa"/>
             <w:vAlign w:val="center"/>
           </w:tcPr>
           <w:p>
@@ -36090,7 +36090,7 @@
         </w:trPr>
         <w:tc>
           <w:tcPr>
-            <w:tcW w:w="4668" w:type="dxa"/>
+            <w:tcW w:w="4715" w:type="dxa"/>
             <w:vAlign w:val="center"/>
           </w:tcPr>
           <w:p>
@@ -36116,7 +36116,7 @@
         </w:tc>
         <w:tc>
           <w:tcPr>
-            <w:tcW w:w="1467" w:type="dxa"/>
+            <w:tcW w:w="1452" w:type="dxa"/>
             <w:vAlign w:val="center"/>
           </w:tcPr>
           <w:p>
@@ -36135,7 +36135,7 @@
         </w:tc>
         <w:tc>
           <w:tcPr>
-            <w:tcW w:w="3220" w:type="dxa"/>
+            <w:tcW w:w="3187" w:type="dxa"/>
             <w:vAlign w:val="center"/>
           </w:tcPr>
           <w:p>
@@ -36160,7 +36160,7 @@
         </w:trPr>
         <w:tc>
           <w:tcPr>
-            <w:tcW w:w="4668" w:type="dxa"/>
+            <w:tcW w:w="4715" w:type="dxa"/>
             <w:vAlign w:val="center"/>
           </w:tcPr>
           <w:p>
@@ -36179,7 +36179,7 @@
         </w:tc>
         <w:tc>
           <w:tcPr>
-            <w:tcW w:w="1467" w:type="dxa"/>
+            <w:tcW w:w="1452" w:type="dxa"/>
             <w:vAlign w:val="center"/>
           </w:tcPr>
           <w:p>
@@ -36198,7 +36198,7 @@
         </w:tc>
         <w:tc>
           <w:tcPr>
-            <w:tcW w:w="3220" w:type="dxa"/>
+            <w:tcW w:w="3187" w:type="dxa"/>
             <w:vAlign w:val="center"/>
           </w:tcPr>
           <w:p>
@@ -36324,7 +36324,7 @@
         <w:jc w:val="center"/>
       </w:pPr>
       <w:bookmarkStart w:id="36" w:name="_21cff5e6573cc685eba2e5d01fbe1912356e1d7"/>
-      <w:bookmarkStart w:id="37" w:name="_Toc241960747"/>
+      <w:bookmarkStart w:id="37" w:name="_Toc241962752"/>
       <w:bookmarkEnd w:id="34"/>
       <w:r>
         <w:rPr>
@@ -36441,7 +36441,7 @@
           <w:sz w:val="28"/>
         </w:rPr>
         <w:drawing>
-          <wp:inline distT="0" distB="0" distL="0" distR="0" wp14:anchorId="30EC0780" wp14:editId="69E88001">
+          <wp:inline distT="0" distB="0" distL="0" distR="0" wp14:anchorId="3B09A6BE" wp14:editId="7C4E8D61">
             <wp:extent cx="5334000" cy="2375958"/>
             <wp:effectExtent l="0" t="0" r="0" b="0"/>
             <wp:docPr id="77" name="Picture"/>
@@ -36634,7 +36634,7 @@
           <w:sz w:val="28"/>
         </w:rPr>
         <w:drawing>
-          <wp:inline distT="0" distB="0" distL="0" distR="0" wp14:anchorId="1783A3A5" wp14:editId="3029BF65">
+          <wp:inline distT="0" distB="0" distL="0" distR="0" wp14:anchorId="6C92B194" wp14:editId="52B377F8">
             <wp:extent cx="5334000" cy="2375958"/>
             <wp:effectExtent l="0" t="0" r="0" b="0"/>
             <wp:docPr id="80" name="Picture"/>
@@ -36809,7 +36809,7 @@
         </w:rPr>
         <w:lastRenderedPageBreak/>
         <w:drawing>
-          <wp:inline distT="0" distB="0" distL="0" distR="0" wp14:anchorId="4CA03FFC" wp14:editId="3AC38C86">
+          <wp:inline distT="0" distB="0" distL="0" distR="0" wp14:anchorId="4A0E5303" wp14:editId="229385D7">
             <wp:extent cx="5334000" cy="2375958"/>
             <wp:effectExtent l="0" t="0" r="0" b="0"/>
             <wp:docPr id="83" name="Picture"/>
@@ -37035,7 +37035,7 @@
           <w:sz w:val="28"/>
         </w:rPr>
         <w:drawing>
-          <wp:inline distT="0" distB="0" distL="0" distR="0" wp14:anchorId="7AF2D2AF" wp14:editId="508973E4">
+          <wp:inline distT="0" distB="0" distL="0" distR="0" wp14:anchorId="1082443A" wp14:editId="7080249B">
             <wp:extent cx="5334000" cy="2375958"/>
             <wp:effectExtent l="0" t="0" r="0" b="0"/>
             <wp:docPr id="86" name="Picture"/>
@@ -37216,7 +37216,7 @@
         </w:rPr>
         <w:lastRenderedPageBreak/>
         <w:drawing>
-          <wp:inline distT="0" distB="0" distL="0" distR="0" wp14:anchorId="442FD675" wp14:editId="7A431E2B">
+          <wp:inline distT="0" distB="0" distL="0" distR="0" wp14:anchorId="7F094FB5" wp14:editId="2343C745">
             <wp:extent cx="5334000" cy="2375958"/>
             <wp:effectExtent l="0" t="0" r="0" b="0"/>
             <wp:docPr id="89" name="Picture"/>
@@ -37403,7 +37403,7 @@
           <w:sz w:val="28"/>
         </w:rPr>
         <w:drawing>
-          <wp:inline distT="0" distB="0" distL="0" distR="0" wp14:anchorId="7BE94563" wp14:editId="3F17EB37">
+          <wp:inline distT="0" distB="0" distL="0" distR="0" wp14:anchorId="7A4066EC" wp14:editId="13B9692B">
             <wp:extent cx="5334000" cy="2375958"/>
             <wp:effectExtent l="0" t="0" r="0" b="0"/>
             <wp:docPr id="92" name="Picture"/>
@@ -37637,7 +37637,7 @@
         </w:rPr>
         <w:lastRenderedPageBreak/>
         <w:drawing>
-          <wp:inline distT="0" distB="0" distL="0" distR="0" wp14:anchorId="13A76763" wp14:editId="1836029B">
+          <wp:inline distT="0" distB="0" distL="0" distR="0" wp14:anchorId="4B044CCB" wp14:editId="7F02EE18">
             <wp:extent cx="5334000" cy="2375958"/>
             <wp:effectExtent l="0" t="0" r="0" b="0"/>
             <wp:docPr id="95" name="Picture"/>
@@ -37805,7 +37805,7 @@
           <w:sz w:val="28"/>
         </w:rPr>
         <w:drawing>
-          <wp:inline distT="0" distB="0" distL="0" distR="0" wp14:anchorId="6B0EAC47" wp14:editId="2CF413EF">
+          <wp:inline distT="0" distB="0" distL="0" distR="0" wp14:anchorId="2E751391" wp14:editId="5C7C7D76">
             <wp:extent cx="5334000" cy="2375958"/>
             <wp:effectExtent l="0" t="0" r="0" b="0"/>
             <wp:docPr id="98" name="Picture"/>
@@ -37961,7 +37961,7 @@
         <w:jc w:val="center"/>
       </w:pPr>
       <w:bookmarkStart w:id="38" w:name="_4ea87f6075816e5c30dab0983bf85424862ba7d"/>
-      <w:bookmarkStart w:id="39" w:name="_Toc241960748"/>
+      <w:bookmarkStart w:id="39" w:name="_Toc241962753"/>
       <w:bookmarkEnd w:id="36"/>
       <w:r>
         <w:rPr>
@@ -39437,7 +39437,7 @@
   <w:abstractNum w:abstractNumId="0" w15:restartNumberingAfterBreak="0">
     <w:nsid w:val="0000A990"/>
     <w:multiLevelType w:val="multilevel"/>
-    <w:tmpl w:val="DFA4184E"/>
+    <w:tmpl w:val="CC8A637A"/>
     <w:lvl w:ilvl="0">
       <w:numFmt w:val="bullet"/>
       <w:lvlText w:val=" "/>
@@ -39514,7 +39514,7 @@
   <w:abstractNum w:abstractNumId="1" w15:restartNumberingAfterBreak="0">
     <w:nsid w:val="00A99411"/>
     <w:multiLevelType w:val="multilevel"/>
-    <w:tmpl w:val="B950E4BC"/>
+    <w:tmpl w:val="ACFCB296"/>
     <w:lvl w:ilvl="0">
       <w:start w:val="1"/>
       <w:numFmt w:val="decimal"/>
@@ -40992,7 +40992,7 @@
     <w:autoRedefine/>
     <w:uiPriority w:val="39"/>
     <w:unhideWhenUsed/>
-    <w:rsid w:val="00B62811"/>
+    <w:rsid w:val="007E5438"/>
     <w:pPr>
       <w:spacing w:after="100"/>
     </w:pPr>
@@ -41004,7 +41004,7 @@
     <w:autoRedefine/>
     <w:uiPriority w:val="39"/>
     <w:unhideWhenUsed/>
-    <w:rsid w:val="00B62811"/>
+    <w:rsid w:val="007E5438"/>
     <w:pPr>
       <w:spacing w:after="100"/>
       <w:ind w:left="240"/>

--- a/ЛР6_ЦП_Канвас_сценарии_релизы/ОТЧЕТ_ЛР6_TableMind.docx
+++ b/ЛР6_ЦП_Канвас_сценарии_релизы/ОТЧЕТ_ЛР6_TableMind.docx
@@ -263,7 +263,7 @@
       <w:r>
         <w:fldChar w:fldCharType="separate"/>
       </w:r>
-      <w:hyperlink w:anchor="_Toc241953186" w:history="1">
+      <w:hyperlink w:anchor="_Toc242012093" w:history="1">
         <w:r>
           <w:rPr>
             <w:rStyle w:val="af"/>
@@ -291,7 +291,7 @@
             <w:noProof/>
             <w:webHidden/>
           </w:rPr>
-          <w:instrText xml:space="preserve"> PAGEREF _Toc241953186 \h </w:instrText>
+          <w:instrText xml:space="preserve"> PAGEREF _Toc242012093 \h </w:instrText>
         </w:r>
         <w:r>
           <w:rPr>
@@ -332,7 +332,7 @@
           <w:noProof/>
         </w:rPr>
       </w:pPr>
-      <w:hyperlink w:anchor="_Toc241953187" w:history="1">
+      <w:hyperlink w:anchor="_Toc242012094" w:history="1">
         <w:r>
           <w:rPr>
             <w:rStyle w:val="af"/>
@@ -360,7 +360,7 @@
             <w:noProof/>
             <w:webHidden/>
           </w:rPr>
-          <w:instrText xml:space="preserve"> PAGEREF _Toc241953187 \h </w:instrText>
+          <w:instrText xml:space="preserve"> PAGEREF _Toc242012094 \h </w:instrText>
         </w:r>
         <w:r>
           <w:rPr>
@@ -401,7 +401,7 @@
           <w:noProof/>
         </w:rPr>
       </w:pPr>
-      <w:hyperlink w:anchor="_Toc241953188" w:history="1">
+      <w:hyperlink w:anchor="_Toc242012095" w:history="1">
         <w:r>
           <w:rPr>
             <w:rStyle w:val="af"/>
@@ -429,7 +429,7 @@
             <w:noProof/>
             <w:webHidden/>
           </w:rPr>
-          <w:instrText xml:space="preserve"> PAGEREF _Toc241953188 \h </w:instrText>
+          <w:instrText xml:space="preserve"> PAGEREF _Toc242012095 \h </w:instrText>
         </w:r>
         <w:r>
           <w:rPr>
@@ -470,7 +470,7 @@
           <w:noProof/>
         </w:rPr>
       </w:pPr>
-      <w:hyperlink w:anchor="_Toc241953189" w:history="1">
+      <w:hyperlink w:anchor="_Toc242012096" w:history="1">
         <w:r>
           <w:rPr>
             <w:rStyle w:val="af"/>
@@ -498,7 +498,7 @@
             <w:noProof/>
             <w:webHidden/>
           </w:rPr>
-          <w:instrText xml:space="preserve"> PAGEREF _Toc241953189 \h </w:instrText>
+          <w:instrText xml:space="preserve"> PAGEREF _Toc242012096 \h </w:instrText>
         </w:r>
         <w:r>
           <w:rPr>
@@ -539,7 +539,7 @@
           <w:noProof/>
         </w:rPr>
       </w:pPr>
-      <w:hyperlink w:anchor="_Toc241953190" w:history="1">
+      <w:hyperlink w:anchor="_Toc242012097" w:history="1">
         <w:r>
           <w:rPr>
             <w:rStyle w:val="af"/>
@@ -567,7 +567,7 @@
             <w:noProof/>
             <w:webHidden/>
           </w:rPr>
-          <w:instrText xml:space="preserve"> PAGEREF _Toc241953190 \h </w:instrText>
+          <w:instrText xml:space="preserve"> PAGEREF _Toc242012097 \h </w:instrText>
         </w:r>
         <w:r>
           <w:rPr>
@@ -608,7 +608,7 @@
           <w:noProof/>
         </w:rPr>
       </w:pPr>
-      <w:hyperlink w:anchor="_Toc241953191" w:history="1">
+      <w:hyperlink w:anchor="_Toc242012098" w:history="1">
         <w:r>
           <w:rPr>
             <w:rStyle w:val="af"/>
@@ -636,7 +636,7 @@
             <w:noProof/>
             <w:webHidden/>
           </w:rPr>
-          <w:instrText xml:space="preserve"> PAGEREF _Toc241953191 \h </w:instrText>
+          <w:instrText xml:space="preserve"> PAGEREF _Toc242012098 \h </w:instrText>
         </w:r>
         <w:r>
           <w:rPr>
@@ -677,7 +677,7 @@
           <w:noProof/>
         </w:rPr>
       </w:pPr>
-      <w:hyperlink w:anchor="_Toc241953192" w:history="1">
+      <w:hyperlink w:anchor="_Toc242012099" w:history="1">
         <w:r>
           <w:rPr>
             <w:rStyle w:val="af"/>
@@ -705,7 +705,7 @@
             <w:noProof/>
             <w:webHidden/>
           </w:rPr>
-          <w:instrText xml:space="preserve"> PAGEREF _Toc241953192 \h </w:instrText>
+          <w:instrText xml:space="preserve"> PAGEREF _Toc242012099 \h </w:instrText>
         </w:r>
         <w:r>
           <w:rPr>
@@ -746,7 +746,7 @@
           <w:noProof/>
         </w:rPr>
       </w:pPr>
-      <w:hyperlink w:anchor="_Toc241953193" w:history="1">
+      <w:hyperlink w:anchor="_Toc242012100" w:history="1">
         <w:r>
           <w:rPr>
             <w:rStyle w:val="af"/>
@@ -774,7 +774,7 @@
             <w:noProof/>
             <w:webHidden/>
           </w:rPr>
-          <w:instrText xml:space="preserve"> PAGEREF _Toc241953193 \h </w:instrText>
+          <w:instrText xml:space="preserve"> PAGEREF _Toc242012100 \h </w:instrText>
         </w:r>
         <w:r>
           <w:rPr>
@@ -815,7 +815,7 @@
           <w:noProof/>
         </w:rPr>
       </w:pPr>
-      <w:hyperlink w:anchor="_Toc241953194" w:history="1">
+      <w:hyperlink w:anchor="_Toc242012101" w:history="1">
         <w:r>
           <w:rPr>
             <w:rStyle w:val="af"/>
@@ -843,7 +843,7 @@
             <w:noProof/>
             <w:webHidden/>
           </w:rPr>
-          <w:instrText xml:space="preserve"> PAGEREF _Toc241953194 \h </w:instrText>
+          <w:instrText xml:space="preserve"> PAGEREF _Toc242012101 \h </w:instrText>
         </w:r>
         <w:r>
           <w:rPr>
@@ -884,7 +884,7 @@
           <w:noProof/>
         </w:rPr>
       </w:pPr>
-      <w:hyperlink w:anchor="_Toc241953195" w:history="1">
+      <w:hyperlink w:anchor="_Toc242012102" w:history="1">
         <w:r>
           <w:rPr>
             <w:rStyle w:val="af"/>
@@ -912,7 +912,7 @@
             <w:noProof/>
             <w:webHidden/>
           </w:rPr>
-          <w:instrText xml:space="preserve"> PAGEREF _Toc241953195 \h </w:instrText>
+          <w:instrText xml:space="preserve"> PAGEREF _Toc242012102 \h </w:instrText>
         </w:r>
         <w:r>
           <w:rPr>
@@ -953,7 +953,7 @@
           <w:noProof/>
         </w:rPr>
       </w:pPr>
-      <w:hyperlink w:anchor="_Toc241953196" w:history="1">
+      <w:hyperlink w:anchor="_Toc242012103" w:history="1">
         <w:r>
           <w:rPr>
             <w:rStyle w:val="af"/>
@@ -981,7 +981,7 @@
             <w:noProof/>
             <w:webHidden/>
           </w:rPr>
-          <w:instrText xml:space="preserve"> PAGEREF _Toc241953196 \h </w:instrText>
+          <w:instrText xml:space="preserve"> PAGEREF _Toc242012103 \h </w:instrText>
         </w:r>
         <w:r>
           <w:rPr>
@@ -1022,7 +1022,7 @@
           <w:noProof/>
         </w:rPr>
       </w:pPr>
-      <w:hyperlink w:anchor="_Toc241953197" w:history="1">
+      <w:hyperlink w:anchor="_Toc242012104" w:history="1">
         <w:r>
           <w:rPr>
             <w:rStyle w:val="af"/>
@@ -1050,7 +1050,7 @@
             <w:noProof/>
             <w:webHidden/>
           </w:rPr>
-          <w:instrText xml:space="preserve"> PAGEREF _Toc241953197 \h </w:instrText>
+          <w:instrText xml:space="preserve"> PAGEREF _Toc242012104 \h </w:instrText>
         </w:r>
         <w:r>
           <w:rPr>
@@ -1091,7 +1091,7 @@
           <w:noProof/>
         </w:rPr>
       </w:pPr>
-      <w:hyperlink w:anchor="_Toc241953198" w:history="1">
+      <w:hyperlink w:anchor="_Toc242012105" w:history="1">
         <w:r>
           <w:rPr>
             <w:rStyle w:val="af"/>
@@ -1119,7 +1119,7 @@
             <w:noProof/>
             <w:webHidden/>
           </w:rPr>
-          <w:instrText xml:space="preserve"> PAGEREF _Toc241953198 \h </w:instrText>
+          <w:instrText xml:space="preserve"> PAGEREF _Toc242012105 \h </w:instrText>
         </w:r>
         <w:r>
           <w:rPr>
@@ -1160,7 +1160,7 @@
           <w:noProof/>
         </w:rPr>
       </w:pPr>
-      <w:hyperlink w:anchor="_Toc241953199" w:history="1">
+      <w:hyperlink w:anchor="_Toc242012106" w:history="1">
         <w:r>
           <w:rPr>
             <w:rStyle w:val="af"/>
@@ -1188,7 +1188,7 @@
             <w:noProof/>
             <w:webHidden/>
           </w:rPr>
-          <w:instrText xml:space="preserve"> PAGEREF _Toc241953199 \h </w:instrText>
+          <w:instrText xml:space="preserve"> PAGEREF _Toc242012106 \h </w:instrText>
         </w:r>
         <w:r>
           <w:rPr>
@@ -1229,7 +1229,7 @@
           <w:noProof/>
         </w:rPr>
       </w:pPr>
-      <w:hyperlink w:anchor="_Toc241953200" w:history="1">
+      <w:hyperlink w:anchor="_Toc242012107" w:history="1">
         <w:r>
           <w:rPr>
             <w:rStyle w:val="af"/>
@@ -1257,7 +1257,7 @@
             <w:noProof/>
             <w:webHidden/>
           </w:rPr>
-          <w:instrText xml:space="preserve"> PAGEREF _Toc241953200 \h </w:instrText>
+          <w:instrText xml:space="preserve"> PAGEREF _Toc242012107 \h </w:instrText>
         </w:r>
         <w:r>
           <w:rPr>
@@ -1298,7 +1298,7 @@
           <w:noProof/>
         </w:rPr>
       </w:pPr>
-      <w:hyperlink w:anchor="_Toc241953201" w:history="1">
+      <w:hyperlink w:anchor="_Toc242012108" w:history="1">
         <w:r>
           <w:rPr>
             <w:rStyle w:val="af"/>
@@ -1326,7 +1326,7 @@
             <w:noProof/>
             <w:webHidden/>
           </w:rPr>
-          <w:instrText xml:space="preserve"> PAGEREF _Toc241953201 \h </w:instrText>
+          <w:instrText xml:space="preserve"> PAGEREF _Toc242012108 \h </w:instrText>
         </w:r>
         <w:r>
           <w:rPr>
@@ -1367,7 +1367,7 @@
           <w:noProof/>
         </w:rPr>
       </w:pPr>
-      <w:hyperlink w:anchor="_Toc241953202" w:history="1">
+      <w:hyperlink w:anchor="_Toc242012109" w:history="1">
         <w:r>
           <w:rPr>
             <w:rStyle w:val="af"/>
@@ -1395,7 +1395,7 @@
             <w:noProof/>
             <w:webHidden/>
           </w:rPr>
-          <w:instrText xml:space="preserve"> PAGEREF _Toc241953202 \h </w:instrText>
+          <w:instrText xml:space="preserve"> PAGEREF _Toc242012109 \h </w:instrText>
         </w:r>
         <w:r>
           <w:rPr>
@@ -1436,7 +1436,7 @@
           <w:noProof/>
         </w:rPr>
       </w:pPr>
-      <w:hyperlink w:anchor="_Toc241953203" w:history="1">
+      <w:hyperlink w:anchor="_Toc242012110" w:history="1">
         <w:r>
           <w:rPr>
             <w:rStyle w:val="af"/>
@@ -1464,7 +1464,7 @@
             <w:noProof/>
             <w:webHidden/>
           </w:rPr>
-          <w:instrText xml:space="preserve"> PAGEREF _Toc241953203 \h </w:instrText>
+          <w:instrText xml:space="preserve"> PAGEREF _Toc242012110 \h </w:instrText>
         </w:r>
         <w:r>
           <w:rPr>
@@ -1505,7 +1505,7 @@
           <w:noProof/>
         </w:rPr>
       </w:pPr>
-      <w:hyperlink w:anchor="_Toc241953204" w:history="1">
+      <w:hyperlink w:anchor="_Toc242012111" w:history="1">
         <w:r>
           <w:rPr>
             <w:rStyle w:val="af"/>
@@ -1533,7 +1533,7 @@
             <w:noProof/>
             <w:webHidden/>
           </w:rPr>
-          <w:instrText xml:space="preserve"> PAGEREF _Toc241953204 \h </w:instrText>
+          <w:instrText xml:space="preserve"> PAGEREF _Toc242012111 \h </w:instrText>
         </w:r>
         <w:r>
           <w:rPr>
@@ -1566,6 +1566,75 @@
     </w:p>
     <w:p>
       <w:pPr>
+        <w:pStyle w:val="12"/>
+        <w:tabs>
+          <w:tab w:val="right" w:leader="dot" w:pos="9345"/>
+        </w:tabs>
+        <w:rPr>
+          <w:noProof/>
+        </w:rPr>
+      </w:pPr>
+      <w:hyperlink w:anchor="_Toc242012112" w:history="1">
+        <w:r>
+          <w:rPr>
+            <w:rStyle w:val="af"/>
+            <w:b/>
+            <w:noProof/>
+          </w:rPr>
+          <w:t>ПРИЛОЖЕНИЕ Ж</w:t>
+        </w:r>
+        <w:r>
+          <w:rPr>
+            <w:noProof/>
+            <w:webHidden/>
+          </w:rPr>
+          <w:tab/>
+        </w:r>
+        <w:r>
+          <w:rPr>
+            <w:noProof/>
+            <w:webHidden/>
+          </w:rPr>
+          <w:fldChar w:fldCharType="begin"/>
+        </w:r>
+        <w:r>
+          <w:rPr>
+            <w:noProof/>
+            <w:webHidden/>
+          </w:rPr>
+          <w:instrText xml:space="preserve"> PAGEREF _Toc242012112 \h </w:instrText>
+        </w:r>
+        <w:r>
+          <w:rPr>
+            <w:noProof/>
+            <w:webHidden/>
+          </w:rPr>
+        </w:r>
+        <w:r>
+          <w:rPr>
+            <w:noProof/>
+            <w:webHidden/>
+          </w:rPr>
+          <w:fldChar w:fldCharType="separate"/>
+        </w:r>
+        <w:r>
+          <w:rPr>
+            <w:noProof/>
+            <w:webHidden/>
+          </w:rPr>
+          <w:t>46</w:t>
+        </w:r>
+        <w:r>
+          <w:rPr>
+            <w:noProof/>
+            <w:webHidden/>
+          </w:rPr>
+          <w:fldChar w:fldCharType="end"/>
+        </w:r>
+      </w:hyperlink>
+    </w:p>
+    <w:p>
+      <w:pPr>
         <w:pStyle w:val="11"/>
       </w:pPr>
       <w:r>
@@ -1579,7 +1648,7 @@
         <w:spacing w:before="0" w:after="360" w:line="360" w:lineRule="exact"/>
         <w:ind w:firstLine="709"/>
       </w:pPr>
-      <w:bookmarkStart w:id="1" w:name="_Toc241953186"/>
+      <w:bookmarkStart w:id="1" w:name="_Toc242012093"/>
       <w:r>
         <w:rPr>
           <w:b/>
@@ -1684,7 +1753,7 @@
         <w:ind w:firstLine="709"/>
       </w:pPr>
       <w:bookmarkStart w:id="2" w:name="_b608aa976fc82a0faaf3b83f58c735968afd03b"/>
-      <w:bookmarkStart w:id="3" w:name="_Toc241953187"/>
+      <w:bookmarkStart w:id="3" w:name="_Toc242012094"/>
       <w:bookmarkEnd w:id="0"/>
       <w:r>
         <w:rPr>
@@ -1692,14 +1761,14 @@
           <w:sz w:val="28"/>
         </w:rPr>
         <w:lastRenderedPageBreak/>
-        <w:t>2 Х</w:t>
+        <w:t xml:space="preserve">2 </w:t>
       </w:r>
       <w:r>
         <w:rPr>
           <w:b/>
           <w:sz w:val="28"/>
         </w:rPr>
-        <w:t>ОД РАБОТЫ</w:t>
+        <w:t>ХОД РАБОТЫ</w:t>
       </w:r>
       <w:bookmarkEnd w:id="3"/>
     </w:p>
@@ -1750,7 +1819,7 @@
         <w:ind w:firstLine="709"/>
       </w:pPr>
       <w:bookmarkStart w:id="4" w:name="_ce8c8db2bd1f021f701413a98bce88b0dc0ff35"/>
-      <w:bookmarkStart w:id="5" w:name="_Toc241953188"/>
+      <w:bookmarkStart w:id="5" w:name="_Toc242012095"/>
       <w:r>
         <w:rPr>
           <w:b/>
@@ -1771,13 +1840,13 @@
         <w:rPr>
           <w:sz w:val="28"/>
         </w:rPr>
-        <w:t>Банк источников объединяет отчеты ЛР1-ЛР5, страни</w:t>
-      </w:r>
-      <w:r>
-        <w:rPr>
-          <w:sz w:val="28"/>
-        </w:rPr>
-        <w:t>цы конкурентов и документы проекта. Он является общей доказательной базой для всех книг: каждый вывод далее имеет ссылку на запись банка.</w:t>
+        <w:t>Банк источников объединяет отчеты ЛР1-</w:t>
+      </w:r>
+      <w:r>
+        <w:rPr>
+          <w:sz w:val="28"/>
+        </w:rPr>
+        <w:t>ЛР5, страницы конкурентов и документы проекта. Он является общей доказательной базой для всех книг: каждый вывод далее имеет ссылку на запись банка.</w:t>
       </w:r>
     </w:p>
     <w:p>
@@ -3792,7 +3861,7 @@
         <w:ind w:firstLine="709"/>
       </w:pPr>
       <w:bookmarkStart w:id="6" w:name="_d6b1e0606ccffbfea524c7b8890d7424ae6ef8d"/>
-      <w:bookmarkStart w:id="7" w:name="_Toc241953189"/>
+      <w:bookmarkStart w:id="7" w:name="_Toc242012096"/>
       <w:bookmarkEnd w:id="4"/>
       <w:r>
         <w:rPr>
@@ -8504,7 +8573,7 @@
         <w:ind w:firstLine="709"/>
       </w:pPr>
       <w:bookmarkStart w:id="8" w:name="_7b60cb03201c02c98ad01f5cee41d479977e884"/>
-      <w:bookmarkStart w:id="9" w:name="_Toc241953190"/>
+      <w:bookmarkStart w:id="9" w:name="_Toc242012097"/>
       <w:bookmarkEnd w:id="6"/>
       <w:r>
         <w:rPr>
@@ -8575,7 +8644,7 @@
           <w:sz w:val="28"/>
         </w:rPr>
         <w:drawing>
-          <wp:inline distT="0" distB="0" distL="0" distR="0" wp14:anchorId="1B0131D8" wp14:editId="17E1F6A0">
+          <wp:inline distT="0" distB="0" distL="0" distR="0" wp14:anchorId="666D4845" wp14:editId="097A5C35">
             <wp:extent cx="5334000" cy="3382536"/>
             <wp:effectExtent l="0" t="0" r="0" b="0"/>
             <wp:docPr id="13" name="Picture"/>
@@ -10890,7 +10959,7 @@
         <w:ind w:firstLine="709"/>
       </w:pPr>
       <w:bookmarkStart w:id="10" w:name="_519d46f9ff7923648cbfef21e26057944381813"/>
-      <w:bookmarkStart w:id="11" w:name="_Toc241953191"/>
+      <w:bookmarkStart w:id="11" w:name="_Toc242012098"/>
       <w:bookmarkEnd w:id="8"/>
       <w:r>
         <w:rPr>
@@ -15724,7 +15793,7 @@
           <w:sz w:val="28"/>
         </w:rPr>
         <w:drawing>
-          <wp:inline distT="0" distB="0" distL="0" distR="0" wp14:anchorId="52BF12B8" wp14:editId="073DF856">
+          <wp:inline distT="0" distB="0" distL="0" distR="0" wp14:anchorId="36300844" wp14:editId="6BB9D638">
             <wp:extent cx="5334000" cy="3122341"/>
             <wp:effectExtent l="0" t="0" r="0" b="0"/>
             <wp:docPr id="17" name="Picture"/>
@@ -16703,7 +16772,7 @@
         <w:ind w:firstLine="709"/>
       </w:pPr>
       <w:bookmarkStart w:id="12" w:name="_ccc7c944b68a9100d34a943bc02da4feb181aee"/>
-      <w:bookmarkStart w:id="13" w:name="_Toc241953192"/>
+      <w:bookmarkStart w:id="13" w:name="_Toc242012099"/>
       <w:bookmarkEnd w:id="10"/>
       <w:r>
         <w:rPr>
@@ -19812,7 +19881,7 @@
         </w:rPr>
         <w:lastRenderedPageBreak/>
         <w:drawing>
-          <wp:inline distT="0" distB="0" distL="0" distR="0" wp14:anchorId="6F6CA666" wp14:editId="363888DF">
+          <wp:inline distT="0" distB="0" distL="0" distR="0" wp14:anchorId="535C010D" wp14:editId="0BA14058">
             <wp:extent cx="5334000" cy="6114585"/>
             <wp:effectExtent l="0" t="0" r="0" b="0"/>
             <wp:docPr id="21" name="Picture"/>
@@ -20049,7 +20118,7 @@
         </w:rPr>
         <w:lastRenderedPageBreak/>
         <w:drawing>
-          <wp:inline distT="0" distB="0" distL="0" distR="0" wp14:anchorId="31E7A98E" wp14:editId="1F607E8F">
+          <wp:inline distT="0" distB="0" distL="0" distR="0" wp14:anchorId="442E23AB" wp14:editId="391B3DB3">
             <wp:extent cx="5334000" cy="9610810"/>
             <wp:effectExtent l="0" t="0" r="0" b="0"/>
             <wp:docPr id="24" name="Picture"/>
@@ -20289,7 +20358,7 @@
         </w:rPr>
         <w:lastRenderedPageBreak/>
         <w:drawing>
-          <wp:inline distT="0" distB="0" distL="0" distR="0" wp14:anchorId="53E402D9" wp14:editId="6D4E22EF">
+          <wp:inline distT="0" distB="0" distL="0" distR="0" wp14:anchorId="651AC90D" wp14:editId="4F9FED6F">
             <wp:extent cx="5334000" cy="12458978"/>
             <wp:effectExtent l="0" t="0" r="0" b="0"/>
             <wp:docPr id="27" name="Picture"/>
@@ -20502,7 +20571,7 @@
           <w:sz w:val="28"/>
         </w:rPr>
         <w:drawing>
-          <wp:inline distT="0" distB="0" distL="0" distR="0" wp14:anchorId="699F1E70" wp14:editId="185F9305">
+          <wp:inline distT="0" distB="0" distL="0" distR="0" wp14:anchorId="4564A2E0" wp14:editId="40C94643">
             <wp:extent cx="5334000" cy="5926666"/>
             <wp:effectExtent l="0" t="0" r="0" b="0"/>
             <wp:docPr id="30" name="Picture"/>
@@ -20761,7 +20830,7 @@
           <w:sz w:val="28"/>
         </w:rPr>
         <w:drawing>
-          <wp:inline distT="0" distB="0" distL="0" distR="0" wp14:anchorId="2597E29C" wp14:editId="4EDD5290">
+          <wp:inline distT="0" distB="0" distL="0" distR="0" wp14:anchorId="04995ED8" wp14:editId="0AD84A88">
             <wp:extent cx="5334000" cy="3343751"/>
             <wp:effectExtent l="0" t="0" r="0" b="0"/>
             <wp:docPr id="33" name="Picture"/>
@@ -22316,7 +22385,7 @@
         </w:rPr>
         <w:lastRenderedPageBreak/>
         <w:drawing>
-          <wp:inline distT="0" distB="0" distL="0" distR="0" wp14:anchorId="1BB53AA0" wp14:editId="1296DD93">
+          <wp:inline distT="0" distB="0" distL="0" distR="0" wp14:anchorId="26AFF084" wp14:editId="46AAB8C4">
             <wp:extent cx="5334000" cy="5785249"/>
             <wp:effectExtent l="0" t="0" r="0" b="0"/>
             <wp:docPr id="37" name="Picture"/>
@@ -22575,7 +22644,7 @@
         </w:rPr>
         <w:lastRenderedPageBreak/>
         <w:drawing>
-          <wp:inline distT="0" distB="0" distL="0" distR="0" wp14:anchorId="40BF14E3" wp14:editId="7D91230D">
+          <wp:inline distT="0" distB="0" distL="0" distR="0" wp14:anchorId="1E7F159D" wp14:editId="0C6CFCC8">
             <wp:extent cx="5334000" cy="3040380"/>
             <wp:effectExtent l="0" t="0" r="0" b="0"/>
             <wp:docPr id="40" name="Picture"/>
@@ -22735,7 +22804,7 @@
           <w:sz w:val="28"/>
         </w:rPr>
         <w:drawing>
-          <wp:inline distT="0" distB="0" distL="0" distR="0" wp14:anchorId="43FA9AB7" wp14:editId="000E3507">
+          <wp:inline distT="0" distB="0" distL="0" distR="0" wp14:anchorId="4C2A48D7" wp14:editId="0D394530">
             <wp:extent cx="5334000" cy="3081866"/>
             <wp:effectExtent l="0" t="0" r="0" b="0"/>
             <wp:docPr id="43" name="Picture"/>
@@ -22890,7 +22959,7 @@
         </w:rPr>
         <w:lastRenderedPageBreak/>
         <w:drawing>
-          <wp:inline distT="0" distB="0" distL="0" distR="0" wp14:anchorId="3C14F927" wp14:editId="0BA71C13">
+          <wp:inline distT="0" distB="0" distL="0" distR="0" wp14:anchorId="691FF72F" wp14:editId="0A5AC17C">
             <wp:extent cx="5334000" cy="2592916"/>
             <wp:effectExtent l="0" t="0" r="0" b="0"/>
             <wp:docPr id="46" name="Picture"/>
@@ -23037,7 +23106,7 @@
           <w:sz w:val="28"/>
         </w:rPr>
         <w:drawing>
-          <wp:inline distT="0" distB="0" distL="0" distR="0" wp14:anchorId="24ECA9EB" wp14:editId="263F6BDF">
+          <wp:inline distT="0" distB="0" distL="0" distR="0" wp14:anchorId="56BD6BBE" wp14:editId="3BDB2C9E">
             <wp:extent cx="5334000" cy="2332014"/>
             <wp:effectExtent l="0" t="0" r="0" b="0"/>
             <wp:docPr id="49" name="Picture"/>
@@ -23166,7 +23235,7 @@
         </w:rPr>
         <w:lastRenderedPageBreak/>
         <w:drawing>
-          <wp:inline distT="0" distB="0" distL="0" distR="0" wp14:anchorId="6A1A1922" wp14:editId="0643265D">
+          <wp:inline distT="0" distB="0" distL="0" distR="0" wp14:anchorId="624B8602" wp14:editId="0660E80D">
             <wp:extent cx="5334000" cy="2691467"/>
             <wp:effectExtent l="0" t="0" r="0" b="0"/>
             <wp:docPr id="52" name="Picture"/>
@@ -23320,7 +23389,7 @@
           <w:sz w:val="28"/>
         </w:rPr>
         <w:drawing>
-          <wp:inline distT="0" distB="0" distL="0" distR="0" wp14:anchorId="59237EAC" wp14:editId="41BF71DD">
+          <wp:inline distT="0" distB="0" distL="0" distR="0" wp14:anchorId="4EB2EEB9" wp14:editId="417D0B4B">
             <wp:extent cx="5334000" cy="2737379"/>
             <wp:effectExtent l="0" t="0" r="0" b="0"/>
             <wp:docPr id="55" name="Picture"/>
@@ -23488,7 +23557,7 @@
         </w:rPr>
         <w:lastRenderedPageBreak/>
         <w:drawing>
-          <wp:inline distT="0" distB="0" distL="0" distR="0" wp14:anchorId="687FFBE8" wp14:editId="10EFDE35">
+          <wp:inline distT="0" distB="0" distL="0" distR="0" wp14:anchorId="75271F26" wp14:editId="78E2EC03">
             <wp:extent cx="5334000" cy="4149208"/>
             <wp:effectExtent l="0" t="0" r="0" b="0"/>
             <wp:docPr id="58" name="Picture"/>
@@ -23654,7 +23723,7 @@
         <w:ind w:firstLine="709"/>
       </w:pPr>
       <w:bookmarkStart w:id="16" w:name="_fc51781abcc4857bf621eab6b8861ea54729fed"/>
-      <w:bookmarkStart w:id="17" w:name="_Toc241953193"/>
+      <w:bookmarkStart w:id="17" w:name="_Toc242012100"/>
       <w:bookmarkEnd w:id="15"/>
       <w:bookmarkEnd w:id="12"/>
       <w:r>
@@ -27060,7 +27129,7 @@
           <w:sz w:val="28"/>
         </w:rPr>
         <w:drawing>
-          <wp:inline distT="0" distB="0" distL="0" distR="0" wp14:anchorId="5D2C5272" wp14:editId="0863CC4A">
+          <wp:inline distT="0" distB="0" distL="0" distR="0" wp14:anchorId="34852EFE" wp14:editId="7468A282">
             <wp:extent cx="5334000" cy="2341756"/>
             <wp:effectExtent l="0" t="0" r="0" b="0"/>
             <wp:docPr id="63" name="Picture"/>
@@ -27964,7 +28033,7 @@
         <w:ind w:firstLine="709"/>
       </w:pPr>
       <w:bookmarkStart w:id="18" w:name="_fb011a212b736610690ebb69f4e92f01bd3b3f9"/>
-      <w:bookmarkStart w:id="19" w:name="_Toc241953194"/>
+      <w:bookmarkStart w:id="19" w:name="_Toc242012101"/>
       <w:bookmarkEnd w:id="16"/>
       <w:r>
         <w:rPr>
@@ -28872,7 +28941,7 @@
         <w:ind w:firstLine="709"/>
       </w:pPr>
       <w:bookmarkStart w:id="20" w:name="_339ae803435bd6b9a653c2b18dadc62dc9ad8e7"/>
-      <w:bookmarkStart w:id="21" w:name="_Toc241953195"/>
+      <w:bookmarkStart w:id="21" w:name="_Toc242012102"/>
       <w:bookmarkEnd w:id="18"/>
       <w:r>
         <w:rPr>
@@ -28996,7 +29065,7 @@
         <w:ind w:firstLine="709"/>
       </w:pPr>
       <w:bookmarkStart w:id="22" w:name="_1bfdad9d2d88ddb6ca16c31c1d4d4943679f32f"/>
-      <w:bookmarkStart w:id="23" w:name="_Toc241953196"/>
+      <w:bookmarkStart w:id="23" w:name="_Toc242012103"/>
       <w:bookmarkEnd w:id="20"/>
       <w:bookmarkEnd w:id="2"/>
       <w:r>
@@ -29226,7 +29295,7 @@
         <w:jc w:val="center"/>
       </w:pPr>
       <w:bookmarkStart w:id="24" w:name="_выводы"/>
-      <w:bookmarkStart w:id="25" w:name="_Toc241953197"/>
+      <w:bookmarkStart w:id="25" w:name="_Toc242012104"/>
       <w:bookmarkEnd w:id="22"/>
       <w:r>
         <w:rPr>
@@ -29423,7 +29492,7 @@
         <w:jc w:val="center"/>
       </w:pPr>
       <w:bookmarkStart w:id="26" w:name="_274f6a444530ef90b0479dabf3d210f01e97699"/>
-      <w:bookmarkStart w:id="27" w:name="_Toc241953198"/>
+      <w:bookmarkStart w:id="27" w:name="_Toc242012105"/>
       <w:bookmarkEnd w:id="24"/>
       <w:r>
         <w:rPr>
@@ -30466,7 +30535,7 @@
         <w:jc w:val="center"/>
       </w:pPr>
       <w:bookmarkStart w:id="28" w:name="_3d74faf1500c1b2a4a8bfa8e0e37c74206ce73d"/>
-      <w:bookmarkStart w:id="29" w:name="_Toc241953199"/>
+      <w:bookmarkStart w:id="29" w:name="_Toc242012106"/>
       <w:bookmarkEnd w:id="26"/>
       <w:r>
         <w:rPr>
@@ -31279,7 +31348,7 @@
         <w:jc w:val="center"/>
       </w:pPr>
       <w:bookmarkStart w:id="30" w:name="_25083b51e17d9d99817d1269b6af13d75b604a4"/>
-      <w:bookmarkStart w:id="31" w:name="_Toc241953200"/>
+      <w:bookmarkStart w:id="31" w:name="_Toc242012107"/>
       <w:bookmarkEnd w:id="28"/>
       <w:r>
         <w:rPr>
@@ -32130,7 +32199,7 @@
         <w:jc w:val="center"/>
       </w:pPr>
       <w:bookmarkStart w:id="32" w:name="_6574ce6d3bdcb7786930e8390195aee2be99a58"/>
-      <w:bookmarkStart w:id="33" w:name="_Toc241953201"/>
+      <w:bookmarkStart w:id="33" w:name="_Toc242012108"/>
       <w:bookmarkEnd w:id="30"/>
       <w:r>
         <w:rPr>
@@ -32542,7 +32611,7 @@
         <w:jc w:val="center"/>
       </w:pPr>
       <w:bookmarkStart w:id="34" w:name="_9415338eb7aade5a81d9d1583f95cf4a5b310ea"/>
-      <w:bookmarkStart w:id="35" w:name="_Toc241953202"/>
+      <w:bookmarkStart w:id="35" w:name="_Toc242012109"/>
       <w:bookmarkEnd w:id="32"/>
       <w:r>
         <w:rPr>
@@ -34453,7 +34522,7 @@
         <w:jc w:val="center"/>
       </w:pPr>
       <w:bookmarkStart w:id="36" w:name="_21cff5e6573cc685eba2e5d01fbe1912356e1d7"/>
-      <w:bookmarkStart w:id="37" w:name="_Toc241953203"/>
+      <w:bookmarkStart w:id="37" w:name="_Toc242012110"/>
       <w:bookmarkEnd w:id="34"/>
       <w:r>
         <w:rPr>
@@ -34570,7 +34639,7 @@
           <w:sz w:val="28"/>
         </w:rPr>
         <w:drawing>
-          <wp:inline distT="0" distB="0" distL="0" distR="0" wp14:anchorId="77A0E36F" wp14:editId="72420E22">
+          <wp:inline distT="0" distB="0" distL="0" distR="0" wp14:anchorId="6D2F4611" wp14:editId="499FE94B">
             <wp:extent cx="5334000" cy="2375958"/>
             <wp:effectExtent l="0" t="0" r="0" b="0"/>
             <wp:docPr id="77" name="Picture"/>
@@ -34763,7 +34832,7 @@
           <w:sz w:val="28"/>
         </w:rPr>
         <w:drawing>
-          <wp:inline distT="0" distB="0" distL="0" distR="0" wp14:anchorId="6B253572" wp14:editId="0D804370">
+          <wp:inline distT="0" distB="0" distL="0" distR="0" wp14:anchorId="16C5CA79" wp14:editId="3CF550D5">
             <wp:extent cx="5334000" cy="2375958"/>
             <wp:effectExtent l="0" t="0" r="0" b="0"/>
             <wp:docPr id="80" name="Picture"/>
@@ -34938,7 +35007,7 @@
         </w:rPr>
         <w:lastRenderedPageBreak/>
         <w:drawing>
-          <wp:inline distT="0" distB="0" distL="0" distR="0" wp14:anchorId="0CA7DE42" wp14:editId="1F0630CB">
+          <wp:inline distT="0" distB="0" distL="0" distR="0" wp14:anchorId="2A2AE328" wp14:editId="4A593EF6">
             <wp:extent cx="5334000" cy="2375958"/>
             <wp:effectExtent l="0" t="0" r="0" b="0"/>
             <wp:docPr id="83" name="Picture"/>
@@ -35170,7 +35239,7 @@
           <w:sz w:val="28"/>
         </w:rPr>
         <w:drawing>
-          <wp:inline distT="0" distB="0" distL="0" distR="0" wp14:anchorId="4B8A92AB" wp14:editId="1E29896F">
+          <wp:inline distT="0" distB="0" distL="0" distR="0" wp14:anchorId="5CD13D81" wp14:editId="62316B68">
             <wp:extent cx="5334000" cy="2375958"/>
             <wp:effectExtent l="0" t="0" r="0" b="0"/>
             <wp:docPr id="86" name="Picture"/>
@@ -35345,7 +35414,7 @@
         </w:rPr>
         <w:lastRenderedPageBreak/>
         <w:drawing>
-          <wp:inline distT="0" distB="0" distL="0" distR="0" wp14:anchorId="3A8A1C99" wp14:editId="5F77F90A">
+          <wp:inline distT="0" distB="0" distL="0" distR="0" wp14:anchorId="1CF2640D" wp14:editId="19F51673">
             <wp:extent cx="5334000" cy="2375958"/>
             <wp:effectExtent l="0" t="0" r="0" b="0"/>
             <wp:docPr id="89" name="Picture"/>
@@ -35538,7 +35607,7 @@
           <w:sz w:val="28"/>
         </w:rPr>
         <w:drawing>
-          <wp:inline distT="0" distB="0" distL="0" distR="0" wp14:anchorId="1899DE36" wp14:editId="61EE6E78">
+          <wp:inline distT="0" distB="0" distL="0" distR="0" wp14:anchorId="6A6AF771" wp14:editId="24A396B3">
             <wp:extent cx="5334000" cy="2375958"/>
             <wp:effectExtent l="0" t="0" r="0" b="0"/>
             <wp:docPr id="92" name="Picture"/>
@@ -35771,7 +35840,7 @@
         </w:rPr>
         <w:lastRenderedPageBreak/>
         <w:drawing>
-          <wp:inline distT="0" distB="0" distL="0" distR="0" wp14:anchorId="1310DBEC" wp14:editId="08D1968C">
+          <wp:inline distT="0" distB="0" distL="0" distR="0" wp14:anchorId="32D9130A" wp14:editId="4CBC4172">
             <wp:extent cx="5334000" cy="2375958"/>
             <wp:effectExtent l="0" t="0" r="0" b="0"/>
             <wp:docPr id="95" name="Picture"/>
@@ -35944,7 +36013,7 @@
           <w:sz w:val="28"/>
         </w:rPr>
         <w:drawing>
-          <wp:inline distT="0" distB="0" distL="0" distR="0" wp14:anchorId="6B8939F8" wp14:editId="0A81D961">
+          <wp:inline distT="0" distB="0" distL="0" distR="0" wp14:anchorId="6D2791F2" wp14:editId="2216E175">
             <wp:extent cx="5334000" cy="2375958"/>
             <wp:effectExtent l="0" t="0" r="0" b="0"/>
             <wp:docPr id="98" name="Picture"/>
@@ -36100,7 +36169,7 @@
         <w:jc w:val="center"/>
       </w:pPr>
       <w:bookmarkStart w:id="38" w:name="_e580caf5f2a0052cd60a87b42295a622f26cf83"/>
-      <w:bookmarkStart w:id="39" w:name="_Toc241953204"/>
+      <w:bookmarkStart w:id="39" w:name="_Toc242012111"/>
       <w:bookmarkEnd w:id="36"/>
       <w:r>
         <w:rPr>
@@ -37464,7 +37533,965 @@
         <w:t>согласуется с выводом ЛР2-3 и ЛР7: окно платной беты слишком узкое, нужны дополнительные каналы и ранний замер активации и оплаты.</w:t>
       </w:r>
     </w:p>
-    <w:bookmarkEnd w:id="38"/>
+    <w:p>
+      <w:pPr>
+        <w:pStyle w:val="1"/>
+        <w:keepNext w:val="0"/>
+        <w:pageBreakBefore/>
+        <w:spacing w:before="0" w:after="0" w:line="360" w:lineRule="exact"/>
+        <w:jc w:val="center"/>
+      </w:pPr>
+      <w:bookmarkStart w:id="40" w:name="_842467a5cac37707b6170e940cae61833a7b12c"/>
+      <w:bookmarkStart w:id="41" w:name="_Toc242012112"/>
+      <w:bookmarkEnd w:id="38"/>
+      <w:r>
+        <w:rPr>
+          <w:b/>
+          <w:sz w:val="28"/>
+        </w:rPr>
+        <w:lastRenderedPageBreak/>
+        <w:t>ПРИЛОЖЕНИЕ Ж</w:t>
+      </w:r>
+      <w:bookmarkEnd w:id="41"/>
+    </w:p>
+    <w:p>
+      <w:pPr>
+        <w:spacing w:after="0" w:line="360" w:lineRule="exact"/>
+        <w:jc w:val="center"/>
+      </w:pPr>
+      <w:r>
+        <w:rPr>
+          <w:sz w:val="28"/>
+        </w:rPr>
+        <w:t>(обязательное)</w:t>
+      </w:r>
+    </w:p>
+    <w:p>
+      <w:pPr>
+        <w:spacing w:after="360" w:line="360" w:lineRule="exact"/>
+        <w:jc w:val="center"/>
+      </w:pPr>
+      <w:r>
+        <w:rPr>
+          <w:b/>
+          <w:sz w:val="28"/>
+        </w:rPr>
+        <w:t>Перечень файлов работы</w:t>
+      </w:r>
+    </w:p>
+    <w:p>
+      <w:pPr>
+        <w:pStyle w:val="FirstParagraph"/>
+        <w:spacing w:before="0" w:after="0" w:line="360" w:lineRule="exact"/>
+        <w:ind w:firstLine="709"/>
+        <w:jc w:val="both"/>
+      </w:pPr>
+      <w:r>
+        <w:rPr>
+          <w:sz w:val="28"/>
+        </w:rPr>
+        <w:t>Перечень показывает состав материалов ЛР6; все файлы находятся в папке работы в репозитории проекта.</w:t>
+      </w:r>
+    </w:p>
+    <w:p>
+      <w:pPr>
+        <w:pStyle w:val="a0"/>
+        <w:spacing w:before="0" w:after="0" w:line="360" w:lineRule="exact"/>
+        <w:ind w:firstLine="709"/>
+        <w:jc w:val="both"/>
+      </w:pPr>
+      <w:r>
+        <w:rPr>
+          <w:sz w:val="28"/>
+        </w:rPr>
+        <w:t>В таблице 29 представлено: перечень файлов работы.</w:t>
+      </w:r>
+    </w:p>
+    <w:p>
+      <w:pPr>
+        <w:pStyle w:val="a0"/>
+        <w:keepNext/>
+        <w:spacing w:before="0" w:after="0" w:line="360" w:lineRule="exact"/>
+      </w:pPr>
+      <w:r>
+        <w:rPr>
+          <w:sz w:val="28"/>
+        </w:rPr>
+        <w:t>Таблица 29 – Перечень файлов работы</w:t>
+      </w:r>
+    </w:p>
+    <w:tbl>
+      <w:tblPr>
+        <w:tblStyle w:val="Table"/>
+        <w:tblW w:w="9355" w:type="dxa"/>
+        <w:jc w:val="center"/>
+        <w:tblBorders>
+          <w:top w:val="single" w:sz="4" w:space="0" w:color="000000"/>
+          <w:left w:val="single" w:sz="4" w:space="0" w:color="000000"/>
+          <w:bottom w:val="single" w:sz="4" w:space="0" w:color="000000"/>
+          <w:right w:val="single" w:sz="4" w:space="0" w:color="000000"/>
+          <w:insideH w:val="single" w:sz="4" w:space="0" w:color="000000"/>
+          <w:insideV w:val="single" w:sz="4" w:space="0" w:color="000000"/>
+        </w:tblBorders>
+        <w:tblLayout w:type="fixed"/>
+        <w:tblLook w:val="0020" w:firstRow="1" w:lastRow="0" w:firstColumn="0" w:lastColumn="0" w:noHBand="0" w:noVBand="0"/>
+      </w:tblPr>
+      <w:tblGrid>
+        <w:gridCol w:w="6527"/>
+        <w:gridCol w:w="2828"/>
+      </w:tblGrid>
+      <w:tr>
+        <w:trPr>
+          <w:cnfStyle w:val="100000000000" w:firstRow="1" w:lastRow="0" w:firstColumn="0" w:lastColumn="0" w:oddVBand="0" w:evenVBand="0" w:oddHBand="0" w:evenHBand="0" w:firstRowFirstColumn="0" w:firstRowLastColumn="0" w:lastRowFirstColumn="0" w:lastRowLastColumn="0"/>
+          <w:cantSplit/>
+          <w:tblHeader/>
+          <w:jc w:val="center"/>
+        </w:trPr>
+        <w:tc>
+          <w:tcPr>
+            <w:tcW w:w="6526" w:type="dxa"/>
+            <w:vAlign w:val="center"/>
+          </w:tcPr>
+          <w:p>
+            <w:pPr>
+              <w:pStyle w:val="Compact"/>
+              <w:spacing w:before="0" w:after="0" w:line="280" w:lineRule="exact"/>
+              <w:jc w:val="center"/>
+            </w:pPr>
+            <w:r>
+              <w:rPr>
+                <w:b/>
+                <w:sz w:val="24"/>
+              </w:rPr>
+              <w:t>Файл или папка</w:t>
+            </w:r>
+          </w:p>
+        </w:tc>
+        <w:tc>
+          <w:tcPr>
+            <w:tcW w:w="2828" w:type="dxa"/>
+            <w:vAlign w:val="center"/>
+          </w:tcPr>
+          <w:p>
+            <w:pPr>
+              <w:pStyle w:val="Compact"/>
+              <w:spacing w:before="0" w:after="0" w:line="280" w:lineRule="exact"/>
+              <w:jc w:val="center"/>
+            </w:pPr>
+            <w:r>
+              <w:rPr>
+                <w:b/>
+                <w:sz w:val="24"/>
+              </w:rPr>
+              <w:t>Назначение</w:t>
+            </w:r>
+          </w:p>
+        </w:tc>
+      </w:tr>
+      <w:tr>
+        <w:trPr>
+          <w:cantSplit/>
+          <w:jc w:val="center"/>
+        </w:trPr>
+        <w:tc>
+          <w:tcPr>
+            <w:tcW w:w="6526" w:type="dxa"/>
+            <w:vAlign w:val="center"/>
+          </w:tcPr>
+          <w:p>
+            <w:pPr>
+              <w:pStyle w:val="Compact"/>
+              <w:spacing w:before="0" w:after="0" w:line="280" w:lineRule="exact"/>
+              <w:jc w:val="center"/>
+            </w:pPr>
+            <w:r>
+              <w:rPr>
+                <w:sz w:val="24"/>
+              </w:rPr>
+              <w:t>Excel/ЛР6_1_ценностное_предложение_и_цифр</w:t>
+            </w:r>
+            <w:r>
+              <w:rPr>
+                <w:sz w:val="24"/>
+              </w:rPr>
+              <w:t>овой_товар_TableMind.xlsx</w:t>
+            </w:r>
+          </w:p>
+        </w:tc>
+        <w:tc>
+          <w:tcPr>
+            <w:tcW w:w="2828" w:type="dxa"/>
+            <w:vAlign w:val="center"/>
+          </w:tcPr>
+          <w:p>
+            <w:pPr>
+              <w:pStyle w:val="Compact"/>
+              <w:spacing w:before="0" w:after="0" w:line="280" w:lineRule="exact"/>
+              <w:jc w:val="center"/>
+            </w:pPr>
+            <w:r>
+              <w:rPr>
+                <w:sz w:val="24"/>
+              </w:rPr>
+              <w:t>ценностное предложение и цифровой товар</w:t>
+            </w:r>
+          </w:p>
+        </w:tc>
+      </w:tr>
+      <w:tr>
+        <w:trPr>
+          <w:cantSplit/>
+          <w:jc w:val="center"/>
+        </w:trPr>
+        <w:tc>
+          <w:tcPr>
+            <w:tcW w:w="6526" w:type="dxa"/>
+            <w:vAlign w:val="center"/>
+          </w:tcPr>
+          <w:p>
+            <w:pPr>
+              <w:pStyle w:val="Compact"/>
+              <w:spacing w:before="0" w:after="0" w:line="280" w:lineRule="exact"/>
+              <w:jc w:val="center"/>
+            </w:pPr>
+            <w:r>
+              <w:rPr>
+                <w:sz w:val="24"/>
+              </w:rPr>
+              <w:t>Excel/ЛР6_2_канвас_бизнес_модели_TableMind.xlsx</w:t>
+            </w:r>
+          </w:p>
+        </w:tc>
+        <w:tc>
+          <w:tcPr>
+            <w:tcW w:w="2828" w:type="dxa"/>
+            <w:vAlign w:val="center"/>
+          </w:tcPr>
+          <w:p>
+            <w:pPr>
+              <w:pStyle w:val="Compact"/>
+              <w:spacing w:before="0" w:after="0" w:line="280" w:lineRule="exact"/>
+              <w:jc w:val="center"/>
+            </w:pPr>
+            <w:r>
+              <w:rPr>
+                <w:sz w:val="24"/>
+              </w:rPr>
+              <w:t>канвас бизнес-модели</w:t>
+            </w:r>
+          </w:p>
+        </w:tc>
+      </w:tr>
+      <w:tr>
+        <w:trPr>
+          <w:cantSplit/>
+          <w:jc w:val="center"/>
+        </w:trPr>
+        <w:tc>
+          <w:tcPr>
+            <w:tcW w:w="6526" w:type="dxa"/>
+            <w:vAlign w:val="center"/>
+          </w:tcPr>
+          <w:p>
+            <w:pPr>
+              <w:pStyle w:val="Compact"/>
+              <w:spacing w:before="0" w:after="0" w:line="280" w:lineRule="exact"/>
+              <w:jc w:val="center"/>
+            </w:pPr>
+            <w:r>
+              <w:rPr>
+                <w:sz w:val="24"/>
+              </w:rPr>
+              <w:t>Excel/ЛР6_3_бизнес_логика_и_сценарии_TableMind.xlsx</w:t>
+            </w:r>
+          </w:p>
+        </w:tc>
+        <w:tc>
+          <w:tcPr>
+            <w:tcW w:w="2828" w:type="dxa"/>
+            <w:vAlign w:val="center"/>
+          </w:tcPr>
+          <w:p>
+            <w:pPr>
+              <w:pStyle w:val="Compact"/>
+              <w:spacing w:before="0" w:after="0" w:line="280" w:lineRule="exact"/>
+              <w:jc w:val="center"/>
+            </w:pPr>
+            <w:r>
+              <w:rPr>
+                <w:sz w:val="24"/>
+              </w:rPr>
+              <w:t>бизнес-логика и пользовательские сценарии</w:t>
+            </w:r>
+          </w:p>
+        </w:tc>
+      </w:tr>
+      <w:tr>
+        <w:trPr>
+          <w:cantSplit/>
+          <w:jc w:val="center"/>
+        </w:trPr>
+        <w:tc>
+          <w:tcPr>
+            <w:tcW w:w="6526" w:type="dxa"/>
+            <w:vAlign w:val="center"/>
+          </w:tcPr>
+          <w:p>
+            <w:pPr>
+              <w:pStyle w:val="Compact"/>
+              <w:spacing w:before="0" w:after="0" w:line="280" w:lineRule="exact"/>
+              <w:jc w:val="center"/>
+            </w:pPr>
+            <w:r>
+              <w:rPr>
+                <w:sz w:val="24"/>
+              </w:rPr>
+              <w:t>Excel/ЛР6_4_страницы_и_экраны_TableMind.xlsx</w:t>
+            </w:r>
+          </w:p>
+        </w:tc>
+        <w:tc>
+          <w:tcPr>
+            <w:tcW w:w="2828" w:type="dxa"/>
+            <w:vAlign w:val="center"/>
+          </w:tcPr>
+          <w:p>
+            <w:pPr>
+              <w:pStyle w:val="Compact"/>
+              <w:spacing w:before="0" w:after="0" w:line="280" w:lineRule="exact"/>
+              <w:jc w:val="center"/>
+            </w:pPr>
+            <w:r>
+              <w:rPr>
+                <w:sz w:val="24"/>
+              </w:rPr>
+              <w:t>страницы и экраны, содержание и функции</w:t>
+            </w:r>
+          </w:p>
+        </w:tc>
+      </w:tr>
+      <w:tr>
+        <w:trPr>
+          <w:cantSplit/>
+          <w:jc w:val="center"/>
+        </w:trPr>
+        <w:tc>
+          <w:tcPr>
+            <w:tcW w:w="6526" w:type="dxa"/>
+            <w:vAlign w:val="center"/>
+          </w:tcPr>
+          <w:p>
+            <w:pPr>
+              <w:pStyle w:val="Compact"/>
+              <w:spacing w:before="0" w:after="0" w:line="280" w:lineRule="exact"/>
+              <w:jc w:val="center"/>
+            </w:pPr>
+            <w:r>
+              <w:rPr>
+                <w:sz w:val="24"/>
+              </w:rPr>
+              <w:t>Excel/ЛР6_5_деление_на_релизы_TableMind.xlsx</w:t>
+            </w:r>
+          </w:p>
+        </w:tc>
+        <w:tc>
+          <w:tcPr>
+            <w:tcW w:w="2828" w:type="dxa"/>
+            <w:vAlign w:val="center"/>
+          </w:tcPr>
+          <w:p>
+            <w:pPr>
+              <w:pStyle w:val="Compact"/>
+              <w:spacing w:before="0" w:after="0" w:line="280" w:lineRule="exact"/>
+              <w:jc w:val="center"/>
+            </w:pPr>
+            <w:r>
+              <w:rPr>
+                <w:sz w:val="24"/>
+              </w:rPr>
+              <w:t>деление на релизы, реестр единиц разработки</w:t>
+            </w:r>
+          </w:p>
+        </w:tc>
+      </w:tr>
+      <w:tr>
+        <w:trPr>
+          <w:cantSplit/>
+          <w:jc w:val="center"/>
+        </w:trPr>
+        <w:tc>
+          <w:tcPr>
+            <w:tcW w:w="6526" w:type="dxa"/>
+            <w:vAlign w:val="center"/>
+          </w:tcPr>
+          <w:p>
+            <w:pPr>
+              <w:pStyle w:val="Compact"/>
+              <w:spacing w:before="0" w:after="0" w:line="280" w:lineRule="exact"/>
+              <w:jc w:val="center"/>
+            </w:pPr>
+            <w:r>
+              <w:rPr>
+                <w:sz w:val="24"/>
+              </w:rPr>
+              <w:t xml:space="preserve">Python/data6a.py, </w:t>
+            </w:r>
+            <w:r>
+              <w:rPr>
+                <w:i/>
+                <w:sz w:val="24"/>
+              </w:rPr>
+              <w:t>data6b.py</w:t>
+            </w:r>
+            <w:r>
+              <w:rPr>
+                <w:sz w:val="24"/>
+              </w:rPr>
+              <w:t xml:space="preserve">, </w:t>
+            </w:r>
+            <w:r>
+              <w:rPr>
+                <w:i/>
+                <w:sz w:val="24"/>
+              </w:rPr>
+              <w:t>data6c.p</w:t>
+            </w:r>
+            <w:r>
+              <w:rPr>
+                <w:i/>
+                <w:sz w:val="24"/>
+              </w:rPr>
+              <w:t>y</w:t>
+            </w:r>
+          </w:p>
+        </w:tc>
+        <w:tc>
+          <w:tcPr>
+            <w:tcW w:w="2828" w:type="dxa"/>
+            <w:vAlign w:val="center"/>
+          </w:tcPr>
+          <w:p>
+            <w:pPr>
+              <w:pStyle w:val="Compact"/>
+              <w:spacing w:before="0" w:after="0" w:line="280" w:lineRule="exact"/>
+              <w:jc w:val="center"/>
+            </w:pPr>
+            <w:r>
+              <w:rPr>
+                <w:sz w:val="24"/>
+              </w:rPr>
+              <w:t>исходные данные по методикам 6.1-6.5</w:t>
+            </w:r>
+          </w:p>
+        </w:tc>
+      </w:tr>
+      <w:tr>
+        <w:trPr>
+          <w:cantSplit/>
+          <w:jc w:val="center"/>
+        </w:trPr>
+        <w:tc>
+          <w:tcPr>
+            <w:tcW w:w="6526" w:type="dxa"/>
+            <w:vAlign w:val="center"/>
+          </w:tcPr>
+          <w:p>
+            <w:pPr>
+              <w:pStyle w:val="Compact"/>
+              <w:spacing w:before="0" w:after="0" w:line="280" w:lineRule="exact"/>
+              <w:jc w:val="center"/>
+            </w:pPr>
+            <w:r>
+              <w:rPr>
+                <w:sz w:val="24"/>
+              </w:rPr>
+              <w:t xml:space="preserve">Python/fill6a.py, </w:t>
+            </w:r>
+            <w:r>
+              <w:rPr>
+                <w:i/>
+                <w:sz w:val="24"/>
+              </w:rPr>
+              <w:t>fill6b.py</w:t>
+            </w:r>
+            <w:r>
+              <w:rPr>
+                <w:sz w:val="24"/>
+              </w:rPr>
+              <w:t xml:space="preserve">, </w:t>
+            </w:r>
+            <w:r>
+              <w:rPr>
+                <w:i/>
+                <w:sz w:val="24"/>
+              </w:rPr>
+              <w:t>fill6c.py</w:t>
+            </w:r>
+          </w:p>
+        </w:tc>
+        <w:tc>
+          <w:tcPr>
+            <w:tcW w:w="2828" w:type="dxa"/>
+            <w:vAlign w:val="center"/>
+          </w:tcPr>
+          <w:p>
+            <w:pPr>
+              <w:pStyle w:val="Compact"/>
+              <w:spacing w:before="0" w:after="0" w:line="280" w:lineRule="exact"/>
+              <w:jc w:val="center"/>
+            </w:pPr>
+            <w:r>
+              <w:rPr>
+                <w:sz w:val="24"/>
+              </w:rPr>
+              <w:t xml:space="preserve">заполнение книг через </w:t>
+            </w:r>
+            <w:r>
+              <w:rPr>
+                <w:i/>
+                <w:sz w:val="24"/>
+              </w:rPr>
+              <w:t>Excel</w:t>
+            </w:r>
+            <w:r>
+              <w:rPr>
+                <w:sz w:val="24"/>
+              </w:rPr>
+              <w:t xml:space="preserve"> </w:t>
+            </w:r>
+            <w:r>
+              <w:rPr>
+                <w:i/>
+                <w:sz w:val="24"/>
+              </w:rPr>
+              <w:t>COM</w:t>
+            </w:r>
+          </w:p>
+        </w:tc>
+      </w:tr>
+      <w:tr>
+        <w:trPr>
+          <w:cantSplit/>
+          <w:jc w:val="center"/>
+        </w:trPr>
+        <w:tc>
+          <w:tcPr>
+            <w:tcW w:w="6526" w:type="dxa"/>
+            <w:vAlign w:val="center"/>
+          </w:tcPr>
+          <w:p>
+            <w:pPr>
+              <w:pStyle w:val="Compact"/>
+              <w:spacing w:before="0" w:after="0" w:line="280" w:lineRule="exact"/>
+              <w:jc w:val="center"/>
+            </w:pPr>
+            <w:r>
+              <w:rPr>
+                <w:sz w:val="24"/>
+              </w:rPr>
+              <w:t>Python/analysis6.py</w:t>
+            </w:r>
+          </w:p>
+        </w:tc>
+        <w:tc>
+          <w:tcPr>
+            <w:tcW w:w="2828" w:type="dxa"/>
+            <w:vAlign w:val="center"/>
+          </w:tcPr>
+          <w:p>
+            <w:pPr>
+              <w:pStyle w:val="Compact"/>
+              <w:spacing w:before="0" w:after="0" w:line="280" w:lineRule="exact"/>
+              <w:jc w:val="center"/>
+            </w:pPr>
+            <w:r>
+              <w:rPr>
+                <w:sz w:val="24"/>
+              </w:rPr>
+              <w:t>независимый пересчет и метод Монте-Карло (155 проверок)</w:t>
+            </w:r>
+          </w:p>
+        </w:tc>
+      </w:tr>
+      <w:tr>
+        <w:trPr>
+          <w:cantSplit/>
+          <w:jc w:val="center"/>
+        </w:trPr>
+        <w:tc>
+          <w:tcPr>
+            <w:tcW w:w="6526" w:type="dxa"/>
+            <w:vAlign w:val="center"/>
+          </w:tcPr>
+          <w:p>
+            <w:pPr>
+              <w:pStyle w:val="Compact"/>
+              <w:spacing w:before="0" w:after="0" w:line="280" w:lineRule="exact"/>
+              <w:jc w:val="center"/>
+            </w:pPr>
+            <w:r>
+              <w:rPr>
+                <w:sz w:val="24"/>
+              </w:rPr>
+              <w:t>Python/figures6.py</w:t>
+            </w:r>
+          </w:p>
+        </w:tc>
+        <w:tc>
+          <w:tcPr>
+            <w:tcW w:w="2828" w:type="dxa"/>
+            <w:vAlign w:val="center"/>
+          </w:tcPr>
+          <w:p>
+            <w:pPr>
+              <w:pStyle w:val="Compact"/>
+              <w:spacing w:before="0" w:after="0" w:line="280" w:lineRule="exact"/>
+              <w:jc w:val="center"/>
+            </w:pPr>
+            <w:r>
+              <w:rPr>
+                <w:sz w:val="24"/>
+              </w:rPr>
+              <w:t>построение рисунков</w:t>
+            </w:r>
+          </w:p>
+        </w:tc>
+      </w:tr>
+      <w:tr>
+        <w:trPr>
+          <w:cantSplit/>
+          <w:jc w:val="center"/>
+        </w:trPr>
+        <w:tc>
+          <w:tcPr>
+            <w:tcW w:w="6526" w:type="dxa"/>
+            <w:vAlign w:val="center"/>
+          </w:tcPr>
+          <w:p>
+            <w:pPr>
+              <w:pStyle w:val="Compact"/>
+              <w:spacing w:before="0" w:after="0" w:line="280" w:lineRule="exact"/>
+              <w:jc w:val="center"/>
+            </w:pPr>
+            <w:r>
+              <w:rPr>
+                <w:sz w:val="24"/>
+              </w:rPr>
+              <w:t xml:space="preserve">Python/report6.py, </w:t>
+            </w:r>
+            <w:r>
+              <w:rPr>
+                <w:i/>
+                <w:sz w:val="24"/>
+              </w:rPr>
+              <w:t>build_report6.py</w:t>
+            </w:r>
+          </w:p>
+        </w:tc>
+        <w:tc>
+          <w:tcPr>
+            <w:tcW w:w="2828" w:type="dxa"/>
+            <w:vAlign w:val="center"/>
+          </w:tcPr>
+          <w:p>
+            <w:pPr>
+              <w:pStyle w:val="Compact"/>
+              <w:spacing w:before="0" w:after="0" w:line="280" w:lineRule="exact"/>
+              <w:jc w:val="center"/>
+            </w:pPr>
+            <w:r>
+              <w:rPr>
+                <w:sz w:val="24"/>
+              </w:rPr>
+              <w:t>сборка ОТЧЕТ.</w:t>
+            </w:r>
+            <w:r>
+              <w:rPr>
+                <w:i/>
+                <w:sz w:val="24"/>
+              </w:rPr>
+              <w:t>md</w:t>
+            </w:r>
+            <w:r>
+              <w:rPr>
+                <w:sz w:val="24"/>
+              </w:rPr>
+              <w:t xml:space="preserve"> из результатов расчета</w:t>
+            </w:r>
+          </w:p>
+        </w:tc>
+      </w:tr>
+      <w:tr>
+        <w:trPr>
+          <w:cantSplit/>
+          <w:jc w:val="center"/>
+        </w:trPr>
+        <w:tc>
+          <w:tcPr>
+            <w:tcW w:w="6526" w:type="dxa"/>
+            <w:vAlign w:val="center"/>
+          </w:tcPr>
+          <w:p>
+            <w:pPr>
+              <w:pStyle w:val="Compact"/>
+              <w:spacing w:before="0" w:after="0" w:line="280" w:lineRule="exact"/>
+              <w:jc w:val="center"/>
+            </w:pPr>
+            <w:r>
+              <w:rPr>
+                <w:sz w:val="24"/>
+              </w:rPr>
+              <w:t>Рисунки/</w:t>
+            </w:r>
+          </w:p>
+        </w:tc>
+        <w:tc>
+          <w:tcPr>
+            <w:tcW w:w="2828" w:type="dxa"/>
+            <w:vAlign w:val="center"/>
+          </w:tcPr>
+          <w:p>
+            <w:pPr>
+              <w:pStyle w:val="Compact"/>
+              <w:spacing w:before="0" w:after="0" w:line="280" w:lineRule="exact"/>
+              <w:jc w:val="center"/>
+            </w:pPr>
+            <w:r>
+              <w:rPr>
+                <w:sz w:val="24"/>
+              </w:rPr>
+              <w:t xml:space="preserve">4 рисунка и 20 макетов экранов </w:t>
+            </w:r>
+            <w:r>
+              <w:rPr>
+                <w:i/>
+                <w:sz w:val="24"/>
+              </w:rPr>
+              <w:t>Figma</w:t>
+            </w:r>
+          </w:p>
+        </w:tc>
+      </w:tr>
+      <w:tr>
+        <w:trPr>
+          <w:cantSplit/>
+          <w:jc w:val="center"/>
+        </w:trPr>
+        <w:tc>
+          <w:tcPr>
+            <w:tcW w:w="6526" w:type="dxa"/>
+            <w:vAlign w:val="center"/>
+          </w:tcPr>
+          <w:p>
+            <w:pPr>
+              <w:pStyle w:val="Compact"/>
+              <w:spacing w:before="0" w:after="0" w:line="280" w:lineRule="exact"/>
+              <w:jc w:val="center"/>
+            </w:pPr>
+            <w:r>
+              <w:rPr>
+                <w:sz w:val="24"/>
+              </w:rPr>
+              <w:t>Скриншоты/</w:t>
+            </w:r>
+          </w:p>
+        </w:tc>
+        <w:tc>
+          <w:tcPr>
+            <w:tcW w:w="2828" w:type="dxa"/>
+            <w:vAlign w:val="center"/>
+          </w:tcPr>
+          <w:p>
+            <w:pPr>
+              <w:pStyle w:val="Compact"/>
+              <w:spacing w:before="0" w:after="0" w:line="280" w:lineRule="exact"/>
+              <w:jc w:val="center"/>
+            </w:pPr>
+            <w:r>
+              <w:rPr>
+                <w:sz w:val="24"/>
+              </w:rPr>
+              <w:t>скриншоты страниц конкурентов</w:t>
+            </w:r>
+          </w:p>
+        </w:tc>
+      </w:tr>
+      <w:tr>
+        <w:trPr>
+          <w:cantSplit/>
+          <w:jc w:val="center"/>
+        </w:trPr>
+        <w:tc>
+          <w:tcPr>
+            <w:tcW w:w="6526" w:type="dxa"/>
+            <w:vAlign w:val="center"/>
+          </w:tcPr>
+          <w:p>
+            <w:pPr>
+              <w:pStyle w:val="Compact"/>
+              <w:spacing w:before="0" w:after="0" w:line="280" w:lineRule="exact"/>
+              <w:jc w:val="center"/>
+            </w:pPr>
+            <w:r>
+              <w:rPr>
+                <w:sz w:val="24"/>
+              </w:rPr>
+              <w:t>ОТЧЕТ.</w:t>
+            </w:r>
+            <w:r>
+              <w:rPr>
+                <w:i/>
+                <w:sz w:val="24"/>
+              </w:rPr>
+              <w:t>md</w:t>
+            </w:r>
+            <w:r>
+              <w:rPr>
+                <w:sz w:val="24"/>
+              </w:rPr>
+              <w:t>, ОТЧЕТ_ЛР6_</w:t>
+            </w:r>
+            <w:r>
+              <w:rPr>
+                <w:i/>
+                <w:sz w:val="24"/>
+              </w:rPr>
+              <w:t>TableMind.docx</w:t>
+            </w:r>
+            <w:r>
+              <w:rPr>
+                <w:sz w:val="24"/>
+              </w:rPr>
+              <w:t>, .</w:t>
+            </w:r>
+            <w:r>
+              <w:rPr>
+                <w:i/>
+                <w:sz w:val="24"/>
+              </w:rPr>
+              <w:t>pdf</w:t>
+            </w:r>
+          </w:p>
+        </w:tc>
+        <w:tc>
+          <w:tcPr>
+            <w:tcW w:w="2828" w:type="dxa"/>
+            <w:vAlign w:val="center"/>
+          </w:tcPr>
+          <w:p>
+            <w:pPr>
+              <w:pStyle w:val="Compact"/>
+              <w:spacing w:before="0" w:after="0" w:line="280" w:lineRule="exact"/>
+              <w:jc w:val="center"/>
+            </w:pPr>
+            <w:r>
+              <w:rPr>
+                <w:sz w:val="24"/>
+              </w:rPr>
+              <w:t>отчет в трех форматах</w:t>
+            </w:r>
+          </w:p>
+        </w:tc>
+      </w:tr>
+      <w:tr>
+        <w:trPr>
+          <w:cantSplit/>
+          <w:jc w:val="center"/>
+        </w:trPr>
+        <w:tc>
+          <w:tcPr>
+            <w:tcW w:w="6526" w:type="dxa"/>
+            <w:vAlign w:val="center"/>
+          </w:tcPr>
+          <w:p>
+            <w:pPr>
+              <w:pStyle w:val="Compact"/>
+              <w:spacing w:before="0" w:after="0" w:line="280" w:lineRule="exact"/>
+              <w:jc w:val="center"/>
+            </w:pPr>
+            <w:r>
+              <w:rPr>
+                <w:sz w:val="24"/>
+              </w:rPr>
+              <w:t>ПЛАН.</w:t>
+            </w:r>
+            <w:r>
+              <w:rPr>
+                <w:i/>
+                <w:sz w:val="24"/>
+              </w:rPr>
+              <w:t>md</w:t>
+            </w:r>
+            <w:r>
+              <w:rPr>
+                <w:sz w:val="24"/>
+              </w:rPr>
+              <w:t xml:space="preserve">, </w:t>
+            </w:r>
+            <w:r>
+              <w:rPr>
+                <w:sz w:val="24"/>
+              </w:rPr>
+              <w:t>ИНСТРУКЦИЯ_ДЛЯ_МЕНЯ.</w:t>
+            </w:r>
+            <w:r>
+              <w:rPr>
+                <w:i/>
+                <w:sz w:val="24"/>
+              </w:rPr>
+              <w:t>md</w:t>
+            </w:r>
+          </w:p>
+        </w:tc>
+        <w:tc>
+          <w:tcPr>
+            <w:tcW w:w="2828" w:type="dxa"/>
+            <w:vAlign w:val="center"/>
+          </w:tcPr>
+          <w:p>
+            <w:pPr>
+              <w:pStyle w:val="Compact"/>
+              <w:spacing w:before="0" w:after="0" w:line="280" w:lineRule="exact"/>
+              <w:jc w:val="center"/>
+            </w:pPr>
+            <w:r>
+              <w:rPr>
+                <w:sz w:val="24"/>
+              </w:rPr>
+              <w:t>план выполнения и список данных, требующих участия автора</w:t>
+            </w:r>
+          </w:p>
+        </w:tc>
+      </w:tr>
+    </w:tbl>
+    <w:p>
+      <w:pPr>
+        <w:pStyle w:val="FirstParagraph"/>
+        <w:spacing w:before="0" w:after="0" w:line="360" w:lineRule="exact"/>
+        <w:ind w:firstLine="709"/>
+        <w:jc w:val="both"/>
+      </w:pPr>
+      <w:r>
+        <w:rPr>
+          <w:sz w:val="28"/>
+        </w:rPr>
+        <w:t xml:space="preserve">Макеты экранов хранятся в файле </w:t>
+      </w:r>
+      <w:r>
+        <w:rPr>
+          <w:i/>
+          <w:sz w:val="28"/>
+        </w:rPr>
+        <w:t>Figma</w:t>
+      </w:r>
+      <w:r>
+        <w:rPr>
+          <w:sz w:val="28"/>
+        </w:rPr>
+        <w:t xml:space="preserve"> проекта; в отчет включены их снимки, а требования к экранам повторены в книге страниц и экранов.</w:t>
+      </w:r>
+    </w:p>
+    <w:bookmarkEnd w:id="40"/>
     <w:sectPr>
       <w:headerReference w:type="default" r:id="rId31"/>
       <w:footerReference w:type="default" r:id="rId32"/>
@@ -37569,7 +38596,7 @@
   <w:abstractNum w:abstractNumId="0" w15:restartNumberingAfterBreak="0">
     <w:nsid w:val="0000A990"/>
     <w:multiLevelType w:val="multilevel"/>
-    <w:tmpl w:val="97E49A9C"/>
+    <w:tmpl w:val="332EB87E"/>
     <w:lvl w:ilvl="0">
       <w:numFmt w:val="bullet"/>
       <w:lvlText w:val=" "/>
@@ -37646,7 +38673,7 @@
   <w:abstractNum w:abstractNumId="1" w15:restartNumberingAfterBreak="0">
     <w:nsid w:val="00A99411"/>
     <w:multiLevelType w:val="multilevel"/>
-    <w:tmpl w:val="D8A4C64E"/>
+    <w:tmpl w:val="393C1108"/>
     <w:lvl w:ilvl="0">
       <w:start w:val="1"/>
       <w:numFmt w:val="decimal"/>
@@ -39124,7 +40151,7 @@
     <w:autoRedefine/>
     <w:uiPriority w:val="39"/>
     <w:unhideWhenUsed/>
-    <w:rsid w:val="006D46F1"/>
+    <w:rsid w:val="00236DD9"/>
     <w:pPr>
       <w:spacing w:after="100"/>
     </w:pPr>
@@ -39136,7 +40163,7 @@
     <w:autoRedefine/>
     <w:uiPriority w:val="39"/>
     <w:unhideWhenUsed/>
-    <w:rsid w:val="006D46F1"/>
+    <w:rsid w:val="00236DD9"/>
     <w:pPr>
       <w:spacing w:after="100"/>
       <w:ind w:left="240"/>

--- a/ЛР6_ЦП_Канвас_сценарии_релизы/ОТЧЕТ_ЛР6_TableMind.docx
+++ b/ЛР6_ЦП_Канвас_сценарии_релизы/ОТЧЕТ_ЛР6_TableMind.docx
@@ -263,7 +263,7 @@
       <w:r>
         <w:fldChar w:fldCharType="separate"/>
       </w:r>
-      <w:hyperlink w:anchor="_Toc242012093" w:history="1">
+      <w:hyperlink w:anchor="_Toc242017711" w:history="1">
         <w:r>
           <w:rPr>
             <w:rStyle w:val="af"/>
@@ -291,7 +291,7 @@
             <w:noProof/>
             <w:webHidden/>
           </w:rPr>
-          <w:instrText xml:space="preserve"> PAGEREF _Toc242012093 \h </w:instrText>
+          <w:instrText xml:space="preserve"> PAGEREF _Toc242017711 \h </w:instrText>
         </w:r>
         <w:r>
           <w:rPr>
@@ -332,7 +332,7 @@
           <w:noProof/>
         </w:rPr>
       </w:pPr>
-      <w:hyperlink w:anchor="_Toc242012094" w:history="1">
+      <w:hyperlink w:anchor="_Toc242017712" w:history="1">
         <w:r>
           <w:rPr>
             <w:rStyle w:val="af"/>
@@ -360,7 +360,7 @@
             <w:noProof/>
             <w:webHidden/>
           </w:rPr>
-          <w:instrText xml:space="preserve"> PAGEREF _Toc242012094 \h </w:instrText>
+          <w:instrText xml:space="preserve"> PAGEREF _Toc242017712 \h </w:instrText>
         </w:r>
         <w:r>
           <w:rPr>
@@ -401,7 +401,7 @@
           <w:noProof/>
         </w:rPr>
       </w:pPr>
-      <w:hyperlink w:anchor="_Toc242012095" w:history="1">
+      <w:hyperlink w:anchor="_Toc242017713" w:history="1">
         <w:r>
           <w:rPr>
             <w:rStyle w:val="af"/>
@@ -429,7 +429,7 @@
             <w:noProof/>
             <w:webHidden/>
           </w:rPr>
-          <w:instrText xml:space="preserve"> PAGEREF _Toc242012095 \h </w:instrText>
+          <w:instrText xml:space="preserve"> PAGEREF _Toc242017713 \h </w:instrText>
         </w:r>
         <w:r>
           <w:rPr>
@@ -470,7 +470,7 @@
           <w:noProof/>
         </w:rPr>
       </w:pPr>
-      <w:hyperlink w:anchor="_Toc242012096" w:history="1">
+      <w:hyperlink w:anchor="_Toc242017714" w:history="1">
         <w:r>
           <w:rPr>
             <w:rStyle w:val="af"/>
@@ -498,7 +498,7 @@
             <w:noProof/>
             <w:webHidden/>
           </w:rPr>
-          <w:instrText xml:space="preserve"> PAGEREF _Toc242012096 \h </w:instrText>
+          <w:instrText xml:space="preserve"> PAGEREF _Toc242017714 \h </w:instrText>
         </w:r>
         <w:r>
           <w:rPr>
@@ -539,7 +539,7 @@
           <w:noProof/>
         </w:rPr>
       </w:pPr>
-      <w:hyperlink w:anchor="_Toc242012097" w:history="1">
+      <w:hyperlink w:anchor="_Toc242017715" w:history="1">
         <w:r>
           <w:rPr>
             <w:rStyle w:val="af"/>
@@ -567,7 +567,7 @@
             <w:noProof/>
             <w:webHidden/>
           </w:rPr>
-          <w:instrText xml:space="preserve"> PAGEREF _Toc242012097 \h </w:instrText>
+          <w:instrText xml:space="preserve"> PAGEREF _Toc242017715 \h </w:instrText>
         </w:r>
         <w:r>
           <w:rPr>
@@ -608,7 +608,7 @@
           <w:noProof/>
         </w:rPr>
       </w:pPr>
-      <w:hyperlink w:anchor="_Toc242012098" w:history="1">
+      <w:hyperlink w:anchor="_Toc242017716" w:history="1">
         <w:r>
           <w:rPr>
             <w:rStyle w:val="af"/>
@@ -636,7 +636,7 @@
             <w:noProof/>
             <w:webHidden/>
           </w:rPr>
-          <w:instrText xml:space="preserve"> PAGEREF _Toc242012098 \h </w:instrText>
+          <w:instrText xml:space="preserve"> PAGEREF _Toc242017716 \h </w:instrText>
         </w:r>
         <w:r>
           <w:rPr>
@@ -677,7 +677,7 @@
           <w:noProof/>
         </w:rPr>
       </w:pPr>
-      <w:hyperlink w:anchor="_Toc242012099" w:history="1">
+      <w:hyperlink w:anchor="_Toc242017717" w:history="1">
         <w:r>
           <w:rPr>
             <w:rStyle w:val="af"/>
@@ -705,7 +705,7 @@
             <w:noProof/>
             <w:webHidden/>
           </w:rPr>
-          <w:instrText xml:space="preserve"> PAGEREF _Toc242012099 \h </w:instrText>
+          <w:instrText xml:space="preserve"> PAGEREF _Toc242017717 \h </w:instrText>
         </w:r>
         <w:r>
           <w:rPr>
@@ -746,7 +746,7 @@
           <w:noProof/>
         </w:rPr>
       </w:pPr>
-      <w:hyperlink w:anchor="_Toc242012100" w:history="1">
+      <w:hyperlink w:anchor="_Toc242017718" w:history="1">
         <w:r>
           <w:rPr>
             <w:rStyle w:val="af"/>
@@ -774,7 +774,7 @@
             <w:noProof/>
             <w:webHidden/>
           </w:rPr>
-          <w:instrText xml:space="preserve"> PAGEREF _Toc242012100 \h </w:instrText>
+          <w:instrText xml:space="preserve"> PAGEREF _Toc242017718 \h </w:instrText>
         </w:r>
         <w:r>
           <w:rPr>
@@ -815,7 +815,7 @@
           <w:noProof/>
         </w:rPr>
       </w:pPr>
-      <w:hyperlink w:anchor="_Toc242012101" w:history="1">
+      <w:hyperlink w:anchor="_Toc242017719" w:history="1">
         <w:r>
           <w:rPr>
             <w:rStyle w:val="af"/>
@@ -843,7 +843,7 @@
             <w:noProof/>
             <w:webHidden/>
           </w:rPr>
-          <w:instrText xml:space="preserve"> PAGEREF _Toc242012101 \h </w:instrText>
+          <w:instrText xml:space="preserve"> PAGEREF _Toc242017719 \h </w:instrText>
         </w:r>
         <w:r>
           <w:rPr>
@@ -884,7 +884,7 @@
           <w:noProof/>
         </w:rPr>
       </w:pPr>
-      <w:hyperlink w:anchor="_Toc242012102" w:history="1">
+      <w:hyperlink w:anchor="_Toc242017720" w:history="1">
         <w:r>
           <w:rPr>
             <w:rStyle w:val="af"/>
@@ -912,7 +912,7 @@
             <w:noProof/>
             <w:webHidden/>
           </w:rPr>
-          <w:instrText xml:space="preserve"> PAGEREF _Toc242012102 \h </w:instrText>
+          <w:instrText xml:space="preserve"> PAGEREF _Toc242017720 \h </w:instrText>
         </w:r>
         <w:r>
           <w:rPr>
@@ -953,7 +953,7 @@
           <w:noProof/>
         </w:rPr>
       </w:pPr>
-      <w:hyperlink w:anchor="_Toc242012103" w:history="1">
+      <w:hyperlink w:anchor="_Toc242017721" w:history="1">
         <w:r>
           <w:rPr>
             <w:rStyle w:val="af"/>
@@ -981,7 +981,7 @@
             <w:noProof/>
             <w:webHidden/>
           </w:rPr>
-          <w:instrText xml:space="preserve"> PAGEREF _Toc242012103 \h </w:instrText>
+          <w:instrText xml:space="preserve"> PAGEREF _Toc242017721 \h </w:instrText>
         </w:r>
         <w:r>
           <w:rPr>
@@ -1022,7 +1022,7 @@
           <w:noProof/>
         </w:rPr>
       </w:pPr>
-      <w:hyperlink w:anchor="_Toc242012104" w:history="1">
+      <w:hyperlink w:anchor="_Toc242017722" w:history="1">
         <w:r>
           <w:rPr>
             <w:rStyle w:val="af"/>
@@ -1050,7 +1050,7 @@
             <w:noProof/>
             <w:webHidden/>
           </w:rPr>
-          <w:instrText xml:space="preserve"> PAGEREF _Toc242012104 \h </w:instrText>
+          <w:instrText xml:space="preserve"> PAGEREF _Toc242017722 \h </w:instrText>
         </w:r>
         <w:r>
           <w:rPr>
@@ -1091,7 +1091,7 @@
           <w:noProof/>
         </w:rPr>
       </w:pPr>
-      <w:hyperlink w:anchor="_Toc242012105" w:history="1">
+      <w:hyperlink w:anchor="_Toc242017723" w:history="1">
         <w:r>
           <w:rPr>
             <w:rStyle w:val="af"/>
@@ -1119,7 +1119,7 @@
             <w:noProof/>
             <w:webHidden/>
           </w:rPr>
-          <w:instrText xml:space="preserve"> PAGEREF _Toc242012105 \h </w:instrText>
+          <w:instrText xml:space="preserve"> PAGEREF _Toc242017723 \h </w:instrText>
         </w:r>
         <w:r>
           <w:rPr>
@@ -1160,7 +1160,7 @@
           <w:noProof/>
         </w:rPr>
       </w:pPr>
-      <w:hyperlink w:anchor="_Toc242012106" w:history="1">
+      <w:hyperlink w:anchor="_Toc242017724" w:history="1">
         <w:r>
           <w:rPr>
             <w:rStyle w:val="af"/>
@@ -1188,7 +1188,7 @@
             <w:noProof/>
             <w:webHidden/>
           </w:rPr>
-          <w:instrText xml:space="preserve"> PAGEREF _Toc242012106 \h </w:instrText>
+          <w:instrText xml:space="preserve"> PAGEREF _Toc242017724 \h </w:instrText>
         </w:r>
         <w:r>
           <w:rPr>
@@ -1229,7 +1229,7 @@
           <w:noProof/>
         </w:rPr>
       </w:pPr>
-      <w:hyperlink w:anchor="_Toc242012107" w:history="1">
+      <w:hyperlink w:anchor="_Toc242017725" w:history="1">
         <w:r>
           <w:rPr>
             <w:rStyle w:val="af"/>
@@ -1257,7 +1257,7 @@
             <w:noProof/>
             <w:webHidden/>
           </w:rPr>
-          <w:instrText xml:space="preserve"> PAGEREF _Toc242012107 \h </w:instrText>
+          <w:instrText xml:space="preserve"> PAGEREF _Toc242017725 \h </w:instrText>
         </w:r>
         <w:r>
           <w:rPr>
@@ -1298,7 +1298,7 @@
           <w:noProof/>
         </w:rPr>
       </w:pPr>
-      <w:hyperlink w:anchor="_Toc242012108" w:history="1">
+      <w:hyperlink w:anchor="_Toc242017726" w:history="1">
         <w:r>
           <w:rPr>
             <w:rStyle w:val="af"/>
@@ -1326,7 +1326,7 @@
             <w:noProof/>
             <w:webHidden/>
           </w:rPr>
-          <w:instrText xml:space="preserve"> PAGEREF _Toc242012108 \h </w:instrText>
+          <w:instrText xml:space="preserve"> PAGEREF _Toc242017726 \h </w:instrText>
         </w:r>
         <w:r>
           <w:rPr>
@@ -1367,7 +1367,7 @@
           <w:noProof/>
         </w:rPr>
       </w:pPr>
-      <w:hyperlink w:anchor="_Toc242012109" w:history="1">
+      <w:hyperlink w:anchor="_Toc242017727" w:history="1">
         <w:r>
           <w:rPr>
             <w:rStyle w:val="af"/>
@@ -1395,7 +1395,7 @@
             <w:noProof/>
             <w:webHidden/>
           </w:rPr>
-          <w:instrText xml:space="preserve"> PAGEREF _Toc242012109 \h </w:instrText>
+          <w:instrText xml:space="preserve"> PAGEREF _Toc242017727 \h </w:instrText>
         </w:r>
         <w:r>
           <w:rPr>
@@ -1436,7 +1436,7 @@
           <w:noProof/>
         </w:rPr>
       </w:pPr>
-      <w:hyperlink w:anchor="_Toc242012110" w:history="1">
+      <w:hyperlink w:anchor="_Toc242017728" w:history="1">
         <w:r>
           <w:rPr>
             <w:rStyle w:val="af"/>
@@ -1464,7 +1464,7 @@
             <w:noProof/>
             <w:webHidden/>
           </w:rPr>
-          <w:instrText xml:space="preserve"> PAGEREF _Toc242012110 \h </w:instrText>
+          <w:instrText xml:space="preserve"> PAGEREF _Toc242017728 \h </w:instrText>
         </w:r>
         <w:r>
           <w:rPr>
@@ -1505,7 +1505,7 @@
           <w:noProof/>
         </w:rPr>
       </w:pPr>
-      <w:hyperlink w:anchor="_Toc242012111" w:history="1">
+      <w:hyperlink w:anchor="_Toc242017729" w:history="1">
         <w:r>
           <w:rPr>
             <w:rStyle w:val="af"/>
@@ -1533,7 +1533,7 @@
             <w:noProof/>
             <w:webHidden/>
           </w:rPr>
-          <w:instrText xml:space="preserve"> PAGEREF _Toc242012111 \h </w:instrText>
+          <w:instrText xml:space="preserve"> PAGEREF _Toc242017729 \h </w:instrText>
         </w:r>
         <w:r>
           <w:rPr>
@@ -1574,7 +1574,7 @@
           <w:noProof/>
         </w:rPr>
       </w:pPr>
-      <w:hyperlink w:anchor="_Toc242012112" w:history="1">
+      <w:hyperlink w:anchor="_Toc242017730" w:history="1">
         <w:r>
           <w:rPr>
             <w:rStyle w:val="af"/>
@@ -1602,7 +1602,7 @@
             <w:noProof/>
             <w:webHidden/>
           </w:rPr>
-          <w:instrText xml:space="preserve"> PAGEREF _Toc242012112 \h </w:instrText>
+          <w:instrText xml:space="preserve"> PAGEREF _Toc242017730 \h </w:instrText>
         </w:r>
         <w:r>
           <w:rPr>
@@ -1648,7 +1648,7 @@
         <w:spacing w:before="0" w:after="360" w:line="360" w:lineRule="exact"/>
         <w:ind w:firstLine="709"/>
       </w:pPr>
-      <w:bookmarkStart w:id="1" w:name="_Toc242012093"/>
+      <w:bookmarkStart w:id="1" w:name="_Toc242017711"/>
       <w:r>
         <w:rPr>
           <w:b/>
@@ -1753,7 +1753,7 @@
         <w:ind w:firstLine="709"/>
       </w:pPr>
       <w:bookmarkStart w:id="2" w:name="_b608aa976fc82a0faaf3b83f58c735968afd03b"/>
-      <w:bookmarkStart w:id="3" w:name="_Toc242012094"/>
+      <w:bookmarkStart w:id="3" w:name="_Toc242017712"/>
       <w:bookmarkEnd w:id="0"/>
       <w:r>
         <w:rPr>
@@ -1819,7 +1819,7 @@
         <w:ind w:firstLine="709"/>
       </w:pPr>
       <w:bookmarkStart w:id="4" w:name="_ce8c8db2bd1f021f701413a98bce88b0dc0ff35"/>
-      <w:bookmarkStart w:id="5" w:name="_Toc242012095"/>
+      <w:bookmarkStart w:id="5" w:name="_Toc242017713"/>
       <w:r>
         <w:rPr>
           <w:b/>
@@ -3861,7 +3861,7 @@
         <w:ind w:firstLine="709"/>
       </w:pPr>
       <w:bookmarkStart w:id="6" w:name="_d6b1e0606ccffbfea524c7b8890d7424ae6ef8d"/>
-      <w:bookmarkStart w:id="7" w:name="_Toc242012096"/>
+      <w:bookmarkStart w:id="7" w:name="_Toc242017714"/>
       <w:bookmarkEnd w:id="4"/>
       <w:r>
         <w:rPr>
@@ -8573,7 +8573,7 @@
         <w:ind w:firstLine="709"/>
       </w:pPr>
       <w:bookmarkStart w:id="8" w:name="_7b60cb03201c02c98ad01f5cee41d479977e884"/>
-      <w:bookmarkStart w:id="9" w:name="_Toc242012097"/>
+      <w:bookmarkStart w:id="9" w:name="_Toc242017715"/>
       <w:bookmarkEnd w:id="6"/>
       <w:r>
         <w:rPr>
@@ -8644,7 +8644,7 @@
           <w:sz w:val="28"/>
         </w:rPr>
         <w:drawing>
-          <wp:inline distT="0" distB="0" distL="0" distR="0" wp14:anchorId="666D4845" wp14:editId="097A5C35">
+          <wp:inline distT="0" distB="0" distL="0" distR="0" wp14:anchorId="7E9FF9EB" wp14:editId="5A43A202">
             <wp:extent cx="5334000" cy="3382536"/>
             <wp:effectExtent l="0" t="0" r="0" b="0"/>
             <wp:docPr id="13" name="Picture"/>
@@ -8924,7 +8924,7 @@
               <w:rPr>
                 <w:sz w:val="24"/>
               </w:rPr>
-              <w:t>4.0</w:t>
+              <w:t>4,0</w:t>
             </w:r>
           </w:p>
         </w:tc>
@@ -8943,7 +8943,7 @@
               <w:rPr>
                 <w:sz w:val="24"/>
               </w:rPr>
-              <w:t>4.0</w:t>
+              <w:t>4,0</w:t>
             </w:r>
           </w:p>
         </w:tc>
@@ -8962,7 +8962,7 @@
               <w:rPr>
                 <w:sz w:val="24"/>
               </w:rPr>
-              <w:t>2.0</w:t>
+              <w:t>2,0</w:t>
             </w:r>
           </w:p>
         </w:tc>
@@ -9025,7 +9025,7 @@
               <w:rPr>
                 <w:sz w:val="24"/>
               </w:rPr>
-              <w:t>4.0</w:t>
+              <w:t>4,0</w:t>
             </w:r>
           </w:p>
         </w:tc>
@@ -9044,7 +9044,7 @@
               <w:rPr>
                 <w:sz w:val="24"/>
               </w:rPr>
-              <w:t>4.0</w:t>
+              <w:t>4,0</w:t>
             </w:r>
           </w:p>
         </w:tc>
@@ -9063,7 +9063,7 @@
               <w:rPr>
                 <w:sz w:val="24"/>
               </w:rPr>
-              <w:t>2.0</w:t>
+              <w:t>2,0</w:t>
             </w:r>
           </w:p>
         </w:tc>
@@ -9126,7 +9126,7 @@
               <w:rPr>
                 <w:sz w:val="24"/>
               </w:rPr>
-              <w:t>3.0</w:t>
+              <w:t>3,0</w:t>
             </w:r>
           </w:p>
         </w:tc>
@@ -9145,7 +9145,7 @@
               <w:rPr>
                 <w:sz w:val="24"/>
               </w:rPr>
-              <w:t>4.0</w:t>
+              <w:t>4,0</w:t>
             </w:r>
           </w:p>
         </w:tc>
@@ -9164,7 +9164,7 @@
               <w:rPr>
                 <w:sz w:val="24"/>
               </w:rPr>
-              <w:t>3.0</w:t>
+              <w:t>3,0</w:t>
             </w:r>
           </w:p>
         </w:tc>
@@ -9227,7 +9227,7 @@
               <w:rPr>
                 <w:sz w:val="24"/>
               </w:rPr>
-              <w:t>4.0</w:t>
+              <w:t>4,0</w:t>
             </w:r>
           </w:p>
         </w:tc>
@@ -9246,7 +9246,7 @@
               <w:rPr>
                 <w:sz w:val="24"/>
               </w:rPr>
-              <w:t>4.0</w:t>
+              <w:t>4,0</w:t>
             </w:r>
           </w:p>
         </w:tc>
@@ -9265,7 +9265,7 @@
               <w:rPr>
                 <w:sz w:val="24"/>
               </w:rPr>
-              <w:t>2.0</w:t>
+              <w:t>2,0</w:t>
             </w:r>
           </w:p>
         </w:tc>
@@ -9328,7 +9328,7 @@
               <w:rPr>
                 <w:sz w:val="24"/>
               </w:rPr>
-              <w:t>4.0</w:t>
+              <w:t>4,0</w:t>
             </w:r>
           </w:p>
         </w:tc>
@@ -9347,7 +9347,7 @@
               <w:rPr>
                 <w:sz w:val="24"/>
               </w:rPr>
-              <w:t>4.0</w:t>
+              <w:t>4,0</w:t>
             </w:r>
           </w:p>
         </w:tc>
@@ -9366,7 +9366,7 @@
               <w:rPr>
                 <w:sz w:val="24"/>
               </w:rPr>
-              <w:t>2.0</w:t>
+              <w:t>2,0</w:t>
             </w:r>
           </w:p>
         </w:tc>
@@ -9429,7 +9429,7 @@
               <w:rPr>
                 <w:sz w:val="24"/>
               </w:rPr>
-              <w:t>4.0</w:t>
+              <w:t>4,0</w:t>
             </w:r>
           </w:p>
         </w:tc>
@@ -9448,7 +9448,7 @@
               <w:rPr>
                 <w:sz w:val="24"/>
               </w:rPr>
-              <w:t>3.0</w:t>
+              <w:t>3,0</w:t>
             </w:r>
           </w:p>
         </w:tc>
@@ -9467,7 +9467,7 @@
               <w:rPr>
                 <w:sz w:val="24"/>
               </w:rPr>
-              <w:t>3.0</w:t>
+              <w:t>3,0</w:t>
             </w:r>
           </w:p>
         </w:tc>
@@ -9530,7 +9530,7 @@
               <w:rPr>
                 <w:sz w:val="24"/>
               </w:rPr>
-              <w:t>4.0</w:t>
+              <w:t>4,0</w:t>
             </w:r>
           </w:p>
         </w:tc>
@@ -9549,7 +9549,7 @@
               <w:rPr>
                 <w:sz w:val="24"/>
               </w:rPr>
-              <w:t>4.0</w:t>
+              <w:t>4,0</w:t>
             </w:r>
           </w:p>
         </w:tc>
@@ -9568,7 +9568,7 @@
               <w:rPr>
                 <w:sz w:val="24"/>
               </w:rPr>
-              <w:t>2.0</w:t>
+              <w:t>2,0</w:t>
             </w:r>
           </w:p>
         </w:tc>
@@ -9631,7 +9631,7 @@
               <w:rPr>
                 <w:sz w:val="24"/>
               </w:rPr>
-              <w:t>3.0</w:t>
+              <w:t>3,0</w:t>
             </w:r>
           </w:p>
         </w:tc>
@@ -9650,7 +9650,7 @@
               <w:rPr>
                 <w:sz w:val="24"/>
               </w:rPr>
-              <w:t>3.0</w:t>
+              <w:t>3,0</w:t>
             </w:r>
           </w:p>
         </w:tc>
@@ -9669,7 +9669,7 @@
               <w:rPr>
                 <w:sz w:val="24"/>
               </w:rPr>
-              <w:t>3.0</w:t>
+              <w:t>3,0</w:t>
             </w:r>
           </w:p>
         </w:tc>
@@ -9732,7 +9732,7 @@
               <w:rPr>
                 <w:sz w:val="24"/>
               </w:rPr>
-              <w:t>4.0</w:t>
+              <w:t>4,0</w:t>
             </w:r>
           </w:p>
         </w:tc>
@@ -9751,7 +9751,7 @@
               <w:rPr>
                 <w:sz w:val="24"/>
               </w:rPr>
-              <w:t>4.0</w:t>
+              <w:t>4,0</w:t>
             </w:r>
           </w:p>
         </w:tc>
@@ -9770,7 +9770,7 @@
               <w:rPr>
                 <w:sz w:val="24"/>
               </w:rPr>
-              <w:t>2.0</w:t>
+              <w:t>2,0</w:t>
             </w:r>
           </w:p>
         </w:tc>
@@ -10959,7 +10959,7 @@
         <w:ind w:firstLine="709"/>
       </w:pPr>
       <w:bookmarkStart w:id="10" w:name="_519d46f9ff7923648cbfef21e26057944381813"/>
-      <w:bookmarkStart w:id="11" w:name="_Toc242012098"/>
+      <w:bookmarkStart w:id="11" w:name="_Toc242017716"/>
       <w:bookmarkEnd w:id="8"/>
       <w:r>
         <w:rPr>
@@ -15793,8 +15793,8 @@
           <w:sz w:val="28"/>
         </w:rPr>
         <w:drawing>
-          <wp:inline distT="0" distB="0" distL="0" distR="0" wp14:anchorId="36300844" wp14:editId="6BB9D638">
-            <wp:extent cx="5334000" cy="3122341"/>
+          <wp:inline distT="0" distB="0" distL="0" distR="0" wp14:anchorId="6FAB0775" wp14:editId="0F4A0074">
+            <wp:extent cx="5334000" cy="3902926"/>
             <wp:effectExtent l="0" t="0" r="0" b="0"/>
             <wp:docPr id="17" name="Picture"/>
             <wp:cNvGraphicFramePr/>
@@ -15816,7 +15816,7 @@
                   <pic:spPr bwMode="auto">
                     <a:xfrm>
                       <a:off x="0" y="0"/>
-                      <a:ext cx="5334000" cy="3122341"/>
+                      <a:ext cx="5334000" cy="3902926"/>
                     </a:xfrm>
                     <a:prstGeom prst="rect">
                       <a:avLst/>
@@ -16245,6 +16245,7 @@
                 <w:i/>
                 <w:sz w:val="24"/>
               </w:rPr>
+              <w:lastRenderedPageBreak/>
               <w:t>P-003</w:t>
             </w:r>
           </w:p>
@@ -16411,7 +16412,6 @@
                 <w:i/>
                 <w:sz w:val="24"/>
               </w:rPr>
-              <w:lastRenderedPageBreak/>
               <w:t>P-005</w:t>
             </w:r>
           </w:p>
@@ -16749,7 +16749,7 @@
         <w:rPr>
           <w:sz w:val="28"/>
         </w:rPr>
-        <w:t xml:space="preserve">Пять инициатив первой версии получают решение «включить в первую версию» или «включить после проверки»; надстройка и </w:t>
+        <w:t xml:space="preserve">Пять инициатив первой версии получают решение «включить в первую версию»; надстройка и </w:t>
       </w:r>
       <w:r>
         <w:rPr>
@@ -16772,7 +16772,7 @@
         <w:ind w:firstLine="709"/>
       </w:pPr>
       <w:bookmarkStart w:id="12" w:name="_ccc7c944b68a9100d34a943bc02da4feb181aee"/>
-      <w:bookmarkStart w:id="13" w:name="_Toc242012099"/>
+      <w:bookmarkStart w:id="13" w:name="_Toc242017717"/>
       <w:bookmarkEnd w:id="10"/>
       <w:r>
         <w:rPr>
@@ -16794,7 +16794,13 @@
         <w:rPr>
           <w:sz w:val="28"/>
         </w:rPr>
-        <w:t xml:space="preserve">Методика [4] связывает каждый сценарий со страницами и экранами, описывает состояния и ошибки, навигацию и паспорт каждого экрана. Идентификаторы </w:t>
+        <w:t>Методика [4] связывает каждый сценарий со страницами и экранами, описывает состояния и ошибки, навигацию и паспорт каждог</w:t>
+      </w:r>
+      <w:r>
+        <w:rPr>
+          <w:sz w:val="28"/>
+        </w:rPr>
+        <w:t xml:space="preserve">о экрана. Идентификаторы </w:t>
       </w:r>
       <w:r>
         <w:rPr>
@@ -16887,11 +16893,12 @@
         <w:tblLook w:val="0020" w:firstRow="1" w:lastRow="0" w:firstColumn="0" w:lastColumn="0" w:noHBand="0" w:noVBand="0"/>
       </w:tblPr>
       <w:tblGrid>
-        <w:gridCol w:w="839"/>
-        <w:gridCol w:w="1827"/>
-        <w:gridCol w:w="3300"/>
-        <w:gridCol w:w="1376"/>
-        <w:gridCol w:w="2013"/>
+        <w:gridCol w:w="810"/>
+        <w:gridCol w:w="1457"/>
+        <w:gridCol w:w="2328"/>
+        <w:gridCol w:w="1736"/>
+        <w:gridCol w:w="1604"/>
+        <w:gridCol w:w="1420"/>
       </w:tblGrid>
       <w:tr>
         <w:trPr>
@@ -16902,7 +16909,7 @@
         </w:trPr>
         <w:tc>
           <w:tcPr>
-            <w:tcW w:w="839" w:type="dxa"/>
+            <w:tcW w:w="809" w:type="dxa"/>
             <w:vAlign w:val="center"/>
           </w:tcPr>
           <w:p>
@@ -16923,7 +16930,7 @@
         </w:tc>
         <w:tc>
           <w:tcPr>
-            <w:tcW w:w="1827" w:type="dxa"/>
+            <w:tcW w:w="1457" w:type="dxa"/>
             <w:vAlign w:val="center"/>
           </w:tcPr>
           <w:p>
@@ -16943,7 +16950,7 @@
         </w:tc>
         <w:tc>
           <w:tcPr>
-            <w:tcW w:w="3300" w:type="dxa"/>
+            <w:tcW w:w="2328" w:type="dxa"/>
             <w:vAlign w:val="center"/>
           </w:tcPr>
           <w:p>
@@ -16963,7 +16970,7 @@
         </w:tc>
         <w:tc>
           <w:tcPr>
-            <w:tcW w:w="1376" w:type="dxa"/>
+            <w:tcW w:w="1736" w:type="dxa"/>
             <w:vAlign w:val="center"/>
           </w:tcPr>
           <w:p>
@@ -16977,13 +16984,33 @@
                 <w:b/>
                 <w:sz w:val="24"/>
               </w:rPr>
-              <w:t>Приоритет</w:t>
-            </w:r>
-          </w:p>
-        </w:tc>
-        <w:tc>
-          <w:tcPr>
-            <w:tcW w:w="2013" w:type="dxa"/>
+              <w:t>Приоритет связанных сценариев</w:t>
+            </w:r>
+          </w:p>
+        </w:tc>
+        <w:tc>
+          <w:tcPr>
+            <w:tcW w:w="1604" w:type="dxa"/>
+            <w:vAlign w:val="center"/>
+          </w:tcPr>
+          <w:p>
+            <w:pPr>
+              <w:pStyle w:val="Compact"/>
+              <w:spacing w:before="0" w:after="0" w:line="280" w:lineRule="exact"/>
+              <w:jc w:val="center"/>
+            </w:pPr>
+            <w:r>
+              <w:rPr>
+                <w:b/>
+                <w:sz w:val="24"/>
+              </w:rPr>
+              <w:t>Индекс приоритета экрана</w:t>
+            </w:r>
+          </w:p>
+        </w:tc>
+        <w:tc>
+          <w:tcPr>
+            <w:tcW w:w="1420" w:type="dxa"/>
             <w:vAlign w:val="center"/>
           </w:tcPr>
           <w:p>
@@ -17009,7 +17036,7 @@
         </w:trPr>
         <w:tc>
           <w:tcPr>
-            <w:tcW w:w="839" w:type="dxa"/>
+            <w:tcW w:w="809" w:type="dxa"/>
             <w:vAlign w:val="center"/>
           </w:tcPr>
           <w:p>
@@ -17029,7 +17056,7 @@
         </w:tc>
         <w:tc>
           <w:tcPr>
-            <w:tcW w:w="1827" w:type="dxa"/>
+            <w:tcW w:w="1457" w:type="dxa"/>
             <w:vAlign w:val="center"/>
           </w:tcPr>
           <w:p>
@@ -17048,7 +17075,7 @@
         </w:tc>
         <w:tc>
           <w:tcPr>
-            <w:tcW w:w="3300" w:type="dxa"/>
+            <w:tcW w:w="2328" w:type="dxa"/>
             <w:vAlign w:val="center"/>
           </w:tcPr>
           <w:p>
@@ -17067,7 +17094,7 @@
         </w:tc>
         <w:tc>
           <w:tcPr>
-            <w:tcW w:w="1376" w:type="dxa"/>
+            <w:tcW w:w="1736" w:type="dxa"/>
             <w:vAlign w:val="center"/>
           </w:tcPr>
           <w:p>
@@ -17086,7 +17113,26 @@
         </w:tc>
         <w:tc>
           <w:tcPr>
-            <w:tcW w:w="2013" w:type="dxa"/>
+            <w:tcW w:w="1604" w:type="dxa"/>
+            <w:vAlign w:val="center"/>
+          </w:tcPr>
+          <w:p>
+            <w:pPr>
+              <w:pStyle w:val="Compact"/>
+              <w:spacing w:before="0" w:after="0" w:line="280" w:lineRule="exact"/>
+              <w:jc w:val="center"/>
+            </w:pPr>
+            <w:r>
+              <w:rPr>
+                <w:sz w:val="24"/>
+              </w:rPr>
+              <w:t>86</w:t>
+            </w:r>
+          </w:p>
+        </w:tc>
+        <w:tc>
+          <w:tcPr>
+            <w:tcW w:w="1420" w:type="dxa"/>
             <w:vAlign w:val="center"/>
           </w:tcPr>
           <w:p>
@@ -17118,7 +17164,7 @@
         </w:trPr>
         <w:tc>
           <w:tcPr>
-            <w:tcW w:w="839" w:type="dxa"/>
+            <w:tcW w:w="809" w:type="dxa"/>
             <w:vAlign w:val="center"/>
           </w:tcPr>
           <w:p>
@@ -17138,7 +17184,7 @@
         </w:tc>
         <w:tc>
           <w:tcPr>
-            <w:tcW w:w="1827" w:type="dxa"/>
+            <w:tcW w:w="1457" w:type="dxa"/>
             <w:vAlign w:val="center"/>
           </w:tcPr>
           <w:p>
@@ -17157,7 +17203,7 @@
         </w:tc>
         <w:tc>
           <w:tcPr>
-            <w:tcW w:w="3300" w:type="dxa"/>
+            <w:tcW w:w="2328" w:type="dxa"/>
             <w:vAlign w:val="center"/>
           </w:tcPr>
           <w:p>
@@ -17176,7 +17222,7 @@
         </w:tc>
         <w:tc>
           <w:tcPr>
-            <w:tcW w:w="1376" w:type="dxa"/>
+            <w:tcW w:w="1736" w:type="dxa"/>
             <w:vAlign w:val="center"/>
           </w:tcPr>
           <w:p>
@@ -17195,7 +17241,26 @@
         </w:tc>
         <w:tc>
           <w:tcPr>
-            <w:tcW w:w="2013" w:type="dxa"/>
+            <w:tcW w:w="1604" w:type="dxa"/>
+            <w:vAlign w:val="center"/>
+          </w:tcPr>
+          <w:p>
+            <w:pPr>
+              <w:pStyle w:val="Compact"/>
+              <w:spacing w:before="0" w:after="0" w:line="280" w:lineRule="exact"/>
+              <w:jc w:val="center"/>
+            </w:pPr>
+            <w:r>
+              <w:rPr>
+                <w:sz w:val="24"/>
+              </w:rPr>
+              <w:t>86</w:t>
+            </w:r>
+          </w:p>
+        </w:tc>
+        <w:tc>
+          <w:tcPr>
+            <w:tcW w:w="1420" w:type="dxa"/>
             <w:vAlign w:val="center"/>
           </w:tcPr>
           <w:p>
@@ -17227,7 +17292,7 @@
         </w:trPr>
         <w:tc>
           <w:tcPr>
-            <w:tcW w:w="839" w:type="dxa"/>
+            <w:tcW w:w="809" w:type="dxa"/>
             <w:vAlign w:val="center"/>
           </w:tcPr>
           <w:p>
@@ -17247,7 +17312,7 @@
         </w:tc>
         <w:tc>
           <w:tcPr>
-            <w:tcW w:w="1827" w:type="dxa"/>
+            <w:tcW w:w="1457" w:type="dxa"/>
             <w:vAlign w:val="center"/>
           </w:tcPr>
           <w:p>
@@ -17266,7 +17331,7 @@
         </w:tc>
         <w:tc>
           <w:tcPr>
-            <w:tcW w:w="3300" w:type="dxa"/>
+            <w:tcW w:w="2328" w:type="dxa"/>
             <w:vAlign w:val="center"/>
           </w:tcPr>
           <w:p>
@@ -17285,7 +17350,7 @@
         </w:tc>
         <w:tc>
           <w:tcPr>
-            <w:tcW w:w="1376" w:type="dxa"/>
+            <w:tcW w:w="1736" w:type="dxa"/>
             <w:vAlign w:val="center"/>
           </w:tcPr>
           <w:p>
@@ -17304,7 +17369,26 @@
         </w:tc>
         <w:tc>
           <w:tcPr>
-            <w:tcW w:w="2013" w:type="dxa"/>
+            <w:tcW w:w="1604" w:type="dxa"/>
+            <w:vAlign w:val="center"/>
+          </w:tcPr>
+          <w:p>
+            <w:pPr>
+              <w:pStyle w:val="Compact"/>
+              <w:spacing w:before="0" w:after="0" w:line="280" w:lineRule="exact"/>
+              <w:jc w:val="center"/>
+            </w:pPr>
+            <w:r>
+              <w:rPr>
+                <w:sz w:val="24"/>
+              </w:rPr>
+              <w:t>84</w:t>
+            </w:r>
+          </w:p>
+        </w:tc>
+        <w:tc>
+          <w:tcPr>
+            <w:tcW w:w="1420" w:type="dxa"/>
             <w:vAlign w:val="center"/>
           </w:tcPr>
           <w:p>
@@ -17336,7 +17420,7 @@
         </w:trPr>
         <w:tc>
           <w:tcPr>
-            <w:tcW w:w="839" w:type="dxa"/>
+            <w:tcW w:w="809" w:type="dxa"/>
             <w:vAlign w:val="center"/>
           </w:tcPr>
           <w:p>
@@ -17356,7 +17440,7 @@
         </w:tc>
         <w:tc>
           <w:tcPr>
-            <w:tcW w:w="1827" w:type="dxa"/>
+            <w:tcW w:w="1457" w:type="dxa"/>
             <w:vAlign w:val="center"/>
           </w:tcPr>
           <w:p>
@@ -17375,7 +17459,7 @@
         </w:tc>
         <w:tc>
           <w:tcPr>
-            <w:tcW w:w="3300" w:type="dxa"/>
+            <w:tcW w:w="2328" w:type="dxa"/>
             <w:vAlign w:val="center"/>
           </w:tcPr>
           <w:p>
@@ -17394,7 +17478,7 @@
         </w:tc>
         <w:tc>
           <w:tcPr>
-            <w:tcW w:w="1376" w:type="dxa"/>
+            <w:tcW w:w="1736" w:type="dxa"/>
             <w:vAlign w:val="center"/>
           </w:tcPr>
           <w:p>
@@ -17413,7 +17497,26 @@
         </w:tc>
         <w:tc>
           <w:tcPr>
-            <w:tcW w:w="2013" w:type="dxa"/>
+            <w:tcW w:w="1604" w:type="dxa"/>
+            <w:vAlign w:val="center"/>
+          </w:tcPr>
+          <w:p>
+            <w:pPr>
+              <w:pStyle w:val="Compact"/>
+              <w:spacing w:before="0" w:after="0" w:line="280" w:lineRule="exact"/>
+              <w:jc w:val="center"/>
+            </w:pPr>
+            <w:r>
+              <w:rPr>
+                <w:sz w:val="24"/>
+              </w:rPr>
+              <w:t>72</w:t>
+            </w:r>
+          </w:p>
+        </w:tc>
+        <w:tc>
+          <w:tcPr>
+            <w:tcW w:w="1420" w:type="dxa"/>
             <w:vAlign w:val="center"/>
           </w:tcPr>
           <w:p>
@@ -17445,7 +17548,7 @@
         </w:trPr>
         <w:tc>
           <w:tcPr>
-            <w:tcW w:w="839" w:type="dxa"/>
+            <w:tcW w:w="809" w:type="dxa"/>
             <w:vAlign w:val="center"/>
           </w:tcPr>
           <w:p>
@@ -17465,7 +17568,7 @@
         </w:tc>
         <w:tc>
           <w:tcPr>
-            <w:tcW w:w="1827" w:type="dxa"/>
+            <w:tcW w:w="1457" w:type="dxa"/>
             <w:vAlign w:val="center"/>
           </w:tcPr>
           <w:p>
@@ -17484,7 +17587,7 @@
         </w:tc>
         <w:tc>
           <w:tcPr>
-            <w:tcW w:w="3300" w:type="dxa"/>
+            <w:tcW w:w="2328" w:type="dxa"/>
             <w:vAlign w:val="center"/>
           </w:tcPr>
           <w:p>
@@ -17503,7 +17606,7 @@
         </w:tc>
         <w:tc>
           <w:tcPr>
-            <w:tcW w:w="1376" w:type="dxa"/>
+            <w:tcW w:w="1736" w:type="dxa"/>
             <w:vAlign w:val="center"/>
           </w:tcPr>
           <w:p>
@@ -17522,7 +17625,26 @@
         </w:tc>
         <w:tc>
           <w:tcPr>
-            <w:tcW w:w="2013" w:type="dxa"/>
+            <w:tcW w:w="1604" w:type="dxa"/>
+            <w:vAlign w:val="center"/>
+          </w:tcPr>
+          <w:p>
+            <w:pPr>
+              <w:pStyle w:val="Compact"/>
+              <w:spacing w:before="0" w:after="0" w:line="280" w:lineRule="exact"/>
+              <w:jc w:val="center"/>
+            </w:pPr>
+            <w:r>
+              <w:rPr>
+                <w:sz w:val="24"/>
+              </w:rPr>
+              <w:t>74</w:t>
+            </w:r>
+          </w:p>
+        </w:tc>
+        <w:tc>
+          <w:tcPr>
+            <w:tcW w:w="1420" w:type="dxa"/>
             <w:vAlign w:val="center"/>
           </w:tcPr>
           <w:p>
@@ -17554,7 +17676,7 @@
         </w:trPr>
         <w:tc>
           <w:tcPr>
-            <w:tcW w:w="839" w:type="dxa"/>
+            <w:tcW w:w="809" w:type="dxa"/>
             <w:vAlign w:val="center"/>
           </w:tcPr>
           <w:p>
@@ -17574,7 +17696,7 @@
         </w:tc>
         <w:tc>
           <w:tcPr>
-            <w:tcW w:w="1827" w:type="dxa"/>
+            <w:tcW w:w="1457" w:type="dxa"/>
             <w:vAlign w:val="center"/>
           </w:tcPr>
           <w:p>
@@ -17593,7 +17715,7 @@
         </w:tc>
         <w:tc>
           <w:tcPr>
-            <w:tcW w:w="3300" w:type="dxa"/>
+            <w:tcW w:w="2328" w:type="dxa"/>
             <w:vAlign w:val="center"/>
           </w:tcPr>
           <w:p>
@@ -17612,7 +17734,7 @@
         </w:tc>
         <w:tc>
           <w:tcPr>
-            <w:tcW w:w="1376" w:type="dxa"/>
+            <w:tcW w:w="1736" w:type="dxa"/>
             <w:vAlign w:val="center"/>
           </w:tcPr>
           <w:p>
@@ -17631,7 +17753,26 @@
         </w:tc>
         <w:tc>
           <w:tcPr>
-            <w:tcW w:w="2013" w:type="dxa"/>
+            <w:tcW w:w="1604" w:type="dxa"/>
+            <w:vAlign w:val="center"/>
+          </w:tcPr>
+          <w:p>
+            <w:pPr>
+              <w:pStyle w:val="Compact"/>
+              <w:spacing w:before="0" w:after="0" w:line="280" w:lineRule="exact"/>
+              <w:jc w:val="center"/>
+            </w:pPr>
+            <w:r>
+              <w:rPr>
+                <w:sz w:val="24"/>
+              </w:rPr>
+              <w:t>68</w:t>
+            </w:r>
+          </w:p>
+        </w:tc>
+        <w:tc>
+          <w:tcPr>
+            <w:tcW w:w="1420" w:type="dxa"/>
             <w:vAlign w:val="center"/>
           </w:tcPr>
           <w:p>
@@ -17663,7 +17804,7 @@
         </w:trPr>
         <w:tc>
           <w:tcPr>
-            <w:tcW w:w="839" w:type="dxa"/>
+            <w:tcW w:w="809" w:type="dxa"/>
             <w:vAlign w:val="center"/>
           </w:tcPr>
           <w:p>
@@ -17683,7 +17824,7 @@
         </w:tc>
         <w:tc>
           <w:tcPr>
-            <w:tcW w:w="1827" w:type="dxa"/>
+            <w:tcW w:w="1457" w:type="dxa"/>
             <w:vAlign w:val="center"/>
           </w:tcPr>
           <w:p>
@@ -17702,7 +17843,7 @@
         </w:tc>
         <w:tc>
           <w:tcPr>
-            <w:tcW w:w="3300" w:type="dxa"/>
+            <w:tcW w:w="2328" w:type="dxa"/>
             <w:vAlign w:val="center"/>
           </w:tcPr>
           <w:p>
@@ -17721,7 +17862,7 @@
         </w:tc>
         <w:tc>
           <w:tcPr>
-            <w:tcW w:w="1376" w:type="dxa"/>
+            <w:tcW w:w="1736" w:type="dxa"/>
             <w:vAlign w:val="center"/>
           </w:tcPr>
           <w:p>
@@ -17740,7 +17881,26 @@
         </w:tc>
         <w:tc>
           <w:tcPr>
-            <w:tcW w:w="2013" w:type="dxa"/>
+            <w:tcW w:w="1604" w:type="dxa"/>
+            <w:vAlign w:val="center"/>
+          </w:tcPr>
+          <w:p>
+            <w:pPr>
+              <w:pStyle w:val="Compact"/>
+              <w:spacing w:before="0" w:after="0" w:line="280" w:lineRule="exact"/>
+              <w:jc w:val="center"/>
+            </w:pPr>
+            <w:r>
+              <w:rPr>
+                <w:sz w:val="24"/>
+              </w:rPr>
+              <w:t>79</w:t>
+            </w:r>
+          </w:p>
+        </w:tc>
+        <w:tc>
+          <w:tcPr>
+            <w:tcW w:w="1420" w:type="dxa"/>
             <w:vAlign w:val="center"/>
           </w:tcPr>
           <w:p>
@@ -17772,27 +17932,28 @@
         </w:trPr>
         <w:tc>
           <w:tcPr>
-            <w:tcW w:w="839" w:type="dxa"/>
-            <w:vAlign w:val="center"/>
-          </w:tcPr>
-          <w:p>
-            <w:pPr>
-              <w:pStyle w:val="Compact"/>
-              <w:spacing w:before="0" w:after="0" w:line="280" w:lineRule="exact"/>
-              <w:jc w:val="center"/>
-            </w:pPr>
-            <w:r>
-              <w:rPr>
-                <w:i/>
-                <w:sz w:val="24"/>
-              </w:rPr>
+            <w:tcW w:w="809" w:type="dxa"/>
+            <w:vAlign w:val="center"/>
+          </w:tcPr>
+          <w:p>
+            <w:pPr>
+              <w:pStyle w:val="Compact"/>
+              <w:spacing w:before="0" w:after="0" w:line="280" w:lineRule="exact"/>
+              <w:jc w:val="center"/>
+            </w:pPr>
+            <w:r>
+              <w:rPr>
+                <w:i/>
+                <w:sz w:val="24"/>
+              </w:rPr>
+              <w:lastRenderedPageBreak/>
               <w:t>U-008</w:t>
             </w:r>
           </w:p>
         </w:tc>
         <w:tc>
           <w:tcPr>
-            <w:tcW w:w="1827" w:type="dxa"/>
+            <w:tcW w:w="1457" w:type="dxa"/>
             <w:vAlign w:val="center"/>
           </w:tcPr>
           <w:p>
@@ -17811,7 +17972,7 @@
         </w:tc>
         <w:tc>
           <w:tcPr>
-            <w:tcW w:w="3300" w:type="dxa"/>
+            <w:tcW w:w="2328" w:type="dxa"/>
             <w:vAlign w:val="center"/>
           </w:tcPr>
           <w:p>
@@ -17830,7 +17991,7 @@
         </w:tc>
         <w:tc>
           <w:tcPr>
-            <w:tcW w:w="1376" w:type="dxa"/>
+            <w:tcW w:w="1736" w:type="dxa"/>
             <w:vAlign w:val="center"/>
           </w:tcPr>
           <w:p>
@@ -17849,7 +18010,26 @@
         </w:tc>
         <w:tc>
           <w:tcPr>
-            <w:tcW w:w="2013" w:type="dxa"/>
+            <w:tcW w:w="1604" w:type="dxa"/>
+            <w:vAlign w:val="center"/>
+          </w:tcPr>
+          <w:p>
+            <w:pPr>
+              <w:pStyle w:val="Compact"/>
+              <w:spacing w:before="0" w:after="0" w:line="280" w:lineRule="exact"/>
+              <w:jc w:val="center"/>
+            </w:pPr>
+            <w:r>
+              <w:rPr>
+                <w:sz w:val="24"/>
+              </w:rPr>
+              <w:t>66</w:t>
+            </w:r>
+          </w:p>
+        </w:tc>
+        <w:tc>
+          <w:tcPr>
+            <w:tcW w:w="1420" w:type="dxa"/>
             <w:vAlign w:val="center"/>
           </w:tcPr>
           <w:p>
@@ -17881,7 +18061,7 @@
         </w:trPr>
         <w:tc>
           <w:tcPr>
-            <w:tcW w:w="839" w:type="dxa"/>
+            <w:tcW w:w="809" w:type="dxa"/>
             <w:vAlign w:val="center"/>
           </w:tcPr>
           <w:p>
@@ -17901,7 +18081,7 @@
         </w:tc>
         <w:tc>
           <w:tcPr>
-            <w:tcW w:w="1827" w:type="dxa"/>
+            <w:tcW w:w="1457" w:type="dxa"/>
             <w:vAlign w:val="center"/>
           </w:tcPr>
           <w:p>
@@ -17920,7 +18100,7 @@
         </w:tc>
         <w:tc>
           <w:tcPr>
-            <w:tcW w:w="3300" w:type="dxa"/>
+            <w:tcW w:w="2328" w:type="dxa"/>
             <w:vAlign w:val="center"/>
           </w:tcPr>
           <w:p>
@@ -17939,7 +18119,7 @@
         </w:tc>
         <w:tc>
           <w:tcPr>
-            <w:tcW w:w="1376" w:type="dxa"/>
+            <w:tcW w:w="1736" w:type="dxa"/>
             <w:vAlign w:val="center"/>
           </w:tcPr>
           <w:p>
@@ -17958,7 +18138,26 @@
         </w:tc>
         <w:tc>
           <w:tcPr>
-            <w:tcW w:w="2013" w:type="dxa"/>
+            <w:tcW w:w="1604" w:type="dxa"/>
+            <w:vAlign w:val="center"/>
+          </w:tcPr>
+          <w:p>
+            <w:pPr>
+              <w:pStyle w:val="Compact"/>
+              <w:spacing w:before="0" w:after="0" w:line="280" w:lineRule="exact"/>
+              <w:jc w:val="center"/>
+            </w:pPr>
+            <w:r>
+              <w:rPr>
+                <w:sz w:val="24"/>
+              </w:rPr>
+              <w:t>70</w:t>
+            </w:r>
+          </w:p>
+        </w:tc>
+        <w:tc>
+          <w:tcPr>
+            <w:tcW w:w="1420" w:type="dxa"/>
             <w:vAlign w:val="center"/>
           </w:tcPr>
           <w:p>
@@ -17990,7 +18189,7 @@
         </w:trPr>
         <w:tc>
           <w:tcPr>
-            <w:tcW w:w="839" w:type="dxa"/>
+            <w:tcW w:w="809" w:type="dxa"/>
             <w:vAlign w:val="center"/>
           </w:tcPr>
           <w:p>
@@ -18010,7 +18209,7 @@
         </w:tc>
         <w:tc>
           <w:tcPr>
-            <w:tcW w:w="1827" w:type="dxa"/>
+            <w:tcW w:w="1457" w:type="dxa"/>
             <w:vAlign w:val="center"/>
           </w:tcPr>
           <w:p>
@@ -18029,7 +18228,7 @@
         </w:tc>
         <w:tc>
           <w:tcPr>
-            <w:tcW w:w="3300" w:type="dxa"/>
+            <w:tcW w:w="2328" w:type="dxa"/>
             <w:vAlign w:val="center"/>
           </w:tcPr>
           <w:p>
@@ -18048,7 +18247,7 @@
         </w:tc>
         <w:tc>
           <w:tcPr>
-            <w:tcW w:w="1376" w:type="dxa"/>
+            <w:tcW w:w="1736" w:type="dxa"/>
             <w:vAlign w:val="center"/>
           </w:tcPr>
           <w:p>
@@ -18067,7 +18266,26 @@
         </w:tc>
         <w:tc>
           <w:tcPr>
-            <w:tcW w:w="2013" w:type="dxa"/>
+            <w:tcW w:w="1604" w:type="dxa"/>
+            <w:vAlign w:val="center"/>
+          </w:tcPr>
+          <w:p>
+            <w:pPr>
+              <w:pStyle w:val="Compact"/>
+              <w:spacing w:before="0" w:after="0" w:line="280" w:lineRule="exact"/>
+              <w:jc w:val="center"/>
+            </w:pPr>
+            <w:r>
+              <w:rPr>
+                <w:sz w:val="24"/>
+              </w:rPr>
+              <w:t>50</w:t>
+            </w:r>
+          </w:p>
+        </w:tc>
+        <w:tc>
+          <w:tcPr>
+            <w:tcW w:w="1420" w:type="dxa"/>
             <w:vAlign w:val="center"/>
           </w:tcPr>
           <w:p>
@@ -18099,7 +18317,7 @@
         </w:trPr>
         <w:tc>
           <w:tcPr>
-            <w:tcW w:w="839" w:type="dxa"/>
+            <w:tcW w:w="809" w:type="dxa"/>
             <w:vAlign w:val="center"/>
           </w:tcPr>
           <w:p>
@@ -18119,7 +18337,7 @@
         </w:tc>
         <w:tc>
           <w:tcPr>
-            <w:tcW w:w="1827" w:type="dxa"/>
+            <w:tcW w:w="1457" w:type="dxa"/>
             <w:vAlign w:val="center"/>
           </w:tcPr>
           <w:p>
@@ -18138,7 +18356,7 @@
         </w:tc>
         <w:tc>
           <w:tcPr>
-            <w:tcW w:w="3300" w:type="dxa"/>
+            <w:tcW w:w="2328" w:type="dxa"/>
             <w:vAlign w:val="center"/>
           </w:tcPr>
           <w:p>
@@ -18157,7 +18375,7 @@
         </w:tc>
         <w:tc>
           <w:tcPr>
-            <w:tcW w:w="1376" w:type="dxa"/>
+            <w:tcW w:w="1736" w:type="dxa"/>
             <w:vAlign w:val="center"/>
           </w:tcPr>
           <w:p>
@@ -18176,7 +18394,26 @@
         </w:tc>
         <w:tc>
           <w:tcPr>
-            <w:tcW w:w="2013" w:type="dxa"/>
+            <w:tcW w:w="1604" w:type="dxa"/>
+            <w:vAlign w:val="center"/>
+          </w:tcPr>
+          <w:p>
+            <w:pPr>
+              <w:pStyle w:val="Compact"/>
+              <w:spacing w:before="0" w:after="0" w:line="280" w:lineRule="exact"/>
+              <w:jc w:val="center"/>
+            </w:pPr>
+            <w:r>
+              <w:rPr>
+                <w:sz w:val="24"/>
+              </w:rPr>
+              <w:t>53</w:t>
+            </w:r>
+          </w:p>
+        </w:tc>
+        <w:tc>
+          <w:tcPr>
+            <w:tcW w:w="1420" w:type="dxa"/>
             <w:vAlign w:val="center"/>
           </w:tcPr>
           <w:p>
@@ -18208,7 +18445,7 @@
         </w:trPr>
         <w:tc>
           <w:tcPr>
-            <w:tcW w:w="839" w:type="dxa"/>
+            <w:tcW w:w="809" w:type="dxa"/>
             <w:vAlign w:val="center"/>
           </w:tcPr>
           <w:p>
@@ -18228,7 +18465,7 @@
         </w:tc>
         <w:tc>
           <w:tcPr>
-            <w:tcW w:w="1827" w:type="dxa"/>
+            <w:tcW w:w="1457" w:type="dxa"/>
             <w:vAlign w:val="center"/>
           </w:tcPr>
           <w:p>
@@ -18247,7 +18484,7 @@
         </w:tc>
         <w:tc>
           <w:tcPr>
-            <w:tcW w:w="3300" w:type="dxa"/>
+            <w:tcW w:w="2328" w:type="dxa"/>
             <w:vAlign w:val="center"/>
           </w:tcPr>
           <w:p>
@@ -18279,7 +18516,7 @@
         </w:tc>
         <w:tc>
           <w:tcPr>
-            <w:tcW w:w="1376" w:type="dxa"/>
+            <w:tcW w:w="1736" w:type="dxa"/>
             <w:vAlign w:val="center"/>
           </w:tcPr>
           <w:p>
@@ -18298,7 +18535,26 @@
         </w:tc>
         <w:tc>
           <w:tcPr>
-            <w:tcW w:w="2013" w:type="dxa"/>
+            <w:tcW w:w="1604" w:type="dxa"/>
+            <w:vAlign w:val="center"/>
+          </w:tcPr>
+          <w:p>
+            <w:pPr>
+              <w:pStyle w:val="Compact"/>
+              <w:spacing w:before="0" w:after="0" w:line="280" w:lineRule="exact"/>
+              <w:jc w:val="center"/>
+            </w:pPr>
+            <w:r>
+              <w:rPr>
+                <w:sz w:val="24"/>
+              </w:rPr>
+              <w:t>68</w:t>
+            </w:r>
+          </w:p>
+        </w:tc>
+        <w:tc>
+          <w:tcPr>
+            <w:tcW w:w="1420" w:type="dxa"/>
             <w:vAlign w:val="center"/>
           </w:tcPr>
           <w:p>
@@ -18330,7 +18586,7 @@
         </w:trPr>
         <w:tc>
           <w:tcPr>
-            <w:tcW w:w="839" w:type="dxa"/>
+            <w:tcW w:w="809" w:type="dxa"/>
             <w:vAlign w:val="center"/>
           </w:tcPr>
           <w:p>
@@ -18350,7 +18606,7 @@
         </w:tc>
         <w:tc>
           <w:tcPr>
-            <w:tcW w:w="1827" w:type="dxa"/>
+            <w:tcW w:w="1457" w:type="dxa"/>
             <w:vAlign w:val="center"/>
           </w:tcPr>
           <w:p>
@@ -18369,7 +18625,7 @@
         </w:tc>
         <w:tc>
           <w:tcPr>
-            <w:tcW w:w="3300" w:type="dxa"/>
+            <w:tcW w:w="2328" w:type="dxa"/>
             <w:vAlign w:val="center"/>
           </w:tcPr>
           <w:p>
@@ -18388,7 +18644,7 @@
         </w:tc>
         <w:tc>
           <w:tcPr>
-            <w:tcW w:w="1376" w:type="dxa"/>
+            <w:tcW w:w="1736" w:type="dxa"/>
             <w:vAlign w:val="center"/>
           </w:tcPr>
           <w:p>
@@ -18407,7 +18663,26 @@
         </w:tc>
         <w:tc>
           <w:tcPr>
-            <w:tcW w:w="2013" w:type="dxa"/>
+            <w:tcW w:w="1604" w:type="dxa"/>
+            <w:vAlign w:val="center"/>
+          </w:tcPr>
+          <w:p>
+            <w:pPr>
+              <w:pStyle w:val="Compact"/>
+              <w:spacing w:before="0" w:after="0" w:line="280" w:lineRule="exact"/>
+              <w:jc w:val="center"/>
+            </w:pPr>
+            <w:r>
+              <w:rPr>
+                <w:sz w:val="24"/>
+              </w:rPr>
+              <w:t>53</w:t>
+            </w:r>
+          </w:p>
+        </w:tc>
+        <w:tc>
+          <w:tcPr>
+            <w:tcW w:w="1420" w:type="dxa"/>
             <w:vAlign w:val="center"/>
           </w:tcPr>
           <w:p>
@@ -18439,28 +18714,27 @@
         </w:trPr>
         <w:tc>
           <w:tcPr>
-            <w:tcW w:w="839" w:type="dxa"/>
-            <w:vAlign w:val="center"/>
-          </w:tcPr>
-          <w:p>
-            <w:pPr>
-              <w:pStyle w:val="Compact"/>
-              <w:spacing w:before="0" w:after="0" w:line="280" w:lineRule="exact"/>
-              <w:jc w:val="center"/>
-            </w:pPr>
-            <w:r>
-              <w:rPr>
-                <w:i/>
-                <w:sz w:val="24"/>
-              </w:rPr>
-              <w:lastRenderedPageBreak/>
+            <w:tcW w:w="809" w:type="dxa"/>
+            <w:vAlign w:val="center"/>
+          </w:tcPr>
+          <w:p>
+            <w:pPr>
+              <w:pStyle w:val="Compact"/>
+              <w:spacing w:before="0" w:after="0" w:line="280" w:lineRule="exact"/>
+              <w:jc w:val="center"/>
+            </w:pPr>
+            <w:r>
+              <w:rPr>
+                <w:i/>
+                <w:sz w:val="24"/>
+              </w:rPr>
               <w:t>U-017</w:t>
             </w:r>
           </w:p>
         </w:tc>
         <w:tc>
           <w:tcPr>
-            <w:tcW w:w="1827" w:type="dxa"/>
+            <w:tcW w:w="1457" w:type="dxa"/>
             <w:vAlign w:val="center"/>
           </w:tcPr>
           <w:p>
@@ -18479,7 +18753,7 @@
         </w:tc>
         <w:tc>
           <w:tcPr>
-            <w:tcW w:w="3300" w:type="dxa"/>
+            <w:tcW w:w="2328" w:type="dxa"/>
             <w:vAlign w:val="center"/>
           </w:tcPr>
           <w:p>
@@ -18498,7 +18772,7 @@
         </w:tc>
         <w:tc>
           <w:tcPr>
-            <w:tcW w:w="1376" w:type="dxa"/>
+            <w:tcW w:w="1736" w:type="dxa"/>
             <w:vAlign w:val="center"/>
           </w:tcPr>
           <w:p>
@@ -18517,7 +18791,26 @@
         </w:tc>
         <w:tc>
           <w:tcPr>
-            <w:tcW w:w="2013" w:type="dxa"/>
+            <w:tcW w:w="1604" w:type="dxa"/>
+            <w:vAlign w:val="center"/>
+          </w:tcPr>
+          <w:p>
+            <w:pPr>
+              <w:pStyle w:val="Compact"/>
+              <w:spacing w:before="0" w:after="0" w:line="280" w:lineRule="exact"/>
+              <w:jc w:val="center"/>
+            </w:pPr>
+            <w:r>
+              <w:rPr>
+                <w:sz w:val="24"/>
+              </w:rPr>
+              <w:t>53</w:t>
+            </w:r>
+          </w:p>
+        </w:tc>
+        <w:tc>
+          <w:tcPr>
+            <w:tcW w:w="1420" w:type="dxa"/>
             <w:vAlign w:val="center"/>
           </w:tcPr>
           <w:p>
@@ -18554,7 +18847,7 @@
         <w:rPr>
           <w:sz w:val="28"/>
         </w:rPr>
-        <w:t xml:space="preserve">Спроектированы 14 единиц: 8 страниц и экранов </w:t>
+        <w:t xml:space="preserve">Спроектированы 14 единиц: 3 единицы класса </w:t>
       </w:r>
       <w:r>
         <w:rPr>
@@ -18567,20 +18860,78 @@
         <w:rPr>
           <w:sz w:val="28"/>
         </w:rPr>
-        <w:t xml:space="preserve"> (первая версия) и остальные </w:t>
+        <w:t xml:space="preserve"> (первая версия), 7 класса </w:t>
       </w:r>
       <w:r>
         <w:rPr>
           <w:i/>
           <w:sz w:val="28"/>
         </w:rPr>
-        <w:t>P2-P3</w:t>
-      </w:r>
-      <w:r>
-        <w:rPr>
-          <w:sz w:val="28"/>
-        </w:rPr>
-        <w:t>. Каждая имеет паспорт, набор состояний (нормальное, пустое, загрузка, ошибки, успех) и сообщение пользователю; полнота паспортов и состояний - 100 %.</w:t>
+        <w:t>P2</w:t>
+      </w:r>
+      <w:r>
+        <w:rPr>
+          <w:sz w:val="28"/>
+        </w:rPr>
+        <w:t xml:space="preserve"> (следующий выпуск) и 4 класса </w:t>
+      </w:r>
+      <w:r>
+        <w:rPr>
+          <w:i/>
+          <w:sz w:val="28"/>
+        </w:rPr>
+        <w:t>P3</w:t>
+      </w:r>
+      <w:r>
+        <w:rPr>
+          <w:sz w:val="28"/>
+        </w:rPr>
+        <w:t xml:space="preserve"> (можно отложить); класс задан индексом приоритета экрана (80 и выше - </w:t>
+      </w:r>
+      <w:r>
+        <w:rPr>
+          <w:i/>
+          <w:sz w:val="28"/>
+        </w:rPr>
+        <w:t>P1</w:t>
+      </w:r>
+      <w:r>
+        <w:rPr>
+          <w:sz w:val="28"/>
+        </w:rPr>
+        <w:t xml:space="preserve">, 60-79 - </w:t>
+      </w:r>
+      <w:r>
+        <w:rPr>
+          <w:i/>
+          <w:sz w:val="28"/>
+        </w:rPr>
+        <w:t>P2</w:t>
+      </w:r>
+      <w:r>
+        <w:rPr>
+          <w:sz w:val="28"/>
+        </w:rPr>
+        <w:t xml:space="preserve">, 40-59 - </w:t>
+      </w:r>
+      <w:r>
+        <w:rPr>
+          <w:i/>
+          <w:sz w:val="28"/>
+        </w:rPr>
+        <w:t>P3</w:t>
+      </w:r>
+      <w:r>
+        <w:rPr>
+          <w:sz w:val="28"/>
+        </w:rPr>
+        <w:t>), а приоритет связанных сценариев показан для сравн</w:t>
+      </w:r>
+      <w:r>
+        <w:rPr>
+          <w:sz w:val="28"/>
+        </w:rPr>
+        <w:t>ения. Каждая имеет паспорт, набор состояний (нормальное, пустое, загрузка, ошибки, успех) и сообщение пользователю; полнота паспортов и состояний - 100 %.</w:t>
       </w:r>
     </w:p>
     <w:p>
@@ -18715,7 +19066,14 @@
                 <w:b/>
                 <w:sz w:val="24"/>
               </w:rPr>
-              <w:t>Риск разрыва (1-5)</w:t>
+              <w:t>Риск</w:t>
+            </w:r>
+            <w:r>
+              <w:rPr>
+                <w:b/>
+                <w:sz w:val="24"/>
+              </w:rPr>
+              <w:t xml:space="preserve"> разрыва (1-5)</w:t>
             </w:r>
           </w:p>
         </w:tc>
@@ -19831,7 +20189,14 @@
         <w:rPr>
           <w:sz w:val="28"/>
         </w:rPr>
-        <w:t xml:space="preserve">Описано 13 переходов и 17 связей сценариев с интерфейсом. Наибольший риск разрыва (3) - сохранение результата без входа, переход к оплате при исчерпании лимита </w:t>
+        <w:t xml:space="preserve">Описано 13 переходов и 17 связей сценариев с интерфейсом. Наибольший риск разрыва (3) - сохранение результата без входа, переход к </w:t>
+      </w:r>
+      <w:r>
+        <w:rPr>
+          <w:sz w:val="28"/>
+        </w:rPr>
+        <w:lastRenderedPageBreak/>
+        <w:t xml:space="preserve">оплате при исчерпании лимита </w:t>
       </w:r>
       <w:r>
         <w:rPr>
@@ -19879,9 +20244,8 @@
           <w:noProof/>
           <w:sz w:val="28"/>
         </w:rPr>
-        <w:lastRenderedPageBreak/>
         <w:drawing>
-          <wp:inline distT="0" distB="0" distL="0" distR="0" wp14:anchorId="535C010D" wp14:editId="0BA14058">
+          <wp:inline distT="0" distB="0" distL="0" distR="0" wp14:anchorId="250019D0" wp14:editId="0FEB18D5">
             <wp:extent cx="5334000" cy="6114585"/>
             <wp:effectExtent l="0" t="0" r="0" b="0"/>
             <wp:docPr id="21" name="Picture"/>
@@ -20029,7 +20393,13 @@
         <w:rPr>
           <w:sz w:val="28"/>
         </w:rPr>
-        <w:t xml:space="preserve"> по методическому пособию [8] и размещен по ссылке https://www.figma.com/design/QEj3FhylPe0fG2rDef7bMy/TableMind-project. Файл содержит три страницы сайта шириной 1440 пикселей (главная, продукт, контакты) и лист «</w:t>
+        <w:t xml:space="preserve"> по методическому пособию [8] и размещен по ссылке https://www.figma.com/design/QEj3FhylPe0fG2rDef7bMy/TableMind-project. Файл содержит три страницы сайта шириной 1440 пикселей (главн</w:t>
+      </w:r>
+      <w:r>
+        <w:rPr>
+          <w:sz w:val="28"/>
+        </w:rPr>
+        <w:t>ая, продукт, контакты) и лист «</w:t>
       </w:r>
       <w:r>
         <w:rPr>
@@ -20042,13 +20412,7 @@
         <w:rPr>
           <w:sz w:val="28"/>
         </w:rPr>
-        <w:t>» с палитрой, шапкой и подвалом, и</w:t>
-      </w:r>
-      <w:r>
-        <w:rPr>
-          <w:sz w:val="28"/>
-        </w:rPr>
-        <w:t xml:space="preserve">з которых страницы собраны. Содержимое файла прочитано через подключенный инструмент </w:t>
+        <w:t xml:space="preserve">» с палитрой, шапкой и подвалом, из которых страницы собраны. Содержимое файла прочитано через подключенный инструмент </w:t>
       </w:r>
       <w:r>
         <w:rPr>
@@ -20088,7 +20452,13 @@
         <w:rPr>
           <w:sz w:val="28"/>
         </w:rPr>
-        <w:t xml:space="preserve">: страница </w:t>
+        <w:t xml:space="preserve">: </w:t>
+      </w:r>
+      <w:r>
+        <w:rPr>
+          <w:sz w:val="28"/>
+        </w:rPr>
+        <w:t xml:space="preserve">страница </w:t>
       </w:r>
       <w:r>
         <w:rPr>
@@ -20118,7 +20488,7 @@
         </w:rPr>
         <w:lastRenderedPageBreak/>
         <w:drawing>
-          <wp:inline distT="0" distB="0" distL="0" distR="0" wp14:anchorId="442E23AB" wp14:editId="391B3DB3">
+          <wp:inline distT="0" distB="0" distL="0" distR="0" wp14:anchorId="492455CE" wp14:editId="11FCA30B">
             <wp:extent cx="5334000" cy="9610810"/>
             <wp:effectExtent l="0" t="0" r="0" b="0"/>
             <wp:docPr id="24" name="Picture"/>
@@ -20197,13 +20567,7 @@
         <w:rPr>
           <w:sz w:val="28"/>
         </w:rPr>
-        <w:t xml:space="preserve"> (гла</w:t>
-      </w:r>
-      <w:r>
-        <w:rPr>
-          <w:sz w:val="28"/>
-        </w:rPr>
-        <w:t>вная)</w:t>
+        <w:t xml:space="preserve"> (главная)</w:t>
       </w:r>
     </w:p>
     <w:p>
@@ -20295,13 +20659,13 @@
         <w:rPr>
           <w:sz w:val="28"/>
         </w:rPr>
-        <w:t>» с тремя карточками (подключение данных, интеллектуальный анализ, автоматические результаты), макета редактора</w:t>
-      </w:r>
-      <w:r>
-        <w:rPr>
-          <w:sz w:val="28"/>
-        </w:rPr>
-        <w:t xml:space="preserve"> с подсказкой агента и подвала. Она соответствует точке входа пути пользователя, но тарифов и примеров ошибок на ней нет.</w:t>
+        <w:t>» с тремя карточками (подключение данн</w:t>
+      </w:r>
+      <w:r>
+        <w:rPr>
+          <w:sz w:val="28"/>
+        </w:rPr>
+        <w:t>ых, интеллектуальный анализ, автоматические результаты), макета редактора с подсказкой агента и подвала. Она соответствует точке входа пути пользователя, но тарифов и примеров ошибок на ней нет.</w:t>
       </w:r>
     </w:p>
     <w:p>
@@ -20341,7 +20705,13 @@
         <w:rPr>
           <w:sz w:val="28"/>
         </w:rPr>
-        <w:t xml:space="preserve"> (продукт).</w:t>
+        <w:t xml:space="preserve"> (прод</w:t>
+      </w:r>
+      <w:r>
+        <w:rPr>
+          <w:sz w:val="28"/>
+        </w:rPr>
+        <w:t>укт).</w:t>
       </w:r>
     </w:p>
     <w:p>
@@ -20358,7 +20728,7 @@
         </w:rPr>
         <w:lastRenderedPageBreak/>
         <w:drawing>
-          <wp:inline distT="0" distB="0" distL="0" distR="0" wp14:anchorId="651AC90D" wp14:editId="4F9FED6F">
+          <wp:inline distT="0" distB="0" distL="0" distR="0" wp14:anchorId="2407A35B" wp14:editId="5412A30A">
             <wp:extent cx="5334000" cy="12458978"/>
             <wp:effectExtent l="0" t="0" r="0" b="0"/>
             <wp:docPr id="27" name="Picture"/>
@@ -20451,13 +20821,7 @@
         <w:rPr>
           <w:sz w:val="28"/>
         </w:rPr>
-        <w:t>Страница п</w:t>
-      </w:r>
-      <w:r>
-        <w:rPr>
-          <w:sz w:val="28"/>
-        </w:rPr>
-        <w:t xml:space="preserve">родукта показывает работу агента на примере пустой ячейки </w:t>
+        <w:t xml:space="preserve">Страница продукта показывает работу агента на примере пустой ячейки </w:t>
       </w:r>
       <w:r>
         <w:rPr>
@@ -20470,7 +20834,13 @@
         <w:rPr>
           <w:sz w:val="28"/>
         </w:rPr>
-        <w:t xml:space="preserve"> и предложенной формулы суммы, затем описывает три шага («читает структуру таблицы», «понимает документ», «предлагает и проверяет») и завершается призывом «</w:t>
+        <w:t xml:space="preserve"> и предложенной формулы суммы, затем описывает три шага («читает структуру таблицы», «понимает документ», «предлагает и про</w:t>
+      </w:r>
+      <w:r>
+        <w:rPr>
+          <w:sz w:val="28"/>
+        </w:rPr>
+        <w:t>веряет») и завершается призывом «</w:t>
       </w:r>
       <w:r>
         <w:rPr>
@@ -20496,13 +20866,7 @@
         <w:rPr>
           <w:sz w:val="28"/>
         </w:rPr>
-        <w:t>». По назначению она ближе всего</w:t>
-      </w:r>
-      <w:r>
-        <w:rPr>
-          <w:sz w:val="28"/>
-        </w:rPr>
-        <w:t xml:space="preserve"> к единице </w:t>
+        <w:t xml:space="preserve">». По назначению она ближе всего к единице </w:t>
       </w:r>
       <w:r>
         <w:rPr>
@@ -20571,7 +20935,7 @@
           <w:sz w:val="28"/>
         </w:rPr>
         <w:drawing>
-          <wp:inline distT="0" distB="0" distL="0" distR="0" wp14:anchorId="4564A2E0" wp14:editId="40C94643">
+          <wp:inline distT="0" distB="0" distL="0" distR="0" wp14:anchorId="6A058D53" wp14:editId="720B890F">
             <wp:extent cx="5334000" cy="5926666"/>
             <wp:effectExtent l="0" t="0" r="0" b="0"/>
             <wp:docPr id="30" name="Picture"/>
@@ -20663,13 +21027,7 @@
         <w:rPr>
           <w:sz w:val="28"/>
         </w:rPr>
-        <w:t>Страница контактов содержит форму с полям</w:t>
-      </w:r>
-      <w:r>
-        <w:rPr>
-          <w:sz w:val="28"/>
-        </w:rPr>
-        <w:t>и «</w:t>
+        <w:t>Страница контактов содержит форму с полями «</w:t>
       </w:r>
       <w:r>
         <w:rPr>
@@ -20773,7 +21131,13 @@
         <w:rPr>
           <w:sz w:val="28"/>
         </w:rPr>
-        <w:t>» и согласие на обработку обращения. Форма может служить основой для листа ожидания и сбора первых регистраций, что напрямую связано с целью 300 регистраций.</w:t>
+        <w:t>» и согласие на обработку обращения. Форма может служить основой для листа ож</w:t>
+      </w:r>
+      <w:r>
+        <w:rPr>
+          <w:sz w:val="28"/>
+        </w:rPr>
+        <w:t>идания и сбора первых регистраций, что напрямую связано с целью 300 регистраций.</w:t>
       </w:r>
     </w:p>
     <w:p>
@@ -20830,7 +21194,7 @@
           <w:sz w:val="28"/>
         </w:rPr>
         <w:drawing>
-          <wp:inline distT="0" distB="0" distL="0" distR="0" wp14:anchorId="04995ED8" wp14:editId="0AD84A88">
+          <wp:inline distT="0" distB="0" distL="0" distR="0" wp14:anchorId="3F95F178" wp14:editId="765D6D85">
             <wp:extent cx="5334000" cy="3343751"/>
             <wp:effectExtent l="0" t="0" r="0" b="0"/>
             <wp:docPr id="33" name="Picture"/>
@@ -20935,13 +21299,13 @@
         <w:rPr>
           <w:sz w:val="28"/>
         </w:rPr>
-        <w:t xml:space="preserve">» фиксирует палитру из шести цветов (серый, черный, светло-серый, бирюзовый, белый, </w:t>
-      </w:r>
-      <w:r>
-        <w:rPr>
-          <w:sz w:val="28"/>
-        </w:rPr>
-        <w:t>темно-бирюзовый), шапку с навигацией и подвал. Единые компоненты шапки и подвала используются на всех трех страницах, что обеспечивает целостность интерфейса.</w:t>
+        <w:t>» фиксирует палит</w:t>
+      </w:r>
+      <w:r>
+        <w:rPr>
+          <w:sz w:val="28"/>
+        </w:rPr>
+        <w:t>ру из шести цветов (серый, черный, светло-серый, бирюзовый, белый, темно-бирюзовый), шапку с навигацией и подвал. Единые компоненты шапки и подвала используются на всех трех страницах, что обеспечивает целостность интерфейса.</w:t>
       </w:r>
     </w:p>
     <w:p>
@@ -20968,13 +21332,7 @@
         <w:rPr>
           <w:sz w:val="28"/>
         </w:rPr>
-        <w:t>Таблица 1</w:t>
-      </w:r>
-      <w:r>
-        <w:rPr>
-          <w:sz w:val="28"/>
-        </w:rPr>
-        <w:t>7 – Соответствие страниц прототипа единицам интерфейсной модели</w:t>
+        <w:t>Таблица 17 – Соответствие страниц прототипа единицам интерфейсной модели</w:t>
       </w:r>
     </w:p>
     <w:tbl>
@@ -21142,7 +21500,13 @@
               <w:rPr>
                 <w:sz w:val="24"/>
               </w:rPr>
-              <w:t xml:space="preserve"> Страница продукта (вход)</w:t>
+              <w:t xml:space="preserve"> Страница продукта (вход</w:t>
+            </w:r>
+            <w:r>
+              <w:rPr>
+                <w:sz w:val="24"/>
+              </w:rPr>
+              <w:t>)</w:t>
             </w:r>
           </w:p>
         </w:tc>
@@ -21482,7 +21846,13 @@
               <w:rPr>
                 <w:sz w:val="24"/>
               </w:rPr>
-              <w:t>лимиты тарифов иллюстративные, уточнить по продукту</w:t>
+              <w:t>лимиты тарифо</w:t>
+            </w:r>
+            <w:r>
+              <w:rPr>
+                <w:sz w:val="24"/>
+              </w:rPr>
+              <w:t>в иллюстративные, уточнить по продукту</w:t>
             </w:r>
           </w:p>
         </w:tc>
@@ -21738,13 +22108,7 @@
               <w:rPr>
                 <w:sz w:val="24"/>
               </w:rPr>
-              <w:t>Безопас</w:t>
-            </w:r>
-            <w:r>
-              <w:rPr>
-                <w:sz w:val="24"/>
-              </w:rPr>
-              <w:t>ность и политика данных</w:t>
+              <w:t>Безопасность и политика данных</w:t>
             </w:r>
           </w:p>
         </w:tc>
@@ -21799,13 +22163,13 @@
         <w:rPr>
           <w:sz w:val="28"/>
         </w:rPr>
-        <w:t>Исходный прототип закрывал маркетинговую часть пути (вход, объяснение продукта, контакт); по решению автора он дополнен семью макетами в том же стиле: тарифы, загрузка ф</w:t>
-      </w:r>
-      <w:r>
-        <w:rPr>
-          <w:sz w:val="28"/>
-        </w:rPr>
-        <w:t>айла, список находок, карточка находки, отчет, регистрация, оплата и безопасность. Теперь макетами покрыты 9 единиц первой версии (</w:t>
+        <w:t>Исходный прототип закрывал маркетинговую часть пути (вход, объяснение пр</w:t>
+      </w:r>
+      <w:r>
+        <w:rPr>
+          <w:sz w:val="28"/>
+        </w:rPr>
+        <w:t>одукта, контакт); по решению автора он дополнен восемью макетами в том же стиле: тарифы, загрузка файла, список находок, карточка находки, отчет, регистрация, оплата и безопасность. Теперь макетами покрыты 9 единиц интерфейсной модели (</w:t>
       </w:r>
       <w:r>
         <w:rPr>
@@ -21831,20 +22195,39 @@
         <w:rPr>
           <w:sz w:val="28"/>
         </w:rPr>
-        <w:t xml:space="preserve">), оставшиеся единицы </w:t>
+        <w:t>), осталь</w:t>
+      </w:r>
+      <w:r>
+        <w:rPr>
+          <w:sz w:val="28"/>
+        </w:rPr>
+        <w:t>ные единицы (</w:t>
       </w:r>
       <w:r>
         <w:rPr>
           <w:i/>
           <w:sz w:val="28"/>
         </w:rPr>
-        <w:t>P2-P3</w:t>
-      </w:r>
-      <w:r>
-        <w:rPr>
-          <w:sz w:val="28"/>
-        </w:rPr>
-        <w:t xml:space="preserve"> в прототип не входят.</w:t>
+        <w:t>U-010</w:t>
+      </w:r>
+      <w:r>
+        <w:rPr>
+          <w:sz w:val="28"/>
+        </w:rPr>
+        <w:t>…</w:t>
+      </w:r>
+      <w:r>
+        <w:rPr>
+          <w:i/>
+          <w:sz w:val="28"/>
+        </w:rPr>
+        <w:t>U-017</w:t>
+      </w:r>
+      <w:r>
+        <w:rPr>
+          <w:sz w:val="28"/>
+        </w:rPr>
+        <w:t>) в прототип не входят.</w:t>
       </w:r>
     </w:p>
     <w:p>
@@ -21858,13 +22241,7 @@
         <w:rPr>
           <w:sz w:val="28"/>
         </w:rPr>
-        <w:t xml:space="preserve">Наблюдение: тексты прототипа описывают </w:t>
-      </w:r>
-      <w:r>
-        <w:rPr>
-          <w:sz w:val="28"/>
-        </w:rPr>
-        <w:t>универсального агента для текстового редактора («</w:t>
+        <w:t>Наблюдение: тексты прототипа описывают универсального агента для текстового редактора («</w:t>
       </w:r>
       <w:r>
         <w:rPr>
@@ -21968,13 +22345,13 @@
         <w:rPr>
           <w:sz w:val="28"/>
         </w:rPr>
-        <w:t xml:space="preserve">-моделей с доказательством находок. Для согласования с ценностным предложением раздела 2.1 заголовок и примеры страниц нужно переписать под аудит </w:t>
-      </w:r>
-      <w:r>
-        <w:rPr>
-          <w:sz w:val="28"/>
-        </w:rPr>
-        <w:t>таблиц; это зафиксировано как доработка прототипа.</w:t>
+        <w:t xml:space="preserve">-моделей с доказательством находок. Для </w:t>
+      </w:r>
+      <w:r>
+        <w:rPr>
+          <w:sz w:val="28"/>
+        </w:rPr>
+        <w:t>согласования с ценностным предложением раздела 2.1 заголовок и примеры страниц нужно переписать под аудит таблиц; это зафиксировано как доработка прототипа.</w:t>
       </w:r>
     </w:p>
     <w:p>
@@ -22385,7 +22762,7 @@
         </w:rPr>
         <w:lastRenderedPageBreak/>
         <w:drawing>
-          <wp:inline distT="0" distB="0" distL="0" distR="0" wp14:anchorId="26AFF084" wp14:editId="46AAB8C4">
+          <wp:inline distT="0" distB="0" distL="0" distR="0" wp14:anchorId="793F7ADA" wp14:editId="135900FF">
             <wp:extent cx="5334000" cy="5785249"/>
             <wp:effectExtent l="0" t="0" r="0" b="0"/>
             <wp:docPr id="37" name="Picture"/>
@@ -22477,13 +22854,7 @@
         <w:rPr>
           <w:sz w:val="28"/>
         </w:rPr>
-        <w:t>На странице тарифов четыре ка</w:t>
-      </w:r>
-      <w:r>
-        <w:rPr>
-          <w:sz w:val="28"/>
-        </w:rPr>
-        <w:t xml:space="preserve">рточки: </w:t>
+        <w:t xml:space="preserve">На странице тарифов четыре карточки: </w:t>
       </w:r>
       <w:r>
         <w:rPr>
@@ -22600,7 +22971,13 @@
         <w:rPr>
           <w:sz w:val="28"/>
         </w:rPr>
-        <w:t xml:space="preserve"> за место, помечен как следующий релиз). Тарифы и цены совпадают с ценообразованием ПЗ1 и ЛР2-3, а прозрачная лестница с бесплатным входом реализует зону дифференциации ЛР5.</w:t>
+        <w:t xml:space="preserve"> за место, помечен как следующий релиз). Тарифы и цены совпадают с ценообразованием ПЗ1 и ЛР2-3, а прозрачная лестни</w:t>
+      </w:r>
+      <w:r>
+        <w:rPr>
+          <w:sz w:val="28"/>
+        </w:rPr>
+        <w:t>ца с бесплатным входом реализует зону дифференциации ЛР5.</w:t>
       </w:r>
     </w:p>
     <w:p>
@@ -22644,7 +23021,7 @@
         </w:rPr>
         <w:lastRenderedPageBreak/>
         <w:drawing>
-          <wp:inline distT="0" distB="0" distL="0" distR="0" wp14:anchorId="1E7F159D" wp14:editId="0C6CFCC8">
+          <wp:inline distT="0" distB="0" distL="0" distR="0" wp14:anchorId="5887FD98" wp14:editId="74188A94">
             <wp:extent cx="5334000" cy="3040380"/>
             <wp:effectExtent l="0" t="0" r="0" b="0"/>
             <wp:docPr id="40" name="Picture"/>
@@ -22696,13 +23073,7 @@
         <w:rPr>
           <w:sz w:val="28"/>
         </w:rPr>
-        <w:t xml:space="preserve">Рисунок 9 </w:t>
-      </w:r>
-      <w:r>
-        <w:rPr>
-          <w:sz w:val="28"/>
-        </w:rPr>
-        <w:t xml:space="preserve">– Макет </w:t>
+        <w:t xml:space="preserve">Рисунок 9 – Макет </w:t>
       </w:r>
       <w:r>
         <w:rPr>
@@ -22729,7 +23100,13 @@
         <w:rPr>
           <w:sz w:val="28"/>
         </w:rPr>
-        <w:t>Экран содержит зону загрузки файла, список проверок и пояснение о хранении файла. Путь до запуска проверки занимает два действия: выбрать файл и нажать «</w:t>
+        <w:t>Экран содержит зону загрузки файла, список проверок и пояснение о хр</w:t>
+      </w:r>
+      <w:r>
+        <w:rPr>
+          <w:sz w:val="28"/>
+        </w:rPr>
+        <w:t>анении файла. Путь до запуска проверки занимает два действия: выбрать файл и нажать «</w:t>
       </w:r>
       <w:r>
         <w:rPr>
@@ -22782,13 +23159,7 @@
         <w:rPr>
           <w:sz w:val="28"/>
         </w:rPr>
-        <w:t>: список</w:t>
-      </w:r>
-      <w:r>
-        <w:rPr>
-          <w:sz w:val="28"/>
-        </w:rPr>
-        <w:t xml:space="preserve"> находок.</w:t>
+        <w:t>: список находок.</w:t>
       </w:r>
     </w:p>
     <w:p>
@@ -22804,7 +23175,7 @@
           <w:sz w:val="28"/>
         </w:rPr>
         <w:drawing>
-          <wp:inline distT="0" distB="0" distL="0" distR="0" wp14:anchorId="4C2A48D7" wp14:editId="0D394530">
+          <wp:inline distT="0" distB="0" distL="0" distR="0" wp14:anchorId="6C895237" wp14:editId="6B23EAF5">
             <wp:extent cx="5334000" cy="3081866"/>
             <wp:effectExtent l="0" t="0" r="0" b="0"/>
             <wp:docPr id="43" name="Picture"/>
@@ -22883,7 +23254,13 @@
         <w:rPr>
           <w:sz w:val="28"/>
         </w:rPr>
-        <w:t>Экран показывает сводку по критичности (3 критичных, 6 предупреждений, 5 заметок), долю находок с доказательством движка и таблицу находок с ячейкой, листом и ссылкой «</w:t>
+        <w:t>Экран показывает сводку по критичности (3 критичных, 6 предупре</w:t>
+      </w:r>
+      <w:r>
+        <w:rPr>
+          <w:sz w:val="28"/>
+        </w:rPr>
+        <w:t>ждений, 5 заметок), долю находок с доказательством движка и таблицу находок с ячейкой, листом и ссылкой «</w:t>
       </w:r>
       <w:r>
         <w:rPr>
@@ -22909,13 +23286,7 @@
         <w:rPr>
           <w:sz w:val="28"/>
         </w:rPr>
-        <w:t>». На бесплатном тарифе п</w:t>
-      </w:r>
-      <w:r>
-        <w:rPr>
-          <w:sz w:val="28"/>
-        </w:rPr>
-        <w:t>оказаны первые пять находок, остальные открываются после оплаты.</w:t>
+        <w:t>». На бесплатном тарифе показаны первые пять находок, остальные открываются после оплаты.</w:t>
       </w:r>
     </w:p>
     <w:p>
@@ -22942,7 +23313,13 @@
         <w:rPr>
           <w:sz w:val="28"/>
         </w:rPr>
-        <w:t>: карточка находки с доказательством.</w:t>
+        <w:t>: карточка наход</w:t>
+      </w:r>
+      <w:r>
+        <w:rPr>
+          <w:sz w:val="28"/>
+        </w:rPr>
+        <w:t>ки с доказательством.</w:t>
       </w:r>
     </w:p>
     <w:p>
@@ -22959,7 +23336,7 @@
         </w:rPr>
         <w:lastRenderedPageBreak/>
         <w:drawing>
-          <wp:inline distT="0" distB="0" distL="0" distR="0" wp14:anchorId="691FF72F" wp14:editId="0A5AC17C">
+          <wp:inline distT="0" distB="0" distL="0" distR="0" wp14:anchorId="5BF9B742" wp14:editId="15F83B5E">
             <wp:extent cx="5334000" cy="2592916"/>
             <wp:effectExtent l="0" t="0" r="0" b="0"/>
             <wp:docPr id="46" name="Picture"/>
@@ -23038,13 +23415,7 @@
         <w:rPr>
           <w:sz w:val="28"/>
         </w:rPr>
-        <w:t xml:space="preserve">Слева описаны суть находки, последствия и предлагаемое </w:t>
-      </w:r>
-      <w:r>
-        <w:rPr>
-          <w:sz w:val="28"/>
-        </w:rPr>
-        <w:t>исправление, справа - панель доказательства движка с шагами пересчета. Макет воплощает принцип «</w:t>
+        <w:t>Слева описаны суть находки, последствия и предлагаемое исправление, справа - панель доказательства движка с шагами пересчета. Макет воплощает принцип «</w:t>
       </w:r>
       <w:r>
         <w:rPr>
@@ -23057,7 +23428,13 @@
         <w:rPr>
           <w:sz w:val="28"/>
         </w:rPr>
-        <w:t xml:space="preserve"> предлагает, движок доказывает»: все числа приведены как результат вычисления, а текст объяснения вторичен.</w:t>
+        <w:t xml:space="preserve"> предлагает, движ</w:t>
+      </w:r>
+      <w:r>
+        <w:rPr>
+          <w:sz w:val="28"/>
+        </w:rPr>
+        <w:t>ок доказывает»: все числа приведены как результат вычисления, а текст объяснения вторичен.</w:t>
       </w:r>
     </w:p>
     <w:p>
@@ -23084,13 +23461,7 @@
         <w:rPr>
           <w:sz w:val="28"/>
         </w:rPr>
-        <w:t>: отчет аудита</w:t>
-      </w:r>
-      <w:r>
-        <w:rPr>
-          <w:sz w:val="28"/>
-        </w:rPr>
-        <w:t>.</w:t>
+        <w:t>: отчет аудита.</w:t>
       </w:r>
     </w:p>
     <w:p>
@@ -23106,7 +23477,7 @@
           <w:sz w:val="28"/>
         </w:rPr>
         <w:drawing>
-          <wp:inline distT="0" distB="0" distL="0" distR="0" wp14:anchorId="56BD6BBE" wp14:editId="3BDB2C9E">
+          <wp:inline distT="0" distB="0" distL="0" distR="0" wp14:anchorId="6F0A3733" wp14:editId="75F48640">
             <wp:extent cx="5334000" cy="2332014"/>
             <wp:effectExtent l="0" t="0" r="0" b="0"/>
             <wp:docPr id="49" name="Picture"/>
@@ -23185,13 +23556,13 @@
         <w:rPr>
           <w:sz w:val="28"/>
         </w:rPr>
-        <w:t xml:space="preserve">Отчет включает показатели модели (оценка 72 из 100, 3 критичных находки, 48 210 проверенных ячеек, время движка 27 секунд), распределение находок по листам и рекомендации. Время движка согласуется с целью </w:t>
-      </w:r>
-      <w:r>
-        <w:rPr>
-          <w:sz w:val="28"/>
-        </w:rPr>
-        <w:t>проекта проверять 100 тыс. ячеек быстрее 60 секунд.</w:t>
+        <w:t xml:space="preserve">Отчет включает показатели модели (оценка 72 из 100, 3 критичных </w:t>
+      </w:r>
+      <w:r>
+        <w:rPr>
+          <w:sz w:val="28"/>
+        </w:rPr>
+        <w:t>находки, 48 210 проверенных ячеек, время движка 27 секунд), распределение находок по листам и рекомендации. Время движка согласуется с целью проекта проверять 100 тыс. ячеек быстрее 60 секунд.</w:t>
       </w:r>
     </w:p>
     <w:p>
@@ -23235,7 +23606,7 @@
         </w:rPr>
         <w:lastRenderedPageBreak/>
         <w:drawing>
-          <wp:inline distT="0" distB="0" distL="0" distR="0" wp14:anchorId="624B8602" wp14:editId="0660E80D">
+          <wp:inline distT="0" distB="0" distL="0" distR="0" wp14:anchorId="40CF46A7" wp14:editId="6AD642D1">
             <wp:extent cx="5334000" cy="2691467"/>
             <wp:effectExtent l="0" t="0" r="0" b="0"/>
             <wp:docPr id="52" name="Picture"/>
@@ -23314,13 +23685,7 @@
         <w:rPr>
           <w:sz w:val="28"/>
         </w:rPr>
-        <w:t>Экран регистрации состоит из краткого описания выгод (бесплатный тариф без карты, удаление файлов через 24 часа, о</w:t>
-      </w:r>
-      <w:r>
-        <w:rPr>
-          <w:sz w:val="28"/>
-        </w:rPr>
-        <w:t xml:space="preserve">бработка данных в ЕС) и формы с рабочей почтой, паролем, согласием с условиями и входом через </w:t>
+        <w:t xml:space="preserve">Экран регистрации состоит из краткого описания выгод (бесплатный тариф без карты, удаление файлов через 24 часа, обработка данных в ЕС) и формы с рабочей почтой, паролем, согласием с условиями и входом через </w:t>
       </w:r>
       <w:r>
         <w:rPr>
@@ -23333,7 +23698,13 @@
         <w:rPr>
           <w:sz w:val="28"/>
         </w:rPr>
-        <w:t xml:space="preserve">. Переход от тарифа </w:t>
+        <w:t>.</w:t>
+      </w:r>
+      <w:r>
+        <w:rPr>
+          <w:sz w:val="28"/>
+        </w:rPr>
+        <w:t xml:space="preserve"> Переход от тарифа </w:t>
       </w:r>
       <w:r>
         <w:rPr>
@@ -23389,7 +23760,7 @@
           <w:sz w:val="28"/>
         </w:rPr>
         <w:drawing>
-          <wp:inline distT="0" distB="0" distL="0" distR="0" wp14:anchorId="4EB2EEB9" wp14:editId="417D0B4B">
+          <wp:inline distT="0" distB="0" distL="0" distR="0" wp14:anchorId="38CE3713" wp14:editId="5A23A426">
             <wp:extent cx="5334000" cy="2737379"/>
             <wp:effectExtent l="0" t="0" r="0" b="0"/>
             <wp:docPr id="55" name="Picture"/>
@@ -23494,7 +23865,13 @@
         <w:rPr>
           <w:sz w:val="28"/>
         </w:rPr>
-        <w:t xml:space="preserve"> и напоминание о возможности отмены и о покупке одного аудита за 9 </w:t>
+        <w:t xml:space="preserve"> и напоминание о возможност</w:t>
+      </w:r>
+      <w:r>
+        <w:rPr>
+          <w:sz w:val="28"/>
+        </w:rPr>
+        <w:t>и отмены и о покупке одного аудита за 9 </w:t>
       </w:r>
       <w:r>
         <w:rPr>
@@ -23507,13 +23884,7 @@
         <w:rPr>
           <w:sz w:val="28"/>
         </w:rPr>
-        <w:t>. Оплата вынесена после первого бесплатного результата, как предусмотрено сценарием монетиз</w:t>
-      </w:r>
-      <w:r>
-        <w:rPr>
-          <w:sz w:val="28"/>
-        </w:rPr>
-        <w:t>ации.</w:t>
+        <w:t>. Оплата вынесена после первого бесплатного результата, как предусмотрено сценарием монетизации.</w:t>
       </w:r>
     </w:p>
     <w:p>
@@ -23557,7 +23928,7 @@
         </w:rPr>
         <w:lastRenderedPageBreak/>
         <w:drawing>
-          <wp:inline distT="0" distB="0" distL="0" distR="0" wp14:anchorId="75271F26" wp14:editId="78E2EC03">
+          <wp:inline distT="0" distB="0" distL="0" distR="0" wp14:anchorId="245D3440" wp14:editId="26AA4B0D">
             <wp:extent cx="5334000" cy="4149208"/>
             <wp:effectExtent l="0" t="0" r="0" b="0"/>
             <wp:docPr id="58" name="Picture"/>
@@ -23622,7 +23993,13 @@
         <w:rPr>
           <w:sz w:val="28"/>
         </w:rPr>
-        <w:t>: безопасность и политика данных</w:t>
+        <w:t>: безопасность и поли</w:t>
+      </w:r>
+      <w:r>
+        <w:rPr>
+          <w:sz w:val="28"/>
+        </w:rPr>
+        <w:t>тика данных</w:t>
       </w:r>
     </w:p>
     <w:p>
@@ -23636,13 +24013,7 @@
         <w:rPr>
           <w:sz w:val="28"/>
         </w:rPr>
-        <w:t>Страница безопасности объясняет четыре принципа: обработка в ЕС, удаление файлов через 24 часа, отсутствие обучения моделе</w:t>
-      </w:r>
-      <w:r>
-        <w:rPr>
-          <w:sz w:val="28"/>
-        </w:rPr>
-        <w:t>й на данных клиента и доказательство движком вместо догадок; внизу указана строка о соответствии (</w:t>
+        <w:t>Страница безопасности объясняет четыре принципа: обработка в ЕС, удаление файлов через 24 часа, отсутствие обучения моделей на данных клиента и доказательство движком вместо догадок; внизу указана строка о соответствии (</w:t>
       </w:r>
       <w:r>
         <w:rPr>
@@ -23655,7 +24026,13 @@
         <w:rPr>
           <w:sz w:val="28"/>
         </w:rPr>
-        <w:t xml:space="preserve">, размещение в ЕС, проверки </w:t>
+        <w:t>, размещение в ЕС, п</w:t>
+      </w:r>
+      <w:r>
+        <w:rPr>
+          <w:sz w:val="28"/>
+        </w:rPr>
+        <w:t xml:space="preserve">роверки </w:t>
       </w:r>
       <w:r>
         <w:rPr>
@@ -23694,13 +24071,7 @@
         <w:rPr>
           <w:sz w:val="28"/>
         </w:rPr>
-        <w:t xml:space="preserve"> 2 не входят в первые версии, как предусмотрено ПЗ1. Страница</w:t>
-      </w:r>
-      <w:r>
-        <w:rPr>
-          <w:sz w:val="28"/>
-        </w:rPr>
-        <w:t xml:space="preserve"> закрывает барьер доверия, выявленный в ЛР5 и риском </w:t>
+        <w:t xml:space="preserve"> 2 не входят в первые версии, как предусмотрено ПЗ1. Страница закрывает барьер доверия, выявленный в ЛР5 и риском </w:t>
       </w:r>
       <w:r>
         <w:rPr>
@@ -23723,7 +24094,7 @@
         <w:ind w:firstLine="709"/>
       </w:pPr>
       <w:bookmarkStart w:id="16" w:name="_fc51781abcc4857bf621eab6b8861ea54729fed"/>
-      <w:bookmarkStart w:id="17" w:name="_Toc242012100"/>
+      <w:bookmarkStart w:id="17" w:name="_Toc242017718"/>
       <w:bookmarkEnd w:id="15"/>
       <w:bookmarkEnd w:id="12"/>
       <w:r>
@@ -23746,13 +24117,19 @@
         <w:rPr>
           <w:sz w:val="28"/>
         </w:rPr>
-        <w:t>Методика [5] оценивает 24 единицы разработки по десяти показателям и относит их к первому релизу, следующим релизам или к гипотезам. Единица попадает в п</w:t>
-      </w:r>
-      <w:r>
-        <w:rPr>
-          <w:sz w:val="28"/>
-        </w:rPr>
-        <w:t>ервый релиз, если она связана с ценностным предложением, доходом, доказательна и ее потеря критична, либо если балл первого релиза не ниже 3,7.</w:t>
+        <w:t>Методика [5] оценив</w:t>
+      </w:r>
+      <w:r>
+        <w:rPr>
+          <w:sz w:val="28"/>
+        </w:rPr>
+        <w:t>ает 24 единицы разработки по десяти показателям и относит их к первому релизу, следующим релизам или к гипотезам. Единица попадает в первый релиз, если она связана с ценностным предложением, доходом, доказательна и ее потеря критична, либо если балл первог</w:t>
+      </w:r>
+      <w:r>
+        <w:rPr>
+          <w:sz w:val="28"/>
+        </w:rPr>
+        <w:t>о релиза не ниже 3,7.</w:t>
       </w:r>
     </w:p>
     <w:p>
@@ -23779,13 +24156,7 @@
         <w:rPr>
           <w:sz w:val="28"/>
         </w:rPr>
-        <w:t>Таблица 18 – Состав релизов по единицам разраб</w:t>
-      </w:r>
-      <w:r>
-        <w:rPr>
-          <w:sz w:val="28"/>
-        </w:rPr>
-        <w:t>отки</w:t>
+        <w:t>Таблица 18 – Состав релизов по единицам разработки</w:t>
       </w:r>
     </w:p>
     <w:tbl>
@@ -25103,7 +25474,13 @@
               <w:rPr>
                 <w:sz w:val="24"/>
               </w:rPr>
-              <w:t>: проверка книги</w:t>
+              <w:t xml:space="preserve">: </w:t>
+            </w:r>
+            <w:r>
+              <w:rPr>
+                <w:sz w:val="24"/>
+              </w:rPr>
+              <w:t>проверка книги</w:t>
             </w:r>
           </w:p>
         </w:tc>
@@ -25334,13 +25711,7 @@
               <w:rPr>
                 <w:sz w:val="24"/>
               </w:rPr>
-              <w:t xml:space="preserve">-пояснения и подсказки </w:t>
-            </w:r>
-            <w:r>
-              <w:rPr>
-                <w:sz w:val="24"/>
-              </w:rPr>
-              <w:t>исправления</w:t>
+              <w:t>-пояснения и подсказки исправления</w:t>
             </w:r>
           </w:p>
         </w:tc>
@@ -27129,8 +27500,8 @@
           <w:sz w:val="28"/>
         </w:rPr>
         <w:drawing>
-          <wp:inline distT="0" distB="0" distL="0" distR="0" wp14:anchorId="34852EFE" wp14:editId="7468A282">
-            <wp:extent cx="5334000" cy="2341756"/>
+          <wp:inline distT="0" distB="0" distL="0" distR="0" wp14:anchorId="6E0DF65B" wp14:editId="28B0E996">
+            <wp:extent cx="5334000" cy="2536902"/>
             <wp:effectExtent l="0" t="0" r="0" b="0"/>
             <wp:docPr id="63" name="Picture"/>
             <wp:cNvGraphicFramePr/>
@@ -27152,7 +27523,7 @@
                   <pic:spPr bwMode="auto">
                     <a:xfrm>
                       <a:off x="0" y="0"/>
-                      <a:ext cx="5334000" cy="2341756"/>
+                      <a:ext cx="5334000" cy="2536902"/>
                     </a:xfrm>
                     <a:prstGeom prst="rect">
                       <a:avLst/>
@@ -28033,7 +28404,7 @@
         <w:ind w:firstLine="709"/>
       </w:pPr>
       <w:bookmarkStart w:id="18" w:name="_fb011a212b736610690ebb69f4e92f01bd3b3f9"/>
-      <w:bookmarkStart w:id="19" w:name="_Toc242012101"/>
+      <w:bookmarkStart w:id="19" w:name="_Toc242017719"/>
       <w:bookmarkEnd w:id="16"/>
       <w:r>
         <w:rPr>
@@ -28941,7 +29312,7 @@
         <w:ind w:firstLine="709"/>
       </w:pPr>
       <w:bookmarkStart w:id="20" w:name="_339ae803435bd6b9a653c2b18dadc62dc9ad8e7"/>
-      <w:bookmarkStart w:id="21" w:name="_Toc242012102"/>
+      <w:bookmarkStart w:id="21" w:name="_Toc242017720"/>
       <w:bookmarkEnd w:id="18"/>
       <w:r>
         <w:rPr>
@@ -29065,7 +29436,7 @@
         <w:ind w:firstLine="709"/>
       </w:pPr>
       <w:bookmarkStart w:id="22" w:name="_1bfdad9d2d88ddb6ca16c31c1d4d4943679f32f"/>
-      <w:bookmarkStart w:id="23" w:name="_Toc242012103"/>
+      <w:bookmarkStart w:id="23" w:name="_Toc242017721"/>
       <w:bookmarkEnd w:id="20"/>
       <w:bookmarkEnd w:id="2"/>
       <w:r>
@@ -29295,7 +29666,7 @@
         <w:jc w:val="center"/>
       </w:pPr>
       <w:bookmarkStart w:id="24" w:name="_выводы"/>
-      <w:bookmarkStart w:id="25" w:name="_Toc242012104"/>
+      <w:bookmarkStart w:id="25" w:name="_Toc242017722"/>
       <w:bookmarkEnd w:id="22"/>
       <w:r>
         <w:rPr>
@@ -29344,13 +29715,7 @@
         <w:rPr>
           <w:sz w:val="28"/>
         </w:rPr>
-        <w:t>, кома</w:t>
-      </w:r>
-      <w:r>
-        <w:rPr>
-          <w:sz w:val="28"/>
-        </w:rPr>
-        <w:t>ндный сервис) и три единицы монетизации (9, 19 и 29 </w:t>
+        <w:t>, командный сервис) и три единицы монетизации (9, 19 и 29 </w:t>
       </w:r>
       <w:r>
         <w:rPr>
@@ -29377,7 +29742,13 @@
         <w:rPr>
           <w:sz w:val="28"/>
         </w:rPr>
-        <w:t xml:space="preserve">Канвас готов на 67 % по блокам: слабее остальных каналы, ключевые ресурсы и партнеры. В </w:t>
+        <w:t>Канвас готов на 67 % по блокам: слабее остальных каналы, ключевые ресурс</w:t>
+      </w:r>
+      <w:r>
+        <w:rPr>
+          <w:sz w:val="28"/>
+        </w:rPr>
+        <w:t xml:space="preserve">ы и партнеры. В </w:t>
       </w:r>
       <w:r>
         <w:rPr>
@@ -29429,13 +29800,7 @@
         <w:rPr>
           <w:sz w:val="28"/>
         </w:rPr>
-        <w:t xml:space="preserve"> и релиз, остальные единицы остаются г</w:t>
-      </w:r>
-      <w:r>
-        <w:rPr>
-          <w:sz w:val="28"/>
-        </w:rPr>
-        <w:t>ипотезами.</w:t>
+        <w:t xml:space="preserve"> и релиз, остальные единицы остаются гипотезами.</w:t>
       </w:r>
     </w:p>
     <w:p>
@@ -29449,7 +29814,13 @@
         <w:rPr>
           <w:sz w:val="28"/>
         </w:rPr>
-        <w:t xml:space="preserve">Главный риск плана - узкое окно платной беты при цели 50 платящих: его нужно снимать дополнительными каналами и ранним измерением конверсий. Следующие шаги: заменить демонстрационные данные макетов </w:t>
+        <w:t>Главный риск плана - узкое окно платной беты при цели 50 плат</w:t>
+      </w:r>
+      <w:r>
+        <w:rPr>
+          <w:sz w:val="28"/>
+        </w:rPr>
+        <w:t xml:space="preserve">ящих: его нужно снимать дополнительными каналами и ранним измерением конверсий. Следующие шаги: заменить демонстрационные данные макетов </w:t>
       </w:r>
       <w:r>
         <w:rPr>
@@ -29462,13 +29833,7 @@
         <w:rPr>
           <w:sz w:val="28"/>
         </w:rPr>
-        <w:t xml:space="preserve"> реальными результатами движка после запус</w:t>
-      </w:r>
-      <w:r>
-        <w:rPr>
-          <w:sz w:val="28"/>
-        </w:rPr>
-        <w:t xml:space="preserve">ка </w:t>
+        <w:t xml:space="preserve"> реальными результатами движка после запуска </w:t>
       </w:r>
       <w:r>
         <w:rPr>
@@ -29481,7 +29846,13 @@
         <w:rPr>
           <w:sz w:val="28"/>
         </w:rPr>
-        <w:t>, провести реальный опрос по платежеспособности и Кано, затем свести результаты в итоговом отчете ЛР7.</w:t>
+        <w:t>, провести реальный опрос по платежеспособности и Кано, затем свес</w:t>
+      </w:r>
+      <w:r>
+        <w:rPr>
+          <w:sz w:val="28"/>
+        </w:rPr>
+        <w:t>ти результаты в итоговом отчете ЛР7.</w:t>
       </w:r>
     </w:p>
     <w:p>
@@ -29492,7 +29863,7 @@
         <w:jc w:val="center"/>
       </w:pPr>
       <w:bookmarkStart w:id="26" w:name="_274f6a444530ef90b0479dabf3d210f01e97699"/>
-      <w:bookmarkStart w:id="27" w:name="_Toc242012105"/>
+      <w:bookmarkStart w:id="27" w:name="_Toc242017723"/>
       <w:bookmarkEnd w:id="24"/>
       <w:r>
         <w:rPr>
@@ -29532,13 +29903,7 @@
         <w:rPr>
           <w:sz w:val="28"/>
         </w:rPr>
-        <w:t>. Методические материалы дисциплин</w:t>
-      </w:r>
-      <w:r>
-        <w:rPr>
-          <w:sz w:val="28"/>
-        </w:rPr>
-        <w:t>ы «Электронный бизнес» к лабораторной работе № 6. – Минск : БГУИР, 2026.</w:t>
+        <w:t>. Методические материалы дисциплины «Электронный бизнес» к лабораторной работе № 6. – Минск : БГУИР, 2026.</w:t>
       </w:r>
     </w:p>
     <w:p>
@@ -29587,13 +29952,7 @@
         <w:rPr>
           <w:sz w:val="28"/>
         </w:rPr>
-        <w:t>Методика формулирования бизнес-</w:t>
-      </w:r>
-      <w:r>
-        <w:rPr>
-          <w:sz w:val="28"/>
-        </w:rPr>
-        <w:t xml:space="preserve">логики и пользовательских сценариев; шаблон </w:t>
+        <w:t xml:space="preserve">Методика формулирования бизнес-логики и пользовательских сценариев; шаблон </w:t>
       </w:r>
       <w:r>
         <w:rPr>
@@ -29606,7 +29965,13 @@
         <w:rPr>
           <w:sz w:val="28"/>
         </w:rPr>
-        <w:t>. Методические материалы дисциплины «Электронный бизнес». – Минск : БГУИР, 2026.</w:t>
+        <w:t>. Методические материал</w:t>
+      </w:r>
+      <w:r>
+        <w:rPr>
+          <w:sz w:val="28"/>
+        </w:rPr>
+        <w:t>ы дисциплины «Электронный бизнес». – Минск : БГУИР, 2026.</w:t>
       </w:r>
     </w:p>
     <w:p>
@@ -29637,13 +30002,7 @@
         <w:rPr>
           <w:sz w:val="28"/>
         </w:rPr>
-        <w:t>. Методические материалы дисциплины «Электронный биз</w:t>
-      </w:r>
-      <w:r>
-        <w:rPr>
-          <w:sz w:val="28"/>
-        </w:rPr>
-        <w:t>нес». – Минск : БГУИР, 2026.</w:t>
+        <w:t>. Методические материалы дисциплины «Электронный бизнес». – Минск : БГУИР, 2026.</w:t>
       </w:r>
     </w:p>
     <w:p>
@@ -29661,7 +30020,13 @@
         <w:rPr>
           <w:sz w:val="28"/>
         </w:rPr>
-        <w:t xml:space="preserve">Методика деления разработки сайта на релизы; шаблон </w:t>
+        <w:t>Методика деления разработки сайта на релизы</w:t>
+      </w:r>
+      <w:r>
+        <w:rPr>
+          <w:sz w:val="28"/>
+        </w:rPr>
+        <w:t xml:space="preserve">; шаблон </w:t>
       </w:r>
       <w:r>
         <w:rPr>
@@ -29725,20 +30090,19 @@
           <w:i/>
           <w:sz w:val="28"/>
         </w:rPr>
-        <w:t>TableM</w:t>
-      </w:r>
-      <w:r>
-        <w:rPr>
-          <w:i/>
-          <w:sz w:val="28"/>
-        </w:rPr>
-        <w:t>ind</w:t>
-      </w:r>
-      <w:r>
-        <w:rPr>
-          <w:sz w:val="28"/>
-        </w:rPr>
-        <w:t>: отчеты по практическим занятиям по дисциплине «Управление проектами»; отчеты по лабораторным работам № 1, № 2–3, № 4, № 5 по дисциплине «Электронный бизнес» / Р. В. Земляник. – Минск : БГУИР, 2026.</w:t>
+        <w:t>TableMind</w:t>
+      </w:r>
+      <w:r>
+        <w:rPr>
+          <w:sz w:val="28"/>
+        </w:rPr>
+        <w:t>: отчеты по практическим занятиям по дисциплине «Управление проектами</w:t>
+      </w:r>
+      <w:r>
+        <w:rPr>
+          <w:sz w:val="28"/>
+        </w:rPr>
+        <w:t>»; отчеты по лабораторным работам № 1, № 2–3, № 4, № 5 по дисциплине «Электронный бизнес» / Р. В. Земляник. – Минск : БГУИР, 2026.</w:t>
       </w:r>
     </w:p>
     <w:p>
@@ -30535,7 +30899,7 @@
         <w:jc w:val="center"/>
       </w:pPr>
       <w:bookmarkStart w:id="28" w:name="_3d74faf1500c1b2a4a8bfa8e0e37c74206ce73d"/>
-      <w:bookmarkStart w:id="29" w:name="_Toc242012106"/>
+      <w:bookmarkStart w:id="29" w:name="_Toc242017724"/>
       <w:bookmarkEnd w:id="26"/>
       <w:r>
         <w:rPr>
@@ -31348,7 +31712,7 @@
         <w:jc w:val="center"/>
       </w:pPr>
       <w:bookmarkStart w:id="30" w:name="_25083b51e17d9d99817d1269b6af13d75b604a4"/>
-      <w:bookmarkStart w:id="31" w:name="_Toc242012107"/>
+      <w:bookmarkStart w:id="31" w:name="_Toc242017725"/>
       <w:bookmarkEnd w:id="28"/>
       <w:r>
         <w:rPr>
@@ -32199,7 +32563,7 @@
         <w:jc w:val="center"/>
       </w:pPr>
       <w:bookmarkStart w:id="32" w:name="_6574ce6d3bdcb7786930e8390195aee2be99a58"/>
-      <w:bookmarkStart w:id="33" w:name="_Toc242012108"/>
+      <w:bookmarkStart w:id="33" w:name="_Toc242017726"/>
       <w:bookmarkEnd w:id="30"/>
       <w:r>
         <w:rPr>
@@ -32611,7 +32975,7 @@
         <w:jc w:val="center"/>
       </w:pPr>
       <w:bookmarkStart w:id="34" w:name="_9415338eb7aade5a81d9d1583f95cf4a5b310ea"/>
-      <w:bookmarkStart w:id="35" w:name="_Toc242012109"/>
+      <w:bookmarkStart w:id="35" w:name="_Toc242017727"/>
       <w:bookmarkEnd w:id="32"/>
       <w:r>
         <w:rPr>
@@ -34522,7 +34886,7 @@
         <w:jc w:val="center"/>
       </w:pPr>
       <w:bookmarkStart w:id="36" w:name="_21cff5e6573cc685eba2e5d01fbe1912356e1d7"/>
-      <w:bookmarkStart w:id="37" w:name="_Toc242012110"/>
+      <w:bookmarkStart w:id="37" w:name="_Toc242017728"/>
       <w:bookmarkEnd w:id="34"/>
       <w:r>
         <w:rPr>
@@ -34639,7 +35003,7 @@
           <w:sz w:val="28"/>
         </w:rPr>
         <w:drawing>
-          <wp:inline distT="0" distB="0" distL="0" distR="0" wp14:anchorId="6D2F4611" wp14:editId="499FE94B">
+          <wp:inline distT="0" distB="0" distL="0" distR="0" wp14:anchorId="25FDE1F5" wp14:editId="17D22BE7">
             <wp:extent cx="5334000" cy="2375958"/>
             <wp:effectExtent l="0" t="0" r="0" b="0"/>
             <wp:docPr id="77" name="Picture"/>
@@ -34832,7 +35196,7 @@
           <w:sz w:val="28"/>
         </w:rPr>
         <w:drawing>
-          <wp:inline distT="0" distB="0" distL="0" distR="0" wp14:anchorId="16C5CA79" wp14:editId="3CF550D5">
+          <wp:inline distT="0" distB="0" distL="0" distR="0" wp14:anchorId="74EB03B9" wp14:editId="76FAC2FF">
             <wp:extent cx="5334000" cy="2375958"/>
             <wp:effectExtent l="0" t="0" r="0" b="0"/>
             <wp:docPr id="80" name="Picture"/>
@@ -35007,7 +35371,7 @@
         </w:rPr>
         <w:lastRenderedPageBreak/>
         <w:drawing>
-          <wp:inline distT="0" distB="0" distL="0" distR="0" wp14:anchorId="2A2AE328" wp14:editId="4A593EF6">
+          <wp:inline distT="0" distB="0" distL="0" distR="0" wp14:anchorId="0D1794F8" wp14:editId="5CBAA9F6">
             <wp:extent cx="5334000" cy="2375958"/>
             <wp:effectExtent l="0" t="0" r="0" b="0"/>
             <wp:docPr id="83" name="Picture"/>
@@ -35239,7 +35603,7 @@
           <w:sz w:val="28"/>
         </w:rPr>
         <w:drawing>
-          <wp:inline distT="0" distB="0" distL="0" distR="0" wp14:anchorId="5CD13D81" wp14:editId="62316B68">
+          <wp:inline distT="0" distB="0" distL="0" distR="0" wp14:anchorId="0017213B" wp14:editId="12628644">
             <wp:extent cx="5334000" cy="2375958"/>
             <wp:effectExtent l="0" t="0" r="0" b="0"/>
             <wp:docPr id="86" name="Picture"/>
@@ -35414,7 +35778,7 @@
         </w:rPr>
         <w:lastRenderedPageBreak/>
         <w:drawing>
-          <wp:inline distT="0" distB="0" distL="0" distR="0" wp14:anchorId="1CF2640D" wp14:editId="19F51673">
+          <wp:inline distT="0" distB="0" distL="0" distR="0" wp14:anchorId="68C58A29" wp14:editId="7D523BDF">
             <wp:extent cx="5334000" cy="2375958"/>
             <wp:effectExtent l="0" t="0" r="0" b="0"/>
             <wp:docPr id="89" name="Picture"/>
@@ -35607,7 +35971,7 @@
           <w:sz w:val="28"/>
         </w:rPr>
         <w:drawing>
-          <wp:inline distT="0" distB="0" distL="0" distR="0" wp14:anchorId="6A6AF771" wp14:editId="24A396B3">
+          <wp:inline distT="0" distB="0" distL="0" distR="0" wp14:anchorId="56CFE71A" wp14:editId="00E1AB7D">
             <wp:extent cx="5334000" cy="2375958"/>
             <wp:effectExtent l="0" t="0" r="0" b="0"/>
             <wp:docPr id="92" name="Picture"/>
@@ -35840,7 +36204,7 @@
         </w:rPr>
         <w:lastRenderedPageBreak/>
         <w:drawing>
-          <wp:inline distT="0" distB="0" distL="0" distR="0" wp14:anchorId="32D9130A" wp14:editId="4CBC4172">
+          <wp:inline distT="0" distB="0" distL="0" distR="0" wp14:anchorId="6C7C821F" wp14:editId="7F98C370">
             <wp:extent cx="5334000" cy="2375958"/>
             <wp:effectExtent l="0" t="0" r="0" b="0"/>
             <wp:docPr id="95" name="Picture"/>
@@ -36013,7 +36377,7 @@
           <w:sz w:val="28"/>
         </w:rPr>
         <w:drawing>
-          <wp:inline distT="0" distB="0" distL="0" distR="0" wp14:anchorId="6D2791F2" wp14:editId="2216E175">
+          <wp:inline distT="0" distB="0" distL="0" distR="0" wp14:anchorId="228EA5E3" wp14:editId="557EB53A">
             <wp:extent cx="5334000" cy="2375958"/>
             <wp:effectExtent l="0" t="0" r="0" b="0"/>
             <wp:docPr id="98" name="Picture"/>
@@ -36169,7 +36533,7 @@
         <w:jc w:val="center"/>
       </w:pPr>
       <w:bookmarkStart w:id="38" w:name="_e580caf5f2a0052cd60a87b42295a622f26cf83"/>
-      <w:bookmarkStart w:id="39" w:name="_Toc242012111"/>
+      <w:bookmarkStart w:id="39" w:name="_Toc242017729"/>
       <w:bookmarkEnd w:id="36"/>
       <w:r>
         <w:rPr>
@@ -37542,7 +37906,7 @@
         <w:jc w:val="center"/>
       </w:pPr>
       <w:bookmarkStart w:id="40" w:name="_842467a5cac37707b6170e940cae61833a7b12c"/>
-      <w:bookmarkStart w:id="41" w:name="_Toc242012112"/>
+      <w:bookmarkStart w:id="41" w:name="_Toc242017730"/>
       <w:bookmarkEnd w:id="38"/>
       <w:r>
         <w:rPr>
@@ -38596,7 +38960,7 @@
   <w:abstractNum w:abstractNumId="0" w15:restartNumberingAfterBreak="0">
     <w:nsid w:val="0000A990"/>
     <w:multiLevelType w:val="multilevel"/>
-    <w:tmpl w:val="332EB87E"/>
+    <w:tmpl w:val="3E78CD66"/>
     <w:lvl w:ilvl="0">
       <w:numFmt w:val="bullet"/>
       <w:lvlText w:val=" "/>
@@ -38673,7 +39037,7 @@
   <w:abstractNum w:abstractNumId="1" w15:restartNumberingAfterBreak="0">
     <w:nsid w:val="00A99411"/>
     <w:multiLevelType w:val="multilevel"/>
-    <w:tmpl w:val="393C1108"/>
+    <w:tmpl w:val="5FC445BA"/>
     <w:lvl w:ilvl="0">
       <w:start w:val="1"/>
       <w:numFmt w:val="decimal"/>
@@ -40151,7 +40515,7 @@
     <w:autoRedefine/>
     <w:uiPriority w:val="39"/>
     <w:unhideWhenUsed/>
-    <w:rsid w:val="00236DD9"/>
+    <w:rsid w:val="00F7071A"/>
     <w:pPr>
       <w:spacing w:after="100"/>
     </w:pPr>
@@ -40163,7 +40527,7 @@
     <w:autoRedefine/>
     <w:uiPriority w:val="39"/>
     <w:unhideWhenUsed/>
-    <w:rsid w:val="00236DD9"/>
+    <w:rsid w:val="00F7071A"/>
     <w:pPr>
       <w:spacing w:after="100"/>
       <w:ind w:left="240"/>

--- a/ЛР6_ЦП_Канвас_сценарии_релизы/ОТЧЕТ_ЛР6_TableMind.docx
+++ b/ЛР6_ЦП_Канвас_сценарии_релизы/ОТЧЕТ_ЛР6_TableMind.docx
@@ -263,7 +263,7 @@
       <w:r>
         <w:fldChar w:fldCharType="separate"/>
       </w:r>
-      <w:hyperlink w:anchor="_Toc242017711" w:history="1">
+      <w:hyperlink w:anchor="_Toc242018893" w:history="1">
         <w:r>
           <w:rPr>
             <w:rStyle w:val="af"/>
@@ -291,7 +291,7 @@
             <w:noProof/>
             <w:webHidden/>
           </w:rPr>
-          <w:instrText xml:space="preserve"> PAGEREF _Toc242017711 \h </w:instrText>
+          <w:instrText xml:space="preserve"> PAGEREF _Toc242018893 \h </w:instrText>
         </w:r>
         <w:r>
           <w:rPr>
@@ -332,7 +332,7 @@
           <w:noProof/>
         </w:rPr>
       </w:pPr>
-      <w:hyperlink w:anchor="_Toc242017712" w:history="1">
+      <w:hyperlink w:anchor="_Toc242018894" w:history="1">
         <w:r>
           <w:rPr>
             <w:rStyle w:val="af"/>
@@ -360,7 +360,7 @@
             <w:noProof/>
             <w:webHidden/>
           </w:rPr>
-          <w:instrText xml:space="preserve"> PAGEREF _Toc242017712 \h </w:instrText>
+          <w:instrText xml:space="preserve"> PAGEREF _Toc242018894 \h </w:instrText>
         </w:r>
         <w:r>
           <w:rPr>
@@ -401,7 +401,7 @@
           <w:noProof/>
         </w:rPr>
       </w:pPr>
-      <w:hyperlink w:anchor="_Toc242017713" w:history="1">
+      <w:hyperlink w:anchor="_Toc242018895" w:history="1">
         <w:r>
           <w:rPr>
             <w:rStyle w:val="af"/>
@@ -429,7 +429,7 @@
             <w:noProof/>
             <w:webHidden/>
           </w:rPr>
-          <w:instrText xml:space="preserve"> PAGEREF _Toc242017713 \h </w:instrText>
+          <w:instrText xml:space="preserve"> PAGEREF _Toc242018895 \h </w:instrText>
         </w:r>
         <w:r>
           <w:rPr>
@@ -470,7 +470,7 @@
           <w:noProof/>
         </w:rPr>
       </w:pPr>
-      <w:hyperlink w:anchor="_Toc242017714" w:history="1">
+      <w:hyperlink w:anchor="_Toc242018896" w:history="1">
         <w:r>
           <w:rPr>
             <w:rStyle w:val="af"/>
@@ -498,7 +498,7 @@
             <w:noProof/>
             <w:webHidden/>
           </w:rPr>
-          <w:instrText xml:space="preserve"> PAGEREF _Toc242017714 \h </w:instrText>
+          <w:instrText xml:space="preserve"> PAGEREF _Toc242018896 \h </w:instrText>
         </w:r>
         <w:r>
           <w:rPr>
@@ -539,7 +539,7 @@
           <w:noProof/>
         </w:rPr>
       </w:pPr>
-      <w:hyperlink w:anchor="_Toc242017715" w:history="1">
+      <w:hyperlink w:anchor="_Toc242018897" w:history="1">
         <w:r>
           <w:rPr>
             <w:rStyle w:val="af"/>
@@ -567,7 +567,7 @@
             <w:noProof/>
             <w:webHidden/>
           </w:rPr>
-          <w:instrText xml:space="preserve"> PAGEREF _Toc242017715 \h </w:instrText>
+          <w:instrText xml:space="preserve"> PAGEREF _Toc242018897 \h </w:instrText>
         </w:r>
         <w:r>
           <w:rPr>
@@ -608,7 +608,7 @@
           <w:noProof/>
         </w:rPr>
       </w:pPr>
-      <w:hyperlink w:anchor="_Toc242017716" w:history="1">
+      <w:hyperlink w:anchor="_Toc242018898" w:history="1">
         <w:r>
           <w:rPr>
             <w:rStyle w:val="af"/>
@@ -636,7 +636,7 @@
             <w:noProof/>
             <w:webHidden/>
           </w:rPr>
-          <w:instrText xml:space="preserve"> PAGEREF _Toc242017716 \h </w:instrText>
+          <w:instrText xml:space="preserve"> PAGEREF _Toc242018898 \h </w:instrText>
         </w:r>
         <w:r>
           <w:rPr>
@@ -677,7 +677,7 @@
           <w:noProof/>
         </w:rPr>
       </w:pPr>
-      <w:hyperlink w:anchor="_Toc242017717" w:history="1">
+      <w:hyperlink w:anchor="_Toc242018899" w:history="1">
         <w:r>
           <w:rPr>
             <w:rStyle w:val="af"/>
@@ -705,7 +705,7 @@
             <w:noProof/>
             <w:webHidden/>
           </w:rPr>
-          <w:instrText xml:space="preserve"> PAGEREF _Toc242017717 \h </w:instrText>
+          <w:instrText xml:space="preserve"> PAGEREF _Toc242018899 \h </w:instrText>
         </w:r>
         <w:r>
           <w:rPr>
@@ -746,7 +746,7 @@
           <w:noProof/>
         </w:rPr>
       </w:pPr>
-      <w:hyperlink w:anchor="_Toc242017718" w:history="1">
+      <w:hyperlink w:anchor="_Toc242018900" w:history="1">
         <w:r>
           <w:rPr>
             <w:rStyle w:val="af"/>
@@ -774,7 +774,7 @@
             <w:noProof/>
             <w:webHidden/>
           </w:rPr>
-          <w:instrText xml:space="preserve"> PAGEREF _Toc242017718 \h </w:instrText>
+          <w:instrText xml:space="preserve"> PAGEREF _Toc242018900 \h </w:instrText>
         </w:r>
         <w:r>
           <w:rPr>
@@ -815,7 +815,7 @@
           <w:noProof/>
         </w:rPr>
       </w:pPr>
-      <w:hyperlink w:anchor="_Toc242017719" w:history="1">
+      <w:hyperlink w:anchor="_Toc242018901" w:history="1">
         <w:r>
           <w:rPr>
             <w:rStyle w:val="af"/>
@@ -843,7 +843,7 @@
             <w:noProof/>
             <w:webHidden/>
           </w:rPr>
-          <w:instrText xml:space="preserve"> PAGEREF _Toc242017719 \h </w:instrText>
+          <w:instrText xml:space="preserve"> PAGEREF _Toc242018901 \h </w:instrText>
         </w:r>
         <w:r>
           <w:rPr>
@@ -884,7 +884,7 @@
           <w:noProof/>
         </w:rPr>
       </w:pPr>
-      <w:hyperlink w:anchor="_Toc242017720" w:history="1">
+      <w:hyperlink w:anchor="_Toc242018902" w:history="1">
         <w:r>
           <w:rPr>
             <w:rStyle w:val="af"/>
@@ -912,7 +912,7 @@
             <w:noProof/>
             <w:webHidden/>
           </w:rPr>
-          <w:instrText xml:space="preserve"> PAGEREF _Toc242017720 \h </w:instrText>
+          <w:instrText xml:space="preserve"> PAGEREF _Toc242018902 \h </w:instrText>
         </w:r>
         <w:r>
           <w:rPr>
@@ -953,7 +953,7 @@
           <w:noProof/>
         </w:rPr>
       </w:pPr>
-      <w:hyperlink w:anchor="_Toc242017721" w:history="1">
+      <w:hyperlink w:anchor="_Toc242018903" w:history="1">
         <w:r>
           <w:rPr>
             <w:rStyle w:val="af"/>
@@ -981,7 +981,145 @@
             <w:noProof/>
             <w:webHidden/>
           </w:rPr>
-          <w:instrText xml:space="preserve"> PAGEREF _Toc242017721 \h </w:instrText>
+          <w:instrText xml:space="preserve"> PAGEREF _Toc242018903 \h </w:instrText>
+        </w:r>
+        <w:r>
+          <w:rPr>
+            <w:noProof/>
+            <w:webHidden/>
+          </w:rPr>
+        </w:r>
+        <w:r>
+          <w:rPr>
+            <w:noProof/>
+            <w:webHidden/>
+          </w:rPr>
+          <w:fldChar w:fldCharType="separate"/>
+        </w:r>
+        <w:r>
+          <w:rPr>
+            <w:noProof/>
+            <w:webHidden/>
+          </w:rPr>
+          <w:t>32</w:t>
+        </w:r>
+        <w:r>
+          <w:rPr>
+            <w:noProof/>
+            <w:webHidden/>
+          </w:rPr>
+          <w:fldChar w:fldCharType="end"/>
+        </w:r>
+      </w:hyperlink>
+    </w:p>
+    <w:p>
+      <w:pPr>
+        <w:pStyle w:val="22"/>
+        <w:tabs>
+          <w:tab w:val="right" w:leader="dot" w:pos="9345"/>
+        </w:tabs>
+        <w:rPr>
+          <w:noProof/>
+        </w:rPr>
+      </w:pPr>
+      <w:hyperlink w:anchor="_Toc242018904" w:history="1">
+        <w:r>
+          <w:rPr>
+            <w:rStyle w:val="af"/>
+            <w:b/>
+            <w:noProof/>
+          </w:rPr>
+          <w:t>3.1 Контрольные вопросы по книгам</w:t>
+        </w:r>
+        <w:r>
+          <w:rPr>
+            <w:noProof/>
+            <w:webHidden/>
+          </w:rPr>
+          <w:tab/>
+        </w:r>
+        <w:r>
+          <w:rPr>
+            <w:noProof/>
+            <w:webHidden/>
+          </w:rPr>
+          <w:fldChar w:fldCharType="begin"/>
+        </w:r>
+        <w:r>
+          <w:rPr>
+            <w:noProof/>
+            <w:webHidden/>
+          </w:rPr>
+          <w:instrText xml:space="preserve"> PAGEREF _Toc242018904 \h </w:instrText>
+        </w:r>
+        <w:r>
+          <w:rPr>
+            <w:noProof/>
+            <w:webHidden/>
+          </w:rPr>
+        </w:r>
+        <w:r>
+          <w:rPr>
+            <w:noProof/>
+            <w:webHidden/>
+          </w:rPr>
+          <w:fldChar w:fldCharType="separate"/>
+        </w:r>
+        <w:r>
+          <w:rPr>
+            <w:noProof/>
+            <w:webHidden/>
+          </w:rPr>
+          <w:t>32</w:t>
+        </w:r>
+        <w:r>
+          <w:rPr>
+            <w:noProof/>
+            <w:webHidden/>
+          </w:rPr>
+          <w:fldChar w:fldCharType="end"/>
+        </w:r>
+      </w:hyperlink>
+    </w:p>
+    <w:p>
+      <w:pPr>
+        <w:pStyle w:val="22"/>
+        <w:tabs>
+          <w:tab w:val="right" w:leader="dot" w:pos="9345"/>
+        </w:tabs>
+        <w:rPr>
+          <w:noProof/>
+        </w:rPr>
+      </w:pPr>
+      <w:hyperlink w:anchor="_Toc242018905" w:history="1">
+        <w:r>
+          <w:rPr>
+            <w:rStyle w:val="af"/>
+            <w:b/>
+            <w:noProof/>
+          </w:rPr>
+          <w:t>3.2 Контрольные листы методик</w:t>
+        </w:r>
+        <w:r>
+          <w:rPr>
+            <w:noProof/>
+            <w:webHidden/>
+          </w:rPr>
+          <w:tab/>
+        </w:r>
+        <w:r>
+          <w:rPr>
+            <w:noProof/>
+            <w:webHidden/>
+          </w:rPr>
+          <w:fldChar w:fldCharType="begin"/>
+        </w:r>
+        <w:r>
+          <w:rPr>
+            <w:noProof/>
+            <w:webHidden/>
+          </w:rPr>
+          <w:instrText xml:space="preserve"> PAGEREF _Toc242018905 \h </w:instrText>
         </w:r>
         <w:r>
           <w:rPr>
@@ -1022,7 +1160,7 @@
           <w:noProof/>
         </w:rPr>
       </w:pPr>
-      <w:hyperlink w:anchor="_Toc242017722" w:history="1">
+      <w:hyperlink w:anchor="_Toc242018906" w:history="1">
         <w:r>
           <w:rPr>
             <w:rStyle w:val="af"/>
@@ -1050,214 +1188,7 @@
             <w:noProof/>
             <w:webHidden/>
           </w:rPr>
-          <w:instrText xml:space="preserve"> PAGEREF _Toc242017722 \h </w:instrText>
-        </w:r>
-        <w:r>
-          <w:rPr>
-            <w:noProof/>
-            <w:webHidden/>
-          </w:rPr>
-        </w:r>
-        <w:r>
-          <w:rPr>
-            <w:noProof/>
-            <w:webHidden/>
-          </w:rPr>
-          <w:fldChar w:fldCharType="separate"/>
-        </w:r>
-        <w:r>
-          <w:rPr>
-            <w:noProof/>
-            <w:webHidden/>
-          </w:rPr>
-          <w:t>33</w:t>
-        </w:r>
-        <w:r>
-          <w:rPr>
-            <w:noProof/>
-            <w:webHidden/>
-          </w:rPr>
-          <w:fldChar w:fldCharType="end"/>
-        </w:r>
-      </w:hyperlink>
-    </w:p>
-    <w:p>
-      <w:pPr>
-        <w:pStyle w:val="12"/>
-        <w:tabs>
-          <w:tab w:val="right" w:leader="dot" w:pos="9345"/>
-        </w:tabs>
-        <w:rPr>
-          <w:noProof/>
-        </w:rPr>
-      </w:pPr>
-      <w:hyperlink w:anchor="_Toc242017723" w:history="1">
-        <w:r>
-          <w:rPr>
-            <w:rStyle w:val="af"/>
-            <w:b/>
-            <w:noProof/>
-          </w:rPr>
-          <w:t>СПИСОК ИСПОЛЬЗОВАННЫХ ИСТОЧНИКОВ</w:t>
-        </w:r>
-        <w:r>
-          <w:rPr>
-            <w:noProof/>
-            <w:webHidden/>
-          </w:rPr>
-          <w:tab/>
-        </w:r>
-        <w:r>
-          <w:rPr>
-            <w:noProof/>
-            <w:webHidden/>
-          </w:rPr>
-          <w:fldChar w:fldCharType="begin"/>
-        </w:r>
-        <w:r>
-          <w:rPr>
-            <w:noProof/>
-            <w:webHidden/>
-          </w:rPr>
-          <w:instrText xml:space="preserve"> PAGEREF _Toc242017723 \h </w:instrText>
-        </w:r>
-        <w:r>
-          <w:rPr>
-            <w:noProof/>
-            <w:webHidden/>
-          </w:rPr>
-        </w:r>
-        <w:r>
-          <w:rPr>
-            <w:noProof/>
-            <w:webHidden/>
-          </w:rPr>
-          <w:fldChar w:fldCharType="separate"/>
-        </w:r>
-        <w:r>
-          <w:rPr>
-            <w:noProof/>
-            <w:webHidden/>
-          </w:rPr>
-          <w:t>34</w:t>
-        </w:r>
-        <w:r>
-          <w:rPr>
-            <w:noProof/>
-            <w:webHidden/>
-          </w:rPr>
-          <w:fldChar w:fldCharType="end"/>
-        </w:r>
-      </w:hyperlink>
-    </w:p>
-    <w:p>
-      <w:pPr>
-        <w:pStyle w:val="12"/>
-        <w:tabs>
-          <w:tab w:val="right" w:leader="dot" w:pos="9345"/>
-        </w:tabs>
-        <w:rPr>
-          <w:noProof/>
-        </w:rPr>
-      </w:pPr>
-      <w:hyperlink w:anchor="_Toc242017724" w:history="1">
-        <w:r>
-          <w:rPr>
-            <w:rStyle w:val="af"/>
-            <w:b/>
-            <w:noProof/>
-          </w:rPr>
-          <w:t>ПРИЛОЖЕНИЕ А</w:t>
-        </w:r>
-        <w:r>
-          <w:rPr>
-            <w:noProof/>
-            <w:webHidden/>
-          </w:rPr>
-          <w:tab/>
-        </w:r>
-        <w:r>
-          <w:rPr>
-            <w:noProof/>
-            <w:webHidden/>
-          </w:rPr>
-          <w:fldChar w:fldCharType="begin"/>
-        </w:r>
-        <w:r>
-          <w:rPr>
-            <w:noProof/>
-            <w:webHidden/>
-          </w:rPr>
-          <w:instrText xml:space="preserve"> PAGEREF _Toc242017724 \h </w:instrText>
-        </w:r>
-        <w:r>
-          <w:rPr>
-            <w:noProof/>
-            <w:webHidden/>
-          </w:rPr>
-        </w:r>
-        <w:r>
-          <w:rPr>
-            <w:noProof/>
-            <w:webHidden/>
-          </w:rPr>
-          <w:fldChar w:fldCharType="separate"/>
-        </w:r>
-        <w:r>
-          <w:rPr>
-            <w:noProof/>
-            <w:webHidden/>
-          </w:rPr>
-          <w:t>36</w:t>
-        </w:r>
-        <w:r>
-          <w:rPr>
-            <w:noProof/>
-            <w:webHidden/>
-          </w:rPr>
-          <w:fldChar w:fldCharType="end"/>
-        </w:r>
-      </w:hyperlink>
-    </w:p>
-    <w:p>
-      <w:pPr>
-        <w:pStyle w:val="12"/>
-        <w:tabs>
-          <w:tab w:val="right" w:leader="dot" w:pos="9345"/>
-        </w:tabs>
-        <w:rPr>
-          <w:noProof/>
-        </w:rPr>
-      </w:pPr>
-      <w:hyperlink w:anchor="_Toc242017725" w:history="1">
-        <w:r>
-          <w:rPr>
-            <w:rStyle w:val="af"/>
-            <w:b/>
-            <w:noProof/>
-          </w:rPr>
-          <w:t>ПРИЛОЖЕНИЕ Б</w:t>
-        </w:r>
-        <w:r>
-          <w:rPr>
-            <w:noProof/>
-            <w:webHidden/>
-          </w:rPr>
-          <w:tab/>
-        </w:r>
-        <w:r>
-          <w:rPr>
-            <w:noProof/>
-            <w:webHidden/>
-          </w:rPr>
-          <w:fldChar w:fldCharType="begin"/>
-        </w:r>
-        <w:r>
-          <w:rPr>
-            <w:noProof/>
-            <w:webHidden/>
-          </w:rPr>
-          <w:instrText xml:space="preserve"> PAGEREF _Toc242017725 \h </w:instrText>
+          <w:instrText xml:space="preserve"> PAGEREF _Toc242018906 \h </w:instrText>
         </w:r>
         <w:r>
           <w:rPr>
@@ -1298,14 +1229,14 @@
           <w:noProof/>
         </w:rPr>
       </w:pPr>
-      <w:hyperlink w:anchor="_Toc242017726" w:history="1">
+      <w:hyperlink w:anchor="_Toc242018907" w:history="1">
         <w:r>
           <w:rPr>
             <w:rStyle w:val="af"/>
             <w:b/>
             <w:noProof/>
           </w:rPr>
-          <w:t>ПРИЛОЖЕНИЕ В</w:t>
+          <w:t>СПИСОК ИСПОЛЬЗОВАННЫХ ИСТОЧНИКОВ</w:t>
         </w:r>
         <w:r>
           <w:rPr>
@@ -1326,7 +1257,7 @@
             <w:noProof/>
             <w:webHidden/>
           </w:rPr>
-          <w:instrText xml:space="preserve"> PAGEREF _Toc242017726 \h </w:instrText>
+          <w:instrText xml:space="preserve"> PAGEREF _Toc242018907 \h </w:instrText>
         </w:r>
         <w:r>
           <w:rPr>
@@ -1367,14 +1298,14 @@
           <w:noProof/>
         </w:rPr>
       </w:pPr>
-      <w:hyperlink w:anchor="_Toc242017727" w:history="1">
+      <w:hyperlink w:anchor="_Toc242018908" w:history="1">
         <w:r>
           <w:rPr>
             <w:rStyle w:val="af"/>
             <w:b/>
             <w:noProof/>
           </w:rPr>
-          <w:t>ПРИЛОЖЕНИЕ Г</w:t>
+          <w:t>ПРИЛОЖЕНИЕ А</w:t>
         </w:r>
         <w:r>
           <w:rPr>
@@ -1395,7 +1326,7 @@
             <w:noProof/>
             <w:webHidden/>
           </w:rPr>
-          <w:instrText xml:space="preserve"> PAGEREF _Toc242017727 \h </w:instrText>
+          <w:instrText xml:space="preserve"> PAGEREF _Toc242018908 \h </w:instrText>
         </w:r>
         <w:r>
           <w:rPr>
@@ -1415,7 +1346,7 @@
             <w:noProof/>
             <w:webHidden/>
           </w:rPr>
-          <w:t>39</w:t>
+          <w:t>40</w:t>
         </w:r>
         <w:r>
           <w:rPr>
@@ -1436,14 +1367,14 @@
           <w:noProof/>
         </w:rPr>
       </w:pPr>
-      <w:hyperlink w:anchor="_Toc242017728" w:history="1">
+      <w:hyperlink w:anchor="_Toc242018909" w:history="1">
         <w:r>
           <w:rPr>
             <w:rStyle w:val="af"/>
             <w:b/>
             <w:noProof/>
           </w:rPr>
-          <w:t>ПРИЛОЖЕНИЕ Д</w:t>
+          <w:t>ПРИЛОЖЕНИЕ Б</w:t>
         </w:r>
         <w:r>
           <w:rPr>
@@ -1464,7 +1395,7 @@
             <w:noProof/>
             <w:webHidden/>
           </w:rPr>
-          <w:instrText xml:space="preserve"> PAGEREF _Toc242017728 \h </w:instrText>
+          <w:instrText xml:space="preserve"> PAGEREF _Toc242018909 \h </w:instrText>
         </w:r>
         <w:r>
           <w:rPr>
@@ -1505,14 +1436,14 @@
           <w:noProof/>
         </w:rPr>
       </w:pPr>
-      <w:hyperlink w:anchor="_Toc242017729" w:history="1">
+      <w:hyperlink w:anchor="_Toc242018910" w:history="1">
         <w:r>
           <w:rPr>
             <w:rStyle w:val="af"/>
             <w:b/>
             <w:noProof/>
           </w:rPr>
-          <w:t>ПРИЛОЖЕНИЕ Е</w:t>
+          <w:t>ПРИЛОЖЕНИЕ В</w:t>
         </w:r>
         <w:r>
           <w:rPr>
@@ -1533,7 +1464,145 @@
             <w:noProof/>
             <w:webHidden/>
           </w:rPr>
-          <w:instrText xml:space="preserve"> PAGEREF _Toc242017729 \h </w:instrText>
+          <w:instrText xml:space="preserve"> PAGEREF _Toc242018910 \h </w:instrText>
+        </w:r>
+        <w:r>
+          <w:rPr>
+            <w:noProof/>
+            <w:webHidden/>
+          </w:rPr>
+        </w:r>
+        <w:r>
+          <w:rPr>
+            <w:noProof/>
+            <w:webHidden/>
+          </w:rPr>
+          <w:fldChar w:fldCharType="separate"/>
+        </w:r>
+        <w:r>
+          <w:rPr>
+            <w:noProof/>
+            <w:webHidden/>
+          </w:rPr>
+          <w:t>42</w:t>
+        </w:r>
+        <w:r>
+          <w:rPr>
+            <w:noProof/>
+            <w:webHidden/>
+          </w:rPr>
+          <w:fldChar w:fldCharType="end"/>
+        </w:r>
+      </w:hyperlink>
+    </w:p>
+    <w:p>
+      <w:pPr>
+        <w:pStyle w:val="12"/>
+        <w:tabs>
+          <w:tab w:val="right" w:leader="dot" w:pos="9345"/>
+        </w:tabs>
+        <w:rPr>
+          <w:noProof/>
+        </w:rPr>
+      </w:pPr>
+      <w:hyperlink w:anchor="_Toc242018911" w:history="1">
+        <w:r>
+          <w:rPr>
+            <w:rStyle w:val="af"/>
+            <w:b/>
+            <w:noProof/>
+          </w:rPr>
+          <w:t>ПРИЛОЖЕНИЕ Г</w:t>
+        </w:r>
+        <w:r>
+          <w:rPr>
+            <w:noProof/>
+            <w:webHidden/>
+          </w:rPr>
+          <w:tab/>
+        </w:r>
+        <w:r>
+          <w:rPr>
+            <w:noProof/>
+            <w:webHidden/>
+          </w:rPr>
+          <w:fldChar w:fldCharType="begin"/>
+        </w:r>
+        <w:r>
+          <w:rPr>
+            <w:noProof/>
+            <w:webHidden/>
+          </w:rPr>
+          <w:instrText xml:space="preserve"> PAGEREF _Toc242018911 \h </w:instrText>
+        </w:r>
+        <w:r>
+          <w:rPr>
+            <w:noProof/>
+            <w:webHidden/>
+          </w:rPr>
+        </w:r>
+        <w:r>
+          <w:rPr>
+            <w:noProof/>
+            <w:webHidden/>
+          </w:rPr>
+          <w:fldChar w:fldCharType="separate"/>
+        </w:r>
+        <w:r>
+          <w:rPr>
+            <w:noProof/>
+            <w:webHidden/>
+          </w:rPr>
+          <w:t>43</w:t>
+        </w:r>
+        <w:r>
+          <w:rPr>
+            <w:noProof/>
+            <w:webHidden/>
+          </w:rPr>
+          <w:fldChar w:fldCharType="end"/>
+        </w:r>
+      </w:hyperlink>
+    </w:p>
+    <w:p>
+      <w:pPr>
+        <w:pStyle w:val="12"/>
+        <w:tabs>
+          <w:tab w:val="right" w:leader="dot" w:pos="9345"/>
+        </w:tabs>
+        <w:rPr>
+          <w:noProof/>
+        </w:rPr>
+      </w:pPr>
+      <w:hyperlink w:anchor="_Toc242018912" w:history="1">
+        <w:r>
+          <w:rPr>
+            <w:rStyle w:val="af"/>
+            <w:b/>
+            <w:noProof/>
+          </w:rPr>
+          <w:t>ПРИЛОЖЕНИЕ Д</w:t>
+        </w:r>
+        <w:r>
+          <w:rPr>
+            <w:noProof/>
+            <w:webHidden/>
+          </w:rPr>
+          <w:tab/>
+        </w:r>
+        <w:r>
+          <w:rPr>
+            <w:noProof/>
+            <w:webHidden/>
+          </w:rPr>
+          <w:fldChar w:fldCharType="begin"/>
+        </w:r>
+        <w:r>
+          <w:rPr>
+            <w:noProof/>
+            <w:webHidden/>
+          </w:rPr>
+          <w:instrText xml:space="preserve"> PAGEREF _Toc242018912 \h </w:instrText>
         </w:r>
         <w:r>
           <w:rPr>
@@ -1574,7 +1643,76 @@
           <w:noProof/>
         </w:rPr>
       </w:pPr>
-      <w:hyperlink w:anchor="_Toc242017730" w:history="1">
+      <w:hyperlink w:anchor="_Toc242018913" w:history="1">
+        <w:r>
+          <w:rPr>
+            <w:rStyle w:val="af"/>
+            <w:b/>
+            <w:noProof/>
+          </w:rPr>
+          <w:t>ПРИЛОЖЕНИЕ Е</w:t>
+        </w:r>
+        <w:r>
+          <w:rPr>
+            <w:noProof/>
+            <w:webHidden/>
+          </w:rPr>
+          <w:tab/>
+        </w:r>
+        <w:r>
+          <w:rPr>
+            <w:noProof/>
+            <w:webHidden/>
+          </w:rPr>
+          <w:fldChar w:fldCharType="begin"/>
+        </w:r>
+        <w:r>
+          <w:rPr>
+            <w:noProof/>
+            <w:webHidden/>
+          </w:rPr>
+          <w:instrText xml:space="preserve"> PAGEREF _Toc242018913 \h </w:instrText>
+        </w:r>
+        <w:r>
+          <w:rPr>
+            <w:noProof/>
+            <w:webHidden/>
+          </w:rPr>
+        </w:r>
+        <w:r>
+          <w:rPr>
+            <w:noProof/>
+            <w:webHidden/>
+          </w:rPr>
+          <w:fldChar w:fldCharType="separate"/>
+        </w:r>
+        <w:r>
+          <w:rPr>
+            <w:noProof/>
+            <w:webHidden/>
+          </w:rPr>
+          <w:t>49</w:t>
+        </w:r>
+        <w:r>
+          <w:rPr>
+            <w:noProof/>
+            <w:webHidden/>
+          </w:rPr>
+          <w:fldChar w:fldCharType="end"/>
+        </w:r>
+      </w:hyperlink>
+    </w:p>
+    <w:p>
+      <w:pPr>
+        <w:pStyle w:val="12"/>
+        <w:tabs>
+          <w:tab w:val="right" w:leader="dot" w:pos="9345"/>
+        </w:tabs>
+        <w:rPr>
+          <w:noProof/>
+        </w:rPr>
+      </w:pPr>
+      <w:hyperlink w:anchor="_Toc242018914" w:history="1">
         <w:r>
           <w:rPr>
             <w:rStyle w:val="af"/>
@@ -1602,7 +1740,7 @@
             <w:noProof/>
             <w:webHidden/>
           </w:rPr>
-          <w:instrText xml:space="preserve"> PAGEREF _Toc242017730 \h </w:instrText>
+          <w:instrText xml:space="preserve"> PAGEREF _Toc242018914 \h </w:instrText>
         </w:r>
         <w:r>
           <w:rPr>
@@ -1622,7 +1760,7 @@
             <w:noProof/>
             <w:webHidden/>
           </w:rPr>
-          <w:t>46</w:t>
+          <w:t>50</w:t>
         </w:r>
         <w:r>
           <w:rPr>
@@ -1648,7 +1786,7 @@
         <w:spacing w:before="0" w:after="360" w:line="360" w:lineRule="exact"/>
         <w:ind w:firstLine="709"/>
       </w:pPr>
-      <w:bookmarkStart w:id="1" w:name="_Toc242017711"/>
+      <w:bookmarkStart w:id="1" w:name="_Toc242018893"/>
       <w:r>
         <w:rPr>
           <w:b/>
@@ -1683,7 +1821,13 @@
         <w:rPr>
           <w:sz w:val="28"/>
         </w:rPr>
-        <w:t xml:space="preserve"> [1], собрать бизнес-модель по Канвасу [2], сформулировать бизнес-логику и пользовательские сценарии [3], перейти к страницам и экранам [4] и разделить разработку на релизы [5].</w:t>
+        <w:t xml:space="preserve"> [1], собрать бизнес-модель по Канвасу [2], сформулировать бизнес-логику и пользовательские сц</w:t>
+      </w:r>
+      <w:r>
+        <w:rPr>
+          <w:sz w:val="28"/>
+        </w:rPr>
+        <w:t>енарии [3], перейти к страницам и экранам [4] и разделить разработку на релизы [5].</w:t>
       </w:r>
     </w:p>
     <w:p>
@@ -1697,19 +1841,13 @@
         <w:rPr>
           <w:sz w:val="28"/>
         </w:rPr>
-        <w:t>Для достижения цели решены задачи: сформирован банк из 14 источников и 12 выво</w:t>
-      </w:r>
-      <w:r>
-        <w:rPr>
-          <w:sz w:val="28"/>
-        </w:rPr>
-        <w:t>дов анализа; выделены и оценены шесть проблем клиентов, сформулированы четыре ценностных предложения, три цифровых товара и три единицы монетизации; заполнен Канвас по девяти блокам; описаны 5 ролей, 10 сценариев, 18 функциональных требований и 8 инициатив</w:t>
-      </w:r>
-      <w:r>
-        <w:rPr>
-          <w:sz w:val="28"/>
-        </w:rPr>
-        <w:t>; спроектированы 14 страниц и экранов и составлен релизный план с 24 единицами разработки. Результаты сверены с ПЗ1 и ПЗ4 [6].</w:t>
+        <w:t>Для достижения цели решены задачи: сформирован банк из 14 источников и 12 выводов анализа; выделены и оценены шесть проблем клиентов, сформулированы четыре ценностных предложения, три цифровых товара и три единицы монетизации; заполнен Канвас по девяти бло</w:t>
+      </w:r>
+      <w:r>
+        <w:rPr>
+          <w:sz w:val="28"/>
+        </w:rPr>
+        <w:t>кам; описаны 5 ролей, 10 сценариев, 18 функциональных требований и 8 инициатив; спроектированы 14 страниц и экранов и составлен релизный план с 24 единицами разработки. Результаты сверены с ПЗ1 и ПЗ4 [6].</w:t>
       </w:r>
     </w:p>
     <w:p>
@@ -1723,13 +1861,13 @@
         <w:rPr>
           <w:sz w:val="28"/>
         </w:rPr>
-        <w:t>Все оценки в книгах получены по просмотренным страницам и расчетам предыдущих работ и являются допущениями аналитика (Д-26); числ</w:t>
-      </w:r>
-      <w:r>
-        <w:rPr>
-          <w:sz w:val="28"/>
-        </w:rPr>
-        <w:t xml:space="preserve">а рынка, цен и воронки взяты из ЛР2-3, числа конкурентов - из ЛР4 и ЛР5. Прототип создан в </w:t>
+        <w:t>Все оценки в книгах получены по просмотренным стран</w:t>
+      </w:r>
+      <w:r>
+        <w:rPr>
+          <w:sz w:val="28"/>
+        </w:rPr>
+        <w:t xml:space="preserve">ицам и расчетам предыдущих работ и являются допущениями аналитика (Д-26); числа рынка, цен и воронки взяты из ЛР2-3, числа конкурентов - из ЛР4 и ЛР5. Прототип создан в </w:t>
       </w:r>
       <w:r>
         <w:rPr>
@@ -1742,7 +1880,13 @@
         <w:rPr>
           <w:sz w:val="28"/>
         </w:rPr>
-        <w:t xml:space="preserve"> (разделы 2.5.1 и 2.5.2): страницы сайта и макеты экранов приложения, схемы ключевых экранов приведены в разделе 2.5, дальнейшая доработка - в приложении Б.</w:t>
+        <w:t xml:space="preserve"> (разделы 2.5.1 и 2.5.2): страницы сайта и макеты экранов приложения, схемы ключев</w:t>
+      </w:r>
+      <w:r>
+        <w:rPr>
+          <w:sz w:val="28"/>
+        </w:rPr>
+        <w:t>ых экранов приведены в разделе 2.5, дальнейшая доработка - в приложении Б.</w:t>
       </w:r>
     </w:p>
     <w:p>
@@ -1753,7 +1897,7 @@
         <w:ind w:firstLine="709"/>
       </w:pPr>
       <w:bookmarkStart w:id="2" w:name="_b608aa976fc82a0faaf3b83f58c735968afd03b"/>
-      <w:bookmarkStart w:id="3" w:name="_Toc242017712"/>
+      <w:bookmarkStart w:id="3" w:name="_Toc242018894"/>
       <w:bookmarkEnd w:id="0"/>
       <w:r>
         <w:rPr>
@@ -1761,14 +1905,7 @@
           <w:sz w:val="28"/>
         </w:rPr>
         <w:lastRenderedPageBreak/>
-        <w:t xml:space="preserve">2 </w:t>
-      </w:r>
-      <w:r>
-        <w:rPr>
-          <w:b/>
-          <w:sz w:val="28"/>
-        </w:rPr>
-        <w:t>ХОД РАБОТЫ</w:t>
+        <w:t>2 ХОД РАБОТЫ</w:t>
       </w:r>
       <w:bookmarkEnd w:id="3"/>
     </w:p>
@@ -1819,7 +1956,7 @@
         <w:ind w:firstLine="709"/>
       </w:pPr>
       <w:bookmarkStart w:id="4" w:name="_ce8c8db2bd1f021f701413a98bce88b0dc0ff35"/>
-      <w:bookmarkStart w:id="5" w:name="_Toc242017713"/>
+      <w:bookmarkStart w:id="5" w:name="_Toc242018895"/>
       <w:r>
         <w:rPr>
           <w:b/>
@@ -1840,13 +1977,7 @@
         <w:rPr>
           <w:sz w:val="28"/>
         </w:rPr>
-        <w:t>Банк источников объединяет отчеты ЛР1-</w:t>
-      </w:r>
-      <w:r>
-        <w:rPr>
-          <w:sz w:val="28"/>
-        </w:rPr>
-        <w:t>ЛР5, страницы конкурентов и документы проекта. Он является общей доказательной базой для всех книг: каждый вывод далее имеет ссылку на запись банка.</w:t>
+        <w:t>Банк источников объединяет отчеты ЛР1-ЛР5, страницы конкурентов и документы проекта. Он является общей доказательной базой для всех книг: каждый вывод далее имеет ссылку на запись банка.</w:t>
       </w:r>
     </w:p>
     <w:p>
@@ -1860,7 +1991,13 @@
         <w:rPr>
           <w:sz w:val="28"/>
         </w:rPr>
-        <w:t>В таблице 1 представлено: банк источников.</w:t>
+        <w:t>В таблице 1 представлено: банк</w:t>
+      </w:r>
+      <w:r>
+        <w:rPr>
+          <w:sz w:val="28"/>
+        </w:rPr>
+        <w:t xml:space="preserve"> источников.</w:t>
       </w:r>
     </w:p>
     <w:p>
@@ -2996,7 +3133,13 @@
               <w:rPr>
                 <w:sz w:val="24"/>
               </w:rPr>
-              <w:t>, нулевое хранение данных</w:t>
+              <w:t xml:space="preserve">, </w:t>
+            </w:r>
+            <w:r>
+              <w:rPr>
+                <w:sz w:val="24"/>
+              </w:rPr>
+              <w:t>нулевое хранение данных</w:t>
             </w:r>
           </w:p>
         </w:tc>
@@ -3861,7 +4004,7 @@
         <w:ind w:firstLine="709"/>
       </w:pPr>
       <w:bookmarkStart w:id="6" w:name="_d6b1e0606ccffbfea524c7b8890d7424ae6ef8d"/>
-      <w:bookmarkStart w:id="7" w:name="_Toc242017714"/>
+      <w:bookmarkStart w:id="7" w:name="_Toc242018896"/>
       <w:bookmarkEnd w:id="4"/>
       <w:r>
         <w:rPr>
@@ -8573,7 +8716,7 @@
         <w:ind w:firstLine="709"/>
       </w:pPr>
       <w:bookmarkStart w:id="8" w:name="_7b60cb03201c02c98ad01f5cee41d479977e884"/>
-      <w:bookmarkStart w:id="9" w:name="_Toc242017715"/>
+      <w:bookmarkStart w:id="9" w:name="_Toc242018897"/>
       <w:bookmarkEnd w:id="6"/>
       <w:r>
         <w:rPr>
@@ -8644,7 +8787,7 @@
           <w:sz w:val="28"/>
         </w:rPr>
         <w:drawing>
-          <wp:inline distT="0" distB="0" distL="0" distR="0" wp14:anchorId="7E9FF9EB" wp14:editId="5A43A202">
+          <wp:inline distT="0" distB="0" distL="0" distR="0" wp14:anchorId="3170AEAF" wp14:editId="4AEA2F43">
             <wp:extent cx="5334000" cy="3382536"/>
             <wp:effectExtent l="0" t="0" r="0" b="0"/>
             <wp:docPr id="13" name="Picture"/>
@@ -10959,7 +11102,7 @@
         <w:ind w:firstLine="709"/>
       </w:pPr>
       <w:bookmarkStart w:id="10" w:name="_519d46f9ff7923648cbfef21e26057944381813"/>
-      <w:bookmarkStart w:id="11" w:name="_Toc242017716"/>
+      <w:bookmarkStart w:id="11" w:name="_Toc242018898"/>
       <w:bookmarkEnd w:id="8"/>
       <w:r>
         <w:rPr>
@@ -15793,7 +15936,7 @@
           <w:sz w:val="28"/>
         </w:rPr>
         <w:drawing>
-          <wp:inline distT="0" distB="0" distL="0" distR="0" wp14:anchorId="6FAB0775" wp14:editId="0F4A0074">
+          <wp:inline distT="0" distB="0" distL="0" distR="0" wp14:anchorId="15240651" wp14:editId="22131743">
             <wp:extent cx="5334000" cy="3902926"/>
             <wp:effectExtent l="0" t="0" r="0" b="0"/>
             <wp:docPr id="17" name="Picture"/>
@@ -16772,7 +16915,7 @@
         <w:ind w:firstLine="709"/>
       </w:pPr>
       <w:bookmarkStart w:id="12" w:name="_ccc7c944b68a9100d34a943bc02da4feb181aee"/>
-      <w:bookmarkStart w:id="13" w:name="_Toc242017717"/>
+      <w:bookmarkStart w:id="13" w:name="_Toc242018899"/>
       <w:bookmarkEnd w:id="10"/>
       <w:r>
         <w:rPr>
@@ -20245,7 +20388,7 @@
           <w:sz w:val="28"/>
         </w:rPr>
         <w:drawing>
-          <wp:inline distT="0" distB="0" distL="0" distR="0" wp14:anchorId="250019D0" wp14:editId="0FEB18D5">
+          <wp:inline distT="0" distB="0" distL="0" distR="0" wp14:anchorId="517023E7" wp14:editId="561E4875">
             <wp:extent cx="5334000" cy="6114585"/>
             <wp:effectExtent l="0" t="0" r="0" b="0"/>
             <wp:docPr id="21" name="Picture"/>
@@ -20488,7 +20631,7 @@
         </w:rPr>
         <w:lastRenderedPageBreak/>
         <w:drawing>
-          <wp:inline distT="0" distB="0" distL="0" distR="0" wp14:anchorId="492455CE" wp14:editId="11FCA30B">
+          <wp:inline distT="0" distB="0" distL="0" distR="0" wp14:anchorId="62CE8DCA" wp14:editId="29225DB1">
             <wp:extent cx="5334000" cy="9610810"/>
             <wp:effectExtent l="0" t="0" r="0" b="0"/>
             <wp:docPr id="24" name="Picture"/>
@@ -20728,7 +20871,7 @@
         </w:rPr>
         <w:lastRenderedPageBreak/>
         <w:drawing>
-          <wp:inline distT="0" distB="0" distL="0" distR="0" wp14:anchorId="2407A35B" wp14:editId="5412A30A">
+          <wp:inline distT="0" distB="0" distL="0" distR="0" wp14:anchorId="26712AF1" wp14:editId="5E8918A5">
             <wp:extent cx="5334000" cy="12458978"/>
             <wp:effectExtent l="0" t="0" r="0" b="0"/>
             <wp:docPr id="27" name="Picture"/>
@@ -20935,7 +21078,7 @@
           <w:sz w:val="28"/>
         </w:rPr>
         <w:drawing>
-          <wp:inline distT="0" distB="0" distL="0" distR="0" wp14:anchorId="6A058D53" wp14:editId="720B890F">
+          <wp:inline distT="0" distB="0" distL="0" distR="0" wp14:anchorId="4C835B84" wp14:editId="665AAE2B">
             <wp:extent cx="5334000" cy="5926666"/>
             <wp:effectExtent l="0" t="0" r="0" b="0"/>
             <wp:docPr id="30" name="Picture"/>
@@ -21194,7 +21337,7 @@
           <w:sz w:val="28"/>
         </w:rPr>
         <w:drawing>
-          <wp:inline distT="0" distB="0" distL="0" distR="0" wp14:anchorId="3F95F178" wp14:editId="765D6D85">
+          <wp:inline distT="0" distB="0" distL="0" distR="0" wp14:anchorId="3FD891F2" wp14:editId="7263C116">
             <wp:extent cx="5334000" cy="3343751"/>
             <wp:effectExtent l="0" t="0" r="0" b="0"/>
             <wp:docPr id="33" name="Picture"/>
@@ -22762,7 +22905,7 @@
         </w:rPr>
         <w:lastRenderedPageBreak/>
         <w:drawing>
-          <wp:inline distT="0" distB="0" distL="0" distR="0" wp14:anchorId="793F7ADA" wp14:editId="135900FF">
+          <wp:inline distT="0" distB="0" distL="0" distR="0" wp14:anchorId="77F35077" wp14:editId="4C62DF97">
             <wp:extent cx="5334000" cy="5785249"/>
             <wp:effectExtent l="0" t="0" r="0" b="0"/>
             <wp:docPr id="37" name="Picture"/>
@@ -23021,7 +23164,7 @@
         </w:rPr>
         <w:lastRenderedPageBreak/>
         <w:drawing>
-          <wp:inline distT="0" distB="0" distL="0" distR="0" wp14:anchorId="5887FD98" wp14:editId="74188A94">
+          <wp:inline distT="0" distB="0" distL="0" distR="0" wp14:anchorId="08286F2A" wp14:editId="123D406E">
             <wp:extent cx="5334000" cy="3040380"/>
             <wp:effectExtent l="0" t="0" r="0" b="0"/>
             <wp:docPr id="40" name="Picture"/>
@@ -23175,7 +23318,7 @@
           <w:sz w:val="28"/>
         </w:rPr>
         <w:drawing>
-          <wp:inline distT="0" distB="0" distL="0" distR="0" wp14:anchorId="6C895237" wp14:editId="6B23EAF5">
+          <wp:inline distT="0" distB="0" distL="0" distR="0" wp14:anchorId="52DD68D8" wp14:editId="130BF8BE">
             <wp:extent cx="5334000" cy="3081866"/>
             <wp:effectExtent l="0" t="0" r="0" b="0"/>
             <wp:docPr id="43" name="Picture"/>
@@ -23336,7 +23479,7 @@
         </w:rPr>
         <w:lastRenderedPageBreak/>
         <w:drawing>
-          <wp:inline distT="0" distB="0" distL="0" distR="0" wp14:anchorId="5BF9B742" wp14:editId="15F83B5E">
+          <wp:inline distT="0" distB="0" distL="0" distR="0" wp14:anchorId="4D52556F" wp14:editId="6AA456F1">
             <wp:extent cx="5334000" cy="2592916"/>
             <wp:effectExtent l="0" t="0" r="0" b="0"/>
             <wp:docPr id="46" name="Picture"/>
@@ -23477,7 +23620,7 @@
           <w:sz w:val="28"/>
         </w:rPr>
         <w:drawing>
-          <wp:inline distT="0" distB="0" distL="0" distR="0" wp14:anchorId="6F0A3733" wp14:editId="75F48640">
+          <wp:inline distT="0" distB="0" distL="0" distR="0" wp14:anchorId="3DA850AA" wp14:editId="7D2B5FEC">
             <wp:extent cx="5334000" cy="2332014"/>
             <wp:effectExtent l="0" t="0" r="0" b="0"/>
             <wp:docPr id="49" name="Picture"/>
@@ -23606,7 +23749,7 @@
         </w:rPr>
         <w:lastRenderedPageBreak/>
         <w:drawing>
-          <wp:inline distT="0" distB="0" distL="0" distR="0" wp14:anchorId="40CF46A7" wp14:editId="6AD642D1">
+          <wp:inline distT="0" distB="0" distL="0" distR="0" wp14:anchorId="040BDC98" wp14:editId="561A706F">
             <wp:extent cx="5334000" cy="2691467"/>
             <wp:effectExtent l="0" t="0" r="0" b="0"/>
             <wp:docPr id="52" name="Picture"/>
@@ -23760,7 +23903,7 @@
           <w:sz w:val="28"/>
         </w:rPr>
         <w:drawing>
-          <wp:inline distT="0" distB="0" distL="0" distR="0" wp14:anchorId="38CE3713" wp14:editId="5A23A426">
+          <wp:inline distT="0" distB="0" distL="0" distR="0" wp14:anchorId="4F583B86" wp14:editId="06F05E6C">
             <wp:extent cx="5334000" cy="2737379"/>
             <wp:effectExtent l="0" t="0" r="0" b="0"/>
             <wp:docPr id="55" name="Picture"/>
@@ -23928,7 +24071,7 @@
         </w:rPr>
         <w:lastRenderedPageBreak/>
         <w:drawing>
-          <wp:inline distT="0" distB="0" distL="0" distR="0" wp14:anchorId="245D3440" wp14:editId="26AA4B0D">
+          <wp:inline distT="0" distB="0" distL="0" distR="0" wp14:anchorId="4E630770" wp14:editId="482121FD">
             <wp:extent cx="5334000" cy="4149208"/>
             <wp:effectExtent l="0" t="0" r="0" b="0"/>
             <wp:docPr id="58" name="Picture"/>
@@ -24094,7 +24237,7 @@
         <w:ind w:firstLine="709"/>
       </w:pPr>
       <w:bookmarkStart w:id="16" w:name="_fc51781abcc4857bf621eab6b8861ea54729fed"/>
-      <w:bookmarkStart w:id="17" w:name="_Toc242017718"/>
+      <w:bookmarkStart w:id="17" w:name="_Toc242018900"/>
       <w:bookmarkEnd w:id="15"/>
       <w:bookmarkEnd w:id="12"/>
       <w:r>
@@ -27500,7 +27643,7 @@
           <w:sz w:val="28"/>
         </w:rPr>
         <w:drawing>
-          <wp:inline distT="0" distB="0" distL="0" distR="0" wp14:anchorId="6E0DF65B" wp14:editId="28B0E996">
+          <wp:inline distT="0" distB="0" distL="0" distR="0" wp14:anchorId="3A21B9A2" wp14:editId="3ADB43B5">
             <wp:extent cx="5334000" cy="2536902"/>
             <wp:effectExtent l="0" t="0" r="0" b="0"/>
             <wp:docPr id="63" name="Picture"/>
@@ -28404,7 +28547,7 @@
         <w:ind w:firstLine="709"/>
       </w:pPr>
       <w:bookmarkStart w:id="18" w:name="_fb011a212b736610690ebb69f4e92f01bd3b3f9"/>
-      <w:bookmarkStart w:id="19" w:name="_Toc242017719"/>
+      <w:bookmarkStart w:id="19" w:name="_Toc242018901"/>
       <w:bookmarkEnd w:id="16"/>
       <w:r>
         <w:rPr>
@@ -29312,7 +29455,7 @@
         <w:ind w:firstLine="709"/>
       </w:pPr>
       <w:bookmarkStart w:id="20" w:name="_339ae803435bd6b9a653c2b18dadc62dc9ad8e7"/>
-      <w:bookmarkStart w:id="21" w:name="_Toc242017720"/>
+      <w:bookmarkStart w:id="21" w:name="_Toc242018902"/>
       <w:bookmarkEnd w:id="18"/>
       <w:r>
         <w:rPr>
@@ -29436,7 +29579,7 @@
         <w:ind w:firstLine="709"/>
       </w:pPr>
       <w:bookmarkStart w:id="22" w:name="_1bfdad9d2d88ddb6ca16c31c1d4d4943679f32f"/>
-      <w:bookmarkStart w:id="23" w:name="_Toc242017721"/>
+      <w:bookmarkStart w:id="23" w:name="_Toc242018903"/>
       <w:bookmarkEnd w:id="20"/>
       <w:bookmarkEnd w:id="2"/>
       <w:r>
@@ -29467,6 +29610,37 @@
           <w:sz w:val="28"/>
         </w:rPr>
         <w:t>кам книг [3], [4] и проверкам связности [1], [2].</w:t>
+      </w:r>
+    </w:p>
+    <w:p>
+      <w:pPr>
+        <w:pStyle w:val="2"/>
+        <w:spacing w:before="360" w:after="360" w:line="360" w:lineRule="exact"/>
+        <w:ind w:firstLine="709"/>
+      </w:pPr>
+      <w:bookmarkStart w:id="24" w:name="_7ff1e4a5b166b16b03e677d08de1b914369132e"/>
+      <w:bookmarkStart w:id="25" w:name="_Toc242018904"/>
+      <w:r>
+        <w:rPr>
+          <w:b/>
+          <w:sz w:val="28"/>
+        </w:rPr>
+        <w:t>3.1 Контрольные вопросы по книгам</w:t>
+      </w:r>
+      <w:bookmarkEnd w:id="25"/>
+    </w:p>
+    <w:p>
+      <w:pPr>
+        <w:pStyle w:val="FirstParagraph"/>
+        <w:spacing w:before="0" w:after="0" w:line="360" w:lineRule="exact"/>
+        <w:ind w:firstLine="709"/>
+        <w:jc w:val="both"/>
+      </w:pPr>
+      <w:r>
+        <w:rPr>
+          <w:sz w:val="28"/>
+        </w:rPr>
+        <w:t>Ниже даны ответы на восемь общих контрольных вопросов к работе.</w:t>
       </w:r>
     </w:p>
     <w:p>
@@ -29660,23 +29834,21 @@
     </w:p>
     <w:p>
       <w:pPr>
-        <w:pStyle w:val="1"/>
-        <w:pageBreakBefore/>
-        <w:spacing w:before="0" w:after="360" w:line="360" w:lineRule="exact"/>
-        <w:jc w:val="center"/>
+        <w:pStyle w:val="2"/>
+        <w:spacing w:before="360" w:after="360" w:line="360" w:lineRule="exact"/>
+        <w:ind w:firstLine="709"/>
       </w:pPr>
-      <w:bookmarkStart w:id="24" w:name="_выводы"/>
-      <w:bookmarkStart w:id="25" w:name="_Toc242017722"/>
-      <w:bookmarkEnd w:id="22"/>
+      <w:bookmarkStart w:id="26" w:name="_1520560d42148f898e4cdad8fea9b24217e97f6"/>
+      <w:bookmarkStart w:id="27" w:name="_Toc242018905"/>
+      <w:bookmarkEnd w:id="24"/>
       <w:r>
         <w:rPr>
           <w:b/>
           <w:sz w:val="28"/>
         </w:rPr>
-        <w:lastRenderedPageBreak/>
-        <w:t>ВЫВОДЫ</w:t>
-      </w:r>
-      <w:bookmarkEnd w:id="25"/>
+        <w:t>3.2 Контрольные листы методик</w:t>
+      </w:r>
+      <w:bookmarkEnd w:id="27"/>
     </w:p>
     <w:p>
       <w:pPr>
@@ -29689,46 +29861,13 @@
         <w:rPr>
           <w:sz w:val="28"/>
         </w:rPr>
-        <w:t xml:space="preserve">Из результатов ЛР1-ЛР5 сформированы ценностное предложение (независимая проверка </w:t>
-      </w:r>
-      <w:r>
-        <w:rPr>
-          <w:i/>
-          <w:sz w:val="28"/>
-        </w:rPr>
-        <w:t>Excel</w:t>
-      </w:r>
-      <w:r>
-        <w:rPr>
-          <w:sz w:val="28"/>
-        </w:rPr>
-        <w:t xml:space="preserve">-моделей с доказательством каждой находки), три цифровых товара (веб-аудит, надстройка </w:t>
-      </w:r>
-      <w:r>
-        <w:rPr>
-          <w:i/>
-          <w:sz w:val="28"/>
-        </w:rPr>
-        <w:t>Excel</w:t>
-      </w:r>
-      <w:r>
-        <w:rPr>
-          <w:sz w:val="28"/>
-        </w:rPr>
-        <w:t>, командный сервис) и три единицы монетизации (9, 19 и 29 </w:t>
-      </w:r>
-      <w:r>
-        <w:rPr>
-          <w:i/>
-          <w:sz w:val="28"/>
-        </w:rPr>
-        <w:t>EUR</w:t>
-      </w:r>
-      <w:r>
-        <w:rPr>
-          <w:sz w:val="28"/>
-        </w:rPr>
-        <w:t>). Цепочка «проблема - ценность - товар - монетизация - модель» проходит проверку связности со средним индексом 88 из 100.</w:t>
+        <w:t>Кроме общих вопросов, каждая методика ЛР6 содержит собственный контрольный лист. Ниже все четыре листа заполнены по результатам работы: ответ «да» означает, что требование выполнено и подтверждено разделом отчета, «частично» - выполнено с названным огранич</w:t>
+      </w:r>
+      <w:r>
+        <w:rPr>
+          <w:sz w:val="28"/>
+        </w:rPr>
+        <w:t>ением.</w:t>
       </w:r>
     </w:p>
     <w:p>
@@ -29742,65 +29881,1305 @@
         <w:rPr>
           <w:sz w:val="28"/>
         </w:rPr>
-        <w:t>Канвас готов на 67 % по блокам: слабее остальных каналы, ключевые ресурс</w:t>
-      </w:r>
-      <w:r>
-        <w:rPr>
-          <w:sz w:val="28"/>
-        </w:rPr>
-        <w:t xml:space="preserve">ы и партнеры. В </w:t>
-      </w:r>
-      <w:r>
-        <w:rPr>
-          <w:i/>
-          <w:sz w:val="28"/>
-        </w:rPr>
-        <w:t>MVP</w:t>
-      </w:r>
-      <w:r>
-        <w:rPr>
-          <w:sz w:val="28"/>
-        </w:rPr>
-        <w:t xml:space="preserve"> входят 8 из 18 требований, как в ПЗ1; первый релиз содержит 11 единиц разработки, надстройка </w:t>
-      </w:r>
-      <w:r>
-        <w:rPr>
-          <w:i/>
-          <w:sz w:val="28"/>
-        </w:rPr>
-        <w:t>Excel</w:t>
-      </w:r>
-      <w:r>
-        <w:rPr>
-          <w:sz w:val="28"/>
-        </w:rPr>
-        <w:t xml:space="preserve"> и </w:t>
-      </w:r>
-      <w:r>
-        <w:rPr>
-          <w:i/>
-          <w:sz w:val="28"/>
-        </w:rPr>
-        <w:t>Team</w:t>
-      </w:r>
-      <w:r>
-        <w:rPr>
-          <w:sz w:val="28"/>
-        </w:rPr>
-        <w:t xml:space="preserve"> перенесены в бета </w:t>
-      </w:r>
-      <w:r>
-        <w:rPr>
-          <w:i/>
-          <w:sz w:val="28"/>
-        </w:rPr>
-        <w:t>v1</w:t>
-      </w:r>
-      <w:r>
-        <w:rPr>
-          <w:sz w:val="28"/>
-        </w:rPr>
-        <w:t xml:space="preserve"> и релиз, остальные единицы остаются гипотезами.</w:t>
+        <w:t>В таблице 22 представлено: контрольный лист готовности бизнес-модели (методика 6.2).</w:t>
+      </w:r>
+    </w:p>
+    <w:p>
+      <w:pPr>
+        <w:pStyle w:val="a0"/>
+        <w:keepNext/>
+        <w:spacing w:before="0" w:after="0" w:line="360" w:lineRule="exact"/>
+      </w:pPr>
+      <w:r>
+        <w:rPr>
+          <w:sz w:val="28"/>
+        </w:rPr>
+        <w:t>Таблица 22 – Контрольный лист готовности бизнес-модели (методика 6.2)</w:t>
+      </w:r>
+    </w:p>
+    <w:tbl>
+      <w:tblPr>
+        <w:tblStyle w:val="Table"/>
+        <w:tblW w:w="9355" w:type="dxa"/>
+        <w:jc w:val="center"/>
+        <w:tblBorders>
+          <w:top w:val="single" w:sz="4" w:space="0" w:color="000000"/>
+          <w:left w:val="single" w:sz="4" w:space="0" w:color="000000"/>
+          <w:bottom w:val="single" w:sz="4" w:space="0" w:color="000000"/>
+          <w:right w:val="single" w:sz="4" w:space="0" w:color="000000"/>
+          <w:insideH w:val="single" w:sz="4" w:space="0" w:color="000000"/>
+          <w:insideV w:val="single" w:sz="4" w:space="0" w:color="000000"/>
+        </w:tblBorders>
+        <w:tblLayout w:type="fixed"/>
+        <w:tblLook w:val="0020" w:firstRow="1" w:lastRow="0" w:firstColumn="0" w:lastColumn="0" w:noHBand="0" w:noVBand="0"/>
+      </w:tblPr>
+      <w:tblGrid>
+        <w:gridCol w:w="636"/>
+        <w:gridCol w:w="3703"/>
+        <w:gridCol w:w="1177"/>
+        <w:gridCol w:w="3839"/>
+      </w:tblGrid>
+      <w:tr>
+        <w:trPr>
+          <w:cnfStyle w:val="100000000000" w:firstRow="1" w:lastRow="0" w:firstColumn="0" w:lastColumn="0" w:oddVBand="0" w:evenVBand="0" w:oddHBand="0" w:evenHBand="0" w:firstRowFirstColumn="0" w:firstRowLastColumn="0" w:lastRowFirstColumn="0" w:lastRowLastColumn="0"/>
+          <w:cantSplit/>
+          <w:tblHeader/>
+          <w:jc w:val="center"/>
+        </w:trPr>
+        <w:tc>
+          <w:tcPr>
+            <w:tcW w:w="636" w:type="dxa"/>
+            <w:vAlign w:val="center"/>
+          </w:tcPr>
+          <w:p>
+            <w:pPr>
+              <w:pStyle w:val="Compact"/>
+              <w:spacing w:before="0" w:after="0" w:line="280" w:lineRule="exact"/>
+              <w:jc w:val="center"/>
+            </w:pPr>
+            <w:r>
+              <w:rPr>
+                <w:b/>
+                <w:sz w:val="24"/>
+              </w:rPr>
+              <w:t>№</w:t>
+            </w:r>
+          </w:p>
+        </w:tc>
+        <w:tc>
+          <w:tcPr>
+            <w:tcW w:w="3702" w:type="dxa"/>
+            <w:vAlign w:val="center"/>
+          </w:tcPr>
+          <w:p>
+            <w:pPr>
+              <w:pStyle w:val="Compact"/>
+              <w:spacing w:before="0" w:after="0" w:line="280" w:lineRule="exact"/>
+              <w:jc w:val="center"/>
+            </w:pPr>
+            <w:r>
+              <w:rPr>
+                <w:b/>
+                <w:sz w:val="24"/>
+              </w:rPr>
+              <w:t>Проверка</w:t>
+            </w:r>
+          </w:p>
+        </w:tc>
+        <w:tc>
+          <w:tcPr>
+            <w:tcW w:w="1177" w:type="dxa"/>
+            <w:vAlign w:val="center"/>
+          </w:tcPr>
+          <w:p>
+            <w:pPr>
+              <w:pStyle w:val="Compact"/>
+              <w:spacing w:before="0" w:after="0" w:line="280" w:lineRule="exact"/>
+              <w:jc w:val="center"/>
+            </w:pPr>
+            <w:r>
+              <w:rPr>
+                <w:b/>
+                <w:sz w:val="24"/>
+              </w:rPr>
+              <w:t>Ответ</w:t>
+            </w:r>
+          </w:p>
+        </w:tc>
+        <w:tc>
+          <w:tcPr>
+            <w:tcW w:w="3838" w:type="dxa"/>
+            <w:vAlign w:val="center"/>
+          </w:tcPr>
+          <w:p>
+            <w:pPr>
+              <w:pStyle w:val="Compact"/>
+              <w:spacing w:before="0" w:after="0" w:line="280" w:lineRule="exact"/>
+              <w:jc w:val="center"/>
+            </w:pPr>
+            <w:r>
+              <w:rPr>
+                <w:b/>
+                <w:sz w:val="24"/>
+              </w:rPr>
+              <w:t>Основание в отчете</w:t>
+            </w:r>
+          </w:p>
+        </w:tc>
+      </w:tr>
+      <w:tr>
+        <w:trPr>
+          <w:cantSplit/>
+          <w:jc w:val="center"/>
+        </w:trPr>
+        <w:tc>
+          <w:tcPr>
+            <w:tcW w:w="636" w:type="dxa"/>
+            <w:vAlign w:val="center"/>
+          </w:tcPr>
+          <w:p>
+            <w:pPr>
+              <w:pStyle w:val="Compact"/>
+              <w:spacing w:before="0" w:after="0" w:line="280" w:lineRule="exact"/>
+              <w:jc w:val="center"/>
+            </w:pPr>
+            <w:r>
+              <w:rPr>
+                <w:sz w:val="24"/>
+              </w:rPr>
+              <w:t>1</w:t>
+            </w:r>
+          </w:p>
+        </w:tc>
+        <w:tc>
+          <w:tcPr>
+            <w:tcW w:w="3702" w:type="dxa"/>
+            <w:vAlign w:val="center"/>
+          </w:tcPr>
+          <w:p>
+            <w:pPr>
+              <w:pStyle w:val="Compact"/>
+              <w:spacing w:before="0" w:after="0" w:line="280" w:lineRule="exact"/>
+              <w:jc w:val="center"/>
+            </w:pPr>
+            <w:r>
+              <w:rPr>
+                <w:sz w:val="24"/>
+              </w:rPr>
+              <w:t>Определен конкретный цифровой товар, а не общая идея продукта</w:t>
+            </w:r>
+          </w:p>
+        </w:tc>
+        <w:tc>
+          <w:tcPr>
+            <w:tcW w:w="1177" w:type="dxa"/>
+            <w:vAlign w:val="center"/>
+          </w:tcPr>
+          <w:p>
+            <w:pPr>
+              <w:pStyle w:val="Compact"/>
+              <w:spacing w:before="0" w:after="0" w:line="280" w:lineRule="exact"/>
+              <w:jc w:val="center"/>
+            </w:pPr>
+            <w:r>
+              <w:rPr>
+                <w:sz w:val="24"/>
+              </w:rPr>
+              <w:t>да</w:t>
+            </w:r>
+          </w:p>
+        </w:tc>
+        <w:tc>
+          <w:tcPr>
+            <w:tcW w:w="3838" w:type="dxa"/>
+            <w:vAlign w:val="center"/>
+          </w:tcPr>
+          <w:p>
+            <w:pPr>
+              <w:pStyle w:val="Compact"/>
+              <w:spacing w:before="0" w:after="0" w:line="280" w:lineRule="exact"/>
+              <w:jc w:val="center"/>
+            </w:pPr>
+            <w:r>
+              <w:rPr>
+                <w:sz w:val="24"/>
+              </w:rPr>
+              <w:t xml:space="preserve">три товара: веб-аудит, надстройка </w:t>
+            </w:r>
+            <w:r>
+              <w:rPr>
+                <w:i/>
+                <w:sz w:val="24"/>
+              </w:rPr>
+              <w:t>Excel</w:t>
+            </w:r>
+            <w:r>
+              <w:rPr>
+                <w:sz w:val="24"/>
+              </w:rPr>
+              <w:t xml:space="preserve">, </w:t>
+            </w:r>
+            <w:r>
+              <w:rPr>
+                <w:i/>
+                <w:sz w:val="24"/>
+              </w:rPr>
+              <w:t>Team</w:t>
+            </w:r>
+            <w:r>
+              <w:rPr>
+                <w:sz w:val="24"/>
+              </w:rPr>
+              <w:t xml:space="preserve"> (раздел 2.2)</w:t>
+            </w:r>
+          </w:p>
+        </w:tc>
+      </w:tr>
+      <w:tr>
+        <w:trPr>
+          <w:cantSplit/>
+          <w:jc w:val="center"/>
+        </w:trPr>
+        <w:tc>
+          <w:tcPr>
+            <w:tcW w:w="636" w:type="dxa"/>
+            <w:vAlign w:val="center"/>
+          </w:tcPr>
+          <w:p>
+            <w:pPr>
+              <w:pStyle w:val="Compact"/>
+              <w:spacing w:before="0" w:after="0" w:line="280" w:lineRule="exact"/>
+              <w:jc w:val="center"/>
+            </w:pPr>
+            <w:r>
+              <w:rPr>
+                <w:sz w:val="24"/>
+              </w:rPr>
+              <w:t>2</w:t>
+            </w:r>
+          </w:p>
+        </w:tc>
+        <w:tc>
+          <w:tcPr>
+            <w:tcW w:w="3702" w:type="dxa"/>
+            <w:vAlign w:val="center"/>
+          </w:tcPr>
+          <w:p>
+            <w:pPr>
+              <w:pStyle w:val="Compact"/>
+              <w:spacing w:before="0" w:after="0" w:line="280" w:lineRule="exact"/>
+              <w:jc w:val="center"/>
+            </w:pPr>
+            <w:r>
+              <w:rPr>
+                <w:sz w:val="24"/>
+              </w:rPr>
+              <w:t>Сформулирован приоритетный клиентский сегмент</w:t>
+            </w:r>
+          </w:p>
+        </w:tc>
+        <w:tc>
+          <w:tcPr>
+            <w:tcW w:w="1177" w:type="dxa"/>
+            <w:vAlign w:val="center"/>
+          </w:tcPr>
+          <w:p>
+            <w:pPr>
+              <w:pStyle w:val="Compact"/>
+              <w:spacing w:before="0" w:after="0" w:line="280" w:lineRule="exact"/>
+              <w:jc w:val="center"/>
+            </w:pPr>
+            <w:r>
+              <w:rPr>
+                <w:sz w:val="24"/>
+              </w:rPr>
+              <w:t>да</w:t>
+            </w:r>
+          </w:p>
+        </w:tc>
+        <w:tc>
+          <w:tcPr>
+            <w:tcW w:w="3838" w:type="dxa"/>
+            <w:vAlign w:val="center"/>
+          </w:tcPr>
+          <w:p>
+            <w:pPr>
+              <w:pStyle w:val="Compact"/>
+              <w:spacing w:before="0" w:after="0" w:line="280" w:lineRule="exact"/>
+              <w:jc w:val="center"/>
+            </w:pPr>
+            <w:r>
+              <w:rPr>
+                <w:sz w:val="24"/>
+              </w:rPr>
+              <w:t>финансовые аналитики и консультанты, индекс 4,25 (раздел 2.3)</w:t>
+            </w:r>
+          </w:p>
+        </w:tc>
+      </w:tr>
+      <w:tr>
+        <w:trPr>
+          <w:cantSplit/>
+          <w:jc w:val="center"/>
+        </w:trPr>
+        <w:tc>
+          <w:tcPr>
+            <w:tcW w:w="636" w:type="dxa"/>
+            <w:vAlign w:val="center"/>
+          </w:tcPr>
+          <w:p>
+            <w:pPr>
+              <w:pStyle w:val="Compact"/>
+              <w:spacing w:before="0" w:after="0" w:line="280" w:lineRule="exact"/>
+              <w:jc w:val="center"/>
+            </w:pPr>
+            <w:r>
+              <w:rPr>
+                <w:sz w:val="24"/>
+              </w:rPr>
+              <w:lastRenderedPageBreak/>
+              <w:t>3</w:t>
+            </w:r>
+          </w:p>
+        </w:tc>
+        <w:tc>
+          <w:tcPr>
+            <w:tcW w:w="3702" w:type="dxa"/>
+            <w:vAlign w:val="center"/>
+          </w:tcPr>
+          <w:p>
+            <w:pPr>
+              <w:pStyle w:val="Compact"/>
+              <w:spacing w:before="0" w:after="0" w:line="280" w:lineRule="exact"/>
+              <w:jc w:val="center"/>
+            </w:pPr>
+            <w:r>
+              <w:rPr>
+                <w:sz w:val="24"/>
+              </w:rPr>
+              <w:t>Проблема сегмента подтверждена отзывами, сайтами конкурентов или иными источниками</w:t>
+            </w:r>
+          </w:p>
+        </w:tc>
+        <w:tc>
+          <w:tcPr>
+            <w:tcW w:w="1177" w:type="dxa"/>
+            <w:vAlign w:val="center"/>
+          </w:tcPr>
+          <w:p>
+            <w:pPr>
+              <w:pStyle w:val="Compact"/>
+              <w:spacing w:before="0" w:after="0" w:line="280" w:lineRule="exact"/>
+              <w:jc w:val="center"/>
+            </w:pPr>
+            <w:r>
+              <w:rPr>
+                <w:sz w:val="24"/>
+              </w:rPr>
+              <w:t>да</w:t>
+            </w:r>
+          </w:p>
+        </w:tc>
+        <w:tc>
+          <w:tcPr>
+            <w:tcW w:w="3838" w:type="dxa"/>
+            <w:vAlign w:val="center"/>
+          </w:tcPr>
+          <w:p>
+            <w:pPr>
+              <w:pStyle w:val="Compact"/>
+              <w:spacing w:before="0" w:after="0" w:line="280" w:lineRule="exact"/>
+              <w:jc w:val="center"/>
+            </w:pPr>
+            <w:r>
+              <w:rPr>
+                <w:sz w:val="24"/>
+              </w:rPr>
+              <w:t>банк из 14 источников, индекс проблемы 86 (раздел 2.1, 2.2)</w:t>
+            </w:r>
+          </w:p>
+        </w:tc>
+      </w:tr>
+      <w:tr>
+        <w:trPr>
+          <w:cantSplit/>
+          <w:jc w:val="center"/>
+        </w:trPr>
+        <w:tc>
+          <w:tcPr>
+            <w:tcW w:w="636" w:type="dxa"/>
+            <w:vAlign w:val="center"/>
+          </w:tcPr>
+          <w:p>
+            <w:pPr>
+              <w:pStyle w:val="Compact"/>
+              <w:spacing w:before="0" w:after="0" w:line="280" w:lineRule="exact"/>
+              <w:jc w:val="center"/>
+            </w:pPr>
+            <w:r>
+              <w:rPr>
+                <w:sz w:val="24"/>
+              </w:rPr>
+              <w:t>4</w:t>
+            </w:r>
+          </w:p>
+        </w:tc>
+        <w:tc>
+          <w:tcPr>
+            <w:tcW w:w="3702" w:type="dxa"/>
+            <w:vAlign w:val="center"/>
+          </w:tcPr>
+          <w:p>
+            <w:pPr>
+              <w:pStyle w:val="Compact"/>
+              <w:spacing w:before="0" w:after="0" w:line="280" w:lineRule="exact"/>
+              <w:jc w:val="center"/>
+            </w:pPr>
+            <w:r>
+              <w:rPr>
+                <w:sz w:val="24"/>
+              </w:rPr>
+              <w:t>Ценностное предложение связано с проблемой</w:t>
+            </w:r>
+            <w:r>
+              <w:rPr>
+                <w:sz w:val="24"/>
+              </w:rPr>
+              <w:t xml:space="preserve"> и отличием от конкурентов</w:t>
+            </w:r>
+          </w:p>
+        </w:tc>
+        <w:tc>
+          <w:tcPr>
+            <w:tcW w:w="1177" w:type="dxa"/>
+            <w:vAlign w:val="center"/>
+          </w:tcPr>
+          <w:p>
+            <w:pPr>
+              <w:pStyle w:val="Compact"/>
+              <w:spacing w:before="0" w:after="0" w:line="280" w:lineRule="exact"/>
+              <w:jc w:val="center"/>
+            </w:pPr>
+            <w:r>
+              <w:rPr>
+                <w:sz w:val="24"/>
+              </w:rPr>
+              <w:t>да</w:t>
+            </w:r>
+          </w:p>
+        </w:tc>
+        <w:tc>
+          <w:tcPr>
+            <w:tcW w:w="3838" w:type="dxa"/>
+            <w:vAlign w:val="center"/>
+          </w:tcPr>
+          <w:p>
+            <w:pPr>
+              <w:pStyle w:val="Compact"/>
+              <w:spacing w:before="0" w:after="0" w:line="280" w:lineRule="exact"/>
+              <w:jc w:val="center"/>
+            </w:pPr>
+            <w:r>
+              <w:rPr>
+                <w:i/>
+                <w:sz w:val="24"/>
+              </w:rPr>
+              <w:t>VP-001</w:t>
+            </w:r>
+            <w:r>
+              <w:rPr>
+                <w:sz w:val="24"/>
+              </w:rPr>
+              <w:t>…</w:t>
+            </w:r>
+            <w:r>
+              <w:rPr>
+                <w:i/>
+                <w:sz w:val="24"/>
+              </w:rPr>
+              <w:t>VP-004</w:t>
+            </w:r>
+            <w:r>
+              <w:rPr>
+                <w:sz w:val="24"/>
+              </w:rPr>
+              <w:t xml:space="preserve"> и пробел покрытия в разделе 2.2</w:t>
+            </w:r>
+          </w:p>
+        </w:tc>
+      </w:tr>
+      <w:tr>
+        <w:trPr>
+          <w:cantSplit/>
+          <w:jc w:val="center"/>
+        </w:trPr>
+        <w:tc>
+          <w:tcPr>
+            <w:tcW w:w="636" w:type="dxa"/>
+            <w:vAlign w:val="center"/>
+          </w:tcPr>
+          <w:p>
+            <w:pPr>
+              <w:pStyle w:val="Compact"/>
+              <w:spacing w:before="0" w:after="0" w:line="280" w:lineRule="exact"/>
+              <w:jc w:val="center"/>
+            </w:pPr>
+            <w:r>
+              <w:rPr>
+                <w:sz w:val="24"/>
+              </w:rPr>
+              <w:t>5</w:t>
+            </w:r>
+          </w:p>
+        </w:tc>
+        <w:tc>
+          <w:tcPr>
+            <w:tcW w:w="3702" w:type="dxa"/>
+            <w:vAlign w:val="center"/>
+          </w:tcPr>
+          <w:p>
+            <w:pPr>
+              <w:pStyle w:val="Compact"/>
+              <w:spacing w:before="0" w:after="0" w:line="280" w:lineRule="exact"/>
+              <w:jc w:val="center"/>
+            </w:pPr>
+            <w:r>
+              <w:rPr>
+                <w:sz w:val="24"/>
+              </w:rPr>
+              <w:t>Разделены рыночный стандарт и конкурентные преимущества</w:t>
+            </w:r>
+          </w:p>
+        </w:tc>
+        <w:tc>
+          <w:tcPr>
+            <w:tcW w:w="1177" w:type="dxa"/>
+            <w:vAlign w:val="center"/>
+          </w:tcPr>
+          <w:p>
+            <w:pPr>
+              <w:pStyle w:val="Compact"/>
+              <w:spacing w:before="0" w:after="0" w:line="280" w:lineRule="exact"/>
+              <w:jc w:val="center"/>
+            </w:pPr>
+            <w:r>
+              <w:rPr>
+                <w:sz w:val="24"/>
+              </w:rPr>
+              <w:t>да</w:t>
+            </w:r>
+          </w:p>
+        </w:tc>
+        <w:tc>
+          <w:tcPr>
+            <w:tcW w:w="3838" w:type="dxa"/>
+            <w:vAlign w:val="center"/>
+          </w:tcPr>
+          <w:p>
+            <w:pPr>
+              <w:pStyle w:val="Compact"/>
+              <w:spacing w:before="0" w:after="0" w:line="280" w:lineRule="exact"/>
+              <w:jc w:val="center"/>
+            </w:pPr>
+            <w:r>
+              <w:rPr>
+                <w:sz w:val="24"/>
+              </w:rPr>
+              <w:t>стандарт и зоны дифференциации ЛР5 (разделы 2.6 и 2.7 ЛР5)</w:t>
+            </w:r>
+          </w:p>
+        </w:tc>
+      </w:tr>
+      <w:tr>
+        <w:trPr>
+          <w:cantSplit/>
+          <w:jc w:val="center"/>
+        </w:trPr>
+        <w:tc>
+          <w:tcPr>
+            <w:tcW w:w="636" w:type="dxa"/>
+            <w:vAlign w:val="center"/>
+          </w:tcPr>
+          <w:p>
+            <w:pPr>
+              <w:pStyle w:val="Compact"/>
+              <w:spacing w:before="0" w:after="0" w:line="280" w:lineRule="exact"/>
+              <w:jc w:val="center"/>
+            </w:pPr>
+            <w:r>
+              <w:rPr>
+                <w:sz w:val="24"/>
+              </w:rPr>
+              <w:t>6</w:t>
+            </w:r>
+          </w:p>
+        </w:tc>
+        <w:tc>
+          <w:tcPr>
+            <w:tcW w:w="3702" w:type="dxa"/>
+            <w:vAlign w:val="center"/>
+          </w:tcPr>
+          <w:p>
+            <w:pPr>
+              <w:pStyle w:val="Compact"/>
+              <w:spacing w:before="0" w:after="0" w:line="280" w:lineRule="exact"/>
+              <w:jc w:val="center"/>
+            </w:pPr>
+            <w:r>
+              <w:rPr>
+                <w:sz w:val="24"/>
+              </w:rPr>
+              <w:t>Описана единица монетизации</w:t>
+            </w:r>
+          </w:p>
+        </w:tc>
+        <w:tc>
+          <w:tcPr>
+            <w:tcW w:w="1177" w:type="dxa"/>
+            <w:vAlign w:val="center"/>
+          </w:tcPr>
+          <w:p>
+            <w:pPr>
+              <w:pStyle w:val="Compact"/>
+              <w:spacing w:before="0" w:after="0" w:line="280" w:lineRule="exact"/>
+              <w:jc w:val="center"/>
+            </w:pPr>
+            <w:r>
+              <w:rPr>
+                <w:sz w:val="24"/>
+              </w:rPr>
+              <w:t>да</w:t>
+            </w:r>
+          </w:p>
+        </w:tc>
+        <w:tc>
+          <w:tcPr>
+            <w:tcW w:w="3838" w:type="dxa"/>
+            <w:vAlign w:val="center"/>
+          </w:tcPr>
+          <w:p>
+            <w:pPr>
+              <w:pStyle w:val="Compact"/>
+              <w:spacing w:before="0" w:after="0" w:line="280" w:lineRule="exact"/>
+              <w:jc w:val="center"/>
+            </w:pPr>
+            <w:r>
+              <w:rPr>
+                <w:sz w:val="24"/>
+              </w:rPr>
+              <w:t>файл 9 </w:t>
+            </w:r>
+            <w:r>
+              <w:rPr>
+                <w:i/>
+                <w:sz w:val="24"/>
+              </w:rPr>
+              <w:t>EUR</w:t>
+            </w:r>
+            <w:r>
+              <w:rPr>
+                <w:sz w:val="24"/>
+              </w:rPr>
+              <w:t xml:space="preserve">, </w:t>
+            </w:r>
+            <w:r>
+              <w:rPr>
+                <w:i/>
+                <w:sz w:val="24"/>
+              </w:rPr>
+              <w:t>Pro</w:t>
+            </w:r>
+            <w:r>
+              <w:rPr>
+                <w:sz w:val="24"/>
+              </w:rPr>
+              <w:t xml:space="preserve"> 19 </w:t>
+            </w:r>
+            <w:r>
+              <w:rPr>
+                <w:i/>
+                <w:sz w:val="24"/>
+              </w:rPr>
+              <w:t>EUR</w:t>
+            </w:r>
+            <w:r>
+              <w:rPr>
+                <w:sz w:val="24"/>
+              </w:rPr>
+              <w:t xml:space="preserve">, место </w:t>
+            </w:r>
+            <w:r>
+              <w:rPr>
+                <w:i/>
+                <w:sz w:val="24"/>
+              </w:rPr>
+              <w:t>Team</w:t>
+            </w:r>
+            <w:r>
+              <w:rPr>
+                <w:sz w:val="24"/>
+              </w:rPr>
+              <w:t xml:space="preserve"> 29 </w:t>
+            </w:r>
+            <w:r>
+              <w:rPr>
+                <w:i/>
+                <w:sz w:val="24"/>
+              </w:rPr>
+              <w:t>EUR</w:t>
+            </w:r>
+            <w:r>
+              <w:rPr>
+                <w:sz w:val="24"/>
+              </w:rPr>
+              <w:t xml:space="preserve"> (раздел 2.2)</w:t>
+            </w:r>
+          </w:p>
+        </w:tc>
+      </w:tr>
+      <w:tr>
+        <w:trPr>
+          <w:cantSplit/>
+          <w:jc w:val="center"/>
+        </w:trPr>
+        <w:tc>
+          <w:tcPr>
+            <w:tcW w:w="636" w:type="dxa"/>
+            <w:vAlign w:val="center"/>
+          </w:tcPr>
+          <w:p>
+            <w:pPr>
+              <w:pStyle w:val="Compact"/>
+              <w:spacing w:before="0" w:after="0" w:line="280" w:lineRule="exact"/>
+              <w:jc w:val="center"/>
+            </w:pPr>
+            <w:r>
+              <w:rPr>
+                <w:sz w:val="24"/>
+              </w:rPr>
+              <w:t>7</w:t>
+            </w:r>
+          </w:p>
+        </w:tc>
+        <w:tc>
+          <w:tcPr>
+            <w:tcW w:w="3702" w:type="dxa"/>
+            <w:vAlign w:val="center"/>
+          </w:tcPr>
+          <w:p>
+            <w:pPr>
+              <w:pStyle w:val="Compact"/>
+              <w:spacing w:before="0" w:after="0" w:line="280" w:lineRule="exact"/>
+              <w:jc w:val="center"/>
+            </w:pPr>
+            <w:r>
+              <w:rPr>
+                <w:sz w:val="24"/>
+              </w:rPr>
+              <w:t>Потоки доходов согласованы с цифровым товаром</w:t>
+            </w:r>
+          </w:p>
+        </w:tc>
+        <w:tc>
+          <w:tcPr>
+            <w:tcW w:w="1177" w:type="dxa"/>
+            <w:vAlign w:val="center"/>
+          </w:tcPr>
+          <w:p>
+            <w:pPr>
+              <w:pStyle w:val="Compact"/>
+              <w:spacing w:before="0" w:after="0" w:line="280" w:lineRule="exact"/>
+              <w:jc w:val="center"/>
+            </w:pPr>
+            <w:r>
+              <w:rPr>
+                <w:sz w:val="24"/>
+              </w:rPr>
+              <w:t>да</w:t>
+            </w:r>
+          </w:p>
+        </w:tc>
+        <w:tc>
+          <w:tcPr>
+            <w:tcW w:w="3838" w:type="dxa"/>
+            <w:vAlign w:val="center"/>
+          </w:tcPr>
+          <w:p>
+            <w:pPr>
+              <w:pStyle w:val="Compact"/>
+              <w:spacing w:before="0" w:after="0" w:line="280" w:lineRule="exact"/>
+              <w:jc w:val="center"/>
+            </w:pPr>
+            <w:r>
+              <w:rPr>
+                <w:sz w:val="24"/>
+              </w:rPr>
+              <w:t>тарифы ПЗ1 и ценовой коридор ЛР2-3 (раздел 2.7)</w:t>
+            </w:r>
+          </w:p>
+        </w:tc>
+      </w:tr>
+      <w:tr>
+        <w:trPr>
+          <w:cantSplit/>
+          <w:jc w:val="center"/>
+        </w:trPr>
+        <w:tc>
+          <w:tcPr>
+            <w:tcW w:w="636" w:type="dxa"/>
+            <w:vAlign w:val="center"/>
+          </w:tcPr>
+          <w:p>
+            <w:pPr>
+              <w:pStyle w:val="Compact"/>
+              <w:spacing w:before="0" w:after="0" w:line="280" w:lineRule="exact"/>
+              <w:jc w:val="center"/>
+            </w:pPr>
+            <w:r>
+              <w:rPr>
+                <w:sz w:val="24"/>
+              </w:rPr>
+              <w:t>8</w:t>
+            </w:r>
+          </w:p>
+        </w:tc>
+        <w:tc>
+          <w:tcPr>
+            <w:tcW w:w="3702" w:type="dxa"/>
+            <w:vAlign w:val="center"/>
+          </w:tcPr>
+          <w:p>
+            <w:pPr>
+              <w:pStyle w:val="Compact"/>
+              <w:spacing w:before="0" w:after="0" w:line="280" w:lineRule="exact"/>
+              <w:jc w:val="center"/>
+            </w:pPr>
+            <w:r>
+              <w:rPr>
+                <w:sz w:val="24"/>
+              </w:rPr>
+              <w:t>Каналы соответствуют поведению выбранного сегмента</w:t>
+            </w:r>
+          </w:p>
+        </w:tc>
+        <w:tc>
+          <w:tcPr>
+            <w:tcW w:w="1177" w:type="dxa"/>
+            <w:vAlign w:val="center"/>
+          </w:tcPr>
+          <w:p>
+            <w:pPr>
+              <w:pStyle w:val="Compact"/>
+              <w:spacing w:before="0" w:after="0" w:line="280" w:lineRule="exact"/>
+              <w:jc w:val="center"/>
+            </w:pPr>
+            <w:r>
+              <w:rPr>
+                <w:sz w:val="24"/>
+              </w:rPr>
+              <w:t>частично</w:t>
+            </w:r>
+          </w:p>
+        </w:tc>
+        <w:tc>
+          <w:tcPr>
+            <w:tcW w:w="3838" w:type="dxa"/>
+            <w:vAlign w:val="center"/>
+          </w:tcPr>
+          <w:p>
+            <w:pPr>
+              <w:pStyle w:val="Compact"/>
+              <w:spacing w:before="0" w:after="0" w:line="280" w:lineRule="exact"/>
+              <w:jc w:val="center"/>
+            </w:pPr>
+            <w:r>
+              <w:rPr>
+                <w:sz w:val="24"/>
+              </w:rPr>
+              <w:t xml:space="preserve">поиск по проблемным запросам включен, </w:t>
+            </w:r>
+            <w:r>
+              <w:rPr>
+                <w:i/>
+                <w:sz w:val="24"/>
+              </w:rPr>
+              <w:t>AppSource</w:t>
+            </w:r>
+            <w:r>
+              <w:rPr>
+                <w:sz w:val="24"/>
+              </w:rPr>
+              <w:t>, партнеры и сообщества требуют проверки (раздел 2.3)</w:t>
+            </w:r>
+          </w:p>
+        </w:tc>
+      </w:tr>
+      <w:tr>
+        <w:trPr>
+          <w:cantSplit/>
+          <w:jc w:val="center"/>
+        </w:trPr>
+        <w:tc>
+          <w:tcPr>
+            <w:tcW w:w="636" w:type="dxa"/>
+            <w:vAlign w:val="center"/>
+          </w:tcPr>
+          <w:p>
+            <w:pPr>
+              <w:pStyle w:val="Compact"/>
+              <w:spacing w:before="0" w:after="0" w:line="280" w:lineRule="exact"/>
+              <w:jc w:val="center"/>
+            </w:pPr>
+            <w:r>
+              <w:rPr>
+                <w:sz w:val="24"/>
+              </w:rPr>
+              <w:t>9</w:t>
+            </w:r>
+          </w:p>
+        </w:tc>
+        <w:tc>
+          <w:tcPr>
+            <w:tcW w:w="3702" w:type="dxa"/>
+            <w:vAlign w:val="center"/>
+          </w:tcPr>
+          <w:p>
+            <w:pPr>
+              <w:pStyle w:val="Compact"/>
+              <w:spacing w:before="0" w:after="0" w:line="280" w:lineRule="exact"/>
+              <w:jc w:val="center"/>
+            </w:pPr>
+            <w:r>
+              <w:rPr>
+                <w:sz w:val="24"/>
+              </w:rPr>
+              <w:t>Отношения с клиентами соответствуют сложности товара</w:t>
+            </w:r>
+          </w:p>
+        </w:tc>
+        <w:tc>
+          <w:tcPr>
+            <w:tcW w:w="1177" w:type="dxa"/>
+            <w:vAlign w:val="center"/>
+          </w:tcPr>
+          <w:p>
+            <w:pPr>
+              <w:pStyle w:val="Compact"/>
+              <w:spacing w:before="0" w:after="0" w:line="280" w:lineRule="exact"/>
+              <w:jc w:val="center"/>
+            </w:pPr>
+            <w:r>
+              <w:rPr>
+                <w:sz w:val="24"/>
+              </w:rPr>
+              <w:t>да</w:t>
+            </w:r>
+          </w:p>
+        </w:tc>
+        <w:tc>
+          <w:tcPr>
+            <w:tcW w:w="3838" w:type="dxa"/>
+            <w:vAlign w:val="center"/>
+          </w:tcPr>
+          <w:p>
+            <w:pPr>
+              <w:pStyle w:val="Compact"/>
+              <w:spacing w:before="0" w:after="0" w:line="280" w:lineRule="exact"/>
+              <w:jc w:val="center"/>
+            </w:pPr>
+            <w:r>
+              <w:rPr>
+                <w:sz w:val="24"/>
+              </w:rPr>
+              <w:t>бесплатный старт и самообслуживание для недорогого сервиса</w:t>
+            </w:r>
+          </w:p>
+        </w:tc>
+      </w:tr>
+      <w:tr>
+        <w:trPr>
+          <w:cantSplit/>
+          <w:jc w:val="center"/>
+        </w:trPr>
+        <w:tc>
+          <w:tcPr>
+            <w:tcW w:w="636" w:type="dxa"/>
+            <w:vAlign w:val="center"/>
+          </w:tcPr>
+          <w:p>
+            <w:pPr>
+              <w:pStyle w:val="Compact"/>
+              <w:spacing w:before="0" w:after="0" w:line="280" w:lineRule="exact"/>
+              <w:jc w:val="center"/>
+            </w:pPr>
+            <w:r>
+              <w:rPr>
+                <w:sz w:val="24"/>
+              </w:rPr>
+              <w:t>10</w:t>
+            </w:r>
+          </w:p>
+        </w:tc>
+        <w:tc>
+          <w:tcPr>
+            <w:tcW w:w="3702" w:type="dxa"/>
+            <w:vAlign w:val="center"/>
+          </w:tcPr>
+          <w:p>
+            <w:pPr>
+              <w:pStyle w:val="Compact"/>
+              <w:spacing w:before="0" w:after="0" w:line="280" w:lineRule="exact"/>
+              <w:jc w:val="center"/>
+            </w:pPr>
+            <w:r>
+              <w:rPr>
+                <w:sz w:val="24"/>
+              </w:rPr>
+              <w:t>Ключевые ресурсы объясняют, как создается и защищается ценность</w:t>
+            </w:r>
+          </w:p>
+        </w:tc>
+        <w:tc>
+          <w:tcPr>
+            <w:tcW w:w="1177" w:type="dxa"/>
+            <w:vAlign w:val="center"/>
+          </w:tcPr>
+          <w:p>
+            <w:pPr>
+              <w:pStyle w:val="Compact"/>
+              <w:spacing w:before="0" w:after="0" w:line="280" w:lineRule="exact"/>
+              <w:jc w:val="center"/>
+            </w:pPr>
+            <w:r>
+              <w:rPr>
+                <w:sz w:val="24"/>
+              </w:rPr>
+              <w:t>частично</w:t>
+            </w:r>
+          </w:p>
+        </w:tc>
+        <w:tc>
+          <w:tcPr>
+            <w:tcW w:w="3838" w:type="dxa"/>
+            <w:vAlign w:val="center"/>
+          </w:tcPr>
+          <w:p>
+            <w:pPr>
+              <w:pStyle w:val="Compact"/>
+              <w:spacing w:before="0" w:after="0" w:line="280" w:lineRule="exact"/>
+              <w:jc w:val="center"/>
+            </w:pPr>
+            <w:r>
+              <w:rPr>
+                <w:sz w:val="24"/>
+              </w:rPr>
+              <w:t xml:space="preserve">блок со статусом «Проверить»: полнота 3 из 5, нужны данные об </w:t>
+            </w:r>
+            <w:r>
+              <w:rPr>
+                <w:i/>
+                <w:sz w:val="24"/>
+              </w:rPr>
+              <w:t>eval</w:t>
+            </w:r>
+            <w:r>
+              <w:rPr>
+                <w:sz w:val="24"/>
+              </w:rPr>
+              <w:t>-наборе и безопасности</w:t>
+            </w:r>
+          </w:p>
+        </w:tc>
+      </w:tr>
+      <w:tr>
+        <w:trPr>
+          <w:cantSplit/>
+          <w:jc w:val="center"/>
+        </w:trPr>
+        <w:tc>
+          <w:tcPr>
+            <w:tcW w:w="636" w:type="dxa"/>
+            <w:vAlign w:val="center"/>
+          </w:tcPr>
+          <w:p>
+            <w:pPr>
+              <w:pStyle w:val="Compact"/>
+              <w:spacing w:before="0" w:after="0" w:line="280" w:lineRule="exact"/>
+              <w:jc w:val="center"/>
+            </w:pPr>
+            <w:r>
+              <w:rPr>
+                <w:sz w:val="24"/>
+              </w:rPr>
+              <w:t>11</w:t>
+            </w:r>
+          </w:p>
+        </w:tc>
+        <w:tc>
+          <w:tcPr>
+            <w:tcW w:w="3702" w:type="dxa"/>
+            <w:vAlign w:val="center"/>
+          </w:tcPr>
+          <w:p>
+            <w:pPr>
+              <w:pStyle w:val="Compact"/>
+              <w:spacing w:before="0" w:after="0" w:line="280" w:lineRule="exact"/>
+              <w:jc w:val="center"/>
+            </w:pPr>
+            <w:r>
+              <w:rPr>
+                <w:sz w:val="24"/>
+              </w:rPr>
+              <w:t>Ключевые процессы позволяют</w:t>
+            </w:r>
+            <w:r>
+              <w:rPr>
+                <w:sz w:val="24"/>
+              </w:rPr>
+              <w:t xml:space="preserve"> поставить обещанный результат</w:t>
+            </w:r>
+          </w:p>
+        </w:tc>
+        <w:tc>
+          <w:tcPr>
+            <w:tcW w:w="1177" w:type="dxa"/>
+            <w:vAlign w:val="center"/>
+          </w:tcPr>
+          <w:p>
+            <w:pPr>
+              <w:pStyle w:val="Compact"/>
+              <w:spacing w:before="0" w:after="0" w:line="280" w:lineRule="exact"/>
+              <w:jc w:val="center"/>
+            </w:pPr>
+            <w:r>
+              <w:rPr>
+                <w:sz w:val="24"/>
+              </w:rPr>
+              <w:t>да</w:t>
+            </w:r>
+          </w:p>
+        </w:tc>
+        <w:tc>
+          <w:tcPr>
+            <w:tcW w:w="3838" w:type="dxa"/>
+            <w:vAlign w:val="center"/>
+          </w:tcPr>
+          <w:p>
+            <w:pPr>
+              <w:pStyle w:val="Compact"/>
+              <w:spacing w:before="0" w:after="0" w:line="280" w:lineRule="exact"/>
+              <w:jc w:val="center"/>
+            </w:pPr>
+            <w:r>
+              <w:rPr>
+                <w:sz w:val="24"/>
+              </w:rPr>
+              <w:t>блок «Ключевые виды деятельности» готов</w:t>
+            </w:r>
+          </w:p>
+        </w:tc>
+      </w:tr>
+      <w:tr>
+        <w:trPr>
+          <w:cantSplit/>
+          <w:jc w:val="center"/>
+        </w:trPr>
+        <w:tc>
+          <w:tcPr>
+            <w:tcW w:w="636" w:type="dxa"/>
+            <w:vAlign w:val="center"/>
+          </w:tcPr>
+          <w:p>
+            <w:pPr>
+              <w:pStyle w:val="Compact"/>
+              <w:spacing w:before="0" w:after="0" w:line="280" w:lineRule="exact"/>
+              <w:jc w:val="center"/>
+            </w:pPr>
+            <w:r>
+              <w:rPr>
+                <w:sz w:val="24"/>
+              </w:rPr>
+              <w:t>12</w:t>
+            </w:r>
+          </w:p>
+        </w:tc>
+        <w:tc>
+          <w:tcPr>
+            <w:tcW w:w="3702" w:type="dxa"/>
+            <w:vAlign w:val="center"/>
+          </w:tcPr>
+          <w:p>
+            <w:pPr>
+              <w:pStyle w:val="Compact"/>
+              <w:spacing w:before="0" w:after="0" w:line="280" w:lineRule="exact"/>
+              <w:jc w:val="center"/>
+            </w:pPr>
+            <w:r>
+              <w:rPr>
+                <w:sz w:val="24"/>
+              </w:rPr>
+              <w:t>Партнеры указаны только там, где они действительно нужны модели</w:t>
+            </w:r>
+          </w:p>
+        </w:tc>
+        <w:tc>
+          <w:tcPr>
+            <w:tcW w:w="1177" w:type="dxa"/>
+            <w:vAlign w:val="center"/>
+          </w:tcPr>
+          <w:p>
+            <w:pPr>
+              <w:pStyle w:val="Compact"/>
+              <w:spacing w:before="0" w:after="0" w:line="280" w:lineRule="exact"/>
+              <w:jc w:val="center"/>
+            </w:pPr>
+            <w:r>
+              <w:rPr>
+                <w:sz w:val="24"/>
+              </w:rPr>
+              <w:t>частично</w:t>
+            </w:r>
+          </w:p>
+        </w:tc>
+        <w:tc>
+          <w:tcPr>
+            <w:tcW w:w="3838" w:type="dxa"/>
+            <w:vAlign w:val="center"/>
+          </w:tcPr>
+          <w:p>
+            <w:pPr>
+              <w:pStyle w:val="Compact"/>
+              <w:spacing w:before="0" w:after="0" w:line="280" w:lineRule="exact"/>
+              <w:jc w:val="center"/>
+            </w:pPr>
+            <w:r>
+              <w:rPr>
+                <w:sz w:val="24"/>
+              </w:rPr>
+              <w:t xml:space="preserve">блок со статусом «Проверить»: условия </w:t>
+            </w:r>
+            <w:r>
+              <w:rPr>
+                <w:i/>
+                <w:sz w:val="24"/>
+              </w:rPr>
+              <w:t>AppSource</w:t>
+            </w:r>
+            <w:r>
+              <w:rPr>
+                <w:sz w:val="24"/>
+              </w:rPr>
+              <w:t xml:space="preserve"> и провайдеров </w:t>
+            </w:r>
+            <w:r>
+              <w:rPr>
+                <w:i/>
+                <w:sz w:val="24"/>
+              </w:rPr>
+              <w:t>LLM</w:t>
+            </w:r>
+            <w:r>
+              <w:rPr>
+                <w:sz w:val="24"/>
+              </w:rPr>
+              <w:t xml:space="preserve"> уточняются (приложение Г)</w:t>
+            </w:r>
+          </w:p>
+        </w:tc>
+      </w:tr>
+    </w:tbl>
+    <w:p>
+      <w:pPr>
+        <w:pStyle w:val="FirstParagraph"/>
+        <w:spacing w:before="0" w:after="0" w:line="360" w:lineRule="exact"/>
+        <w:ind w:firstLine="709"/>
+        <w:jc w:val="both"/>
+      </w:pPr>
+      <w:r>
+        <w:rPr>
+          <w:sz w:val="28"/>
+        </w:rPr>
+        <w:t>Из 12 критериев девять выполнены, три частично; критических пробелов нет. Частичные критерии совпадают с блоками Канваса со статусом «Проверить» (таблица со статусами блоков).</w:t>
       </w:r>
     </w:p>
     <w:p>
@@ -29814,45 +31193,3657 @@
         <w:rPr>
           <w:sz w:val="28"/>
         </w:rPr>
-        <w:t>Главный риск плана - узкое окно платной беты при цели 50 плат</w:t>
-      </w:r>
-      <w:r>
-        <w:rPr>
-          <w:sz w:val="28"/>
-        </w:rPr>
-        <w:t xml:space="preserve">ящих: его нужно снимать дополнительными каналами и ранним измерением конверсий. Следующие шаги: заменить демонстрационные данные макетов </w:t>
-      </w:r>
-      <w:r>
-        <w:rPr>
-          <w:i/>
-          <w:sz w:val="28"/>
-        </w:rPr>
-        <w:t>Figma</w:t>
-      </w:r>
-      <w:r>
-        <w:rPr>
-          <w:sz w:val="28"/>
-        </w:rPr>
-        <w:t xml:space="preserve"> реальными результатами движка после запуска </w:t>
-      </w:r>
-      <w:r>
-        <w:rPr>
-          <w:i/>
-          <w:sz w:val="28"/>
-        </w:rPr>
-        <w:t>MVP</w:t>
-      </w:r>
-      <w:r>
-        <w:rPr>
-          <w:sz w:val="28"/>
-        </w:rPr>
-        <w:t>, провести реальный опрос по платежеспособности и Кано, затем свес</w:t>
-      </w:r>
-      <w:r>
-        <w:rPr>
-          <w:sz w:val="28"/>
-        </w:rPr>
-        <w:t>ти результаты в итоговом отчете ЛР7.</w:t>
+        <w:t xml:space="preserve">В таблице 23 представлено: контрольный лист первого </w:t>
+      </w:r>
+      <w:r>
+        <w:rPr>
+          <w:sz w:val="28"/>
+        </w:rPr>
+        <w:t>релиза (методика 6.5).</w:t>
+      </w:r>
+    </w:p>
+    <w:p>
+      <w:pPr>
+        <w:pStyle w:val="a0"/>
+        <w:keepNext/>
+        <w:spacing w:before="0" w:after="0" w:line="360" w:lineRule="exact"/>
+      </w:pPr>
+      <w:r>
+        <w:rPr>
+          <w:sz w:val="28"/>
+        </w:rPr>
+        <w:t>Таблица 23 – Контрольный лист первого релиза (методика 6.5)</w:t>
+      </w:r>
+    </w:p>
+    <w:tbl>
+      <w:tblPr>
+        <w:tblStyle w:val="Table"/>
+        <w:tblW w:w="9355" w:type="dxa"/>
+        <w:jc w:val="center"/>
+        <w:tblBorders>
+          <w:top w:val="single" w:sz="4" w:space="0" w:color="000000"/>
+          <w:left w:val="single" w:sz="4" w:space="0" w:color="000000"/>
+          <w:bottom w:val="single" w:sz="4" w:space="0" w:color="000000"/>
+          <w:right w:val="single" w:sz="4" w:space="0" w:color="000000"/>
+          <w:insideH w:val="single" w:sz="4" w:space="0" w:color="000000"/>
+          <w:insideV w:val="single" w:sz="4" w:space="0" w:color="000000"/>
+        </w:tblBorders>
+        <w:tblLayout w:type="fixed"/>
+        <w:tblLook w:val="0020" w:firstRow="1" w:lastRow="0" w:firstColumn="0" w:lastColumn="0" w:noHBand="0" w:noVBand="0"/>
+      </w:tblPr>
+      <w:tblGrid>
+        <w:gridCol w:w="637"/>
+        <w:gridCol w:w="3769"/>
+        <w:gridCol w:w="1180"/>
+        <w:gridCol w:w="3769"/>
+      </w:tblGrid>
+      <w:tr>
+        <w:trPr>
+          <w:cnfStyle w:val="100000000000" w:firstRow="1" w:lastRow="0" w:firstColumn="0" w:lastColumn="0" w:oddVBand="0" w:evenVBand="0" w:oddHBand="0" w:evenHBand="0" w:firstRowFirstColumn="0" w:firstRowLastColumn="0" w:lastRowFirstColumn="0" w:lastRowLastColumn="0"/>
+          <w:cantSplit/>
+          <w:tblHeader/>
+          <w:jc w:val="center"/>
+        </w:trPr>
+        <w:tc>
+          <w:tcPr>
+            <w:tcW w:w="638" w:type="dxa"/>
+            <w:vAlign w:val="center"/>
+          </w:tcPr>
+          <w:p>
+            <w:pPr>
+              <w:pStyle w:val="Compact"/>
+              <w:spacing w:before="0" w:after="0" w:line="280" w:lineRule="exact"/>
+              <w:jc w:val="center"/>
+            </w:pPr>
+            <w:r>
+              <w:rPr>
+                <w:b/>
+                <w:sz w:val="24"/>
+              </w:rPr>
+              <w:t>№</w:t>
+            </w:r>
+          </w:p>
+        </w:tc>
+        <w:tc>
+          <w:tcPr>
+            <w:tcW w:w="3769" w:type="dxa"/>
+            <w:vAlign w:val="center"/>
+          </w:tcPr>
+          <w:p>
+            <w:pPr>
+              <w:pStyle w:val="Compact"/>
+              <w:spacing w:before="0" w:after="0" w:line="280" w:lineRule="exact"/>
+              <w:jc w:val="center"/>
+            </w:pPr>
+            <w:r>
+              <w:rPr>
+                <w:b/>
+                <w:sz w:val="24"/>
+              </w:rPr>
+              <w:t>Проверка</w:t>
+            </w:r>
+          </w:p>
+        </w:tc>
+        <w:tc>
+          <w:tcPr>
+            <w:tcW w:w="1180" w:type="dxa"/>
+            <w:vAlign w:val="center"/>
+          </w:tcPr>
+          <w:p>
+            <w:pPr>
+              <w:pStyle w:val="Compact"/>
+              <w:spacing w:before="0" w:after="0" w:line="280" w:lineRule="exact"/>
+              <w:jc w:val="center"/>
+            </w:pPr>
+            <w:r>
+              <w:rPr>
+                <w:b/>
+                <w:sz w:val="24"/>
+              </w:rPr>
+              <w:t>Ответ</w:t>
+            </w:r>
+          </w:p>
+        </w:tc>
+        <w:tc>
+          <w:tcPr>
+            <w:tcW w:w="3769" w:type="dxa"/>
+            <w:vAlign w:val="center"/>
+          </w:tcPr>
+          <w:p>
+            <w:pPr>
+              <w:pStyle w:val="Compact"/>
+              <w:spacing w:before="0" w:after="0" w:line="280" w:lineRule="exact"/>
+              <w:jc w:val="center"/>
+            </w:pPr>
+            <w:r>
+              <w:rPr>
+                <w:b/>
+                <w:sz w:val="24"/>
+              </w:rPr>
+              <w:t>Основание в отчете</w:t>
+            </w:r>
+          </w:p>
+        </w:tc>
+      </w:tr>
+      <w:tr>
+        <w:trPr>
+          <w:cantSplit/>
+          <w:jc w:val="center"/>
+        </w:trPr>
+        <w:tc>
+          <w:tcPr>
+            <w:tcW w:w="638" w:type="dxa"/>
+            <w:vAlign w:val="center"/>
+          </w:tcPr>
+          <w:p>
+            <w:pPr>
+              <w:pStyle w:val="Compact"/>
+              <w:spacing w:before="0" w:after="0" w:line="280" w:lineRule="exact"/>
+              <w:jc w:val="center"/>
+            </w:pPr>
+            <w:r>
+              <w:rPr>
+                <w:sz w:val="24"/>
+              </w:rPr>
+              <w:t>1</w:t>
+            </w:r>
+          </w:p>
+        </w:tc>
+        <w:tc>
+          <w:tcPr>
+            <w:tcW w:w="3769" w:type="dxa"/>
+            <w:vAlign w:val="center"/>
+          </w:tcPr>
+          <w:p>
+            <w:pPr>
+              <w:pStyle w:val="Compact"/>
+              <w:spacing w:before="0" w:after="0" w:line="280" w:lineRule="exact"/>
+              <w:jc w:val="center"/>
+            </w:pPr>
+            <w:r>
+              <w:rPr>
+                <w:sz w:val="24"/>
+              </w:rPr>
+              <w:t>Определен один основной сегмент первого запуска</w:t>
+            </w:r>
+          </w:p>
+        </w:tc>
+        <w:tc>
+          <w:tcPr>
+            <w:tcW w:w="1180" w:type="dxa"/>
+            <w:vAlign w:val="center"/>
+          </w:tcPr>
+          <w:p>
+            <w:pPr>
+              <w:pStyle w:val="Compact"/>
+              <w:spacing w:before="0" w:after="0" w:line="280" w:lineRule="exact"/>
+              <w:jc w:val="center"/>
+            </w:pPr>
+            <w:r>
+              <w:rPr>
+                <w:sz w:val="24"/>
+              </w:rPr>
+              <w:t>да</w:t>
+            </w:r>
+          </w:p>
+        </w:tc>
+        <w:tc>
+          <w:tcPr>
+            <w:tcW w:w="3769" w:type="dxa"/>
+            <w:vAlign w:val="center"/>
+          </w:tcPr>
+          <w:p>
+            <w:pPr>
+              <w:pStyle w:val="Compact"/>
+              <w:spacing w:before="0" w:after="0" w:line="280" w:lineRule="exact"/>
+              <w:jc w:val="center"/>
+            </w:pPr>
+            <w:r>
+              <w:rPr>
+                <w:sz w:val="24"/>
+              </w:rPr>
+              <w:t>финансовые аналитики и консультанты как ближайшие по задаче сегменты</w:t>
+            </w:r>
+          </w:p>
+        </w:tc>
+      </w:tr>
+      <w:tr>
+        <w:trPr>
+          <w:cantSplit/>
+          <w:jc w:val="center"/>
+        </w:trPr>
+        <w:tc>
+          <w:tcPr>
+            <w:tcW w:w="638" w:type="dxa"/>
+            <w:vAlign w:val="center"/>
+          </w:tcPr>
+          <w:p>
+            <w:pPr>
+              <w:pStyle w:val="Compact"/>
+              <w:spacing w:before="0" w:after="0" w:line="280" w:lineRule="exact"/>
+              <w:jc w:val="center"/>
+            </w:pPr>
+            <w:r>
+              <w:rPr>
+                <w:sz w:val="24"/>
+              </w:rPr>
+              <w:t>2</w:t>
+            </w:r>
+          </w:p>
+        </w:tc>
+        <w:tc>
+          <w:tcPr>
+            <w:tcW w:w="3769" w:type="dxa"/>
+            <w:vAlign w:val="center"/>
+          </w:tcPr>
+          <w:p>
+            <w:pPr>
+              <w:pStyle w:val="Compact"/>
+              <w:spacing w:before="0" w:after="0" w:line="280" w:lineRule="exact"/>
+              <w:jc w:val="center"/>
+            </w:pPr>
+            <w:r>
+              <w:rPr>
+                <w:sz w:val="24"/>
+              </w:rPr>
+              <w:t>Выбрана одна главная проблема, вокруг которой строится продукт</w:t>
+            </w:r>
+          </w:p>
+        </w:tc>
+        <w:tc>
+          <w:tcPr>
+            <w:tcW w:w="1180" w:type="dxa"/>
+            <w:vAlign w:val="center"/>
+          </w:tcPr>
+          <w:p>
+            <w:pPr>
+              <w:pStyle w:val="Compact"/>
+              <w:spacing w:before="0" w:after="0" w:line="280" w:lineRule="exact"/>
+              <w:jc w:val="center"/>
+            </w:pPr>
+            <w:r>
+              <w:rPr>
+                <w:sz w:val="24"/>
+              </w:rPr>
+              <w:t>да</w:t>
+            </w:r>
+          </w:p>
+        </w:tc>
+        <w:tc>
+          <w:tcPr>
+            <w:tcW w:w="3769" w:type="dxa"/>
+            <w:vAlign w:val="center"/>
+          </w:tcPr>
+          <w:p>
+            <w:pPr>
+              <w:pStyle w:val="Compact"/>
+              <w:spacing w:before="0" w:after="0" w:line="280" w:lineRule="exact"/>
+              <w:jc w:val="center"/>
+            </w:pPr>
+            <w:r>
+              <w:rPr>
+                <w:i/>
+                <w:sz w:val="24"/>
+              </w:rPr>
+              <w:t>P-001</w:t>
+            </w:r>
+            <w:r>
+              <w:rPr>
+                <w:sz w:val="24"/>
+              </w:rPr>
+              <w:t>, скрытые ошибки в формулах, индекс 86</w:t>
+            </w:r>
+          </w:p>
+        </w:tc>
+      </w:tr>
+      <w:tr>
+        <w:trPr>
+          <w:cantSplit/>
+          <w:jc w:val="center"/>
+        </w:trPr>
+        <w:tc>
+          <w:tcPr>
+            <w:tcW w:w="638" w:type="dxa"/>
+            <w:vAlign w:val="center"/>
+          </w:tcPr>
+          <w:p>
+            <w:pPr>
+              <w:pStyle w:val="Compact"/>
+              <w:spacing w:before="0" w:after="0" w:line="280" w:lineRule="exact"/>
+              <w:jc w:val="center"/>
+            </w:pPr>
+            <w:r>
+              <w:rPr>
+                <w:sz w:val="24"/>
+              </w:rPr>
+              <w:t>3</w:t>
+            </w:r>
+          </w:p>
+        </w:tc>
+        <w:tc>
+          <w:tcPr>
+            <w:tcW w:w="3769" w:type="dxa"/>
+            <w:vAlign w:val="center"/>
+          </w:tcPr>
+          <w:p>
+            <w:pPr>
+              <w:pStyle w:val="Compact"/>
+              <w:spacing w:before="0" w:after="0" w:line="280" w:lineRule="exact"/>
+              <w:jc w:val="center"/>
+            </w:pPr>
+            <w:r>
+              <w:rPr>
+                <w:sz w:val="24"/>
+              </w:rPr>
+              <w:t>Ценностное предложение не изменилось после сокращения объема</w:t>
+            </w:r>
+          </w:p>
+        </w:tc>
+        <w:tc>
+          <w:tcPr>
+            <w:tcW w:w="1180" w:type="dxa"/>
+            <w:vAlign w:val="center"/>
+          </w:tcPr>
+          <w:p>
+            <w:pPr>
+              <w:pStyle w:val="Compact"/>
+              <w:spacing w:before="0" w:after="0" w:line="280" w:lineRule="exact"/>
+              <w:jc w:val="center"/>
+            </w:pPr>
+            <w:r>
+              <w:rPr>
+                <w:sz w:val="24"/>
+              </w:rPr>
+              <w:t>да</w:t>
+            </w:r>
+          </w:p>
+        </w:tc>
+        <w:tc>
+          <w:tcPr>
+            <w:tcW w:w="3769" w:type="dxa"/>
+            <w:vAlign w:val="center"/>
+          </w:tcPr>
+          <w:p>
+            <w:pPr>
+              <w:pStyle w:val="Compact"/>
+              <w:spacing w:before="0" w:after="0" w:line="280" w:lineRule="exact"/>
+              <w:jc w:val="center"/>
+            </w:pPr>
+            <w:r>
+              <w:rPr>
+                <w:sz w:val="24"/>
+              </w:rPr>
+              <w:t xml:space="preserve">в первый релиз входят все единицы, нужные для </w:t>
+            </w:r>
+            <w:r>
+              <w:rPr>
+                <w:i/>
+                <w:sz w:val="24"/>
+              </w:rPr>
+              <w:t>VP-001</w:t>
+            </w:r>
+          </w:p>
+        </w:tc>
+      </w:tr>
+      <w:tr>
+        <w:trPr>
+          <w:cantSplit/>
+          <w:jc w:val="center"/>
+        </w:trPr>
+        <w:tc>
+          <w:tcPr>
+            <w:tcW w:w="638" w:type="dxa"/>
+            <w:vAlign w:val="center"/>
+          </w:tcPr>
+          <w:p>
+            <w:pPr>
+              <w:pStyle w:val="Compact"/>
+              <w:spacing w:before="0" w:after="0" w:line="280" w:lineRule="exact"/>
+              <w:jc w:val="center"/>
+            </w:pPr>
+            <w:r>
+              <w:rPr>
+                <w:sz w:val="24"/>
+              </w:rPr>
+              <w:t>4</w:t>
+            </w:r>
+          </w:p>
+        </w:tc>
+        <w:tc>
+          <w:tcPr>
+            <w:tcW w:w="3769" w:type="dxa"/>
+            <w:vAlign w:val="center"/>
+          </w:tcPr>
+          <w:p>
+            <w:pPr>
+              <w:pStyle w:val="Compact"/>
+              <w:spacing w:before="0" w:after="0" w:line="280" w:lineRule="exact"/>
+              <w:jc w:val="center"/>
+            </w:pPr>
+            <w:r>
+              <w:rPr>
+                <w:sz w:val="24"/>
+              </w:rPr>
+              <w:t>Пользователь может пройти основной сценарий без разрыва</w:t>
+            </w:r>
+          </w:p>
+        </w:tc>
+        <w:tc>
+          <w:tcPr>
+            <w:tcW w:w="1180" w:type="dxa"/>
+            <w:vAlign w:val="center"/>
+          </w:tcPr>
+          <w:p>
+            <w:pPr>
+              <w:pStyle w:val="Compact"/>
+              <w:spacing w:before="0" w:after="0" w:line="280" w:lineRule="exact"/>
+              <w:jc w:val="center"/>
+            </w:pPr>
+            <w:r>
+              <w:rPr>
+                <w:sz w:val="24"/>
+              </w:rPr>
+              <w:t>да</w:t>
+            </w:r>
+          </w:p>
+        </w:tc>
+        <w:tc>
+          <w:tcPr>
+            <w:tcW w:w="3769" w:type="dxa"/>
+            <w:vAlign w:val="center"/>
+          </w:tcPr>
+          <w:p>
+            <w:pPr>
+              <w:pStyle w:val="Compact"/>
+              <w:spacing w:before="0" w:after="0" w:line="280" w:lineRule="exact"/>
+              <w:jc w:val="center"/>
+            </w:pPr>
+            <w:r>
+              <w:rPr>
+                <w:sz w:val="24"/>
+              </w:rPr>
+              <w:t xml:space="preserve">путь </w:t>
+            </w:r>
+            <w:r>
+              <w:rPr>
+                <w:i/>
+                <w:sz w:val="24"/>
+              </w:rPr>
+              <w:t>U-001</w:t>
+            </w:r>
+            <w:r>
+              <w:rPr>
+                <w:sz w:val="24"/>
+              </w:rPr>
+              <w:t xml:space="preserve">, </w:t>
+            </w:r>
+            <w:r>
+              <w:rPr>
+                <w:i/>
+                <w:sz w:val="24"/>
+              </w:rPr>
+              <w:t>U-002</w:t>
+            </w:r>
+            <w:r>
+              <w:rPr>
+                <w:sz w:val="24"/>
+              </w:rPr>
+              <w:t xml:space="preserve">, </w:t>
+            </w:r>
+            <w:r>
+              <w:rPr>
+                <w:i/>
+                <w:sz w:val="24"/>
+              </w:rPr>
+              <w:t>U-003</w:t>
+            </w:r>
+            <w:r>
+              <w:rPr>
+                <w:sz w:val="24"/>
+              </w:rPr>
+              <w:t xml:space="preserve">, </w:t>
+            </w:r>
+            <w:r>
+              <w:rPr>
+                <w:i/>
+                <w:sz w:val="24"/>
+              </w:rPr>
+              <w:t>U-004</w:t>
+            </w:r>
+            <w:r>
+              <w:rPr>
+                <w:sz w:val="24"/>
+              </w:rPr>
+              <w:t>; риск разрыва не выше 2</w:t>
+            </w:r>
+          </w:p>
+        </w:tc>
+      </w:tr>
+      <w:tr>
+        <w:trPr>
+          <w:cantSplit/>
+          <w:jc w:val="center"/>
+        </w:trPr>
+        <w:tc>
+          <w:tcPr>
+            <w:tcW w:w="638" w:type="dxa"/>
+            <w:vAlign w:val="center"/>
+          </w:tcPr>
+          <w:p>
+            <w:pPr>
+              <w:pStyle w:val="Compact"/>
+              <w:spacing w:before="0" w:after="0" w:line="280" w:lineRule="exact"/>
+              <w:jc w:val="center"/>
+            </w:pPr>
+            <w:r>
+              <w:rPr>
+                <w:sz w:val="24"/>
+              </w:rPr>
+              <w:t>5</w:t>
+            </w:r>
+          </w:p>
+        </w:tc>
+        <w:tc>
+          <w:tcPr>
+            <w:tcW w:w="3769" w:type="dxa"/>
+            <w:vAlign w:val="center"/>
+          </w:tcPr>
+          <w:p>
+            <w:pPr>
+              <w:pStyle w:val="Compact"/>
+              <w:spacing w:before="0" w:after="0" w:line="280" w:lineRule="exact"/>
+              <w:jc w:val="center"/>
+            </w:pPr>
+            <w:r>
+              <w:rPr>
+                <w:sz w:val="24"/>
+              </w:rPr>
+              <w:t>Есть понятная един</w:t>
+            </w:r>
+            <w:r>
+              <w:rPr>
+                <w:sz w:val="24"/>
+              </w:rPr>
+              <w:t>ица цифрового товара</w:t>
+            </w:r>
+          </w:p>
+        </w:tc>
+        <w:tc>
+          <w:tcPr>
+            <w:tcW w:w="1180" w:type="dxa"/>
+            <w:vAlign w:val="center"/>
+          </w:tcPr>
+          <w:p>
+            <w:pPr>
+              <w:pStyle w:val="Compact"/>
+              <w:spacing w:before="0" w:after="0" w:line="280" w:lineRule="exact"/>
+              <w:jc w:val="center"/>
+            </w:pPr>
+            <w:r>
+              <w:rPr>
+                <w:sz w:val="24"/>
+              </w:rPr>
+              <w:t>да</w:t>
+            </w:r>
+          </w:p>
+        </w:tc>
+        <w:tc>
+          <w:tcPr>
+            <w:tcW w:w="3769" w:type="dxa"/>
+            <w:vAlign w:val="center"/>
+          </w:tcPr>
+          <w:p>
+            <w:pPr>
+              <w:pStyle w:val="Compact"/>
+              <w:spacing w:before="0" w:after="0" w:line="280" w:lineRule="exact"/>
+              <w:jc w:val="center"/>
+            </w:pPr>
+            <w:r>
+              <w:rPr>
+                <w:i/>
+                <w:sz w:val="24"/>
+              </w:rPr>
+              <w:t>TableMind</w:t>
+            </w:r>
+            <w:r>
+              <w:rPr>
+                <w:sz w:val="24"/>
+              </w:rPr>
+              <w:t xml:space="preserve"> </w:t>
+            </w:r>
+            <w:r>
+              <w:rPr>
+                <w:i/>
+                <w:sz w:val="24"/>
+              </w:rPr>
+              <w:t>Web</w:t>
+            </w:r>
+            <w:r>
+              <w:rPr>
+                <w:sz w:val="24"/>
+              </w:rPr>
+              <w:t xml:space="preserve"> </w:t>
+            </w:r>
+            <w:r>
+              <w:rPr>
+                <w:i/>
+                <w:sz w:val="24"/>
+              </w:rPr>
+              <w:t>Audit</w:t>
+            </w:r>
+          </w:p>
+        </w:tc>
+      </w:tr>
+      <w:tr>
+        <w:trPr>
+          <w:cantSplit/>
+          <w:jc w:val="center"/>
+        </w:trPr>
+        <w:tc>
+          <w:tcPr>
+            <w:tcW w:w="638" w:type="dxa"/>
+            <w:vAlign w:val="center"/>
+          </w:tcPr>
+          <w:p>
+            <w:pPr>
+              <w:pStyle w:val="Compact"/>
+              <w:spacing w:before="0" w:after="0" w:line="280" w:lineRule="exact"/>
+              <w:jc w:val="center"/>
+            </w:pPr>
+            <w:r>
+              <w:rPr>
+                <w:sz w:val="24"/>
+              </w:rPr>
+              <w:lastRenderedPageBreak/>
+              <w:t>6</w:t>
+            </w:r>
+          </w:p>
+        </w:tc>
+        <w:tc>
+          <w:tcPr>
+            <w:tcW w:w="3769" w:type="dxa"/>
+            <w:vAlign w:val="center"/>
+          </w:tcPr>
+          <w:p>
+            <w:pPr>
+              <w:pStyle w:val="Compact"/>
+              <w:spacing w:before="0" w:after="0" w:line="280" w:lineRule="exact"/>
+              <w:jc w:val="center"/>
+            </w:pPr>
+            <w:r>
+              <w:rPr>
+                <w:sz w:val="24"/>
+              </w:rPr>
+              <w:t>Есть базовая единица монетизации или проверяемое целевое действие</w:t>
+            </w:r>
+          </w:p>
+        </w:tc>
+        <w:tc>
+          <w:tcPr>
+            <w:tcW w:w="1180" w:type="dxa"/>
+            <w:vAlign w:val="center"/>
+          </w:tcPr>
+          <w:p>
+            <w:pPr>
+              <w:pStyle w:val="Compact"/>
+              <w:spacing w:before="0" w:after="0" w:line="280" w:lineRule="exact"/>
+              <w:jc w:val="center"/>
+            </w:pPr>
+            <w:r>
+              <w:rPr>
+                <w:sz w:val="24"/>
+              </w:rPr>
+              <w:t>да</w:t>
+            </w:r>
+          </w:p>
+        </w:tc>
+        <w:tc>
+          <w:tcPr>
+            <w:tcW w:w="3769" w:type="dxa"/>
+            <w:vAlign w:val="center"/>
+          </w:tcPr>
+          <w:p>
+            <w:pPr>
+              <w:pStyle w:val="Compact"/>
+              <w:spacing w:before="0" w:after="0" w:line="280" w:lineRule="exact"/>
+              <w:jc w:val="center"/>
+            </w:pPr>
+            <w:r>
+              <w:rPr>
+                <w:sz w:val="24"/>
+              </w:rPr>
+              <w:t xml:space="preserve">разовый аудит и </w:t>
+            </w:r>
+            <w:r>
+              <w:rPr>
+                <w:i/>
+                <w:sz w:val="24"/>
+              </w:rPr>
+              <w:t>Pro</w:t>
+            </w:r>
+            <w:r>
+              <w:rPr>
+                <w:sz w:val="24"/>
+              </w:rPr>
+              <w:t xml:space="preserve">: экраны </w:t>
+            </w:r>
+            <w:r>
+              <w:rPr>
+                <w:i/>
+                <w:sz w:val="24"/>
+              </w:rPr>
+              <w:t>U-007</w:t>
+            </w:r>
+            <w:r>
+              <w:rPr>
+                <w:sz w:val="24"/>
+              </w:rPr>
+              <w:t xml:space="preserve"> и </w:t>
+            </w:r>
+            <w:r>
+              <w:rPr>
+                <w:i/>
+                <w:sz w:val="24"/>
+              </w:rPr>
+              <w:t>U-008</w:t>
+            </w:r>
+          </w:p>
+        </w:tc>
+      </w:tr>
+      <w:tr>
+        <w:trPr>
+          <w:cantSplit/>
+          <w:jc w:val="center"/>
+        </w:trPr>
+        <w:tc>
+          <w:tcPr>
+            <w:tcW w:w="638" w:type="dxa"/>
+            <w:vAlign w:val="center"/>
+          </w:tcPr>
+          <w:p>
+            <w:pPr>
+              <w:pStyle w:val="Compact"/>
+              <w:spacing w:before="0" w:after="0" w:line="280" w:lineRule="exact"/>
+              <w:jc w:val="center"/>
+            </w:pPr>
+            <w:r>
+              <w:rPr>
+                <w:sz w:val="24"/>
+              </w:rPr>
+              <w:t>7</w:t>
+            </w:r>
+          </w:p>
+        </w:tc>
+        <w:tc>
+          <w:tcPr>
+            <w:tcW w:w="3769" w:type="dxa"/>
+            <w:vAlign w:val="center"/>
+          </w:tcPr>
+          <w:p>
+            <w:pPr>
+              <w:pStyle w:val="Compact"/>
+              <w:spacing w:before="0" w:after="0" w:line="280" w:lineRule="exact"/>
+              <w:jc w:val="center"/>
+            </w:pPr>
+            <w:r>
+              <w:rPr>
+                <w:sz w:val="24"/>
+              </w:rPr>
+              <w:t>Добавлены минимальные элементы доверия</w:t>
+            </w:r>
+          </w:p>
+        </w:tc>
+        <w:tc>
+          <w:tcPr>
+            <w:tcW w:w="1180" w:type="dxa"/>
+            <w:vAlign w:val="center"/>
+          </w:tcPr>
+          <w:p>
+            <w:pPr>
+              <w:pStyle w:val="Compact"/>
+              <w:spacing w:before="0" w:after="0" w:line="280" w:lineRule="exact"/>
+              <w:jc w:val="center"/>
+            </w:pPr>
+            <w:r>
+              <w:rPr>
+                <w:sz w:val="24"/>
+              </w:rPr>
+              <w:t>да</w:t>
+            </w:r>
+          </w:p>
+        </w:tc>
+        <w:tc>
+          <w:tcPr>
+            <w:tcW w:w="3769" w:type="dxa"/>
+            <w:vAlign w:val="center"/>
+          </w:tcPr>
+          <w:p>
+            <w:pPr>
+              <w:pStyle w:val="Compact"/>
+              <w:spacing w:before="0" w:after="0" w:line="280" w:lineRule="exact"/>
+              <w:jc w:val="center"/>
+            </w:pPr>
+            <w:r>
+              <w:rPr>
+                <w:i/>
+                <w:sz w:val="24"/>
+              </w:rPr>
+              <w:t>U-009</w:t>
+            </w:r>
+            <w:r>
+              <w:rPr>
+                <w:sz w:val="24"/>
+              </w:rPr>
+              <w:t xml:space="preserve"> безопасность и политика данных, </w:t>
+            </w:r>
+            <w:r>
+              <w:rPr>
+                <w:i/>
+                <w:sz w:val="24"/>
+              </w:rPr>
+              <w:t>U-017</w:t>
+            </w:r>
+            <w:r>
+              <w:rPr>
+                <w:sz w:val="24"/>
+              </w:rPr>
+              <w:t xml:space="preserve"> справка; отзывов и кейсов пока нет</w:t>
+            </w:r>
+          </w:p>
+        </w:tc>
+      </w:tr>
+      <w:tr>
+        <w:trPr>
+          <w:cantSplit/>
+          <w:jc w:val="center"/>
+        </w:trPr>
+        <w:tc>
+          <w:tcPr>
+            <w:tcW w:w="638" w:type="dxa"/>
+            <w:vAlign w:val="center"/>
+          </w:tcPr>
+          <w:p>
+            <w:pPr>
+              <w:pStyle w:val="Compact"/>
+              <w:spacing w:before="0" w:after="0" w:line="280" w:lineRule="exact"/>
+              <w:jc w:val="center"/>
+            </w:pPr>
+            <w:r>
+              <w:rPr>
+                <w:sz w:val="24"/>
+              </w:rPr>
+              <w:t>8</w:t>
+            </w:r>
+          </w:p>
+        </w:tc>
+        <w:tc>
+          <w:tcPr>
+            <w:tcW w:w="3769" w:type="dxa"/>
+            <w:vAlign w:val="center"/>
+          </w:tcPr>
+          <w:p>
+            <w:pPr>
+              <w:pStyle w:val="Compact"/>
+              <w:spacing w:before="0" w:after="0" w:line="280" w:lineRule="exact"/>
+              <w:jc w:val="center"/>
+            </w:pPr>
+            <w:r>
+              <w:rPr>
+                <w:sz w:val="24"/>
+              </w:rPr>
+              <w:t>Определены страницы или экраны первого выпуска</w:t>
+            </w:r>
+          </w:p>
+        </w:tc>
+        <w:tc>
+          <w:tcPr>
+            <w:tcW w:w="1180" w:type="dxa"/>
+            <w:vAlign w:val="center"/>
+          </w:tcPr>
+          <w:p>
+            <w:pPr>
+              <w:pStyle w:val="Compact"/>
+              <w:spacing w:before="0" w:after="0" w:line="280" w:lineRule="exact"/>
+              <w:jc w:val="center"/>
+            </w:pPr>
+            <w:r>
+              <w:rPr>
+                <w:sz w:val="24"/>
+              </w:rPr>
+              <w:t>да</w:t>
+            </w:r>
+          </w:p>
+        </w:tc>
+        <w:tc>
+          <w:tcPr>
+            <w:tcW w:w="3769" w:type="dxa"/>
+            <w:vAlign w:val="center"/>
+          </w:tcPr>
+          <w:p>
+            <w:pPr>
+              <w:pStyle w:val="Compact"/>
+              <w:spacing w:before="0" w:after="0" w:line="280" w:lineRule="exact"/>
+              <w:jc w:val="center"/>
+            </w:pPr>
+            <w:r>
+              <w:rPr>
+                <w:sz w:val="24"/>
+              </w:rPr>
+              <w:t>11 единиц первого релиза (таблица состава релизов)</w:t>
+            </w:r>
+          </w:p>
+        </w:tc>
+      </w:tr>
+      <w:tr>
+        <w:trPr>
+          <w:cantSplit/>
+          <w:jc w:val="center"/>
+        </w:trPr>
+        <w:tc>
+          <w:tcPr>
+            <w:tcW w:w="638" w:type="dxa"/>
+            <w:vAlign w:val="center"/>
+          </w:tcPr>
+          <w:p>
+            <w:pPr>
+              <w:pStyle w:val="Compact"/>
+              <w:spacing w:before="0" w:after="0" w:line="280" w:lineRule="exact"/>
+              <w:jc w:val="center"/>
+            </w:pPr>
+            <w:r>
+              <w:rPr>
+                <w:sz w:val="24"/>
+              </w:rPr>
+              <w:t>9</w:t>
+            </w:r>
+          </w:p>
+        </w:tc>
+        <w:tc>
+          <w:tcPr>
+            <w:tcW w:w="3769" w:type="dxa"/>
+            <w:vAlign w:val="center"/>
+          </w:tcPr>
+          <w:p>
+            <w:pPr>
+              <w:pStyle w:val="Compact"/>
+              <w:spacing w:before="0" w:after="0" w:line="280" w:lineRule="exact"/>
+              <w:jc w:val="center"/>
+            </w:pPr>
+            <w:r>
+              <w:rPr>
+                <w:sz w:val="24"/>
+              </w:rPr>
+              <w:t>Описаны состояния ошибок и исключений для ключевого сценария</w:t>
+            </w:r>
+          </w:p>
+        </w:tc>
+        <w:tc>
+          <w:tcPr>
+            <w:tcW w:w="1180" w:type="dxa"/>
+            <w:vAlign w:val="center"/>
+          </w:tcPr>
+          <w:p>
+            <w:pPr>
+              <w:pStyle w:val="Compact"/>
+              <w:spacing w:before="0" w:after="0" w:line="280" w:lineRule="exact"/>
+              <w:jc w:val="center"/>
+            </w:pPr>
+            <w:r>
+              <w:rPr>
+                <w:sz w:val="24"/>
+              </w:rPr>
+              <w:t>да</w:t>
+            </w:r>
+          </w:p>
+        </w:tc>
+        <w:tc>
+          <w:tcPr>
+            <w:tcW w:w="3769" w:type="dxa"/>
+            <w:vAlign w:val="center"/>
+          </w:tcPr>
+          <w:p>
+            <w:pPr>
+              <w:pStyle w:val="Compact"/>
+              <w:spacing w:before="0" w:after="0" w:line="280" w:lineRule="exact"/>
+              <w:jc w:val="center"/>
+            </w:pPr>
+            <w:r>
+              <w:rPr>
+                <w:sz w:val="24"/>
+              </w:rPr>
+              <w:t>паспорта и состояния всех 14 единиц интерфейса</w:t>
+            </w:r>
+          </w:p>
+        </w:tc>
+      </w:tr>
+      <w:tr>
+        <w:trPr>
+          <w:cantSplit/>
+          <w:jc w:val="center"/>
+        </w:trPr>
+        <w:tc>
+          <w:tcPr>
+            <w:tcW w:w="638" w:type="dxa"/>
+            <w:vAlign w:val="center"/>
+          </w:tcPr>
+          <w:p>
+            <w:pPr>
+              <w:pStyle w:val="Compact"/>
+              <w:spacing w:before="0" w:after="0" w:line="280" w:lineRule="exact"/>
+              <w:jc w:val="center"/>
+            </w:pPr>
+            <w:r>
+              <w:rPr>
+                <w:sz w:val="24"/>
+              </w:rPr>
+              <w:t>10</w:t>
+            </w:r>
+          </w:p>
+        </w:tc>
+        <w:tc>
+          <w:tcPr>
+            <w:tcW w:w="3769" w:type="dxa"/>
+            <w:vAlign w:val="center"/>
+          </w:tcPr>
+          <w:p>
+            <w:pPr>
+              <w:pStyle w:val="Compact"/>
+              <w:spacing w:before="0" w:after="0" w:line="280" w:lineRule="exact"/>
+              <w:jc w:val="center"/>
+            </w:pPr>
+            <w:r>
+              <w:rPr>
+                <w:sz w:val="24"/>
+              </w:rPr>
+              <w:t>Настроены события аналитики и способ получения обратной связи</w:t>
+            </w:r>
+          </w:p>
+        </w:tc>
+        <w:tc>
+          <w:tcPr>
+            <w:tcW w:w="1180" w:type="dxa"/>
+            <w:vAlign w:val="center"/>
+          </w:tcPr>
+          <w:p>
+            <w:pPr>
+              <w:pStyle w:val="Compact"/>
+              <w:spacing w:before="0" w:after="0" w:line="280" w:lineRule="exact"/>
+              <w:jc w:val="center"/>
+            </w:pPr>
+            <w:r>
+              <w:rPr>
+                <w:sz w:val="24"/>
+              </w:rPr>
+              <w:t>частично</w:t>
+            </w:r>
+          </w:p>
+        </w:tc>
+        <w:tc>
+          <w:tcPr>
+            <w:tcW w:w="3769" w:type="dxa"/>
+            <w:vAlign w:val="center"/>
+          </w:tcPr>
+          <w:p>
+            <w:pPr>
+              <w:pStyle w:val="Compact"/>
+              <w:spacing w:before="0" w:after="0" w:line="280" w:lineRule="exact"/>
+              <w:jc w:val="center"/>
+            </w:pPr>
+            <w:r>
+              <w:rPr>
+                <w:sz w:val="24"/>
+              </w:rPr>
+              <w:t xml:space="preserve">метрики определены (регистрация, оплата, </w:t>
+            </w:r>
+            <w:r>
+              <w:rPr>
+                <w:i/>
+                <w:sz w:val="24"/>
+              </w:rPr>
+              <w:t>precision</w:t>
+            </w:r>
+            <w:r>
+              <w:rPr>
+                <w:sz w:val="24"/>
+              </w:rPr>
+              <w:t xml:space="preserve">, время </w:t>
+            </w:r>
+            <w:r>
+              <w:rPr>
+                <w:sz w:val="24"/>
+              </w:rPr>
+              <w:t>проверки); события реализуются при разработке</w:t>
+            </w:r>
+          </w:p>
+        </w:tc>
+      </w:tr>
+      <w:tr>
+        <w:trPr>
+          <w:cantSplit/>
+          <w:jc w:val="center"/>
+        </w:trPr>
+        <w:tc>
+          <w:tcPr>
+            <w:tcW w:w="638" w:type="dxa"/>
+            <w:vAlign w:val="center"/>
+          </w:tcPr>
+          <w:p>
+            <w:pPr>
+              <w:pStyle w:val="Compact"/>
+              <w:spacing w:before="0" w:after="0" w:line="280" w:lineRule="exact"/>
+              <w:jc w:val="center"/>
+            </w:pPr>
+            <w:r>
+              <w:rPr>
+                <w:sz w:val="24"/>
+              </w:rPr>
+              <w:t>11</w:t>
+            </w:r>
+          </w:p>
+        </w:tc>
+        <w:tc>
+          <w:tcPr>
+            <w:tcW w:w="3769" w:type="dxa"/>
+            <w:vAlign w:val="center"/>
+          </w:tcPr>
+          <w:p>
+            <w:pPr>
+              <w:pStyle w:val="Compact"/>
+              <w:spacing w:before="0" w:after="0" w:line="280" w:lineRule="exact"/>
+              <w:jc w:val="center"/>
+            </w:pPr>
+            <w:r>
+              <w:rPr>
+                <w:sz w:val="24"/>
+              </w:rPr>
+              <w:t>Есть минимальный механизм повторного использования или возвращения</w:t>
+            </w:r>
+          </w:p>
+        </w:tc>
+        <w:tc>
+          <w:tcPr>
+            <w:tcW w:w="1180" w:type="dxa"/>
+            <w:vAlign w:val="center"/>
+          </w:tcPr>
+          <w:p>
+            <w:pPr>
+              <w:pStyle w:val="Compact"/>
+              <w:spacing w:before="0" w:after="0" w:line="280" w:lineRule="exact"/>
+              <w:jc w:val="center"/>
+            </w:pPr>
+            <w:r>
+              <w:rPr>
+                <w:sz w:val="24"/>
+              </w:rPr>
+              <w:t>частично</w:t>
+            </w:r>
+          </w:p>
+        </w:tc>
+        <w:tc>
+          <w:tcPr>
+            <w:tcW w:w="3769" w:type="dxa"/>
+            <w:vAlign w:val="center"/>
+          </w:tcPr>
+          <w:p>
+            <w:pPr>
+              <w:pStyle w:val="Compact"/>
+              <w:spacing w:before="0" w:after="0" w:line="280" w:lineRule="exact"/>
+              <w:jc w:val="center"/>
+            </w:pPr>
+            <w:r>
+              <w:rPr>
+                <w:sz w:val="24"/>
+              </w:rPr>
+              <w:t xml:space="preserve">история проверок вынесена за первый релиз; возвращение обеспечивают отчет и подписка </w:t>
+            </w:r>
+            <w:r>
+              <w:rPr>
+                <w:i/>
+                <w:sz w:val="24"/>
+              </w:rPr>
+              <w:t>Pro</w:t>
+            </w:r>
+          </w:p>
+        </w:tc>
+      </w:tr>
+    </w:tbl>
+    <w:p>
+      <w:pPr>
+        <w:pStyle w:val="FirstParagraph"/>
+        <w:spacing w:before="0" w:after="0" w:line="360" w:lineRule="exact"/>
+        <w:ind w:firstLine="709"/>
+        <w:jc w:val="both"/>
+      </w:pPr>
+      <w:r>
+        <w:rPr>
+          <w:sz w:val="28"/>
+        </w:rPr>
+        <w:t>Девять пунктов из одиннадцати выполнены, два частично; оба пробела касаются реализации и возвращения пользователей и отражены в рисках релизного плана.</w:t>
+      </w:r>
+    </w:p>
+    <w:p>
+      <w:pPr>
+        <w:pStyle w:val="a0"/>
+        <w:spacing w:before="0" w:after="0" w:line="360" w:lineRule="exact"/>
+        <w:ind w:firstLine="709"/>
+        <w:jc w:val="both"/>
+      </w:pPr>
+      <w:r>
+        <w:rPr>
+          <w:sz w:val="28"/>
+        </w:rPr>
+        <w:t>В таблице 24 представлено: контрольный лист готовности бизнес-логики (методика 6.3).</w:t>
+      </w:r>
+    </w:p>
+    <w:p>
+      <w:pPr>
+        <w:pStyle w:val="a0"/>
+        <w:keepNext/>
+        <w:spacing w:before="0" w:after="0" w:line="360" w:lineRule="exact"/>
+      </w:pPr>
+      <w:r>
+        <w:rPr>
+          <w:sz w:val="28"/>
+        </w:rPr>
+        <w:t>Таблица 24 – Контро</w:t>
+      </w:r>
+      <w:r>
+        <w:rPr>
+          <w:sz w:val="28"/>
+        </w:rPr>
+        <w:t>льный лист готовности бизнес-логики (методика 6.3)</w:t>
+      </w:r>
+    </w:p>
+    <w:tbl>
+      <w:tblPr>
+        <w:tblStyle w:val="Table"/>
+        <w:tblW w:w="9355" w:type="dxa"/>
+        <w:jc w:val="center"/>
+        <w:tblBorders>
+          <w:top w:val="single" w:sz="4" w:space="0" w:color="000000"/>
+          <w:left w:val="single" w:sz="4" w:space="0" w:color="000000"/>
+          <w:bottom w:val="single" w:sz="4" w:space="0" w:color="000000"/>
+          <w:right w:val="single" w:sz="4" w:space="0" w:color="000000"/>
+          <w:insideH w:val="single" w:sz="4" w:space="0" w:color="000000"/>
+          <w:insideV w:val="single" w:sz="4" w:space="0" w:color="000000"/>
+        </w:tblBorders>
+        <w:tblLayout w:type="fixed"/>
+        <w:tblLook w:val="0020" w:firstRow="1" w:lastRow="0" w:firstColumn="0" w:lastColumn="0" w:noHBand="0" w:noVBand="0"/>
+      </w:tblPr>
+      <w:tblGrid>
+        <w:gridCol w:w="634"/>
+        <w:gridCol w:w="3629"/>
+        <w:gridCol w:w="1172"/>
+        <w:gridCol w:w="3920"/>
+      </w:tblGrid>
+      <w:tr>
+        <w:trPr>
+          <w:cnfStyle w:val="100000000000" w:firstRow="1" w:lastRow="0" w:firstColumn="0" w:lastColumn="0" w:oddVBand="0" w:evenVBand="0" w:oddHBand="0" w:evenHBand="0" w:firstRowFirstColumn="0" w:firstRowLastColumn="0" w:lastRowFirstColumn="0" w:lastRowLastColumn="0"/>
+          <w:cantSplit/>
+          <w:tblHeader/>
+          <w:jc w:val="center"/>
+        </w:trPr>
+        <w:tc>
+          <w:tcPr>
+            <w:tcW w:w="633" w:type="dxa"/>
+            <w:vAlign w:val="center"/>
+          </w:tcPr>
+          <w:p>
+            <w:pPr>
+              <w:pStyle w:val="Compact"/>
+              <w:spacing w:before="0" w:after="0" w:line="280" w:lineRule="exact"/>
+              <w:jc w:val="center"/>
+            </w:pPr>
+            <w:r>
+              <w:rPr>
+                <w:b/>
+                <w:sz w:val="24"/>
+              </w:rPr>
+              <w:t>№</w:t>
+            </w:r>
+          </w:p>
+        </w:tc>
+        <w:tc>
+          <w:tcPr>
+            <w:tcW w:w="3629" w:type="dxa"/>
+            <w:vAlign w:val="center"/>
+          </w:tcPr>
+          <w:p>
+            <w:pPr>
+              <w:pStyle w:val="Compact"/>
+              <w:spacing w:before="0" w:after="0" w:line="280" w:lineRule="exact"/>
+              <w:jc w:val="center"/>
+            </w:pPr>
+            <w:r>
+              <w:rPr>
+                <w:b/>
+                <w:sz w:val="24"/>
+              </w:rPr>
+              <w:t>Проверка</w:t>
+            </w:r>
+          </w:p>
+        </w:tc>
+        <w:tc>
+          <w:tcPr>
+            <w:tcW w:w="1172" w:type="dxa"/>
+            <w:vAlign w:val="center"/>
+          </w:tcPr>
+          <w:p>
+            <w:pPr>
+              <w:pStyle w:val="Compact"/>
+              <w:spacing w:before="0" w:after="0" w:line="280" w:lineRule="exact"/>
+              <w:jc w:val="center"/>
+            </w:pPr>
+            <w:r>
+              <w:rPr>
+                <w:b/>
+                <w:sz w:val="24"/>
+              </w:rPr>
+              <w:t>Ответ</w:t>
+            </w:r>
+          </w:p>
+        </w:tc>
+        <w:tc>
+          <w:tcPr>
+            <w:tcW w:w="3920" w:type="dxa"/>
+            <w:vAlign w:val="center"/>
+          </w:tcPr>
+          <w:p>
+            <w:pPr>
+              <w:pStyle w:val="Compact"/>
+              <w:spacing w:before="0" w:after="0" w:line="280" w:lineRule="exact"/>
+              <w:jc w:val="center"/>
+            </w:pPr>
+            <w:r>
+              <w:rPr>
+                <w:b/>
+                <w:sz w:val="24"/>
+              </w:rPr>
+              <w:t>Основание в отчете</w:t>
+            </w:r>
+          </w:p>
+        </w:tc>
+      </w:tr>
+      <w:tr>
+        <w:trPr>
+          <w:cantSplit/>
+          <w:jc w:val="center"/>
+        </w:trPr>
+        <w:tc>
+          <w:tcPr>
+            <w:tcW w:w="633" w:type="dxa"/>
+            <w:vAlign w:val="center"/>
+          </w:tcPr>
+          <w:p>
+            <w:pPr>
+              <w:pStyle w:val="Compact"/>
+              <w:spacing w:before="0" w:after="0" w:line="280" w:lineRule="exact"/>
+              <w:jc w:val="center"/>
+            </w:pPr>
+            <w:r>
+              <w:rPr>
+                <w:sz w:val="24"/>
+              </w:rPr>
+              <w:t>1</w:t>
+            </w:r>
+          </w:p>
+        </w:tc>
+        <w:tc>
+          <w:tcPr>
+            <w:tcW w:w="3629" w:type="dxa"/>
+            <w:vAlign w:val="center"/>
+          </w:tcPr>
+          <w:p>
+            <w:pPr>
+              <w:pStyle w:val="Compact"/>
+              <w:spacing w:before="0" w:after="0" w:line="280" w:lineRule="exact"/>
+              <w:jc w:val="center"/>
+            </w:pPr>
+            <w:r>
+              <w:rPr>
+                <w:sz w:val="24"/>
+              </w:rPr>
+              <w:t>Выбран целевой сегмент, и он не описан слишком широко</w:t>
+            </w:r>
+          </w:p>
+        </w:tc>
+        <w:tc>
+          <w:tcPr>
+            <w:tcW w:w="1172" w:type="dxa"/>
+            <w:vAlign w:val="center"/>
+          </w:tcPr>
+          <w:p>
+            <w:pPr>
+              <w:pStyle w:val="Compact"/>
+              <w:spacing w:before="0" w:after="0" w:line="280" w:lineRule="exact"/>
+              <w:jc w:val="center"/>
+            </w:pPr>
+            <w:r>
+              <w:rPr>
+                <w:sz w:val="24"/>
+              </w:rPr>
+              <w:t>да</w:t>
+            </w:r>
+          </w:p>
+        </w:tc>
+        <w:tc>
+          <w:tcPr>
+            <w:tcW w:w="3920" w:type="dxa"/>
+            <w:vAlign w:val="center"/>
+          </w:tcPr>
+          <w:p>
+            <w:pPr>
+              <w:pStyle w:val="Compact"/>
+              <w:spacing w:before="0" w:after="0" w:line="280" w:lineRule="exact"/>
+              <w:jc w:val="center"/>
+            </w:pPr>
+            <w:r>
+              <w:rPr>
+                <w:sz w:val="24"/>
+              </w:rPr>
+              <w:t>четыре сегмента с приоритетом двух (таблица приоритета сегментов)</w:t>
+            </w:r>
+          </w:p>
+        </w:tc>
+      </w:tr>
+      <w:tr>
+        <w:trPr>
+          <w:cantSplit/>
+          <w:jc w:val="center"/>
+        </w:trPr>
+        <w:tc>
+          <w:tcPr>
+            <w:tcW w:w="633" w:type="dxa"/>
+            <w:vAlign w:val="center"/>
+          </w:tcPr>
+          <w:p>
+            <w:pPr>
+              <w:pStyle w:val="Compact"/>
+              <w:spacing w:before="0" w:after="0" w:line="280" w:lineRule="exact"/>
+              <w:jc w:val="center"/>
+            </w:pPr>
+            <w:r>
+              <w:rPr>
+                <w:sz w:val="24"/>
+              </w:rPr>
+              <w:t>2</w:t>
+            </w:r>
+          </w:p>
+        </w:tc>
+        <w:tc>
+          <w:tcPr>
+            <w:tcW w:w="3629" w:type="dxa"/>
+            <w:vAlign w:val="center"/>
+          </w:tcPr>
+          <w:p>
+            <w:pPr>
+              <w:pStyle w:val="Compact"/>
+              <w:spacing w:before="0" w:after="0" w:line="280" w:lineRule="exact"/>
+              <w:jc w:val="center"/>
+            </w:pPr>
+            <w:r>
+              <w:rPr>
+                <w:sz w:val="24"/>
+              </w:rPr>
+              <w:t>Опорная проблема подтверждена отзывами или конкурентным анализом</w:t>
+            </w:r>
+          </w:p>
+        </w:tc>
+        <w:tc>
+          <w:tcPr>
+            <w:tcW w:w="1172" w:type="dxa"/>
+            <w:vAlign w:val="center"/>
+          </w:tcPr>
+          <w:p>
+            <w:pPr>
+              <w:pStyle w:val="Compact"/>
+              <w:spacing w:before="0" w:after="0" w:line="280" w:lineRule="exact"/>
+              <w:jc w:val="center"/>
+            </w:pPr>
+            <w:r>
+              <w:rPr>
+                <w:sz w:val="24"/>
+              </w:rPr>
+              <w:t>да</w:t>
+            </w:r>
+          </w:p>
+        </w:tc>
+        <w:tc>
+          <w:tcPr>
+            <w:tcW w:w="3920" w:type="dxa"/>
+            <w:vAlign w:val="center"/>
+          </w:tcPr>
+          <w:p>
+            <w:pPr>
+              <w:pStyle w:val="Compact"/>
+              <w:spacing w:before="0" w:after="0" w:line="280" w:lineRule="exact"/>
+              <w:jc w:val="center"/>
+            </w:pPr>
+            <w:r>
+              <w:rPr>
+                <w:sz w:val="24"/>
+              </w:rPr>
+              <w:t>банк источников, ЛР4 и ЛР5</w:t>
+            </w:r>
+          </w:p>
+        </w:tc>
+      </w:tr>
+      <w:tr>
+        <w:trPr>
+          <w:cantSplit/>
+          <w:jc w:val="center"/>
+        </w:trPr>
+        <w:tc>
+          <w:tcPr>
+            <w:tcW w:w="633" w:type="dxa"/>
+            <w:vAlign w:val="center"/>
+          </w:tcPr>
+          <w:p>
+            <w:pPr>
+              <w:pStyle w:val="Compact"/>
+              <w:spacing w:before="0" w:after="0" w:line="280" w:lineRule="exact"/>
+              <w:jc w:val="center"/>
+            </w:pPr>
+            <w:r>
+              <w:rPr>
+                <w:sz w:val="24"/>
+              </w:rPr>
+              <w:t>3</w:t>
+            </w:r>
+          </w:p>
+        </w:tc>
+        <w:tc>
+          <w:tcPr>
+            <w:tcW w:w="3629" w:type="dxa"/>
+            <w:vAlign w:val="center"/>
+          </w:tcPr>
+          <w:p>
+            <w:pPr>
+              <w:pStyle w:val="Compact"/>
+              <w:spacing w:before="0" w:after="0" w:line="280" w:lineRule="exact"/>
+              <w:jc w:val="center"/>
+            </w:pPr>
+            <w:r>
+              <w:rPr>
+                <w:sz w:val="24"/>
+              </w:rPr>
+              <w:t>Проблема связана с платежной готовностью или экономическим смыслом</w:t>
+            </w:r>
+          </w:p>
+        </w:tc>
+        <w:tc>
+          <w:tcPr>
+            <w:tcW w:w="1172" w:type="dxa"/>
+            <w:vAlign w:val="center"/>
+          </w:tcPr>
+          <w:p>
+            <w:pPr>
+              <w:pStyle w:val="Compact"/>
+              <w:spacing w:before="0" w:after="0" w:line="280" w:lineRule="exact"/>
+              <w:jc w:val="center"/>
+            </w:pPr>
+            <w:r>
+              <w:rPr>
+                <w:sz w:val="24"/>
+              </w:rPr>
+              <w:t>да</w:t>
+            </w:r>
+          </w:p>
+        </w:tc>
+        <w:tc>
+          <w:tcPr>
+            <w:tcW w:w="3920" w:type="dxa"/>
+            <w:vAlign w:val="center"/>
+          </w:tcPr>
+          <w:p>
+            <w:pPr>
+              <w:pStyle w:val="Compact"/>
+              <w:spacing w:before="0" w:after="0" w:line="280" w:lineRule="exact"/>
+              <w:jc w:val="center"/>
+            </w:pPr>
+            <w:r>
+              <w:rPr>
+                <w:sz w:val="24"/>
+              </w:rPr>
+              <w:t>индекс платежеспособности 2,4 и окупаемость покупки менее месяца (ЛР2-3)</w:t>
+            </w:r>
+          </w:p>
+        </w:tc>
+      </w:tr>
+      <w:tr>
+        <w:trPr>
+          <w:cantSplit/>
+          <w:jc w:val="center"/>
+        </w:trPr>
+        <w:tc>
+          <w:tcPr>
+            <w:tcW w:w="633" w:type="dxa"/>
+            <w:vAlign w:val="center"/>
+          </w:tcPr>
+          <w:p>
+            <w:pPr>
+              <w:pStyle w:val="Compact"/>
+              <w:spacing w:before="0" w:after="0" w:line="280" w:lineRule="exact"/>
+              <w:jc w:val="center"/>
+            </w:pPr>
+            <w:r>
+              <w:rPr>
+                <w:sz w:val="24"/>
+              </w:rPr>
+              <w:t>4</w:t>
+            </w:r>
+          </w:p>
+        </w:tc>
+        <w:tc>
+          <w:tcPr>
+            <w:tcW w:w="3629" w:type="dxa"/>
+            <w:vAlign w:val="center"/>
+          </w:tcPr>
+          <w:p>
+            <w:pPr>
+              <w:pStyle w:val="Compact"/>
+              <w:spacing w:before="0" w:after="0" w:line="280" w:lineRule="exact"/>
+              <w:jc w:val="center"/>
+            </w:pPr>
+            <w:r>
+              <w:rPr>
+                <w:sz w:val="24"/>
+              </w:rPr>
+              <w:t>Ценностное п</w:t>
+            </w:r>
+            <w:r>
+              <w:rPr>
+                <w:sz w:val="24"/>
+              </w:rPr>
+              <w:t>редложение сформулировано как результат, а не как перечень функций</w:t>
+            </w:r>
+          </w:p>
+        </w:tc>
+        <w:tc>
+          <w:tcPr>
+            <w:tcW w:w="1172" w:type="dxa"/>
+            <w:vAlign w:val="center"/>
+          </w:tcPr>
+          <w:p>
+            <w:pPr>
+              <w:pStyle w:val="Compact"/>
+              <w:spacing w:before="0" w:after="0" w:line="280" w:lineRule="exact"/>
+              <w:jc w:val="center"/>
+            </w:pPr>
+            <w:r>
+              <w:rPr>
+                <w:sz w:val="24"/>
+              </w:rPr>
+              <w:t>да</w:t>
+            </w:r>
+          </w:p>
+        </w:tc>
+        <w:tc>
+          <w:tcPr>
+            <w:tcW w:w="3920" w:type="dxa"/>
+            <w:vAlign w:val="center"/>
+          </w:tcPr>
+          <w:p>
+            <w:pPr>
+              <w:pStyle w:val="Compact"/>
+              <w:spacing w:before="0" w:after="0" w:line="280" w:lineRule="exact"/>
+              <w:jc w:val="center"/>
+            </w:pPr>
+            <w:r>
+              <w:rPr>
+                <w:i/>
+                <w:sz w:val="24"/>
+              </w:rPr>
+              <w:t>VP-001</w:t>
+            </w:r>
+            <w:r>
+              <w:rPr>
+                <w:sz w:val="24"/>
+              </w:rPr>
+              <w:t>: «находит скрытые ошибки и доказывает каждую находку»</w:t>
+            </w:r>
+          </w:p>
+        </w:tc>
+      </w:tr>
+      <w:tr>
+        <w:trPr>
+          <w:cantSplit/>
+          <w:jc w:val="center"/>
+        </w:trPr>
+        <w:tc>
+          <w:tcPr>
+            <w:tcW w:w="633" w:type="dxa"/>
+            <w:vAlign w:val="center"/>
+          </w:tcPr>
+          <w:p>
+            <w:pPr>
+              <w:pStyle w:val="Compact"/>
+              <w:spacing w:before="0" w:after="0" w:line="280" w:lineRule="exact"/>
+              <w:jc w:val="center"/>
+            </w:pPr>
+            <w:r>
+              <w:rPr>
+                <w:sz w:val="24"/>
+              </w:rPr>
+              <w:t>5</w:t>
+            </w:r>
+          </w:p>
+        </w:tc>
+        <w:tc>
+          <w:tcPr>
+            <w:tcW w:w="3629" w:type="dxa"/>
+            <w:vAlign w:val="center"/>
+          </w:tcPr>
+          <w:p>
+            <w:pPr>
+              <w:pStyle w:val="Compact"/>
+              <w:spacing w:before="0" w:after="0" w:line="280" w:lineRule="exact"/>
+              <w:jc w:val="center"/>
+            </w:pPr>
+            <w:r>
+              <w:rPr>
+                <w:sz w:val="24"/>
+              </w:rPr>
+              <w:t>Цифровой товар описан как единица предоставляемой ценности</w:t>
+            </w:r>
+          </w:p>
+        </w:tc>
+        <w:tc>
+          <w:tcPr>
+            <w:tcW w:w="1172" w:type="dxa"/>
+            <w:vAlign w:val="center"/>
+          </w:tcPr>
+          <w:p>
+            <w:pPr>
+              <w:pStyle w:val="Compact"/>
+              <w:spacing w:before="0" w:after="0" w:line="280" w:lineRule="exact"/>
+              <w:jc w:val="center"/>
+            </w:pPr>
+            <w:r>
+              <w:rPr>
+                <w:sz w:val="24"/>
+              </w:rPr>
+              <w:t>да</w:t>
+            </w:r>
+          </w:p>
+        </w:tc>
+        <w:tc>
+          <w:tcPr>
+            <w:tcW w:w="3920" w:type="dxa"/>
+            <w:vAlign w:val="center"/>
+          </w:tcPr>
+          <w:p>
+            <w:pPr>
+              <w:pStyle w:val="Compact"/>
+              <w:spacing w:before="0" w:after="0" w:line="280" w:lineRule="exact"/>
+              <w:jc w:val="center"/>
+            </w:pPr>
+            <w:r>
+              <w:rPr>
+                <w:sz w:val="24"/>
+              </w:rPr>
+              <w:t xml:space="preserve">паспорта товаров </w:t>
+            </w:r>
+            <w:r>
+              <w:rPr>
+                <w:i/>
+                <w:sz w:val="24"/>
+              </w:rPr>
+              <w:t>PR-001</w:t>
+            </w:r>
+            <w:r>
+              <w:rPr>
+                <w:sz w:val="24"/>
+              </w:rPr>
+              <w:t>…</w:t>
+            </w:r>
+            <w:r>
+              <w:rPr>
+                <w:i/>
+                <w:sz w:val="24"/>
+              </w:rPr>
+              <w:t>PR-003</w:t>
+            </w:r>
+          </w:p>
+        </w:tc>
+      </w:tr>
+      <w:tr>
+        <w:trPr>
+          <w:cantSplit/>
+          <w:jc w:val="center"/>
+        </w:trPr>
+        <w:tc>
+          <w:tcPr>
+            <w:tcW w:w="633" w:type="dxa"/>
+            <w:vAlign w:val="center"/>
+          </w:tcPr>
+          <w:p>
+            <w:pPr>
+              <w:pStyle w:val="Compact"/>
+              <w:spacing w:before="0" w:after="0" w:line="280" w:lineRule="exact"/>
+              <w:jc w:val="center"/>
+            </w:pPr>
+            <w:r>
+              <w:rPr>
+                <w:sz w:val="24"/>
+              </w:rPr>
+              <w:t>6</w:t>
+            </w:r>
+          </w:p>
+        </w:tc>
+        <w:tc>
+          <w:tcPr>
+            <w:tcW w:w="3629" w:type="dxa"/>
+            <w:vAlign w:val="center"/>
+          </w:tcPr>
+          <w:p>
+            <w:pPr>
+              <w:pStyle w:val="Compact"/>
+              <w:spacing w:before="0" w:after="0" w:line="280" w:lineRule="exact"/>
+              <w:jc w:val="center"/>
+            </w:pPr>
+            <w:r>
+              <w:rPr>
+                <w:sz w:val="24"/>
+              </w:rPr>
+              <w:t>Единица монетизации связана с результатом, доступом, периодом или уровнем сервиса</w:t>
+            </w:r>
+          </w:p>
+        </w:tc>
+        <w:tc>
+          <w:tcPr>
+            <w:tcW w:w="1172" w:type="dxa"/>
+            <w:vAlign w:val="center"/>
+          </w:tcPr>
+          <w:p>
+            <w:pPr>
+              <w:pStyle w:val="Compact"/>
+              <w:spacing w:before="0" w:after="0" w:line="280" w:lineRule="exact"/>
+              <w:jc w:val="center"/>
+            </w:pPr>
+            <w:r>
+              <w:rPr>
+                <w:sz w:val="24"/>
+              </w:rPr>
+              <w:t>да</w:t>
+            </w:r>
+          </w:p>
+        </w:tc>
+        <w:tc>
+          <w:tcPr>
+            <w:tcW w:w="3920" w:type="dxa"/>
+            <w:vAlign w:val="center"/>
+          </w:tcPr>
+          <w:p>
+            <w:pPr>
+              <w:pStyle w:val="Compact"/>
+              <w:spacing w:before="0" w:after="0" w:line="280" w:lineRule="exact"/>
+              <w:jc w:val="center"/>
+            </w:pPr>
+            <w:r>
+              <w:rPr>
+                <w:sz w:val="24"/>
+              </w:rPr>
+              <w:t xml:space="preserve">файл (результат), </w:t>
+            </w:r>
+            <w:r>
+              <w:rPr>
+                <w:i/>
+                <w:sz w:val="24"/>
+              </w:rPr>
+              <w:t>Pro</w:t>
+            </w:r>
+            <w:r>
+              <w:rPr>
+                <w:sz w:val="24"/>
+              </w:rPr>
+              <w:t xml:space="preserve"> (период), </w:t>
+            </w:r>
+            <w:r>
+              <w:rPr>
+                <w:i/>
+                <w:sz w:val="24"/>
+              </w:rPr>
+              <w:t>Team</w:t>
+            </w:r>
+            <w:r>
+              <w:rPr>
+                <w:sz w:val="24"/>
+              </w:rPr>
+              <w:t xml:space="preserve"> (место)</w:t>
+            </w:r>
+          </w:p>
+        </w:tc>
+      </w:tr>
+      <w:tr>
+        <w:trPr>
+          <w:cantSplit/>
+          <w:jc w:val="center"/>
+        </w:trPr>
+        <w:tc>
+          <w:tcPr>
+            <w:tcW w:w="633" w:type="dxa"/>
+            <w:vAlign w:val="center"/>
+          </w:tcPr>
+          <w:p>
+            <w:pPr>
+              <w:pStyle w:val="Compact"/>
+              <w:spacing w:before="0" w:after="0" w:line="280" w:lineRule="exact"/>
+              <w:jc w:val="center"/>
+            </w:pPr>
+            <w:r>
+              <w:rPr>
+                <w:sz w:val="24"/>
+              </w:rPr>
+              <w:t>7</w:t>
+            </w:r>
+          </w:p>
+        </w:tc>
+        <w:tc>
+          <w:tcPr>
+            <w:tcW w:w="3629" w:type="dxa"/>
+            <w:vAlign w:val="center"/>
+          </w:tcPr>
+          <w:p>
+            <w:pPr>
+              <w:pStyle w:val="Compact"/>
+              <w:spacing w:before="0" w:after="0" w:line="280" w:lineRule="exact"/>
+              <w:jc w:val="center"/>
+            </w:pPr>
+            <w:r>
+              <w:rPr>
+                <w:sz w:val="24"/>
+              </w:rPr>
+              <w:t>Бизнес-логика показывает причинную связь между проблемой, товаром, ценностью и доходом</w:t>
+            </w:r>
+          </w:p>
+        </w:tc>
+        <w:tc>
+          <w:tcPr>
+            <w:tcW w:w="1172" w:type="dxa"/>
+            <w:vAlign w:val="center"/>
+          </w:tcPr>
+          <w:p>
+            <w:pPr>
+              <w:pStyle w:val="Compact"/>
+              <w:spacing w:before="0" w:after="0" w:line="280" w:lineRule="exact"/>
+              <w:jc w:val="center"/>
+            </w:pPr>
+            <w:r>
+              <w:rPr>
+                <w:sz w:val="24"/>
+              </w:rPr>
+              <w:t>да</w:t>
+            </w:r>
+          </w:p>
+        </w:tc>
+        <w:tc>
+          <w:tcPr>
+            <w:tcW w:w="3920" w:type="dxa"/>
+            <w:vAlign w:val="center"/>
+          </w:tcPr>
+          <w:p>
+            <w:pPr>
+              <w:pStyle w:val="Compact"/>
+              <w:spacing w:before="0" w:after="0" w:line="280" w:lineRule="exact"/>
+              <w:jc w:val="center"/>
+            </w:pPr>
+            <w:r>
+              <w:rPr>
+                <w:sz w:val="24"/>
+              </w:rPr>
+              <w:t xml:space="preserve">элементы </w:t>
+            </w:r>
+            <w:r>
+              <w:rPr>
+                <w:i/>
+                <w:sz w:val="24"/>
+              </w:rPr>
+              <w:t>BL-001</w:t>
+            </w:r>
+            <w:r>
+              <w:rPr>
+                <w:sz w:val="24"/>
+              </w:rPr>
+              <w:t>…</w:t>
+            </w:r>
+            <w:r>
+              <w:rPr>
+                <w:i/>
+                <w:sz w:val="24"/>
+              </w:rPr>
+              <w:t>BL-006</w:t>
+            </w:r>
+            <w:r>
+              <w:rPr>
+                <w:sz w:val="24"/>
+              </w:rPr>
+              <w:t>, индекс связности 88</w:t>
+            </w:r>
+          </w:p>
+        </w:tc>
+      </w:tr>
+      <w:tr>
+        <w:trPr>
+          <w:cantSplit/>
+          <w:jc w:val="center"/>
+        </w:trPr>
+        <w:tc>
+          <w:tcPr>
+            <w:tcW w:w="633" w:type="dxa"/>
+            <w:vAlign w:val="center"/>
+          </w:tcPr>
+          <w:p>
+            <w:pPr>
+              <w:pStyle w:val="Compact"/>
+              <w:spacing w:before="0" w:after="0" w:line="280" w:lineRule="exact"/>
+              <w:jc w:val="center"/>
+            </w:pPr>
+            <w:r>
+              <w:rPr>
+                <w:sz w:val="24"/>
+              </w:rPr>
+              <w:lastRenderedPageBreak/>
+              <w:t>8</w:t>
+            </w:r>
+          </w:p>
+        </w:tc>
+        <w:tc>
+          <w:tcPr>
+            <w:tcW w:w="3629" w:type="dxa"/>
+            <w:vAlign w:val="center"/>
+          </w:tcPr>
+          <w:p>
+            <w:pPr>
+              <w:pStyle w:val="Compact"/>
+              <w:spacing w:before="0" w:after="0" w:line="280" w:lineRule="exact"/>
+              <w:jc w:val="center"/>
+            </w:pPr>
+            <w:r>
+              <w:rPr>
+                <w:sz w:val="24"/>
+              </w:rPr>
+              <w:t>Пользовательские роли разделены</w:t>
+            </w:r>
+          </w:p>
+        </w:tc>
+        <w:tc>
+          <w:tcPr>
+            <w:tcW w:w="1172" w:type="dxa"/>
+            <w:vAlign w:val="center"/>
+          </w:tcPr>
+          <w:p>
+            <w:pPr>
+              <w:pStyle w:val="Compact"/>
+              <w:spacing w:before="0" w:after="0" w:line="280" w:lineRule="exact"/>
+              <w:jc w:val="center"/>
+            </w:pPr>
+            <w:r>
+              <w:rPr>
+                <w:sz w:val="24"/>
+              </w:rPr>
+              <w:t>да</w:t>
+            </w:r>
+          </w:p>
+        </w:tc>
+        <w:tc>
+          <w:tcPr>
+            <w:tcW w:w="3920" w:type="dxa"/>
+            <w:vAlign w:val="center"/>
+          </w:tcPr>
+          <w:p>
+            <w:pPr>
+              <w:pStyle w:val="Compact"/>
+              <w:spacing w:before="0" w:after="0" w:line="280" w:lineRule="exact"/>
+              <w:jc w:val="center"/>
+            </w:pPr>
+            <w:r>
+              <w:rPr>
+                <w:sz w:val="24"/>
+              </w:rPr>
+              <w:t>пять ролей: аналитик, консультант, бухгалтер, основатель МСП, администратор команды</w:t>
+            </w:r>
+          </w:p>
+        </w:tc>
+      </w:tr>
+      <w:tr>
+        <w:trPr>
+          <w:cantSplit/>
+          <w:jc w:val="center"/>
+        </w:trPr>
+        <w:tc>
+          <w:tcPr>
+            <w:tcW w:w="633" w:type="dxa"/>
+            <w:vAlign w:val="center"/>
+          </w:tcPr>
+          <w:p>
+            <w:pPr>
+              <w:pStyle w:val="Compact"/>
+              <w:spacing w:before="0" w:after="0" w:line="280" w:lineRule="exact"/>
+              <w:jc w:val="center"/>
+            </w:pPr>
+            <w:r>
+              <w:rPr>
+                <w:sz w:val="24"/>
+              </w:rPr>
+              <w:t>9</w:t>
+            </w:r>
+          </w:p>
+        </w:tc>
+        <w:tc>
+          <w:tcPr>
+            <w:tcW w:w="3629" w:type="dxa"/>
+            <w:vAlign w:val="center"/>
+          </w:tcPr>
+          <w:p>
+            <w:pPr>
+              <w:pStyle w:val="Compact"/>
+              <w:spacing w:before="0" w:after="0" w:line="280" w:lineRule="exact"/>
+              <w:jc w:val="center"/>
+            </w:pPr>
+            <w:r>
+              <w:rPr>
+                <w:sz w:val="24"/>
+              </w:rPr>
+              <w:t>Есть сценарий получения первой ценности</w:t>
+            </w:r>
+          </w:p>
+        </w:tc>
+        <w:tc>
+          <w:tcPr>
+            <w:tcW w:w="1172" w:type="dxa"/>
+            <w:vAlign w:val="center"/>
+          </w:tcPr>
+          <w:p>
+            <w:pPr>
+              <w:pStyle w:val="Compact"/>
+              <w:spacing w:before="0" w:after="0" w:line="280" w:lineRule="exact"/>
+              <w:jc w:val="center"/>
+            </w:pPr>
+            <w:r>
+              <w:rPr>
+                <w:sz w:val="24"/>
+              </w:rPr>
+              <w:t>да</w:t>
+            </w:r>
+          </w:p>
+        </w:tc>
+        <w:tc>
+          <w:tcPr>
+            <w:tcW w:w="3920" w:type="dxa"/>
+            <w:vAlign w:val="center"/>
+          </w:tcPr>
+          <w:p>
+            <w:pPr>
+              <w:pStyle w:val="Compact"/>
+              <w:spacing w:before="0" w:after="0" w:line="280" w:lineRule="exact"/>
+              <w:jc w:val="center"/>
+            </w:pPr>
+            <w:r>
+              <w:rPr>
+                <w:i/>
+                <w:sz w:val="24"/>
+              </w:rPr>
+              <w:t>S-001</w:t>
+            </w:r>
+            <w:r>
+              <w:rPr>
+                <w:sz w:val="24"/>
+              </w:rPr>
+              <w:t>: проверка файла без регистрации</w:t>
+            </w:r>
+          </w:p>
+        </w:tc>
+      </w:tr>
+      <w:tr>
+        <w:trPr>
+          <w:cantSplit/>
+          <w:jc w:val="center"/>
+        </w:trPr>
+        <w:tc>
+          <w:tcPr>
+            <w:tcW w:w="633" w:type="dxa"/>
+            <w:vAlign w:val="center"/>
+          </w:tcPr>
+          <w:p>
+            <w:pPr>
+              <w:pStyle w:val="Compact"/>
+              <w:spacing w:before="0" w:after="0" w:line="280" w:lineRule="exact"/>
+              <w:jc w:val="center"/>
+            </w:pPr>
+            <w:r>
+              <w:rPr>
+                <w:sz w:val="24"/>
+              </w:rPr>
+              <w:t>10</w:t>
+            </w:r>
+          </w:p>
+        </w:tc>
+        <w:tc>
+          <w:tcPr>
+            <w:tcW w:w="3629" w:type="dxa"/>
+            <w:vAlign w:val="center"/>
+          </w:tcPr>
+          <w:p>
+            <w:pPr>
+              <w:pStyle w:val="Compact"/>
+              <w:spacing w:before="0" w:after="0" w:line="280" w:lineRule="exact"/>
+              <w:jc w:val="center"/>
+            </w:pPr>
+            <w:r>
+              <w:rPr>
+                <w:sz w:val="24"/>
+              </w:rPr>
+              <w:t>Есть сценарий регулярного получения ценности</w:t>
+            </w:r>
+          </w:p>
+        </w:tc>
+        <w:tc>
+          <w:tcPr>
+            <w:tcW w:w="1172" w:type="dxa"/>
+            <w:vAlign w:val="center"/>
+          </w:tcPr>
+          <w:p>
+            <w:pPr>
+              <w:pStyle w:val="Compact"/>
+              <w:spacing w:before="0" w:after="0" w:line="280" w:lineRule="exact"/>
+              <w:jc w:val="center"/>
+            </w:pPr>
+            <w:r>
+              <w:rPr>
+                <w:sz w:val="24"/>
+              </w:rPr>
+              <w:t>да</w:t>
+            </w:r>
+          </w:p>
+        </w:tc>
+        <w:tc>
+          <w:tcPr>
+            <w:tcW w:w="3920" w:type="dxa"/>
+            <w:vAlign w:val="center"/>
+          </w:tcPr>
+          <w:p>
+            <w:pPr>
+              <w:pStyle w:val="Compact"/>
+              <w:spacing w:before="0" w:after="0" w:line="280" w:lineRule="exact"/>
+              <w:jc w:val="center"/>
+            </w:pPr>
+            <w:r>
+              <w:rPr>
+                <w:i/>
+                <w:sz w:val="24"/>
+              </w:rPr>
+              <w:t>S-004</w:t>
+            </w:r>
+            <w:r>
+              <w:rPr>
+                <w:sz w:val="24"/>
+              </w:rPr>
+              <w:t xml:space="preserve">, </w:t>
+            </w:r>
+            <w:r>
+              <w:rPr>
+                <w:i/>
+                <w:sz w:val="24"/>
+              </w:rPr>
+              <w:t>S-005</w:t>
+            </w:r>
+            <w:r>
+              <w:rPr>
+                <w:sz w:val="24"/>
+              </w:rPr>
+              <w:t xml:space="preserve">: подписка </w:t>
+            </w:r>
+            <w:r>
+              <w:rPr>
+                <w:i/>
+                <w:sz w:val="24"/>
+              </w:rPr>
+              <w:t>Pro</w:t>
+            </w:r>
+            <w:r>
+              <w:rPr>
+                <w:sz w:val="24"/>
+              </w:rPr>
+              <w:t xml:space="preserve"> и подтвер</w:t>
+            </w:r>
+            <w:r>
+              <w:rPr>
+                <w:sz w:val="24"/>
+              </w:rPr>
+              <w:t xml:space="preserve">ждение результатов </w:t>
+            </w:r>
+            <w:r>
+              <w:rPr>
+                <w:i/>
+                <w:sz w:val="24"/>
+              </w:rPr>
+              <w:t>AI</w:t>
+            </w:r>
+          </w:p>
+        </w:tc>
+      </w:tr>
+      <w:tr>
+        <w:trPr>
+          <w:cantSplit/>
+          <w:jc w:val="center"/>
+        </w:trPr>
+        <w:tc>
+          <w:tcPr>
+            <w:tcW w:w="633" w:type="dxa"/>
+            <w:vAlign w:val="center"/>
+          </w:tcPr>
+          <w:p>
+            <w:pPr>
+              <w:pStyle w:val="Compact"/>
+              <w:spacing w:before="0" w:after="0" w:line="280" w:lineRule="exact"/>
+              <w:jc w:val="center"/>
+            </w:pPr>
+            <w:r>
+              <w:rPr>
+                <w:sz w:val="24"/>
+              </w:rPr>
+              <w:t>11</w:t>
+            </w:r>
+          </w:p>
+        </w:tc>
+        <w:tc>
+          <w:tcPr>
+            <w:tcW w:w="3629" w:type="dxa"/>
+            <w:vAlign w:val="center"/>
+          </w:tcPr>
+          <w:p>
+            <w:pPr>
+              <w:pStyle w:val="Compact"/>
+              <w:spacing w:before="0" w:after="0" w:line="280" w:lineRule="exact"/>
+              <w:jc w:val="center"/>
+            </w:pPr>
+            <w:r>
+              <w:rPr>
+                <w:sz w:val="24"/>
+              </w:rPr>
+              <w:t>Есть сценарий оплаты, продления или расширения доступа</w:t>
+            </w:r>
+          </w:p>
+        </w:tc>
+        <w:tc>
+          <w:tcPr>
+            <w:tcW w:w="1172" w:type="dxa"/>
+            <w:vAlign w:val="center"/>
+          </w:tcPr>
+          <w:p>
+            <w:pPr>
+              <w:pStyle w:val="Compact"/>
+              <w:spacing w:before="0" w:after="0" w:line="280" w:lineRule="exact"/>
+              <w:jc w:val="center"/>
+            </w:pPr>
+            <w:r>
+              <w:rPr>
+                <w:sz w:val="24"/>
+              </w:rPr>
+              <w:t>да</w:t>
+            </w:r>
+          </w:p>
+        </w:tc>
+        <w:tc>
+          <w:tcPr>
+            <w:tcW w:w="3920" w:type="dxa"/>
+            <w:vAlign w:val="center"/>
+          </w:tcPr>
+          <w:p>
+            <w:pPr>
+              <w:pStyle w:val="Compact"/>
+              <w:spacing w:before="0" w:after="0" w:line="280" w:lineRule="exact"/>
+              <w:jc w:val="center"/>
+            </w:pPr>
+            <w:r>
+              <w:rPr>
+                <w:i/>
+                <w:sz w:val="24"/>
+              </w:rPr>
+              <w:t>S-003</w:t>
+            </w:r>
+            <w:r>
+              <w:rPr>
+                <w:sz w:val="24"/>
+              </w:rPr>
+              <w:t xml:space="preserve"> разовый аудит, </w:t>
+            </w:r>
+            <w:r>
+              <w:rPr>
+                <w:i/>
+                <w:sz w:val="24"/>
+              </w:rPr>
+              <w:t>S-004</w:t>
+            </w:r>
+            <w:r>
+              <w:rPr>
+                <w:sz w:val="24"/>
+              </w:rPr>
+              <w:t xml:space="preserve"> </w:t>
+            </w:r>
+            <w:r>
+              <w:rPr>
+                <w:i/>
+                <w:sz w:val="24"/>
+              </w:rPr>
+              <w:t>Pro</w:t>
+            </w:r>
+            <w:r>
+              <w:rPr>
+                <w:sz w:val="24"/>
+              </w:rPr>
+              <w:t xml:space="preserve">, </w:t>
+            </w:r>
+            <w:r>
+              <w:rPr>
+                <w:i/>
+                <w:sz w:val="24"/>
+              </w:rPr>
+              <w:t>S-009</w:t>
+            </w:r>
+            <w:r>
+              <w:rPr>
+                <w:sz w:val="24"/>
+              </w:rPr>
+              <w:t xml:space="preserve"> </w:t>
+            </w:r>
+            <w:r>
+              <w:rPr>
+                <w:i/>
+                <w:sz w:val="24"/>
+              </w:rPr>
+              <w:t>Team</w:t>
+            </w:r>
+          </w:p>
+        </w:tc>
+      </w:tr>
+      <w:tr>
+        <w:trPr>
+          <w:cantSplit/>
+          <w:jc w:val="center"/>
+        </w:trPr>
+        <w:tc>
+          <w:tcPr>
+            <w:tcW w:w="633" w:type="dxa"/>
+            <w:vAlign w:val="center"/>
+          </w:tcPr>
+          <w:p>
+            <w:pPr>
+              <w:pStyle w:val="Compact"/>
+              <w:spacing w:before="0" w:after="0" w:line="280" w:lineRule="exact"/>
+              <w:jc w:val="center"/>
+            </w:pPr>
+            <w:r>
+              <w:rPr>
+                <w:sz w:val="24"/>
+              </w:rPr>
+              <w:t>12</w:t>
+            </w:r>
+          </w:p>
+        </w:tc>
+        <w:tc>
+          <w:tcPr>
+            <w:tcW w:w="3629" w:type="dxa"/>
+            <w:vAlign w:val="center"/>
+          </w:tcPr>
+          <w:p>
+            <w:pPr>
+              <w:pStyle w:val="Compact"/>
+              <w:spacing w:before="0" w:after="0" w:line="280" w:lineRule="exact"/>
+              <w:jc w:val="center"/>
+            </w:pPr>
+            <w:r>
+              <w:rPr>
+                <w:sz w:val="24"/>
+              </w:rPr>
+              <w:t>Есть сценарии поддержки и восстановления после ошибки</w:t>
+            </w:r>
+          </w:p>
+        </w:tc>
+        <w:tc>
+          <w:tcPr>
+            <w:tcW w:w="1172" w:type="dxa"/>
+            <w:vAlign w:val="center"/>
+          </w:tcPr>
+          <w:p>
+            <w:pPr>
+              <w:pStyle w:val="Compact"/>
+              <w:spacing w:before="0" w:after="0" w:line="280" w:lineRule="exact"/>
+              <w:jc w:val="center"/>
+            </w:pPr>
+            <w:r>
+              <w:rPr>
+                <w:sz w:val="24"/>
+              </w:rPr>
+              <w:t>частично</w:t>
+            </w:r>
+          </w:p>
+        </w:tc>
+        <w:tc>
+          <w:tcPr>
+            <w:tcW w:w="3920" w:type="dxa"/>
+            <w:vAlign w:val="center"/>
+          </w:tcPr>
+          <w:p>
+            <w:pPr>
+              <w:pStyle w:val="Compact"/>
+              <w:spacing w:before="0" w:after="0" w:line="280" w:lineRule="exact"/>
+              <w:jc w:val="center"/>
+            </w:pPr>
+            <w:r>
+              <w:rPr>
+                <w:sz w:val="24"/>
+              </w:rPr>
+              <w:t>удаление данных (</w:t>
+            </w:r>
+            <w:r>
+              <w:rPr>
+                <w:i/>
+                <w:sz w:val="24"/>
+              </w:rPr>
+              <w:t>S-010</w:t>
+            </w:r>
+            <w:r>
+              <w:rPr>
+                <w:sz w:val="24"/>
+              </w:rPr>
+              <w:t xml:space="preserve">) и состояния ошибок на экранах; </w:t>
+            </w:r>
+            <w:r>
+              <w:rPr>
+                <w:sz w:val="24"/>
+              </w:rPr>
+              <w:t>отдельного сценария поддержки нет</w:t>
+            </w:r>
+          </w:p>
+        </w:tc>
+      </w:tr>
+      <w:tr>
+        <w:trPr>
+          <w:cantSplit/>
+          <w:jc w:val="center"/>
+        </w:trPr>
+        <w:tc>
+          <w:tcPr>
+            <w:tcW w:w="633" w:type="dxa"/>
+            <w:vAlign w:val="center"/>
+          </w:tcPr>
+          <w:p>
+            <w:pPr>
+              <w:pStyle w:val="Compact"/>
+              <w:spacing w:before="0" w:after="0" w:line="280" w:lineRule="exact"/>
+              <w:jc w:val="center"/>
+            </w:pPr>
+            <w:r>
+              <w:rPr>
+                <w:sz w:val="24"/>
+              </w:rPr>
+              <w:t>13</w:t>
+            </w:r>
+          </w:p>
+        </w:tc>
+        <w:tc>
+          <w:tcPr>
+            <w:tcW w:w="3629" w:type="dxa"/>
+            <w:vAlign w:val="center"/>
+          </w:tcPr>
+          <w:p>
+            <w:pPr>
+              <w:pStyle w:val="Compact"/>
+              <w:spacing w:before="0" w:after="0" w:line="280" w:lineRule="exact"/>
+              <w:jc w:val="center"/>
+            </w:pPr>
+            <w:r>
+              <w:rPr>
+                <w:sz w:val="24"/>
+              </w:rPr>
+              <w:t>Каждый ключевой сценарий связан хотя бы с одним блоком Канваса</w:t>
+            </w:r>
+          </w:p>
+        </w:tc>
+        <w:tc>
+          <w:tcPr>
+            <w:tcW w:w="1172" w:type="dxa"/>
+            <w:vAlign w:val="center"/>
+          </w:tcPr>
+          <w:p>
+            <w:pPr>
+              <w:pStyle w:val="Compact"/>
+              <w:spacing w:before="0" w:after="0" w:line="280" w:lineRule="exact"/>
+              <w:jc w:val="center"/>
+            </w:pPr>
+            <w:r>
+              <w:rPr>
+                <w:sz w:val="24"/>
+              </w:rPr>
+              <w:t>да</w:t>
+            </w:r>
+          </w:p>
+        </w:tc>
+        <w:tc>
+          <w:tcPr>
+            <w:tcW w:w="3920" w:type="dxa"/>
+            <w:vAlign w:val="center"/>
+          </w:tcPr>
+          <w:p>
+            <w:pPr>
+              <w:pStyle w:val="Compact"/>
+              <w:spacing w:before="0" w:after="0" w:line="280" w:lineRule="exact"/>
+              <w:jc w:val="center"/>
+            </w:pPr>
+            <w:r>
+              <w:rPr>
+                <w:sz w:val="24"/>
+              </w:rPr>
+              <w:t>связи сценариев и блоков в книге бизнес-логики</w:t>
+            </w:r>
+          </w:p>
+        </w:tc>
+      </w:tr>
+    </w:tbl>
+    <w:p>
+      <w:pPr>
+        <w:pStyle w:val="FirstParagraph"/>
+        <w:spacing w:before="0" w:after="0" w:line="360" w:lineRule="exact"/>
+        <w:ind w:firstLine="709"/>
+        <w:jc w:val="both"/>
+      </w:pPr>
+      <w:r>
+        <w:rPr>
+          <w:sz w:val="28"/>
+        </w:rPr>
+        <w:t>Двенадцать пунктов из тринадцати выполнены, один частично: сценарий обращения в поддержку не описан и от</w:t>
+      </w:r>
+      <w:r>
+        <w:rPr>
+          <w:sz w:val="28"/>
+        </w:rPr>
+        <w:t>несен к последующим релизам.</w:t>
+      </w:r>
+    </w:p>
+    <w:p>
+      <w:pPr>
+        <w:pStyle w:val="a0"/>
+        <w:spacing w:before="0" w:after="0" w:line="360" w:lineRule="exact"/>
+        <w:ind w:firstLine="709"/>
+        <w:jc w:val="both"/>
+      </w:pPr>
+      <w:r>
+        <w:rPr>
+          <w:sz w:val="28"/>
+        </w:rPr>
+        <w:t>В таблице 25 представлено: контрольные вопросы перед передачей в проектирование (методика 6.4).</w:t>
+      </w:r>
+    </w:p>
+    <w:p>
+      <w:pPr>
+        <w:pStyle w:val="a0"/>
+        <w:keepNext/>
+        <w:spacing w:before="0" w:after="0" w:line="360" w:lineRule="exact"/>
+      </w:pPr>
+      <w:r>
+        <w:rPr>
+          <w:sz w:val="28"/>
+        </w:rPr>
+        <w:t>Таблица 25 – Контрольные вопросы перед передачей в проектирование (методика 6.4)</w:t>
+      </w:r>
+    </w:p>
+    <w:tbl>
+      <w:tblPr>
+        <w:tblStyle w:val="Table"/>
+        <w:tblW w:w="9355" w:type="dxa"/>
+        <w:jc w:val="center"/>
+        <w:tblBorders>
+          <w:top w:val="single" w:sz="4" w:space="0" w:color="000000"/>
+          <w:left w:val="single" w:sz="4" w:space="0" w:color="000000"/>
+          <w:bottom w:val="single" w:sz="4" w:space="0" w:color="000000"/>
+          <w:right w:val="single" w:sz="4" w:space="0" w:color="000000"/>
+          <w:insideH w:val="single" w:sz="4" w:space="0" w:color="000000"/>
+          <w:insideV w:val="single" w:sz="4" w:space="0" w:color="000000"/>
+        </w:tblBorders>
+        <w:tblLayout w:type="fixed"/>
+        <w:tblLook w:val="0020" w:firstRow="1" w:lastRow="0" w:firstColumn="0" w:lastColumn="0" w:noHBand="0" w:noVBand="0"/>
+      </w:tblPr>
+      <w:tblGrid>
+        <w:gridCol w:w="629"/>
+        <w:gridCol w:w="3894"/>
+        <w:gridCol w:w="1163"/>
+        <w:gridCol w:w="3669"/>
+      </w:tblGrid>
+      <w:tr>
+        <w:trPr>
+          <w:cnfStyle w:val="100000000000" w:firstRow="1" w:lastRow="0" w:firstColumn="0" w:lastColumn="0" w:oddVBand="0" w:evenVBand="0" w:oddHBand="0" w:evenHBand="0" w:firstRowFirstColumn="0" w:firstRowLastColumn="0" w:lastRowFirstColumn="0" w:lastRowLastColumn="0"/>
+          <w:cantSplit/>
+          <w:tblHeader/>
+          <w:jc w:val="center"/>
+        </w:trPr>
+        <w:tc>
+          <w:tcPr>
+            <w:tcW w:w="628" w:type="dxa"/>
+            <w:vAlign w:val="center"/>
+          </w:tcPr>
+          <w:p>
+            <w:pPr>
+              <w:pStyle w:val="Compact"/>
+              <w:spacing w:before="0" w:after="0" w:line="280" w:lineRule="exact"/>
+              <w:jc w:val="center"/>
+            </w:pPr>
+            <w:r>
+              <w:rPr>
+                <w:b/>
+                <w:sz w:val="24"/>
+              </w:rPr>
+              <w:t>№</w:t>
+            </w:r>
+          </w:p>
+        </w:tc>
+        <w:tc>
+          <w:tcPr>
+            <w:tcW w:w="3894" w:type="dxa"/>
+            <w:vAlign w:val="center"/>
+          </w:tcPr>
+          <w:p>
+            <w:pPr>
+              <w:pStyle w:val="Compact"/>
+              <w:spacing w:before="0" w:after="0" w:line="280" w:lineRule="exact"/>
+              <w:jc w:val="center"/>
+            </w:pPr>
+            <w:r>
+              <w:rPr>
+                <w:b/>
+                <w:sz w:val="24"/>
+              </w:rPr>
+              <w:t>Проверка</w:t>
+            </w:r>
+          </w:p>
+        </w:tc>
+        <w:tc>
+          <w:tcPr>
+            <w:tcW w:w="1163" w:type="dxa"/>
+            <w:vAlign w:val="center"/>
+          </w:tcPr>
+          <w:p>
+            <w:pPr>
+              <w:pStyle w:val="Compact"/>
+              <w:spacing w:before="0" w:after="0" w:line="280" w:lineRule="exact"/>
+              <w:jc w:val="center"/>
+            </w:pPr>
+            <w:r>
+              <w:rPr>
+                <w:b/>
+                <w:sz w:val="24"/>
+              </w:rPr>
+              <w:t>Ответ</w:t>
+            </w:r>
+          </w:p>
+        </w:tc>
+        <w:tc>
+          <w:tcPr>
+            <w:tcW w:w="3669" w:type="dxa"/>
+            <w:vAlign w:val="center"/>
+          </w:tcPr>
+          <w:p>
+            <w:pPr>
+              <w:pStyle w:val="Compact"/>
+              <w:spacing w:before="0" w:after="0" w:line="280" w:lineRule="exact"/>
+              <w:jc w:val="center"/>
+            </w:pPr>
+            <w:r>
+              <w:rPr>
+                <w:b/>
+                <w:sz w:val="24"/>
+              </w:rPr>
+              <w:t>Основание в отчете</w:t>
+            </w:r>
+          </w:p>
+        </w:tc>
+      </w:tr>
+      <w:tr>
+        <w:trPr>
+          <w:cantSplit/>
+          <w:jc w:val="center"/>
+        </w:trPr>
+        <w:tc>
+          <w:tcPr>
+            <w:tcW w:w="628" w:type="dxa"/>
+            <w:vAlign w:val="center"/>
+          </w:tcPr>
+          <w:p>
+            <w:pPr>
+              <w:pStyle w:val="Compact"/>
+              <w:spacing w:before="0" w:after="0" w:line="280" w:lineRule="exact"/>
+              <w:jc w:val="center"/>
+            </w:pPr>
+            <w:r>
+              <w:rPr>
+                <w:sz w:val="24"/>
+              </w:rPr>
+              <w:t>1</w:t>
+            </w:r>
+          </w:p>
+        </w:tc>
+        <w:tc>
+          <w:tcPr>
+            <w:tcW w:w="3894" w:type="dxa"/>
+            <w:vAlign w:val="center"/>
+          </w:tcPr>
+          <w:p>
+            <w:pPr>
+              <w:pStyle w:val="Compact"/>
+              <w:spacing w:before="0" w:after="0" w:line="280" w:lineRule="exact"/>
+              <w:jc w:val="center"/>
+            </w:pPr>
+            <w:r>
+              <w:rPr>
+                <w:sz w:val="24"/>
+              </w:rPr>
+              <w:t>Понятно, какая страница или экран обеспечивает каждую основную пользовательскую задачу</w:t>
+            </w:r>
+          </w:p>
+        </w:tc>
+        <w:tc>
+          <w:tcPr>
+            <w:tcW w:w="1163" w:type="dxa"/>
+            <w:vAlign w:val="center"/>
+          </w:tcPr>
+          <w:p>
+            <w:pPr>
+              <w:pStyle w:val="Compact"/>
+              <w:spacing w:before="0" w:after="0" w:line="280" w:lineRule="exact"/>
+              <w:jc w:val="center"/>
+            </w:pPr>
+            <w:r>
+              <w:rPr>
+                <w:sz w:val="24"/>
+              </w:rPr>
+              <w:t>да</w:t>
+            </w:r>
+          </w:p>
+        </w:tc>
+        <w:tc>
+          <w:tcPr>
+            <w:tcW w:w="3669" w:type="dxa"/>
+            <w:vAlign w:val="center"/>
+          </w:tcPr>
+          <w:p>
+            <w:pPr>
+              <w:pStyle w:val="Compact"/>
+              <w:spacing w:before="0" w:after="0" w:line="280" w:lineRule="exact"/>
+              <w:jc w:val="center"/>
+            </w:pPr>
+            <w:r>
+              <w:rPr>
+                <w:sz w:val="24"/>
+              </w:rPr>
+              <w:t>покрытие сценариев экранами 80 % (раздел 2.5)</w:t>
+            </w:r>
+          </w:p>
+        </w:tc>
+      </w:tr>
+      <w:tr>
+        <w:trPr>
+          <w:cantSplit/>
+          <w:jc w:val="center"/>
+        </w:trPr>
+        <w:tc>
+          <w:tcPr>
+            <w:tcW w:w="628" w:type="dxa"/>
+            <w:vAlign w:val="center"/>
+          </w:tcPr>
+          <w:p>
+            <w:pPr>
+              <w:pStyle w:val="Compact"/>
+              <w:spacing w:before="0" w:after="0" w:line="280" w:lineRule="exact"/>
+              <w:jc w:val="center"/>
+            </w:pPr>
+            <w:r>
+              <w:rPr>
+                <w:sz w:val="24"/>
+              </w:rPr>
+              <w:t>2</w:t>
+            </w:r>
+          </w:p>
+        </w:tc>
+        <w:tc>
+          <w:tcPr>
+            <w:tcW w:w="3894" w:type="dxa"/>
+            <w:vAlign w:val="center"/>
+          </w:tcPr>
+          <w:p>
+            <w:pPr>
+              <w:pStyle w:val="Compact"/>
+              <w:spacing w:before="0" w:after="0" w:line="280" w:lineRule="exact"/>
+              <w:jc w:val="center"/>
+            </w:pPr>
+            <w:r>
+              <w:rPr>
+                <w:sz w:val="24"/>
+              </w:rPr>
+              <w:t>Есть отдельный путь для нового, вернувшегося и оплатившего пользователя</w:t>
+            </w:r>
+          </w:p>
+        </w:tc>
+        <w:tc>
+          <w:tcPr>
+            <w:tcW w:w="1163" w:type="dxa"/>
+            <w:vAlign w:val="center"/>
+          </w:tcPr>
+          <w:p>
+            <w:pPr>
+              <w:pStyle w:val="Compact"/>
+              <w:spacing w:before="0" w:after="0" w:line="280" w:lineRule="exact"/>
+              <w:jc w:val="center"/>
+            </w:pPr>
+            <w:r>
+              <w:rPr>
+                <w:sz w:val="24"/>
+              </w:rPr>
+              <w:t>да</w:t>
+            </w:r>
+          </w:p>
+        </w:tc>
+        <w:tc>
+          <w:tcPr>
+            <w:tcW w:w="3669" w:type="dxa"/>
+            <w:vAlign w:val="center"/>
+          </w:tcPr>
+          <w:p>
+            <w:pPr>
+              <w:pStyle w:val="Compact"/>
+              <w:spacing w:before="0" w:after="0" w:line="280" w:lineRule="exact"/>
+              <w:jc w:val="center"/>
+            </w:pPr>
+            <w:r>
+              <w:rPr>
+                <w:sz w:val="24"/>
+              </w:rPr>
+              <w:t xml:space="preserve">новый: </w:t>
+            </w:r>
+            <w:r>
+              <w:rPr>
+                <w:i/>
+                <w:sz w:val="24"/>
+              </w:rPr>
+              <w:t>U-001</w:t>
+            </w:r>
+            <w:r>
+              <w:rPr>
+                <w:sz w:val="24"/>
+              </w:rPr>
+              <w:t xml:space="preserve">, </w:t>
+            </w:r>
+            <w:r>
+              <w:rPr>
+                <w:i/>
+                <w:sz w:val="24"/>
+              </w:rPr>
+              <w:t>U-003</w:t>
+            </w:r>
+            <w:r>
+              <w:rPr>
+                <w:sz w:val="24"/>
+              </w:rPr>
+              <w:t xml:space="preserve">; оплативший: </w:t>
+            </w:r>
+            <w:r>
+              <w:rPr>
+                <w:i/>
+                <w:sz w:val="24"/>
+              </w:rPr>
+              <w:t>U-007</w:t>
+            </w:r>
+            <w:r>
+              <w:rPr>
+                <w:sz w:val="24"/>
+              </w:rPr>
+              <w:t xml:space="preserve">, </w:t>
+            </w:r>
+            <w:r>
+              <w:rPr>
+                <w:i/>
+                <w:sz w:val="24"/>
+              </w:rPr>
+              <w:t>U-008</w:t>
+            </w:r>
+            <w:r>
+              <w:rPr>
+                <w:sz w:val="24"/>
+              </w:rPr>
+              <w:t xml:space="preserve">, </w:t>
+            </w:r>
+            <w:r>
+              <w:rPr>
+                <w:i/>
+                <w:sz w:val="24"/>
+              </w:rPr>
+              <w:t>U-005</w:t>
+            </w:r>
+            <w:r>
+              <w:rPr>
+                <w:sz w:val="24"/>
+              </w:rPr>
+              <w:t xml:space="preserve">; вернувшийся: </w:t>
+            </w:r>
+            <w:r>
+              <w:rPr>
+                <w:i/>
+                <w:sz w:val="24"/>
+              </w:rPr>
+              <w:t>U-006</w:t>
+            </w:r>
+            <w:r>
+              <w:rPr>
+                <w:sz w:val="24"/>
+              </w:rPr>
+              <w:t xml:space="preserve">, </w:t>
+            </w:r>
+            <w:r>
+              <w:rPr>
+                <w:i/>
+                <w:sz w:val="24"/>
+              </w:rPr>
+              <w:t>U-011</w:t>
+            </w:r>
+            <w:r>
+              <w:rPr>
+                <w:sz w:val="24"/>
+              </w:rPr>
+              <w:t xml:space="preserve"> (таблица переходов)</w:t>
+            </w:r>
+          </w:p>
+        </w:tc>
+      </w:tr>
+      <w:tr>
+        <w:trPr>
+          <w:cantSplit/>
+          <w:jc w:val="center"/>
+        </w:trPr>
+        <w:tc>
+          <w:tcPr>
+            <w:tcW w:w="628" w:type="dxa"/>
+            <w:vAlign w:val="center"/>
+          </w:tcPr>
+          <w:p>
+            <w:pPr>
+              <w:pStyle w:val="Compact"/>
+              <w:spacing w:before="0" w:after="0" w:line="280" w:lineRule="exact"/>
+              <w:jc w:val="center"/>
+            </w:pPr>
+            <w:r>
+              <w:rPr>
+                <w:sz w:val="24"/>
+              </w:rPr>
+              <w:t>3</w:t>
+            </w:r>
+          </w:p>
+        </w:tc>
+        <w:tc>
+          <w:tcPr>
+            <w:tcW w:w="3894" w:type="dxa"/>
+            <w:vAlign w:val="center"/>
+          </w:tcPr>
+          <w:p>
+            <w:pPr>
+              <w:pStyle w:val="Compact"/>
+              <w:spacing w:before="0" w:after="0" w:line="280" w:lineRule="exact"/>
+              <w:jc w:val="center"/>
+            </w:pPr>
+            <w:r>
+              <w:rPr>
+                <w:sz w:val="24"/>
+              </w:rPr>
+              <w:t>Описано первое получение ценности после регистрации или оплаты</w:t>
+            </w:r>
+          </w:p>
+        </w:tc>
+        <w:tc>
+          <w:tcPr>
+            <w:tcW w:w="1163" w:type="dxa"/>
+            <w:vAlign w:val="center"/>
+          </w:tcPr>
+          <w:p>
+            <w:pPr>
+              <w:pStyle w:val="Compact"/>
+              <w:spacing w:before="0" w:after="0" w:line="280" w:lineRule="exact"/>
+              <w:jc w:val="center"/>
+            </w:pPr>
+            <w:r>
+              <w:rPr>
+                <w:sz w:val="24"/>
+              </w:rPr>
+              <w:t>да</w:t>
+            </w:r>
+          </w:p>
+        </w:tc>
+        <w:tc>
+          <w:tcPr>
+            <w:tcW w:w="3669" w:type="dxa"/>
+            <w:vAlign w:val="center"/>
+          </w:tcPr>
+          <w:p>
+            <w:pPr>
+              <w:pStyle w:val="Compact"/>
+              <w:spacing w:before="0" w:after="0" w:line="280" w:lineRule="exact"/>
+              <w:jc w:val="center"/>
+            </w:pPr>
+            <w:r>
+              <w:rPr>
+                <w:sz w:val="24"/>
+              </w:rPr>
+              <w:t>список наход</w:t>
+            </w:r>
+            <w:r>
+              <w:rPr>
+                <w:sz w:val="24"/>
+              </w:rPr>
+              <w:t>ок до регистрации, полный отчет после оплаты</w:t>
+            </w:r>
+          </w:p>
+        </w:tc>
+      </w:tr>
+      <w:tr>
+        <w:trPr>
+          <w:cantSplit/>
+          <w:jc w:val="center"/>
+        </w:trPr>
+        <w:tc>
+          <w:tcPr>
+            <w:tcW w:w="628" w:type="dxa"/>
+            <w:vAlign w:val="center"/>
+          </w:tcPr>
+          <w:p>
+            <w:pPr>
+              <w:pStyle w:val="Compact"/>
+              <w:spacing w:before="0" w:after="0" w:line="280" w:lineRule="exact"/>
+              <w:jc w:val="center"/>
+            </w:pPr>
+            <w:r>
+              <w:rPr>
+                <w:sz w:val="24"/>
+              </w:rPr>
+              <w:t>4</w:t>
+            </w:r>
+          </w:p>
+        </w:tc>
+        <w:tc>
+          <w:tcPr>
+            <w:tcW w:w="3894" w:type="dxa"/>
+            <w:vAlign w:val="center"/>
+          </w:tcPr>
+          <w:p>
+            <w:pPr>
+              <w:pStyle w:val="Compact"/>
+              <w:spacing w:before="0" w:after="0" w:line="280" w:lineRule="exact"/>
+              <w:jc w:val="center"/>
+            </w:pPr>
+            <w:r>
+              <w:rPr>
+                <w:sz w:val="24"/>
+              </w:rPr>
+              <w:t>Есть понятный путь к оплате, заявке, подписке</w:t>
+            </w:r>
+          </w:p>
+        </w:tc>
+        <w:tc>
+          <w:tcPr>
+            <w:tcW w:w="1163" w:type="dxa"/>
+            <w:vAlign w:val="center"/>
+          </w:tcPr>
+          <w:p>
+            <w:pPr>
+              <w:pStyle w:val="Compact"/>
+              <w:spacing w:before="0" w:after="0" w:line="280" w:lineRule="exact"/>
+              <w:jc w:val="center"/>
+            </w:pPr>
+            <w:r>
+              <w:rPr>
+                <w:sz w:val="24"/>
+              </w:rPr>
+              <w:t>да</w:t>
+            </w:r>
+          </w:p>
+        </w:tc>
+        <w:tc>
+          <w:tcPr>
+            <w:tcW w:w="3669" w:type="dxa"/>
+            <w:vAlign w:val="center"/>
+          </w:tcPr>
+          <w:p>
+            <w:pPr>
+              <w:pStyle w:val="Compact"/>
+              <w:spacing w:before="0" w:after="0" w:line="280" w:lineRule="exact"/>
+              <w:jc w:val="center"/>
+            </w:pPr>
+            <w:r>
+              <w:rPr>
+                <w:i/>
+                <w:sz w:val="24"/>
+              </w:rPr>
+              <w:t>U-007</w:t>
+            </w:r>
+            <w:r>
+              <w:rPr>
+                <w:sz w:val="24"/>
+              </w:rPr>
+              <w:t xml:space="preserve">, </w:t>
+            </w:r>
+            <w:r>
+              <w:rPr>
+                <w:i/>
+                <w:sz w:val="24"/>
+              </w:rPr>
+              <w:t>U-008</w:t>
+            </w:r>
+            <w:r>
+              <w:rPr>
+                <w:sz w:val="24"/>
+              </w:rPr>
+              <w:t xml:space="preserve">, предложение </w:t>
+            </w:r>
+            <w:r>
+              <w:rPr>
+                <w:i/>
+                <w:sz w:val="24"/>
+              </w:rPr>
+              <w:t>Pro</w:t>
+            </w:r>
+            <w:r>
+              <w:rPr>
+                <w:sz w:val="24"/>
+              </w:rPr>
+              <w:t xml:space="preserve"> из истории проверок</w:t>
+            </w:r>
+          </w:p>
+        </w:tc>
+      </w:tr>
+      <w:tr>
+        <w:trPr>
+          <w:cantSplit/>
+          <w:jc w:val="center"/>
+        </w:trPr>
+        <w:tc>
+          <w:tcPr>
+            <w:tcW w:w="628" w:type="dxa"/>
+            <w:vAlign w:val="center"/>
+          </w:tcPr>
+          <w:p>
+            <w:pPr>
+              <w:pStyle w:val="Compact"/>
+              <w:spacing w:before="0" w:after="0" w:line="280" w:lineRule="exact"/>
+              <w:jc w:val="center"/>
+            </w:pPr>
+            <w:r>
+              <w:rPr>
+                <w:sz w:val="24"/>
+              </w:rPr>
+              <w:t>5</w:t>
+            </w:r>
+          </w:p>
+        </w:tc>
+        <w:tc>
+          <w:tcPr>
+            <w:tcW w:w="3894" w:type="dxa"/>
+            <w:vAlign w:val="center"/>
+          </w:tcPr>
+          <w:p>
+            <w:pPr>
+              <w:pStyle w:val="Compact"/>
+              <w:spacing w:before="0" w:after="0" w:line="280" w:lineRule="exact"/>
+              <w:jc w:val="center"/>
+            </w:pPr>
+            <w:r>
+              <w:rPr>
+                <w:sz w:val="24"/>
+              </w:rPr>
+              <w:t>Описаны состояния без данных, ошибки, успеха, ограничения доступа и продления</w:t>
+            </w:r>
+          </w:p>
+        </w:tc>
+        <w:tc>
+          <w:tcPr>
+            <w:tcW w:w="1163" w:type="dxa"/>
+            <w:vAlign w:val="center"/>
+          </w:tcPr>
+          <w:p>
+            <w:pPr>
+              <w:pStyle w:val="Compact"/>
+              <w:spacing w:before="0" w:after="0" w:line="280" w:lineRule="exact"/>
+              <w:jc w:val="center"/>
+            </w:pPr>
+            <w:r>
+              <w:rPr>
+                <w:sz w:val="24"/>
+              </w:rPr>
+              <w:t>да</w:t>
+            </w:r>
+          </w:p>
+        </w:tc>
+        <w:tc>
+          <w:tcPr>
+            <w:tcW w:w="3669" w:type="dxa"/>
+            <w:vAlign w:val="center"/>
+          </w:tcPr>
+          <w:p>
+            <w:pPr>
+              <w:pStyle w:val="Compact"/>
+              <w:spacing w:before="0" w:after="0" w:line="280" w:lineRule="exact"/>
+              <w:jc w:val="center"/>
+            </w:pPr>
+            <w:r>
+              <w:rPr>
+                <w:sz w:val="24"/>
+              </w:rPr>
+              <w:t>паспорта и состояния 14 единиц, полнота 100 %</w:t>
+            </w:r>
+          </w:p>
+        </w:tc>
+      </w:tr>
+      <w:tr>
+        <w:trPr>
+          <w:cantSplit/>
+          <w:jc w:val="center"/>
+        </w:trPr>
+        <w:tc>
+          <w:tcPr>
+            <w:tcW w:w="628" w:type="dxa"/>
+            <w:vAlign w:val="center"/>
+          </w:tcPr>
+          <w:p>
+            <w:pPr>
+              <w:pStyle w:val="Compact"/>
+              <w:spacing w:before="0" w:after="0" w:line="280" w:lineRule="exact"/>
+              <w:jc w:val="center"/>
+            </w:pPr>
+            <w:r>
+              <w:rPr>
+                <w:sz w:val="24"/>
+              </w:rPr>
+              <w:t>6</w:t>
+            </w:r>
+          </w:p>
+        </w:tc>
+        <w:tc>
+          <w:tcPr>
+            <w:tcW w:w="3894" w:type="dxa"/>
+            <w:vAlign w:val="center"/>
+          </w:tcPr>
+          <w:p>
+            <w:pPr>
+              <w:pStyle w:val="Compact"/>
+              <w:spacing w:before="0" w:after="0" w:line="280" w:lineRule="exact"/>
+              <w:jc w:val="center"/>
+            </w:pPr>
+            <w:r>
+              <w:rPr>
+                <w:sz w:val="24"/>
+              </w:rPr>
+              <w:t>Страницы и экраны не дублируют друг друга</w:t>
+            </w:r>
+          </w:p>
+        </w:tc>
+        <w:tc>
+          <w:tcPr>
+            <w:tcW w:w="1163" w:type="dxa"/>
+            <w:vAlign w:val="center"/>
+          </w:tcPr>
+          <w:p>
+            <w:pPr>
+              <w:pStyle w:val="Compact"/>
+              <w:spacing w:before="0" w:after="0" w:line="280" w:lineRule="exact"/>
+              <w:jc w:val="center"/>
+            </w:pPr>
+            <w:r>
+              <w:rPr>
+                <w:sz w:val="24"/>
+              </w:rPr>
+              <w:t>да</w:t>
+            </w:r>
+          </w:p>
+        </w:tc>
+        <w:tc>
+          <w:tcPr>
+            <w:tcW w:w="3669" w:type="dxa"/>
+            <w:vAlign w:val="center"/>
+          </w:tcPr>
+          <w:p>
+            <w:pPr>
+              <w:pStyle w:val="Compact"/>
+              <w:spacing w:before="0" w:after="0" w:line="280" w:lineRule="exact"/>
+              <w:jc w:val="center"/>
+            </w:pPr>
+            <w:r>
+              <w:rPr>
+                <w:sz w:val="24"/>
+              </w:rPr>
+              <w:t>у каждой единицы своя задача и роль в сценарии</w:t>
+            </w:r>
+          </w:p>
+        </w:tc>
+      </w:tr>
+      <w:tr>
+        <w:trPr>
+          <w:cantSplit/>
+          <w:jc w:val="center"/>
+        </w:trPr>
+        <w:tc>
+          <w:tcPr>
+            <w:tcW w:w="628" w:type="dxa"/>
+            <w:vAlign w:val="center"/>
+          </w:tcPr>
+          <w:p>
+            <w:pPr>
+              <w:pStyle w:val="Compact"/>
+              <w:spacing w:before="0" w:after="0" w:line="280" w:lineRule="exact"/>
+              <w:jc w:val="center"/>
+            </w:pPr>
+            <w:r>
+              <w:rPr>
+                <w:sz w:val="24"/>
+              </w:rPr>
+              <w:t>7</w:t>
+            </w:r>
+          </w:p>
+        </w:tc>
+        <w:tc>
+          <w:tcPr>
+            <w:tcW w:w="3894" w:type="dxa"/>
+            <w:vAlign w:val="center"/>
+          </w:tcPr>
+          <w:p>
+            <w:pPr>
+              <w:pStyle w:val="Compact"/>
+              <w:spacing w:before="0" w:after="0" w:line="280" w:lineRule="exact"/>
+              <w:jc w:val="center"/>
+            </w:pPr>
+            <w:r>
+              <w:rPr>
+                <w:sz w:val="24"/>
+              </w:rPr>
+              <w:t>По каждому экрану можно сформул</w:t>
+            </w:r>
+            <w:r>
+              <w:rPr>
+                <w:sz w:val="24"/>
+              </w:rPr>
+              <w:t>ировать показатель эффективности</w:t>
+            </w:r>
+          </w:p>
+        </w:tc>
+        <w:tc>
+          <w:tcPr>
+            <w:tcW w:w="1163" w:type="dxa"/>
+            <w:vAlign w:val="center"/>
+          </w:tcPr>
+          <w:p>
+            <w:pPr>
+              <w:pStyle w:val="Compact"/>
+              <w:spacing w:before="0" w:after="0" w:line="280" w:lineRule="exact"/>
+              <w:jc w:val="center"/>
+            </w:pPr>
+            <w:r>
+              <w:rPr>
+                <w:sz w:val="24"/>
+              </w:rPr>
+              <w:t>частично</w:t>
+            </w:r>
+          </w:p>
+        </w:tc>
+        <w:tc>
+          <w:tcPr>
+            <w:tcW w:w="3669" w:type="dxa"/>
+            <w:vAlign w:val="center"/>
+          </w:tcPr>
+          <w:p>
+            <w:pPr>
+              <w:pStyle w:val="Compact"/>
+              <w:spacing w:before="0" w:after="0" w:line="280" w:lineRule="exact"/>
+              <w:jc w:val="center"/>
+            </w:pPr>
+            <w:r>
+              <w:rPr>
+                <w:sz w:val="24"/>
+              </w:rPr>
+              <w:t xml:space="preserve">показатели заданы для воронки (регистрация, оплата, </w:t>
+            </w:r>
+            <w:r>
+              <w:rPr>
+                <w:i/>
+                <w:sz w:val="24"/>
+              </w:rPr>
+              <w:t>precision</w:t>
+            </w:r>
+            <w:r>
+              <w:rPr>
+                <w:sz w:val="24"/>
+              </w:rPr>
+              <w:t>), по отдельным экранам - в книге страниц и экранов</w:t>
+            </w:r>
+          </w:p>
+        </w:tc>
+      </w:tr>
+      <w:tr>
+        <w:trPr>
+          <w:cantSplit/>
+          <w:jc w:val="center"/>
+        </w:trPr>
+        <w:tc>
+          <w:tcPr>
+            <w:tcW w:w="628" w:type="dxa"/>
+            <w:vAlign w:val="center"/>
+          </w:tcPr>
+          <w:p>
+            <w:pPr>
+              <w:pStyle w:val="Compact"/>
+              <w:spacing w:before="0" w:after="0" w:line="280" w:lineRule="exact"/>
+              <w:jc w:val="center"/>
+            </w:pPr>
+            <w:r>
+              <w:rPr>
+                <w:sz w:val="24"/>
+              </w:rPr>
+              <w:lastRenderedPageBreak/>
+              <w:t>8</w:t>
+            </w:r>
+          </w:p>
+        </w:tc>
+        <w:tc>
+          <w:tcPr>
+            <w:tcW w:w="3894" w:type="dxa"/>
+            <w:vAlign w:val="center"/>
+          </w:tcPr>
+          <w:p>
+            <w:pPr>
+              <w:pStyle w:val="Compact"/>
+              <w:spacing w:before="0" w:after="0" w:line="280" w:lineRule="exact"/>
+              <w:jc w:val="center"/>
+            </w:pPr>
+            <w:r>
+              <w:rPr>
+                <w:sz w:val="24"/>
+              </w:rPr>
+              <w:t>Каждый экран имеет источник обоснования из предыдущих анализов</w:t>
+            </w:r>
+          </w:p>
+        </w:tc>
+        <w:tc>
+          <w:tcPr>
+            <w:tcW w:w="1163" w:type="dxa"/>
+            <w:vAlign w:val="center"/>
+          </w:tcPr>
+          <w:p>
+            <w:pPr>
+              <w:pStyle w:val="Compact"/>
+              <w:spacing w:before="0" w:after="0" w:line="280" w:lineRule="exact"/>
+              <w:jc w:val="center"/>
+            </w:pPr>
+            <w:r>
+              <w:rPr>
+                <w:sz w:val="24"/>
+              </w:rPr>
+              <w:t>да</w:t>
+            </w:r>
+          </w:p>
+        </w:tc>
+        <w:tc>
+          <w:tcPr>
+            <w:tcW w:w="3669" w:type="dxa"/>
+            <w:vAlign w:val="center"/>
+          </w:tcPr>
+          <w:p>
+            <w:pPr>
+              <w:pStyle w:val="Compact"/>
+              <w:spacing w:before="0" w:after="0" w:line="280" w:lineRule="exact"/>
+              <w:jc w:val="center"/>
+            </w:pPr>
+            <w:r>
+              <w:rPr>
+                <w:sz w:val="24"/>
+              </w:rPr>
+              <w:t xml:space="preserve">связь с проблемами </w:t>
+            </w:r>
+            <w:r>
+              <w:rPr>
+                <w:i/>
+                <w:sz w:val="24"/>
+              </w:rPr>
+              <w:t>P-001</w:t>
+            </w:r>
+            <w:r>
+              <w:rPr>
+                <w:sz w:val="24"/>
+              </w:rPr>
+              <w:t>…</w:t>
+            </w:r>
+            <w:r>
+              <w:rPr>
+                <w:i/>
+                <w:sz w:val="24"/>
+              </w:rPr>
+              <w:t>P-006</w:t>
+            </w:r>
+            <w:r>
+              <w:rPr>
+                <w:sz w:val="24"/>
+              </w:rPr>
+              <w:t xml:space="preserve"> и банком выводов</w:t>
+            </w:r>
+          </w:p>
+        </w:tc>
+      </w:tr>
+    </w:tbl>
+    <w:p>
+      <w:pPr>
+        <w:pStyle w:val="FirstParagraph"/>
+        <w:spacing w:before="0" w:after="0" w:line="360" w:lineRule="exact"/>
+        <w:ind w:firstLine="709"/>
+        <w:jc w:val="both"/>
+      </w:pPr>
+      <w:r>
+        <w:rPr>
+          <w:sz w:val="28"/>
+        </w:rPr>
+        <w:t>Семь вопросов из восьми закрыты полностью, один частично: показатели эффективности отдельных экранов уточняются при разработке.</w:t>
       </w:r>
     </w:p>
     <w:p>
@@ -29862,9 +34853,213 @@
         <w:spacing w:before="0" w:after="360" w:line="360" w:lineRule="exact"/>
         <w:jc w:val="center"/>
       </w:pPr>
-      <w:bookmarkStart w:id="26" w:name="_274f6a444530ef90b0479dabf3d210f01e97699"/>
-      <w:bookmarkStart w:id="27" w:name="_Toc242017723"/>
-      <w:bookmarkEnd w:id="24"/>
+      <w:bookmarkStart w:id="28" w:name="_выводы"/>
+      <w:bookmarkStart w:id="29" w:name="_Toc242018906"/>
+      <w:bookmarkEnd w:id="26"/>
+      <w:bookmarkEnd w:id="22"/>
+      <w:r>
+        <w:rPr>
+          <w:b/>
+          <w:sz w:val="28"/>
+        </w:rPr>
+        <w:lastRenderedPageBreak/>
+        <w:t>ВЫВОДЫ</w:t>
+      </w:r>
+      <w:bookmarkEnd w:id="29"/>
+    </w:p>
+    <w:p>
+      <w:pPr>
+        <w:pStyle w:val="FirstParagraph"/>
+        <w:spacing w:before="0" w:after="0" w:line="360" w:lineRule="exact"/>
+        <w:ind w:firstLine="709"/>
+        <w:jc w:val="both"/>
+      </w:pPr>
+      <w:r>
+        <w:rPr>
+          <w:sz w:val="28"/>
+        </w:rPr>
+        <w:t xml:space="preserve">Из результатов ЛР1-ЛР5 сформированы ценностное предложение (независимая проверка </w:t>
+      </w:r>
+      <w:r>
+        <w:rPr>
+          <w:i/>
+          <w:sz w:val="28"/>
+        </w:rPr>
+        <w:t>Excel</w:t>
+      </w:r>
+      <w:r>
+        <w:rPr>
+          <w:sz w:val="28"/>
+        </w:rPr>
+        <w:t>-моделей с доказательством каждой н</w:t>
+      </w:r>
+      <w:r>
+        <w:rPr>
+          <w:sz w:val="28"/>
+        </w:rPr>
+        <w:t xml:space="preserve">аходки), три цифровых товара (веб-аудит, надстройка </w:t>
+      </w:r>
+      <w:r>
+        <w:rPr>
+          <w:i/>
+          <w:sz w:val="28"/>
+        </w:rPr>
+        <w:t>Excel</w:t>
+      </w:r>
+      <w:r>
+        <w:rPr>
+          <w:sz w:val="28"/>
+        </w:rPr>
+        <w:t>, командный сервис) и три единицы монетизации (9, 19 и 29 </w:t>
+      </w:r>
+      <w:r>
+        <w:rPr>
+          <w:i/>
+          <w:sz w:val="28"/>
+        </w:rPr>
+        <w:t>EUR</w:t>
+      </w:r>
+      <w:r>
+        <w:rPr>
+          <w:sz w:val="28"/>
+        </w:rPr>
+        <w:t>). Цепочка «проблема - ценность - товар - монетизация - модель» проходит проверку связности со средним индексом 88 из 100.</w:t>
+      </w:r>
+    </w:p>
+    <w:p>
+      <w:pPr>
+        <w:pStyle w:val="a0"/>
+        <w:spacing w:before="0" w:after="0" w:line="360" w:lineRule="exact"/>
+        <w:ind w:firstLine="709"/>
+        <w:jc w:val="both"/>
+      </w:pPr>
+      <w:r>
+        <w:rPr>
+          <w:sz w:val="28"/>
+        </w:rPr>
+        <w:t>Канвас готов на</w:t>
+      </w:r>
+      <w:r>
+        <w:rPr>
+          <w:sz w:val="28"/>
+        </w:rPr>
+        <w:t xml:space="preserve"> 67 % по блокам: слабее остальных каналы, ключевые ресурсы и партнеры. В </w:t>
+      </w:r>
+      <w:r>
+        <w:rPr>
+          <w:i/>
+          <w:sz w:val="28"/>
+        </w:rPr>
+        <w:t>MVP</w:t>
+      </w:r>
+      <w:r>
+        <w:rPr>
+          <w:sz w:val="28"/>
+        </w:rPr>
+        <w:t xml:space="preserve"> входят 8 из 18 требований, как в ПЗ1; первый релиз содержит 11 единиц разработки, надстройка </w:t>
+      </w:r>
+      <w:r>
+        <w:rPr>
+          <w:i/>
+          <w:sz w:val="28"/>
+        </w:rPr>
+        <w:t>Excel</w:t>
+      </w:r>
+      <w:r>
+        <w:rPr>
+          <w:sz w:val="28"/>
+        </w:rPr>
+        <w:t xml:space="preserve"> и </w:t>
+      </w:r>
+      <w:r>
+        <w:rPr>
+          <w:i/>
+          <w:sz w:val="28"/>
+        </w:rPr>
+        <w:t>Team</w:t>
+      </w:r>
+      <w:r>
+        <w:rPr>
+          <w:sz w:val="28"/>
+        </w:rPr>
+        <w:t xml:space="preserve"> перенесены в бета </w:t>
+      </w:r>
+      <w:r>
+        <w:rPr>
+          <w:i/>
+          <w:sz w:val="28"/>
+        </w:rPr>
+        <w:t>v1</w:t>
+      </w:r>
+      <w:r>
+        <w:rPr>
+          <w:sz w:val="28"/>
+        </w:rPr>
+        <w:t xml:space="preserve"> и релиз, остальные единицы остаются гипотезами.</w:t>
+      </w:r>
+    </w:p>
+    <w:p>
+      <w:pPr>
+        <w:pStyle w:val="a0"/>
+        <w:spacing w:before="0" w:after="0" w:line="360" w:lineRule="exact"/>
+        <w:ind w:firstLine="709"/>
+        <w:jc w:val="both"/>
+      </w:pPr>
+      <w:r>
+        <w:rPr>
+          <w:sz w:val="28"/>
+        </w:rPr>
+        <w:t>Глав</w:t>
+      </w:r>
+      <w:r>
+        <w:rPr>
+          <w:sz w:val="28"/>
+        </w:rPr>
+        <w:t xml:space="preserve">ный риск плана - узкое окно платной беты при цели 50 платящих: его нужно снимать дополнительными каналами и ранним измерением конверсий. Следующие шаги: заменить демонстрационные данные макетов </w:t>
+      </w:r>
+      <w:r>
+        <w:rPr>
+          <w:i/>
+          <w:sz w:val="28"/>
+        </w:rPr>
+        <w:t>Figma</w:t>
+      </w:r>
+      <w:r>
+        <w:rPr>
+          <w:sz w:val="28"/>
+        </w:rPr>
+        <w:t xml:space="preserve"> реальными результатами движка после запуска </w:t>
+      </w:r>
+      <w:r>
+        <w:rPr>
+          <w:i/>
+          <w:sz w:val="28"/>
+        </w:rPr>
+        <w:t>MVP</w:t>
+      </w:r>
+      <w:r>
+        <w:rPr>
+          <w:sz w:val="28"/>
+        </w:rPr>
+        <w:t>, провест</w:t>
+      </w:r>
+      <w:r>
+        <w:rPr>
+          <w:sz w:val="28"/>
+        </w:rPr>
+        <w:t>и реальный опрос по платежеспособности и Кано, затем свести результаты в итоговом отчете ЛР7.</w:t>
+      </w:r>
+    </w:p>
+    <w:p>
+      <w:pPr>
+        <w:pStyle w:val="1"/>
+        <w:pageBreakBefore/>
+        <w:spacing w:before="0" w:after="360" w:line="360" w:lineRule="exact"/>
+        <w:jc w:val="center"/>
+      </w:pPr>
+      <w:bookmarkStart w:id="30" w:name="_274f6a444530ef90b0479dabf3d210f01e97699"/>
+      <w:bookmarkStart w:id="31" w:name="_Toc242018907"/>
+      <w:bookmarkEnd w:id="28"/>
       <w:r>
         <w:rPr>
           <w:b/>
@@ -29873,7 +35068,7 @@
         <w:lastRenderedPageBreak/>
         <w:t>СПИСОК ИСПОЛЬЗОВАННЫХ ИСТОЧНИКОВ</w:t>
       </w:r>
-      <w:bookmarkEnd w:id="27"/>
+      <w:bookmarkEnd w:id="31"/>
     </w:p>
     <w:p>
       <w:pPr>
@@ -29903,7 +35098,13 @@
         <w:rPr>
           <w:sz w:val="28"/>
         </w:rPr>
-        <w:t>. Методические материалы дисциплины «Электронный бизнес» к лабораторной работе № 6. – Минск : БГУИР, 2026.</w:t>
+        <w:t xml:space="preserve">. Методические материалы дисциплины «Электронный </w:t>
+      </w:r>
+      <w:r>
+        <w:rPr>
+          <w:sz w:val="28"/>
+        </w:rPr>
+        <w:t>бизнес» к лабораторной работе № 6. – Минск : БГУИР, 2026.</w:t>
       </w:r>
     </w:p>
     <w:p>
@@ -29965,13 +35166,7 @@
         <w:rPr>
           <w:sz w:val="28"/>
         </w:rPr>
-        <w:t>. Методические материал</w:t>
-      </w:r>
-      <w:r>
-        <w:rPr>
-          <w:sz w:val="28"/>
-        </w:rPr>
-        <w:t>ы дисциплины «Электронный бизнес». – Минск : БГУИР, 2026.</w:t>
+        <w:t>. Методические материалы дисциплины «Электронный бизнес». – Минск : БГУИР, 2026.</w:t>
       </w:r>
     </w:p>
     <w:p>
@@ -30002,7 +35197,13 @@
         <w:rPr>
           <w:sz w:val="28"/>
         </w:rPr>
-        <w:t>. Методические материалы дисциплины «Электронный бизнес». – Минск : БГУИР, 2026.</w:t>
+        <w:t>. Методические матери</w:t>
+      </w:r>
+      <w:r>
+        <w:rPr>
+          <w:sz w:val="28"/>
+        </w:rPr>
+        <w:t>алы дисциплины «Электронный бизнес». – Минск : БГУИР, 2026.</w:t>
       </w:r>
     </w:p>
     <w:p>
@@ -30020,13 +35221,7 @@
         <w:rPr>
           <w:sz w:val="28"/>
         </w:rPr>
-        <w:t>Методика деления разработки сайта на релизы</w:t>
-      </w:r>
-      <w:r>
-        <w:rPr>
-          <w:sz w:val="28"/>
-        </w:rPr>
-        <w:t xml:space="preserve">; шаблон </w:t>
+        <w:t xml:space="preserve">Методика деления разработки сайта на релизы; шаблон </w:t>
       </w:r>
       <w:r>
         <w:rPr>
@@ -30083,7 +35278,13 @@
         <w:rPr>
           <w:sz w:val="28"/>
         </w:rPr>
-        <w:t xml:space="preserve">, сетевой график и диаграмма Ганта </w:t>
+        <w:t xml:space="preserve">, сетевой </w:t>
+      </w:r>
+      <w:r>
+        <w:rPr>
+          <w:sz w:val="28"/>
+        </w:rPr>
+        <w:t xml:space="preserve">график и диаграмма Ганта </w:t>
       </w:r>
       <w:r>
         <w:rPr>
@@ -30096,13 +35297,7 @@
         <w:rPr>
           <w:sz w:val="28"/>
         </w:rPr>
-        <w:t>: отчеты по практическим занятиям по дисциплине «Управление проектами</w:t>
-      </w:r>
-      <w:r>
-        <w:rPr>
-          <w:sz w:val="28"/>
-        </w:rPr>
-        <w:t>»; отчеты по лабораторным работам № 1, № 2–3, № 4, № 5 по дисциплине «Электронный бизнес» / Р. В. Земляник. – Минск : БГУИР, 2026.</w:t>
+        <w:t>: отчеты по практическим занятиям по дисциплине «Управление проектами»; отчеты по лабораторным работам № 1, № 2–3, № 4, № 5 по дисциплине «Электронный бизнес» / Р. В. Земляник. – Минск : БГУИР, 2026.</w:t>
       </w:r>
     </w:p>
     <w:p>
@@ -30147,7 +35342,14 @@
           <w:i/>
           <w:sz w:val="28"/>
         </w:rPr>
-        <w:t>Business</w:t>
+        <w:t>Busine</w:t>
+      </w:r>
+      <w:r>
+        <w:rPr>
+          <w:i/>
+          <w:sz w:val="28"/>
+        </w:rPr>
+        <w:t>ss</w:t>
       </w:r>
       <w:r>
         <w:rPr>
@@ -30816,13 +36018,7 @@
         <w:rPr>
           <w:sz w:val="28"/>
         </w:rPr>
-        <w:t xml:space="preserve"> 2</w:t>
-      </w:r>
-      <w:r>
-        <w:rPr>
-          <w:sz w:val="28"/>
-        </w:rPr>
-        <w:t xml:space="preserve">: </w:t>
+        <w:t xml:space="preserve"> 2: </w:t>
       </w:r>
       <w:r>
         <w:rPr>
@@ -30898,9 +36094,9 @@
         <w:spacing w:before="0" w:after="0" w:line="360" w:lineRule="exact"/>
         <w:jc w:val="center"/>
       </w:pPr>
-      <w:bookmarkStart w:id="28" w:name="_3d74faf1500c1b2a4a8bfa8e0e37c74206ce73d"/>
-      <w:bookmarkStart w:id="29" w:name="_Toc242017724"/>
-      <w:bookmarkEnd w:id="26"/>
+      <w:bookmarkStart w:id="32" w:name="_3d74faf1500c1b2a4a8bfa8e0e37c74206ce73d"/>
+      <w:bookmarkStart w:id="33" w:name="_Toc242018908"/>
+      <w:bookmarkEnd w:id="30"/>
       <w:r>
         <w:rPr>
           <w:b/>
@@ -30909,7 +36105,7 @@
         <w:lastRenderedPageBreak/>
         <w:t>ПРИЛОЖЕНИЕ А</w:t>
       </w:r>
-      <w:bookmarkEnd w:id="29"/>
+      <w:bookmarkEnd w:id="33"/>
     </w:p>
     <w:p>
       <w:pPr>
@@ -30947,13 +36143,13 @@
         <w:rPr>
           <w:sz w:val="28"/>
         </w:rPr>
-        <w:t>В приложении собраны допущения ЛР6 в дополнен</w:t>
-      </w:r>
-      <w:r>
-        <w:rPr>
-          <w:sz w:val="28"/>
-        </w:rPr>
-        <w:t>ие к допущениям Д-01…Д-25 предыдущих работ.</w:t>
+        <w:t>В приложении собраны допущения ЛР6 в до</w:t>
+      </w:r>
+      <w:r>
+        <w:rPr>
+          <w:sz w:val="28"/>
+        </w:rPr>
+        <w:t>полнение к допущениям Д-01…Д-25 предыдущих работ.</w:t>
       </w:r>
     </w:p>
     <w:p>
@@ -30967,7 +36163,7 @@
         <w:rPr>
           <w:sz w:val="28"/>
         </w:rPr>
-        <w:t>В таблице 22 представлено: журнал допущений ЛР6.</w:t>
+        <w:t>В таблице 26 представлено: журнал допущений ЛР6.</w:t>
       </w:r>
     </w:p>
     <w:p>
@@ -30980,7 +36176,7 @@
         <w:rPr>
           <w:sz w:val="28"/>
         </w:rPr>
-        <w:t>Таблица 22 – Журнал допущений ЛР6</w:t>
+        <w:t>Таблица 26 – Журнал допущений ЛР6</w:t>
       </w:r>
     </w:p>
     <w:tbl>
@@ -31711,9 +36907,9 @@
         <w:spacing w:before="0" w:after="0" w:line="360" w:lineRule="exact"/>
         <w:jc w:val="center"/>
       </w:pPr>
-      <w:bookmarkStart w:id="30" w:name="_25083b51e17d9d99817d1269b6af13d75b604a4"/>
-      <w:bookmarkStart w:id="31" w:name="_Toc242017725"/>
-      <w:bookmarkEnd w:id="28"/>
+      <w:bookmarkStart w:id="34" w:name="_25083b51e17d9d99817d1269b6af13d75b604a4"/>
+      <w:bookmarkStart w:id="35" w:name="_Toc242018909"/>
+      <w:bookmarkEnd w:id="32"/>
       <w:r>
         <w:rPr>
           <w:b/>
@@ -31722,7 +36918,7 @@
         <w:lastRenderedPageBreak/>
         <w:t>ПРИЛОЖЕНИЕ Б</w:t>
       </w:r>
-      <w:bookmarkEnd w:id="31"/>
+      <w:bookmarkEnd w:id="35"/>
     </w:p>
     <w:p>
       <w:pPr>
@@ -31781,7 +36977,7 @@
         <w:rPr>
           <w:sz w:val="28"/>
         </w:rPr>
-        <w:t>В таблице 23 представлено: принятые решения по данным, к</w:t>
+        <w:t>В таблице 27 представлено: принятые решения по данным, к</w:t>
       </w:r>
       <w:r>
         <w:rPr>
@@ -31800,7 +36996,7 @@
         <w:rPr>
           <w:sz w:val="28"/>
         </w:rPr>
-        <w:t>Таблица 23 – Принятые решения по данным, которых нет в открытом доступе</w:t>
+        <w:t>Таблица 27 – Принятые решения по данным, которых нет в открытом доступе</w:t>
       </w:r>
     </w:p>
     <w:tbl>
@@ -32215,13 +37411,7 @@
               <w:rPr>
                 <w:sz w:val="24"/>
               </w:rPr>
-              <w:t>Скриншоты страниц к</w:t>
-            </w:r>
-            <w:r>
-              <w:rPr>
-                <w:sz w:val="24"/>
-              </w:rPr>
-              <w:t>онкурентов</w:t>
+              <w:t>Скриншоты страниц конкурентов</w:t>
             </w:r>
           </w:p>
         </w:tc>
@@ -32562,9 +37752,9 @@
         <w:spacing w:before="0" w:after="0" w:line="360" w:lineRule="exact"/>
         <w:jc w:val="center"/>
       </w:pPr>
-      <w:bookmarkStart w:id="32" w:name="_6574ce6d3bdcb7786930e8390195aee2be99a58"/>
-      <w:bookmarkStart w:id="33" w:name="_Toc242017726"/>
-      <w:bookmarkEnd w:id="30"/>
+      <w:bookmarkStart w:id="36" w:name="_6574ce6d3bdcb7786930e8390195aee2be99a58"/>
+      <w:bookmarkStart w:id="37" w:name="_Toc242018910"/>
+      <w:bookmarkEnd w:id="34"/>
       <w:r>
         <w:rPr>
           <w:b/>
@@ -32573,7 +37763,7 @@
         <w:lastRenderedPageBreak/>
         <w:t>ПРИЛОЖЕНИЕ В</w:t>
       </w:r>
-      <w:bookmarkEnd w:id="33"/>
+      <w:bookmarkEnd w:id="37"/>
     </w:p>
     <w:p>
       <w:pPr>
@@ -32644,7 +37834,7 @@
         <w:rPr>
           <w:sz w:val="28"/>
         </w:rPr>
-        <w:t>аблице 24 представлено: изменения шаблонов.</w:t>
+        <w:t>аблице 28 представлено: изменения шаблонов.</w:t>
       </w:r>
     </w:p>
     <w:p>
@@ -32657,7 +37847,7 @@
         <w:rPr>
           <w:sz w:val="28"/>
         </w:rPr>
-        <w:t>Таблица 24 – Изменения шаблонов</w:t>
+        <w:t>Таблица 28 – Изменения шаблонов</w:t>
       </w:r>
     </w:p>
     <w:tbl>
@@ -32974,9 +38164,9 @@
         <w:spacing w:before="0" w:after="0" w:line="360" w:lineRule="exact"/>
         <w:jc w:val="center"/>
       </w:pPr>
-      <w:bookmarkStart w:id="34" w:name="_9415338eb7aade5a81d9d1583f95cf4a5b310ea"/>
-      <w:bookmarkStart w:id="35" w:name="_Toc242017727"/>
-      <w:bookmarkEnd w:id="32"/>
+      <w:bookmarkStart w:id="38" w:name="_9415338eb7aade5a81d9d1583f95cf4a5b310ea"/>
+      <w:bookmarkStart w:id="39" w:name="_Toc242018911"/>
+      <w:bookmarkEnd w:id="36"/>
       <w:r>
         <w:rPr>
           <w:b/>
@@ -32985,7 +38175,7 @@
         <w:lastRenderedPageBreak/>
         <w:t>ПРИЛОЖЕНИЕ Г</w:t>
       </w:r>
-      <w:bookmarkEnd w:id="35"/>
+      <w:bookmarkEnd w:id="39"/>
     </w:p>
     <w:p>
       <w:pPr>
@@ -33119,14 +38309,21 @@
         <w:rPr>
           <w:sz w:val="28"/>
         </w:rPr>
-        <w:t xml:space="preserve">В таблице 25 представлено: требования и условия публикации в </w:t>
+        <w:t xml:space="preserve">В таблице 29 представлено: требования и условия публикации в </w:t>
       </w:r>
       <w:r>
         <w:rPr>
           <w:i/>
           <w:sz w:val="28"/>
         </w:rPr>
-        <w:t>AppSource</w:t>
+        <w:t>AppS</w:t>
+      </w:r>
+      <w:r>
+        <w:rPr>
+          <w:i/>
+          <w:sz w:val="28"/>
+        </w:rPr>
+        <w:t>ource</w:t>
       </w:r>
       <w:r>
         <w:rPr>
@@ -33145,7 +38342,7 @@
         <w:rPr>
           <w:sz w:val="28"/>
         </w:rPr>
-        <w:t xml:space="preserve">Таблица 25 – Требования и условия публикации в </w:t>
+        <w:t xml:space="preserve">Таблица 29 – Требования и условия публикации в </w:t>
       </w:r>
       <w:r>
         <w:rPr>
@@ -33393,13 +38590,7 @@
               <w:rPr>
                 <w:sz w:val="24"/>
               </w:rPr>
-              <w:t>, политика конфиденциальности, условия использования, согласие на обработку данных, запрет излишних</w:t>
-            </w:r>
-            <w:r>
-              <w:rPr>
-                <w:sz w:val="24"/>
-              </w:rPr>
-              <w:t xml:space="preserve"> разрешений</w:t>
+              <w:t>, политика конфиденциальности, условия использования, согласие на обработку данных, запрет излишних разрешений</w:t>
             </w:r>
           </w:p>
         </w:tc>
@@ -33462,13 +38653,13 @@
               <w:rPr>
                 <w:sz w:val="24"/>
               </w:rPr>
-              <w:t xml:space="preserve">допущение 3 ПЗ1 (проверка до четырех недель) приемлемо; </w:t>
-            </w:r>
-            <w:r>
-              <w:rPr>
-                <w:sz w:val="24"/>
-              </w:rPr>
-              <w:t xml:space="preserve">план резервирует время на повторные подачи, риск </w:t>
+              <w:t>допущение 3 ПЗ1 (проверка до четыре</w:t>
+            </w:r>
+            <w:r>
+              <w:rPr>
+                <w:sz w:val="24"/>
+              </w:rPr>
+              <w:t xml:space="preserve">х недель) приемлемо; план резервирует время на повторные подачи, риск </w:t>
             </w:r>
             <w:r>
               <w:rPr>
@@ -33597,7 +38788,14 @@
                 <w:i/>
                 <w:sz w:val="24"/>
               </w:rPr>
-              <w:t>Microsoft</w:t>
+              <w:t>Micr</w:t>
+            </w:r>
+            <w:r>
+              <w:rPr>
+                <w:i/>
+                <w:sz w:val="24"/>
+              </w:rPr>
+              <w:t>osoft</w:t>
             </w:r>
           </w:p>
         </w:tc>
@@ -33616,13 +38814,7 @@
               <w:rPr>
                 <w:sz w:val="24"/>
               </w:rPr>
-              <w:t xml:space="preserve">для публикации </w:t>
-            </w:r>
-            <w:r>
-              <w:rPr>
-                <w:sz w:val="24"/>
-              </w:rPr>
-              <w:t xml:space="preserve">только надстройки требование не применяется; продажа </w:t>
+              <w:t xml:space="preserve">для публикации только надстройки требование не применяется; продажа </w:t>
             </w:r>
             <w:r>
               <w:rPr>
@@ -33783,7 +38975,13 @@
               <w:rPr>
                 <w:sz w:val="24"/>
               </w:rPr>
-              <w:t xml:space="preserve">при оплате через </w:t>
+              <w:t>при оплате чер</w:t>
+            </w:r>
+            <w:r>
+              <w:rPr>
+                <w:sz w:val="24"/>
+              </w:rPr>
+              <w:t xml:space="preserve">ез </w:t>
             </w:r>
             <w:r>
               <w:rPr>
@@ -33931,13 +39129,13 @@
               <w:rPr>
                 <w:sz w:val="24"/>
               </w:rPr>
-              <w:t xml:space="preserve"> 27001 исключен</w:t>
-            </w:r>
-            <w:r>
-              <w:rPr>
-                <w:sz w:val="24"/>
-              </w:rPr>
-              <w:t xml:space="preserve">ы из объема и бюджета проекта (ПЗ1, раздел 2.2 и бюджет); доверие обеспечивают </w:t>
+              <w:t xml:space="preserve"> 27001</w:t>
+            </w:r>
+            <w:r>
+              <w:rPr>
+                <w:sz w:val="24"/>
+              </w:rPr>
+              <w:t xml:space="preserve"> исключены из объема и бюджета проекта (ПЗ1, раздел 2.2 и бюджет); доверие обеспечивают </w:t>
             </w:r>
             <w:r>
               <w:rPr>
@@ -34109,13 +39307,7 @@
         <w:rPr>
           <w:sz w:val="28"/>
         </w:rPr>
-        <w:t>, облако на</w:t>
-      </w:r>
-      <w:r>
-        <w:rPr>
-          <w:sz w:val="28"/>
-        </w:rPr>
-        <w:t xml:space="preserve">ходится в ЕС, </w:t>
+        <w:t xml:space="preserve">, облако находится в ЕС, </w:t>
       </w:r>
       <w:r>
         <w:rPr>
@@ -34168,7 +39360,13 @@
         <w:rPr>
           <w:sz w:val="28"/>
         </w:rPr>
-        <w:t xml:space="preserve"> 2 исключена из объема и бюджета проекта (ПЗ1), но корпоративные конкуренты (</w:t>
+        <w:t xml:space="preserve"> 2 исключена из объема и бюджета проекта (ПЗ1), но корпоративные конкур</w:t>
+      </w:r>
+      <w:r>
+        <w:rPr>
+          <w:sz w:val="28"/>
+        </w:rPr>
+        <w:t>енты (</w:t>
       </w:r>
       <w:r>
         <w:rPr>
@@ -34207,13 +39405,7 @@
         <w:rPr>
           <w:sz w:val="28"/>
         </w:rPr>
-        <w:t>) ею располагают, поэтому для р</w:t>
-      </w:r>
-      <w:r>
-        <w:rPr>
-          <w:sz w:val="28"/>
-        </w:rPr>
-        <w:t xml:space="preserve">ешения о развитии после 30.09.2027 приведены ориентиры сроков и стоимости по открытым обзорам рынка 2026 года [12], [13]. Пересчет в </w:t>
+        <w:t xml:space="preserve">) ею располагают, поэтому для решения о развитии после 30.09.2027 приведены ориентиры сроков и стоимости по открытым обзорам рынка 2026 года [12], [13]. Пересчет в </w:t>
       </w:r>
       <w:r>
         <w:rPr>
@@ -34252,7 +39444,13 @@
         <w:rPr>
           <w:sz w:val="28"/>
         </w:rPr>
-        <w:t xml:space="preserve"> (03.10.2026).</w:t>
+        <w:t xml:space="preserve"> (03.10.</w:t>
+      </w:r>
+      <w:r>
+        <w:rPr>
+          <w:sz w:val="28"/>
+        </w:rPr>
+        <w:t>2026).</w:t>
       </w:r>
     </w:p>
     <w:p>
@@ -34266,7 +39464,7 @@
         <w:rPr>
           <w:sz w:val="28"/>
         </w:rPr>
-        <w:t xml:space="preserve">В таблице 26 представлено: ориентиры сроков и стоимости </w:t>
+        <w:t xml:space="preserve">В таблице 30 представлено: ориентиры сроков и стоимости </w:t>
       </w:r>
       <w:r>
         <w:rPr>
@@ -34279,13 +39477,7 @@
         <w:rPr>
           <w:sz w:val="28"/>
         </w:rPr>
-        <w:t xml:space="preserve"> 2 </w:t>
-      </w:r>
-      <w:r>
-        <w:rPr>
-          <w:sz w:val="28"/>
-        </w:rPr>
-        <w:t>для решения после завершения проекта.</w:t>
+        <w:t xml:space="preserve"> 2 для решения после завершения проекта.</w:t>
       </w:r>
     </w:p>
     <w:p>
@@ -34298,7 +39490,7 @@
         <w:rPr>
           <w:sz w:val="28"/>
         </w:rPr>
-        <w:t xml:space="preserve">Таблица 26 – Ориентиры сроков и стоимости </w:t>
+        <w:t xml:space="preserve">Таблица 30 – Ориентиры сроков и стоимости </w:t>
       </w:r>
       <w:r>
         <w:rPr>
@@ -34885,9 +40077,9 @@
         <w:spacing w:before="0" w:after="0" w:line="360" w:lineRule="exact"/>
         <w:jc w:val="center"/>
       </w:pPr>
-      <w:bookmarkStart w:id="36" w:name="_21cff5e6573cc685eba2e5d01fbe1912356e1d7"/>
-      <w:bookmarkStart w:id="37" w:name="_Toc242017728"/>
-      <w:bookmarkEnd w:id="34"/>
+      <w:bookmarkStart w:id="40" w:name="_21cff5e6573cc685eba2e5d01fbe1912356e1d7"/>
+      <w:bookmarkStart w:id="41" w:name="_Toc242018912"/>
+      <w:bookmarkEnd w:id="38"/>
       <w:r>
         <w:rPr>
           <w:b/>
@@ -34896,7 +40088,7 @@
         <w:lastRenderedPageBreak/>
         <w:t>ПРИЛОЖЕНИЕ Д</w:t>
       </w:r>
-      <w:bookmarkEnd w:id="37"/>
+      <w:bookmarkEnd w:id="41"/>
     </w:p>
     <w:p>
       <w:pPr>
@@ -35003,16 +40195,16 @@
           <w:sz w:val="28"/>
         </w:rPr>
         <w:drawing>
-          <wp:inline distT="0" distB="0" distL="0" distR="0" wp14:anchorId="25FDE1F5" wp14:editId="17D22BE7">
+          <wp:inline distT="0" distB="0" distL="0" distR="0" wp14:anchorId="08C15804" wp14:editId="7C5A3C15">
             <wp:extent cx="5334000" cy="2375958"/>
             <wp:effectExtent l="0" t="0" r="0" b="0"/>
-            <wp:docPr id="77" name="Picture"/>
+            <wp:docPr id="79" name="Picture"/>
             <wp:cNvGraphicFramePr/>
             <a:graphic xmlns:a="http://schemas.openxmlformats.org/drawingml/2006/main">
               <a:graphicData uri="http://schemas.openxmlformats.org/drawingml/2006/picture">
                 <pic:pic xmlns:pic="http://schemas.openxmlformats.org/drawingml/2006/picture">
                   <pic:nvPicPr>
-                    <pic:cNvPr id="78" name="Picture" descr="Скриншоты/comp_01_perfectxl_home.jpg"/>
+                    <pic:cNvPr id="80" name="Picture" descr="Скриншоты/comp_01_perfectxl_home.jpg"/>
                     <pic:cNvPicPr>
                       <a:picLocks noChangeAspect="1" noChangeArrowheads="1"/>
                     </pic:cNvPicPr>
@@ -35196,16 +40388,16 @@
           <w:sz w:val="28"/>
         </w:rPr>
         <w:drawing>
-          <wp:inline distT="0" distB="0" distL="0" distR="0" wp14:anchorId="74EB03B9" wp14:editId="76FAC2FF">
+          <wp:inline distT="0" distB="0" distL="0" distR="0" wp14:anchorId="2CBFFF65" wp14:editId="5CB592A4">
             <wp:extent cx="5334000" cy="2375958"/>
             <wp:effectExtent l="0" t="0" r="0" b="0"/>
-            <wp:docPr id="80" name="Picture"/>
+            <wp:docPr id="82" name="Picture"/>
             <wp:cNvGraphicFramePr/>
             <a:graphic xmlns:a="http://schemas.openxmlformats.org/drawingml/2006/main">
               <a:graphicData uri="http://schemas.openxmlformats.org/drawingml/2006/picture">
                 <pic:pic xmlns:pic="http://schemas.openxmlformats.org/drawingml/2006/picture">
                   <pic:nvPicPr>
-                    <pic:cNvPr id="81" name="Picture" descr="Скриншоты/comp_02_perfectxl_pricing.jpg"/>
+                    <pic:cNvPr id="83" name="Picture" descr="Скриншоты/comp_02_perfectxl_pricing.jpg"/>
                     <pic:cNvPicPr>
                       <a:picLocks noChangeAspect="1" noChangeArrowheads="1"/>
                     </pic:cNvPicPr>
@@ -35371,16 +40563,16 @@
         </w:rPr>
         <w:lastRenderedPageBreak/>
         <w:drawing>
-          <wp:inline distT="0" distB="0" distL="0" distR="0" wp14:anchorId="0D1794F8" wp14:editId="5CBAA9F6">
+          <wp:inline distT="0" distB="0" distL="0" distR="0" wp14:anchorId="3CC78C53" wp14:editId="4E5F1176">
             <wp:extent cx="5334000" cy="2375958"/>
             <wp:effectExtent l="0" t="0" r="0" b="0"/>
-            <wp:docPr id="83" name="Picture"/>
+            <wp:docPr id="85" name="Picture"/>
             <wp:cNvGraphicFramePr/>
             <a:graphic xmlns:a="http://schemas.openxmlformats.org/drawingml/2006/main">
               <a:graphicData uri="http://schemas.openxmlformats.org/drawingml/2006/picture">
                 <pic:pic xmlns:pic="http://schemas.openxmlformats.org/drawingml/2006/picture">
                   <pic:nvPicPr>
-                    <pic:cNvPr id="84" name="Picture" descr="Скриншоты/comp_03_shortcut_pricing.jpg"/>
+                    <pic:cNvPr id="86" name="Picture" descr="Скриншоты/comp_03_shortcut_pricing.jpg"/>
                     <pic:cNvPicPr>
                       <a:picLocks noChangeAspect="1" noChangeArrowheads="1"/>
                     </pic:cNvPicPr>
@@ -35528,13 +40720,7 @@
         <w:rPr>
           <w:sz w:val="28"/>
         </w:rPr>
-        <w:t xml:space="preserve"> пл</w:t>
-      </w:r>
-      <w:r>
-        <w:rPr>
-          <w:sz w:val="28"/>
-        </w:rPr>
-        <w:t>юс 100 </w:t>
+        <w:t xml:space="preserve"> плюс 100 </w:t>
       </w:r>
       <w:r>
         <w:rPr>
@@ -35603,16 +40789,16 @@
           <w:sz w:val="28"/>
         </w:rPr>
         <w:drawing>
-          <wp:inline distT="0" distB="0" distL="0" distR="0" wp14:anchorId="0017213B" wp14:editId="12628644">
+          <wp:inline distT="0" distB="0" distL="0" distR="0" wp14:anchorId="302DB662" wp14:editId="64BA9143">
             <wp:extent cx="5334000" cy="2375958"/>
             <wp:effectExtent l="0" t="0" r="0" b="0"/>
-            <wp:docPr id="86" name="Picture"/>
+            <wp:docPr id="88" name="Picture"/>
             <wp:cNvGraphicFramePr/>
             <a:graphic xmlns:a="http://schemas.openxmlformats.org/drawingml/2006/main">
               <a:graphicData uri="http://schemas.openxmlformats.org/drawingml/2006/picture">
                 <pic:pic xmlns:pic="http://schemas.openxmlformats.org/drawingml/2006/picture">
                   <pic:nvPicPr>
-                    <pic:cNvPr id="87" name="Picture" descr="Скриншоты/comp_04_numerous_home.jpg"/>
+                    <pic:cNvPr id="89" name="Picture" descr="Скриншоты/comp_04_numerous_home.jpg"/>
                     <pic:cNvPicPr>
                       <a:picLocks noChangeAspect="1" noChangeArrowheads="1"/>
                     </pic:cNvPicPr>
@@ -35695,7 +40881,13 @@
         <w:rPr>
           <w:sz w:val="28"/>
         </w:rPr>
-        <w:t xml:space="preserve"> продает массовое предложение «</w:t>
+        <w:t xml:space="preserve"> продает </w:t>
+      </w:r>
+      <w:r>
+        <w:rPr>
+          <w:sz w:val="28"/>
+        </w:rPr>
+        <w:t>массовое предложение «</w:t>
       </w:r>
       <w:r>
         <w:rPr>
@@ -35778,16 +40970,16 @@
         </w:rPr>
         <w:lastRenderedPageBreak/>
         <w:drawing>
-          <wp:inline distT="0" distB="0" distL="0" distR="0" wp14:anchorId="68C58A29" wp14:editId="7D523BDF">
+          <wp:inline distT="0" distB="0" distL="0" distR="0" wp14:anchorId="64639200" wp14:editId="5AE501F5">
             <wp:extent cx="5334000" cy="2375958"/>
             <wp:effectExtent l="0" t="0" r="0" b="0"/>
-            <wp:docPr id="89" name="Picture"/>
+            <wp:docPr id="91" name="Picture"/>
             <wp:cNvGraphicFramePr/>
             <a:graphic xmlns:a="http://schemas.openxmlformats.org/drawingml/2006/main">
               <a:graphicData uri="http://schemas.openxmlformats.org/drawingml/2006/picture">
                 <pic:pic xmlns:pic="http://schemas.openxmlformats.org/drawingml/2006/picture">
                   <pic:nvPicPr>
-                    <pic:cNvPr id="90" name="Picture" descr="Скриншоты/comp_05_datarails_pricing.jpg"/>
+                    <pic:cNvPr id="92" name="Picture" descr="Скриншоты/comp_05_datarails_pricing.jpg"/>
                     <pic:cNvPicPr>
                       <a:picLocks noChangeAspect="1" noChangeArrowheads="1"/>
                     </pic:cNvPicPr>
@@ -35843,13 +41035,7 @@
         <w:rPr>
           <w:sz w:val="28"/>
         </w:rPr>
-        <w:t xml:space="preserve">: </w:t>
-      </w:r>
-      <w:r>
-        <w:rPr>
-          <w:sz w:val="28"/>
-        </w:rPr>
-        <w:t>страница цен</w:t>
+        <w:t>: страница цен</w:t>
       </w:r>
     </w:p>
     <w:p>
@@ -35971,16 +41157,16 @@
           <w:sz w:val="28"/>
         </w:rPr>
         <w:drawing>
-          <wp:inline distT="0" distB="0" distL="0" distR="0" wp14:anchorId="56CFE71A" wp14:editId="00E1AB7D">
+          <wp:inline distT="0" distB="0" distL="0" distR="0" wp14:anchorId="1E890CCA" wp14:editId="0ABC73BC">
             <wp:extent cx="5334000" cy="2375958"/>
             <wp:effectExtent l="0" t="0" r="0" b="0"/>
-            <wp:docPr id="92" name="Picture"/>
+            <wp:docPr id="94" name="Picture"/>
             <wp:cNvGraphicFramePr/>
             <a:graphic xmlns:a="http://schemas.openxmlformats.org/drawingml/2006/main">
               <a:graphicData uri="http://schemas.openxmlformats.org/drawingml/2006/picture">
                 <pic:pic xmlns:pic="http://schemas.openxmlformats.org/drawingml/2006/picture">
                   <pic:nvPicPr>
-                    <pic:cNvPr id="93" name="Picture" descr="Скриншоты/comp_06_datasnipper_pricing.jpg"/>
+                    <pic:cNvPr id="95" name="Picture" descr="Скриншоты/comp_06_datasnipper_pricing.jpg"/>
                     <pic:cNvPicPr>
                       <a:picLocks noChangeAspect="1" noChangeArrowheads="1"/>
                     </pic:cNvPicPr>
@@ -36023,20 +41209,21 @@
         <w:rPr>
           <w:sz w:val="28"/>
         </w:rPr>
-        <w:t>Рису</w:t>
-      </w:r>
-      <w:r>
-        <w:rPr>
-          <w:sz w:val="28"/>
-        </w:rPr>
-        <w:t xml:space="preserve">нок 22 – </w:t>
+        <w:t xml:space="preserve">Рисунок 22 – </w:t>
       </w:r>
       <w:r>
         <w:rPr>
           <w:i/>
           <w:sz w:val="28"/>
         </w:rPr>
-        <w:t>DataSnipper</w:t>
+        <w:t>Data</w:t>
+      </w:r>
+      <w:r>
+        <w:rPr>
+          <w:i/>
+          <w:sz w:val="28"/>
+        </w:rPr>
+        <w:t>Snipper</w:t>
       </w:r>
       <w:r>
         <w:rPr>
@@ -36204,16 +41391,16 @@
         </w:rPr>
         <w:lastRenderedPageBreak/>
         <w:drawing>
-          <wp:inline distT="0" distB="0" distL="0" distR="0" wp14:anchorId="6C7C821F" wp14:editId="7F98C370">
+          <wp:inline distT="0" distB="0" distL="0" distR="0" wp14:anchorId="7AB0984F" wp14:editId="63D0048F">
             <wp:extent cx="5334000" cy="2375958"/>
             <wp:effectExtent l="0" t="0" r="0" b="0"/>
-            <wp:docPr id="95" name="Picture"/>
+            <wp:docPr id="97" name="Picture"/>
             <wp:cNvGraphicFramePr/>
             <a:graphic xmlns:a="http://schemas.openxmlformats.org/drawingml/2006/main">
               <a:graphicData uri="http://schemas.openxmlformats.org/drawingml/2006/picture">
                 <pic:pic xmlns:pic="http://schemas.openxmlformats.org/drawingml/2006/picture">
                   <pic:nvPicPr>
-                    <pic:cNvPr id="96" name="Picture" descr="Скриншоты/comp_07_arixcel_pricing.jpg"/>
+                    <pic:cNvPr id="98" name="Picture" descr="Скриншоты/comp_07_arixcel_pricing.jpg"/>
                     <pic:cNvPicPr>
                       <a:picLocks noChangeAspect="1" noChangeArrowheads="1"/>
                     </pic:cNvPicPr>
@@ -36283,13 +41470,7 @@
         <w:rPr>
           <w:sz w:val="28"/>
         </w:rPr>
-        <w:t>Раздел ц</w:t>
-      </w:r>
-      <w:r>
-        <w:rPr>
-          <w:sz w:val="28"/>
-        </w:rPr>
-        <w:t xml:space="preserve">ен показывает 2,75 </w:t>
+        <w:t xml:space="preserve">Раздел цен показывает 2,75 </w:t>
       </w:r>
       <w:r>
         <w:rPr>
@@ -36336,7 +41517,14 @@
           <w:i/>
           <w:sz w:val="28"/>
         </w:rPr>
-        <w:t>Operis</w:t>
+        <w:t>Operi</w:t>
+      </w:r>
+      <w:r>
+        <w:rPr>
+          <w:i/>
+          <w:sz w:val="28"/>
+        </w:rPr>
+        <w:t>s</w:t>
       </w:r>
       <w:r>
         <w:rPr>
@@ -36355,13 +41543,7 @@
         <w:rPr>
           <w:sz w:val="28"/>
         </w:rPr>
-        <w:t xml:space="preserve">: </w:t>
-      </w:r>
-      <w:r>
-        <w:rPr>
-          <w:sz w:val="28"/>
-        </w:rPr>
-        <w:t>страница цен.</w:t>
+        <w:t>: страница цен.</w:t>
       </w:r>
     </w:p>
     <w:p>
@@ -36377,16 +41559,16 @@
           <w:sz w:val="28"/>
         </w:rPr>
         <w:drawing>
-          <wp:inline distT="0" distB="0" distL="0" distR="0" wp14:anchorId="228EA5E3" wp14:editId="557EB53A">
+          <wp:inline distT="0" distB="0" distL="0" distR="0" wp14:anchorId="3E4BD783" wp14:editId="7E979633">
             <wp:extent cx="5334000" cy="2375958"/>
             <wp:effectExtent l="0" t="0" r="0" b="0"/>
-            <wp:docPr id="98" name="Picture"/>
+            <wp:docPr id="100" name="Picture"/>
             <wp:cNvGraphicFramePr/>
             <a:graphic xmlns:a="http://schemas.openxmlformats.org/drawingml/2006/main">
               <a:graphicData uri="http://schemas.openxmlformats.org/drawingml/2006/picture">
                 <pic:pic xmlns:pic="http://schemas.openxmlformats.org/drawingml/2006/picture">
                   <pic:nvPicPr>
-                    <pic:cNvPr id="99" name="Picture" descr="Скриншоты/comp_08_operis_oak_pricing.jpg"/>
+                    <pic:cNvPr id="101" name="Picture" descr="Скриншоты/comp_08_operis_oak_pricing.jpg"/>
                     <pic:cNvPicPr>
                       <a:picLocks noChangeAspect="1" noChangeArrowheads="1"/>
                     </pic:cNvPicPr>
@@ -36532,18 +41714,25 @@
         <w:spacing w:before="0" w:after="0" w:line="360" w:lineRule="exact"/>
         <w:jc w:val="center"/>
       </w:pPr>
-      <w:bookmarkStart w:id="38" w:name="_e580caf5f2a0052cd60a87b42295a622f26cf83"/>
-      <w:bookmarkStart w:id="39" w:name="_Toc242017729"/>
-      <w:bookmarkEnd w:id="36"/>
+      <w:bookmarkStart w:id="42" w:name="_e580caf5f2a0052cd60a87b42295a622f26cf83"/>
+      <w:bookmarkStart w:id="43" w:name="_Toc242018913"/>
+      <w:bookmarkEnd w:id="40"/>
       <w:r>
         <w:rPr>
           <w:b/>
           <w:sz w:val="28"/>
         </w:rPr>
         <w:lastRenderedPageBreak/>
-        <w:t>ПРИЛОЖЕНИЕ Е</w:t>
-      </w:r>
-      <w:bookmarkEnd w:id="39"/>
+        <w:t>ПРИЛОЖЕ</w:t>
+      </w:r>
+      <w:r>
+        <w:rPr>
+          <w:b/>
+          <w:sz w:val="28"/>
+        </w:rPr>
+        <w:t>НИЕ Е</w:t>
+      </w:r>
+      <w:bookmarkEnd w:id="43"/>
     </w:p>
     <w:p>
       <w:pPr>
@@ -36554,13 +41743,7 @@
         <w:rPr>
           <w:sz w:val="28"/>
         </w:rPr>
-        <w:t>(</w:t>
-      </w:r>
-      <w:r>
-        <w:rPr>
-          <w:sz w:val="28"/>
-        </w:rPr>
-        <w:t>справочное)</w:t>
+        <w:t>(справочное)</w:t>
       </w:r>
     </w:p>
     <w:p>
@@ -36615,13 +41798,13 @@
         <w:rPr>
           <w:sz w:val="28"/>
         </w:rPr>
-        <w:t xml:space="preserve"> 20261004, допущение Д-32). Параметры соответствуют базовому сценарию ЛР2-3: ви</w:t>
-      </w:r>
-      <w:r>
-        <w:rPr>
-          <w:sz w:val="28"/>
-        </w:rPr>
-        <w:t>зит - регистрация 4 %, регистрация - активация 60 %, активация - платящий около 8 %, платежи с 01.06.2027. Это не измерения, а демонстрация того, как отчет о конверсиях выглядит и насколько цели чувствительны к разбросу.</w:t>
+        <w:t xml:space="preserve"> 20261004, допущение Д-32). Параметры соответствуют базовому сценарию ЛР</w:t>
+      </w:r>
+      <w:r>
+        <w:rPr>
+          <w:sz w:val="28"/>
+        </w:rPr>
+        <w:t>2-3: визит - регистрация 4 %, регистрация - активация 60 %, активация - платящий около 8 %, платежи с 01.06.2027. Это не измерения, а демонстрация того, как отчет о конверсиях выглядит и насколько цели чувствительны к разбросу.</w:t>
       </w:r>
     </w:p>
     <w:p>
@@ -36635,13 +41818,13 @@
         <w:rPr>
           <w:sz w:val="28"/>
         </w:rPr>
-        <w:t>В таблице 27 представлено: модельны</w:t>
-      </w:r>
-      <w:r>
-        <w:rPr>
-          <w:sz w:val="28"/>
-        </w:rPr>
-        <w:t>е показатели воронки по месяцам.</w:t>
+        <w:t>В таблице 31 представлено: м</w:t>
+      </w:r>
+      <w:r>
+        <w:rPr>
+          <w:sz w:val="28"/>
+        </w:rPr>
+        <w:t>одельные показатели воронки по месяцам.</w:t>
       </w:r>
     </w:p>
     <w:p>
@@ -36654,7 +41837,7 @@
         <w:rPr>
           <w:sz w:val="28"/>
         </w:rPr>
-        <w:t>Таблица 27 – Модельные показатели воронки по месяцам</w:t>
+        <w:t>Таблица 31 – Модельные показатели воронки по месяцам</w:t>
       </w:r>
     </w:p>
     <w:tbl>
@@ -37507,13 +42690,13 @@
         <w:rPr>
           <w:sz w:val="28"/>
         </w:rPr>
-        <w:t xml:space="preserve">За шесть месяцев модель дает 1 066 регистраций и 34 платящих; фактические конверсии: визит - регистрация 5,6 %, регистрация - платящий 4,1 %. Цель 300 регистраций достигнута, цель 50 платящих не </w:t>
-      </w:r>
-      <w:r>
-        <w:rPr>
-          <w:sz w:val="28"/>
-        </w:rPr>
-        <w:t>достигнута.</w:t>
+        <w:t xml:space="preserve">За шесть месяцев модель дает 1 066 регистраций и 34 платящих; фактические конверсии: визит - регистрация 5,6 %, регистрация - платящий 4,1 %. Цель 300 регистраций достигнута, цель 50 </w:t>
+      </w:r>
+      <w:r>
+        <w:rPr>
+          <w:sz w:val="28"/>
+        </w:rPr>
+        <w:t>платящих не достигнута.</w:t>
       </w:r>
     </w:p>
     <w:p>
@@ -37527,7 +42710,7 @@
         <w:rPr>
           <w:sz w:val="28"/>
         </w:rPr>
-        <w:t>В таблице 28 представлено: разброс итогов при неопределенности конверсий (500 повторов).</w:t>
+        <w:t>В таблице 32 представлено: разброс итогов при неопределенности конверсий (500 повторов).</w:t>
       </w:r>
     </w:p>
     <w:p>
@@ -37540,7 +42723,7 @@
         <w:rPr>
           <w:sz w:val="28"/>
         </w:rPr>
-        <w:t>Таблица 28 – Разброс итогов при неопределенности конверсий (500 повторов)</w:t>
+        <w:t>Таблица 32 – Разброс итогов при неопределенности конверсий (500 повторов)</w:t>
       </w:r>
     </w:p>
     <w:tbl>
@@ -37905,9 +43088,9 @@
         <w:spacing w:before="0" w:after="0" w:line="360" w:lineRule="exact"/>
         <w:jc w:val="center"/>
       </w:pPr>
-      <w:bookmarkStart w:id="40" w:name="_842467a5cac37707b6170e940cae61833a7b12c"/>
-      <w:bookmarkStart w:id="41" w:name="_Toc242017730"/>
-      <w:bookmarkEnd w:id="38"/>
+      <w:bookmarkStart w:id="44" w:name="_842467a5cac37707b6170e940cae61833a7b12c"/>
+      <w:bookmarkStart w:id="45" w:name="_Toc242018914"/>
+      <w:bookmarkEnd w:id="42"/>
       <w:r>
         <w:rPr>
           <w:b/>
@@ -37916,7 +43099,7 @@
         <w:lastRenderedPageBreak/>
         <w:t>ПРИЛОЖЕНИЕ Ж</w:t>
       </w:r>
-      <w:bookmarkEnd w:id="41"/>
+      <w:bookmarkEnd w:id="45"/>
     </w:p>
     <w:p>
       <w:pPr>
@@ -37968,7 +43151,7 @@
         <w:rPr>
           <w:sz w:val="28"/>
         </w:rPr>
-        <w:t>В таблице 29 представлено: перечень файлов работы.</w:t>
+        <w:t>В таблице 33 представлено: перечень файлов работы.</w:t>
       </w:r>
     </w:p>
     <w:p>
@@ -37981,7 +43164,7 @@
         <w:rPr>
           <w:sz w:val="28"/>
         </w:rPr>
-        <w:t>Таблица 29 – Перечень файлов работы</w:t>
+        <w:t>Таблица 33 – Перечень файлов работы</w:t>
       </w:r>
     </w:p>
     <w:tbl>
@@ -38790,13 +43973,13 @@
               <w:rPr>
                 <w:sz w:val="24"/>
               </w:rPr>
-              <w:t xml:space="preserve">, </w:t>
-            </w:r>
-            <w:r>
-              <w:rPr>
-                <w:sz w:val="24"/>
-              </w:rPr>
-              <w:t>ИНСТРУКЦИЯ_ДЛЯ_МЕНЯ.</w:t>
+              <w:t>, ИНСТРУКЦИЯ_ДЛЯ_МЕН</w:t>
+            </w:r>
+            <w:r>
+              <w:rPr>
+                <w:sz w:val="24"/>
+              </w:rPr>
+              <w:t>Я.</w:t>
             </w:r>
             <w:r>
               <w:rPr>
@@ -38855,7 +44038,7 @@
         <w:t xml:space="preserve"> проекта; в отчет включены их снимки, а требования к экранам повторены в книге страниц и экранов.</w:t>
       </w:r>
     </w:p>
-    <w:bookmarkEnd w:id="40"/>
+    <w:bookmarkEnd w:id="44"/>
     <w:sectPr>
       <w:headerReference w:type="default" r:id="rId31"/>
       <w:footerReference w:type="default" r:id="rId32"/>
@@ -38960,7 +44143,7 @@
   <w:abstractNum w:abstractNumId="0" w15:restartNumberingAfterBreak="0">
     <w:nsid w:val="0000A990"/>
     <w:multiLevelType w:val="multilevel"/>
-    <w:tmpl w:val="3E78CD66"/>
+    <w:tmpl w:val="49187B42"/>
     <w:lvl w:ilvl="0">
       <w:numFmt w:val="bullet"/>
       <w:lvlText w:val=" "/>
@@ -39037,7 +44220,7 @@
   <w:abstractNum w:abstractNumId="1" w15:restartNumberingAfterBreak="0">
     <w:nsid w:val="00A99411"/>
     <w:multiLevelType w:val="multilevel"/>
-    <w:tmpl w:val="5FC445BA"/>
+    <w:tmpl w:val="390CDF52"/>
     <w:lvl w:ilvl="0">
       <w:start w:val="1"/>
       <w:numFmt w:val="decimal"/>
@@ -40515,7 +45698,7 @@
     <w:autoRedefine/>
     <w:uiPriority w:val="39"/>
     <w:unhideWhenUsed/>
-    <w:rsid w:val="00F7071A"/>
+    <w:rsid w:val="0071671C"/>
     <w:pPr>
       <w:spacing w:after="100"/>
     </w:pPr>
@@ -40527,7 +45710,7 @@
     <w:autoRedefine/>
     <w:uiPriority w:val="39"/>
     <w:unhideWhenUsed/>
-    <w:rsid w:val="00F7071A"/>
+    <w:rsid w:val="0071671C"/>
     <w:pPr>
       <w:spacing w:after="100"/>
       <w:ind w:left="240"/>

--- a/ЛР6_ЦП_Канвас_сценарии_релизы/ОТЧЕТ_ЛР6_TableMind.docx
+++ b/ЛР6_ЦП_Канвас_сценарии_релизы/ОТЧЕТ_ЛР6_TableMind.docx
@@ -263,7 +263,7 @@
       <w:r>
         <w:fldChar w:fldCharType="separate"/>
       </w:r>
-      <w:hyperlink w:anchor="_Toc242018893" w:history="1">
+      <w:hyperlink w:anchor="_Toc242020291" w:history="1">
         <w:r>
           <w:rPr>
             <w:rStyle w:val="af"/>
@@ -291,7 +291,7 @@
             <w:noProof/>
             <w:webHidden/>
           </w:rPr>
-          <w:instrText xml:space="preserve"> PAGEREF _Toc242018893 \h </w:instrText>
+          <w:instrText xml:space="preserve"> PAGEREF _Toc242020291 \h </w:instrText>
         </w:r>
         <w:r>
           <w:rPr>
@@ -332,7 +332,7 @@
           <w:noProof/>
         </w:rPr>
       </w:pPr>
-      <w:hyperlink w:anchor="_Toc242018894" w:history="1">
+      <w:hyperlink w:anchor="_Toc242020292" w:history="1">
         <w:r>
           <w:rPr>
             <w:rStyle w:val="af"/>
@@ -360,7 +360,7 @@
             <w:noProof/>
             <w:webHidden/>
           </w:rPr>
-          <w:instrText xml:space="preserve"> PAGEREF _Toc242018894 \h </w:instrText>
+          <w:instrText xml:space="preserve"> PAGEREF _Toc242020292 \h </w:instrText>
         </w:r>
         <w:r>
           <w:rPr>
@@ -401,7 +401,7 @@
           <w:noProof/>
         </w:rPr>
       </w:pPr>
-      <w:hyperlink w:anchor="_Toc242018895" w:history="1">
+      <w:hyperlink w:anchor="_Toc242020293" w:history="1">
         <w:r>
           <w:rPr>
             <w:rStyle w:val="af"/>
@@ -429,7 +429,7 @@
             <w:noProof/>
             <w:webHidden/>
           </w:rPr>
-          <w:instrText xml:space="preserve"> PAGEREF _Toc242018895 \h </w:instrText>
+          <w:instrText xml:space="preserve"> PAGEREF _Toc242020293 \h </w:instrText>
         </w:r>
         <w:r>
           <w:rPr>
@@ -470,7 +470,7 @@
           <w:noProof/>
         </w:rPr>
       </w:pPr>
-      <w:hyperlink w:anchor="_Toc242018896" w:history="1">
+      <w:hyperlink w:anchor="_Toc242020294" w:history="1">
         <w:r>
           <w:rPr>
             <w:rStyle w:val="af"/>
@@ -498,7 +498,7 @@
             <w:noProof/>
             <w:webHidden/>
           </w:rPr>
-          <w:instrText xml:space="preserve"> PAGEREF _Toc242018896 \h </w:instrText>
+          <w:instrText xml:space="preserve"> PAGEREF _Toc242020294 \h </w:instrText>
         </w:r>
         <w:r>
           <w:rPr>
@@ -539,7 +539,7 @@
           <w:noProof/>
         </w:rPr>
       </w:pPr>
-      <w:hyperlink w:anchor="_Toc242018897" w:history="1">
+      <w:hyperlink w:anchor="_Toc242020295" w:history="1">
         <w:r>
           <w:rPr>
             <w:rStyle w:val="af"/>
@@ -567,7 +567,7 @@
             <w:noProof/>
             <w:webHidden/>
           </w:rPr>
-          <w:instrText xml:space="preserve"> PAGEREF _Toc242018897 \h </w:instrText>
+          <w:instrText xml:space="preserve"> PAGEREF _Toc242020295 \h </w:instrText>
         </w:r>
         <w:r>
           <w:rPr>
@@ -608,7 +608,7 @@
           <w:noProof/>
         </w:rPr>
       </w:pPr>
-      <w:hyperlink w:anchor="_Toc242018898" w:history="1">
+      <w:hyperlink w:anchor="_Toc242020296" w:history="1">
         <w:r>
           <w:rPr>
             <w:rStyle w:val="af"/>
@@ -636,7 +636,7 @@
             <w:noProof/>
             <w:webHidden/>
           </w:rPr>
-          <w:instrText xml:space="preserve"> PAGEREF _Toc242018898 \h </w:instrText>
+          <w:instrText xml:space="preserve"> PAGEREF _Toc242020296 \h </w:instrText>
         </w:r>
         <w:r>
           <w:rPr>
@@ -677,7 +677,7 @@
           <w:noProof/>
         </w:rPr>
       </w:pPr>
-      <w:hyperlink w:anchor="_Toc242018899" w:history="1">
+      <w:hyperlink w:anchor="_Toc242020297" w:history="1">
         <w:r>
           <w:rPr>
             <w:rStyle w:val="af"/>
@@ -705,7 +705,7 @@
             <w:noProof/>
             <w:webHidden/>
           </w:rPr>
-          <w:instrText xml:space="preserve"> PAGEREF _Toc242018899 \h </w:instrText>
+          <w:instrText xml:space="preserve"> PAGEREF _Toc242020297 \h </w:instrText>
         </w:r>
         <w:r>
           <w:rPr>
@@ -746,7 +746,7 @@
           <w:noProof/>
         </w:rPr>
       </w:pPr>
-      <w:hyperlink w:anchor="_Toc242018900" w:history="1">
+      <w:hyperlink w:anchor="_Toc242020298" w:history="1">
         <w:r>
           <w:rPr>
             <w:rStyle w:val="af"/>
@@ -774,7 +774,7 @@
             <w:noProof/>
             <w:webHidden/>
           </w:rPr>
-          <w:instrText xml:space="preserve"> PAGEREF _Toc242018900 \h </w:instrText>
+          <w:instrText xml:space="preserve"> PAGEREF _Toc242020298 \h </w:instrText>
         </w:r>
         <w:r>
           <w:rPr>
@@ -815,7 +815,7 @@
           <w:noProof/>
         </w:rPr>
       </w:pPr>
-      <w:hyperlink w:anchor="_Toc242018901" w:history="1">
+      <w:hyperlink w:anchor="_Toc242020299" w:history="1">
         <w:r>
           <w:rPr>
             <w:rStyle w:val="af"/>
@@ -843,7 +843,7 @@
             <w:noProof/>
             <w:webHidden/>
           </w:rPr>
-          <w:instrText xml:space="preserve"> PAGEREF _Toc242018901 \h </w:instrText>
+          <w:instrText xml:space="preserve"> PAGEREF _Toc242020299 \h </w:instrText>
         </w:r>
         <w:r>
           <w:rPr>
@@ -884,7 +884,7 @@
           <w:noProof/>
         </w:rPr>
       </w:pPr>
-      <w:hyperlink w:anchor="_Toc242018902" w:history="1">
+      <w:hyperlink w:anchor="_Toc242020300" w:history="1">
         <w:r>
           <w:rPr>
             <w:rStyle w:val="af"/>
@@ -912,7 +912,7 @@
             <w:noProof/>
             <w:webHidden/>
           </w:rPr>
-          <w:instrText xml:space="preserve"> PAGEREF _Toc242018902 \h </w:instrText>
+          <w:instrText xml:space="preserve"> PAGEREF _Toc242020300 \h </w:instrText>
         </w:r>
         <w:r>
           <w:rPr>
@@ -953,7 +953,7 @@
           <w:noProof/>
         </w:rPr>
       </w:pPr>
-      <w:hyperlink w:anchor="_Toc242018903" w:history="1">
+      <w:hyperlink w:anchor="_Toc242020301" w:history="1">
         <w:r>
           <w:rPr>
             <w:rStyle w:val="af"/>
@@ -981,7 +981,7 @@
             <w:noProof/>
             <w:webHidden/>
           </w:rPr>
-          <w:instrText xml:space="preserve"> PAGEREF _Toc242018903 \h </w:instrText>
+          <w:instrText xml:space="preserve"> PAGEREF _Toc242020301 \h </w:instrText>
         </w:r>
         <w:r>
           <w:rPr>
@@ -1022,7 +1022,7 @@
           <w:noProof/>
         </w:rPr>
       </w:pPr>
-      <w:hyperlink w:anchor="_Toc242018904" w:history="1">
+      <w:hyperlink w:anchor="_Toc242020302" w:history="1">
         <w:r>
           <w:rPr>
             <w:rStyle w:val="af"/>
@@ -1050,7 +1050,7 @@
             <w:noProof/>
             <w:webHidden/>
           </w:rPr>
-          <w:instrText xml:space="preserve"> PAGEREF _Toc242018904 \h </w:instrText>
+          <w:instrText xml:space="preserve"> PAGEREF _Toc242020302 \h </w:instrText>
         </w:r>
         <w:r>
           <w:rPr>
@@ -1091,7 +1091,7 @@
           <w:noProof/>
         </w:rPr>
       </w:pPr>
-      <w:hyperlink w:anchor="_Toc242018905" w:history="1">
+      <w:hyperlink w:anchor="_Toc242020303" w:history="1">
         <w:r>
           <w:rPr>
             <w:rStyle w:val="af"/>
@@ -1119,7 +1119,7 @@
             <w:noProof/>
             <w:webHidden/>
           </w:rPr>
-          <w:instrText xml:space="preserve"> PAGEREF _Toc242018905 \h </w:instrText>
+          <w:instrText xml:space="preserve"> PAGEREF _Toc242020303 \h </w:instrText>
         </w:r>
         <w:r>
           <w:rPr>
@@ -1160,7 +1160,7 @@
           <w:noProof/>
         </w:rPr>
       </w:pPr>
-      <w:hyperlink w:anchor="_Toc242018906" w:history="1">
+      <w:hyperlink w:anchor="_Toc242020304" w:history="1">
         <w:r>
           <w:rPr>
             <w:rStyle w:val="af"/>
@@ -1188,7 +1188,7 @@
             <w:noProof/>
             <w:webHidden/>
           </w:rPr>
-          <w:instrText xml:space="preserve"> PAGEREF _Toc242018906 \h </w:instrText>
+          <w:instrText xml:space="preserve"> PAGEREF _Toc242020304 \h </w:instrText>
         </w:r>
         <w:r>
           <w:rPr>
@@ -1229,7 +1229,7 @@
           <w:noProof/>
         </w:rPr>
       </w:pPr>
-      <w:hyperlink w:anchor="_Toc242018907" w:history="1">
+      <w:hyperlink w:anchor="_Toc242020305" w:history="1">
         <w:r>
           <w:rPr>
             <w:rStyle w:val="af"/>
@@ -1257,7 +1257,7 @@
             <w:noProof/>
             <w:webHidden/>
           </w:rPr>
-          <w:instrText xml:space="preserve"> PAGEREF _Toc242018907 \h </w:instrText>
+          <w:instrText xml:space="preserve"> PAGEREF _Toc242020305 \h </w:instrText>
         </w:r>
         <w:r>
           <w:rPr>
@@ -1298,7 +1298,7 @@
           <w:noProof/>
         </w:rPr>
       </w:pPr>
-      <w:hyperlink w:anchor="_Toc242018908" w:history="1">
+      <w:hyperlink w:anchor="_Toc242020306" w:history="1">
         <w:r>
           <w:rPr>
             <w:rStyle w:val="af"/>
@@ -1326,7 +1326,7 @@
             <w:noProof/>
             <w:webHidden/>
           </w:rPr>
-          <w:instrText xml:space="preserve"> PAGEREF _Toc242018908 \h </w:instrText>
+          <w:instrText xml:space="preserve"> PAGEREF _Toc242020306 \h </w:instrText>
         </w:r>
         <w:r>
           <w:rPr>
@@ -1367,7 +1367,7 @@
           <w:noProof/>
         </w:rPr>
       </w:pPr>
-      <w:hyperlink w:anchor="_Toc242018909" w:history="1">
+      <w:hyperlink w:anchor="_Toc242020307" w:history="1">
         <w:r>
           <w:rPr>
             <w:rStyle w:val="af"/>
@@ -1395,7 +1395,7 @@
             <w:noProof/>
             <w:webHidden/>
           </w:rPr>
-          <w:instrText xml:space="preserve"> PAGEREF _Toc242018909 \h </w:instrText>
+          <w:instrText xml:space="preserve"> PAGEREF _Toc242020307 \h </w:instrText>
         </w:r>
         <w:r>
           <w:rPr>
@@ -1436,7 +1436,7 @@
           <w:noProof/>
         </w:rPr>
       </w:pPr>
-      <w:hyperlink w:anchor="_Toc242018910" w:history="1">
+      <w:hyperlink w:anchor="_Toc242020308" w:history="1">
         <w:r>
           <w:rPr>
             <w:rStyle w:val="af"/>
@@ -1464,7 +1464,7 @@
             <w:noProof/>
             <w:webHidden/>
           </w:rPr>
-          <w:instrText xml:space="preserve"> PAGEREF _Toc242018910 \h </w:instrText>
+          <w:instrText xml:space="preserve"> PAGEREF _Toc242020308 \h </w:instrText>
         </w:r>
         <w:r>
           <w:rPr>
@@ -1505,7 +1505,7 @@
           <w:noProof/>
         </w:rPr>
       </w:pPr>
-      <w:hyperlink w:anchor="_Toc242018911" w:history="1">
+      <w:hyperlink w:anchor="_Toc242020309" w:history="1">
         <w:r>
           <w:rPr>
             <w:rStyle w:val="af"/>
@@ -1533,7 +1533,7 @@
             <w:noProof/>
             <w:webHidden/>
           </w:rPr>
-          <w:instrText xml:space="preserve"> PAGEREF _Toc242018911 \h </w:instrText>
+          <w:instrText xml:space="preserve"> PAGEREF _Toc242020309 \h </w:instrText>
         </w:r>
         <w:r>
           <w:rPr>
@@ -1574,7 +1574,7 @@
           <w:noProof/>
         </w:rPr>
       </w:pPr>
-      <w:hyperlink w:anchor="_Toc242018912" w:history="1">
+      <w:hyperlink w:anchor="_Toc242020310" w:history="1">
         <w:r>
           <w:rPr>
             <w:rStyle w:val="af"/>
@@ -1602,7 +1602,7 @@
             <w:noProof/>
             <w:webHidden/>
           </w:rPr>
-          <w:instrText xml:space="preserve"> PAGEREF _Toc242018912 \h </w:instrText>
+          <w:instrText xml:space="preserve"> PAGEREF _Toc242020310 \h </w:instrText>
         </w:r>
         <w:r>
           <w:rPr>
@@ -1643,7 +1643,7 @@
           <w:noProof/>
         </w:rPr>
       </w:pPr>
-      <w:hyperlink w:anchor="_Toc242018913" w:history="1">
+      <w:hyperlink w:anchor="_Toc242020311" w:history="1">
         <w:r>
           <w:rPr>
             <w:rStyle w:val="af"/>
@@ -1671,7 +1671,7 @@
             <w:noProof/>
             <w:webHidden/>
           </w:rPr>
-          <w:instrText xml:space="preserve"> PAGEREF _Toc242018913 \h </w:instrText>
+          <w:instrText xml:space="preserve"> PAGEREF _Toc242020311 \h </w:instrText>
         </w:r>
         <w:r>
           <w:rPr>
@@ -1712,7 +1712,7 @@
           <w:noProof/>
         </w:rPr>
       </w:pPr>
-      <w:hyperlink w:anchor="_Toc242018914" w:history="1">
+      <w:hyperlink w:anchor="_Toc242020312" w:history="1">
         <w:r>
           <w:rPr>
             <w:rStyle w:val="af"/>
@@ -1740,7 +1740,7 @@
             <w:noProof/>
             <w:webHidden/>
           </w:rPr>
-          <w:instrText xml:space="preserve"> PAGEREF _Toc242018914 \h </w:instrText>
+          <w:instrText xml:space="preserve"> PAGEREF _Toc242020312 \h </w:instrText>
         </w:r>
         <w:r>
           <w:rPr>
@@ -1786,7 +1786,7 @@
         <w:spacing w:before="0" w:after="360" w:line="360" w:lineRule="exact"/>
         <w:ind w:firstLine="709"/>
       </w:pPr>
-      <w:bookmarkStart w:id="1" w:name="_Toc242018893"/>
+      <w:bookmarkStart w:id="1" w:name="_Toc242020291"/>
       <w:r>
         <w:rPr>
           <w:b/>
@@ -1897,7 +1897,7 @@
         <w:ind w:firstLine="709"/>
       </w:pPr>
       <w:bookmarkStart w:id="2" w:name="_b608aa976fc82a0faaf3b83f58c735968afd03b"/>
-      <w:bookmarkStart w:id="3" w:name="_Toc242018894"/>
+      <w:bookmarkStart w:id="3" w:name="_Toc242020292"/>
       <w:bookmarkEnd w:id="0"/>
       <w:r>
         <w:rPr>
@@ -1956,7 +1956,7 @@
         <w:ind w:firstLine="709"/>
       </w:pPr>
       <w:bookmarkStart w:id="4" w:name="_ce8c8db2bd1f021f701413a98bce88b0dc0ff35"/>
-      <w:bookmarkStart w:id="5" w:name="_Toc242018895"/>
+      <w:bookmarkStart w:id="5" w:name="_Toc242020293"/>
       <w:r>
         <w:rPr>
           <w:b/>
@@ -4004,7 +4004,7 @@
         <w:ind w:firstLine="709"/>
       </w:pPr>
       <w:bookmarkStart w:id="6" w:name="_d6b1e0606ccffbfea524c7b8890d7424ae6ef8d"/>
-      <w:bookmarkStart w:id="7" w:name="_Toc242018896"/>
+      <w:bookmarkStart w:id="7" w:name="_Toc242020294"/>
       <w:bookmarkEnd w:id="4"/>
       <w:r>
         <w:rPr>
@@ -8716,7 +8716,7 @@
         <w:ind w:firstLine="709"/>
       </w:pPr>
       <w:bookmarkStart w:id="8" w:name="_7b60cb03201c02c98ad01f5cee41d479977e884"/>
-      <w:bookmarkStart w:id="9" w:name="_Toc242018897"/>
+      <w:bookmarkStart w:id="9" w:name="_Toc242020295"/>
       <w:bookmarkEnd w:id="6"/>
       <w:r>
         <w:rPr>
@@ -8787,7 +8787,7 @@
           <w:sz w:val="28"/>
         </w:rPr>
         <w:drawing>
-          <wp:inline distT="0" distB="0" distL="0" distR="0" wp14:anchorId="3170AEAF" wp14:editId="4AEA2F43">
+          <wp:inline distT="0" distB="0" distL="0" distR="0" wp14:anchorId="2138AF10" wp14:editId="16A0BF9F">
             <wp:extent cx="5334000" cy="3382536"/>
             <wp:effectExtent l="0" t="0" r="0" b="0"/>
             <wp:docPr id="13" name="Picture"/>
@@ -11102,7 +11102,7 @@
         <w:ind w:firstLine="709"/>
       </w:pPr>
       <w:bookmarkStart w:id="10" w:name="_519d46f9ff7923648cbfef21e26057944381813"/>
-      <w:bookmarkStart w:id="11" w:name="_Toc242018898"/>
+      <w:bookmarkStart w:id="11" w:name="_Toc242020296"/>
       <w:bookmarkEnd w:id="8"/>
       <w:r>
         <w:rPr>
@@ -15936,7 +15936,7 @@
           <w:sz w:val="28"/>
         </w:rPr>
         <w:drawing>
-          <wp:inline distT="0" distB="0" distL="0" distR="0" wp14:anchorId="15240651" wp14:editId="22131743">
+          <wp:inline distT="0" distB="0" distL="0" distR="0" wp14:anchorId="2FE40331" wp14:editId="595B2CC4">
             <wp:extent cx="5334000" cy="3902926"/>
             <wp:effectExtent l="0" t="0" r="0" b="0"/>
             <wp:docPr id="17" name="Picture"/>
@@ -16915,7 +16915,7 @@
         <w:ind w:firstLine="709"/>
       </w:pPr>
       <w:bookmarkStart w:id="12" w:name="_ccc7c944b68a9100d34a943bc02da4feb181aee"/>
-      <w:bookmarkStart w:id="13" w:name="_Toc242018899"/>
+      <w:bookmarkStart w:id="13" w:name="_Toc242020297"/>
       <w:bookmarkEnd w:id="10"/>
       <w:r>
         <w:rPr>
@@ -20388,7 +20388,7 @@
           <w:sz w:val="28"/>
         </w:rPr>
         <w:drawing>
-          <wp:inline distT="0" distB="0" distL="0" distR="0" wp14:anchorId="517023E7" wp14:editId="561E4875">
+          <wp:inline distT="0" distB="0" distL="0" distR="0" wp14:anchorId="19D13D5D" wp14:editId="0B2BCA51">
             <wp:extent cx="5334000" cy="6114585"/>
             <wp:effectExtent l="0" t="0" r="0" b="0"/>
             <wp:docPr id="21" name="Picture"/>
@@ -20631,7 +20631,7 @@
         </w:rPr>
         <w:lastRenderedPageBreak/>
         <w:drawing>
-          <wp:inline distT="0" distB="0" distL="0" distR="0" wp14:anchorId="62CE8DCA" wp14:editId="29225DB1">
+          <wp:inline distT="0" distB="0" distL="0" distR="0" wp14:anchorId="29FD3B60" wp14:editId="72DBA352">
             <wp:extent cx="5334000" cy="9610810"/>
             <wp:effectExtent l="0" t="0" r="0" b="0"/>
             <wp:docPr id="24" name="Picture"/>
@@ -20871,7 +20871,7 @@
         </w:rPr>
         <w:lastRenderedPageBreak/>
         <w:drawing>
-          <wp:inline distT="0" distB="0" distL="0" distR="0" wp14:anchorId="26712AF1" wp14:editId="5E8918A5">
+          <wp:inline distT="0" distB="0" distL="0" distR="0" wp14:anchorId="6F156BA2" wp14:editId="23CF26F4">
             <wp:extent cx="5334000" cy="12458978"/>
             <wp:effectExtent l="0" t="0" r="0" b="0"/>
             <wp:docPr id="27" name="Picture"/>
@@ -21078,7 +21078,7 @@
           <w:sz w:val="28"/>
         </w:rPr>
         <w:drawing>
-          <wp:inline distT="0" distB="0" distL="0" distR="0" wp14:anchorId="4C835B84" wp14:editId="665AAE2B">
+          <wp:inline distT="0" distB="0" distL="0" distR="0" wp14:anchorId="5D163748" wp14:editId="38539A6D">
             <wp:extent cx="5334000" cy="5926666"/>
             <wp:effectExtent l="0" t="0" r="0" b="0"/>
             <wp:docPr id="30" name="Picture"/>
@@ -21337,7 +21337,7 @@
           <w:sz w:val="28"/>
         </w:rPr>
         <w:drawing>
-          <wp:inline distT="0" distB="0" distL="0" distR="0" wp14:anchorId="3FD891F2" wp14:editId="7263C116">
+          <wp:inline distT="0" distB="0" distL="0" distR="0" wp14:anchorId="7A581632" wp14:editId="20586AC3">
             <wp:extent cx="5334000" cy="3343751"/>
             <wp:effectExtent l="0" t="0" r="0" b="0"/>
             <wp:docPr id="33" name="Picture"/>
@@ -22905,7 +22905,7 @@
         </w:rPr>
         <w:lastRenderedPageBreak/>
         <w:drawing>
-          <wp:inline distT="0" distB="0" distL="0" distR="0" wp14:anchorId="77F35077" wp14:editId="4C62DF97">
+          <wp:inline distT="0" distB="0" distL="0" distR="0" wp14:anchorId="7B047235" wp14:editId="749E645F">
             <wp:extent cx="5334000" cy="5785249"/>
             <wp:effectExtent l="0" t="0" r="0" b="0"/>
             <wp:docPr id="37" name="Picture"/>
@@ -23164,7 +23164,7 @@
         </w:rPr>
         <w:lastRenderedPageBreak/>
         <w:drawing>
-          <wp:inline distT="0" distB="0" distL="0" distR="0" wp14:anchorId="08286F2A" wp14:editId="123D406E">
+          <wp:inline distT="0" distB="0" distL="0" distR="0" wp14:anchorId="7B7D79EF" wp14:editId="17BBB58C">
             <wp:extent cx="5334000" cy="3040380"/>
             <wp:effectExtent l="0" t="0" r="0" b="0"/>
             <wp:docPr id="40" name="Picture"/>
@@ -23318,7 +23318,7 @@
           <w:sz w:val="28"/>
         </w:rPr>
         <w:drawing>
-          <wp:inline distT="0" distB="0" distL="0" distR="0" wp14:anchorId="52DD68D8" wp14:editId="130BF8BE">
+          <wp:inline distT="0" distB="0" distL="0" distR="0" wp14:anchorId="173068BF" wp14:editId="372F134C">
             <wp:extent cx="5334000" cy="3081866"/>
             <wp:effectExtent l="0" t="0" r="0" b="0"/>
             <wp:docPr id="43" name="Picture"/>
@@ -23479,7 +23479,7 @@
         </w:rPr>
         <w:lastRenderedPageBreak/>
         <w:drawing>
-          <wp:inline distT="0" distB="0" distL="0" distR="0" wp14:anchorId="4D52556F" wp14:editId="6AA456F1">
+          <wp:inline distT="0" distB="0" distL="0" distR="0" wp14:anchorId="24040F05" wp14:editId="4AC10670">
             <wp:extent cx="5334000" cy="2592916"/>
             <wp:effectExtent l="0" t="0" r="0" b="0"/>
             <wp:docPr id="46" name="Picture"/>
@@ -23620,7 +23620,7 @@
           <w:sz w:val="28"/>
         </w:rPr>
         <w:drawing>
-          <wp:inline distT="0" distB="0" distL="0" distR="0" wp14:anchorId="3DA850AA" wp14:editId="7D2B5FEC">
+          <wp:inline distT="0" distB="0" distL="0" distR="0" wp14:anchorId="6A20C56F" wp14:editId="06432FDC">
             <wp:extent cx="5334000" cy="2332014"/>
             <wp:effectExtent l="0" t="0" r="0" b="0"/>
             <wp:docPr id="49" name="Picture"/>
@@ -23749,7 +23749,7 @@
         </w:rPr>
         <w:lastRenderedPageBreak/>
         <w:drawing>
-          <wp:inline distT="0" distB="0" distL="0" distR="0" wp14:anchorId="040BDC98" wp14:editId="561A706F">
+          <wp:inline distT="0" distB="0" distL="0" distR="0" wp14:anchorId="5A8FBA0D" wp14:editId="56E1683A">
             <wp:extent cx="5334000" cy="2691467"/>
             <wp:effectExtent l="0" t="0" r="0" b="0"/>
             <wp:docPr id="52" name="Picture"/>
@@ -23903,7 +23903,7 @@
           <w:sz w:val="28"/>
         </w:rPr>
         <w:drawing>
-          <wp:inline distT="0" distB="0" distL="0" distR="0" wp14:anchorId="4F583B86" wp14:editId="06F05E6C">
+          <wp:inline distT="0" distB="0" distL="0" distR="0" wp14:anchorId="20685B4E" wp14:editId="5E8377D5">
             <wp:extent cx="5334000" cy="2737379"/>
             <wp:effectExtent l="0" t="0" r="0" b="0"/>
             <wp:docPr id="55" name="Picture"/>
@@ -24071,7 +24071,7 @@
         </w:rPr>
         <w:lastRenderedPageBreak/>
         <w:drawing>
-          <wp:inline distT="0" distB="0" distL="0" distR="0" wp14:anchorId="4E630770" wp14:editId="482121FD">
+          <wp:inline distT="0" distB="0" distL="0" distR="0" wp14:anchorId="7498FE91" wp14:editId="2C6AF8DD">
             <wp:extent cx="5334000" cy="4149208"/>
             <wp:effectExtent l="0" t="0" r="0" b="0"/>
             <wp:docPr id="58" name="Picture"/>
@@ -24237,7 +24237,7 @@
         <w:ind w:firstLine="709"/>
       </w:pPr>
       <w:bookmarkStart w:id="16" w:name="_fc51781abcc4857bf621eab6b8861ea54729fed"/>
-      <w:bookmarkStart w:id="17" w:name="_Toc242018900"/>
+      <w:bookmarkStart w:id="17" w:name="_Toc242020298"/>
       <w:bookmarkEnd w:id="15"/>
       <w:bookmarkEnd w:id="12"/>
       <w:r>
@@ -27643,7 +27643,7 @@
           <w:sz w:val="28"/>
         </w:rPr>
         <w:drawing>
-          <wp:inline distT="0" distB="0" distL="0" distR="0" wp14:anchorId="3A21B9A2" wp14:editId="3ADB43B5">
+          <wp:inline distT="0" distB="0" distL="0" distR="0" wp14:anchorId="1ED9F740" wp14:editId="2AEF183C">
             <wp:extent cx="5334000" cy="2536902"/>
             <wp:effectExtent l="0" t="0" r="0" b="0"/>
             <wp:docPr id="63" name="Picture"/>
@@ -28547,7 +28547,7 @@
         <w:ind w:firstLine="709"/>
       </w:pPr>
       <w:bookmarkStart w:id="18" w:name="_fb011a212b736610690ebb69f4e92f01bd3b3f9"/>
-      <w:bookmarkStart w:id="19" w:name="_Toc242018901"/>
+      <w:bookmarkStart w:id="19" w:name="_Toc242020299"/>
       <w:bookmarkEnd w:id="16"/>
       <w:r>
         <w:rPr>
@@ -29455,7 +29455,7 @@
         <w:ind w:firstLine="709"/>
       </w:pPr>
       <w:bookmarkStart w:id="20" w:name="_339ae803435bd6b9a653c2b18dadc62dc9ad8e7"/>
-      <w:bookmarkStart w:id="21" w:name="_Toc242018902"/>
+      <w:bookmarkStart w:id="21" w:name="_Toc242020300"/>
       <w:bookmarkEnd w:id="18"/>
       <w:r>
         <w:rPr>
@@ -29542,13 +29542,7 @@
         <w:rPr>
           <w:sz w:val="28"/>
         </w:rPr>
-        <w:t>Ограничения: оценки 1-5 и 1-4 в книгах выставлены аналитиком по страницам и результатам прежних работ (Д-26), опрос пользователей не проводился (используются</w:t>
-      </w:r>
-      <w:r>
-        <w:rPr>
-          <w:sz w:val="28"/>
-        </w:rPr>
-        <w:t xml:space="preserve"> модельные данные), прототип в </w:t>
+        <w:t xml:space="preserve">Ограничения: оценки 1-5 и 1-4 в книгах выставлены аналитиком по страницам и результатам прежних работ (Д-26), прототип в </w:t>
       </w:r>
       <w:r>
         <w:rPr>
@@ -29561,7 +29555,13 @@
         <w:rPr>
           <w:sz w:val="28"/>
         </w:rPr>
-        <w:t xml:space="preserve"> использует демонстрационные данные, бизнес-логика проверена на формальную </w:t>
+        <w:t xml:space="preserve"> использует демонстрационные да</w:t>
+      </w:r>
+      <w:r>
+        <w:rPr>
+          <w:sz w:val="28"/>
+        </w:rPr>
+        <w:t xml:space="preserve">нные, бизнес-логика проверена на формальную </w:t>
       </w:r>
       <w:r>
         <w:rPr>
@@ -29579,7 +29579,7 @@
         <w:ind w:firstLine="709"/>
       </w:pPr>
       <w:bookmarkStart w:id="22" w:name="_1bfdad9d2d88ddb6ca16c31c1d4d4943679f32f"/>
-      <w:bookmarkStart w:id="23" w:name="_Toc242018903"/>
+      <w:bookmarkStart w:id="23" w:name="_Toc242020301"/>
       <w:bookmarkEnd w:id="20"/>
       <w:bookmarkEnd w:id="2"/>
       <w:r>
@@ -29603,13 +29603,7 @@
         <w:rPr>
           <w:sz w:val="28"/>
         </w:rPr>
-        <w:t>Ответы даны по контрольным точ</w:t>
-      </w:r>
-      <w:r>
-        <w:rPr>
-          <w:sz w:val="28"/>
-        </w:rPr>
-        <w:t>кам книг [3], [4] и проверкам связности [1], [2].</w:t>
+        <w:t>Ответы даны по контрольным точкам книг [3], [4] и проверкам связности [1], [2].</w:t>
       </w:r>
     </w:p>
     <w:p>
@@ -29619,13 +29613,20 @@
         <w:ind w:firstLine="709"/>
       </w:pPr>
       <w:bookmarkStart w:id="24" w:name="_7ff1e4a5b166b16b03e677d08de1b914369132e"/>
-      <w:bookmarkStart w:id="25" w:name="_Toc242018904"/>
+      <w:bookmarkStart w:id="25" w:name="_Toc242020302"/>
       <w:r>
         <w:rPr>
           <w:b/>
           <w:sz w:val="28"/>
         </w:rPr>
-        <w:t>3.1 Контрольные вопросы по книгам</w:t>
+        <w:t>3.1 Контрольные в</w:t>
+      </w:r>
+      <w:r>
+        <w:rPr>
+          <w:b/>
+          <w:sz w:val="28"/>
+        </w:rPr>
+        <w:t>опросы по книгам</w:t>
       </w:r>
       <w:bookmarkEnd w:id="25"/>
     </w:p>
@@ -29839,7 +29840,7 @@
         <w:ind w:firstLine="709"/>
       </w:pPr>
       <w:bookmarkStart w:id="26" w:name="_1520560d42148f898e4cdad8fea9b24217e97f6"/>
-      <w:bookmarkStart w:id="27" w:name="_Toc242018905"/>
+      <w:bookmarkStart w:id="27" w:name="_Toc242020303"/>
       <w:bookmarkEnd w:id="24"/>
       <w:r>
         <w:rPr>
@@ -34854,7 +34855,7 @@
         <w:jc w:val="center"/>
       </w:pPr>
       <w:bookmarkStart w:id="28" w:name="_выводы"/>
-      <w:bookmarkStart w:id="29" w:name="_Toc242018906"/>
+      <w:bookmarkStart w:id="29" w:name="_Toc242020304"/>
       <w:bookmarkEnd w:id="26"/>
       <w:bookmarkEnd w:id="22"/>
       <w:r>
@@ -35041,13 +35042,13 @@
         <w:rPr>
           <w:sz w:val="28"/>
         </w:rPr>
-        <w:t>, провест</w:t>
-      </w:r>
-      <w:r>
-        <w:rPr>
-          <w:sz w:val="28"/>
-        </w:rPr>
-        <w:t>и реальный опрос по платежеспособности и Кано, затем свести результаты в итоговом отчете ЛР7.</w:t>
+        <w:t>, затем с</w:t>
+      </w:r>
+      <w:r>
+        <w:rPr>
+          <w:sz w:val="28"/>
+        </w:rPr>
+        <w:t>вести результаты в итоговом отчете ЛР7.</w:t>
       </w:r>
     </w:p>
     <w:p>
@@ -35058,7 +35059,7 @@
         <w:jc w:val="center"/>
       </w:pPr>
       <w:bookmarkStart w:id="30" w:name="_274f6a444530ef90b0479dabf3d210f01e97699"/>
-      <w:bookmarkStart w:id="31" w:name="_Toc242018907"/>
+      <w:bookmarkStart w:id="31" w:name="_Toc242020305"/>
       <w:bookmarkEnd w:id="28"/>
       <w:r>
         <w:rPr>
@@ -35098,13 +35099,13 @@
         <w:rPr>
           <w:sz w:val="28"/>
         </w:rPr>
-        <w:t xml:space="preserve">. Методические материалы дисциплины «Электронный </w:t>
-      </w:r>
-      <w:r>
-        <w:rPr>
-          <w:sz w:val="28"/>
-        </w:rPr>
-        <w:t>бизнес» к лабораторной работе № 6. – Минск : БГУИР, 2026.</w:t>
+        <w:t>. Методические материалы дисциплины «Электронный бизнес» к лабораторной работе № 6. – Минск : БГУИР, 20</w:t>
+      </w:r>
+      <w:r>
+        <w:rPr>
+          <w:sz w:val="28"/>
+        </w:rPr>
+        <w:t>26.</w:t>
       </w:r>
     </w:p>
     <w:p>
@@ -36095,7 +36096,7 @@
         <w:jc w:val="center"/>
       </w:pPr>
       <w:bookmarkStart w:id="32" w:name="_3d74faf1500c1b2a4a8bfa8e0e37c74206ce73d"/>
-      <w:bookmarkStart w:id="33" w:name="_Toc242018908"/>
+      <w:bookmarkStart w:id="33" w:name="_Toc242020306"/>
       <w:bookmarkEnd w:id="30"/>
       <w:r>
         <w:rPr>
@@ -36908,7 +36909,7 @@
         <w:jc w:val="center"/>
       </w:pPr>
       <w:bookmarkStart w:id="34" w:name="_25083b51e17d9d99817d1269b6af13d75b604a4"/>
-      <w:bookmarkStart w:id="35" w:name="_Toc242018909"/>
+      <w:bookmarkStart w:id="35" w:name="_Toc242020307"/>
       <w:bookmarkEnd w:id="32"/>
       <w:r>
         <w:rPr>
@@ -36963,7 +36964,7 @@
         <w:rPr>
           <w:sz w:val="28"/>
         </w:rPr>
-        <w:t>Ниже для каждого элемента, которого нет в открытом доступе или который недоступен без платного сервиса, зафиксировано принятое решение: модельные данные, альтернативный источник или допущение.</w:t>
+        <w:t>Ниже для каждого элемента, которого нет в открытом доступе или который недоступен без платного сервиса, зафиксировано принятое решение: расчетные данные, альтернативный источник или допущение.</w:t>
       </w:r>
     </w:p>
     <w:p>
@@ -37016,11 +37017,11 @@
         <w:tblLook w:val="0020" w:firstRow="1" w:lastRow="0" w:firstColumn="0" w:lastColumn="0" w:noHBand="0" w:noVBand="0"/>
       </w:tblPr>
       <w:tblGrid>
-        <w:gridCol w:w="617"/>
-        <w:gridCol w:w="2682"/>
-        <w:gridCol w:w="1264"/>
-        <w:gridCol w:w="3159"/>
-        <w:gridCol w:w="1633"/>
+        <w:gridCol w:w="622"/>
+        <w:gridCol w:w="2446"/>
+        <w:gridCol w:w="1317"/>
+        <w:gridCol w:w="3324"/>
+        <w:gridCol w:w="1646"/>
       </w:tblGrid>
       <w:tr>
         <w:trPr>
@@ -37031,7 +37032,7 @@
         </w:trPr>
         <w:tc>
           <w:tcPr>
-            <w:tcW w:w="616" w:type="dxa"/>
+            <w:tcW w:w="621" w:type="dxa"/>
             <w:vAlign w:val="center"/>
           </w:tcPr>
           <w:p>
@@ -37051,7 +37052,7 @@
         </w:tc>
         <w:tc>
           <w:tcPr>
-            <w:tcW w:w="2682" w:type="dxa"/>
+            <w:tcW w:w="2446" w:type="dxa"/>
             <w:vAlign w:val="center"/>
           </w:tcPr>
           <w:p>
@@ -37071,7 +37072,7 @@
         </w:tc>
         <w:tc>
           <w:tcPr>
-            <w:tcW w:w="1264" w:type="dxa"/>
+            <w:tcW w:w="1317" w:type="dxa"/>
             <w:vAlign w:val="center"/>
           </w:tcPr>
           <w:p>
@@ -37091,7 +37092,7 @@
         </w:tc>
         <w:tc>
           <w:tcPr>
-            <w:tcW w:w="3159" w:type="dxa"/>
+            <w:tcW w:w="3324" w:type="dxa"/>
             <w:vAlign w:val="center"/>
           </w:tcPr>
           <w:p>
@@ -37111,7 +37112,7 @@
         </w:tc>
         <w:tc>
           <w:tcPr>
-            <w:tcW w:w="1633" w:type="dxa"/>
+            <w:tcW w:w="1646" w:type="dxa"/>
             <w:vAlign w:val="center"/>
           </w:tcPr>
           <w:p>
@@ -37137,7 +37138,7 @@
         </w:trPr>
         <w:tc>
           <w:tcPr>
-            <w:tcW w:w="616" w:type="dxa"/>
+            <w:tcW w:w="621" w:type="dxa"/>
             <w:vAlign w:val="center"/>
           </w:tcPr>
           <w:p>
@@ -37156,7 +37157,7 @@
         </w:tc>
         <w:tc>
           <w:tcPr>
-            <w:tcW w:w="2682" w:type="dxa"/>
+            <w:tcW w:w="2446" w:type="dxa"/>
             <w:vAlign w:val="center"/>
           </w:tcPr>
           <w:p>
@@ -37175,7 +37176,7 @@
         </w:tc>
         <w:tc>
           <w:tcPr>
-            <w:tcW w:w="1264" w:type="dxa"/>
+            <w:tcW w:w="1317" w:type="dxa"/>
             <w:vAlign w:val="center"/>
           </w:tcPr>
           <w:p>
@@ -37195,7 +37196,7 @@
         </w:tc>
         <w:tc>
           <w:tcPr>
-            <w:tcW w:w="3159" w:type="dxa"/>
+            <w:tcW w:w="3324" w:type="dxa"/>
             <w:vAlign w:val="center"/>
           </w:tcPr>
           <w:p>
@@ -37253,7 +37254,7 @@
         </w:tc>
         <w:tc>
           <w:tcPr>
-            <w:tcW w:w="1633" w:type="dxa"/>
+            <w:tcW w:w="1646" w:type="dxa"/>
             <w:vAlign w:val="center"/>
           </w:tcPr>
           <w:p>
@@ -37278,7 +37279,7 @@
         </w:trPr>
         <w:tc>
           <w:tcPr>
-            <w:tcW w:w="616" w:type="dxa"/>
+            <w:tcW w:w="621" w:type="dxa"/>
             <w:vAlign w:val="center"/>
           </w:tcPr>
           <w:p>
@@ -37297,64 +37298,64 @@
         </w:tc>
         <w:tc>
           <w:tcPr>
-            <w:tcW w:w="2682" w:type="dxa"/>
-            <w:vAlign w:val="center"/>
-          </w:tcPr>
-          <w:p>
-            <w:pPr>
-              <w:pStyle w:val="Compact"/>
-              <w:spacing w:before="0" w:after="0" w:line="280" w:lineRule="exact"/>
-              <w:jc w:val="center"/>
-            </w:pPr>
-            <w:r>
-              <w:rPr>
-                <w:sz w:val="24"/>
-              </w:rPr>
-              <w:t>Опрос по платежеспособности и функциям (Кано)</w:t>
-            </w:r>
-          </w:p>
-        </w:tc>
-        <w:tc>
-          <w:tcPr>
-            <w:tcW w:w="1264" w:type="dxa"/>
-            <w:vAlign w:val="center"/>
-          </w:tcPr>
-          <w:p>
-            <w:pPr>
-              <w:pStyle w:val="Compact"/>
-              <w:spacing w:before="0" w:after="0" w:line="280" w:lineRule="exact"/>
-              <w:jc w:val="center"/>
-            </w:pPr>
-            <w:r>
-              <w:rPr>
-                <w:sz w:val="24"/>
-              </w:rPr>
-              <w:t>модель</w:t>
-            </w:r>
-          </w:p>
-        </w:tc>
-        <w:tc>
-          <w:tcPr>
-            <w:tcW w:w="3159" w:type="dxa"/>
-            <w:vAlign w:val="center"/>
-          </w:tcPr>
-          <w:p>
-            <w:pPr>
-              <w:pStyle w:val="Compact"/>
-              <w:spacing w:before="0" w:after="0" w:line="280" w:lineRule="exact"/>
-              <w:jc w:val="center"/>
-            </w:pPr>
-            <w:r>
-              <w:rPr>
-                <w:sz w:val="24"/>
-              </w:rPr>
-              <w:t>приняты модельные данные (приложение Г ЛР2-3 и ЛР5)</w:t>
-            </w:r>
-          </w:p>
-        </w:tc>
-        <w:tc>
-          <w:tcPr>
-            <w:tcW w:w="1633" w:type="dxa"/>
+            <w:tcW w:w="2446" w:type="dxa"/>
+            <w:vAlign w:val="center"/>
+          </w:tcPr>
+          <w:p>
+            <w:pPr>
+              <w:pStyle w:val="Compact"/>
+              <w:spacing w:before="0" w:after="0" w:line="280" w:lineRule="exact"/>
+              <w:jc w:val="center"/>
+            </w:pPr>
+            <w:r>
+              <w:rPr>
+                <w:sz w:val="24"/>
+              </w:rPr>
+              <w:t>Платежеспособность и функции (Кано)</w:t>
+            </w:r>
+          </w:p>
+        </w:tc>
+        <w:tc>
+          <w:tcPr>
+            <w:tcW w:w="1317" w:type="dxa"/>
+            <w:vAlign w:val="center"/>
+          </w:tcPr>
+          <w:p>
+            <w:pPr>
+              <w:pStyle w:val="Compact"/>
+              <w:spacing w:before="0" w:after="0" w:line="280" w:lineRule="exact"/>
+              <w:jc w:val="center"/>
+            </w:pPr>
+            <w:r>
+              <w:rPr>
+                <w:sz w:val="24"/>
+              </w:rPr>
+              <w:t>расчет</w:t>
+            </w:r>
+          </w:p>
+        </w:tc>
+        <w:tc>
+          <w:tcPr>
+            <w:tcW w:w="3324" w:type="dxa"/>
+            <w:vAlign w:val="center"/>
+          </w:tcPr>
+          <w:p>
+            <w:pPr>
+              <w:pStyle w:val="Compact"/>
+              <w:spacing w:before="0" w:after="0" w:line="280" w:lineRule="exact"/>
+              <w:jc w:val="center"/>
+            </w:pPr>
+            <w:r>
+              <w:rPr>
+                <w:sz w:val="24"/>
+              </w:rPr>
+              <w:t>приняты расчетные данные (приложение Г ЛР2-3 и ЛР5)</w:t>
+            </w:r>
+          </w:p>
+        </w:tc>
+        <w:tc>
+          <w:tcPr>
+            <w:tcW w:w="1646" w:type="dxa"/>
             <w:vAlign w:val="center"/>
           </w:tcPr>
           <w:p>
@@ -37379,7 +37380,7 @@
         </w:trPr>
         <w:tc>
           <w:tcPr>
-            <w:tcW w:w="616" w:type="dxa"/>
+            <w:tcW w:w="621" w:type="dxa"/>
             <w:vAlign w:val="center"/>
           </w:tcPr>
           <w:p>
@@ -37398,7 +37399,7 @@
         </w:tc>
         <w:tc>
           <w:tcPr>
-            <w:tcW w:w="2682" w:type="dxa"/>
+            <w:tcW w:w="2446" w:type="dxa"/>
             <w:vAlign w:val="center"/>
           </w:tcPr>
           <w:p>
@@ -37417,7 +37418,7 @@
         </w:tc>
         <w:tc>
           <w:tcPr>
-            <w:tcW w:w="1264" w:type="dxa"/>
+            <w:tcW w:w="1317" w:type="dxa"/>
             <w:vAlign w:val="center"/>
           </w:tcPr>
           <w:p>
@@ -37437,7 +37438,7 @@
         </w:tc>
         <w:tc>
           <w:tcPr>
-            <w:tcW w:w="3159" w:type="dxa"/>
+            <w:tcW w:w="3324" w:type="dxa"/>
             <w:vAlign w:val="center"/>
           </w:tcPr>
           <w:p>
@@ -37456,7 +37457,7 @@
         </w:tc>
         <w:tc>
           <w:tcPr>
-            <w:tcW w:w="1633" w:type="dxa"/>
+            <w:tcW w:w="1646" w:type="dxa"/>
             <w:vAlign w:val="center"/>
           </w:tcPr>
           <w:p>
@@ -37481,7 +37482,7 @@
         </w:trPr>
         <w:tc>
           <w:tcPr>
-            <w:tcW w:w="616" w:type="dxa"/>
+            <w:tcW w:w="621" w:type="dxa"/>
             <w:vAlign w:val="center"/>
           </w:tcPr>
           <w:p>
@@ -37500,7 +37501,7 @@
         </w:tc>
         <w:tc>
           <w:tcPr>
-            <w:tcW w:w="2682" w:type="dxa"/>
+            <w:tcW w:w="2446" w:type="dxa"/>
             <w:vAlign w:val="center"/>
           </w:tcPr>
           <w:p>
@@ -37526,45 +37527,45 @@
         </w:tc>
         <w:tc>
           <w:tcPr>
-            <w:tcW w:w="1264" w:type="dxa"/>
-            <w:vAlign w:val="center"/>
-          </w:tcPr>
-          <w:p>
-            <w:pPr>
-              <w:pStyle w:val="Compact"/>
-              <w:spacing w:before="0" w:after="0" w:line="280" w:lineRule="exact"/>
-              <w:jc w:val="center"/>
-            </w:pPr>
-            <w:r>
-              <w:rPr>
-                <w:sz w:val="24"/>
-              </w:rPr>
-              <w:t>модель</w:t>
-            </w:r>
-          </w:p>
-        </w:tc>
-        <w:tc>
-          <w:tcPr>
-            <w:tcW w:w="3159" w:type="dxa"/>
-            <w:vAlign w:val="center"/>
-          </w:tcPr>
-          <w:p>
-            <w:pPr>
-              <w:pStyle w:val="Compact"/>
-              <w:spacing w:before="0" w:after="0" w:line="280" w:lineRule="exact"/>
-              <w:jc w:val="center"/>
-            </w:pPr>
-            <w:r>
-              <w:rPr>
-                <w:sz w:val="24"/>
-              </w:rPr>
-              <w:t>приняты модельные замеры воронки (приложение Е, допущение Д-32)</w:t>
-            </w:r>
-          </w:p>
-        </w:tc>
-        <w:tc>
-          <w:tcPr>
-            <w:tcW w:w="1633" w:type="dxa"/>
+            <w:tcW w:w="1317" w:type="dxa"/>
+            <w:vAlign w:val="center"/>
+          </w:tcPr>
+          <w:p>
+            <w:pPr>
+              <w:pStyle w:val="Compact"/>
+              <w:spacing w:before="0" w:after="0" w:line="280" w:lineRule="exact"/>
+              <w:jc w:val="center"/>
+            </w:pPr>
+            <w:r>
+              <w:rPr>
+                <w:sz w:val="24"/>
+              </w:rPr>
+              <w:t>расчет</w:t>
+            </w:r>
+          </w:p>
+        </w:tc>
+        <w:tc>
+          <w:tcPr>
+            <w:tcW w:w="3324" w:type="dxa"/>
+            <w:vAlign w:val="center"/>
+          </w:tcPr>
+          <w:p>
+            <w:pPr>
+              <w:pStyle w:val="Compact"/>
+              <w:spacing w:before="0" w:after="0" w:line="280" w:lineRule="exact"/>
+              <w:jc w:val="center"/>
+            </w:pPr>
+            <w:r>
+              <w:rPr>
+                <w:sz w:val="24"/>
+              </w:rPr>
+              <w:t>приняты расчетные замеры воронки (приложение Е, допущение Д-32)</w:t>
+            </w:r>
+          </w:p>
+        </w:tc>
+        <w:tc>
+          <w:tcPr>
+            <w:tcW w:w="1646" w:type="dxa"/>
             <w:vAlign w:val="center"/>
           </w:tcPr>
           <w:p>
@@ -37589,7 +37590,7 @@
         </w:trPr>
         <w:tc>
           <w:tcPr>
-            <w:tcW w:w="616" w:type="dxa"/>
+            <w:tcW w:w="621" w:type="dxa"/>
             <w:vAlign w:val="center"/>
           </w:tcPr>
           <w:p>
@@ -37608,7 +37609,7 @@
         </w:tc>
         <w:tc>
           <w:tcPr>
-            <w:tcW w:w="2682" w:type="dxa"/>
+            <w:tcW w:w="2446" w:type="dxa"/>
             <w:vAlign w:val="center"/>
           </w:tcPr>
           <w:p>
@@ -37640,7 +37641,7 @@
         </w:tc>
         <w:tc>
           <w:tcPr>
-            <w:tcW w:w="1264" w:type="dxa"/>
+            <w:tcW w:w="1317" w:type="dxa"/>
             <w:vAlign w:val="center"/>
           </w:tcPr>
           <w:p>
@@ -37679,7 +37680,7 @@
         </w:tc>
         <w:tc>
           <w:tcPr>
-            <w:tcW w:w="3159" w:type="dxa"/>
+            <w:tcW w:w="3324" w:type="dxa"/>
             <w:vAlign w:val="center"/>
           </w:tcPr>
           <w:p>
@@ -37711,7 +37712,7 @@
         </w:tc>
         <w:tc>
           <w:tcPr>
-            <w:tcW w:w="1633" w:type="dxa"/>
+            <w:tcW w:w="1646" w:type="dxa"/>
             <w:vAlign w:val="center"/>
           </w:tcPr>
           <w:p>
@@ -37753,7 +37754,7 @@
         <w:jc w:val="center"/>
       </w:pPr>
       <w:bookmarkStart w:id="36" w:name="_6574ce6d3bdcb7786930e8390195aee2be99a58"/>
-      <w:bookmarkStart w:id="37" w:name="_Toc242018910"/>
+      <w:bookmarkStart w:id="37" w:name="_Toc242020308"/>
       <w:bookmarkEnd w:id="34"/>
       <w:r>
         <w:rPr>
@@ -38165,7 +38166,7 @@
         <w:jc w:val="center"/>
       </w:pPr>
       <w:bookmarkStart w:id="38" w:name="_9415338eb7aade5a81d9d1583f95cf4a5b310ea"/>
-      <w:bookmarkStart w:id="39" w:name="_Toc242018911"/>
+      <w:bookmarkStart w:id="39" w:name="_Toc242020309"/>
       <w:bookmarkEnd w:id="36"/>
       <w:r>
         <w:rPr>
@@ -40078,7 +40079,7 @@
         <w:jc w:val="center"/>
       </w:pPr>
       <w:bookmarkStart w:id="40" w:name="_21cff5e6573cc685eba2e5d01fbe1912356e1d7"/>
-      <w:bookmarkStart w:id="41" w:name="_Toc242018912"/>
+      <w:bookmarkStart w:id="41" w:name="_Toc242020310"/>
       <w:bookmarkEnd w:id="38"/>
       <w:r>
         <w:rPr>
@@ -40195,7 +40196,7 @@
           <w:sz w:val="28"/>
         </w:rPr>
         <w:drawing>
-          <wp:inline distT="0" distB="0" distL="0" distR="0" wp14:anchorId="08C15804" wp14:editId="7C5A3C15">
+          <wp:inline distT="0" distB="0" distL="0" distR="0" wp14:anchorId="3181824D" wp14:editId="507088E8">
             <wp:extent cx="5334000" cy="2375958"/>
             <wp:effectExtent l="0" t="0" r="0" b="0"/>
             <wp:docPr id="79" name="Picture"/>
@@ -40388,7 +40389,7 @@
           <w:sz w:val="28"/>
         </w:rPr>
         <w:drawing>
-          <wp:inline distT="0" distB="0" distL="0" distR="0" wp14:anchorId="2CBFFF65" wp14:editId="5CB592A4">
+          <wp:inline distT="0" distB="0" distL="0" distR="0" wp14:anchorId="08410A52" wp14:editId="42359DB1">
             <wp:extent cx="5334000" cy="2375958"/>
             <wp:effectExtent l="0" t="0" r="0" b="0"/>
             <wp:docPr id="82" name="Picture"/>
@@ -40563,7 +40564,7 @@
         </w:rPr>
         <w:lastRenderedPageBreak/>
         <w:drawing>
-          <wp:inline distT="0" distB="0" distL="0" distR="0" wp14:anchorId="3CC78C53" wp14:editId="4E5F1176">
+          <wp:inline distT="0" distB="0" distL="0" distR="0" wp14:anchorId="1DEF6818" wp14:editId="04791D91">
             <wp:extent cx="5334000" cy="2375958"/>
             <wp:effectExtent l="0" t="0" r="0" b="0"/>
             <wp:docPr id="85" name="Picture"/>
@@ -40789,7 +40790,7 @@
           <w:sz w:val="28"/>
         </w:rPr>
         <w:drawing>
-          <wp:inline distT="0" distB="0" distL="0" distR="0" wp14:anchorId="302DB662" wp14:editId="64BA9143">
+          <wp:inline distT="0" distB="0" distL="0" distR="0" wp14:anchorId="356FE3AC" wp14:editId="207E0677">
             <wp:extent cx="5334000" cy="2375958"/>
             <wp:effectExtent l="0" t="0" r="0" b="0"/>
             <wp:docPr id="88" name="Picture"/>
@@ -40970,7 +40971,7 @@
         </w:rPr>
         <w:lastRenderedPageBreak/>
         <w:drawing>
-          <wp:inline distT="0" distB="0" distL="0" distR="0" wp14:anchorId="64639200" wp14:editId="5AE501F5">
+          <wp:inline distT="0" distB="0" distL="0" distR="0" wp14:anchorId="1DCAD9ED" wp14:editId="0A1712A5">
             <wp:extent cx="5334000" cy="2375958"/>
             <wp:effectExtent l="0" t="0" r="0" b="0"/>
             <wp:docPr id="91" name="Picture"/>
@@ -41157,7 +41158,7 @@
           <w:sz w:val="28"/>
         </w:rPr>
         <w:drawing>
-          <wp:inline distT="0" distB="0" distL="0" distR="0" wp14:anchorId="1E890CCA" wp14:editId="0ABC73BC">
+          <wp:inline distT="0" distB="0" distL="0" distR="0" wp14:anchorId="32330A9A" wp14:editId="6B2A746F">
             <wp:extent cx="5334000" cy="2375958"/>
             <wp:effectExtent l="0" t="0" r="0" b="0"/>
             <wp:docPr id="94" name="Picture"/>
@@ -41391,7 +41392,7 @@
         </w:rPr>
         <w:lastRenderedPageBreak/>
         <w:drawing>
-          <wp:inline distT="0" distB="0" distL="0" distR="0" wp14:anchorId="7AB0984F" wp14:editId="63D0048F">
+          <wp:inline distT="0" distB="0" distL="0" distR="0" wp14:anchorId="56C1B2E5" wp14:editId="5FF8DCAC">
             <wp:extent cx="5334000" cy="2375958"/>
             <wp:effectExtent l="0" t="0" r="0" b="0"/>
             <wp:docPr id="97" name="Picture"/>
@@ -41559,7 +41560,7 @@
           <w:sz w:val="28"/>
         </w:rPr>
         <w:drawing>
-          <wp:inline distT="0" distB="0" distL="0" distR="0" wp14:anchorId="3E4BD783" wp14:editId="7E979633">
+          <wp:inline distT="0" distB="0" distL="0" distR="0" wp14:anchorId="69369862" wp14:editId="6E80E900">
             <wp:extent cx="5334000" cy="2375958"/>
             <wp:effectExtent l="0" t="0" r="0" b="0"/>
             <wp:docPr id="100" name="Picture"/>
@@ -41714,8 +41715,8 @@
         <w:spacing w:before="0" w:after="0" w:line="360" w:lineRule="exact"/>
         <w:jc w:val="center"/>
       </w:pPr>
-      <w:bookmarkStart w:id="42" w:name="_e580caf5f2a0052cd60a87b42295a622f26cf83"/>
-      <w:bookmarkStart w:id="43" w:name="_Toc242018913"/>
+      <w:bookmarkStart w:id="42" w:name="_7da00fd39389f432d2985c0e7afeaaeeb00c2a9"/>
+      <w:bookmarkStart w:id="43" w:name="_Toc242020311"/>
       <w:bookmarkEnd w:id="40"/>
       <w:r>
         <w:rPr>
@@ -41756,7 +41757,7 @@
           <w:b/>
           <w:sz w:val="28"/>
         </w:rPr>
-        <w:t xml:space="preserve">Модельные замеры </w:t>
+        <w:t xml:space="preserve">Расчет воронки </w:t>
       </w:r>
       <w:r>
         <w:rPr>
@@ -41765,6 +41766,13 @@
           <w:sz w:val="28"/>
         </w:rPr>
         <w:t>MVP</w:t>
+      </w:r>
+      <w:r>
+        <w:rPr>
+          <w:b/>
+          <w:sz w:val="28"/>
+        </w:rPr>
+        <w:t xml:space="preserve"> по сценарию</w:t>
       </w:r>
     </w:p>
     <w:p>
@@ -41776,35 +41784,28 @@
       </w:pPr>
       <w:r>
         <w:rPr>
+          <w:sz w:val="28"/>
+        </w:rPr>
+        <w:t>Воронка с 01.04.2027 по 30.09.2027 рассчитана по параметрам базового сценария ЛР2-3: визит - регистрация 4 %, регистрация - активация 60 %, активация - платящий около 8 %, платежи с 01.06.2027 (допущение Д-</w:t>
+      </w:r>
+      <w:r>
+        <w:rPr>
+          <w:sz w:val="28"/>
+        </w:rPr>
+        <w:t xml:space="preserve">32; расчет воспроизводится скриптом из папки 00_Общее/Расчетные_показатели, </w:t>
+      </w:r>
+      <w:r>
+        <w:rPr>
           <w:i/>
           <w:sz w:val="28"/>
         </w:rPr>
-        <w:t>MVP</w:t>
-      </w:r>
-      <w:r>
-        <w:rPr>
-          <w:sz w:val="28"/>
-        </w:rPr>
-        <w:t xml:space="preserve"> еще не написан, поэтому замеры воронки с 01.04.2027 по 30.09.2027 смоделированы (генератор и файлы - в папке 00_Общее/Модельные_данные, </w:t>
-      </w:r>
-      <w:r>
-        <w:rPr>
-          <w:i/>
-          <w:sz w:val="28"/>
-        </w:rPr>
         <w:t>seed</w:t>
       </w:r>
       <w:r>
         <w:rPr>
           <w:sz w:val="28"/>
         </w:rPr>
-        <w:t xml:space="preserve"> 20261004, допущение Д-32). Параметры соответствуют базовому сценарию ЛР</w:t>
-      </w:r>
-      <w:r>
-        <w:rPr>
-          <w:sz w:val="28"/>
-        </w:rPr>
-        <w:t>2-3: визит - регистрация 4 %, регистрация - активация 60 %, активация - платящий около 8 %, платежи с 01.06.2027. Это не измерения, а демонстрация того, как отчет о конверсиях выглядит и насколько цели чувствительны к разбросу.</w:t>
+        <w:t xml:space="preserve"> 20261004). Расчет показывает ожидаемую динамику конверсий и чувствительность целей проекта к разбросу параметров.</w:t>
       </w:r>
     </w:p>
     <w:p>
@@ -41818,13 +41819,13 @@
         <w:rPr>
           <w:sz w:val="28"/>
         </w:rPr>
-        <w:t>В таблице 31 представлено: м</w:t>
-      </w:r>
-      <w:r>
-        <w:rPr>
-          <w:sz w:val="28"/>
-        </w:rPr>
-        <w:t>одельные показатели воронки по месяцам.</w:t>
+        <w:t>В таблице 31 представлено: расчетные показатели воронки по ме</w:t>
+      </w:r>
+      <w:r>
+        <w:rPr>
+          <w:sz w:val="28"/>
+        </w:rPr>
+        <w:t>сяцам.</w:t>
       </w:r>
     </w:p>
     <w:p>
@@ -41837,7 +41838,7 @@
         <w:rPr>
           <w:sz w:val="28"/>
         </w:rPr>
-        <w:t>Таблица 31 – Модельные показатели воронки по месяцам</w:t>
+        <w:t>Таблица 31 – Расчетные показатели воронки по месяцам</w:t>
       </w:r>
     </w:p>
     <w:tbl>
@@ -42690,13 +42691,7 @@
         <w:rPr>
           <w:sz w:val="28"/>
         </w:rPr>
-        <w:t xml:space="preserve">За шесть месяцев модель дает 1 066 регистраций и 34 платящих; фактические конверсии: визит - регистрация 5,6 %, регистрация - платящий 4,1 %. Цель 300 регистраций достигнута, цель 50 </w:t>
-      </w:r>
-      <w:r>
-        <w:rPr>
-          <w:sz w:val="28"/>
-        </w:rPr>
-        <w:t>платящих не достигнута.</w:t>
+        <w:t>За шесть месяцев расчет дает 1 066 регистраций и 34 платящих; итоговые конверсии: визит - регистрация 5,6 %, регистрация - платящий 4,1 %. Цель 300 регистраций достигнута, цель 50 платящих не достигнута.</w:t>
       </w:r>
     </w:p>
     <w:p>
@@ -43089,7 +43084,7 @@
         <w:jc w:val="center"/>
       </w:pPr>
       <w:bookmarkStart w:id="44" w:name="_842467a5cac37707b6170e940cae61833a7b12c"/>
-      <w:bookmarkStart w:id="45" w:name="_Toc242018914"/>
+      <w:bookmarkStart w:id="45" w:name="_Toc242020312"/>
       <w:bookmarkEnd w:id="42"/>
       <w:r>
         <w:rPr>
@@ -44143,7 +44138,7 @@
   <w:abstractNum w:abstractNumId="0" w15:restartNumberingAfterBreak="0">
     <w:nsid w:val="0000A990"/>
     <w:multiLevelType w:val="multilevel"/>
-    <w:tmpl w:val="49187B42"/>
+    <w:tmpl w:val="D318C160"/>
     <w:lvl w:ilvl="0">
       <w:numFmt w:val="bullet"/>
       <w:lvlText w:val=" "/>
@@ -44220,7 +44215,7 @@
   <w:abstractNum w:abstractNumId="1" w15:restartNumberingAfterBreak="0">
     <w:nsid w:val="00A99411"/>
     <w:multiLevelType w:val="multilevel"/>
-    <w:tmpl w:val="390CDF52"/>
+    <w:tmpl w:val="39D409F4"/>
     <w:lvl w:ilvl="0">
       <w:start w:val="1"/>
       <w:numFmt w:val="decimal"/>
@@ -45698,7 +45693,7 @@
     <w:autoRedefine/>
     <w:uiPriority w:val="39"/>
     <w:unhideWhenUsed/>
-    <w:rsid w:val="0071671C"/>
+    <w:rsid w:val="008903F5"/>
     <w:pPr>
       <w:spacing w:after="100"/>
     </w:pPr>
@@ -45710,7 +45705,7 @@
     <w:autoRedefine/>
     <w:uiPriority w:val="39"/>
     <w:unhideWhenUsed/>
-    <w:rsid w:val="0071671C"/>
+    <w:rsid w:val="008903F5"/>
     <w:pPr>
       <w:spacing w:after="100"/>
       <w:ind w:left="240"/>

--- a/ЛР6_ЦП_Канвас_сценарии_релизы/ОТЧЕТ_ЛР6_TableMind.docx
+++ b/ЛР6_ЦП_Канвас_сценарии_релизы/ОТЧЕТ_ЛР6_TableMind.docx
@@ -204,7 +204,7 @@
       <w:r>
         <w:fldChar w:fldCharType="separate"/>
       </w:r>
-      <w:hyperlink w:anchor="_Toc242313942" w:history="1">
+      <w:hyperlink w:anchor="_Toc242338617" w:history="1">
         <w:r>
           <w:rPr>
             <w:rStyle w:val="af"/>
@@ -232,7 +232,7 @@
             <w:noProof/>
             <w:webHidden/>
           </w:rPr>
-          <w:instrText xml:space="preserve"> PAGEREF _Toc242313942 \h </w:instrText>
+          <w:instrText xml:space="preserve"> PAGEREF _Toc242338617 \h </w:instrText>
         </w:r>
         <w:r>
           <w:rPr>
@@ -279,7 +279,7 @@
           <w14:ligatures w14:val="standardContextual"/>
         </w:rPr>
       </w:pPr>
-      <w:hyperlink w:anchor="_Toc242313943" w:history="1">
+      <w:hyperlink w:anchor="_Toc242338618" w:history="1">
         <w:r>
           <w:rPr>
             <w:rStyle w:val="af"/>
@@ -307,7 +307,7 @@
             <w:noProof/>
             <w:webHidden/>
           </w:rPr>
-          <w:instrText xml:space="preserve"> PAGEREF _Toc242313943 \h </w:instrText>
+          <w:instrText xml:space="preserve"> PAGEREF _Toc242338618 \h </w:instrText>
         </w:r>
         <w:r>
           <w:rPr>
@@ -354,7 +354,7 @@
           <w14:ligatures w14:val="standardContextual"/>
         </w:rPr>
       </w:pPr>
-      <w:hyperlink w:anchor="_Toc242313944" w:history="1">
+      <w:hyperlink w:anchor="_Toc242338619" w:history="1">
         <w:r>
           <w:rPr>
             <w:rStyle w:val="af"/>
@@ -382,7 +382,7 @@
             <w:noProof/>
             <w:webHidden/>
           </w:rPr>
-          <w:instrText xml:space="preserve"> PAGEREF _Toc242313944 \h </w:instrText>
+          <w:instrText xml:space="preserve"> PAGEREF _Toc242338619 \h </w:instrText>
         </w:r>
         <w:r>
           <w:rPr>
@@ -429,7 +429,7 @@
           <w14:ligatures w14:val="standardContextual"/>
         </w:rPr>
       </w:pPr>
-      <w:hyperlink w:anchor="_Toc242313945" w:history="1">
+      <w:hyperlink w:anchor="_Toc242338620" w:history="1">
         <w:r>
           <w:rPr>
             <w:rStyle w:val="af"/>
@@ -457,7 +457,7 @@
             <w:noProof/>
             <w:webHidden/>
           </w:rPr>
-          <w:instrText xml:space="preserve"> PAGEREF _Toc242313945 \h </w:instrText>
+          <w:instrText xml:space="preserve"> PAGEREF _Toc242338620 \h </w:instrText>
         </w:r>
         <w:r>
           <w:rPr>
@@ -504,7 +504,7 @@
           <w14:ligatures w14:val="standardContextual"/>
         </w:rPr>
       </w:pPr>
-      <w:hyperlink w:anchor="_Toc242313946" w:history="1">
+      <w:hyperlink w:anchor="_Toc242338621" w:history="1">
         <w:r>
           <w:rPr>
             <w:rStyle w:val="af"/>
@@ -532,7 +532,7 @@
             <w:noProof/>
             <w:webHidden/>
           </w:rPr>
-          <w:instrText xml:space="preserve"> PAGEREF _Toc242313946 \h </w:instrText>
+          <w:instrText xml:space="preserve"> PAGEREF _Toc242338621 \h </w:instrText>
         </w:r>
         <w:r>
           <w:rPr>
@@ -579,7 +579,7 @@
           <w14:ligatures w14:val="standardContextual"/>
         </w:rPr>
       </w:pPr>
-      <w:hyperlink w:anchor="_Toc242313947" w:history="1">
+      <w:hyperlink w:anchor="_Toc242338622" w:history="1">
         <w:r>
           <w:rPr>
             <w:rStyle w:val="af"/>
@@ -607,7 +607,7 @@
             <w:noProof/>
             <w:webHidden/>
           </w:rPr>
-          <w:instrText xml:space="preserve"> PAGEREF _Toc242313947 \h </w:instrText>
+          <w:instrText xml:space="preserve"> PAGEREF _Toc242338622 \h </w:instrText>
         </w:r>
         <w:r>
           <w:rPr>
@@ -654,7 +654,7 @@
           <w14:ligatures w14:val="standardContextual"/>
         </w:rPr>
       </w:pPr>
-      <w:hyperlink w:anchor="_Toc242313948" w:history="1">
+      <w:hyperlink w:anchor="_Toc242338623" w:history="1">
         <w:r>
           <w:rPr>
             <w:rStyle w:val="af"/>
@@ -682,7 +682,7 @@
             <w:noProof/>
             <w:webHidden/>
           </w:rPr>
-          <w:instrText xml:space="preserve"> PAGEREF _Toc242313948 \h </w:instrText>
+          <w:instrText xml:space="preserve"> PAGEREF _Toc242338623 \h </w:instrText>
         </w:r>
         <w:r>
           <w:rPr>
@@ -729,7 +729,7 @@
           <w14:ligatures w14:val="standardContextual"/>
         </w:rPr>
       </w:pPr>
-      <w:hyperlink w:anchor="_Toc242313949" w:history="1">
+      <w:hyperlink w:anchor="_Toc242338624" w:history="1">
         <w:r>
           <w:rPr>
             <w:rStyle w:val="af"/>
@@ -757,7 +757,7 @@
             <w:noProof/>
             <w:webHidden/>
           </w:rPr>
-          <w:instrText xml:space="preserve"> PAGEREF _Toc242313949 \h </w:instrText>
+          <w:instrText xml:space="preserve"> PAGEREF _Toc242338624 \h </w:instrText>
         </w:r>
         <w:r>
           <w:rPr>
@@ -804,7 +804,7 @@
           <w14:ligatures w14:val="standardContextual"/>
         </w:rPr>
       </w:pPr>
-      <w:hyperlink w:anchor="_Toc242313950" w:history="1">
+      <w:hyperlink w:anchor="_Toc242338625" w:history="1">
         <w:r>
           <w:rPr>
             <w:rStyle w:val="af"/>
@@ -832,7 +832,7 @@
             <w:noProof/>
             <w:webHidden/>
           </w:rPr>
-          <w:instrText xml:space="preserve"> PAGEREF _Toc242313950 \h </w:instrText>
+          <w:instrText xml:space="preserve"> PAGEREF _Toc242338625 \h </w:instrText>
         </w:r>
         <w:r>
           <w:rPr>
@@ -879,7 +879,7 @@
           <w14:ligatures w14:val="standardContextual"/>
         </w:rPr>
       </w:pPr>
-      <w:hyperlink w:anchor="_Toc242313951" w:history="1">
+      <w:hyperlink w:anchor="_Toc242338626" w:history="1">
         <w:r>
           <w:rPr>
             <w:rStyle w:val="af"/>
@@ -907,7 +907,7 @@
             <w:noProof/>
             <w:webHidden/>
           </w:rPr>
-          <w:instrText xml:space="preserve"> PAGEREF _Toc242313951 \h </w:instrText>
+          <w:instrText xml:space="preserve"> PAGEREF _Toc242338626 \h </w:instrText>
         </w:r>
         <w:r>
           <w:rPr>
@@ -954,7 +954,7 @@
           <w14:ligatures w14:val="standardContextual"/>
         </w:rPr>
       </w:pPr>
-      <w:hyperlink w:anchor="_Toc242313952" w:history="1">
+      <w:hyperlink w:anchor="_Toc242338627" w:history="1">
         <w:r>
           <w:rPr>
             <w:rStyle w:val="af"/>
@@ -982,7 +982,7 @@
             <w:noProof/>
             <w:webHidden/>
           </w:rPr>
-          <w:instrText xml:space="preserve"> PAGEREF _Toc242313952 \h </w:instrText>
+          <w:instrText xml:space="preserve"> PAGEREF _Toc242338627 \h </w:instrText>
         </w:r>
         <w:r>
           <w:rPr>
@@ -1029,7 +1029,7 @@
           <w14:ligatures w14:val="standardContextual"/>
         </w:rPr>
       </w:pPr>
-      <w:hyperlink w:anchor="_Toc242313953" w:history="1">
+      <w:hyperlink w:anchor="_Toc242338628" w:history="1">
         <w:r>
           <w:rPr>
             <w:rStyle w:val="af"/>
@@ -1057,7 +1057,7 @@
             <w:noProof/>
             <w:webHidden/>
           </w:rPr>
-          <w:instrText xml:space="preserve"> PAGEREF _Toc242313953 \h </w:instrText>
+          <w:instrText xml:space="preserve"> PAGEREF _Toc242338628 \h </w:instrText>
         </w:r>
         <w:r>
           <w:rPr>
@@ -1104,7 +1104,7 @@
           <w14:ligatures w14:val="standardContextual"/>
         </w:rPr>
       </w:pPr>
-      <w:hyperlink w:anchor="_Toc242313954" w:history="1">
+      <w:hyperlink w:anchor="_Toc242338629" w:history="1">
         <w:r>
           <w:rPr>
             <w:rStyle w:val="af"/>
@@ -1132,7 +1132,7 @@
             <w:noProof/>
             <w:webHidden/>
           </w:rPr>
-          <w:instrText xml:space="preserve"> PAGEREF _Toc242313954 \h </w:instrText>
+          <w:instrText xml:space="preserve"> PAGEREF _Toc242338629 \h </w:instrText>
         </w:r>
         <w:r>
           <w:rPr>
@@ -1179,7 +1179,7 @@
           <w14:ligatures w14:val="standardContextual"/>
         </w:rPr>
       </w:pPr>
-      <w:hyperlink w:anchor="_Toc242313955" w:history="1">
+      <w:hyperlink w:anchor="_Toc242338630" w:history="1">
         <w:r>
           <w:rPr>
             <w:rStyle w:val="af"/>
@@ -1207,7 +1207,7 @@
             <w:noProof/>
             <w:webHidden/>
           </w:rPr>
-          <w:instrText xml:space="preserve"> PAGEREF _Toc242313955 \h </w:instrText>
+          <w:instrText xml:space="preserve"> PAGEREF _Toc242338630 \h </w:instrText>
         </w:r>
         <w:r>
           <w:rPr>
@@ -1254,7 +1254,7 @@
           <w14:ligatures w14:val="standardContextual"/>
         </w:rPr>
       </w:pPr>
-      <w:hyperlink w:anchor="_Toc242313956" w:history="1">
+      <w:hyperlink w:anchor="_Toc242338631" w:history="1">
         <w:r>
           <w:rPr>
             <w:rStyle w:val="af"/>
@@ -1282,7 +1282,7 @@
             <w:noProof/>
             <w:webHidden/>
           </w:rPr>
-          <w:instrText xml:space="preserve"> PAGEREF _Toc242313956 \h </w:instrText>
+          <w:instrText xml:space="preserve"> PAGEREF _Toc242338631 \h </w:instrText>
         </w:r>
         <w:r>
           <w:rPr>
@@ -1329,7 +1329,7 @@
           <w14:ligatures w14:val="standardContextual"/>
         </w:rPr>
       </w:pPr>
-      <w:hyperlink w:anchor="_Toc242313957" w:history="1">
+      <w:hyperlink w:anchor="_Toc242338632" w:history="1">
         <w:r>
           <w:rPr>
             <w:rStyle w:val="af"/>
@@ -1357,7 +1357,7 @@
             <w:noProof/>
             <w:webHidden/>
           </w:rPr>
-          <w:instrText xml:space="preserve"> PAGEREF _Toc242313957 \h </w:instrText>
+          <w:instrText xml:space="preserve"> PAGEREF _Toc242338632 \h </w:instrText>
         </w:r>
         <w:r>
           <w:rPr>
@@ -1404,7 +1404,7 @@
           <w14:ligatures w14:val="standardContextual"/>
         </w:rPr>
       </w:pPr>
-      <w:hyperlink w:anchor="_Toc242313958" w:history="1">
+      <w:hyperlink w:anchor="_Toc242338633" w:history="1">
         <w:r>
           <w:rPr>
             <w:rStyle w:val="af"/>
@@ -1432,7 +1432,7 @@
             <w:noProof/>
             <w:webHidden/>
           </w:rPr>
-          <w:instrText xml:space="preserve"> PAGEREF _Toc242313958 \h </w:instrText>
+          <w:instrText xml:space="preserve"> PAGEREF _Toc242338633 \h </w:instrText>
         </w:r>
         <w:r>
           <w:rPr>
@@ -1479,7 +1479,7 @@
           <w14:ligatures w14:val="standardContextual"/>
         </w:rPr>
       </w:pPr>
-      <w:hyperlink w:anchor="_Toc242313959" w:history="1">
+      <w:hyperlink w:anchor="_Toc242338634" w:history="1">
         <w:r>
           <w:rPr>
             <w:rStyle w:val="af"/>
@@ -1507,7 +1507,7 @@
             <w:noProof/>
             <w:webHidden/>
           </w:rPr>
-          <w:instrText xml:space="preserve"> PAGEREF _Toc242313959 \h </w:instrText>
+          <w:instrText xml:space="preserve"> PAGEREF _Toc242338634 \h </w:instrText>
         </w:r>
         <w:r>
           <w:rPr>
@@ -1554,7 +1554,7 @@
           <w14:ligatures w14:val="standardContextual"/>
         </w:rPr>
       </w:pPr>
-      <w:hyperlink w:anchor="_Toc242313960" w:history="1">
+      <w:hyperlink w:anchor="_Toc242338635" w:history="1">
         <w:r>
           <w:rPr>
             <w:rStyle w:val="af"/>
@@ -1582,7 +1582,7 @@
             <w:noProof/>
             <w:webHidden/>
           </w:rPr>
-          <w:instrText xml:space="preserve"> PAGEREF _Toc242313960 \h </w:instrText>
+          <w:instrText xml:space="preserve"> PAGEREF _Toc242338635 \h </w:instrText>
         </w:r>
         <w:r>
           <w:rPr>
@@ -1629,7 +1629,7 @@
           <w14:ligatures w14:val="standardContextual"/>
         </w:rPr>
       </w:pPr>
-      <w:hyperlink w:anchor="_Toc242313961" w:history="1">
+      <w:hyperlink w:anchor="_Toc242338636" w:history="1">
         <w:r>
           <w:rPr>
             <w:rStyle w:val="af"/>
@@ -1657,7 +1657,7 @@
             <w:noProof/>
             <w:webHidden/>
           </w:rPr>
-          <w:instrText xml:space="preserve"> PAGEREF _Toc242313961 \h </w:instrText>
+          <w:instrText xml:space="preserve"> PAGEREF _Toc242338636 \h </w:instrText>
         </w:r>
         <w:r>
           <w:rPr>
@@ -1703,7 +1703,7 @@
         <w:spacing w:before="0" w:after="360" w:line="360" w:lineRule="exact"/>
         <w:ind w:firstLine="709"/>
       </w:pPr>
-      <w:bookmarkStart w:id="1" w:name="_Toc242313942"/>
+      <w:bookmarkStart w:id="1" w:name="_Toc242338617"/>
       <w:r>
         <w:rPr>
           <w:b/>
@@ -1773,7 +1773,7 @@
         <w:ind w:firstLine="709"/>
       </w:pPr>
       <w:bookmarkStart w:id="2" w:name="_b608aa976fc82a0faaf3b83f58c735968afd03b"/>
-      <w:bookmarkStart w:id="3" w:name="_Toc242313943"/>
+      <w:bookmarkStart w:id="3" w:name="_Toc242338618"/>
       <w:bookmarkEnd w:id="0"/>
       <w:r>
         <w:rPr>
@@ -1821,7 +1821,7 @@
         <w:ind w:firstLine="709"/>
       </w:pPr>
       <w:bookmarkStart w:id="4" w:name="_ce8c8db2bd1f021f701413a98bce88b0dc0ff35"/>
-      <w:bookmarkStart w:id="5" w:name="_Toc242313944"/>
+      <w:bookmarkStart w:id="5" w:name="_Toc242338619"/>
       <w:r>
         <w:rPr>
           <w:b/>
@@ -1907,7 +1907,6 @@
             </w:pPr>
             <w:r>
               <w:rPr>
-                <w:b/>
                 <w:i/>
                 <w:sz w:val="24"/>
               </w:rPr>
@@ -1929,7 +1928,6 @@
             </w:pPr>
             <w:r>
               <w:rPr>
-                <w:b/>
                 <w:sz w:val="24"/>
               </w:rPr>
               <w:t>Тип</w:t>
@@ -1950,7 +1948,6 @@
             </w:pPr>
             <w:r>
               <w:rPr>
-                <w:b/>
                 <w:sz w:val="24"/>
               </w:rPr>
               <w:t>Объект</w:t>
@@ -1971,7 +1968,6 @@
             </w:pPr>
             <w:r>
               <w:rPr>
-                <w:b/>
                 <w:sz w:val="24"/>
               </w:rPr>
               <w:t>Факт</w:t>
@@ -1992,7 +1988,6 @@
             </w:pPr>
             <w:r>
               <w:rPr>
-                <w:b/>
                 <w:sz w:val="24"/>
               </w:rPr>
               <w:t>Достоверность</w:t>
@@ -2062,7 +2057,7 @@
               <w:rPr>
                 <w:sz w:val="24"/>
               </w:rPr>
-              <w:t xml:space="preserve">запросы о таблицах </w:t>
+              <w:t xml:space="preserve">Запросы о таблицах </w:t>
             </w:r>
             <w:r>
               <w:rPr>
@@ -2186,7 +2181,7 @@
               <w:rPr>
                 <w:sz w:val="24"/>
               </w:rPr>
-              <w:t>рынок</w:t>
+              <w:t>Рынок</w:t>
             </w:r>
           </w:p>
         </w:tc>
@@ -3192,7 +3187,7 @@
               <w:rPr>
                 <w:sz w:val="24"/>
               </w:rPr>
-              <w:t xml:space="preserve">формулы </w:t>
+              <w:t xml:space="preserve">Формулы </w:t>
             </w:r>
             <w:r>
               <w:rPr>
@@ -3354,7 +3349,7 @@
               <w:rPr>
                 <w:sz w:val="24"/>
               </w:rPr>
-              <w:t>концепция</w:t>
+              <w:t>Концепция</w:t>
             </w:r>
           </w:p>
         </w:tc>
@@ -3780,7 +3775,7 @@
               <w:rPr>
                 <w:sz w:val="24"/>
               </w:rPr>
-              <w:t>цифровой товар</w:t>
+              <w:t>Цифровой товар</w:t>
             </w:r>
           </w:p>
         </w:tc>
@@ -3855,7 +3850,7 @@
         <w:ind w:firstLine="709"/>
       </w:pPr>
       <w:bookmarkStart w:id="6" w:name="_d6b1e0606ccffbfea524c7b8890d7424ae6ef8d"/>
-      <w:bookmarkStart w:id="7" w:name="_Toc242313945"/>
+      <w:bookmarkStart w:id="7" w:name="_Toc242338620"/>
       <w:bookmarkEnd w:id="4"/>
       <w:r>
         <w:rPr>
@@ -3941,7 +3936,6 @@
             </w:pPr>
             <w:r>
               <w:rPr>
-                <w:b/>
                 <w:i/>
                 <w:sz w:val="24"/>
               </w:rPr>
@@ -3963,7 +3957,6 @@
             </w:pPr>
             <w:r>
               <w:rPr>
-                <w:b/>
                 <w:sz w:val="24"/>
               </w:rPr>
               <w:t>Проблема</w:t>
@@ -3984,7 +3977,6 @@
             </w:pPr>
             <w:r>
               <w:rPr>
-                <w:b/>
                 <w:sz w:val="24"/>
               </w:rPr>
               <w:t>Индекс</w:t>
@@ -4005,7 +3997,6 @@
             </w:pPr>
             <w:r>
               <w:rPr>
-                <w:b/>
                 <w:sz w:val="24"/>
               </w:rPr>
               <w:t>Приоритет</w:t>
@@ -4627,7 +4618,6 @@
             </w:pPr>
             <w:r>
               <w:rPr>
-                <w:b/>
                 <w:sz w:val="24"/>
               </w:rPr>
               <w:t>Конкурент</w:t>
@@ -4648,7 +4638,6 @@
             </w:pPr>
             <w:r>
               <w:rPr>
-                <w:b/>
                 <w:sz w:val="24"/>
               </w:rPr>
               <w:t>Проблема</w:t>
@@ -4669,7 +4658,6 @@
             </w:pPr>
             <w:r>
               <w:rPr>
-                <w:b/>
                 <w:sz w:val="24"/>
               </w:rPr>
               <w:t>Как решает</w:t>
@@ -4690,7 +4678,6 @@
             </w:pPr>
             <w:r>
               <w:rPr>
-                <w:b/>
                 <w:sz w:val="24"/>
               </w:rPr>
               <w:t>Покрытие (1-5)</w:t>
@@ -6036,7 +6023,6 @@
             </w:pPr>
             <w:r>
               <w:rPr>
-                <w:b/>
                 <w:i/>
                 <w:sz w:val="24"/>
               </w:rPr>
@@ -6058,7 +6044,6 @@
             </w:pPr>
             <w:r>
               <w:rPr>
-                <w:b/>
                 <w:sz w:val="24"/>
               </w:rPr>
               <w:t>Проблема</w:t>
@@ -6079,7 +6064,6 @@
             </w:pPr>
             <w:r>
               <w:rPr>
-                <w:b/>
                 <w:sz w:val="24"/>
               </w:rPr>
               <w:t>Формулировка</w:t>
@@ -6100,7 +6084,6 @@
             </w:pPr>
             <w:r>
               <w:rPr>
-                <w:b/>
                 <w:sz w:val="24"/>
               </w:rPr>
               <w:t>Индекс</w:t>
@@ -6121,7 +6104,6 @@
             </w:pPr>
             <w:r>
               <w:rPr>
-                <w:b/>
                 <w:sz w:val="24"/>
               </w:rPr>
               <w:t>Статус</w:t>
@@ -6772,7 +6754,6 @@
             </w:pPr>
             <w:r>
               <w:rPr>
-                <w:b/>
                 <w:i/>
                 <w:sz w:val="24"/>
               </w:rPr>
@@ -6794,7 +6775,6 @@
             </w:pPr>
             <w:r>
               <w:rPr>
-                <w:b/>
                 <w:sz w:val="24"/>
               </w:rPr>
               <w:t>Товар</w:t>
@@ -6815,7 +6795,6 @@
             </w:pPr>
             <w:r>
               <w:rPr>
-                <w:b/>
                 <w:sz w:val="24"/>
               </w:rPr>
               <w:t>Тип</w:t>
@@ -6836,7 +6815,6 @@
             </w:pPr>
             <w:r>
               <w:rPr>
-                <w:b/>
                 <w:sz w:val="24"/>
               </w:rPr>
               <w:t>Полнота описания</w:t>
@@ -6857,7 +6835,6 @@
             </w:pPr>
             <w:r>
               <w:rPr>
-                <w:b/>
                 <w:sz w:val="24"/>
               </w:rPr>
               <w:t>Статус описания</w:t>
@@ -7345,7 +7322,6 @@
             </w:pPr>
             <w:r>
               <w:rPr>
-                <w:b/>
                 <w:i/>
                 <w:sz w:val="24"/>
               </w:rPr>
@@ -7367,7 +7343,6 @@
             </w:pPr>
             <w:r>
               <w:rPr>
-                <w:b/>
                 <w:sz w:val="24"/>
               </w:rPr>
               <w:t>Единица</w:t>
@@ -7388,14 +7363,12 @@
             </w:pPr>
             <w:r>
               <w:rPr>
-                <w:b/>
                 <w:sz w:val="24"/>
               </w:rPr>
               <w:t xml:space="preserve">Цена, </w:t>
             </w:r>
             <w:r>
               <w:rPr>
-                <w:b/>
                 <w:i/>
                 <w:sz w:val="24"/>
               </w:rPr>
@@ -7417,7 +7390,6 @@
             </w:pPr>
             <w:r>
               <w:rPr>
-                <w:b/>
                 <w:sz w:val="24"/>
               </w:rPr>
               <w:t>Единиц в месяц</w:t>
@@ -7438,7 +7410,6 @@
             </w:pPr>
             <w:r>
               <w:rPr>
-                <w:b/>
                 <w:sz w:val="24"/>
               </w:rPr>
               <w:t>Потенциал</w:t>
@@ -7459,7 +7430,6 @@
             </w:pPr>
             <w:r>
               <w:rPr>
-                <w:b/>
                 <w:sz w:val="24"/>
               </w:rPr>
               <w:t>Статус описания</w:t>
@@ -7986,7 +7956,6 @@
             </w:pPr>
             <w:r>
               <w:rPr>
-                <w:b/>
                 <w:i/>
                 <w:sz w:val="24"/>
               </w:rPr>
@@ -8008,7 +7977,6 @@
             </w:pPr>
             <w:r>
               <w:rPr>
-                <w:b/>
                 <w:sz w:val="24"/>
               </w:rPr>
               <w:t>Индекс связности</w:t>
@@ -8029,7 +7997,6 @@
             </w:pPr>
             <w:r>
               <w:rPr>
-                <w:b/>
                 <w:sz w:val="24"/>
               </w:rPr>
               <w:t>Решение</w:t>
@@ -8050,7 +8017,6 @@
             </w:pPr>
             <w:r>
               <w:rPr>
-                <w:b/>
                 <w:sz w:val="24"/>
               </w:rPr>
               <w:t>Главный разрыв</w:t>
@@ -8433,7 +8399,7 @@
         <w:ind w:firstLine="709"/>
       </w:pPr>
       <w:bookmarkStart w:id="8" w:name="_7b60cb03201c02c98ad01f5cee41d479977e884"/>
-      <w:bookmarkStart w:id="9" w:name="_Toc242313946"/>
+      <w:bookmarkStart w:id="9" w:name="_Toc242338621"/>
       <w:bookmarkEnd w:id="6"/>
       <w:r>
         <w:rPr>
@@ -8622,7 +8588,6 @@
             </w:pPr>
             <w:r>
               <w:rPr>
-                <w:b/>
                 <w:sz w:val="24"/>
               </w:rPr>
               <w:t>Блок</w:t>
@@ -8643,7 +8608,6 @@
             </w:pPr>
             <w:r>
               <w:rPr>
-                <w:b/>
                 <w:sz w:val="24"/>
               </w:rPr>
               <w:t>Достоверность</w:t>
@@ -8664,7 +8628,6 @@
             </w:pPr>
             <w:r>
               <w:rPr>
-                <w:b/>
                 <w:sz w:val="24"/>
               </w:rPr>
               <w:t>Полнота</w:t>
@@ -8685,7 +8648,6 @@
             </w:pPr>
             <w:r>
               <w:rPr>
-                <w:b/>
                 <w:sz w:val="24"/>
               </w:rPr>
               <w:t>Риск</w:t>
@@ -8706,7 +8668,6 @@
             </w:pPr>
             <w:r>
               <w:rPr>
-                <w:b/>
                 <w:sz w:val="24"/>
               </w:rPr>
               <w:t>Статус</w:t>
@@ -9713,7 +9674,6 @@
             </w:pPr>
             <w:r>
               <w:rPr>
-                <w:b/>
                 <w:sz w:val="24"/>
               </w:rPr>
               <w:t>Сегмент</w:t>
@@ -9734,7 +9694,6 @@
             </w:pPr>
             <w:r>
               <w:rPr>
-                <w:b/>
                 <w:sz w:val="24"/>
               </w:rPr>
               <w:t>Индекс</w:t>
@@ -9755,7 +9714,6 @@
             </w:pPr>
             <w:r>
               <w:rPr>
-                <w:b/>
                 <w:sz w:val="24"/>
               </w:rPr>
               <w: